--- a/docs/guides/Delphi App Translation Studio User Guide.docx
+++ b/docs/guides/Delphi App Translation Studio User Guide.docx
@@ -28,7 +28,7 @@
           <w:noProof/>
         </w:rPr>
         <w:drawing>
-          <wp:inline distT="0" distB="0" distL="0" distR="0" wp14:anchorId="76AB8C5E" wp14:editId="2E34E6E3">
+          <wp:inline distT="0" distB="0" distL="0" distR="0" wp14:anchorId="1EB50142" wp14:editId="20FE1366">
             <wp:extent cx="1371600" cy="1371600"/>
             <wp:effectExtent l="0" t="0" r="0" b="0"/>
             <wp:docPr id="1" name="Picture 1"/>
@@ -181,7 +181,7 @@
       <w:pPr>
         <w:pStyle w:val="Heading1"/>
       </w:pPr>
-      <w:bookmarkStart w:id="0" w:name="_Toc236945405"/>
+      <w:bookmarkStart w:id="0" w:name="_Toc236948107"/>
       <w:r>
         <w:lastRenderedPageBreak/>
         <w:t>Table of Contents</w:t>
@@ -207,7 +207,7 @@
       <w:r>
         <w:fldChar w:fldCharType="separate"/>
       </w:r>
-      <w:hyperlink w:anchor="_Toc236945405" w:history="1">
+      <w:hyperlink w:anchor="_Toc236948107" w:history="1">
         <w:r>
           <w:rPr>
             <w:rStyle w:val="Hyperlink"/>
@@ -234,7 +234,7 @@
             <w:noProof/>
             <w:webHidden/>
           </w:rPr>
-          <w:instrText xml:space="preserve"> PAGEREF _Toc236945405 \h </w:instrText>
+          <w:instrText xml:space="preserve"> PAGEREF _Toc236948107 \h </w:instrText>
         </w:r>
         <w:r>
           <w:rPr>
@@ -275,7 +275,7 @@
           <w:noProof/>
         </w:rPr>
       </w:pPr>
-      <w:hyperlink w:anchor="_Toc236945406" w:history="1">
+      <w:hyperlink w:anchor="_Toc236948108" w:history="1">
         <w:r>
           <w:rPr>
             <w:rStyle w:val="Hyperlink"/>
@@ -302,7 +302,7 @@
             <w:noProof/>
             <w:webHidden/>
           </w:rPr>
-          <w:instrText xml:space="preserve"> PAGEREF _Toc236945406 \h </w:instrText>
+          <w:instrText xml:space="preserve"> PAGEREF _Toc236948108 \h </w:instrText>
         </w:r>
         <w:r>
           <w:rPr>
@@ -343,7 +343,7 @@
           <w:noProof/>
         </w:rPr>
       </w:pPr>
-      <w:hyperlink w:anchor="_Toc236945407" w:history="1">
+      <w:hyperlink w:anchor="_Toc236948109" w:history="1">
         <w:r>
           <w:rPr>
             <w:rStyle w:val="Hyperlink"/>
@@ -370,7 +370,7 @@
             <w:noProof/>
             <w:webHidden/>
           </w:rPr>
-          <w:instrText xml:space="preserve"> PAGEREF _Toc236945407 \h </w:instrText>
+          <w:instrText xml:space="preserve"> PAGEREF _Toc236948109 \h </w:instrText>
         </w:r>
         <w:r>
           <w:rPr>
@@ -411,7 +411,7 @@
           <w:noProof/>
         </w:rPr>
       </w:pPr>
-      <w:hyperlink w:anchor="_Toc236945408" w:history="1">
+      <w:hyperlink w:anchor="_Toc236948110" w:history="1">
         <w:r>
           <w:rPr>
             <w:rStyle w:val="Hyperlink"/>
@@ -438,7 +438,7 @@
             <w:noProof/>
             <w:webHidden/>
           </w:rPr>
-          <w:instrText xml:space="preserve"> PAGEREF _Toc236945408 \h </w:instrText>
+          <w:instrText xml:space="preserve"> PAGEREF _Toc236948110 \h </w:instrText>
         </w:r>
         <w:r>
           <w:rPr>
@@ -479,7 +479,7 @@
           <w:noProof/>
         </w:rPr>
       </w:pPr>
-      <w:hyperlink w:anchor="_Toc236945409" w:history="1">
+      <w:hyperlink w:anchor="_Toc236948111" w:history="1">
         <w:r>
           <w:rPr>
             <w:rStyle w:val="Hyperlink"/>
@@ -506,7 +506,7 @@
             <w:noProof/>
             <w:webHidden/>
           </w:rPr>
-          <w:instrText xml:space="preserve"> PAGEREF _Toc236945409 \h </w:instrText>
+          <w:instrText xml:space="preserve"> PAGEREF _Toc236948111 \h </w:instrText>
         </w:r>
         <w:r>
           <w:rPr>
@@ -547,7 +547,7 @@
           <w:noProof/>
         </w:rPr>
       </w:pPr>
-      <w:hyperlink w:anchor="_Toc236945410" w:history="1">
+      <w:hyperlink w:anchor="_Toc236948112" w:history="1">
         <w:r>
           <w:rPr>
             <w:rStyle w:val="Hyperlink"/>
@@ -574,7 +574,7 @@
             <w:noProof/>
             <w:webHidden/>
           </w:rPr>
-          <w:instrText xml:space="preserve"> PAGEREF _Toc236945410 \h </w:instrText>
+          <w:instrText xml:space="preserve"> PAGEREF _Toc236948112 \h </w:instrText>
         </w:r>
         <w:r>
           <w:rPr>
@@ -615,7 +615,7 @@
           <w:noProof/>
         </w:rPr>
       </w:pPr>
-      <w:hyperlink w:anchor="_Toc236945411" w:history="1">
+      <w:hyperlink w:anchor="_Toc236948113" w:history="1">
         <w:r>
           <w:rPr>
             <w:rStyle w:val="Hyperlink"/>
@@ -642,7 +642,7 @@
             <w:noProof/>
             <w:webHidden/>
           </w:rPr>
-          <w:instrText xml:space="preserve"> PAGEREF _Toc236945411 \h </w:instrText>
+          <w:instrText xml:space="preserve"> PAGEREF _Toc236948113 \h </w:instrText>
         </w:r>
         <w:r>
           <w:rPr>
@@ -683,7 +683,7 @@
           <w:noProof/>
         </w:rPr>
       </w:pPr>
-      <w:hyperlink w:anchor="_Toc236945412" w:history="1">
+      <w:hyperlink w:anchor="_Toc236948114" w:history="1">
         <w:r>
           <w:rPr>
             <w:rStyle w:val="Hyperlink"/>
@@ -710,7 +710,7 @@
             <w:noProof/>
             <w:webHidden/>
           </w:rPr>
-          <w:instrText xml:space="preserve"> PAGEREF _Toc236945412 \h </w:instrText>
+          <w:instrText xml:space="preserve"> PAGEREF _Toc236948114 \h </w:instrText>
         </w:r>
         <w:r>
           <w:rPr>
@@ -751,7 +751,7 @@
           <w:noProof/>
         </w:rPr>
       </w:pPr>
-      <w:hyperlink w:anchor="_Toc236945413" w:history="1">
+      <w:hyperlink w:anchor="_Toc236948115" w:history="1">
         <w:r>
           <w:rPr>
             <w:rStyle w:val="Hyperlink"/>
@@ -778,7 +778,7 @@
             <w:noProof/>
             <w:webHidden/>
           </w:rPr>
-          <w:instrText xml:space="preserve"> PAGEREF _Toc236945413 \h </w:instrText>
+          <w:instrText xml:space="preserve"> PAGEREF _Toc236948115 \h </w:instrText>
         </w:r>
         <w:r>
           <w:rPr>
@@ -819,7 +819,7 @@
           <w:noProof/>
         </w:rPr>
       </w:pPr>
-      <w:hyperlink w:anchor="_Toc236945414" w:history="1">
+      <w:hyperlink w:anchor="_Toc236948116" w:history="1">
         <w:r>
           <w:rPr>
             <w:rStyle w:val="Hyperlink"/>
@@ -846,7 +846,7 @@
             <w:noProof/>
             <w:webHidden/>
           </w:rPr>
-          <w:instrText xml:space="preserve"> PAGEREF _Toc236945414 \h </w:instrText>
+          <w:instrText xml:space="preserve"> PAGEREF _Toc236948116 \h </w:instrText>
         </w:r>
         <w:r>
           <w:rPr>
@@ -887,7 +887,7 @@
           <w:noProof/>
         </w:rPr>
       </w:pPr>
-      <w:hyperlink w:anchor="_Toc236945415" w:history="1">
+      <w:hyperlink w:anchor="_Toc236948117" w:history="1">
         <w:r>
           <w:rPr>
             <w:rStyle w:val="Hyperlink"/>
@@ -914,7 +914,7 @@
             <w:noProof/>
             <w:webHidden/>
           </w:rPr>
-          <w:instrText xml:space="preserve"> PAGEREF _Toc236945415 \h </w:instrText>
+          <w:instrText xml:space="preserve"> PAGEREF _Toc236948117 \h </w:instrText>
         </w:r>
         <w:r>
           <w:rPr>
@@ -955,7 +955,7 @@
           <w:noProof/>
         </w:rPr>
       </w:pPr>
-      <w:hyperlink w:anchor="_Toc236945416" w:history="1">
+      <w:hyperlink w:anchor="_Toc236948118" w:history="1">
         <w:r>
           <w:rPr>
             <w:rStyle w:val="Hyperlink"/>
@@ -982,7 +982,7 @@
             <w:noProof/>
             <w:webHidden/>
           </w:rPr>
-          <w:instrText xml:space="preserve"> PAGEREF _Toc236945416 \h </w:instrText>
+          <w:instrText xml:space="preserve"> PAGEREF _Toc236948118 \h </w:instrText>
         </w:r>
         <w:r>
           <w:rPr>
@@ -1023,7 +1023,7 @@
           <w:noProof/>
         </w:rPr>
       </w:pPr>
-      <w:hyperlink w:anchor="_Toc236945417" w:history="1">
+      <w:hyperlink w:anchor="_Toc236948119" w:history="1">
         <w:r>
           <w:rPr>
             <w:rStyle w:val="Hyperlink"/>
@@ -1050,7 +1050,7 @@
             <w:noProof/>
             <w:webHidden/>
           </w:rPr>
-          <w:instrText xml:space="preserve"> PAGEREF _Toc236945417 \h </w:instrText>
+          <w:instrText xml:space="preserve"> PAGEREF _Toc236948119 \h </w:instrText>
         </w:r>
         <w:r>
           <w:rPr>
@@ -1091,7 +1091,7 @@
           <w:noProof/>
         </w:rPr>
       </w:pPr>
-      <w:hyperlink w:anchor="_Toc236945418" w:history="1">
+      <w:hyperlink w:anchor="_Toc236948120" w:history="1">
         <w:r>
           <w:rPr>
             <w:rStyle w:val="Hyperlink"/>
@@ -1118,7 +1118,7 @@
             <w:noProof/>
             <w:webHidden/>
           </w:rPr>
-          <w:instrText xml:space="preserve"> PAGEREF _Toc236945418 \h </w:instrText>
+          <w:instrText xml:space="preserve"> PAGEREF _Toc236948120 \h </w:instrText>
         </w:r>
         <w:r>
           <w:rPr>
@@ -1159,7 +1159,7 @@
           <w:noProof/>
         </w:rPr>
       </w:pPr>
-      <w:hyperlink w:anchor="_Toc236945419" w:history="1">
+      <w:hyperlink w:anchor="_Toc236948121" w:history="1">
         <w:r>
           <w:rPr>
             <w:rStyle w:val="Hyperlink"/>
@@ -1186,7 +1186,7 @@
             <w:noProof/>
             <w:webHidden/>
           </w:rPr>
-          <w:instrText xml:space="preserve"> PAGEREF _Toc236945419 \h </w:instrText>
+          <w:instrText xml:space="preserve"> PAGEREF _Toc236948121 \h </w:instrText>
         </w:r>
         <w:r>
           <w:rPr>
@@ -1227,7 +1227,7 @@
           <w:noProof/>
         </w:rPr>
       </w:pPr>
-      <w:hyperlink w:anchor="_Toc236945420" w:history="1">
+      <w:hyperlink w:anchor="_Toc236948122" w:history="1">
         <w:r>
           <w:rPr>
             <w:rStyle w:val="Hyperlink"/>
@@ -1254,7 +1254,7 @@
             <w:noProof/>
             <w:webHidden/>
           </w:rPr>
-          <w:instrText xml:space="preserve"> PAGEREF _Toc236945420 \h </w:instrText>
+          <w:instrText xml:space="preserve"> PAGEREF _Toc236948122 \h </w:instrText>
         </w:r>
         <w:r>
           <w:rPr>
@@ -1295,7 +1295,7 @@
           <w:noProof/>
         </w:rPr>
       </w:pPr>
-      <w:hyperlink w:anchor="_Toc236945421" w:history="1">
+      <w:hyperlink w:anchor="_Toc236948123" w:history="1">
         <w:r>
           <w:rPr>
             <w:rStyle w:val="Hyperlink"/>
@@ -1322,7 +1322,7 @@
             <w:noProof/>
             <w:webHidden/>
           </w:rPr>
-          <w:instrText xml:space="preserve"> PAGEREF _Toc236945421 \h </w:instrText>
+          <w:instrText xml:space="preserve"> PAGEREF _Toc236948123 \h </w:instrText>
         </w:r>
         <w:r>
           <w:rPr>
@@ -1363,7 +1363,7 @@
           <w:noProof/>
         </w:rPr>
       </w:pPr>
-      <w:hyperlink w:anchor="_Toc236945422" w:history="1">
+      <w:hyperlink w:anchor="_Toc236948124" w:history="1">
         <w:r>
           <w:rPr>
             <w:rStyle w:val="Hyperlink"/>
@@ -1390,7 +1390,7 @@
             <w:noProof/>
             <w:webHidden/>
           </w:rPr>
-          <w:instrText xml:space="preserve"> PAGEREF _Toc236945422 \h </w:instrText>
+          <w:instrText xml:space="preserve"> PAGEREF _Toc236948124 \h </w:instrText>
         </w:r>
         <w:r>
           <w:rPr>
@@ -1431,7 +1431,7 @@
           <w:noProof/>
         </w:rPr>
       </w:pPr>
-      <w:hyperlink w:anchor="_Toc236945423" w:history="1">
+      <w:hyperlink w:anchor="_Toc236948125" w:history="1">
         <w:r>
           <w:rPr>
             <w:rStyle w:val="Hyperlink"/>
@@ -1458,7 +1458,7 @@
             <w:noProof/>
             <w:webHidden/>
           </w:rPr>
-          <w:instrText xml:space="preserve"> PAGEREF _Toc236945423 \h </w:instrText>
+          <w:instrText xml:space="preserve"> PAGEREF _Toc236948125 \h </w:instrText>
         </w:r>
         <w:r>
           <w:rPr>
@@ -1499,7 +1499,7 @@
           <w:noProof/>
         </w:rPr>
       </w:pPr>
-      <w:hyperlink w:anchor="_Toc236945424" w:history="1">
+      <w:hyperlink w:anchor="_Toc236948126" w:history="1">
         <w:r>
           <w:rPr>
             <w:rStyle w:val="Hyperlink"/>
@@ -1526,7 +1526,7 @@
             <w:noProof/>
             <w:webHidden/>
           </w:rPr>
-          <w:instrText xml:space="preserve"> PAGEREF _Toc236945424 \h </w:instrText>
+          <w:instrText xml:space="preserve"> PAGEREF _Toc236948126 \h </w:instrText>
         </w:r>
         <w:r>
           <w:rPr>
@@ -1567,7 +1567,7 @@
           <w:noProof/>
         </w:rPr>
       </w:pPr>
-      <w:hyperlink w:anchor="_Toc236945425" w:history="1">
+      <w:hyperlink w:anchor="_Toc236948127" w:history="1">
         <w:r>
           <w:rPr>
             <w:rStyle w:val="Hyperlink"/>
@@ -1594,7 +1594,7 @@
             <w:noProof/>
             <w:webHidden/>
           </w:rPr>
-          <w:instrText xml:space="preserve"> PAGEREF _Toc236945425 \h </w:instrText>
+          <w:instrText xml:space="preserve"> PAGEREF _Toc236948127 \h </w:instrText>
         </w:r>
         <w:r>
           <w:rPr>
@@ -1635,7 +1635,7 @@
           <w:noProof/>
         </w:rPr>
       </w:pPr>
-      <w:hyperlink w:anchor="_Toc236945426" w:history="1">
+      <w:hyperlink w:anchor="_Toc236948128" w:history="1">
         <w:r>
           <w:rPr>
             <w:rStyle w:val="Hyperlink"/>
@@ -1662,7 +1662,7 @@
             <w:noProof/>
             <w:webHidden/>
           </w:rPr>
-          <w:instrText xml:space="preserve"> PAGEREF _Toc236945426 \h </w:instrText>
+          <w:instrText xml:space="preserve"> PAGEREF _Toc236948128 \h </w:instrText>
         </w:r>
         <w:r>
           <w:rPr>
@@ -1726,7 +1726,7 @@
       <w:pPr>
         <w:pStyle w:val="Heading1"/>
       </w:pPr>
-      <w:bookmarkStart w:id="1" w:name="_Toc236945406"/>
+      <w:bookmarkStart w:id="1" w:name="_Toc236948108"/>
       <w:r>
         <w:lastRenderedPageBreak/>
         <w:t>1. Welcome</w:t>
@@ -1797,7 +1797,7 @@
       <w:pPr>
         <w:pStyle w:val="Heading2"/>
       </w:pPr>
-      <w:bookmarkStart w:id="2" w:name="_Toc236945407"/>
+      <w:bookmarkStart w:id="2" w:name="_Toc236948109"/>
       <w:r>
         <w:t>1.1 What the Studio changes</w:t>
       </w:r>
@@ -1862,7 +1862,7 @@
       <w:pPr>
         <w:pStyle w:val="Heading1"/>
       </w:pPr>
-      <w:bookmarkStart w:id="3" w:name="_Toc236945408"/>
+      <w:bookmarkStart w:id="3" w:name="_Toc236948110"/>
       <w:r>
         <w:t>2. Installation and Startup</w:t>
       </w:r>
@@ -1892,7 +1892,7 @@
       <w:pPr>
         <w:pStyle w:val="Heading2"/>
       </w:pPr>
-      <w:bookmarkStart w:id="4" w:name="_Toc236945409"/>
+      <w:bookmarkStart w:id="4" w:name="_Toc236948111"/>
       <w:r>
         <w:t>2.1 First launch</w:t>
       </w:r>
@@ -1953,7 +1953,7 @@
       <w:pPr>
         <w:pStyle w:val="Heading1"/>
       </w:pPr>
-      <w:bookmarkStart w:id="5" w:name="_Toc236945410"/>
+      <w:bookmarkStart w:id="5" w:name="_Toc236948112"/>
       <w:r>
         <w:t>3. The End-to-End Workflow</w:t>
       </w:r>
@@ -2425,7 +2425,7 @@
       <w:pPr>
         <w:pStyle w:val="Heading1"/>
       </w:pPr>
-      <w:bookmarkStart w:id="6" w:name="_Toc236945411"/>
+      <w:bookmarkStart w:id="6" w:name="_Toc236948113"/>
       <w:r>
         <w:t>4. Open and Scan a Project</w:t>
       </w:r>
@@ -2560,7 +2560,7 @@
       <w:pPr>
         <w:pStyle w:val="Heading2"/>
       </w:pPr>
-      <w:bookmarkStart w:id="7" w:name="_Toc236945412"/>
+      <w:bookmarkStart w:id="7" w:name="_Toc236948114"/>
       <w:r>
         <w:t>4.1 Text that is collected</w:t>
       </w:r>
@@ -2614,7 +2614,7 @@
       <w:pPr>
         <w:pStyle w:val="Heading1"/>
       </w:pPr>
-      <w:bookmarkStart w:id="8" w:name="_Toc236945413"/>
+      <w:bookmarkStart w:id="8" w:name="_Toc236948115"/>
       <w:r>
         <w:t>5. Create and Edit a Language Catalog</w:t>
       </w:r>
@@ -2753,7 +2753,7 @@
       <w:pPr>
         <w:pStyle w:val="Heading2"/>
       </w:pPr>
-      <w:bookmarkStart w:id="9" w:name="_Toc236945414"/>
+      <w:bookmarkStart w:id="9" w:name="_Toc236948116"/>
       <w:r>
         <w:t>5.1 Translation statuses</w:t>
       </w:r>
@@ -3169,7 +3169,7 @@
       <w:pPr>
         <w:pStyle w:val="Heading1"/>
       </w:pPr>
-      <w:bookmarkStart w:id="10" w:name="_Toc236945415"/>
+      <w:bookmarkStart w:id="10" w:name="_Toc236948117"/>
       <w:r>
         <w:t>6. Provider Settings</w:t>
       </w:r>
@@ -3595,7 +3595,7 @@
       <w:pPr>
         <w:pStyle w:val="Heading1"/>
       </w:pPr>
-      <w:bookmarkStart w:id="11" w:name="_Toc236945416"/>
+      <w:bookmarkStart w:id="11" w:name="_Toc236948118"/>
       <w:r>
         <w:t>7. Obtain and Enter a DeepL API Key</w:t>
       </w:r>
@@ -3845,7 +3845,7 @@
       <w:pPr>
         <w:pStyle w:val="Heading1"/>
       </w:pPr>
-      <w:bookmarkStart w:id="12" w:name="_Toc236945417"/>
+      <w:bookmarkStart w:id="12" w:name="_Toc236948119"/>
       <w:r>
         <w:t>8. Obtain and Enter a Google API Key</w:t>
       </w:r>
@@ -4105,7 +4105,7 @@
       <w:pPr>
         <w:pStyle w:val="Heading1"/>
       </w:pPr>
-      <w:bookmarkStart w:id="13" w:name="_Toc236945418"/>
+      <w:bookmarkStart w:id="13" w:name="_Toc236948120"/>
       <w:r>
         <w:t>9. Translate Missing Entries</w:t>
       </w:r>
@@ -4308,7 +4308,7 @@
       <w:pPr>
         <w:pStyle w:val="Heading1"/>
       </w:pPr>
-      <w:bookmarkStart w:id="14" w:name="_Toc236945419"/>
+      <w:bookmarkStart w:id="14" w:name="_Toc236948121"/>
       <w:r>
         <w:t>10. Validate and Export</w:t>
       </w:r>
@@ -4413,7 +4413,7 @@
       <w:pPr>
         <w:pStyle w:val="Heading1"/>
       </w:pPr>
-      <w:bookmarkStart w:id="15" w:name="_Toc236945420"/>
+      <w:bookmarkStart w:id="15" w:name="_Toc236948122"/>
       <w:r>
         <w:t>11. Integrate a Target Application</w:t>
       </w:r>
@@ -4569,7 +4569,7 @@
       <w:pPr>
         <w:pStyle w:val="Heading2"/>
       </w:pPr>
-      <w:bookmarkStart w:id="16" w:name="_Toc236945421"/>
+      <w:bookmarkStart w:id="16" w:name="_Toc236948123"/>
       <w:r>
         <w:t>11.1 Runtime files and preferences</w:t>
       </w:r>
@@ -4623,7 +4623,7 @@
       <w:pPr>
         <w:pStyle w:val="Heading1"/>
       </w:pPr>
-      <w:bookmarkStart w:id="17" w:name="_Toc236945422"/>
+      <w:bookmarkStart w:id="17" w:name="_Toc236948124"/>
       <w:r>
         <w:t>12. Translate the Studio Itself</w:t>
       </w:r>
@@ -4762,7 +4762,7 @@
       <w:pPr>
         <w:pStyle w:val="Heading1"/>
       </w:pPr>
-      <w:bookmarkStart w:id="18" w:name="_Toc236945423"/>
+      <w:bookmarkStart w:id="18" w:name="_Toc236948125"/>
       <w:r>
         <w:t>13. Troubleshooting</w:t>
       </w:r>
@@ -5216,7 +5216,7 @@
       <w:pPr>
         <w:pStyle w:val="Heading1"/>
       </w:pPr>
-      <w:bookmarkStart w:id="19" w:name="_Toc236945424"/>
+      <w:bookmarkStart w:id="19" w:name="_Toc236948126"/>
       <w:r>
         <w:t>14. Security and Privacy</w:t>
       </w:r>
@@ -5303,7 +5303,7 @@
       <w:pPr>
         <w:pStyle w:val="Heading1"/>
       </w:pPr>
-      <w:bookmarkStart w:id="20" w:name="_Toc236945425"/>
+      <w:bookmarkStart w:id="20" w:name="_Toc236948127"/>
       <w:r>
         <w:t>15. File and Folder Reference</w:t>
       </w:r>
@@ -5642,7 +5642,7 @@
       <w:pPr>
         <w:pStyle w:val="Heading1"/>
       </w:pPr>
-      <w:bookmarkStart w:id="21" w:name="_Toc236945426"/>
+      <w:bookmarkStart w:id="21" w:name="_Toc236948128"/>
       <w:r>
         <w:t>16. Provider Reference and Change Notice</w:t>
       </w:r>
@@ -6098,31 +6098,31 @@
       </w:rPr>
     </w:lvl>
   </w:abstractNum>
-  <w:num w:numId="1" w16cid:durableId="862861609">
+  <w:num w:numId="1" w16cid:durableId="784933684">
     <w:abstractNumId w:val="8"/>
   </w:num>
-  <w:num w:numId="2" w16cid:durableId="338433980">
+  <w:num w:numId="2" w16cid:durableId="1733235177">
     <w:abstractNumId w:val="6"/>
   </w:num>
-  <w:num w:numId="3" w16cid:durableId="1517840984">
+  <w:num w:numId="3" w16cid:durableId="633563960">
     <w:abstractNumId w:val="5"/>
   </w:num>
-  <w:num w:numId="4" w16cid:durableId="543298642">
+  <w:num w:numId="4" w16cid:durableId="112141253">
     <w:abstractNumId w:val="4"/>
   </w:num>
-  <w:num w:numId="5" w16cid:durableId="1812092667">
+  <w:num w:numId="5" w16cid:durableId="1110857929">
     <w:abstractNumId w:val="7"/>
   </w:num>
-  <w:num w:numId="6" w16cid:durableId="1505822824">
+  <w:num w:numId="6" w16cid:durableId="175922649">
     <w:abstractNumId w:val="3"/>
   </w:num>
-  <w:num w:numId="7" w16cid:durableId="1993562189">
+  <w:num w:numId="7" w16cid:durableId="119225376">
     <w:abstractNumId w:val="2"/>
   </w:num>
-  <w:num w:numId="8" w16cid:durableId="432482298">
+  <w:num w:numId="8" w16cid:durableId="1239945472">
     <w:abstractNumId w:val="1"/>
   </w:num>
-  <w:num w:numId="9" w16cid:durableId="1829512972">
+  <w:num w:numId="9" w16cid:durableId="1956053856">
     <w:abstractNumId w:val="0"/>
   </w:num>
 </w:numbering>
@@ -17552,7 +17552,7 @@
     <w:autoRedefine/>
     <w:uiPriority w:val="39"/>
     <w:unhideWhenUsed/>
-    <w:rsid w:val="002D4DE1"/>
+    <w:rsid w:val="00BF43EE"/>
   </w:style>
   <w:style w:type="paragraph" w:styleId="TOC2">
     <w:name w:val="toc 2"/>
@@ -17561,7 +17561,7 @@
     <w:autoRedefine/>
     <w:uiPriority w:val="39"/>
     <w:unhideWhenUsed/>
-    <w:rsid w:val="002D4DE1"/>
+    <w:rsid w:val="00BF43EE"/>
     <w:pPr>
       <w:ind w:left="190"/>
     </w:pPr>
@@ -17571,7 +17571,7 @@
     <w:basedOn w:val="DefaultParagraphFont"/>
     <w:uiPriority w:val="99"/>
     <w:unhideWhenUsed/>
-    <w:rsid w:val="002D4DE1"/>
+    <w:rsid w:val="00BF43EE"/>
     <w:rPr>
       <w:color w:val="0000FF" w:themeColor="hyperlink"/>
       <w:u w:val="single"/>

--- a/docs/guides/Delphi App Translation Studio User Guide.docx
+++ b/docs/guides/Delphi App Translation Studio User Guide.docx
@@ -2,33 +2,18 @@
 <file path=word/document.xml><?xml version="1.0" encoding="utf-8"?>
 <w:document xmlns:wpc="http://schemas.microsoft.com/office/word/2010/wordprocessingCanvas" xmlns:cx="http://schemas.microsoft.com/office/drawing/2014/chartex" xmlns:cx1="http://schemas.microsoft.com/office/drawing/2015/9/8/chartex" xmlns:cx2="http://schemas.microsoft.com/office/drawing/2015/10/21/chartex" xmlns:cx3="http://schemas.microsoft.com/office/drawing/2016/5/9/chartex" xmlns:cx4="http://schemas.microsoft.com/office/drawing/2016/5/10/chartex" xmlns:cx5="http://schemas.microsoft.com/office/drawing/2016/5/11/chartex" xmlns:cx6="http://schemas.microsoft.com/office/drawing/2016/5/12/chartex" xmlns:cx7="http://schemas.microsoft.com/office/drawing/2016/5/13/chartex" xmlns:cx8="http://schemas.microsoft.com/office/drawing/2016/5/14/chartex" xmlns:mc="http://schemas.openxmlformats.org/markup-compatibility/2006" xmlns:aink="http://schemas.microsoft.com/office/drawing/2016/ink" xmlns:am3d="http://schemas.microsoft.com/office/drawing/2017/model3d" xmlns:o="urn:schemas-microsoft-com:office:office" xmlns:oel="http://schemas.microsoft.com/office/2019/extlst" xmlns:r="http://schemas.openxmlformats.org/officeDocument/2006/relationships" xmlns:m="http://schemas.openxmlformats.org/officeDocument/2006/math" xmlns:v="urn:schemas-microsoft-com:vml" xmlns:wp14="http://schemas.microsoft.com/office/word/2010/wordprocessingDrawing" xmlns:wp="http://schemas.openxmlformats.org/drawingml/2006/wordprocessingDrawing" xmlns:w10="urn:schemas-microsoft-com:office:word" xmlns:w="http://schemas.openxmlformats.org/wordprocessingml/2006/main" xmlns:w14="http://schemas.microsoft.com/office/word/2010/wordml" xmlns:w15="http://schemas.microsoft.com/office/word/2012/wordml" xmlns:w16cei="http://schemas.microsoft.com/office/word/2026/wordml/cei" xmlns:w16cex="http://schemas.microsoft.com/office/word/2018/wordml/cex" xmlns:w16cid="http://schemas.microsoft.com/office/word/2016/wordml/cid" xmlns:w16="http://schemas.microsoft.com/office/word/2018/wordml" xmlns:w16du="http://schemas.microsoft.com/office/word/2023/wordml/word16du" xmlns:w16sdtdh="http://schemas.microsoft.com/office/word/2020/wordml/sdtdatahash" xmlns:w16sdtfl="http://schemas.microsoft.com/office/word/2024/wordml/sdtformatlock" xmlns:w16se="http://schemas.microsoft.com/office/word/2015/wordml/symex" xmlns:wpg="http://schemas.microsoft.com/office/word/2010/wordprocessingGroup" xmlns:wpi="http://schemas.microsoft.com/office/word/2010/wordprocessingInk" xmlns:wne="http://schemas.microsoft.com/office/word/2006/wordml" xmlns:wps="http://schemas.microsoft.com/office/word/2010/wordprocessingShape" mc:Ignorable="w14 w15 w16se w16cid w16 w16cex w16sdtdh w16sdtfl w16du wp14">
   <w:body>
+    <w:p/>
+    <w:p/>
     <w:p>
       <w:pPr>
-        <w:rPr>
-          <w:rFonts w:hint="eastAsia"/>
-        </w:rPr>
-      </w:pPr>
-    </w:p>
-    <w:p>
-      <w:pPr>
-        <w:rPr>
-          <w:rFonts w:hint="eastAsia"/>
-        </w:rPr>
-      </w:pPr>
-    </w:p>
-    <w:p>
-      <w:pPr>
         <w:jc w:val="center"/>
-        <w:rPr>
-          <w:rFonts w:hint="eastAsia"/>
-        </w:rPr>
       </w:pPr>
       <w:r>
         <w:rPr>
           <w:noProof/>
         </w:rPr>
         <w:drawing>
-          <wp:inline distT="0" distB="0" distL="0" distR="0" wp14:anchorId="1EB50142" wp14:editId="20FE1366">
+          <wp:inline distT="0" distB="0" distL="0" distR="0" wp14:anchorId="5B1B25CB" wp14:editId="3B85C978">
             <wp:extent cx="1371600" cy="1371600"/>
             <wp:effectExtent l="0" t="0" r="0" b="0"/>
             <wp:docPr id="1" name="Picture 1"/>
@@ -84,13 +69,20 @@
     </w:p>
     <w:tbl>
       <w:tblPr>
-        <w:tblW w:w="0" w:type="auto"/>
+        <w:tblW w:w="9360" w:type="dxa"/>
         <w:jc w:val="center"/>
+        <w:tblLayout w:type="fixed"/>
+        <w:tblCellMar>
+          <w:top w:w="80" w:type="dxa"/>
+          <w:left w:w="120" w:type="dxa"/>
+          <w:bottom w:w="80" w:type="dxa"/>
+          <w:right w:w="120" w:type="dxa"/>
+        </w:tblCellMar>
         <w:tblLook w:val="04A0" w:firstRow="1" w:lastRow="0" w:firstColumn="1" w:lastColumn="0" w:noHBand="0" w:noVBand="1"/>
       </w:tblPr>
       <w:tblGrid>
-        <w:gridCol w:w="5040"/>
-        <w:gridCol w:w="5040"/>
+        <w:gridCol w:w="4680"/>
+        <w:gridCol w:w="4680"/>
       </w:tblGrid>
       <w:tr>
         <w:trPr>
@@ -98,65 +90,44 @@
         </w:trPr>
         <w:tc>
           <w:tcPr>
-            <w:tcW w:w="5040" w:type="dxa"/>
+            <w:tcW w:w="4680" w:type="dxa"/>
             <w:shd w:val="clear" w:color="auto" w:fill="234C80"/>
           </w:tcPr>
-          <w:p>
-            <w:pPr>
-              <w:rPr>
-                <w:rFonts w:hint="eastAsia"/>
-              </w:rPr>
-            </w:pPr>
-          </w:p>
+          <w:p/>
         </w:tc>
         <w:tc>
           <w:tcPr>
-            <w:tcW w:w="5040" w:type="dxa"/>
+            <w:tcW w:w="4680" w:type="dxa"/>
             <w:shd w:val="clear" w:color="auto" w:fill="F28A1B"/>
           </w:tcPr>
-          <w:p>
-            <w:pPr>
-              <w:rPr>
-                <w:rFonts w:hint="eastAsia"/>
-              </w:rPr>
-            </w:pPr>
-          </w:p>
+          <w:p/>
         </w:tc>
       </w:tr>
     </w:tbl>
+    <w:p/>
     <w:p>
       <w:pPr>
-        <w:rPr>
-          <w:rFonts w:hint="eastAsia"/>
-        </w:rPr>
-      </w:pPr>
-    </w:p>
-    <w:p>
-      <w:pPr>
         <w:jc w:val="center"/>
-        <w:rPr>
-          <w:rFonts w:hint="eastAsia"/>
-        </w:rPr>
       </w:pPr>
       <w:r>
         <w:rPr>
+          <w:rFonts w:ascii="Aptos" w:hAnsi="Aptos"/>
           <w:color w:val="5D7693"/>
-          <w:sz w:val="22"/>
         </w:rPr>
         <w:t>Version 1.0</w:t>
       </w:r>
       <w:r>
         <w:rPr>
+          <w:rFonts w:ascii="Aptos" w:hAnsi="Aptos"/>
           <w:color w:val="5D7693"/>
-          <w:sz w:val="22"/>
         </w:rPr>
         <w:br/>
-        <w:t>Last changed: August 6, 2026</w:t>
+        <w:t>Last changed: August 7, 2026</w:t>
       </w:r>
       <w:r>
         <w:rPr>
+          <w:rFonts w:ascii="Aptos" w:hAnsi="Aptos"/>
           <w:color w:val="5D7693"/>
-          <w:sz w:val="22"/>
         </w:rPr>
         <w:br/>
         <w:t>Windows • Delphi VCL and FireMonkey • Win32 and Win64</w:t>
@@ -164,14 +135,11 @@
     </w:p>
     <w:p>
       <w:pPr>
-        <w:rPr>
-          <w:rFonts w:hint="eastAsia"/>
-        </w:rPr>
         <w:sectPr>
           <w:headerReference w:type="default" r:id="rId9"/>
           <w:footerReference w:type="default" r:id="rId10"/>
           <w:pgSz w:w="12240" w:h="15840"/>
-          <w:pgMar w:top="1037" w:right="1037" w:bottom="979" w:left="1123" w:header="432" w:footer="432" w:gutter="0"/>
+          <w:pgMar w:top="1440" w:right="1440" w:bottom="1440" w:left="1440" w:header="708" w:footer="708" w:gutter="0"/>
           <w:cols w:space="720"/>
           <w:docGrid w:linePitch="360"/>
         </w:sectPr>
@@ -181,7 +149,7 @@
       <w:pPr>
         <w:pStyle w:val="Heading1"/>
       </w:pPr>
-      <w:bookmarkStart w:id="0" w:name="_Toc236948107"/>
+      <w:bookmarkStart w:id="0" w:name="_Toc237003237"/>
       <w:r>
         <w:lastRenderedPageBreak/>
         <w:t>Table of Contents</w:t>
@@ -192,10 +160,16 @@
       <w:pPr>
         <w:pStyle w:val="TOC1"/>
         <w:tabs>
-          <w:tab w:val="right" w:leader="dot" w:pos="10070"/>
+          <w:tab w:val="right" w:leader="dot" w:pos="9350"/>
         </w:tabs>
         <w:rPr>
+          <w:rFonts w:asciiTheme="minorHAnsi" w:hAnsiTheme="minorHAnsi"/>
           <w:noProof/>
+          <w:color w:val="auto"/>
+          <w:kern w:val="2"/>
+          <w:sz w:val="24"/>
+          <w:szCs w:val="24"/>
+          <w14:ligatures w14:val="standardContextual"/>
         </w:rPr>
       </w:pPr>
       <w:r>
@@ -207,7 +181,7 @@
       <w:r>
         <w:fldChar w:fldCharType="separate"/>
       </w:r>
-      <w:hyperlink w:anchor="_Toc236948107" w:history="1">
+      <w:hyperlink w:anchor="_Toc237003237" w:history="1">
         <w:r>
           <w:rPr>
             <w:rStyle w:val="Hyperlink"/>
@@ -234,7 +208,7 @@
             <w:noProof/>
             <w:webHidden/>
           </w:rPr>
-          <w:instrText xml:space="preserve"> PAGEREF _Toc236948107 \h </w:instrText>
+          <w:instrText xml:space="preserve"> PAGEREF _Toc237003237 \h </w:instrText>
         </w:r>
         <w:r>
           <w:rPr>
@@ -269,13 +243,19 @@
       <w:pPr>
         <w:pStyle w:val="TOC1"/>
         <w:tabs>
-          <w:tab w:val="right" w:leader="dot" w:pos="10070"/>
+          <w:tab w:val="right" w:leader="dot" w:pos="9350"/>
         </w:tabs>
         <w:rPr>
+          <w:rFonts w:asciiTheme="minorHAnsi" w:hAnsiTheme="minorHAnsi"/>
           <w:noProof/>
+          <w:color w:val="auto"/>
+          <w:kern w:val="2"/>
+          <w:sz w:val="24"/>
+          <w:szCs w:val="24"/>
+          <w14:ligatures w14:val="standardContextual"/>
         </w:rPr>
       </w:pPr>
-      <w:hyperlink w:anchor="_Toc236948108" w:history="1">
+      <w:hyperlink w:anchor="_Toc237003238" w:history="1">
         <w:r>
           <w:rPr>
             <w:rStyle w:val="Hyperlink"/>
@@ -302,7 +282,7 @@
             <w:noProof/>
             <w:webHidden/>
           </w:rPr>
-          <w:instrText xml:space="preserve"> PAGEREF _Toc236948108 \h </w:instrText>
+          <w:instrText xml:space="preserve"> PAGEREF _Toc237003238 \h </w:instrText>
         </w:r>
         <w:r>
           <w:rPr>
@@ -337,13 +317,19 @@
       <w:pPr>
         <w:pStyle w:val="TOC2"/>
         <w:tabs>
-          <w:tab w:val="right" w:leader="dot" w:pos="10070"/>
+          <w:tab w:val="right" w:leader="dot" w:pos="9350"/>
         </w:tabs>
         <w:rPr>
+          <w:rFonts w:asciiTheme="minorHAnsi" w:hAnsiTheme="minorHAnsi"/>
           <w:noProof/>
+          <w:color w:val="auto"/>
+          <w:kern w:val="2"/>
+          <w:sz w:val="24"/>
+          <w:szCs w:val="24"/>
+          <w14:ligatures w14:val="standardContextual"/>
         </w:rPr>
       </w:pPr>
-      <w:hyperlink w:anchor="_Toc236948109" w:history="1">
+      <w:hyperlink w:anchor="_Toc237003239" w:history="1">
         <w:r>
           <w:rPr>
             <w:rStyle w:val="Hyperlink"/>
@@ -370,7 +356,7 @@
             <w:noProof/>
             <w:webHidden/>
           </w:rPr>
-          <w:instrText xml:space="preserve"> PAGEREF _Toc236948109 \h </w:instrText>
+          <w:instrText xml:space="preserve"> PAGEREF _Toc237003239 \h </w:instrText>
         </w:r>
         <w:r>
           <w:rPr>
@@ -405,13 +391,19 @@
       <w:pPr>
         <w:pStyle w:val="TOC1"/>
         <w:tabs>
-          <w:tab w:val="right" w:leader="dot" w:pos="10070"/>
+          <w:tab w:val="right" w:leader="dot" w:pos="9350"/>
         </w:tabs>
         <w:rPr>
+          <w:rFonts w:asciiTheme="minorHAnsi" w:hAnsiTheme="minorHAnsi"/>
           <w:noProof/>
+          <w:color w:val="auto"/>
+          <w:kern w:val="2"/>
+          <w:sz w:val="24"/>
+          <w:szCs w:val="24"/>
+          <w14:ligatures w14:val="standardContextual"/>
         </w:rPr>
       </w:pPr>
-      <w:hyperlink w:anchor="_Toc236948110" w:history="1">
+      <w:hyperlink w:anchor="_Toc237003240" w:history="1">
         <w:r>
           <w:rPr>
             <w:rStyle w:val="Hyperlink"/>
@@ -438,7 +430,7 @@
             <w:noProof/>
             <w:webHidden/>
           </w:rPr>
-          <w:instrText xml:space="preserve"> PAGEREF _Toc236948110 \h </w:instrText>
+          <w:instrText xml:space="preserve"> PAGEREF _Toc237003240 \h </w:instrText>
         </w:r>
         <w:r>
           <w:rPr>
@@ -473,13 +465,19 @@
       <w:pPr>
         <w:pStyle w:val="TOC2"/>
         <w:tabs>
-          <w:tab w:val="right" w:leader="dot" w:pos="10070"/>
+          <w:tab w:val="right" w:leader="dot" w:pos="9350"/>
         </w:tabs>
         <w:rPr>
+          <w:rFonts w:asciiTheme="minorHAnsi" w:hAnsiTheme="minorHAnsi"/>
           <w:noProof/>
+          <w:color w:val="auto"/>
+          <w:kern w:val="2"/>
+          <w:sz w:val="24"/>
+          <w:szCs w:val="24"/>
+          <w14:ligatures w14:val="standardContextual"/>
         </w:rPr>
       </w:pPr>
-      <w:hyperlink w:anchor="_Toc236948111" w:history="1">
+      <w:hyperlink w:anchor="_Toc237003241" w:history="1">
         <w:r>
           <w:rPr>
             <w:rStyle w:val="Hyperlink"/>
@@ -506,7 +504,7 @@
             <w:noProof/>
             <w:webHidden/>
           </w:rPr>
-          <w:instrText xml:space="preserve"> PAGEREF _Toc236948111 \h </w:instrText>
+          <w:instrText xml:space="preserve"> PAGEREF _Toc237003241 \h </w:instrText>
         </w:r>
         <w:r>
           <w:rPr>
@@ -541,13 +539,19 @@
       <w:pPr>
         <w:pStyle w:val="TOC1"/>
         <w:tabs>
-          <w:tab w:val="right" w:leader="dot" w:pos="10070"/>
+          <w:tab w:val="right" w:leader="dot" w:pos="9350"/>
         </w:tabs>
         <w:rPr>
+          <w:rFonts w:asciiTheme="minorHAnsi" w:hAnsiTheme="minorHAnsi"/>
           <w:noProof/>
+          <w:color w:val="auto"/>
+          <w:kern w:val="2"/>
+          <w:sz w:val="24"/>
+          <w:szCs w:val="24"/>
+          <w14:ligatures w14:val="standardContextual"/>
         </w:rPr>
       </w:pPr>
-      <w:hyperlink w:anchor="_Toc236948112" w:history="1">
+      <w:hyperlink w:anchor="_Toc237003242" w:history="1">
         <w:r>
           <w:rPr>
             <w:rStyle w:val="Hyperlink"/>
@@ -574,7 +578,7 @@
             <w:noProof/>
             <w:webHidden/>
           </w:rPr>
-          <w:instrText xml:space="preserve"> PAGEREF _Toc236948112 \h </w:instrText>
+          <w:instrText xml:space="preserve"> PAGEREF _Toc237003242 \h </w:instrText>
         </w:r>
         <w:r>
           <w:rPr>
@@ -594,7 +598,7 @@
             <w:noProof/>
             <w:webHidden/>
           </w:rPr>
-          <w:t>1</w:t>
+          <w:t>2</w:t>
         </w:r>
         <w:r>
           <w:rPr>
@@ -609,13 +613,19 @@
       <w:pPr>
         <w:pStyle w:val="TOC1"/>
         <w:tabs>
-          <w:tab w:val="right" w:leader="dot" w:pos="10070"/>
+          <w:tab w:val="right" w:leader="dot" w:pos="9350"/>
         </w:tabs>
         <w:rPr>
+          <w:rFonts w:asciiTheme="minorHAnsi" w:hAnsiTheme="minorHAnsi"/>
           <w:noProof/>
+          <w:color w:val="auto"/>
+          <w:kern w:val="2"/>
+          <w:sz w:val="24"/>
+          <w:szCs w:val="24"/>
+          <w14:ligatures w14:val="standardContextual"/>
         </w:rPr>
       </w:pPr>
-      <w:hyperlink w:anchor="_Toc236948113" w:history="1">
+      <w:hyperlink w:anchor="_Toc237003243" w:history="1">
         <w:r>
           <w:rPr>
             <w:rStyle w:val="Hyperlink"/>
@@ -642,7 +652,7 @@
             <w:noProof/>
             <w:webHidden/>
           </w:rPr>
-          <w:instrText xml:space="preserve"> PAGEREF _Toc236948113 \h </w:instrText>
+          <w:instrText xml:space="preserve"> PAGEREF _Toc237003243 \h </w:instrText>
         </w:r>
         <w:r>
           <w:rPr>
@@ -677,13 +687,19 @@
       <w:pPr>
         <w:pStyle w:val="TOC2"/>
         <w:tabs>
-          <w:tab w:val="right" w:leader="dot" w:pos="10070"/>
+          <w:tab w:val="right" w:leader="dot" w:pos="9350"/>
         </w:tabs>
         <w:rPr>
+          <w:rFonts w:asciiTheme="minorHAnsi" w:hAnsiTheme="minorHAnsi"/>
           <w:noProof/>
+          <w:color w:val="auto"/>
+          <w:kern w:val="2"/>
+          <w:sz w:val="24"/>
+          <w:szCs w:val="24"/>
+          <w14:ligatures w14:val="standardContextual"/>
         </w:rPr>
       </w:pPr>
-      <w:hyperlink w:anchor="_Toc236948114" w:history="1">
+      <w:hyperlink w:anchor="_Toc237003244" w:history="1">
         <w:r>
           <w:rPr>
             <w:rStyle w:val="Hyperlink"/>
@@ -710,7 +726,7 @@
             <w:noProof/>
             <w:webHidden/>
           </w:rPr>
-          <w:instrText xml:space="preserve"> PAGEREF _Toc236948114 \h </w:instrText>
+          <w:instrText xml:space="preserve"> PAGEREF _Toc237003244 \h </w:instrText>
         </w:r>
         <w:r>
           <w:rPr>
@@ -730,7 +746,7 @@
             <w:noProof/>
             <w:webHidden/>
           </w:rPr>
-          <w:t>2</w:t>
+          <w:t>3</w:t>
         </w:r>
         <w:r>
           <w:rPr>
@@ -745,13 +761,19 @@
       <w:pPr>
         <w:pStyle w:val="TOC1"/>
         <w:tabs>
-          <w:tab w:val="right" w:leader="dot" w:pos="10070"/>
+          <w:tab w:val="right" w:leader="dot" w:pos="9350"/>
         </w:tabs>
         <w:rPr>
+          <w:rFonts w:asciiTheme="minorHAnsi" w:hAnsiTheme="minorHAnsi"/>
           <w:noProof/>
+          <w:color w:val="auto"/>
+          <w:kern w:val="2"/>
+          <w:sz w:val="24"/>
+          <w:szCs w:val="24"/>
+          <w14:ligatures w14:val="standardContextual"/>
         </w:rPr>
       </w:pPr>
-      <w:hyperlink w:anchor="_Toc236948115" w:history="1">
+      <w:hyperlink w:anchor="_Toc237003245" w:history="1">
         <w:r>
           <w:rPr>
             <w:rStyle w:val="Hyperlink"/>
@@ -778,7 +800,7 @@
             <w:noProof/>
             <w:webHidden/>
           </w:rPr>
-          <w:instrText xml:space="preserve"> PAGEREF _Toc236948115 \h </w:instrText>
+          <w:instrText xml:space="preserve"> PAGEREF _Toc237003245 \h </w:instrText>
         </w:r>
         <w:r>
           <w:rPr>
@@ -798,7 +820,7 @@
             <w:noProof/>
             <w:webHidden/>
           </w:rPr>
-          <w:t>2</w:t>
+          <w:t>3</w:t>
         </w:r>
         <w:r>
           <w:rPr>
@@ -813,13 +835,19 @@
       <w:pPr>
         <w:pStyle w:val="TOC2"/>
         <w:tabs>
-          <w:tab w:val="right" w:leader="dot" w:pos="10070"/>
+          <w:tab w:val="right" w:leader="dot" w:pos="9350"/>
         </w:tabs>
         <w:rPr>
+          <w:rFonts w:asciiTheme="minorHAnsi" w:hAnsiTheme="minorHAnsi"/>
           <w:noProof/>
+          <w:color w:val="auto"/>
+          <w:kern w:val="2"/>
+          <w:sz w:val="24"/>
+          <w:szCs w:val="24"/>
+          <w14:ligatures w14:val="standardContextual"/>
         </w:rPr>
       </w:pPr>
-      <w:hyperlink w:anchor="_Toc236948116" w:history="1">
+      <w:hyperlink w:anchor="_Toc237003246" w:history="1">
         <w:r>
           <w:rPr>
             <w:rStyle w:val="Hyperlink"/>
@@ -846,7 +874,7 @@
             <w:noProof/>
             <w:webHidden/>
           </w:rPr>
-          <w:instrText xml:space="preserve"> PAGEREF _Toc236948116 \h </w:instrText>
+          <w:instrText xml:space="preserve"> PAGEREF _Toc237003246 \h </w:instrText>
         </w:r>
         <w:r>
           <w:rPr>
@@ -866,7 +894,7 @@
             <w:noProof/>
             <w:webHidden/>
           </w:rPr>
-          <w:t>2</w:t>
+          <w:t>3</w:t>
         </w:r>
         <w:r>
           <w:rPr>
@@ -879,21 +907,27 @@
     </w:p>
     <w:p>
       <w:pPr>
-        <w:pStyle w:val="TOC1"/>
+        <w:pStyle w:val="TOC2"/>
         <w:tabs>
-          <w:tab w:val="right" w:leader="dot" w:pos="10070"/>
+          <w:tab w:val="right" w:leader="dot" w:pos="9350"/>
         </w:tabs>
         <w:rPr>
+          <w:rFonts w:asciiTheme="minorHAnsi" w:hAnsiTheme="minorHAnsi"/>
           <w:noProof/>
+          <w:color w:val="auto"/>
+          <w:kern w:val="2"/>
+          <w:sz w:val="24"/>
+          <w:szCs w:val="24"/>
+          <w14:ligatures w14:val="standardContextual"/>
         </w:rPr>
       </w:pPr>
-      <w:hyperlink w:anchor="_Toc236948117" w:history="1">
+      <w:hyperlink w:anchor="_Toc237003247" w:history="1">
         <w:r>
           <w:rPr>
             <w:rStyle w:val="Hyperlink"/>
             <w:noProof/>
           </w:rPr>
-          <w:t>6. Provider Settings</w:t>
+          <w:t>5.2 API-free CSV and JSON workflow</w:t>
         </w:r>
         <w:r>
           <w:rPr>
@@ -914,7 +948,7 @@
             <w:noProof/>
             <w:webHidden/>
           </w:rPr>
-          <w:instrText xml:space="preserve"> PAGEREF _Toc236948117 \h </w:instrText>
+          <w:instrText xml:space="preserve"> PAGEREF _Toc237003247 \h </w:instrText>
         </w:r>
         <w:r>
           <w:rPr>
@@ -934,7 +968,7 @@
             <w:noProof/>
             <w:webHidden/>
           </w:rPr>
-          <w:t>3</w:t>
+          <w:t>4</w:t>
         </w:r>
         <w:r>
           <w:rPr>
@@ -947,21 +981,27 @@
     </w:p>
     <w:p>
       <w:pPr>
-        <w:pStyle w:val="TOC1"/>
+        <w:pStyle w:val="TOC2"/>
         <w:tabs>
-          <w:tab w:val="right" w:leader="dot" w:pos="10070"/>
+          <w:tab w:val="right" w:leader="dot" w:pos="9350"/>
         </w:tabs>
         <w:rPr>
+          <w:rFonts w:asciiTheme="minorHAnsi" w:hAnsiTheme="minorHAnsi"/>
           <w:noProof/>
+          <w:color w:val="auto"/>
+          <w:kern w:val="2"/>
+          <w:sz w:val="24"/>
+          <w:szCs w:val="24"/>
+          <w14:ligatures w14:val="standardContextual"/>
         </w:rPr>
       </w:pPr>
-      <w:hyperlink w:anchor="_Toc236948118" w:history="1">
+      <w:hyperlink w:anchor="_Toc237003248" w:history="1">
         <w:r>
           <w:rPr>
             <w:rStyle w:val="Hyperlink"/>
             <w:noProof/>
           </w:rPr>
-          <w:t>7. Obtain and Enter a DeepL API Key</w:t>
+          <w:t>5.3 Runtime coverage and suggestions</w:t>
         </w:r>
         <w:r>
           <w:rPr>
@@ -982,7 +1022,7 @@
             <w:noProof/>
             <w:webHidden/>
           </w:rPr>
-          <w:instrText xml:space="preserve"> PAGEREF _Toc236948118 \h </w:instrText>
+          <w:instrText xml:space="preserve"> PAGEREF _Toc237003248 \h </w:instrText>
         </w:r>
         <w:r>
           <w:rPr>
@@ -1002,7 +1042,7 @@
             <w:noProof/>
             <w:webHidden/>
           </w:rPr>
-          <w:t>3</w:t>
+          <w:t>4</w:t>
         </w:r>
         <w:r>
           <w:rPr>
@@ -1017,19 +1057,25 @@
       <w:pPr>
         <w:pStyle w:val="TOC1"/>
         <w:tabs>
-          <w:tab w:val="right" w:leader="dot" w:pos="10070"/>
+          <w:tab w:val="right" w:leader="dot" w:pos="9350"/>
         </w:tabs>
         <w:rPr>
+          <w:rFonts w:asciiTheme="minorHAnsi" w:hAnsiTheme="minorHAnsi"/>
           <w:noProof/>
+          <w:color w:val="auto"/>
+          <w:kern w:val="2"/>
+          <w:sz w:val="24"/>
+          <w:szCs w:val="24"/>
+          <w14:ligatures w14:val="standardContextual"/>
         </w:rPr>
       </w:pPr>
-      <w:hyperlink w:anchor="_Toc236948119" w:history="1">
+      <w:hyperlink w:anchor="_Toc237003249" w:history="1">
         <w:r>
           <w:rPr>
             <w:rStyle w:val="Hyperlink"/>
             <w:noProof/>
           </w:rPr>
-          <w:t>8. Obtain and Enter a Google API Key</w:t>
+          <w:t>6. Optional Provider Settings</w:t>
         </w:r>
         <w:r>
           <w:rPr>
@@ -1050,7 +1096,7 @@
             <w:noProof/>
             <w:webHidden/>
           </w:rPr>
-          <w:instrText xml:space="preserve"> PAGEREF _Toc236948119 \h </w:instrText>
+          <w:instrText xml:space="preserve"> PAGEREF _Toc237003249 \h </w:instrText>
         </w:r>
         <w:r>
           <w:rPr>
@@ -1070,7 +1116,7 @@
             <w:noProof/>
             <w:webHidden/>
           </w:rPr>
-          <w:t>3</w:t>
+          <w:t>5</w:t>
         </w:r>
         <w:r>
           <w:rPr>
@@ -1085,19 +1131,25 @@
       <w:pPr>
         <w:pStyle w:val="TOC1"/>
         <w:tabs>
-          <w:tab w:val="right" w:leader="dot" w:pos="10070"/>
+          <w:tab w:val="right" w:leader="dot" w:pos="9350"/>
         </w:tabs>
         <w:rPr>
+          <w:rFonts w:asciiTheme="minorHAnsi" w:hAnsiTheme="minorHAnsi"/>
           <w:noProof/>
+          <w:color w:val="auto"/>
+          <w:kern w:val="2"/>
+          <w:sz w:val="24"/>
+          <w:szCs w:val="24"/>
+          <w14:ligatures w14:val="standardContextual"/>
         </w:rPr>
       </w:pPr>
-      <w:hyperlink w:anchor="_Toc236948120" w:history="1">
+      <w:hyperlink w:anchor="_Toc237003250" w:history="1">
         <w:r>
           <w:rPr>
             <w:rStyle w:val="Hyperlink"/>
             <w:noProof/>
           </w:rPr>
-          <w:t>9. Translate Missing Entries</w:t>
+          <w:t>7. Obtain and Enter a DeepL API Key</w:t>
         </w:r>
         <w:r>
           <w:rPr>
@@ -1118,7 +1170,7 @@
             <w:noProof/>
             <w:webHidden/>
           </w:rPr>
-          <w:instrText xml:space="preserve"> PAGEREF _Toc236948120 \h </w:instrText>
+          <w:instrText xml:space="preserve"> PAGEREF _Toc237003250 \h </w:instrText>
         </w:r>
         <w:r>
           <w:rPr>
@@ -1138,7 +1190,7 @@
             <w:noProof/>
             <w:webHidden/>
           </w:rPr>
-          <w:t>4</w:t>
+          <w:t>5</w:t>
         </w:r>
         <w:r>
           <w:rPr>
@@ -1153,19 +1205,25 @@
       <w:pPr>
         <w:pStyle w:val="TOC1"/>
         <w:tabs>
-          <w:tab w:val="right" w:leader="dot" w:pos="10070"/>
+          <w:tab w:val="right" w:leader="dot" w:pos="9350"/>
         </w:tabs>
         <w:rPr>
+          <w:rFonts w:asciiTheme="minorHAnsi" w:hAnsiTheme="minorHAnsi"/>
           <w:noProof/>
+          <w:color w:val="auto"/>
+          <w:kern w:val="2"/>
+          <w:sz w:val="24"/>
+          <w:szCs w:val="24"/>
+          <w14:ligatures w14:val="standardContextual"/>
         </w:rPr>
       </w:pPr>
-      <w:hyperlink w:anchor="_Toc236948121" w:history="1">
+      <w:hyperlink w:anchor="_Toc237003251" w:history="1">
         <w:r>
           <w:rPr>
             <w:rStyle w:val="Hyperlink"/>
             <w:noProof/>
           </w:rPr>
-          <w:t>10. Validate and Export</w:t>
+          <w:t>8. Obtain and Enter a Google API Key</w:t>
         </w:r>
         <w:r>
           <w:rPr>
@@ -1186,7 +1244,7 @@
             <w:noProof/>
             <w:webHidden/>
           </w:rPr>
-          <w:instrText xml:space="preserve"> PAGEREF _Toc236948121 \h </w:instrText>
+          <w:instrText xml:space="preserve"> PAGEREF _Toc237003251 \h </w:instrText>
         </w:r>
         <w:r>
           <w:rPr>
@@ -1206,7 +1264,7 @@
             <w:noProof/>
             <w:webHidden/>
           </w:rPr>
-          <w:t>4</w:t>
+          <w:t>6</w:t>
         </w:r>
         <w:r>
           <w:rPr>
@@ -1221,19 +1279,25 @@
       <w:pPr>
         <w:pStyle w:val="TOC1"/>
         <w:tabs>
-          <w:tab w:val="right" w:leader="dot" w:pos="10070"/>
+          <w:tab w:val="right" w:leader="dot" w:pos="9350"/>
         </w:tabs>
         <w:rPr>
+          <w:rFonts w:asciiTheme="minorHAnsi" w:hAnsiTheme="minorHAnsi"/>
           <w:noProof/>
+          <w:color w:val="auto"/>
+          <w:kern w:val="2"/>
+          <w:sz w:val="24"/>
+          <w:szCs w:val="24"/>
+          <w14:ligatures w14:val="standardContextual"/>
         </w:rPr>
       </w:pPr>
-      <w:hyperlink w:anchor="_Toc236948122" w:history="1">
+      <w:hyperlink w:anchor="_Toc237003252" w:history="1">
         <w:r>
           <w:rPr>
             <w:rStyle w:val="Hyperlink"/>
             <w:noProof/>
           </w:rPr>
-          <w:t>11. Integrate a Target Application</w:t>
+          <w:t>9. Translate Missing Entries</w:t>
         </w:r>
         <w:r>
           <w:rPr>
@@ -1254,7 +1318,7 @@
             <w:noProof/>
             <w:webHidden/>
           </w:rPr>
-          <w:instrText xml:space="preserve"> PAGEREF _Toc236948122 \h </w:instrText>
+          <w:instrText xml:space="preserve"> PAGEREF _Toc237003252 \h </w:instrText>
         </w:r>
         <w:r>
           <w:rPr>
@@ -1274,7 +1338,7 @@
             <w:noProof/>
             <w:webHidden/>
           </w:rPr>
-          <w:t>5</w:t>
+          <w:t>7</w:t>
         </w:r>
         <w:r>
           <w:rPr>
@@ -1287,21 +1351,27 @@
     </w:p>
     <w:p>
       <w:pPr>
-        <w:pStyle w:val="TOC2"/>
+        <w:pStyle w:val="TOC1"/>
         <w:tabs>
-          <w:tab w:val="right" w:leader="dot" w:pos="10070"/>
+          <w:tab w:val="right" w:leader="dot" w:pos="9350"/>
         </w:tabs>
         <w:rPr>
+          <w:rFonts w:asciiTheme="minorHAnsi" w:hAnsiTheme="minorHAnsi"/>
           <w:noProof/>
+          <w:color w:val="auto"/>
+          <w:kern w:val="2"/>
+          <w:sz w:val="24"/>
+          <w:szCs w:val="24"/>
+          <w14:ligatures w14:val="standardContextual"/>
         </w:rPr>
       </w:pPr>
-      <w:hyperlink w:anchor="_Toc236948123" w:history="1">
+      <w:hyperlink w:anchor="_Toc237003253" w:history="1">
         <w:r>
           <w:rPr>
             <w:rStyle w:val="Hyperlink"/>
             <w:noProof/>
           </w:rPr>
-          <w:t>11.1 Runtime files and preferences</w:t>
+          <w:t>10. Validate and Export</w:t>
         </w:r>
         <w:r>
           <w:rPr>
@@ -1322,7 +1392,7 @@
             <w:noProof/>
             <w:webHidden/>
           </w:rPr>
-          <w:instrText xml:space="preserve"> PAGEREF _Toc236948123 \h </w:instrText>
+          <w:instrText xml:space="preserve"> PAGEREF _Toc237003253 \h </w:instrText>
         </w:r>
         <w:r>
           <w:rPr>
@@ -1342,7 +1412,7 @@
             <w:noProof/>
             <w:webHidden/>
           </w:rPr>
-          <w:t>5</w:t>
+          <w:t>7</w:t>
         </w:r>
         <w:r>
           <w:rPr>
@@ -1357,19 +1427,25 @@
       <w:pPr>
         <w:pStyle w:val="TOC1"/>
         <w:tabs>
-          <w:tab w:val="right" w:leader="dot" w:pos="10070"/>
+          <w:tab w:val="right" w:leader="dot" w:pos="9350"/>
         </w:tabs>
         <w:rPr>
+          <w:rFonts w:asciiTheme="minorHAnsi" w:hAnsiTheme="minorHAnsi"/>
           <w:noProof/>
+          <w:color w:val="auto"/>
+          <w:kern w:val="2"/>
+          <w:sz w:val="24"/>
+          <w:szCs w:val="24"/>
+          <w14:ligatures w14:val="standardContextual"/>
         </w:rPr>
       </w:pPr>
-      <w:hyperlink w:anchor="_Toc236948124" w:history="1">
+      <w:hyperlink w:anchor="_Toc237003254" w:history="1">
         <w:r>
           <w:rPr>
             <w:rStyle w:val="Hyperlink"/>
             <w:noProof/>
           </w:rPr>
-          <w:t>12. Translate the Studio Itself</w:t>
+          <w:t>11. Integrate a Target Application</w:t>
         </w:r>
         <w:r>
           <w:rPr>
@@ -1390,7 +1466,7 @@
             <w:noProof/>
             <w:webHidden/>
           </w:rPr>
-          <w:instrText xml:space="preserve"> PAGEREF _Toc236948124 \h </w:instrText>
+          <w:instrText xml:space="preserve"> PAGEREF _Toc237003254 \h </w:instrText>
         </w:r>
         <w:r>
           <w:rPr>
@@ -1410,7 +1486,7 @@
             <w:noProof/>
             <w:webHidden/>
           </w:rPr>
-          <w:t>5</w:t>
+          <w:t>7</w:t>
         </w:r>
         <w:r>
           <w:rPr>
@@ -1423,21 +1499,27 @@
     </w:p>
     <w:p>
       <w:pPr>
-        <w:pStyle w:val="TOC1"/>
+        <w:pStyle w:val="TOC2"/>
         <w:tabs>
-          <w:tab w:val="right" w:leader="dot" w:pos="10070"/>
+          <w:tab w:val="right" w:leader="dot" w:pos="9350"/>
         </w:tabs>
         <w:rPr>
+          <w:rFonts w:asciiTheme="minorHAnsi" w:hAnsiTheme="minorHAnsi"/>
           <w:noProof/>
+          <w:color w:val="auto"/>
+          <w:kern w:val="2"/>
+          <w:sz w:val="24"/>
+          <w:szCs w:val="24"/>
+          <w14:ligatures w14:val="standardContextual"/>
         </w:rPr>
       </w:pPr>
-      <w:hyperlink w:anchor="_Toc236948125" w:history="1">
+      <w:hyperlink w:anchor="_Toc237003255" w:history="1">
         <w:r>
           <w:rPr>
             <w:rStyle w:val="Hyperlink"/>
             <w:noProof/>
           </w:rPr>
-          <w:t>13. Troubleshooting</w:t>
+          <w:t>11.1 Runtime files and preferences</w:t>
         </w:r>
         <w:r>
           <w:rPr>
@@ -1458,7 +1540,7 @@
             <w:noProof/>
             <w:webHidden/>
           </w:rPr>
-          <w:instrText xml:space="preserve"> PAGEREF _Toc236948125 \h </w:instrText>
+          <w:instrText xml:space="preserve"> PAGEREF _Toc237003255 \h </w:instrText>
         </w:r>
         <w:r>
           <w:rPr>
@@ -1478,7 +1560,7 @@
             <w:noProof/>
             <w:webHidden/>
           </w:rPr>
-          <w:t>5</w:t>
+          <w:t>8</w:t>
         </w:r>
         <w:r>
           <w:rPr>
@@ -1493,19 +1575,25 @@
       <w:pPr>
         <w:pStyle w:val="TOC1"/>
         <w:tabs>
-          <w:tab w:val="right" w:leader="dot" w:pos="10070"/>
+          <w:tab w:val="right" w:leader="dot" w:pos="9350"/>
         </w:tabs>
         <w:rPr>
+          <w:rFonts w:asciiTheme="minorHAnsi" w:hAnsiTheme="minorHAnsi"/>
           <w:noProof/>
+          <w:color w:val="auto"/>
+          <w:kern w:val="2"/>
+          <w:sz w:val="24"/>
+          <w:szCs w:val="24"/>
+          <w14:ligatures w14:val="standardContextual"/>
         </w:rPr>
       </w:pPr>
-      <w:hyperlink w:anchor="_Toc236948126" w:history="1">
+      <w:hyperlink w:anchor="_Toc237003256" w:history="1">
         <w:r>
           <w:rPr>
             <w:rStyle w:val="Hyperlink"/>
             <w:noProof/>
           </w:rPr>
-          <w:t>14. Security and Privacy</w:t>
+          <w:t>12. Translate the Studio Itself</w:t>
         </w:r>
         <w:r>
           <w:rPr>
@@ -1526,7 +1614,7 @@
             <w:noProof/>
             <w:webHidden/>
           </w:rPr>
-          <w:instrText xml:space="preserve"> PAGEREF _Toc236948126 \h </w:instrText>
+          <w:instrText xml:space="preserve"> PAGEREF _Toc237003256 \h </w:instrText>
         </w:r>
         <w:r>
           <w:rPr>
@@ -1546,7 +1634,7 @@
             <w:noProof/>
             <w:webHidden/>
           </w:rPr>
-          <w:t>6</w:t>
+          <w:t>8</w:t>
         </w:r>
         <w:r>
           <w:rPr>
@@ -1561,19 +1649,25 @@
       <w:pPr>
         <w:pStyle w:val="TOC1"/>
         <w:tabs>
-          <w:tab w:val="right" w:leader="dot" w:pos="10070"/>
+          <w:tab w:val="right" w:leader="dot" w:pos="9350"/>
         </w:tabs>
         <w:rPr>
+          <w:rFonts w:asciiTheme="minorHAnsi" w:hAnsiTheme="minorHAnsi"/>
           <w:noProof/>
+          <w:color w:val="auto"/>
+          <w:kern w:val="2"/>
+          <w:sz w:val="24"/>
+          <w:szCs w:val="24"/>
+          <w14:ligatures w14:val="standardContextual"/>
         </w:rPr>
       </w:pPr>
-      <w:hyperlink w:anchor="_Toc236948127" w:history="1">
+      <w:hyperlink w:anchor="_Toc237003257" w:history="1">
         <w:r>
           <w:rPr>
             <w:rStyle w:val="Hyperlink"/>
             <w:noProof/>
           </w:rPr>
-          <w:t>15. File and Folder Reference</w:t>
+          <w:t>13. Troubleshooting</w:t>
         </w:r>
         <w:r>
           <w:rPr>
@@ -1594,7 +1688,7 @@
             <w:noProof/>
             <w:webHidden/>
           </w:rPr>
-          <w:instrText xml:space="preserve"> PAGEREF _Toc236948127 \h </w:instrText>
+          <w:instrText xml:space="preserve"> PAGEREF _Toc237003257 \h </w:instrText>
         </w:r>
         <w:r>
           <w:rPr>
@@ -1614,7 +1708,7 @@
             <w:noProof/>
             <w:webHidden/>
           </w:rPr>
-          <w:t>6</w:t>
+          <w:t>9</w:t>
         </w:r>
         <w:r>
           <w:rPr>
@@ -1629,19 +1723,25 @@
       <w:pPr>
         <w:pStyle w:val="TOC1"/>
         <w:tabs>
-          <w:tab w:val="right" w:leader="dot" w:pos="10070"/>
+          <w:tab w:val="right" w:leader="dot" w:pos="9350"/>
         </w:tabs>
         <w:rPr>
+          <w:rFonts w:asciiTheme="minorHAnsi" w:hAnsiTheme="minorHAnsi"/>
           <w:noProof/>
+          <w:color w:val="auto"/>
+          <w:kern w:val="2"/>
+          <w:sz w:val="24"/>
+          <w:szCs w:val="24"/>
+          <w14:ligatures w14:val="standardContextual"/>
         </w:rPr>
       </w:pPr>
-      <w:hyperlink w:anchor="_Toc236948128" w:history="1">
+      <w:hyperlink w:anchor="_Toc237003258" w:history="1">
         <w:r>
           <w:rPr>
             <w:rStyle w:val="Hyperlink"/>
             <w:noProof/>
           </w:rPr>
-          <w:t>16. Provider Reference and Change Notice</w:t>
+          <w:t>14. Security and Privacy</w:t>
         </w:r>
         <w:r>
           <w:rPr>
@@ -1662,7 +1762,7 @@
             <w:noProof/>
             <w:webHidden/>
           </w:rPr>
-          <w:instrText xml:space="preserve"> PAGEREF _Toc236948128 \h </w:instrText>
+          <w:instrText xml:space="preserve"> PAGEREF _Toc237003258 \h </w:instrText>
         </w:r>
         <w:r>
           <w:rPr>
@@ -1682,7 +1782,7 @@
             <w:noProof/>
             <w:webHidden/>
           </w:rPr>
-          <w:t>6</w:t>
+          <w:t>9</w:t>
         </w:r>
         <w:r>
           <w:rPr>
@@ -1695,27 +1795,164 @@
     </w:p>
     <w:p>
       <w:pPr>
+        <w:pStyle w:val="TOC1"/>
+        <w:tabs>
+          <w:tab w:val="right" w:leader="dot" w:pos="9350"/>
+        </w:tabs>
         <w:rPr>
-          <w:rFonts w:hint="eastAsia"/>
+          <w:rFonts w:asciiTheme="minorHAnsi" w:hAnsiTheme="minorHAnsi"/>
+          <w:noProof/>
+          <w:color w:val="auto"/>
+          <w:kern w:val="2"/>
+          <w:sz w:val="24"/>
+          <w:szCs w:val="24"/>
+          <w14:ligatures w14:val="standardContextual"/>
         </w:rPr>
       </w:pPr>
+      <w:hyperlink w:anchor="_Toc237003259" w:history="1">
+        <w:r>
+          <w:rPr>
+            <w:rStyle w:val="Hyperlink"/>
+            <w:noProof/>
+          </w:rPr>
+          <w:t>15. File and Folder Reference</w:t>
+        </w:r>
+        <w:r>
+          <w:rPr>
+            <w:noProof/>
+            <w:webHidden/>
+          </w:rPr>
+          <w:tab/>
+        </w:r>
+        <w:r>
+          <w:rPr>
+            <w:noProof/>
+            <w:webHidden/>
+          </w:rPr>
+          <w:fldChar w:fldCharType="begin"/>
+        </w:r>
+        <w:r>
+          <w:rPr>
+            <w:noProof/>
+            <w:webHidden/>
+          </w:rPr>
+          <w:instrText xml:space="preserve"> PAGEREF _Toc237003259 \h </w:instrText>
+        </w:r>
+        <w:r>
+          <w:rPr>
+            <w:noProof/>
+            <w:webHidden/>
+          </w:rPr>
+        </w:r>
+        <w:r>
+          <w:rPr>
+            <w:noProof/>
+            <w:webHidden/>
+          </w:rPr>
+          <w:fldChar w:fldCharType="separate"/>
+        </w:r>
+        <w:r>
+          <w:rPr>
+            <w:noProof/>
+            <w:webHidden/>
+          </w:rPr>
+          <w:t>10</w:t>
+        </w:r>
+        <w:r>
+          <w:rPr>
+            <w:noProof/>
+            <w:webHidden/>
+          </w:rPr>
+          <w:fldChar w:fldCharType="end"/>
+        </w:r>
+      </w:hyperlink>
+    </w:p>
+    <w:p>
+      <w:pPr>
+        <w:pStyle w:val="TOC1"/>
+        <w:tabs>
+          <w:tab w:val="right" w:leader="dot" w:pos="9350"/>
+        </w:tabs>
+        <w:rPr>
+          <w:rFonts w:asciiTheme="minorHAnsi" w:hAnsiTheme="minorHAnsi"/>
+          <w:noProof/>
+          <w:color w:val="auto"/>
+          <w:kern w:val="2"/>
+          <w:sz w:val="24"/>
+          <w:szCs w:val="24"/>
+          <w14:ligatures w14:val="standardContextual"/>
+        </w:rPr>
+      </w:pPr>
+      <w:hyperlink w:anchor="_Toc237003260" w:history="1">
+        <w:r>
+          <w:rPr>
+            <w:rStyle w:val="Hyperlink"/>
+            <w:noProof/>
+          </w:rPr>
+          <w:t>16. Provider Reference and Change Notice</w:t>
+        </w:r>
+        <w:r>
+          <w:rPr>
+            <w:noProof/>
+            <w:webHidden/>
+          </w:rPr>
+          <w:tab/>
+        </w:r>
+        <w:r>
+          <w:rPr>
+            <w:noProof/>
+            <w:webHidden/>
+          </w:rPr>
+          <w:fldChar w:fldCharType="begin"/>
+        </w:r>
+        <w:r>
+          <w:rPr>
+            <w:noProof/>
+            <w:webHidden/>
+          </w:rPr>
+          <w:instrText xml:space="preserve"> PAGEREF _Toc237003260 \h </w:instrText>
+        </w:r>
+        <w:r>
+          <w:rPr>
+            <w:noProof/>
+            <w:webHidden/>
+          </w:rPr>
+        </w:r>
+        <w:r>
+          <w:rPr>
+            <w:noProof/>
+            <w:webHidden/>
+          </w:rPr>
+          <w:fldChar w:fldCharType="separate"/>
+        </w:r>
+        <w:r>
+          <w:rPr>
+            <w:noProof/>
+            <w:webHidden/>
+          </w:rPr>
+          <w:t>10</w:t>
+        </w:r>
+        <w:r>
+          <w:rPr>
+            <w:noProof/>
+            <w:webHidden/>
+          </w:rPr>
+          <w:fldChar w:fldCharType="end"/>
+        </w:r>
+      </w:hyperlink>
+    </w:p>
+    <w:p>
       <w:r>
         <w:fldChar w:fldCharType="end"/>
       </w:r>
-      <w:r>
-        <w:br w:type="page"/>
-      </w:r>
     </w:p>
     <w:p>
       <w:pPr>
-        <w:rPr>
-          <w:rFonts w:hint="eastAsia"/>
-        </w:rPr>
         <w:sectPr>
           <w:headerReference w:type="default" r:id="rId11"/>
           <w:footerReference w:type="default" r:id="rId12"/>
           <w:pgSz w:w="12240" w:h="15840"/>
-          <w:pgMar w:top="1037" w:right="1037" w:bottom="979" w:left="1123" w:header="432" w:footer="432" w:gutter="0"/>
+          <w:pgMar w:top="1440" w:right="1440" w:bottom="1440" w:left="1440" w:header="708" w:footer="708" w:gutter="0"/>
           <w:pgNumType w:fmt="lowerRoman" w:start="1"/>
           <w:cols w:space="720"/>
           <w:docGrid w:linePitch="360"/>
@@ -1726,7 +1963,7 @@
       <w:pPr>
         <w:pStyle w:val="Heading1"/>
       </w:pPr>
-      <w:bookmarkStart w:id="1" w:name="_Toc236948108"/>
+      <w:bookmarkStart w:id="1" w:name="_Toc237003238"/>
       <w:r>
         <w:lastRenderedPageBreak/>
         <w:t>1. Welcome</w:t>
@@ -1734,33 +1971,30 @@
       <w:bookmarkEnd w:id="1"/>
     </w:p>
     <w:p>
-      <w:pPr>
-        <w:rPr>
-          <w:rFonts w:hint="eastAsia"/>
-        </w:rPr>
-      </w:pPr>
       <w:r>
-        <w:t>Delphi App Translation Studio is a Windows developer tool for adding offline localization to existing Delphi VCL and FireMonkey applications. It scans designer-authored forms and Delphi resourcestring declarations, stores the results in an editable development catalog, optionally obtains draft translations from an Internet provider, validates the finished language, and exports a compact JSON pack for the target application.</w:t>
+        <w:t>Delphi App Translation Studio is an offline-first Windows developer tool for adding localization to existing Delphi VCL and FireMonkey applications. It scans designer-authored forms and Delphi resourcestring declarations, stores the results in an editable development catalog, accepts translated text from manual work, CSV, JSON, reviewed suggestions, or an optional Internet provider, validates structural safety, and exports a compact JSON pack for the target application.</w:t>
       </w:r>
     </w:p>
     <w:p>
-      <w:pPr>
-        <w:rPr>
-          <w:rFonts w:hint="eastAsia"/>
-        </w:rPr>
-      </w:pPr>
       <w:r>
         <w:t>The Studio itself is built with FireMonkey, but it works with both VCL and FMX target projects. The supported build targets are Windows Win32 and Win64. macOS, iOS, Android, Linux, C++Builder, and runtime cloud translation are outside the product scope.</w:t>
       </w:r>
     </w:p>
     <w:tbl>
       <w:tblPr>
-        <w:tblW w:w="0" w:type="auto"/>
+        <w:tblW w:w="9360" w:type="dxa"/>
         <w:jc w:val="center"/>
+        <w:tblLayout w:type="fixed"/>
+        <w:tblCellMar>
+          <w:top w:w="80" w:type="dxa"/>
+          <w:left w:w="120" w:type="dxa"/>
+          <w:bottom w:w="80" w:type="dxa"/>
+          <w:right w:w="120" w:type="dxa"/>
+        </w:tblCellMar>
         <w:tblLook w:val="04A0" w:firstRow="1" w:lastRow="0" w:firstColumn="1" w:lastColumn="0" w:noHBand="0" w:noVBand="1"/>
       </w:tblPr>
       <w:tblGrid>
-        <w:gridCol w:w="10080"/>
+        <w:gridCol w:w="9360"/>
       </w:tblGrid>
       <w:tr>
         <w:trPr>
@@ -1768,16 +2002,13 @@
         </w:trPr>
         <w:tc>
           <w:tcPr>
-            <w:tcW w:w="10080" w:type="dxa"/>
+            <w:tcW w:w="9360" w:type="dxa"/>
             <w:shd w:val="clear" w:color="auto" w:fill="EAF3FF"/>
             <w:vAlign w:val="center"/>
           </w:tcPr>
           <w:p>
             <w:pPr>
               <w:pStyle w:val="Callout"/>
-              <w:rPr>
-                <w:rFonts w:hint="eastAsia"/>
-              </w:rPr>
             </w:pPr>
             <w:r>
               <w:rPr>
@@ -1787,7 +2018,7 @@
               <w:t xml:space="preserve">Offline by design. </w:t>
             </w:r>
             <w:r>
-              <w:t>Only the developer Studio contacts DeepL or Google. A translated target application reads local JSON files and never needs Internet access or a provider API key.</w:t>
+              <w:t>The required workflow needs no provider account or API key. If a developer chooses DeepL or Google, only the Studio contacts that service. A translated target application reads local JSON files and never needs Internet access or provider credentials.</w:t>
             </w:r>
           </w:p>
         </w:tc>
@@ -1797,7 +2028,7 @@
       <w:pPr>
         <w:pStyle w:val="Heading2"/>
       </w:pPr>
-      <w:bookmarkStart w:id="2" w:name="_Toc236948109"/>
+      <w:bookmarkStart w:id="2" w:name="_Toc237003239"/>
       <w:r>
         <w:t>1.1 What the Studio changes</w:t>
       </w:r>
@@ -1806,9 +2037,6 @@
     <w:p>
       <w:pPr>
         <w:pStyle w:val="ListBullet"/>
-        <w:rPr>
-          <w:rFonts w:hint="eastAsia"/>
-        </w:rPr>
       </w:pPr>
       <w:r>
         <w:t>Scanning is read-only and does not alter the selected project.</w:t>
@@ -1817,9 +2045,6 @@
     <w:p>
       <w:pPr>
         <w:pStyle w:val="ListBullet"/>
-        <w:rPr>
-          <w:rFonts w:hint="eastAsia"/>
-        </w:rPr>
       </w:pPr>
       <w:r>
         <w:t>Saving creates project-local Localization\Development catalog files.</w:t>
@@ -1828,9 +2053,6 @@
     <w:p>
       <w:pPr>
         <w:pStyle w:val="ListBullet"/>
-        <w:rPr>
-          <w:rFonts w:hint="eastAsia"/>
-        </w:rPr>
       </w:pPr>
       <w:r>
         <w:t>Export creates project-local Localization\Languages runtime packs.</w:t>
@@ -1839,9 +2061,6 @@
     <w:p>
       <w:pPr>
         <w:pStyle w:val="ListBullet"/>
-        <w:rPr>
-          <w:rFonts w:hint="eastAsia"/>
-        </w:rPr>
       </w:pPr>
       <w:r>
         <w:t>Integration is a separate explicit operation with preview, verified backup, apply, and restore.</w:t>
@@ -1850,9 +2069,6 @@
     <w:p>
       <w:pPr>
         <w:pStyle w:val="ListBullet"/>
-        <w:rPr>
-          <w:rFonts w:hint="eastAsia"/>
-        </w:rPr>
       </w:pPr>
       <w:r>
         <w:t>Language menu items are persisted in the target DFM or FMX so they remain editable in the Delphi IDE.</w:t>
@@ -1862,28 +2078,18 @@
       <w:pPr>
         <w:pStyle w:val="Heading1"/>
       </w:pPr>
-      <w:bookmarkStart w:id="3" w:name="_Toc236948110"/>
+      <w:bookmarkStart w:id="3" w:name="_Toc237003240"/>
       <w:r>
         <w:t>2. Installation and Startup</w:t>
       </w:r>
       <w:bookmarkEnd w:id="3"/>
     </w:p>
     <w:p>
-      <w:pPr>
-        <w:rPr>
-          <w:rFonts w:hint="eastAsia"/>
-        </w:rPr>
-      </w:pPr>
       <w:r>
         <w:t>The open-source project can be opened and compiled by anyone with Delphi 13 / RAD Studio 13 Florence. No installer is required for development builds. Open DelphiAppTranslationStudio.dproj, choose Win32 or Win64, and build.</w:t>
       </w:r>
     </w:p>
     <w:p>
-      <w:pPr>
-        <w:rPr>
-          <w:rFonts w:hint="eastAsia"/>
-        </w:rPr>
-      </w:pPr>
       <w:r>
         <w:t>Build products are placed under bin\&lt;Platform&gt;\&lt;Configuration&gt;. Compiler units are placed under dcu. The project deliberately does not target mobile or macOS platforms.</w:t>
       </w:r>
@@ -1892,7 +2098,7 @@
       <w:pPr>
         <w:pStyle w:val="Heading2"/>
       </w:pPr>
-      <w:bookmarkStart w:id="4" w:name="_Toc236948111"/>
+      <w:bookmarkStart w:id="4" w:name="_Toc237003241"/>
       <w:r>
         <w:t>2.1 First launch</w:t>
       </w:r>
@@ -1900,60 +2106,46 @@
     </w:p>
     <w:p>
       <w:pPr>
-        <w:ind w:left="317" w:hanging="317"/>
-        <w:rPr>
-          <w:rFonts w:hint="eastAsia"/>
-        </w:rPr>
-      </w:pPr>
-      <w:r>
-        <w:rPr>
-          <w:b/>
-        </w:rPr>
-        <w:t xml:space="preserve">1. </w:t>
-      </w:r>
+        <w:pStyle w:val="ListNumber"/>
+        <w:numPr>
+          <w:ilvl w:val="0"/>
+          <w:numId w:val="10"/>
+        </w:numPr>
+      </w:pPr>
       <w:r>
         <w:t>Run DelphiAppTranslationStudio.exe.</w:t>
       </w:r>
     </w:p>
     <w:p>
       <w:pPr>
-        <w:ind w:left="317" w:hanging="317"/>
-        <w:rPr>
-          <w:rFonts w:hint="eastAsia"/>
-        </w:rPr>
-      </w:pPr>
-      <w:r>
-        <w:rPr>
-          <w:b/>
-        </w:rPr>
-        <w:t xml:space="preserve">2. </w:t>
-      </w:r>
+        <w:pStyle w:val="ListNumber"/>
+        <w:numPr>
+          <w:ilvl w:val="0"/>
+          <w:numId w:val="10"/>
+        </w:numPr>
+      </w:pPr>
       <w:r>
         <w:t>Confirm that the title reads Delphi App Translation Studio.</w:t>
       </w:r>
     </w:p>
     <w:p>
       <w:pPr>
-        <w:ind w:left="317" w:hanging="317"/>
-        <w:rPr>
-          <w:rFonts w:hint="eastAsia"/>
-        </w:rPr>
+        <w:pStyle w:val="ListNumber"/>
+        <w:numPr>
+          <w:ilvl w:val="0"/>
+          <w:numId w:val="10"/>
+        </w:numPr>
       </w:pPr>
       <w:r>
-        <w:rPr>
-          <w:b/>
-        </w:rPr>
-        <w:t xml:space="preserve">3. </w:t>
-      </w:r>
-      <w:r>
-        <w:t>Use the left workflow panel. The blue selection bar follows the active Project, Scan, Languages, Validation, Export, Integration, or Provider Settings page.</w:t>
+        <w:lastRenderedPageBreak/>
+        <w:t>Use the left workflow panel. The blue selection bar follows the six required Project, Scan, Languages, Validation, Export, and Integration pages. Optional Provider is available separately and is not required.</w:t>
       </w:r>
     </w:p>
     <w:p>
       <w:pPr>
         <w:pStyle w:val="Heading1"/>
       </w:pPr>
-      <w:bookmarkStart w:id="5" w:name="_Toc236948112"/>
+      <w:bookmarkStart w:id="5" w:name="_Toc237003242"/>
       <w:r>
         <w:t>3. The End-to-End Workflow</w:t>
       </w:r>
@@ -1962,14 +2154,21 @@
     <w:tbl>
       <w:tblPr>
         <w:tblStyle w:val="LightShading-Accent1"/>
-        <w:tblW w:w="0" w:type="auto"/>
+        <w:tblW w:w="9360" w:type="dxa"/>
         <w:jc w:val="center"/>
+        <w:tblLayout w:type="fixed"/>
+        <w:tblCellMar>
+          <w:top w:w="80" w:type="dxa"/>
+          <w:left w:w="120" w:type="dxa"/>
+          <w:bottom w:w="80" w:type="dxa"/>
+          <w:right w:w="120" w:type="dxa"/>
+        </w:tblCellMar>
         <w:tblLook w:val="04A0" w:firstRow="1" w:lastRow="0" w:firstColumn="1" w:lastColumn="0" w:noHBand="0" w:noVBand="1"/>
       </w:tblPr>
       <w:tblGrid>
-        <w:gridCol w:w="3360"/>
-        <w:gridCol w:w="3360"/>
-        <w:gridCol w:w="3360"/>
+        <w:gridCol w:w="1800"/>
+        <w:gridCol w:w="3900"/>
+        <w:gridCol w:w="3660"/>
       </w:tblGrid>
       <w:tr>
         <w:trPr>
@@ -1980,15 +2179,10 @@
         <w:tc>
           <w:tcPr>
             <w:cnfStyle w:val="001000000000" w:firstRow="0" w:lastRow="0" w:firstColumn="1" w:lastColumn="0" w:oddVBand="0" w:evenVBand="0" w:oddHBand="0" w:evenHBand="0" w:firstRowFirstColumn="0" w:firstRowLastColumn="0" w:lastRowFirstColumn="0" w:lastRowLastColumn="0"/>
-            <w:tcW w:w="3360" w:type="dxa"/>
+            <w:tcW w:w="1800" w:type="dxa"/>
             <w:shd w:val="clear" w:color="auto" w:fill="234C80"/>
           </w:tcPr>
           <w:p>
-            <w:pPr>
-              <w:rPr>
-                <w:rFonts w:hint="eastAsia"/>
-              </w:rPr>
-            </w:pPr>
             <w:r>
               <w:rPr>
                 <w:color w:val="FFFFFF"/>
@@ -1999,15 +2193,12 @@
         </w:tc>
         <w:tc>
           <w:tcPr>
-            <w:tcW w:w="3360" w:type="dxa"/>
+            <w:tcW w:w="3900" w:type="dxa"/>
             <w:shd w:val="clear" w:color="auto" w:fill="234C80"/>
           </w:tcPr>
           <w:p>
             <w:pPr>
               <w:cnfStyle w:val="100000000000" w:firstRow="1" w:lastRow="0" w:firstColumn="0" w:lastColumn="0" w:oddVBand="0" w:evenVBand="0" w:oddHBand="0" w:evenHBand="0" w:firstRowFirstColumn="0" w:firstRowLastColumn="0" w:lastRowFirstColumn="0" w:lastRowLastColumn="0"/>
-              <w:rPr>
-                <w:rFonts w:hint="eastAsia"/>
-              </w:rPr>
             </w:pPr>
             <w:r>
               <w:rPr>
@@ -2019,15 +2210,12 @@
         </w:tc>
         <w:tc>
           <w:tcPr>
-            <w:tcW w:w="3360" w:type="dxa"/>
+            <w:tcW w:w="3660" w:type="dxa"/>
             <w:shd w:val="clear" w:color="auto" w:fill="234C80"/>
           </w:tcPr>
           <w:p>
             <w:pPr>
               <w:cnfStyle w:val="100000000000" w:firstRow="1" w:lastRow="0" w:firstColumn="0" w:lastColumn="0" w:oddVBand="0" w:evenVBand="0" w:oddHBand="0" w:evenHBand="0" w:firstRowFirstColumn="0" w:firstRowLastColumn="0" w:lastRowFirstColumn="0" w:lastRowLastColumn="0"/>
-              <w:rPr>
-                <w:rFonts w:hint="eastAsia"/>
-              </w:rPr>
             </w:pPr>
             <w:r>
               <w:rPr>
@@ -2047,14 +2235,10 @@
         <w:tc>
           <w:tcPr>
             <w:cnfStyle w:val="001000000000" w:firstRow="0" w:lastRow="0" w:firstColumn="1" w:lastColumn="0" w:oddVBand="0" w:evenVBand="0" w:oddHBand="0" w:evenHBand="0" w:firstRowFirstColumn="0" w:firstRowLastColumn="0" w:lastRowFirstColumn="0" w:lastRowLastColumn="0"/>
-            <w:tcW w:w="3360" w:type="dxa"/>
+            <w:tcW w:w="1800" w:type="dxa"/>
+            <w:vAlign w:val="center"/>
           </w:tcPr>
           <w:p>
-            <w:pPr>
-              <w:rPr>
-                <w:rFonts w:hint="eastAsia"/>
-              </w:rPr>
-            </w:pPr>
             <w:r>
               <w:t>1 Project</w:t>
             </w:r>
@@ -2062,14 +2246,12 @@
         </w:tc>
         <w:tc>
           <w:tcPr>
-            <w:tcW w:w="3360" w:type="dxa"/>
+            <w:tcW w:w="3900" w:type="dxa"/>
+            <w:vAlign w:val="center"/>
           </w:tcPr>
           <w:p>
             <w:pPr>
               <w:cnfStyle w:val="000000100000" w:firstRow="0" w:lastRow="0" w:firstColumn="0" w:lastColumn="0" w:oddVBand="0" w:evenVBand="0" w:oddHBand="1" w:evenHBand="0" w:firstRowFirstColumn="0" w:firstRowLastColumn="0" w:lastRowFirstColumn="0" w:lastRowLastColumn="0"/>
-              <w:rPr>
-                <w:rFonts w:hint="eastAsia"/>
-              </w:rPr>
             </w:pPr>
             <w:r>
               <w:t>Open and identify a Delphi project.</w:t>
@@ -2078,14 +2260,12 @@
         </w:tc>
         <w:tc>
           <w:tcPr>
-            <w:tcW w:w="3360" w:type="dxa"/>
+            <w:tcW w:w="3660" w:type="dxa"/>
+            <w:vAlign w:val="center"/>
           </w:tcPr>
           <w:p>
             <w:pPr>
               <w:cnfStyle w:val="000000100000" w:firstRow="0" w:lastRow="0" w:firstColumn="0" w:lastColumn="0" w:oddVBand="0" w:evenVBand="0" w:oddHBand="1" w:evenHBand="0" w:firstRowFirstColumn="0" w:firstRowLastColumn="0" w:lastRowFirstColumn="0" w:lastRowLastColumn="0"/>
-              <w:rPr>
-                <w:rFonts w:hint="eastAsia"/>
-              </w:rPr>
             </w:pPr>
             <w:r>
               <w:t>Project profile</w:t>
@@ -2101,14 +2281,10 @@
         <w:tc>
           <w:tcPr>
             <w:cnfStyle w:val="001000000000" w:firstRow="0" w:lastRow="0" w:firstColumn="1" w:lastColumn="0" w:oddVBand="0" w:evenVBand="0" w:oddHBand="0" w:evenHBand="0" w:firstRowFirstColumn="0" w:firstRowLastColumn="0" w:lastRowFirstColumn="0" w:lastRowLastColumn="0"/>
-            <w:tcW w:w="3360" w:type="dxa"/>
+            <w:tcW w:w="1800" w:type="dxa"/>
+            <w:vAlign w:val="center"/>
           </w:tcPr>
           <w:p>
-            <w:pPr>
-              <w:rPr>
-                <w:rFonts w:hint="eastAsia"/>
-              </w:rPr>
-            </w:pPr>
             <w:r>
               <w:t>2 Scan</w:t>
             </w:r>
@@ -2116,14 +2292,12 @@
         </w:tc>
         <w:tc>
           <w:tcPr>
-            <w:tcW w:w="3360" w:type="dxa"/>
+            <w:tcW w:w="3900" w:type="dxa"/>
+            <w:vAlign w:val="center"/>
           </w:tcPr>
           <w:p>
             <w:pPr>
               <w:cnfStyle w:val="000000000000" w:firstRow="0" w:lastRow="0" w:firstColumn="0" w:lastColumn="0" w:oddVBand="0" w:evenVBand="0" w:oddHBand="0" w:evenHBand="0" w:firstRowFirstColumn="0" w:firstRowLastColumn="0" w:lastRowFirstColumn="0" w:lastRowLastColumn="0"/>
-              <w:rPr>
-                <w:rFonts w:hint="eastAsia"/>
-              </w:rPr>
             </w:pPr>
             <w:r>
               <w:t>Extract designated designer text and resourcestrings.</w:t>
@@ -2132,14 +2306,12 @@
         </w:tc>
         <w:tc>
           <w:tcPr>
-            <w:tcW w:w="3360" w:type="dxa"/>
+            <w:tcW w:w="3660" w:type="dxa"/>
+            <w:vAlign w:val="center"/>
           </w:tcPr>
           <w:p>
             <w:pPr>
               <w:cnfStyle w:val="000000000000" w:firstRow="0" w:lastRow="0" w:firstColumn="0" w:lastColumn="0" w:oddVBand="0" w:evenVBand="0" w:oddHBand="0" w:evenHBand="0" w:firstRowFirstColumn="0" w:firstRowLastColumn="0" w:lastRowFirstColumn="0" w:lastRowLastColumn="0"/>
-              <w:rPr>
-                <w:rFonts w:hint="eastAsia"/>
-              </w:rPr>
             </w:pPr>
             <w:r>
               <w:t>Scan result</w:t>
@@ -2156,14 +2328,10 @@
         <w:tc>
           <w:tcPr>
             <w:cnfStyle w:val="001000000000" w:firstRow="0" w:lastRow="0" w:firstColumn="1" w:lastColumn="0" w:oddVBand="0" w:evenVBand="0" w:oddHBand="0" w:evenHBand="0" w:firstRowFirstColumn="0" w:firstRowLastColumn="0" w:lastRowFirstColumn="0" w:lastRowLastColumn="0"/>
-            <w:tcW w:w="3360" w:type="dxa"/>
+            <w:tcW w:w="1800" w:type="dxa"/>
+            <w:vAlign w:val="center"/>
           </w:tcPr>
           <w:p>
-            <w:pPr>
-              <w:rPr>
-                <w:rFonts w:hint="eastAsia"/>
-              </w:rPr>
-            </w:pPr>
             <w:r>
               <w:t>3 Languages</w:t>
             </w:r>
@@ -2171,14 +2339,12 @@
         </w:tc>
         <w:tc>
           <w:tcPr>
-            <w:tcW w:w="3360" w:type="dxa"/>
+            <w:tcW w:w="3900" w:type="dxa"/>
+            <w:vAlign w:val="center"/>
           </w:tcPr>
           <w:p>
             <w:pPr>
               <w:cnfStyle w:val="000000100000" w:firstRow="0" w:lastRow="0" w:firstColumn="0" w:lastColumn="0" w:oddVBand="0" w:evenVBand="0" w:oddHBand="1" w:evenHBand="0" w:firstRowFirstColumn="0" w:firstRowLastColumn="0" w:lastRowFirstColumn="0" w:lastRowLastColumn="0"/>
-              <w:rPr>
-                <w:rFonts w:hint="eastAsia"/>
-              </w:rPr>
             </w:pPr>
             <w:r>
               <w:t>Create or edit one target-language catalog.</w:t>
@@ -2187,14 +2353,12 @@
         </w:tc>
         <w:tc>
           <w:tcPr>
-            <w:tcW w:w="3360" w:type="dxa"/>
+            <w:tcW w:w="3660" w:type="dxa"/>
+            <w:vAlign w:val="center"/>
           </w:tcPr>
           <w:p>
             <w:pPr>
               <w:cnfStyle w:val="000000100000" w:firstRow="0" w:lastRow="0" w:firstColumn="0" w:lastColumn="0" w:oddVBand="0" w:evenVBand="0" w:oddHBand="1" w:evenHBand="0" w:firstRowFirstColumn="0" w:firstRowLastColumn="0" w:lastRowFirstColumn="0" w:lastRowLastColumn="0"/>
-              <w:rPr>
-                <w:rFonts w:hint="eastAsia"/>
-              </w:rPr>
             </w:pPr>
             <w:r>
               <w:t>Development JSON</w:t>
@@ -2210,14 +2374,10 @@
         <w:tc>
           <w:tcPr>
             <w:cnfStyle w:val="001000000000" w:firstRow="0" w:lastRow="0" w:firstColumn="1" w:lastColumn="0" w:oddVBand="0" w:evenVBand="0" w:oddHBand="0" w:evenHBand="0" w:firstRowFirstColumn="0" w:firstRowLastColumn="0" w:lastRowFirstColumn="0" w:lastRowLastColumn="0"/>
-            <w:tcW w:w="3360" w:type="dxa"/>
+            <w:tcW w:w="1800" w:type="dxa"/>
+            <w:vAlign w:val="center"/>
           </w:tcPr>
           <w:p>
-            <w:pPr>
-              <w:rPr>
-                <w:rFonts w:hint="eastAsia"/>
-              </w:rPr>
-            </w:pPr>
             <w:r>
               <w:t>4 Validation</w:t>
             </w:r>
@@ -2225,14 +2385,12 @@
         </w:tc>
         <w:tc>
           <w:tcPr>
-            <w:tcW w:w="3360" w:type="dxa"/>
+            <w:tcW w:w="3900" w:type="dxa"/>
+            <w:vAlign w:val="center"/>
           </w:tcPr>
           <w:p>
             <w:pPr>
               <w:cnfStyle w:val="000000000000" w:firstRow="0" w:lastRow="0" w:firstColumn="0" w:lastColumn="0" w:oddVBand="0" w:evenVBand="0" w:oddHBand="0" w:evenHBand="0" w:firstRowFirstColumn="0" w:firstRowLastColumn="0" w:lastRowFirstColumn="0" w:lastRowLastColumn="0"/>
-              <w:rPr>
-                <w:rFonts w:hint="eastAsia"/>
-              </w:rPr>
             </w:pPr>
             <w:r>
               <w:t>Check completeness and structural safety.</w:t>
@@ -2241,14 +2399,12 @@
         </w:tc>
         <w:tc>
           <w:tcPr>
-            <w:tcW w:w="3360" w:type="dxa"/>
+            <w:tcW w:w="3660" w:type="dxa"/>
+            <w:vAlign w:val="center"/>
           </w:tcPr>
           <w:p>
             <w:pPr>
               <w:cnfStyle w:val="000000000000" w:firstRow="0" w:lastRow="0" w:firstColumn="0" w:lastColumn="0" w:oddVBand="0" w:evenVBand="0" w:oddHBand="0" w:evenHBand="0" w:firstRowFirstColumn="0" w:firstRowLastColumn="0" w:lastRowFirstColumn="0" w:lastRowLastColumn="0"/>
-              <w:rPr>
-                <w:rFonts w:hint="eastAsia"/>
-              </w:rPr>
             </w:pPr>
             <w:r>
               <w:t>Issue list</w:t>
@@ -2265,14 +2421,10 @@
         <w:tc>
           <w:tcPr>
             <w:cnfStyle w:val="001000000000" w:firstRow="0" w:lastRow="0" w:firstColumn="1" w:lastColumn="0" w:oddVBand="0" w:evenVBand="0" w:oddHBand="0" w:evenHBand="0" w:firstRowFirstColumn="0" w:firstRowLastColumn="0" w:lastRowFirstColumn="0" w:lastRowLastColumn="0"/>
-            <w:tcW w:w="3360" w:type="dxa"/>
+            <w:tcW w:w="1800" w:type="dxa"/>
+            <w:vAlign w:val="center"/>
           </w:tcPr>
           <w:p>
-            <w:pPr>
-              <w:rPr>
-                <w:rFonts w:hint="eastAsia"/>
-              </w:rPr>
-            </w:pPr>
             <w:r>
               <w:t>5 Export</w:t>
             </w:r>
@@ -2280,14 +2432,12 @@
         </w:tc>
         <w:tc>
           <w:tcPr>
-            <w:tcW w:w="3360" w:type="dxa"/>
+            <w:tcW w:w="3900" w:type="dxa"/>
+            <w:vAlign w:val="center"/>
           </w:tcPr>
           <w:p>
             <w:pPr>
               <w:cnfStyle w:val="000000100000" w:firstRow="0" w:lastRow="0" w:firstColumn="0" w:lastColumn="0" w:oddVBand="0" w:evenVBand="0" w:oddHBand="1" w:evenHBand="0" w:firstRowFirstColumn="0" w:firstRowLastColumn="0" w:lastRowFirstColumn="0" w:lastRowLastColumn="0"/>
-              <w:rPr>
-                <w:rFonts w:hint="eastAsia"/>
-              </w:rPr>
             </w:pPr>
             <w:r>
               <w:t>Create the compact offline pack.</w:t>
@@ -2296,14 +2446,12 @@
         </w:tc>
         <w:tc>
           <w:tcPr>
-            <w:tcW w:w="3360" w:type="dxa"/>
+            <w:tcW w:w="3660" w:type="dxa"/>
+            <w:vAlign w:val="center"/>
           </w:tcPr>
           <w:p>
             <w:pPr>
               <w:cnfStyle w:val="000000100000" w:firstRow="0" w:lastRow="0" w:firstColumn="0" w:lastColumn="0" w:oddVBand="0" w:evenVBand="0" w:oddHBand="1" w:evenHBand="0" w:firstRowFirstColumn="0" w:firstRowLastColumn="0" w:lastRowFirstColumn="0" w:lastRowLastColumn="0"/>
-              <w:rPr>
-                <w:rFonts w:hint="eastAsia"/>
-              </w:rPr>
             </w:pPr>
             <w:r>
               <w:t>Runtime JSON</w:t>
@@ -2319,14 +2467,10 @@
         <w:tc>
           <w:tcPr>
             <w:cnfStyle w:val="001000000000" w:firstRow="0" w:lastRow="0" w:firstColumn="1" w:lastColumn="0" w:oddVBand="0" w:evenVBand="0" w:oddHBand="0" w:evenHBand="0" w:firstRowFirstColumn="0" w:firstRowLastColumn="0" w:lastRowFirstColumn="0" w:lastRowLastColumn="0"/>
-            <w:tcW w:w="3360" w:type="dxa"/>
+            <w:tcW w:w="1800" w:type="dxa"/>
+            <w:vAlign w:val="center"/>
           </w:tcPr>
           <w:p>
-            <w:pPr>
-              <w:rPr>
-                <w:rFonts w:hint="eastAsia"/>
-              </w:rPr>
-            </w:pPr>
             <w:r>
               <w:t>6 Integration</w:t>
             </w:r>
@@ -2334,14 +2478,12 @@
         </w:tc>
         <w:tc>
           <w:tcPr>
-            <w:tcW w:w="3360" w:type="dxa"/>
+            <w:tcW w:w="3900" w:type="dxa"/>
+            <w:vAlign w:val="center"/>
           </w:tcPr>
           <w:p>
             <w:pPr>
               <w:cnfStyle w:val="000000000000" w:firstRow="0" w:lastRow="0" w:firstColumn="0" w:lastColumn="0" w:oddVBand="0" w:evenVBand="0" w:oddHBand="0" w:evenHBand="0" w:firstRowFirstColumn="0" w:firstRowLastColumn="0" w:lastRowFirstColumn="0" w:lastRowLastColumn="0"/>
-              <w:rPr>
-                <w:rFonts w:hint="eastAsia"/>
-              </w:rPr>
             </w:pPr>
             <w:r>
               <w:t>Preview/apply runtime and language-menu wiring.</w:t>
@@ -2350,14 +2492,12 @@
         </w:tc>
         <w:tc>
           <w:tcPr>
-            <w:tcW w:w="3360" w:type="dxa"/>
+            <w:tcW w:w="3660" w:type="dxa"/>
+            <w:vAlign w:val="center"/>
           </w:tcPr>
           <w:p>
             <w:pPr>
               <w:cnfStyle w:val="000000000000" w:firstRow="0" w:lastRow="0" w:firstColumn="0" w:lastColumn="0" w:oddVBand="0" w:evenVBand="0" w:oddHBand="0" w:evenHBand="0" w:firstRowFirstColumn="0" w:firstRowLastColumn="0" w:lastRowFirstColumn="0" w:lastRowLastColumn="0"/>
-              <w:rPr>
-                <w:rFonts w:hint="eastAsia"/>
-              </w:rPr>
             </w:pPr>
             <w:r>
               <w:t>Integrated target project</w:t>
@@ -2374,48 +2514,40 @@
         <w:tc>
           <w:tcPr>
             <w:cnfStyle w:val="001000000000" w:firstRow="0" w:lastRow="0" w:firstColumn="1" w:lastColumn="0" w:oddVBand="0" w:evenVBand="0" w:oddHBand="0" w:evenHBand="0" w:firstRowFirstColumn="0" w:firstRowLastColumn="0" w:lastRowFirstColumn="0" w:lastRowLastColumn="0"/>
-            <w:tcW w:w="3360" w:type="dxa"/>
+            <w:tcW w:w="1800" w:type="dxa"/>
+            <w:vAlign w:val="center"/>
           </w:tcPr>
           <w:p>
-            <w:pPr>
-              <w:rPr>
-                <w:rFonts w:hint="eastAsia"/>
-              </w:rPr>
-            </w:pPr>
             <w:r>
-              <w:t>7 Provider Settings</w:t>
+              <w:t>Optional Provider</w:t>
             </w:r>
           </w:p>
         </w:tc>
         <w:tc>
           <w:tcPr>
-            <w:tcW w:w="3360" w:type="dxa"/>
+            <w:tcW w:w="3900" w:type="dxa"/>
+            <w:vAlign w:val="center"/>
           </w:tcPr>
           <w:p>
             <w:pPr>
               <w:cnfStyle w:val="000000100000" w:firstRow="0" w:lastRow="0" w:firstColumn="0" w:lastColumn="0" w:oddVBand="0" w:evenVBand="0" w:oddHBand="1" w:evenHBand="0" w:firstRowFirstColumn="0" w:firstRowLastColumn="0" w:lastRowFirstColumn="0" w:lastRowLastColumn="0"/>
-              <w:rPr>
-                <w:rFonts w:hint="eastAsia"/>
-              </w:rPr>
             </w:pPr>
             <w:r>
-              <w:t>Configure optional DeepL or Google access.</w:t>
+              <w:t>Optionally obtain draft text from DeepL or Google.</w:t>
             </w:r>
           </w:p>
         </w:tc>
         <w:tc>
           <w:tcPr>
-            <w:tcW w:w="3360" w:type="dxa"/>
+            <w:tcW w:w="3660" w:type="dxa"/>
+            <w:vAlign w:val="center"/>
           </w:tcPr>
           <w:p>
             <w:pPr>
               <w:cnfStyle w:val="000000100000" w:firstRow="0" w:lastRow="0" w:firstColumn="0" w:lastColumn="0" w:oddVBand="0" w:evenVBand="0" w:oddHBand="1" w:evenHBand="0" w:firstRowFirstColumn="0" w:firstRowLastColumn="0" w:lastRowFirstColumn="0" w:lastRowLastColumn="0"/>
-              <w:rPr>
-                <w:rFonts w:hint="eastAsia"/>
-              </w:rPr>
             </w:pPr>
             <w:r>
-              <w:t>Secure credential or session key</w:t>
+              <w:t>Machine-translated drafts</w:t>
             </w:r>
           </w:p>
         </w:tc>
@@ -2425,7 +2557,7 @@
       <w:pPr>
         <w:pStyle w:val="Heading1"/>
       </w:pPr>
-      <w:bookmarkStart w:id="6" w:name="_Toc236948113"/>
+      <w:bookmarkStart w:id="6" w:name="_Toc237003243"/>
       <w:r>
         <w:t>4. Open and Scan a Project</w:t>
       </w:r>
@@ -2433,97 +2565,79 @@
     </w:p>
     <w:p>
       <w:pPr>
-        <w:ind w:left="317" w:hanging="317"/>
-        <w:rPr>
-          <w:rFonts w:hint="eastAsia"/>
-        </w:rPr>
-      </w:pPr>
-      <w:r>
-        <w:rPr>
-          <w:b/>
-        </w:rPr>
-        <w:t xml:space="preserve">1. </w:t>
-      </w:r>
+        <w:pStyle w:val="ListNumber"/>
+        <w:numPr>
+          <w:ilvl w:val="0"/>
+          <w:numId w:val="11"/>
+        </w:numPr>
+      </w:pPr>
       <w:r>
         <w:t>Choose Project and select Open Delphi Project.</w:t>
       </w:r>
     </w:p>
     <w:p>
       <w:pPr>
-        <w:ind w:left="317" w:hanging="317"/>
-        <w:rPr>
-          <w:rFonts w:hint="eastAsia"/>
-        </w:rPr>
-      </w:pPr>
-      <w:r>
-        <w:rPr>
-          <w:b/>
-        </w:rPr>
-        <w:t xml:space="preserve">2. </w:t>
-      </w:r>
+        <w:pStyle w:val="ListNumber"/>
+        <w:numPr>
+          <w:ilvl w:val="0"/>
+          <w:numId w:val="11"/>
+        </w:numPr>
+      </w:pPr>
       <w:r>
         <w:t>Open a .dproj when available; a .dpr is also accepted.</w:t>
       </w:r>
     </w:p>
     <w:p>
       <w:pPr>
-        <w:ind w:left="317" w:hanging="317"/>
-        <w:rPr>
-          <w:rFonts w:hint="eastAsia"/>
-        </w:rPr>
-      </w:pPr>
-      <w:r>
-        <w:rPr>
-          <w:b/>
-        </w:rPr>
-        <w:t xml:space="preserve">3. </w:t>
-      </w:r>
+        <w:pStyle w:val="ListNumber"/>
+        <w:numPr>
+          <w:ilvl w:val="0"/>
+          <w:numId w:val="11"/>
+        </w:numPr>
+      </w:pPr>
       <w:r>
         <w:t>Review the detected framework, platforms, form count, and source count.</w:t>
       </w:r>
     </w:p>
     <w:p>
       <w:pPr>
-        <w:ind w:left="317" w:hanging="317"/>
-        <w:rPr>
-          <w:rFonts w:hint="eastAsia"/>
-        </w:rPr>
-      </w:pPr>
-      <w:r>
-        <w:rPr>
-          <w:b/>
-        </w:rPr>
-        <w:t xml:space="preserve">4. </w:t>
-      </w:r>
+        <w:pStyle w:val="ListNumber"/>
+        <w:numPr>
+          <w:ilvl w:val="0"/>
+          <w:numId w:val="11"/>
+        </w:numPr>
+      </w:pPr>
       <w:r>
         <w:t>Choose Scan. The Studio reads text DFM/FMX resources and resourcestring declarations.</w:t>
       </w:r>
     </w:p>
     <w:p>
       <w:pPr>
-        <w:ind w:left="317" w:hanging="317"/>
-        <w:rPr>
-          <w:rFonts w:hint="eastAsia"/>
-        </w:rPr>
-      </w:pPr>
-      <w:r>
-        <w:rPr>
-          <w:b/>
-        </w:rPr>
-        <w:t xml:space="preserve">5. </w:t>
-      </w:r>
+        <w:pStyle w:val="ListNumber"/>
+        <w:numPr>
+          <w:ilvl w:val="0"/>
+          <w:numId w:val="11"/>
+        </w:numPr>
+      </w:pPr>
       <w:r>
         <w:t>Review the entry count, elapsed milliseconds, breakdown, and result list.</w:t>
       </w:r>
     </w:p>
     <w:tbl>
       <w:tblPr>
-        <w:tblW w:w="0" w:type="auto"/>
+        <w:tblW w:w="9360" w:type="dxa"/>
         <w:jc w:val="center"/>
+        <w:tblLayout w:type="fixed"/>
+        <w:tblCellMar>
+          <w:top w:w="80" w:type="dxa"/>
+          <w:left w:w="120" w:type="dxa"/>
+          <w:bottom w:w="80" w:type="dxa"/>
+          <w:right w:w="120" w:type="dxa"/>
+        </w:tblCellMar>
         <w:tblLook w:val="04A0" w:firstRow="1" w:lastRow="0" w:firstColumn="1" w:lastColumn="0" w:noHBand="0" w:noVBand="1"/>
       </w:tblPr>
       <w:tblGrid>
-        <w:gridCol w:w="10080"/>
+        <w:gridCol w:w="9360"/>
       </w:tblGrid>
       <w:tr>
         <w:trPr>
@@ -2531,16 +2645,13 @@
         </w:trPr>
         <w:tc>
           <w:tcPr>
-            <w:tcW w:w="10080" w:type="dxa"/>
+            <w:tcW w:w="9360" w:type="dxa"/>
             <w:shd w:val="clear" w:color="auto" w:fill="EAF3FF"/>
             <w:vAlign w:val="center"/>
           </w:tcPr>
           <w:p>
             <w:pPr>
               <w:pStyle w:val="Callout"/>
-              <w:rPr>
-                <w:rFonts w:hint="eastAsia"/>
-              </w:rPr>
             </w:pPr>
             <w:r>
               <w:rPr>
@@ -2560,8 +2671,9 @@
       <w:pPr>
         <w:pStyle w:val="Heading2"/>
       </w:pPr>
-      <w:bookmarkStart w:id="7" w:name="_Toc236948114"/>
+      <w:bookmarkStart w:id="7" w:name="_Toc237003244"/>
       <w:r>
+        <w:lastRenderedPageBreak/>
         <w:t>4.1 Text that is collected</w:t>
       </w:r>
       <w:bookmarkEnd w:id="7"/>
@@ -2569,9 +2681,6 @@
     <w:p>
       <w:pPr>
         <w:pStyle w:val="ListBullet"/>
-        <w:rPr>
-          <w:rFonts w:hint="eastAsia"/>
-        </w:rPr>
       </w:pPr>
       <w:r>
         <w:t>Captions, Text values, prompts, hints, headings, and designated list content.</w:t>
@@ -2580,9 +2689,6 @@
     <w:p>
       <w:pPr>
         <w:pStyle w:val="ListBullet"/>
-        <w:rPr>
-          <w:rFonts w:hint="eastAsia"/>
-        </w:rPr>
       </w:pPr>
       <w:r>
         <w:t>Memo and string-list content when it represents user-visible text.</w:t>
@@ -2591,9 +2697,6 @@
     <w:p>
       <w:pPr>
         <w:pStyle w:val="ListBullet"/>
-        <w:rPr>
-          <w:rFonts w:hint="eastAsia"/>
-        </w:rPr>
       </w:pPr>
       <w:r>
         <w:t>Delphi resourcestring symbols with stable unit-and-symbol keys.</w:t>
@@ -2602,9 +2705,6 @@
     <w:p>
       <w:pPr>
         <w:pStyle w:val="ListBullet"/>
-        <w:rPr>
-          <w:rFonts w:hint="eastAsia"/>
-        </w:rPr>
       </w:pPr>
       <w:r>
         <w:t>Locale metadata such as date, time, number, and currency formatting is entered on the Languages page rather than guessed from UI text.</w:t>
@@ -2614,7 +2714,7 @@
       <w:pPr>
         <w:pStyle w:val="Heading1"/>
       </w:pPr>
-      <w:bookmarkStart w:id="8" w:name="_Toc236948115"/>
+      <w:bookmarkStart w:id="8" w:name="_Toc237003245"/>
       <w:r>
         <w:t>5. Create and Edit a Language Catalog</w:t>
       </w:r>
@@ -2622,129 +2722,89 @@
     </w:p>
     <w:p>
       <w:pPr>
-        <w:ind w:left="317" w:hanging="317"/>
-        <w:rPr>
-          <w:rFonts w:hint="eastAsia"/>
-        </w:rPr>
-      </w:pPr>
-      <w:r>
-        <w:rPr>
-          <w:b/>
-        </w:rPr>
-        <w:t xml:space="preserve">1. </w:t>
-      </w:r>
+        <w:pStyle w:val="ListNumber"/>
+        <w:numPr>
+          <w:ilvl w:val="0"/>
+          <w:numId w:val="12"/>
+        </w:numPr>
+      </w:pPr>
       <w:r>
         <w:t>Choose Languages after scanning.</w:t>
       </w:r>
     </w:p>
     <w:p>
       <w:pPr>
-        <w:ind w:left="317" w:hanging="317"/>
-        <w:rPr>
-          <w:rFonts w:hint="eastAsia"/>
-        </w:rPr>
-      </w:pPr>
-      <w:r>
-        <w:rPr>
-          <w:b/>
-        </w:rPr>
-        <w:t xml:space="preserve">2. </w:t>
-      </w:r>
+        <w:pStyle w:val="ListNumber"/>
+        <w:numPr>
+          <w:ilvl w:val="0"/>
+          <w:numId w:val="12"/>
+        </w:numPr>
+      </w:pPr>
       <w:r>
         <w:t>Enter the source language, normally en-US.</w:t>
       </w:r>
     </w:p>
     <w:p>
       <w:pPr>
-        <w:ind w:left="317" w:hanging="317"/>
-        <w:rPr>
-          <w:rFonts w:hint="eastAsia"/>
-        </w:rPr>
-      </w:pPr>
-      <w:r>
-        <w:rPr>
-          <w:b/>
-        </w:rPr>
-        <w:t xml:space="preserve">3. </w:t>
-      </w:r>
+        <w:pStyle w:val="ListNumber"/>
+        <w:numPr>
+          <w:ilvl w:val="0"/>
+          <w:numId w:val="12"/>
+        </w:numPr>
+      </w:pPr>
       <w:r>
         <w:t>Enter a target locale such as it-IT, de-DE, fr-FR, or es-ES.</w:t>
       </w:r>
     </w:p>
     <w:p>
       <w:pPr>
-        <w:ind w:left="317" w:hanging="317"/>
-        <w:rPr>
-          <w:rFonts w:hint="eastAsia"/>
-        </w:rPr>
-      </w:pPr>
-      <w:r>
-        <w:rPr>
-          <w:b/>
-        </w:rPr>
-        <w:t xml:space="preserve">4. </w:t>
-      </w:r>
+        <w:pStyle w:val="ListNumber"/>
+        <w:numPr>
+          <w:ilvl w:val="0"/>
+          <w:numId w:val="12"/>
+        </w:numPr>
+      </w:pPr>
       <w:r>
         <w:t>Enter the language's native name, such as Italiano or Deutsch.</w:t>
       </w:r>
     </w:p>
     <w:p>
       <w:pPr>
-        <w:ind w:left="317" w:hanging="317"/>
-        <w:rPr>
-          <w:rFonts w:hint="eastAsia"/>
-        </w:rPr>
-      </w:pPr>
-      <w:r>
-        <w:rPr>
-          <w:b/>
-        </w:rPr>
-        <w:t xml:space="preserve">5. </w:t>
-      </w:r>
+        <w:pStyle w:val="ListNumber"/>
+        <w:numPr>
+          <w:ilvl w:val="0"/>
+          <w:numId w:val="12"/>
+        </w:numPr>
+      </w:pPr>
       <w:r>
         <w:t>Leave direction as ltr unless the target requires right-to-left metadata.</w:t>
       </w:r>
     </w:p>
     <w:p>
       <w:pPr>
-        <w:ind w:left="317" w:hanging="317"/>
-        <w:rPr>
-          <w:rFonts w:hint="eastAsia"/>
-        </w:rPr>
-      </w:pPr>
-      <w:r>
-        <w:rPr>
-          <w:b/>
-        </w:rPr>
-        <w:t xml:space="preserve">6. </w:t>
-      </w:r>
+        <w:pStyle w:val="ListNumber"/>
+        <w:numPr>
+          <w:ilvl w:val="0"/>
+          <w:numId w:val="12"/>
+        </w:numPr>
+      </w:pPr>
       <w:r>
         <w:t>Review or edit the date, time, decimal, thousands, and currency fields. Blank fields are initially populated from Delphi TFormatSettings for the target locale.</w:t>
       </w:r>
     </w:p>
     <w:p>
       <w:pPr>
-        <w:ind w:left="317" w:hanging="317"/>
-        <w:rPr>
-          <w:rFonts w:hint="eastAsia"/>
-        </w:rPr>
-      </w:pPr>
-      <w:r>
-        <w:rPr>
-          <w:b/>
-        </w:rPr>
-        <w:t xml:space="preserve">7. </w:t>
-      </w:r>
+        <w:pStyle w:val="ListNumber"/>
+        <w:numPr>
+          <w:ilvl w:val="0"/>
+          <w:numId w:val="12"/>
+        </w:numPr>
+      </w:pPr>
       <w:r>
         <w:t>Choose Create / Save.</w:t>
       </w:r>
     </w:p>
     <w:p>
-      <w:pPr>
-        <w:rPr>
-          <w:rFonts w:hint="eastAsia"/>
-        </w:rPr>
-      </w:pPr>
       <w:r>
         <w:t>The catalog is saved under Localization\Development using the project name and target locale. Each target language has its own development catalog. Existing translations are preserved on later scans when the stable key and source text remain unchanged. Changed source text is flagged for review, and removed entries become obsolete rather than disappearing silently.</w:t>
       </w:r>
@@ -2753,7 +2813,7 @@
       <w:pPr>
         <w:pStyle w:val="Heading2"/>
       </w:pPr>
-      <w:bookmarkStart w:id="9" w:name="_Toc236948116"/>
+      <w:bookmarkStart w:id="9" w:name="_Toc237003246"/>
       <w:r>
         <w:t>5.1 Translation statuses</w:t>
       </w:r>
@@ -2762,13 +2822,20 @@
     <w:tbl>
       <w:tblPr>
         <w:tblStyle w:val="LightShading-Accent1"/>
-        <w:tblW w:w="0" w:type="auto"/>
+        <w:tblW w:w="9360" w:type="dxa"/>
         <w:jc w:val="center"/>
+        <w:tblLayout w:type="fixed"/>
+        <w:tblCellMar>
+          <w:top w:w="80" w:type="dxa"/>
+          <w:left w:w="120" w:type="dxa"/>
+          <w:bottom w:w="80" w:type="dxa"/>
+          <w:right w:w="120" w:type="dxa"/>
+        </w:tblCellMar>
         <w:tblLook w:val="04A0" w:firstRow="1" w:lastRow="0" w:firstColumn="1" w:lastColumn="0" w:noHBand="0" w:noVBand="1"/>
       </w:tblPr>
       <w:tblGrid>
-        <w:gridCol w:w="5040"/>
-        <w:gridCol w:w="5040"/>
+        <w:gridCol w:w="2700"/>
+        <w:gridCol w:w="6660"/>
       </w:tblGrid>
       <w:tr>
         <w:trPr>
@@ -2779,15 +2846,10 @@
         <w:tc>
           <w:tcPr>
             <w:cnfStyle w:val="001000000000" w:firstRow="0" w:lastRow="0" w:firstColumn="1" w:lastColumn="0" w:oddVBand="0" w:evenVBand="0" w:oddHBand="0" w:evenHBand="0" w:firstRowFirstColumn="0" w:firstRowLastColumn="0" w:lastRowFirstColumn="0" w:lastRowLastColumn="0"/>
-            <w:tcW w:w="5040" w:type="dxa"/>
+            <w:tcW w:w="2700" w:type="dxa"/>
             <w:shd w:val="clear" w:color="auto" w:fill="234C80"/>
           </w:tcPr>
           <w:p>
-            <w:pPr>
-              <w:rPr>
-                <w:rFonts w:hint="eastAsia"/>
-              </w:rPr>
-            </w:pPr>
             <w:r>
               <w:rPr>
                 <w:color w:val="FFFFFF"/>
@@ -2798,15 +2860,12 @@
         </w:tc>
         <w:tc>
           <w:tcPr>
-            <w:tcW w:w="5040" w:type="dxa"/>
+            <w:tcW w:w="6660" w:type="dxa"/>
             <w:shd w:val="clear" w:color="auto" w:fill="234C80"/>
           </w:tcPr>
           <w:p>
             <w:pPr>
               <w:cnfStyle w:val="100000000000" w:firstRow="1" w:lastRow="0" w:firstColumn="0" w:lastColumn="0" w:oddVBand="0" w:evenVBand="0" w:oddHBand="0" w:evenHBand="0" w:firstRowFirstColumn="0" w:firstRowLastColumn="0" w:lastRowFirstColumn="0" w:lastRowLastColumn="0"/>
-              <w:rPr>
-                <w:rFonts w:hint="eastAsia"/>
-              </w:rPr>
             </w:pPr>
             <w:r>
               <w:rPr>
@@ -2826,14 +2885,10 @@
         <w:tc>
           <w:tcPr>
             <w:cnfStyle w:val="001000000000" w:firstRow="0" w:lastRow="0" w:firstColumn="1" w:lastColumn="0" w:oddVBand="0" w:evenVBand="0" w:oddHBand="0" w:evenHBand="0" w:firstRowFirstColumn="0" w:firstRowLastColumn="0" w:lastRowFirstColumn="0" w:lastRowLastColumn="0"/>
-            <w:tcW w:w="5040" w:type="dxa"/>
+            <w:tcW w:w="2700" w:type="dxa"/>
+            <w:vAlign w:val="center"/>
           </w:tcPr>
           <w:p>
-            <w:pPr>
-              <w:rPr>
-                <w:rFonts w:hint="eastAsia"/>
-              </w:rPr>
-            </w:pPr>
             <w:r>
               <w:t>Needs translation</w:t>
             </w:r>
@@ -2841,14 +2896,12 @@
         </w:tc>
         <w:tc>
           <w:tcPr>
-            <w:tcW w:w="5040" w:type="dxa"/>
+            <w:tcW w:w="6660" w:type="dxa"/>
+            <w:vAlign w:val="center"/>
           </w:tcPr>
           <w:p>
             <w:pPr>
               <w:cnfStyle w:val="000000100000" w:firstRow="0" w:lastRow="0" w:firstColumn="0" w:lastColumn="0" w:oddVBand="0" w:evenVBand="0" w:oddHBand="1" w:evenHBand="0" w:firstRowFirstColumn="0" w:firstRowLastColumn="0" w:lastRowFirstColumn="0" w:lastRowLastColumn="0"/>
-              <w:rPr>
-                <w:rFonts w:hint="eastAsia"/>
-              </w:rPr>
             </w:pPr>
             <w:r>
               <w:t>No usable target text is present.</w:t>
@@ -2864,14 +2917,10 @@
         <w:tc>
           <w:tcPr>
             <w:cnfStyle w:val="001000000000" w:firstRow="0" w:lastRow="0" w:firstColumn="1" w:lastColumn="0" w:oddVBand="0" w:evenVBand="0" w:oddHBand="0" w:evenHBand="0" w:firstRowFirstColumn="0" w:firstRowLastColumn="0" w:lastRowFirstColumn="0" w:lastRowLastColumn="0"/>
-            <w:tcW w:w="5040" w:type="dxa"/>
+            <w:tcW w:w="2700" w:type="dxa"/>
+            <w:vAlign w:val="center"/>
           </w:tcPr>
           <w:p>
-            <w:pPr>
-              <w:rPr>
-                <w:rFonts w:hint="eastAsia"/>
-              </w:rPr>
-            </w:pPr>
             <w:r>
               <w:t>Machine translated</w:t>
             </w:r>
@@ -2879,14 +2928,12 @@
         </w:tc>
         <w:tc>
           <w:tcPr>
-            <w:tcW w:w="5040" w:type="dxa"/>
+            <w:tcW w:w="6660" w:type="dxa"/>
+            <w:vAlign w:val="center"/>
           </w:tcPr>
           <w:p>
             <w:pPr>
               <w:cnfStyle w:val="000000000000" w:firstRow="0" w:lastRow="0" w:firstColumn="0" w:lastColumn="0" w:oddVBand="0" w:evenVBand="0" w:oddHBand="0" w:evenHBand="0" w:firstRowFirstColumn="0" w:firstRowLastColumn="0" w:lastRowFirstColumn="0" w:lastRowLastColumn="0"/>
-              <w:rPr>
-                <w:rFonts w:hint="eastAsia"/>
-              </w:rPr>
             </w:pPr>
             <w:r>
               <w:t>DeepL or Google produced a draft that requires review.</w:t>
@@ -2903,32 +2950,26 @@
         <w:tc>
           <w:tcPr>
             <w:cnfStyle w:val="001000000000" w:firstRow="0" w:lastRow="0" w:firstColumn="1" w:lastColumn="0" w:oddVBand="0" w:evenVBand="0" w:oddHBand="0" w:evenHBand="0" w:firstRowFirstColumn="0" w:firstRowLastColumn="0" w:lastRowFirstColumn="0" w:lastRowLastColumn="0"/>
-            <w:tcW w:w="5040" w:type="dxa"/>
+            <w:tcW w:w="2700" w:type="dxa"/>
+            <w:vAlign w:val="center"/>
           </w:tcPr>
           <w:p>
-            <w:pPr>
-              <w:rPr>
-                <w:rFonts w:hint="eastAsia"/>
-              </w:rPr>
-            </w:pPr>
             <w:r>
-              <w:t>Edited</w:t>
+              <w:t>Imported</w:t>
             </w:r>
           </w:p>
         </w:tc>
         <w:tc>
           <w:tcPr>
-            <w:tcW w:w="5040" w:type="dxa"/>
+            <w:tcW w:w="6660" w:type="dxa"/>
+            <w:vAlign w:val="center"/>
           </w:tcPr>
           <w:p>
             <w:pPr>
               <w:cnfStyle w:val="000000100000" w:firstRow="0" w:lastRow="0" w:firstColumn="0" w:lastColumn="0" w:oddVBand="0" w:evenVBand="0" w:oddHBand="1" w:evenHBand="0" w:firstRowFirstColumn="0" w:firstRowLastColumn="0" w:lastRowFirstColumn="0" w:lastRowLastColumn="0"/>
-              <w:rPr>
-                <w:rFonts w:hint="eastAsia"/>
-              </w:rPr>
             </w:pPr>
             <w:r>
-              <w:t>A person changed or entered the target text.</w:t>
+              <w:t>CSV supplied target text that requires review.</w:t>
             </w:r>
           </w:p>
         </w:tc>
@@ -2941,32 +2982,26 @@
         <w:tc>
           <w:tcPr>
             <w:cnfStyle w:val="001000000000" w:firstRow="0" w:lastRow="0" w:firstColumn="1" w:lastColumn="0" w:oddVBand="0" w:evenVBand="0" w:oddHBand="0" w:evenHBand="0" w:firstRowFirstColumn="0" w:firstRowLastColumn="0" w:lastRowFirstColumn="0" w:lastRowLastColumn="0"/>
-            <w:tcW w:w="5040" w:type="dxa"/>
+            <w:tcW w:w="2700" w:type="dxa"/>
+            <w:vAlign w:val="center"/>
           </w:tcPr>
           <w:p>
-            <w:pPr>
-              <w:rPr>
-                <w:rFonts w:hint="eastAsia"/>
-              </w:rPr>
-            </w:pPr>
             <w:r>
-              <w:t>Reviewed</w:t>
+              <w:t>Edited</w:t>
             </w:r>
           </w:p>
         </w:tc>
         <w:tc>
           <w:tcPr>
-            <w:tcW w:w="5040" w:type="dxa"/>
+            <w:tcW w:w="6660" w:type="dxa"/>
+            <w:vAlign w:val="center"/>
           </w:tcPr>
           <w:p>
             <w:pPr>
               <w:cnfStyle w:val="000000000000" w:firstRow="0" w:lastRow="0" w:firstColumn="0" w:lastColumn="0" w:oddVBand="0" w:evenVBand="0" w:oddHBand="0" w:evenHBand="0" w:firstRowFirstColumn="0" w:firstRowLastColumn="0" w:lastRowFirstColumn="0" w:lastRowLastColumn="0"/>
-              <w:rPr>
-                <w:rFonts w:hint="eastAsia"/>
-              </w:rPr>
             </w:pPr>
             <w:r>
-              <w:t>A person reviewed the target text.</w:t>
+              <w:t>A person changed or entered the target text.</w:t>
             </w:r>
           </w:p>
         </w:tc>
@@ -2980,32 +3015,26 @@
         <w:tc>
           <w:tcPr>
             <w:cnfStyle w:val="001000000000" w:firstRow="0" w:lastRow="0" w:firstColumn="1" w:lastColumn="0" w:oddVBand="0" w:evenVBand="0" w:oddHBand="0" w:evenHBand="0" w:firstRowFirstColumn="0" w:firstRowLastColumn="0" w:lastRowFirstColumn="0" w:lastRowLastColumn="0"/>
-            <w:tcW w:w="5040" w:type="dxa"/>
+            <w:tcW w:w="2700" w:type="dxa"/>
+            <w:vAlign w:val="center"/>
           </w:tcPr>
           <w:p>
-            <w:pPr>
-              <w:rPr>
-                <w:rFonts w:hint="eastAsia"/>
-              </w:rPr>
-            </w:pPr>
             <w:r>
-              <w:t>Approved</w:t>
+              <w:t>Reviewed</w:t>
             </w:r>
           </w:p>
         </w:tc>
         <w:tc>
           <w:tcPr>
-            <w:tcW w:w="5040" w:type="dxa"/>
+            <w:tcW w:w="6660" w:type="dxa"/>
+            <w:vAlign w:val="center"/>
           </w:tcPr>
           <w:p>
             <w:pPr>
               <w:cnfStyle w:val="000000100000" w:firstRow="0" w:lastRow="0" w:firstColumn="0" w:lastColumn="0" w:oddVBand="0" w:evenVBand="0" w:oddHBand="1" w:evenHBand="0" w:firstRowFirstColumn="0" w:firstRowLastColumn="0" w:lastRowFirstColumn="0" w:lastRowLastColumn="0"/>
-              <w:rPr>
-                <w:rFonts w:hint="eastAsia"/>
-              </w:rPr>
             </w:pPr>
             <w:r>
-              <w:t>The entry is release-approved.</w:t>
+              <w:t>A person reviewed the target text.</w:t>
             </w:r>
           </w:p>
         </w:tc>
@@ -3018,32 +3047,26 @@
         <w:tc>
           <w:tcPr>
             <w:cnfStyle w:val="001000000000" w:firstRow="0" w:lastRow="0" w:firstColumn="1" w:lastColumn="0" w:oddVBand="0" w:evenVBand="0" w:oddHBand="0" w:evenHBand="0" w:firstRowFirstColumn="0" w:firstRowLastColumn="0" w:lastRowFirstColumn="0" w:lastRowLastColumn="0"/>
-            <w:tcW w:w="5040" w:type="dxa"/>
+            <w:tcW w:w="2700" w:type="dxa"/>
+            <w:vAlign w:val="center"/>
           </w:tcPr>
           <w:p>
-            <w:pPr>
-              <w:rPr>
-                <w:rFonts w:hint="eastAsia"/>
-              </w:rPr>
-            </w:pPr>
             <w:r>
-              <w:t>Source changed</w:t>
+              <w:t>Approved</w:t>
             </w:r>
           </w:p>
         </w:tc>
         <w:tc>
           <w:tcPr>
-            <w:tcW w:w="5040" w:type="dxa"/>
+            <w:tcW w:w="6660" w:type="dxa"/>
+            <w:vAlign w:val="center"/>
           </w:tcPr>
           <w:p>
             <w:pPr>
               <w:cnfStyle w:val="000000000000" w:firstRow="0" w:lastRow="0" w:firstColumn="0" w:lastColumn="0" w:oddVBand="0" w:evenVBand="0" w:oddHBand="0" w:evenHBand="0" w:firstRowFirstColumn="0" w:firstRowLastColumn="0" w:lastRowFirstColumn="0" w:lastRowLastColumn="0"/>
-              <w:rPr>
-                <w:rFonts w:hint="eastAsia"/>
-              </w:rPr>
             </w:pPr>
             <w:r>
-              <w:t>The source changed after a translation existed.</w:t>
+              <w:t>The entry is release-approved.</w:t>
             </w:r>
           </w:p>
         </w:tc>
@@ -3057,32 +3080,27 @@
         <w:tc>
           <w:tcPr>
             <w:cnfStyle w:val="001000000000" w:firstRow="0" w:lastRow="0" w:firstColumn="1" w:lastColumn="0" w:oddVBand="0" w:evenVBand="0" w:oddHBand="0" w:evenHBand="0" w:firstRowFirstColumn="0" w:firstRowLastColumn="0" w:lastRowFirstColumn="0" w:lastRowLastColumn="0"/>
-            <w:tcW w:w="5040" w:type="dxa"/>
+            <w:tcW w:w="2700" w:type="dxa"/>
+            <w:vAlign w:val="center"/>
           </w:tcPr>
           <w:p>
-            <w:pPr>
-              <w:rPr>
-                <w:rFonts w:hint="eastAsia"/>
-              </w:rPr>
-            </w:pPr>
             <w:r>
-              <w:t>Excluded</w:t>
+              <w:lastRenderedPageBreak/>
+              <w:t>Source changed</w:t>
             </w:r>
           </w:p>
         </w:tc>
         <w:tc>
           <w:tcPr>
-            <w:tcW w:w="5040" w:type="dxa"/>
+            <w:tcW w:w="6660" w:type="dxa"/>
+            <w:vAlign w:val="center"/>
           </w:tcPr>
           <w:p>
             <w:pPr>
               <w:cnfStyle w:val="000000100000" w:firstRow="0" w:lastRow="0" w:firstColumn="0" w:lastColumn="0" w:oddVBand="0" w:evenVBand="0" w:oddHBand="1" w:evenHBand="0" w:firstRowFirstColumn="0" w:firstRowLastColumn="0" w:lastRowFirstColumn="0" w:lastRowLastColumn="0"/>
-              <w:rPr>
-                <w:rFonts w:hint="eastAsia"/>
-              </w:rPr>
             </w:pPr>
             <w:r>
-              <w:t>The entry is intentionally omitted.</w:t>
+              <w:t>The source changed after a translation existed.</w:t>
             </w:r>
           </w:p>
         </w:tc>
@@ -3095,32 +3113,26 @@
         <w:tc>
           <w:tcPr>
             <w:cnfStyle w:val="001000000000" w:firstRow="0" w:lastRow="0" w:firstColumn="1" w:lastColumn="0" w:oddVBand="0" w:evenVBand="0" w:oddHBand="0" w:evenHBand="0" w:firstRowFirstColumn="0" w:firstRowLastColumn="0" w:lastRowFirstColumn="0" w:lastRowLastColumn="0"/>
-            <w:tcW w:w="5040" w:type="dxa"/>
+            <w:tcW w:w="2700" w:type="dxa"/>
+            <w:vAlign w:val="center"/>
           </w:tcPr>
           <w:p>
-            <w:pPr>
-              <w:rPr>
-                <w:rFonts w:hint="eastAsia"/>
-              </w:rPr>
-            </w:pPr>
             <w:r>
-              <w:t>Obsolete</w:t>
+              <w:t>Excluded</w:t>
             </w:r>
           </w:p>
         </w:tc>
         <w:tc>
           <w:tcPr>
-            <w:tcW w:w="5040" w:type="dxa"/>
+            <w:tcW w:w="6660" w:type="dxa"/>
+            <w:vAlign w:val="center"/>
           </w:tcPr>
           <w:p>
             <w:pPr>
               <w:cnfStyle w:val="000000000000" w:firstRow="0" w:lastRow="0" w:firstColumn="0" w:lastColumn="0" w:oddVBand="0" w:evenVBand="0" w:oddHBand="0" w:evenHBand="0" w:firstRowFirstColumn="0" w:firstRowLastColumn="0" w:lastRowFirstColumn="0" w:lastRowLastColumn="0"/>
-              <w:rPr>
-                <w:rFonts w:hint="eastAsia"/>
-              </w:rPr>
             </w:pPr>
             <w:r>
-              <w:t>The source entry no longer exists in the latest scan.</w:t>
+              <w:t>The entry is intentionally omitted.</w:t>
             </w:r>
           </w:p>
         </w:tc>
@@ -3134,14 +3146,42 @@
         <w:tc>
           <w:tcPr>
             <w:cnfStyle w:val="001000000000" w:firstRow="0" w:lastRow="0" w:firstColumn="1" w:lastColumn="0" w:oddVBand="0" w:evenVBand="0" w:oddHBand="0" w:evenHBand="0" w:firstRowFirstColumn="0" w:firstRowLastColumn="0" w:lastRowFirstColumn="0" w:lastRowLastColumn="0"/>
-            <w:tcW w:w="5040" w:type="dxa"/>
+            <w:tcW w:w="2700" w:type="dxa"/>
+            <w:vAlign w:val="center"/>
+          </w:tcPr>
+          <w:p>
+            <w:r>
+              <w:t>Obsolete</w:t>
+            </w:r>
+          </w:p>
+        </w:tc>
+        <w:tc>
+          <w:tcPr>
+            <w:tcW w:w="6660" w:type="dxa"/>
+            <w:vAlign w:val="center"/>
           </w:tcPr>
           <w:p>
             <w:pPr>
-              <w:rPr>
-                <w:rFonts w:hint="eastAsia"/>
-              </w:rPr>
+              <w:cnfStyle w:val="000000100000" w:firstRow="0" w:lastRow="0" w:firstColumn="0" w:lastColumn="0" w:oddVBand="0" w:evenVBand="0" w:oddHBand="1" w:evenHBand="0" w:firstRowFirstColumn="0" w:firstRowLastColumn="0" w:lastRowFirstColumn="0" w:lastRowLastColumn="0"/>
             </w:pPr>
+            <w:r>
+              <w:t>The source entry no longer exists in the latest scan.</w:t>
+            </w:r>
+          </w:p>
+        </w:tc>
+      </w:tr>
+      <w:tr>
+        <w:trPr>
+          <w:cantSplit/>
+          <w:jc w:val="center"/>
+        </w:trPr>
+        <w:tc>
+          <w:tcPr>
+            <w:cnfStyle w:val="001000000000" w:firstRow="0" w:lastRow="0" w:firstColumn="1" w:lastColumn="0" w:oddVBand="0" w:evenVBand="0" w:oddHBand="0" w:evenHBand="0" w:firstRowFirstColumn="0" w:firstRowLastColumn="0" w:lastRowFirstColumn="0" w:lastRowLastColumn="0"/>
+            <w:tcW w:w="2700" w:type="dxa"/>
+            <w:vAlign w:val="center"/>
+          </w:tcPr>
+          <w:p>
             <w:r>
               <w:t>Error</w:t>
             </w:r>
@@ -3149,14 +3189,12 @@
         </w:tc>
         <w:tc>
           <w:tcPr>
-            <w:tcW w:w="5040" w:type="dxa"/>
+            <w:tcW w:w="6660" w:type="dxa"/>
+            <w:vAlign w:val="center"/>
           </w:tcPr>
           <w:p>
             <w:pPr>
-              <w:cnfStyle w:val="000000100000" w:firstRow="0" w:lastRow="0" w:firstColumn="0" w:lastColumn="0" w:oddVBand="0" w:evenVBand="0" w:oddHBand="1" w:evenHBand="0" w:firstRowFirstColumn="0" w:firstRowLastColumn="0" w:lastRowFirstColumn="0" w:lastRowLastColumn="0"/>
-              <w:rPr>
-                <w:rFonts w:hint="eastAsia"/>
-              </w:rPr>
+              <w:cnfStyle w:val="000000000000" w:firstRow="0" w:lastRow="0" w:firstColumn="0" w:lastColumn="0" w:oddVBand="0" w:evenVBand="0" w:oddHBand="0" w:evenHBand="0" w:firstRowFirstColumn="0" w:firstRowLastColumn="0" w:lastRowFirstColumn="0" w:lastRowLastColumn="0"/>
             </w:pPr>
             <w:r>
               <w:t>The entry needs correction after a failed operation or check.</w:t>
@@ -3167,34 +3205,193 @@
     </w:tbl>
     <w:p>
       <w:pPr>
-        <w:pStyle w:val="Heading1"/>
-      </w:pPr>
-      <w:bookmarkStart w:id="10" w:name="_Toc236948117"/>
+        <w:pStyle w:val="Heading2"/>
+      </w:pPr>
+      <w:bookmarkStart w:id="10" w:name="_Toc237003247"/>
       <w:r>
-        <w:t>6. Provider Settings</w:t>
+        <w:t>5.2 API-free CSV and JSON workflow</w:t>
       </w:r>
       <w:bookmarkEnd w:id="10"/>
     </w:p>
     <w:p>
       <w:pPr>
-        <w:rPr>
-          <w:rFonts w:hint="eastAsia"/>
-        </w:rPr>
+        <w:pStyle w:val="ListNumber"/>
+        <w:numPr>
+          <w:ilvl w:val="0"/>
+          <w:numId w:val="13"/>
+        </w:numPr>
       </w:pPr>
       <w:r>
-        <w:t>Provider translation is optional. The Studio supports DeepL API Free, DeepL API Pro, and Google Cloud Translation Basic v2. Provider accounts, billing, quotas, prices, and supported languages are controlled by the provider and may change.</w:t>
+        <w:t>Save the development JSON catalog. It is the lossless canonical record and can be shared with a technically capable translator or AI-assisted workflow.</w:t>
+      </w:r>
+    </w:p>
+    <w:p>
+      <w:pPr>
+        <w:pStyle w:val="ListNumber"/>
+        <w:numPr>
+          <w:ilvl w:val="0"/>
+          <w:numId w:val="13"/>
+        </w:numPr>
+      </w:pPr>
+      <w:r>
+        <w:t>Choose Export CSV for an Excel-friendly UTF-8 file. Keep Key, SourceText, SourceChecksum, and RuntimeApplication unchanged; edit only Translation.</w:t>
+      </w:r>
+    </w:p>
+    <w:p>
+      <w:pPr>
+        <w:pStyle w:val="ListNumber"/>
+        <w:numPr>
+          <w:ilvl w:val="0"/>
+          <w:numId w:val="13"/>
+        </w:numPr>
+      </w:pPr>
+      <w:r>
+        <w:t>Import the returned CSV. The Studio stages the import, rejects duplicate or unknown keys, reports stale source text or checksums, and protects existing Reviewed or Approved work.</w:t>
+      </w:r>
+    </w:p>
+    <w:p>
+      <w:pPr>
+        <w:pStyle w:val="ListNumber"/>
+        <w:numPr>
+          <w:ilvl w:val="0"/>
+          <w:numId w:val="13"/>
+        </w:numPr>
+      </w:pPr>
+      <w:r>
+        <w:t>Read the import summary, then explicitly approve Apply. Accepted text enters the catalog as Imported, never Approved.</w:t>
+      </w:r>
+    </w:p>
+    <w:p>
+      <w:pPr>
+        <w:pStyle w:val="ListNumber"/>
+        <w:numPr>
+          <w:ilvl w:val="0"/>
+          <w:numId w:val="13"/>
+        </w:numPr>
+      </w:pPr>
+      <w:r>
+        <w:t>Select each imported entry, review meaning and layout implications, then use Mark Reviewed. Use Approve only after that separate review step.</w:t>
+      </w:r>
+    </w:p>
+    <w:tbl>
+      <w:tblPr>
+        <w:tblW w:w="9360" w:type="dxa"/>
+        <w:jc w:val="center"/>
+        <w:tblLayout w:type="fixed"/>
+        <w:tblCellMar>
+          <w:top w:w="80" w:type="dxa"/>
+          <w:left w:w="120" w:type="dxa"/>
+          <w:bottom w:w="80" w:type="dxa"/>
+          <w:right w:w="120" w:type="dxa"/>
+        </w:tblCellMar>
+        <w:tblLook w:val="04A0" w:firstRow="1" w:lastRow="0" w:firstColumn="1" w:lastColumn="0" w:noHBand="0" w:noVBand="1"/>
+      </w:tblPr>
+      <w:tblGrid>
+        <w:gridCol w:w="9360"/>
+      </w:tblGrid>
+      <w:tr>
+        <w:trPr>
+          <w:jc w:val="center"/>
+        </w:trPr>
+        <w:tc>
+          <w:tcPr>
+            <w:tcW w:w="9360" w:type="dxa"/>
+            <w:shd w:val="clear" w:color="auto" w:fill="EAF3FF"/>
+            <w:vAlign w:val="center"/>
+          </w:tcPr>
+          <w:p>
+            <w:pPr>
+              <w:pStyle w:val="Callout"/>
+            </w:pPr>
+            <w:r>
+              <w:rPr>
+                <w:b/>
+                <w:color w:val="234C80"/>
+              </w:rPr>
+              <w:t xml:space="preserve">CSV safety. </w:t>
+            </w:r>
+            <w:r>
+              <w:t>Translations may contain commas, quotes, Unicode, and embedded line breaks. The Studio quotes every field and imports by stable key rather than row position.</w:t>
+            </w:r>
+          </w:p>
+        </w:tc>
+      </w:tr>
+    </w:tbl>
+    <w:p>
+      <w:pPr>
+        <w:pStyle w:val="Heading2"/>
+      </w:pPr>
+      <w:bookmarkStart w:id="11" w:name="_Toc237003248"/>
+      <w:r>
+        <w:t>5.3 Runtime coverage and suggestions</w:t>
+      </w:r>
+      <w:bookmarkEnd w:id="11"/>
+    </w:p>
+    <w:p>
+      <w:pPr>
+        <w:pStyle w:val="ListBullet"/>
+      </w:pPr>
+      <w:r>
+        <w:t>Designer-property entries are applied automatically by the VCL or FMX runtime adapter.</w:t>
+      </w:r>
+    </w:p>
+    <w:p>
+      <w:pPr>
+        <w:pStyle w:val="ListBullet"/>
+      </w:pPr>
+      <w:r>
+        <w:t>Pascal resourcestring entries require an explicit TranslateText(Key, Fallback) call at the intended code location. Mark Manual wiring confirmed only after adding and reviewing that call.</w:t>
+      </w:r>
+    </w:p>
+    <w:p>
+      <w:pPr>
+        <w:pStyle w:val="ListBullet"/>
+      </w:pPr>
+      <w:r>
+        <w:t>Translation completeness, linguistic Reviewed/Approved counts, automatic runtime coverage, and manual wiring readiness are reported separately.</w:t>
+      </w:r>
+    </w:p>
+    <w:p>
+      <w:pPr>
+        <w:pStyle w:val="ListBullet"/>
+      </w:pPr>
+      <w:r>
+        <w:t>Exact-source translations from other stable keys are suggestions only. The developer must explicitly accept one, and the accepted target remains Edited rather than inheriting approval.</w:t>
+      </w:r>
+    </w:p>
+    <w:p>
+      <w:pPr>
+        <w:pStyle w:val="Heading1"/>
+      </w:pPr>
+      <w:bookmarkStart w:id="12" w:name="_Toc237003249"/>
+      <w:r>
+        <w:lastRenderedPageBreak/>
+        <w:t>6. Optional Provider Settings</w:t>
+      </w:r>
+      <w:bookmarkEnd w:id="12"/>
+    </w:p>
+    <w:p>
+      <w:r>
+        <w:t>Provider translation is an optional acquisition method, not a required workflow step. The Studio supports DeepL API Free, DeepL API Pro, and Google Cloud Translation Basic v2. Provider accounts, billing, quotas, prices, and supported languages are controlled by the provider and may change.</w:t>
       </w:r>
     </w:p>
     <w:tbl>
       <w:tblPr>
         <w:tblStyle w:val="LightShading-Accent1"/>
-        <w:tblW w:w="0" w:type="auto"/>
+        <w:tblW w:w="9360" w:type="dxa"/>
         <w:jc w:val="center"/>
+        <w:tblLayout w:type="fixed"/>
+        <w:tblCellMar>
+          <w:top w:w="80" w:type="dxa"/>
+          <w:left w:w="120" w:type="dxa"/>
+          <w:bottom w:w="80" w:type="dxa"/>
+          <w:right w:w="120" w:type="dxa"/>
+        </w:tblCellMar>
         <w:tblLook w:val="04A0" w:firstRow="1" w:lastRow="0" w:firstColumn="1" w:lastColumn="0" w:noHBand="0" w:noVBand="1"/>
       </w:tblPr>
       <w:tblGrid>
-        <w:gridCol w:w="5040"/>
-        <w:gridCol w:w="5040"/>
+        <w:gridCol w:w="2700"/>
+        <w:gridCol w:w="6660"/>
       </w:tblGrid>
       <w:tr>
         <w:trPr>
@@ -3205,15 +3402,10 @@
         <w:tc>
           <w:tcPr>
             <w:cnfStyle w:val="001000000000" w:firstRow="0" w:lastRow="0" w:firstColumn="1" w:lastColumn="0" w:oddVBand="0" w:evenVBand="0" w:oddHBand="0" w:evenHBand="0" w:firstRowFirstColumn="0" w:firstRowLastColumn="0" w:lastRowFirstColumn="0" w:lastRowLastColumn="0"/>
-            <w:tcW w:w="5040" w:type="dxa"/>
+            <w:tcW w:w="2700" w:type="dxa"/>
             <w:shd w:val="clear" w:color="auto" w:fill="234C80"/>
           </w:tcPr>
           <w:p>
-            <w:pPr>
-              <w:rPr>
-                <w:rFonts w:hint="eastAsia"/>
-              </w:rPr>
-            </w:pPr>
             <w:r>
               <w:rPr>
                 <w:color w:val="FFFFFF"/>
@@ -3224,15 +3416,12 @@
         </w:tc>
         <w:tc>
           <w:tcPr>
-            <w:tcW w:w="5040" w:type="dxa"/>
+            <w:tcW w:w="6660" w:type="dxa"/>
             <w:shd w:val="clear" w:color="auto" w:fill="234C80"/>
           </w:tcPr>
           <w:p>
             <w:pPr>
               <w:cnfStyle w:val="100000000000" w:firstRow="1" w:lastRow="0" w:firstColumn="0" w:lastColumn="0" w:oddVBand="0" w:evenVBand="0" w:oddHBand="0" w:evenHBand="0" w:firstRowFirstColumn="0" w:firstRowLastColumn="0" w:lastRowFirstColumn="0" w:lastRowLastColumn="0"/>
-              <w:rPr>
-                <w:rFonts w:hint="eastAsia"/>
-              </w:rPr>
             </w:pPr>
             <w:r>
               <w:rPr>
@@ -3252,14 +3441,10 @@
         <w:tc>
           <w:tcPr>
             <w:cnfStyle w:val="001000000000" w:firstRow="0" w:lastRow="0" w:firstColumn="1" w:lastColumn="0" w:oddVBand="0" w:evenVBand="0" w:oddHBand="0" w:evenHBand="0" w:firstRowFirstColumn="0" w:firstRowLastColumn="0" w:lastRowFirstColumn="0" w:lastRowLastColumn="0"/>
-            <w:tcW w:w="5040" w:type="dxa"/>
+            <w:tcW w:w="2700" w:type="dxa"/>
+            <w:vAlign w:val="center"/>
           </w:tcPr>
           <w:p>
-            <w:pPr>
-              <w:rPr>
-                <w:rFonts w:hint="eastAsia"/>
-              </w:rPr>
-            </w:pPr>
             <w:r>
               <w:t>Provider</w:t>
             </w:r>
@@ -3267,14 +3452,12 @@
         </w:tc>
         <w:tc>
           <w:tcPr>
-            <w:tcW w:w="5040" w:type="dxa"/>
+            <w:tcW w:w="6660" w:type="dxa"/>
+            <w:vAlign w:val="center"/>
           </w:tcPr>
           <w:p>
             <w:pPr>
               <w:cnfStyle w:val="000000100000" w:firstRow="0" w:lastRow="0" w:firstColumn="0" w:lastColumn="0" w:oddVBand="0" w:evenVBand="0" w:oddHBand="1" w:evenHBand="0" w:firstRowFirstColumn="0" w:firstRowLastColumn="0" w:lastRowFirstColumn="0" w:lastRowLastColumn="0"/>
-              <w:rPr>
-                <w:rFonts w:hint="eastAsia"/>
-              </w:rPr>
             </w:pPr>
             <w:r>
               <w:t>Select DeepL or Google Cloud Translation.</w:t>
@@ -3290,14 +3473,10 @@
         <w:tc>
           <w:tcPr>
             <w:cnfStyle w:val="001000000000" w:firstRow="0" w:lastRow="0" w:firstColumn="1" w:lastColumn="0" w:oddVBand="0" w:evenVBand="0" w:oddHBand="0" w:evenHBand="0" w:firstRowFirstColumn="0" w:firstRowLastColumn="0" w:lastRowFirstColumn="0" w:lastRowLastColumn="0"/>
-            <w:tcW w:w="5040" w:type="dxa"/>
+            <w:tcW w:w="2700" w:type="dxa"/>
+            <w:vAlign w:val="center"/>
           </w:tcPr>
           <w:p>
-            <w:pPr>
-              <w:rPr>
-                <w:rFonts w:hint="eastAsia"/>
-              </w:rPr>
-            </w:pPr>
             <w:r>
               <w:t>DeepL API plan</w:t>
             </w:r>
@@ -3305,14 +3484,12 @@
         </w:tc>
         <w:tc>
           <w:tcPr>
-            <w:tcW w:w="5040" w:type="dxa"/>
+            <w:tcW w:w="6660" w:type="dxa"/>
+            <w:vAlign w:val="center"/>
           </w:tcPr>
           <w:p>
             <w:pPr>
               <w:cnfStyle w:val="000000000000" w:firstRow="0" w:lastRow="0" w:firstColumn="0" w:lastColumn="0" w:oddVBand="0" w:evenVBand="0" w:oddHBand="0" w:evenHBand="0" w:firstRowFirstColumn="0" w:firstRowLastColumn="0" w:lastRowFirstColumn="0" w:lastRowLastColumn="0"/>
-              <w:rPr>
-                <w:rFonts w:hint="eastAsia"/>
-              </w:rPr>
             </w:pPr>
             <w:r>
               <w:t>Select API Free or API Pro so the Studio uses the matching endpoint.</w:t>
@@ -3329,14 +3506,10 @@
         <w:tc>
           <w:tcPr>
             <w:cnfStyle w:val="001000000000" w:firstRow="0" w:lastRow="0" w:firstColumn="1" w:lastColumn="0" w:oddVBand="0" w:evenVBand="0" w:oddHBand="0" w:evenHBand="0" w:firstRowFirstColumn="0" w:firstRowLastColumn="0" w:lastRowFirstColumn="0" w:lastRowLastColumn="0"/>
-            <w:tcW w:w="5040" w:type="dxa"/>
+            <w:tcW w:w="2700" w:type="dxa"/>
+            <w:vAlign w:val="center"/>
           </w:tcPr>
           <w:p>
-            <w:pPr>
-              <w:rPr>
-                <w:rFonts w:hint="eastAsia"/>
-              </w:rPr>
-            </w:pPr>
             <w:r>
               <w:t>API key</w:t>
             </w:r>
@@ -3344,14 +3517,12 @@
         </w:tc>
         <w:tc>
           <w:tcPr>
-            <w:tcW w:w="5040" w:type="dxa"/>
+            <w:tcW w:w="6660" w:type="dxa"/>
+            <w:vAlign w:val="center"/>
           </w:tcPr>
           <w:p>
             <w:pPr>
               <w:cnfStyle w:val="000000100000" w:firstRow="0" w:lastRow="0" w:firstColumn="0" w:lastColumn="0" w:oddVBand="0" w:evenVBand="0" w:oddHBand="1" w:evenHBand="0" w:firstRowFirstColumn="0" w:firstRowLastColumn="0" w:lastRowFirstColumn="0" w:lastRowLastColumn="0"/>
-              <w:rPr>
-                <w:rFonts w:hint="eastAsia"/>
-              </w:rPr>
             </w:pPr>
             <w:r>
               <w:t>Masked field for a new or replacement key.</w:t>
@@ -3367,14 +3538,10 @@
         <w:tc>
           <w:tcPr>
             <w:cnfStyle w:val="001000000000" w:firstRow="0" w:lastRow="0" w:firstColumn="1" w:lastColumn="0" w:oddVBand="0" w:evenVBand="0" w:oddHBand="0" w:evenHBand="0" w:firstRowFirstColumn="0" w:firstRowLastColumn="0" w:lastRowFirstColumn="0" w:lastRowLastColumn="0"/>
-            <w:tcW w:w="5040" w:type="dxa"/>
+            <w:tcW w:w="2700" w:type="dxa"/>
+            <w:vAlign w:val="center"/>
           </w:tcPr>
           <w:p>
-            <w:pPr>
-              <w:rPr>
-                <w:rFonts w:hint="eastAsia"/>
-              </w:rPr>
-            </w:pPr>
             <w:r>
               <w:t>Remember securely</w:t>
             </w:r>
@@ -3382,14 +3549,12 @@
         </w:tc>
         <w:tc>
           <w:tcPr>
-            <w:tcW w:w="5040" w:type="dxa"/>
+            <w:tcW w:w="6660" w:type="dxa"/>
+            <w:vAlign w:val="center"/>
           </w:tcPr>
           <w:p>
             <w:pPr>
               <w:cnfStyle w:val="000000000000" w:firstRow="0" w:lastRow="0" w:firstColumn="0" w:lastColumn="0" w:oddVBand="0" w:evenVBand="0" w:oddHBand="0" w:evenHBand="0" w:firstRowFirstColumn="0" w:firstRowLastColumn="0" w:lastRowFirstColumn="0" w:lastRowLastColumn="0"/>
-              <w:rPr>
-                <w:rFonts w:hint="eastAsia"/>
-              </w:rPr>
             </w:pPr>
             <w:r>
               <w:t>Stores the key as a Windows Generic Credential.</w:t>
@@ -3406,14 +3571,10 @@
         <w:tc>
           <w:tcPr>
             <w:cnfStyle w:val="001000000000" w:firstRow="0" w:lastRow="0" w:firstColumn="1" w:lastColumn="0" w:oddVBand="0" w:evenVBand="0" w:oddHBand="0" w:evenHBand="0" w:firstRowFirstColumn="0" w:firstRowLastColumn="0" w:lastRowFirstColumn="0" w:lastRowLastColumn="0"/>
-            <w:tcW w:w="5040" w:type="dxa"/>
+            <w:tcW w:w="2700" w:type="dxa"/>
+            <w:vAlign w:val="center"/>
           </w:tcPr>
           <w:p>
-            <w:pPr>
-              <w:rPr>
-                <w:rFonts w:hint="eastAsia"/>
-              </w:rPr>
-            </w:pPr>
             <w:r>
               <w:t>Session only</w:t>
             </w:r>
@@ -3421,14 +3582,12 @@
         </w:tc>
         <w:tc>
           <w:tcPr>
-            <w:tcW w:w="5040" w:type="dxa"/>
+            <w:tcW w:w="6660" w:type="dxa"/>
+            <w:vAlign w:val="center"/>
           </w:tcPr>
           <w:p>
             <w:pPr>
               <w:cnfStyle w:val="000000100000" w:firstRow="0" w:lastRow="0" w:firstColumn="0" w:lastColumn="0" w:oddVBand="0" w:evenVBand="0" w:oddHBand="1" w:evenHBand="0" w:firstRowFirstColumn="0" w:firstRowLastColumn="0" w:lastRowFirstColumn="0" w:lastRowLastColumn="0"/>
-              <w:rPr>
-                <w:rFonts w:hint="eastAsia"/>
-              </w:rPr>
             </w:pPr>
             <w:r>
               <w:t>Clear Remember before saving; the key is held only until shutdown.</w:t>
@@ -3444,14 +3603,10 @@
         <w:tc>
           <w:tcPr>
             <w:cnfStyle w:val="001000000000" w:firstRow="0" w:lastRow="0" w:firstColumn="1" w:lastColumn="0" w:oddVBand="0" w:evenVBand="0" w:oddHBand="0" w:evenHBand="0" w:firstRowFirstColumn="0" w:firstRowLastColumn="0" w:lastRowFirstColumn="0" w:lastRowLastColumn="0"/>
-            <w:tcW w:w="5040" w:type="dxa"/>
+            <w:tcW w:w="2700" w:type="dxa"/>
+            <w:vAlign w:val="center"/>
           </w:tcPr>
           <w:p>
-            <w:pPr>
-              <w:rPr>
-                <w:rFonts w:hint="eastAsia"/>
-              </w:rPr>
-            </w:pPr>
             <w:r>
               <w:t>Replace / Save Key</w:t>
             </w:r>
@@ -3459,14 +3614,12 @@
         </w:tc>
         <w:tc>
           <w:tcPr>
-            <w:tcW w:w="5040" w:type="dxa"/>
+            <w:tcW w:w="6660" w:type="dxa"/>
+            <w:vAlign w:val="center"/>
           </w:tcPr>
           <w:p>
             <w:pPr>
               <w:cnfStyle w:val="000000000000" w:firstRow="0" w:lastRow="0" w:firstColumn="0" w:lastColumn="0" w:oddVBand="0" w:evenVBand="0" w:oddHBand="0" w:evenHBand="0" w:firstRowFirstColumn="0" w:firstRowLastColumn="0" w:lastRowFirstColumn="0" w:lastRowLastColumn="0"/>
-              <w:rPr>
-                <w:rFonts w:hint="eastAsia"/>
-              </w:rPr>
             </w:pPr>
             <w:r>
               <w:t>Records the entered key using the selected storage choice.</w:t>
@@ -3483,14 +3636,10 @@
         <w:tc>
           <w:tcPr>
             <w:cnfStyle w:val="001000000000" w:firstRow="0" w:lastRow="0" w:firstColumn="1" w:lastColumn="0" w:oddVBand="0" w:evenVBand="0" w:oddHBand="0" w:evenHBand="0" w:firstRowFirstColumn="0" w:firstRowLastColumn="0" w:lastRowFirstColumn="0" w:lastRowLastColumn="0"/>
-            <w:tcW w:w="5040" w:type="dxa"/>
+            <w:tcW w:w="2700" w:type="dxa"/>
+            <w:vAlign w:val="center"/>
           </w:tcPr>
           <w:p>
-            <w:pPr>
-              <w:rPr>
-                <w:rFonts w:hint="eastAsia"/>
-              </w:rPr>
-            </w:pPr>
             <w:r>
               <w:t>Test Connection</w:t>
             </w:r>
@@ -3498,14 +3647,12 @@
         </w:tc>
         <w:tc>
           <w:tcPr>
-            <w:tcW w:w="5040" w:type="dxa"/>
+            <w:tcW w:w="6660" w:type="dxa"/>
+            <w:vAlign w:val="center"/>
           </w:tcPr>
           <w:p>
             <w:pPr>
               <w:cnfStyle w:val="000000100000" w:firstRow="0" w:lastRow="0" w:firstColumn="0" w:lastColumn="0" w:oddVBand="0" w:evenVBand="0" w:oddHBand="1" w:evenHBand="0" w:firstRowFirstColumn="0" w:firstRowLastColumn="0" w:lastRowFirstColumn="0" w:lastRowLastColumn="0"/>
-              <w:rPr>
-                <w:rFonts w:hint="eastAsia"/>
-              </w:rPr>
             </w:pPr>
             <w:r>
               <w:t>Sends a small English-to-Italian request.</w:t>
@@ -3521,14 +3668,10 @@
         <w:tc>
           <w:tcPr>
             <w:cnfStyle w:val="001000000000" w:firstRow="0" w:lastRow="0" w:firstColumn="1" w:lastColumn="0" w:oddVBand="0" w:evenVBand="0" w:oddHBand="0" w:evenHBand="0" w:firstRowFirstColumn="0" w:firstRowLastColumn="0" w:lastRowFirstColumn="0" w:lastRowLastColumn="0"/>
-            <w:tcW w:w="5040" w:type="dxa"/>
+            <w:tcW w:w="2700" w:type="dxa"/>
+            <w:vAlign w:val="center"/>
           </w:tcPr>
           <w:p>
-            <w:pPr>
-              <w:rPr>
-                <w:rFonts w:hint="eastAsia"/>
-              </w:rPr>
-            </w:pPr>
             <w:r>
               <w:t>Remove Key</w:t>
             </w:r>
@@ -3536,14 +3679,12 @@
         </w:tc>
         <w:tc>
           <w:tcPr>
-            <w:tcW w:w="5040" w:type="dxa"/>
+            <w:tcW w:w="6660" w:type="dxa"/>
+            <w:vAlign w:val="center"/>
           </w:tcPr>
           <w:p>
             <w:pPr>
               <w:cnfStyle w:val="000000000000" w:firstRow="0" w:lastRow="0" w:firstColumn="0" w:lastColumn="0" w:oddVBand="0" w:evenVBand="0" w:oddHBand="0" w:evenHBand="0" w:firstRowFirstColumn="0" w:firstRowLastColumn="0" w:lastRowFirstColumn="0" w:lastRowLastColumn="0"/>
-              <w:rPr>
-                <w:rFonts w:hint="eastAsia"/>
-              </w:rPr>
             </w:pPr>
             <w:r>
               <w:t>Deletes stored and session copies for the selected provider.</w:t>
@@ -3560,14 +3701,10 @@
         <w:tc>
           <w:tcPr>
             <w:cnfStyle w:val="001000000000" w:firstRow="0" w:lastRow="0" w:firstColumn="1" w:lastColumn="0" w:oddVBand="0" w:evenVBand="0" w:oddHBand="0" w:evenHBand="0" w:firstRowFirstColumn="0" w:firstRowLastColumn="0" w:lastRowFirstColumn="0" w:lastRowLastColumn="0"/>
-            <w:tcW w:w="5040" w:type="dxa"/>
+            <w:tcW w:w="2700" w:type="dxa"/>
+            <w:vAlign w:val="center"/>
           </w:tcPr>
           <w:p>
-            <w:pPr>
-              <w:rPr>
-                <w:rFonts w:hint="eastAsia"/>
-              </w:rPr>
-            </w:pPr>
             <w:r>
               <w:t>Timeout / batch</w:t>
             </w:r>
@@ -3575,14 +3712,12 @@
         </w:tc>
         <w:tc>
           <w:tcPr>
-            <w:tcW w:w="5040" w:type="dxa"/>
+            <w:tcW w:w="6660" w:type="dxa"/>
+            <w:vAlign w:val="center"/>
           </w:tcPr>
           <w:p>
             <w:pPr>
               <w:cnfStyle w:val="000000100000" w:firstRow="0" w:lastRow="0" w:firstColumn="0" w:lastColumn="0" w:oddVBand="0" w:evenVBand="0" w:oddHBand="1" w:evenHBand="0" w:firstRowFirstColumn="0" w:firstRowLastColumn="0" w:lastRowFirstColumn="0" w:lastRowLastColumn="0"/>
-              <w:rPr>
-                <w:rFonts w:hint="eastAsia"/>
-              </w:rPr>
             </w:pPr>
             <w:r>
               <w:t>Controls 5-300 second requests and 1-50 strings per request.</w:t>
@@ -3595,20 +3730,27 @@
       <w:pPr>
         <w:pStyle w:val="Heading1"/>
       </w:pPr>
-      <w:bookmarkStart w:id="11" w:name="_Toc236948118"/>
+      <w:bookmarkStart w:id="13" w:name="_Toc237003250"/>
       <w:r>
         <w:t>7. Obtain and Enter a DeepL API Key</w:t>
       </w:r>
-      <w:bookmarkEnd w:id="11"/>
+      <w:bookmarkEnd w:id="13"/>
     </w:p>
     <w:tbl>
       <w:tblPr>
-        <w:tblW w:w="0" w:type="auto"/>
+        <w:tblW w:w="9360" w:type="dxa"/>
         <w:jc w:val="center"/>
+        <w:tblLayout w:type="fixed"/>
+        <w:tblCellMar>
+          <w:top w:w="80" w:type="dxa"/>
+          <w:left w:w="120" w:type="dxa"/>
+          <w:bottom w:w="80" w:type="dxa"/>
+          <w:right w:w="120" w:type="dxa"/>
+        </w:tblCellMar>
         <w:tblLook w:val="04A0" w:firstRow="1" w:lastRow="0" w:firstColumn="1" w:lastColumn="0" w:noHBand="0" w:noVBand="1"/>
       </w:tblPr>
       <w:tblGrid>
-        <w:gridCol w:w="10080"/>
+        <w:gridCol w:w="9360"/>
       </w:tblGrid>
       <w:tr>
         <w:trPr>
@@ -3616,16 +3758,13 @@
         </w:trPr>
         <w:tc>
           <w:tcPr>
-            <w:tcW w:w="10080" w:type="dxa"/>
+            <w:tcW w:w="9360" w:type="dxa"/>
             <w:shd w:val="clear" w:color="auto" w:fill="EAF3FF"/>
             <w:vAlign w:val="center"/>
           </w:tcPr>
           <w:p>
             <w:pPr>
               <w:pStyle w:val="Callout"/>
-              <w:rPr>
-                <w:rFonts w:hint="eastAsia"/>
-              </w:rPr>
             </w:pPr>
             <w:r>
               <w:rPr>
@@ -3643,200 +3782,136 @@
     </w:tbl>
     <w:p>
       <w:pPr>
-        <w:ind w:left="317" w:hanging="317"/>
-        <w:rPr>
-          <w:rFonts w:hint="eastAsia"/>
-        </w:rPr>
-      </w:pPr>
-      <w:r>
-        <w:rPr>
-          <w:b/>
-        </w:rPr>
-        <w:t xml:space="preserve">1. </w:t>
-      </w:r>
+        <w:pStyle w:val="ListNumber"/>
+        <w:numPr>
+          <w:ilvl w:val="0"/>
+          <w:numId w:val="14"/>
+        </w:numPr>
+      </w:pPr>
       <w:r>
         <w:t>Open the official DeepL developer site at https://developers.deepl.com/ and review current API account requirements.</w:t>
       </w:r>
     </w:p>
     <w:p>
       <w:pPr>
-        <w:ind w:left="317" w:hanging="317"/>
-        <w:rPr>
-          <w:rFonts w:hint="eastAsia"/>
-        </w:rPr>
-      </w:pPr>
-      <w:r>
-        <w:rPr>
-          <w:b/>
-        </w:rPr>
-        <w:t xml:space="preserve">2. </w:t>
-      </w:r>
+        <w:pStyle w:val="ListNumber"/>
+        <w:numPr>
+          <w:ilvl w:val="0"/>
+          <w:numId w:val="14"/>
+        </w:numPr>
+      </w:pPr>
       <w:r>
         <w:t>Create or sign in to a DeepL account and subscribe to DeepL API Free or DeepL API Pro as appropriate.</w:t>
       </w:r>
     </w:p>
     <w:p>
       <w:pPr>
-        <w:ind w:left="317" w:hanging="317"/>
-        <w:rPr>
-          <w:rFonts w:hint="eastAsia"/>
-        </w:rPr>
-      </w:pPr>
-      <w:r>
-        <w:rPr>
-          <w:b/>
-        </w:rPr>
-        <w:t xml:space="preserve">3. </w:t>
-      </w:r>
+        <w:pStyle w:val="ListNumber"/>
+        <w:numPr>
+          <w:ilvl w:val="0"/>
+          <w:numId w:val="14"/>
+        </w:numPr>
+      </w:pPr>
       <w:r>
         <w:t>Open the account's API Keys tab. Create a separate key for this Studio when the account interface permits multiple keys.</w:t>
       </w:r>
     </w:p>
     <w:p>
       <w:pPr>
-        <w:ind w:left="317" w:hanging="317"/>
-        <w:rPr>
-          <w:rFonts w:hint="eastAsia"/>
-        </w:rPr>
-      </w:pPr>
-      <w:r>
-        <w:rPr>
-          <w:b/>
-        </w:rPr>
-        <w:t xml:space="preserve">4. </w:t>
-      </w:r>
+        <w:pStyle w:val="ListNumber"/>
+        <w:numPr>
+          <w:ilvl w:val="0"/>
+          <w:numId w:val="14"/>
+        </w:numPr>
+      </w:pPr>
       <w:r>
         <w:t>Copy the key once and keep it out of source code, JSON catalogs, issue trackers, email, and screenshots.</w:t>
       </w:r>
     </w:p>
     <w:p>
       <w:pPr>
-        <w:ind w:left="317" w:hanging="317"/>
-        <w:rPr>
-          <w:rFonts w:hint="eastAsia"/>
-        </w:rPr>
+        <w:pStyle w:val="ListNumber"/>
+        <w:numPr>
+          <w:ilvl w:val="0"/>
+          <w:numId w:val="14"/>
+        </w:numPr>
       </w:pPr>
       <w:r>
-        <w:rPr>
-          <w:b/>
-        </w:rPr>
-        <w:t xml:space="preserve">5. </w:t>
-      </w:r>
-      <w:r>
-        <w:t>In the Studio, choose Provider Settings and select DeepL.</w:t>
+        <w:t>In the Studio, choose Optional Provider and select DeepL.</w:t>
       </w:r>
     </w:p>
     <w:p>
       <w:pPr>
-        <w:ind w:left="317" w:hanging="317"/>
-        <w:rPr>
-          <w:rFonts w:hint="eastAsia"/>
-        </w:rPr>
+        <w:pStyle w:val="ListNumber"/>
+        <w:numPr>
+          <w:ilvl w:val="0"/>
+          <w:numId w:val="14"/>
+        </w:numPr>
       </w:pPr>
       <w:r>
-        <w:rPr>
-          <w:b/>
-        </w:rPr>
-        <w:t xml:space="preserve">6. </w:t>
-      </w:r>
-      <w:r>
+        <w:lastRenderedPageBreak/>
         <w:t>Select API Free or API Pro to match the account. Free uses api-free.deepl.com; Pro uses api.deepl.com.</w:t>
       </w:r>
     </w:p>
     <w:p>
       <w:pPr>
-        <w:ind w:left="317" w:hanging="317"/>
-        <w:rPr>
-          <w:rFonts w:hint="eastAsia"/>
-        </w:rPr>
-      </w:pPr>
-      <w:r>
-        <w:rPr>
-          <w:b/>
-        </w:rPr>
-        <w:t xml:space="preserve">7. </w:t>
-      </w:r>
+        <w:pStyle w:val="ListNumber"/>
+        <w:numPr>
+          <w:ilvl w:val="0"/>
+          <w:numId w:val="14"/>
+        </w:numPr>
+      </w:pPr>
       <w:r>
         <w:t>Paste the key into the masked field.</w:t>
       </w:r>
     </w:p>
     <w:p>
       <w:pPr>
-        <w:ind w:left="317" w:hanging="317"/>
-        <w:rPr>
-          <w:rFonts w:hint="eastAsia"/>
-        </w:rPr>
-      </w:pPr>
-      <w:r>
-        <w:rPr>
-          <w:b/>
-        </w:rPr>
-        <w:t xml:space="preserve">8. </w:t>
-      </w:r>
+        <w:pStyle w:val="ListNumber"/>
+        <w:numPr>
+          <w:ilvl w:val="0"/>
+          <w:numId w:val="14"/>
+        </w:numPr>
+      </w:pPr>
       <w:r>
         <w:t>Leave Remember securely checked for Windows Credential Manager, or clear it for Use for This Session Only.</w:t>
       </w:r>
     </w:p>
     <w:p>
       <w:pPr>
-        <w:ind w:left="317" w:hanging="317"/>
-        <w:rPr>
-          <w:rFonts w:hint="eastAsia"/>
-        </w:rPr>
-      </w:pPr>
-      <w:r>
-        <w:rPr>
-          <w:b/>
-        </w:rPr>
-        <w:t xml:space="preserve">9. </w:t>
-      </w:r>
+        <w:pStyle w:val="ListNumber"/>
+        <w:numPr>
+          <w:ilvl w:val="0"/>
+          <w:numId w:val="14"/>
+        </w:numPr>
+      </w:pPr>
       <w:r>
         <w:t>Choose Replace / Save Key, then Test Connection.</w:t>
       </w:r>
     </w:p>
     <w:p>
       <w:pPr>
-        <w:ind w:left="317" w:hanging="317"/>
-        <w:rPr>
-          <w:rFonts w:hint="eastAsia"/>
-        </w:rPr>
-      </w:pPr>
-      <w:r>
-        <w:rPr>
-          <w:b/>
-        </w:rPr>
-        <w:t xml:space="preserve">10. </w:t>
-      </w:r>
+        <w:pStyle w:val="ListNumber"/>
+        <w:numPr>
+          <w:ilvl w:val="0"/>
+          <w:numId w:val="14"/>
+        </w:numPr>
+      </w:pPr>
       <w:r>
         <w:t>If the test fails, verify the plan selection, key status, account quota/billing, firewall, and target-language availability.</w:t>
       </w:r>
     </w:p>
     <w:p>
-      <w:pPr>
-        <w:rPr>
-          <w:rFonts w:hint="eastAsia"/>
-        </w:rPr>
-      </w:pPr>
       <w:r>
         <w:t>DeepL key and authentication reference: https://developers.deepl.com/docs/getting-started/auth</w:t>
       </w:r>
     </w:p>
     <w:p>
-      <w:pPr>
-        <w:rPr>
-          <w:rFonts w:hint="eastAsia"/>
-        </w:rPr>
-      </w:pPr>
       <w:r>
         <w:t>DeepL quickstart: https://developers.deepl.com/docs/getting-started/quickstart</w:t>
       </w:r>
     </w:p>
     <w:p>
-      <w:pPr>
-        <w:rPr>
-          <w:rFonts w:hint="eastAsia"/>
-        </w:rPr>
-      </w:pPr>
       <w:r>
         <w:t>DeepL multiple-key guidance: https://developers.deepl.com/docs/multiple-api-keys</w:t>
       </w:r>
@@ -3845,20 +3920,27 @@
       <w:pPr>
         <w:pStyle w:val="Heading1"/>
       </w:pPr>
-      <w:bookmarkStart w:id="12" w:name="_Toc236948119"/>
+      <w:bookmarkStart w:id="14" w:name="_Toc237003251"/>
       <w:r>
         <w:t>8. Obtain and Enter a Google API Key</w:t>
       </w:r>
-      <w:bookmarkEnd w:id="12"/>
+      <w:bookmarkEnd w:id="14"/>
     </w:p>
     <w:tbl>
       <w:tblPr>
-        <w:tblW w:w="0" w:type="auto"/>
+        <w:tblW w:w="9360" w:type="dxa"/>
         <w:jc w:val="center"/>
+        <w:tblLayout w:type="fixed"/>
+        <w:tblCellMar>
+          <w:top w:w="80" w:type="dxa"/>
+          <w:left w:w="120" w:type="dxa"/>
+          <w:bottom w:w="80" w:type="dxa"/>
+          <w:right w:w="120" w:type="dxa"/>
+        </w:tblCellMar>
         <w:tblLook w:val="04A0" w:firstRow="1" w:lastRow="0" w:firstColumn="1" w:lastColumn="0" w:noHBand="0" w:noVBand="1"/>
       </w:tblPr>
       <w:tblGrid>
-        <w:gridCol w:w="10080"/>
+        <w:gridCol w:w="9360"/>
       </w:tblGrid>
       <w:tr>
         <w:trPr>
@@ -3866,16 +3948,13 @@
         </w:trPr>
         <w:tc>
           <w:tcPr>
-            <w:tcW w:w="10080" w:type="dxa"/>
+            <w:tcW w:w="9360" w:type="dxa"/>
             <w:shd w:val="clear" w:color="auto" w:fill="EAF3FF"/>
             <w:vAlign w:val="center"/>
           </w:tcPr>
           <w:p>
             <w:pPr>
               <w:pStyle w:val="Callout"/>
-              <w:rPr>
-                <w:rFonts w:hint="eastAsia"/>
-              </w:rPr>
             </w:pPr>
             <w:r>
               <w:rPr>
@@ -3893,210 +3972,140 @@
     </w:tbl>
     <w:p>
       <w:pPr>
-        <w:ind w:left="317" w:hanging="317"/>
-        <w:rPr>
-          <w:rFonts w:hint="eastAsia"/>
-        </w:rPr>
-      </w:pPr>
-      <w:r>
-        <w:rPr>
-          <w:b/>
-        </w:rPr>
-        <w:t xml:space="preserve">1. </w:t>
-      </w:r>
+        <w:pStyle w:val="ListNumber"/>
+        <w:numPr>
+          <w:ilvl w:val="0"/>
+          <w:numId w:val="15"/>
+        </w:numPr>
+      </w:pPr>
       <w:r>
         <w:t>Open Google Cloud Console at https://console.cloud.google.com/ and sign in.</w:t>
       </w:r>
     </w:p>
     <w:p>
       <w:pPr>
-        <w:ind w:left="317" w:hanging="317"/>
-        <w:rPr>
-          <w:rFonts w:hint="eastAsia"/>
-        </w:rPr>
-      </w:pPr>
-      <w:r>
-        <w:rPr>
-          <w:b/>
-        </w:rPr>
-        <w:t xml:space="preserve">2. </w:t>
-      </w:r>
+        <w:pStyle w:val="ListNumber"/>
+        <w:numPr>
+          <w:ilvl w:val="0"/>
+          <w:numId w:val="15"/>
+        </w:numPr>
+      </w:pPr>
       <w:r>
         <w:t>Create a dedicated Google Cloud project or select an existing project intended for this Studio.</w:t>
       </w:r>
     </w:p>
     <w:p>
       <w:pPr>
-        <w:ind w:left="317" w:hanging="317"/>
-        <w:rPr>
-          <w:rFonts w:hint="eastAsia"/>
-        </w:rPr>
-      </w:pPr>
-      <w:r>
-        <w:rPr>
-          <w:b/>
-        </w:rPr>
-        <w:t xml:space="preserve">3. </w:t>
-      </w:r>
+        <w:pStyle w:val="ListNumber"/>
+        <w:numPr>
+          <w:ilvl w:val="0"/>
+          <w:numId w:val="15"/>
+        </w:numPr>
+      </w:pPr>
       <w:r>
         <w:t>Attach an active billing account if Google requires billing for the Cloud Translation API.</w:t>
       </w:r>
     </w:p>
     <w:p>
       <w:pPr>
-        <w:ind w:left="317" w:hanging="317"/>
-        <w:rPr>
-          <w:rFonts w:hint="eastAsia"/>
-        </w:rPr>
-      </w:pPr>
-      <w:r>
-        <w:rPr>
-          <w:b/>
-        </w:rPr>
-        <w:t xml:space="preserve">4. </w:t>
-      </w:r>
+        <w:pStyle w:val="ListNumber"/>
+        <w:numPr>
+          <w:ilvl w:val="0"/>
+          <w:numId w:val="15"/>
+        </w:numPr>
+      </w:pPr>
       <w:r>
         <w:t>Open APIs &amp; Services, then Library. Find and enable Cloud Translation API.</w:t>
       </w:r>
     </w:p>
     <w:p>
       <w:pPr>
-        <w:ind w:left="317" w:hanging="317"/>
-        <w:rPr>
-          <w:rFonts w:hint="eastAsia"/>
-        </w:rPr>
+        <w:pStyle w:val="ListNumber"/>
+        <w:numPr>
+          <w:ilvl w:val="0"/>
+          <w:numId w:val="15"/>
+        </w:numPr>
       </w:pPr>
       <w:r>
-        <w:rPr>
-          <w:b/>
-        </w:rPr>
-        <w:t xml:space="preserve">5. </w:t>
-      </w:r>
-      <w:r>
-        <w:t>Open APIs &amp; Services, then Credentials. Choose Create credentials and API key.</w:t>
+        <w:t>Open APIs &amp; Services, then Credentials. Choose Create credentials and API key. Current Google Cloud policy requires at least one API restriction when creating a key.</w:t>
       </w:r>
     </w:p>
     <w:p>
       <w:pPr>
-        <w:ind w:left="317" w:hanging="317"/>
-        <w:rPr>
-          <w:rFonts w:hint="eastAsia"/>
-        </w:rPr>
+        <w:pStyle w:val="ListNumber"/>
+        <w:numPr>
+          <w:ilvl w:val="0"/>
+          <w:numId w:val="15"/>
+        </w:numPr>
       </w:pPr>
       <w:r>
-        <w:rPr>
-          <w:b/>
-        </w:rPr>
-        <w:t xml:space="preserve">6. </w:t>
-      </w:r>
-      <w:r>
-        <w:t>Immediately edit the new key. Under API restrictions, restrict it to Cloud Translation API. Apply any additional restriction that is compatible with the developer computer and organization; desktop usage commonly makes website-referrer restrictions unsuitable.</w:t>
+        <w:t>Under API restrictions, restrict the key to Cloud Translation API. Apply any additional application restriction that is compatible with the developer computer and organization; desktop usage commonly makes website-referrer restrictions unsuitable.</w:t>
       </w:r>
     </w:p>
     <w:p>
       <w:pPr>
-        <w:ind w:left="317" w:hanging="317"/>
-        <w:rPr>
-          <w:rFonts w:hint="eastAsia"/>
-        </w:rPr>
-      </w:pPr>
-      <w:r>
-        <w:rPr>
-          <w:b/>
-        </w:rPr>
-        <w:t xml:space="preserve">7. </w:t>
-      </w:r>
+        <w:pStyle w:val="ListNumber"/>
+        <w:numPr>
+          <w:ilvl w:val="0"/>
+          <w:numId w:val="15"/>
+        </w:numPr>
+      </w:pPr>
       <w:r>
         <w:t>Review quotas and budget alerts in Google Cloud before bulk translation.</w:t>
       </w:r>
     </w:p>
     <w:p>
       <w:pPr>
-        <w:ind w:left="317" w:hanging="317"/>
-        <w:rPr>
-          <w:rFonts w:hint="eastAsia"/>
-        </w:rPr>
+        <w:pStyle w:val="ListNumber"/>
+        <w:numPr>
+          <w:ilvl w:val="0"/>
+          <w:numId w:val="15"/>
+        </w:numPr>
       </w:pPr>
       <w:r>
-        <w:rPr>
-          <w:b/>
-        </w:rPr>
-        <w:t xml:space="preserve">8. </w:t>
-      </w:r>
-      <w:r>
-        <w:t>In the Studio, choose Provider Settings and select Google Cloud Translation.</w:t>
+        <w:t>In the Studio, choose Optional Provider and select Google Cloud Translation.</w:t>
       </w:r>
     </w:p>
     <w:p>
       <w:pPr>
-        <w:ind w:left="317" w:hanging="317"/>
-        <w:rPr>
-          <w:rFonts w:hint="eastAsia"/>
-        </w:rPr>
-      </w:pPr>
-      <w:r>
-        <w:rPr>
-          <w:b/>
-        </w:rPr>
-        <w:t xml:space="preserve">9. </w:t>
-      </w:r>
+        <w:pStyle w:val="ListNumber"/>
+        <w:numPr>
+          <w:ilvl w:val="0"/>
+          <w:numId w:val="15"/>
+        </w:numPr>
+      </w:pPr>
       <w:r>
         <w:t>Paste the key into the masked field. The DeepL plan control is disabled because it does not apply.</w:t>
       </w:r>
     </w:p>
     <w:p>
       <w:pPr>
-        <w:ind w:left="317" w:hanging="317"/>
-        <w:rPr>
-          <w:rFonts w:hint="eastAsia"/>
-        </w:rPr>
-      </w:pPr>
-      <w:r>
-        <w:rPr>
-          <w:b/>
-        </w:rPr>
-        <w:t xml:space="preserve">10. </w:t>
-      </w:r>
+        <w:pStyle w:val="ListNumber"/>
+        <w:numPr>
+          <w:ilvl w:val="0"/>
+          <w:numId w:val="15"/>
+        </w:numPr>
+      </w:pPr>
       <w:r>
         <w:t>Choose persistent Windows Credential Manager storage or session-only use, then Replace / Save Key and Test Connection.</w:t>
       </w:r>
     </w:p>
     <w:p>
-      <w:pPr>
-        <w:rPr>
-          <w:rFonts w:hint="eastAsia"/>
-        </w:rPr>
-      </w:pPr>
       <w:r>
         <w:t>Google Cloud Translation setup: https://docs.cloud.google.com/translate/docs/setup</w:t>
       </w:r>
     </w:p>
     <w:p>
-      <w:pPr>
-        <w:rPr>
-          <w:rFonts w:hint="eastAsia"/>
-        </w:rPr>
-      </w:pPr>
       <w:r>
         <w:t>Google API-key creation and management: https://docs.cloud.google.com/docs/authentication/api-keys</w:t>
       </w:r>
     </w:p>
     <w:p>
-      <w:pPr>
-        <w:rPr>
-          <w:rFonts w:hint="eastAsia"/>
-        </w:rPr>
-      </w:pPr>
       <w:r>
         <w:t>Google API-key restrictions: https://docs.cloud.google.com/api-keys/docs/add-restrictions-api-keys</w:t>
       </w:r>
     </w:p>
     <w:p>
-      <w:pPr>
-        <w:rPr>
-          <w:rFonts w:hint="eastAsia"/>
-        </w:rPr>
-      </w:pPr>
       <w:r>
         <w:t>Cloud Translation authentication: https://docs.cloud.google.com/translate/docs/authentication</w:t>
       </w:r>
@@ -4105,173 +4114,136 @@
       <w:pPr>
         <w:pStyle w:val="Heading1"/>
       </w:pPr>
-      <w:bookmarkStart w:id="13" w:name="_Toc236948120"/>
+      <w:bookmarkStart w:id="15" w:name="_Toc237003252"/>
       <w:r>
+        <w:lastRenderedPageBreak/>
         <w:t>9. Translate Missing Entries</w:t>
       </w:r>
-      <w:bookmarkEnd w:id="13"/>
+      <w:bookmarkEnd w:id="15"/>
     </w:p>
     <w:p>
       <w:pPr>
-        <w:ind w:left="317" w:hanging="317"/>
-        <w:rPr>
-          <w:rFonts w:hint="eastAsia"/>
-        </w:rPr>
-      </w:pPr>
-      <w:r>
-        <w:rPr>
-          <w:b/>
-        </w:rPr>
-        <w:t xml:space="preserve">1. </w:t>
-      </w:r>
+        <w:pStyle w:val="ListNumber"/>
+        <w:numPr>
+          <w:ilvl w:val="0"/>
+          <w:numId w:val="16"/>
+        </w:numPr>
+      </w:pPr>
       <w:r>
         <w:t>Open or create the target-language catalog.</w:t>
       </w:r>
     </w:p>
     <w:p>
       <w:pPr>
-        <w:ind w:left="317" w:hanging="317"/>
-        <w:rPr>
-          <w:rFonts w:hint="eastAsia"/>
-        </w:rPr>
-      </w:pPr>
-      <w:r>
-        <w:rPr>
-          <w:b/>
-        </w:rPr>
-        <w:t xml:space="preserve">2. </w:t>
-      </w:r>
+        <w:pStyle w:val="ListNumber"/>
+        <w:numPr>
+          <w:ilvl w:val="0"/>
+          <w:numId w:val="16"/>
+        </w:numPr>
+      </w:pPr>
       <w:r>
         <w:t>Confirm the source and target language codes.</w:t>
       </w:r>
     </w:p>
     <w:p>
       <w:pPr>
-        <w:ind w:left="317" w:hanging="317"/>
-        <w:rPr>
-          <w:rFonts w:hint="eastAsia"/>
-        </w:rPr>
+        <w:pStyle w:val="ListNumber"/>
+        <w:numPr>
+          <w:ilvl w:val="0"/>
+          <w:numId w:val="16"/>
+        </w:numPr>
       </w:pPr>
       <w:r>
-        <w:rPr>
-          <w:b/>
-        </w:rPr>
-        <w:t xml:space="preserve">3. </w:t>
-      </w:r>
-      <w:r>
-        <w:t>Configure and test a provider.</w:t>
+        <w:t>Configure and test a provider under Optional Provider.</w:t>
       </w:r>
     </w:p>
     <w:p>
       <w:pPr>
-        <w:ind w:left="317" w:hanging="317"/>
-        <w:rPr>
-          <w:rFonts w:hint="eastAsia"/>
-        </w:rPr>
+        <w:pStyle w:val="ListNumber"/>
+        <w:numPr>
+          <w:ilvl w:val="0"/>
+          <w:numId w:val="16"/>
+        </w:numPr>
       </w:pPr>
       <w:r>
-        <w:rPr>
-          <w:b/>
-        </w:rPr>
-        <w:t xml:space="preserve">4. </w:t>
-      </w:r>
-      <w:r>
-        <w:t>Choose Translate Missing with Provider.</w:t>
+        <w:t>Choose Optional Provider Translation on the Languages page.</w:t>
       </w:r>
     </w:p>
     <w:p>
       <w:pPr>
-        <w:ind w:left="317" w:hanging="317"/>
-        <w:rPr>
-          <w:rFonts w:hint="eastAsia"/>
-        </w:rPr>
+        <w:pStyle w:val="ListNumber"/>
+        <w:numPr>
+          <w:ilvl w:val="0"/>
+          <w:numId w:val="16"/>
+        </w:numPr>
       </w:pPr>
       <w:r>
-        <w:rPr>
-          <w:b/>
-        </w:rPr>
-        <w:t xml:space="preserve">5. </w:t>
-      </w:r>
-      <w:r>
-        <w:t>Read the confirmation message. It separately reports exact reviewed translations that will be reused locally and strings that will be sent to the provider.</w:t>
+        <w:t>Read the confirmation message showing how many unresolved strings will be sent to the provider. Cross-key suggestions are never accepted automatically.</w:t>
       </w:r>
     </w:p>
     <w:p>
       <w:pPr>
-        <w:ind w:left="317" w:hanging="317"/>
-        <w:rPr>
-          <w:rFonts w:hint="eastAsia"/>
-        </w:rPr>
-      </w:pPr>
-      <w:r>
-        <w:rPr>
-          <w:b/>
-        </w:rPr>
-        <w:t xml:space="preserve">6. </w:t>
-      </w:r>
+        <w:pStyle w:val="ListNumber"/>
+        <w:numPr>
+          <w:ilvl w:val="0"/>
+          <w:numId w:val="16"/>
+        </w:numPr>
+      </w:pPr>
       <w:r>
         <w:t>Choose Yes to begin. Existing complete reviewed or approved work is preserved.</w:t>
       </w:r>
     </w:p>
     <w:p>
       <w:pPr>
-        <w:ind w:left="317" w:hanging="317"/>
-        <w:rPr>
-          <w:rFonts w:hint="eastAsia"/>
-        </w:rPr>
+        <w:pStyle w:val="ListNumber"/>
+        <w:numPr>
+          <w:ilvl w:val="0"/>
+          <w:numId w:val="16"/>
+        </w:numPr>
       </w:pPr>
       <w:r>
-        <w:rPr>
-          <w:b/>
-        </w:rPr>
-        <w:t xml:space="preserve">7. </w:t>
-      </w:r>
-      <w:r>
-        <w:t>Wait for all batches. Exact reviewed matches require no Internet request; transient HTTP 429 and provider server failures are retried.</w:t>
+        <w:t>Wait for all batches. Transient HTTP 429 and provider server failures receive bounded retries.</w:t>
       </w:r>
     </w:p>
     <w:p>
       <w:pPr>
-        <w:ind w:left="317" w:hanging="317"/>
-        <w:rPr>
-          <w:rFonts w:hint="eastAsia"/>
-        </w:rPr>
-      </w:pPr>
-      <w:r>
-        <w:rPr>
-          <w:b/>
-        </w:rPr>
-        <w:t xml:space="preserve">8. </w:t>
-      </w:r>
+        <w:pStyle w:val="ListNumber"/>
+        <w:numPr>
+          <w:ilvl w:val="0"/>
+          <w:numId w:val="16"/>
+        </w:numPr>
+      </w:pPr>
       <w:r>
         <w:t>Review every machine-translated entry for meaning, placeholders, accelerators, product terminology, tone, and available control space.</w:t>
       </w:r>
     </w:p>
     <w:p>
       <w:pPr>
-        <w:ind w:left="317" w:hanging="317"/>
-        <w:rPr>
-          <w:rFonts w:hint="eastAsia"/>
-        </w:rPr>
-      </w:pPr>
-      <w:r>
-        <w:rPr>
-          <w:b/>
-        </w:rPr>
-        <w:t xml:space="preserve">9. </w:t>
-      </w:r>
+        <w:pStyle w:val="ListNumber"/>
+        <w:numPr>
+          <w:ilvl w:val="0"/>
+          <w:numId w:val="16"/>
+        </w:numPr>
+      </w:pPr>
       <w:r>
         <w:t>Save the catalog and run Validation.</w:t>
       </w:r>
     </w:p>
     <w:tbl>
       <w:tblPr>
-        <w:tblW w:w="0" w:type="auto"/>
+        <w:tblW w:w="9360" w:type="dxa"/>
         <w:jc w:val="center"/>
+        <w:tblLayout w:type="fixed"/>
+        <w:tblCellMar>
+          <w:top w:w="80" w:type="dxa"/>
+          <w:left w:w="120" w:type="dxa"/>
+          <w:bottom w:w="80" w:type="dxa"/>
+          <w:right w:w="120" w:type="dxa"/>
+        </w:tblCellMar>
         <w:tblLook w:val="04A0" w:firstRow="1" w:lastRow="0" w:firstColumn="1" w:lastColumn="0" w:noHBand="0" w:noVBand="1"/>
       </w:tblPr>
       <w:tblGrid>
-        <w:gridCol w:w="10080"/>
+        <w:gridCol w:w="9360"/>
       </w:tblGrid>
       <w:tr>
         <w:trPr>
@@ -4279,16 +4251,13 @@
         </w:trPr>
         <w:tc>
           <w:tcPr>
-            <w:tcW w:w="10080" w:type="dxa"/>
+            <w:tcW w:w="9360" w:type="dxa"/>
             <w:shd w:val="clear" w:color="auto" w:fill="EAF3FF"/>
             <w:vAlign w:val="center"/>
           </w:tcPr>
           <w:p>
             <w:pPr>
               <w:pStyle w:val="Callout"/>
-              <w:rPr>
-                <w:rFonts w:hint="eastAsia"/>
-              </w:rPr>
             </w:pPr>
             <w:r>
               <w:rPr>
@@ -4308,103 +4277,73 @@
       <w:pPr>
         <w:pStyle w:val="Heading1"/>
       </w:pPr>
-      <w:bookmarkStart w:id="14" w:name="_Toc236948121"/>
+      <w:bookmarkStart w:id="16" w:name="_Toc237003253"/>
       <w:r>
         <w:t>10. Validate and Export</w:t>
       </w:r>
-      <w:bookmarkEnd w:id="14"/>
+      <w:bookmarkEnd w:id="16"/>
     </w:p>
     <w:p>
-      <w:pPr>
-        <w:rPr>
-          <w:rFonts w:hint="eastAsia"/>
-        </w:rPr>
-      </w:pPr>
       <w:r>
-        <w:t>Validation checks catalog metadata, required translations, duplicate keys, source changes, placeholders, accelerator keys, and excluded/obsolete conditions. Errors block export. Warnings and information messages should still be reviewed.</w:t>
+        <w:t>Structural validation checks catalog metadata, required translations, duplicate keys, source changes, Delphi indexed/sequential placeholders, accelerator keys, and excluded/obsolete conditions. Errors block export. Manual resourcestring wiring is reported as a runtime-readiness warning. Linguistic Reviewed and Approved states are reported separately and are not inferred from structural validation.</w:t>
       </w:r>
     </w:p>
     <w:p>
       <w:pPr>
-        <w:ind w:left="317" w:hanging="317"/>
-        <w:rPr>
-          <w:rFonts w:hint="eastAsia"/>
-        </w:rPr>
-      </w:pPr>
-      <w:r>
-        <w:rPr>
-          <w:b/>
-        </w:rPr>
-        <w:t xml:space="preserve">1. </w:t>
-      </w:r>
+        <w:pStyle w:val="ListNumber"/>
+        <w:numPr>
+          <w:ilvl w:val="0"/>
+          <w:numId w:val="17"/>
+        </w:numPr>
+      </w:pPr>
       <w:r>
         <w:t>Choose Validation and Run Validation.</w:t>
       </w:r>
     </w:p>
     <w:p>
       <w:pPr>
-        <w:ind w:left="317" w:hanging="317"/>
-        <w:rPr>
-          <w:rFonts w:hint="eastAsia"/>
-        </w:rPr>
-      </w:pPr>
-      <w:r>
-        <w:rPr>
-          <w:b/>
-        </w:rPr>
-        <w:t xml:space="preserve">2. </w:t>
-      </w:r>
+        <w:pStyle w:val="ListNumber"/>
+        <w:numPr>
+          <w:ilvl w:val="0"/>
+          <w:numId w:val="17"/>
+        </w:numPr>
+      </w:pPr>
       <w:r>
         <w:t>Open each listed issue and correct the catalog entry or metadata.</w:t>
       </w:r>
     </w:p>
     <w:p>
       <w:pPr>
-        <w:ind w:left="317" w:hanging="317"/>
-        <w:rPr>
-          <w:rFonts w:hint="eastAsia"/>
-        </w:rPr>
-      </w:pPr>
-      <w:r>
-        <w:rPr>
-          <w:b/>
-        </w:rPr>
-        <w:t xml:space="preserve">3. </w:t>
-      </w:r>
+        <w:pStyle w:val="ListNumber"/>
+        <w:numPr>
+          <w:ilvl w:val="0"/>
+          <w:numId w:val="17"/>
+        </w:numPr>
+      </w:pPr>
       <w:r>
         <w:t>Repeat until no errors remain.</w:t>
       </w:r>
     </w:p>
     <w:p>
       <w:pPr>
-        <w:ind w:left="317" w:hanging="317"/>
-        <w:rPr>
-          <w:rFonts w:hint="eastAsia"/>
-        </w:rPr>
-      </w:pPr>
-      <w:r>
-        <w:rPr>
-          <w:b/>
-        </w:rPr>
-        <w:t xml:space="preserve">4. </w:t>
-      </w:r>
+        <w:pStyle w:val="ListNumber"/>
+        <w:numPr>
+          <w:ilvl w:val="0"/>
+          <w:numId w:val="17"/>
+        </w:numPr>
+      </w:pPr>
       <w:r>
         <w:t>Choose Export and Export Runtime Pack.</w:t>
       </w:r>
     </w:p>
     <w:p>
       <w:pPr>
-        <w:ind w:left="317" w:hanging="317"/>
-        <w:rPr>
-          <w:rFonts w:hint="eastAsia"/>
-        </w:rPr>
-      </w:pPr>
-      <w:r>
-        <w:rPr>
-          <w:b/>
-        </w:rPr>
-        <w:t xml:space="preserve">5. </w:t>
-      </w:r>
+        <w:pStyle w:val="ListNumber"/>
+        <w:numPr>
+          <w:ilvl w:val="0"/>
+          <w:numId w:val="17"/>
+        </w:numPr>
+      </w:pPr>
       <w:r>
         <w:t>Record the output path under Localization\Languages.</w:t>
       </w:r>
@@ -4413,154 +4352,122 @@
       <w:pPr>
         <w:pStyle w:val="Heading1"/>
       </w:pPr>
-      <w:bookmarkStart w:id="15" w:name="_Toc236948122"/>
+      <w:bookmarkStart w:id="17" w:name="_Toc237003254"/>
       <w:r>
         <w:t>11. Integrate a Target Application</w:t>
       </w:r>
-      <w:bookmarkEnd w:id="15"/>
+      <w:bookmarkEnd w:id="17"/>
     </w:p>
     <w:p>
-      <w:pPr>
-        <w:rPr>
-          <w:rFonts w:hint="eastAsia"/>
-        </w:rPr>
-      </w:pPr>
       <w:r>
         <w:t>Integration adds the offline runtime, generated application-specific unit, startup calls, event wiring, and designer-persisted language menu items. It does not add provider access to the target.</w:t>
       </w:r>
     </w:p>
     <w:p>
       <w:pPr>
-        <w:ind w:left="317" w:hanging="317"/>
-        <w:rPr>
-          <w:rFonts w:hint="eastAsia"/>
-        </w:rPr>
-      </w:pPr>
-      <w:r>
-        <w:rPr>
-          <w:b/>
-        </w:rPr>
-        <w:t xml:space="preserve">1. </w:t>
-      </w:r>
+        <w:pStyle w:val="ListNumber"/>
+        <w:numPr>
+          <w:ilvl w:val="0"/>
+          <w:numId w:val="18"/>
+        </w:numPr>
+      </w:pPr>
       <w:r>
         <w:t>Close or save the target project in Delphi.</w:t>
       </w:r>
     </w:p>
     <w:p>
       <w:pPr>
-        <w:ind w:left="317" w:hanging="317"/>
-        <w:rPr>
-          <w:rFonts w:hint="eastAsia"/>
-        </w:rPr>
-      </w:pPr>
-      <w:r>
-        <w:rPr>
-          <w:b/>
-        </w:rPr>
-        <w:t xml:space="preserve">2. </w:t>
-      </w:r>
+        <w:pStyle w:val="ListNumber"/>
+        <w:numPr>
+          <w:ilvl w:val="0"/>
+          <w:numId w:val="18"/>
+        </w:numPr>
+      </w:pPr>
       <w:r>
         <w:t>Select Integration and confirm the designated language menu component, normally mnuLanguage.</w:t>
       </w:r>
     </w:p>
     <w:p>
       <w:pPr>
-        <w:ind w:left="317" w:hanging="317"/>
-        <w:rPr>
-          <w:rFonts w:hint="eastAsia"/>
-        </w:rPr>
-      </w:pPr>
-      <w:r>
-        <w:rPr>
-          <w:b/>
-        </w:rPr>
-        <w:t xml:space="preserve">3. </w:t>
-      </w:r>
+        <w:pStyle w:val="ListNumber"/>
+        <w:numPr>
+          <w:ilvl w:val="0"/>
+          <w:numId w:val="18"/>
+        </w:numPr>
+      </w:pPr>
       <w:r>
         <w:t>Choose Build Integration Plan and review each proposed operation.</w:t>
       </w:r>
     </w:p>
     <w:p>
       <w:pPr>
-        <w:ind w:left="317" w:hanging="317"/>
-        <w:rPr>
-          <w:rFonts w:hint="eastAsia"/>
-        </w:rPr>
+        <w:pStyle w:val="ListNumber"/>
+        <w:numPr>
+          <w:ilvl w:val="0"/>
+          <w:numId w:val="18"/>
+        </w:numPr>
       </w:pPr>
       <w:r>
-        <w:rPr>
-          <w:b/>
-        </w:rPr>
-        <w:t xml:space="preserve">4. </w:t>
-      </w:r>
-      <w:r>
-        <w:t>Choose Generate Preview. Inspect the package, language-menu.json, generated unit, Runtime folder, Localization\Languages, and Deploy-LanguagePacks.ps1.</w:t>
+        <w:lastRenderedPageBreak/>
+        <w:t>Choose Generate Preview. Select every changed file and read its line-numbered original/proposed text. Newly generated files are shown in full.</w:t>
       </w:r>
     </w:p>
     <w:p>
       <w:pPr>
-        <w:ind w:left="317" w:hanging="317"/>
-        <w:rPr>
-          <w:rFonts w:hint="eastAsia"/>
-        </w:rPr>
+        <w:pStyle w:val="ListNumber"/>
+        <w:numPr>
+          <w:ilvl w:val="0"/>
+          <w:numId w:val="18"/>
+        </w:numPr>
       </w:pPr>
       <w:r>
-        <w:rPr>
-          <w:b/>
-        </w:rPr>
-        <w:t xml:space="preserve">5. </w:t>
-      </w:r>
-      <w:r>
-        <w:t>Choose Apply only after reviewing the change set. The Studio creates and verifies a pre-change backup and writes a manifest.</w:t>
+        <w:t>After every file has been viewed, check I reviewed every exact change. Apply remains disabled until that confirmation is checked.</w:t>
       </w:r>
     </w:p>
     <w:p>
       <w:pPr>
-        <w:ind w:left="317" w:hanging="317"/>
-        <w:rPr>
-          <w:rFonts w:hint="eastAsia"/>
-        </w:rPr>
+        <w:pStyle w:val="ListNumber"/>
+        <w:numPr>
+          <w:ilvl w:val="0"/>
+          <w:numId w:val="18"/>
+        </w:numPr>
       </w:pPr>
       <w:r>
-        <w:rPr>
-          <w:b/>
-        </w:rPr>
-        <w:t xml:space="preserve">6. </w:t>
+        <w:t>Choose Apply. The Studio creates and verifies a pre-change backup, writes atomically, and records a restore manifest.</w:t>
       </w:r>
+    </w:p>
+    <w:p>
+      <w:pPr>
+        <w:pStyle w:val="ListNumber"/>
+        <w:numPr>
+          <w:ilvl w:val="0"/>
+          <w:numId w:val="18"/>
+        </w:numPr>
+      </w:pPr>
       <w:r>
         <w:t>Reopen the target project, inspect the DFM/FMX menu items in the IDE, and build Win32 and Win64.</w:t>
       </w:r>
     </w:p>
     <w:p>
       <w:pPr>
-        <w:ind w:left="317" w:hanging="317"/>
-        <w:rPr>
-          <w:rFonts w:hint="eastAsia"/>
-        </w:rPr>
-      </w:pPr>
-      <w:r>
-        <w:rPr>
-          <w:b/>
-        </w:rPr>
-        <w:t xml:space="preserve">7. </w:t>
-      </w:r>
+        <w:pStyle w:val="ListNumber"/>
+        <w:numPr>
+          <w:ilvl w:val="0"/>
+          <w:numId w:val="18"/>
+        </w:numPr>
+      </w:pPr>
       <w:r>
         <w:t>Run the target, select a language, restart if required by the application's integration pattern, and verify all forms.</w:t>
       </w:r>
     </w:p>
     <w:p>
       <w:pPr>
-        <w:ind w:left="317" w:hanging="317"/>
-        <w:rPr>
-          <w:rFonts w:hint="eastAsia"/>
-        </w:rPr>
-      </w:pPr>
-      <w:r>
-        <w:rPr>
-          <w:b/>
-        </w:rPr>
-        <w:t xml:space="preserve">8. </w:t>
-      </w:r>
+        <w:pStyle w:val="ListNumber"/>
+        <w:numPr>
+          <w:ilvl w:val="0"/>
+          <w:numId w:val="18"/>
+        </w:numPr>
+      </w:pPr>
       <w:r>
         <w:t>Use Restore to recover the recorded pre-integration state if needed.</w:t>
       </w:r>
@@ -4569,18 +4476,15 @@
       <w:pPr>
         <w:pStyle w:val="Heading2"/>
       </w:pPr>
-      <w:bookmarkStart w:id="16" w:name="_Toc236948123"/>
+      <w:bookmarkStart w:id="18" w:name="_Toc237003255"/>
       <w:r>
         <w:t>11.1 Runtime files and preferences</w:t>
       </w:r>
-      <w:bookmarkEnd w:id="16"/>
+      <w:bookmarkEnd w:id="18"/>
     </w:p>
     <w:p>
       <w:pPr>
         <w:pStyle w:val="ListBullet"/>
-        <w:rPr>
-          <w:rFonts w:hint="eastAsia"/>
-        </w:rPr>
       </w:pPr>
       <w:r>
         <w:t>Deploy JSON packs beside the target executable under Localization\Languages.</w:t>
@@ -4589,9 +4493,6 @@
     <w:p>
       <w:pPr>
         <w:pStyle w:val="ListBullet"/>
-        <w:rPr>
-          <w:rFonts w:hint="eastAsia"/>
-        </w:rPr>
       </w:pPr>
       <w:r>
         <w:t>Run Deploy-LanguagePacks.ps1 from the preview package with -ApplicationDirectory pointing to the output folder, or copy the files through the Delphi deployment manager.</w:t>
@@ -4600,9 +4501,6 @@
     <w:p>
       <w:pPr>
         <w:pStyle w:val="ListBullet"/>
-        <w:rPr>
-          <w:rFonts w:hint="eastAsia"/>
-        </w:rPr>
       </w:pPr>
       <w:r>
         <w:t>The selected language is stored in %LOCALAPPDATA%\&lt;ApplicationId&gt;\language.ini.</w:t>
@@ -4611,9 +4509,6 @@
     <w:p>
       <w:pPr>
         <w:pStyle w:val="ListBullet"/>
-        <w:rPr>
-          <w:rFonts w:hint="eastAsia"/>
-        </w:rPr>
       </w:pPr>
       <w:r>
         <w:t>The executable folder can therefore remain read-only, as it normally is under Program Files.</w:t>
@@ -4621,139 +4516,107 @@
     </w:p>
     <w:p>
       <w:pPr>
+        <w:pStyle w:val="ListBullet"/>
+      </w:pPr>
+      <w:r>
+        <w:t>VCL startup applies the first form through generated DPR wiring. FMX integration persists an OnCreate handler in the form resource and applies translation after FMX streaming; an existing handler is preserved.</w:t>
+      </w:r>
+    </w:p>
+    <w:p>
+      <w:pPr>
         <w:pStyle w:val="Heading1"/>
       </w:pPr>
-      <w:bookmarkStart w:id="17" w:name="_Toc236948124"/>
+      <w:bookmarkStart w:id="19" w:name="_Toc237003256"/>
       <w:r>
         <w:t>12. Translate the Studio Itself</w:t>
       </w:r>
-      <w:bookmarkEnd w:id="17"/>
+      <w:bookmarkEnd w:id="19"/>
     </w:p>
     <w:p>
       <w:pPr>
-        <w:ind w:left="317" w:hanging="317"/>
-        <w:rPr>
-          <w:rFonts w:hint="eastAsia"/>
-        </w:rPr>
-      </w:pPr>
-      <w:r>
-        <w:rPr>
-          <w:b/>
-        </w:rPr>
-        <w:t xml:space="preserve">1. </w:t>
-      </w:r>
+        <w:pStyle w:val="ListNumber"/>
+        <w:numPr>
+          <w:ilvl w:val="0"/>
+          <w:numId w:val="19"/>
+        </w:numPr>
+      </w:pPr>
       <w:r>
         <w:t>Run the English Studio and select DelphiAppTranslationStudio.dproj.</w:t>
       </w:r>
     </w:p>
     <w:p>
       <w:pPr>
-        <w:ind w:left="317" w:hanging="317"/>
-        <w:rPr>
-          <w:rFonts w:hint="eastAsia"/>
-        </w:rPr>
-      </w:pPr>
-      <w:r>
-        <w:rPr>
-          <w:b/>
-        </w:rPr>
-        <w:t xml:space="preserve">2. </w:t>
-      </w:r>
+        <w:pStyle w:val="ListNumber"/>
+        <w:numPr>
+          <w:ilvl w:val="0"/>
+          <w:numId w:val="19"/>
+        </w:numPr>
+      </w:pPr>
       <w:r>
         <w:t>Scan it and create the desired language catalog.</w:t>
       </w:r>
     </w:p>
     <w:p>
       <w:pPr>
-        <w:ind w:left="317" w:hanging="317"/>
-        <w:rPr>
-          <w:rFonts w:hint="eastAsia"/>
-        </w:rPr>
-      </w:pPr>
-      <w:r>
-        <w:rPr>
-          <w:b/>
-        </w:rPr>
-        <w:t xml:space="preserve">3. </w:t>
-      </w:r>
+        <w:pStyle w:val="ListNumber"/>
+        <w:numPr>
+          <w:ilvl w:val="0"/>
+          <w:numId w:val="19"/>
+        </w:numPr>
+      </w:pPr>
       <w:r>
         <w:t>Translate, review, validate, and export the pack.</w:t>
       </w:r>
     </w:p>
     <w:p>
       <w:pPr>
-        <w:ind w:left="317" w:hanging="317"/>
-        <w:rPr>
-          <w:rFonts w:hint="eastAsia"/>
-        </w:rPr>
-      </w:pPr>
-      <w:r>
-        <w:rPr>
-          <w:b/>
-        </w:rPr>
-        <w:t xml:space="preserve">4. </w:t>
-      </w:r>
+        <w:pStyle w:val="ListNumber"/>
+        <w:numPr>
+          <w:ilvl w:val="0"/>
+          <w:numId w:val="19"/>
+        </w:numPr>
+      </w:pPr>
       <w:r>
         <w:t>Build the self-integration preview for mnuLanguage.</w:t>
       </w:r>
     </w:p>
     <w:p>
       <w:pPr>
-        <w:ind w:left="317" w:hanging="317"/>
-        <w:rPr>
-          <w:rFonts w:hint="eastAsia"/>
-        </w:rPr>
-      </w:pPr>
-      <w:r>
-        <w:rPr>
-          <w:b/>
-        </w:rPr>
-        <w:t xml:space="preserve">5. </w:t>
-      </w:r>
+        <w:pStyle w:val="ListNumber"/>
+        <w:numPr>
+          <w:ilvl w:val="0"/>
+          <w:numId w:val="19"/>
+        </w:numPr>
+      </w:pPr>
       <w:r>
         <w:t>Apply the persisted FMX menu-resource update.</w:t>
       </w:r>
     </w:p>
     <w:p>
       <w:pPr>
-        <w:ind w:left="317" w:hanging="317"/>
-        <w:rPr>
-          <w:rFonts w:hint="eastAsia"/>
-        </w:rPr>
-      </w:pPr>
-      <w:r>
-        <w:rPr>
-          <w:b/>
-        </w:rPr>
-        <w:t xml:space="preserve">6. </w:t>
-      </w:r>
+        <w:pStyle w:val="ListNumber"/>
+        <w:numPr>
+          <w:ilvl w:val="0"/>
+          <w:numId w:val="19"/>
+        </w:numPr>
+      </w:pPr>
       <w:r>
         <w:t>Close the running Studio, rebuild it, and start the newly built executable.</w:t>
       </w:r>
     </w:p>
     <w:p>
       <w:pPr>
-        <w:ind w:left="317" w:hanging="317"/>
-        <w:rPr>
-          <w:rFonts w:hint="eastAsia"/>
-        </w:rPr>
-      </w:pPr>
-      <w:r>
-        <w:rPr>
-          <w:b/>
-        </w:rPr>
-        <w:t xml:space="preserve">7. </w:t>
-      </w:r>
+        <w:pStyle w:val="ListNumber"/>
+        <w:numPr>
+          <w:ilvl w:val="0"/>
+          <w:numId w:val="19"/>
+        </w:numPr>
+      </w:pPr>
       <w:r>
         <w:t>Select the new language. The preference is applied on the next launch.</w:t>
       </w:r>
     </w:p>
     <w:p>
-      <w:pPr>
-        <w:rPr>
-          <w:rFonts w:hint="eastAsia"/>
-        </w:rPr>
-      </w:pPr>
       <w:r>
         <w:t>The running executable is never overwritten. The JSON pack and preference are separate from the executable, and the rebuild supplies the updated menu on the next run.</w:t>
       </w:r>
@@ -4762,22 +4625,30 @@
       <w:pPr>
         <w:pStyle w:val="Heading1"/>
       </w:pPr>
-      <w:bookmarkStart w:id="18" w:name="_Toc236948125"/>
+      <w:bookmarkStart w:id="20" w:name="_Toc237003257"/>
       <w:r>
+        <w:lastRenderedPageBreak/>
         <w:t>13. Troubleshooting</w:t>
       </w:r>
-      <w:bookmarkEnd w:id="18"/>
+      <w:bookmarkEnd w:id="20"/>
     </w:p>
     <w:tbl>
       <w:tblPr>
         <w:tblStyle w:val="LightShading-Accent1"/>
-        <w:tblW w:w="0" w:type="auto"/>
+        <w:tblW w:w="9360" w:type="dxa"/>
         <w:jc w:val="center"/>
+        <w:tblLayout w:type="fixed"/>
+        <w:tblCellMar>
+          <w:top w:w="80" w:type="dxa"/>
+          <w:left w:w="120" w:type="dxa"/>
+          <w:bottom w:w="80" w:type="dxa"/>
+          <w:right w:w="120" w:type="dxa"/>
+        </w:tblCellMar>
         <w:tblLook w:val="04A0" w:firstRow="1" w:lastRow="0" w:firstColumn="1" w:lastColumn="0" w:noHBand="0" w:noVBand="1"/>
       </w:tblPr>
       <w:tblGrid>
-        <w:gridCol w:w="5040"/>
-        <w:gridCol w:w="5040"/>
+        <w:gridCol w:w="2700"/>
+        <w:gridCol w:w="6660"/>
       </w:tblGrid>
       <w:tr>
         <w:trPr>
@@ -4788,15 +4659,10 @@
         <w:tc>
           <w:tcPr>
             <w:cnfStyle w:val="001000000000" w:firstRow="0" w:lastRow="0" w:firstColumn="1" w:lastColumn="0" w:oddVBand="0" w:evenVBand="0" w:oddHBand="0" w:evenHBand="0" w:firstRowFirstColumn="0" w:firstRowLastColumn="0" w:lastRowFirstColumn="0" w:lastRowLastColumn="0"/>
-            <w:tcW w:w="5040" w:type="dxa"/>
+            <w:tcW w:w="2700" w:type="dxa"/>
             <w:shd w:val="clear" w:color="auto" w:fill="234C80"/>
           </w:tcPr>
           <w:p>
-            <w:pPr>
-              <w:rPr>
-                <w:rFonts w:hint="eastAsia"/>
-              </w:rPr>
-            </w:pPr>
             <w:r>
               <w:rPr>
                 <w:color w:val="FFFFFF"/>
@@ -4807,15 +4673,12 @@
         </w:tc>
         <w:tc>
           <w:tcPr>
-            <w:tcW w:w="5040" w:type="dxa"/>
+            <w:tcW w:w="6660" w:type="dxa"/>
             <w:shd w:val="clear" w:color="auto" w:fill="234C80"/>
           </w:tcPr>
           <w:p>
             <w:pPr>
               <w:cnfStyle w:val="100000000000" w:firstRow="1" w:lastRow="0" w:firstColumn="0" w:lastColumn="0" w:oddVBand="0" w:evenVBand="0" w:oddHBand="0" w:evenHBand="0" w:firstRowFirstColumn="0" w:firstRowLastColumn="0" w:lastRowFirstColumn="0" w:lastRowLastColumn="0"/>
-              <w:rPr>
-                <w:rFonts w:hint="eastAsia"/>
-              </w:rPr>
             </w:pPr>
             <w:r>
               <w:rPr>
@@ -4835,14 +4698,10 @@
         <w:tc>
           <w:tcPr>
             <w:cnfStyle w:val="001000000000" w:firstRow="0" w:lastRow="0" w:firstColumn="1" w:lastColumn="0" w:oddVBand="0" w:evenVBand="0" w:oddHBand="0" w:evenHBand="0" w:firstRowFirstColumn="0" w:firstRowLastColumn="0" w:lastRowFirstColumn="0" w:lastRowLastColumn="0"/>
-            <w:tcW w:w="5040" w:type="dxa"/>
+            <w:tcW w:w="2700" w:type="dxa"/>
+            <w:vAlign w:val="center"/>
           </w:tcPr>
           <w:p>
-            <w:pPr>
-              <w:rPr>
-                <w:rFonts w:hint="eastAsia"/>
-              </w:rPr>
-            </w:pPr>
             <w:r>
               <w:t>Project framework unknown</w:t>
             </w:r>
@@ -4850,14 +4709,12 @@
         </w:tc>
         <w:tc>
           <w:tcPr>
-            <w:tcW w:w="5040" w:type="dxa"/>
+            <w:tcW w:w="6660" w:type="dxa"/>
+            <w:vAlign w:val="center"/>
           </w:tcPr>
           <w:p>
             <w:pPr>
               <w:cnfStyle w:val="000000100000" w:firstRow="0" w:lastRow="0" w:firstColumn="0" w:lastColumn="0" w:oddVBand="0" w:evenVBand="0" w:oddHBand="1" w:evenHBand="0" w:firstRowFirstColumn="0" w:firstRowLastColumn="0" w:lastRowFirstColumn="0" w:lastRowLastColumn="0"/>
-              <w:rPr>
-                <w:rFonts w:hint="eastAsia"/>
-              </w:rPr>
             </w:pPr>
             <w:r>
               <w:t>Open the .dproj, confirm VCL/FMX units and project metadata, then rescan.</w:t>
@@ -4873,14 +4730,10 @@
         <w:tc>
           <w:tcPr>
             <w:cnfStyle w:val="001000000000" w:firstRow="0" w:lastRow="0" w:firstColumn="1" w:lastColumn="0" w:oddVBand="0" w:evenVBand="0" w:oddHBand="0" w:evenHBand="0" w:firstRowFirstColumn="0" w:firstRowLastColumn="0" w:lastRowFirstColumn="0" w:lastRowLastColumn="0"/>
-            <w:tcW w:w="5040" w:type="dxa"/>
+            <w:tcW w:w="2700" w:type="dxa"/>
+            <w:vAlign w:val="center"/>
           </w:tcPr>
           <w:p>
-            <w:pPr>
-              <w:rPr>
-                <w:rFonts w:hint="eastAsia"/>
-              </w:rPr>
-            </w:pPr>
             <w:r>
               <w:t>No scan entries</w:t>
             </w:r>
@@ -4888,14 +4741,12 @@
         </w:tc>
         <w:tc>
           <w:tcPr>
-            <w:tcW w:w="5040" w:type="dxa"/>
+            <w:tcW w:w="6660" w:type="dxa"/>
+            <w:vAlign w:val="center"/>
           </w:tcPr>
           <w:p>
             <w:pPr>
               <w:cnfStyle w:val="000000000000" w:firstRow="0" w:lastRow="0" w:firstColumn="0" w:lastColumn="0" w:oddVBand="0" w:evenVBand="0" w:oddHBand="0" w:evenHBand="0" w:firstRowFirstColumn="0" w:firstRowLastColumn="0" w:lastRowFirstColumn="0" w:lastRowLastColumn="0"/>
-              <w:rPr>
-                <w:rFonts w:hint="eastAsia"/>
-              </w:rPr>
             </w:pPr>
             <w:r>
               <w:t>Confirm text DFM/FMX resources and designated user-visible properties.</w:t>
@@ -4912,14 +4763,10 @@
         <w:tc>
           <w:tcPr>
             <w:cnfStyle w:val="001000000000" w:firstRow="0" w:lastRow="0" w:firstColumn="1" w:lastColumn="0" w:oddVBand="0" w:evenVBand="0" w:oddHBand="0" w:evenHBand="0" w:firstRowFirstColumn="0" w:firstRowLastColumn="0" w:lastRowFirstColumn="0" w:lastRowLastColumn="0"/>
-            <w:tcW w:w="5040" w:type="dxa"/>
+            <w:tcW w:w="2700" w:type="dxa"/>
+            <w:vAlign w:val="center"/>
           </w:tcPr>
           <w:p>
-            <w:pPr>
-              <w:rPr>
-                <w:rFonts w:hint="eastAsia"/>
-              </w:rPr>
-            </w:pPr>
             <w:r>
               <w:t>HTTP 401/403</w:t>
             </w:r>
@@ -4927,14 +4774,12 @@
         </w:tc>
         <w:tc>
           <w:tcPr>
-            <w:tcW w:w="5040" w:type="dxa"/>
+            <w:tcW w:w="6660" w:type="dxa"/>
+            <w:vAlign w:val="center"/>
           </w:tcPr>
           <w:p>
             <w:pPr>
               <w:cnfStyle w:val="000000100000" w:firstRow="0" w:lastRow="0" w:firstColumn="0" w:lastColumn="0" w:oddVBand="0" w:evenVBand="0" w:oddHBand="1" w:evenHBand="0" w:firstRowFirstColumn="0" w:firstRowLastColumn="0" w:lastRowFirstColumn="0" w:lastRowLastColumn="0"/>
-              <w:rPr>
-                <w:rFonts w:hint="eastAsia"/>
-              </w:rPr>
             </w:pPr>
             <w:r>
               <w:t>Replace the key; verify provider plan, API enablement, restrictions, and billing.</w:t>
@@ -4950,14 +4795,10 @@
         <w:tc>
           <w:tcPr>
             <w:cnfStyle w:val="001000000000" w:firstRow="0" w:lastRow="0" w:firstColumn="1" w:lastColumn="0" w:oddVBand="0" w:evenVBand="0" w:oddHBand="0" w:evenHBand="0" w:firstRowFirstColumn="0" w:firstRowLastColumn="0" w:lastRowFirstColumn="0" w:lastRowLastColumn="0"/>
-            <w:tcW w:w="5040" w:type="dxa"/>
+            <w:tcW w:w="2700" w:type="dxa"/>
+            <w:vAlign w:val="center"/>
           </w:tcPr>
           <w:p>
-            <w:pPr>
-              <w:rPr>
-                <w:rFonts w:hint="eastAsia"/>
-              </w:rPr>
-            </w:pPr>
             <w:r>
               <w:t>HTTP 429</w:t>
             </w:r>
@@ -4965,14 +4806,12 @@
         </w:tc>
         <w:tc>
           <w:tcPr>
-            <w:tcW w:w="5040" w:type="dxa"/>
+            <w:tcW w:w="6660" w:type="dxa"/>
+            <w:vAlign w:val="center"/>
           </w:tcPr>
           <w:p>
             <w:pPr>
               <w:cnfStyle w:val="000000000000" w:firstRow="0" w:lastRow="0" w:firstColumn="0" w:lastColumn="0" w:oddVBand="0" w:evenVBand="0" w:oddHBand="0" w:evenHBand="0" w:firstRowFirstColumn="0" w:firstRowLastColumn="0" w:lastRowFirstColumn="0" w:lastRowLastColumn="0"/>
-              <w:rPr>
-                <w:rFonts w:hint="eastAsia"/>
-              </w:rPr>
             </w:pPr>
             <w:r>
               <w:t>Quota or rate limit reached; wait, reduce batch size, or review provider quota.</w:t>
@@ -4989,14 +4828,10 @@
         <w:tc>
           <w:tcPr>
             <w:cnfStyle w:val="001000000000" w:firstRow="0" w:lastRow="0" w:firstColumn="1" w:lastColumn="0" w:oddVBand="0" w:evenVBand="0" w:oddHBand="0" w:evenHBand="0" w:firstRowFirstColumn="0" w:firstRowLastColumn="0" w:lastRowFirstColumn="0" w:lastRowLastColumn="0"/>
-            <w:tcW w:w="5040" w:type="dxa"/>
+            <w:tcW w:w="2700" w:type="dxa"/>
+            <w:vAlign w:val="center"/>
           </w:tcPr>
           <w:p>
-            <w:pPr>
-              <w:rPr>
-                <w:rFonts w:hint="eastAsia"/>
-              </w:rPr>
-            </w:pPr>
             <w:r>
               <w:t>DeepL test fails only on one plan</w:t>
             </w:r>
@@ -5004,14 +4839,12 @@
         </w:tc>
         <w:tc>
           <w:tcPr>
-            <w:tcW w:w="5040" w:type="dxa"/>
+            <w:tcW w:w="6660" w:type="dxa"/>
+            <w:vAlign w:val="center"/>
           </w:tcPr>
           <w:p>
             <w:pPr>
               <w:cnfStyle w:val="000000100000" w:firstRow="0" w:lastRow="0" w:firstColumn="0" w:lastColumn="0" w:oddVBand="0" w:evenVBand="0" w:oddHBand="1" w:evenHBand="0" w:firstRowFirstColumn="0" w:firstRowLastColumn="0" w:lastRowFirstColumn="0" w:lastRowLastColumn="0"/>
-              <w:rPr>
-                <w:rFonts w:hint="eastAsia"/>
-              </w:rPr>
             </w:pPr>
             <w:r>
               <w:t>Select API Free or API Pro to match the account endpoint.</w:t>
@@ -5027,14 +4860,10 @@
         <w:tc>
           <w:tcPr>
             <w:cnfStyle w:val="001000000000" w:firstRow="0" w:lastRow="0" w:firstColumn="1" w:lastColumn="0" w:oddVBand="0" w:evenVBand="0" w:oddHBand="0" w:evenHBand="0" w:firstRowFirstColumn="0" w:firstRowLastColumn="0" w:lastRowFirstColumn="0" w:lastRowLastColumn="0"/>
-            <w:tcW w:w="5040" w:type="dxa"/>
+            <w:tcW w:w="2700" w:type="dxa"/>
+            <w:vAlign w:val="center"/>
           </w:tcPr>
           <w:p>
-            <w:pPr>
-              <w:rPr>
-                <w:rFonts w:hint="eastAsia"/>
-              </w:rPr>
-            </w:pPr>
             <w:r>
               <w:t>Google test fails</w:t>
             </w:r>
@@ -5042,14 +4871,12 @@
         </w:tc>
         <w:tc>
           <w:tcPr>
-            <w:tcW w:w="5040" w:type="dxa"/>
+            <w:tcW w:w="6660" w:type="dxa"/>
+            <w:vAlign w:val="center"/>
           </w:tcPr>
           <w:p>
             <w:pPr>
               <w:cnfStyle w:val="000000000000" w:firstRow="0" w:lastRow="0" w:firstColumn="0" w:lastColumn="0" w:oddVBand="0" w:evenVBand="0" w:oddHBand="0" w:evenHBand="0" w:firstRowFirstColumn="0" w:firstRowLastColumn="0" w:lastRowFirstColumn="0" w:lastRowLastColumn="0"/>
-              <w:rPr>
-                <w:rFonts w:hint="eastAsia"/>
-              </w:rPr>
             </w:pPr>
             <w:r>
               <w:t>Confirm Basic v2 Cloud Translation API is enabled and key API restriction permits it.</w:t>
@@ -5066,14 +4893,10 @@
         <w:tc>
           <w:tcPr>
             <w:cnfStyle w:val="001000000000" w:firstRow="0" w:lastRow="0" w:firstColumn="1" w:lastColumn="0" w:oddVBand="0" w:evenVBand="0" w:oddHBand="0" w:evenHBand="0" w:firstRowFirstColumn="0" w:firstRowLastColumn="0" w:lastRowFirstColumn="0" w:lastRowLastColumn="0"/>
-            <w:tcW w:w="5040" w:type="dxa"/>
+            <w:tcW w:w="2700" w:type="dxa"/>
+            <w:vAlign w:val="center"/>
           </w:tcPr>
           <w:p>
-            <w:pPr>
-              <w:rPr>
-                <w:rFonts w:hint="eastAsia"/>
-              </w:rPr>
-            </w:pPr>
             <w:r>
               <w:t>Export blocked</w:t>
             </w:r>
@@ -5081,14 +4904,12 @@
         </w:tc>
         <w:tc>
           <w:tcPr>
-            <w:tcW w:w="5040" w:type="dxa"/>
+            <w:tcW w:w="6660" w:type="dxa"/>
+            <w:vAlign w:val="center"/>
           </w:tcPr>
           <w:p>
             <w:pPr>
               <w:cnfStyle w:val="000000100000" w:firstRow="0" w:lastRow="0" w:firstColumn="0" w:lastColumn="0" w:oddVBand="0" w:evenVBand="0" w:oddHBand="1" w:evenHBand="0" w:firstRowFirstColumn="0" w:firstRowLastColumn="0" w:lastRowFirstColumn="0" w:lastRowLastColumn="0"/>
-              <w:rPr>
-                <w:rFonts w:hint="eastAsia"/>
-              </w:rPr>
             </w:pPr>
             <w:r>
               <w:t>Run Validation and correct every error.</w:t>
@@ -5104,14 +4925,10 @@
         <w:tc>
           <w:tcPr>
             <w:cnfStyle w:val="001000000000" w:firstRow="0" w:lastRow="0" w:firstColumn="1" w:lastColumn="0" w:oddVBand="0" w:evenVBand="0" w:oddHBand="0" w:evenHBand="0" w:firstRowFirstColumn="0" w:firstRowLastColumn="0" w:lastRowFirstColumn="0" w:lastRowLastColumn="0"/>
-            <w:tcW w:w="5040" w:type="dxa"/>
+            <w:tcW w:w="2700" w:type="dxa"/>
+            <w:vAlign w:val="center"/>
           </w:tcPr>
           <w:p>
-            <w:pPr>
-              <w:rPr>
-                <w:rFonts w:hint="eastAsia"/>
-              </w:rPr>
-            </w:pPr>
             <w:r>
               <w:t>Language menu missing</w:t>
             </w:r>
@@ -5119,14 +4936,12 @@
         </w:tc>
         <w:tc>
           <w:tcPr>
-            <w:tcW w:w="5040" w:type="dxa"/>
+            <w:tcW w:w="6660" w:type="dxa"/>
+            <w:vAlign w:val="center"/>
           </w:tcPr>
           <w:p>
             <w:pPr>
               <w:cnfStyle w:val="000000000000" w:firstRow="0" w:lastRow="0" w:firstColumn="0" w:lastColumn="0" w:oddVBand="0" w:evenVBand="0" w:oddHBand="0" w:evenHBand="0" w:firstRowFirstColumn="0" w:firstRowLastColumn="0" w:lastRowFirstColumn="0" w:lastRowLastColumn="0"/>
-              <w:rPr>
-                <w:rFonts w:hint="eastAsia"/>
-              </w:rPr>
             </w:pPr>
             <w:r>
               <w:t>Confirm the designated menu name and rebuild the integration plan.</w:t>
@@ -5143,14 +4958,10 @@
         <w:tc>
           <w:tcPr>
             <w:cnfStyle w:val="001000000000" w:firstRow="0" w:lastRow="0" w:firstColumn="1" w:lastColumn="0" w:oddVBand="0" w:evenVBand="0" w:oddHBand="0" w:evenHBand="0" w:firstRowFirstColumn="0" w:firstRowLastColumn="0" w:lastRowFirstColumn="0" w:lastRowLastColumn="0"/>
-            <w:tcW w:w="5040" w:type="dxa"/>
+            <w:tcW w:w="2700" w:type="dxa"/>
+            <w:vAlign w:val="center"/>
           </w:tcPr>
           <w:p>
-            <w:pPr>
-              <w:rPr>
-                <w:rFonts w:hint="eastAsia"/>
-              </w:rPr>
-            </w:pPr>
             <w:r>
               <w:t>Preference cannot be found</w:t>
             </w:r>
@@ -5158,14 +4969,12 @@
         </w:tc>
         <w:tc>
           <w:tcPr>
-            <w:tcW w:w="5040" w:type="dxa"/>
+            <w:tcW w:w="6660" w:type="dxa"/>
+            <w:vAlign w:val="center"/>
           </w:tcPr>
           <w:p>
             <w:pPr>
               <w:cnfStyle w:val="000000100000" w:firstRow="0" w:lastRow="0" w:firstColumn="0" w:lastColumn="0" w:oddVBand="0" w:evenVBand="0" w:oddHBand="1" w:evenHBand="0" w:firstRowFirstColumn="0" w:firstRowLastColumn="0" w:lastRowFirstColumn="0" w:lastRowLastColumn="0"/>
-              <w:rPr>
-                <w:rFonts w:hint="eastAsia"/>
-              </w:rPr>
             </w:pPr>
             <w:r>
               <w:t>Check %LOCALAPPDATA%\&lt;ApplicationId&gt;\language.ini, not the executable folder.</w:t>
@@ -5181,14 +4990,10 @@
         <w:tc>
           <w:tcPr>
             <w:cnfStyle w:val="001000000000" w:firstRow="0" w:lastRow="0" w:firstColumn="1" w:lastColumn="0" w:oddVBand="0" w:evenVBand="0" w:oddHBand="0" w:evenHBand="0" w:firstRowFirstColumn="0" w:firstRowLastColumn="0" w:lastRowFirstColumn="0" w:lastRowLastColumn="0"/>
-            <w:tcW w:w="5040" w:type="dxa"/>
+            <w:tcW w:w="2700" w:type="dxa"/>
+            <w:vAlign w:val="center"/>
           </w:tcPr>
           <w:p>
-            <w:pPr>
-              <w:rPr>
-                <w:rFonts w:hint="eastAsia"/>
-              </w:rPr>
-            </w:pPr>
             <w:r>
               <w:t>Target remains English</w:t>
             </w:r>
@@ -5196,14 +5001,12 @@
         </w:tc>
         <w:tc>
           <w:tcPr>
-            <w:tcW w:w="5040" w:type="dxa"/>
+            <w:tcW w:w="6660" w:type="dxa"/>
+            <w:vAlign w:val="center"/>
           </w:tcPr>
           <w:p>
             <w:pPr>
               <w:cnfStyle w:val="000000000000" w:firstRow="0" w:lastRow="0" w:firstColumn="0" w:lastColumn="0" w:oddVBand="0" w:evenVBand="0" w:oddHBand="0" w:evenHBand="0" w:firstRowFirstColumn="0" w:firstRowLastColumn="0" w:lastRowFirstColumn="0" w:lastRowLastColumn="0"/>
-              <w:rPr>
-                <w:rFonts w:hint="eastAsia"/>
-              </w:rPr>
             </w:pPr>
             <w:r>
               <w:t>Confirm the JSON pack applicationId and locale, deployment folder, selected preference, and startup ApplyTranslation calls.</w:t>
@@ -5216,18 +5019,15 @@
       <w:pPr>
         <w:pStyle w:val="Heading1"/>
       </w:pPr>
-      <w:bookmarkStart w:id="19" w:name="_Toc236948126"/>
+      <w:bookmarkStart w:id="21" w:name="_Toc237003258"/>
       <w:r>
         <w:t>14. Security and Privacy</w:t>
       </w:r>
-      <w:bookmarkEnd w:id="19"/>
+      <w:bookmarkEnd w:id="21"/>
     </w:p>
     <w:p>
       <w:pPr>
         <w:pStyle w:val="ListBullet"/>
-        <w:rPr>
-          <w:rFonts w:hint="eastAsia"/>
-        </w:rPr>
       </w:pPr>
       <w:r>
         <w:t>Only confirmed source strings are sent to the selected provider.</w:t>
@@ -5236,9 +5036,6 @@
     <w:p>
       <w:pPr>
         <w:pStyle w:val="ListBullet"/>
-        <w:rPr>
-          <w:rFonts w:hint="eastAsia"/>
-        </w:rPr>
       </w:pPr>
       <w:r>
         <w:t>Do not send secrets, personal data, customer data, or regulated information as UI text.</w:t>
@@ -5247,9 +5044,6 @@
     <w:p>
       <w:pPr>
         <w:pStyle w:val="ListBullet"/>
-        <w:rPr>
-          <w:rFonts w:hint="eastAsia"/>
-        </w:rPr>
       </w:pPr>
       <w:r>
         <w:t>Remembered keys are Windows Generic Credentials; session keys are not persisted.</w:t>
@@ -5258,9 +5052,6 @@
     <w:p>
       <w:pPr>
         <w:pStyle w:val="ListBullet"/>
-        <w:rPr>
-          <w:rFonts w:hint="eastAsia"/>
-        </w:rPr>
       </w:pPr>
       <w:r>
         <w:t>Removing a key affects only the selected provider.</w:t>
@@ -5269,9 +5060,6 @@
     <w:p>
       <w:pPr>
         <w:pStyle w:val="ListBullet"/>
-        <w:rPr>
-          <w:rFonts w:hint="eastAsia"/>
-        </w:rPr>
       </w:pPr>
       <w:r>
         <w:t>Provider settings JSON contains no API key.</w:t>
@@ -5280,20 +5068,15 @@
     <w:p>
       <w:pPr>
         <w:pStyle w:val="ListBullet"/>
-        <w:rPr>
-          <w:rFonts w:hint="eastAsia"/>
-        </w:rPr>
       </w:pPr>
       <w:r>
+        <w:lastRenderedPageBreak/>
         <w:t>Catalogs, runtime packs, deployment packages, logs, backups, and Git should contain no key.</w:t>
       </w:r>
     </w:p>
     <w:p>
       <w:pPr>
         <w:pStyle w:val="ListBullet"/>
-        <w:rPr>
-          <w:rFonts w:hint="eastAsia"/>
-        </w:rPr>
       </w:pPr>
       <w:r>
         <w:t>Rotate a key immediately in the provider console if it may have been exposed, then replace it in the Studio.</w:t>
@@ -5303,22 +5086,29 @@
       <w:pPr>
         <w:pStyle w:val="Heading1"/>
       </w:pPr>
-      <w:bookmarkStart w:id="20" w:name="_Toc236948127"/>
+      <w:bookmarkStart w:id="22" w:name="_Toc237003259"/>
       <w:r>
         <w:t>15. File and Folder Reference</w:t>
       </w:r>
-      <w:bookmarkEnd w:id="20"/>
+      <w:bookmarkEnd w:id="22"/>
     </w:p>
     <w:tbl>
       <w:tblPr>
         <w:tblStyle w:val="LightShading-Accent1"/>
-        <w:tblW w:w="0" w:type="auto"/>
+        <w:tblW w:w="9360" w:type="dxa"/>
         <w:jc w:val="center"/>
+        <w:tblLayout w:type="fixed"/>
+        <w:tblCellMar>
+          <w:top w:w="80" w:type="dxa"/>
+          <w:left w:w="120" w:type="dxa"/>
+          <w:bottom w:w="80" w:type="dxa"/>
+          <w:right w:w="120" w:type="dxa"/>
+        </w:tblCellMar>
         <w:tblLook w:val="04A0" w:firstRow="1" w:lastRow="0" w:firstColumn="1" w:lastColumn="0" w:noHBand="0" w:noVBand="1"/>
       </w:tblPr>
       <w:tblGrid>
-        <w:gridCol w:w="5040"/>
-        <w:gridCol w:w="5040"/>
+        <w:gridCol w:w="2700"/>
+        <w:gridCol w:w="6660"/>
       </w:tblGrid>
       <w:tr>
         <w:trPr>
@@ -5329,15 +5119,10 @@
         <w:tc>
           <w:tcPr>
             <w:cnfStyle w:val="001000000000" w:firstRow="0" w:lastRow="0" w:firstColumn="1" w:lastColumn="0" w:oddVBand="0" w:evenVBand="0" w:oddHBand="0" w:evenHBand="0" w:firstRowFirstColumn="0" w:firstRowLastColumn="0" w:lastRowFirstColumn="0" w:lastRowLastColumn="0"/>
-            <w:tcW w:w="5040" w:type="dxa"/>
+            <w:tcW w:w="2700" w:type="dxa"/>
             <w:shd w:val="clear" w:color="auto" w:fill="234C80"/>
           </w:tcPr>
           <w:p>
-            <w:pPr>
-              <w:rPr>
-                <w:rFonts w:hint="eastAsia"/>
-              </w:rPr>
-            </w:pPr>
             <w:r>
               <w:rPr>
                 <w:color w:val="FFFFFF"/>
@@ -5348,15 +5133,12 @@
         </w:tc>
         <w:tc>
           <w:tcPr>
-            <w:tcW w:w="5040" w:type="dxa"/>
+            <w:tcW w:w="6660" w:type="dxa"/>
             <w:shd w:val="clear" w:color="auto" w:fill="234C80"/>
           </w:tcPr>
           <w:p>
             <w:pPr>
               <w:cnfStyle w:val="100000000000" w:firstRow="1" w:lastRow="0" w:firstColumn="0" w:lastColumn="0" w:oddVBand="0" w:evenVBand="0" w:oddHBand="0" w:evenHBand="0" w:firstRowFirstColumn="0" w:firstRowLastColumn="0" w:lastRowFirstColumn="0" w:lastRowLastColumn="0"/>
-              <w:rPr>
-                <w:rFonts w:hint="eastAsia"/>
-              </w:rPr>
             </w:pPr>
             <w:r>
               <w:rPr>
@@ -5376,14 +5158,10 @@
         <w:tc>
           <w:tcPr>
             <w:cnfStyle w:val="001000000000" w:firstRow="0" w:lastRow="0" w:firstColumn="1" w:lastColumn="0" w:oddVBand="0" w:evenVBand="0" w:oddHBand="0" w:evenHBand="0" w:firstRowFirstColumn="0" w:firstRowLastColumn="0" w:lastRowFirstColumn="0" w:lastRowLastColumn="0"/>
-            <w:tcW w:w="5040" w:type="dxa"/>
+            <w:tcW w:w="2700" w:type="dxa"/>
+            <w:vAlign w:val="center"/>
           </w:tcPr>
           <w:p>
-            <w:pPr>
-              <w:rPr>
-                <w:rFonts w:hint="eastAsia"/>
-              </w:rPr>
-            </w:pPr>
             <w:r>
               <w:t>Localization\Development</w:t>
             </w:r>
@@ -5391,14 +5169,12 @@
         </w:tc>
         <w:tc>
           <w:tcPr>
-            <w:tcW w:w="5040" w:type="dxa"/>
+            <w:tcW w:w="6660" w:type="dxa"/>
+            <w:vAlign w:val="center"/>
           </w:tcPr>
           <w:p>
             <w:pPr>
               <w:cnfStyle w:val="000000100000" w:firstRow="0" w:lastRow="0" w:firstColumn="0" w:lastColumn="0" w:oddVBand="0" w:evenVBand="0" w:oddHBand="1" w:evenHBand="0" w:firstRowFirstColumn="0" w:firstRowLastColumn="0" w:lastRowFirstColumn="0" w:lastRowLastColumn="0"/>
-              <w:rPr>
-                <w:rFonts w:hint="eastAsia"/>
-              </w:rPr>
             </w:pPr>
             <w:r>
               <w:t>Editable full development catalogs.</w:t>
@@ -5414,14 +5190,10 @@
         <w:tc>
           <w:tcPr>
             <w:cnfStyle w:val="001000000000" w:firstRow="0" w:lastRow="0" w:firstColumn="1" w:lastColumn="0" w:oddVBand="0" w:evenVBand="0" w:oddHBand="0" w:evenHBand="0" w:firstRowFirstColumn="0" w:firstRowLastColumn="0" w:lastRowFirstColumn="0" w:lastRowLastColumn="0"/>
-            <w:tcW w:w="5040" w:type="dxa"/>
+            <w:tcW w:w="2700" w:type="dxa"/>
+            <w:vAlign w:val="center"/>
           </w:tcPr>
           <w:p>
-            <w:pPr>
-              <w:rPr>
-                <w:rFonts w:hint="eastAsia"/>
-              </w:rPr>
-            </w:pPr>
             <w:r>
               <w:t>Localization\Languages</w:t>
             </w:r>
@@ -5429,14 +5201,12 @@
         </w:tc>
         <w:tc>
           <w:tcPr>
-            <w:tcW w:w="5040" w:type="dxa"/>
+            <w:tcW w:w="6660" w:type="dxa"/>
+            <w:vAlign w:val="center"/>
           </w:tcPr>
           <w:p>
             <w:pPr>
               <w:cnfStyle w:val="000000000000" w:firstRow="0" w:lastRow="0" w:firstColumn="0" w:lastColumn="0" w:oddVBand="0" w:evenVBand="0" w:oddHBand="0" w:evenHBand="0" w:firstRowFirstColumn="0" w:firstRowLastColumn="0" w:lastRowFirstColumn="0" w:lastRowLastColumn="0"/>
-              <w:rPr>
-                <w:rFonts w:hint="eastAsia"/>
-              </w:rPr>
             </w:pPr>
             <w:r>
               <w:t>Compact offline runtime JSON packs.</w:t>
@@ -5453,14 +5223,10 @@
         <w:tc>
           <w:tcPr>
             <w:cnfStyle w:val="001000000000" w:firstRow="0" w:lastRow="0" w:firstColumn="1" w:lastColumn="0" w:oddVBand="0" w:evenVBand="0" w:oddHBand="0" w:evenHBand="0" w:firstRowFirstColumn="0" w:firstRowLastColumn="0" w:lastRowFirstColumn="0" w:lastRowLastColumn="0"/>
-            <w:tcW w:w="5040" w:type="dxa"/>
+            <w:tcW w:w="2700" w:type="dxa"/>
+            <w:vAlign w:val="center"/>
           </w:tcPr>
           <w:p>
-            <w:pPr>
-              <w:rPr>
-                <w:rFonts w:hint="eastAsia"/>
-              </w:rPr>
-            </w:pPr>
             <w:r>
               <w:t>export</w:t>
             </w:r>
@@ -5468,14 +5234,12 @@
         </w:tc>
         <w:tc>
           <w:tcPr>
-            <w:tcW w:w="5040" w:type="dxa"/>
+            <w:tcW w:w="6660" w:type="dxa"/>
+            <w:vAlign w:val="center"/>
           </w:tcPr>
           <w:p>
             <w:pPr>
               <w:cnfStyle w:val="000000100000" w:firstRow="0" w:lastRow="0" w:firstColumn="0" w:lastColumn="0" w:oddVBand="0" w:evenVBand="0" w:oddHBand="1" w:evenHBand="0" w:firstRowFirstColumn="0" w:firstRowLastColumn="0" w:lastRowFirstColumn="0" w:lastRowLastColumn="0"/>
-              <w:rPr>
-                <w:rFonts w:hint="eastAsia"/>
-              </w:rPr>
             </w:pPr>
             <w:r>
               <w:t>Generated previews and temporary product output.</w:t>
@@ -5491,14 +5255,10 @@
         <w:tc>
           <w:tcPr>
             <w:cnfStyle w:val="001000000000" w:firstRow="0" w:lastRow="0" w:firstColumn="1" w:lastColumn="0" w:oddVBand="0" w:evenVBand="0" w:oddHBand="0" w:evenHBand="0" w:firstRowFirstColumn="0" w:firstRowLastColumn="0" w:lastRowFirstColumn="0" w:lastRowLastColumn="0"/>
-            <w:tcW w:w="5040" w:type="dxa"/>
+            <w:tcW w:w="2700" w:type="dxa"/>
+            <w:vAlign w:val="center"/>
           </w:tcPr>
           <w:p>
-            <w:pPr>
-              <w:rPr>
-                <w:rFonts w:hint="eastAsia"/>
-              </w:rPr>
-            </w:pPr>
             <w:r>
               <w:t>docs\guides / docs\pdf</w:t>
             </w:r>
@@ -5506,14 +5266,12 @@
         </w:tc>
         <w:tc>
           <w:tcPr>
-            <w:tcW w:w="5040" w:type="dxa"/>
+            <w:tcW w:w="6660" w:type="dxa"/>
+            <w:vAlign w:val="center"/>
           </w:tcPr>
           <w:p>
             <w:pPr>
               <w:cnfStyle w:val="000000000000" w:firstRow="0" w:lastRow="0" w:firstColumn="0" w:lastColumn="0" w:oddVBand="0" w:evenVBand="0" w:oddHBand="0" w:evenHBand="0" w:firstRowFirstColumn="0" w:firstRowLastColumn="0" w:lastRowFirstColumn="0" w:lastRowLastColumn="0"/>
-              <w:rPr>
-                <w:rFonts w:hint="eastAsia"/>
-              </w:rPr>
             </w:pPr>
             <w:r>
               <w:t>Editable guides and companion PDFs.</w:t>
@@ -5530,14 +5288,10 @@
         <w:tc>
           <w:tcPr>
             <w:cnfStyle w:val="001000000000" w:firstRow="0" w:lastRow="0" w:firstColumn="1" w:lastColumn="0" w:oddVBand="0" w:evenVBand="0" w:oddHBand="0" w:evenHBand="0" w:firstRowFirstColumn="0" w:firstRowLastColumn="0" w:lastRowFirstColumn="0" w:lastRowLastColumn="0"/>
-            <w:tcW w:w="5040" w:type="dxa"/>
+            <w:tcW w:w="2700" w:type="dxa"/>
+            <w:vAlign w:val="center"/>
           </w:tcPr>
           <w:p>
-            <w:pPr>
-              <w:rPr>
-                <w:rFonts w:hint="eastAsia"/>
-              </w:rPr>
-            </w:pPr>
             <w:r>
               <w:t>%LOCALAPPDATA%\DelphiAppTranslationStudio</w:t>
             </w:r>
@@ -5545,14 +5299,12 @@
         </w:tc>
         <w:tc>
           <w:tcPr>
-            <w:tcW w:w="5040" w:type="dxa"/>
+            <w:tcW w:w="6660" w:type="dxa"/>
+            <w:vAlign w:val="center"/>
           </w:tcPr>
           <w:p>
             <w:pPr>
               <w:cnfStyle w:val="000000100000" w:firstRow="0" w:lastRow="0" w:firstColumn="0" w:lastColumn="0" w:oddVBand="0" w:evenVBand="0" w:oddHBand="1" w:evenHBand="0" w:firstRowFirstColumn="0" w:firstRowLastColumn="0" w:lastRowFirstColumn="0" w:lastRowLastColumn="0"/>
-              <w:rPr>
-                <w:rFonts w:hint="eastAsia"/>
-              </w:rPr>
             </w:pPr>
             <w:r>
               <w:t>Studio settings and language preference, but no remembered key.</w:t>
@@ -5568,14 +5320,10 @@
         <w:tc>
           <w:tcPr>
             <w:cnfStyle w:val="001000000000" w:firstRow="0" w:lastRow="0" w:firstColumn="1" w:lastColumn="0" w:oddVBand="0" w:evenVBand="0" w:oddHBand="0" w:evenHBand="0" w:firstRowFirstColumn="0" w:firstRowLastColumn="0" w:lastRowFirstColumn="0" w:lastRowLastColumn="0"/>
-            <w:tcW w:w="5040" w:type="dxa"/>
+            <w:tcW w:w="2700" w:type="dxa"/>
+            <w:vAlign w:val="center"/>
           </w:tcPr>
           <w:p>
-            <w:pPr>
-              <w:rPr>
-                <w:rFonts w:hint="eastAsia"/>
-              </w:rPr>
-            </w:pPr>
             <w:r>
               <w:t>Windows Credential Manager</w:t>
             </w:r>
@@ -5583,14 +5331,12 @@
         </w:tc>
         <w:tc>
           <w:tcPr>
-            <w:tcW w:w="5040" w:type="dxa"/>
+            <w:tcW w:w="6660" w:type="dxa"/>
+            <w:vAlign w:val="center"/>
           </w:tcPr>
           <w:p>
             <w:pPr>
               <w:cnfStyle w:val="000000000000" w:firstRow="0" w:lastRow="0" w:firstColumn="0" w:lastColumn="0" w:oddVBand="0" w:evenVBand="0" w:oddHBand="0" w:evenHBand="0" w:firstRowFirstColumn="0" w:firstRowLastColumn="0" w:lastRowFirstColumn="0" w:lastRowLastColumn="0"/>
-              <w:rPr>
-                <w:rFonts w:hint="eastAsia"/>
-              </w:rPr>
             </w:pPr>
             <w:r>
               <w:t>Remembered DeepL/Google Generic Credentials.</w:t>
@@ -5607,14 +5353,10 @@
         <w:tc>
           <w:tcPr>
             <w:cnfStyle w:val="001000000000" w:firstRow="0" w:lastRow="0" w:firstColumn="1" w:lastColumn="0" w:oddVBand="0" w:evenVBand="0" w:oddHBand="0" w:evenHBand="0" w:firstRowFirstColumn="0" w:firstRowLastColumn="0" w:lastRowFirstColumn="0" w:lastRowLastColumn="0"/>
-            <w:tcW w:w="5040" w:type="dxa"/>
+            <w:tcW w:w="2700" w:type="dxa"/>
+            <w:vAlign w:val="center"/>
           </w:tcPr>
           <w:p>
-            <w:pPr>
-              <w:rPr>
-                <w:rFonts w:hint="eastAsia"/>
-              </w:rPr>
-            </w:pPr>
             <w:r>
               <w:t>%LOCALAPPDATA%\&lt;ApplicationId&gt;</w:t>
             </w:r>
@@ -5622,14 +5364,12 @@
         </w:tc>
         <w:tc>
           <w:tcPr>
-            <w:tcW w:w="5040" w:type="dxa"/>
+            <w:tcW w:w="6660" w:type="dxa"/>
+            <w:vAlign w:val="center"/>
           </w:tcPr>
           <w:p>
             <w:pPr>
               <w:cnfStyle w:val="000000100000" w:firstRow="0" w:lastRow="0" w:firstColumn="0" w:lastColumn="0" w:oddVBand="0" w:evenVBand="0" w:oddHBand="1" w:evenHBand="0" w:firstRowFirstColumn="0" w:firstRowLastColumn="0" w:lastRowFirstColumn="0" w:lastRowLastColumn="0"/>
-              <w:rPr>
-                <w:rFonts w:hint="eastAsia"/>
-              </w:rPr>
             </w:pPr>
             <w:r>
               <w:t>Integrated application's selected-language preference.</w:t>
@@ -5642,37 +5382,27 @@
       <w:pPr>
         <w:pStyle w:val="Heading1"/>
       </w:pPr>
-      <w:bookmarkStart w:id="21" w:name="_Toc236948128"/>
+      <w:bookmarkStart w:id="23" w:name="_Toc237003260"/>
       <w:r>
         <w:t>16. Provider Reference and Change Notice</w:t>
       </w:r>
-      <w:bookmarkEnd w:id="21"/>
+      <w:bookmarkEnd w:id="23"/>
     </w:p>
     <w:p>
-      <w:pPr>
-        <w:rPr>
-          <w:rFonts w:hint="eastAsia"/>
-        </w:rPr>
-      </w:pPr>
       <w:r>
         <w:t>Provider setup screens and commercial terms can change after this guide is published. Before creating a production key, compare these steps with the official pages listed in Chapters 7 and 8. Prefer a dedicated, restricted key and review the provider dashboard after the first bulk run.</w:t>
       </w:r>
     </w:p>
     <w:p>
-      <w:pPr>
-        <w:rPr>
-          <w:rFonts w:hint="eastAsia"/>
-        </w:rPr>
-      </w:pPr>
       <w:r>
-        <w:t>This guide documents the implemented Studio as of August 6, 2026.</w:t>
+        <w:t>This guide documents the implemented Studio as of August 7, 2026.</w:t>
       </w:r>
     </w:p>
     <w:sectPr>
       <w:headerReference w:type="default" r:id="rId13"/>
       <w:footerReference w:type="default" r:id="rId14"/>
       <w:pgSz w:w="12240" w:h="15840"/>
-      <w:pgMar w:top="1037" w:right="1037" w:bottom="979" w:left="1123" w:header="432" w:footer="432" w:gutter="0"/>
+      <w:pgMar w:top="1440" w:right="1440" w:bottom="1440" w:left="1440" w:header="708" w:footer="708" w:gutter="0"/>
       <w:pgNumType w:start="1"/>
       <w:cols w:space="720"/>
       <w:docGrid w:linePitch="360"/>
@@ -5687,9 +5417,6 @@
     <w:p>
       <w:pPr>
         <w:spacing w:after="0" w:line="240" w:lineRule="auto"/>
-        <w:rPr>
-          <w:rFonts w:hint="eastAsia"/>
-        </w:rPr>
       </w:pPr>
       <w:r>
         <w:separator/>
@@ -5700,9 +5427,6 @@
     <w:p>
       <w:pPr>
         <w:spacing w:after="0" w:line="240" w:lineRule="auto"/>
-        <w:rPr>
-          <w:rFonts w:hint="eastAsia"/>
-        </w:rPr>
       </w:pPr>
       <w:r>
         <w:continuationSeparator/>
@@ -5718,9 +5442,6 @@
     <w:pPr>
       <w:pStyle w:val="Footer"/>
       <w:jc w:val="center"/>
-      <w:rPr>
-        <w:rFonts w:hint="eastAsia"/>
-      </w:rPr>
     </w:pPr>
   </w:p>
 </w:ftr>
@@ -5732,12 +5453,10 @@
     <w:pPr>
       <w:pStyle w:val="Footer"/>
       <w:jc w:val="center"/>
-      <w:rPr>
-        <w:rFonts w:hint="eastAsia"/>
-      </w:rPr>
     </w:pPr>
     <w:r>
       <w:rPr>
+        <w:rFonts w:ascii="Aptos" w:hAnsi="Aptos"/>
         <w:color w:val="5D7693"/>
         <w:sz w:val="16"/>
       </w:rPr>
@@ -5745,6 +5464,7 @@
     </w:r>
     <w:r>
       <w:rPr>
+        <w:rFonts w:ascii="Aptos" w:hAnsi="Aptos"/>
         <w:color w:val="5D7693"/>
         <w:sz w:val="16"/>
       </w:rPr>
@@ -5752,6 +5472,7 @@
     </w:r>
     <w:r>
       <w:rPr>
+        <w:rFonts w:ascii="Aptos" w:hAnsi="Aptos"/>
         <w:color w:val="5D7693"/>
         <w:sz w:val="16"/>
       </w:rPr>
@@ -5759,6 +5480,7 @@
     </w:r>
     <w:r>
       <w:rPr>
+        <w:rFonts w:ascii="Aptos" w:hAnsi="Aptos"/>
         <w:color w:val="5D7693"/>
         <w:sz w:val="16"/>
       </w:rPr>
@@ -5766,6 +5488,7 @@
     </w:r>
     <w:r>
       <w:rPr>
+        <w:rFonts w:ascii="Aptos" w:hAnsi="Aptos"/>
         <w:color w:val="5D7693"/>
         <w:sz w:val="16"/>
       </w:rPr>
@@ -5773,6 +5496,7 @@
     </w:r>
     <w:r>
       <w:rPr>
+        <w:rFonts w:ascii="Aptos" w:hAnsi="Aptos"/>
         <w:color w:val="5D7693"/>
         <w:sz w:val="16"/>
       </w:rPr>
@@ -5788,12 +5512,10 @@
     <w:pPr>
       <w:pStyle w:val="Footer"/>
       <w:jc w:val="center"/>
-      <w:rPr>
-        <w:rFonts w:hint="eastAsia"/>
-      </w:rPr>
     </w:pPr>
     <w:r>
       <w:rPr>
+        <w:rFonts w:ascii="Aptos" w:hAnsi="Aptos"/>
         <w:color w:val="5D7693"/>
         <w:sz w:val="16"/>
       </w:rPr>
@@ -5801,6 +5523,7 @@
     </w:r>
     <w:r>
       <w:rPr>
+        <w:rFonts w:ascii="Aptos" w:hAnsi="Aptos"/>
         <w:color w:val="5D7693"/>
         <w:sz w:val="16"/>
       </w:rPr>
@@ -5808,6 +5531,7 @@
     </w:r>
     <w:r>
       <w:rPr>
+        <w:rFonts w:ascii="Aptos" w:hAnsi="Aptos"/>
         <w:color w:val="5D7693"/>
         <w:sz w:val="16"/>
       </w:rPr>
@@ -5815,6 +5539,7 @@
     </w:r>
     <w:r>
       <w:rPr>
+        <w:rFonts w:ascii="Aptos" w:hAnsi="Aptos"/>
         <w:color w:val="5D7693"/>
         <w:sz w:val="16"/>
       </w:rPr>
@@ -5822,6 +5547,7 @@
     </w:r>
     <w:r>
       <w:rPr>
+        <w:rFonts w:ascii="Aptos" w:hAnsi="Aptos"/>
         <w:color w:val="5D7693"/>
         <w:sz w:val="16"/>
       </w:rPr>
@@ -5829,6 +5555,7 @@
     </w:r>
     <w:r>
       <w:rPr>
+        <w:rFonts w:ascii="Aptos" w:hAnsi="Aptos"/>
         <w:color w:val="5D7693"/>
         <w:sz w:val="16"/>
       </w:rPr>
@@ -5844,9 +5571,6 @@
     <w:p>
       <w:pPr>
         <w:spacing w:after="0" w:line="240" w:lineRule="auto"/>
-        <w:rPr>
-          <w:rFonts w:hint="eastAsia"/>
-        </w:rPr>
       </w:pPr>
       <w:r>
         <w:separator/>
@@ -5857,9 +5581,6 @@
     <w:p>
       <w:pPr>
         <w:spacing w:after="0" w:line="240" w:lineRule="auto"/>
-        <w:rPr>
-          <w:rFonts w:hint="eastAsia"/>
-        </w:rPr>
       </w:pPr>
       <w:r>
         <w:continuationSeparator/>
@@ -5875,9 +5596,6 @@
     <w:pPr>
       <w:pStyle w:val="Header"/>
       <w:jc w:val="right"/>
-      <w:rPr>
-        <w:rFonts w:hint="eastAsia"/>
-      </w:rPr>
     </w:pPr>
   </w:p>
 </w:hdr>
@@ -5889,12 +5607,10 @@
     <w:pPr>
       <w:pStyle w:val="Header"/>
       <w:jc w:val="right"/>
-      <w:rPr>
-        <w:rFonts w:hint="eastAsia"/>
-      </w:rPr>
     </w:pPr>
     <w:r>
       <w:rPr>
+        <w:rFonts w:ascii="Aptos" w:hAnsi="Aptos"/>
         <w:color w:val="5D7693"/>
         <w:sz w:val="16"/>
       </w:rPr>
@@ -5910,12 +5626,10 @@
     <w:pPr>
       <w:pStyle w:val="Header"/>
       <w:jc w:val="right"/>
-      <w:rPr>
-        <w:rFonts w:hint="eastAsia"/>
-      </w:rPr>
     </w:pPr>
     <w:r>
       <w:rPr>
+        <w:rFonts w:ascii="Aptos" w:hAnsi="Aptos"/>
         <w:color w:val="5D7693"/>
         <w:sz w:val="16"/>
       </w:rPr>
@@ -6098,32 +5812,92 @@
       </w:rPr>
     </w:lvl>
   </w:abstractNum>
-  <w:num w:numId="1" w16cid:durableId="784933684">
+  <w:num w:numId="1" w16cid:durableId="634337771">
     <w:abstractNumId w:val="8"/>
   </w:num>
-  <w:num w:numId="2" w16cid:durableId="1733235177">
+  <w:num w:numId="2" w16cid:durableId="827094684">
     <w:abstractNumId w:val="6"/>
   </w:num>
-  <w:num w:numId="3" w16cid:durableId="633563960">
+  <w:num w:numId="3" w16cid:durableId="1807745645">
     <w:abstractNumId w:val="5"/>
   </w:num>
-  <w:num w:numId="4" w16cid:durableId="112141253">
+  <w:num w:numId="4" w16cid:durableId="1525946537">
     <w:abstractNumId w:val="4"/>
   </w:num>
-  <w:num w:numId="5" w16cid:durableId="1110857929">
+  <w:num w:numId="5" w16cid:durableId="2019774366">
     <w:abstractNumId w:val="7"/>
   </w:num>
-  <w:num w:numId="6" w16cid:durableId="175922649">
+  <w:num w:numId="6" w16cid:durableId="36007359">
     <w:abstractNumId w:val="3"/>
   </w:num>
-  <w:num w:numId="7" w16cid:durableId="119225376">
+  <w:num w:numId="7" w16cid:durableId="2080664586">
     <w:abstractNumId w:val="2"/>
   </w:num>
-  <w:num w:numId="8" w16cid:durableId="1239945472">
+  <w:num w:numId="8" w16cid:durableId="478154372">
     <w:abstractNumId w:val="1"/>
   </w:num>
-  <w:num w:numId="9" w16cid:durableId="1956053856">
+  <w:num w:numId="9" w16cid:durableId="718435446">
     <w:abstractNumId w:val="0"/>
+  </w:num>
+  <w:num w:numId="10" w16cid:durableId="1454251916">
+    <w:abstractNumId w:val="7"/>
+    <w:lvlOverride w:ilvl="0">
+      <w:startOverride w:val="1"/>
+    </w:lvlOverride>
+  </w:num>
+  <w:num w:numId="11" w16cid:durableId="101462624">
+    <w:abstractNumId w:val="7"/>
+    <w:lvlOverride w:ilvl="0">
+      <w:startOverride w:val="1"/>
+    </w:lvlOverride>
+  </w:num>
+  <w:num w:numId="12" w16cid:durableId="1492255389">
+    <w:abstractNumId w:val="7"/>
+    <w:lvlOverride w:ilvl="0">
+      <w:startOverride w:val="1"/>
+    </w:lvlOverride>
+  </w:num>
+  <w:num w:numId="13" w16cid:durableId="417216269">
+    <w:abstractNumId w:val="7"/>
+    <w:lvlOverride w:ilvl="0">
+      <w:startOverride w:val="1"/>
+    </w:lvlOverride>
+  </w:num>
+  <w:num w:numId="14" w16cid:durableId="843478792">
+    <w:abstractNumId w:val="7"/>
+    <w:lvlOverride w:ilvl="0">
+      <w:startOverride w:val="1"/>
+    </w:lvlOverride>
+  </w:num>
+  <w:num w:numId="15" w16cid:durableId="1192495622">
+    <w:abstractNumId w:val="7"/>
+    <w:lvlOverride w:ilvl="0">
+      <w:startOverride w:val="1"/>
+    </w:lvlOverride>
+  </w:num>
+  <w:num w:numId="16" w16cid:durableId="719936374">
+    <w:abstractNumId w:val="7"/>
+    <w:lvlOverride w:ilvl="0">
+      <w:startOverride w:val="1"/>
+    </w:lvlOverride>
+  </w:num>
+  <w:num w:numId="17" w16cid:durableId="365370273">
+    <w:abstractNumId w:val="7"/>
+    <w:lvlOverride w:ilvl="0">
+      <w:startOverride w:val="1"/>
+    </w:lvlOverride>
+  </w:num>
+  <w:num w:numId="18" w16cid:durableId="1164782144">
+    <w:abstractNumId w:val="7"/>
+    <w:lvlOverride w:ilvl="0">
+      <w:startOverride w:val="1"/>
+    </w:lvlOverride>
+  </w:num>
+  <w:num w:numId="19" w16cid:durableId="1144391669">
+    <w:abstractNumId w:val="7"/>
+    <w:lvlOverride w:ilvl="0">
+      <w:startOverride w:val="1"/>
+    </w:lvlOverride>
   </w:num>
 </w:numbering>
 </file>
@@ -6519,12 +6293,11 @@
     <w:qFormat/>
     <w:rsid w:val="00FC693F"/>
     <w:pPr>
-      <w:spacing w:after="100" w:line="252" w:lineRule="auto"/>
+      <w:spacing w:after="120" w:line="300" w:lineRule="auto"/>
     </w:pPr>
     <w:rPr>
-      <w:rFonts w:ascii="Aptos" w:hAnsi="Aptos"/>
+      <w:rFonts w:ascii="Calibri" w:hAnsi="Calibri"/>
       <w:color w:val="26384A"/>
-      <w:sz w:val="19"/>
     </w:rPr>
   </w:style>
   <w:style w:type="paragraph" w:styleId="Heading1">
@@ -6538,15 +6311,15 @@
     <w:pPr>
       <w:keepNext/>
       <w:keepLines/>
-      <w:spacing w:before="180"/>
+      <w:spacing w:before="360" w:after="200"/>
       <w:outlineLvl w:val="0"/>
     </w:pPr>
     <w:rPr>
       <w:rFonts w:asciiTheme="majorHAnsi" w:eastAsiaTheme="majorEastAsia" w:hAnsiTheme="majorHAnsi" w:cstheme="majorBidi"/>
       <w:b/>
       <w:bCs/>
-      <w:color w:val="234C80"/>
-      <w:sz w:val="38"/>
+      <w:color w:val="2E74B5"/>
+      <w:sz w:val="32"/>
       <w:szCs w:val="28"/>
     </w:rPr>
   </w:style>
@@ -6562,15 +6335,15 @@
     <w:pPr>
       <w:keepNext/>
       <w:keepLines/>
-      <w:spacing w:before="180"/>
+      <w:spacing w:before="280" w:after="140"/>
       <w:outlineLvl w:val="1"/>
     </w:pPr>
     <w:rPr>
       <w:rFonts w:asciiTheme="majorHAnsi" w:eastAsiaTheme="majorEastAsia" w:hAnsiTheme="majorHAnsi" w:cstheme="majorBidi"/>
       <w:b/>
       <w:bCs/>
-      <w:color w:val="1974DF"/>
-      <w:sz w:val="28"/>
+      <w:color w:val="2E74B5"/>
+      <w:sz w:val="26"/>
       <w:szCs w:val="26"/>
     </w:rPr>
   </w:style>
@@ -6586,15 +6359,15 @@
     <w:pPr>
       <w:keepNext/>
       <w:keepLines/>
-      <w:spacing w:before="180"/>
+      <w:spacing w:before="200" w:after="100"/>
       <w:outlineLvl w:val="2"/>
     </w:pPr>
     <w:rPr>
       <w:rFonts w:asciiTheme="majorHAnsi" w:eastAsiaTheme="majorEastAsia" w:hAnsiTheme="majorHAnsi" w:cstheme="majorBidi"/>
       <w:b/>
       <w:bCs/>
-      <w:color w:val="F28A1B"/>
-      <w:sz w:val="22"/>
+      <w:color w:val="1F4D78"/>
+      <w:sz w:val="24"/>
     </w:rPr>
   </w:style>
   <w:style w:type="paragraph" w:styleId="Heading4">
@@ -6873,7 +6646,7 @@
       <w:pBdr>
         <w:bottom w:val="single" w:sz="8" w:space="4" w:color="4F81BD" w:themeColor="accent1"/>
       </w:pBdr>
-      <w:spacing w:before="180" w:line="240" w:lineRule="auto"/>
+      <w:spacing w:after="160" w:line="240" w:lineRule="auto"/>
       <w:contextualSpacing/>
     </w:pPr>
     <w:rPr>
@@ -6914,7 +6687,7 @@
       <w:numPr>
         <w:ilvl w:val="1"/>
       </w:numPr>
-      <w:spacing w:before="180"/>
+      <w:spacing w:after="160"/>
     </w:pPr>
     <w:rPr>
       <w:rFonts w:asciiTheme="majorHAnsi" w:eastAsiaTheme="majorEastAsia" w:hAnsiTheme="majorHAnsi" w:cstheme="majorBidi"/>
@@ -6960,9 +6733,6 @@
     <w:uiPriority w:val="99"/>
     <w:unhideWhenUsed/>
     <w:rsid w:val="00AA1D8D"/>
-    <w:pPr>
-      <w:spacing w:after="120"/>
-    </w:pPr>
   </w:style>
   <w:style w:type="character" w:customStyle="1" w:styleId="BodyTextChar">
     <w:name w:val="Body Text Char"/>
@@ -6979,7 +6749,7 @@
     <w:unhideWhenUsed/>
     <w:rsid w:val="00AA1D8D"/>
     <w:pPr>
-      <w:spacing w:after="120" w:line="480" w:lineRule="auto"/>
+      <w:spacing w:line="480" w:lineRule="auto"/>
     </w:pPr>
   </w:style>
   <w:style w:type="character" w:customStyle="1" w:styleId="BodyText2Char">
@@ -6996,9 +6766,6 @@
     <w:uiPriority w:val="99"/>
     <w:unhideWhenUsed/>
     <w:rsid w:val="00AA1D8D"/>
-    <w:pPr>
-      <w:spacing w:after="120"/>
-    </w:pPr>
     <w:rPr>
       <w:sz w:val="16"/>
       <w:szCs w:val="16"/>
@@ -7058,6 +6825,8 @@
       <w:numPr>
         <w:numId w:val="1"/>
       </w:numPr>
+      <w:spacing w:after="80"/>
+      <w:ind w:left="540" w:hanging="271"/>
       <w:contextualSpacing/>
     </w:pPr>
   </w:style>
@@ -7097,6 +6866,8 @@
       <w:numPr>
         <w:numId w:val="5"/>
       </w:numPr>
+      <w:spacing w:after="80"/>
+      <w:ind w:left="540" w:hanging="271"/>
       <w:contextualSpacing/>
     </w:pPr>
   </w:style>
@@ -7133,7 +6904,6 @@
     <w:unhideWhenUsed/>
     <w:rsid w:val="0029639D"/>
     <w:pPr>
-      <w:spacing w:after="120"/>
       <w:ind w:left="360"/>
       <w:contextualSpacing/>
     </w:pPr>
@@ -7145,7 +6915,6 @@
     <w:unhideWhenUsed/>
     <w:rsid w:val="0029639D"/>
     <w:pPr>
-      <w:spacing w:after="120"/>
       <w:ind w:left="720"/>
       <w:contextualSpacing/>
     </w:pPr>
@@ -7157,7 +6926,6 @@
     <w:unhideWhenUsed/>
     <w:rsid w:val="0029639D"/>
     <w:pPr>
-      <w:spacing w:after="120"/>
       <w:ind w:left="1080"/>
       <w:contextualSpacing/>
     </w:pPr>
@@ -17552,7 +17320,10 @@
     <w:autoRedefine/>
     <w:uiPriority w:val="39"/>
     <w:unhideWhenUsed/>
-    <w:rsid w:val="00BF43EE"/>
+    <w:rsid w:val="00AA1926"/>
+    <w:pPr>
+      <w:spacing w:after="100"/>
+    </w:pPr>
   </w:style>
   <w:style w:type="paragraph" w:styleId="TOC2">
     <w:name w:val="toc 2"/>
@@ -17561,9 +17332,10 @@
     <w:autoRedefine/>
     <w:uiPriority w:val="39"/>
     <w:unhideWhenUsed/>
-    <w:rsid w:val="00BF43EE"/>
+    <w:rsid w:val="00AA1926"/>
     <w:pPr>
-      <w:ind w:left="190"/>
+      <w:spacing w:after="100"/>
+      <w:ind w:left="220"/>
     </w:pPr>
   </w:style>
   <w:style w:type="character" w:styleId="Hyperlink">
@@ -17571,7 +17343,7 @@
     <w:basedOn w:val="DefaultParagraphFont"/>
     <w:uiPriority w:val="99"/>
     <w:unhideWhenUsed/>
-    <w:rsid w:val="00BF43EE"/>
+    <w:rsid w:val="00AA1926"/>
     <w:rPr>
       <w:color w:val="0000FF" w:themeColor="hyperlink"/>
       <w:u w:val="single"/>

--- a/docs/guides/Delphi App Translation Studio User Guide.docx
+++ b/docs/guides/Delphi App Translation Studio User Guide.docx
@@ -13,7 +13,7 @@
           <w:noProof/>
         </w:rPr>
         <w:drawing>
-          <wp:inline distT="0" distB="0" distL="0" distR="0" wp14:anchorId="5B1B25CB" wp14:editId="3B85C978">
+          <wp:inline distT="0" distB="0" distL="0" distR="0" wp14:anchorId="51480473" wp14:editId="52DF8439">
             <wp:extent cx="1371600" cy="1371600"/>
             <wp:effectExtent l="0" t="0" r="0" b="0"/>
             <wp:docPr id="1" name="Picture 1"/>
@@ -149,7 +149,7 @@
       <w:pPr>
         <w:pStyle w:val="Heading1"/>
       </w:pPr>
-      <w:bookmarkStart w:id="0" w:name="_Toc237003237"/>
+      <w:bookmarkStart w:id="0" w:name="_Toc237009597"/>
       <w:r>
         <w:lastRenderedPageBreak/>
         <w:t>Table of Contents</w:t>
@@ -181,7 +181,7 @@
       <w:r>
         <w:fldChar w:fldCharType="separate"/>
       </w:r>
-      <w:hyperlink w:anchor="_Toc237003237" w:history="1">
+      <w:hyperlink w:anchor="_Toc237009597" w:history="1">
         <w:r>
           <w:rPr>
             <w:rStyle w:val="Hyperlink"/>
@@ -208,7 +208,7 @@
             <w:noProof/>
             <w:webHidden/>
           </w:rPr>
-          <w:instrText xml:space="preserve"> PAGEREF _Toc237003237 \h </w:instrText>
+          <w:instrText xml:space="preserve"> PAGEREF _Toc237009597 \h </w:instrText>
         </w:r>
         <w:r>
           <w:rPr>
@@ -255,7 +255,7 @@
           <w14:ligatures w14:val="standardContextual"/>
         </w:rPr>
       </w:pPr>
-      <w:hyperlink w:anchor="_Toc237003238" w:history="1">
+      <w:hyperlink w:anchor="_Toc237009598" w:history="1">
         <w:r>
           <w:rPr>
             <w:rStyle w:val="Hyperlink"/>
@@ -282,7 +282,7 @@
             <w:noProof/>
             <w:webHidden/>
           </w:rPr>
-          <w:instrText xml:space="preserve"> PAGEREF _Toc237003238 \h </w:instrText>
+          <w:instrText xml:space="preserve"> PAGEREF _Toc237009598 \h </w:instrText>
         </w:r>
         <w:r>
           <w:rPr>
@@ -329,7 +329,7 @@
           <w14:ligatures w14:val="standardContextual"/>
         </w:rPr>
       </w:pPr>
-      <w:hyperlink w:anchor="_Toc237003239" w:history="1">
+      <w:hyperlink w:anchor="_Toc237009599" w:history="1">
         <w:r>
           <w:rPr>
             <w:rStyle w:val="Hyperlink"/>
@@ -356,7 +356,7 @@
             <w:noProof/>
             <w:webHidden/>
           </w:rPr>
-          <w:instrText xml:space="preserve"> PAGEREF _Toc237003239 \h </w:instrText>
+          <w:instrText xml:space="preserve"> PAGEREF _Toc237009599 \h </w:instrText>
         </w:r>
         <w:r>
           <w:rPr>
@@ -403,7 +403,7 @@
           <w14:ligatures w14:val="standardContextual"/>
         </w:rPr>
       </w:pPr>
-      <w:hyperlink w:anchor="_Toc237003240" w:history="1">
+      <w:hyperlink w:anchor="_Toc237009600" w:history="1">
         <w:r>
           <w:rPr>
             <w:rStyle w:val="Hyperlink"/>
@@ -430,7 +430,7 @@
             <w:noProof/>
             <w:webHidden/>
           </w:rPr>
-          <w:instrText xml:space="preserve"> PAGEREF _Toc237003240 \h </w:instrText>
+          <w:instrText xml:space="preserve"> PAGEREF _Toc237009600 \h </w:instrText>
         </w:r>
         <w:r>
           <w:rPr>
@@ -477,7 +477,7 @@
           <w14:ligatures w14:val="standardContextual"/>
         </w:rPr>
       </w:pPr>
-      <w:hyperlink w:anchor="_Toc237003241" w:history="1">
+      <w:hyperlink w:anchor="_Toc237009601" w:history="1">
         <w:r>
           <w:rPr>
             <w:rStyle w:val="Hyperlink"/>
@@ -504,7 +504,7 @@
             <w:noProof/>
             <w:webHidden/>
           </w:rPr>
-          <w:instrText xml:space="preserve"> PAGEREF _Toc237003241 \h </w:instrText>
+          <w:instrText xml:space="preserve"> PAGEREF _Toc237009601 \h </w:instrText>
         </w:r>
         <w:r>
           <w:rPr>
@@ -551,7 +551,7 @@
           <w14:ligatures w14:val="standardContextual"/>
         </w:rPr>
       </w:pPr>
-      <w:hyperlink w:anchor="_Toc237003242" w:history="1">
+      <w:hyperlink w:anchor="_Toc237009602" w:history="1">
         <w:r>
           <w:rPr>
             <w:rStyle w:val="Hyperlink"/>
@@ -578,7 +578,7 @@
             <w:noProof/>
             <w:webHidden/>
           </w:rPr>
-          <w:instrText xml:space="preserve"> PAGEREF _Toc237003242 \h </w:instrText>
+          <w:instrText xml:space="preserve"> PAGEREF _Toc237009602 \h </w:instrText>
         </w:r>
         <w:r>
           <w:rPr>
@@ -625,7 +625,7 @@
           <w14:ligatures w14:val="standardContextual"/>
         </w:rPr>
       </w:pPr>
-      <w:hyperlink w:anchor="_Toc237003243" w:history="1">
+      <w:hyperlink w:anchor="_Toc237009603" w:history="1">
         <w:r>
           <w:rPr>
             <w:rStyle w:val="Hyperlink"/>
@@ -652,7 +652,7 @@
             <w:noProof/>
             <w:webHidden/>
           </w:rPr>
-          <w:instrText xml:space="preserve"> PAGEREF _Toc237003243 \h </w:instrText>
+          <w:instrText xml:space="preserve"> PAGEREF _Toc237009603 \h </w:instrText>
         </w:r>
         <w:r>
           <w:rPr>
@@ -699,7 +699,7 @@
           <w14:ligatures w14:val="standardContextual"/>
         </w:rPr>
       </w:pPr>
-      <w:hyperlink w:anchor="_Toc237003244" w:history="1">
+      <w:hyperlink w:anchor="_Toc237009604" w:history="1">
         <w:r>
           <w:rPr>
             <w:rStyle w:val="Hyperlink"/>
@@ -726,7 +726,7 @@
             <w:noProof/>
             <w:webHidden/>
           </w:rPr>
-          <w:instrText xml:space="preserve"> PAGEREF _Toc237003244 \h </w:instrText>
+          <w:instrText xml:space="preserve"> PAGEREF _Toc237009604 \h </w:instrText>
         </w:r>
         <w:r>
           <w:rPr>
@@ -746,7 +746,7 @@
             <w:noProof/>
             <w:webHidden/>
           </w:rPr>
-          <w:t>3</w:t>
+          <w:t>2</w:t>
         </w:r>
         <w:r>
           <w:rPr>
@@ -773,7 +773,7 @@
           <w14:ligatures w14:val="standardContextual"/>
         </w:rPr>
       </w:pPr>
-      <w:hyperlink w:anchor="_Toc237003245" w:history="1">
+      <w:hyperlink w:anchor="_Toc237009605" w:history="1">
         <w:r>
           <w:rPr>
             <w:rStyle w:val="Hyperlink"/>
@@ -800,7 +800,7 @@
             <w:noProof/>
             <w:webHidden/>
           </w:rPr>
-          <w:instrText xml:space="preserve"> PAGEREF _Toc237003245 \h </w:instrText>
+          <w:instrText xml:space="preserve"> PAGEREF _Toc237009605 \h </w:instrText>
         </w:r>
         <w:r>
           <w:rPr>
@@ -847,7 +847,7 @@
           <w14:ligatures w14:val="standardContextual"/>
         </w:rPr>
       </w:pPr>
-      <w:hyperlink w:anchor="_Toc237003246" w:history="1">
+      <w:hyperlink w:anchor="_Toc237009606" w:history="1">
         <w:r>
           <w:rPr>
             <w:rStyle w:val="Hyperlink"/>
@@ -874,7 +874,7 @@
             <w:noProof/>
             <w:webHidden/>
           </w:rPr>
-          <w:instrText xml:space="preserve"> PAGEREF _Toc237003246 \h </w:instrText>
+          <w:instrText xml:space="preserve"> PAGEREF _Toc237009606 \h </w:instrText>
         </w:r>
         <w:r>
           <w:rPr>
@@ -921,13 +921,13 @@
           <w14:ligatures w14:val="standardContextual"/>
         </w:rPr>
       </w:pPr>
-      <w:hyperlink w:anchor="_Toc237003247" w:history="1">
+      <w:hyperlink w:anchor="_Toc237009607" w:history="1">
         <w:r>
           <w:rPr>
             <w:rStyle w:val="Hyperlink"/>
             <w:noProof/>
           </w:rPr>
-          <w:t>5.2 API-free CSV and JSON workflow</w:t>
+          <w:t>5.2 Automatic in-place Codex or Claude workflow</w:t>
         </w:r>
         <w:r>
           <w:rPr>
@@ -948,7 +948,7 @@
             <w:noProof/>
             <w:webHidden/>
           </w:rPr>
-          <w:instrText xml:space="preserve"> PAGEREF _Toc237003247 \h </w:instrText>
+          <w:instrText xml:space="preserve"> PAGEREF _Toc237009607 \h </w:instrText>
         </w:r>
         <w:r>
           <w:rPr>
@@ -995,13 +995,13 @@
           <w14:ligatures w14:val="standardContextual"/>
         </w:rPr>
       </w:pPr>
-      <w:hyperlink w:anchor="_Toc237003248" w:history="1">
+      <w:hyperlink w:anchor="_Toc237009608" w:history="1">
         <w:r>
           <w:rPr>
             <w:rStyle w:val="Hyperlink"/>
             <w:noProof/>
           </w:rPr>
-          <w:t>5.3 Runtime coverage and suggestions</w:t>
+          <w:t>5.3 Safety, context, and focused review</w:t>
         </w:r>
         <w:r>
           <w:rPr>
@@ -1022,7 +1022,7 @@
             <w:noProof/>
             <w:webHidden/>
           </w:rPr>
-          <w:instrText xml:space="preserve"> PAGEREF _Toc237003248 \h </w:instrText>
+          <w:instrText xml:space="preserve"> PAGEREF _Toc237009608 \h </w:instrText>
         </w:r>
         <w:r>
           <w:rPr>
@@ -1069,13 +1069,13 @@
           <w14:ligatures w14:val="standardContextual"/>
         </w:rPr>
       </w:pPr>
-      <w:hyperlink w:anchor="_Toc237003249" w:history="1">
+      <w:hyperlink w:anchor="_Toc237009609" w:history="1">
         <w:r>
           <w:rPr>
             <w:rStyle w:val="Hyperlink"/>
             <w:noProof/>
           </w:rPr>
-          <w:t>6. Optional Provider Settings</w:t>
+          <w:t>6. Google and DeepL Provider Alternative</w:t>
         </w:r>
         <w:r>
           <w:rPr>
@@ -1096,7 +1096,7 @@
             <w:noProof/>
             <w:webHidden/>
           </w:rPr>
-          <w:instrText xml:space="preserve"> PAGEREF _Toc237003249 \h </w:instrText>
+          <w:instrText xml:space="preserve"> PAGEREF _Toc237009609 \h </w:instrText>
         </w:r>
         <w:r>
           <w:rPr>
@@ -1143,7 +1143,7 @@
           <w14:ligatures w14:val="standardContextual"/>
         </w:rPr>
       </w:pPr>
-      <w:hyperlink w:anchor="_Toc237003250" w:history="1">
+      <w:hyperlink w:anchor="_Toc237009610" w:history="1">
         <w:r>
           <w:rPr>
             <w:rStyle w:val="Hyperlink"/>
@@ -1170,7 +1170,7 @@
             <w:noProof/>
             <w:webHidden/>
           </w:rPr>
-          <w:instrText xml:space="preserve"> PAGEREF _Toc237003250 \h </w:instrText>
+          <w:instrText xml:space="preserve"> PAGEREF _Toc237009610 \h </w:instrText>
         </w:r>
         <w:r>
           <w:rPr>
@@ -1217,7 +1217,7 @@
           <w14:ligatures w14:val="standardContextual"/>
         </w:rPr>
       </w:pPr>
-      <w:hyperlink w:anchor="_Toc237003251" w:history="1">
+      <w:hyperlink w:anchor="_Toc237009611" w:history="1">
         <w:r>
           <w:rPr>
             <w:rStyle w:val="Hyperlink"/>
@@ -1244,7 +1244,7 @@
             <w:noProof/>
             <w:webHidden/>
           </w:rPr>
-          <w:instrText xml:space="preserve"> PAGEREF _Toc237003251 \h </w:instrText>
+          <w:instrText xml:space="preserve"> PAGEREF _Toc237009611 \h </w:instrText>
         </w:r>
         <w:r>
           <w:rPr>
@@ -1291,13 +1291,13 @@
           <w14:ligatures w14:val="standardContextual"/>
         </w:rPr>
       </w:pPr>
-      <w:hyperlink w:anchor="_Toc237003252" w:history="1">
+      <w:hyperlink w:anchor="_Toc237009612" w:history="1">
         <w:r>
           <w:rPr>
             <w:rStyle w:val="Hyperlink"/>
             <w:noProof/>
           </w:rPr>
-          <w:t>9. Translate Missing Entries</w:t>
+          <w:t>9. Direct Provider Translation</w:t>
         </w:r>
         <w:r>
           <w:rPr>
@@ -1318,7 +1318,7 @@
             <w:noProof/>
             <w:webHidden/>
           </w:rPr>
-          <w:instrText xml:space="preserve"> PAGEREF _Toc237003252 \h </w:instrText>
+          <w:instrText xml:space="preserve"> PAGEREF _Toc237009612 \h </w:instrText>
         </w:r>
         <w:r>
           <w:rPr>
@@ -1365,7 +1365,7 @@
           <w14:ligatures w14:val="standardContextual"/>
         </w:rPr>
       </w:pPr>
-      <w:hyperlink w:anchor="_Toc237003253" w:history="1">
+      <w:hyperlink w:anchor="_Toc237009613" w:history="1">
         <w:r>
           <w:rPr>
             <w:rStyle w:val="Hyperlink"/>
@@ -1392,7 +1392,7 @@
             <w:noProof/>
             <w:webHidden/>
           </w:rPr>
-          <w:instrText xml:space="preserve"> PAGEREF _Toc237003253 \h </w:instrText>
+          <w:instrText xml:space="preserve"> PAGEREF _Toc237009613 \h </w:instrText>
         </w:r>
         <w:r>
           <w:rPr>
@@ -1439,7 +1439,7 @@
           <w14:ligatures w14:val="standardContextual"/>
         </w:rPr>
       </w:pPr>
-      <w:hyperlink w:anchor="_Toc237003254" w:history="1">
+      <w:hyperlink w:anchor="_Toc237009614" w:history="1">
         <w:r>
           <w:rPr>
             <w:rStyle w:val="Hyperlink"/>
@@ -1466,7 +1466,7 @@
             <w:noProof/>
             <w:webHidden/>
           </w:rPr>
-          <w:instrText xml:space="preserve"> PAGEREF _Toc237003254 \h </w:instrText>
+          <w:instrText xml:space="preserve"> PAGEREF _Toc237009614 \h </w:instrText>
         </w:r>
         <w:r>
           <w:rPr>
@@ -1486,7 +1486,7 @@
             <w:noProof/>
             <w:webHidden/>
           </w:rPr>
-          <w:t>7</w:t>
+          <w:t>8</w:t>
         </w:r>
         <w:r>
           <w:rPr>
@@ -1513,7 +1513,7 @@
           <w14:ligatures w14:val="standardContextual"/>
         </w:rPr>
       </w:pPr>
-      <w:hyperlink w:anchor="_Toc237003255" w:history="1">
+      <w:hyperlink w:anchor="_Toc237009615" w:history="1">
         <w:r>
           <w:rPr>
             <w:rStyle w:val="Hyperlink"/>
@@ -1540,7 +1540,7 @@
             <w:noProof/>
             <w:webHidden/>
           </w:rPr>
-          <w:instrText xml:space="preserve"> PAGEREF _Toc237003255 \h </w:instrText>
+          <w:instrText xml:space="preserve"> PAGEREF _Toc237009615 \h </w:instrText>
         </w:r>
         <w:r>
           <w:rPr>
@@ -1587,7 +1587,7 @@
           <w14:ligatures w14:val="standardContextual"/>
         </w:rPr>
       </w:pPr>
-      <w:hyperlink w:anchor="_Toc237003256" w:history="1">
+      <w:hyperlink w:anchor="_Toc237009616" w:history="1">
         <w:r>
           <w:rPr>
             <w:rStyle w:val="Hyperlink"/>
@@ -1614,7 +1614,7 @@
             <w:noProof/>
             <w:webHidden/>
           </w:rPr>
-          <w:instrText xml:space="preserve"> PAGEREF _Toc237003256 \h </w:instrText>
+          <w:instrText xml:space="preserve"> PAGEREF _Toc237009616 \h </w:instrText>
         </w:r>
         <w:r>
           <w:rPr>
@@ -1661,7 +1661,7 @@
           <w14:ligatures w14:val="standardContextual"/>
         </w:rPr>
       </w:pPr>
-      <w:hyperlink w:anchor="_Toc237003257" w:history="1">
+      <w:hyperlink w:anchor="_Toc237009617" w:history="1">
         <w:r>
           <w:rPr>
             <w:rStyle w:val="Hyperlink"/>
@@ -1688,7 +1688,7 @@
             <w:noProof/>
             <w:webHidden/>
           </w:rPr>
-          <w:instrText xml:space="preserve"> PAGEREF _Toc237003257 \h </w:instrText>
+          <w:instrText xml:space="preserve"> PAGEREF _Toc237009617 \h </w:instrText>
         </w:r>
         <w:r>
           <w:rPr>
@@ -1735,7 +1735,7 @@
           <w14:ligatures w14:val="standardContextual"/>
         </w:rPr>
       </w:pPr>
-      <w:hyperlink w:anchor="_Toc237003258" w:history="1">
+      <w:hyperlink w:anchor="_Toc237009618" w:history="1">
         <w:r>
           <w:rPr>
             <w:rStyle w:val="Hyperlink"/>
@@ -1762,7 +1762,7 @@
             <w:noProof/>
             <w:webHidden/>
           </w:rPr>
-          <w:instrText xml:space="preserve"> PAGEREF _Toc237003258 \h </w:instrText>
+          <w:instrText xml:space="preserve"> PAGEREF _Toc237009618 \h </w:instrText>
         </w:r>
         <w:r>
           <w:rPr>
@@ -1782,7 +1782,7 @@
             <w:noProof/>
             <w:webHidden/>
           </w:rPr>
-          <w:t>9</w:t>
+          <w:t>10</w:t>
         </w:r>
         <w:r>
           <w:rPr>
@@ -1809,7 +1809,7 @@
           <w14:ligatures w14:val="standardContextual"/>
         </w:rPr>
       </w:pPr>
-      <w:hyperlink w:anchor="_Toc237003259" w:history="1">
+      <w:hyperlink w:anchor="_Toc237009619" w:history="1">
         <w:r>
           <w:rPr>
             <w:rStyle w:val="Hyperlink"/>
@@ -1836,7 +1836,7 @@
             <w:noProof/>
             <w:webHidden/>
           </w:rPr>
-          <w:instrText xml:space="preserve"> PAGEREF _Toc237003259 \h </w:instrText>
+          <w:instrText xml:space="preserve"> PAGEREF _Toc237009619 \h </w:instrText>
         </w:r>
         <w:r>
           <w:rPr>
@@ -1883,7 +1883,7 @@
           <w14:ligatures w14:val="standardContextual"/>
         </w:rPr>
       </w:pPr>
-      <w:hyperlink w:anchor="_Toc237003260" w:history="1">
+      <w:hyperlink w:anchor="_Toc237009620" w:history="1">
         <w:r>
           <w:rPr>
             <w:rStyle w:val="Hyperlink"/>
@@ -1910,7 +1910,7 @@
             <w:noProof/>
             <w:webHidden/>
           </w:rPr>
-          <w:instrText xml:space="preserve"> PAGEREF _Toc237003260 \h </w:instrText>
+          <w:instrText xml:space="preserve"> PAGEREF _Toc237009620 \h </w:instrText>
         </w:r>
         <w:r>
           <w:rPr>
@@ -1963,7 +1963,7 @@
       <w:pPr>
         <w:pStyle w:val="Heading1"/>
       </w:pPr>
-      <w:bookmarkStart w:id="1" w:name="_Toc237003238"/>
+      <w:bookmarkStart w:id="1" w:name="_Toc237009598"/>
       <w:r>
         <w:lastRenderedPageBreak/>
         <w:t>1. Welcome</w:t>
@@ -1972,7 +1972,7 @@
     </w:p>
     <w:p>
       <w:r>
-        <w:t>Delphi App Translation Studio is an offline-first Windows developer tool for adding localization to existing Delphi VCL and FireMonkey applications. It scans designer-authored forms and Delphi resourcestring declarations, stores the results in an editable development catalog, accepts translated text from manual work, CSV, JSON, reviewed suggestions, or an optional Internet provider, validates structural safety, and exports a compact JSON pack for the target application.</w:t>
+        <w:t>Delphi App Translation Studio is an offline-first Windows developer tool for adding localization to existing Delphi VCL and FireMonkey applications. It scans designer-authored forms and Delphi resourcestring declarations, stores the results in an editable development catalog, coordinates automatic in-place translation by Codex or Claude, verifies protected data, validates translation safety, and exports a compact JSON pack for the target application.</w:t>
       </w:r>
     </w:p>
     <w:p>
@@ -2018,7 +2018,7 @@
               <w:t xml:space="preserve">Offline by design. </w:t>
             </w:r>
             <w:r>
-              <w:t>The required workflow needs no provider account or API key. If a developer chooses DeepL or Google, only the Studio contacts that service. A translated target application reads local JSON files and never needs Internet access or provider credentials.</w:t>
+              <w:t>Codex or Claude can edit the saved development catalog directly in the developer workspace; no CSV round trip or translation-provider key is required. Google and DeepL remain direct-provider alternatives. A translated target application reads local JSON and never needs Internet access or credentials.</w:t>
             </w:r>
           </w:p>
         </w:tc>
@@ -2028,7 +2028,7 @@
       <w:pPr>
         <w:pStyle w:val="Heading2"/>
       </w:pPr>
-      <w:bookmarkStart w:id="2" w:name="_Toc237003239"/>
+      <w:bookmarkStart w:id="2" w:name="_Toc237009599"/>
       <w:r>
         <w:t>1.1 What the Studio changes</w:t>
       </w:r>
@@ -2078,7 +2078,7 @@
       <w:pPr>
         <w:pStyle w:val="Heading1"/>
       </w:pPr>
-      <w:bookmarkStart w:id="3" w:name="_Toc237003240"/>
+      <w:bookmarkStart w:id="3" w:name="_Toc237009600"/>
       <w:r>
         <w:t>2. Installation and Startup</w:t>
       </w:r>
@@ -2098,7 +2098,7 @@
       <w:pPr>
         <w:pStyle w:val="Heading2"/>
       </w:pPr>
-      <w:bookmarkStart w:id="4" w:name="_Toc237003241"/>
+      <w:bookmarkStart w:id="4" w:name="_Toc237009601"/>
       <w:r>
         <w:t>2.1 First launch</w:t>
       </w:r>
@@ -2137,16 +2137,16 @@
         </w:numPr>
       </w:pPr>
       <w:r>
-        <w:lastRenderedPageBreak/>
-        <w:t>Use the left workflow panel. The blue selection bar follows the six required Project, Scan, Languages, Validation, Export, and Integration pages. Optional Provider is available separately and is not required.</w:t>
+        <w:t>Use the left workflow panel. The blue selection bar follows Project, Scan, Translate, Validation, Export, Integration, and Provider Settings.</w:t>
       </w:r>
     </w:p>
     <w:p>
       <w:pPr>
         <w:pStyle w:val="Heading1"/>
       </w:pPr>
-      <w:bookmarkStart w:id="5" w:name="_Toc237003242"/>
+      <w:bookmarkStart w:id="5" w:name="_Toc237009602"/>
       <w:r>
+        <w:lastRenderedPageBreak/>
         <w:t>3. The End-to-End Workflow</w:t>
       </w:r>
       <w:bookmarkEnd w:id="5"/>
@@ -2333,7 +2333,7 @@
           </w:tcPr>
           <w:p>
             <w:r>
-              <w:t>3 Languages</w:t>
+              <w:t>3 Translate</w:t>
             </w:r>
           </w:p>
         </w:tc>
@@ -2347,7 +2347,7 @@
               <w:cnfStyle w:val="000000100000" w:firstRow="0" w:lastRow="0" w:firstColumn="0" w:lastColumn="0" w:oddVBand="0" w:evenVBand="0" w:oddHBand="1" w:evenHBand="0" w:firstRowFirstColumn="0" w:firstRowLastColumn="0" w:lastRowFirstColumn="0" w:lastRowLastColumn="0"/>
             </w:pPr>
             <w:r>
-              <w:t>Create or edit one target-language catalog.</w:t>
+              <w:t>Create a catalog and coordinate in-place AI translation.</w:t>
             </w:r>
           </w:p>
         </w:tc>
@@ -2361,7 +2361,7 @@
               <w:cnfStyle w:val="000000100000" w:firstRow="0" w:lastRow="0" w:firstColumn="0" w:lastColumn="0" w:oddVBand="0" w:evenVBand="0" w:oddHBand="1" w:evenHBand="0" w:firstRowFirstColumn="0" w:firstRowLastColumn="0" w:lastRowFirstColumn="0" w:lastRowLastColumn="0"/>
             </w:pPr>
             <w:r>
-              <w:t>Development JSON</w:t>
+              <w:t>Protected AI draft catalog</w:t>
             </w:r>
           </w:p>
         </w:tc>
@@ -2519,7 +2519,7 @@
           </w:tcPr>
           <w:p>
             <w:r>
-              <w:t>Optional Provider</w:t>
+              <w:t>Provider Settings</w:t>
             </w:r>
           </w:p>
         </w:tc>
@@ -2533,7 +2533,7 @@
               <w:cnfStyle w:val="000000100000" w:firstRow="0" w:lastRow="0" w:firstColumn="0" w:lastColumn="0" w:oddVBand="0" w:evenVBand="0" w:oddHBand="1" w:evenHBand="0" w:firstRowFirstColumn="0" w:firstRowLastColumn="0" w:lastRowFirstColumn="0" w:lastRowLastColumn="0"/>
             </w:pPr>
             <w:r>
-              <w:t>Optionally obtain draft text from DeepL or Google.</w:t>
+              <w:t>Configure Google or DeepL as an alternative.</w:t>
             </w:r>
           </w:p>
         </w:tc>
@@ -2547,7 +2547,7 @@
               <w:cnfStyle w:val="000000100000" w:firstRow="0" w:lastRow="0" w:firstColumn="0" w:lastColumn="0" w:oddVBand="0" w:evenVBand="0" w:oddHBand="1" w:evenHBand="0" w:firstRowFirstColumn="0" w:firstRowLastColumn="0" w:lastRowFirstColumn="0" w:lastRowLastColumn="0"/>
             </w:pPr>
             <w:r>
-              <w:t>Machine-translated drafts</w:t>
+              <w:t>Direct-provider drafts</w:t>
             </w:r>
           </w:p>
         </w:tc>
@@ -2557,7 +2557,7 @@
       <w:pPr>
         <w:pStyle w:val="Heading1"/>
       </w:pPr>
-      <w:bookmarkStart w:id="6" w:name="_Toc237003243"/>
+      <w:bookmarkStart w:id="6" w:name="_Toc237009603"/>
       <w:r>
         <w:t>4. Open and Scan a Project</w:t>
       </w:r>
@@ -2671,9 +2671,8 @@
       <w:pPr>
         <w:pStyle w:val="Heading2"/>
       </w:pPr>
-      <w:bookmarkStart w:id="7" w:name="_Toc237003244"/>
+      <w:bookmarkStart w:id="7" w:name="_Toc237009604"/>
       <w:r>
-        <w:lastRenderedPageBreak/>
         <w:t>4.1 Text that is collected</w:t>
       </w:r>
       <w:bookmarkEnd w:id="7"/>
@@ -2707,6 +2706,7 @@
         <w:pStyle w:val="ListBullet"/>
       </w:pPr>
       <w:r>
+        <w:lastRenderedPageBreak/>
         <w:t>Locale metadata such as date, time, number, and currency formatting is entered on the Languages page rather than guessed from UI text.</w:t>
       </w:r>
     </w:p>
@@ -2714,7 +2714,7 @@
       <w:pPr>
         <w:pStyle w:val="Heading1"/>
       </w:pPr>
-      <w:bookmarkStart w:id="8" w:name="_Toc237003245"/>
+      <w:bookmarkStart w:id="8" w:name="_Toc237009605"/>
       <w:r>
         <w:t>5. Create and Edit a Language Catalog</w:t>
       </w:r>
@@ -2729,7 +2729,7 @@
         </w:numPr>
       </w:pPr>
       <w:r>
-        <w:t>Choose Languages after scanning.</w:t>
+        <w:t>Choose Translate after scanning.</w:t>
       </w:r>
     </w:p>
     <w:p>
@@ -2813,7 +2813,7 @@
       <w:pPr>
         <w:pStyle w:val="Heading2"/>
       </w:pPr>
-      <w:bookmarkStart w:id="9" w:name="_Toc237003246"/>
+      <w:bookmarkStart w:id="9" w:name="_Toc237009606"/>
       <w:r>
         <w:t>5.1 Translation statuses</w:t>
       </w:r>
@@ -2922,7 +2922,7 @@
           </w:tcPr>
           <w:p>
             <w:r>
-              <w:t>Machine translated</w:t>
+              <w:t>AI draft</w:t>
             </w:r>
           </w:p>
         </w:tc>
@@ -2936,6 +2936,39 @@
               <w:cnfStyle w:val="000000000000" w:firstRow="0" w:lastRow="0" w:firstColumn="0" w:lastColumn="0" w:oddVBand="0" w:evenVBand="0" w:oddHBand="0" w:evenHBand="0" w:firstRowFirstColumn="0" w:firstRowLastColumn="0" w:lastRowFirstColumn="0" w:lastRowLastColumn="0"/>
             </w:pPr>
             <w:r>
+              <w:t>Codex or Claude produced an in-place draft that passed protected reload.</w:t>
+            </w:r>
+          </w:p>
+        </w:tc>
+      </w:tr>
+      <w:tr>
+        <w:trPr>
+          <w:cnfStyle w:val="000000100000" w:firstRow="0" w:lastRow="0" w:firstColumn="0" w:lastColumn="0" w:oddVBand="0" w:evenVBand="0" w:oddHBand="1" w:evenHBand="0" w:firstRowFirstColumn="0" w:firstRowLastColumn="0" w:lastRowFirstColumn="0" w:lastRowLastColumn="0"/>
+          <w:cantSplit/>
+          <w:jc w:val="center"/>
+        </w:trPr>
+        <w:tc>
+          <w:tcPr>
+            <w:cnfStyle w:val="001000000000" w:firstRow="0" w:lastRow="0" w:firstColumn="1" w:lastColumn="0" w:oddVBand="0" w:evenVBand="0" w:oddHBand="0" w:evenHBand="0" w:firstRowFirstColumn="0" w:firstRowLastColumn="0" w:lastRowFirstColumn="0" w:lastRowLastColumn="0"/>
+            <w:tcW w:w="2700" w:type="dxa"/>
+            <w:vAlign w:val="center"/>
+          </w:tcPr>
+          <w:p>
+            <w:r>
+              <w:t>Machine translated</w:t>
+            </w:r>
+          </w:p>
+        </w:tc>
+        <w:tc>
+          <w:tcPr>
+            <w:tcW w:w="6660" w:type="dxa"/>
+            <w:vAlign w:val="center"/>
+          </w:tcPr>
+          <w:p>
+            <w:pPr>
+              <w:cnfStyle w:val="000000100000" w:firstRow="0" w:lastRow="0" w:firstColumn="0" w:lastColumn="0" w:oddVBand="0" w:evenVBand="0" w:oddHBand="1" w:evenHBand="0" w:firstRowFirstColumn="0" w:firstRowLastColumn="0" w:lastRowFirstColumn="0" w:lastRowLastColumn="0"/>
+            </w:pPr>
+            <w:r>
               <w:t>DeepL or Google produced a draft that requires review.</w:t>
             </w:r>
           </w:p>
@@ -2943,7 +2976,6 @@
       </w:tr>
       <w:tr>
         <w:trPr>
-          <w:cnfStyle w:val="000000100000" w:firstRow="0" w:lastRow="0" w:firstColumn="0" w:lastColumn="0" w:oddVBand="0" w:evenVBand="0" w:oddHBand="1" w:evenHBand="0" w:firstRowFirstColumn="0" w:firstRowLastColumn="0" w:lastRowFirstColumn="0" w:lastRowLastColumn="0"/>
           <w:cantSplit/>
           <w:jc w:val="center"/>
         </w:trPr>
@@ -2966,7 +2998,7 @@
           </w:tcPr>
           <w:p>
             <w:pPr>
-              <w:cnfStyle w:val="000000100000" w:firstRow="0" w:lastRow="0" w:firstColumn="0" w:lastColumn="0" w:oddVBand="0" w:evenVBand="0" w:oddHBand="1" w:evenHBand="0" w:firstRowFirstColumn="0" w:firstRowLastColumn="0" w:lastRowFirstColumn="0" w:lastRowLastColumn="0"/>
+              <w:cnfStyle w:val="000000000000" w:firstRow="0" w:lastRow="0" w:firstColumn="0" w:lastColumn="0" w:oddVBand="0" w:evenVBand="0" w:oddHBand="0" w:evenHBand="0" w:firstRowFirstColumn="0" w:firstRowLastColumn="0" w:lastRowFirstColumn="0" w:lastRowLastColumn="0"/>
             </w:pPr>
             <w:r>
               <w:t>CSV supplied target text that requires review.</w:t>
@@ -2976,6 +3008,7 @@
       </w:tr>
       <w:tr>
         <w:trPr>
+          <w:cnfStyle w:val="000000100000" w:firstRow="0" w:lastRow="0" w:firstColumn="0" w:lastColumn="0" w:oddVBand="0" w:evenVBand="0" w:oddHBand="1" w:evenHBand="0" w:firstRowFirstColumn="0" w:firstRowLastColumn="0" w:lastRowFirstColumn="0" w:lastRowLastColumn="0"/>
           <w:cantSplit/>
           <w:jc w:val="center"/>
         </w:trPr>
@@ -2998,7 +3031,7 @@
           </w:tcPr>
           <w:p>
             <w:pPr>
-              <w:cnfStyle w:val="000000000000" w:firstRow="0" w:lastRow="0" w:firstColumn="0" w:lastColumn="0" w:oddVBand="0" w:evenVBand="0" w:oddHBand="0" w:evenHBand="0" w:firstRowFirstColumn="0" w:firstRowLastColumn="0" w:lastRowFirstColumn="0" w:lastRowLastColumn="0"/>
+              <w:cnfStyle w:val="000000100000" w:firstRow="0" w:lastRow="0" w:firstColumn="0" w:lastColumn="0" w:oddVBand="0" w:evenVBand="0" w:oddHBand="1" w:evenHBand="0" w:firstRowFirstColumn="0" w:firstRowLastColumn="0" w:lastRowFirstColumn="0" w:lastRowLastColumn="0"/>
             </w:pPr>
             <w:r>
               <w:t>A person changed or entered the target text.</w:t>
@@ -3008,7 +3041,6 @@
       </w:tr>
       <w:tr>
         <w:trPr>
-          <w:cnfStyle w:val="000000100000" w:firstRow="0" w:lastRow="0" w:firstColumn="0" w:lastColumn="0" w:oddVBand="0" w:evenVBand="0" w:oddHBand="1" w:evenHBand="0" w:firstRowFirstColumn="0" w:firstRowLastColumn="0" w:lastRowFirstColumn="0" w:lastRowLastColumn="0"/>
           <w:cantSplit/>
           <w:jc w:val="center"/>
         </w:trPr>
@@ -3031,7 +3063,7 @@
           </w:tcPr>
           <w:p>
             <w:pPr>
-              <w:cnfStyle w:val="000000100000" w:firstRow="0" w:lastRow="0" w:firstColumn="0" w:lastColumn="0" w:oddVBand="0" w:evenVBand="0" w:oddHBand="1" w:evenHBand="0" w:firstRowFirstColumn="0" w:firstRowLastColumn="0" w:lastRowFirstColumn="0" w:lastRowLastColumn="0"/>
+              <w:cnfStyle w:val="000000000000" w:firstRow="0" w:lastRow="0" w:firstColumn="0" w:lastColumn="0" w:oddVBand="0" w:evenVBand="0" w:oddHBand="0" w:evenHBand="0" w:firstRowFirstColumn="0" w:firstRowLastColumn="0" w:lastRowFirstColumn="0" w:lastRowLastColumn="0"/>
             </w:pPr>
             <w:r>
               <w:t>A person reviewed the target text.</w:t>
@@ -3041,6 +3073,7 @@
       </w:tr>
       <w:tr>
         <w:trPr>
+          <w:cnfStyle w:val="000000100000" w:firstRow="0" w:lastRow="0" w:firstColumn="0" w:lastColumn="0" w:oddVBand="0" w:evenVBand="0" w:oddHBand="1" w:evenHBand="0" w:firstRowFirstColumn="0" w:firstRowLastColumn="0" w:lastRowFirstColumn="0" w:lastRowLastColumn="0"/>
           <w:cantSplit/>
           <w:jc w:val="center"/>
         </w:trPr>
@@ -3063,10 +3096,42 @@
           </w:tcPr>
           <w:p>
             <w:pPr>
+              <w:cnfStyle w:val="000000100000" w:firstRow="0" w:lastRow="0" w:firstColumn="0" w:lastColumn="0" w:oddVBand="0" w:evenVBand="0" w:oddHBand="1" w:evenHBand="0" w:firstRowFirstColumn="0" w:firstRowLastColumn="0" w:lastRowFirstColumn="0" w:lastRowLastColumn="0"/>
+            </w:pPr>
+            <w:r>
+              <w:t>The entry is release-approved.</w:t>
+            </w:r>
+          </w:p>
+        </w:tc>
+      </w:tr>
+      <w:tr>
+        <w:trPr>
+          <w:cantSplit/>
+          <w:jc w:val="center"/>
+        </w:trPr>
+        <w:tc>
+          <w:tcPr>
+            <w:cnfStyle w:val="001000000000" w:firstRow="0" w:lastRow="0" w:firstColumn="1" w:lastColumn="0" w:oddVBand="0" w:evenVBand="0" w:oddHBand="0" w:evenHBand="0" w:firstRowFirstColumn="0" w:firstRowLastColumn="0" w:lastRowFirstColumn="0" w:lastRowLastColumn="0"/>
+            <w:tcW w:w="2700" w:type="dxa"/>
+            <w:vAlign w:val="center"/>
+          </w:tcPr>
+          <w:p>
+            <w:r>
+              <w:t>Source changed</w:t>
+            </w:r>
+          </w:p>
+        </w:tc>
+        <w:tc>
+          <w:tcPr>
+            <w:tcW w:w="6660" w:type="dxa"/>
+            <w:vAlign w:val="center"/>
+          </w:tcPr>
+          <w:p>
+            <w:pPr>
               <w:cnfStyle w:val="000000000000" w:firstRow="0" w:lastRow="0" w:firstColumn="0" w:lastColumn="0" w:oddVBand="0" w:evenVBand="0" w:oddHBand="0" w:evenHBand="0" w:firstRowFirstColumn="0" w:firstRowLastColumn="0" w:lastRowFirstColumn="0" w:lastRowLastColumn="0"/>
             </w:pPr>
             <w:r>
-              <w:t>The entry is release-approved.</w:t>
+              <w:t>The source changed after a translation existed.</w:t>
             </w:r>
           </w:p>
         </w:tc>
@@ -3086,7 +3151,7 @@
           <w:p>
             <w:r>
               <w:lastRenderedPageBreak/>
-              <w:t>Source changed</w:t>
+              <w:t>Excluded</w:t>
             </w:r>
           </w:p>
         </w:tc>
@@ -3100,38 +3165,6 @@
               <w:cnfStyle w:val="000000100000" w:firstRow="0" w:lastRow="0" w:firstColumn="0" w:lastColumn="0" w:oddVBand="0" w:evenVBand="0" w:oddHBand="1" w:evenHBand="0" w:firstRowFirstColumn="0" w:firstRowLastColumn="0" w:lastRowFirstColumn="0" w:lastRowLastColumn="0"/>
             </w:pPr>
             <w:r>
-              <w:t>The source changed after a translation existed.</w:t>
-            </w:r>
-          </w:p>
-        </w:tc>
-      </w:tr>
-      <w:tr>
-        <w:trPr>
-          <w:cantSplit/>
-          <w:jc w:val="center"/>
-        </w:trPr>
-        <w:tc>
-          <w:tcPr>
-            <w:cnfStyle w:val="001000000000" w:firstRow="0" w:lastRow="0" w:firstColumn="1" w:lastColumn="0" w:oddVBand="0" w:evenVBand="0" w:oddHBand="0" w:evenHBand="0" w:firstRowFirstColumn="0" w:firstRowLastColumn="0" w:lastRowFirstColumn="0" w:lastRowLastColumn="0"/>
-            <w:tcW w:w="2700" w:type="dxa"/>
-            <w:vAlign w:val="center"/>
-          </w:tcPr>
-          <w:p>
-            <w:r>
-              <w:t>Excluded</w:t>
-            </w:r>
-          </w:p>
-        </w:tc>
-        <w:tc>
-          <w:tcPr>
-            <w:tcW w:w="6660" w:type="dxa"/>
-            <w:vAlign w:val="center"/>
-          </w:tcPr>
-          <w:p>
-            <w:pPr>
-              <w:cnfStyle w:val="000000000000" w:firstRow="0" w:lastRow="0" w:firstColumn="0" w:lastColumn="0" w:oddVBand="0" w:evenVBand="0" w:oddHBand="0" w:evenHBand="0" w:firstRowFirstColumn="0" w:firstRowLastColumn="0" w:lastRowFirstColumn="0" w:lastRowLastColumn="0"/>
-            </w:pPr>
-            <w:r>
               <w:t>The entry is intentionally omitted.</w:t>
             </w:r>
           </w:p>
@@ -3139,7 +3172,6 @@
       </w:tr>
       <w:tr>
         <w:trPr>
-          <w:cnfStyle w:val="000000100000" w:firstRow="0" w:lastRow="0" w:firstColumn="0" w:lastColumn="0" w:oddVBand="0" w:evenVBand="0" w:oddHBand="1" w:evenHBand="0" w:firstRowFirstColumn="0" w:firstRowLastColumn="0" w:lastRowFirstColumn="0" w:lastRowLastColumn="0"/>
           <w:cantSplit/>
           <w:jc w:val="center"/>
         </w:trPr>
@@ -3162,7 +3194,7 @@
           </w:tcPr>
           <w:p>
             <w:pPr>
-              <w:cnfStyle w:val="000000100000" w:firstRow="0" w:lastRow="0" w:firstColumn="0" w:lastColumn="0" w:oddVBand="0" w:evenVBand="0" w:oddHBand="1" w:evenHBand="0" w:firstRowFirstColumn="0" w:firstRowLastColumn="0" w:lastRowFirstColumn="0" w:lastRowLastColumn="0"/>
+              <w:cnfStyle w:val="000000000000" w:firstRow="0" w:lastRow="0" w:firstColumn="0" w:lastColumn="0" w:oddVBand="0" w:evenVBand="0" w:oddHBand="0" w:evenHBand="0" w:firstRowFirstColumn="0" w:firstRowLastColumn="0" w:lastRowFirstColumn="0" w:lastRowLastColumn="0"/>
             </w:pPr>
             <w:r>
               <w:t>The source entry no longer exists in the latest scan.</w:t>
@@ -3172,6 +3204,7 @@
       </w:tr>
       <w:tr>
         <w:trPr>
+          <w:cnfStyle w:val="000000100000" w:firstRow="0" w:lastRow="0" w:firstColumn="0" w:lastColumn="0" w:oddVBand="0" w:evenVBand="0" w:oddHBand="1" w:evenHBand="0" w:firstRowFirstColumn="0" w:firstRowLastColumn="0" w:lastRowFirstColumn="0" w:lastRowLastColumn="0"/>
           <w:cantSplit/>
           <w:jc w:val="center"/>
         </w:trPr>
@@ -3194,7 +3227,7 @@
           </w:tcPr>
           <w:p>
             <w:pPr>
-              <w:cnfStyle w:val="000000000000" w:firstRow="0" w:lastRow="0" w:firstColumn="0" w:lastColumn="0" w:oddVBand="0" w:evenVBand="0" w:oddHBand="0" w:evenHBand="0" w:firstRowFirstColumn="0" w:firstRowLastColumn="0" w:lastRowFirstColumn="0" w:lastRowLastColumn="0"/>
+              <w:cnfStyle w:val="000000100000" w:firstRow="0" w:lastRow="0" w:firstColumn="0" w:lastColumn="0" w:oddVBand="0" w:evenVBand="0" w:oddHBand="1" w:evenHBand="0" w:firstRowFirstColumn="0" w:firstRowLastColumn="0" w:lastRowFirstColumn="0" w:lastRowLastColumn="0"/>
             </w:pPr>
             <w:r>
               <w:t>The entry needs correction after a failed operation or check.</w:t>
@@ -3207,9 +3240,9 @@
       <w:pPr>
         <w:pStyle w:val="Heading2"/>
       </w:pPr>
-      <w:bookmarkStart w:id="10" w:name="_Toc237003247"/>
+      <w:bookmarkStart w:id="10" w:name="_Toc237009607"/>
       <w:r>
-        <w:t>5.2 API-free CSV and JSON workflow</w:t>
+        <w:t>5.2 Automatic in-place Codex or Claude workflow</w:t>
       </w:r>
       <w:bookmarkEnd w:id="10"/>
     </w:p>
@@ -3222,7 +3255,7 @@
         </w:numPr>
       </w:pPr>
       <w:r>
-        <w:t>Save the development JSON catalog. It is the lossless canonical record and can be shared with a technically capable translator or AI-assisted workflow.</w:t>
+        <w:t>Save the development catalog, then choose Begin AI Mode.</w:t>
       </w:r>
     </w:p>
     <w:p>
@@ -3234,7 +3267,7 @@
         </w:numPr>
       </w:pPr>
       <w:r>
-        <w:t>Choose Export CSV for an Excel-friendly UTF-8 file. Keep Key, SourceText, SourceChecksum, and RuntimeApplication unchanged; edit only Translation.</w:t>
+        <w:t>The Studio creates a pre-AI recovery snapshot, ensures translation-profile.json, writes an instruction file, locks local catalog edits, and copies the exact prompt.</w:t>
       </w:r>
     </w:p>
     <w:p>
@@ -3246,7 +3279,7 @@
         </w:numPr>
       </w:pPr>
       <w:r>
-        <w:t>Import the returned CSV. The Studio stages the import, rejects duplicate or unknown keys, reports stale source text or checksums, and protects existing Reviewed or Approved work.</w:t>
+        <w:t>Give the prompt to Codex or Claude. The agent reads the catalog and profile and modifies the development JSON directly in place.</w:t>
       </w:r>
     </w:p>
     <w:p>
@@ -3258,7 +3291,7 @@
         </w:numPr>
       </w:pPr>
       <w:r>
-        <w:t>Read the import summary, then explicitly approve Apply. Accepted text enters the catalog as Imported, never Approved.</w:t>
+        <w:t>When the same changed file fingerprint remains stable for two checks, choose Reload AI Work.</w:t>
       </w:r>
     </w:p>
     <w:p>
@@ -3270,7 +3303,19 @@
         </w:numPr>
       </w:pPr>
       <w:r>
-        <w:t>Select each imported entry, review meaning and layout implications, then use Mark Reviewed. Use Approve only after that separate review step.</w:t>
+        <w:t>The Studio compares every protected catalog and entry field with the exact snapshot. Unsafe changes reject the whole reload; allowed translated text, origin, confidence, and review notes are adopted as AI Draft.</w:t>
+      </w:r>
+    </w:p>
+    <w:p>
+      <w:pPr>
+        <w:pStyle w:val="ListNumber"/>
+        <w:numPr>
+          <w:ilvl w:val="0"/>
+          <w:numId w:val="13"/>
+        </w:numPr>
+      </w:pPr>
+      <w:r>
+        <w:t>Resolve only actionable validation exceptions, then export the offline pack. Cancel / Restore returns to the exact pre-AI catalog.</w:t>
       </w:r>
     </w:p>
     <w:tbl>
@@ -3308,10 +3353,10 @@
                 <w:b/>
                 <w:color w:val="234C80"/>
               </w:rPr>
-              <w:t xml:space="preserve">CSV safety. </w:t>
+              <w:t xml:space="preserve">No interchange detour. </w:t>
             </w:r>
             <w:r>
-              <w:t>Translations may contain commas, quotes, Unicode, and embedded line breaks. The Studio quotes every field and imports by stable key rather than row position.</w:t>
+              <w:t>The agent edits the canonical project-local JSON itself. CSV remains available for translation companies and spreadsheet workflows, but it is not required for Codex or Claude.</w:t>
             </w:r>
           </w:p>
         </w:tc>
@@ -3321,9 +3366,9 @@
       <w:pPr>
         <w:pStyle w:val="Heading2"/>
       </w:pPr>
-      <w:bookmarkStart w:id="11" w:name="_Toc237003248"/>
+      <w:bookmarkStart w:id="11" w:name="_Toc237009608"/>
       <w:r>
-        <w:t>5.3 Runtime coverage and suggestions</w:t>
+        <w:t>5.3 Safety, context, and focused review</w:t>
       </w:r>
       <w:bookmarkEnd w:id="11"/>
     </w:p>
@@ -3348,7 +3393,40 @@
         <w:pStyle w:val="ListBullet"/>
       </w:pPr>
       <w:r>
-        <w:t>Translation completeness, linguistic Reviewed/Approved counts, automatic runtime coverage, and manual wiring readiness are reported separately.</w:t>
+        <w:t>Translation origin is independent of Draft, Reviewed, and Approved status. A valid AI result is never silently approved.</w:t>
+      </w:r>
+    </w:p>
+    <w:p>
+      <w:pPr>
+        <w:pStyle w:val="ListBullet"/>
+      </w:pPr>
+      <w:r>
+        <w:t>Only Needs Translation, Source Changed, Error, and existing AI Draft entries are eligible. Machine-translated, Imported, Edited, Reviewed, Approved, Excluded, and Obsolete work is protected.</w:t>
+      </w:r>
+    </w:p>
+    <w:p>
+      <w:pPr>
+        <w:pStyle w:val="ListBullet"/>
+      </w:pPr>
+      <w:r>
+        <w:t>A metadata-only AI confirmation may retain an existing translation that remains correct after a source change; changed entries must identify Codex or Claude and record high, medium, or low confidence.</w:t>
+      </w:r>
+    </w:p>
+    <w:p>
+      <w:pPr>
+        <w:pStyle w:val="ListBullet"/>
+      </w:pPr>
+      <w:r>
+        <w:t>The terminology profile records application context, audience, tone, formality, protected names, and preferred terminology.</w:t>
+      </w:r>
+    </w:p>
+    <w:p>
+      <w:pPr>
+        <w:pStyle w:val="ListBullet"/>
+      </w:pPr>
+      <w:r>
+        <w:lastRenderedPageBreak/>
+        <w:t>Validation focuses on placeholders, accelerators, low confidence, explicit AI review notes, inconsistent repeated terms, source changes, and runtime wiring rather than listing every structurally valid AI draft.</w:t>
       </w:r>
     </w:p>
     <w:p>
@@ -3363,16 +3441,15 @@
       <w:pPr>
         <w:pStyle w:val="Heading1"/>
       </w:pPr>
-      <w:bookmarkStart w:id="12" w:name="_Toc237003249"/>
+      <w:bookmarkStart w:id="12" w:name="_Toc237009609"/>
       <w:r>
-        <w:lastRenderedPageBreak/>
-        <w:t>6. Optional Provider Settings</w:t>
+        <w:t>6. Google and DeepL Provider Alternative</w:t>
       </w:r>
       <w:bookmarkEnd w:id="12"/>
     </w:p>
     <w:p>
       <w:r>
-        <w:t>Provider translation is an optional acquisition method, not a required workflow step. The Studio supports DeepL API Free, DeepL API Pro, and Google Cloud Translation Basic v2. Provider accounts, billing, quotas, prices, and supported languages are controlled by the provider and may change.</w:t>
+        <w:t>When a direct provider is preferred, the Studio supports DeepL API Free, DeepL API Pro, and Google Cloud Translation Basic v2. Provider accounts, billing, quotas, prices, and supported languages are controlled by the provider and may change. Codex/Claude in-place translation does not use these settings.</w:t>
       </w:r>
     </w:p>
     <w:tbl>
@@ -3730,7 +3807,7 @@
       <w:pPr>
         <w:pStyle w:val="Heading1"/>
       </w:pPr>
-      <w:bookmarkStart w:id="13" w:name="_Toc237003250"/>
+      <w:bookmarkStart w:id="13" w:name="_Toc237009610"/>
       <w:r>
         <w:t>7. Obtain and Enter a DeepL API Key</w:t>
       </w:r>
@@ -3801,6 +3878,7 @@
         </w:numPr>
       </w:pPr>
       <w:r>
+        <w:lastRenderedPageBreak/>
         <w:t>Create or sign in to a DeepL account and subscribe to DeepL API Free or DeepL API Pro as appropriate.</w:t>
       </w:r>
     </w:p>
@@ -3837,7 +3915,7 @@
         </w:numPr>
       </w:pPr>
       <w:r>
-        <w:t>In the Studio, choose Optional Provider and select DeepL.</w:t>
+        <w:t>In the Studio, choose Provider Settings and select DeepL.</w:t>
       </w:r>
     </w:p>
     <w:p>
@@ -3849,7 +3927,6 @@
         </w:numPr>
       </w:pPr>
       <w:r>
-        <w:lastRenderedPageBreak/>
         <w:t>Select API Free or API Pro to match the account. Free uses api-free.deepl.com; Pro uses api.deepl.com.</w:t>
       </w:r>
     </w:p>
@@ -3920,7 +3997,7 @@
       <w:pPr>
         <w:pStyle w:val="Heading1"/>
       </w:pPr>
-      <w:bookmarkStart w:id="14" w:name="_Toc237003251"/>
+      <w:bookmarkStart w:id="14" w:name="_Toc237009611"/>
       <w:r>
         <w:t>8. Obtain and Enter a Google API Key</w:t>
       </w:r>
@@ -4063,7 +4140,7 @@
         </w:numPr>
       </w:pPr>
       <w:r>
-        <w:t>In the Studio, choose Optional Provider and select Google Cloud Translation.</w:t>
+        <w:t>In the Studio, choose Provider Settings and select Google Cloud Translation.</w:t>
       </w:r>
     </w:p>
     <w:p>
@@ -4092,6 +4169,7 @@
     </w:p>
     <w:p>
       <w:r>
+        <w:lastRenderedPageBreak/>
         <w:t>Google Cloud Translation setup: https://docs.cloud.google.com/translate/docs/setup</w:t>
       </w:r>
     </w:p>
@@ -4114,10 +4192,9 @@
       <w:pPr>
         <w:pStyle w:val="Heading1"/>
       </w:pPr>
-      <w:bookmarkStart w:id="15" w:name="_Toc237003252"/>
+      <w:bookmarkStart w:id="15" w:name="_Toc237009612"/>
       <w:r>
-        <w:lastRenderedPageBreak/>
-        <w:t>9. Translate Missing Entries</w:t>
+        <w:t>9. Direct Provider Translation</w:t>
       </w:r>
       <w:bookmarkEnd w:id="15"/>
     </w:p>
@@ -4154,7 +4231,7 @@
         </w:numPr>
       </w:pPr>
       <w:r>
-        <w:t>Configure and test a provider under Optional Provider.</w:t>
+        <w:t>Configure and test a provider under Provider Settings.</w:t>
       </w:r>
     </w:p>
     <w:p>
@@ -4166,7 +4243,7 @@
         </w:numPr>
       </w:pPr>
       <w:r>
-        <w:t>Choose Optional Provider Translation on the Languages page.</w:t>
+        <w:t>Choose Google / DeepL Translation on the Translate page.</w:t>
       </w:r>
     </w:p>
     <w:p>
@@ -4277,7 +4354,7 @@
       <w:pPr>
         <w:pStyle w:val="Heading1"/>
       </w:pPr>
-      <w:bookmarkStart w:id="16" w:name="_Toc237003253"/>
+      <w:bookmarkStart w:id="16" w:name="_Toc237009613"/>
       <w:r>
         <w:t>10. Validate and Export</w:t>
       </w:r>
@@ -4352,8 +4429,9 @@
       <w:pPr>
         <w:pStyle w:val="Heading1"/>
       </w:pPr>
-      <w:bookmarkStart w:id="17" w:name="_Toc237003254"/>
+      <w:bookmarkStart w:id="17" w:name="_Toc237009614"/>
       <w:r>
+        <w:lastRenderedPageBreak/>
         <w:t>11. Integrate a Target Application</w:t>
       </w:r>
       <w:bookmarkEnd w:id="17"/>
@@ -4408,7 +4486,6 @@
         </w:numPr>
       </w:pPr>
       <w:r>
-        <w:lastRenderedPageBreak/>
         <w:t>Choose Generate Preview. Select every changed file and read its line-numbered original/proposed text. Newly generated files are shown in full.</w:t>
       </w:r>
     </w:p>
@@ -4476,7 +4553,7 @@
       <w:pPr>
         <w:pStyle w:val="Heading2"/>
       </w:pPr>
-      <w:bookmarkStart w:id="18" w:name="_Toc237003255"/>
+      <w:bookmarkStart w:id="18" w:name="_Toc237009615"/>
       <w:r>
         <w:t>11.1 Runtime files and preferences</w:t>
       </w:r>
@@ -4526,7 +4603,7 @@
       <w:pPr>
         <w:pStyle w:val="Heading1"/>
       </w:pPr>
-      <w:bookmarkStart w:id="19" w:name="_Toc237003256"/>
+      <w:bookmarkStart w:id="19" w:name="_Toc237009616"/>
       <w:r>
         <w:t>12. Translate the Studio Itself</w:t>
       </w:r>
@@ -4613,6 +4690,7 @@
         </w:numPr>
       </w:pPr>
       <w:r>
+        <w:lastRenderedPageBreak/>
         <w:t>Select the new language. The preference is applied on the next launch.</w:t>
       </w:r>
     </w:p>
@@ -4625,9 +4703,8 @@
       <w:pPr>
         <w:pStyle w:val="Heading1"/>
       </w:pPr>
-      <w:bookmarkStart w:id="20" w:name="_Toc237003257"/>
+      <w:bookmarkStart w:id="20" w:name="_Toc237009617"/>
       <w:r>
-        <w:lastRenderedPageBreak/>
         <w:t>13. Troubleshooting</w:t>
       </w:r>
       <w:bookmarkEnd w:id="20"/>
@@ -5019,8 +5096,9 @@
       <w:pPr>
         <w:pStyle w:val="Heading1"/>
       </w:pPr>
-      <w:bookmarkStart w:id="21" w:name="_Toc237003258"/>
+      <w:bookmarkStart w:id="21" w:name="_Toc237009618"/>
       <w:r>
+        <w:lastRenderedPageBreak/>
         <w:t>14. Security and Privacy</w:t>
       </w:r>
       <w:bookmarkEnd w:id="21"/>
@@ -5070,7 +5148,6 @@
         <w:pStyle w:val="ListBullet"/>
       </w:pPr>
       <w:r>
-        <w:lastRenderedPageBreak/>
         <w:t>Catalogs, runtime packs, deployment packages, logs, backups, and Git should contain no key.</w:t>
       </w:r>
     </w:p>
@@ -5086,7 +5163,7 @@
       <w:pPr>
         <w:pStyle w:val="Heading1"/>
       </w:pPr>
-      <w:bookmarkStart w:id="22" w:name="_Toc237003259"/>
+      <w:bookmarkStart w:id="22" w:name="_Toc237009619"/>
       <w:r>
         <w:t>15. File and Folder Reference</w:t>
       </w:r>
@@ -5382,7 +5459,7 @@
       <w:pPr>
         <w:pStyle w:val="Heading1"/>
       </w:pPr>
-      <w:bookmarkStart w:id="23" w:name="_Toc237003260"/>
+      <w:bookmarkStart w:id="23" w:name="_Toc237009620"/>
       <w:r>
         <w:t>16. Provider Reference and Change Notice</w:t>
       </w:r>
@@ -5812,88 +5889,88 @@
       </w:rPr>
     </w:lvl>
   </w:abstractNum>
-  <w:num w:numId="1" w16cid:durableId="634337771">
+  <w:num w:numId="1" w16cid:durableId="1470243485">
     <w:abstractNumId w:val="8"/>
   </w:num>
-  <w:num w:numId="2" w16cid:durableId="827094684">
+  <w:num w:numId="2" w16cid:durableId="1987661007">
     <w:abstractNumId w:val="6"/>
   </w:num>
-  <w:num w:numId="3" w16cid:durableId="1807745645">
+  <w:num w:numId="3" w16cid:durableId="1139111484">
     <w:abstractNumId w:val="5"/>
   </w:num>
-  <w:num w:numId="4" w16cid:durableId="1525946537">
+  <w:num w:numId="4" w16cid:durableId="2109613914">
     <w:abstractNumId w:val="4"/>
   </w:num>
-  <w:num w:numId="5" w16cid:durableId="2019774366">
+  <w:num w:numId="5" w16cid:durableId="498813701">
     <w:abstractNumId w:val="7"/>
   </w:num>
-  <w:num w:numId="6" w16cid:durableId="36007359">
+  <w:num w:numId="6" w16cid:durableId="391542937">
     <w:abstractNumId w:val="3"/>
   </w:num>
-  <w:num w:numId="7" w16cid:durableId="2080664586">
+  <w:num w:numId="7" w16cid:durableId="1746025547">
     <w:abstractNumId w:val="2"/>
   </w:num>
-  <w:num w:numId="8" w16cid:durableId="478154372">
+  <w:num w:numId="8" w16cid:durableId="2011641378">
     <w:abstractNumId w:val="1"/>
   </w:num>
-  <w:num w:numId="9" w16cid:durableId="718435446">
+  <w:num w:numId="9" w16cid:durableId="6296664">
     <w:abstractNumId w:val="0"/>
   </w:num>
-  <w:num w:numId="10" w16cid:durableId="1454251916">
+  <w:num w:numId="10" w16cid:durableId="428082666">
     <w:abstractNumId w:val="7"/>
     <w:lvlOverride w:ilvl="0">
       <w:startOverride w:val="1"/>
     </w:lvlOverride>
   </w:num>
-  <w:num w:numId="11" w16cid:durableId="101462624">
+  <w:num w:numId="11" w16cid:durableId="1458983159">
     <w:abstractNumId w:val="7"/>
     <w:lvlOverride w:ilvl="0">
       <w:startOverride w:val="1"/>
     </w:lvlOverride>
   </w:num>
-  <w:num w:numId="12" w16cid:durableId="1492255389">
+  <w:num w:numId="12" w16cid:durableId="545066381">
     <w:abstractNumId w:val="7"/>
     <w:lvlOverride w:ilvl="0">
       <w:startOverride w:val="1"/>
     </w:lvlOverride>
   </w:num>
-  <w:num w:numId="13" w16cid:durableId="417216269">
+  <w:num w:numId="13" w16cid:durableId="878589183">
     <w:abstractNumId w:val="7"/>
     <w:lvlOverride w:ilvl="0">
       <w:startOverride w:val="1"/>
     </w:lvlOverride>
   </w:num>
-  <w:num w:numId="14" w16cid:durableId="843478792">
+  <w:num w:numId="14" w16cid:durableId="61366674">
     <w:abstractNumId w:val="7"/>
     <w:lvlOverride w:ilvl="0">
       <w:startOverride w:val="1"/>
     </w:lvlOverride>
   </w:num>
-  <w:num w:numId="15" w16cid:durableId="1192495622">
+  <w:num w:numId="15" w16cid:durableId="1276210454">
     <w:abstractNumId w:val="7"/>
     <w:lvlOverride w:ilvl="0">
       <w:startOverride w:val="1"/>
     </w:lvlOverride>
   </w:num>
-  <w:num w:numId="16" w16cid:durableId="719936374">
+  <w:num w:numId="16" w16cid:durableId="1673529272">
     <w:abstractNumId w:val="7"/>
     <w:lvlOverride w:ilvl="0">
       <w:startOverride w:val="1"/>
     </w:lvlOverride>
   </w:num>
-  <w:num w:numId="17" w16cid:durableId="365370273">
+  <w:num w:numId="17" w16cid:durableId="928857039">
     <w:abstractNumId w:val="7"/>
     <w:lvlOverride w:ilvl="0">
       <w:startOverride w:val="1"/>
     </w:lvlOverride>
   </w:num>
-  <w:num w:numId="18" w16cid:durableId="1164782144">
+  <w:num w:numId="18" w16cid:durableId="425542956">
     <w:abstractNumId w:val="7"/>
     <w:lvlOverride w:ilvl="0">
       <w:startOverride w:val="1"/>
     </w:lvlOverride>
   </w:num>
-  <w:num w:numId="19" w16cid:durableId="1144391669">
+  <w:num w:numId="19" w16cid:durableId="1592547703">
     <w:abstractNumId w:val="7"/>
     <w:lvlOverride w:ilvl="0">
       <w:startOverride w:val="1"/>
@@ -17320,7 +17397,7 @@
     <w:autoRedefine/>
     <w:uiPriority w:val="39"/>
     <w:unhideWhenUsed/>
-    <w:rsid w:val="00AA1926"/>
+    <w:rsid w:val="00173628"/>
     <w:pPr>
       <w:spacing w:after="100"/>
     </w:pPr>
@@ -17332,7 +17409,7 @@
     <w:autoRedefine/>
     <w:uiPriority w:val="39"/>
     <w:unhideWhenUsed/>
-    <w:rsid w:val="00AA1926"/>
+    <w:rsid w:val="00173628"/>
     <w:pPr>
       <w:spacing w:after="100"/>
       <w:ind w:left="220"/>
@@ -17343,7 +17420,7 @@
     <w:basedOn w:val="DefaultParagraphFont"/>
     <w:uiPriority w:val="99"/>
     <w:unhideWhenUsed/>
-    <w:rsid w:val="00AA1926"/>
+    <w:rsid w:val="00173628"/>
     <w:rPr>
       <w:color w:val="0000FF" w:themeColor="hyperlink"/>
       <w:u w:val="single"/>

--- a/docs/guides/Delphi App Translation Studio User Guide.docx
+++ b/docs/guides/Delphi App Translation Studio User Guide.docx
@@ -13,7 +13,7 @@
           <w:noProof/>
         </w:rPr>
         <w:drawing>
-          <wp:inline distT="0" distB="0" distL="0" distR="0" wp14:anchorId="51480473" wp14:editId="52DF8439">
+          <wp:inline distT="0" distB="0" distL="0" distR="0" wp14:anchorId="05662227" wp14:editId="3A38D875">
             <wp:extent cx="1371600" cy="1371600"/>
             <wp:effectExtent l="0" t="0" r="0" b="0"/>
             <wp:docPr id="1" name="Picture 1"/>
@@ -149,7 +149,7 @@
       <w:pPr>
         <w:pStyle w:val="Heading1"/>
       </w:pPr>
-      <w:bookmarkStart w:id="0" w:name="_Toc237009597"/>
+      <w:bookmarkStart w:id="0" w:name="_Toc237016583"/>
       <w:r>
         <w:lastRenderedPageBreak/>
         <w:t>Table of Contents</w:t>
@@ -163,13 +163,7 @@
           <w:tab w:val="right" w:leader="dot" w:pos="9350"/>
         </w:tabs>
         <w:rPr>
-          <w:rFonts w:asciiTheme="minorHAnsi" w:hAnsiTheme="minorHAnsi"/>
           <w:noProof/>
-          <w:color w:val="auto"/>
-          <w:kern w:val="2"/>
-          <w:sz w:val="24"/>
-          <w:szCs w:val="24"/>
-          <w14:ligatures w14:val="standardContextual"/>
         </w:rPr>
       </w:pPr>
       <w:r>
@@ -181,7 +175,7 @@
       <w:r>
         <w:fldChar w:fldCharType="separate"/>
       </w:r>
-      <w:hyperlink w:anchor="_Toc237009597" w:history="1">
+      <w:hyperlink w:anchor="_Toc237016583" w:history="1">
         <w:r>
           <w:rPr>
             <w:rStyle w:val="Hyperlink"/>
@@ -208,7 +202,7 @@
             <w:noProof/>
             <w:webHidden/>
           </w:rPr>
-          <w:instrText xml:space="preserve"> PAGEREF _Toc237009597 \h </w:instrText>
+          <w:instrText xml:space="preserve"> PAGEREF _Toc237016583 \h </w:instrText>
         </w:r>
         <w:r>
           <w:rPr>
@@ -246,16 +240,10 @@
           <w:tab w:val="right" w:leader="dot" w:pos="9350"/>
         </w:tabs>
         <w:rPr>
-          <w:rFonts w:asciiTheme="minorHAnsi" w:hAnsiTheme="minorHAnsi"/>
           <w:noProof/>
-          <w:color w:val="auto"/>
-          <w:kern w:val="2"/>
-          <w:sz w:val="24"/>
-          <w:szCs w:val="24"/>
-          <w14:ligatures w14:val="standardContextual"/>
         </w:rPr>
       </w:pPr>
-      <w:hyperlink w:anchor="_Toc237009598" w:history="1">
+      <w:hyperlink w:anchor="_Toc237016584" w:history="1">
         <w:r>
           <w:rPr>
             <w:rStyle w:val="Hyperlink"/>
@@ -282,7 +270,7 @@
             <w:noProof/>
             <w:webHidden/>
           </w:rPr>
-          <w:instrText xml:space="preserve"> PAGEREF _Toc237009598 \h </w:instrText>
+          <w:instrText xml:space="preserve"> PAGEREF _Toc237016584 \h </w:instrText>
         </w:r>
         <w:r>
           <w:rPr>
@@ -320,16 +308,10 @@
           <w:tab w:val="right" w:leader="dot" w:pos="9350"/>
         </w:tabs>
         <w:rPr>
-          <w:rFonts w:asciiTheme="minorHAnsi" w:hAnsiTheme="minorHAnsi"/>
           <w:noProof/>
-          <w:color w:val="auto"/>
-          <w:kern w:val="2"/>
-          <w:sz w:val="24"/>
-          <w:szCs w:val="24"/>
-          <w14:ligatures w14:val="standardContextual"/>
         </w:rPr>
       </w:pPr>
-      <w:hyperlink w:anchor="_Toc237009599" w:history="1">
+      <w:hyperlink w:anchor="_Toc237016585" w:history="1">
         <w:r>
           <w:rPr>
             <w:rStyle w:val="Hyperlink"/>
@@ -356,7 +338,7 @@
             <w:noProof/>
             <w:webHidden/>
           </w:rPr>
-          <w:instrText xml:space="preserve"> PAGEREF _Toc237009599 \h </w:instrText>
+          <w:instrText xml:space="preserve"> PAGEREF _Toc237016585 \h </w:instrText>
         </w:r>
         <w:r>
           <w:rPr>
@@ -394,16 +376,10 @@
           <w:tab w:val="right" w:leader="dot" w:pos="9350"/>
         </w:tabs>
         <w:rPr>
-          <w:rFonts w:asciiTheme="minorHAnsi" w:hAnsiTheme="minorHAnsi"/>
           <w:noProof/>
-          <w:color w:val="auto"/>
-          <w:kern w:val="2"/>
-          <w:sz w:val="24"/>
-          <w:szCs w:val="24"/>
-          <w14:ligatures w14:val="standardContextual"/>
         </w:rPr>
       </w:pPr>
-      <w:hyperlink w:anchor="_Toc237009600" w:history="1">
+      <w:hyperlink w:anchor="_Toc237016586" w:history="1">
         <w:r>
           <w:rPr>
             <w:rStyle w:val="Hyperlink"/>
@@ -430,7 +406,7 @@
             <w:noProof/>
             <w:webHidden/>
           </w:rPr>
-          <w:instrText xml:space="preserve"> PAGEREF _Toc237009600 \h </w:instrText>
+          <w:instrText xml:space="preserve"> PAGEREF _Toc237016586 \h </w:instrText>
         </w:r>
         <w:r>
           <w:rPr>
@@ -468,16 +444,10 @@
           <w:tab w:val="right" w:leader="dot" w:pos="9350"/>
         </w:tabs>
         <w:rPr>
-          <w:rFonts w:asciiTheme="minorHAnsi" w:hAnsiTheme="minorHAnsi"/>
           <w:noProof/>
-          <w:color w:val="auto"/>
-          <w:kern w:val="2"/>
-          <w:sz w:val="24"/>
-          <w:szCs w:val="24"/>
-          <w14:ligatures w14:val="standardContextual"/>
         </w:rPr>
       </w:pPr>
-      <w:hyperlink w:anchor="_Toc237009601" w:history="1">
+      <w:hyperlink w:anchor="_Toc237016587" w:history="1">
         <w:r>
           <w:rPr>
             <w:rStyle w:val="Hyperlink"/>
@@ -504,7 +474,7 @@
             <w:noProof/>
             <w:webHidden/>
           </w:rPr>
-          <w:instrText xml:space="preserve"> PAGEREF _Toc237009601 \h </w:instrText>
+          <w:instrText xml:space="preserve"> PAGEREF _Toc237016587 \h </w:instrText>
         </w:r>
         <w:r>
           <w:rPr>
@@ -542,16 +512,10 @@
           <w:tab w:val="right" w:leader="dot" w:pos="9350"/>
         </w:tabs>
         <w:rPr>
-          <w:rFonts w:asciiTheme="minorHAnsi" w:hAnsiTheme="minorHAnsi"/>
           <w:noProof/>
-          <w:color w:val="auto"/>
-          <w:kern w:val="2"/>
-          <w:sz w:val="24"/>
-          <w:szCs w:val="24"/>
-          <w14:ligatures w14:val="standardContextual"/>
         </w:rPr>
       </w:pPr>
-      <w:hyperlink w:anchor="_Toc237009602" w:history="1">
+      <w:hyperlink w:anchor="_Toc237016588" w:history="1">
         <w:r>
           <w:rPr>
             <w:rStyle w:val="Hyperlink"/>
@@ -578,7 +542,7 @@
             <w:noProof/>
             <w:webHidden/>
           </w:rPr>
-          <w:instrText xml:space="preserve"> PAGEREF _Toc237009602 \h </w:instrText>
+          <w:instrText xml:space="preserve"> PAGEREF _Toc237016588 \h </w:instrText>
         </w:r>
         <w:r>
           <w:rPr>
@@ -616,16 +580,10 @@
           <w:tab w:val="right" w:leader="dot" w:pos="9350"/>
         </w:tabs>
         <w:rPr>
-          <w:rFonts w:asciiTheme="minorHAnsi" w:hAnsiTheme="minorHAnsi"/>
           <w:noProof/>
-          <w:color w:val="auto"/>
-          <w:kern w:val="2"/>
-          <w:sz w:val="24"/>
-          <w:szCs w:val="24"/>
-          <w14:ligatures w14:val="standardContextual"/>
         </w:rPr>
       </w:pPr>
-      <w:hyperlink w:anchor="_Toc237009603" w:history="1">
+      <w:hyperlink w:anchor="_Toc237016589" w:history="1">
         <w:r>
           <w:rPr>
             <w:rStyle w:val="Hyperlink"/>
@@ -652,7 +610,7 @@
             <w:noProof/>
             <w:webHidden/>
           </w:rPr>
-          <w:instrText xml:space="preserve"> PAGEREF _Toc237009603 \h </w:instrText>
+          <w:instrText xml:space="preserve"> PAGEREF _Toc237016589 \h </w:instrText>
         </w:r>
         <w:r>
           <w:rPr>
@@ -690,16 +648,10 @@
           <w:tab w:val="right" w:leader="dot" w:pos="9350"/>
         </w:tabs>
         <w:rPr>
-          <w:rFonts w:asciiTheme="minorHAnsi" w:hAnsiTheme="minorHAnsi"/>
           <w:noProof/>
-          <w:color w:val="auto"/>
-          <w:kern w:val="2"/>
-          <w:sz w:val="24"/>
-          <w:szCs w:val="24"/>
-          <w14:ligatures w14:val="standardContextual"/>
         </w:rPr>
       </w:pPr>
-      <w:hyperlink w:anchor="_Toc237009604" w:history="1">
+      <w:hyperlink w:anchor="_Toc237016590" w:history="1">
         <w:r>
           <w:rPr>
             <w:rStyle w:val="Hyperlink"/>
@@ -726,7 +678,7 @@
             <w:noProof/>
             <w:webHidden/>
           </w:rPr>
-          <w:instrText xml:space="preserve"> PAGEREF _Toc237009604 \h </w:instrText>
+          <w:instrText xml:space="preserve"> PAGEREF _Toc237016590 \h </w:instrText>
         </w:r>
         <w:r>
           <w:rPr>
@@ -746,7 +698,7 @@
             <w:noProof/>
             <w:webHidden/>
           </w:rPr>
-          <w:t>2</w:t>
+          <w:t>3</w:t>
         </w:r>
         <w:r>
           <w:rPr>
@@ -764,16 +716,10 @@
           <w:tab w:val="right" w:leader="dot" w:pos="9350"/>
         </w:tabs>
         <w:rPr>
-          <w:rFonts w:asciiTheme="minorHAnsi" w:hAnsiTheme="minorHAnsi"/>
           <w:noProof/>
-          <w:color w:val="auto"/>
-          <w:kern w:val="2"/>
-          <w:sz w:val="24"/>
-          <w:szCs w:val="24"/>
-          <w14:ligatures w14:val="standardContextual"/>
         </w:rPr>
       </w:pPr>
-      <w:hyperlink w:anchor="_Toc237009605" w:history="1">
+      <w:hyperlink w:anchor="_Toc237016591" w:history="1">
         <w:r>
           <w:rPr>
             <w:rStyle w:val="Hyperlink"/>
@@ -800,7 +746,7 @@
             <w:noProof/>
             <w:webHidden/>
           </w:rPr>
-          <w:instrText xml:space="preserve"> PAGEREF _Toc237009605 \h </w:instrText>
+          <w:instrText xml:space="preserve"> PAGEREF _Toc237016591 \h </w:instrText>
         </w:r>
         <w:r>
           <w:rPr>
@@ -838,16 +784,10 @@
           <w:tab w:val="right" w:leader="dot" w:pos="9350"/>
         </w:tabs>
         <w:rPr>
-          <w:rFonts w:asciiTheme="minorHAnsi" w:hAnsiTheme="minorHAnsi"/>
           <w:noProof/>
-          <w:color w:val="auto"/>
-          <w:kern w:val="2"/>
-          <w:sz w:val="24"/>
-          <w:szCs w:val="24"/>
-          <w14:ligatures w14:val="standardContextual"/>
         </w:rPr>
       </w:pPr>
-      <w:hyperlink w:anchor="_Toc237009606" w:history="1">
+      <w:hyperlink w:anchor="_Toc237016592" w:history="1">
         <w:r>
           <w:rPr>
             <w:rStyle w:val="Hyperlink"/>
@@ -874,7 +814,7 @@
             <w:noProof/>
             <w:webHidden/>
           </w:rPr>
-          <w:instrText xml:space="preserve"> PAGEREF _Toc237009606 \h </w:instrText>
+          <w:instrText xml:space="preserve"> PAGEREF _Toc237016592 \h </w:instrText>
         </w:r>
         <w:r>
           <w:rPr>
@@ -912,16 +852,10 @@
           <w:tab w:val="right" w:leader="dot" w:pos="9350"/>
         </w:tabs>
         <w:rPr>
-          <w:rFonts w:asciiTheme="minorHAnsi" w:hAnsiTheme="minorHAnsi"/>
           <w:noProof/>
-          <w:color w:val="auto"/>
-          <w:kern w:val="2"/>
-          <w:sz w:val="24"/>
-          <w:szCs w:val="24"/>
-          <w14:ligatures w14:val="standardContextual"/>
         </w:rPr>
       </w:pPr>
-      <w:hyperlink w:anchor="_Toc237009607" w:history="1">
+      <w:hyperlink w:anchor="_Toc237016593" w:history="1">
         <w:r>
           <w:rPr>
             <w:rStyle w:val="Hyperlink"/>
@@ -948,7 +882,7 @@
             <w:noProof/>
             <w:webHidden/>
           </w:rPr>
-          <w:instrText xml:space="preserve"> PAGEREF _Toc237009607 \h </w:instrText>
+          <w:instrText xml:space="preserve"> PAGEREF _Toc237016593 \h </w:instrText>
         </w:r>
         <w:r>
           <w:rPr>
@@ -986,16 +920,10 @@
           <w:tab w:val="right" w:leader="dot" w:pos="9350"/>
         </w:tabs>
         <w:rPr>
-          <w:rFonts w:asciiTheme="minorHAnsi" w:hAnsiTheme="minorHAnsi"/>
           <w:noProof/>
-          <w:color w:val="auto"/>
-          <w:kern w:val="2"/>
-          <w:sz w:val="24"/>
-          <w:szCs w:val="24"/>
-          <w14:ligatures w14:val="standardContextual"/>
         </w:rPr>
       </w:pPr>
-      <w:hyperlink w:anchor="_Toc237009608" w:history="1">
+      <w:hyperlink w:anchor="_Toc237016594" w:history="1">
         <w:r>
           <w:rPr>
             <w:rStyle w:val="Hyperlink"/>
@@ -1022,7 +950,7 @@
             <w:noProof/>
             <w:webHidden/>
           </w:rPr>
-          <w:instrText xml:space="preserve"> PAGEREF _Toc237009608 \h </w:instrText>
+          <w:instrText xml:space="preserve"> PAGEREF _Toc237016594 \h </w:instrText>
         </w:r>
         <w:r>
           <w:rPr>
@@ -1060,22 +988,16 @@
           <w:tab w:val="right" w:leader="dot" w:pos="9350"/>
         </w:tabs>
         <w:rPr>
-          <w:rFonts w:asciiTheme="minorHAnsi" w:hAnsiTheme="minorHAnsi"/>
           <w:noProof/>
-          <w:color w:val="auto"/>
-          <w:kern w:val="2"/>
-          <w:sz w:val="24"/>
-          <w:szCs w:val="24"/>
-          <w14:ligatures w14:val="standardContextual"/>
         </w:rPr>
       </w:pPr>
-      <w:hyperlink w:anchor="_Toc237009609" w:history="1">
+      <w:hyperlink w:anchor="_Toc237016595" w:history="1">
         <w:r>
           <w:rPr>
             <w:rStyle w:val="Hyperlink"/>
             <w:noProof/>
           </w:rPr>
-          <w:t>6. Google and DeepL Provider Alternative</w:t>
+          <w:t>6. Engine Settings and Provider Alternative</w:t>
         </w:r>
         <w:r>
           <w:rPr>
@@ -1096,7 +1018,7 @@
             <w:noProof/>
             <w:webHidden/>
           </w:rPr>
-          <w:instrText xml:space="preserve"> PAGEREF _Toc237009609 \h </w:instrText>
+          <w:instrText xml:space="preserve"> PAGEREF _Toc237016595 \h </w:instrText>
         </w:r>
         <w:r>
           <w:rPr>
@@ -1134,16 +1056,10 @@
           <w:tab w:val="right" w:leader="dot" w:pos="9350"/>
         </w:tabs>
         <w:rPr>
-          <w:rFonts w:asciiTheme="minorHAnsi" w:hAnsiTheme="minorHAnsi"/>
           <w:noProof/>
-          <w:color w:val="auto"/>
-          <w:kern w:val="2"/>
-          <w:sz w:val="24"/>
-          <w:szCs w:val="24"/>
-          <w14:ligatures w14:val="standardContextual"/>
         </w:rPr>
       </w:pPr>
-      <w:hyperlink w:anchor="_Toc237009610" w:history="1">
+      <w:hyperlink w:anchor="_Toc237016596" w:history="1">
         <w:r>
           <w:rPr>
             <w:rStyle w:val="Hyperlink"/>
@@ -1170,7 +1086,7 @@
             <w:noProof/>
             <w:webHidden/>
           </w:rPr>
-          <w:instrText xml:space="preserve"> PAGEREF _Toc237009610 \h </w:instrText>
+          <w:instrText xml:space="preserve"> PAGEREF _Toc237016596 \h </w:instrText>
         </w:r>
         <w:r>
           <w:rPr>
@@ -1190,7 +1106,7 @@
             <w:noProof/>
             <w:webHidden/>
           </w:rPr>
-          <w:t>5</w:t>
+          <w:t>6</w:t>
         </w:r>
         <w:r>
           <w:rPr>
@@ -1208,16 +1124,10 @@
           <w:tab w:val="right" w:leader="dot" w:pos="9350"/>
         </w:tabs>
         <w:rPr>
-          <w:rFonts w:asciiTheme="minorHAnsi" w:hAnsiTheme="minorHAnsi"/>
           <w:noProof/>
-          <w:color w:val="auto"/>
-          <w:kern w:val="2"/>
-          <w:sz w:val="24"/>
-          <w:szCs w:val="24"/>
-          <w14:ligatures w14:val="standardContextual"/>
         </w:rPr>
       </w:pPr>
-      <w:hyperlink w:anchor="_Toc237009611" w:history="1">
+      <w:hyperlink w:anchor="_Toc237016597" w:history="1">
         <w:r>
           <w:rPr>
             <w:rStyle w:val="Hyperlink"/>
@@ -1244,7 +1154,7 @@
             <w:noProof/>
             <w:webHidden/>
           </w:rPr>
-          <w:instrText xml:space="preserve"> PAGEREF _Toc237009611 \h </w:instrText>
+          <w:instrText xml:space="preserve"> PAGEREF _Toc237016597 \h </w:instrText>
         </w:r>
         <w:r>
           <w:rPr>
@@ -1264,7 +1174,7 @@
             <w:noProof/>
             <w:webHidden/>
           </w:rPr>
-          <w:t>6</w:t>
+          <w:t>7</w:t>
         </w:r>
         <w:r>
           <w:rPr>
@@ -1282,16 +1192,10 @@
           <w:tab w:val="right" w:leader="dot" w:pos="9350"/>
         </w:tabs>
         <w:rPr>
-          <w:rFonts w:asciiTheme="minorHAnsi" w:hAnsiTheme="minorHAnsi"/>
           <w:noProof/>
-          <w:color w:val="auto"/>
-          <w:kern w:val="2"/>
-          <w:sz w:val="24"/>
-          <w:szCs w:val="24"/>
-          <w14:ligatures w14:val="standardContextual"/>
         </w:rPr>
       </w:pPr>
-      <w:hyperlink w:anchor="_Toc237009612" w:history="1">
+      <w:hyperlink w:anchor="_Toc237016598" w:history="1">
         <w:r>
           <w:rPr>
             <w:rStyle w:val="Hyperlink"/>
@@ -1318,7 +1222,7 @@
             <w:noProof/>
             <w:webHidden/>
           </w:rPr>
-          <w:instrText xml:space="preserve"> PAGEREF _Toc237009612 \h </w:instrText>
+          <w:instrText xml:space="preserve"> PAGEREF _Toc237016598 \h </w:instrText>
         </w:r>
         <w:r>
           <w:rPr>
@@ -1356,16 +1260,10 @@
           <w:tab w:val="right" w:leader="dot" w:pos="9350"/>
         </w:tabs>
         <w:rPr>
-          <w:rFonts w:asciiTheme="minorHAnsi" w:hAnsiTheme="minorHAnsi"/>
           <w:noProof/>
-          <w:color w:val="auto"/>
-          <w:kern w:val="2"/>
-          <w:sz w:val="24"/>
-          <w:szCs w:val="24"/>
-          <w14:ligatures w14:val="standardContextual"/>
         </w:rPr>
       </w:pPr>
-      <w:hyperlink w:anchor="_Toc237009613" w:history="1">
+      <w:hyperlink w:anchor="_Toc237016599" w:history="1">
         <w:r>
           <w:rPr>
             <w:rStyle w:val="Hyperlink"/>
@@ -1392,7 +1290,7 @@
             <w:noProof/>
             <w:webHidden/>
           </w:rPr>
-          <w:instrText xml:space="preserve"> PAGEREF _Toc237009613 \h </w:instrText>
+          <w:instrText xml:space="preserve"> PAGEREF _Toc237016599 \h </w:instrText>
         </w:r>
         <w:r>
           <w:rPr>
@@ -1412,7 +1310,7 @@
             <w:noProof/>
             <w:webHidden/>
           </w:rPr>
-          <w:t>7</w:t>
+          <w:t>8</w:t>
         </w:r>
         <w:r>
           <w:rPr>
@@ -1430,16 +1328,10 @@
           <w:tab w:val="right" w:leader="dot" w:pos="9350"/>
         </w:tabs>
         <w:rPr>
-          <w:rFonts w:asciiTheme="minorHAnsi" w:hAnsiTheme="minorHAnsi"/>
           <w:noProof/>
-          <w:color w:val="auto"/>
-          <w:kern w:val="2"/>
-          <w:sz w:val="24"/>
-          <w:szCs w:val="24"/>
-          <w14:ligatures w14:val="standardContextual"/>
         </w:rPr>
       </w:pPr>
-      <w:hyperlink w:anchor="_Toc237009614" w:history="1">
+      <w:hyperlink w:anchor="_Toc237016600" w:history="1">
         <w:r>
           <w:rPr>
             <w:rStyle w:val="Hyperlink"/>
@@ -1466,7 +1358,7 @@
             <w:noProof/>
             <w:webHidden/>
           </w:rPr>
-          <w:instrText xml:space="preserve"> PAGEREF _Toc237009614 \h </w:instrText>
+          <w:instrText xml:space="preserve"> PAGEREF _Toc237016600 \h </w:instrText>
         </w:r>
         <w:r>
           <w:rPr>
@@ -1504,16 +1396,10 @@
           <w:tab w:val="right" w:leader="dot" w:pos="9350"/>
         </w:tabs>
         <w:rPr>
-          <w:rFonts w:asciiTheme="minorHAnsi" w:hAnsiTheme="minorHAnsi"/>
           <w:noProof/>
-          <w:color w:val="auto"/>
-          <w:kern w:val="2"/>
-          <w:sz w:val="24"/>
-          <w:szCs w:val="24"/>
-          <w14:ligatures w14:val="standardContextual"/>
         </w:rPr>
       </w:pPr>
-      <w:hyperlink w:anchor="_Toc237009615" w:history="1">
+      <w:hyperlink w:anchor="_Toc237016601" w:history="1">
         <w:r>
           <w:rPr>
             <w:rStyle w:val="Hyperlink"/>
@@ -1540,7 +1426,7 @@
             <w:noProof/>
             <w:webHidden/>
           </w:rPr>
-          <w:instrText xml:space="preserve"> PAGEREF _Toc237009615 \h </w:instrText>
+          <w:instrText xml:space="preserve"> PAGEREF _Toc237016601 \h </w:instrText>
         </w:r>
         <w:r>
           <w:rPr>
@@ -1560,7 +1446,7 @@
             <w:noProof/>
             <w:webHidden/>
           </w:rPr>
-          <w:t>8</w:t>
+          <w:t>9</w:t>
         </w:r>
         <w:r>
           <w:rPr>
@@ -1578,16 +1464,10 @@
           <w:tab w:val="right" w:leader="dot" w:pos="9350"/>
         </w:tabs>
         <w:rPr>
-          <w:rFonts w:asciiTheme="minorHAnsi" w:hAnsiTheme="minorHAnsi"/>
           <w:noProof/>
-          <w:color w:val="auto"/>
-          <w:kern w:val="2"/>
-          <w:sz w:val="24"/>
-          <w:szCs w:val="24"/>
-          <w14:ligatures w14:val="standardContextual"/>
         </w:rPr>
       </w:pPr>
-      <w:hyperlink w:anchor="_Toc237009616" w:history="1">
+      <w:hyperlink w:anchor="_Toc237016602" w:history="1">
         <w:r>
           <w:rPr>
             <w:rStyle w:val="Hyperlink"/>
@@ -1614,7 +1494,7 @@
             <w:noProof/>
             <w:webHidden/>
           </w:rPr>
-          <w:instrText xml:space="preserve"> PAGEREF _Toc237009616 \h </w:instrText>
+          <w:instrText xml:space="preserve"> PAGEREF _Toc237016602 \h </w:instrText>
         </w:r>
         <w:r>
           <w:rPr>
@@ -1634,7 +1514,7 @@
             <w:noProof/>
             <w:webHidden/>
           </w:rPr>
-          <w:t>8</w:t>
+          <w:t>9</w:t>
         </w:r>
         <w:r>
           <w:rPr>
@@ -1652,16 +1532,10 @@
           <w:tab w:val="right" w:leader="dot" w:pos="9350"/>
         </w:tabs>
         <w:rPr>
-          <w:rFonts w:asciiTheme="minorHAnsi" w:hAnsiTheme="minorHAnsi"/>
           <w:noProof/>
-          <w:color w:val="auto"/>
-          <w:kern w:val="2"/>
-          <w:sz w:val="24"/>
-          <w:szCs w:val="24"/>
-          <w14:ligatures w14:val="standardContextual"/>
         </w:rPr>
       </w:pPr>
-      <w:hyperlink w:anchor="_Toc237009617" w:history="1">
+      <w:hyperlink w:anchor="_Toc237016603" w:history="1">
         <w:r>
           <w:rPr>
             <w:rStyle w:val="Hyperlink"/>
@@ -1688,7 +1562,7 @@
             <w:noProof/>
             <w:webHidden/>
           </w:rPr>
-          <w:instrText xml:space="preserve"> PAGEREF _Toc237009617 \h </w:instrText>
+          <w:instrText xml:space="preserve"> PAGEREF _Toc237016603 \h </w:instrText>
         </w:r>
         <w:r>
           <w:rPr>
@@ -1726,16 +1600,10 @@
           <w:tab w:val="right" w:leader="dot" w:pos="9350"/>
         </w:tabs>
         <w:rPr>
-          <w:rFonts w:asciiTheme="minorHAnsi" w:hAnsiTheme="minorHAnsi"/>
           <w:noProof/>
-          <w:color w:val="auto"/>
-          <w:kern w:val="2"/>
-          <w:sz w:val="24"/>
-          <w:szCs w:val="24"/>
-          <w14:ligatures w14:val="standardContextual"/>
         </w:rPr>
       </w:pPr>
-      <w:hyperlink w:anchor="_Toc237009618" w:history="1">
+      <w:hyperlink w:anchor="_Toc237016604" w:history="1">
         <w:r>
           <w:rPr>
             <w:rStyle w:val="Hyperlink"/>
@@ -1762,7 +1630,7 @@
             <w:noProof/>
             <w:webHidden/>
           </w:rPr>
-          <w:instrText xml:space="preserve"> PAGEREF _Toc237009618 \h </w:instrText>
+          <w:instrText xml:space="preserve"> PAGEREF _Toc237016604 \h </w:instrText>
         </w:r>
         <w:r>
           <w:rPr>
@@ -1800,16 +1668,10 @@
           <w:tab w:val="right" w:leader="dot" w:pos="9350"/>
         </w:tabs>
         <w:rPr>
-          <w:rFonts w:asciiTheme="minorHAnsi" w:hAnsiTheme="minorHAnsi"/>
           <w:noProof/>
-          <w:color w:val="auto"/>
-          <w:kern w:val="2"/>
-          <w:sz w:val="24"/>
-          <w:szCs w:val="24"/>
-          <w14:ligatures w14:val="standardContextual"/>
         </w:rPr>
       </w:pPr>
-      <w:hyperlink w:anchor="_Toc237009619" w:history="1">
+      <w:hyperlink w:anchor="_Toc237016605" w:history="1">
         <w:r>
           <w:rPr>
             <w:rStyle w:val="Hyperlink"/>
@@ -1836,7 +1698,7 @@
             <w:noProof/>
             <w:webHidden/>
           </w:rPr>
-          <w:instrText xml:space="preserve"> PAGEREF _Toc237009619 \h </w:instrText>
+          <w:instrText xml:space="preserve"> PAGEREF _Toc237016605 \h </w:instrText>
         </w:r>
         <w:r>
           <w:rPr>
@@ -1874,16 +1736,10 @@
           <w:tab w:val="right" w:leader="dot" w:pos="9350"/>
         </w:tabs>
         <w:rPr>
-          <w:rFonts w:asciiTheme="minorHAnsi" w:hAnsiTheme="minorHAnsi"/>
           <w:noProof/>
-          <w:color w:val="auto"/>
-          <w:kern w:val="2"/>
-          <w:sz w:val="24"/>
-          <w:szCs w:val="24"/>
-          <w14:ligatures w14:val="standardContextual"/>
         </w:rPr>
       </w:pPr>
-      <w:hyperlink w:anchor="_Toc237009620" w:history="1">
+      <w:hyperlink w:anchor="_Toc237016606" w:history="1">
         <w:r>
           <w:rPr>
             <w:rStyle w:val="Hyperlink"/>
@@ -1910,7 +1766,7 @@
             <w:noProof/>
             <w:webHidden/>
           </w:rPr>
-          <w:instrText xml:space="preserve"> PAGEREF _Toc237009620 \h </w:instrText>
+          <w:instrText xml:space="preserve"> PAGEREF _Toc237016606 \h </w:instrText>
         </w:r>
         <w:r>
           <w:rPr>
@@ -1930,7 +1786,7 @@
             <w:noProof/>
             <w:webHidden/>
           </w:rPr>
-          <w:t>10</w:t>
+          <w:t>11</w:t>
         </w:r>
         <w:r>
           <w:rPr>
@@ -1963,7 +1819,7 @@
       <w:pPr>
         <w:pStyle w:val="Heading1"/>
       </w:pPr>
-      <w:bookmarkStart w:id="1" w:name="_Toc237009598"/>
+      <w:bookmarkStart w:id="1" w:name="_Toc237016584"/>
       <w:r>
         <w:lastRenderedPageBreak/>
         <w:t>1. Welcome</w:t>
@@ -2009,6 +1865,9 @@
           <w:p>
             <w:pPr>
               <w:pStyle w:val="Callout"/>
+              <w:rPr>
+                <w:rFonts w:hint="eastAsia"/>
+              </w:rPr>
             </w:pPr>
             <w:r>
               <w:rPr>
@@ -2028,7 +1887,7 @@
       <w:pPr>
         <w:pStyle w:val="Heading2"/>
       </w:pPr>
-      <w:bookmarkStart w:id="2" w:name="_Toc237009599"/>
+      <w:bookmarkStart w:id="2" w:name="_Toc237016585"/>
       <w:r>
         <w:t>1.1 What the Studio changes</w:t>
       </w:r>
@@ -2078,7 +1937,7 @@
       <w:pPr>
         <w:pStyle w:val="Heading1"/>
       </w:pPr>
-      <w:bookmarkStart w:id="3" w:name="_Toc237009600"/>
+      <w:bookmarkStart w:id="3" w:name="_Toc237016586"/>
       <w:r>
         <w:t>2. Installation and Startup</w:t>
       </w:r>
@@ -2098,7 +1957,7 @@
       <w:pPr>
         <w:pStyle w:val="Heading2"/>
       </w:pPr>
-      <w:bookmarkStart w:id="4" w:name="_Toc237009601"/>
+      <w:bookmarkStart w:id="4" w:name="_Toc237016587"/>
       <w:r>
         <w:t>2.1 First launch</w:t>
       </w:r>
@@ -2137,16 +1996,16 @@
         </w:numPr>
       </w:pPr>
       <w:r>
-        <w:t>Use the left workflow panel. The blue selection bar follows Project, Scan, Translate, Validation, Export, Integration, and Provider Settings.</w:t>
+        <w:lastRenderedPageBreak/>
+        <w:t>The Studio opens maximized. Use the left workflow panel; every page expands into the available workspace and the blue selection bar follows Project, Scan, Translate, Validation, Export, Integration, and Engine Settings.</w:t>
       </w:r>
     </w:p>
     <w:p>
       <w:pPr>
         <w:pStyle w:val="Heading1"/>
       </w:pPr>
-      <w:bookmarkStart w:id="5" w:name="_Toc237009602"/>
+      <w:bookmarkStart w:id="5" w:name="_Toc237016588"/>
       <w:r>
-        <w:lastRenderedPageBreak/>
         <w:t>3. The End-to-End Workflow</w:t>
       </w:r>
       <w:bookmarkEnd w:id="5"/>
@@ -2347,7 +2206,7 @@
               <w:cnfStyle w:val="000000100000" w:firstRow="0" w:lastRow="0" w:firstColumn="0" w:lastColumn="0" w:oddVBand="0" w:evenVBand="0" w:oddHBand="1" w:evenHBand="0" w:firstRowFirstColumn="0" w:firstRowLastColumn="0" w:lastRowFirstColumn="0" w:lastRowLastColumn="0"/>
             </w:pPr>
             <w:r>
-              <w:t>Create a catalog and coordinate in-place AI translation.</w:t>
+              <w:t>Select a language and run automatic in-place agent translation.</w:t>
             </w:r>
           </w:p>
         </w:tc>
@@ -2519,7 +2378,7 @@
           </w:tcPr>
           <w:p>
             <w:r>
-              <w:t>Provider Settings</w:t>
+              <w:t>7 Engine Settings</w:t>
             </w:r>
           </w:p>
         </w:tc>
@@ -2533,7 +2392,7 @@
               <w:cnfStyle w:val="000000100000" w:firstRow="0" w:lastRow="0" w:firstColumn="0" w:lastColumn="0" w:oddVBand="0" w:evenVBand="0" w:oddHBand="1" w:evenHBand="0" w:firstRowFirstColumn="0" w:firstRowLastColumn="0" w:lastRowFirstColumn="0" w:lastRowLastColumn="0"/>
             </w:pPr>
             <w:r>
-              <w:t>Configure Google or DeepL as an alternative.</w:t>
+              <w:t>Configure Codex CLI or Claude Code; optionally configure Google or DeepL.</w:t>
             </w:r>
           </w:p>
         </w:tc>
@@ -2547,7 +2406,7 @@
               <w:cnfStyle w:val="000000100000" w:firstRow="0" w:lastRow="0" w:firstColumn="0" w:lastColumn="0" w:oddVBand="0" w:evenVBand="0" w:oddHBand="1" w:evenHBand="0" w:firstRowFirstColumn="0" w:firstRowLastColumn="0" w:lastRowFirstColumn="0" w:lastRowLastColumn="0"/>
             </w:pPr>
             <w:r>
-              <w:t>Direct-provider drafts</w:t>
+              <w:t>Automatic agent or direct-provider drafts</w:t>
             </w:r>
           </w:p>
         </w:tc>
@@ -2557,7 +2416,7 @@
       <w:pPr>
         <w:pStyle w:val="Heading1"/>
       </w:pPr>
-      <w:bookmarkStart w:id="6" w:name="_Toc237009603"/>
+      <w:bookmarkStart w:id="6" w:name="_Toc237016589"/>
       <w:r>
         <w:t>4. Open and Scan a Project</w:t>
       </w:r>
@@ -2652,6 +2511,9 @@
           <w:p>
             <w:pPr>
               <w:pStyle w:val="Callout"/>
+              <w:rPr>
+                <w:rFonts w:hint="eastAsia"/>
+              </w:rPr>
             </w:pPr>
             <w:r>
               <w:rPr>
@@ -2671,8 +2533,9 @@
       <w:pPr>
         <w:pStyle w:val="Heading2"/>
       </w:pPr>
-      <w:bookmarkStart w:id="7" w:name="_Toc237009604"/>
+      <w:bookmarkStart w:id="7" w:name="_Toc237016590"/>
       <w:r>
+        <w:lastRenderedPageBreak/>
         <w:t>4.1 Text that is collected</w:t>
       </w:r>
       <w:bookmarkEnd w:id="7"/>
@@ -2706,7 +2569,6 @@
         <w:pStyle w:val="ListBullet"/>
       </w:pPr>
       <w:r>
-        <w:lastRenderedPageBreak/>
         <w:t>Locale metadata such as date, time, number, and currency formatting is entered on the Languages page rather than guessed from UI text.</w:t>
       </w:r>
     </w:p>
@@ -2714,7 +2576,7 @@
       <w:pPr>
         <w:pStyle w:val="Heading1"/>
       </w:pPr>
-      <w:bookmarkStart w:id="8" w:name="_Toc237009605"/>
+      <w:bookmarkStart w:id="8" w:name="_Toc237016591"/>
       <w:r>
         <w:t>5. Create and Edit a Language Catalog</w:t>
       </w:r>
@@ -2741,7 +2603,7 @@
         </w:numPr>
       </w:pPr>
       <w:r>
-        <w:t>Enter the source language, normally en-US.</w:t>
+        <w:t>Select the source language, normally English (United States) [en-US].</w:t>
       </w:r>
     </w:p>
     <w:p>
@@ -2753,7 +2615,7 @@
         </w:numPr>
       </w:pPr>
       <w:r>
-        <w:t>Enter a target locale such as it-IT, de-DE, fr-FR, or es-ES.</w:t>
+        <w:t>Select the target language from the built-in language list. The Studio records its locale code and native name.</w:t>
       </w:r>
     </w:p>
     <w:p>
@@ -2765,7 +2627,7 @@
         </w:numPr>
       </w:pPr>
       <w:r>
-        <w:t>Enter the language's native name, such as Italiano or Deutsch.</w:t>
+        <w:t>Review the automatically selected left-to-right or right-to-left direction.</w:t>
       </w:r>
     </w:p>
     <w:p>
@@ -2777,7 +2639,7 @@
         </w:numPr>
       </w:pPr>
       <w:r>
-        <w:t>Leave direction as ltr unless the target requires right-to-left metadata.</w:t>
+        <w:t>Review or edit the date, time, decimal, thousands, and currency fields. Blank fields are initially populated from Delphi TFormatSettings for the target locale.</w:t>
       </w:r>
     </w:p>
     <w:p>
@@ -2789,19 +2651,7 @@
         </w:numPr>
       </w:pPr>
       <w:r>
-        <w:t>Review or edit the date, time, decimal, thousands, and currency fields. Blank fields are initially populated from Delphi TFormatSettings for the target locale.</w:t>
-      </w:r>
-    </w:p>
-    <w:p>
-      <w:pPr>
-        <w:pStyle w:val="ListNumber"/>
-        <w:numPr>
-          <w:ilvl w:val="0"/>
-          <w:numId w:val="12"/>
-        </w:numPr>
-      </w:pPr>
-      <w:r>
-        <w:t>Choose Create / Save.</w:t>
+        <w:t>Choose Save.</w:t>
       </w:r>
     </w:p>
     <w:p>
@@ -2813,7 +2663,7 @@
       <w:pPr>
         <w:pStyle w:val="Heading2"/>
       </w:pPr>
-      <w:bookmarkStart w:id="9" w:name="_Toc237009606"/>
+      <w:bookmarkStart w:id="9" w:name="_Toc237016592"/>
       <w:r>
         <w:t>5.1 Translation statuses</w:t>
       </w:r>
@@ -3085,6 +2935,7 @@
           </w:tcPr>
           <w:p>
             <w:r>
+              <w:lastRenderedPageBreak/>
               <w:t>Approved</w:t>
             </w:r>
           </w:p>
@@ -3150,7 +3001,6 @@
           </w:tcPr>
           <w:p>
             <w:r>
-              <w:lastRenderedPageBreak/>
               <w:t>Excluded</w:t>
             </w:r>
           </w:p>
@@ -3240,7 +3090,7 @@
       <w:pPr>
         <w:pStyle w:val="Heading2"/>
       </w:pPr>
-      <w:bookmarkStart w:id="10" w:name="_Toc237009607"/>
+      <w:bookmarkStart w:id="10" w:name="_Toc237016593"/>
       <w:r>
         <w:t>5.2 Automatic in-place Codex or Claude workflow</w:t>
       </w:r>
@@ -3255,7 +3105,7 @@
         </w:numPr>
       </w:pPr>
       <w:r>
-        <w:t>Save the development catalog, then choose Begin AI Mode.</w:t>
+        <w:t>Open Engine Settings and select Codex CLI or Claude Code.</w:t>
       </w:r>
     </w:p>
     <w:p>
@@ -3267,7 +3117,7 @@
         </w:numPr>
       </w:pPr>
       <w:r>
-        <w:t>The Studio creates a pre-AI recovery snapshot, ensures translation-profile.json, writes an instruction file, locks local catalog edits, and copies the exact prompt.</w:t>
+        <w:t>Install and sign in to that command-line agent using its normal vendor instructions. Browse to the executable or choose Detect, then choose Check Installation. The Studio stores only the executable path, engine, and model choice - never the agent's credentials.</w:t>
       </w:r>
     </w:p>
     <w:p>
@@ -3279,7 +3129,7 @@
         </w:numPr>
       </w:pPr>
       <w:r>
-        <w:t>Give the prompt to Codex or Claude. The agent reads the catalog and profile and modifies the development JSON directly in place.</w:t>
+        <w:t>Return to Translate, select the target language, and choose Translate Automatically.</w:t>
       </w:r>
     </w:p>
     <w:p>
@@ -3291,7 +3141,7 @@
         </w:numPr>
       </w:pPr>
       <w:r>
-        <w:t>When the same changed file fingerprint remains stable for two checks, choose Reload AI Work.</w:t>
+        <w:t>The Studio saves the catalog, creates an exact recovery snapshot and terminology profile, starts the signed-in agent in the target project directory, supplies the protected translation contract through standard input, and monitors the process and catalog.</w:t>
       </w:r>
     </w:p>
     <w:p>
@@ -3303,7 +3153,7 @@
         </w:numPr>
       </w:pPr>
       <w:r>
-        <w:t>The Studio compares every protected catalog and entry field with the exact snapshot. Unsafe changes reject the whole reload; allowed translated text, origin, confidence, and review notes are adopted as AI Draft.</w:t>
+        <w:t>When the agent exits successfully, the Studio verifies every protected field, adopts only allowed translation changes as AI Draft, saves the canonical JSON, removes the recovery snapshot, refreshes the page, and runs validation.</w:t>
       </w:r>
     </w:p>
     <w:p>
@@ -3315,7 +3165,7 @@
         </w:numPr>
       </w:pPr>
       <w:r>
-        <w:t>Resolve only actionable validation exceptions, then export the offline pack. Cancel / Restore returns to the exact pre-AI catalog.</w:t>
+        <w:t>If the process fails or Cancel Translation is chosen, the Studio terminates only that child process and restores the exact pre-translation catalog. Prompt and Reload remain recovery/diagnostic actions, not required normal steps.</w:t>
       </w:r>
     </w:p>
     <w:tbl>
@@ -3347,6 +3197,9 @@
           <w:p>
             <w:pPr>
               <w:pStyle w:val="Callout"/>
+              <w:rPr>
+                <w:rFonts w:hint="eastAsia"/>
+              </w:rPr>
             </w:pPr>
             <w:r>
               <w:rPr>
@@ -3356,7 +3209,7 @@
               <w:t xml:space="preserve">No interchange detour. </w:t>
             </w:r>
             <w:r>
-              <w:t>The agent edits the canonical project-local JSON itself. CSV remains available for translation companies and spreadsheet workflows, but it is not required for Codex or Claude.</w:t>
+              <w:t>The installed agent edits the canonical project-local JSON itself. CSV remains available for translation companies and spreadsheet workflows, but it is not required for Codex or Claude. The automatic path uses the developer's existing agent sign-in rather than a translation-provider API key.</w:t>
             </w:r>
           </w:p>
         </w:tc>
@@ -3366,7 +3219,7 @@
       <w:pPr>
         <w:pStyle w:val="Heading2"/>
       </w:pPr>
-      <w:bookmarkStart w:id="11" w:name="_Toc237009608"/>
+      <w:bookmarkStart w:id="11" w:name="_Toc237016594"/>
       <w:r>
         <w:t>5.3 Safety, context, and focused review</w:t>
       </w:r>
@@ -3401,6 +3254,7 @@
         <w:pStyle w:val="ListBullet"/>
       </w:pPr>
       <w:r>
+        <w:lastRenderedPageBreak/>
         <w:t>Only Needs Translation, Source Changed, Error, and existing AI Draft entries are eligible. Machine-translated, Imported, Edited, Reviewed, Approved, Excluded, and Obsolete work is protected.</w:t>
       </w:r>
     </w:p>
@@ -3425,7 +3279,6 @@
         <w:pStyle w:val="ListBullet"/>
       </w:pPr>
       <w:r>
-        <w:lastRenderedPageBreak/>
         <w:t>Validation focuses on placeholders, accelerators, low confidence, explicit AI review notes, inconsistent repeated terms, source changes, and runtime wiring rather than listing every structurally valid AI draft.</w:t>
       </w:r>
     </w:p>
@@ -3441,15 +3294,20 @@
       <w:pPr>
         <w:pStyle w:val="Heading1"/>
       </w:pPr>
-      <w:bookmarkStart w:id="12" w:name="_Toc237009609"/>
+      <w:bookmarkStart w:id="12" w:name="_Toc237016595"/>
       <w:r>
-        <w:t>6. Google and DeepL Provider Alternative</w:t>
+        <w:t>6. Engine Settings and Provider Alternative</w:t>
       </w:r>
       <w:bookmarkEnd w:id="12"/>
     </w:p>
     <w:p>
       <w:r>
-        <w:t>When a direct provider is preferred, the Studio supports DeepL API Free, DeepL API Pro, and Google Cloud Translation Basic v2. Provider accounts, billing, quotas, prices, and supported languages are controlled by the provider and may change. Codex/Claude in-place translation does not use these settings.</w:t>
+        <w:t>The primary Engine Settings controls select an installed Codex CLI or Claude Code executable and the default model. Detect searches supported command-line locations; Browse accepts an explicit .exe, .cmd, or .bat; Check Installation runs the agent's version command. The developer signs in using the agent's own supported login flow before starting translation.</w:t>
+      </w:r>
+    </w:p>
+    <w:p>
+      <w:r>
+        <w:t>When a direct provider is preferred, the same page also supports DeepL API Free, DeepL API Pro, and Google Cloud Translation Basic v2. Provider accounts, billing, quotas, prices, and supported languages are controlled by the provider and may change. Codex/Claude automatic translation does not use these API-key settings.</w:t>
       </w:r>
     </w:p>
     <w:tbl>
@@ -3718,6 +3576,7 @@
           </w:tcPr>
           <w:p>
             <w:r>
+              <w:lastRenderedPageBreak/>
               <w:t>Test Connection</w:t>
             </w:r>
           </w:p>
@@ -3807,7 +3666,7 @@
       <w:pPr>
         <w:pStyle w:val="Heading1"/>
       </w:pPr>
-      <w:bookmarkStart w:id="13" w:name="_Toc237009610"/>
+      <w:bookmarkStart w:id="13" w:name="_Toc237016596"/>
       <w:r>
         <w:t>7. Obtain and Enter a DeepL API Key</w:t>
       </w:r>
@@ -3842,6 +3701,9 @@
           <w:p>
             <w:pPr>
               <w:pStyle w:val="Callout"/>
+              <w:rPr>
+                <w:rFonts w:hint="eastAsia"/>
+              </w:rPr>
             </w:pPr>
             <w:r>
               <w:rPr>
@@ -3878,7 +3740,6 @@
         </w:numPr>
       </w:pPr>
       <w:r>
-        <w:lastRenderedPageBreak/>
         <w:t>Create or sign in to a DeepL account and subscribe to DeepL API Free or DeepL API Pro as appropriate.</w:t>
       </w:r>
     </w:p>
@@ -3915,7 +3776,7 @@
         </w:numPr>
       </w:pPr>
       <w:r>
-        <w:t>In the Studio, choose Provider Settings and select DeepL.</w:t>
+        <w:t>In the Studio, choose Engine Settings and select DeepL in the optional provider area.</w:t>
       </w:r>
     </w:p>
     <w:p>
@@ -3997,8 +3858,9 @@
       <w:pPr>
         <w:pStyle w:val="Heading1"/>
       </w:pPr>
-      <w:bookmarkStart w:id="14" w:name="_Toc237009611"/>
+      <w:bookmarkStart w:id="14" w:name="_Toc237016597"/>
       <w:r>
+        <w:lastRenderedPageBreak/>
         <w:t>8. Obtain and Enter a Google API Key</w:t>
       </w:r>
       <w:bookmarkEnd w:id="14"/>
@@ -4032,6 +3894,9 @@
           <w:p>
             <w:pPr>
               <w:pStyle w:val="Callout"/>
+              <w:rPr>
+                <w:rFonts w:hint="eastAsia"/>
+              </w:rPr>
             </w:pPr>
             <w:r>
               <w:rPr>
@@ -4140,7 +4005,7 @@
         </w:numPr>
       </w:pPr>
       <w:r>
-        <w:t>In the Studio, choose Provider Settings and select Google Cloud Translation.</w:t>
+        <w:t>In the Studio, choose Engine Settings and select Google Cloud Translation in the optional provider area.</w:t>
       </w:r>
     </w:p>
     <w:p>
@@ -4169,7 +4034,6 @@
     </w:p>
     <w:p>
       <w:r>
-        <w:lastRenderedPageBreak/>
         <w:t>Google Cloud Translation setup: https://docs.cloud.google.com/translate/docs/setup</w:t>
       </w:r>
     </w:p>
@@ -4192,7 +4056,7 @@
       <w:pPr>
         <w:pStyle w:val="Heading1"/>
       </w:pPr>
-      <w:bookmarkStart w:id="15" w:name="_Toc237009612"/>
+      <w:bookmarkStart w:id="15" w:name="_Toc237016598"/>
       <w:r>
         <w:t>9. Direct Provider Translation</w:t>
       </w:r>
@@ -4231,7 +4095,7 @@
         </w:numPr>
       </w:pPr>
       <w:r>
-        <w:t>Configure and test a provider under Provider Settings.</w:t>
+        <w:t>Configure and test a provider under Engine Settings.</w:t>
       </w:r>
     </w:p>
     <w:p>
@@ -4303,6 +4167,7 @@
         </w:numPr>
       </w:pPr>
       <w:r>
+        <w:lastRenderedPageBreak/>
         <w:t>Save the catalog and run Validation.</w:t>
       </w:r>
     </w:p>
@@ -4335,6 +4200,9 @@
           <w:p>
             <w:pPr>
               <w:pStyle w:val="Callout"/>
+              <w:rPr>
+                <w:rFonts w:hint="eastAsia"/>
+              </w:rPr>
             </w:pPr>
             <w:r>
               <w:rPr>
@@ -4354,7 +4222,7 @@
       <w:pPr>
         <w:pStyle w:val="Heading1"/>
       </w:pPr>
-      <w:bookmarkStart w:id="16" w:name="_Toc237009613"/>
+      <w:bookmarkStart w:id="16" w:name="_Toc237016599"/>
       <w:r>
         <w:t>10. Validate and Export</w:t>
       </w:r>
@@ -4429,9 +4297,8 @@
       <w:pPr>
         <w:pStyle w:val="Heading1"/>
       </w:pPr>
-      <w:bookmarkStart w:id="17" w:name="_Toc237009614"/>
+      <w:bookmarkStart w:id="17" w:name="_Toc237016600"/>
       <w:r>
-        <w:lastRenderedPageBreak/>
         <w:t>11. Integrate a Target Application</w:t>
       </w:r>
       <w:bookmarkEnd w:id="17"/>
@@ -4553,8 +4420,9 @@
       <w:pPr>
         <w:pStyle w:val="Heading2"/>
       </w:pPr>
-      <w:bookmarkStart w:id="18" w:name="_Toc237009615"/>
+      <w:bookmarkStart w:id="18" w:name="_Toc237016601"/>
       <w:r>
+        <w:lastRenderedPageBreak/>
         <w:t>11.1 Runtime files and preferences</w:t>
       </w:r>
       <w:bookmarkEnd w:id="18"/>
@@ -4603,7 +4471,7 @@
       <w:pPr>
         <w:pStyle w:val="Heading1"/>
       </w:pPr>
-      <w:bookmarkStart w:id="19" w:name="_Toc237009616"/>
+      <w:bookmarkStart w:id="19" w:name="_Toc237016602"/>
       <w:r>
         <w:t>12. Translate the Studio Itself</w:t>
       </w:r>
@@ -4690,7 +4558,6 @@
         </w:numPr>
       </w:pPr>
       <w:r>
-        <w:lastRenderedPageBreak/>
         <w:t>Select the new language. The preference is applied on the next launch.</w:t>
       </w:r>
     </w:p>
@@ -4703,7 +4570,7 @@
       <w:pPr>
         <w:pStyle w:val="Heading1"/>
       </w:pPr>
-      <w:bookmarkStart w:id="20" w:name="_Toc237009617"/>
+      <w:bookmarkStart w:id="20" w:name="_Toc237016603"/>
       <w:r>
         <w:t>13. Troubleshooting</w:t>
       </w:r>
@@ -4910,6 +4777,7 @@
           </w:tcPr>
           <w:p>
             <w:r>
+              <w:lastRenderedPageBreak/>
               <w:t>DeepL test fails only on one plan</w:t>
             </w:r>
           </w:p>
@@ -5096,9 +4964,8 @@
       <w:pPr>
         <w:pStyle w:val="Heading1"/>
       </w:pPr>
-      <w:bookmarkStart w:id="21" w:name="_Toc237009618"/>
+      <w:bookmarkStart w:id="21" w:name="_Toc237016604"/>
       <w:r>
-        <w:lastRenderedPageBreak/>
         <w:t>14. Security and Privacy</w:t>
       </w:r>
       <w:bookmarkEnd w:id="21"/>
@@ -5163,7 +5030,7 @@
       <w:pPr>
         <w:pStyle w:val="Heading1"/>
       </w:pPr>
-      <w:bookmarkStart w:id="22" w:name="_Toc237009619"/>
+      <w:bookmarkStart w:id="22" w:name="_Toc237016605"/>
       <w:r>
         <w:t>15. File and Folder Reference</w:t>
       </w:r>
@@ -5305,6 +5172,7 @@
           </w:tcPr>
           <w:p>
             <w:r>
+              <w:lastRenderedPageBreak/>
               <w:t>export</w:t>
             </w:r>
           </w:p>
@@ -5459,7 +5327,7 @@
       <w:pPr>
         <w:pStyle w:val="Heading1"/>
       </w:pPr>
-      <w:bookmarkStart w:id="23" w:name="_Toc237009620"/>
+      <w:bookmarkStart w:id="23" w:name="_Toc237016606"/>
       <w:r>
         <w:t>16. Provider Reference and Change Notice</w:t>
       </w:r>
@@ -5889,88 +5757,88 @@
       </w:rPr>
     </w:lvl>
   </w:abstractNum>
-  <w:num w:numId="1" w16cid:durableId="1470243485">
+  <w:num w:numId="1" w16cid:durableId="438837757">
     <w:abstractNumId w:val="8"/>
   </w:num>
-  <w:num w:numId="2" w16cid:durableId="1987661007">
+  <w:num w:numId="2" w16cid:durableId="1145391645">
     <w:abstractNumId w:val="6"/>
   </w:num>
-  <w:num w:numId="3" w16cid:durableId="1139111484">
+  <w:num w:numId="3" w16cid:durableId="1419983016">
     <w:abstractNumId w:val="5"/>
   </w:num>
-  <w:num w:numId="4" w16cid:durableId="2109613914">
+  <w:num w:numId="4" w16cid:durableId="1866674377">
     <w:abstractNumId w:val="4"/>
   </w:num>
-  <w:num w:numId="5" w16cid:durableId="498813701">
+  <w:num w:numId="5" w16cid:durableId="1498955487">
     <w:abstractNumId w:val="7"/>
   </w:num>
-  <w:num w:numId="6" w16cid:durableId="391542937">
+  <w:num w:numId="6" w16cid:durableId="1384864290">
     <w:abstractNumId w:val="3"/>
   </w:num>
-  <w:num w:numId="7" w16cid:durableId="1746025547">
+  <w:num w:numId="7" w16cid:durableId="1028484245">
     <w:abstractNumId w:val="2"/>
   </w:num>
-  <w:num w:numId="8" w16cid:durableId="2011641378">
+  <w:num w:numId="8" w16cid:durableId="1912079729">
     <w:abstractNumId w:val="1"/>
   </w:num>
-  <w:num w:numId="9" w16cid:durableId="6296664">
+  <w:num w:numId="9" w16cid:durableId="1011177673">
     <w:abstractNumId w:val="0"/>
   </w:num>
-  <w:num w:numId="10" w16cid:durableId="428082666">
+  <w:num w:numId="10" w16cid:durableId="383256889">
     <w:abstractNumId w:val="7"/>
     <w:lvlOverride w:ilvl="0">
       <w:startOverride w:val="1"/>
     </w:lvlOverride>
   </w:num>
-  <w:num w:numId="11" w16cid:durableId="1458983159">
+  <w:num w:numId="11" w16cid:durableId="1205797284">
     <w:abstractNumId w:val="7"/>
     <w:lvlOverride w:ilvl="0">
       <w:startOverride w:val="1"/>
     </w:lvlOverride>
   </w:num>
-  <w:num w:numId="12" w16cid:durableId="545066381">
+  <w:num w:numId="12" w16cid:durableId="899636088">
     <w:abstractNumId w:val="7"/>
     <w:lvlOverride w:ilvl="0">
       <w:startOverride w:val="1"/>
     </w:lvlOverride>
   </w:num>
-  <w:num w:numId="13" w16cid:durableId="878589183">
+  <w:num w:numId="13" w16cid:durableId="825904072">
     <w:abstractNumId w:val="7"/>
     <w:lvlOverride w:ilvl="0">
       <w:startOverride w:val="1"/>
     </w:lvlOverride>
   </w:num>
-  <w:num w:numId="14" w16cid:durableId="61366674">
+  <w:num w:numId="14" w16cid:durableId="1953634419">
     <w:abstractNumId w:val="7"/>
     <w:lvlOverride w:ilvl="0">
       <w:startOverride w:val="1"/>
     </w:lvlOverride>
   </w:num>
-  <w:num w:numId="15" w16cid:durableId="1276210454">
+  <w:num w:numId="15" w16cid:durableId="399595241">
     <w:abstractNumId w:val="7"/>
     <w:lvlOverride w:ilvl="0">
       <w:startOverride w:val="1"/>
     </w:lvlOverride>
   </w:num>
-  <w:num w:numId="16" w16cid:durableId="1673529272">
+  <w:num w:numId="16" w16cid:durableId="835876840">
     <w:abstractNumId w:val="7"/>
     <w:lvlOverride w:ilvl="0">
       <w:startOverride w:val="1"/>
     </w:lvlOverride>
   </w:num>
-  <w:num w:numId="17" w16cid:durableId="928857039">
+  <w:num w:numId="17" w16cid:durableId="1571161194">
     <w:abstractNumId w:val="7"/>
     <w:lvlOverride w:ilvl="0">
       <w:startOverride w:val="1"/>
     </w:lvlOverride>
   </w:num>
-  <w:num w:numId="18" w16cid:durableId="425542956">
+  <w:num w:numId="18" w16cid:durableId="665402836">
     <w:abstractNumId w:val="7"/>
     <w:lvlOverride w:ilvl="0">
       <w:startOverride w:val="1"/>
     </w:lvlOverride>
   </w:num>
-  <w:num w:numId="19" w16cid:durableId="1592547703">
+  <w:num w:numId="19" w16cid:durableId="755050961">
     <w:abstractNumId w:val="7"/>
     <w:lvlOverride w:ilvl="0">
       <w:startOverride w:val="1"/>
@@ -17397,7 +17265,7 @@
     <w:autoRedefine/>
     <w:uiPriority w:val="39"/>
     <w:unhideWhenUsed/>
-    <w:rsid w:val="00173628"/>
+    <w:rsid w:val="00021F28"/>
     <w:pPr>
       <w:spacing w:after="100"/>
     </w:pPr>
@@ -17409,7 +17277,7 @@
     <w:autoRedefine/>
     <w:uiPriority w:val="39"/>
     <w:unhideWhenUsed/>
-    <w:rsid w:val="00173628"/>
+    <w:rsid w:val="00021F28"/>
     <w:pPr>
       <w:spacing w:after="100"/>
       <w:ind w:left="220"/>
@@ -17420,7 +17288,7 @@
     <w:basedOn w:val="DefaultParagraphFont"/>
     <w:uiPriority w:val="99"/>
     <w:unhideWhenUsed/>
-    <w:rsid w:val="00173628"/>
+    <w:rsid w:val="00021F28"/>
     <w:rPr>
       <w:color w:val="0000FF" w:themeColor="hyperlink"/>
       <w:u w:val="single"/>

--- a/docs/guides/Delphi App Translation Studio User Guide.docx
+++ b/docs/guides/Delphi App Translation Studio User Guide.docx
@@ -13,7 +13,7 @@
           <w:noProof/>
         </w:rPr>
         <w:drawing>
-          <wp:inline distT="0" distB="0" distL="0" distR="0" wp14:anchorId="05662227" wp14:editId="3A38D875">
+          <wp:inline distT="0" distB="0" distL="0" distR="0" wp14:anchorId="6A494E76" wp14:editId="1953E6CD">
             <wp:extent cx="1371600" cy="1371600"/>
             <wp:effectExtent l="0" t="0" r="0" b="0"/>
             <wp:docPr id="1" name="Picture 1"/>
@@ -149,7 +149,7 @@
       <w:pPr>
         <w:pStyle w:val="Heading1"/>
       </w:pPr>
-      <w:bookmarkStart w:id="0" w:name="_Toc237016583"/>
+      <w:bookmarkStart w:id="0" w:name="_Toc237020178"/>
       <w:r>
         <w:lastRenderedPageBreak/>
         <w:t>Table of Contents</w:t>
@@ -175,7 +175,7 @@
       <w:r>
         <w:fldChar w:fldCharType="separate"/>
       </w:r>
-      <w:hyperlink w:anchor="_Toc237016583" w:history="1">
+      <w:hyperlink w:anchor="_Toc237020178" w:history="1">
         <w:r>
           <w:rPr>
             <w:rStyle w:val="Hyperlink"/>
@@ -202,7 +202,7 @@
             <w:noProof/>
             <w:webHidden/>
           </w:rPr>
-          <w:instrText xml:space="preserve"> PAGEREF _Toc237016583 \h </w:instrText>
+          <w:instrText xml:space="preserve"> PAGEREF _Toc237020178 \h </w:instrText>
         </w:r>
         <w:r>
           <w:rPr>
@@ -243,7 +243,7 @@
           <w:noProof/>
         </w:rPr>
       </w:pPr>
-      <w:hyperlink w:anchor="_Toc237016584" w:history="1">
+      <w:hyperlink w:anchor="_Toc237020179" w:history="1">
         <w:r>
           <w:rPr>
             <w:rStyle w:val="Hyperlink"/>
@@ -270,7 +270,7 @@
             <w:noProof/>
             <w:webHidden/>
           </w:rPr>
-          <w:instrText xml:space="preserve"> PAGEREF _Toc237016584 \h </w:instrText>
+          <w:instrText xml:space="preserve"> PAGEREF _Toc237020179 \h </w:instrText>
         </w:r>
         <w:r>
           <w:rPr>
@@ -311,7 +311,7 @@
           <w:noProof/>
         </w:rPr>
       </w:pPr>
-      <w:hyperlink w:anchor="_Toc237016585" w:history="1">
+      <w:hyperlink w:anchor="_Toc237020180" w:history="1">
         <w:r>
           <w:rPr>
             <w:rStyle w:val="Hyperlink"/>
@@ -338,7 +338,7 @@
             <w:noProof/>
             <w:webHidden/>
           </w:rPr>
-          <w:instrText xml:space="preserve"> PAGEREF _Toc237016585 \h </w:instrText>
+          <w:instrText xml:space="preserve"> PAGEREF _Toc237020180 \h </w:instrText>
         </w:r>
         <w:r>
           <w:rPr>
@@ -379,7 +379,7 @@
           <w:noProof/>
         </w:rPr>
       </w:pPr>
-      <w:hyperlink w:anchor="_Toc237016586" w:history="1">
+      <w:hyperlink w:anchor="_Toc237020181" w:history="1">
         <w:r>
           <w:rPr>
             <w:rStyle w:val="Hyperlink"/>
@@ -406,7 +406,7 @@
             <w:noProof/>
             <w:webHidden/>
           </w:rPr>
-          <w:instrText xml:space="preserve"> PAGEREF _Toc237016586 \h </w:instrText>
+          <w:instrText xml:space="preserve"> PAGEREF _Toc237020181 \h </w:instrText>
         </w:r>
         <w:r>
           <w:rPr>
@@ -447,7 +447,7 @@
           <w:noProof/>
         </w:rPr>
       </w:pPr>
-      <w:hyperlink w:anchor="_Toc237016587" w:history="1">
+      <w:hyperlink w:anchor="_Toc237020182" w:history="1">
         <w:r>
           <w:rPr>
             <w:rStyle w:val="Hyperlink"/>
@@ -474,7 +474,7 @@
             <w:noProof/>
             <w:webHidden/>
           </w:rPr>
-          <w:instrText xml:space="preserve"> PAGEREF _Toc237016587 \h </w:instrText>
+          <w:instrText xml:space="preserve"> PAGEREF _Toc237020182 \h </w:instrText>
         </w:r>
         <w:r>
           <w:rPr>
@@ -515,7 +515,7 @@
           <w:noProof/>
         </w:rPr>
       </w:pPr>
-      <w:hyperlink w:anchor="_Toc237016588" w:history="1">
+      <w:hyperlink w:anchor="_Toc237020183" w:history="1">
         <w:r>
           <w:rPr>
             <w:rStyle w:val="Hyperlink"/>
@@ -542,7 +542,7 @@
             <w:noProof/>
             <w:webHidden/>
           </w:rPr>
-          <w:instrText xml:space="preserve"> PAGEREF _Toc237016588 \h </w:instrText>
+          <w:instrText xml:space="preserve"> PAGEREF _Toc237020183 \h </w:instrText>
         </w:r>
         <w:r>
           <w:rPr>
@@ -583,7 +583,7 @@
           <w:noProof/>
         </w:rPr>
       </w:pPr>
-      <w:hyperlink w:anchor="_Toc237016589" w:history="1">
+      <w:hyperlink w:anchor="_Toc237020184" w:history="1">
         <w:r>
           <w:rPr>
             <w:rStyle w:val="Hyperlink"/>
@@ -610,7 +610,7 @@
             <w:noProof/>
             <w:webHidden/>
           </w:rPr>
-          <w:instrText xml:space="preserve"> PAGEREF _Toc237016589 \h </w:instrText>
+          <w:instrText xml:space="preserve"> PAGEREF _Toc237020184 \h </w:instrText>
         </w:r>
         <w:r>
           <w:rPr>
@@ -651,7 +651,7 @@
           <w:noProof/>
         </w:rPr>
       </w:pPr>
-      <w:hyperlink w:anchor="_Toc237016590" w:history="1">
+      <w:hyperlink w:anchor="_Toc237020185" w:history="1">
         <w:r>
           <w:rPr>
             <w:rStyle w:val="Hyperlink"/>
@@ -678,7 +678,7 @@
             <w:noProof/>
             <w:webHidden/>
           </w:rPr>
-          <w:instrText xml:space="preserve"> PAGEREF _Toc237016590 \h </w:instrText>
+          <w:instrText xml:space="preserve"> PAGEREF _Toc237020185 \h </w:instrText>
         </w:r>
         <w:r>
           <w:rPr>
@@ -719,7 +719,7 @@
           <w:noProof/>
         </w:rPr>
       </w:pPr>
-      <w:hyperlink w:anchor="_Toc237016591" w:history="1">
+      <w:hyperlink w:anchor="_Toc237020186" w:history="1">
         <w:r>
           <w:rPr>
             <w:rStyle w:val="Hyperlink"/>
@@ -746,7 +746,7 @@
             <w:noProof/>
             <w:webHidden/>
           </w:rPr>
-          <w:instrText xml:space="preserve"> PAGEREF _Toc237016591 \h </w:instrText>
+          <w:instrText xml:space="preserve"> PAGEREF _Toc237020186 \h </w:instrText>
         </w:r>
         <w:r>
           <w:rPr>
@@ -787,7 +787,7 @@
           <w:noProof/>
         </w:rPr>
       </w:pPr>
-      <w:hyperlink w:anchor="_Toc237016592" w:history="1">
+      <w:hyperlink w:anchor="_Toc237020187" w:history="1">
         <w:r>
           <w:rPr>
             <w:rStyle w:val="Hyperlink"/>
@@ -814,7 +814,7 @@
             <w:noProof/>
             <w:webHidden/>
           </w:rPr>
-          <w:instrText xml:space="preserve"> PAGEREF _Toc237016592 \h </w:instrText>
+          <w:instrText xml:space="preserve"> PAGEREF _Toc237020187 \h </w:instrText>
         </w:r>
         <w:r>
           <w:rPr>
@@ -855,13 +855,13 @@
           <w:noProof/>
         </w:rPr>
       </w:pPr>
-      <w:hyperlink w:anchor="_Toc237016593" w:history="1">
+      <w:hyperlink w:anchor="_Toc237020188" w:history="1">
         <w:r>
           <w:rPr>
             <w:rStyle w:val="Hyperlink"/>
             <w:noProof/>
           </w:rPr>
-          <w:t>5.2 Automatic in-place Codex or Claude workflow</w:t>
+          <w:t>5.2 Automatic Google or DeepL workflow</w:t>
         </w:r>
         <w:r>
           <w:rPr>
@@ -882,7 +882,7 @@
             <w:noProof/>
             <w:webHidden/>
           </w:rPr>
-          <w:instrText xml:space="preserve"> PAGEREF _Toc237016593 \h </w:instrText>
+          <w:instrText xml:space="preserve"> PAGEREF _Toc237020188 \h </w:instrText>
         </w:r>
         <w:r>
           <w:rPr>
@@ -923,7 +923,7 @@
           <w:noProof/>
         </w:rPr>
       </w:pPr>
-      <w:hyperlink w:anchor="_Toc237016594" w:history="1">
+      <w:hyperlink w:anchor="_Toc237020189" w:history="1">
         <w:r>
           <w:rPr>
             <w:rStyle w:val="Hyperlink"/>
@@ -950,7 +950,7 @@
             <w:noProof/>
             <w:webHidden/>
           </w:rPr>
-          <w:instrText xml:space="preserve"> PAGEREF _Toc237016594 \h </w:instrText>
+          <w:instrText xml:space="preserve"> PAGEREF _Toc237020189 \h </w:instrText>
         </w:r>
         <w:r>
           <w:rPr>
@@ -991,13 +991,13 @@
           <w:noProof/>
         </w:rPr>
       </w:pPr>
-      <w:hyperlink w:anchor="_Toc237016595" w:history="1">
+      <w:hyperlink w:anchor="_Toc237020190" w:history="1">
         <w:r>
           <w:rPr>
             <w:rStyle w:val="Hyperlink"/>
             <w:noProof/>
           </w:rPr>
-          <w:t>6. Engine Settings and Provider Alternative</w:t>
+          <w:t>6. Provider Settings and Secure Key Storage</w:t>
         </w:r>
         <w:r>
           <w:rPr>
@@ -1018,7 +1018,7 @@
             <w:noProof/>
             <w:webHidden/>
           </w:rPr>
-          <w:instrText xml:space="preserve"> PAGEREF _Toc237016595 \h </w:instrText>
+          <w:instrText xml:space="preserve"> PAGEREF _Toc237020190 \h </w:instrText>
         </w:r>
         <w:r>
           <w:rPr>
@@ -1059,7 +1059,7 @@
           <w:noProof/>
         </w:rPr>
       </w:pPr>
-      <w:hyperlink w:anchor="_Toc237016596" w:history="1">
+      <w:hyperlink w:anchor="_Toc237020191" w:history="1">
         <w:r>
           <w:rPr>
             <w:rStyle w:val="Hyperlink"/>
@@ -1086,7 +1086,7 @@
             <w:noProof/>
             <w:webHidden/>
           </w:rPr>
-          <w:instrText xml:space="preserve"> PAGEREF _Toc237016596 \h </w:instrText>
+          <w:instrText xml:space="preserve"> PAGEREF _Toc237020191 \h </w:instrText>
         </w:r>
         <w:r>
           <w:rPr>
@@ -1127,7 +1127,7 @@
           <w:noProof/>
         </w:rPr>
       </w:pPr>
-      <w:hyperlink w:anchor="_Toc237016597" w:history="1">
+      <w:hyperlink w:anchor="_Toc237020192" w:history="1">
         <w:r>
           <w:rPr>
             <w:rStyle w:val="Hyperlink"/>
@@ -1154,7 +1154,7 @@
             <w:noProof/>
             <w:webHidden/>
           </w:rPr>
-          <w:instrText xml:space="preserve"> PAGEREF _Toc237016597 \h </w:instrText>
+          <w:instrText xml:space="preserve"> PAGEREF _Toc237020192 \h </w:instrText>
         </w:r>
         <w:r>
           <w:rPr>
@@ -1174,7 +1174,7 @@
             <w:noProof/>
             <w:webHidden/>
           </w:rPr>
-          <w:t>7</w:t>
+          <w:t>6</w:t>
         </w:r>
         <w:r>
           <w:rPr>
@@ -1195,7 +1195,7 @@
           <w:noProof/>
         </w:rPr>
       </w:pPr>
-      <w:hyperlink w:anchor="_Toc237016598" w:history="1">
+      <w:hyperlink w:anchor="_Toc237020193" w:history="1">
         <w:r>
           <w:rPr>
             <w:rStyle w:val="Hyperlink"/>
@@ -1222,7 +1222,7 @@
             <w:noProof/>
             <w:webHidden/>
           </w:rPr>
-          <w:instrText xml:space="preserve"> PAGEREF _Toc237016598 \h </w:instrText>
+          <w:instrText xml:space="preserve"> PAGEREF _Toc237020193 \h </w:instrText>
         </w:r>
         <w:r>
           <w:rPr>
@@ -1263,7 +1263,7 @@
           <w:noProof/>
         </w:rPr>
       </w:pPr>
-      <w:hyperlink w:anchor="_Toc237016599" w:history="1">
+      <w:hyperlink w:anchor="_Toc237020194" w:history="1">
         <w:r>
           <w:rPr>
             <w:rStyle w:val="Hyperlink"/>
@@ -1290,7 +1290,7 @@
             <w:noProof/>
             <w:webHidden/>
           </w:rPr>
-          <w:instrText xml:space="preserve"> PAGEREF _Toc237016599 \h </w:instrText>
+          <w:instrText xml:space="preserve"> PAGEREF _Toc237020194 \h </w:instrText>
         </w:r>
         <w:r>
           <w:rPr>
@@ -1331,7 +1331,7 @@
           <w:noProof/>
         </w:rPr>
       </w:pPr>
-      <w:hyperlink w:anchor="_Toc237016600" w:history="1">
+      <w:hyperlink w:anchor="_Toc237020195" w:history="1">
         <w:r>
           <w:rPr>
             <w:rStyle w:val="Hyperlink"/>
@@ -1358,7 +1358,7 @@
             <w:noProof/>
             <w:webHidden/>
           </w:rPr>
-          <w:instrText xml:space="preserve"> PAGEREF _Toc237016600 \h </w:instrText>
+          <w:instrText xml:space="preserve"> PAGEREF _Toc237020195 \h </w:instrText>
         </w:r>
         <w:r>
           <w:rPr>
@@ -1399,7 +1399,7 @@
           <w:noProof/>
         </w:rPr>
       </w:pPr>
-      <w:hyperlink w:anchor="_Toc237016601" w:history="1">
+      <w:hyperlink w:anchor="_Toc237020196" w:history="1">
         <w:r>
           <w:rPr>
             <w:rStyle w:val="Hyperlink"/>
@@ -1426,7 +1426,7 @@
             <w:noProof/>
             <w:webHidden/>
           </w:rPr>
-          <w:instrText xml:space="preserve"> PAGEREF _Toc237016601 \h </w:instrText>
+          <w:instrText xml:space="preserve"> PAGEREF _Toc237020196 \h </w:instrText>
         </w:r>
         <w:r>
           <w:rPr>
@@ -1467,7 +1467,7 @@
           <w:noProof/>
         </w:rPr>
       </w:pPr>
-      <w:hyperlink w:anchor="_Toc237016602" w:history="1">
+      <w:hyperlink w:anchor="_Toc237020197" w:history="1">
         <w:r>
           <w:rPr>
             <w:rStyle w:val="Hyperlink"/>
@@ -1494,7 +1494,7 @@
             <w:noProof/>
             <w:webHidden/>
           </w:rPr>
-          <w:instrText xml:space="preserve"> PAGEREF _Toc237016602 \h </w:instrText>
+          <w:instrText xml:space="preserve"> PAGEREF _Toc237020197 \h </w:instrText>
         </w:r>
         <w:r>
           <w:rPr>
@@ -1535,7 +1535,7 @@
           <w:noProof/>
         </w:rPr>
       </w:pPr>
-      <w:hyperlink w:anchor="_Toc237016603" w:history="1">
+      <w:hyperlink w:anchor="_Toc237020198" w:history="1">
         <w:r>
           <w:rPr>
             <w:rStyle w:val="Hyperlink"/>
@@ -1562,7 +1562,7 @@
             <w:noProof/>
             <w:webHidden/>
           </w:rPr>
-          <w:instrText xml:space="preserve"> PAGEREF _Toc237016603 \h </w:instrText>
+          <w:instrText xml:space="preserve"> PAGEREF _Toc237020198 \h </w:instrText>
         </w:r>
         <w:r>
           <w:rPr>
@@ -1603,7 +1603,7 @@
           <w:noProof/>
         </w:rPr>
       </w:pPr>
-      <w:hyperlink w:anchor="_Toc237016604" w:history="1">
+      <w:hyperlink w:anchor="_Toc237020199" w:history="1">
         <w:r>
           <w:rPr>
             <w:rStyle w:val="Hyperlink"/>
@@ -1630,7 +1630,7 @@
             <w:noProof/>
             <w:webHidden/>
           </w:rPr>
-          <w:instrText xml:space="preserve"> PAGEREF _Toc237016604 \h </w:instrText>
+          <w:instrText xml:space="preserve"> PAGEREF _Toc237020199 \h </w:instrText>
         </w:r>
         <w:r>
           <w:rPr>
@@ -1671,7 +1671,7 @@
           <w:noProof/>
         </w:rPr>
       </w:pPr>
-      <w:hyperlink w:anchor="_Toc237016605" w:history="1">
+      <w:hyperlink w:anchor="_Toc237020200" w:history="1">
         <w:r>
           <w:rPr>
             <w:rStyle w:val="Hyperlink"/>
@@ -1698,7 +1698,7 @@
             <w:noProof/>
             <w:webHidden/>
           </w:rPr>
-          <w:instrText xml:space="preserve"> PAGEREF _Toc237016605 \h </w:instrText>
+          <w:instrText xml:space="preserve"> PAGEREF _Toc237020200 \h </w:instrText>
         </w:r>
         <w:r>
           <w:rPr>
@@ -1718,7 +1718,7 @@
             <w:noProof/>
             <w:webHidden/>
           </w:rPr>
-          <w:t>10</w:t>
+          <w:t>11</w:t>
         </w:r>
         <w:r>
           <w:rPr>
@@ -1739,7 +1739,7 @@
           <w:noProof/>
         </w:rPr>
       </w:pPr>
-      <w:hyperlink w:anchor="_Toc237016606" w:history="1">
+      <w:hyperlink w:anchor="_Toc237020201" w:history="1">
         <w:r>
           <w:rPr>
             <w:rStyle w:val="Hyperlink"/>
@@ -1766,7 +1766,7 @@
             <w:noProof/>
             <w:webHidden/>
           </w:rPr>
-          <w:instrText xml:space="preserve"> PAGEREF _Toc237016606 \h </w:instrText>
+          <w:instrText xml:space="preserve"> PAGEREF _Toc237020201 \h </w:instrText>
         </w:r>
         <w:r>
           <w:rPr>
@@ -1819,7 +1819,7 @@
       <w:pPr>
         <w:pStyle w:val="Heading1"/>
       </w:pPr>
-      <w:bookmarkStart w:id="1" w:name="_Toc237016584"/>
+      <w:bookmarkStart w:id="1" w:name="_Toc237020179"/>
       <w:r>
         <w:lastRenderedPageBreak/>
         <w:t>1. Welcome</w:t>
@@ -1828,7 +1828,7 @@
     </w:p>
     <w:p>
       <w:r>
-        <w:t>Delphi App Translation Studio is an offline-first Windows developer tool for adding localization to existing Delphi VCL and FireMonkey applications. It scans designer-authored forms and Delphi resourcestring declarations, stores the results in an editable development catalog, coordinates automatic in-place translation by Codex or Claude, verifies protected data, validates translation safety, and exports a compact JSON pack for the target application.</w:t>
+        <w:t>Delphi App Translation Studio is an offline-first Windows developer tool for adding localization to existing Delphi VCL and FireMonkey applications. It scans designer-authored forms and Delphi resourcestring declarations, stores the results in an editable development catalog, automatically translates unresolved text through Google Cloud Translation or DeepL, validates translation safety, and exports a compact JSON pack for the target application.</w:t>
       </w:r>
     </w:p>
     <w:p>
@@ -1877,7 +1877,7 @@
               <w:t xml:space="preserve">Offline by design. </w:t>
             </w:r>
             <w:r>
-              <w:t>Codex or Claude can edit the saved development catalog directly in the developer workspace; no CSV round trip or translation-provider key is required. Google and DeepL remain direct-provider alternatives. A translated target application reads local JSON and never needs Internet access or credentials.</w:t>
+              <w:t>Only the developer's Studio computer needs Internet access while creating translations. The finished target application reads local JSON language packs and never needs Internet access, a provider account, or an API key.</w:t>
             </w:r>
           </w:p>
         </w:tc>
@@ -1887,7 +1887,7 @@
       <w:pPr>
         <w:pStyle w:val="Heading2"/>
       </w:pPr>
-      <w:bookmarkStart w:id="2" w:name="_Toc237016585"/>
+      <w:bookmarkStart w:id="2" w:name="_Toc237020180"/>
       <w:r>
         <w:t>1.1 What the Studio changes</w:t>
       </w:r>
@@ -1937,7 +1937,7 @@
       <w:pPr>
         <w:pStyle w:val="Heading1"/>
       </w:pPr>
-      <w:bookmarkStart w:id="3" w:name="_Toc237016586"/>
+      <w:bookmarkStart w:id="3" w:name="_Toc237020181"/>
       <w:r>
         <w:t>2. Installation and Startup</w:t>
       </w:r>
@@ -1957,7 +1957,7 @@
       <w:pPr>
         <w:pStyle w:val="Heading2"/>
       </w:pPr>
-      <w:bookmarkStart w:id="4" w:name="_Toc237016587"/>
+      <w:bookmarkStart w:id="4" w:name="_Toc237020182"/>
       <w:r>
         <w:t>2.1 First launch</w:t>
       </w:r>
@@ -1997,14 +1997,14 @@
       </w:pPr>
       <w:r>
         <w:lastRenderedPageBreak/>
-        <w:t>The Studio opens maximized. Use the left workflow panel; every page expands into the available workspace and the blue selection bar follows Project, Scan, Translate, Validation, Export, Integration, and Engine Settings.</w:t>
+        <w:t>The Studio opens maximized. Use the left workflow panel; every page expands into the available workspace and the blue selection bar follows Project, Scan, Translate, Validation, Export, Integration, and Provider Settings.</w:t>
       </w:r>
     </w:p>
     <w:p>
       <w:pPr>
         <w:pStyle w:val="Heading1"/>
       </w:pPr>
-      <w:bookmarkStart w:id="5" w:name="_Toc237016588"/>
+      <w:bookmarkStart w:id="5" w:name="_Toc237020183"/>
       <w:r>
         <w:t>3. The End-to-End Workflow</w:t>
       </w:r>
@@ -2206,7 +2206,7 @@
               <w:cnfStyle w:val="000000100000" w:firstRow="0" w:lastRow="0" w:firstColumn="0" w:lastColumn="0" w:oddVBand="0" w:evenVBand="0" w:oddHBand="1" w:evenHBand="0" w:firstRowFirstColumn="0" w:firstRowLastColumn="0" w:lastRowFirstColumn="0" w:lastRowLastColumn="0"/>
             </w:pPr>
             <w:r>
-              <w:t>Select a language and run automatic in-place agent translation.</w:t>
+              <w:t>Select a language and translate unresolved text automatically.</w:t>
             </w:r>
           </w:p>
         </w:tc>
@@ -2220,7 +2220,7 @@
               <w:cnfStyle w:val="000000100000" w:firstRow="0" w:lastRow="0" w:firstColumn="0" w:lastColumn="0" w:oddVBand="0" w:evenVBand="0" w:oddHBand="1" w:evenHBand="0" w:firstRowFirstColumn="0" w:firstRowLastColumn="0" w:lastRowFirstColumn="0" w:lastRowLastColumn="0"/>
             </w:pPr>
             <w:r>
-              <w:t>Protected AI draft catalog</w:t>
+              <w:t>Saved machine-translation catalog</w:t>
             </w:r>
           </w:p>
         </w:tc>
@@ -2378,7 +2378,7 @@
           </w:tcPr>
           <w:p>
             <w:r>
-              <w:t>7 Engine Settings</w:t>
+              <w:t>7 Provider Settings</w:t>
             </w:r>
           </w:p>
         </w:tc>
@@ -2392,7 +2392,7 @@
               <w:cnfStyle w:val="000000100000" w:firstRow="0" w:lastRow="0" w:firstColumn="0" w:lastColumn="0" w:oddVBand="0" w:evenVBand="0" w:oddHBand="1" w:evenHBand="0" w:firstRowFirstColumn="0" w:firstRowLastColumn="0" w:lastRowFirstColumn="0" w:lastRowLastColumn="0"/>
             </w:pPr>
             <w:r>
-              <w:t>Configure Codex CLI or Claude Code; optionally configure Google or DeepL.</w:t>
+              <w:t>Configure and test Google Cloud Translation or DeepL.</w:t>
             </w:r>
           </w:p>
         </w:tc>
@@ -2406,7 +2406,7 @@
               <w:cnfStyle w:val="000000100000" w:firstRow="0" w:lastRow="0" w:firstColumn="0" w:lastColumn="0" w:oddVBand="0" w:evenVBand="0" w:oddHBand="1" w:evenHBand="0" w:firstRowFirstColumn="0" w:firstRowLastColumn="0" w:lastRowFirstColumn="0" w:lastRowLastColumn="0"/>
             </w:pPr>
             <w:r>
-              <w:t>Automatic agent or direct-provider drafts</w:t>
+              <w:t>Secure provider configuration</w:t>
             </w:r>
           </w:p>
         </w:tc>
@@ -2416,7 +2416,7 @@
       <w:pPr>
         <w:pStyle w:val="Heading1"/>
       </w:pPr>
-      <w:bookmarkStart w:id="6" w:name="_Toc237016589"/>
+      <w:bookmarkStart w:id="6" w:name="_Toc237020184"/>
       <w:r>
         <w:t>4. Open and Scan a Project</w:t>
       </w:r>
@@ -2533,7 +2533,7 @@
       <w:pPr>
         <w:pStyle w:val="Heading2"/>
       </w:pPr>
-      <w:bookmarkStart w:id="7" w:name="_Toc237016590"/>
+      <w:bookmarkStart w:id="7" w:name="_Toc237020185"/>
       <w:r>
         <w:lastRenderedPageBreak/>
         <w:t>4.1 Text that is collected</w:t>
@@ -2576,7 +2576,7 @@
       <w:pPr>
         <w:pStyle w:val="Heading1"/>
       </w:pPr>
-      <w:bookmarkStart w:id="8" w:name="_Toc237016591"/>
+      <w:bookmarkStart w:id="8" w:name="_Toc237020186"/>
       <w:r>
         <w:t>5. Create and Edit a Language Catalog</w:t>
       </w:r>
@@ -2663,7 +2663,7 @@
       <w:pPr>
         <w:pStyle w:val="Heading2"/>
       </w:pPr>
-      <w:bookmarkStart w:id="9" w:name="_Toc237016592"/>
+      <w:bookmarkStart w:id="9" w:name="_Toc237020187"/>
       <w:r>
         <w:t>5.1 Translation statuses</w:t>
       </w:r>
@@ -2786,7 +2786,7 @@
               <w:cnfStyle w:val="000000000000" w:firstRow="0" w:lastRow="0" w:firstColumn="0" w:lastColumn="0" w:oddVBand="0" w:evenVBand="0" w:oddHBand="0" w:evenHBand="0" w:firstRowFirstColumn="0" w:firstRowLastColumn="0" w:lastRowFirstColumn="0" w:lastRowLastColumn="0"/>
             </w:pPr>
             <w:r>
-              <w:t>Codex or Claude produced an in-place draft that passed protected reload.</w:t>
+              <w:t>Legacy provenance retained when opening a catalog created by an earlier Studio build.</w:t>
             </w:r>
           </w:p>
         </w:tc>
@@ -3090,9 +3090,9 @@
       <w:pPr>
         <w:pStyle w:val="Heading2"/>
       </w:pPr>
-      <w:bookmarkStart w:id="10" w:name="_Toc237016593"/>
+      <w:bookmarkStart w:id="10" w:name="_Toc237020188"/>
       <w:r>
-        <w:t>5.2 Automatic in-place Codex or Claude workflow</w:t>
+        <w:t>5.2 Automatic Google or DeepL workflow</w:t>
       </w:r>
       <w:bookmarkEnd w:id="10"/>
     </w:p>
@@ -3105,7 +3105,7 @@
         </w:numPr>
       </w:pPr>
       <w:r>
-        <w:t>Open Engine Settings and select Codex CLI or Claude Code.</w:t>
+        <w:t>Open Provider Settings and select Google Cloud Translation or DeepL.</w:t>
       </w:r>
     </w:p>
     <w:p>
@@ -3117,7 +3117,7 @@
         </w:numPr>
       </w:pPr>
       <w:r>
-        <w:t>Install and sign in to that command-line agent using its normal vendor instructions. Browse to the executable or choose Detect, then choose Check Installation. The Studio stores only the executable path, engine, and model choice - never the agent's credentials.</w:t>
+        <w:t>Paste the provider API key into the masked field, choose secure Windows Credential Manager storage or session-only use, and select Replace / Save Key.</w:t>
       </w:r>
     </w:p>
     <w:p>
@@ -3129,7 +3129,7 @@
         </w:numPr>
       </w:pPr>
       <w:r>
-        <w:t>Return to Translate, select the target language, and choose Translate Automatically.</w:t>
+        <w:t>Choose Test Connection. Resolve any authentication, billing, restriction, firewall, or quota error before translating a project.</w:t>
       </w:r>
     </w:p>
     <w:p>
@@ -3141,7 +3141,7 @@
         </w:numPr>
       </w:pPr>
       <w:r>
-        <w:t>The Studio saves the catalog, creates an exact recovery snapshot and terminology profile, starts the signed-in agent in the target project directory, supplies the protected translation contract through standard input, and monitors the process and catalog.</w:t>
+        <w:t>Return to Translate, select the target language, and choose Translate Automatically.</w:t>
       </w:r>
     </w:p>
     <w:p>
@@ -3153,7 +3153,7 @@
         </w:numPr>
       </w:pPr>
       <w:r>
-        <w:t>When the agent exits successfully, the Studio verifies every protected field, adopts only allowed translation changes as AI Draft, saves the canonical JSON, removes the recovery snapshot, refreshes the page, and runs validation.</w:t>
+        <w:t>Confirm the displayed provider and unresolved-entry count. The Studio sends only eligible unresolved source strings; Reviewed, Approved, Excluded, and Obsolete entries are not replaced.</w:t>
       </w:r>
     </w:p>
     <w:p>
@@ -3165,7 +3165,7 @@
         </w:numPr>
       </w:pPr>
       <w:r>
-        <w:t>If the process fails or Cancel Translation is chosen, the Studio terminates only that child process and restores the exact pre-translation catalog. Prompt and Reload remain recovery/diagnostic actions, not required normal steps.</w:t>
+        <w:t>The Studio processes provider requests in bounded batches, records each result as Machine translated with Google or DeepL provenance, saves the development catalog automatically, and leaves every result ready for human review.</w:t>
       </w:r>
     </w:p>
     <w:tbl>
@@ -3206,10 +3206,10 @@
                 <w:b/>
                 <w:color w:val="234C80"/>
               </w:rPr>
-              <w:t xml:space="preserve">No interchange detour. </w:t>
+              <w:t xml:space="preserve">No extra software installation. </w:t>
             </w:r>
             <w:r>
-              <w:t>The installed agent edits the canonical project-local JSON itself. CSV remains available for translation companies and spreadsheet workflows, but it is not required for Codex or Claude. The automatic path uses the developer's existing agent sign-in rather than a translation-provider API key.</w:t>
+              <w:t>Automatic translation is built into the Studio. It requires only a supported provider account and API key; no command-line AI agent, Python package, browser extension, or separate translation utility is required.</w:t>
             </w:r>
           </w:p>
         </w:tc>
@@ -3219,7 +3219,7 @@
       <w:pPr>
         <w:pStyle w:val="Heading2"/>
       </w:pPr>
-      <w:bookmarkStart w:id="11" w:name="_Toc237016594"/>
+      <w:bookmarkStart w:id="11" w:name="_Toc237020189"/>
       <w:r>
         <w:t>5.3 Safety, context, and focused review</w:t>
       </w:r>
@@ -3246,7 +3246,15 @@
         <w:pStyle w:val="ListBullet"/>
       </w:pPr>
       <w:r>
-        <w:t>Translation origin is independent of Draft, Reviewed, and Approved status. A valid AI result is never silently approved.</w:t>
+        <w:t>Translation origin is independent of Draft, Reviewed, and Approved status. A provider result is never silently approved.</w:t>
+      </w:r>
+    </w:p>
+    <w:p>
+      <w:pPr>
+        <w:pStyle w:val="ListBullet"/>
+      </w:pPr>
+      <w:r>
+        <w:t>Only Needs Translation, Source Changed, and Error entries are eligible. Existing Machine-translated, Imported, Edited, Reviewed, Approved, Excluded, and Obsolete work is protected unless the developer changes its status deliberately.</w:t>
       </w:r>
     </w:p>
     <w:p>
@@ -3255,22 +3263,6 @@
       </w:pPr>
       <w:r>
         <w:lastRenderedPageBreak/>
-        <w:t>Only Needs Translation, Source Changed, Error, and existing AI Draft entries are eligible. Machine-translated, Imported, Edited, Reviewed, Approved, Excluded, and Obsolete work is protected.</w:t>
-      </w:r>
-    </w:p>
-    <w:p>
-      <w:pPr>
-        <w:pStyle w:val="ListBullet"/>
-      </w:pPr>
-      <w:r>
-        <w:t>A metadata-only AI confirmation may retain an existing translation that remains correct after a source change; changed entries must identify Codex or Claude and record high, medium, or low confidence.</w:t>
-      </w:r>
-    </w:p>
-    <w:p>
-      <w:pPr>
-        <w:pStyle w:val="ListBullet"/>
-      </w:pPr>
-      <w:r>
         <w:t>The terminology profile records application context, audience, tone, formality, protected names, and preferred terminology.</w:t>
       </w:r>
     </w:p>
@@ -3279,7 +3271,7 @@
         <w:pStyle w:val="ListBullet"/>
       </w:pPr>
       <w:r>
-        <w:t>Validation focuses on placeholders, accelerators, low confidence, explicit AI review notes, inconsistent repeated terms, source changes, and runtime wiring rather than listing every structurally valid AI draft.</w:t>
+        <w:t>Validation focuses on placeholders, accelerators, inconsistent repeated terms, source changes, and runtime wiring.</w:t>
       </w:r>
     </w:p>
     <w:p>
@@ -3294,20 +3286,20 @@
       <w:pPr>
         <w:pStyle w:val="Heading1"/>
       </w:pPr>
-      <w:bookmarkStart w:id="12" w:name="_Toc237016595"/>
+      <w:bookmarkStart w:id="12" w:name="_Toc237020190"/>
       <w:r>
-        <w:t>6. Engine Settings and Provider Alternative</w:t>
+        <w:t>6. Provider Settings and Secure Key Storage</w:t>
       </w:r>
       <w:bookmarkEnd w:id="12"/>
     </w:p>
     <w:p>
       <w:r>
-        <w:t>The primary Engine Settings controls select an installed Codex CLI or Claude Code executable and the default model. Detect searches supported command-line locations; Browse accepts an explicit .exe, .cmd, or .bat; Check Installation runs the agent's version command. The developer signs in using the agent's own supported login flow before starting translation.</w:t>
+        <w:t>Provider Settings supports DeepL API Free, DeepL API Pro, and Google Cloud Translation Basic v2. Provider accounts, billing, quotas, prices, and supported languages are controlled by the provider and may change.</w:t>
       </w:r>
     </w:p>
     <w:p>
       <w:r>
-        <w:t>When a direct provider is preferred, the same page also supports DeepL API Free, DeepL API Pro, and Google Cloud Translation Basic v2. Provider accounts, billing, quotas, prices, and supported languages are controlled by the provider and may change. Codex/Claude automatic translation does not use these API-key settings.</w:t>
+        <w:t>A remembered key is stored as a Windows Generic Credential for the current Windows user. The key is not written to the Delphi project, JSON catalogs, exported packs, source distribution, or Git repository. Session-only keys are cleared when the Studio closes.</w:t>
       </w:r>
     </w:p>
     <w:tbl>
@@ -3576,7 +3568,6 @@
           </w:tcPr>
           <w:p>
             <w:r>
-              <w:lastRenderedPageBreak/>
               <w:t>Test Connection</w:t>
             </w:r>
           </w:p>
@@ -3666,8 +3657,9 @@
       <w:pPr>
         <w:pStyle w:val="Heading1"/>
       </w:pPr>
-      <w:bookmarkStart w:id="13" w:name="_Toc237016596"/>
+      <w:bookmarkStart w:id="13" w:name="_Toc237020191"/>
       <w:r>
+        <w:lastRenderedPageBreak/>
         <w:t>7. Obtain and Enter a DeepL API Key</w:t>
       </w:r>
       <w:bookmarkEnd w:id="13"/>
@@ -3776,7 +3768,7 @@
         </w:numPr>
       </w:pPr>
       <w:r>
-        <w:t>In the Studio, choose Engine Settings and select DeepL in the optional provider area.</w:t>
+        <w:t>In the Studio, choose Provider Settings and select DeepL.</w:t>
       </w:r>
     </w:p>
     <w:p>
@@ -3858,9 +3850,8 @@
       <w:pPr>
         <w:pStyle w:val="Heading1"/>
       </w:pPr>
-      <w:bookmarkStart w:id="14" w:name="_Toc237016597"/>
+      <w:bookmarkStart w:id="14" w:name="_Toc237020192"/>
       <w:r>
-        <w:lastRenderedPageBreak/>
         <w:t>8. Obtain and Enter a Google API Key</w:t>
       </w:r>
       <w:bookmarkEnd w:id="14"/>
@@ -3921,7 +3912,7 @@
         </w:numPr>
       </w:pPr>
       <w:r>
-        <w:t>Open Google Cloud Console at https://console.cloud.google.com/ and sign in.</w:t>
+        <w:t>Open Google Cloud Console at https://console.cloud.google.com/ and sign in with the account that will own billing and credentials.</w:t>
       </w:r>
     </w:p>
     <w:p>
@@ -3933,7 +3924,7 @@
         </w:numPr>
       </w:pPr>
       <w:r>
-        <w:t>Create a dedicated Google Cloud project or select an existing project intended for this Studio.</w:t>
+        <w:t>Use the project selector to create a dedicated project, such as Delphi App Translation Studio, or select an existing project whose billing and key lifecycle you control.</w:t>
       </w:r>
     </w:p>
     <w:p>
@@ -3945,7 +3936,7 @@
         </w:numPr>
       </w:pPr>
       <w:r>
-        <w:t>Attach an active billing account if Google requires billing for the Cloud Translation API.</w:t>
+        <w:t>Open Billing for that project and link an active billing account. Cloud Translation setup requires billing to be enabled even when usage might fall within a current no-charge allowance.</w:t>
       </w:r>
     </w:p>
     <w:p>
@@ -3957,7 +3948,8 @@
         </w:numPr>
       </w:pPr>
       <w:r>
-        <w:t>Open APIs &amp; Services, then Library. Find and enable Cloud Translation API.</w:t>
+        <w:lastRenderedPageBreak/>
+        <w:t>Open APIs &amp; Services, then Library. Search for Cloud Translation API, open it, and choose Enable. Confirm that the selected project is still the intended project.</w:t>
       </w:r>
     </w:p>
     <w:p>
@@ -3969,7 +3961,7 @@
         </w:numPr>
       </w:pPr>
       <w:r>
-        <w:t>Open APIs &amp; Services, then Credentials. Choose Create credentials and API key. Current Google Cloud policy requires at least one API restriction when creating a key.</w:t>
+        <w:t>Open APIs &amp; Services, then Credentials. Choose Create credentials, then API key. Create a standard API key; do not bind it to a service account for this Studio.</w:t>
       </w:r>
     </w:p>
     <w:p>
@@ -3981,7 +3973,7 @@
         </w:numPr>
       </w:pPr>
       <w:r>
-        <w:t>Under API restrictions, restrict the key to Cloud Translation API. Apply any additional application restriction that is compatible with the developer computer and organization; desktop usage commonly makes website-referrer restrictions unsuitable.</w:t>
+        <w:t>Name the key clearly, for example Delphi App Translation Studio - &lt;computer or developer&gt;. Google requires at least one API restriction when a key is created in the console.</w:t>
       </w:r>
     </w:p>
     <w:p>
@@ -3993,7 +3985,7 @@
         </w:numPr>
       </w:pPr>
       <w:r>
-        <w:t>Review quotas and budget alerts in Google Cloud before bulk translation.</w:t>
+        <w:t>Under API restrictions, choose Restrict key and select only Cloud Translation API (service translate.googleapis.com), then save. Do not leave the key usable with every Google API.</w:t>
       </w:r>
     </w:p>
     <w:p>
@@ -4005,7 +3997,7 @@
         </w:numPr>
       </w:pPr>
       <w:r>
-        <w:t>In the Studio, choose Engine Settings and select Google Cloud Translation in the optional provider area.</w:t>
+        <w:t>Application restrictions are recommended by Google, but the available types are websites, server IP addresses, Android, and iOS. A native Windows desktop application has no matching signed-application restriction. Use an IP-address restriction only when the developer computer exits through a stable public IP that you control; do not select website, Android, or iOS restrictions for the Studio.</w:t>
       </w:r>
     </w:p>
     <w:p>
@@ -4017,7 +4009,7 @@
         </w:numPr>
       </w:pPr>
       <w:r>
-        <w:t>Paste the key into the masked field. The DeepL plan control is disabled because it does not apply.</w:t>
+        <w:t>Copy the displayed key string immediately and keep it out of source code, JSON, screenshots, email, issue trackers, and chat. The key ID or display name is not the usable key string.</w:t>
       </w:r>
     </w:p>
     <w:p>
@@ -4029,7 +4021,55 @@
         </w:numPr>
       </w:pPr>
       <w:r>
-        <w:t>Choose persistent Windows Credential Manager storage or session-only use, then Replace / Save Key and Test Connection.</w:t>
+        <w:t>Review Cloud Translation pricing, quotas, and billing budget alerts before a large project. API keys associate requests with the project for quota and billing.</w:t>
+      </w:r>
+    </w:p>
+    <w:p>
+      <w:pPr>
+        <w:pStyle w:val="ListNumber"/>
+        <w:numPr>
+          <w:ilvl w:val="0"/>
+          <w:numId w:val="15"/>
+        </w:numPr>
+      </w:pPr>
+      <w:r>
+        <w:t>In the Studio, choose Provider Settings and select Google Cloud Translation. The DeepL plan list becomes disabled because it does not apply.</w:t>
+      </w:r>
+    </w:p>
+    <w:p>
+      <w:pPr>
+        <w:pStyle w:val="ListNumber"/>
+        <w:numPr>
+          <w:ilvl w:val="0"/>
+          <w:numId w:val="15"/>
+        </w:numPr>
+      </w:pPr>
+      <w:r>
+        <w:t>Paste the key into the masked field. Leave Remember securely checked to store it as a Windows Generic Credential, or clear the check box for session-only use.</w:t>
+      </w:r>
+    </w:p>
+    <w:p>
+      <w:pPr>
+        <w:pStyle w:val="ListNumber"/>
+        <w:numPr>
+          <w:ilvl w:val="0"/>
+          <w:numId w:val="15"/>
+        </w:numPr>
+      </w:pPr>
+      <w:r>
+        <w:t>Choose Replace / Save Key, then Test Connection. A successful test translates one small English phrase to Italian.</w:t>
+      </w:r>
+    </w:p>
+    <w:p>
+      <w:pPr>
+        <w:pStyle w:val="ListNumber"/>
+        <w:numPr>
+          <w:ilvl w:val="0"/>
+          <w:numId w:val="15"/>
+        </w:numPr>
+      </w:pPr>
+      <w:r>
+        <w:t>If the test returns HTTP 403, verify the selected project, billing, API enablement, and API/application restrictions. HTTP 429 normally indicates a quota or rate limit. After changing a Google restriction, allow a few minutes for propagation and test again.</w:t>
       </w:r>
     </w:p>
     <w:p>
@@ -4056,7 +4096,7 @@
       <w:pPr>
         <w:pStyle w:val="Heading1"/>
       </w:pPr>
-      <w:bookmarkStart w:id="15" w:name="_Toc237016598"/>
+      <w:bookmarkStart w:id="15" w:name="_Toc237020193"/>
       <w:r>
         <w:t>9. Direct Provider Translation</w:t>
       </w:r>
@@ -4095,7 +4135,7 @@
         </w:numPr>
       </w:pPr>
       <w:r>
-        <w:t>Configure and test a provider under Engine Settings.</w:t>
+        <w:t>Configure and test a provider under Provider Settings.</w:t>
       </w:r>
     </w:p>
     <w:p>
@@ -4107,7 +4147,7 @@
         </w:numPr>
       </w:pPr>
       <w:r>
-        <w:t>Choose Google / DeepL Translation on the Translate page.</w:t>
+        <w:t>Choose Translate Automatically on the Translate page.</w:t>
       </w:r>
     </w:p>
     <w:p>
@@ -4119,6 +4159,7 @@
         </w:numPr>
       </w:pPr>
       <w:r>
+        <w:lastRenderedPageBreak/>
         <w:t>Read the confirmation message showing how many unresolved strings will be sent to the provider. Cross-key suggestions are never accepted automatically.</w:t>
       </w:r>
     </w:p>
@@ -4167,8 +4208,7 @@
         </w:numPr>
       </w:pPr>
       <w:r>
-        <w:lastRenderedPageBreak/>
-        <w:t>Save the catalog and run Validation.</w:t>
+        <w:t>The Studio saves the catalog automatically. Run Validation after reviewing the results.</w:t>
       </w:r>
     </w:p>
     <w:tbl>
@@ -4222,7 +4262,7 @@
       <w:pPr>
         <w:pStyle w:val="Heading1"/>
       </w:pPr>
-      <w:bookmarkStart w:id="16" w:name="_Toc237016599"/>
+      <w:bookmarkStart w:id="16" w:name="_Toc237020194"/>
       <w:r>
         <w:t>10. Validate and Export</w:t>
       </w:r>
@@ -4297,7 +4337,7 @@
       <w:pPr>
         <w:pStyle w:val="Heading1"/>
       </w:pPr>
-      <w:bookmarkStart w:id="17" w:name="_Toc237016600"/>
+      <w:bookmarkStart w:id="17" w:name="_Toc237020195"/>
       <w:r>
         <w:t>11. Integrate a Target Application</w:t>
       </w:r>
@@ -4401,6 +4441,7 @@
         </w:numPr>
       </w:pPr>
       <w:r>
+        <w:lastRenderedPageBreak/>
         <w:t>Run the target, select a language, restart if required by the application's integration pattern, and verify all forms.</w:t>
       </w:r>
     </w:p>
@@ -4420,9 +4461,8 @@
       <w:pPr>
         <w:pStyle w:val="Heading2"/>
       </w:pPr>
-      <w:bookmarkStart w:id="18" w:name="_Toc237016601"/>
+      <w:bookmarkStart w:id="18" w:name="_Toc237020196"/>
       <w:r>
-        <w:lastRenderedPageBreak/>
         <w:t>11.1 Runtime files and preferences</w:t>
       </w:r>
       <w:bookmarkEnd w:id="18"/>
@@ -4471,7 +4511,7 @@
       <w:pPr>
         <w:pStyle w:val="Heading1"/>
       </w:pPr>
-      <w:bookmarkStart w:id="19" w:name="_Toc237016602"/>
+      <w:bookmarkStart w:id="19" w:name="_Toc237020197"/>
       <w:r>
         <w:t>12. Translate the Studio Itself</w:t>
       </w:r>
@@ -4570,7 +4610,7 @@
       <w:pPr>
         <w:pStyle w:val="Heading1"/>
       </w:pPr>
-      <w:bookmarkStart w:id="20" w:name="_Toc237016603"/>
+      <w:bookmarkStart w:id="20" w:name="_Toc237020198"/>
       <w:r>
         <w:t>13. Troubleshooting</w:t>
       </w:r>
@@ -4712,6 +4752,7 @@
           </w:tcPr>
           <w:p>
             <w:r>
+              <w:lastRenderedPageBreak/>
               <w:t>HTTP 401/403</w:t>
             </w:r>
           </w:p>
@@ -4777,7 +4818,6 @@
           </w:tcPr>
           <w:p>
             <w:r>
-              <w:lastRenderedPageBreak/>
               <w:t>DeepL test fails only on one plan</w:t>
             </w:r>
           </w:p>
@@ -4964,7 +5004,7 @@
       <w:pPr>
         <w:pStyle w:val="Heading1"/>
       </w:pPr>
-      <w:bookmarkStart w:id="21" w:name="_Toc237016604"/>
+      <w:bookmarkStart w:id="21" w:name="_Toc237020199"/>
       <w:r>
         <w:t>14. Security and Privacy</w:t>
       </w:r>
@@ -5030,8 +5070,9 @@
       <w:pPr>
         <w:pStyle w:val="Heading1"/>
       </w:pPr>
-      <w:bookmarkStart w:id="22" w:name="_Toc237016605"/>
+      <w:bookmarkStart w:id="22" w:name="_Toc237020200"/>
       <w:r>
+        <w:lastRenderedPageBreak/>
         <w:t>15. File and Folder Reference</w:t>
       </w:r>
       <w:bookmarkEnd w:id="22"/>
@@ -5172,7 +5213,6 @@
           </w:tcPr>
           <w:p>
             <w:r>
-              <w:lastRenderedPageBreak/>
               <w:t>export</w:t>
             </w:r>
           </w:p>
@@ -5327,7 +5367,7 @@
       <w:pPr>
         <w:pStyle w:val="Heading1"/>
       </w:pPr>
-      <w:bookmarkStart w:id="23" w:name="_Toc237016606"/>
+      <w:bookmarkStart w:id="23" w:name="_Toc237020201"/>
       <w:r>
         <w:t>16. Provider Reference and Change Notice</w:t>
       </w:r>
@@ -5757,88 +5797,88 @@
       </w:rPr>
     </w:lvl>
   </w:abstractNum>
-  <w:num w:numId="1" w16cid:durableId="438837757">
+  <w:num w:numId="1" w16cid:durableId="1342665352">
     <w:abstractNumId w:val="8"/>
   </w:num>
-  <w:num w:numId="2" w16cid:durableId="1145391645">
+  <w:num w:numId="2" w16cid:durableId="1561790020">
     <w:abstractNumId w:val="6"/>
   </w:num>
-  <w:num w:numId="3" w16cid:durableId="1419983016">
+  <w:num w:numId="3" w16cid:durableId="319387872">
     <w:abstractNumId w:val="5"/>
   </w:num>
-  <w:num w:numId="4" w16cid:durableId="1866674377">
+  <w:num w:numId="4" w16cid:durableId="1351100599">
     <w:abstractNumId w:val="4"/>
   </w:num>
-  <w:num w:numId="5" w16cid:durableId="1498955487">
+  <w:num w:numId="5" w16cid:durableId="1414399095">
     <w:abstractNumId w:val="7"/>
   </w:num>
-  <w:num w:numId="6" w16cid:durableId="1384864290">
+  <w:num w:numId="6" w16cid:durableId="303199298">
     <w:abstractNumId w:val="3"/>
   </w:num>
-  <w:num w:numId="7" w16cid:durableId="1028484245">
+  <w:num w:numId="7" w16cid:durableId="1768110411">
     <w:abstractNumId w:val="2"/>
   </w:num>
-  <w:num w:numId="8" w16cid:durableId="1912079729">
+  <w:num w:numId="8" w16cid:durableId="224338088">
     <w:abstractNumId w:val="1"/>
   </w:num>
-  <w:num w:numId="9" w16cid:durableId="1011177673">
+  <w:num w:numId="9" w16cid:durableId="51467979">
     <w:abstractNumId w:val="0"/>
   </w:num>
-  <w:num w:numId="10" w16cid:durableId="383256889">
+  <w:num w:numId="10" w16cid:durableId="2126997672">
     <w:abstractNumId w:val="7"/>
     <w:lvlOverride w:ilvl="0">
       <w:startOverride w:val="1"/>
     </w:lvlOverride>
   </w:num>
-  <w:num w:numId="11" w16cid:durableId="1205797284">
+  <w:num w:numId="11" w16cid:durableId="1856142692">
     <w:abstractNumId w:val="7"/>
     <w:lvlOverride w:ilvl="0">
       <w:startOverride w:val="1"/>
     </w:lvlOverride>
   </w:num>
-  <w:num w:numId="12" w16cid:durableId="899636088">
+  <w:num w:numId="12" w16cid:durableId="106972114">
     <w:abstractNumId w:val="7"/>
     <w:lvlOverride w:ilvl="0">
       <w:startOverride w:val="1"/>
     </w:lvlOverride>
   </w:num>
-  <w:num w:numId="13" w16cid:durableId="825904072">
+  <w:num w:numId="13" w16cid:durableId="1127432601">
     <w:abstractNumId w:val="7"/>
     <w:lvlOverride w:ilvl="0">
       <w:startOverride w:val="1"/>
     </w:lvlOverride>
   </w:num>
-  <w:num w:numId="14" w16cid:durableId="1953634419">
+  <w:num w:numId="14" w16cid:durableId="647443665">
     <w:abstractNumId w:val="7"/>
     <w:lvlOverride w:ilvl="0">
       <w:startOverride w:val="1"/>
     </w:lvlOverride>
   </w:num>
-  <w:num w:numId="15" w16cid:durableId="399595241">
+  <w:num w:numId="15" w16cid:durableId="957639964">
     <w:abstractNumId w:val="7"/>
     <w:lvlOverride w:ilvl="0">
       <w:startOverride w:val="1"/>
     </w:lvlOverride>
   </w:num>
-  <w:num w:numId="16" w16cid:durableId="835876840">
+  <w:num w:numId="16" w16cid:durableId="1708293850">
     <w:abstractNumId w:val="7"/>
     <w:lvlOverride w:ilvl="0">
       <w:startOverride w:val="1"/>
     </w:lvlOverride>
   </w:num>
-  <w:num w:numId="17" w16cid:durableId="1571161194">
+  <w:num w:numId="17" w16cid:durableId="537282175">
     <w:abstractNumId w:val="7"/>
     <w:lvlOverride w:ilvl="0">
       <w:startOverride w:val="1"/>
     </w:lvlOverride>
   </w:num>
-  <w:num w:numId="18" w16cid:durableId="665402836">
+  <w:num w:numId="18" w16cid:durableId="494343773">
     <w:abstractNumId w:val="7"/>
     <w:lvlOverride w:ilvl="0">
       <w:startOverride w:val="1"/>
     </w:lvlOverride>
   </w:num>
-  <w:num w:numId="19" w16cid:durableId="755050961">
+  <w:num w:numId="19" w16cid:durableId="1127896752">
     <w:abstractNumId w:val="7"/>
     <w:lvlOverride w:ilvl="0">
       <w:startOverride w:val="1"/>
@@ -17265,7 +17305,7 @@
     <w:autoRedefine/>
     <w:uiPriority w:val="39"/>
     <w:unhideWhenUsed/>
-    <w:rsid w:val="00021F28"/>
+    <w:rsid w:val="00FB0680"/>
     <w:pPr>
       <w:spacing w:after="100"/>
     </w:pPr>
@@ -17277,7 +17317,7 @@
     <w:autoRedefine/>
     <w:uiPriority w:val="39"/>
     <w:unhideWhenUsed/>
-    <w:rsid w:val="00021F28"/>
+    <w:rsid w:val="00FB0680"/>
     <w:pPr>
       <w:spacing w:after="100"/>
       <w:ind w:left="220"/>
@@ -17288,7 +17328,7 @@
     <w:basedOn w:val="DefaultParagraphFont"/>
     <w:uiPriority w:val="99"/>
     <w:unhideWhenUsed/>
-    <w:rsid w:val="00021F28"/>
+    <w:rsid w:val="00FB0680"/>
     <w:rPr>
       <w:color w:val="0000FF" w:themeColor="hyperlink"/>
       <w:u w:val="single"/>

--- a/docs/guides/Delphi App Translation Studio User Guide.docx
+++ b/docs/guides/Delphi App Translation Studio User Guide.docx
@@ -13,7 +13,7 @@
           <w:noProof/>
         </w:rPr>
         <w:drawing>
-          <wp:inline distT="0" distB="0" distL="0" distR="0" wp14:anchorId="6A494E76" wp14:editId="1953E6CD">
+          <wp:inline distT="0" distB="0" distL="0" distR="0" wp14:anchorId="1303B769" wp14:editId="10A0024D">
             <wp:extent cx="1371600" cy="1371600"/>
             <wp:effectExtent l="0" t="0" r="0" b="0"/>
             <wp:docPr id="1" name="Picture 1"/>
@@ -149,7 +149,7 @@
       <w:pPr>
         <w:pStyle w:val="Heading1"/>
       </w:pPr>
-      <w:bookmarkStart w:id="0" w:name="_Toc237020178"/>
+      <w:bookmarkStart w:id="0" w:name="_Toc237032179"/>
       <w:r>
         <w:lastRenderedPageBreak/>
         <w:t>Table of Contents</w:t>
@@ -163,7 +163,13 @@
           <w:tab w:val="right" w:leader="dot" w:pos="9350"/>
         </w:tabs>
         <w:rPr>
+          <w:rFonts w:asciiTheme="minorHAnsi" w:hAnsiTheme="minorHAnsi"/>
           <w:noProof/>
+          <w:color w:val="auto"/>
+          <w:kern w:val="2"/>
+          <w:sz w:val="24"/>
+          <w:szCs w:val="24"/>
+          <w14:ligatures w14:val="standardContextual"/>
         </w:rPr>
       </w:pPr>
       <w:r>
@@ -175,7 +181,7 @@
       <w:r>
         <w:fldChar w:fldCharType="separate"/>
       </w:r>
-      <w:hyperlink w:anchor="_Toc237020178" w:history="1">
+      <w:hyperlink w:anchor="_Toc237032179" w:history="1">
         <w:r>
           <w:rPr>
             <w:rStyle w:val="Hyperlink"/>
@@ -202,7 +208,7 @@
             <w:noProof/>
             <w:webHidden/>
           </w:rPr>
-          <w:instrText xml:space="preserve"> PAGEREF _Toc237020178 \h </w:instrText>
+          <w:instrText xml:space="preserve"> PAGEREF _Toc237032179 \h </w:instrText>
         </w:r>
         <w:r>
           <w:rPr>
@@ -240,10 +246,16 @@
           <w:tab w:val="right" w:leader="dot" w:pos="9350"/>
         </w:tabs>
         <w:rPr>
+          <w:rFonts w:asciiTheme="minorHAnsi" w:hAnsiTheme="minorHAnsi"/>
           <w:noProof/>
+          <w:color w:val="auto"/>
+          <w:kern w:val="2"/>
+          <w:sz w:val="24"/>
+          <w:szCs w:val="24"/>
+          <w14:ligatures w14:val="standardContextual"/>
         </w:rPr>
       </w:pPr>
-      <w:hyperlink w:anchor="_Toc237020179" w:history="1">
+      <w:hyperlink w:anchor="_Toc237032180" w:history="1">
         <w:r>
           <w:rPr>
             <w:rStyle w:val="Hyperlink"/>
@@ -270,7 +282,7 @@
             <w:noProof/>
             <w:webHidden/>
           </w:rPr>
-          <w:instrText xml:space="preserve"> PAGEREF _Toc237020179 \h </w:instrText>
+          <w:instrText xml:space="preserve"> PAGEREF _Toc237032180 \h </w:instrText>
         </w:r>
         <w:r>
           <w:rPr>
@@ -308,10 +320,16 @@
           <w:tab w:val="right" w:leader="dot" w:pos="9350"/>
         </w:tabs>
         <w:rPr>
+          <w:rFonts w:asciiTheme="minorHAnsi" w:hAnsiTheme="minorHAnsi"/>
           <w:noProof/>
+          <w:color w:val="auto"/>
+          <w:kern w:val="2"/>
+          <w:sz w:val="24"/>
+          <w:szCs w:val="24"/>
+          <w14:ligatures w14:val="standardContextual"/>
         </w:rPr>
       </w:pPr>
-      <w:hyperlink w:anchor="_Toc237020180" w:history="1">
+      <w:hyperlink w:anchor="_Toc237032181" w:history="1">
         <w:r>
           <w:rPr>
             <w:rStyle w:val="Hyperlink"/>
@@ -338,7 +356,7 @@
             <w:noProof/>
             <w:webHidden/>
           </w:rPr>
-          <w:instrText xml:space="preserve"> PAGEREF _Toc237020180 \h </w:instrText>
+          <w:instrText xml:space="preserve"> PAGEREF _Toc237032181 \h </w:instrText>
         </w:r>
         <w:r>
           <w:rPr>
@@ -376,10 +394,16 @@
           <w:tab w:val="right" w:leader="dot" w:pos="9350"/>
         </w:tabs>
         <w:rPr>
+          <w:rFonts w:asciiTheme="minorHAnsi" w:hAnsiTheme="minorHAnsi"/>
           <w:noProof/>
+          <w:color w:val="auto"/>
+          <w:kern w:val="2"/>
+          <w:sz w:val="24"/>
+          <w:szCs w:val="24"/>
+          <w14:ligatures w14:val="standardContextual"/>
         </w:rPr>
       </w:pPr>
-      <w:hyperlink w:anchor="_Toc237020181" w:history="1">
+      <w:hyperlink w:anchor="_Toc237032182" w:history="1">
         <w:r>
           <w:rPr>
             <w:rStyle w:val="Hyperlink"/>
@@ -406,7 +430,7 @@
             <w:noProof/>
             <w:webHidden/>
           </w:rPr>
-          <w:instrText xml:space="preserve"> PAGEREF _Toc237020181 \h </w:instrText>
+          <w:instrText xml:space="preserve"> PAGEREF _Toc237032182 \h </w:instrText>
         </w:r>
         <w:r>
           <w:rPr>
@@ -444,10 +468,16 @@
           <w:tab w:val="right" w:leader="dot" w:pos="9350"/>
         </w:tabs>
         <w:rPr>
+          <w:rFonts w:asciiTheme="minorHAnsi" w:hAnsiTheme="minorHAnsi"/>
           <w:noProof/>
+          <w:color w:val="auto"/>
+          <w:kern w:val="2"/>
+          <w:sz w:val="24"/>
+          <w:szCs w:val="24"/>
+          <w14:ligatures w14:val="standardContextual"/>
         </w:rPr>
       </w:pPr>
-      <w:hyperlink w:anchor="_Toc237020182" w:history="1">
+      <w:hyperlink w:anchor="_Toc237032183" w:history="1">
         <w:r>
           <w:rPr>
             <w:rStyle w:val="Hyperlink"/>
@@ -474,7 +504,7 @@
             <w:noProof/>
             <w:webHidden/>
           </w:rPr>
-          <w:instrText xml:space="preserve"> PAGEREF _Toc237020182 \h </w:instrText>
+          <w:instrText xml:space="preserve"> PAGEREF _Toc237032183 \h </w:instrText>
         </w:r>
         <w:r>
           <w:rPr>
@@ -512,10 +542,16 @@
           <w:tab w:val="right" w:leader="dot" w:pos="9350"/>
         </w:tabs>
         <w:rPr>
+          <w:rFonts w:asciiTheme="minorHAnsi" w:hAnsiTheme="minorHAnsi"/>
           <w:noProof/>
+          <w:color w:val="auto"/>
+          <w:kern w:val="2"/>
+          <w:sz w:val="24"/>
+          <w:szCs w:val="24"/>
+          <w14:ligatures w14:val="standardContextual"/>
         </w:rPr>
       </w:pPr>
-      <w:hyperlink w:anchor="_Toc237020183" w:history="1">
+      <w:hyperlink w:anchor="_Toc237032184" w:history="1">
         <w:r>
           <w:rPr>
             <w:rStyle w:val="Hyperlink"/>
@@ -542,7 +578,7 @@
             <w:noProof/>
             <w:webHidden/>
           </w:rPr>
-          <w:instrText xml:space="preserve"> PAGEREF _Toc237020183 \h </w:instrText>
+          <w:instrText xml:space="preserve"> PAGEREF _Toc237032184 \h </w:instrText>
         </w:r>
         <w:r>
           <w:rPr>
@@ -580,10 +616,16 @@
           <w:tab w:val="right" w:leader="dot" w:pos="9350"/>
         </w:tabs>
         <w:rPr>
+          <w:rFonts w:asciiTheme="minorHAnsi" w:hAnsiTheme="minorHAnsi"/>
           <w:noProof/>
+          <w:color w:val="auto"/>
+          <w:kern w:val="2"/>
+          <w:sz w:val="24"/>
+          <w:szCs w:val="24"/>
+          <w14:ligatures w14:val="standardContextual"/>
         </w:rPr>
       </w:pPr>
-      <w:hyperlink w:anchor="_Toc237020184" w:history="1">
+      <w:hyperlink w:anchor="_Toc237032185" w:history="1">
         <w:r>
           <w:rPr>
             <w:rStyle w:val="Hyperlink"/>
@@ -610,7 +652,7 @@
             <w:noProof/>
             <w:webHidden/>
           </w:rPr>
-          <w:instrText xml:space="preserve"> PAGEREF _Toc237020184 \h </w:instrText>
+          <w:instrText xml:space="preserve"> PAGEREF _Toc237032185 \h </w:instrText>
         </w:r>
         <w:r>
           <w:rPr>
@@ -648,10 +690,16 @@
           <w:tab w:val="right" w:leader="dot" w:pos="9350"/>
         </w:tabs>
         <w:rPr>
+          <w:rFonts w:asciiTheme="minorHAnsi" w:hAnsiTheme="minorHAnsi"/>
           <w:noProof/>
+          <w:color w:val="auto"/>
+          <w:kern w:val="2"/>
+          <w:sz w:val="24"/>
+          <w:szCs w:val="24"/>
+          <w14:ligatures w14:val="standardContextual"/>
         </w:rPr>
       </w:pPr>
-      <w:hyperlink w:anchor="_Toc237020185" w:history="1">
+      <w:hyperlink w:anchor="_Toc237032186" w:history="1">
         <w:r>
           <w:rPr>
             <w:rStyle w:val="Hyperlink"/>
@@ -678,7 +726,7 @@
             <w:noProof/>
             <w:webHidden/>
           </w:rPr>
-          <w:instrText xml:space="preserve"> PAGEREF _Toc237020185 \h </w:instrText>
+          <w:instrText xml:space="preserve"> PAGEREF _Toc237032186 \h </w:instrText>
         </w:r>
         <w:r>
           <w:rPr>
@@ -716,10 +764,16 @@
           <w:tab w:val="right" w:leader="dot" w:pos="9350"/>
         </w:tabs>
         <w:rPr>
+          <w:rFonts w:asciiTheme="minorHAnsi" w:hAnsiTheme="minorHAnsi"/>
           <w:noProof/>
+          <w:color w:val="auto"/>
+          <w:kern w:val="2"/>
+          <w:sz w:val="24"/>
+          <w:szCs w:val="24"/>
+          <w14:ligatures w14:val="standardContextual"/>
         </w:rPr>
       </w:pPr>
-      <w:hyperlink w:anchor="_Toc237020186" w:history="1">
+      <w:hyperlink w:anchor="_Toc237032187" w:history="1">
         <w:r>
           <w:rPr>
             <w:rStyle w:val="Hyperlink"/>
@@ -746,7 +800,7 @@
             <w:noProof/>
             <w:webHidden/>
           </w:rPr>
-          <w:instrText xml:space="preserve"> PAGEREF _Toc237020186 \h </w:instrText>
+          <w:instrText xml:space="preserve"> PAGEREF _Toc237032187 \h </w:instrText>
         </w:r>
         <w:r>
           <w:rPr>
@@ -784,10 +838,16 @@
           <w:tab w:val="right" w:leader="dot" w:pos="9350"/>
         </w:tabs>
         <w:rPr>
+          <w:rFonts w:asciiTheme="minorHAnsi" w:hAnsiTheme="minorHAnsi"/>
           <w:noProof/>
+          <w:color w:val="auto"/>
+          <w:kern w:val="2"/>
+          <w:sz w:val="24"/>
+          <w:szCs w:val="24"/>
+          <w14:ligatures w14:val="standardContextual"/>
         </w:rPr>
       </w:pPr>
-      <w:hyperlink w:anchor="_Toc237020187" w:history="1">
+      <w:hyperlink w:anchor="_Toc237032188" w:history="1">
         <w:r>
           <w:rPr>
             <w:rStyle w:val="Hyperlink"/>
@@ -814,7 +874,7 @@
             <w:noProof/>
             <w:webHidden/>
           </w:rPr>
-          <w:instrText xml:space="preserve"> PAGEREF _Toc237020187 \h </w:instrText>
+          <w:instrText xml:space="preserve"> PAGEREF _Toc237032188 \h </w:instrText>
         </w:r>
         <w:r>
           <w:rPr>
@@ -852,10 +912,16 @@
           <w:tab w:val="right" w:leader="dot" w:pos="9350"/>
         </w:tabs>
         <w:rPr>
+          <w:rFonts w:asciiTheme="minorHAnsi" w:hAnsiTheme="minorHAnsi"/>
           <w:noProof/>
+          <w:color w:val="auto"/>
+          <w:kern w:val="2"/>
+          <w:sz w:val="24"/>
+          <w:szCs w:val="24"/>
+          <w14:ligatures w14:val="standardContextual"/>
         </w:rPr>
       </w:pPr>
-      <w:hyperlink w:anchor="_Toc237020188" w:history="1">
+      <w:hyperlink w:anchor="_Toc237032189" w:history="1">
         <w:r>
           <w:rPr>
             <w:rStyle w:val="Hyperlink"/>
@@ -882,7 +948,7 @@
             <w:noProof/>
             <w:webHidden/>
           </w:rPr>
-          <w:instrText xml:space="preserve"> PAGEREF _Toc237020188 \h </w:instrText>
+          <w:instrText xml:space="preserve"> PAGEREF _Toc237032189 \h </w:instrText>
         </w:r>
         <w:r>
           <w:rPr>
@@ -920,10 +986,16 @@
           <w:tab w:val="right" w:leader="dot" w:pos="9350"/>
         </w:tabs>
         <w:rPr>
+          <w:rFonts w:asciiTheme="minorHAnsi" w:hAnsiTheme="minorHAnsi"/>
           <w:noProof/>
+          <w:color w:val="auto"/>
+          <w:kern w:val="2"/>
+          <w:sz w:val="24"/>
+          <w:szCs w:val="24"/>
+          <w14:ligatures w14:val="standardContextual"/>
         </w:rPr>
       </w:pPr>
-      <w:hyperlink w:anchor="_Toc237020189" w:history="1">
+      <w:hyperlink w:anchor="_Toc237032190" w:history="1">
         <w:r>
           <w:rPr>
             <w:rStyle w:val="Hyperlink"/>
@@ -950,7 +1022,7 @@
             <w:noProof/>
             <w:webHidden/>
           </w:rPr>
-          <w:instrText xml:space="preserve"> PAGEREF _Toc237020189 \h </w:instrText>
+          <w:instrText xml:space="preserve"> PAGEREF _Toc237032190 \h </w:instrText>
         </w:r>
         <w:r>
           <w:rPr>
@@ -988,10 +1060,16 @@
           <w:tab w:val="right" w:leader="dot" w:pos="9350"/>
         </w:tabs>
         <w:rPr>
+          <w:rFonts w:asciiTheme="minorHAnsi" w:hAnsiTheme="minorHAnsi"/>
           <w:noProof/>
+          <w:color w:val="auto"/>
+          <w:kern w:val="2"/>
+          <w:sz w:val="24"/>
+          <w:szCs w:val="24"/>
+          <w14:ligatures w14:val="standardContextual"/>
         </w:rPr>
       </w:pPr>
-      <w:hyperlink w:anchor="_Toc237020190" w:history="1">
+      <w:hyperlink w:anchor="_Toc237032191" w:history="1">
         <w:r>
           <w:rPr>
             <w:rStyle w:val="Hyperlink"/>
@@ -1018,7 +1096,7 @@
             <w:noProof/>
             <w:webHidden/>
           </w:rPr>
-          <w:instrText xml:space="preserve"> PAGEREF _Toc237020190 \h </w:instrText>
+          <w:instrText xml:space="preserve"> PAGEREF _Toc237032191 \h </w:instrText>
         </w:r>
         <w:r>
           <w:rPr>
@@ -1056,10 +1134,16 @@
           <w:tab w:val="right" w:leader="dot" w:pos="9350"/>
         </w:tabs>
         <w:rPr>
+          <w:rFonts w:asciiTheme="minorHAnsi" w:hAnsiTheme="minorHAnsi"/>
           <w:noProof/>
+          <w:color w:val="auto"/>
+          <w:kern w:val="2"/>
+          <w:sz w:val="24"/>
+          <w:szCs w:val="24"/>
+          <w14:ligatures w14:val="standardContextual"/>
         </w:rPr>
       </w:pPr>
-      <w:hyperlink w:anchor="_Toc237020191" w:history="1">
+      <w:hyperlink w:anchor="_Toc237032192" w:history="1">
         <w:r>
           <w:rPr>
             <w:rStyle w:val="Hyperlink"/>
@@ -1086,7 +1170,7 @@
             <w:noProof/>
             <w:webHidden/>
           </w:rPr>
-          <w:instrText xml:space="preserve"> PAGEREF _Toc237020191 \h </w:instrText>
+          <w:instrText xml:space="preserve"> PAGEREF _Toc237032192 \h </w:instrText>
         </w:r>
         <w:r>
           <w:rPr>
@@ -1124,10 +1208,16 @@
           <w:tab w:val="right" w:leader="dot" w:pos="9350"/>
         </w:tabs>
         <w:rPr>
+          <w:rFonts w:asciiTheme="minorHAnsi" w:hAnsiTheme="minorHAnsi"/>
           <w:noProof/>
+          <w:color w:val="auto"/>
+          <w:kern w:val="2"/>
+          <w:sz w:val="24"/>
+          <w:szCs w:val="24"/>
+          <w14:ligatures w14:val="standardContextual"/>
         </w:rPr>
       </w:pPr>
-      <w:hyperlink w:anchor="_Toc237020192" w:history="1">
+      <w:hyperlink w:anchor="_Toc237032193" w:history="1">
         <w:r>
           <w:rPr>
             <w:rStyle w:val="Hyperlink"/>
@@ -1154,7 +1244,7 @@
             <w:noProof/>
             <w:webHidden/>
           </w:rPr>
-          <w:instrText xml:space="preserve"> PAGEREF _Toc237020192 \h </w:instrText>
+          <w:instrText xml:space="preserve"> PAGEREF _Toc237032193 \h </w:instrText>
         </w:r>
         <w:r>
           <w:rPr>
@@ -1192,10 +1282,16 @@
           <w:tab w:val="right" w:leader="dot" w:pos="9350"/>
         </w:tabs>
         <w:rPr>
+          <w:rFonts w:asciiTheme="minorHAnsi" w:hAnsiTheme="minorHAnsi"/>
           <w:noProof/>
+          <w:color w:val="auto"/>
+          <w:kern w:val="2"/>
+          <w:sz w:val="24"/>
+          <w:szCs w:val="24"/>
+          <w14:ligatures w14:val="standardContextual"/>
         </w:rPr>
       </w:pPr>
-      <w:hyperlink w:anchor="_Toc237020193" w:history="1">
+      <w:hyperlink w:anchor="_Toc237032194" w:history="1">
         <w:r>
           <w:rPr>
             <w:rStyle w:val="Hyperlink"/>
@@ -1222,7 +1318,7 @@
             <w:noProof/>
             <w:webHidden/>
           </w:rPr>
-          <w:instrText xml:space="preserve"> PAGEREF _Toc237020193 \h </w:instrText>
+          <w:instrText xml:space="preserve"> PAGEREF _Toc237032194 \h </w:instrText>
         </w:r>
         <w:r>
           <w:rPr>
@@ -1260,10 +1356,16 @@
           <w:tab w:val="right" w:leader="dot" w:pos="9350"/>
         </w:tabs>
         <w:rPr>
+          <w:rFonts w:asciiTheme="minorHAnsi" w:hAnsiTheme="minorHAnsi"/>
           <w:noProof/>
+          <w:color w:val="auto"/>
+          <w:kern w:val="2"/>
+          <w:sz w:val="24"/>
+          <w:szCs w:val="24"/>
+          <w14:ligatures w14:val="standardContextual"/>
         </w:rPr>
       </w:pPr>
-      <w:hyperlink w:anchor="_Toc237020194" w:history="1">
+      <w:hyperlink w:anchor="_Toc237032195" w:history="1">
         <w:r>
           <w:rPr>
             <w:rStyle w:val="Hyperlink"/>
@@ -1290,7 +1392,7 @@
             <w:noProof/>
             <w:webHidden/>
           </w:rPr>
-          <w:instrText xml:space="preserve"> PAGEREF _Toc237020194 \h </w:instrText>
+          <w:instrText xml:space="preserve"> PAGEREF _Toc237032195 \h </w:instrText>
         </w:r>
         <w:r>
           <w:rPr>
@@ -1328,10 +1430,16 @@
           <w:tab w:val="right" w:leader="dot" w:pos="9350"/>
         </w:tabs>
         <w:rPr>
+          <w:rFonts w:asciiTheme="minorHAnsi" w:hAnsiTheme="minorHAnsi"/>
           <w:noProof/>
+          <w:color w:val="auto"/>
+          <w:kern w:val="2"/>
+          <w:sz w:val="24"/>
+          <w:szCs w:val="24"/>
+          <w14:ligatures w14:val="standardContextual"/>
         </w:rPr>
       </w:pPr>
-      <w:hyperlink w:anchor="_Toc237020195" w:history="1">
+      <w:hyperlink w:anchor="_Toc237032196" w:history="1">
         <w:r>
           <w:rPr>
             <w:rStyle w:val="Hyperlink"/>
@@ -1358,7 +1466,7 @@
             <w:noProof/>
             <w:webHidden/>
           </w:rPr>
-          <w:instrText xml:space="preserve"> PAGEREF _Toc237020195 \h </w:instrText>
+          <w:instrText xml:space="preserve"> PAGEREF _Toc237032196 \h </w:instrText>
         </w:r>
         <w:r>
           <w:rPr>
@@ -1396,10 +1504,16 @@
           <w:tab w:val="right" w:leader="dot" w:pos="9350"/>
         </w:tabs>
         <w:rPr>
+          <w:rFonts w:asciiTheme="minorHAnsi" w:hAnsiTheme="minorHAnsi"/>
           <w:noProof/>
+          <w:color w:val="auto"/>
+          <w:kern w:val="2"/>
+          <w:sz w:val="24"/>
+          <w:szCs w:val="24"/>
+          <w14:ligatures w14:val="standardContextual"/>
         </w:rPr>
       </w:pPr>
-      <w:hyperlink w:anchor="_Toc237020196" w:history="1">
+      <w:hyperlink w:anchor="_Toc237032197" w:history="1">
         <w:r>
           <w:rPr>
             <w:rStyle w:val="Hyperlink"/>
@@ -1426,7 +1540,7 @@
             <w:noProof/>
             <w:webHidden/>
           </w:rPr>
-          <w:instrText xml:space="preserve"> PAGEREF _Toc237020196 \h </w:instrText>
+          <w:instrText xml:space="preserve"> PAGEREF _Toc237032197 \h </w:instrText>
         </w:r>
         <w:r>
           <w:rPr>
@@ -1464,10 +1578,16 @@
           <w:tab w:val="right" w:leader="dot" w:pos="9350"/>
         </w:tabs>
         <w:rPr>
+          <w:rFonts w:asciiTheme="minorHAnsi" w:hAnsiTheme="minorHAnsi"/>
           <w:noProof/>
+          <w:color w:val="auto"/>
+          <w:kern w:val="2"/>
+          <w:sz w:val="24"/>
+          <w:szCs w:val="24"/>
+          <w14:ligatures w14:val="standardContextual"/>
         </w:rPr>
       </w:pPr>
-      <w:hyperlink w:anchor="_Toc237020197" w:history="1">
+      <w:hyperlink w:anchor="_Toc237032198" w:history="1">
         <w:r>
           <w:rPr>
             <w:rStyle w:val="Hyperlink"/>
@@ -1494,7 +1614,7 @@
             <w:noProof/>
             <w:webHidden/>
           </w:rPr>
-          <w:instrText xml:space="preserve"> PAGEREF _Toc237020197 \h </w:instrText>
+          <w:instrText xml:space="preserve"> PAGEREF _Toc237032198 \h </w:instrText>
         </w:r>
         <w:r>
           <w:rPr>
@@ -1532,10 +1652,16 @@
           <w:tab w:val="right" w:leader="dot" w:pos="9350"/>
         </w:tabs>
         <w:rPr>
+          <w:rFonts w:asciiTheme="minorHAnsi" w:hAnsiTheme="minorHAnsi"/>
           <w:noProof/>
+          <w:color w:val="auto"/>
+          <w:kern w:val="2"/>
+          <w:sz w:val="24"/>
+          <w:szCs w:val="24"/>
+          <w14:ligatures w14:val="standardContextual"/>
         </w:rPr>
       </w:pPr>
-      <w:hyperlink w:anchor="_Toc237020198" w:history="1">
+      <w:hyperlink w:anchor="_Toc237032199" w:history="1">
         <w:r>
           <w:rPr>
             <w:rStyle w:val="Hyperlink"/>
@@ -1562,7 +1688,7 @@
             <w:noProof/>
             <w:webHidden/>
           </w:rPr>
-          <w:instrText xml:space="preserve"> PAGEREF _Toc237020198 \h </w:instrText>
+          <w:instrText xml:space="preserve"> PAGEREF _Toc237032199 \h </w:instrText>
         </w:r>
         <w:r>
           <w:rPr>
@@ -1582,7 +1708,7 @@
             <w:noProof/>
             <w:webHidden/>
           </w:rPr>
-          <w:t>9</w:t>
+          <w:t>10</w:t>
         </w:r>
         <w:r>
           <w:rPr>
@@ -1600,10 +1726,16 @@
           <w:tab w:val="right" w:leader="dot" w:pos="9350"/>
         </w:tabs>
         <w:rPr>
+          <w:rFonts w:asciiTheme="minorHAnsi" w:hAnsiTheme="minorHAnsi"/>
           <w:noProof/>
+          <w:color w:val="auto"/>
+          <w:kern w:val="2"/>
+          <w:sz w:val="24"/>
+          <w:szCs w:val="24"/>
+          <w14:ligatures w14:val="standardContextual"/>
         </w:rPr>
       </w:pPr>
-      <w:hyperlink w:anchor="_Toc237020199" w:history="1">
+      <w:hyperlink w:anchor="_Toc237032200" w:history="1">
         <w:r>
           <w:rPr>
             <w:rStyle w:val="Hyperlink"/>
@@ -1630,7 +1762,7 @@
             <w:noProof/>
             <w:webHidden/>
           </w:rPr>
-          <w:instrText xml:space="preserve"> PAGEREF _Toc237020199 \h </w:instrText>
+          <w:instrText xml:space="preserve"> PAGEREF _Toc237032200 \h </w:instrText>
         </w:r>
         <w:r>
           <w:rPr>
@@ -1668,10 +1800,16 @@
           <w:tab w:val="right" w:leader="dot" w:pos="9350"/>
         </w:tabs>
         <w:rPr>
+          <w:rFonts w:asciiTheme="minorHAnsi" w:hAnsiTheme="minorHAnsi"/>
           <w:noProof/>
+          <w:color w:val="auto"/>
+          <w:kern w:val="2"/>
+          <w:sz w:val="24"/>
+          <w:szCs w:val="24"/>
+          <w14:ligatures w14:val="standardContextual"/>
         </w:rPr>
       </w:pPr>
-      <w:hyperlink w:anchor="_Toc237020200" w:history="1">
+      <w:hyperlink w:anchor="_Toc237032201" w:history="1">
         <w:r>
           <w:rPr>
             <w:rStyle w:val="Hyperlink"/>
@@ -1698,7 +1836,7 @@
             <w:noProof/>
             <w:webHidden/>
           </w:rPr>
-          <w:instrText xml:space="preserve"> PAGEREF _Toc237020200 \h </w:instrText>
+          <w:instrText xml:space="preserve"> PAGEREF _Toc237032201 \h </w:instrText>
         </w:r>
         <w:r>
           <w:rPr>
@@ -1736,10 +1874,16 @@
           <w:tab w:val="right" w:leader="dot" w:pos="9350"/>
         </w:tabs>
         <w:rPr>
+          <w:rFonts w:asciiTheme="minorHAnsi" w:hAnsiTheme="minorHAnsi"/>
           <w:noProof/>
+          <w:color w:val="auto"/>
+          <w:kern w:val="2"/>
+          <w:sz w:val="24"/>
+          <w:szCs w:val="24"/>
+          <w14:ligatures w14:val="standardContextual"/>
         </w:rPr>
       </w:pPr>
-      <w:hyperlink w:anchor="_Toc237020201" w:history="1">
+      <w:hyperlink w:anchor="_Toc237032202" w:history="1">
         <w:r>
           <w:rPr>
             <w:rStyle w:val="Hyperlink"/>
@@ -1766,7 +1910,7 @@
             <w:noProof/>
             <w:webHidden/>
           </w:rPr>
-          <w:instrText xml:space="preserve"> PAGEREF _Toc237020201 \h </w:instrText>
+          <w:instrText xml:space="preserve"> PAGEREF _Toc237032202 \h </w:instrText>
         </w:r>
         <w:r>
           <w:rPr>
@@ -1819,7 +1963,7 @@
       <w:pPr>
         <w:pStyle w:val="Heading1"/>
       </w:pPr>
-      <w:bookmarkStart w:id="1" w:name="_Toc237020179"/>
+      <w:bookmarkStart w:id="1" w:name="_Toc237032180"/>
       <w:r>
         <w:lastRenderedPageBreak/>
         <w:t>1. Welcome</w:t>
@@ -1865,9 +2009,6 @@
           <w:p>
             <w:pPr>
               <w:pStyle w:val="Callout"/>
-              <w:rPr>
-                <w:rFonts w:hint="eastAsia"/>
-              </w:rPr>
             </w:pPr>
             <w:r>
               <w:rPr>
@@ -1887,7 +2028,7 @@
       <w:pPr>
         <w:pStyle w:val="Heading2"/>
       </w:pPr>
-      <w:bookmarkStart w:id="2" w:name="_Toc237020180"/>
+      <w:bookmarkStart w:id="2" w:name="_Toc237032181"/>
       <w:r>
         <w:t>1.1 What the Studio changes</w:t>
       </w:r>
@@ -1937,7 +2078,7 @@
       <w:pPr>
         <w:pStyle w:val="Heading1"/>
       </w:pPr>
-      <w:bookmarkStart w:id="3" w:name="_Toc237020181"/>
+      <w:bookmarkStart w:id="3" w:name="_Toc237032182"/>
       <w:r>
         <w:t>2. Installation and Startup</w:t>
       </w:r>
@@ -1957,7 +2098,7 @@
       <w:pPr>
         <w:pStyle w:val="Heading2"/>
       </w:pPr>
-      <w:bookmarkStart w:id="4" w:name="_Toc237020182"/>
+      <w:bookmarkStart w:id="4" w:name="_Toc237032183"/>
       <w:r>
         <w:t>2.1 First launch</w:t>
       </w:r>
@@ -2004,7 +2145,7 @@
       <w:pPr>
         <w:pStyle w:val="Heading1"/>
       </w:pPr>
-      <w:bookmarkStart w:id="5" w:name="_Toc237020183"/>
+      <w:bookmarkStart w:id="5" w:name="_Toc237032184"/>
       <w:r>
         <w:t>3. The End-to-End Workflow</w:t>
       </w:r>
@@ -2416,7 +2557,7 @@
       <w:pPr>
         <w:pStyle w:val="Heading1"/>
       </w:pPr>
-      <w:bookmarkStart w:id="6" w:name="_Toc237020184"/>
+      <w:bookmarkStart w:id="6" w:name="_Toc237032185"/>
       <w:r>
         <w:t>4. Open and Scan a Project</w:t>
       </w:r>
@@ -2511,9 +2652,6 @@
           <w:p>
             <w:pPr>
               <w:pStyle w:val="Callout"/>
-              <w:rPr>
-                <w:rFonts w:hint="eastAsia"/>
-              </w:rPr>
             </w:pPr>
             <w:r>
               <w:rPr>
@@ -2533,7 +2671,7 @@
       <w:pPr>
         <w:pStyle w:val="Heading2"/>
       </w:pPr>
-      <w:bookmarkStart w:id="7" w:name="_Toc237020185"/>
+      <w:bookmarkStart w:id="7" w:name="_Toc237032186"/>
       <w:r>
         <w:lastRenderedPageBreak/>
         <w:t>4.1 Text that is collected</w:t>
@@ -2576,7 +2714,7 @@
       <w:pPr>
         <w:pStyle w:val="Heading1"/>
       </w:pPr>
-      <w:bookmarkStart w:id="8" w:name="_Toc237020186"/>
+      <w:bookmarkStart w:id="8" w:name="_Toc237032187"/>
       <w:r>
         <w:t>5. Create and Edit a Language Catalog</w:t>
       </w:r>
@@ -2663,7 +2801,7 @@
       <w:pPr>
         <w:pStyle w:val="Heading2"/>
       </w:pPr>
-      <w:bookmarkStart w:id="9" w:name="_Toc237020187"/>
+      <w:bookmarkStart w:id="9" w:name="_Toc237032188"/>
       <w:r>
         <w:t>5.1 Translation statuses</w:t>
       </w:r>
@@ -3090,7 +3228,7 @@
       <w:pPr>
         <w:pStyle w:val="Heading2"/>
       </w:pPr>
-      <w:bookmarkStart w:id="10" w:name="_Toc237020188"/>
+      <w:bookmarkStart w:id="10" w:name="_Toc237032189"/>
       <w:r>
         <w:t>5.2 Automatic Google or DeepL workflow</w:t>
       </w:r>
@@ -3197,9 +3335,6 @@
           <w:p>
             <w:pPr>
               <w:pStyle w:val="Callout"/>
-              <w:rPr>
-                <w:rFonts w:hint="eastAsia"/>
-              </w:rPr>
             </w:pPr>
             <w:r>
               <w:rPr>
@@ -3219,7 +3354,7 @@
       <w:pPr>
         <w:pStyle w:val="Heading2"/>
       </w:pPr>
-      <w:bookmarkStart w:id="11" w:name="_Toc237020189"/>
+      <w:bookmarkStart w:id="11" w:name="_Toc237032190"/>
       <w:r>
         <w:t>5.3 Safety, context, and focused review</w:t>
       </w:r>
@@ -3286,7 +3421,7 @@
       <w:pPr>
         <w:pStyle w:val="Heading1"/>
       </w:pPr>
-      <w:bookmarkStart w:id="12" w:name="_Toc237020190"/>
+      <w:bookmarkStart w:id="12" w:name="_Toc237032191"/>
       <w:r>
         <w:t>6. Provider Settings and Secure Key Storage</w:t>
       </w:r>
@@ -3657,7 +3792,7 @@
       <w:pPr>
         <w:pStyle w:val="Heading1"/>
       </w:pPr>
-      <w:bookmarkStart w:id="13" w:name="_Toc237020191"/>
+      <w:bookmarkStart w:id="13" w:name="_Toc237032192"/>
       <w:r>
         <w:lastRenderedPageBreak/>
         <w:t>7. Obtain and Enter a DeepL API Key</w:t>
@@ -3693,9 +3828,6 @@
           <w:p>
             <w:pPr>
               <w:pStyle w:val="Callout"/>
-              <w:rPr>
-                <w:rFonts w:hint="eastAsia"/>
-              </w:rPr>
             </w:pPr>
             <w:r>
               <w:rPr>
@@ -3850,7 +3982,7 @@
       <w:pPr>
         <w:pStyle w:val="Heading1"/>
       </w:pPr>
-      <w:bookmarkStart w:id="14" w:name="_Toc237020192"/>
+      <w:bookmarkStart w:id="14" w:name="_Toc237032193"/>
       <w:r>
         <w:t>8. Obtain and Enter a Google API Key</w:t>
       </w:r>
@@ -3885,9 +4017,6 @@
           <w:p>
             <w:pPr>
               <w:pStyle w:val="Callout"/>
-              <w:rPr>
-                <w:rFonts w:hint="eastAsia"/>
-              </w:rPr>
             </w:pPr>
             <w:r>
               <w:rPr>
@@ -4096,7 +4225,7 @@
       <w:pPr>
         <w:pStyle w:val="Heading1"/>
       </w:pPr>
-      <w:bookmarkStart w:id="15" w:name="_Toc237020193"/>
+      <w:bookmarkStart w:id="15" w:name="_Toc237032194"/>
       <w:r>
         <w:t>9. Direct Provider Translation</w:t>
       </w:r>
@@ -4240,9 +4369,6 @@
           <w:p>
             <w:pPr>
               <w:pStyle w:val="Callout"/>
-              <w:rPr>
-                <w:rFonts w:hint="eastAsia"/>
-              </w:rPr>
             </w:pPr>
             <w:r>
               <w:rPr>
@@ -4262,7 +4388,7 @@
       <w:pPr>
         <w:pStyle w:val="Heading1"/>
       </w:pPr>
-      <w:bookmarkStart w:id="16" w:name="_Toc237020194"/>
+      <w:bookmarkStart w:id="16" w:name="_Toc237032195"/>
       <w:r>
         <w:t>10. Validate and Export</w:t>
       </w:r>
@@ -4337,7 +4463,7 @@
       <w:pPr>
         <w:pStyle w:val="Heading1"/>
       </w:pPr>
-      <w:bookmarkStart w:id="17" w:name="_Toc237020195"/>
+      <w:bookmarkStart w:id="17" w:name="_Toc237032196"/>
       <w:r>
         <w:t>11. Integrate a Target Application</w:t>
       </w:r>
@@ -4345,7 +4471,7 @@
     </w:p>
     <w:p>
       <w:r>
-        <w:t>Integration adds the offline runtime, generated application-specific unit, startup calls, event wiring, and designer-persisted language menu items. It does not add provider access to the target.</w:t>
+        <w:t>Integration adds the offline runtime, generated application-specific unit, startup calls, event wiring, and designer-persisted language menu items. It automatically builds an English source-language pack from the latest scan, normalizes and de-duplicates the available language list, and installs every JSON pack transactionally. It populates the named menu when present; when absent, it adds an FMX TMenuBar/TMenuItem or VCL TMainMenu/TMenuItem to the primary form and adds matching form-class declarations. It does not add provider access to the target.</w:t>
       </w:r>
     </w:p>
     <w:p>
@@ -4369,7 +4495,7 @@
         </w:numPr>
       </w:pPr>
       <w:r>
-        <w:t>Select Integration and confirm the designated language menu component, normally mnuLanguage.</w:t>
+        <w:t>Select Integration and confirm the designated language menu component name, normally mnuLanguage. The plan states whether that designer menu will be populated or added to the primary form.</w:t>
       </w:r>
     </w:p>
     <w:p>
@@ -4393,7 +4519,7 @@
         </w:numPr>
       </w:pPr>
       <w:r>
-        <w:t>Choose Generate Preview. Select every changed file and read its line-numbered original/proposed text. Newly generated files are shown in full.</w:t>
+        <w:t>Choose Generate Preview. The exact-change viewer is optional; select any changed file when you want to inspect its line-numbered original/proposed text.</w:t>
       </w:r>
     </w:p>
     <w:p>
@@ -4405,7 +4531,8 @@
         </w:numPr>
       </w:pPr>
       <w:r>
-        <w:t>After every file has been viewed, check I reviewed every exact change. Apply remains disabled until that confirmation is checked.</w:t>
+        <w:lastRenderedPageBreak/>
+        <w:t>Check the single authorization box. You do not have to open or approve every file separately.</w:t>
       </w:r>
     </w:p>
     <w:p>
@@ -4417,7 +4544,7 @@
         </w:numPr>
       </w:pPr>
       <w:r>
-        <w:t>Choose Apply. The Studio creates and verifies a pre-change backup, writes atomically, and records a restore manifest.</w:t>
+        <w:t>Optionally select Build and deploy after Apply, then choose Win32 or Win64 and Debug or Release. The Studio requests elevation for the Delphi build, deploys packs, and never launches the target.</w:t>
       </w:r>
     </w:p>
     <w:p>
@@ -4429,7 +4556,7 @@
         </w:numPr>
       </w:pPr>
       <w:r>
-        <w:t>Reopen the target project, inspect the DFM/FMX menu items in the IDE, and build Win32 and Win64.</w:t>
+        <w:t>Choose Apply. The Studio creates and verifies a pre-change backup, writes atomically, and records a restore manifest.</w:t>
       </w:r>
     </w:p>
     <w:p>
@@ -4441,8 +4568,7 @@
         </w:numPr>
       </w:pPr>
       <w:r>
-        <w:lastRenderedPageBreak/>
-        <w:t>Run the target, select a language, restart if required by the application's integration pattern, and verify all forms.</w:t>
+        <w:t>If automatic build/deploy was not selected, reopen the target project, inspect the DFM/FMX menu items in the IDE, build, and copy the packs beside the executable.</w:t>
       </w:r>
     </w:p>
     <w:p>
@@ -4454,6 +4580,18 @@
         </w:numPr>
       </w:pPr>
       <w:r>
+        <w:t>Run the target and select a language. Every currently open form is translated immediately; forms created later receive the saved language in their designer-persisted OnCreate path.</w:t>
+      </w:r>
+    </w:p>
+    <w:p>
+      <w:pPr>
+        <w:pStyle w:val="ListNumber"/>
+        <w:numPr>
+          <w:ilvl w:val="0"/>
+          <w:numId w:val="18"/>
+        </w:numPr>
+      </w:pPr>
+      <w:r>
         <w:t>Use Restore to recover the recorded pre-integration state if needed.</w:t>
       </w:r>
     </w:p>
@@ -4461,7 +4599,7 @@
       <w:pPr>
         <w:pStyle w:val="Heading2"/>
       </w:pPr>
-      <w:bookmarkStart w:id="18" w:name="_Toc237020196"/>
+      <w:bookmarkStart w:id="18" w:name="_Toc237032197"/>
       <w:r>
         <w:t>11.1 Runtime files and preferences</w:t>
       </w:r>
@@ -4480,7 +4618,7 @@
         <w:pStyle w:val="ListBullet"/>
       </w:pPr>
       <w:r>
-        <w:t>Run Deploy-LanguagePacks.ps1 from the preview package with -ApplicationDirectory pointing to the output folder, or copy the files through the Delphi deployment manager.</w:t>
+        <w:t>Use Build and deploy after Apply for the automatic path. Deploy-LanguagePacks.ps1 and manual copying remain available for custom output layouts.</w:t>
       </w:r>
     </w:p>
     <w:p>
@@ -4504,14 +4642,22 @@
         <w:pStyle w:val="ListBullet"/>
       </w:pPr>
       <w:r>
-        <w:t>VCL startup applies the first form through generated DPR wiring. FMX integration persists an OnCreate handler in the form resource and applies translation after FMX streaming; an existing handler is preserved.</w:t>
+        <w:t>VCL startup applies the first form through generated DPR wiring. FMX integration persists an OnCreate handler in every form resource and applies translation after FMX streaming; an existing handler is preserved.</w:t>
       </w:r>
     </w:p>
     <w:p>
       <w:pPr>
+        <w:pStyle w:val="ListBullet"/>
+      </w:pPr>
+      <w:r>
+        <w:t>Selecting or reselecting a language applies the selected pack to every open form immediately. English is a real generated pack, so returning from another language restores all scanned source strings without restarting.</w:t>
+      </w:r>
+    </w:p>
+    <w:p>
+      <w:pPr>
         <w:pStyle w:val="Heading1"/>
       </w:pPr>
-      <w:bookmarkStart w:id="19" w:name="_Toc237020197"/>
+      <w:bookmarkStart w:id="19" w:name="_Toc237032198"/>
       <w:r>
         <w:t>12. Translate the Studio Itself</w:t>
       </w:r>
@@ -4598,7 +4744,7 @@
         </w:numPr>
       </w:pPr>
       <w:r>
-        <w:t>Select the new language. The preference is applied on the next launch.</w:t>
+        <w:t>Select the new language. Open forms change immediately and the preference is retained for the next launch.</w:t>
       </w:r>
     </w:p>
     <w:p>
@@ -4610,8 +4756,9 @@
       <w:pPr>
         <w:pStyle w:val="Heading1"/>
       </w:pPr>
-      <w:bookmarkStart w:id="20" w:name="_Toc237020198"/>
+      <w:bookmarkStart w:id="20" w:name="_Toc237032199"/>
       <w:r>
+        <w:lastRenderedPageBreak/>
         <w:t>13. Troubleshooting</w:t>
       </w:r>
       <w:bookmarkEnd w:id="20"/>
@@ -4752,7 +4899,6 @@
           </w:tcPr>
           <w:p>
             <w:r>
-              <w:lastRenderedPageBreak/>
               <w:t>HTTP 401/403</w:t>
             </w:r>
           </w:p>
@@ -5004,7 +5150,7 @@
       <w:pPr>
         <w:pStyle w:val="Heading1"/>
       </w:pPr>
-      <w:bookmarkStart w:id="21" w:name="_Toc237020199"/>
+      <w:bookmarkStart w:id="21" w:name="_Toc237032200"/>
       <w:r>
         <w:t>14. Security and Privacy</w:t>
       </w:r>
@@ -5055,6 +5201,7 @@
         <w:pStyle w:val="ListBullet"/>
       </w:pPr>
       <w:r>
+        <w:lastRenderedPageBreak/>
         <w:t>Catalogs, runtime packs, deployment packages, logs, backups, and Git should contain no key.</w:t>
       </w:r>
     </w:p>
@@ -5070,9 +5217,8 @@
       <w:pPr>
         <w:pStyle w:val="Heading1"/>
       </w:pPr>
-      <w:bookmarkStart w:id="22" w:name="_Toc237020200"/>
+      <w:bookmarkStart w:id="22" w:name="_Toc237032201"/>
       <w:r>
-        <w:lastRenderedPageBreak/>
         <w:t>15. File and Folder Reference</w:t>
       </w:r>
       <w:bookmarkEnd w:id="22"/>
@@ -5367,7 +5513,7 @@
       <w:pPr>
         <w:pStyle w:val="Heading1"/>
       </w:pPr>
-      <w:bookmarkStart w:id="23" w:name="_Toc237020201"/>
+      <w:bookmarkStart w:id="23" w:name="_Toc237032202"/>
       <w:r>
         <w:t>16. Provider Reference and Change Notice</w:t>
       </w:r>
@@ -5797,88 +5943,88 @@
       </w:rPr>
     </w:lvl>
   </w:abstractNum>
-  <w:num w:numId="1" w16cid:durableId="1342665352">
+  <w:num w:numId="1" w16cid:durableId="1191140926">
     <w:abstractNumId w:val="8"/>
   </w:num>
-  <w:num w:numId="2" w16cid:durableId="1561790020">
+  <w:num w:numId="2" w16cid:durableId="1160192615">
     <w:abstractNumId w:val="6"/>
   </w:num>
-  <w:num w:numId="3" w16cid:durableId="319387872">
+  <w:num w:numId="3" w16cid:durableId="1695809977">
     <w:abstractNumId w:val="5"/>
   </w:num>
-  <w:num w:numId="4" w16cid:durableId="1351100599">
+  <w:num w:numId="4" w16cid:durableId="1532180187">
     <w:abstractNumId w:val="4"/>
   </w:num>
-  <w:num w:numId="5" w16cid:durableId="1414399095">
+  <w:num w:numId="5" w16cid:durableId="316149320">
     <w:abstractNumId w:val="7"/>
   </w:num>
-  <w:num w:numId="6" w16cid:durableId="303199298">
+  <w:num w:numId="6" w16cid:durableId="1784038036">
     <w:abstractNumId w:val="3"/>
   </w:num>
-  <w:num w:numId="7" w16cid:durableId="1768110411">
+  <w:num w:numId="7" w16cid:durableId="1274944715">
     <w:abstractNumId w:val="2"/>
   </w:num>
-  <w:num w:numId="8" w16cid:durableId="224338088">
+  <w:num w:numId="8" w16cid:durableId="1330912310">
     <w:abstractNumId w:val="1"/>
   </w:num>
-  <w:num w:numId="9" w16cid:durableId="51467979">
+  <w:num w:numId="9" w16cid:durableId="1195193167">
     <w:abstractNumId w:val="0"/>
   </w:num>
-  <w:num w:numId="10" w16cid:durableId="2126997672">
+  <w:num w:numId="10" w16cid:durableId="675353281">
     <w:abstractNumId w:val="7"/>
     <w:lvlOverride w:ilvl="0">
       <w:startOverride w:val="1"/>
     </w:lvlOverride>
   </w:num>
-  <w:num w:numId="11" w16cid:durableId="1856142692">
+  <w:num w:numId="11" w16cid:durableId="208956912">
     <w:abstractNumId w:val="7"/>
     <w:lvlOverride w:ilvl="0">
       <w:startOverride w:val="1"/>
     </w:lvlOverride>
   </w:num>
-  <w:num w:numId="12" w16cid:durableId="106972114">
+  <w:num w:numId="12" w16cid:durableId="1993218695">
     <w:abstractNumId w:val="7"/>
     <w:lvlOverride w:ilvl="0">
       <w:startOverride w:val="1"/>
     </w:lvlOverride>
   </w:num>
-  <w:num w:numId="13" w16cid:durableId="1127432601">
+  <w:num w:numId="13" w16cid:durableId="1706326780">
     <w:abstractNumId w:val="7"/>
     <w:lvlOverride w:ilvl="0">
       <w:startOverride w:val="1"/>
     </w:lvlOverride>
   </w:num>
-  <w:num w:numId="14" w16cid:durableId="647443665">
+  <w:num w:numId="14" w16cid:durableId="566231438">
     <w:abstractNumId w:val="7"/>
     <w:lvlOverride w:ilvl="0">
       <w:startOverride w:val="1"/>
     </w:lvlOverride>
   </w:num>
-  <w:num w:numId="15" w16cid:durableId="957639964">
+  <w:num w:numId="15" w16cid:durableId="976490865">
     <w:abstractNumId w:val="7"/>
     <w:lvlOverride w:ilvl="0">
       <w:startOverride w:val="1"/>
     </w:lvlOverride>
   </w:num>
-  <w:num w:numId="16" w16cid:durableId="1708293850">
+  <w:num w:numId="16" w16cid:durableId="1528983789">
     <w:abstractNumId w:val="7"/>
     <w:lvlOverride w:ilvl="0">
       <w:startOverride w:val="1"/>
     </w:lvlOverride>
   </w:num>
-  <w:num w:numId="17" w16cid:durableId="537282175">
+  <w:num w:numId="17" w16cid:durableId="1310941922">
     <w:abstractNumId w:val="7"/>
     <w:lvlOverride w:ilvl="0">
       <w:startOverride w:val="1"/>
     </w:lvlOverride>
   </w:num>
-  <w:num w:numId="18" w16cid:durableId="494343773">
+  <w:num w:numId="18" w16cid:durableId="1943146034">
     <w:abstractNumId w:val="7"/>
     <w:lvlOverride w:ilvl="0">
       <w:startOverride w:val="1"/>
     </w:lvlOverride>
   </w:num>
-  <w:num w:numId="19" w16cid:durableId="1127896752">
+  <w:num w:numId="19" w16cid:durableId="1354108359">
     <w:abstractNumId w:val="7"/>
     <w:lvlOverride w:ilvl="0">
       <w:startOverride w:val="1"/>
@@ -17305,7 +17451,7 @@
     <w:autoRedefine/>
     <w:uiPriority w:val="39"/>
     <w:unhideWhenUsed/>
-    <w:rsid w:val="00FB0680"/>
+    <w:rsid w:val="00B30124"/>
     <w:pPr>
       <w:spacing w:after="100"/>
     </w:pPr>
@@ -17317,7 +17463,7 @@
     <w:autoRedefine/>
     <w:uiPriority w:val="39"/>
     <w:unhideWhenUsed/>
-    <w:rsid w:val="00FB0680"/>
+    <w:rsid w:val="00B30124"/>
     <w:pPr>
       <w:spacing w:after="100"/>
       <w:ind w:left="220"/>
@@ -17328,7 +17474,7 @@
     <w:basedOn w:val="DefaultParagraphFont"/>
     <w:uiPriority w:val="99"/>
     <w:unhideWhenUsed/>
-    <w:rsid w:val="00FB0680"/>
+    <w:rsid w:val="00B30124"/>
     <w:rPr>
       <w:color w:val="0000FF" w:themeColor="hyperlink"/>
       <w:u w:val="single"/>

--- a/docs/guides/Delphi App Translation Studio User Guide.docx
+++ b/docs/guides/Delphi App Translation Studio User Guide.docx
@@ -13,7 +13,7 @@
           <w:noProof/>
         </w:rPr>
         <w:drawing>
-          <wp:inline distT="0" distB="0" distL="0" distR="0" wp14:anchorId="1303B769" wp14:editId="10A0024D">
+          <wp:inline distT="0" distB="0" distL="0" distR="0" wp14:anchorId="42CDA6A0" wp14:editId="667E1D9E">
             <wp:extent cx="1371600" cy="1371600"/>
             <wp:effectExtent l="0" t="0" r="0" b="0"/>
             <wp:docPr id="1" name="Picture 1"/>
@@ -122,7 +122,7 @@
           <w:color w:val="5D7693"/>
         </w:rPr>
         <w:br/>
-        <w:t>Last changed: August 7, 2026</w:t>
+        <w:t>Last changed: August 8, 2026</w:t>
       </w:r>
       <w:r>
         <w:rPr>
@@ -147,14 +147,12 @@
     </w:p>
     <w:p>
       <w:pPr>
-        <w:pStyle w:val="Heading1"/>
-      </w:pPr>
-      <w:bookmarkStart w:id="0" w:name="_Toc237032179"/>
+        <w:pStyle w:val="TOCHeading"/>
+      </w:pPr>
       <w:r>
         <w:lastRenderedPageBreak/>
         <w:t>Table of Contents</w:t>
       </w:r>
-      <w:bookmarkEnd w:id="0"/>
     </w:p>
     <w:p>
       <w:pPr>
@@ -163,13 +161,7 @@
           <w:tab w:val="right" w:leader="dot" w:pos="9350"/>
         </w:tabs>
         <w:rPr>
-          <w:rFonts w:asciiTheme="minorHAnsi" w:hAnsiTheme="minorHAnsi"/>
           <w:noProof/>
-          <w:color w:val="auto"/>
-          <w:kern w:val="2"/>
-          <w:sz w:val="24"/>
-          <w:szCs w:val="24"/>
-          <w14:ligatures w14:val="standardContextual"/>
         </w:rPr>
       </w:pPr>
       <w:r>
@@ -181,13 +173,13 @@
       <w:r>
         <w:fldChar w:fldCharType="separate"/>
       </w:r>
-      <w:hyperlink w:anchor="_Toc237032179" w:history="1">
+      <w:hyperlink w:anchor="_Toc237099549" w:history="1">
         <w:r>
           <w:rPr>
             <w:rStyle w:val="Hyperlink"/>
             <w:noProof/>
           </w:rPr>
-          <w:t>Table of Contents</w:t>
+          <w:t>1. Welcome</w:t>
         </w:r>
         <w:r>
           <w:rPr>
@@ -208,7 +200,7 @@
             <w:noProof/>
             <w:webHidden/>
           </w:rPr>
-          <w:instrText xml:space="preserve"> PAGEREF _Toc237032179 \h </w:instrText>
+          <w:instrText xml:space="preserve"> PAGEREF _Toc237099549 \h </w:instrText>
         </w:r>
         <w:r>
           <w:rPr>
@@ -228,7 +220,75 @@
             <w:noProof/>
             <w:webHidden/>
           </w:rPr>
-          <w:t>i</w:t>
+          <w:t>1</w:t>
+        </w:r>
+        <w:r>
+          <w:rPr>
+            <w:noProof/>
+            <w:webHidden/>
+          </w:rPr>
+          <w:fldChar w:fldCharType="end"/>
+        </w:r>
+      </w:hyperlink>
+    </w:p>
+    <w:p>
+      <w:pPr>
+        <w:pStyle w:val="TOC2"/>
+        <w:tabs>
+          <w:tab w:val="right" w:leader="dot" w:pos="9350"/>
+        </w:tabs>
+        <w:rPr>
+          <w:noProof/>
+        </w:rPr>
+      </w:pPr>
+      <w:hyperlink w:anchor="_Toc237099550" w:history="1">
+        <w:r>
+          <w:rPr>
+            <w:rStyle w:val="Hyperlink"/>
+            <w:noProof/>
+          </w:rPr>
+          <w:t>1.1 What the Studio changes</w:t>
+        </w:r>
+        <w:r>
+          <w:rPr>
+            <w:noProof/>
+            <w:webHidden/>
+          </w:rPr>
+          <w:tab/>
+        </w:r>
+        <w:r>
+          <w:rPr>
+            <w:noProof/>
+            <w:webHidden/>
+          </w:rPr>
+          <w:fldChar w:fldCharType="begin"/>
+        </w:r>
+        <w:r>
+          <w:rPr>
+            <w:noProof/>
+            <w:webHidden/>
+          </w:rPr>
+          <w:instrText xml:space="preserve"> PAGEREF _Toc237099550 \h </w:instrText>
+        </w:r>
+        <w:r>
+          <w:rPr>
+            <w:noProof/>
+            <w:webHidden/>
+          </w:rPr>
+        </w:r>
+        <w:r>
+          <w:rPr>
+            <w:noProof/>
+            <w:webHidden/>
+          </w:rPr>
+          <w:fldChar w:fldCharType="separate"/>
+        </w:r>
+        <w:r>
+          <w:rPr>
+            <w:noProof/>
+            <w:webHidden/>
+          </w:rPr>
+          <w:t>1</w:t>
         </w:r>
         <w:r>
           <w:rPr>
@@ -246,22 +306,16 @@
           <w:tab w:val="right" w:leader="dot" w:pos="9350"/>
         </w:tabs>
         <w:rPr>
-          <w:rFonts w:asciiTheme="minorHAnsi" w:hAnsiTheme="minorHAnsi"/>
           <w:noProof/>
-          <w:color w:val="auto"/>
-          <w:kern w:val="2"/>
-          <w:sz w:val="24"/>
-          <w:szCs w:val="24"/>
-          <w14:ligatures w14:val="standardContextual"/>
         </w:rPr>
       </w:pPr>
-      <w:hyperlink w:anchor="_Toc237032180" w:history="1">
+      <w:hyperlink w:anchor="_Toc237099551" w:history="1">
         <w:r>
           <w:rPr>
             <w:rStyle w:val="Hyperlink"/>
             <w:noProof/>
           </w:rPr>
-          <w:t>1. Welcome</w:t>
+          <w:t>2. Installation and Startup</w:t>
         </w:r>
         <w:r>
           <w:rPr>
@@ -282,7 +336,7 @@
             <w:noProof/>
             <w:webHidden/>
           </w:rPr>
-          <w:instrText xml:space="preserve"> PAGEREF _Toc237032180 \h </w:instrText>
+          <w:instrText xml:space="preserve"> PAGEREF _Toc237099551 \h </w:instrText>
         </w:r>
         <w:r>
           <w:rPr>
@@ -320,22 +374,16 @@
           <w:tab w:val="right" w:leader="dot" w:pos="9350"/>
         </w:tabs>
         <w:rPr>
-          <w:rFonts w:asciiTheme="minorHAnsi" w:hAnsiTheme="minorHAnsi"/>
           <w:noProof/>
-          <w:color w:val="auto"/>
-          <w:kern w:val="2"/>
-          <w:sz w:val="24"/>
-          <w:szCs w:val="24"/>
-          <w14:ligatures w14:val="standardContextual"/>
         </w:rPr>
       </w:pPr>
-      <w:hyperlink w:anchor="_Toc237032181" w:history="1">
+      <w:hyperlink w:anchor="_Toc237099552" w:history="1">
         <w:r>
           <w:rPr>
             <w:rStyle w:val="Hyperlink"/>
             <w:noProof/>
           </w:rPr>
-          <w:t>1.1 What the Studio changes</w:t>
+          <w:t>2.1 First launch</w:t>
         </w:r>
         <w:r>
           <w:rPr>
@@ -356,7 +404,7 @@
             <w:noProof/>
             <w:webHidden/>
           </w:rPr>
-          <w:instrText xml:space="preserve"> PAGEREF _Toc237032181 \h </w:instrText>
+          <w:instrText xml:space="preserve"> PAGEREF _Toc237099552 \h </w:instrText>
         </w:r>
         <w:r>
           <w:rPr>
@@ -377,6 +425,74 @@
             <w:webHidden/>
           </w:rPr>
           <w:t>1</w:t>
+        </w:r>
+        <w:r>
+          <w:rPr>
+            <w:noProof/>
+            <w:webHidden/>
+          </w:rPr>
+          <w:fldChar w:fldCharType="end"/>
+        </w:r>
+      </w:hyperlink>
+    </w:p>
+    <w:p>
+      <w:pPr>
+        <w:pStyle w:val="TOC2"/>
+        <w:tabs>
+          <w:tab w:val="right" w:leader="dot" w:pos="9350"/>
+        </w:tabs>
+        <w:rPr>
+          <w:noProof/>
+        </w:rPr>
+      </w:pPr>
+      <w:hyperlink w:anchor="_Toc237099553" w:history="1">
+        <w:r>
+          <w:rPr>
+            <w:rStyle w:val="Hyperlink"/>
+            <w:noProof/>
+          </w:rPr>
+          <w:t>2.2 Install the localization components</w:t>
+        </w:r>
+        <w:r>
+          <w:rPr>
+            <w:noProof/>
+            <w:webHidden/>
+          </w:rPr>
+          <w:tab/>
+        </w:r>
+        <w:r>
+          <w:rPr>
+            <w:noProof/>
+            <w:webHidden/>
+          </w:rPr>
+          <w:fldChar w:fldCharType="begin"/>
+        </w:r>
+        <w:r>
+          <w:rPr>
+            <w:noProof/>
+            <w:webHidden/>
+          </w:rPr>
+          <w:instrText xml:space="preserve"> PAGEREF _Toc237099553 \h </w:instrText>
+        </w:r>
+        <w:r>
+          <w:rPr>
+            <w:noProof/>
+            <w:webHidden/>
+          </w:rPr>
+        </w:r>
+        <w:r>
+          <w:rPr>
+            <w:noProof/>
+            <w:webHidden/>
+          </w:rPr>
+          <w:fldChar w:fldCharType="separate"/>
+        </w:r>
+        <w:r>
+          <w:rPr>
+            <w:noProof/>
+            <w:webHidden/>
+          </w:rPr>
+          <w:t>2</w:t>
         </w:r>
         <w:r>
           <w:rPr>
@@ -394,22 +510,16 @@
           <w:tab w:val="right" w:leader="dot" w:pos="9350"/>
         </w:tabs>
         <w:rPr>
-          <w:rFonts w:asciiTheme="minorHAnsi" w:hAnsiTheme="minorHAnsi"/>
           <w:noProof/>
-          <w:color w:val="auto"/>
-          <w:kern w:val="2"/>
-          <w:sz w:val="24"/>
-          <w:szCs w:val="24"/>
-          <w14:ligatures w14:val="standardContextual"/>
         </w:rPr>
       </w:pPr>
-      <w:hyperlink w:anchor="_Toc237032182" w:history="1">
+      <w:hyperlink w:anchor="_Toc237099554" w:history="1">
         <w:r>
           <w:rPr>
             <w:rStyle w:val="Hyperlink"/>
             <w:noProof/>
           </w:rPr>
-          <w:t>2. Installation and Startup</w:t>
+          <w:t>3. The End-to-End Workflow</w:t>
         </w:r>
         <w:r>
           <w:rPr>
@@ -430,7 +540,7 @@
             <w:noProof/>
             <w:webHidden/>
           </w:rPr>
-          <w:instrText xml:space="preserve"> PAGEREF _Toc237032182 \h </w:instrText>
+          <w:instrText xml:space="preserve"> PAGEREF _Toc237099554 \h </w:instrText>
         </w:r>
         <w:r>
           <w:rPr>
@@ -450,7 +560,75 @@
             <w:noProof/>
             <w:webHidden/>
           </w:rPr>
-          <w:t>1</w:t>
+          <w:t>2</w:t>
+        </w:r>
+        <w:r>
+          <w:rPr>
+            <w:noProof/>
+            <w:webHidden/>
+          </w:rPr>
+          <w:fldChar w:fldCharType="end"/>
+        </w:r>
+      </w:hyperlink>
+    </w:p>
+    <w:p>
+      <w:pPr>
+        <w:pStyle w:val="TOC1"/>
+        <w:tabs>
+          <w:tab w:val="right" w:leader="dot" w:pos="9350"/>
+        </w:tabs>
+        <w:rPr>
+          <w:noProof/>
+        </w:rPr>
+      </w:pPr>
+      <w:hyperlink w:anchor="_Toc237099555" w:history="1">
+        <w:r>
+          <w:rPr>
+            <w:rStyle w:val="Hyperlink"/>
+            <w:noProof/>
+          </w:rPr>
+          <w:t>4. Open and Scan a Project</w:t>
+        </w:r>
+        <w:r>
+          <w:rPr>
+            <w:noProof/>
+            <w:webHidden/>
+          </w:rPr>
+          <w:tab/>
+        </w:r>
+        <w:r>
+          <w:rPr>
+            <w:noProof/>
+            <w:webHidden/>
+          </w:rPr>
+          <w:fldChar w:fldCharType="begin"/>
+        </w:r>
+        <w:r>
+          <w:rPr>
+            <w:noProof/>
+            <w:webHidden/>
+          </w:rPr>
+          <w:instrText xml:space="preserve"> PAGEREF _Toc237099555 \h </w:instrText>
+        </w:r>
+        <w:r>
+          <w:rPr>
+            <w:noProof/>
+            <w:webHidden/>
+          </w:rPr>
+        </w:r>
+        <w:r>
+          <w:rPr>
+            <w:noProof/>
+            <w:webHidden/>
+          </w:rPr>
+          <w:fldChar w:fldCharType="separate"/>
+        </w:r>
+        <w:r>
+          <w:rPr>
+            <w:noProof/>
+            <w:webHidden/>
+          </w:rPr>
+          <w:t>3</w:t>
         </w:r>
         <w:r>
           <w:rPr>
@@ -468,22 +646,16 @@
           <w:tab w:val="right" w:leader="dot" w:pos="9350"/>
         </w:tabs>
         <w:rPr>
-          <w:rFonts w:asciiTheme="minorHAnsi" w:hAnsiTheme="minorHAnsi"/>
           <w:noProof/>
-          <w:color w:val="auto"/>
-          <w:kern w:val="2"/>
-          <w:sz w:val="24"/>
-          <w:szCs w:val="24"/>
-          <w14:ligatures w14:val="standardContextual"/>
         </w:rPr>
       </w:pPr>
-      <w:hyperlink w:anchor="_Toc237032183" w:history="1">
+      <w:hyperlink w:anchor="_Toc237099556" w:history="1">
         <w:r>
           <w:rPr>
             <w:rStyle w:val="Hyperlink"/>
             <w:noProof/>
           </w:rPr>
-          <w:t>2.1 First launch</w:t>
+          <w:t>4.1 Text that is collected</w:t>
         </w:r>
         <w:r>
           <w:rPr>
@@ -504,7 +676,7 @@
             <w:noProof/>
             <w:webHidden/>
           </w:rPr>
-          <w:instrText xml:space="preserve"> PAGEREF _Toc237032183 \h </w:instrText>
+          <w:instrText xml:space="preserve"> PAGEREF _Toc237099556 \h </w:instrText>
         </w:r>
         <w:r>
           <w:rPr>
@@ -524,7 +696,7 @@
             <w:noProof/>
             <w:webHidden/>
           </w:rPr>
-          <w:t>1</w:t>
+          <w:t>3</w:t>
         </w:r>
         <w:r>
           <w:rPr>
@@ -542,22 +714,16 @@
           <w:tab w:val="right" w:leader="dot" w:pos="9350"/>
         </w:tabs>
         <w:rPr>
-          <w:rFonts w:asciiTheme="minorHAnsi" w:hAnsiTheme="minorHAnsi"/>
           <w:noProof/>
-          <w:color w:val="auto"/>
-          <w:kern w:val="2"/>
-          <w:sz w:val="24"/>
-          <w:szCs w:val="24"/>
-          <w14:ligatures w14:val="standardContextual"/>
         </w:rPr>
       </w:pPr>
-      <w:hyperlink w:anchor="_Toc237032184" w:history="1">
+      <w:hyperlink w:anchor="_Toc237099557" w:history="1">
         <w:r>
           <w:rPr>
             <w:rStyle w:val="Hyperlink"/>
             <w:noProof/>
           </w:rPr>
-          <w:t>3. The End-to-End Workflow</w:t>
+          <w:t>5. Create and Edit a Language Catalog</w:t>
         </w:r>
         <w:r>
           <w:rPr>
@@ -578,7 +744,7 @@
             <w:noProof/>
             <w:webHidden/>
           </w:rPr>
-          <w:instrText xml:space="preserve"> PAGEREF _Toc237032184 \h </w:instrText>
+          <w:instrText xml:space="preserve"> PAGEREF _Toc237099557 \h </w:instrText>
         </w:r>
         <w:r>
           <w:rPr>
@@ -598,7 +764,211 @@
             <w:noProof/>
             <w:webHidden/>
           </w:rPr>
-          <w:t>2</w:t>
+          <w:t>3</w:t>
+        </w:r>
+        <w:r>
+          <w:rPr>
+            <w:noProof/>
+            <w:webHidden/>
+          </w:rPr>
+          <w:fldChar w:fldCharType="end"/>
+        </w:r>
+      </w:hyperlink>
+    </w:p>
+    <w:p>
+      <w:pPr>
+        <w:pStyle w:val="TOC2"/>
+        <w:tabs>
+          <w:tab w:val="right" w:leader="dot" w:pos="9350"/>
+        </w:tabs>
+        <w:rPr>
+          <w:noProof/>
+        </w:rPr>
+      </w:pPr>
+      <w:hyperlink w:anchor="_Toc237099558" w:history="1">
+        <w:r>
+          <w:rPr>
+            <w:rStyle w:val="Hyperlink"/>
+            <w:noProof/>
+          </w:rPr>
+          <w:t>5.1 Translation statuses</w:t>
+        </w:r>
+        <w:r>
+          <w:rPr>
+            <w:noProof/>
+            <w:webHidden/>
+          </w:rPr>
+          <w:tab/>
+        </w:r>
+        <w:r>
+          <w:rPr>
+            <w:noProof/>
+            <w:webHidden/>
+          </w:rPr>
+          <w:fldChar w:fldCharType="begin"/>
+        </w:r>
+        <w:r>
+          <w:rPr>
+            <w:noProof/>
+            <w:webHidden/>
+          </w:rPr>
+          <w:instrText xml:space="preserve"> PAGEREF _Toc237099558 \h </w:instrText>
+        </w:r>
+        <w:r>
+          <w:rPr>
+            <w:noProof/>
+            <w:webHidden/>
+          </w:rPr>
+        </w:r>
+        <w:r>
+          <w:rPr>
+            <w:noProof/>
+            <w:webHidden/>
+          </w:rPr>
+          <w:fldChar w:fldCharType="separate"/>
+        </w:r>
+        <w:r>
+          <w:rPr>
+            <w:noProof/>
+            <w:webHidden/>
+          </w:rPr>
+          <w:t>4</w:t>
+        </w:r>
+        <w:r>
+          <w:rPr>
+            <w:noProof/>
+            <w:webHidden/>
+          </w:rPr>
+          <w:fldChar w:fldCharType="end"/>
+        </w:r>
+      </w:hyperlink>
+    </w:p>
+    <w:p>
+      <w:pPr>
+        <w:pStyle w:val="TOC2"/>
+        <w:tabs>
+          <w:tab w:val="right" w:leader="dot" w:pos="9350"/>
+        </w:tabs>
+        <w:rPr>
+          <w:noProof/>
+        </w:rPr>
+      </w:pPr>
+      <w:hyperlink w:anchor="_Toc237099559" w:history="1">
+        <w:r>
+          <w:rPr>
+            <w:rStyle w:val="Hyperlink"/>
+            <w:noProof/>
+          </w:rPr>
+          <w:t>5.2 Automatic Google or DeepL workflow</w:t>
+        </w:r>
+        <w:r>
+          <w:rPr>
+            <w:noProof/>
+            <w:webHidden/>
+          </w:rPr>
+          <w:tab/>
+        </w:r>
+        <w:r>
+          <w:rPr>
+            <w:noProof/>
+            <w:webHidden/>
+          </w:rPr>
+          <w:fldChar w:fldCharType="begin"/>
+        </w:r>
+        <w:r>
+          <w:rPr>
+            <w:noProof/>
+            <w:webHidden/>
+          </w:rPr>
+          <w:instrText xml:space="preserve"> PAGEREF _Toc237099559 \h </w:instrText>
+        </w:r>
+        <w:r>
+          <w:rPr>
+            <w:noProof/>
+            <w:webHidden/>
+          </w:rPr>
+        </w:r>
+        <w:r>
+          <w:rPr>
+            <w:noProof/>
+            <w:webHidden/>
+          </w:rPr>
+          <w:fldChar w:fldCharType="separate"/>
+        </w:r>
+        <w:r>
+          <w:rPr>
+            <w:noProof/>
+            <w:webHidden/>
+          </w:rPr>
+          <w:t>4</w:t>
+        </w:r>
+        <w:r>
+          <w:rPr>
+            <w:noProof/>
+            <w:webHidden/>
+          </w:rPr>
+          <w:fldChar w:fldCharType="end"/>
+        </w:r>
+      </w:hyperlink>
+    </w:p>
+    <w:p>
+      <w:pPr>
+        <w:pStyle w:val="TOC2"/>
+        <w:tabs>
+          <w:tab w:val="right" w:leader="dot" w:pos="9350"/>
+        </w:tabs>
+        <w:rPr>
+          <w:noProof/>
+        </w:rPr>
+      </w:pPr>
+      <w:hyperlink w:anchor="_Toc237099560" w:history="1">
+        <w:r>
+          <w:rPr>
+            <w:rStyle w:val="Hyperlink"/>
+            <w:noProof/>
+          </w:rPr>
+          <w:t>5.3 Safety, context, and focused review</w:t>
+        </w:r>
+        <w:r>
+          <w:rPr>
+            <w:noProof/>
+            <w:webHidden/>
+          </w:rPr>
+          <w:tab/>
+        </w:r>
+        <w:r>
+          <w:rPr>
+            <w:noProof/>
+            <w:webHidden/>
+          </w:rPr>
+          <w:fldChar w:fldCharType="begin"/>
+        </w:r>
+        <w:r>
+          <w:rPr>
+            <w:noProof/>
+            <w:webHidden/>
+          </w:rPr>
+          <w:instrText xml:space="preserve"> PAGEREF _Toc237099560 \h </w:instrText>
+        </w:r>
+        <w:r>
+          <w:rPr>
+            <w:noProof/>
+            <w:webHidden/>
+          </w:rPr>
+        </w:r>
+        <w:r>
+          <w:rPr>
+            <w:noProof/>
+            <w:webHidden/>
+          </w:rPr>
+          <w:fldChar w:fldCharType="separate"/>
+        </w:r>
+        <w:r>
+          <w:rPr>
+            <w:noProof/>
+            <w:webHidden/>
+          </w:rPr>
+          <w:t>5</w:t>
         </w:r>
         <w:r>
           <w:rPr>
@@ -616,22 +986,16 @@
           <w:tab w:val="right" w:leader="dot" w:pos="9350"/>
         </w:tabs>
         <w:rPr>
-          <w:rFonts w:asciiTheme="minorHAnsi" w:hAnsiTheme="minorHAnsi"/>
           <w:noProof/>
-          <w:color w:val="auto"/>
-          <w:kern w:val="2"/>
-          <w:sz w:val="24"/>
-          <w:szCs w:val="24"/>
-          <w14:ligatures w14:val="standardContextual"/>
         </w:rPr>
       </w:pPr>
-      <w:hyperlink w:anchor="_Toc237032185" w:history="1">
+      <w:hyperlink w:anchor="_Toc237099561" w:history="1">
         <w:r>
           <w:rPr>
             <w:rStyle w:val="Hyperlink"/>
             <w:noProof/>
           </w:rPr>
-          <w:t>4. Open and Scan a Project</w:t>
+          <w:t>6. Provider Settings and Secure Key Storage</w:t>
         </w:r>
         <w:r>
           <w:rPr>
@@ -652,7 +1016,7 @@
             <w:noProof/>
             <w:webHidden/>
           </w:rPr>
-          <w:instrText xml:space="preserve"> PAGEREF _Toc237032185 \h </w:instrText>
+          <w:instrText xml:space="preserve"> PAGEREF _Toc237099561 \h </w:instrText>
         </w:r>
         <w:r>
           <w:rPr>
@@ -672,7 +1036,347 @@
             <w:noProof/>
             <w:webHidden/>
           </w:rPr>
-          <w:t>2</w:t>
+          <w:t>5</w:t>
+        </w:r>
+        <w:r>
+          <w:rPr>
+            <w:noProof/>
+            <w:webHidden/>
+          </w:rPr>
+          <w:fldChar w:fldCharType="end"/>
+        </w:r>
+      </w:hyperlink>
+    </w:p>
+    <w:p>
+      <w:pPr>
+        <w:pStyle w:val="TOC1"/>
+        <w:tabs>
+          <w:tab w:val="right" w:leader="dot" w:pos="9350"/>
+        </w:tabs>
+        <w:rPr>
+          <w:noProof/>
+        </w:rPr>
+      </w:pPr>
+      <w:hyperlink w:anchor="_Toc237099562" w:history="1">
+        <w:r>
+          <w:rPr>
+            <w:rStyle w:val="Hyperlink"/>
+            <w:noProof/>
+          </w:rPr>
+          <w:t>7. Obtain and Enter a DeepL API Key</w:t>
+        </w:r>
+        <w:r>
+          <w:rPr>
+            <w:noProof/>
+            <w:webHidden/>
+          </w:rPr>
+          <w:tab/>
+        </w:r>
+        <w:r>
+          <w:rPr>
+            <w:noProof/>
+            <w:webHidden/>
+          </w:rPr>
+          <w:fldChar w:fldCharType="begin"/>
+        </w:r>
+        <w:r>
+          <w:rPr>
+            <w:noProof/>
+            <w:webHidden/>
+          </w:rPr>
+          <w:instrText xml:space="preserve"> PAGEREF _Toc237099562 \h </w:instrText>
+        </w:r>
+        <w:r>
+          <w:rPr>
+            <w:noProof/>
+            <w:webHidden/>
+          </w:rPr>
+        </w:r>
+        <w:r>
+          <w:rPr>
+            <w:noProof/>
+            <w:webHidden/>
+          </w:rPr>
+          <w:fldChar w:fldCharType="separate"/>
+        </w:r>
+        <w:r>
+          <w:rPr>
+            <w:noProof/>
+            <w:webHidden/>
+          </w:rPr>
+          <w:t>6</w:t>
+        </w:r>
+        <w:r>
+          <w:rPr>
+            <w:noProof/>
+            <w:webHidden/>
+          </w:rPr>
+          <w:fldChar w:fldCharType="end"/>
+        </w:r>
+      </w:hyperlink>
+    </w:p>
+    <w:p>
+      <w:pPr>
+        <w:pStyle w:val="TOC1"/>
+        <w:tabs>
+          <w:tab w:val="right" w:leader="dot" w:pos="9350"/>
+        </w:tabs>
+        <w:rPr>
+          <w:noProof/>
+        </w:rPr>
+      </w:pPr>
+      <w:hyperlink w:anchor="_Toc237099563" w:history="1">
+        <w:r>
+          <w:rPr>
+            <w:rStyle w:val="Hyperlink"/>
+            <w:noProof/>
+          </w:rPr>
+          <w:t>8. Obtain and Enter a Google API Key</w:t>
+        </w:r>
+        <w:r>
+          <w:rPr>
+            <w:noProof/>
+            <w:webHidden/>
+          </w:rPr>
+          <w:tab/>
+        </w:r>
+        <w:r>
+          <w:rPr>
+            <w:noProof/>
+            <w:webHidden/>
+          </w:rPr>
+          <w:fldChar w:fldCharType="begin"/>
+        </w:r>
+        <w:r>
+          <w:rPr>
+            <w:noProof/>
+            <w:webHidden/>
+          </w:rPr>
+          <w:instrText xml:space="preserve"> PAGEREF _Toc237099563 \h </w:instrText>
+        </w:r>
+        <w:r>
+          <w:rPr>
+            <w:noProof/>
+            <w:webHidden/>
+          </w:rPr>
+        </w:r>
+        <w:r>
+          <w:rPr>
+            <w:noProof/>
+            <w:webHidden/>
+          </w:rPr>
+          <w:fldChar w:fldCharType="separate"/>
+        </w:r>
+        <w:r>
+          <w:rPr>
+            <w:noProof/>
+            <w:webHidden/>
+          </w:rPr>
+          <w:t>7</w:t>
+        </w:r>
+        <w:r>
+          <w:rPr>
+            <w:noProof/>
+            <w:webHidden/>
+          </w:rPr>
+          <w:fldChar w:fldCharType="end"/>
+        </w:r>
+      </w:hyperlink>
+    </w:p>
+    <w:p>
+      <w:pPr>
+        <w:pStyle w:val="TOC1"/>
+        <w:tabs>
+          <w:tab w:val="right" w:leader="dot" w:pos="9350"/>
+        </w:tabs>
+        <w:rPr>
+          <w:noProof/>
+        </w:rPr>
+      </w:pPr>
+      <w:hyperlink w:anchor="_Toc237099564" w:history="1">
+        <w:r>
+          <w:rPr>
+            <w:rStyle w:val="Hyperlink"/>
+            <w:noProof/>
+          </w:rPr>
+          <w:t>9. Direct Provider Translation</w:t>
+        </w:r>
+        <w:r>
+          <w:rPr>
+            <w:noProof/>
+            <w:webHidden/>
+          </w:rPr>
+          <w:tab/>
+        </w:r>
+        <w:r>
+          <w:rPr>
+            <w:noProof/>
+            <w:webHidden/>
+          </w:rPr>
+          <w:fldChar w:fldCharType="begin"/>
+        </w:r>
+        <w:r>
+          <w:rPr>
+            <w:noProof/>
+            <w:webHidden/>
+          </w:rPr>
+          <w:instrText xml:space="preserve"> PAGEREF _Toc237099564 \h </w:instrText>
+        </w:r>
+        <w:r>
+          <w:rPr>
+            <w:noProof/>
+            <w:webHidden/>
+          </w:rPr>
+        </w:r>
+        <w:r>
+          <w:rPr>
+            <w:noProof/>
+            <w:webHidden/>
+          </w:rPr>
+          <w:fldChar w:fldCharType="separate"/>
+        </w:r>
+        <w:r>
+          <w:rPr>
+            <w:noProof/>
+            <w:webHidden/>
+          </w:rPr>
+          <w:t>8</w:t>
+        </w:r>
+        <w:r>
+          <w:rPr>
+            <w:noProof/>
+            <w:webHidden/>
+          </w:rPr>
+          <w:fldChar w:fldCharType="end"/>
+        </w:r>
+      </w:hyperlink>
+    </w:p>
+    <w:p>
+      <w:pPr>
+        <w:pStyle w:val="TOC1"/>
+        <w:tabs>
+          <w:tab w:val="right" w:leader="dot" w:pos="9350"/>
+        </w:tabs>
+        <w:rPr>
+          <w:noProof/>
+        </w:rPr>
+      </w:pPr>
+      <w:hyperlink w:anchor="_Toc237099565" w:history="1">
+        <w:r>
+          <w:rPr>
+            <w:rStyle w:val="Hyperlink"/>
+            <w:noProof/>
+          </w:rPr>
+          <w:t>10. Validate and Export</w:t>
+        </w:r>
+        <w:r>
+          <w:rPr>
+            <w:noProof/>
+            <w:webHidden/>
+          </w:rPr>
+          <w:tab/>
+        </w:r>
+        <w:r>
+          <w:rPr>
+            <w:noProof/>
+            <w:webHidden/>
+          </w:rPr>
+          <w:fldChar w:fldCharType="begin"/>
+        </w:r>
+        <w:r>
+          <w:rPr>
+            <w:noProof/>
+            <w:webHidden/>
+          </w:rPr>
+          <w:instrText xml:space="preserve"> PAGEREF _Toc237099565 \h </w:instrText>
+        </w:r>
+        <w:r>
+          <w:rPr>
+            <w:noProof/>
+            <w:webHidden/>
+          </w:rPr>
+        </w:r>
+        <w:r>
+          <w:rPr>
+            <w:noProof/>
+            <w:webHidden/>
+          </w:rPr>
+          <w:fldChar w:fldCharType="separate"/>
+        </w:r>
+        <w:r>
+          <w:rPr>
+            <w:noProof/>
+            <w:webHidden/>
+          </w:rPr>
+          <w:t>8</w:t>
+        </w:r>
+        <w:r>
+          <w:rPr>
+            <w:noProof/>
+            <w:webHidden/>
+          </w:rPr>
+          <w:fldChar w:fldCharType="end"/>
+        </w:r>
+      </w:hyperlink>
+    </w:p>
+    <w:p>
+      <w:pPr>
+        <w:pStyle w:val="TOC1"/>
+        <w:tabs>
+          <w:tab w:val="right" w:leader="dot" w:pos="9350"/>
+        </w:tabs>
+        <w:rPr>
+          <w:noProof/>
+        </w:rPr>
+      </w:pPr>
+      <w:hyperlink w:anchor="_Toc237099566" w:history="1">
+        <w:r>
+          <w:rPr>
+            <w:rStyle w:val="Hyperlink"/>
+            <w:noProof/>
+          </w:rPr>
+          <w:t>11. Integrate a Target Application</w:t>
+        </w:r>
+        <w:r>
+          <w:rPr>
+            <w:noProof/>
+            <w:webHidden/>
+          </w:rPr>
+          <w:tab/>
+        </w:r>
+        <w:r>
+          <w:rPr>
+            <w:noProof/>
+            <w:webHidden/>
+          </w:rPr>
+          <w:fldChar w:fldCharType="begin"/>
+        </w:r>
+        <w:r>
+          <w:rPr>
+            <w:noProof/>
+            <w:webHidden/>
+          </w:rPr>
+          <w:instrText xml:space="preserve"> PAGEREF _Toc237099566 \h </w:instrText>
+        </w:r>
+        <w:r>
+          <w:rPr>
+            <w:noProof/>
+            <w:webHidden/>
+          </w:rPr>
+        </w:r>
+        <w:r>
+          <w:rPr>
+            <w:noProof/>
+            <w:webHidden/>
+          </w:rPr>
+          <w:fldChar w:fldCharType="separate"/>
+        </w:r>
+        <w:r>
+          <w:rPr>
+            <w:noProof/>
+            <w:webHidden/>
+          </w:rPr>
+          <w:t>9</w:t>
         </w:r>
         <w:r>
           <w:rPr>
@@ -690,22 +1394,16 @@
           <w:tab w:val="right" w:leader="dot" w:pos="9350"/>
         </w:tabs>
         <w:rPr>
-          <w:rFonts w:asciiTheme="minorHAnsi" w:hAnsiTheme="minorHAnsi"/>
           <w:noProof/>
-          <w:color w:val="auto"/>
-          <w:kern w:val="2"/>
-          <w:sz w:val="24"/>
-          <w:szCs w:val="24"/>
-          <w14:ligatures w14:val="standardContextual"/>
         </w:rPr>
       </w:pPr>
-      <w:hyperlink w:anchor="_Toc237032186" w:history="1">
+      <w:hyperlink w:anchor="_Toc237099567" w:history="1">
         <w:r>
           <w:rPr>
             <w:rStyle w:val="Hyperlink"/>
             <w:noProof/>
           </w:rPr>
-          <w:t>4.1 Text that is collected</w:t>
+          <w:t>11.1 Component properties and behavior</w:t>
         </w:r>
         <w:r>
           <w:rPr>
@@ -726,7 +1424,7 @@
             <w:noProof/>
             <w:webHidden/>
           </w:rPr>
-          <w:instrText xml:space="preserve"> PAGEREF _Toc237032186 \h </w:instrText>
+          <w:instrText xml:space="preserve"> PAGEREF _Toc237099567 \h </w:instrText>
         </w:r>
         <w:r>
           <w:rPr>
@@ -746,7 +1444,143 @@
             <w:noProof/>
             <w:webHidden/>
           </w:rPr>
-          <w:t>3</w:t>
+          <w:t>9</w:t>
+        </w:r>
+        <w:r>
+          <w:rPr>
+            <w:noProof/>
+            <w:webHidden/>
+          </w:rPr>
+          <w:fldChar w:fldCharType="end"/>
+        </w:r>
+      </w:hyperlink>
+    </w:p>
+    <w:p>
+      <w:pPr>
+        <w:pStyle w:val="TOC2"/>
+        <w:tabs>
+          <w:tab w:val="right" w:leader="dot" w:pos="9350"/>
+        </w:tabs>
+        <w:rPr>
+          <w:noProof/>
+        </w:rPr>
+      </w:pPr>
+      <w:hyperlink w:anchor="_Toc237099568" w:history="1">
+        <w:r>
+          <w:rPr>
+            <w:rStyle w:val="Hyperlink"/>
+            <w:noProof/>
+          </w:rPr>
+          <w:t>11.2 Runtime files and preferences</w:t>
+        </w:r>
+        <w:r>
+          <w:rPr>
+            <w:noProof/>
+            <w:webHidden/>
+          </w:rPr>
+          <w:tab/>
+        </w:r>
+        <w:r>
+          <w:rPr>
+            <w:noProof/>
+            <w:webHidden/>
+          </w:rPr>
+          <w:fldChar w:fldCharType="begin"/>
+        </w:r>
+        <w:r>
+          <w:rPr>
+            <w:noProof/>
+            <w:webHidden/>
+          </w:rPr>
+          <w:instrText xml:space="preserve"> PAGEREF _Toc237099568 \h </w:instrText>
+        </w:r>
+        <w:r>
+          <w:rPr>
+            <w:noProof/>
+            <w:webHidden/>
+          </w:rPr>
+        </w:r>
+        <w:r>
+          <w:rPr>
+            <w:noProof/>
+            <w:webHidden/>
+          </w:rPr>
+          <w:fldChar w:fldCharType="separate"/>
+        </w:r>
+        <w:r>
+          <w:rPr>
+            <w:noProof/>
+            <w:webHidden/>
+          </w:rPr>
+          <w:t>10</w:t>
+        </w:r>
+        <w:r>
+          <w:rPr>
+            <w:noProof/>
+            <w:webHidden/>
+          </w:rPr>
+          <w:fldChar w:fldCharType="end"/>
+        </w:r>
+      </w:hyperlink>
+    </w:p>
+    <w:p>
+      <w:pPr>
+        <w:pStyle w:val="TOC2"/>
+        <w:tabs>
+          <w:tab w:val="right" w:leader="dot" w:pos="9350"/>
+        </w:tabs>
+        <w:rPr>
+          <w:noProof/>
+        </w:rPr>
+      </w:pPr>
+      <w:hyperlink w:anchor="_Toc237099569" w:history="1">
+        <w:r>
+          <w:rPr>
+            <w:rStyle w:val="Hyperlink"/>
+            <w:noProof/>
+          </w:rPr>
+          <w:t>11.3 Automatic Source Integration (Advanced)</w:t>
+        </w:r>
+        <w:r>
+          <w:rPr>
+            <w:noProof/>
+            <w:webHidden/>
+          </w:rPr>
+          <w:tab/>
+        </w:r>
+        <w:r>
+          <w:rPr>
+            <w:noProof/>
+            <w:webHidden/>
+          </w:rPr>
+          <w:fldChar w:fldCharType="begin"/>
+        </w:r>
+        <w:r>
+          <w:rPr>
+            <w:noProof/>
+            <w:webHidden/>
+          </w:rPr>
+          <w:instrText xml:space="preserve"> PAGEREF _Toc237099569 \h </w:instrText>
+        </w:r>
+        <w:r>
+          <w:rPr>
+            <w:noProof/>
+            <w:webHidden/>
+          </w:rPr>
+        </w:r>
+        <w:r>
+          <w:rPr>
+            <w:noProof/>
+            <w:webHidden/>
+          </w:rPr>
+          <w:fldChar w:fldCharType="separate"/>
+        </w:r>
+        <w:r>
+          <w:rPr>
+            <w:noProof/>
+            <w:webHidden/>
+          </w:rPr>
+          <w:t>11</w:t>
         </w:r>
         <w:r>
           <w:rPr>
@@ -764,22 +1598,16 @@
           <w:tab w:val="right" w:leader="dot" w:pos="9350"/>
         </w:tabs>
         <w:rPr>
-          <w:rFonts w:asciiTheme="minorHAnsi" w:hAnsiTheme="minorHAnsi"/>
           <w:noProof/>
-          <w:color w:val="auto"/>
-          <w:kern w:val="2"/>
-          <w:sz w:val="24"/>
-          <w:szCs w:val="24"/>
-          <w14:ligatures w14:val="standardContextual"/>
         </w:rPr>
       </w:pPr>
-      <w:hyperlink w:anchor="_Toc237032187" w:history="1">
+      <w:hyperlink w:anchor="_Toc237099570" w:history="1">
         <w:r>
           <w:rPr>
             <w:rStyle w:val="Hyperlink"/>
             <w:noProof/>
           </w:rPr>
-          <w:t>5. Create and Edit a Language Catalog</w:t>
+          <w:t>12. Translate the Studio Itself</w:t>
         </w:r>
         <w:r>
           <w:rPr>
@@ -800,7 +1628,7 @@
             <w:noProof/>
             <w:webHidden/>
           </w:rPr>
-          <w:instrText xml:space="preserve"> PAGEREF _Toc237032187 \h </w:instrText>
+          <w:instrText xml:space="preserve"> PAGEREF _Toc237099570 \h </w:instrText>
         </w:r>
         <w:r>
           <w:rPr>
@@ -820,229 +1648,7 @@
             <w:noProof/>
             <w:webHidden/>
           </w:rPr>
-          <w:t>3</w:t>
-        </w:r>
-        <w:r>
-          <w:rPr>
-            <w:noProof/>
-            <w:webHidden/>
-          </w:rPr>
-          <w:fldChar w:fldCharType="end"/>
-        </w:r>
-      </w:hyperlink>
-    </w:p>
-    <w:p>
-      <w:pPr>
-        <w:pStyle w:val="TOC2"/>
-        <w:tabs>
-          <w:tab w:val="right" w:leader="dot" w:pos="9350"/>
-        </w:tabs>
-        <w:rPr>
-          <w:rFonts w:asciiTheme="minorHAnsi" w:hAnsiTheme="minorHAnsi"/>
-          <w:noProof/>
-          <w:color w:val="auto"/>
-          <w:kern w:val="2"/>
-          <w:sz w:val="24"/>
-          <w:szCs w:val="24"/>
-          <w14:ligatures w14:val="standardContextual"/>
-        </w:rPr>
-      </w:pPr>
-      <w:hyperlink w:anchor="_Toc237032188" w:history="1">
-        <w:r>
-          <w:rPr>
-            <w:rStyle w:val="Hyperlink"/>
-            <w:noProof/>
-          </w:rPr>
-          <w:t>5.1 Translation statuses</w:t>
-        </w:r>
-        <w:r>
-          <w:rPr>
-            <w:noProof/>
-            <w:webHidden/>
-          </w:rPr>
-          <w:tab/>
-        </w:r>
-        <w:r>
-          <w:rPr>
-            <w:noProof/>
-            <w:webHidden/>
-          </w:rPr>
-          <w:fldChar w:fldCharType="begin"/>
-        </w:r>
-        <w:r>
-          <w:rPr>
-            <w:noProof/>
-            <w:webHidden/>
-          </w:rPr>
-          <w:instrText xml:space="preserve"> PAGEREF _Toc237032188 \h </w:instrText>
-        </w:r>
-        <w:r>
-          <w:rPr>
-            <w:noProof/>
-            <w:webHidden/>
-          </w:rPr>
-        </w:r>
-        <w:r>
-          <w:rPr>
-            <w:noProof/>
-            <w:webHidden/>
-          </w:rPr>
-          <w:fldChar w:fldCharType="separate"/>
-        </w:r>
-        <w:r>
-          <w:rPr>
-            <w:noProof/>
-            <w:webHidden/>
-          </w:rPr>
-          <w:t>3</w:t>
-        </w:r>
-        <w:r>
-          <w:rPr>
-            <w:noProof/>
-            <w:webHidden/>
-          </w:rPr>
-          <w:fldChar w:fldCharType="end"/>
-        </w:r>
-      </w:hyperlink>
-    </w:p>
-    <w:p>
-      <w:pPr>
-        <w:pStyle w:val="TOC2"/>
-        <w:tabs>
-          <w:tab w:val="right" w:leader="dot" w:pos="9350"/>
-        </w:tabs>
-        <w:rPr>
-          <w:rFonts w:asciiTheme="minorHAnsi" w:hAnsiTheme="minorHAnsi"/>
-          <w:noProof/>
-          <w:color w:val="auto"/>
-          <w:kern w:val="2"/>
-          <w:sz w:val="24"/>
-          <w:szCs w:val="24"/>
-          <w14:ligatures w14:val="standardContextual"/>
-        </w:rPr>
-      </w:pPr>
-      <w:hyperlink w:anchor="_Toc237032189" w:history="1">
-        <w:r>
-          <w:rPr>
-            <w:rStyle w:val="Hyperlink"/>
-            <w:noProof/>
-          </w:rPr>
-          <w:t>5.2 Automatic Google or DeepL workflow</w:t>
-        </w:r>
-        <w:r>
-          <w:rPr>
-            <w:noProof/>
-            <w:webHidden/>
-          </w:rPr>
-          <w:tab/>
-        </w:r>
-        <w:r>
-          <w:rPr>
-            <w:noProof/>
-            <w:webHidden/>
-          </w:rPr>
-          <w:fldChar w:fldCharType="begin"/>
-        </w:r>
-        <w:r>
-          <w:rPr>
-            <w:noProof/>
-            <w:webHidden/>
-          </w:rPr>
-          <w:instrText xml:space="preserve"> PAGEREF _Toc237032189 \h </w:instrText>
-        </w:r>
-        <w:r>
-          <w:rPr>
-            <w:noProof/>
-            <w:webHidden/>
-          </w:rPr>
-        </w:r>
-        <w:r>
-          <w:rPr>
-            <w:noProof/>
-            <w:webHidden/>
-          </w:rPr>
-          <w:fldChar w:fldCharType="separate"/>
-        </w:r>
-        <w:r>
-          <w:rPr>
-            <w:noProof/>
-            <w:webHidden/>
-          </w:rPr>
-          <w:t>4</w:t>
-        </w:r>
-        <w:r>
-          <w:rPr>
-            <w:noProof/>
-            <w:webHidden/>
-          </w:rPr>
-          <w:fldChar w:fldCharType="end"/>
-        </w:r>
-      </w:hyperlink>
-    </w:p>
-    <w:p>
-      <w:pPr>
-        <w:pStyle w:val="TOC2"/>
-        <w:tabs>
-          <w:tab w:val="right" w:leader="dot" w:pos="9350"/>
-        </w:tabs>
-        <w:rPr>
-          <w:rFonts w:asciiTheme="minorHAnsi" w:hAnsiTheme="minorHAnsi"/>
-          <w:noProof/>
-          <w:color w:val="auto"/>
-          <w:kern w:val="2"/>
-          <w:sz w:val="24"/>
-          <w:szCs w:val="24"/>
-          <w14:ligatures w14:val="standardContextual"/>
-        </w:rPr>
-      </w:pPr>
-      <w:hyperlink w:anchor="_Toc237032190" w:history="1">
-        <w:r>
-          <w:rPr>
-            <w:rStyle w:val="Hyperlink"/>
-            <w:noProof/>
-          </w:rPr>
-          <w:t>5.3 Safety, context, and focused review</w:t>
-        </w:r>
-        <w:r>
-          <w:rPr>
-            <w:noProof/>
-            <w:webHidden/>
-          </w:rPr>
-          <w:tab/>
-        </w:r>
-        <w:r>
-          <w:rPr>
-            <w:noProof/>
-            <w:webHidden/>
-          </w:rPr>
-          <w:fldChar w:fldCharType="begin"/>
-        </w:r>
-        <w:r>
-          <w:rPr>
-            <w:noProof/>
-            <w:webHidden/>
-          </w:rPr>
-          <w:instrText xml:space="preserve"> PAGEREF _Toc237032190 \h </w:instrText>
-        </w:r>
-        <w:r>
-          <w:rPr>
-            <w:noProof/>
-            <w:webHidden/>
-          </w:rPr>
-        </w:r>
-        <w:r>
-          <w:rPr>
-            <w:noProof/>
-            <w:webHidden/>
-          </w:rPr>
-          <w:fldChar w:fldCharType="separate"/>
-        </w:r>
-        <w:r>
-          <w:rPr>
-            <w:noProof/>
-            <w:webHidden/>
-          </w:rPr>
-          <w:t>4</w:t>
+          <w:t>11</w:t>
         </w:r>
         <w:r>
           <w:rPr>
@@ -1060,22 +1666,16 @@
           <w:tab w:val="right" w:leader="dot" w:pos="9350"/>
         </w:tabs>
         <w:rPr>
-          <w:rFonts w:asciiTheme="minorHAnsi" w:hAnsiTheme="minorHAnsi"/>
           <w:noProof/>
-          <w:color w:val="auto"/>
-          <w:kern w:val="2"/>
-          <w:sz w:val="24"/>
-          <w:szCs w:val="24"/>
-          <w14:ligatures w14:val="standardContextual"/>
         </w:rPr>
       </w:pPr>
-      <w:hyperlink w:anchor="_Toc237032191" w:history="1">
+      <w:hyperlink w:anchor="_Toc237099571" w:history="1">
         <w:r>
           <w:rPr>
             <w:rStyle w:val="Hyperlink"/>
             <w:noProof/>
           </w:rPr>
-          <w:t>6. Provider Settings and Secure Key Storage</w:t>
+          <w:t>13. Troubleshooting</w:t>
         </w:r>
         <w:r>
           <w:rPr>
@@ -1096,7 +1696,7 @@
             <w:noProof/>
             <w:webHidden/>
           </w:rPr>
-          <w:instrText xml:space="preserve"> PAGEREF _Toc237032191 \h </w:instrText>
+          <w:instrText xml:space="preserve"> PAGEREF _Toc237099571 \h </w:instrText>
         </w:r>
         <w:r>
           <w:rPr>
@@ -1116,7 +1716,7 @@
             <w:noProof/>
             <w:webHidden/>
           </w:rPr>
-          <w:t>5</w:t>
+          <w:t>11</w:t>
         </w:r>
         <w:r>
           <w:rPr>
@@ -1134,22 +1734,16 @@
           <w:tab w:val="right" w:leader="dot" w:pos="9350"/>
         </w:tabs>
         <w:rPr>
-          <w:rFonts w:asciiTheme="minorHAnsi" w:hAnsiTheme="minorHAnsi"/>
           <w:noProof/>
-          <w:color w:val="auto"/>
-          <w:kern w:val="2"/>
-          <w:sz w:val="24"/>
-          <w:szCs w:val="24"/>
-          <w14:ligatures w14:val="standardContextual"/>
         </w:rPr>
       </w:pPr>
-      <w:hyperlink w:anchor="_Toc237032192" w:history="1">
+      <w:hyperlink w:anchor="_Toc237099572" w:history="1">
         <w:r>
           <w:rPr>
             <w:rStyle w:val="Hyperlink"/>
             <w:noProof/>
           </w:rPr>
-          <w:t>7. Obtain and Enter a DeepL API Key</w:t>
+          <w:t>14. Security and Privacy</w:t>
         </w:r>
         <w:r>
           <w:rPr>
@@ -1170,7 +1764,7 @@
             <w:noProof/>
             <w:webHidden/>
           </w:rPr>
-          <w:instrText xml:space="preserve"> PAGEREF _Toc237032192 \h </w:instrText>
+          <w:instrText xml:space="preserve"> PAGEREF _Toc237099572 \h </w:instrText>
         </w:r>
         <w:r>
           <w:rPr>
@@ -1190,7 +1784,7 @@
             <w:noProof/>
             <w:webHidden/>
           </w:rPr>
-          <w:t>6</w:t>
+          <w:t>12</w:t>
         </w:r>
         <w:r>
           <w:rPr>
@@ -1208,22 +1802,16 @@
           <w:tab w:val="right" w:leader="dot" w:pos="9350"/>
         </w:tabs>
         <w:rPr>
-          <w:rFonts w:asciiTheme="minorHAnsi" w:hAnsiTheme="minorHAnsi"/>
           <w:noProof/>
-          <w:color w:val="auto"/>
-          <w:kern w:val="2"/>
-          <w:sz w:val="24"/>
-          <w:szCs w:val="24"/>
-          <w14:ligatures w14:val="standardContextual"/>
         </w:rPr>
       </w:pPr>
-      <w:hyperlink w:anchor="_Toc237032193" w:history="1">
+      <w:hyperlink w:anchor="_Toc237099573" w:history="1">
         <w:r>
           <w:rPr>
             <w:rStyle w:val="Hyperlink"/>
             <w:noProof/>
           </w:rPr>
-          <w:t>8. Obtain and Enter a Google API Key</w:t>
+          <w:t>15. File and Folder Reference</w:t>
         </w:r>
         <w:r>
           <w:rPr>
@@ -1244,7 +1832,7 @@
             <w:noProof/>
             <w:webHidden/>
           </w:rPr>
-          <w:instrText xml:space="preserve"> PAGEREF _Toc237032193 \h </w:instrText>
+          <w:instrText xml:space="preserve"> PAGEREF _Toc237099573 \h </w:instrText>
         </w:r>
         <w:r>
           <w:rPr>
@@ -1264,7 +1852,7 @@
             <w:noProof/>
             <w:webHidden/>
           </w:rPr>
-          <w:t>6</w:t>
+          <w:t>13</w:t>
         </w:r>
         <w:r>
           <w:rPr>
@@ -1282,22 +1870,16 @@
           <w:tab w:val="right" w:leader="dot" w:pos="9350"/>
         </w:tabs>
         <w:rPr>
-          <w:rFonts w:asciiTheme="minorHAnsi" w:hAnsiTheme="minorHAnsi"/>
           <w:noProof/>
-          <w:color w:val="auto"/>
-          <w:kern w:val="2"/>
-          <w:sz w:val="24"/>
-          <w:szCs w:val="24"/>
-          <w14:ligatures w14:val="standardContextual"/>
         </w:rPr>
       </w:pPr>
-      <w:hyperlink w:anchor="_Toc237032194" w:history="1">
+      <w:hyperlink w:anchor="_Toc237099574" w:history="1">
         <w:r>
           <w:rPr>
             <w:rStyle w:val="Hyperlink"/>
             <w:noProof/>
           </w:rPr>
-          <w:t>9. Direct Provider Translation</w:t>
+          <w:t>16. Provider Reference and Change Notice</w:t>
         </w:r>
         <w:r>
           <w:rPr>
@@ -1318,7 +1900,7 @@
             <w:noProof/>
             <w:webHidden/>
           </w:rPr>
-          <w:instrText xml:space="preserve"> PAGEREF _Toc237032194 \h </w:instrText>
+          <w:instrText xml:space="preserve"> PAGEREF _Toc237099574 \h </w:instrText>
         </w:r>
         <w:r>
           <w:rPr>
@@ -1338,599 +1920,7 @@
             <w:noProof/>
             <w:webHidden/>
           </w:rPr>
-          <w:t>7</w:t>
-        </w:r>
-        <w:r>
-          <w:rPr>
-            <w:noProof/>
-            <w:webHidden/>
-          </w:rPr>
-          <w:fldChar w:fldCharType="end"/>
-        </w:r>
-      </w:hyperlink>
-    </w:p>
-    <w:p>
-      <w:pPr>
-        <w:pStyle w:val="TOC1"/>
-        <w:tabs>
-          <w:tab w:val="right" w:leader="dot" w:pos="9350"/>
-        </w:tabs>
-        <w:rPr>
-          <w:rFonts w:asciiTheme="minorHAnsi" w:hAnsiTheme="minorHAnsi"/>
-          <w:noProof/>
-          <w:color w:val="auto"/>
-          <w:kern w:val="2"/>
-          <w:sz w:val="24"/>
-          <w:szCs w:val="24"/>
-          <w14:ligatures w14:val="standardContextual"/>
-        </w:rPr>
-      </w:pPr>
-      <w:hyperlink w:anchor="_Toc237032195" w:history="1">
-        <w:r>
-          <w:rPr>
-            <w:rStyle w:val="Hyperlink"/>
-            <w:noProof/>
-          </w:rPr>
-          <w:t>10. Validate and Export</w:t>
-        </w:r>
-        <w:r>
-          <w:rPr>
-            <w:noProof/>
-            <w:webHidden/>
-          </w:rPr>
-          <w:tab/>
-        </w:r>
-        <w:r>
-          <w:rPr>
-            <w:noProof/>
-            <w:webHidden/>
-          </w:rPr>
-          <w:fldChar w:fldCharType="begin"/>
-        </w:r>
-        <w:r>
-          <w:rPr>
-            <w:noProof/>
-            <w:webHidden/>
-          </w:rPr>
-          <w:instrText xml:space="preserve"> PAGEREF _Toc237032195 \h </w:instrText>
-        </w:r>
-        <w:r>
-          <w:rPr>
-            <w:noProof/>
-            <w:webHidden/>
-          </w:rPr>
-        </w:r>
-        <w:r>
-          <w:rPr>
-            <w:noProof/>
-            <w:webHidden/>
-          </w:rPr>
-          <w:fldChar w:fldCharType="separate"/>
-        </w:r>
-        <w:r>
-          <w:rPr>
-            <w:noProof/>
-            <w:webHidden/>
-          </w:rPr>
-          <w:t>8</w:t>
-        </w:r>
-        <w:r>
-          <w:rPr>
-            <w:noProof/>
-            <w:webHidden/>
-          </w:rPr>
-          <w:fldChar w:fldCharType="end"/>
-        </w:r>
-      </w:hyperlink>
-    </w:p>
-    <w:p>
-      <w:pPr>
-        <w:pStyle w:val="TOC1"/>
-        <w:tabs>
-          <w:tab w:val="right" w:leader="dot" w:pos="9350"/>
-        </w:tabs>
-        <w:rPr>
-          <w:rFonts w:asciiTheme="minorHAnsi" w:hAnsiTheme="minorHAnsi"/>
-          <w:noProof/>
-          <w:color w:val="auto"/>
-          <w:kern w:val="2"/>
-          <w:sz w:val="24"/>
-          <w:szCs w:val="24"/>
-          <w14:ligatures w14:val="standardContextual"/>
-        </w:rPr>
-      </w:pPr>
-      <w:hyperlink w:anchor="_Toc237032196" w:history="1">
-        <w:r>
-          <w:rPr>
-            <w:rStyle w:val="Hyperlink"/>
-            <w:noProof/>
-          </w:rPr>
-          <w:t>11. Integrate a Target Application</w:t>
-        </w:r>
-        <w:r>
-          <w:rPr>
-            <w:noProof/>
-            <w:webHidden/>
-          </w:rPr>
-          <w:tab/>
-        </w:r>
-        <w:r>
-          <w:rPr>
-            <w:noProof/>
-            <w:webHidden/>
-          </w:rPr>
-          <w:fldChar w:fldCharType="begin"/>
-        </w:r>
-        <w:r>
-          <w:rPr>
-            <w:noProof/>
-            <w:webHidden/>
-          </w:rPr>
-          <w:instrText xml:space="preserve"> PAGEREF _Toc237032196 \h </w:instrText>
-        </w:r>
-        <w:r>
-          <w:rPr>
-            <w:noProof/>
-            <w:webHidden/>
-          </w:rPr>
-        </w:r>
-        <w:r>
-          <w:rPr>
-            <w:noProof/>
-            <w:webHidden/>
-          </w:rPr>
-          <w:fldChar w:fldCharType="separate"/>
-        </w:r>
-        <w:r>
-          <w:rPr>
-            <w:noProof/>
-            <w:webHidden/>
-          </w:rPr>
-          <w:t>8</w:t>
-        </w:r>
-        <w:r>
-          <w:rPr>
-            <w:noProof/>
-            <w:webHidden/>
-          </w:rPr>
-          <w:fldChar w:fldCharType="end"/>
-        </w:r>
-      </w:hyperlink>
-    </w:p>
-    <w:p>
-      <w:pPr>
-        <w:pStyle w:val="TOC2"/>
-        <w:tabs>
-          <w:tab w:val="right" w:leader="dot" w:pos="9350"/>
-        </w:tabs>
-        <w:rPr>
-          <w:rFonts w:asciiTheme="minorHAnsi" w:hAnsiTheme="minorHAnsi"/>
-          <w:noProof/>
-          <w:color w:val="auto"/>
-          <w:kern w:val="2"/>
-          <w:sz w:val="24"/>
-          <w:szCs w:val="24"/>
-          <w14:ligatures w14:val="standardContextual"/>
-        </w:rPr>
-      </w:pPr>
-      <w:hyperlink w:anchor="_Toc237032197" w:history="1">
-        <w:r>
-          <w:rPr>
-            <w:rStyle w:val="Hyperlink"/>
-            <w:noProof/>
-          </w:rPr>
-          <w:t>11.1 Runtime files and preferences</w:t>
-        </w:r>
-        <w:r>
-          <w:rPr>
-            <w:noProof/>
-            <w:webHidden/>
-          </w:rPr>
-          <w:tab/>
-        </w:r>
-        <w:r>
-          <w:rPr>
-            <w:noProof/>
-            <w:webHidden/>
-          </w:rPr>
-          <w:fldChar w:fldCharType="begin"/>
-        </w:r>
-        <w:r>
-          <w:rPr>
-            <w:noProof/>
-            <w:webHidden/>
-          </w:rPr>
-          <w:instrText xml:space="preserve"> PAGEREF _Toc237032197 \h </w:instrText>
-        </w:r>
-        <w:r>
-          <w:rPr>
-            <w:noProof/>
-            <w:webHidden/>
-          </w:rPr>
-        </w:r>
-        <w:r>
-          <w:rPr>
-            <w:noProof/>
-            <w:webHidden/>
-          </w:rPr>
-          <w:fldChar w:fldCharType="separate"/>
-        </w:r>
-        <w:r>
-          <w:rPr>
-            <w:noProof/>
-            <w:webHidden/>
-          </w:rPr>
-          <w:t>9</w:t>
-        </w:r>
-        <w:r>
-          <w:rPr>
-            <w:noProof/>
-            <w:webHidden/>
-          </w:rPr>
-          <w:fldChar w:fldCharType="end"/>
-        </w:r>
-      </w:hyperlink>
-    </w:p>
-    <w:p>
-      <w:pPr>
-        <w:pStyle w:val="TOC1"/>
-        <w:tabs>
-          <w:tab w:val="right" w:leader="dot" w:pos="9350"/>
-        </w:tabs>
-        <w:rPr>
-          <w:rFonts w:asciiTheme="minorHAnsi" w:hAnsiTheme="minorHAnsi"/>
-          <w:noProof/>
-          <w:color w:val="auto"/>
-          <w:kern w:val="2"/>
-          <w:sz w:val="24"/>
-          <w:szCs w:val="24"/>
-          <w14:ligatures w14:val="standardContextual"/>
-        </w:rPr>
-      </w:pPr>
-      <w:hyperlink w:anchor="_Toc237032198" w:history="1">
-        <w:r>
-          <w:rPr>
-            <w:rStyle w:val="Hyperlink"/>
-            <w:noProof/>
-          </w:rPr>
-          <w:t>12. Translate the Studio Itself</w:t>
-        </w:r>
-        <w:r>
-          <w:rPr>
-            <w:noProof/>
-            <w:webHidden/>
-          </w:rPr>
-          <w:tab/>
-        </w:r>
-        <w:r>
-          <w:rPr>
-            <w:noProof/>
-            <w:webHidden/>
-          </w:rPr>
-          <w:fldChar w:fldCharType="begin"/>
-        </w:r>
-        <w:r>
-          <w:rPr>
-            <w:noProof/>
-            <w:webHidden/>
-          </w:rPr>
-          <w:instrText xml:space="preserve"> PAGEREF _Toc237032198 \h </w:instrText>
-        </w:r>
-        <w:r>
-          <w:rPr>
-            <w:noProof/>
-            <w:webHidden/>
-          </w:rPr>
-        </w:r>
-        <w:r>
-          <w:rPr>
-            <w:noProof/>
-            <w:webHidden/>
-          </w:rPr>
-          <w:fldChar w:fldCharType="separate"/>
-        </w:r>
-        <w:r>
-          <w:rPr>
-            <w:noProof/>
-            <w:webHidden/>
-          </w:rPr>
-          <w:t>9</w:t>
-        </w:r>
-        <w:r>
-          <w:rPr>
-            <w:noProof/>
-            <w:webHidden/>
-          </w:rPr>
-          <w:fldChar w:fldCharType="end"/>
-        </w:r>
-      </w:hyperlink>
-    </w:p>
-    <w:p>
-      <w:pPr>
-        <w:pStyle w:val="TOC1"/>
-        <w:tabs>
-          <w:tab w:val="right" w:leader="dot" w:pos="9350"/>
-        </w:tabs>
-        <w:rPr>
-          <w:rFonts w:asciiTheme="minorHAnsi" w:hAnsiTheme="minorHAnsi"/>
-          <w:noProof/>
-          <w:color w:val="auto"/>
-          <w:kern w:val="2"/>
-          <w:sz w:val="24"/>
-          <w:szCs w:val="24"/>
-          <w14:ligatures w14:val="standardContextual"/>
-        </w:rPr>
-      </w:pPr>
-      <w:hyperlink w:anchor="_Toc237032199" w:history="1">
-        <w:r>
-          <w:rPr>
-            <w:rStyle w:val="Hyperlink"/>
-            <w:noProof/>
-          </w:rPr>
-          <w:t>13. Troubleshooting</w:t>
-        </w:r>
-        <w:r>
-          <w:rPr>
-            <w:noProof/>
-            <w:webHidden/>
-          </w:rPr>
-          <w:tab/>
-        </w:r>
-        <w:r>
-          <w:rPr>
-            <w:noProof/>
-            <w:webHidden/>
-          </w:rPr>
-          <w:fldChar w:fldCharType="begin"/>
-        </w:r>
-        <w:r>
-          <w:rPr>
-            <w:noProof/>
-            <w:webHidden/>
-          </w:rPr>
-          <w:instrText xml:space="preserve"> PAGEREF _Toc237032199 \h </w:instrText>
-        </w:r>
-        <w:r>
-          <w:rPr>
-            <w:noProof/>
-            <w:webHidden/>
-          </w:rPr>
-        </w:r>
-        <w:r>
-          <w:rPr>
-            <w:noProof/>
-            <w:webHidden/>
-          </w:rPr>
-          <w:fldChar w:fldCharType="separate"/>
-        </w:r>
-        <w:r>
-          <w:rPr>
-            <w:noProof/>
-            <w:webHidden/>
-          </w:rPr>
-          <w:t>10</w:t>
-        </w:r>
-        <w:r>
-          <w:rPr>
-            <w:noProof/>
-            <w:webHidden/>
-          </w:rPr>
-          <w:fldChar w:fldCharType="end"/>
-        </w:r>
-      </w:hyperlink>
-    </w:p>
-    <w:p>
-      <w:pPr>
-        <w:pStyle w:val="TOC1"/>
-        <w:tabs>
-          <w:tab w:val="right" w:leader="dot" w:pos="9350"/>
-        </w:tabs>
-        <w:rPr>
-          <w:rFonts w:asciiTheme="minorHAnsi" w:hAnsiTheme="minorHAnsi"/>
-          <w:noProof/>
-          <w:color w:val="auto"/>
-          <w:kern w:val="2"/>
-          <w:sz w:val="24"/>
-          <w:szCs w:val="24"/>
-          <w14:ligatures w14:val="standardContextual"/>
-        </w:rPr>
-      </w:pPr>
-      <w:hyperlink w:anchor="_Toc237032200" w:history="1">
-        <w:r>
-          <w:rPr>
-            <w:rStyle w:val="Hyperlink"/>
-            <w:noProof/>
-          </w:rPr>
-          <w:t>14. Security and Privacy</w:t>
-        </w:r>
-        <w:r>
-          <w:rPr>
-            <w:noProof/>
-            <w:webHidden/>
-          </w:rPr>
-          <w:tab/>
-        </w:r>
-        <w:r>
-          <w:rPr>
-            <w:noProof/>
-            <w:webHidden/>
-          </w:rPr>
-          <w:fldChar w:fldCharType="begin"/>
-        </w:r>
-        <w:r>
-          <w:rPr>
-            <w:noProof/>
-            <w:webHidden/>
-          </w:rPr>
-          <w:instrText xml:space="preserve"> PAGEREF _Toc237032200 \h </w:instrText>
-        </w:r>
-        <w:r>
-          <w:rPr>
-            <w:noProof/>
-            <w:webHidden/>
-          </w:rPr>
-        </w:r>
-        <w:r>
-          <w:rPr>
-            <w:noProof/>
-            <w:webHidden/>
-          </w:rPr>
-          <w:fldChar w:fldCharType="separate"/>
-        </w:r>
-        <w:r>
-          <w:rPr>
-            <w:noProof/>
-            <w:webHidden/>
-          </w:rPr>
-          <w:t>10</w:t>
-        </w:r>
-        <w:r>
-          <w:rPr>
-            <w:noProof/>
-            <w:webHidden/>
-          </w:rPr>
-          <w:fldChar w:fldCharType="end"/>
-        </w:r>
-      </w:hyperlink>
-    </w:p>
-    <w:p>
-      <w:pPr>
-        <w:pStyle w:val="TOC1"/>
-        <w:tabs>
-          <w:tab w:val="right" w:leader="dot" w:pos="9350"/>
-        </w:tabs>
-        <w:rPr>
-          <w:rFonts w:asciiTheme="minorHAnsi" w:hAnsiTheme="minorHAnsi"/>
-          <w:noProof/>
-          <w:color w:val="auto"/>
-          <w:kern w:val="2"/>
-          <w:sz w:val="24"/>
-          <w:szCs w:val="24"/>
-          <w14:ligatures w14:val="standardContextual"/>
-        </w:rPr>
-      </w:pPr>
-      <w:hyperlink w:anchor="_Toc237032201" w:history="1">
-        <w:r>
-          <w:rPr>
-            <w:rStyle w:val="Hyperlink"/>
-            <w:noProof/>
-          </w:rPr>
-          <w:t>15. File and Folder Reference</w:t>
-        </w:r>
-        <w:r>
-          <w:rPr>
-            <w:noProof/>
-            <w:webHidden/>
-          </w:rPr>
-          <w:tab/>
-        </w:r>
-        <w:r>
-          <w:rPr>
-            <w:noProof/>
-            <w:webHidden/>
-          </w:rPr>
-          <w:fldChar w:fldCharType="begin"/>
-        </w:r>
-        <w:r>
-          <w:rPr>
-            <w:noProof/>
-            <w:webHidden/>
-          </w:rPr>
-          <w:instrText xml:space="preserve"> PAGEREF _Toc237032201 \h </w:instrText>
-        </w:r>
-        <w:r>
-          <w:rPr>
-            <w:noProof/>
-            <w:webHidden/>
-          </w:rPr>
-        </w:r>
-        <w:r>
-          <w:rPr>
-            <w:noProof/>
-            <w:webHidden/>
-          </w:rPr>
-          <w:fldChar w:fldCharType="separate"/>
-        </w:r>
-        <w:r>
-          <w:rPr>
-            <w:noProof/>
-            <w:webHidden/>
-          </w:rPr>
-          <w:t>11</w:t>
-        </w:r>
-        <w:r>
-          <w:rPr>
-            <w:noProof/>
-            <w:webHidden/>
-          </w:rPr>
-          <w:fldChar w:fldCharType="end"/>
-        </w:r>
-      </w:hyperlink>
-    </w:p>
-    <w:p>
-      <w:pPr>
-        <w:pStyle w:val="TOC1"/>
-        <w:tabs>
-          <w:tab w:val="right" w:leader="dot" w:pos="9350"/>
-        </w:tabs>
-        <w:rPr>
-          <w:rFonts w:asciiTheme="minorHAnsi" w:hAnsiTheme="minorHAnsi"/>
-          <w:noProof/>
-          <w:color w:val="auto"/>
-          <w:kern w:val="2"/>
-          <w:sz w:val="24"/>
-          <w:szCs w:val="24"/>
-          <w14:ligatures w14:val="standardContextual"/>
-        </w:rPr>
-      </w:pPr>
-      <w:hyperlink w:anchor="_Toc237032202" w:history="1">
-        <w:r>
-          <w:rPr>
-            <w:rStyle w:val="Hyperlink"/>
-            <w:noProof/>
-          </w:rPr>
-          <w:t>16. Provider Reference and Change Notice</w:t>
-        </w:r>
-        <w:r>
-          <w:rPr>
-            <w:noProof/>
-            <w:webHidden/>
-          </w:rPr>
-          <w:tab/>
-        </w:r>
-        <w:r>
-          <w:rPr>
-            <w:noProof/>
-            <w:webHidden/>
-          </w:rPr>
-          <w:fldChar w:fldCharType="begin"/>
-        </w:r>
-        <w:r>
-          <w:rPr>
-            <w:noProof/>
-            <w:webHidden/>
-          </w:rPr>
-          <w:instrText xml:space="preserve"> PAGEREF _Toc237032202 \h </w:instrText>
-        </w:r>
-        <w:r>
-          <w:rPr>
-            <w:noProof/>
-            <w:webHidden/>
-          </w:rPr>
-        </w:r>
-        <w:r>
-          <w:rPr>
-            <w:noProof/>
-            <w:webHidden/>
-          </w:rPr>
-          <w:fldChar w:fldCharType="separate"/>
-        </w:r>
-        <w:r>
-          <w:rPr>
-            <w:noProof/>
-            <w:webHidden/>
-          </w:rPr>
-          <w:t>11</w:t>
+          <w:t>13</w:t>
         </w:r>
         <w:r>
           <w:rPr>
@@ -1963,12 +1953,12 @@
       <w:pPr>
         <w:pStyle w:val="Heading1"/>
       </w:pPr>
-      <w:bookmarkStart w:id="1" w:name="_Toc237032180"/>
+      <w:bookmarkStart w:id="0" w:name="_Toc237099549"/>
       <w:r>
         <w:lastRenderedPageBreak/>
         <w:t>1. Welcome</w:t>
       </w:r>
-      <w:bookmarkEnd w:id="1"/>
+      <w:bookmarkEnd w:id="0"/>
     </w:p>
     <w:p>
       <w:r>
@@ -2009,6 +1999,9 @@
           <w:p>
             <w:pPr>
               <w:pStyle w:val="Callout"/>
+              <w:rPr>
+                <w:rFonts w:hint="eastAsia"/>
+              </w:rPr>
             </w:pPr>
             <w:r>
               <w:rPr>
@@ -2028,11 +2021,11 @@
       <w:pPr>
         <w:pStyle w:val="Heading2"/>
       </w:pPr>
-      <w:bookmarkStart w:id="2" w:name="_Toc237032181"/>
+      <w:bookmarkStart w:id="1" w:name="_Toc237099550"/>
       <w:r>
         <w:t>1.1 What the Studio changes</w:t>
       </w:r>
-      <w:bookmarkEnd w:id="2"/>
+      <w:bookmarkEnd w:id="1"/>
     </w:p>
     <w:p>
       <w:pPr>
@@ -2063,7 +2056,7 @@
         <w:pStyle w:val="ListBullet"/>
       </w:pPr>
       <w:r>
-        <w:t>Integration is a separate explicit operation with preview, verified backup, apply, and restore.</w:t>
+        <w:t>Component Integration generates a setup kit under the Studio export folder and does not write to the selected target project.</w:t>
       </w:r>
     </w:p>
     <w:p>
@@ -2071,18 +2064,26 @@
         <w:pStyle w:val="ListBullet"/>
       </w:pPr>
       <w:r>
-        <w:t>Language menu items are persisted in the target DFM or FMX so they remain editable in the Delphi IDE.</w:t>
+        <w:t>The developer places one manager on the primary form in Delphi; those normal IDE-authored form and uses-clause changes remain visible in source control.</w:t>
       </w:r>
     </w:p>
     <w:p>
       <w:pPr>
+        <w:pStyle w:val="ListBullet"/>
+      </w:pPr>
+      <w:r>
+        <w:t>Automatic Source Integration remains an explicit advanced fallback with preview, verified backup, apply, and restore.</w:t>
+      </w:r>
+    </w:p>
+    <w:p>
+      <w:pPr>
         <w:pStyle w:val="Heading1"/>
       </w:pPr>
-      <w:bookmarkStart w:id="3" w:name="_Toc237032182"/>
+      <w:bookmarkStart w:id="2" w:name="_Toc237099551"/>
       <w:r>
         <w:t>2. Installation and Startup</w:t>
       </w:r>
-      <w:bookmarkEnd w:id="3"/>
+      <w:bookmarkEnd w:id="2"/>
     </w:p>
     <w:p>
       <w:r>
@@ -2098,11 +2099,11 @@
       <w:pPr>
         <w:pStyle w:val="Heading2"/>
       </w:pPr>
-      <w:bookmarkStart w:id="4" w:name="_Toc237032183"/>
+      <w:bookmarkStart w:id="3" w:name="_Toc237099552"/>
       <w:r>
         <w:t>2.1 First launch</w:t>
       </w:r>
-      <w:bookmarkEnd w:id="4"/>
+      <w:bookmarkEnd w:id="3"/>
     </w:p>
     <w:p>
       <w:pPr>
@@ -2137,15 +2138,131 @@
         </w:numPr>
       </w:pPr>
       <w:r>
-        <w:lastRenderedPageBreak/>
         <w:t>The Studio opens maximized. Use the left workflow panel; every page expands into the available workspace and the blue selection bar follows Project, Scan, Translate, Validation, Export, Integration, and Provider Settings.</w:t>
       </w:r>
     </w:p>
     <w:p>
       <w:pPr>
+        <w:pStyle w:val="Heading2"/>
+      </w:pPr>
+      <w:bookmarkStart w:id="4" w:name="_Toc237099553"/>
+      <w:r>
+        <w:t>2.2 Install the localization components</w:t>
+      </w:r>
+      <w:bookmarkEnd w:id="4"/>
+    </w:p>
+    <w:p>
+      <w:pPr>
+        <w:pStyle w:val="ListNumber"/>
+        <w:numPr>
+          <w:ilvl w:val="0"/>
+          <w:numId w:val="11"/>
+        </w:numPr>
+      </w:pPr>
+      <w:r>
+        <w:t>Build DATLanguageManagerCoreRuntime.dpk for the required application architectures.</w:t>
+      </w:r>
+    </w:p>
+    <w:p>
+      <w:pPr>
+        <w:pStyle w:val="ListNumber"/>
+        <w:numPr>
+          <w:ilvl w:val="0"/>
+          <w:numId w:val="11"/>
+        </w:numPr>
+      </w:pPr>
+      <w:r>
+        <w:t>Build DATLanguageManagerVCLRuntime.dpk and/or DATLanguageManagerFMXRuntime.dpk for Win32 and Win64.</w:t>
+      </w:r>
+    </w:p>
+    <w:p>
+      <w:pPr>
+        <w:pStyle w:val="ListNumber"/>
+        <w:numPr>
+          <w:ilvl w:val="0"/>
+          <w:numId w:val="11"/>
+        </w:numPr>
+      </w:pPr>
+      <w:r>
+        <w:t>Build the matching Win32 design package: DATLanguageManagerVCLDesign.dpk or DATLanguageManagerFMXDesign.dpk. The RAD Studio IDE loads Win32 design packages even when the target application also builds for Win64.</w:t>
+      </w:r>
+    </w:p>
+    <w:p>
+      <w:pPr>
+        <w:pStyle w:val="ListNumber"/>
+        <w:numPr>
+          <w:ilvl w:val="0"/>
+          <w:numId w:val="11"/>
+        </w:numPr>
+      </w:pPr>
+      <w:r>
+        <w:t>In Delphi, open Component &gt; Install Packages, add the matching design BPL from bin\packages\Win32\&lt;Configuration&gt;, and confirm the DAT Localization Tool Palette page appears.</w:t>
+      </w:r>
+    </w:p>
+    <w:p>
+      <w:pPr>
+        <w:pStyle w:val="ListNumber"/>
+        <w:numPr>
+          <w:ilvl w:val="0"/>
+          <w:numId w:val="11"/>
+        </w:numPr>
+      </w:pPr>
+      <w:r>
+        <w:t>Keep the related runtime BPLs together if the target uses runtime packages. A normally linked application may instead compile the generated kit's ComponentSource units into the executable.</w:t>
+      </w:r>
+    </w:p>
+    <w:tbl>
+      <w:tblPr>
+        <w:tblW w:w="9360" w:type="dxa"/>
+        <w:jc w:val="center"/>
+        <w:tblLayout w:type="fixed"/>
+        <w:tblCellMar>
+          <w:top w:w="80" w:type="dxa"/>
+          <w:left w:w="120" w:type="dxa"/>
+          <w:bottom w:w="80" w:type="dxa"/>
+          <w:right w:w="120" w:type="dxa"/>
+        </w:tblCellMar>
+        <w:tblLook w:val="04A0" w:firstRow="1" w:lastRow="0" w:firstColumn="1" w:lastColumn="0" w:noHBand="0" w:noVBand="1"/>
+      </w:tblPr>
+      <w:tblGrid>
+        <w:gridCol w:w="9360"/>
+      </w:tblGrid>
+      <w:tr>
+        <w:trPr>
+          <w:jc w:val="center"/>
+        </w:trPr>
+        <w:tc>
+          <w:tcPr>
+            <w:tcW w:w="9360" w:type="dxa"/>
+            <w:shd w:val="clear" w:color="auto" w:fill="EAF3FF"/>
+            <w:vAlign w:val="center"/>
+          </w:tcPr>
+          <w:p>
+            <w:pPr>
+              <w:pStyle w:val="Callout"/>
+              <w:rPr>
+                <w:rFonts w:hint="eastAsia"/>
+              </w:rPr>
+            </w:pPr>
+            <w:r>
+              <w:rPr>
+                <w:b/>
+                <w:color w:val="234C80"/>
+              </w:rPr>
+              <w:t xml:space="preserve">No silent IDE installation. </w:t>
+            </w:r>
+            <w:r>
+              <w:t>The Studio builds and tests the packages but does not register them in RAD Studio automatically. Package installation is an explicit developer action.</w:t>
+            </w:r>
+          </w:p>
+        </w:tc>
+      </w:tr>
+    </w:tbl>
+    <w:p>
+      <w:pPr>
         <w:pStyle w:val="Heading1"/>
       </w:pPr>
-      <w:bookmarkStart w:id="5" w:name="_Toc237032184"/>
+      <w:bookmarkStart w:id="5" w:name="_Toc237099554"/>
       <w:r>
         <w:t>3. The End-to-End Workflow</w:t>
       </w:r>
@@ -2486,7 +2603,7 @@
               <w:cnfStyle w:val="000000000000" w:firstRow="0" w:lastRow="0" w:firstColumn="0" w:lastColumn="0" w:oddVBand="0" w:evenVBand="0" w:oddHBand="0" w:evenHBand="0" w:firstRowFirstColumn="0" w:firstRowLastColumn="0" w:lastRowFirstColumn="0" w:lastRowLastColumn="0"/>
             </w:pPr>
             <w:r>
-              <w:t>Preview/apply runtime and language-menu wiring.</w:t>
+              <w:t>Generate a non-mutating component setup kit; optionally use advanced automatic integration.</w:t>
             </w:r>
           </w:p>
         </w:tc>
@@ -2500,7 +2617,7 @@
               <w:cnfStyle w:val="000000000000" w:firstRow="0" w:lastRow="0" w:firstColumn="0" w:lastColumn="0" w:oddVBand="0" w:evenVBand="0" w:oddHBand="0" w:evenHBand="0" w:firstRowFirstColumn="0" w:firstRowLastColumn="0" w:lastRowFirstColumn="0" w:lastRowLastColumn="0"/>
             </w:pPr>
             <w:r>
-              <w:t>Integrated target project</w:t>
+              <w:t>Component kit or advanced preview</w:t>
             </w:r>
           </w:p>
         </w:tc>
@@ -2557,7 +2674,7 @@
       <w:pPr>
         <w:pStyle w:val="Heading1"/>
       </w:pPr>
-      <w:bookmarkStart w:id="6" w:name="_Toc237032185"/>
+      <w:bookmarkStart w:id="6" w:name="_Toc237099555"/>
       <w:r>
         <w:t>4. Open and Scan a Project</w:t>
       </w:r>
@@ -2568,7 +2685,7 @@
         <w:pStyle w:val="ListNumber"/>
         <w:numPr>
           <w:ilvl w:val="0"/>
-          <w:numId w:val="11"/>
+          <w:numId w:val="12"/>
         </w:numPr>
       </w:pPr>
       <w:r>
@@ -2580,7 +2697,7 @@
         <w:pStyle w:val="ListNumber"/>
         <w:numPr>
           <w:ilvl w:val="0"/>
-          <w:numId w:val="11"/>
+          <w:numId w:val="12"/>
         </w:numPr>
       </w:pPr>
       <w:r>
@@ -2592,7 +2709,7 @@
         <w:pStyle w:val="ListNumber"/>
         <w:numPr>
           <w:ilvl w:val="0"/>
-          <w:numId w:val="11"/>
+          <w:numId w:val="12"/>
         </w:numPr>
       </w:pPr>
       <w:r>
@@ -2604,7 +2721,7 @@
         <w:pStyle w:val="ListNumber"/>
         <w:numPr>
           <w:ilvl w:val="0"/>
-          <w:numId w:val="11"/>
+          <w:numId w:val="12"/>
         </w:numPr>
       </w:pPr>
       <w:r>
@@ -2616,7 +2733,7 @@
         <w:pStyle w:val="ListNumber"/>
         <w:numPr>
           <w:ilvl w:val="0"/>
-          <w:numId w:val="11"/>
+          <w:numId w:val="12"/>
         </w:numPr>
       </w:pPr>
       <w:r>
@@ -2652,6 +2769,9 @@
           <w:p>
             <w:pPr>
               <w:pStyle w:val="Callout"/>
+              <w:rPr>
+                <w:rFonts w:hint="eastAsia"/>
+              </w:rPr>
             </w:pPr>
             <w:r>
               <w:rPr>
@@ -2671,9 +2791,8 @@
       <w:pPr>
         <w:pStyle w:val="Heading2"/>
       </w:pPr>
-      <w:bookmarkStart w:id="7" w:name="_Toc237032186"/>
+      <w:bookmarkStart w:id="7" w:name="_Toc237099556"/>
       <w:r>
-        <w:lastRenderedPageBreak/>
         <w:t>4.1 Text that is collected</w:t>
       </w:r>
       <w:bookmarkEnd w:id="7"/>
@@ -2714,7 +2833,7 @@
       <w:pPr>
         <w:pStyle w:val="Heading1"/>
       </w:pPr>
-      <w:bookmarkStart w:id="8" w:name="_Toc237032187"/>
+      <w:bookmarkStart w:id="8" w:name="_Toc237099557"/>
       <w:r>
         <w:t>5. Create and Edit a Language Catalog</w:t>
       </w:r>
@@ -2725,7 +2844,7 @@
         <w:pStyle w:val="ListNumber"/>
         <w:numPr>
           <w:ilvl w:val="0"/>
-          <w:numId w:val="12"/>
+          <w:numId w:val="13"/>
         </w:numPr>
       </w:pPr>
       <w:r>
@@ -2737,7 +2856,7 @@
         <w:pStyle w:val="ListNumber"/>
         <w:numPr>
           <w:ilvl w:val="0"/>
-          <w:numId w:val="12"/>
+          <w:numId w:val="13"/>
         </w:numPr>
       </w:pPr>
       <w:r>
@@ -2749,7 +2868,7 @@
         <w:pStyle w:val="ListNumber"/>
         <w:numPr>
           <w:ilvl w:val="0"/>
-          <w:numId w:val="12"/>
+          <w:numId w:val="13"/>
         </w:numPr>
       </w:pPr>
       <w:r>
@@ -2761,7 +2880,7 @@
         <w:pStyle w:val="ListNumber"/>
         <w:numPr>
           <w:ilvl w:val="0"/>
-          <w:numId w:val="12"/>
+          <w:numId w:val="13"/>
         </w:numPr>
       </w:pPr>
       <w:r>
@@ -2773,7 +2892,7 @@
         <w:pStyle w:val="ListNumber"/>
         <w:numPr>
           <w:ilvl w:val="0"/>
-          <w:numId w:val="12"/>
+          <w:numId w:val="13"/>
         </w:numPr>
       </w:pPr>
       <w:r>
@@ -2785,7 +2904,7 @@
         <w:pStyle w:val="ListNumber"/>
         <w:numPr>
           <w:ilvl w:val="0"/>
-          <w:numId w:val="12"/>
+          <w:numId w:val="13"/>
         </w:numPr>
       </w:pPr>
       <w:r>
@@ -2801,7 +2920,7 @@
       <w:pPr>
         <w:pStyle w:val="Heading2"/>
       </w:pPr>
-      <w:bookmarkStart w:id="9" w:name="_Toc237032188"/>
+      <w:bookmarkStart w:id="9" w:name="_Toc237099558"/>
       <w:r>
         <w:t>5.1 Translation statuses</w:t>
       </w:r>
@@ -3073,7 +3192,6 @@
           </w:tcPr>
           <w:p>
             <w:r>
-              <w:lastRenderedPageBreak/>
               <w:t>Approved</w:t>
             </w:r>
           </w:p>
@@ -3228,7 +3346,7 @@
       <w:pPr>
         <w:pStyle w:val="Heading2"/>
       </w:pPr>
-      <w:bookmarkStart w:id="10" w:name="_Toc237032189"/>
+      <w:bookmarkStart w:id="10" w:name="_Toc237099559"/>
       <w:r>
         <w:t>5.2 Automatic Google or DeepL workflow</w:t>
       </w:r>
@@ -3239,7 +3357,7 @@
         <w:pStyle w:val="ListNumber"/>
         <w:numPr>
           <w:ilvl w:val="0"/>
-          <w:numId w:val="13"/>
+          <w:numId w:val="14"/>
         </w:numPr>
       </w:pPr>
       <w:r>
@@ -3251,7 +3369,7 @@
         <w:pStyle w:val="ListNumber"/>
         <w:numPr>
           <w:ilvl w:val="0"/>
-          <w:numId w:val="13"/>
+          <w:numId w:val="14"/>
         </w:numPr>
       </w:pPr>
       <w:r>
@@ -3263,7 +3381,7 @@
         <w:pStyle w:val="ListNumber"/>
         <w:numPr>
           <w:ilvl w:val="0"/>
-          <w:numId w:val="13"/>
+          <w:numId w:val="14"/>
         </w:numPr>
       </w:pPr>
       <w:r>
@@ -3275,7 +3393,7 @@
         <w:pStyle w:val="ListNumber"/>
         <w:numPr>
           <w:ilvl w:val="0"/>
-          <w:numId w:val="13"/>
+          <w:numId w:val="14"/>
         </w:numPr>
       </w:pPr>
       <w:r>
@@ -3287,7 +3405,7 @@
         <w:pStyle w:val="ListNumber"/>
         <w:numPr>
           <w:ilvl w:val="0"/>
-          <w:numId w:val="13"/>
+          <w:numId w:val="14"/>
         </w:numPr>
       </w:pPr>
       <w:r>
@@ -3299,7 +3417,7 @@
         <w:pStyle w:val="ListNumber"/>
         <w:numPr>
           <w:ilvl w:val="0"/>
-          <w:numId w:val="13"/>
+          <w:numId w:val="14"/>
         </w:numPr>
       </w:pPr>
       <w:r>
@@ -3335,6 +3453,9 @@
           <w:p>
             <w:pPr>
               <w:pStyle w:val="Callout"/>
+              <w:rPr>
+                <w:rFonts w:hint="eastAsia"/>
+              </w:rPr>
             </w:pPr>
             <w:r>
               <w:rPr>
@@ -3354,7 +3475,7 @@
       <w:pPr>
         <w:pStyle w:val="Heading2"/>
       </w:pPr>
-      <w:bookmarkStart w:id="11" w:name="_Toc237032190"/>
+      <w:bookmarkStart w:id="11" w:name="_Toc237099560"/>
       <w:r>
         <w:t>5.3 Safety, context, and focused review</w:t>
       </w:r>
@@ -3397,7 +3518,6 @@
         <w:pStyle w:val="ListBullet"/>
       </w:pPr>
       <w:r>
-        <w:lastRenderedPageBreak/>
         <w:t>The terminology profile records application context, audience, tone, formality, protected names, and preferred terminology.</w:t>
       </w:r>
     </w:p>
@@ -3421,7 +3541,7 @@
       <w:pPr>
         <w:pStyle w:val="Heading1"/>
       </w:pPr>
-      <w:bookmarkStart w:id="12" w:name="_Toc237032191"/>
+      <w:bookmarkStart w:id="12" w:name="_Toc237099561"/>
       <w:r>
         <w:t>6. Provider Settings and Secure Key Storage</w:t>
       </w:r>
@@ -3792,9 +3912,8 @@
       <w:pPr>
         <w:pStyle w:val="Heading1"/>
       </w:pPr>
-      <w:bookmarkStart w:id="13" w:name="_Toc237032192"/>
+      <w:bookmarkStart w:id="13" w:name="_Toc237099562"/>
       <w:r>
-        <w:lastRenderedPageBreak/>
         <w:t>7. Obtain and Enter a DeepL API Key</w:t>
       </w:r>
       <w:bookmarkEnd w:id="13"/>
@@ -3828,6 +3947,9 @@
           <w:p>
             <w:pPr>
               <w:pStyle w:val="Callout"/>
+              <w:rPr>
+                <w:rFonts w:hint="eastAsia"/>
+              </w:rPr>
             </w:pPr>
             <w:r>
               <w:rPr>
@@ -3848,7 +3970,7 @@
         <w:pStyle w:val="ListNumber"/>
         <w:numPr>
           <w:ilvl w:val="0"/>
-          <w:numId w:val="14"/>
+          <w:numId w:val="15"/>
         </w:numPr>
       </w:pPr>
       <w:r>
@@ -3860,7 +3982,7 @@
         <w:pStyle w:val="ListNumber"/>
         <w:numPr>
           <w:ilvl w:val="0"/>
-          <w:numId w:val="14"/>
+          <w:numId w:val="15"/>
         </w:numPr>
       </w:pPr>
       <w:r>
@@ -3872,7 +3994,7 @@
         <w:pStyle w:val="ListNumber"/>
         <w:numPr>
           <w:ilvl w:val="0"/>
-          <w:numId w:val="14"/>
+          <w:numId w:val="15"/>
         </w:numPr>
       </w:pPr>
       <w:r>
@@ -3884,7 +4006,7 @@
         <w:pStyle w:val="ListNumber"/>
         <w:numPr>
           <w:ilvl w:val="0"/>
-          <w:numId w:val="14"/>
+          <w:numId w:val="15"/>
         </w:numPr>
       </w:pPr>
       <w:r>
@@ -3896,7 +4018,7 @@
         <w:pStyle w:val="ListNumber"/>
         <w:numPr>
           <w:ilvl w:val="0"/>
-          <w:numId w:val="14"/>
+          <w:numId w:val="15"/>
         </w:numPr>
       </w:pPr>
       <w:r>
@@ -3908,7 +4030,7 @@
         <w:pStyle w:val="ListNumber"/>
         <w:numPr>
           <w:ilvl w:val="0"/>
-          <w:numId w:val="14"/>
+          <w:numId w:val="15"/>
         </w:numPr>
       </w:pPr>
       <w:r>
@@ -3920,7 +4042,7 @@
         <w:pStyle w:val="ListNumber"/>
         <w:numPr>
           <w:ilvl w:val="0"/>
-          <w:numId w:val="14"/>
+          <w:numId w:val="15"/>
         </w:numPr>
       </w:pPr>
       <w:r>
@@ -3932,7 +4054,7 @@
         <w:pStyle w:val="ListNumber"/>
         <w:numPr>
           <w:ilvl w:val="0"/>
-          <w:numId w:val="14"/>
+          <w:numId w:val="15"/>
         </w:numPr>
       </w:pPr>
       <w:r>
@@ -3944,7 +4066,7 @@
         <w:pStyle w:val="ListNumber"/>
         <w:numPr>
           <w:ilvl w:val="0"/>
-          <w:numId w:val="14"/>
+          <w:numId w:val="15"/>
         </w:numPr>
       </w:pPr>
       <w:r>
@@ -3956,7 +4078,7 @@
         <w:pStyle w:val="ListNumber"/>
         <w:numPr>
           <w:ilvl w:val="0"/>
-          <w:numId w:val="14"/>
+          <w:numId w:val="15"/>
         </w:numPr>
       </w:pPr>
       <w:r>
@@ -3982,7 +4104,7 @@
       <w:pPr>
         <w:pStyle w:val="Heading1"/>
       </w:pPr>
-      <w:bookmarkStart w:id="14" w:name="_Toc237032193"/>
+      <w:bookmarkStart w:id="14" w:name="_Toc237099563"/>
       <w:r>
         <w:t>8. Obtain and Enter a Google API Key</w:t>
       </w:r>
@@ -4017,6 +4139,9 @@
           <w:p>
             <w:pPr>
               <w:pStyle w:val="Callout"/>
+              <w:rPr>
+                <w:rFonts w:hint="eastAsia"/>
+              </w:rPr>
             </w:pPr>
             <w:r>
               <w:rPr>
@@ -4037,199 +4162,12 @@
         <w:pStyle w:val="ListNumber"/>
         <w:numPr>
           <w:ilvl w:val="0"/>
-          <w:numId w:val="15"/>
+          <w:numId w:val="16"/>
         </w:numPr>
       </w:pPr>
       <w:r>
         <w:t>Open Google Cloud Console at https://console.cloud.google.com/ and sign in with the account that will own billing and credentials.</w:t>
       </w:r>
-    </w:p>
-    <w:p>
-      <w:pPr>
-        <w:pStyle w:val="ListNumber"/>
-        <w:numPr>
-          <w:ilvl w:val="0"/>
-          <w:numId w:val="15"/>
-        </w:numPr>
-      </w:pPr>
-      <w:r>
-        <w:t>Use the project selector to create a dedicated project, such as Delphi App Translation Studio, or select an existing project whose billing and key lifecycle you control.</w:t>
-      </w:r>
-    </w:p>
-    <w:p>
-      <w:pPr>
-        <w:pStyle w:val="ListNumber"/>
-        <w:numPr>
-          <w:ilvl w:val="0"/>
-          <w:numId w:val="15"/>
-        </w:numPr>
-      </w:pPr>
-      <w:r>
-        <w:t>Open Billing for that project and link an active billing account. Cloud Translation setup requires billing to be enabled even when usage might fall within a current no-charge allowance.</w:t>
-      </w:r>
-    </w:p>
-    <w:p>
-      <w:pPr>
-        <w:pStyle w:val="ListNumber"/>
-        <w:numPr>
-          <w:ilvl w:val="0"/>
-          <w:numId w:val="15"/>
-        </w:numPr>
-      </w:pPr>
-      <w:r>
-        <w:lastRenderedPageBreak/>
-        <w:t>Open APIs &amp; Services, then Library. Search for Cloud Translation API, open it, and choose Enable. Confirm that the selected project is still the intended project.</w:t>
-      </w:r>
-    </w:p>
-    <w:p>
-      <w:pPr>
-        <w:pStyle w:val="ListNumber"/>
-        <w:numPr>
-          <w:ilvl w:val="0"/>
-          <w:numId w:val="15"/>
-        </w:numPr>
-      </w:pPr>
-      <w:r>
-        <w:t>Open APIs &amp; Services, then Credentials. Choose Create credentials, then API key. Create a standard API key; do not bind it to a service account for this Studio.</w:t>
-      </w:r>
-    </w:p>
-    <w:p>
-      <w:pPr>
-        <w:pStyle w:val="ListNumber"/>
-        <w:numPr>
-          <w:ilvl w:val="0"/>
-          <w:numId w:val="15"/>
-        </w:numPr>
-      </w:pPr>
-      <w:r>
-        <w:t>Name the key clearly, for example Delphi App Translation Studio - &lt;computer or developer&gt;. Google requires at least one API restriction when a key is created in the console.</w:t>
-      </w:r>
-    </w:p>
-    <w:p>
-      <w:pPr>
-        <w:pStyle w:val="ListNumber"/>
-        <w:numPr>
-          <w:ilvl w:val="0"/>
-          <w:numId w:val="15"/>
-        </w:numPr>
-      </w:pPr>
-      <w:r>
-        <w:t>Under API restrictions, choose Restrict key and select only Cloud Translation API (service translate.googleapis.com), then save. Do not leave the key usable with every Google API.</w:t>
-      </w:r>
-    </w:p>
-    <w:p>
-      <w:pPr>
-        <w:pStyle w:val="ListNumber"/>
-        <w:numPr>
-          <w:ilvl w:val="0"/>
-          <w:numId w:val="15"/>
-        </w:numPr>
-      </w:pPr>
-      <w:r>
-        <w:t>Application restrictions are recommended by Google, but the available types are websites, server IP addresses, Android, and iOS. A native Windows desktop application has no matching signed-application restriction. Use an IP-address restriction only when the developer computer exits through a stable public IP that you control; do not select website, Android, or iOS restrictions for the Studio.</w:t>
-      </w:r>
-    </w:p>
-    <w:p>
-      <w:pPr>
-        <w:pStyle w:val="ListNumber"/>
-        <w:numPr>
-          <w:ilvl w:val="0"/>
-          <w:numId w:val="15"/>
-        </w:numPr>
-      </w:pPr>
-      <w:r>
-        <w:t>Copy the displayed key string immediately and keep it out of source code, JSON, screenshots, email, issue trackers, and chat. The key ID or display name is not the usable key string.</w:t>
-      </w:r>
-    </w:p>
-    <w:p>
-      <w:pPr>
-        <w:pStyle w:val="ListNumber"/>
-        <w:numPr>
-          <w:ilvl w:val="0"/>
-          <w:numId w:val="15"/>
-        </w:numPr>
-      </w:pPr>
-      <w:r>
-        <w:t>Review Cloud Translation pricing, quotas, and billing budget alerts before a large project. API keys associate requests with the project for quota and billing.</w:t>
-      </w:r>
-    </w:p>
-    <w:p>
-      <w:pPr>
-        <w:pStyle w:val="ListNumber"/>
-        <w:numPr>
-          <w:ilvl w:val="0"/>
-          <w:numId w:val="15"/>
-        </w:numPr>
-      </w:pPr>
-      <w:r>
-        <w:t>In the Studio, choose Provider Settings and select Google Cloud Translation. The DeepL plan list becomes disabled because it does not apply.</w:t>
-      </w:r>
-    </w:p>
-    <w:p>
-      <w:pPr>
-        <w:pStyle w:val="ListNumber"/>
-        <w:numPr>
-          <w:ilvl w:val="0"/>
-          <w:numId w:val="15"/>
-        </w:numPr>
-      </w:pPr>
-      <w:r>
-        <w:t>Paste the key into the masked field. Leave Remember securely checked to store it as a Windows Generic Credential, or clear the check box for session-only use.</w:t>
-      </w:r>
-    </w:p>
-    <w:p>
-      <w:pPr>
-        <w:pStyle w:val="ListNumber"/>
-        <w:numPr>
-          <w:ilvl w:val="0"/>
-          <w:numId w:val="15"/>
-        </w:numPr>
-      </w:pPr>
-      <w:r>
-        <w:t>Choose Replace / Save Key, then Test Connection. A successful test translates one small English phrase to Italian.</w:t>
-      </w:r>
-    </w:p>
-    <w:p>
-      <w:pPr>
-        <w:pStyle w:val="ListNumber"/>
-        <w:numPr>
-          <w:ilvl w:val="0"/>
-          <w:numId w:val="15"/>
-        </w:numPr>
-      </w:pPr>
-      <w:r>
-        <w:t>If the test returns HTTP 403, verify the selected project, billing, API enablement, and API/application restrictions. HTTP 429 normally indicates a quota or rate limit. After changing a Google restriction, allow a few minutes for propagation and test again.</w:t>
-      </w:r>
-    </w:p>
-    <w:p>
-      <w:r>
-        <w:t>Google Cloud Translation setup: https://docs.cloud.google.com/translate/docs/setup</w:t>
-      </w:r>
-    </w:p>
-    <w:p>
-      <w:r>
-        <w:t>Google API-key creation and management: https://docs.cloud.google.com/docs/authentication/api-keys</w:t>
-      </w:r>
-    </w:p>
-    <w:p>
-      <w:r>
-        <w:t>Google API-key restrictions: https://docs.cloud.google.com/api-keys/docs/add-restrictions-api-keys</w:t>
-      </w:r>
-    </w:p>
-    <w:p>
-      <w:r>
-        <w:t>Cloud Translation authentication: https://docs.cloud.google.com/translate/docs/authentication</w:t>
-      </w:r>
-    </w:p>
-    <w:p>
-      <w:pPr>
-        <w:pStyle w:val="Heading1"/>
-      </w:pPr>
-      <w:bookmarkStart w:id="15" w:name="_Toc237032194"/>
-      <w:r>
-        <w:t>9. Direct Provider Translation</w:t>
-      </w:r>
-      <w:bookmarkEnd w:id="15"/>
     </w:p>
     <w:p>
       <w:pPr>
@@ -4240,7 +4178,7 @@
         </w:numPr>
       </w:pPr>
       <w:r>
-        <w:t>Open or create the target-language catalog.</w:t>
+        <w:t>Use the project selector to create a dedicated project, such as Delphi App Translation Studio, or select an existing project whose billing and key lifecycle you control.</w:t>
       </w:r>
     </w:p>
     <w:p>
@@ -4252,7 +4190,7 @@
         </w:numPr>
       </w:pPr>
       <w:r>
-        <w:t>Confirm the source and target language codes.</w:t>
+        <w:t>Open Billing for that project and link an active billing account. Cloud Translation setup requires billing to be enabled even when usage might fall within a current no-charge allowance.</w:t>
       </w:r>
     </w:p>
     <w:p>
@@ -4264,7 +4202,7 @@
         </w:numPr>
       </w:pPr>
       <w:r>
-        <w:t>Configure and test a provider under Provider Settings.</w:t>
+        <w:t>Open APIs &amp; Services, then Library. Search for Cloud Translation API, open it, and choose Enable. Confirm that the selected project is still the intended project.</w:t>
       </w:r>
     </w:p>
     <w:p>
@@ -4276,7 +4214,7 @@
         </w:numPr>
       </w:pPr>
       <w:r>
-        <w:t>Choose Translate Automatically on the Translate page.</w:t>
+        <w:t>Open APIs &amp; Services, then Credentials. Choose Create credentials, then API key. Create a standard API key; do not bind it to a service account for this Studio.</w:t>
       </w:r>
     </w:p>
     <w:p>
@@ -4288,8 +4226,7 @@
         </w:numPr>
       </w:pPr>
       <w:r>
-        <w:lastRenderedPageBreak/>
-        <w:t>Read the confirmation message showing how many unresolved strings will be sent to the provider. Cross-key suggestions are never accepted automatically.</w:t>
+        <w:t>Name the key clearly, for example Delphi App Translation Studio - &lt;computer or developer&gt;. Google requires at least one API restriction when a key is created in the console.</w:t>
       </w:r>
     </w:p>
     <w:p>
@@ -4301,7 +4238,7 @@
         </w:numPr>
       </w:pPr>
       <w:r>
-        <w:t>Choose Yes to begin. Existing complete reviewed or approved work is preserved.</w:t>
+        <w:t>Under API restrictions, choose Restrict key and select only Cloud Translation API (service translate.googleapis.com), then save. Do not leave the key usable with every Google API.</w:t>
       </w:r>
     </w:p>
     <w:p>
@@ -4313,7 +4250,7 @@
         </w:numPr>
       </w:pPr>
       <w:r>
-        <w:t>Wait for all batches. Transient HTTP 429 and provider server failures receive bounded retries.</w:t>
+        <w:t>Application restrictions are recommended by Google, but the available types are websites, server IP addresses, Android, and iOS. A native Windows desktop application has no matching signed-application restriction. Use an IP-address restriction only when the developer computer exits through a stable public IP that you control; do not select website, Android, or iOS restrictions for the Studio.</w:t>
       </w:r>
     </w:p>
     <w:p>
@@ -4325,7 +4262,7 @@
         </w:numPr>
       </w:pPr>
       <w:r>
-        <w:t>Review every machine-translated entry for meaning, placeholders, accelerators, product terminology, tone, and available control space.</w:t>
+        <w:t>Copy the displayed key string immediately and keep it out of source code, JSON, screenshots, email, issue trackers, and chat. The key ID or display name is not the usable key string.</w:t>
       </w:r>
     </w:p>
     <w:p>
@@ -4334,6 +4271,192 @@
         <w:numPr>
           <w:ilvl w:val="0"/>
           <w:numId w:val="16"/>
+        </w:numPr>
+      </w:pPr>
+      <w:r>
+        <w:t>Review Cloud Translation pricing, quotas, and billing budget alerts before a large project. API keys associate requests with the project for quota and billing.</w:t>
+      </w:r>
+    </w:p>
+    <w:p>
+      <w:pPr>
+        <w:pStyle w:val="ListNumber"/>
+        <w:numPr>
+          <w:ilvl w:val="0"/>
+          <w:numId w:val="16"/>
+        </w:numPr>
+      </w:pPr>
+      <w:r>
+        <w:t>In the Studio, choose Provider Settings and select Google Cloud Translation. The DeepL plan list becomes disabled because it does not apply.</w:t>
+      </w:r>
+    </w:p>
+    <w:p>
+      <w:pPr>
+        <w:pStyle w:val="ListNumber"/>
+        <w:numPr>
+          <w:ilvl w:val="0"/>
+          <w:numId w:val="16"/>
+        </w:numPr>
+      </w:pPr>
+      <w:r>
+        <w:t>Paste the key into the masked field. Leave Remember securely checked to store it as a Windows Generic Credential, or clear the check box for session-only use.</w:t>
+      </w:r>
+    </w:p>
+    <w:p>
+      <w:pPr>
+        <w:pStyle w:val="ListNumber"/>
+        <w:numPr>
+          <w:ilvl w:val="0"/>
+          <w:numId w:val="16"/>
+        </w:numPr>
+      </w:pPr>
+      <w:r>
+        <w:t>Choose Replace / Save Key, then Test Connection. A successful test translates one small English phrase to Italian.</w:t>
+      </w:r>
+    </w:p>
+    <w:p>
+      <w:pPr>
+        <w:pStyle w:val="ListNumber"/>
+        <w:numPr>
+          <w:ilvl w:val="0"/>
+          <w:numId w:val="16"/>
+        </w:numPr>
+      </w:pPr>
+      <w:r>
+        <w:t>If the test returns HTTP 403, verify the selected project, billing, API enablement, and API/application restrictions. HTTP 429 normally indicates a quota or rate limit. After changing a Google restriction, allow a few minutes for propagation and test again.</w:t>
+      </w:r>
+    </w:p>
+    <w:p>
+      <w:r>
+        <w:t>Google Cloud Translation setup: https://docs.cloud.google.com/translate/docs/setup</w:t>
+      </w:r>
+    </w:p>
+    <w:p>
+      <w:r>
+        <w:t>Google API-key creation and management: https://docs.cloud.google.com/docs/authentication/api-keys</w:t>
+      </w:r>
+    </w:p>
+    <w:p>
+      <w:r>
+        <w:t>Google API-key restrictions: https://docs.cloud.google.com/api-keys/docs/add-restrictions-api-keys</w:t>
+      </w:r>
+    </w:p>
+    <w:p>
+      <w:r>
+        <w:t>Cloud Translation authentication: https://docs.cloud.google.com/translate/docs/authentication</w:t>
+      </w:r>
+    </w:p>
+    <w:p>
+      <w:pPr>
+        <w:pStyle w:val="Heading1"/>
+      </w:pPr>
+      <w:bookmarkStart w:id="15" w:name="_Toc237099564"/>
+      <w:r>
+        <w:t>9. Direct Provider Translation</w:t>
+      </w:r>
+      <w:bookmarkEnd w:id="15"/>
+    </w:p>
+    <w:p>
+      <w:pPr>
+        <w:pStyle w:val="ListNumber"/>
+        <w:numPr>
+          <w:ilvl w:val="0"/>
+          <w:numId w:val="17"/>
+        </w:numPr>
+      </w:pPr>
+      <w:r>
+        <w:t>Open or create the target-language catalog.</w:t>
+      </w:r>
+    </w:p>
+    <w:p>
+      <w:pPr>
+        <w:pStyle w:val="ListNumber"/>
+        <w:numPr>
+          <w:ilvl w:val="0"/>
+          <w:numId w:val="17"/>
+        </w:numPr>
+      </w:pPr>
+      <w:r>
+        <w:t>Confirm the source and target language codes.</w:t>
+      </w:r>
+    </w:p>
+    <w:p>
+      <w:pPr>
+        <w:pStyle w:val="ListNumber"/>
+        <w:numPr>
+          <w:ilvl w:val="0"/>
+          <w:numId w:val="17"/>
+        </w:numPr>
+      </w:pPr>
+      <w:r>
+        <w:t>Configure and test a provider under Provider Settings.</w:t>
+      </w:r>
+    </w:p>
+    <w:p>
+      <w:pPr>
+        <w:pStyle w:val="ListNumber"/>
+        <w:numPr>
+          <w:ilvl w:val="0"/>
+          <w:numId w:val="17"/>
+        </w:numPr>
+      </w:pPr>
+      <w:r>
+        <w:t>Choose Translate Automatically on the Translate page.</w:t>
+      </w:r>
+    </w:p>
+    <w:p>
+      <w:pPr>
+        <w:pStyle w:val="ListNumber"/>
+        <w:numPr>
+          <w:ilvl w:val="0"/>
+          <w:numId w:val="17"/>
+        </w:numPr>
+      </w:pPr>
+      <w:r>
+        <w:t>Read the confirmation message showing how many unresolved strings will be sent to the provider. Cross-key suggestions are never accepted automatically.</w:t>
+      </w:r>
+    </w:p>
+    <w:p>
+      <w:pPr>
+        <w:pStyle w:val="ListNumber"/>
+        <w:numPr>
+          <w:ilvl w:val="0"/>
+          <w:numId w:val="17"/>
+        </w:numPr>
+      </w:pPr>
+      <w:r>
+        <w:t>Choose Yes to begin. Existing complete reviewed or approved work is preserved.</w:t>
+      </w:r>
+    </w:p>
+    <w:p>
+      <w:pPr>
+        <w:pStyle w:val="ListNumber"/>
+        <w:numPr>
+          <w:ilvl w:val="0"/>
+          <w:numId w:val="17"/>
+        </w:numPr>
+      </w:pPr>
+      <w:r>
+        <w:t>Wait for all batches. Transient HTTP 429 and provider server failures receive bounded retries.</w:t>
+      </w:r>
+    </w:p>
+    <w:p>
+      <w:pPr>
+        <w:pStyle w:val="ListNumber"/>
+        <w:numPr>
+          <w:ilvl w:val="0"/>
+          <w:numId w:val="17"/>
+        </w:numPr>
+      </w:pPr>
+      <w:r>
+        <w:t>Review every machine-translated entry for meaning, placeholders, accelerators, product terminology, tone, and available control space.</w:t>
+      </w:r>
+    </w:p>
+    <w:p>
+      <w:pPr>
+        <w:pStyle w:val="ListNumber"/>
+        <w:numPr>
+          <w:ilvl w:val="0"/>
+          <w:numId w:val="17"/>
         </w:numPr>
       </w:pPr>
       <w:r>
@@ -4369,6 +4492,9 @@
           <w:p>
             <w:pPr>
               <w:pStyle w:val="Callout"/>
+              <w:rPr>
+                <w:rFonts w:hint="eastAsia"/>
+              </w:rPr>
             </w:pPr>
             <w:r>
               <w:rPr>
@@ -4388,7 +4514,7 @@
       <w:pPr>
         <w:pStyle w:val="Heading1"/>
       </w:pPr>
-      <w:bookmarkStart w:id="16" w:name="_Toc237032195"/>
+      <w:bookmarkStart w:id="16" w:name="_Toc237099565"/>
       <w:r>
         <w:t>10. Validate and Export</w:t>
       </w:r>
@@ -4397,81 +4523,6 @@
     <w:p>
       <w:r>
         <w:t>Structural validation checks catalog metadata, required translations, duplicate keys, source changes, Delphi indexed/sequential placeholders, accelerator keys, and excluded/obsolete conditions. Errors block export. Manual resourcestring wiring is reported as a runtime-readiness warning. Linguistic Reviewed and Approved states are reported separately and are not inferred from structural validation.</w:t>
-      </w:r>
-    </w:p>
-    <w:p>
-      <w:pPr>
-        <w:pStyle w:val="ListNumber"/>
-        <w:numPr>
-          <w:ilvl w:val="0"/>
-          <w:numId w:val="17"/>
-        </w:numPr>
-      </w:pPr>
-      <w:r>
-        <w:t>Choose Validation and Run Validation.</w:t>
-      </w:r>
-    </w:p>
-    <w:p>
-      <w:pPr>
-        <w:pStyle w:val="ListNumber"/>
-        <w:numPr>
-          <w:ilvl w:val="0"/>
-          <w:numId w:val="17"/>
-        </w:numPr>
-      </w:pPr>
-      <w:r>
-        <w:t>Open each listed issue and correct the catalog entry or metadata.</w:t>
-      </w:r>
-    </w:p>
-    <w:p>
-      <w:pPr>
-        <w:pStyle w:val="ListNumber"/>
-        <w:numPr>
-          <w:ilvl w:val="0"/>
-          <w:numId w:val="17"/>
-        </w:numPr>
-      </w:pPr>
-      <w:r>
-        <w:t>Repeat until no errors remain.</w:t>
-      </w:r>
-    </w:p>
-    <w:p>
-      <w:pPr>
-        <w:pStyle w:val="ListNumber"/>
-        <w:numPr>
-          <w:ilvl w:val="0"/>
-          <w:numId w:val="17"/>
-        </w:numPr>
-      </w:pPr>
-      <w:r>
-        <w:t>Choose Export and Export Runtime Pack.</w:t>
-      </w:r>
-    </w:p>
-    <w:p>
-      <w:pPr>
-        <w:pStyle w:val="ListNumber"/>
-        <w:numPr>
-          <w:ilvl w:val="0"/>
-          <w:numId w:val="17"/>
-        </w:numPr>
-      </w:pPr>
-      <w:r>
-        <w:t>Record the output path under Localization\Languages.</w:t>
-      </w:r>
-    </w:p>
-    <w:p>
-      <w:pPr>
-        <w:pStyle w:val="Heading1"/>
-      </w:pPr>
-      <w:bookmarkStart w:id="17" w:name="_Toc237032196"/>
-      <w:r>
-        <w:t>11. Integrate a Target Application</w:t>
-      </w:r>
-      <w:bookmarkEnd w:id="17"/>
-    </w:p>
-    <w:p>
-      <w:r>
-        <w:t>Integration adds the offline runtime, generated application-specific unit, startup calls, event wiring, and designer-persisted language menu items. It automatically builds an English source-language pack from the latest scan, normalizes and de-duplicates the available language list, and installs every JSON pack transactionally. It populates the named menu when present; when absent, it adds an FMX TMenuBar/TMenuItem or VCL TMainMenu/TMenuItem to the primary form and adds matching form-class declarations. It does not add provider access to the target.</w:t>
       </w:r>
     </w:p>
     <w:p>
@@ -4483,7 +4534,7 @@
         </w:numPr>
       </w:pPr>
       <w:r>
-        <w:t>Close or save the target project in Delphi.</w:t>
+        <w:t>Choose Validation and Run Validation.</w:t>
       </w:r>
     </w:p>
     <w:p>
@@ -4495,7 +4546,7 @@
         </w:numPr>
       </w:pPr>
       <w:r>
-        <w:t>Select Integration and confirm the designated language menu component name, normally mnuLanguage. The plan states whether that designer menu will be populated or added to the primary form.</w:t>
+        <w:t>Open each listed issue and correct the catalog entry or metadata.</w:t>
       </w:r>
     </w:p>
     <w:p>
@@ -4507,7 +4558,7 @@
         </w:numPr>
       </w:pPr>
       <w:r>
-        <w:t>Choose Build Integration Plan and review each proposed operation.</w:t>
+        <w:t>Repeat until no errors remain.</w:t>
       </w:r>
     </w:p>
     <w:p>
@@ -4519,7 +4570,7 @@
         </w:numPr>
       </w:pPr>
       <w:r>
-        <w:t>Choose Generate Preview. The exact-change viewer is optional; select any changed file when you want to inspect its line-numbered original/proposed text.</w:t>
+        <w:t>Choose Export and Export Runtime Pack.</w:t>
       </w:r>
     </w:p>
     <w:p>
@@ -4531,137 +4582,28 @@
         </w:numPr>
       </w:pPr>
       <w:r>
-        <w:lastRenderedPageBreak/>
-        <w:t>Check the single authorization box. You do not have to open or approve every file separately.</w:t>
+        <w:t>Record the output path under Localization\Languages.</w:t>
       </w:r>
     </w:p>
     <w:p>
       <w:pPr>
-        <w:pStyle w:val="ListNumber"/>
-        <w:numPr>
-          <w:ilvl w:val="0"/>
-          <w:numId w:val="18"/>
-        </w:numPr>
-      </w:pPr>
+        <w:pStyle w:val="Heading1"/>
+      </w:pPr>
+      <w:bookmarkStart w:id="17" w:name="_Toc237099566"/>
       <w:r>
-        <w:t>Optionally select Build and deploy after Apply, then choose Win32 or Win64 and Debug or Release. The Studio requests elevation for the Delphi build, deploys packs, and never launches the target.</w:t>
+        <w:t>11. Integrate a Target Application</w:t>
       </w:r>
-    </w:p>
-    <w:p>
-      <w:pPr>
-        <w:pStyle w:val="ListNumber"/>
-        <w:numPr>
-          <w:ilvl w:val="0"/>
-          <w:numId w:val="18"/>
-        </w:numPr>
-      </w:pPr>
+      <w:bookmarkEnd w:id="17"/>
+    </w:p>
+    <w:p>
       <w:r>
-        <w:t>Choose Apply. The Studio creates and verifies a pre-change backup, writes atomically, and records a restore manifest.</w:t>
+        <w:t>Component Integration is the recommended path. It generates validated JSON packs, an English source pack, the applicable component/runtime source, a machine-readable manifest, deployment script, and exact setup instructions. The Studio writes these files only under export\component-integration and never opens the selected target project for writing.</w:t>
       </w:r>
     </w:p>
     <w:p>
-      <w:pPr>
-        <w:pStyle w:val="ListNumber"/>
-        <w:numPr>
-          <w:ilvl w:val="0"/>
-          <w:numId w:val="18"/>
-        </w:numPr>
-      </w:pPr>
       <w:r>
-        <w:t>If automatic build/deploy was not selected, reopen the target project, inspect the DFM/FMX menu items in the IDE, build, and copy the packs beside the executable.</w:t>
+        <w:t>The target application remains completely offline. Provider code and API keys are never added to it. One manager on the primary form supervises the application; ordinary forms do not need individual components.</w:t>
       </w:r>
-    </w:p>
-    <w:p>
-      <w:pPr>
-        <w:pStyle w:val="ListNumber"/>
-        <w:numPr>
-          <w:ilvl w:val="0"/>
-          <w:numId w:val="18"/>
-        </w:numPr>
-      </w:pPr>
-      <w:r>
-        <w:t>Run the target and select a language. Every currently open form is translated immediately; forms created later receive the saved language in their designer-persisted OnCreate path.</w:t>
-      </w:r>
-    </w:p>
-    <w:p>
-      <w:pPr>
-        <w:pStyle w:val="ListNumber"/>
-        <w:numPr>
-          <w:ilvl w:val="0"/>
-          <w:numId w:val="18"/>
-        </w:numPr>
-      </w:pPr>
-      <w:r>
-        <w:t>Use Restore to recover the recorded pre-integration state if needed.</w:t>
-      </w:r>
-    </w:p>
-    <w:p>
-      <w:pPr>
-        <w:pStyle w:val="Heading2"/>
-      </w:pPr>
-      <w:bookmarkStart w:id="18" w:name="_Toc237032197"/>
-      <w:r>
-        <w:t>11.1 Runtime files and preferences</w:t>
-      </w:r>
-      <w:bookmarkEnd w:id="18"/>
-    </w:p>
-    <w:p>
-      <w:pPr>
-        <w:pStyle w:val="ListBullet"/>
-      </w:pPr>
-      <w:r>
-        <w:t>Deploy JSON packs beside the target executable under Localization\Languages.</w:t>
-      </w:r>
-    </w:p>
-    <w:p>
-      <w:pPr>
-        <w:pStyle w:val="ListBullet"/>
-      </w:pPr>
-      <w:r>
-        <w:t>Use Build and deploy after Apply for the automatic path. Deploy-LanguagePacks.ps1 and manual copying remain available for custom output layouts.</w:t>
-      </w:r>
-    </w:p>
-    <w:p>
-      <w:pPr>
-        <w:pStyle w:val="ListBullet"/>
-      </w:pPr>
-      <w:r>
-        <w:t>The selected language is stored in %LOCALAPPDATA%\&lt;ApplicationId&gt;\language.ini.</w:t>
-      </w:r>
-    </w:p>
-    <w:p>
-      <w:pPr>
-        <w:pStyle w:val="ListBullet"/>
-      </w:pPr>
-      <w:r>
-        <w:t>The executable folder can therefore remain read-only, as it normally is under Program Files.</w:t>
-      </w:r>
-    </w:p>
-    <w:p>
-      <w:pPr>
-        <w:pStyle w:val="ListBullet"/>
-      </w:pPr>
-      <w:r>
-        <w:t>VCL startup applies the first form through generated DPR wiring. FMX integration persists an OnCreate handler in every form resource and applies translation after FMX streaming; an existing handler is preserved.</w:t>
-      </w:r>
-    </w:p>
-    <w:p>
-      <w:pPr>
-        <w:pStyle w:val="ListBullet"/>
-      </w:pPr>
-      <w:r>
-        <w:t>Selecting or reselecting a language applies the selected pack to every open form immediately. English is a real generated pack, so returning from another language restores all scanned source strings without restarting.</w:t>
-      </w:r>
-    </w:p>
-    <w:p>
-      <w:pPr>
-        <w:pStyle w:val="Heading1"/>
-      </w:pPr>
-      <w:bookmarkStart w:id="19" w:name="_Toc237032198"/>
-      <w:r>
-        <w:t>12. Translate the Studio Itself</w:t>
-      </w:r>
-      <w:bookmarkEnd w:id="19"/>
     </w:p>
     <w:p>
       <w:pPr>
@@ -4672,7 +4614,7 @@
         </w:numPr>
       </w:pPr>
       <w:r>
-        <w:t>Run the English Studio and select DelphiAppTranslationStudio.dproj.</w:t>
+        <w:t>Select Integration and leave Integration method set to Component Integration (Recommended).</w:t>
       </w:r>
     </w:p>
     <w:p>
@@ -4684,7 +4626,7 @@
         </w:numPr>
       </w:pPr>
       <w:r>
-        <w:t>Scan it and create the desired language catalog.</w:t>
+        <w:t>Choose Build Integration Plan. Confirm the detected framework and translated-pack count.</w:t>
       </w:r>
     </w:p>
     <w:p>
@@ -4696,7 +4638,7 @@
         </w:numPr>
       </w:pPr>
       <w:r>
-        <w:t>Translate, review, validate, and export the pack.</w:t>
+        <w:t>Choose Generate Component Kit. Select README.txt and the generated manifest/files in the read-only inspection panes.</w:t>
       </w:r>
     </w:p>
     <w:p>
@@ -4708,7 +4650,7 @@
         </w:numPr>
       </w:pPr>
       <w:r>
-        <w:t>Build the self-integration preview for mnuLanguage.</w:t>
+        <w:t>Install the matching VCL or FMX design package if it is not already installed.</w:t>
       </w:r>
     </w:p>
     <w:p>
@@ -4720,7 +4662,7 @@
         </w:numPr>
       </w:pPr>
       <w:r>
-        <w:t>Apply the persisted FMX menu-resource update.</w:t>
+        <w:t>Open the target application's primary form in the Delphi Form Designer and place one TDATVCLLanguageManager or TDATFMXLanguageManager from DAT Localization.</w:t>
       </w:r>
     </w:p>
     <w:p>
@@ -4732,7 +4674,7 @@
         </w:numPr>
       </w:pPr>
       <w:r>
-        <w:t>Close the running Studio, rebuild it, and start the newly built executable.</w:t>
+        <w:t>Set ApplicationId exactly to the detected Delphi project name. Leave LanguagesFolder as Localization\Languages and set SourceLanguage to the catalog source locale, normally en-US.</w:t>
       </w:r>
     </w:p>
     <w:p>
@@ -4744,6 +4686,630 @@
         </w:numPr>
       </w:pPr>
       <w:r>
+        <w:t>Optionally place TDATVCLLanguageComboBox or TDATFMXLanguageComboBox and set its LanguageManager property to the manager. Size and align it in the designer like every other visual control.</w:t>
+      </w:r>
+    </w:p>
+    <w:p>
+      <w:pPr>
+        <w:pStyle w:val="ListNumber"/>
+        <w:numPr>
+          <w:ilvl w:val="0"/>
+          <w:numId w:val="19"/>
+        </w:numPr>
+      </w:pPr>
+      <w:r>
+        <w:t>Add the kit's ComponentSource folder to the target Search Path, or reference the installed component source location. Delphi will persist the manager field and component unit through normal designer operations.</w:t>
+      </w:r>
+    </w:p>
+    <w:p>
+      <w:pPr>
+        <w:pStyle w:val="ListNumber"/>
+        <w:numPr>
+          <w:ilvl w:val="0"/>
+          <w:numId w:val="19"/>
+        </w:numPr>
+      </w:pPr>
+      <w:r>
+        <w:t>Copy the kit's Localization folder beside every built Win32/Win64 executable, or run Deploy-LanguagePacks.ps1 with that executable directory.</w:t>
+      </w:r>
+    </w:p>
+    <w:p>
+      <w:pPr>
+        <w:pStyle w:val="ListNumber"/>
+        <w:numPr>
+          <w:ilvl w:val="0"/>
+          <w:numId w:val="19"/>
+        </w:numPr>
+      </w:pPr>
+      <w:r>
+        <w:t>Build and run the target. The saved language is applied during startup. Choosing another locale from the optional selector immediately retranslates open forms and saves the preference.</w:t>
+      </w:r>
+    </w:p>
+    <w:p>
+      <w:pPr>
+        <w:pStyle w:val="Heading2"/>
+      </w:pPr>
+      <w:bookmarkStart w:id="18" w:name="_Toc237099567"/>
+      <w:r>
+        <w:t>11.1 Component properties and behavior</w:t>
+      </w:r>
+      <w:bookmarkEnd w:id="18"/>
+    </w:p>
+    <w:tbl>
+      <w:tblPr>
+        <w:tblStyle w:val="LightShading-Accent1"/>
+        <w:tblW w:w="9360" w:type="dxa"/>
+        <w:jc w:val="center"/>
+        <w:tblLayout w:type="fixed"/>
+        <w:tblCellMar>
+          <w:top w:w="80" w:type="dxa"/>
+          <w:left w:w="120" w:type="dxa"/>
+          <w:bottom w:w="80" w:type="dxa"/>
+          <w:right w:w="120" w:type="dxa"/>
+        </w:tblCellMar>
+        <w:tblLook w:val="04A0" w:firstRow="1" w:lastRow="0" w:firstColumn="1" w:lastColumn="0" w:noHBand="0" w:noVBand="1"/>
+      </w:tblPr>
+      <w:tblGrid>
+        <w:gridCol w:w="2700"/>
+        <w:gridCol w:w="6660"/>
+      </w:tblGrid>
+      <w:tr>
+        <w:trPr>
+          <w:cnfStyle w:val="100000000000" w:firstRow="1" w:lastRow="0" w:firstColumn="0" w:lastColumn="0" w:oddVBand="0" w:evenVBand="0" w:oddHBand="0" w:evenHBand="0" w:firstRowFirstColumn="0" w:firstRowLastColumn="0" w:lastRowFirstColumn="0" w:lastRowLastColumn="0"/>
+          <w:tblHeader/>
+          <w:jc w:val="center"/>
+        </w:trPr>
+        <w:tc>
+          <w:tcPr>
+            <w:cnfStyle w:val="001000000000" w:firstRow="0" w:lastRow="0" w:firstColumn="1" w:lastColumn="0" w:oddVBand="0" w:evenVBand="0" w:oddHBand="0" w:evenHBand="0" w:firstRowFirstColumn="0" w:firstRowLastColumn="0" w:lastRowFirstColumn="0" w:lastRowLastColumn="0"/>
+            <w:tcW w:w="2700" w:type="dxa"/>
+            <w:shd w:val="clear" w:color="auto" w:fill="234C80"/>
+          </w:tcPr>
+          <w:p>
+            <w:r>
+              <w:rPr>
+                <w:color w:val="FFFFFF"/>
+              </w:rPr>
+              <w:t>Property or control</w:t>
+            </w:r>
+          </w:p>
+        </w:tc>
+        <w:tc>
+          <w:tcPr>
+            <w:tcW w:w="6660" w:type="dxa"/>
+            <w:shd w:val="clear" w:color="auto" w:fill="234C80"/>
+          </w:tcPr>
+          <w:p>
+            <w:pPr>
+              <w:cnfStyle w:val="100000000000" w:firstRow="1" w:lastRow="0" w:firstColumn="0" w:lastColumn="0" w:oddVBand="0" w:evenVBand="0" w:oddHBand="0" w:evenHBand="0" w:firstRowFirstColumn="0" w:firstRowLastColumn="0" w:lastRowFirstColumn="0" w:lastRowLastColumn="0"/>
+            </w:pPr>
+            <w:r>
+              <w:rPr>
+                <w:color w:val="FFFFFF"/>
+              </w:rPr>
+              <w:t>Purpose</w:t>
+            </w:r>
+          </w:p>
+        </w:tc>
+      </w:tr>
+      <w:tr>
+        <w:trPr>
+          <w:cnfStyle w:val="000000100000" w:firstRow="0" w:lastRow="0" w:firstColumn="0" w:lastColumn="0" w:oddVBand="0" w:evenVBand="0" w:oddHBand="1" w:evenHBand="0" w:firstRowFirstColumn="0" w:firstRowLastColumn="0" w:lastRowFirstColumn="0" w:lastRowLastColumn="0"/>
+          <w:cantSplit/>
+          <w:jc w:val="center"/>
+        </w:trPr>
+        <w:tc>
+          <w:tcPr>
+            <w:cnfStyle w:val="001000000000" w:firstRow="0" w:lastRow="0" w:firstColumn="1" w:lastColumn="0" w:oddVBand="0" w:evenVBand="0" w:oddHBand="0" w:evenHBand="0" w:firstRowFirstColumn="0" w:firstRowLastColumn="0" w:lastRowFirstColumn="0" w:lastRowLastColumn="0"/>
+            <w:tcW w:w="2700" w:type="dxa"/>
+            <w:vAlign w:val="center"/>
+          </w:tcPr>
+          <w:p>
+            <w:r>
+              <w:t>ApplicationId</w:t>
+            </w:r>
+          </w:p>
+        </w:tc>
+        <w:tc>
+          <w:tcPr>
+            <w:tcW w:w="6660" w:type="dxa"/>
+            <w:vAlign w:val="center"/>
+          </w:tcPr>
+          <w:p>
+            <w:pPr>
+              <w:cnfStyle w:val="000000100000" w:firstRow="0" w:lastRow="0" w:firstColumn="0" w:lastColumn="0" w:oddVBand="0" w:evenVBand="0" w:oddHBand="1" w:evenHBand="0" w:firstRowFirstColumn="0" w:firstRowLastColumn="0" w:lastRowFirstColumn="0" w:lastRowLastColumn="0"/>
+            </w:pPr>
+            <w:r>
+              <w:t>Must match runtime-pack applicationId; normally the Delphi project name.</w:t>
+            </w:r>
+          </w:p>
+        </w:tc>
+      </w:tr>
+      <w:tr>
+        <w:trPr>
+          <w:cantSplit/>
+          <w:jc w:val="center"/>
+        </w:trPr>
+        <w:tc>
+          <w:tcPr>
+            <w:cnfStyle w:val="001000000000" w:firstRow="0" w:lastRow="0" w:firstColumn="1" w:lastColumn="0" w:oddVBand="0" w:evenVBand="0" w:oddHBand="0" w:evenHBand="0" w:firstRowFirstColumn="0" w:firstRowLastColumn="0" w:lastRowFirstColumn="0" w:lastRowLastColumn="0"/>
+            <w:tcW w:w="2700" w:type="dxa"/>
+            <w:vAlign w:val="center"/>
+          </w:tcPr>
+          <w:p>
+            <w:r>
+              <w:t>LanguagesFolder</w:t>
+            </w:r>
+          </w:p>
+        </w:tc>
+        <w:tc>
+          <w:tcPr>
+            <w:tcW w:w="6660" w:type="dxa"/>
+            <w:vAlign w:val="center"/>
+          </w:tcPr>
+          <w:p>
+            <w:pPr>
+              <w:cnfStyle w:val="000000000000" w:firstRow="0" w:lastRow="0" w:firstColumn="0" w:lastColumn="0" w:oddVBand="0" w:evenVBand="0" w:oddHBand="0" w:evenHBand="0" w:firstRowFirstColumn="0" w:firstRowLastColumn="0" w:lastRowFirstColumn="0" w:lastRowLastColumn="0"/>
+            </w:pPr>
+            <w:r>
+              <w:t>Pack folder relative to the executable unless an absolute path is supplied.</w:t>
+            </w:r>
+          </w:p>
+        </w:tc>
+      </w:tr>
+      <w:tr>
+        <w:trPr>
+          <w:cnfStyle w:val="000000100000" w:firstRow="0" w:lastRow="0" w:firstColumn="0" w:lastColumn="0" w:oddVBand="0" w:evenVBand="0" w:oddHBand="1" w:evenHBand="0" w:firstRowFirstColumn="0" w:firstRowLastColumn="0" w:lastRowFirstColumn="0" w:lastRowLastColumn="0"/>
+          <w:cantSplit/>
+          <w:jc w:val="center"/>
+        </w:trPr>
+        <w:tc>
+          <w:tcPr>
+            <w:cnfStyle w:val="001000000000" w:firstRow="0" w:lastRow="0" w:firstColumn="1" w:lastColumn="0" w:oddVBand="0" w:evenVBand="0" w:oddHBand="0" w:evenHBand="0" w:firstRowFirstColumn="0" w:firstRowLastColumn="0" w:lastRowFirstColumn="0" w:lastRowLastColumn="0"/>
+            <w:tcW w:w="2700" w:type="dxa"/>
+            <w:vAlign w:val="center"/>
+          </w:tcPr>
+          <w:p>
+            <w:r>
+              <w:t>SourceLanguage</w:t>
+            </w:r>
+          </w:p>
+        </w:tc>
+        <w:tc>
+          <w:tcPr>
+            <w:tcW w:w="6660" w:type="dxa"/>
+            <w:vAlign w:val="center"/>
+          </w:tcPr>
+          <w:p>
+            <w:pPr>
+              <w:cnfStyle w:val="000000100000" w:firstRow="0" w:lastRow="0" w:firstColumn="0" w:lastColumn="0" w:oddVBand="0" w:evenVBand="0" w:oddHBand="1" w:evenHBand="0" w:firstRowFirstColumn="0" w:firstRowLastColumn="0" w:lastRowFirstColumn="0" w:lastRowLastColumn="0"/>
+            </w:pPr>
+            <w:r>
+              <w:t>Source locale used when no translated pack is selected.</w:t>
+            </w:r>
+          </w:p>
+        </w:tc>
+      </w:tr>
+      <w:tr>
+        <w:trPr>
+          <w:cantSplit/>
+          <w:jc w:val="center"/>
+        </w:trPr>
+        <w:tc>
+          <w:tcPr>
+            <w:cnfStyle w:val="001000000000" w:firstRow="0" w:lastRow="0" w:firstColumn="1" w:lastColumn="0" w:oddVBand="0" w:evenVBand="0" w:oddHBand="0" w:evenHBand="0" w:firstRowFirstColumn="0" w:firstRowLastColumn="0" w:lastRowFirstColumn="0" w:lastRowLastColumn="0"/>
+            <w:tcW w:w="2700" w:type="dxa"/>
+            <w:vAlign w:val="center"/>
+          </w:tcPr>
+          <w:p>
+            <w:r>
+              <w:t>AutoLoadPreferred</w:t>
+            </w:r>
+          </w:p>
+        </w:tc>
+        <w:tc>
+          <w:tcPr>
+            <w:tcW w:w="6660" w:type="dxa"/>
+            <w:vAlign w:val="center"/>
+          </w:tcPr>
+          <w:p>
+            <w:pPr>
+              <w:cnfStyle w:val="000000000000" w:firstRow="0" w:lastRow="0" w:firstColumn="0" w:lastColumn="0" w:oddVBand="0" w:evenVBand="0" w:oddHBand="0" w:evenHBand="0" w:firstRowFirstColumn="0" w:firstRowLastColumn="0" w:lastRowFirstColumn="0" w:lastRowLastColumn="0"/>
+            </w:pPr>
+            <w:r>
+              <w:t>Loads the saved per-user locale during manager initialization.</w:t>
+            </w:r>
+          </w:p>
+        </w:tc>
+      </w:tr>
+      <w:tr>
+        <w:trPr>
+          <w:cnfStyle w:val="000000100000" w:firstRow="0" w:lastRow="0" w:firstColumn="0" w:lastColumn="0" w:oddVBand="0" w:evenVBand="0" w:oddHBand="1" w:evenHBand="0" w:firstRowFirstColumn="0" w:firstRowLastColumn="0" w:lastRowFirstColumn="0" w:lastRowLastColumn="0"/>
+          <w:cantSplit/>
+          <w:jc w:val="center"/>
+        </w:trPr>
+        <w:tc>
+          <w:tcPr>
+            <w:cnfStyle w:val="001000000000" w:firstRow="0" w:lastRow="0" w:firstColumn="1" w:lastColumn="0" w:oddVBand="0" w:evenVBand="0" w:oddHBand="0" w:evenHBand="0" w:firstRowFirstColumn="0" w:firstRowLastColumn="0" w:lastRowFirstColumn="0" w:lastRowLastColumn="0"/>
+            <w:tcW w:w="2700" w:type="dxa"/>
+            <w:vAlign w:val="center"/>
+          </w:tcPr>
+          <w:p>
+            <w:r>
+              <w:t>AutoTranslateOwner / AutoTranslateNewForms</w:t>
+            </w:r>
+          </w:p>
+        </w:tc>
+        <w:tc>
+          <w:tcPr>
+            <w:tcW w:w="6660" w:type="dxa"/>
+            <w:vAlign w:val="center"/>
+          </w:tcPr>
+          <w:p>
+            <w:pPr>
+              <w:cnfStyle w:val="000000100000" w:firstRow="0" w:lastRow="0" w:firstColumn="0" w:lastColumn="0" w:oddVBand="0" w:evenVBand="0" w:oddHBand="1" w:evenHBand="0" w:firstRowFirstColumn="0" w:firstRowLastColumn="0" w:lastRowFirstColumn="0" w:lastRowLastColumn="0"/>
+            </w:pPr>
+            <w:r>
+              <w:t>Applies the active pack to the primary and later forms.</w:t>
+            </w:r>
+          </w:p>
+        </w:tc>
+      </w:tr>
+      <w:tr>
+        <w:trPr>
+          <w:cantSplit/>
+          <w:jc w:val="center"/>
+        </w:trPr>
+        <w:tc>
+          <w:tcPr>
+            <w:cnfStyle w:val="001000000000" w:firstRow="0" w:lastRow="0" w:firstColumn="1" w:lastColumn="0" w:oddVBand="0" w:evenVBand="0" w:oddHBand="0" w:evenHBand="0" w:firstRowFirstColumn="0" w:firstRowLastColumn="0" w:lastRowFirstColumn="0" w:lastRowLastColumn="0"/>
+            <w:tcW w:w="2700" w:type="dxa"/>
+            <w:vAlign w:val="center"/>
+          </w:tcPr>
+          <w:p>
+            <w:r>
+              <w:t>ReapplyOpenForms</w:t>
+            </w:r>
+          </w:p>
+        </w:tc>
+        <w:tc>
+          <w:tcPr>
+            <w:tcW w:w="6660" w:type="dxa"/>
+            <w:vAlign w:val="center"/>
+          </w:tcPr>
+          <w:p>
+            <w:pPr>
+              <w:cnfStyle w:val="000000000000" w:firstRow="0" w:lastRow="0" w:firstColumn="0" w:lastColumn="0" w:oddVBand="0" w:evenVBand="0" w:oddHBand="0" w:evenHBand="0" w:firstRowFirstColumn="0" w:firstRowLastColumn="0" w:lastRowFirstColumn="0" w:lastRowLastColumn="0"/>
+            </w:pPr>
+            <w:r>
+              <w:t>Immediately retranslates open forms after a language change.</w:t>
+            </w:r>
+          </w:p>
+        </w:tc>
+      </w:tr>
+      <w:tr>
+        <w:trPr>
+          <w:cnfStyle w:val="000000100000" w:firstRow="0" w:lastRow="0" w:firstColumn="0" w:lastColumn="0" w:oddVBand="0" w:evenVBand="0" w:oddHBand="1" w:evenHBand="0" w:firstRowFirstColumn="0" w:firstRowLastColumn="0" w:lastRowFirstColumn="0" w:lastRowLastColumn="0"/>
+          <w:cantSplit/>
+          <w:jc w:val="center"/>
+        </w:trPr>
+        <w:tc>
+          <w:tcPr>
+            <w:cnfStyle w:val="001000000000" w:firstRow="0" w:lastRow="0" w:firstColumn="1" w:lastColumn="0" w:oddVBand="0" w:evenVBand="0" w:oddHBand="0" w:evenHBand="0" w:firstRowFirstColumn="0" w:firstRowLastColumn="0" w:lastRowFirstColumn="0" w:lastRowLastColumn="0"/>
+            <w:tcW w:w="2700" w:type="dxa"/>
+            <w:vAlign w:val="center"/>
+          </w:tcPr>
+          <w:p>
+            <w:r>
+              <w:t>PreserveControlState</w:t>
+            </w:r>
+          </w:p>
+        </w:tc>
+        <w:tc>
+          <w:tcPr>
+            <w:tcW w:w="6660" w:type="dxa"/>
+            <w:vAlign w:val="center"/>
+          </w:tcPr>
+          <w:p>
+            <w:pPr>
+              <w:cnfStyle w:val="000000100000" w:firstRow="0" w:lastRow="0" w:firstColumn="0" w:lastColumn="0" w:oddVBand="0" w:evenVBand="0" w:oddHBand="1" w:evenHBand="0" w:firstRowFirstColumn="0" w:firstRowLastColumn="0" w:lastRowFirstColumn="0" w:lastRowLastColumn="0"/>
+            </w:pPr>
+            <w:r>
+              <w:t>Protects writable user data, focus, selections, and list selection while text changes.</w:t>
+            </w:r>
+          </w:p>
+        </w:tc>
+      </w:tr>
+      <w:tr>
+        <w:trPr>
+          <w:cantSplit/>
+          <w:jc w:val="center"/>
+        </w:trPr>
+        <w:tc>
+          <w:tcPr>
+            <w:cnfStyle w:val="001000000000" w:firstRow="0" w:lastRow="0" w:firstColumn="1" w:lastColumn="0" w:oddVBand="0" w:evenVBand="0" w:oddHBand="0" w:evenHBand="0" w:firstRowFirstColumn="0" w:firstRowLastColumn="0" w:lastRowFirstColumn="0" w:lastRowLastColumn="0"/>
+            <w:tcW w:w="2700" w:type="dxa"/>
+            <w:vAlign w:val="center"/>
+          </w:tcPr>
+          <w:p>
+            <w:r>
+              <w:t>FormIdentityMappings</w:t>
+            </w:r>
+          </w:p>
+        </w:tc>
+        <w:tc>
+          <w:tcPr>
+            <w:tcW w:w="6660" w:type="dxa"/>
+            <w:vAlign w:val="center"/>
+          </w:tcPr>
+          <w:p>
+            <w:pPr>
+              <w:cnfStyle w:val="000000000000" w:firstRow="0" w:lastRow="0" w:firstColumn="0" w:lastColumn="0" w:oddVBand="0" w:evenVBand="0" w:oddHBand="0" w:evenHBand="0" w:firstRowFirstColumn="0" w:firstRowLastColumn="0" w:lastRowFirstColumn="0" w:lastRowLastColumn="0"/>
+            </w:pPr>
+            <w:r>
+              <w:t>Optional FormClass=ScannerRoot mappings for renamed or inherited forms.</w:t>
+            </w:r>
+          </w:p>
+        </w:tc>
+      </w:tr>
+      <w:tr>
+        <w:trPr>
+          <w:cnfStyle w:val="000000100000" w:firstRow="0" w:lastRow="0" w:firstColumn="0" w:lastColumn="0" w:oddVBand="0" w:evenVBand="0" w:oddHBand="1" w:evenHBand="0" w:firstRowFirstColumn="0" w:firstRowLastColumn="0" w:lastRowFirstColumn="0" w:lastRowLastColumn="0"/>
+          <w:cantSplit/>
+          <w:jc w:val="center"/>
+        </w:trPr>
+        <w:tc>
+          <w:tcPr>
+            <w:cnfStyle w:val="001000000000" w:firstRow="0" w:lastRow="0" w:firstColumn="1" w:lastColumn="0" w:oddVBand="0" w:evenVBand="0" w:oddHBand="0" w:evenHBand="0" w:firstRowFirstColumn="0" w:firstRowLastColumn="0" w:lastRowFirstColumn="0" w:lastRowLastColumn="0"/>
+            <w:tcW w:w="2700" w:type="dxa"/>
+            <w:vAlign w:val="center"/>
+          </w:tcPr>
+          <w:p>
+            <w:r>
+              <w:t>Language combo box</w:t>
+            </w:r>
+          </w:p>
+        </w:tc>
+        <w:tc>
+          <w:tcPr>
+            <w:tcW w:w="6660" w:type="dxa"/>
+            <w:vAlign w:val="center"/>
+          </w:tcPr>
+          <w:p>
+            <w:pPr>
+              <w:cnfStyle w:val="000000100000" w:firstRow="0" w:lastRow="0" w:firstColumn="0" w:lastColumn="0" w:oddVBand="0" w:evenVBand="0" w:oddHBand="1" w:evenHBand="0" w:firstRowFirstColumn="0" w:firstRowLastColumn="0" w:lastRowFirstColumn="0" w:lastRowLastColumn="0"/>
+            </w:pPr>
+            <w:r>
+              <w:t>Populates from validated packs and calls the linked manager without taking over OnChange.</w:t>
+            </w:r>
+          </w:p>
+        </w:tc>
+      </w:tr>
+    </w:tbl>
+    <w:p>
+      <w:pPr>
+        <w:pStyle w:val="Heading2"/>
+      </w:pPr>
+      <w:bookmarkStart w:id="19" w:name="_Toc237099568"/>
+      <w:r>
+        <w:t>11.2 Runtime files and preferences</w:t>
+      </w:r>
+      <w:bookmarkEnd w:id="19"/>
+    </w:p>
+    <w:p>
+      <w:pPr>
+        <w:pStyle w:val="ListBullet"/>
+      </w:pPr>
+      <w:r>
+        <w:t>Deploy JSON packs beside the target executable under Localization\Languages.</w:t>
+      </w:r>
+    </w:p>
+    <w:p>
+      <w:pPr>
+        <w:pStyle w:val="ListBullet"/>
+      </w:pPr>
+      <w:r>
+        <w:t>Deploy-LanguagePacks.ps1 and manual copying support custom executable output layouts.</w:t>
+      </w:r>
+    </w:p>
+    <w:p>
+      <w:pPr>
+        <w:pStyle w:val="ListBullet"/>
+      </w:pPr>
+      <w:r>
+        <w:t>The selected language is stored in %LOCALAPPDATA%\&lt;ApplicationId&gt;\language.ini.</w:t>
+      </w:r>
+    </w:p>
+    <w:p>
+      <w:pPr>
+        <w:pStyle w:val="ListBullet"/>
+      </w:pPr>
+      <w:r>
+        <w:t>The executable folder can therefore remain read-only, as it normally is under Program Files.</w:t>
+      </w:r>
+    </w:p>
+    <w:p>
+      <w:pPr>
+        <w:pStyle w:val="ListBullet"/>
+      </w:pPr>
+      <w:r>
+        <w:t>FMX uses additive before-show/release messages. VCL uses additive application idle/modal notifications and direct owner application.</w:t>
+      </w:r>
+    </w:p>
+    <w:p>
+      <w:pPr>
+        <w:pStyle w:val="ListBullet"/>
+      </w:pPr>
+      <w:r>
+        <w:t>Selecting or reselecting a language applies the selected pack to every open form immediately. English is a real generated pack, so returning from another language restores all scanned source strings without restarting.</w:t>
+      </w:r>
+    </w:p>
+    <w:p>
+      <w:pPr>
+        <w:pStyle w:val="Heading2"/>
+      </w:pPr>
+      <w:bookmarkStart w:id="20" w:name="_Toc237099569"/>
+      <w:r>
+        <w:t>11.3 Automatic Source Integration (Advanced)</w:t>
+      </w:r>
+      <w:bookmarkEnd w:id="20"/>
+    </w:p>
+    <w:p>
+      <w:r>
+        <w:t>Use the advanced mode only when the component path is unsuitable and after committing or otherwise protecting the target project. It retains the previous generated-unit, menu-resource, preview, verified backup, atomic apply, build/deploy, restore, and Complete Reset workflow.</w:t>
+      </w:r>
+    </w:p>
+    <w:p>
+      <w:pPr>
+        <w:pStyle w:val="ListNumber"/>
+        <w:numPr>
+          <w:ilvl w:val="0"/>
+          <w:numId w:val="20"/>
+        </w:numPr>
+      </w:pPr>
+      <w:r>
+        <w:t>Change Integration method to Automatic Source Integration (Advanced).</w:t>
+      </w:r>
+    </w:p>
+    <w:p>
+      <w:pPr>
+        <w:pStyle w:val="ListNumber"/>
+        <w:numPr>
+          <w:ilvl w:val="0"/>
+          <w:numId w:val="20"/>
+        </w:numPr>
+      </w:pPr>
+      <w:r>
+        <w:t>Enter the designer language-menu component name and build the plan.</w:t>
+      </w:r>
+    </w:p>
+    <w:p>
+      <w:pPr>
+        <w:pStyle w:val="ListNumber"/>
+        <w:numPr>
+          <w:ilvl w:val="0"/>
+          <w:numId w:val="20"/>
+        </w:numPr>
+      </w:pPr>
+      <w:r>
+        <w:t>Generate the exact preview and inspect any file that needs closer review.</w:t>
+      </w:r>
+    </w:p>
+    <w:p>
+      <w:pPr>
+        <w:pStyle w:val="ListNumber"/>
+        <w:numPr>
+          <w:ilvl w:val="0"/>
+          <w:numId w:val="20"/>
+        </w:numPr>
+      </w:pPr>
+      <w:r>
+        <w:t>Authorize once, optionally select build/deploy, and choose Apply.</w:t>
+      </w:r>
+    </w:p>
+    <w:p>
+      <w:pPr>
+        <w:pStyle w:val="ListNumber"/>
+        <w:numPr>
+          <w:ilvl w:val="0"/>
+          <w:numId w:val="20"/>
+        </w:numPr>
+      </w:pPr>
+      <w:r>
+        <w:t>Use Restore for the session backup or Complete Reset for a recorded pre-integration baseline.</w:t>
+      </w:r>
+    </w:p>
+    <w:p>
+      <w:pPr>
+        <w:pStyle w:val="Heading1"/>
+      </w:pPr>
+      <w:bookmarkStart w:id="21" w:name="_Toc237099570"/>
+      <w:r>
+        <w:t>12. Translate the Studio Itself</w:t>
+      </w:r>
+      <w:bookmarkEnd w:id="21"/>
+    </w:p>
+    <w:p>
+      <w:pPr>
+        <w:pStyle w:val="ListNumber"/>
+        <w:numPr>
+          <w:ilvl w:val="0"/>
+          <w:numId w:val="21"/>
+        </w:numPr>
+      </w:pPr>
+      <w:r>
+        <w:t>Run the English Studio and select DelphiAppTranslationStudio.dproj.</w:t>
+      </w:r>
+    </w:p>
+    <w:p>
+      <w:pPr>
+        <w:pStyle w:val="ListNumber"/>
+        <w:numPr>
+          <w:ilvl w:val="0"/>
+          <w:numId w:val="21"/>
+        </w:numPr>
+      </w:pPr>
+      <w:r>
+        <w:t>Scan it and create the desired language catalog.</w:t>
+      </w:r>
+    </w:p>
+    <w:p>
+      <w:pPr>
+        <w:pStyle w:val="ListNumber"/>
+        <w:numPr>
+          <w:ilvl w:val="0"/>
+          <w:numId w:val="21"/>
+        </w:numPr>
+      </w:pPr>
+      <w:r>
+        <w:t>Translate, review, validate, and export the pack.</w:t>
+      </w:r>
+    </w:p>
+    <w:p>
+      <w:pPr>
+        <w:pStyle w:val="ListNumber"/>
+        <w:numPr>
+          <w:ilvl w:val="0"/>
+          <w:numId w:val="21"/>
+        </w:numPr>
+      </w:pPr>
+      <w:r>
+        <w:t>Copy the exported pack to the Studio project or deployed executable's Localization\Languages folder.</w:t>
+      </w:r>
+    </w:p>
+    <w:p>
+      <w:pPr>
+        <w:pStyle w:val="ListNumber"/>
+        <w:numPr>
+          <w:ilvl w:val="0"/>
+          <w:numId w:val="21"/>
+        </w:numPr>
+      </w:pPr>
+      <w:r>
+        <w:t>Add the locale to the designer-authored Studio Language menu when a selectable menu item is required.</w:t>
+      </w:r>
+    </w:p>
+    <w:p>
+      <w:pPr>
+        <w:pStyle w:val="ListNumber"/>
+        <w:numPr>
+          <w:ilvl w:val="0"/>
+          <w:numId w:val="21"/>
+        </w:numPr>
+      </w:pPr>
+      <w:r>
+        <w:t>Close the running Studio, rebuild when the menu changed, and start the executable.</w:t>
+      </w:r>
+    </w:p>
+    <w:p>
+      <w:pPr>
+        <w:pStyle w:val="ListNumber"/>
+        <w:numPr>
+          <w:ilvl w:val="0"/>
+          <w:numId w:val="21"/>
+        </w:numPr>
+      </w:pPr>
+      <w:r>
         <w:t>Select the new language. Open forms change immediately and the preference is retained for the next launch.</w:t>
       </w:r>
     </w:p>
@@ -4756,12 +5322,11 @@
       <w:pPr>
         <w:pStyle w:val="Heading1"/>
       </w:pPr>
-      <w:bookmarkStart w:id="20" w:name="_Toc237032199"/>
+      <w:bookmarkStart w:id="22" w:name="_Toc237099571"/>
       <w:r>
-        <w:lastRenderedPageBreak/>
         <w:t>13. Troubleshooting</w:t>
       </w:r>
-      <w:bookmarkEnd w:id="20"/>
+      <w:bookmarkEnd w:id="22"/>
     </w:p>
     <w:tbl>
       <w:tblPr>
@@ -5061,7 +5626,7 @@
           </w:tcPr>
           <w:p>
             <w:r>
-              <w:t>Language menu missing</w:t>
+              <w:t>Language selector is empty</w:t>
             </w:r>
           </w:p>
         </w:tc>
@@ -5075,7 +5640,7 @@
               <w:cnfStyle w:val="000000000000" w:firstRow="0" w:lastRow="0" w:firstColumn="0" w:lastColumn="0" w:oddVBand="0" w:evenVBand="0" w:oddHBand="0" w:evenHBand="0" w:firstRowFirstColumn="0" w:firstRowLastColumn="0" w:lastRowFirstColumn="0" w:lastRowLastColumn="0"/>
             </w:pPr>
             <w:r>
-              <w:t>Confirm the designated menu name and rebuild the integration plan.</w:t>
+              <w:t>Confirm valid nonempty packs, matching applicationId, and the deployed Localization\Languages folder; call RefreshLanguages after late deployment.</w:t>
             </w:r>
           </w:p>
         </w:tc>
@@ -5083,6 +5648,38 @@
       <w:tr>
         <w:trPr>
           <w:cnfStyle w:val="000000100000" w:firstRow="0" w:lastRow="0" w:firstColumn="0" w:lastColumn="0" w:oddVBand="0" w:evenVBand="0" w:oddHBand="1" w:evenHBand="0" w:firstRowFirstColumn="0" w:firstRowLastColumn="0" w:lastRowFirstColumn="0" w:lastRowLastColumn="0"/>
+          <w:cantSplit/>
+          <w:jc w:val="center"/>
+        </w:trPr>
+        <w:tc>
+          <w:tcPr>
+            <w:cnfStyle w:val="001000000000" w:firstRow="0" w:lastRow="0" w:firstColumn="1" w:lastColumn="0" w:oddVBand="0" w:evenVBand="0" w:oddHBand="0" w:evenHBand="0" w:firstRowFirstColumn="0" w:firstRowLastColumn="0" w:lastRowFirstColumn="0" w:lastRowLastColumn="0"/>
+            <w:tcW w:w="2700" w:type="dxa"/>
+            <w:vAlign w:val="center"/>
+          </w:tcPr>
+          <w:p>
+            <w:r>
+              <w:t>Component missing from Tool Palette</w:t>
+            </w:r>
+          </w:p>
+        </w:tc>
+        <w:tc>
+          <w:tcPr>
+            <w:tcW w:w="6660" w:type="dxa"/>
+            <w:vAlign w:val="center"/>
+          </w:tcPr>
+          <w:p>
+            <w:pPr>
+              <w:cnfStyle w:val="000000100000" w:firstRow="0" w:lastRow="0" w:firstColumn="0" w:lastColumn="0" w:oddVBand="0" w:evenVBand="0" w:oddHBand="1" w:evenHBand="0" w:firstRowFirstColumn="0" w:firstRowLastColumn="0" w:lastRowFirstColumn="0" w:lastRowLastColumn="0"/>
+            </w:pPr>
+            <w:r>
+              <w:t>Install the matching Win32 design BPL and keep its runtime dependencies available.</w:t>
+            </w:r>
+          </w:p>
+        </w:tc>
+      </w:tr>
+      <w:tr>
+        <w:trPr>
           <w:cantSplit/>
           <w:jc w:val="center"/>
         </w:trPr>
@@ -5105,7 +5702,7 @@
           </w:tcPr>
           <w:p>
             <w:pPr>
-              <w:cnfStyle w:val="000000100000" w:firstRow="0" w:lastRow="0" w:firstColumn="0" w:lastColumn="0" w:oddVBand="0" w:evenVBand="0" w:oddHBand="1" w:evenHBand="0" w:firstRowFirstColumn="0" w:firstRowLastColumn="0" w:lastRowFirstColumn="0" w:lastRowLastColumn="0"/>
+              <w:cnfStyle w:val="000000000000" w:firstRow="0" w:lastRow="0" w:firstColumn="0" w:lastColumn="0" w:oddVBand="0" w:evenVBand="0" w:oddHBand="0" w:evenHBand="0" w:firstRowFirstColumn="0" w:firstRowLastColumn="0" w:lastRowFirstColumn="0" w:lastRowLastColumn="0"/>
             </w:pPr>
             <w:r>
               <w:t>Check %LOCALAPPDATA%\&lt;ApplicationId&gt;\language.ini, not the executable folder.</w:t>
@@ -5115,6 +5712,7 @@
       </w:tr>
       <w:tr>
         <w:trPr>
+          <w:cnfStyle w:val="000000100000" w:firstRow="0" w:lastRow="0" w:firstColumn="0" w:lastColumn="0" w:oddVBand="0" w:evenVBand="0" w:oddHBand="1" w:evenHBand="0" w:firstRowFirstColumn="0" w:firstRowLastColumn="0" w:lastRowFirstColumn="0" w:lastRowLastColumn="0"/>
           <w:cantSplit/>
           <w:jc w:val="center"/>
         </w:trPr>
@@ -5137,10 +5735,10 @@
           </w:tcPr>
           <w:p>
             <w:pPr>
-              <w:cnfStyle w:val="000000000000" w:firstRow="0" w:lastRow="0" w:firstColumn="0" w:lastColumn="0" w:oddVBand="0" w:evenVBand="0" w:oddHBand="0" w:evenHBand="0" w:firstRowFirstColumn="0" w:firstRowLastColumn="0" w:lastRowFirstColumn="0" w:lastRowLastColumn="0"/>
+              <w:cnfStyle w:val="000000100000" w:firstRow="0" w:lastRow="0" w:firstColumn="0" w:lastColumn="0" w:oddVBand="0" w:evenVBand="0" w:oddHBand="1" w:evenHBand="0" w:firstRowFirstColumn="0" w:firstRowLastColumn="0" w:lastRowFirstColumn="0" w:lastRowLastColumn="0"/>
             </w:pPr>
             <w:r>
-              <w:t>Confirm the JSON pack applicationId and locale, deployment folder, selected preference, and startup ApplyTranslation calls.</w:t>
+              <w:t>Confirm manager ApplicationId, JSON applicationId/locale, deployment folder, preference, and manager initialization errors.</w:t>
             </w:r>
           </w:p>
         </w:tc>
@@ -5150,11 +5748,11 @@
       <w:pPr>
         <w:pStyle w:val="Heading1"/>
       </w:pPr>
-      <w:bookmarkStart w:id="21" w:name="_Toc237032200"/>
+      <w:bookmarkStart w:id="23" w:name="_Toc237099572"/>
       <w:r>
         <w:t>14. Security and Privacy</w:t>
       </w:r>
-      <w:bookmarkEnd w:id="21"/>
+      <w:bookmarkEnd w:id="23"/>
     </w:p>
     <w:p>
       <w:pPr>
@@ -5201,7 +5799,6 @@
         <w:pStyle w:val="ListBullet"/>
       </w:pPr>
       <w:r>
-        <w:lastRenderedPageBreak/>
         <w:t>Catalogs, runtime packs, deployment packages, logs, backups, and Git should contain no key.</w:t>
       </w:r>
     </w:p>
@@ -5217,11 +5814,11 @@
       <w:pPr>
         <w:pStyle w:val="Heading1"/>
       </w:pPr>
-      <w:bookmarkStart w:id="22" w:name="_Toc237032201"/>
+      <w:bookmarkStart w:id="24" w:name="_Toc237099573"/>
       <w:r>
         <w:t>15. File and Folder Reference</w:t>
       </w:r>
-      <w:bookmarkEnd w:id="22"/>
+      <w:bookmarkEnd w:id="24"/>
     </w:p>
     <w:tbl>
       <w:tblPr>
@@ -5391,6 +5988,71 @@
           </w:tcPr>
           <w:p>
             <w:r>
+              <w:t>export\component-integration</w:t>
+            </w:r>
+          </w:p>
+        </w:tc>
+        <w:tc>
+          <w:tcPr>
+            <w:tcW w:w="6660" w:type="dxa"/>
+            <w:vAlign w:val="center"/>
+          </w:tcPr>
+          <w:p>
+            <w:pPr>
+              <w:cnfStyle w:val="000000000000" w:firstRow="0" w:lastRow="0" w:firstColumn="0" w:lastColumn="0" w:oddVBand="0" w:evenVBand="0" w:oddHBand="0" w:evenHBand="0" w:firstRowFirstColumn="0" w:firstRowLastColumn="0" w:lastRowFirstColumn="0" w:lastRowLastColumn="0"/>
+            </w:pPr>
+            <w:r>
+              <w:t>Recommended non-mutating component setup kits.</w:t>
+            </w:r>
+          </w:p>
+        </w:tc>
+      </w:tr>
+      <w:tr>
+        <w:trPr>
+          <w:cnfStyle w:val="000000100000" w:firstRow="0" w:lastRow="0" w:firstColumn="0" w:lastColumn="0" w:oddVBand="0" w:evenVBand="0" w:oddHBand="1" w:evenHBand="0" w:firstRowFirstColumn="0" w:firstRowLastColumn="0" w:lastRowFirstColumn="0" w:lastRowLastColumn="0"/>
+          <w:cantSplit/>
+          <w:jc w:val="center"/>
+        </w:trPr>
+        <w:tc>
+          <w:tcPr>
+            <w:cnfStyle w:val="001000000000" w:firstRow="0" w:lastRow="0" w:firstColumn="1" w:lastColumn="0" w:oddVBand="0" w:evenVBand="0" w:oddHBand="0" w:evenHBand="0" w:firstRowFirstColumn="0" w:firstRowLastColumn="0" w:lastRowFirstColumn="0" w:lastRowLastColumn="0"/>
+            <w:tcW w:w="2700" w:type="dxa"/>
+            <w:vAlign w:val="center"/>
+          </w:tcPr>
+          <w:p>
+            <w:r>
+              <w:t>packages\runtime / packages\design</w:t>
+            </w:r>
+          </w:p>
+        </w:tc>
+        <w:tc>
+          <w:tcPr>
+            <w:tcW w:w="6660" w:type="dxa"/>
+            <w:vAlign w:val="center"/>
+          </w:tcPr>
+          <w:p>
+            <w:pPr>
+              <w:cnfStyle w:val="000000100000" w:firstRow="0" w:lastRow="0" w:firstColumn="0" w:lastColumn="0" w:oddVBand="0" w:evenVBand="0" w:oddHBand="1" w:evenHBand="0" w:firstRowFirstColumn="0" w:firstRowLastColumn="0" w:lastRowFirstColumn="0" w:lastRowLastColumn="0"/>
+            </w:pPr>
+            <w:r>
+              <w:t>Core/framework runtime packages and VCL/FMX IDE packages.</w:t>
+            </w:r>
+          </w:p>
+        </w:tc>
+      </w:tr>
+      <w:tr>
+        <w:trPr>
+          <w:cantSplit/>
+          <w:jc w:val="center"/>
+        </w:trPr>
+        <w:tc>
+          <w:tcPr>
+            <w:cnfStyle w:val="001000000000" w:firstRow="0" w:lastRow="0" w:firstColumn="1" w:lastColumn="0" w:oddVBand="0" w:evenVBand="0" w:oddHBand="0" w:evenHBand="0" w:firstRowFirstColumn="0" w:firstRowLastColumn="0" w:lastRowFirstColumn="0" w:lastRowLastColumn="0"/>
+            <w:tcW w:w="2700" w:type="dxa"/>
+            <w:vAlign w:val="center"/>
+          </w:tcPr>
+          <w:p>
+            <w:r>
               <w:t>docs\guides / docs\pdf</w:t>
             </w:r>
           </w:p>
@@ -5513,11 +6175,11 @@
       <w:pPr>
         <w:pStyle w:val="Heading1"/>
       </w:pPr>
-      <w:bookmarkStart w:id="23" w:name="_Toc237032202"/>
+      <w:bookmarkStart w:id="25" w:name="_Toc237099574"/>
       <w:r>
         <w:t>16. Provider Reference and Change Notice</w:t>
       </w:r>
-      <w:bookmarkEnd w:id="23"/>
+      <w:bookmarkEnd w:id="25"/>
     </w:p>
     <w:p>
       <w:r>
@@ -5526,7 +6188,7 @@
     </w:p>
     <w:p>
       <w:r>
-        <w:t>This guide documents the implemented Studio as of August 7, 2026.</w:t>
+        <w:t>This guide documents the implemented Studio as of August 8, 2026.</w:t>
       </w:r>
     </w:p>
     <w:sectPr>
@@ -5745,7 +6407,7 @@
         <w:color w:val="5D7693"/>
         <w:sz w:val="16"/>
       </w:rPr>
-      <w:t>Delphi App Translation Studio — User Guide</w:t>
+      <w:t>Delphi App Translation Studio - User Guide</w:t>
     </w:r>
   </w:p>
 </w:hdr>
@@ -5764,7 +6426,7 @@
         <w:color w:val="5D7693"/>
         <w:sz w:val="16"/>
       </w:rPr>
-      <w:t>Delphi App Translation Studio — User Guide</w:t>
+      <w:t>Delphi App Translation Studio - User Guide</w:t>
     </w:r>
   </w:p>
 </w:hdr>
@@ -5943,88 +6605,100 @@
       </w:rPr>
     </w:lvl>
   </w:abstractNum>
-  <w:num w:numId="1" w16cid:durableId="1191140926">
+  <w:num w:numId="1" w16cid:durableId="468208922">
     <w:abstractNumId w:val="8"/>
   </w:num>
-  <w:num w:numId="2" w16cid:durableId="1160192615">
+  <w:num w:numId="2" w16cid:durableId="7410912">
     <w:abstractNumId w:val="6"/>
   </w:num>
-  <w:num w:numId="3" w16cid:durableId="1695809977">
+  <w:num w:numId="3" w16cid:durableId="1546990539">
     <w:abstractNumId w:val="5"/>
   </w:num>
-  <w:num w:numId="4" w16cid:durableId="1532180187">
+  <w:num w:numId="4" w16cid:durableId="913323732">
     <w:abstractNumId w:val="4"/>
   </w:num>
-  <w:num w:numId="5" w16cid:durableId="316149320">
+  <w:num w:numId="5" w16cid:durableId="181281009">
     <w:abstractNumId w:val="7"/>
   </w:num>
-  <w:num w:numId="6" w16cid:durableId="1784038036">
+  <w:num w:numId="6" w16cid:durableId="300771493">
     <w:abstractNumId w:val="3"/>
   </w:num>
-  <w:num w:numId="7" w16cid:durableId="1274944715">
+  <w:num w:numId="7" w16cid:durableId="562984343">
     <w:abstractNumId w:val="2"/>
   </w:num>
-  <w:num w:numId="8" w16cid:durableId="1330912310">
+  <w:num w:numId="8" w16cid:durableId="1475678935">
     <w:abstractNumId w:val="1"/>
   </w:num>
-  <w:num w:numId="9" w16cid:durableId="1195193167">
+  <w:num w:numId="9" w16cid:durableId="1108626716">
     <w:abstractNumId w:val="0"/>
   </w:num>
-  <w:num w:numId="10" w16cid:durableId="675353281">
+  <w:num w:numId="10" w16cid:durableId="634287791">
     <w:abstractNumId w:val="7"/>
     <w:lvlOverride w:ilvl="0">
       <w:startOverride w:val="1"/>
     </w:lvlOverride>
   </w:num>
-  <w:num w:numId="11" w16cid:durableId="208956912">
+  <w:num w:numId="11" w16cid:durableId="1941453369">
     <w:abstractNumId w:val="7"/>
     <w:lvlOverride w:ilvl="0">
       <w:startOverride w:val="1"/>
     </w:lvlOverride>
   </w:num>
-  <w:num w:numId="12" w16cid:durableId="1993218695">
+  <w:num w:numId="12" w16cid:durableId="390689216">
     <w:abstractNumId w:val="7"/>
     <w:lvlOverride w:ilvl="0">
       <w:startOverride w:val="1"/>
     </w:lvlOverride>
   </w:num>
-  <w:num w:numId="13" w16cid:durableId="1706326780">
+  <w:num w:numId="13" w16cid:durableId="800880080">
     <w:abstractNumId w:val="7"/>
     <w:lvlOverride w:ilvl="0">
       <w:startOverride w:val="1"/>
     </w:lvlOverride>
   </w:num>
-  <w:num w:numId="14" w16cid:durableId="566231438">
+  <w:num w:numId="14" w16cid:durableId="1229267094">
     <w:abstractNumId w:val="7"/>
     <w:lvlOverride w:ilvl="0">
       <w:startOverride w:val="1"/>
     </w:lvlOverride>
   </w:num>
-  <w:num w:numId="15" w16cid:durableId="976490865">
+  <w:num w:numId="15" w16cid:durableId="237524781">
     <w:abstractNumId w:val="7"/>
     <w:lvlOverride w:ilvl="0">
       <w:startOverride w:val="1"/>
     </w:lvlOverride>
   </w:num>
-  <w:num w:numId="16" w16cid:durableId="1528983789">
+  <w:num w:numId="16" w16cid:durableId="1563710770">
     <w:abstractNumId w:val="7"/>
     <w:lvlOverride w:ilvl="0">
       <w:startOverride w:val="1"/>
     </w:lvlOverride>
   </w:num>
-  <w:num w:numId="17" w16cid:durableId="1310941922">
+  <w:num w:numId="17" w16cid:durableId="873538935">
     <w:abstractNumId w:val="7"/>
     <w:lvlOverride w:ilvl="0">
       <w:startOverride w:val="1"/>
     </w:lvlOverride>
   </w:num>
-  <w:num w:numId="18" w16cid:durableId="1943146034">
+  <w:num w:numId="18" w16cid:durableId="130679903">
     <w:abstractNumId w:val="7"/>
     <w:lvlOverride w:ilvl="0">
       <w:startOverride w:val="1"/>
     </w:lvlOverride>
   </w:num>
-  <w:num w:numId="19" w16cid:durableId="1354108359">
+  <w:num w:numId="19" w16cid:durableId="2099207343">
+    <w:abstractNumId w:val="7"/>
+    <w:lvlOverride w:ilvl="0">
+      <w:startOverride w:val="1"/>
+    </w:lvlOverride>
+  </w:num>
+  <w:num w:numId="20" w16cid:durableId="105540682">
+    <w:abstractNumId w:val="7"/>
+    <w:lvlOverride w:ilvl="0">
+      <w:startOverride w:val="1"/>
+    </w:lvlOverride>
+  </w:num>
+  <w:num w:numId="21" w16cid:durableId="911741213">
     <w:abstractNumId w:val="7"/>
     <w:lvlOverride w:ilvl="0">
       <w:startOverride w:val="1"/>
@@ -7365,6 +8039,9 @@
     <w:pPr>
       <w:outlineLvl w:val="9"/>
     </w:pPr>
+    <w:rPr>
+      <w:rFonts w:ascii="Calibri" w:hAnsi="Calibri"/>
+    </w:rPr>
   </w:style>
   <w:style w:type="table" w:styleId="TableGrid">
     <w:name w:val="Table Grid"/>
@@ -17451,7 +18128,7 @@
     <w:autoRedefine/>
     <w:uiPriority w:val="39"/>
     <w:unhideWhenUsed/>
-    <w:rsid w:val="00B30124"/>
+    <w:rsid w:val="00250D69"/>
     <w:pPr>
       <w:spacing w:after="100"/>
     </w:pPr>
@@ -17463,7 +18140,7 @@
     <w:autoRedefine/>
     <w:uiPriority w:val="39"/>
     <w:unhideWhenUsed/>
-    <w:rsid w:val="00B30124"/>
+    <w:rsid w:val="00250D69"/>
     <w:pPr>
       <w:spacing w:after="100"/>
       <w:ind w:left="220"/>
@@ -17474,7 +18151,7 @@
     <w:basedOn w:val="DefaultParagraphFont"/>
     <w:uiPriority w:val="99"/>
     <w:unhideWhenUsed/>
-    <w:rsid w:val="00B30124"/>
+    <w:rsid w:val="00250D69"/>
     <w:rPr>
       <w:color w:val="0000FF" w:themeColor="hyperlink"/>
       <w:u w:val="single"/>

--- a/docs/guides/Delphi App Translation Studio User Guide.docx
+++ b/docs/guides/Delphi App Translation Studio User Guide.docx
@@ -13,7 +13,7 @@
           <w:noProof/>
         </w:rPr>
         <w:drawing>
-          <wp:inline distT="0" distB="0" distL="0" distR="0" wp14:anchorId="42CDA6A0" wp14:editId="667E1D9E">
+          <wp:inline distT="0" distB="0" distL="0" distR="0" wp14:anchorId="67EDB7A5" wp14:editId="25AB1F57">
             <wp:extent cx="1371600" cy="1371600"/>
             <wp:effectExtent l="0" t="0" r="0" b="0"/>
             <wp:docPr id="1" name="Picture 1"/>
@@ -173,7 +173,7 @@
       <w:r>
         <w:fldChar w:fldCharType="separate"/>
       </w:r>
-      <w:hyperlink w:anchor="_Toc237099549" w:history="1">
+      <w:hyperlink w:anchor="_Toc237115502" w:history="1">
         <w:r>
           <w:rPr>
             <w:rStyle w:val="Hyperlink"/>
@@ -200,7 +200,7 @@
             <w:noProof/>
             <w:webHidden/>
           </w:rPr>
-          <w:instrText xml:space="preserve"> PAGEREF _Toc237099549 \h </w:instrText>
+          <w:instrText xml:space="preserve"> PAGEREF _Toc237115502 \h </w:instrText>
         </w:r>
         <w:r>
           <w:rPr>
@@ -241,7 +241,7 @@
           <w:noProof/>
         </w:rPr>
       </w:pPr>
-      <w:hyperlink w:anchor="_Toc237099550" w:history="1">
+      <w:hyperlink w:anchor="_Toc237115503" w:history="1">
         <w:r>
           <w:rPr>
             <w:rStyle w:val="Hyperlink"/>
@@ -268,7 +268,7 @@
             <w:noProof/>
             <w:webHidden/>
           </w:rPr>
-          <w:instrText xml:space="preserve"> PAGEREF _Toc237099550 \h </w:instrText>
+          <w:instrText xml:space="preserve"> PAGEREF _Toc237115503 \h </w:instrText>
         </w:r>
         <w:r>
           <w:rPr>
@@ -309,7 +309,7 @@
           <w:noProof/>
         </w:rPr>
       </w:pPr>
-      <w:hyperlink w:anchor="_Toc237099551" w:history="1">
+      <w:hyperlink w:anchor="_Toc237115504" w:history="1">
         <w:r>
           <w:rPr>
             <w:rStyle w:val="Hyperlink"/>
@@ -336,7 +336,7 @@
             <w:noProof/>
             <w:webHidden/>
           </w:rPr>
-          <w:instrText xml:space="preserve"> PAGEREF _Toc237099551 \h </w:instrText>
+          <w:instrText xml:space="preserve"> PAGEREF _Toc237115504 \h </w:instrText>
         </w:r>
         <w:r>
           <w:rPr>
@@ -377,7 +377,7 @@
           <w:noProof/>
         </w:rPr>
       </w:pPr>
-      <w:hyperlink w:anchor="_Toc237099552" w:history="1">
+      <w:hyperlink w:anchor="_Toc237115505" w:history="1">
         <w:r>
           <w:rPr>
             <w:rStyle w:val="Hyperlink"/>
@@ -404,7 +404,7 @@
             <w:noProof/>
             <w:webHidden/>
           </w:rPr>
-          <w:instrText xml:space="preserve"> PAGEREF _Toc237099552 \h </w:instrText>
+          <w:instrText xml:space="preserve"> PAGEREF _Toc237115505 \h </w:instrText>
         </w:r>
         <w:r>
           <w:rPr>
@@ -445,7 +445,7 @@
           <w:noProof/>
         </w:rPr>
       </w:pPr>
-      <w:hyperlink w:anchor="_Toc237099553" w:history="1">
+      <w:hyperlink w:anchor="_Toc237115506" w:history="1">
         <w:r>
           <w:rPr>
             <w:rStyle w:val="Hyperlink"/>
@@ -472,7 +472,7 @@
             <w:noProof/>
             <w:webHidden/>
           </w:rPr>
-          <w:instrText xml:space="preserve"> PAGEREF _Toc237099553 \h </w:instrText>
+          <w:instrText xml:space="preserve"> PAGEREF _Toc237115506 \h </w:instrText>
         </w:r>
         <w:r>
           <w:rPr>
@@ -513,7 +513,7 @@
           <w:noProof/>
         </w:rPr>
       </w:pPr>
-      <w:hyperlink w:anchor="_Toc237099554" w:history="1">
+      <w:hyperlink w:anchor="_Toc237115507" w:history="1">
         <w:r>
           <w:rPr>
             <w:rStyle w:val="Hyperlink"/>
@@ -540,7 +540,7 @@
             <w:noProof/>
             <w:webHidden/>
           </w:rPr>
-          <w:instrText xml:space="preserve"> PAGEREF _Toc237099554 \h </w:instrText>
+          <w:instrText xml:space="preserve"> PAGEREF _Toc237115507 \h </w:instrText>
         </w:r>
         <w:r>
           <w:rPr>
@@ -581,7 +581,7 @@
           <w:noProof/>
         </w:rPr>
       </w:pPr>
-      <w:hyperlink w:anchor="_Toc237099555" w:history="1">
+      <w:hyperlink w:anchor="_Toc237115508" w:history="1">
         <w:r>
           <w:rPr>
             <w:rStyle w:val="Hyperlink"/>
@@ -608,7 +608,7 @@
             <w:noProof/>
             <w:webHidden/>
           </w:rPr>
-          <w:instrText xml:space="preserve"> PAGEREF _Toc237099555 \h </w:instrText>
+          <w:instrText xml:space="preserve"> PAGEREF _Toc237115508 \h </w:instrText>
         </w:r>
         <w:r>
           <w:rPr>
@@ -649,7 +649,7 @@
           <w:noProof/>
         </w:rPr>
       </w:pPr>
-      <w:hyperlink w:anchor="_Toc237099556" w:history="1">
+      <w:hyperlink w:anchor="_Toc237115509" w:history="1">
         <w:r>
           <w:rPr>
             <w:rStyle w:val="Hyperlink"/>
@@ -676,7 +676,7 @@
             <w:noProof/>
             <w:webHidden/>
           </w:rPr>
-          <w:instrText xml:space="preserve"> PAGEREF _Toc237099556 \h </w:instrText>
+          <w:instrText xml:space="preserve"> PAGEREF _Toc237115509 \h </w:instrText>
         </w:r>
         <w:r>
           <w:rPr>
@@ -717,7 +717,7 @@
           <w:noProof/>
         </w:rPr>
       </w:pPr>
-      <w:hyperlink w:anchor="_Toc237099557" w:history="1">
+      <w:hyperlink w:anchor="_Toc237115510" w:history="1">
         <w:r>
           <w:rPr>
             <w:rStyle w:val="Hyperlink"/>
@@ -744,7 +744,7 @@
             <w:noProof/>
             <w:webHidden/>
           </w:rPr>
-          <w:instrText xml:space="preserve"> PAGEREF _Toc237099557 \h </w:instrText>
+          <w:instrText xml:space="preserve"> PAGEREF _Toc237115510 \h </w:instrText>
         </w:r>
         <w:r>
           <w:rPr>
@@ -785,7 +785,7 @@
           <w:noProof/>
         </w:rPr>
       </w:pPr>
-      <w:hyperlink w:anchor="_Toc237099558" w:history="1">
+      <w:hyperlink w:anchor="_Toc237115511" w:history="1">
         <w:r>
           <w:rPr>
             <w:rStyle w:val="Hyperlink"/>
@@ -812,7 +812,7 @@
             <w:noProof/>
             <w:webHidden/>
           </w:rPr>
-          <w:instrText xml:space="preserve"> PAGEREF _Toc237099558 \h </w:instrText>
+          <w:instrText xml:space="preserve"> PAGEREF _Toc237115511 \h </w:instrText>
         </w:r>
         <w:r>
           <w:rPr>
@@ -853,7 +853,7 @@
           <w:noProof/>
         </w:rPr>
       </w:pPr>
-      <w:hyperlink w:anchor="_Toc237099559" w:history="1">
+      <w:hyperlink w:anchor="_Toc237115512" w:history="1">
         <w:r>
           <w:rPr>
             <w:rStyle w:val="Hyperlink"/>
@@ -880,7 +880,7 @@
             <w:noProof/>
             <w:webHidden/>
           </w:rPr>
-          <w:instrText xml:space="preserve"> PAGEREF _Toc237099559 \h </w:instrText>
+          <w:instrText xml:space="preserve"> PAGEREF _Toc237115512 \h </w:instrText>
         </w:r>
         <w:r>
           <w:rPr>
@@ -900,7 +900,7 @@
             <w:noProof/>
             <w:webHidden/>
           </w:rPr>
-          <w:t>4</w:t>
+          <w:t>5</w:t>
         </w:r>
         <w:r>
           <w:rPr>
@@ -921,7 +921,7 @@
           <w:noProof/>
         </w:rPr>
       </w:pPr>
-      <w:hyperlink w:anchor="_Toc237099560" w:history="1">
+      <w:hyperlink w:anchor="_Toc237115513" w:history="1">
         <w:r>
           <w:rPr>
             <w:rStyle w:val="Hyperlink"/>
@@ -948,7 +948,7 @@
             <w:noProof/>
             <w:webHidden/>
           </w:rPr>
-          <w:instrText xml:space="preserve"> PAGEREF _Toc237099560 \h </w:instrText>
+          <w:instrText xml:space="preserve"> PAGEREF _Toc237115513 \h </w:instrText>
         </w:r>
         <w:r>
           <w:rPr>
@@ -989,7 +989,7 @@
           <w:noProof/>
         </w:rPr>
       </w:pPr>
-      <w:hyperlink w:anchor="_Toc237099561" w:history="1">
+      <w:hyperlink w:anchor="_Toc237115514" w:history="1">
         <w:r>
           <w:rPr>
             <w:rStyle w:val="Hyperlink"/>
@@ -1016,7 +1016,7 @@
             <w:noProof/>
             <w:webHidden/>
           </w:rPr>
-          <w:instrText xml:space="preserve"> PAGEREF _Toc237099561 \h </w:instrText>
+          <w:instrText xml:space="preserve"> PAGEREF _Toc237115514 \h </w:instrText>
         </w:r>
         <w:r>
           <w:rPr>
@@ -1036,7 +1036,7 @@
             <w:noProof/>
             <w:webHidden/>
           </w:rPr>
-          <w:t>5</w:t>
+          <w:t>6</w:t>
         </w:r>
         <w:r>
           <w:rPr>
@@ -1057,7 +1057,7 @@
           <w:noProof/>
         </w:rPr>
       </w:pPr>
-      <w:hyperlink w:anchor="_Toc237099562" w:history="1">
+      <w:hyperlink w:anchor="_Toc237115515" w:history="1">
         <w:r>
           <w:rPr>
             <w:rStyle w:val="Hyperlink"/>
@@ -1084,7 +1084,7 @@
             <w:noProof/>
             <w:webHidden/>
           </w:rPr>
-          <w:instrText xml:space="preserve"> PAGEREF _Toc237099562 \h </w:instrText>
+          <w:instrText xml:space="preserve"> PAGEREF _Toc237115515 \h </w:instrText>
         </w:r>
         <w:r>
           <w:rPr>
@@ -1125,7 +1125,7 @@
           <w:noProof/>
         </w:rPr>
       </w:pPr>
-      <w:hyperlink w:anchor="_Toc237099563" w:history="1">
+      <w:hyperlink w:anchor="_Toc237115516" w:history="1">
         <w:r>
           <w:rPr>
             <w:rStyle w:val="Hyperlink"/>
@@ -1152,7 +1152,7 @@
             <w:noProof/>
             <w:webHidden/>
           </w:rPr>
-          <w:instrText xml:space="preserve"> PAGEREF _Toc237099563 \h </w:instrText>
+          <w:instrText xml:space="preserve"> PAGEREF _Toc237115516 \h </w:instrText>
         </w:r>
         <w:r>
           <w:rPr>
@@ -1193,7 +1193,7 @@
           <w:noProof/>
         </w:rPr>
       </w:pPr>
-      <w:hyperlink w:anchor="_Toc237099564" w:history="1">
+      <w:hyperlink w:anchor="_Toc237115517" w:history="1">
         <w:r>
           <w:rPr>
             <w:rStyle w:val="Hyperlink"/>
@@ -1220,7 +1220,7 @@
             <w:noProof/>
             <w:webHidden/>
           </w:rPr>
-          <w:instrText xml:space="preserve"> PAGEREF _Toc237099564 \h </w:instrText>
+          <w:instrText xml:space="preserve"> PAGEREF _Toc237115517 \h </w:instrText>
         </w:r>
         <w:r>
           <w:rPr>
@@ -1261,7 +1261,7 @@
           <w:noProof/>
         </w:rPr>
       </w:pPr>
-      <w:hyperlink w:anchor="_Toc237099565" w:history="1">
+      <w:hyperlink w:anchor="_Toc237115518" w:history="1">
         <w:r>
           <w:rPr>
             <w:rStyle w:val="Hyperlink"/>
@@ -1288,7 +1288,7 @@
             <w:noProof/>
             <w:webHidden/>
           </w:rPr>
-          <w:instrText xml:space="preserve"> PAGEREF _Toc237099565 \h </w:instrText>
+          <w:instrText xml:space="preserve"> PAGEREF _Toc237115518 \h </w:instrText>
         </w:r>
         <w:r>
           <w:rPr>
@@ -1308,7 +1308,7 @@
             <w:noProof/>
             <w:webHidden/>
           </w:rPr>
-          <w:t>8</w:t>
+          <w:t>9</w:t>
         </w:r>
         <w:r>
           <w:rPr>
@@ -1329,7 +1329,7 @@
           <w:noProof/>
         </w:rPr>
       </w:pPr>
-      <w:hyperlink w:anchor="_Toc237099566" w:history="1">
+      <w:hyperlink w:anchor="_Toc237115519" w:history="1">
         <w:r>
           <w:rPr>
             <w:rStyle w:val="Hyperlink"/>
@@ -1356,7 +1356,7 @@
             <w:noProof/>
             <w:webHidden/>
           </w:rPr>
-          <w:instrText xml:space="preserve"> PAGEREF _Toc237099566 \h </w:instrText>
+          <w:instrText xml:space="preserve"> PAGEREF _Toc237115519 \h </w:instrText>
         </w:r>
         <w:r>
           <w:rPr>
@@ -1397,7 +1397,7 @@
           <w:noProof/>
         </w:rPr>
       </w:pPr>
-      <w:hyperlink w:anchor="_Toc237099567" w:history="1">
+      <w:hyperlink w:anchor="_Toc237115520" w:history="1">
         <w:r>
           <w:rPr>
             <w:rStyle w:val="Hyperlink"/>
@@ -1424,7 +1424,7 @@
             <w:noProof/>
             <w:webHidden/>
           </w:rPr>
-          <w:instrText xml:space="preserve"> PAGEREF _Toc237099567 \h </w:instrText>
+          <w:instrText xml:space="preserve"> PAGEREF _Toc237115520 \h </w:instrText>
         </w:r>
         <w:r>
           <w:rPr>
@@ -1444,7 +1444,7 @@
             <w:noProof/>
             <w:webHidden/>
           </w:rPr>
-          <w:t>9</w:t>
+          <w:t>10</w:t>
         </w:r>
         <w:r>
           <w:rPr>
@@ -1465,7 +1465,7 @@
           <w:noProof/>
         </w:rPr>
       </w:pPr>
-      <w:hyperlink w:anchor="_Toc237099568" w:history="1">
+      <w:hyperlink w:anchor="_Toc237115521" w:history="1">
         <w:r>
           <w:rPr>
             <w:rStyle w:val="Hyperlink"/>
@@ -1492,7 +1492,7 @@
             <w:noProof/>
             <w:webHidden/>
           </w:rPr>
-          <w:instrText xml:space="preserve"> PAGEREF _Toc237099568 \h </w:instrText>
+          <w:instrText xml:space="preserve"> PAGEREF _Toc237115521 \h </w:instrText>
         </w:r>
         <w:r>
           <w:rPr>
@@ -1512,7 +1512,7 @@
             <w:noProof/>
             <w:webHidden/>
           </w:rPr>
-          <w:t>10</w:t>
+          <w:t>11</w:t>
         </w:r>
         <w:r>
           <w:rPr>
@@ -1533,7 +1533,7 @@
           <w:noProof/>
         </w:rPr>
       </w:pPr>
-      <w:hyperlink w:anchor="_Toc237099569" w:history="1">
+      <w:hyperlink w:anchor="_Toc237115522" w:history="1">
         <w:r>
           <w:rPr>
             <w:rStyle w:val="Hyperlink"/>
@@ -1560,7 +1560,7 @@
             <w:noProof/>
             <w:webHidden/>
           </w:rPr>
-          <w:instrText xml:space="preserve"> PAGEREF _Toc237099569 \h </w:instrText>
+          <w:instrText xml:space="preserve"> PAGEREF _Toc237115522 \h </w:instrText>
         </w:r>
         <w:r>
           <w:rPr>
@@ -1601,7 +1601,7 @@
           <w:noProof/>
         </w:rPr>
       </w:pPr>
-      <w:hyperlink w:anchor="_Toc237099570" w:history="1">
+      <w:hyperlink w:anchor="_Toc237115523" w:history="1">
         <w:r>
           <w:rPr>
             <w:rStyle w:val="Hyperlink"/>
@@ -1628,7 +1628,7 @@
             <w:noProof/>
             <w:webHidden/>
           </w:rPr>
-          <w:instrText xml:space="preserve"> PAGEREF _Toc237099570 \h </w:instrText>
+          <w:instrText xml:space="preserve"> PAGEREF _Toc237115523 \h </w:instrText>
         </w:r>
         <w:r>
           <w:rPr>
@@ -1669,7 +1669,7 @@
           <w:noProof/>
         </w:rPr>
       </w:pPr>
-      <w:hyperlink w:anchor="_Toc237099571" w:history="1">
+      <w:hyperlink w:anchor="_Toc237115524" w:history="1">
         <w:r>
           <w:rPr>
             <w:rStyle w:val="Hyperlink"/>
@@ -1696,7 +1696,7 @@
             <w:noProof/>
             <w:webHidden/>
           </w:rPr>
-          <w:instrText xml:space="preserve"> PAGEREF _Toc237099571 \h </w:instrText>
+          <w:instrText xml:space="preserve"> PAGEREF _Toc237115524 \h </w:instrText>
         </w:r>
         <w:r>
           <w:rPr>
@@ -1716,7 +1716,7 @@
             <w:noProof/>
             <w:webHidden/>
           </w:rPr>
-          <w:t>11</w:t>
+          <w:t>12</w:t>
         </w:r>
         <w:r>
           <w:rPr>
@@ -1737,7 +1737,7 @@
           <w:noProof/>
         </w:rPr>
       </w:pPr>
-      <w:hyperlink w:anchor="_Toc237099572" w:history="1">
+      <w:hyperlink w:anchor="_Toc237115525" w:history="1">
         <w:r>
           <w:rPr>
             <w:rStyle w:val="Hyperlink"/>
@@ -1764,7 +1764,7 @@
             <w:noProof/>
             <w:webHidden/>
           </w:rPr>
-          <w:instrText xml:space="preserve"> PAGEREF _Toc237099572 \h </w:instrText>
+          <w:instrText xml:space="preserve"> PAGEREF _Toc237115525 \h </w:instrText>
         </w:r>
         <w:r>
           <w:rPr>
@@ -1784,7 +1784,7 @@
             <w:noProof/>
             <w:webHidden/>
           </w:rPr>
-          <w:t>12</w:t>
+          <w:t>13</w:t>
         </w:r>
         <w:r>
           <w:rPr>
@@ -1805,7 +1805,7 @@
           <w:noProof/>
         </w:rPr>
       </w:pPr>
-      <w:hyperlink w:anchor="_Toc237099573" w:history="1">
+      <w:hyperlink w:anchor="_Toc237115526" w:history="1">
         <w:r>
           <w:rPr>
             <w:rStyle w:val="Hyperlink"/>
@@ -1832,7 +1832,7 @@
             <w:noProof/>
             <w:webHidden/>
           </w:rPr>
-          <w:instrText xml:space="preserve"> PAGEREF _Toc237099573 \h </w:instrText>
+          <w:instrText xml:space="preserve"> PAGEREF _Toc237115526 \h </w:instrText>
         </w:r>
         <w:r>
           <w:rPr>
@@ -1873,7 +1873,7 @@
           <w:noProof/>
         </w:rPr>
       </w:pPr>
-      <w:hyperlink w:anchor="_Toc237099574" w:history="1">
+      <w:hyperlink w:anchor="_Toc237115527" w:history="1">
         <w:r>
           <w:rPr>
             <w:rStyle w:val="Hyperlink"/>
@@ -1900,7 +1900,7 @@
             <w:noProof/>
             <w:webHidden/>
           </w:rPr>
-          <w:instrText xml:space="preserve"> PAGEREF _Toc237099574 \h </w:instrText>
+          <w:instrText xml:space="preserve"> PAGEREF _Toc237115527 \h </w:instrText>
         </w:r>
         <w:r>
           <w:rPr>
@@ -1920,7 +1920,7 @@
             <w:noProof/>
             <w:webHidden/>
           </w:rPr>
-          <w:t>13</w:t>
+          <w:t>14</w:t>
         </w:r>
         <w:r>
           <w:rPr>
@@ -1953,7 +1953,7 @@
       <w:pPr>
         <w:pStyle w:val="Heading1"/>
       </w:pPr>
-      <w:bookmarkStart w:id="0" w:name="_Toc237099549"/>
+      <w:bookmarkStart w:id="0" w:name="_Toc237115502"/>
       <w:r>
         <w:lastRenderedPageBreak/>
         <w:t>1. Welcome</w:t>
@@ -2021,7 +2021,7 @@
       <w:pPr>
         <w:pStyle w:val="Heading2"/>
       </w:pPr>
-      <w:bookmarkStart w:id="1" w:name="_Toc237099550"/>
+      <w:bookmarkStart w:id="1" w:name="_Toc237115503"/>
       <w:r>
         <w:t>1.1 What the Studio changes</w:t>
       </w:r>
@@ -2079,7 +2079,7 @@
       <w:pPr>
         <w:pStyle w:val="Heading1"/>
       </w:pPr>
-      <w:bookmarkStart w:id="2" w:name="_Toc237099551"/>
+      <w:bookmarkStart w:id="2" w:name="_Toc237115504"/>
       <w:r>
         <w:t>2. Installation and Startup</w:t>
       </w:r>
@@ -2099,7 +2099,7 @@
       <w:pPr>
         <w:pStyle w:val="Heading2"/>
       </w:pPr>
-      <w:bookmarkStart w:id="3" w:name="_Toc237099552"/>
+      <w:bookmarkStart w:id="3" w:name="_Toc237115505"/>
       <w:r>
         <w:t>2.1 First launch</w:t>
       </w:r>
@@ -2126,6 +2126,7 @@
         </w:numPr>
       </w:pPr>
       <w:r>
+        <w:lastRenderedPageBreak/>
         <w:t>Confirm that the title reads Delphi App Translation Studio.</w:t>
       </w:r>
     </w:p>
@@ -2145,7 +2146,7 @@
       <w:pPr>
         <w:pStyle w:val="Heading2"/>
       </w:pPr>
-      <w:bookmarkStart w:id="4" w:name="_Toc237099553"/>
+      <w:bookmarkStart w:id="4" w:name="_Toc237115506"/>
       <w:r>
         <w:t>2.2 Install the localization components</w:t>
       </w:r>
@@ -2160,7 +2161,7 @@
         </w:numPr>
       </w:pPr>
       <w:r>
-        <w:t>Build DATLanguageManagerCoreRuntime.dpk for the required application architectures.</w:t>
+        <w:t>Close RAD Studio. In the Translation Studio, open Integration, leave Component Integration selected, and choose Install / Repair Components. The same operation is available by double-clicking tools\Install-DATLanguageManagerComponents.cmd, which uses ExecutionPolicy Bypass for the signed-off project script.</w:t>
       </w:r>
     </w:p>
     <w:p>
@@ -2172,7 +2173,7 @@
         </w:numPr>
       </w:pPr>
       <w:r>
-        <w:t>Build DATLanguageManagerVCLRuntime.dpk and/or DATLanguageManagerFMXRuntime.dpk for Win32 and Win64.</w:t>
+        <w:t>Approve the Windows elevation prompt. The installer builds and tests the packages, copies the matching Win32 BPLs to the public RAD Studio Bpl folder, and registers the self-contained design BPL for the current user.</w:t>
       </w:r>
     </w:p>
     <w:p>
@@ -2184,7 +2185,7 @@
         </w:numPr>
       </w:pPr>
       <w:r>
-        <w:t>Build the matching Win32 design package: DATLanguageManagerVCLDesign.dpk or DATLanguageManagerFMXDesign.dpk. The RAD Studio IDE loads Win32 design packages even when the target application also builds for Win64.</w:t>
+        <w:t>Restart RAD Studio and open a form for the applicable framework. Confirm DAT Localization appears in the Tool Palette with the language manager and language combo box.</w:t>
       </w:r>
     </w:p>
     <w:p>
@@ -2196,7 +2197,7 @@
         </w:numPr>
       </w:pPr>
       <w:r>
-        <w:t>In Delphi, open Component &gt; Install Packages, add the matching design BPL from bin\packages\Win32\&lt;Configuration&gt;, and confirm the DAT Localization Tool Palette page appears.</w:t>
+        <w:t>If automation cannot be used, build the matching Win32 design package and use Component &gt; Install Packages &gt; Add to select the compiled .bpl. Never choose Component &gt; Install Component and never select a .dpk in that wizard; a .dpk is package source, not the installable artifact.</w:t>
       </w:r>
     </w:p>
     <w:p>
@@ -2208,7 +2209,7 @@
         </w:numPr>
       </w:pPr>
       <w:r>
-        <w:t>Keep the related runtime BPLs together if the target uses runtime packages. A normally linked application may instead compile the generated kit's ComponentSource units into the executable.</w:t>
+        <w:t>Runtime BPLs are also copied for projects that use runtime packages. A normally linked application compiles the generated kit's ComponentSource units into the executable.</w:t>
       </w:r>
     </w:p>
     <w:tbl>
@@ -2249,10 +2250,10 @@
                 <w:b/>
                 <w:color w:val="234C80"/>
               </w:rPr>
-              <w:t xml:space="preserve">No silent IDE installation. </w:t>
+              <w:t xml:space="preserve">Explicit, automated installation. </w:t>
             </w:r>
             <w:r>
-              <w:t>The Studio builds and tests the packages but does not register them in RAD Studio automatically. Package installation is an explicit developer action.</w:t>
+              <w:t>The installer is developer-invoked, requires RAD Studio to be closed, and reports the destination and result. It never alters a target application.</w:t>
             </w:r>
           </w:p>
         </w:tc>
@@ -2262,7 +2263,7 @@
       <w:pPr>
         <w:pStyle w:val="Heading1"/>
       </w:pPr>
-      <w:bookmarkStart w:id="5" w:name="_Toc237099554"/>
+      <w:bookmarkStart w:id="5" w:name="_Toc237115507"/>
       <w:r>
         <w:t>3. The End-to-End Workflow</w:t>
       </w:r>
@@ -2496,6 +2497,7 @@
           </w:tcPr>
           <w:p>
             <w:r>
+              <w:lastRenderedPageBreak/>
               <w:t>4 Validation</w:t>
             </w:r>
           </w:p>
@@ -2674,7 +2676,7 @@
       <w:pPr>
         <w:pStyle w:val="Heading1"/>
       </w:pPr>
-      <w:bookmarkStart w:id="6" w:name="_Toc237099555"/>
+      <w:bookmarkStart w:id="6" w:name="_Toc237115508"/>
       <w:r>
         <w:t>4. Open and Scan a Project</w:t>
       </w:r>
@@ -2791,7 +2793,7 @@
       <w:pPr>
         <w:pStyle w:val="Heading2"/>
       </w:pPr>
-      <w:bookmarkStart w:id="7" w:name="_Toc237099556"/>
+      <w:bookmarkStart w:id="7" w:name="_Toc237115509"/>
       <w:r>
         <w:t>4.1 Text that is collected</w:t>
       </w:r>
@@ -2833,7 +2835,7 @@
       <w:pPr>
         <w:pStyle w:val="Heading1"/>
       </w:pPr>
-      <w:bookmarkStart w:id="8" w:name="_Toc237099557"/>
+      <w:bookmarkStart w:id="8" w:name="_Toc237115510"/>
       <w:r>
         <w:t>5. Create and Edit a Language Catalog</w:t>
       </w:r>
@@ -2872,6 +2874,7 @@
         </w:numPr>
       </w:pPr>
       <w:r>
+        <w:lastRenderedPageBreak/>
         <w:t>Select the target language from the built-in language list. The Studio records its locale code and native name.</w:t>
       </w:r>
     </w:p>
@@ -2912,6 +2915,18 @@
       </w:r>
     </w:p>
     <w:p>
+      <w:pPr>
+        <w:pStyle w:val="ListNumber"/>
+        <w:numPr>
+          <w:ilvl w:val="0"/>
+          <w:numId w:val="13"/>
+        </w:numPr>
+      </w:pPr>
+      <w:r>
+        <w:t>Click the blue catalog path to select the saved JSON file in File Explorer.</w:t>
+      </w:r>
+    </w:p>
+    <w:p>
       <w:r>
         <w:t>The catalog is saved under Localization\Development using the project name and target locale. Each target language has its own development catalog. Existing translations are preserved on later scans when the stable key and source text remain unchanged. Changed source text is flagged for review, and removed entries become obsolete rather than disappearing silently.</w:t>
       </w:r>
@@ -2920,7 +2935,7 @@
       <w:pPr>
         <w:pStyle w:val="Heading2"/>
       </w:pPr>
-      <w:bookmarkStart w:id="9" w:name="_Toc237099558"/>
+      <w:bookmarkStart w:id="9" w:name="_Toc237115511"/>
       <w:r>
         <w:t>5.1 Translation statuses</w:t>
       </w:r>
@@ -3346,8 +3361,9 @@
       <w:pPr>
         <w:pStyle w:val="Heading2"/>
       </w:pPr>
-      <w:bookmarkStart w:id="10" w:name="_Toc237099559"/>
+      <w:bookmarkStart w:id="10" w:name="_Toc237115512"/>
       <w:r>
+        <w:lastRenderedPageBreak/>
         <w:t>5.2 Automatic Google or DeepL workflow</w:t>
       </w:r>
       <w:bookmarkEnd w:id="10"/>
@@ -3475,7 +3491,7 @@
       <w:pPr>
         <w:pStyle w:val="Heading2"/>
       </w:pPr>
-      <w:bookmarkStart w:id="11" w:name="_Toc237099560"/>
+      <w:bookmarkStart w:id="11" w:name="_Toc237115513"/>
       <w:r>
         <w:t>5.3 Safety, context, and focused review</w:t>
       </w:r>
@@ -3541,8 +3557,9 @@
       <w:pPr>
         <w:pStyle w:val="Heading1"/>
       </w:pPr>
-      <w:bookmarkStart w:id="12" w:name="_Toc237099561"/>
+      <w:bookmarkStart w:id="12" w:name="_Toc237115514"/>
       <w:r>
+        <w:lastRenderedPageBreak/>
         <w:t>6. Provider Settings and Secure Key Storage</w:t>
       </w:r>
       <w:bookmarkEnd w:id="12"/>
@@ -3912,7 +3929,7 @@
       <w:pPr>
         <w:pStyle w:val="Heading1"/>
       </w:pPr>
-      <w:bookmarkStart w:id="13" w:name="_Toc237099562"/>
+      <w:bookmarkStart w:id="13" w:name="_Toc237115515"/>
       <w:r>
         <w:t>7. Obtain and Enter a DeepL API Key</w:t>
       </w:r>
@@ -3998,6 +4015,7 @@
         </w:numPr>
       </w:pPr>
       <w:r>
+        <w:lastRenderedPageBreak/>
         <w:t>Open the account's API Keys tab. Create a separate key for this Studio when the account interface permits multiple keys.</w:t>
       </w:r>
     </w:p>
@@ -4104,7 +4122,7 @@
       <w:pPr>
         <w:pStyle w:val="Heading1"/>
       </w:pPr>
-      <w:bookmarkStart w:id="14" w:name="_Toc237099563"/>
+      <w:bookmarkStart w:id="14" w:name="_Toc237115516"/>
       <w:r>
         <w:t>8. Obtain and Enter a Google API Key</w:t>
       </w:r>
@@ -4250,7 +4268,11 @@
         </w:numPr>
       </w:pPr>
       <w:r>
-        <w:t>Application restrictions are recommended by Google, but the available types are websites, server IP addresses, Android, and iOS. A native Windows desktop application has no matching signed-application restriction. Use an IP-address restriction only when the developer computer exits through a stable public IP that you control; do not select website, Android, or iOS restrictions for the Studio.</w:t>
+        <w:t>Application restrictions are recommended by Google, but the available types are websites, server IP addresses, Android, and iOS. A native Windows desktop application has no matching signed-</w:t>
+      </w:r>
+      <w:r>
+        <w:lastRenderedPageBreak/>
+        <w:t>application restriction. Use an IP-address restriction only when the developer computer exits through a stable public IP that you control; do not select website, Android, or iOS restrictions for the Studio.</w:t>
       </w:r>
     </w:p>
     <w:p>
@@ -4349,7 +4371,7 @@
       <w:pPr>
         <w:pStyle w:val="Heading1"/>
       </w:pPr>
-      <w:bookmarkStart w:id="15" w:name="_Toc237099564"/>
+      <w:bookmarkStart w:id="15" w:name="_Toc237115517"/>
       <w:r>
         <w:t>9. Direct Provider Translation</w:t>
       </w:r>
@@ -4461,6 +4483,18 @@
       </w:pPr>
       <w:r>
         <w:t>The Studio saves the catalog automatically. Run Validation after reviewing the results.</w:t>
+      </w:r>
+    </w:p>
+    <w:p>
+      <w:pPr>
+        <w:pStyle w:val="ListNumber"/>
+        <w:numPr>
+          <w:ilvl w:val="0"/>
+          <w:numId w:val="17"/>
+        </w:numPr>
+      </w:pPr>
+      <w:r>
+        <w:t>For focused work, Review and Approve the selected entry. For a large catalog, Review All and Approve All provide separate, confirmed catalog-wide decisions and save once after each operation.</w:t>
       </w:r>
     </w:p>
     <w:tbl>
@@ -4501,6 +4535,7 @@
                 <w:b/>
                 <w:color w:val="234C80"/>
               </w:rPr>
+              <w:lastRenderedPageBreak/>
               <w:t xml:space="preserve">Cost control. </w:t>
             </w:r>
             <w:r>
@@ -4514,7 +4549,7 @@
       <w:pPr>
         <w:pStyle w:val="Heading1"/>
       </w:pPr>
-      <w:bookmarkStart w:id="16" w:name="_Toc237099565"/>
+      <w:bookmarkStart w:id="16" w:name="_Toc237115518"/>
       <w:r>
         <w:t>10. Validate and Export</w:t>
       </w:r>
@@ -4546,7 +4581,7 @@
         </w:numPr>
       </w:pPr>
       <w:r>
-        <w:t>Open each listed issue and correct the catalog entry or metadata.</w:t>
+        <w:t>Read the summary: errors block export, warnings request review, and information messages require no action. Double-click an entry-specific issue to open that catalog entry on Translate.</w:t>
       </w:r>
     </w:p>
     <w:p>
@@ -4589,7 +4624,7 @@
       <w:pPr>
         <w:pStyle w:val="Heading1"/>
       </w:pPr>
-      <w:bookmarkStart w:id="17" w:name="_Toc237099566"/>
+      <w:bookmarkStart w:id="17" w:name="_Toc237115519"/>
       <w:r>
         <w:t>11. Integrate a Target Application</w:t>
       </w:r>
@@ -4650,7 +4685,7 @@
         </w:numPr>
       </w:pPr>
       <w:r>
-        <w:t>Install the matching VCL or FMX design package if it is not already installed.</w:t>
+        <w:t>If DAT Localization is not already in the Tool Palette, choose Install / Repair Components, close RAD Studio if prompted, complete the installer, and restart RAD Studio.</w:t>
       </w:r>
     </w:p>
     <w:p>
@@ -4686,6 +4721,7 @@
         </w:numPr>
       </w:pPr>
       <w:r>
+        <w:lastRenderedPageBreak/>
         <w:t>Optionally place TDATVCLLanguageComboBox or TDATFMXLanguageComboBox and set its LanguageManager property to the manager. Size and align it in the designer like every other visual control.</w:t>
       </w:r>
     </w:p>
@@ -4729,7 +4765,7 @@
       <w:pPr>
         <w:pStyle w:val="Heading2"/>
       </w:pPr>
-      <w:bookmarkStart w:id="18" w:name="_Toc237099567"/>
+      <w:bookmarkStart w:id="18" w:name="_Toc237115520"/>
       <w:r>
         <w:t>11.1 Component properties and behavior</w:t>
       </w:r>
@@ -5090,8 +5126,9 @@
       <w:pPr>
         <w:pStyle w:val="Heading2"/>
       </w:pPr>
-      <w:bookmarkStart w:id="19" w:name="_Toc237099568"/>
+      <w:bookmarkStart w:id="19" w:name="_Toc237115521"/>
       <w:r>
+        <w:lastRenderedPageBreak/>
         <w:t>11.2 Runtime files and preferences</w:t>
       </w:r>
       <w:bookmarkEnd w:id="19"/>
@@ -5148,7 +5185,7 @@
       <w:pPr>
         <w:pStyle w:val="Heading2"/>
       </w:pPr>
-      <w:bookmarkStart w:id="20" w:name="_Toc237099569"/>
+      <w:bookmarkStart w:id="20" w:name="_Toc237115522"/>
       <w:r>
         <w:t>11.3 Automatic Source Integration (Advanced)</w:t>
       </w:r>
@@ -5223,7 +5260,7 @@
       <w:pPr>
         <w:pStyle w:val="Heading1"/>
       </w:pPr>
-      <w:bookmarkStart w:id="21" w:name="_Toc237099570"/>
+      <w:bookmarkStart w:id="21" w:name="_Toc237115523"/>
       <w:r>
         <w:t>12. Translate the Studio Itself</w:t>
       </w:r>
@@ -5322,8 +5359,9 @@
       <w:pPr>
         <w:pStyle w:val="Heading1"/>
       </w:pPr>
-      <w:bookmarkStart w:id="22" w:name="_Toc237099571"/>
+      <w:bookmarkStart w:id="22" w:name="_Toc237115524"/>
       <w:r>
+        <w:lastRenderedPageBreak/>
         <w:t>13. Troubleshooting</w:t>
       </w:r>
       <w:bookmarkEnd w:id="22"/>
@@ -5748,8 +5786,9 @@
       <w:pPr>
         <w:pStyle w:val="Heading1"/>
       </w:pPr>
-      <w:bookmarkStart w:id="23" w:name="_Toc237099572"/>
+      <w:bookmarkStart w:id="23" w:name="_Toc237115525"/>
       <w:r>
+        <w:lastRenderedPageBreak/>
         <w:t>14. Security and Privacy</w:t>
       </w:r>
       <w:bookmarkEnd w:id="23"/>
@@ -5814,7 +5853,7 @@
       <w:pPr>
         <w:pStyle w:val="Heading1"/>
       </w:pPr>
-      <w:bookmarkStart w:id="24" w:name="_Toc237099573"/>
+      <w:bookmarkStart w:id="24" w:name="_Toc237115526"/>
       <w:r>
         <w:t>15. File and Folder Reference</w:t>
       </w:r>
@@ -6175,8 +6214,9 @@
       <w:pPr>
         <w:pStyle w:val="Heading1"/>
       </w:pPr>
-      <w:bookmarkStart w:id="25" w:name="_Toc237099574"/>
+      <w:bookmarkStart w:id="25" w:name="_Toc237115527"/>
       <w:r>
+        <w:lastRenderedPageBreak/>
         <w:t>16. Provider Reference and Change Notice</w:t>
       </w:r>
       <w:bookmarkEnd w:id="25"/>
@@ -6605,100 +6645,100 @@
       </w:rPr>
     </w:lvl>
   </w:abstractNum>
-  <w:num w:numId="1" w16cid:durableId="468208922">
+  <w:num w:numId="1" w16cid:durableId="2146703853">
     <w:abstractNumId w:val="8"/>
   </w:num>
-  <w:num w:numId="2" w16cid:durableId="7410912">
+  <w:num w:numId="2" w16cid:durableId="774062528">
     <w:abstractNumId w:val="6"/>
   </w:num>
-  <w:num w:numId="3" w16cid:durableId="1546990539">
+  <w:num w:numId="3" w16cid:durableId="1143354325">
     <w:abstractNumId w:val="5"/>
   </w:num>
-  <w:num w:numId="4" w16cid:durableId="913323732">
+  <w:num w:numId="4" w16cid:durableId="2077315178">
     <w:abstractNumId w:val="4"/>
   </w:num>
-  <w:num w:numId="5" w16cid:durableId="181281009">
+  <w:num w:numId="5" w16cid:durableId="64303255">
     <w:abstractNumId w:val="7"/>
   </w:num>
-  <w:num w:numId="6" w16cid:durableId="300771493">
+  <w:num w:numId="6" w16cid:durableId="1159537017">
     <w:abstractNumId w:val="3"/>
   </w:num>
-  <w:num w:numId="7" w16cid:durableId="562984343">
+  <w:num w:numId="7" w16cid:durableId="663818663">
     <w:abstractNumId w:val="2"/>
   </w:num>
-  <w:num w:numId="8" w16cid:durableId="1475678935">
+  <w:num w:numId="8" w16cid:durableId="159582295">
     <w:abstractNumId w:val="1"/>
   </w:num>
-  <w:num w:numId="9" w16cid:durableId="1108626716">
+  <w:num w:numId="9" w16cid:durableId="210310284">
     <w:abstractNumId w:val="0"/>
   </w:num>
-  <w:num w:numId="10" w16cid:durableId="634287791">
+  <w:num w:numId="10" w16cid:durableId="2097088631">
     <w:abstractNumId w:val="7"/>
     <w:lvlOverride w:ilvl="0">
       <w:startOverride w:val="1"/>
     </w:lvlOverride>
   </w:num>
-  <w:num w:numId="11" w16cid:durableId="1941453369">
+  <w:num w:numId="11" w16cid:durableId="545607141">
     <w:abstractNumId w:val="7"/>
     <w:lvlOverride w:ilvl="0">
       <w:startOverride w:val="1"/>
     </w:lvlOverride>
   </w:num>
-  <w:num w:numId="12" w16cid:durableId="390689216">
+  <w:num w:numId="12" w16cid:durableId="1263951402">
     <w:abstractNumId w:val="7"/>
     <w:lvlOverride w:ilvl="0">
       <w:startOverride w:val="1"/>
     </w:lvlOverride>
   </w:num>
-  <w:num w:numId="13" w16cid:durableId="800880080">
+  <w:num w:numId="13" w16cid:durableId="421070533">
     <w:abstractNumId w:val="7"/>
     <w:lvlOverride w:ilvl="0">
       <w:startOverride w:val="1"/>
     </w:lvlOverride>
   </w:num>
-  <w:num w:numId="14" w16cid:durableId="1229267094">
+  <w:num w:numId="14" w16cid:durableId="911038978">
     <w:abstractNumId w:val="7"/>
     <w:lvlOverride w:ilvl="0">
       <w:startOverride w:val="1"/>
     </w:lvlOverride>
   </w:num>
-  <w:num w:numId="15" w16cid:durableId="237524781">
+  <w:num w:numId="15" w16cid:durableId="1727071061">
     <w:abstractNumId w:val="7"/>
     <w:lvlOverride w:ilvl="0">
       <w:startOverride w:val="1"/>
     </w:lvlOverride>
   </w:num>
-  <w:num w:numId="16" w16cid:durableId="1563710770">
+  <w:num w:numId="16" w16cid:durableId="1512140059">
     <w:abstractNumId w:val="7"/>
     <w:lvlOverride w:ilvl="0">
       <w:startOverride w:val="1"/>
     </w:lvlOverride>
   </w:num>
-  <w:num w:numId="17" w16cid:durableId="873538935">
+  <w:num w:numId="17" w16cid:durableId="8148501">
     <w:abstractNumId w:val="7"/>
     <w:lvlOverride w:ilvl="0">
       <w:startOverride w:val="1"/>
     </w:lvlOverride>
   </w:num>
-  <w:num w:numId="18" w16cid:durableId="130679903">
+  <w:num w:numId="18" w16cid:durableId="247541160">
     <w:abstractNumId w:val="7"/>
     <w:lvlOverride w:ilvl="0">
       <w:startOverride w:val="1"/>
     </w:lvlOverride>
   </w:num>
-  <w:num w:numId="19" w16cid:durableId="2099207343">
+  <w:num w:numId="19" w16cid:durableId="1743216258">
     <w:abstractNumId w:val="7"/>
     <w:lvlOverride w:ilvl="0">
       <w:startOverride w:val="1"/>
     </w:lvlOverride>
   </w:num>
-  <w:num w:numId="20" w16cid:durableId="105540682">
+  <w:num w:numId="20" w16cid:durableId="1078481854">
     <w:abstractNumId w:val="7"/>
     <w:lvlOverride w:ilvl="0">
       <w:startOverride w:val="1"/>
     </w:lvlOverride>
   </w:num>
-  <w:num w:numId="21" w16cid:durableId="911741213">
+  <w:num w:numId="21" w16cid:durableId="2124884457">
     <w:abstractNumId w:val="7"/>
     <w:lvlOverride w:ilvl="0">
       <w:startOverride w:val="1"/>
@@ -18128,7 +18168,7 @@
     <w:autoRedefine/>
     <w:uiPriority w:val="39"/>
     <w:unhideWhenUsed/>
-    <w:rsid w:val="00250D69"/>
+    <w:rsid w:val="00090301"/>
     <w:pPr>
       <w:spacing w:after="100"/>
     </w:pPr>
@@ -18140,7 +18180,7 @@
     <w:autoRedefine/>
     <w:uiPriority w:val="39"/>
     <w:unhideWhenUsed/>
-    <w:rsid w:val="00250D69"/>
+    <w:rsid w:val="00090301"/>
     <w:pPr>
       <w:spacing w:after="100"/>
       <w:ind w:left="220"/>
@@ -18151,7 +18191,7 @@
     <w:basedOn w:val="DefaultParagraphFont"/>
     <w:uiPriority w:val="99"/>
     <w:unhideWhenUsed/>
-    <w:rsid w:val="00250D69"/>
+    <w:rsid w:val="00090301"/>
     <w:rPr>
       <w:color w:val="0000FF" w:themeColor="hyperlink"/>
       <w:u w:val="single"/>

--- a/docs/guides/Delphi App Translation Studio User Guide.docx
+++ b/docs/guides/Delphi App Translation Studio User Guide.docx
@@ -13,7 +13,7 @@
           <w:noProof/>
         </w:rPr>
         <w:drawing>
-          <wp:inline distT="0" distB="0" distL="0" distR="0" wp14:anchorId="67EDB7A5" wp14:editId="25AB1F57">
+          <wp:inline distT="0" distB="0" distL="0" distR="0" wp14:anchorId="50E89427" wp14:editId="05887975">
             <wp:extent cx="1371600" cy="1371600"/>
             <wp:effectExtent l="0" t="0" r="0" b="0"/>
             <wp:docPr id="1" name="Picture 1"/>
@@ -173,7 +173,7 @@
       <w:r>
         <w:fldChar w:fldCharType="separate"/>
       </w:r>
-      <w:hyperlink w:anchor="_Toc237115502" w:history="1">
+      <w:hyperlink w:anchor="_Toc237116972" w:history="1">
         <w:r>
           <w:rPr>
             <w:rStyle w:val="Hyperlink"/>
@@ -200,7 +200,7 @@
             <w:noProof/>
             <w:webHidden/>
           </w:rPr>
-          <w:instrText xml:space="preserve"> PAGEREF _Toc237115502 \h </w:instrText>
+          <w:instrText xml:space="preserve"> PAGEREF _Toc237116972 \h </w:instrText>
         </w:r>
         <w:r>
           <w:rPr>
@@ -241,7 +241,7 @@
           <w:noProof/>
         </w:rPr>
       </w:pPr>
-      <w:hyperlink w:anchor="_Toc237115503" w:history="1">
+      <w:hyperlink w:anchor="_Toc237116973" w:history="1">
         <w:r>
           <w:rPr>
             <w:rStyle w:val="Hyperlink"/>
@@ -268,7 +268,7 @@
             <w:noProof/>
             <w:webHidden/>
           </w:rPr>
-          <w:instrText xml:space="preserve"> PAGEREF _Toc237115503 \h </w:instrText>
+          <w:instrText xml:space="preserve"> PAGEREF _Toc237116973 \h </w:instrText>
         </w:r>
         <w:r>
           <w:rPr>
@@ -309,7 +309,7 @@
           <w:noProof/>
         </w:rPr>
       </w:pPr>
-      <w:hyperlink w:anchor="_Toc237115504" w:history="1">
+      <w:hyperlink w:anchor="_Toc237116974" w:history="1">
         <w:r>
           <w:rPr>
             <w:rStyle w:val="Hyperlink"/>
@@ -336,7 +336,7 @@
             <w:noProof/>
             <w:webHidden/>
           </w:rPr>
-          <w:instrText xml:space="preserve"> PAGEREF _Toc237115504 \h </w:instrText>
+          <w:instrText xml:space="preserve"> PAGEREF _Toc237116974 \h </w:instrText>
         </w:r>
         <w:r>
           <w:rPr>
@@ -377,7 +377,7 @@
           <w:noProof/>
         </w:rPr>
       </w:pPr>
-      <w:hyperlink w:anchor="_Toc237115505" w:history="1">
+      <w:hyperlink w:anchor="_Toc237116975" w:history="1">
         <w:r>
           <w:rPr>
             <w:rStyle w:val="Hyperlink"/>
@@ -404,7 +404,7 @@
             <w:noProof/>
             <w:webHidden/>
           </w:rPr>
-          <w:instrText xml:space="preserve"> PAGEREF _Toc237115505 \h </w:instrText>
+          <w:instrText xml:space="preserve"> PAGEREF _Toc237116975 \h </w:instrText>
         </w:r>
         <w:r>
           <w:rPr>
@@ -445,7 +445,7 @@
           <w:noProof/>
         </w:rPr>
       </w:pPr>
-      <w:hyperlink w:anchor="_Toc237115506" w:history="1">
+      <w:hyperlink w:anchor="_Toc237116976" w:history="1">
         <w:r>
           <w:rPr>
             <w:rStyle w:val="Hyperlink"/>
@@ -472,7 +472,7 @@
             <w:noProof/>
             <w:webHidden/>
           </w:rPr>
-          <w:instrText xml:space="preserve"> PAGEREF _Toc237115506 \h </w:instrText>
+          <w:instrText xml:space="preserve"> PAGEREF _Toc237116976 \h </w:instrText>
         </w:r>
         <w:r>
           <w:rPr>
@@ -513,7 +513,7 @@
           <w:noProof/>
         </w:rPr>
       </w:pPr>
-      <w:hyperlink w:anchor="_Toc237115507" w:history="1">
+      <w:hyperlink w:anchor="_Toc237116977" w:history="1">
         <w:r>
           <w:rPr>
             <w:rStyle w:val="Hyperlink"/>
@@ -540,7 +540,7 @@
             <w:noProof/>
             <w:webHidden/>
           </w:rPr>
-          <w:instrText xml:space="preserve"> PAGEREF _Toc237115507 \h </w:instrText>
+          <w:instrText xml:space="preserve"> PAGEREF _Toc237116977 \h </w:instrText>
         </w:r>
         <w:r>
           <w:rPr>
@@ -581,7 +581,7 @@
           <w:noProof/>
         </w:rPr>
       </w:pPr>
-      <w:hyperlink w:anchor="_Toc237115508" w:history="1">
+      <w:hyperlink w:anchor="_Toc237116978" w:history="1">
         <w:r>
           <w:rPr>
             <w:rStyle w:val="Hyperlink"/>
@@ -608,7 +608,7 @@
             <w:noProof/>
             <w:webHidden/>
           </w:rPr>
-          <w:instrText xml:space="preserve"> PAGEREF _Toc237115508 \h </w:instrText>
+          <w:instrText xml:space="preserve"> PAGEREF _Toc237116978 \h </w:instrText>
         </w:r>
         <w:r>
           <w:rPr>
@@ -649,7 +649,7 @@
           <w:noProof/>
         </w:rPr>
       </w:pPr>
-      <w:hyperlink w:anchor="_Toc237115509" w:history="1">
+      <w:hyperlink w:anchor="_Toc237116979" w:history="1">
         <w:r>
           <w:rPr>
             <w:rStyle w:val="Hyperlink"/>
@@ -676,7 +676,7 @@
             <w:noProof/>
             <w:webHidden/>
           </w:rPr>
-          <w:instrText xml:space="preserve"> PAGEREF _Toc237115509 \h </w:instrText>
+          <w:instrText xml:space="preserve"> PAGEREF _Toc237116979 \h </w:instrText>
         </w:r>
         <w:r>
           <w:rPr>
@@ -717,7 +717,7 @@
           <w:noProof/>
         </w:rPr>
       </w:pPr>
-      <w:hyperlink w:anchor="_Toc237115510" w:history="1">
+      <w:hyperlink w:anchor="_Toc237116980" w:history="1">
         <w:r>
           <w:rPr>
             <w:rStyle w:val="Hyperlink"/>
@@ -744,7 +744,7 @@
             <w:noProof/>
             <w:webHidden/>
           </w:rPr>
-          <w:instrText xml:space="preserve"> PAGEREF _Toc237115510 \h </w:instrText>
+          <w:instrText xml:space="preserve"> PAGEREF _Toc237116980 \h </w:instrText>
         </w:r>
         <w:r>
           <w:rPr>
@@ -785,7 +785,7 @@
           <w:noProof/>
         </w:rPr>
       </w:pPr>
-      <w:hyperlink w:anchor="_Toc237115511" w:history="1">
+      <w:hyperlink w:anchor="_Toc237116981" w:history="1">
         <w:r>
           <w:rPr>
             <w:rStyle w:val="Hyperlink"/>
@@ -812,7 +812,7 @@
             <w:noProof/>
             <w:webHidden/>
           </w:rPr>
-          <w:instrText xml:space="preserve"> PAGEREF _Toc237115511 \h </w:instrText>
+          <w:instrText xml:space="preserve"> PAGEREF _Toc237116981 \h </w:instrText>
         </w:r>
         <w:r>
           <w:rPr>
@@ -853,7 +853,7 @@
           <w:noProof/>
         </w:rPr>
       </w:pPr>
-      <w:hyperlink w:anchor="_Toc237115512" w:history="1">
+      <w:hyperlink w:anchor="_Toc237116982" w:history="1">
         <w:r>
           <w:rPr>
             <w:rStyle w:val="Hyperlink"/>
@@ -880,7 +880,7 @@
             <w:noProof/>
             <w:webHidden/>
           </w:rPr>
-          <w:instrText xml:space="preserve"> PAGEREF _Toc237115512 \h </w:instrText>
+          <w:instrText xml:space="preserve"> PAGEREF _Toc237116982 \h </w:instrText>
         </w:r>
         <w:r>
           <w:rPr>
@@ -921,7 +921,7 @@
           <w:noProof/>
         </w:rPr>
       </w:pPr>
-      <w:hyperlink w:anchor="_Toc237115513" w:history="1">
+      <w:hyperlink w:anchor="_Toc237116983" w:history="1">
         <w:r>
           <w:rPr>
             <w:rStyle w:val="Hyperlink"/>
@@ -948,7 +948,7 @@
             <w:noProof/>
             <w:webHidden/>
           </w:rPr>
-          <w:instrText xml:space="preserve"> PAGEREF _Toc237115513 \h </w:instrText>
+          <w:instrText xml:space="preserve"> PAGEREF _Toc237116983 \h </w:instrText>
         </w:r>
         <w:r>
           <w:rPr>
@@ -989,7 +989,7 @@
           <w:noProof/>
         </w:rPr>
       </w:pPr>
-      <w:hyperlink w:anchor="_Toc237115514" w:history="1">
+      <w:hyperlink w:anchor="_Toc237116984" w:history="1">
         <w:r>
           <w:rPr>
             <w:rStyle w:val="Hyperlink"/>
@@ -1016,7 +1016,7 @@
             <w:noProof/>
             <w:webHidden/>
           </w:rPr>
-          <w:instrText xml:space="preserve"> PAGEREF _Toc237115514 \h </w:instrText>
+          <w:instrText xml:space="preserve"> PAGEREF _Toc237116984 \h </w:instrText>
         </w:r>
         <w:r>
           <w:rPr>
@@ -1057,7 +1057,7 @@
           <w:noProof/>
         </w:rPr>
       </w:pPr>
-      <w:hyperlink w:anchor="_Toc237115515" w:history="1">
+      <w:hyperlink w:anchor="_Toc237116985" w:history="1">
         <w:r>
           <w:rPr>
             <w:rStyle w:val="Hyperlink"/>
@@ -1084,7 +1084,7 @@
             <w:noProof/>
             <w:webHidden/>
           </w:rPr>
-          <w:instrText xml:space="preserve"> PAGEREF _Toc237115515 \h </w:instrText>
+          <w:instrText xml:space="preserve"> PAGEREF _Toc237116985 \h </w:instrText>
         </w:r>
         <w:r>
           <w:rPr>
@@ -1125,7 +1125,7 @@
           <w:noProof/>
         </w:rPr>
       </w:pPr>
-      <w:hyperlink w:anchor="_Toc237115516" w:history="1">
+      <w:hyperlink w:anchor="_Toc237116986" w:history="1">
         <w:r>
           <w:rPr>
             <w:rStyle w:val="Hyperlink"/>
@@ -1152,7 +1152,7 @@
             <w:noProof/>
             <w:webHidden/>
           </w:rPr>
-          <w:instrText xml:space="preserve"> PAGEREF _Toc237115516 \h </w:instrText>
+          <w:instrText xml:space="preserve"> PAGEREF _Toc237116986 \h </w:instrText>
         </w:r>
         <w:r>
           <w:rPr>
@@ -1193,7 +1193,7 @@
           <w:noProof/>
         </w:rPr>
       </w:pPr>
-      <w:hyperlink w:anchor="_Toc237115517" w:history="1">
+      <w:hyperlink w:anchor="_Toc237116987" w:history="1">
         <w:r>
           <w:rPr>
             <w:rStyle w:val="Hyperlink"/>
@@ -1220,7 +1220,7 @@
             <w:noProof/>
             <w:webHidden/>
           </w:rPr>
-          <w:instrText xml:space="preserve"> PAGEREF _Toc237115517 \h </w:instrText>
+          <w:instrText xml:space="preserve"> PAGEREF _Toc237116987 \h </w:instrText>
         </w:r>
         <w:r>
           <w:rPr>
@@ -1261,7 +1261,7 @@
           <w:noProof/>
         </w:rPr>
       </w:pPr>
-      <w:hyperlink w:anchor="_Toc237115518" w:history="1">
+      <w:hyperlink w:anchor="_Toc237116988" w:history="1">
         <w:r>
           <w:rPr>
             <w:rStyle w:val="Hyperlink"/>
@@ -1288,7 +1288,7 @@
             <w:noProof/>
             <w:webHidden/>
           </w:rPr>
-          <w:instrText xml:space="preserve"> PAGEREF _Toc237115518 \h </w:instrText>
+          <w:instrText xml:space="preserve"> PAGEREF _Toc237116988 \h </w:instrText>
         </w:r>
         <w:r>
           <w:rPr>
@@ -1329,7 +1329,7 @@
           <w:noProof/>
         </w:rPr>
       </w:pPr>
-      <w:hyperlink w:anchor="_Toc237115519" w:history="1">
+      <w:hyperlink w:anchor="_Toc237116989" w:history="1">
         <w:r>
           <w:rPr>
             <w:rStyle w:val="Hyperlink"/>
@@ -1356,7 +1356,7 @@
             <w:noProof/>
             <w:webHidden/>
           </w:rPr>
-          <w:instrText xml:space="preserve"> PAGEREF _Toc237115519 \h </w:instrText>
+          <w:instrText xml:space="preserve"> PAGEREF _Toc237116989 \h </w:instrText>
         </w:r>
         <w:r>
           <w:rPr>
@@ -1397,7 +1397,7 @@
           <w:noProof/>
         </w:rPr>
       </w:pPr>
-      <w:hyperlink w:anchor="_Toc237115520" w:history="1">
+      <w:hyperlink w:anchor="_Toc237116990" w:history="1">
         <w:r>
           <w:rPr>
             <w:rStyle w:val="Hyperlink"/>
@@ -1424,7 +1424,7 @@
             <w:noProof/>
             <w:webHidden/>
           </w:rPr>
-          <w:instrText xml:space="preserve"> PAGEREF _Toc237115520 \h </w:instrText>
+          <w:instrText xml:space="preserve"> PAGEREF _Toc237116990 \h </w:instrText>
         </w:r>
         <w:r>
           <w:rPr>
@@ -1465,7 +1465,7 @@
           <w:noProof/>
         </w:rPr>
       </w:pPr>
-      <w:hyperlink w:anchor="_Toc237115521" w:history="1">
+      <w:hyperlink w:anchor="_Toc237116991" w:history="1">
         <w:r>
           <w:rPr>
             <w:rStyle w:val="Hyperlink"/>
@@ -1492,7 +1492,7 @@
             <w:noProof/>
             <w:webHidden/>
           </w:rPr>
-          <w:instrText xml:space="preserve"> PAGEREF _Toc237115521 \h </w:instrText>
+          <w:instrText xml:space="preserve"> PAGEREF _Toc237116991 \h </w:instrText>
         </w:r>
         <w:r>
           <w:rPr>
@@ -1533,7 +1533,7 @@
           <w:noProof/>
         </w:rPr>
       </w:pPr>
-      <w:hyperlink w:anchor="_Toc237115522" w:history="1">
+      <w:hyperlink w:anchor="_Toc237116992" w:history="1">
         <w:r>
           <w:rPr>
             <w:rStyle w:val="Hyperlink"/>
@@ -1560,7 +1560,7 @@
             <w:noProof/>
             <w:webHidden/>
           </w:rPr>
-          <w:instrText xml:space="preserve"> PAGEREF _Toc237115522 \h </w:instrText>
+          <w:instrText xml:space="preserve"> PAGEREF _Toc237116992 \h </w:instrText>
         </w:r>
         <w:r>
           <w:rPr>
@@ -1601,7 +1601,7 @@
           <w:noProof/>
         </w:rPr>
       </w:pPr>
-      <w:hyperlink w:anchor="_Toc237115523" w:history="1">
+      <w:hyperlink w:anchor="_Toc237116993" w:history="1">
         <w:r>
           <w:rPr>
             <w:rStyle w:val="Hyperlink"/>
@@ -1628,7 +1628,7 @@
             <w:noProof/>
             <w:webHidden/>
           </w:rPr>
-          <w:instrText xml:space="preserve"> PAGEREF _Toc237115523 \h </w:instrText>
+          <w:instrText xml:space="preserve"> PAGEREF _Toc237116993 \h </w:instrText>
         </w:r>
         <w:r>
           <w:rPr>
@@ -1669,7 +1669,7 @@
           <w:noProof/>
         </w:rPr>
       </w:pPr>
-      <w:hyperlink w:anchor="_Toc237115524" w:history="1">
+      <w:hyperlink w:anchor="_Toc237116994" w:history="1">
         <w:r>
           <w:rPr>
             <w:rStyle w:val="Hyperlink"/>
@@ -1696,7 +1696,7 @@
             <w:noProof/>
             <w:webHidden/>
           </w:rPr>
-          <w:instrText xml:space="preserve"> PAGEREF _Toc237115524 \h </w:instrText>
+          <w:instrText xml:space="preserve"> PAGEREF _Toc237116994 \h </w:instrText>
         </w:r>
         <w:r>
           <w:rPr>
@@ -1737,7 +1737,7 @@
           <w:noProof/>
         </w:rPr>
       </w:pPr>
-      <w:hyperlink w:anchor="_Toc237115525" w:history="1">
+      <w:hyperlink w:anchor="_Toc237116995" w:history="1">
         <w:r>
           <w:rPr>
             <w:rStyle w:val="Hyperlink"/>
@@ -1764,7 +1764,7 @@
             <w:noProof/>
             <w:webHidden/>
           </w:rPr>
-          <w:instrText xml:space="preserve"> PAGEREF _Toc237115525 \h </w:instrText>
+          <w:instrText xml:space="preserve"> PAGEREF _Toc237116995 \h </w:instrText>
         </w:r>
         <w:r>
           <w:rPr>
@@ -1805,7 +1805,7 @@
           <w:noProof/>
         </w:rPr>
       </w:pPr>
-      <w:hyperlink w:anchor="_Toc237115526" w:history="1">
+      <w:hyperlink w:anchor="_Toc237116996" w:history="1">
         <w:r>
           <w:rPr>
             <w:rStyle w:val="Hyperlink"/>
@@ -1832,7 +1832,7 @@
             <w:noProof/>
             <w:webHidden/>
           </w:rPr>
-          <w:instrText xml:space="preserve"> PAGEREF _Toc237115526 \h </w:instrText>
+          <w:instrText xml:space="preserve"> PAGEREF _Toc237116996 \h </w:instrText>
         </w:r>
         <w:r>
           <w:rPr>
@@ -1873,7 +1873,7 @@
           <w:noProof/>
         </w:rPr>
       </w:pPr>
-      <w:hyperlink w:anchor="_Toc237115527" w:history="1">
+      <w:hyperlink w:anchor="_Toc237116997" w:history="1">
         <w:r>
           <w:rPr>
             <w:rStyle w:val="Hyperlink"/>
@@ -1900,7 +1900,7 @@
             <w:noProof/>
             <w:webHidden/>
           </w:rPr>
-          <w:instrText xml:space="preserve"> PAGEREF _Toc237115527 \h </w:instrText>
+          <w:instrText xml:space="preserve"> PAGEREF _Toc237116997 \h </w:instrText>
         </w:r>
         <w:r>
           <w:rPr>
@@ -1953,7 +1953,7 @@
       <w:pPr>
         <w:pStyle w:val="Heading1"/>
       </w:pPr>
-      <w:bookmarkStart w:id="0" w:name="_Toc237115502"/>
+      <w:bookmarkStart w:id="0" w:name="_Toc237116972"/>
       <w:r>
         <w:lastRenderedPageBreak/>
         <w:t>1. Welcome</w:t>
@@ -2021,7 +2021,7 @@
       <w:pPr>
         <w:pStyle w:val="Heading2"/>
       </w:pPr>
-      <w:bookmarkStart w:id="1" w:name="_Toc237115503"/>
+      <w:bookmarkStart w:id="1" w:name="_Toc237116973"/>
       <w:r>
         <w:t>1.1 What the Studio changes</w:t>
       </w:r>
@@ -2079,7 +2079,7 @@
       <w:pPr>
         <w:pStyle w:val="Heading1"/>
       </w:pPr>
-      <w:bookmarkStart w:id="2" w:name="_Toc237115504"/>
+      <w:bookmarkStart w:id="2" w:name="_Toc237116974"/>
       <w:r>
         <w:t>2. Installation and Startup</w:t>
       </w:r>
@@ -2099,7 +2099,7 @@
       <w:pPr>
         <w:pStyle w:val="Heading2"/>
       </w:pPr>
-      <w:bookmarkStart w:id="3" w:name="_Toc237115505"/>
+      <w:bookmarkStart w:id="3" w:name="_Toc237116975"/>
       <w:r>
         <w:t>2.1 First launch</w:t>
       </w:r>
@@ -2146,7 +2146,7 @@
       <w:pPr>
         <w:pStyle w:val="Heading2"/>
       </w:pPr>
-      <w:bookmarkStart w:id="4" w:name="_Toc237115506"/>
+      <w:bookmarkStart w:id="4" w:name="_Toc237116976"/>
       <w:r>
         <w:t>2.2 Install the localization components</w:t>
       </w:r>
@@ -2173,7 +2173,7 @@
         </w:numPr>
       </w:pPr>
       <w:r>
-        <w:t>Approve the Windows elevation prompt. The installer builds and tests the packages, copies the matching Win32 BPLs to the public RAD Studio Bpl folder, and registers the self-contained design BPL for the current user.</w:t>
+        <w:t>Approve the Windows elevation prompt. The installer builds and tests the packages, copies the matching Win32 BPLs to the public RAD Studio Bpl folder, preserves Delphi's complete Embarcadero design-package registry baseline, and registers the self-contained DAT design BPL for the current user.</w:t>
       </w:r>
     </w:p>
     <w:p>
@@ -2185,7 +2185,7 @@
         </w:numPr>
       </w:pPr>
       <w:r>
-        <w:t>Restart RAD Studio and open a form for the applicable framework. Confirm DAT Localization appears in the Tool Palette with the language manager and language combo box.</w:t>
+        <w:t>Restart RAD Studio. Open Component &gt; Install Packages and confirm the normal Embarcadero packages are still listed, including Embarcadero FMX Components for FMX work, and that the DAT package is checked. Then open a form and confirm DAT Localization appears in the Tool Palette with the language manager and language combo box.</w:t>
       </w:r>
     </w:p>
     <w:p>
@@ -2263,7 +2263,7 @@
       <w:pPr>
         <w:pStyle w:val="Heading1"/>
       </w:pPr>
-      <w:bookmarkStart w:id="5" w:name="_Toc237115507"/>
+      <w:bookmarkStart w:id="5" w:name="_Toc237116977"/>
       <w:r>
         <w:t>3. The End-to-End Workflow</w:t>
       </w:r>
@@ -2451,6 +2451,7 @@
           </w:tcPr>
           <w:p>
             <w:r>
+              <w:lastRenderedPageBreak/>
               <w:t>3 Translate</w:t>
             </w:r>
           </w:p>
@@ -2497,7 +2498,6 @@
           </w:tcPr>
           <w:p>
             <w:r>
-              <w:lastRenderedPageBreak/>
               <w:t>4 Validation</w:t>
             </w:r>
           </w:p>
@@ -2676,7 +2676,7 @@
       <w:pPr>
         <w:pStyle w:val="Heading1"/>
       </w:pPr>
-      <w:bookmarkStart w:id="6" w:name="_Toc237115508"/>
+      <w:bookmarkStart w:id="6" w:name="_Toc237116978"/>
       <w:r>
         <w:t>4. Open and Scan a Project</w:t>
       </w:r>
@@ -2793,7 +2793,7 @@
       <w:pPr>
         <w:pStyle w:val="Heading2"/>
       </w:pPr>
-      <w:bookmarkStart w:id="7" w:name="_Toc237115509"/>
+      <w:bookmarkStart w:id="7" w:name="_Toc237116979"/>
       <w:r>
         <w:t>4.1 Text that is collected</w:t>
       </w:r>
@@ -2835,7 +2835,7 @@
       <w:pPr>
         <w:pStyle w:val="Heading1"/>
       </w:pPr>
-      <w:bookmarkStart w:id="8" w:name="_Toc237115510"/>
+      <w:bookmarkStart w:id="8" w:name="_Toc237116980"/>
       <w:r>
         <w:t>5. Create and Edit a Language Catalog</w:t>
       </w:r>
@@ -2862,6 +2862,7 @@
         </w:numPr>
       </w:pPr>
       <w:r>
+        <w:lastRenderedPageBreak/>
         <w:t>Select the source language, normally English (United States) [en-US].</w:t>
       </w:r>
     </w:p>
@@ -2874,7 +2875,6 @@
         </w:numPr>
       </w:pPr>
       <w:r>
-        <w:lastRenderedPageBreak/>
         <w:t>Select the target language from the built-in language list. The Studio records its locale code and native name.</w:t>
       </w:r>
     </w:p>
@@ -2935,7 +2935,7 @@
       <w:pPr>
         <w:pStyle w:val="Heading2"/>
       </w:pPr>
-      <w:bookmarkStart w:id="9" w:name="_Toc237115511"/>
+      <w:bookmarkStart w:id="9" w:name="_Toc237116981"/>
       <w:r>
         <w:t>5.1 Translation statuses</w:t>
       </w:r>
@@ -3361,7 +3361,7 @@
       <w:pPr>
         <w:pStyle w:val="Heading2"/>
       </w:pPr>
-      <w:bookmarkStart w:id="10" w:name="_Toc237115512"/>
+      <w:bookmarkStart w:id="10" w:name="_Toc237116982"/>
       <w:r>
         <w:lastRenderedPageBreak/>
         <w:t>5.2 Automatic Google or DeepL workflow</w:t>
@@ -3491,7 +3491,7 @@
       <w:pPr>
         <w:pStyle w:val="Heading2"/>
       </w:pPr>
-      <w:bookmarkStart w:id="11" w:name="_Toc237115513"/>
+      <w:bookmarkStart w:id="11" w:name="_Toc237116983"/>
       <w:r>
         <w:t>5.3 Safety, context, and focused review</w:t>
       </w:r>
@@ -3557,7 +3557,7 @@
       <w:pPr>
         <w:pStyle w:val="Heading1"/>
       </w:pPr>
-      <w:bookmarkStart w:id="12" w:name="_Toc237115514"/>
+      <w:bookmarkStart w:id="12" w:name="_Toc237116984"/>
       <w:r>
         <w:lastRenderedPageBreak/>
         <w:t>6. Provider Settings and Secure Key Storage</w:t>
@@ -3929,7 +3929,7 @@
       <w:pPr>
         <w:pStyle w:val="Heading1"/>
       </w:pPr>
-      <w:bookmarkStart w:id="13" w:name="_Toc237115515"/>
+      <w:bookmarkStart w:id="13" w:name="_Toc237116985"/>
       <w:r>
         <w:t>7. Obtain and Enter a DeepL API Key</w:t>
       </w:r>
@@ -4122,7 +4122,7 @@
       <w:pPr>
         <w:pStyle w:val="Heading1"/>
       </w:pPr>
-      <w:bookmarkStart w:id="14" w:name="_Toc237115516"/>
+      <w:bookmarkStart w:id="14" w:name="_Toc237116986"/>
       <w:r>
         <w:t>8. Obtain and Enter a Google API Key</w:t>
       </w:r>
@@ -4371,7 +4371,7 @@
       <w:pPr>
         <w:pStyle w:val="Heading1"/>
       </w:pPr>
-      <w:bookmarkStart w:id="15" w:name="_Toc237115517"/>
+      <w:bookmarkStart w:id="15" w:name="_Toc237116987"/>
       <w:r>
         <w:t>9. Direct Provider Translation</w:t>
       </w:r>
@@ -4549,7 +4549,7 @@
       <w:pPr>
         <w:pStyle w:val="Heading1"/>
       </w:pPr>
-      <w:bookmarkStart w:id="16" w:name="_Toc237115518"/>
+      <w:bookmarkStart w:id="16" w:name="_Toc237116988"/>
       <w:r>
         <w:t>10. Validate and Export</w:t>
       </w:r>
@@ -4624,7 +4624,7 @@
       <w:pPr>
         <w:pStyle w:val="Heading1"/>
       </w:pPr>
-      <w:bookmarkStart w:id="17" w:name="_Toc237115519"/>
+      <w:bookmarkStart w:id="17" w:name="_Toc237116989"/>
       <w:r>
         <w:t>11. Integrate a Target Application</w:t>
       </w:r>
@@ -4765,7 +4765,7 @@
       <w:pPr>
         <w:pStyle w:val="Heading2"/>
       </w:pPr>
-      <w:bookmarkStart w:id="18" w:name="_Toc237115520"/>
+      <w:bookmarkStart w:id="18" w:name="_Toc237116990"/>
       <w:r>
         <w:t>11.1 Component properties and behavior</w:t>
       </w:r>
@@ -5126,7 +5126,7 @@
       <w:pPr>
         <w:pStyle w:val="Heading2"/>
       </w:pPr>
-      <w:bookmarkStart w:id="19" w:name="_Toc237115521"/>
+      <w:bookmarkStart w:id="19" w:name="_Toc237116991"/>
       <w:r>
         <w:lastRenderedPageBreak/>
         <w:t>11.2 Runtime files and preferences</w:t>
@@ -5185,7 +5185,7 @@
       <w:pPr>
         <w:pStyle w:val="Heading2"/>
       </w:pPr>
-      <w:bookmarkStart w:id="20" w:name="_Toc237115522"/>
+      <w:bookmarkStart w:id="20" w:name="_Toc237116992"/>
       <w:r>
         <w:t>11.3 Automatic Source Integration (Advanced)</w:t>
       </w:r>
@@ -5260,7 +5260,7 @@
       <w:pPr>
         <w:pStyle w:val="Heading1"/>
       </w:pPr>
-      <w:bookmarkStart w:id="21" w:name="_Toc237115523"/>
+      <w:bookmarkStart w:id="21" w:name="_Toc237116993"/>
       <w:r>
         <w:t>12. Translate the Studio Itself</w:t>
       </w:r>
@@ -5359,7 +5359,7 @@
       <w:pPr>
         <w:pStyle w:val="Heading1"/>
       </w:pPr>
-      <w:bookmarkStart w:id="22" w:name="_Toc237115524"/>
+      <w:bookmarkStart w:id="22" w:name="_Toc237116994"/>
       <w:r>
         <w:lastRenderedPageBreak/>
         <w:t>13. Troubleshooting</w:t>
@@ -5786,7 +5786,7 @@
       <w:pPr>
         <w:pStyle w:val="Heading1"/>
       </w:pPr>
-      <w:bookmarkStart w:id="23" w:name="_Toc237115525"/>
+      <w:bookmarkStart w:id="23" w:name="_Toc237116995"/>
       <w:r>
         <w:lastRenderedPageBreak/>
         <w:t>14. Security and Privacy</w:t>
@@ -5853,7 +5853,7 @@
       <w:pPr>
         <w:pStyle w:val="Heading1"/>
       </w:pPr>
-      <w:bookmarkStart w:id="24" w:name="_Toc237115526"/>
+      <w:bookmarkStart w:id="24" w:name="_Toc237116996"/>
       <w:r>
         <w:t>15. File and Folder Reference</w:t>
       </w:r>
@@ -6214,7 +6214,7 @@
       <w:pPr>
         <w:pStyle w:val="Heading1"/>
       </w:pPr>
-      <w:bookmarkStart w:id="25" w:name="_Toc237115527"/>
+      <w:bookmarkStart w:id="25" w:name="_Toc237116997"/>
       <w:r>
         <w:lastRenderedPageBreak/>
         <w:t>16. Provider Reference and Change Notice</w:t>
@@ -6645,100 +6645,100 @@
       </w:rPr>
     </w:lvl>
   </w:abstractNum>
-  <w:num w:numId="1" w16cid:durableId="2146703853">
+  <w:num w:numId="1" w16cid:durableId="418215204">
     <w:abstractNumId w:val="8"/>
   </w:num>
-  <w:num w:numId="2" w16cid:durableId="774062528">
+  <w:num w:numId="2" w16cid:durableId="1258632196">
     <w:abstractNumId w:val="6"/>
   </w:num>
-  <w:num w:numId="3" w16cid:durableId="1143354325">
+  <w:num w:numId="3" w16cid:durableId="1127549207">
     <w:abstractNumId w:val="5"/>
   </w:num>
-  <w:num w:numId="4" w16cid:durableId="2077315178">
+  <w:num w:numId="4" w16cid:durableId="1238638285">
     <w:abstractNumId w:val="4"/>
   </w:num>
-  <w:num w:numId="5" w16cid:durableId="64303255">
+  <w:num w:numId="5" w16cid:durableId="254480113">
     <w:abstractNumId w:val="7"/>
   </w:num>
-  <w:num w:numId="6" w16cid:durableId="1159537017">
+  <w:num w:numId="6" w16cid:durableId="2124424633">
     <w:abstractNumId w:val="3"/>
   </w:num>
-  <w:num w:numId="7" w16cid:durableId="663818663">
+  <w:num w:numId="7" w16cid:durableId="520046249">
     <w:abstractNumId w:val="2"/>
   </w:num>
-  <w:num w:numId="8" w16cid:durableId="159582295">
+  <w:num w:numId="8" w16cid:durableId="672875572">
     <w:abstractNumId w:val="1"/>
   </w:num>
-  <w:num w:numId="9" w16cid:durableId="210310284">
+  <w:num w:numId="9" w16cid:durableId="646514784">
     <w:abstractNumId w:val="0"/>
   </w:num>
-  <w:num w:numId="10" w16cid:durableId="2097088631">
+  <w:num w:numId="10" w16cid:durableId="695932243">
     <w:abstractNumId w:val="7"/>
     <w:lvlOverride w:ilvl="0">
       <w:startOverride w:val="1"/>
     </w:lvlOverride>
   </w:num>
-  <w:num w:numId="11" w16cid:durableId="545607141">
+  <w:num w:numId="11" w16cid:durableId="810054602">
     <w:abstractNumId w:val="7"/>
     <w:lvlOverride w:ilvl="0">
       <w:startOverride w:val="1"/>
     </w:lvlOverride>
   </w:num>
-  <w:num w:numId="12" w16cid:durableId="1263951402">
+  <w:num w:numId="12" w16cid:durableId="1757508499">
     <w:abstractNumId w:val="7"/>
     <w:lvlOverride w:ilvl="0">
       <w:startOverride w:val="1"/>
     </w:lvlOverride>
   </w:num>
-  <w:num w:numId="13" w16cid:durableId="421070533">
+  <w:num w:numId="13" w16cid:durableId="1276206068">
     <w:abstractNumId w:val="7"/>
     <w:lvlOverride w:ilvl="0">
       <w:startOverride w:val="1"/>
     </w:lvlOverride>
   </w:num>
-  <w:num w:numId="14" w16cid:durableId="911038978">
+  <w:num w:numId="14" w16cid:durableId="1582451716">
     <w:abstractNumId w:val="7"/>
     <w:lvlOverride w:ilvl="0">
       <w:startOverride w:val="1"/>
     </w:lvlOverride>
   </w:num>
-  <w:num w:numId="15" w16cid:durableId="1727071061">
+  <w:num w:numId="15" w16cid:durableId="1549686571">
     <w:abstractNumId w:val="7"/>
     <w:lvlOverride w:ilvl="0">
       <w:startOverride w:val="1"/>
     </w:lvlOverride>
   </w:num>
-  <w:num w:numId="16" w16cid:durableId="1512140059">
+  <w:num w:numId="16" w16cid:durableId="919362893">
     <w:abstractNumId w:val="7"/>
     <w:lvlOverride w:ilvl="0">
       <w:startOverride w:val="1"/>
     </w:lvlOverride>
   </w:num>
-  <w:num w:numId="17" w16cid:durableId="8148501">
+  <w:num w:numId="17" w16cid:durableId="376273929">
     <w:abstractNumId w:val="7"/>
     <w:lvlOverride w:ilvl="0">
       <w:startOverride w:val="1"/>
     </w:lvlOverride>
   </w:num>
-  <w:num w:numId="18" w16cid:durableId="247541160">
+  <w:num w:numId="18" w16cid:durableId="900942102">
     <w:abstractNumId w:val="7"/>
     <w:lvlOverride w:ilvl="0">
       <w:startOverride w:val="1"/>
     </w:lvlOverride>
   </w:num>
-  <w:num w:numId="19" w16cid:durableId="1743216258">
+  <w:num w:numId="19" w16cid:durableId="1140347878">
     <w:abstractNumId w:val="7"/>
     <w:lvlOverride w:ilvl="0">
       <w:startOverride w:val="1"/>
     </w:lvlOverride>
   </w:num>
-  <w:num w:numId="20" w16cid:durableId="1078481854">
+  <w:num w:numId="20" w16cid:durableId="148786550">
     <w:abstractNumId w:val="7"/>
     <w:lvlOverride w:ilvl="0">
       <w:startOverride w:val="1"/>
     </w:lvlOverride>
   </w:num>
-  <w:num w:numId="21" w16cid:durableId="2124884457">
+  <w:num w:numId="21" w16cid:durableId="2082873354">
     <w:abstractNumId w:val="7"/>
     <w:lvlOverride w:ilvl="0">
       <w:startOverride w:val="1"/>
@@ -18168,7 +18168,7 @@
     <w:autoRedefine/>
     <w:uiPriority w:val="39"/>
     <w:unhideWhenUsed/>
-    <w:rsid w:val="00090301"/>
+    <w:rsid w:val="00AC3362"/>
     <w:pPr>
       <w:spacing w:after="100"/>
     </w:pPr>
@@ -18180,7 +18180,7 @@
     <w:autoRedefine/>
     <w:uiPriority w:val="39"/>
     <w:unhideWhenUsed/>
-    <w:rsid w:val="00090301"/>
+    <w:rsid w:val="00AC3362"/>
     <w:pPr>
       <w:spacing w:after="100"/>
       <w:ind w:left="220"/>
@@ -18191,7 +18191,7 @@
     <w:basedOn w:val="DefaultParagraphFont"/>
     <w:uiPriority w:val="99"/>
     <w:unhideWhenUsed/>
-    <w:rsid w:val="00090301"/>
+    <w:rsid w:val="00AC3362"/>
     <w:rPr>
       <w:color w:val="0000FF" w:themeColor="hyperlink"/>
       <w:u w:val="single"/>

--- a/docs/guides/Delphi App Translation Studio User Guide.docx
+++ b/docs/guides/Delphi App Translation Studio User Guide.docx
@@ -13,7 +13,7 @@
           <w:noProof/>
         </w:rPr>
         <w:drawing>
-          <wp:inline distT="0" distB="0" distL="0" distR="0" wp14:anchorId="50E89427" wp14:editId="05887975">
+          <wp:inline distT="0" distB="0" distL="0" distR="0" wp14:anchorId="0C92721D" wp14:editId="693085D2">
             <wp:extent cx="1371600" cy="1371600"/>
             <wp:effectExtent l="0" t="0" r="0" b="0"/>
             <wp:docPr id="1" name="Picture 1"/>
@@ -173,7 +173,7 @@
       <w:r>
         <w:fldChar w:fldCharType="separate"/>
       </w:r>
-      <w:hyperlink w:anchor="_Toc237116972" w:history="1">
+      <w:hyperlink w:anchor="_Toc237165376" w:history="1">
         <w:r>
           <w:rPr>
             <w:rStyle w:val="Hyperlink"/>
@@ -200,7 +200,7 @@
             <w:noProof/>
             <w:webHidden/>
           </w:rPr>
-          <w:instrText xml:space="preserve"> PAGEREF _Toc237116972 \h </w:instrText>
+          <w:instrText xml:space="preserve"> PAGEREF _Toc237165376 \h </w:instrText>
         </w:r>
         <w:r>
           <w:rPr>
@@ -241,7 +241,7 @@
           <w:noProof/>
         </w:rPr>
       </w:pPr>
-      <w:hyperlink w:anchor="_Toc237116973" w:history="1">
+      <w:hyperlink w:anchor="_Toc237165377" w:history="1">
         <w:r>
           <w:rPr>
             <w:rStyle w:val="Hyperlink"/>
@@ -268,7 +268,7 @@
             <w:noProof/>
             <w:webHidden/>
           </w:rPr>
-          <w:instrText xml:space="preserve"> PAGEREF _Toc237116973 \h </w:instrText>
+          <w:instrText xml:space="preserve"> PAGEREF _Toc237165377 \h </w:instrText>
         </w:r>
         <w:r>
           <w:rPr>
@@ -309,7 +309,7 @@
           <w:noProof/>
         </w:rPr>
       </w:pPr>
-      <w:hyperlink w:anchor="_Toc237116974" w:history="1">
+      <w:hyperlink w:anchor="_Toc237165378" w:history="1">
         <w:r>
           <w:rPr>
             <w:rStyle w:val="Hyperlink"/>
@@ -336,7 +336,7 @@
             <w:noProof/>
             <w:webHidden/>
           </w:rPr>
-          <w:instrText xml:space="preserve"> PAGEREF _Toc237116974 \h </w:instrText>
+          <w:instrText xml:space="preserve"> PAGEREF _Toc237165378 \h </w:instrText>
         </w:r>
         <w:r>
           <w:rPr>
@@ -377,7 +377,7 @@
           <w:noProof/>
         </w:rPr>
       </w:pPr>
-      <w:hyperlink w:anchor="_Toc237116975" w:history="1">
+      <w:hyperlink w:anchor="_Toc237165379" w:history="1">
         <w:r>
           <w:rPr>
             <w:rStyle w:val="Hyperlink"/>
@@ -404,7 +404,7 @@
             <w:noProof/>
             <w:webHidden/>
           </w:rPr>
-          <w:instrText xml:space="preserve"> PAGEREF _Toc237116975 \h </w:instrText>
+          <w:instrText xml:space="preserve"> PAGEREF _Toc237165379 \h </w:instrText>
         </w:r>
         <w:r>
           <w:rPr>
@@ -445,7 +445,7 @@
           <w:noProof/>
         </w:rPr>
       </w:pPr>
-      <w:hyperlink w:anchor="_Toc237116976" w:history="1">
+      <w:hyperlink w:anchor="_Toc237165380" w:history="1">
         <w:r>
           <w:rPr>
             <w:rStyle w:val="Hyperlink"/>
@@ -472,7 +472,7 @@
             <w:noProof/>
             <w:webHidden/>
           </w:rPr>
-          <w:instrText xml:space="preserve"> PAGEREF _Toc237116976 \h </w:instrText>
+          <w:instrText xml:space="preserve"> PAGEREF _Toc237165380 \h </w:instrText>
         </w:r>
         <w:r>
           <w:rPr>
@@ -513,7 +513,7 @@
           <w:noProof/>
         </w:rPr>
       </w:pPr>
-      <w:hyperlink w:anchor="_Toc237116977" w:history="1">
+      <w:hyperlink w:anchor="_Toc237165381" w:history="1">
         <w:r>
           <w:rPr>
             <w:rStyle w:val="Hyperlink"/>
@@ -540,7 +540,7 @@
             <w:noProof/>
             <w:webHidden/>
           </w:rPr>
-          <w:instrText xml:space="preserve"> PAGEREF _Toc237116977 \h </w:instrText>
+          <w:instrText xml:space="preserve"> PAGEREF _Toc237165381 \h </w:instrText>
         </w:r>
         <w:r>
           <w:rPr>
@@ -581,7 +581,7 @@
           <w:noProof/>
         </w:rPr>
       </w:pPr>
-      <w:hyperlink w:anchor="_Toc237116978" w:history="1">
+      <w:hyperlink w:anchor="_Toc237165382" w:history="1">
         <w:r>
           <w:rPr>
             <w:rStyle w:val="Hyperlink"/>
@@ -608,7 +608,7 @@
             <w:noProof/>
             <w:webHidden/>
           </w:rPr>
-          <w:instrText xml:space="preserve"> PAGEREF _Toc237116978 \h </w:instrText>
+          <w:instrText xml:space="preserve"> PAGEREF _Toc237165382 \h </w:instrText>
         </w:r>
         <w:r>
           <w:rPr>
@@ -649,7 +649,7 @@
           <w:noProof/>
         </w:rPr>
       </w:pPr>
-      <w:hyperlink w:anchor="_Toc237116979" w:history="1">
+      <w:hyperlink w:anchor="_Toc237165383" w:history="1">
         <w:r>
           <w:rPr>
             <w:rStyle w:val="Hyperlink"/>
@@ -676,7 +676,7 @@
             <w:noProof/>
             <w:webHidden/>
           </w:rPr>
-          <w:instrText xml:space="preserve"> PAGEREF _Toc237116979 \h </w:instrText>
+          <w:instrText xml:space="preserve"> PAGEREF _Toc237165383 \h </w:instrText>
         </w:r>
         <w:r>
           <w:rPr>
@@ -717,7 +717,7 @@
           <w:noProof/>
         </w:rPr>
       </w:pPr>
-      <w:hyperlink w:anchor="_Toc237116980" w:history="1">
+      <w:hyperlink w:anchor="_Toc237165384" w:history="1">
         <w:r>
           <w:rPr>
             <w:rStyle w:val="Hyperlink"/>
@@ -744,7 +744,7 @@
             <w:noProof/>
             <w:webHidden/>
           </w:rPr>
-          <w:instrText xml:space="preserve"> PAGEREF _Toc237116980 \h </w:instrText>
+          <w:instrText xml:space="preserve"> PAGEREF _Toc237165384 \h </w:instrText>
         </w:r>
         <w:r>
           <w:rPr>
@@ -785,7 +785,7 @@
           <w:noProof/>
         </w:rPr>
       </w:pPr>
-      <w:hyperlink w:anchor="_Toc237116981" w:history="1">
+      <w:hyperlink w:anchor="_Toc237165385" w:history="1">
         <w:r>
           <w:rPr>
             <w:rStyle w:val="Hyperlink"/>
@@ -812,7 +812,7 @@
             <w:noProof/>
             <w:webHidden/>
           </w:rPr>
-          <w:instrText xml:space="preserve"> PAGEREF _Toc237116981 \h </w:instrText>
+          <w:instrText xml:space="preserve"> PAGEREF _Toc237165385 \h </w:instrText>
         </w:r>
         <w:r>
           <w:rPr>
@@ -853,7 +853,7 @@
           <w:noProof/>
         </w:rPr>
       </w:pPr>
-      <w:hyperlink w:anchor="_Toc237116982" w:history="1">
+      <w:hyperlink w:anchor="_Toc237165386" w:history="1">
         <w:r>
           <w:rPr>
             <w:rStyle w:val="Hyperlink"/>
@@ -880,7 +880,7 @@
             <w:noProof/>
             <w:webHidden/>
           </w:rPr>
-          <w:instrText xml:space="preserve"> PAGEREF _Toc237116982 \h </w:instrText>
+          <w:instrText xml:space="preserve"> PAGEREF _Toc237165386 \h </w:instrText>
         </w:r>
         <w:r>
           <w:rPr>
@@ -921,7 +921,7 @@
           <w:noProof/>
         </w:rPr>
       </w:pPr>
-      <w:hyperlink w:anchor="_Toc237116983" w:history="1">
+      <w:hyperlink w:anchor="_Toc237165387" w:history="1">
         <w:r>
           <w:rPr>
             <w:rStyle w:val="Hyperlink"/>
@@ -948,7 +948,7 @@
             <w:noProof/>
             <w:webHidden/>
           </w:rPr>
-          <w:instrText xml:space="preserve"> PAGEREF _Toc237116983 \h </w:instrText>
+          <w:instrText xml:space="preserve"> PAGEREF _Toc237165387 \h </w:instrText>
         </w:r>
         <w:r>
           <w:rPr>
@@ -989,7 +989,7 @@
           <w:noProof/>
         </w:rPr>
       </w:pPr>
-      <w:hyperlink w:anchor="_Toc237116984" w:history="1">
+      <w:hyperlink w:anchor="_Toc237165388" w:history="1">
         <w:r>
           <w:rPr>
             <w:rStyle w:val="Hyperlink"/>
@@ -1016,7 +1016,7 @@
             <w:noProof/>
             <w:webHidden/>
           </w:rPr>
-          <w:instrText xml:space="preserve"> PAGEREF _Toc237116984 \h </w:instrText>
+          <w:instrText xml:space="preserve"> PAGEREF _Toc237165388 \h </w:instrText>
         </w:r>
         <w:r>
           <w:rPr>
@@ -1057,7 +1057,7 @@
           <w:noProof/>
         </w:rPr>
       </w:pPr>
-      <w:hyperlink w:anchor="_Toc237116985" w:history="1">
+      <w:hyperlink w:anchor="_Toc237165389" w:history="1">
         <w:r>
           <w:rPr>
             <w:rStyle w:val="Hyperlink"/>
@@ -1084,7 +1084,7 @@
             <w:noProof/>
             <w:webHidden/>
           </w:rPr>
-          <w:instrText xml:space="preserve"> PAGEREF _Toc237116985 \h </w:instrText>
+          <w:instrText xml:space="preserve"> PAGEREF _Toc237165389 \h </w:instrText>
         </w:r>
         <w:r>
           <w:rPr>
@@ -1125,7 +1125,7 @@
           <w:noProof/>
         </w:rPr>
       </w:pPr>
-      <w:hyperlink w:anchor="_Toc237116986" w:history="1">
+      <w:hyperlink w:anchor="_Toc237165390" w:history="1">
         <w:r>
           <w:rPr>
             <w:rStyle w:val="Hyperlink"/>
@@ -1152,7 +1152,7 @@
             <w:noProof/>
             <w:webHidden/>
           </w:rPr>
-          <w:instrText xml:space="preserve"> PAGEREF _Toc237116986 \h </w:instrText>
+          <w:instrText xml:space="preserve"> PAGEREF _Toc237165390 \h </w:instrText>
         </w:r>
         <w:r>
           <w:rPr>
@@ -1193,7 +1193,7 @@
           <w:noProof/>
         </w:rPr>
       </w:pPr>
-      <w:hyperlink w:anchor="_Toc237116987" w:history="1">
+      <w:hyperlink w:anchor="_Toc237165391" w:history="1">
         <w:r>
           <w:rPr>
             <w:rStyle w:val="Hyperlink"/>
@@ -1220,7 +1220,7 @@
             <w:noProof/>
             <w:webHidden/>
           </w:rPr>
-          <w:instrText xml:space="preserve"> PAGEREF _Toc237116987 \h </w:instrText>
+          <w:instrText xml:space="preserve"> PAGEREF _Toc237165391 \h </w:instrText>
         </w:r>
         <w:r>
           <w:rPr>
@@ -1261,7 +1261,7 @@
           <w:noProof/>
         </w:rPr>
       </w:pPr>
-      <w:hyperlink w:anchor="_Toc237116988" w:history="1">
+      <w:hyperlink w:anchor="_Toc237165392" w:history="1">
         <w:r>
           <w:rPr>
             <w:rStyle w:val="Hyperlink"/>
@@ -1288,7 +1288,7 @@
             <w:noProof/>
             <w:webHidden/>
           </w:rPr>
-          <w:instrText xml:space="preserve"> PAGEREF _Toc237116988 \h </w:instrText>
+          <w:instrText xml:space="preserve"> PAGEREF _Toc237165392 \h </w:instrText>
         </w:r>
         <w:r>
           <w:rPr>
@@ -1329,7 +1329,7 @@
           <w:noProof/>
         </w:rPr>
       </w:pPr>
-      <w:hyperlink w:anchor="_Toc237116989" w:history="1">
+      <w:hyperlink w:anchor="_Toc237165393" w:history="1">
         <w:r>
           <w:rPr>
             <w:rStyle w:val="Hyperlink"/>
@@ -1356,7 +1356,7 @@
             <w:noProof/>
             <w:webHidden/>
           </w:rPr>
-          <w:instrText xml:space="preserve"> PAGEREF _Toc237116989 \h </w:instrText>
+          <w:instrText xml:space="preserve"> PAGEREF _Toc237165393 \h </w:instrText>
         </w:r>
         <w:r>
           <w:rPr>
@@ -1397,7 +1397,7 @@
           <w:noProof/>
         </w:rPr>
       </w:pPr>
-      <w:hyperlink w:anchor="_Toc237116990" w:history="1">
+      <w:hyperlink w:anchor="_Toc237165394" w:history="1">
         <w:r>
           <w:rPr>
             <w:rStyle w:val="Hyperlink"/>
@@ -1424,7 +1424,7 @@
             <w:noProof/>
             <w:webHidden/>
           </w:rPr>
-          <w:instrText xml:space="preserve"> PAGEREF _Toc237116990 \h </w:instrText>
+          <w:instrText xml:space="preserve"> PAGEREF _Toc237165394 \h </w:instrText>
         </w:r>
         <w:r>
           <w:rPr>
@@ -1465,7 +1465,7 @@
           <w:noProof/>
         </w:rPr>
       </w:pPr>
-      <w:hyperlink w:anchor="_Toc237116991" w:history="1">
+      <w:hyperlink w:anchor="_Toc237165395" w:history="1">
         <w:r>
           <w:rPr>
             <w:rStyle w:val="Hyperlink"/>
@@ -1492,7 +1492,7 @@
             <w:noProof/>
             <w:webHidden/>
           </w:rPr>
-          <w:instrText xml:space="preserve"> PAGEREF _Toc237116991 \h </w:instrText>
+          <w:instrText xml:space="preserve"> PAGEREF _Toc237165395 \h </w:instrText>
         </w:r>
         <w:r>
           <w:rPr>
@@ -1533,7 +1533,7 @@
           <w:noProof/>
         </w:rPr>
       </w:pPr>
-      <w:hyperlink w:anchor="_Toc237116992" w:history="1">
+      <w:hyperlink w:anchor="_Toc237165396" w:history="1">
         <w:r>
           <w:rPr>
             <w:rStyle w:val="Hyperlink"/>
@@ -1560,7 +1560,7 @@
             <w:noProof/>
             <w:webHidden/>
           </w:rPr>
-          <w:instrText xml:space="preserve"> PAGEREF _Toc237116992 \h </w:instrText>
+          <w:instrText xml:space="preserve"> PAGEREF _Toc237165396 \h </w:instrText>
         </w:r>
         <w:r>
           <w:rPr>
@@ -1601,7 +1601,7 @@
           <w:noProof/>
         </w:rPr>
       </w:pPr>
-      <w:hyperlink w:anchor="_Toc237116993" w:history="1">
+      <w:hyperlink w:anchor="_Toc237165397" w:history="1">
         <w:r>
           <w:rPr>
             <w:rStyle w:val="Hyperlink"/>
@@ -1628,7 +1628,7 @@
             <w:noProof/>
             <w:webHidden/>
           </w:rPr>
-          <w:instrText xml:space="preserve"> PAGEREF _Toc237116993 \h </w:instrText>
+          <w:instrText xml:space="preserve"> PAGEREF _Toc237165397 \h </w:instrText>
         </w:r>
         <w:r>
           <w:rPr>
@@ -1669,7 +1669,7 @@
           <w:noProof/>
         </w:rPr>
       </w:pPr>
-      <w:hyperlink w:anchor="_Toc237116994" w:history="1">
+      <w:hyperlink w:anchor="_Toc237165398" w:history="1">
         <w:r>
           <w:rPr>
             <w:rStyle w:val="Hyperlink"/>
@@ -1696,7 +1696,7 @@
             <w:noProof/>
             <w:webHidden/>
           </w:rPr>
-          <w:instrText xml:space="preserve"> PAGEREF _Toc237116994 \h </w:instrText>
+          <w:instrText xml:space="preserve"> PAGEREF _Toc237165398 \h </w:instrText>
         </w:r>
         <w:r>
           <w:rPr>
@@ -1737,7 +1737,7 @@
           <w:noProof/>
         </w:rPr>
       </w:pPr>
-      <w:hyperlink w:anchor="_Toc237116995" w:history="1">
+      <w:hyperlink w:anchor="_Toc237165399" w:history="1">
         <w:r>
           <w:rPr>
             <w:rStyle w:val="Hyperlink"/>
@@ -1764,7 +1764,7 @@
             <w:noProof/>
             <w:webHidden/>
           </w:rPr>
-          <w:instrText xml:space="preserve"> PAGEREF _Toc237116995 \h </w:instrText>
+          <w:instrText xml:space="preserve"> PAGEREF _Toc237165399 \h </w:instrText>
         </w:r>
         <w:r>
           <w:rPr>
@@ -1805,7 +1805,7 @@
           <w:noProof/>
         </w:rPr>
       </w:pPr>
-      <w:hyperlink w:anchor="_Toc237116996" w:history="1">
+      <w:hyperlink w:anchor="_Toc237165400" w:history="1">
         <w:r>
           <w:rPr>
             <w:rStyle w:val="Hyperlink"/>
@@ -1832,7 +1832,7 @@
             <w:noProof/>
             <w:webHidden/>
           </w:rPr>
-          <w:instrText xml:space="preserve"> PAGEREF _Toc237116996 \h </w:instrText>
+          <w:instrText xml:space="preserve"> PAGEREF _Toc237165400 \h </w:instrText>
         </w:r>
         <w:r>
           <w:rPr>
@@ -1873,7 +1873,7 @@
           <w:noProof/>
         </w:rPr>
       </w:pPr>
-      <w:hyperlink w:anchor="_Toc237116997" w:history="1">
+      <w:hyperlink w:anchor="_Toc237165401" w:history="1">
         <w:r>
           <w:rPr>
             <w:rStyle w:val="Hyperlink"/>
@@ -1900,7 +1900,7 @@
             <w:noProof/>
             <w:webHidden/>
           </w:rPr>
-          <w:instrText xml:space="preserve"> PAGEREF _Toc237116997 \h </w:instrText>
+          <w:instrText xml:space="preserve"> PAGEREF _Toc237165401 \h </w:instrText>
         </w:r>
         <w:r>
           <w:rPr>
@@ -1953,7 +1953,7 @@
       <w:pPr>
         <w:pStyle w:val="Heading1"/>
       </w:pPr>
-      <w:bookmarkStart w:id="0" w:name="_Toc237116972"/>
+      <w:bookmarkStart w:id="0" w:name="_Toc237165376"/>
       <w:r>
         <w:lastRenderedPageBreak/>
         <w:t>1. Welcome</w:t>
@@ -2021,7 +2021,7 @@
       <w:pPr>
         <w:pStyle w:val="Heading2"/>
       </w:pPr>
-      <w:bookmarkStart w:id="1" w:name="_Toc237116973"/>
+      <w:bookmarkStart w:id="1" w:name="_Toc237165377"/>
       <w:r>
         <w:t>1.1 What the Studio changes</w:t>
       </w:r>
@@ -2079,7 +2079,7 @@
       <w:pPr>
         <w:pStyle w:val="Heading1"/>
       </w:pPr>
-      <w:bookmarkStart w:id="2" w:name="_Toc237116974"/>
+      <w:bookmarkStart w:id="2" w:name="_Toc237165378"/>
       <w:r>
         <w:t>2. Installation and Startup</w:t>
       </w:r>
@@ -2099,7 +2099,7 @@
       <w:pPr>
         <w:pStyle w:val="Heading2"/>
       </w:pPr>
-      <w:bookmarkStart w:id="3" w:name="_Toc237116975"/>
+      <w:bookmarkStart w:id="3" w:name="_Toc237165379"/>
       <w:r>
         <w:t>2.1 First launch</w:t>
       </w:r>
@@ -2146,7 +2146,7 @@
       <w:pPr>
         <w:pStyle w:val="Heading2"/>
       </w:pPr>
-      <w:bookmarkStart w:id="4" w:name="_Toc237116976"/>
+      <w:bookmarkStart w:id="4" w:name="_Toc237165380"/>
       <w:r>
         <w:t>2.2 Install the localization components</w:t>
       </w:r>
@@ -2173,7 +2173,7 @@
         </w:numPr>
       </w:pPr>
       <w:r>
-        <w:t>Approve the Windows elevation prompt. The installer builds and tests the packages, copies the matching Win32 BPLs to the public RAD Studio Bpl folder, preserves Delphi's complete Embarcadero design-package registry baseline, and registers the self-contained DAT design BPL for the current user.</w:t>
+        <w:t>Approve the Windows elevation prompt. The installer builds and tests the packages, copies the matching Win32 BPLs to the public RAD Studio Bpl folder, preserves Delphi's complete installed Embarcadero design-package registry baseline, excludes stale optional registrations whose BPL files are absent, and registers the self-contained DAT design BPL for the current user.</w:t>
       </w:r>
     </w:p>
     <w:p>
@@ -2263,7 +2263,7 @@
       <w:pPr>
         <w:pStyle w:val="Heading1"/>
       </w:pPr>
-      <w:bookmarkStart w:id="5" w:name="_Toc237116977"/>
+      <w:bookmarkStart w:id="5" w:name="_Toc237165381"/>
       <w:r>
         <w:t>3. The End-to-End Workflow</w:t>
       </w:r>
@@ -2676,7 +2676,7 @@
       <w:pPr>
         <w:pStyle w:val="Heading1"/>
       </w:pPr>
-      <w:bookmarkStart w:id="6" w:name="_Toc237116978"/>
+      <w:bookmarkStart w:id="6" w:name="_Toc237165382"/>
       <w:r>
         <w:t>4. Open and Scan a Project</w:t>
       </w:r>
@@ -2793,7 +2793,7 @@
       <w:pPr>
         <w:pStyle w:val="Heading2"/>
       </w:pPr>
-      <w:bookmarkStart w:id="7" w:name="_Toc237116979"/>
+      <w:bookmarkStart w:id="7" w:name="_Toc237165383"/>
       <w:r>
         <w:t>4.1 Text that is collected</w:t>
       </w:r>
@@ -2835,7 +2835,7 @@
       <w:pPr>
         <w:pStyle w:val="Heading1"/>
       </w:pPr>
-      <w:bookmarkStart w:id="8" w:name="_Toc237116980"/>
+      <w:bookmarkStart w:id="8" w:name="_Toc237165384"/>
       <w:r>
         <w:t>5. Create and Edit a Language Catalog</w:t>
       </w:r>
@@ -2935,7 +2935,7 @@
       <w:pPr>
         <w:pStyle w:val="Heading2"/>
       </w:pPr>
-      <w:bookmarkStart w:id="9" w:name="_Toc237116981"/>
+      <w:bookmarkStart w:id="9" w:name="_Toc237165385"/>
       <w:r>
         <w:t>5.1 Translation statuses</w:t>
       </w:r>
@@ -3361,7 +3361,7 @@
       <w:pPr>
         <w:pStyle w:val="Heading2"/>
       </w:pPr>
-      <w:bookmarkStart w:id="10" w:name="_Toc237116982"/>
+      <w:bookmarkStart w:id="10" w:name="_Toc237165386"/>
       <w:r>
         <w:lastRenderedPageBreak/>
         <w:t>5.2 Automatic Google or DeepL workflow</w:t>
@@ -3491,7 +3491,7 @@
       <w:pPr>
         <w:pStyle w:val="Heading2"/>
       </w:pPr>
-      <w:bookmarkStart w:id="11" w:name="_Toc237116983"/>
+      <w:bookmarkStart w:id="11" w:name="_Toc237165387"/>
       <w:r>
         <w:t>5.3 Safety, context, and focused review</w:t>
       </w:r>
@@ -3557,7 +3557,7 @@
       <w:pPr>
         <w:pStyle w:val="Heading1"/>
       </w:pPr>
-      <w:bookmarkStart w:id="12" w:name="_Toc237116984"/>
+      <w:bookmarkStart w:id="12" w:name="_Toc237165388"/>
       <w:r>
         <w:lastRenderedPageBreak/>
         <w:t>6. Provider Settings and Secure Key Storage</w:t>
@@ -3929,7 +3929,7 @@
       <w:pPr>
         <w:pStyle w:val="Heading1"/>
       </w:pPr>
-      <w:bookmarkStart w:id="13" w:name="_Toc237116985"/>
+      <w:bookmarkStart w:id="13" w:name="_Toc237165389"/>
       <w:r>
         <w:t>7. Obtain and Enter a DeepL API Key</w:t>
       </w:r>
@@ -4122,7 +4122,7 @@
       <w:pPr>
         <w:pStyle w:val="Heading1"/>
       </w:pPr>
-      <w:bookmarkStart w:id="14" w:name="_Toc237116986"/>
+      <w:bookmarkStart w:id="14" w:name="_Toc237165390"/>
       <w:r>
         <w:t>8. Obtain and Enter a Google API Key</w:t>
       </w:r>
@@ -4371,7 +4371,7 @@
       <w:pPr>
         <w:pStyle w:val="Heading1"/>
       </w:pPr>
-      <w:bookmarkStart w:id="15" w:name="_Toc237116987"/>
+      <w:bookmarkStart w:id="15" w:name="_Toc237165391"/>
       <w:r>
         <w:t>9. Direct Provider Translation</w:t>
       </w:r>
@@ -4549,7 +4549,7 @@
       <w:pPr>
         <w:pStyle w:val="Heading1"/>
       </w:pPr>
-      <w:bookmarkStart w:id="16" w:name="_Toc237116988"/>
+      <w:bookmarkStart w:id="16" w:name="_Toc237165392"/>
       <w:r>
         <w:t>10. Validate and Export</w:t>
       </w:r>
@@ -4624,7 +4624,7 @@
       <w:pPr>
         <w:pStyle w:val="Heading1"/>
       </w:pPr>
-      <w:bookmarkStart w:id="17" w:name="_Toc237116989"/>
+      <w:bookmarkStart w:id="17" w:name="_Toc237165393"/>
       <w:r>
         <w:t>11. Integrate a Target Application</w:t>
       </w:r>
@@ -4765,7 +4765,7 @@
       <w:pPr>
         <w:pStyle w:val="Heading2"/>
       </w:pPr>
-      <w:bookmarkStart w:id="18" w:name="_Toc237116990"/>
+      <w:bookmarkStart w:id="18" w:name="_Toc237165394"/>
       <w:r>
         <w:t>11.1 Component properties and behavior</w:t>
       </w:r>
@@ -5126,7 +5126,7 @@
       <w:pPr>
         <w:pStyle w:val="Heading2"/>
       </w:pPr>
-      <w:bookmarkStart w:id="19" w:name="_Toc237116991"/>
+      <w:bookmarkStart w:id="19" w:name="_Toc237165395"/>
       <w:r>
         <w:lastRenderedPageBreak/>
         <w:t>11.2 Runtime files and preferences</w:t>
@@ -5185,7 +5185,7 @@
       <w:pPr>
         <w:pStyle w:val="Heading2"/>
       </w:pPr>
-      <w:bookmarkStart w:id="20" w:name="_Toc237116992"/>
+      <w:bookmarkStart w:id="20" w:name="_Toc237165396"/>
       <w:r>
         <w:t>11.3 Automatic Source Integration (Advanced)</w:t>
       </w:r>
@@ -5260,7 +5260,7 @@
       <w:pPr>
         <w:pStyle w:val="Heading1"/>
       </w:pPr>
-      <w:bookmarkStart w:id="21" w:name="_Toc237116993"/>
+      <w:bookmarkStart w:id="21" w:name="_Toc237165397"/>
       <w:r>
         <w:t>12. Translate the Studio Itself</w:t>
       </w:r>
@@ -5359,7 +5359,7 @@
       <w:pPr>
         <w:pStyle w:val="Heading1"/>
       </w:pPr>
-      <w:bookmarkStart w:id="22" w:name="_Toc237116994"/>
+      <w:bookmarkStart w:id="22" w:name="_Toc237165398"/>
       <w:r>
         <w:lastRenderedPageBreak/>
         <w:t>13. Troubleshooting</w:t>
@@ -5786,7 +5786,7 @@
       <w:pPr>
         <w:pStyle w:val="Heading1"/>
       </w:pPr>
-      <w:bookmarkStart w:id="23" w:name="_Toc237116995"/>
+      <w:bookmarkStart w:id="23" w:name="_Toc237165399"/>
       <w:r>
         <w:lastRenderedPageBreak/>
         <w:t>14. Security and Privacy</w:t>
@@ -5853,7 +5853,7 @@
       <w:pPr>
         <w:pStyle w:val="Heading1"/>
       </w:pPr>
-      <w:bookmarkStart w:id="24" w:name="_Toc237116996"/>
+      <w:bookmarkStart w:id="24" w:name="_Toc237165400"/>
       <w:r>
         <w:t>15. File and Folder Reference</w:t>
       </w:r>
@@ -6214,7 +6214,7 @@
       <w:pPr>
         <w:pStyle w:val="Heading1"/>
       </w:pPr>
-      <w:bookmarkStart w:id="25" w:name="_Toc237116997"/>
+      <w:bookmarkStart w:id="25" w:name="_Toc237165401"/>
       <w:r>
         <w:lastRenderedPageBreak/>
         <w:t>16. Provider Reference and Change Notice</w:t>
@@ -6645,100 +6645,100 @@
       </w:rPr>
     </w:lvl>
   </w:abstractNum>
-  <w:num w:numId="1" w16cid:durableId="418215204">
+  <w:num w:numId="1" w16cid:durableId="629281477">
     <w:abstractNumId w:val="8"/>
   </w:num>
-  <w:num w:numId="2" w16cid:durableId="1258632196">
+  <w:num w:numId="2" w16cid:durableId="17782018">
     <w:abstractNumId w:val="6"/>
   </w:num>
-  <w:num w:numId="3" w16cid:durableId="1127549207">
+  <w:num w:numId="3" w16cid:durableId="878781113">
     <w:abstractNumId w:val="5"/>
   </w:num>
-  <w:num w:numId="4" w16cid:durableId="1238638285">
+  <w:num w:numId="4" w16cid:durableId="293949814">
     <w:abstractNumId w:val="4"/>
   </w:num>
-  <w:num w:numId="5" w16cid:durableId="254480113">
+  <w:num w:numId="5" w16cid:durableId="1828739484">
     <w:abstractNumId w:val="7"/>
   </w:num>
-  <w:num w:numId="6" w16cid:durableId="2124424633">
+  <w:num w:numId="6" w16cid:durableId="1036855489">
     <w:abstractNumId w:val="3"/>
   </w:num>
-  <w:num w:numId="7" w16cid:durableId="520046249">
+  <w:num w:numId="7" w16cid:durableId="1039360859">
     <w:abstractNumId w:val="2"/>
   </w:num>
-  <w:num w:numId="8" w16cid:durableId="672875572">
+  <w:num w:numId="8" w16cid:durableId="16975932">
     <w:abstractNumId w:val="1"/>
   </w:num>
-  <w:num w:numId="9" w16cid:durableId="646514784">
+  <w:num w:numId="9" w16cid:durableId="654142803">
     <w:abstractNumId w:val="0"/>
   </w:num>
-  <w:num w:numId="10" w16cid:durableId="695932243">
+  <w:num w:numId="10" w16cid:durableId="773288380">
     <w:abstractNumId w:val="7"/>
     <w:lvlOverride w:ilvl="0">
       <w:startOverride w:val="1"/>
     </w:lvlOverride>
   </w:num>
-  <w:num w:numId="11" w16cid:durableId="810054602">
+  <w:num w:numId="11" w16cid:durableId="869612518">
     <w:abstractNumId w:val="7"/>
     <w:lvlOverride w:ilvl="0">
       <w:startOverride w:val="1"/>
     </w:lvlOverride>
   </w:num>
-  <w:num w:numId="12" w16cid:durableId="1757508499">
+  <w:num w:numId="12" w16cid:durableId="1967809393">
     <w:abstractNumId w:val="7"/>
     <w:lvlOverride w:ilvl="0">
       <w:startOverride w:val="1"/>
     </w:lvlOverride>
   </w:num>
-  <w:num w:numId="13" w16cid:durableId="1276206068">
+  <w:num w:numId="13" w16cid:durableId="1770151237">
     <w:abstractNumId w:val="7"/>
     <w:lvlOverride w:ilvl="0">
       <w:startOverride w:val="1"/>
     </w:lvlOverride>
   </w:num>
-  <w:num w:numId="14" w16cid:durableId="1582451716">
+  <w:num w:numId="14" w16cid:durableId="277953440">
     <w:abstractNumId w:val="7"/>
     <w:lvlOverride w:ilvl="0">
       <w:startOverride w:val="1"/>
     </w:lvlOverride>
   </w:num>
-  <w:num w:numId="15" w16cid:durableId="1549686571">
+  <w:num w:numId="15" w16cid:durableId="1228371865">
     <w:abstractNumId w:val="7"/>
     <w:lvlOverride w:ilvl="0">
       <w:startOverride w:val="1"/>
     </w:lvlOverride>
   </w:num>
-  <w:num w:numId="16" w16cid:durableId="919362893">
+  <w:num w:numId="16" w16cid:durableId="1030060504">
     <w:abstractNumId w:val="7"/>
     <w:lvlOverride w:ilvl="0">
       <w:startOverride w:val="1"/>
     </w:lvlOverride>
   </w:num>
-  <w:num w:numId="17" w16cid:durableId="376273929">
+  <w:num w:numId="17" w16cid:durableId="1955751457">
     <w:abstractNumId w:val="7"/>
     <w:lvlOverride w:ilvl="0">
       <w:startOverride w:val="1"/>
     </w:lvlOverride>
   </w:num>
-  <w:num w:numId="18" w16cid:durableId="900942102">
+  <w:num w:numId="18" w16cid:durableId="1095399893">
     <w:abstractNumId w:val="7"/>
     <w:lvlOverride w:ilvl="0">
       <w:startOverride w:val="1"/>
     </w:lvlOverride>
   </w:num>
-  <w:num w:numId="19" w16cid:durableId="1140347878">
+  <w:num w:numId="19" w16cid:durableId="1734036080">
     <w:abstractNumId w:val="7"/>
     <w:lvlOverride w:ilvl="0">
       <w:startOverride w:val="1"/>
     </w:lvlOverride>
   </w:num>
-  <w:num w:numId="20" w16cid:durableId="148786550">
+  <w:num w:numId="20" w16cid:durableId="1150754413">
     <w:abstractNumId w:val="7"/>
     <w:lvlOverride w:ilvl="0">
       <w:startOverride w:val="1"/>
     </w:lvlOverride>
   </w:num>
-  <w:num w:numId="21" w16cid:durableId="2082873354">
+  <w:num w:numId="21" w16cid:durableId="1622567342">
     <w:abstractNumId w:val="7"/>
     <w:lvlOverride w:ilvl="0">
       <w:startOverride w:val="1"/>
@@ -18168,7 +18168,7 @@
     <w:autoRedefine/>
     <w:uiPriority w:val="39"/>
     <w:unhideWhenUsed/>
-    <w:rsid w:val="00AC3362"/>
+    <w:rsid w:val="00704F45"/>
     <w:pPr>
       <w:spacing w:after="100"/>
     </w:pPr>
@@ -18180,7 +18180,7 @@
     <w:autoRedefine/>
     <w:uiPriority w:val="39"/>
     <w:unhideWhenUsed/>
-    <w:rsid w:val="00AC3362"/>
+    <w:rsid w:val="00704F45"/>
     <w:pPr>
       <w:spacing w:after="100"/>
       <w:ind w:left="220"/>
@@ -18191,7 +18191,7 @@
     <w:basedOn w:val="DefaultParagraphFont"/>
     <w:uiPriority w:val="99"/>
     <w:unhideWhenUsed/>
-    <w:rsid w:val="00AC3362"/>
+    <w:rsid w:val="00704F45"/>
     <w:rPr>
       <w:color w:val="0000FF" w:themeColor="hyperlink"/>
       <w:u w:val="single"/>

--- a/docs/guides/Delphi App Translation Studio User Guide.docx
+++ b/docs/guides/Delphi App Translation Studio User Guide.docx
@@ -13,7 +13,7 @@
           <w:noProof/>
         </w:rPr>
         <w:drawing>
-          <wp:inline distT="0" distB="0" distL="0" distR="0" wp14:anchorId="0C92721D" wp14:editId="693085D2">
+          <wp:inline distT="0" distB="0" distL="0" distR="0" wp14:anchorId="068B2BD1" wp14:editId="241CADC5">
             <wp:extent cx="1371600" cy="1371600"/>
             <wp:effectExtent l="0" t="0" r="0" b="0"/>
             <wp:docPr id="1" name="Picture 1"/>
@@ -122,7 +122,7 @@
           <w:color w:val="5D7693"/>
         </w:rPr>
         <w:br/>
-        <w:t>Last changed: August 8, 2026</w:t>
+        <w:t>Last changed: August 9, 2026</w:t>
       </w:r>
       <w:r>
         <w:rPr>
@@ -173,7 +173,7 @@
       <w:r>
         <w:fldChar w:fldCharType="separate"/>
       </w:r>
-      <w:hyperlink w:anchor="_Toc237165376" w:history="1">
+      <w:hyperlink w:anchor="_Toc237169174" w:history="1">
         <w:r>
           <w:rPr>
             <w:rStyle w:val="Hyperlink"/>
@@ -200,7 +200,7 @@
             <w:noProof/>
             <w:webHidden/>
           </w:rPr>
-          <w:instrText xml:space="preserve"> PAGEREF _Toc237165376 \h </w:instrText>
+          <w:instrText xml:space="preserve"> PAGEREF _Toc237169174 \h </w:instrText>
         </w:r>
         <w:r>
           <w:rPr>
@@ -241,7 +241,7 @@
           <w:noProof/>
         </w:rPr>
       </w:pPr>
-      <w:hyperlink w:anchor="_Toc237165377" w:history="1">
+      <w:hyperlink w:anchor="_Toc237169175" w:history="1">
         <w:r>
           <w:rPr>
             <w:rStyle w:val="Hyperlink"/>
@@ -268,7 +268,7 @@
             <w:noProof/>
             <w:webHidden/>
           </w:rPr>
-          <w:instrText xml:space="preserve"> PAGEREF _Toc237165377 \h </w:instrText>
+          <w:instrText xml:space="preserve"> PAGEREF _Toc237169175 \h </w:instrText>
         </w:r>
         <w:r>
           <w:rPr>
@@ -309,7 +309,7 @@
           <w:noProof/>
         </w:rPr>
       </w:pPr>
-      <w:hyperlink w:anchor="_Toc237165378" w:history="1">
+      <w:hyperlink w:anchor="_Toc237169176" w:history="1">
         <w:r>
           <w:rPr>
             <w:rStyle w:val="Hyperlink"/>
@@ -336,7 +336,7 @@
             <w:noProof/>
             <w:webHidden/>
           </w:rPr>
-          <w:instrText xml:space="preserve"> PAGEREF _Toc237165378 \h </w:instrText>
+          <w:instrText xml:space="preserve"> PAGEREF _Toc237169176 \h </w:instrText>
         </w:r>
         <w:r>
           <w:rPr>
@@ -377,7 +377,7 @@
           <w:noProof/>
         </w:rPr>
       </w:pPr>
-      <w:hyperlink w:anchor="_Toc237165379" w:history="1">
+      <w:hyperlink w:anchor="_Toc237169177" w:history="1">
         <w:r>
           <w:rPr>
             <w:rStyle w:val="Hyperlink"/>
@@ -404,7 +404,7 @@
             <w:noProof/>
             <w:webHidden/>
           </w:rPr>
-          <w:instrText xml:space="preserve"> PAGEREF _Toc237165379 \h </w:instrText>
+          <w:instrText xml:space="preserve"> PAGEREF _Toc237169177 \h </w:instrText>
         </w:r>
         <w:r>
           <w:rPr>
@@ -445,7 +445,7 @@
           <w:noProof/>
         </w:rPr>
       </w:pPr>
-      <w:hyperlink w:anchor="_Toc237165380" w:history="1">
+      <w:hyperlink w:anchor="_Toc237169178" w:history="1">
         <w:r>
           <w:rPr>
             <w:rStyle w:val="Hyperlink"/>
@@ -472,7 +472,7 @@
             <w:noProof/>
             <w:webHidden/>
           </w:rPr>
-          <w:instrText xml:space="preserve"> PAGEREF _Toc237165380 \h </w:instrText>
+          <w:instrText xml:space="preserve"> PAGEREF _Toc237169178 \h </w:instrText>
         </w:r>
         <w:r>
           <w:rPr>
@@ -513,7 +513,7 @@
           <w:noProof/>
         </w:rPr>
       </w:pPr>
-      <w:hyperlink w:anchor="_Toc237165381" w:history="1">
+      <w:hyperlink w:anchor="_Toc237169179" w:history="1">
         <w:r>
           <w:rPr>
             <w:rStyle w:val="Hyperlink"/>
@@ -540,7 +540,7 @@
             <w:noProof/>
             <w:webHidden/>
           </w:rPr>
-          <w:instrText xml:space="preserve"> PAGEREF _Toc237165381 \h </w:instrText>
+          <w:instrText xml:space="preserve"> PAGEREF _Toc237169179 \h </w:instrText>
         </w:r>
         <w:r>
           <w:rPr>
@@ -581,7 +581,7 @@
           <w:noProof/>
         </w:rPr>
       </w:pPr>
-      <w:hyperlink w:anchor="_Toc237165382" w:history="1">
+      <w:hyperlink w:anchor="_Toc237169180" w:history="1">
         <w:r>
           <w:rPr>
             <w:rStyle w:val="Hyperlink"/>
@@ -608,7 +608,7 @@
             <w:noProof/>
             <w:webHidden/>
           </w:rPr>
-          <w:instrText xml:space="preserve"> PAGEREF _Toc237165382 \h </w:instrText>
+          <w:instrText xml:space="preserve"> PAGEREF _Toc237169180 \h </w:instrText>
         </w:r>
         <w:r>
           <w:rPr>
@@ -649,7 +649,7 @@
           <w:noProof/>
         </w:rPr>
       </w:pPr>
-      <w:hyperlink w:anchor="_Toc237165383" w:history="1">
+      <w:hyperlink w:anchor="_Toc237169181" w:history="1">
         <w:r>
           <w:rPr>
             <w:rStyle w:val="Hyperlink"/>
@@ -676,7 +676,7 @@
             <w:noProof/>
             <w:webHidden/>
           </w:rPr>
-          <w:instrText xml:space="preserve"> PAGEREF _Toc237165383 \h </w:instrText>
+          <w:instrText xml:space="preserve"> PAGEREF _Toc237169181 \h </w:instrText>
         </w:r>
         <w:r>
           <w:rPr>
@@ -717,7 +717,7 @@
           <w:noProof/>
         </w:rPr>
       </w:pPr>
-      <w:hyperlink w:anchor="_Toc237165384" w:history="1">
+      <w:hyperlink w:anchor="_Toc237169182" w:history="1">
         <w:r>
           <w:rPr>
             <w:rStyle w:val="Hyperlink"/>
@@ -744,7 +744,7 @@
             <w:noProof/>
             <w:webHidden/>
           </w:rPr>
-          <w:instrText xml:space="preserve"> PAGEREF _Toc237165384 \h </w:instrText>
+          <w:instrText xml:space="preserve"> PAGEREF _Toc237169182 \h </w:instrText>
         </w:r>
         <w:r>
           <w:rPr>
@@ -785,7 +785,7 @@
           <w:noProof/>
         </w:rPr>
       </w:pPr>
-      <w:hyperlink w:anchor="_Toc237165385" w:history="1">
+      <w:hyperlink w:anchor="_Toc237169183" w:history="1">
         <w:r>
           <w:rPr>
             <w:rStyle w:val="Hyperlink"/>
@@ -812,7 +812,7 @@
             <w:noProof/>
             <w:webHidden/>
           </w:rPr>
-          <w:instrText xml:space="preserve"> PAGEREF _Toc237165385 \h </w:instrText>
+          <w:instrText xml:space="preserve"> PAGEREF _Toc237169183 \h </w:instrText>
         </w:r>
         <w:r>
           <w:rPr>
@@ -853,7 +853,7 @@
           <w:noProof/>
         </w:rPr>
       </w:pPr>
-      <w:hyperlink w:anchor="_Toc237165386" w:history="1">
+      <w:hyperlink w:anchor="_Toc237169184" w:history="1">
         <w:r>
           <w:rPr>
             <w:rStyle w:val="Hyperlink"/>
@@ -880,7 +880,7 @@
             <w:noProof/>
             <w:webHidden/>
           </w:rPr>
-          <w:instrText xml:space="preserve"> PAGEREF _Toc237165386 \h </w:instrText>
+          <w:instrText xml:space="preserve"> PAGEREF _Toc237169184 \h </w:instrText>
         </w:r>
         <w:r>
           <w:rPr>
@@ -921,7 +921,7 @@
           <w:noProof/>
         </w:rPr>
       </w:pPr>
-      <w:hyperlink w:anchor="_Toc237165387" w:history="1">
+      <w:hyperlink w:anchor="_Toc237169185" w:history="1">
         <w:r>
           <w:rPr>
             <w:rStyle w:val="Hyperlink"/>
@@ -948,7 +948,7 @@
             <w:noProof/>
             <w:webHidden/>
           </w:rPr>
-          <w:instrText xml:space="preserve"> PAGEREF _Toc237165387 \h </w:instrText>
+          <w:instrText xml:space="preserve"> PAGEREF _Toc237169185 \h </w:instrText>
         </w:r>
         <w:r>
           <w:rPr>
@@ -989,7 +989,7 @@
           <w:noProof/>
         </w:rPr>
       </w:pPr>
-      <w:hyperlink w:anchor="_Toc237165388" w:history="1">
+      <w:hyperlink w:anchor="_Toc237169186" w:history="1">
         <w:r>
           <w:rPr>
             <w:rStyle w:val="Hyperlink"/>
@@ -1016,7 +1016,7 @@
             <w:noProof/>
             <w:webHidden/>
           </w:rPr>
-          <w:instrText xml:space="preserve"> PAGEREF _Toc237165388 \h </w:instrText>
+          <w:instrText xml:space="preserve"> PAGEREF _Toc237169186 \h </w:instrText>
         </w:r>
         <w:r>
           <w:rPr>
@@ -1057,7 +1057,7 @@
           <w:noProof/>
         </w:rPr>
       </w:pPr>
-      <w:hyperlink w:anchor="_Toc237165389" w:history="1">
+      <w:hyperlink w:anchor="_Toc237169187" w:history="1">
         <w:r>
           <w:rPr>
             <w:rStyle w:val="Hyperlink"/>
@@ -1084,7 +1084,7 @@
             <w:noProof/>
             <w:webHidden/>
           </w:rPr>
-          <w:instrText xml:space="preserve"> PAGEREF _Toc237165389 \h </w:instrText>
+          <w:instrText xml:space="preserve"> PAGEREF _Toc237169187 \h </w:instrText>
         </w:r>
         <w:r>
           <w:rPr>
@@ -1125,7 +1125,7 @@
           <w:noProof/>
         </w:rPr>
       </w:pPr>
-      <w:hyperlink w:anchor="_Toc237165390" w:history="1">
+      <w:hyperlink w:anchor="_Toc237169188" w:history="1">
         <w:r>
           <w:rPr>
             <w:rStyle w:val="Hyperlink"/>
@@ -1152,7 +1152,7 @@
             <w:noProof/>
             <w:webHidden/>
           </w:rPr>
-          <w:instrText xml:space="preserve"> PAGEREF _Toc237165390 \h </w:instrText>
+          <w:instrText xml:space="preserve"> PAGEREF _Toc237169188 \h </w:instrText>
         </w:r>
         <w:r>
           <w:rPr>
@@ -1193,7 +1193,7 @@
           <w:noProof/>
         </w:rPr>
       </w:pPr>
-      <w:hyperlink w:anchor="_Toc237165391" w:history="1">
+      <w:hyperlink w:anchor="_Toc237169189" w:history="1">
         <w:r>
           <w:rPr>
             <w:rStyle w:val="Hyperlink"/>
@@ -1220,7 +1220,7 @@
             <w:noProof/>
             <w:webHidden/>
           </w:rPr>
-          <w:instrText xml:space="preserve"> PAGEREF _Toc237165391 \h </w:instrText>
+          <w:instrText xml:space="preserve"> PAGEREF _Toc237169189 \h </w:instrText>
         </w:r>
         <w:r>
           <w:rPr>
@@ -1261,7 +1261,7 @@
           <w:noProof/>
         </w:rPr>
       </w:pPr>
-      <w:hyperlink w:anchor="_Toc237165392" w:history="1">
+      <w:hyperlink w:anchor="_Toc237169190" w:history="1">
         <w:r>
           <w:rPr>
             <w:rStyle w:val="Hyperlink"/>
@@ -1288,7 +1288,7 @@
             <w:noProof/>
             <w:webHidden/>
           </w:rPr>
-          <w:instrText xml:space="preserve"> PAGEREF _Toc237165392 \h </w:instrText>
+          <w:instrText xml:space="preserve"> PAGEREF _Toc237169190 \h </w:instrText>
         </w:r>
         <w:r>
           <w:rPr>
@@ -1329,7 +1329,7 @@
           <w:noProof/>
         </w:rPr>
       </w:pPr>
-      <w:hyperlink w:anchor="_Toc237165393" w:history="1">
+      <w:hyperlink w:anchor="_Toc237169191" w:history="1">
         <w:r>
           <w:rPr>
             <w:rStyle w:val="Hyperlink"/>
@@ -1356,7 +1356,7 @@
             <w:noProof/>
             <w:webHidden/>
           </w:rPr>
-          <w:instrText xml:space="preserve"> PAGEREF _Toc237165393 \h </w:instrText>
+          <w:instrText xml:space="preserve"> PAGEREF _Toc237169191 \h </w:instrText>
         </w:r>
         <w:r>
           <w:rPr>
@@ -1397,7 +1397,7 @@
           <w:noProof/>
         </w:rPr>
       </w:pPr>
-      <w:hyperlink w:anchor="_Toc237165394" w:history="1">
+      <w:hyperlink w:anchor="_Toc237169192" w:history="1">
         <w:r>
           <w:rPr>
             <w:rStyle w:val="Hyperlink"/>
@@ -1424,7 +1424,7 @@
             <w:noProof/>
             <w:webHidden/>
           </w:rPr>
-          <w:instrText xml:space="preserve"> PAGEREF _Toc237165394 \h </w:instrText>
+          <w:instrText xml:space="preserve"> PAGEREF _Toc237169192 \h </w:instrText>
         </w:r>
         <w:r>
           <w:rPr>
@@ -1465,7 +1465,7 @@
           <w:noProof/>
         </w:rPr>
       </w:pPr>
-      <w:hyperlink w:anchor="_Toc237165395" w:history="1">
+      <w:hyperlink w:anchor="_Toc237169193" w:history="1">
         <w:r>
           <w:rPr>
             <w:rStyle w:val="Hyperlink"/>
@@ -1492,7 +1492,7 @@
             <w:noProof/>
             <w:webHidden/>
           </w:rPr>
-          <w:instrText xml:space="preserve"> PAGEREF _Toc237165395 \h </w:instrText>
+          <w:instrText xml:space="preserve"> PAGEREF _Toc237169193 \h </w:instrText>
         </w:r>
         <w:r>
           <w:rPr>
@@ -1533,7 +1533,7 @@
           <w:noProof/>
         </w:rPr>
       </w:pPr>
-      <w:hyperlink w:anchor="_Toc237165396" w:history="1">
+      <w:hyperlink w:anchor="_Toc237169194" w:history="1">
         <w:r>
           <w:rPr>
             <w:rStyle w:val="Hyperlink"/>
@@ -1560,7 +1560,7 @@
             <w:noProof/>
             <w:webHidden/>
           </w:rPr>
-          <w:instrText xml:space="preserve"> PAGEREF _Toc237165396 \h </w:instrText>
+          <w:instrText xml:space="preserve"> PAGEREF _Toc237169194 \h </w:instrText>
         </w:r>
         <w:r>
           <w:rPr>
@@ -1601,7 +1601,7 @@
           <w:noProof/>
         </w:rPr>
       </w:pPr>
-      <w:hyperlink w:anchor="_Toc237165397" w:history="1">
+      <w:hyperlink w:anchor="_Toc237169195" w:history="1">
         <w:r>
           <w:rPr>
             <w:rStyle w:val="Hyperlink"/>
@@ -1628,7 +1628,7 @@
             <w:noProof/>
             <w:webHidden/>
           </w:rPr>
-          <w:instrText xml:space="preserve"> PAGEREF _Toc237165397 \h </w:instrText>
+          <w:instrText xml:space="preserve"> PAGEREF _Toc237169195 \h </w:instrText>
         </w:r>
         <w:r>
           <w:rPr>
@@ -1669,7 +1669,7 @@
           <w:noProof/>
         </w:rPr>
       </w:pPr>
-      <w:hyperlink w:anchor="_Toc237165398" w:history="1">
+      <w:hyperlink w:anchor="_Toc237169196" w:history="1">
         <w:r>
           <w:rPr>
             <w:rStyle w:val="Hyperlink"/>
@@ -1696,7 +1696,7 @@
             <w:noProof/>
             <w:webHidden/>
           </w:rPr>
-          <w:instrText xml:space="preserve"> PAGEREF _Toc237165398 \h </w:instrText>
+          <w:instrText xml:space="preserve"> PAGEREF _Toc237169196 \h </w:instrText>
         </w:r>
         <w:r>
           <w:rPr>
@@ -1737,7 +1737,7 @@
           <w:noProof/>
         </w:rPr>
       </w:pPr>
-      <w:hyperlink w:anchor="_Toc237165399" w:history="1">
+      <w:hyperlink w:anchor="_Toc237169197" w:history="1">
         <w:r>
           <w:rPr>
             <w:rStyle w:val="Hyperlink"/>
@@ -1764,7 +1764,7 @@
             <w:noProof/>
             <w:webHidden/>
           </w:rPr>
-          <w:instrText xml:space="preserve"> PAGEREF _Toc237165399 \h </w:instrText>
+          <w:instrText xml:space="preserve"> PAGEREF _Toc237169197 \h </w:instrText>
         </w:r>
         <w:r>
           <w:rPr>
@@ -1805,7 +1805,7 @@
           <w:noProof/>
         </w:rPr>
       </w:pPr>
-      <w:hyperlink w:anchor="_Toc237165400" w:history="1">
+      <w:hyperlink w:anchor="_Toc237169198" w:history="1">
         <w:r>
           <w:rPr>
             <w:rStyle w:val="Hyperlink"/>
@@ -1832,7 +1832,7 @@
             <w:noProof/>
             <w:webHidden/>
           </w:rPr>
-          <w:instrText xml:space="preserve"> PAGEREF _Toc237165400 \h </w:instrText>
+          <w:instrText xml:space="preserve"> PAGEREF _Toc237169198 \h </w:instrText>
         </w:r>
         <w:r>
           <w:rPr>
@@ -1873,7 +1873,7 @@
           <w:noProof/>
         </w:rPr>
       </w:pPr>
-      <w:hyperlink w:anchor="_Toc237165401" w:history="1">
+      <w:hyperlink w:anchor="_Toc237169199" w:history="1">
         <w:r>
           <w:rPr>
             <w:rStyle w:val="Hyperlink"/>
@@ -1900,7 +1900,7 @@
             <w:noProof/>
             <w:webHidden/>
           </w:rPr>
-          <w:instrText xml:space="preserve"> PAGEREF _Toc237165401 \h </w:instrText>
+          <w:instrText xml:space="preserve"> PAGEREF _Toc237169199 \h </w:instrText>
         </w:r>
         <w:r>
           <w:rPr>
@@ -1953,7 +1953,7 @@
       <w:pPr>
         <w:pStyle w:val="Heading1"/>
       </w:pPr>
-      <w:bookmarkStart w:id="0" w:name="_Toc237165376"/>
+      <w:bookmarkStart w:id="0" w:name="_Toc237169174"/>
       <w:r>
         <w:lastRenderedPageBreak/>
         <w:t>1. Welcome</w:t>
@@ -2021,7 +2021,7 @@
       <w:pPr>
         <w:pStyle w:val="Heading2"/>
       </w:pPr>
-      <w:bookmarkStart w:id="1" w:name="_Toc237165377"/>
+      <w:bookmarkStart w:id="1" w:name="_Toc237169175"/>
       <w:r>
         <w:t>1.1 What the Studio changes</w:t>
       </w:r>
@@ -2079,7 +2079,7 @@
       <w:pPr>
         <w:pStyle w:val="Heading1"/>
       </w:pPr>
-      <w:bookmarkStart w:id="2" w:name="_Toc237165378"/>
+      <w:bookmarkStart w:id="2" w:name="_Toc237169176"/>
       <w:r>
         <w:t>2. Installation and Startup</w:t>
       </w:r>
@@ -2099,7 +2099,7 @@
       <w:pPr>
         <w:pStyle w:val="Heading2"/>
       </w:pPr>
-      <w:bookmarkStart w:id="3" w:name="_Toc237165379"/>
+      <w:bookmarkStart w:id="3" w:name="_Toc237169177"/>
       <w:r>
         <w:t>2.1 First launch</w:t>
       </w:r>
@@ -2146,7 +2146,7 @@
       <w:pPr>
         <w:pStyle w:val="Heading2"/>
       </w:pPr>
-      <w:bookmarkStart w:id="4" w:name="_Toc237165380"/>
+      <w:bookmarkStart w:id="4" w:name="_Toc237169178"/>
       <w:r>
         <w:t>2.2 Install the localization components</w:t>
       </w:r>
@@ -2161,7 +2161,7 @@
         </w:numPr>
       </w:pPr>
       <w:r>
-        <w:t>Close RAD Studio. In the Translation Studio, open Integration, leave Component Integration selected, and choose Install / Repair Components. The same operation is available by double-clicking tools\Install-DATLanguageManagerComponents.cmd, which uses ExecutionPolicy Bypass for the signed-off project script.</w:t>
+        <w:t>In the Translation Studio, open the target project, complete Scan, Translate, Validation, and Export, then open Integration and leave Component Integration selected.</w:t>
       </w:r>
     </w:p>
     <w:p>
@@ -2173,7 +2173,7 @@
         </w:numPr>
       </w:pPr>
       <w:r>
-        <w:t>Approve the Windows elevation prompt. The installer builds and tests the packages, copies the matching Win32 BPLs to the public RAD Studio Bpl folder, preserves Delphi's complete installed Embarcadero design-package registry baseline, excludes stale optional registrations whose BPL files are absent, and registers the self-contained DAT design BPL for the current user.</w:t>
+        <w:t>Choose Build Integration Plan. The Studio enables Show Design BPL for the detected VCL or FMX framework.</w:t>
       </w:r>
     </w:p>
     <w:p>
@@ -2185,7 +2185,7 @@
         </w:numPr>
       </w:pPr>
       <w:r>
-        <w:t>Restart RAD Studio. Open Component &gt; Install Packages and confirm the normal Embarcadero packages are still listed, including Embarcadero FMX Components for FMX work, and that the DAT package is checked. Then open a form and confirm DAT Localization appears in the Tool Palette with the language manager and language combo box.</w:t>
+        <w:t>Choose Show Design BPL. File Explorer selects DATLanguageManagerVCLDesign.bpl or DATLanguageManagerFMXDesign.bpl in the Studio's stable bin\packages\Win32\Release folder.</w:t>
       </w:r>
     </w:p>
     <w:p>
@@ -2197,7 +2197,7 @@
         </w:numPr>
       </w:pPr>
       <w:r>
-        <w:t>If automation cannot be used, build the matching Win32 design package and use Component &gt; Install Packages &gt; Add to select the compiled .bpl. Never choose Component &gt; Install Component and never select a .dpk in that wizard; a .dpk is package source, not the installable artifact.</w:t>
+        <w:t>Start RAD Studio without opening the target form. Choose Component &gt; Install Packages, choose Add, select the exact design .bpl shown by the Studio, and choose Open.</w:t>
       </w:r>
     </w:p>
     <w:p>
@@ -2209,7 +2209,43 @@
         </w:numPr>
       </w:pPr>
       <w:r>
-        <w:t>Runtime BPLs are also copied for projects that use runtime packages. A normally linked application compiles the generated kit's ComponentSource units into the executable.</w:t>
+        <w:t>Confirm DAT Language Manager VCL design-time package or DAT Language Manager FireMonkey design-time package is listed and checked, then choose OK. Open a form and confirm DAT Localization appears in the Tool Palette.</w:t>
+      </w:r>
+    </w:p>
+    <w:p>
+      <w:pPr>
+        <w:pStyle w:val="ListNumber"/>
+        <w:numPr>
+          <w:ilvl w:val="0"/>
+          <w:numId w:val="11"/>
+        </w:numPr>
+      </w:pPr>
+      <w:r>
+        <w:t>Never choose Component &gt; Install Component and never select a .dpk. A .dpk is package source; Delphi installs the compiled Win32 design .bpl through Install Packages.</w:t>
+      </w:r>
+    </w:p>
+    <w:p>
+      <w:pPr>
+        <w:pStyle w:val="ListNumber"/>
+        <w:numPr>
+          <w:ilvl w:val="0"/>
+          <w:numId w:val="11"/>
+        </w:numPr>
+      </w:pPr>
+      <w:r>
+        <w:t>Return to the Studio and choose Generate Component Kit. The clean kit contains ComponentSource, JSON packs, deployment support, a manifest, and README instructions; it deliberately contains no BPLs or installer scripts.</w:t>
+      </w:r>
+    </w:p>
+    <w:p>
+      <w:pPr>
+        <w:pStyle w:val="ListNumber"/>
+        <w:numPr>
+          <w:ilvl w:val="0"/>
+          <w:numId w:val="11"/>
+        </w:numPr>
+      </w:pPr>
+      <w:r>
+        <w:t>Normally linked applications compile the generated kit's ComponentSource units into the executable. The target does not need DAT runtime BPLs beside it.</w:t>
       </w:r>
     </w:p>
     <w:tbl>
@@ -2250,10 +2286,10 @@
                 <w:b/>
                 <w:color w:val="234C80"/>
               </w:rPr>
-              <w:t xml:space="preserve">Explicit, automated installation. </w:t>
+              <w:t xml:space="preserve">Delphi-controlled installation. </w:t>
             </w:r>
             <w:r>
-              <w:t>The installer is developer-invoked, requires RAD Studio to be closed, and reports the destination and result. It never alters a target application.</w:t>
+              <w:t>The Studio does not copy BPLs into Delphi folders, write the BDS registry, or install packages automatically. RAD Studio registers the stable package from the Studio build tree through its normal Install Packages dialog. Generated per-project kits remain replaceable and are never package-registration locations.</w:t>
             </w:r>
           </w:p>
         </w:tc>
@@ -2263,7 +2299,7 @@
       <w:pPr>
         <w:pStyle w:val="Heading1"/>
       </w:pPr>
-      <w:bookmarkStart w:id="5" w:name="_Toc237165381"/>
+      <w:bookmarkStart w:id="5" w:name="_Toc237169179"/>
       <w:r>
         <w:t>3. The End-to-End Workflow</w:t>
       </w:r>
@@ -2676,7 +2712,7 @@
       <w:pPr>
         <w:pStyle w:val="Heading1"/>
       </w:pPr>
-      <w:bookmarkStart w:id="6" w:name="_Toc237165382"/>
+      <w:bookmarkStart w:id="6" w:name="_Toc237169180"/>
       <w:r>
         <w:t>4. Open and Scan a Project</w:t>
       </w:r>
@@ -2793,7 +2829,7 @@
       <w:pPr>
         <w:pStyle w:val="Heading2"/>
       </w:pPr>
-      <w:bookmarkStart w:id="7" w:name="_Toc237165383"/>
+      <w:bookmarkStart w:id="7" w:name="_Toc237169181"/>
       <w:r>
         <w:t>4.1 Text that is collected</w:t>
       </w:r>
@@ -2835,7 +2871,7 @@
       <w:pPr>
         <w:pStyle w:val="Heading1"/>
       </w:pPr>
-      <w:bookmarkStart w:id="8" w:name="_Toc237165384"/>
+      <w:bookmarkStart w:id="8" w:name="_Toc237169182"/>
       <w:r>
         <w:t>5. Create and Edit a Language Catalog</w:t>
       </w:r>
@@ -2935,7 +2971,7 @@
       <w:pPr>
         <w:pStyle w:val="Heading2"/>
       </w:pPr>
-      <w:bookmarkStart w:id="9" w:name="_Toc237165385"/>
+      <w:bookmarkStart w:id="9" w:name="_Toc237169183"/>
       <w:r>
         <w:t>5.1 Translation statuses</w:t>
       </w:r>
@@ -3361,7 +3397,7 @@
       <w:pPr>
         <w:pStyle w:val="Heading2"/>
       </w:pPr>
-      <w:bookmarkStart w:id="10" w:name="_Toc237165386"/>
+      <w:bookmarkStart w:id="10" w:name="_Toc237169184"/>
       <w:r>
         <w:lastRenderedPageBreak/>
         <w:t>5.2 Automatic Google or DeepL workflow</w:t>
@@ -3491,7 +3527,7 @@
       <w:pPr>
         <w:pStyle w:val="Heading2"/>
       </w:pPr>
-      <w:bookmarkStart w:id="11" w:name="_Toc237165387"/>
+      <w:bookmarkStart w:id="11" w:name="_Toc237169185"/>
       <w:r>
         <w:t>5.3 Safety, context, and focused review</w:t>
       </w:r>
@@ -3557,7 +3593,7 @@
       <w:pPr>
         <w:pStyle w:val="Heading1"/>
       </w:pPr>
-      <w:bookmarkStart w:id="12" w:name="_Toc237165388"/>
+      <w:bookmarkStart w:id="12" w:name="_Toc237169186"/>
       <w:r>
         <w:lastRenderedPageBreak/>
         <w:t>6. Provider Settings and Secure Key Storage</w:t>
@@ -3929,7 +3965,7 @@
       <w:pPr>
         <w:pStyle w:val="Heading1"/>
       </w:pPr>
-      <w:bookmarkStart w:id="13" w:name="_Toc237165389"/>
+      <w:bookmarkStart w:id="13" w:name="_Toc237169187"/>
       <w:r>
         <w:t>7. Obtain and Enter a DeepL API Key</w:t>
       </w:r>
@@ -4122,7 +4158,7 @@
       <w:pPr>
         <w:pStyle w:val="Heading1"/>
       </w:pPr>
-      <w:bookmarkStart w:id="14" w:name="_Toc237165390"/>
+      <w:bookmarkStart w:id="14" w:name="_Toc237169188"/>
       <w:r>
         <w:t>8. Obtain and Enter a Google API Key</w:t>
       </w:r>
@@ -4371,7 +4407,7 @@
       <w:pPr>
         <w:pStyle w:val="Heading1"/>
       </w:pPr>
-      <w:bookmarkStart w:id="15" w:name="_Toc237165391"/>
+      <w:bookmarkStart w:id="15" w:name="_Toc237169189"/>
       <w:r>
         <w:t>9. Direct Provider Translation</w:t>
       </w:r>
@@ -4549,7 +4585,7 @@
       <w:pPr>
         <w:pStyle w:val="Heading1"/>
       </w:pPr>
-      <w:bookmarkStart w:id="16" w:name="_Toc237165392"/>
+      <w:bookmarkStart w:id="16" w:name="_Toc237169190"/>
       <w:r>
         <w:t>10. Validate and Export</w:t>
       </w:r>
@@ -4624,7 +4660,7 @@
       <w:pPr>
         <w:pStyle w:val="Heading1"/>
       </w:pPr>
-      <w:bookmarkStart w:id="17" w:name="_Toc237165393"/>
+      <w:bookmarkStart w:id="17" w:name="_Toc237169191"/>
       <w:r>
         <w:t>11. Integrate a Target Application</w:t>
       </w:r>
@@ -4685,7 +4721,7 @@
         </w:numPr>
       </w:pPr>
       <w:r>
-        <w:t>If DAT Localization is not already in the Tool Palette, choose Install / Repair Components, close RAD Studio if prompted, complete the installer, and restart RAD Studio.</w:t>
+        <w:t>If DAT Localization is not already in the Tool Palette, choose Show Design BPL. It selects the stable package under the Studio's bin\packages\Win32\Release folder. In RAD Studio choose Component &gt; Install Packages &gt; Add, select that exact design BPL, confirm the package is listed and checked, and choose OK.</w:t>
       </w:r>
     </w:p>
     <w:p>
@@ -4709,6 +4745,7 @@
         </w:numPr>
       </w:pPr>
       <w:r>
+        <w:lastRenderedPageBreak/>
         <w:t>Set ApplicationId exactly to the detected Delphi project name. Leave LanguagesFolder as Localization\Languages and set SourceLanguage to the catalog source locale, normally en-US.</w:t>
       </w:r>
     </w:p>
@@ -4721,7 +4758,6 @@
         </w:numPr>
       </w:pPr>
       <w:r>
-        <w:lastRenderedPageBreak/>
         <w:t>Optionally place TDATVCLLanguageComboBox or TDATFMXLanguageComboBox and set its LanguageManager property to the manager. Size and align it in the designer like every other visual control.</w:t>
       </w:r>
     </w:p>
@@ -4765,7 +4801,7 @@
       <w:pPr>
         <w:pStyle w:val="Heading2"/>
       </w:pPr>
-      <w:bookmarkStart w:id="18" w:name="_Toc237165394"/>
+      <w:bookmarkStart w:id="18" w:name="_Toc237169192"/>
       <w:r>
         <w:t>11.1 Component properties and behavior</w:t>
       </w:r>
@@ -5102,6 +5138,7 @@
           </w:tcPr>
           <w:p>
             <w:r>
+              <w:lastRenderedPageBreak/>
               <w:t>Language combo box</w:t>
             </w:r>
           </w:p>
@@ -5126,9 +5163,8 @@
       <w:pPr>
         <w:pStyle w:val="Heading2"/>
       </w:pPr>
-      <w:bookmarkStart w:id="19" w:name="_Toc237165395"/>
+      <w:bookmarkStart w:id="19" w:name="_Toc237169193"/>
       <w:r>
-        <w:lastRenderedPageBreak/>
         <w:t>11.2 Runtime files and preferences</w:t>
       </w:r>
       <w:bookmarkEnd w:id="19"/>
@@ -5185,7 +5221,7 @@
       <w:pPr>
         <w:pStyle w:val="Heading2"/>
       </w:pPr>
-      <w:bookmarkStart w:id="20" w:name="_Toc237165396"/>
+      <w:bookmarkStart w:id="20" w:name="_Toc237169194"/>
       <w:r>
         <w:t>11.3 Automatic Source Integration (Advanced)</w:t>
       </w:r>
@@ -5260,7 +5296,7 @@
       <w:pPr>
         <w:pStyle w:val="Heading1"/>
       </w:pPr>
-      <w:bookmarkStart w:id="21" w:name="_Toc237165397"/>
+      <w:bookmarkStart w:id="21" w:name="_Toc237169195"/>
       <w:r>
         <w:t>12. Translate the Studio Itself</w:t>
       </w:r>
@@ -5347,6 +5383,7 @@
         </w:numPr>
       </w:pPr>
       <w:r>
+        <w:lastRenderedPageBreak/>
         <w:t>Select the new language. Open forms change immediately and the preference is retained for the next launch.</w:t>
       </w:r>
     </w:p>
@@ -5359,9 +5396,8 @@
       <w:pPr>
         <w:pStyle w:val="Heading1"/>
       </w:pPr>
-      <w:bookmarkStart w:id="22" w:name="_Toc237165398"/>
+      <w:bookmarkStart w:id="22" w:name="_Toc237169196"/>
       <w:r>
-        <w:lastRenderedPageBreak/>
         <w:t>13. Troubleshooting</w:t>
       </w:r>
       <w:bookmarkEnd w:id="22"/>
@@ -5711,7 +5747,7 @@
               <w:cnfStyle w:val="000000100000" w:firstRow="0" w:lastRow="0" w:firstColumn="0" w:lastColumn="0" w:oddVBand="0" w:evenVBand="0" w:oddHBand="1" w:evenHBand="0" w:firstRowFirstColumn="0" w:firstRowLastColumn="0" w:lastRowFirstColumn="0" w:lastRowLastColumn="0"/>
             </w:pPr>
             <w:r>
-              <w:t>Install the matching Win32 design BPL and keep its runtime dependencies available.</w:t>
+              <w:t>Use Show Design BPL, then Delphi Component &gt; Install Packages &gt; Add. Select the exact self-contained Win32 design BPL.</w:t>
             </w:r>
           </w:p>
         </w:tc>
@@ -5762,6 +5798,7 @@
           </w:tcPr>
           <w:p>
             <w:r>
+              <w:lastRenderedPageBreak/>
               <w:t>Target remains English</w:t>
             </w:r>
           </w:p>
@@ -5786,9 +5823,8 @@
       <w:pPr>
         <w:pStyle w:val="Heading1"/>
       </w:pPr>
-      <w:bookmarkStart w:id="23" w:name="_Toc237165399"/>
+      <w:bookmarkStart w:id="23" w:name="_Toc237169197"/>
       <w:r>
-        <w:lastRenderedPageBreak/>
         <w:t>14. Security and Privacy</w:t>
       </w:r>
       <w:bookmarkEnd w:id="23"/>
@@ -5853,7 +5889,7 @@
       <w:pPr>
         <w:pStyle w:val="Heading1"/>
       </w:pPr>
-      <w:bookmarkStart w:id="24" w:name="_Toc237165400"/>
+      <w:bookmarkStart w:id="24" w:name="_Toc237169198"/>
       <w:r>
         <w:t>15. File and Folder Reference</w:t>
       </w:r>
@@ -6157,6 +6193,7 @@
           </w:tcPr>
           <w:p>
             <w:r>
+              <w:lastRenderedPageBreak/>
               <w:t>Windows Credential Manager</w:t>
             </w:r>
           </w:p>
@@ -6214,9 +6251,8 @@
       <w:pPr>
         <w:pStyle w:val="Heading1"/>
       </w:pPr>
-      <w:bookmarkStart w:id="25" w:name="_Toc237165401"/>
+      <w:bookmarkStart w:id="25" w:name="_Toc237169199"/>
       <w:r>
-        <w:lastRenderedPageBreak/>
         <w:t>16. Provider Reference and Change Notice</w:t>
       </w:r>
       <w:bookmarkEnd w:id="25"/>
@@ -6228,7 +6264,7 @@
     </w:p>
     <w:p>
       <w:r>
-        <w:t>This guide documents the implemented Studio as of August 8, 2026.</w:t>
+        <w:t>This guide documents the implemented Studio as of August 9, 2026.</w:t>
       </w:r>
     </w:p>
     <w:sectPr>
@@ -6645,100 +6681,100 @@
       </w:rPr>
     </w:lvl>
   </w:abstractNum>
-  <w:num w:numId="1" w16cid:durableId="629281477">
+  <w:num w:numId="1" w16cid:durableId="785008456">
     <w:abstractNumId w:val="8"/>
   </w:num>
-  <w:num w:numId="2" w16cid:durableId="17782018">
+  <w:num w:numId="2" w16cid:durableId="552739533">
     <w:abstractNumId w:val="6"/>
   </w:num>
-  <w:num w:numId="3" w16cid:durableId="878781113">
+  <w:num w:numId="3" w16cid:durableId="605499762">
     <w:abstractNumId w:val="5"/>
   </w:num>
-  <w:num w:numId="4" w16cid:durableId="293949814">
+  <w:num w:numId="4" w16cid:durableId="779300391">
     <w:abstractNumId w:val="4"/>
   </w:num>
-  <w:num w:numId="5" w16cid:durableId="1828739484">
+  <w:num w:numId="5" w16cid:durableId="827596701">
     <w:abstractNumId w:val="7"/>
   </w:num>
-  <w:num w:numId="6" w16cid:durableId="1036855489">
+  <w:num w:numId="6" w16cid:durableId="1053039013">
     <w:abstractNumId w:val="3"/>
   </w:num>
-  <w:num w:numId="7" w16cid:durableId="1039360859">
+  <w:num w:numId="7" w16cid:durableId="1671907617">
     <w:abstractNumId w:val="2"/>
   </w:num>
-  <w:num w:numId="8" w16cid:durableId="16975932">
+  <w:num w:numId="8" w16cid:durableId="1418667903">
     <w:abstractNumId w:val="1"/>
   </w:num>
-  <w:num w:numId="9" w16cid:durableId="654142803">
+  <w:num w:numId="9" w16cid:durableId="1133793118">
     <w:abstractNumId w:val="0"/>
   </w:num>
-  <w:num w:numId="10" w16cid:durableId="773288380">
+  <w:num w:numId="10" w16cid:durableId="1946771588">
     <w:abstractNumId w:val="7"/>
     <w:lvlOverride w:ilvl="0">
       <w:startOverride w:val="1"/>
     </w:lvlOverride>
   </w:num>
-  <w:num w:numId="11" w16cid:durableId="869612518">
+  <w:num w:numId="11" w16cid:durableId="848644546">
     <w:abstractNumId w:val="7"/>
     <w:lvlOverride w:ilvl="0">
       <w:startOverride w:val="1"/>
     </w:lvlOverride>
   </w:num>
-  <w:num w:numId="12" w16cid:durableId="1967809393">
+  <w:num w:numId="12" w16cid:durableId="135415647">
     <w:abstractNumId w:val="7"/>
     <w:lvlOverride w:ilvl="0">
       <w:startOverride w:val="1"/>
     </w:lvlOverride>
   </w:num>
-  <w:num w:numId="13" w16cid:durableId="1770151237">
+  <w:num w:numId="13" w16cid:durableId="1517453110">
     <w:abstractNumId w:val="7"/>
     <w:lvlOverride w:ilvl="0">
       <w:startOverride w:val="1"/>
     </w:lvlOverride>
   </w:num>
-  <w:num w:numId="14" w16cid:durableId="277953440">
+  <w:num w:numId="14" w16cid:durableId="980504496">
     <w:abstractNumId w:val="7"/>
     <w:lvlOverride w:ilvl="0">
       <w:startOverride w:val="1"/>
     </w:lvlOverride>
   </w:num>
-  <w:num w:numId="15" w16cid:durableId="1228371865">
+  <w:num w:numId="15" w16cid:durableId="332416711">
     <w:abstractNumId w:val="7"/>
     <w:lvlOverride w:ilvl="0">
       <w:startOverride w:val="1"/>
     </w:lvlOverride>
   </w:num>
-  <w:num w:numId="16" w16cid:durableId="1030060504">
+  <w:num w:numId="16" w16cid:durableId="184901356">
     <w:abstractNumId w:val="7"/>
     <w:lvlOverride w:ilvl="0">
       <w:startOverride w:val="1"/>
     </w:lvlOverride>
   </w:num>
-  <w:num w:numId="17" w16cid:durableId="1955751457">
+  <w:num w:numId="17" w16cid:durableId="709040358">
     <w:abstractNumId w:val="7"/>
     <w:lvlOverride w:ilvl="0">
       <w:startOverride w:val="1"/>
     </w:lvlOverride>
   </w:num>
-  <w:num w:numId="18" w16cid:durableId="1095399893">
+  <w:num w:numId="18" w16cid:durableId="1839690467">
     <w:abstractNumId w:val="7"/>
     <w:lvlOverride w:ilvl="0">
       <w:startOverride w:val="1"/>
     </w:lvlOverride>
   </w:num>
-  <w:num w:numId="19" w16cid:durableId="1734036080">
+  <w:num w:numId="19" w16cid:durableId="118769036">
     <w:abstractNumId w:val="7"/>
     <w:lvlOverride w:ilvl="0">
       <w:startOverride w:val="1"/>
     </w:lvlOverride>
   </w:num>
-  <w:num w:numId="20" w16cid:durableId="1150754413">
+  <w:num w:numId="20" w16cid:durableId="2111001939">
     <w:abstractNumId w:val="7"/>
     <w:lvlOverride w:ilvl="0">
       <w:startOverride w:val="1"/>
     </w:lvlOverride>
   </w:num>
-  <w:num w:numId="21" w16cid:durableId="1622567342">
+  <w:num w:numId="21" w16cid:durableId="1384674737">
     <w:abstractNumId w:val="7"/>
     <w:lvlOverride w:ilvl="0">
       <w:startOverride w:val="1"/>
@@ -18168,7 +18204,7 @@
     <w:autoRedefine/>
     <w:uiPriority w:val="39"/>
     <w:unhideWhenUsed/>
-    <w:rsid w:val="00704F45"/>
+    <w:rsid w:val="003961CD"/>
     <w:pPr>
       <w:spacing w:after="100"/>
     </w:pPr>
@@ -18180,7 +18216,7 @@
     <w:autoRedefine/>
     <w:uiPriority w:val="39"/>
     <w:unhideWhenUsed/>
-    <w:rsid w:val="00704F45"/>
+    <w:rsid w:val="003961CD"/>
     <w:pPr>
       <w:spacing w:after="100"/>
       <w:ind w:left="220"/>
@@ -18191,7 +18227,7 @@
     <w:basedOn w:val="DefaultParagraphFont"/>
     <w:uiPriority w:val="99"/>
     <w:unhideWhenUsed/>
-    <w:rsid w:val="00704F45"/>
+    <w:rsid w:val="003961CD"/>
     <w:rPr>
       <w:color w:val="0000FF" w:themeColor="hyperlink"/>
       <w:u w:val="single"/>

--- a/docs/guides/Delphi App Translation Studio User Guide.docx
+++ b/docs/guides/Delphi App Translation Studio User Guide.docx
@@ -122,7 +122,13 @@
           <w:color w:val="5D7693"/>
         </w:rPr>
         <w:br/>
-        <w:t>Last changed: August 9, 2026</w:t>
+      </w:r>
+      <w:r>
+        <w:rPr>
+          <w:rFonts w:ascii="Aptos" w:hAnsi="Aptos"/>
+          <w:color w:val="5D7693"/>
+        </w:rPr>
+        <w:t>Last changed: August 10, 2026</w:t>
       </w:r>
       <w:r>
         <w:rPr>
@@ -161,7 +167,13 @@
           <w:tab w:val="right" w:leader="dot" w:pos="9350"/>
         </w:tabs>
         <w:rPr>
+          <w:rFonts w:asciiTheme="minorHAnsi" w:hAnsiTheme="minorHAnsi"/>
           <w:noProof/>
+          <w:color w:val="auto"/>
+          <w:kern w:val="2"/>
+          <w:sz w:val="24"/>
+          <w:szCs w:val="24"/>
+          <w14:ligatures w14:val="standardContextual"/>
         </w:rPr>
       </w:pPr>
       <w:r>
@@ -173,7 +185,7 @@
       <w:r>
         <w:fldChar w:fldCharType="separate"/>
       </w:r>
-      <w:hyperlink w:anchor="_Toc237169174" w:history="1">
+      <w:hyperlink w:anchor="_Toc237265476" w:history="1">
         <w:r>
           <w:rPr>
             <w:rStyle w:val="Hyperlink"/>
@@ -200,7 +212,7 @@
             <w:noProof/>
             <w:webHidden/>
           </w:rPr>
-          <w:instrText xml:space="preserve"> PAGEREF _Toc237169174 \h </w:instrText>
+          <w:instrText xml:space="preserve"> PAGEREF _Toc237265476 \h </w:instrText>
         </w:r>
         <w:r>
           <w:rPr>
@@ -238,10 +250,16 @@
           <w:tab w:val="right" w:leader="dot" w:pos="9350"/>
         </w:tabs>
         <w:rPr>
+          <w:rFonts w:asciiTheme="minorHAnsi" w:hAnsiTheme="minorHAnsi"/>
           <w:noProof/>
+          <w:color w:val="auto"/>
+          <w:kern w:val="2"/>
+          <w:sz w:val="24"/>
+          <w:szCs w:val="24"/>
+          <w14:ligatures w14:val="standardContextual"/>
         </w:rPr>
       </w:pPr>
-      <w:hyperlink w:anchor="_Toc237169175" w:history="1">
+      <w:hyperlink w:anchor="_Toc237265477" w:history="1">
         <w:r>
           <w:rPr>
             <w:rStyle w:val="Hyperlink"/>
@@ -268,7 +286,7 @@
             <w:noProof/>
             <w:webHidden/>
           </w:rPr>
-          <w:instrText xml:space="preserve"> PAGEREF _Toc237169175 \h </w:instrText>
+          <w:instrText xml:space="preserve"> PAGEREF _Toc237265477 \h </w:instrText>
         </w:r>
         <w:r>
           <w:rPr>
@@ -306,10 +324,16 @@
           <w:tab w:val="right" w:leader="dot" w:pos="9350"/>
         </w:tabs>
         <w:rPr>
+          <w:rFonts w:asciiTheme="minorHAnsi" w:hAnsiTheme="minorHAnsi"/>
           <w:noProof/>
+          <w:color w:val="auto"/>
+          <w:kern w:val="2"/>
+          <w:sz w:val="24"/>
+          <w:szCs w:val="24"/>
+          <w14:ligatures w14:val="standardContextual"/>
         </w:rPr>
       </w:pPr>
-      <w:hyperlink w:anchor="_Toc237169176" w:history="1">
+      <w:hyperlink w:anchor="_Toc237265478" w:history="1">
         <w:r>
           <w:rPr>
             <w:rStyle w:val="Hyperlink"/>
@@ -336,7 +360,7 @@
             <w:noProof/>
             <w:webHidden/>
           </w:rPr>
-          <w:instrText xml:space="preserve"> PAGEREF _Toc237169176 \h </w:instrText>
+          <w:instrText xml:space="preserve"> PAGEREF _Toc237265478 \h </w:instrText>
         </w:r>
         <w:r>
           <w:rPr>
@@ -374,10 +398,16 @@
           <w:tab w:val="right" w:leader="dot" w:pos="9350"/>
         </w:tabs>
         <w:rPr>
+          <w:rFonts w:asciiTheme="minorHAnsi" w:hAnsiTheme="minorHAnsi"/>
           <w:noProof/>
+          <w:color w:val="auto"/>
+          <w:kern w:val="2"/>
+          <w:sz w:val="24"/>
+          <w:szCs w:val="24"/>
+          <w14:ligatures w14:val="standardContextual"/>
         </w:rPr>
       </w:pPr>
-      <w:hyperlink w:anchor="_Toc237169177" w:history="1">
+      <w:hyperlink w:anchor="_Toc237265479" w:history="1">
         <w:r>
           <w:rPr>
             <w:rStyle w:val="Hyperlink"/>
@@ -404,7 +434,7 @@
             <w:noProof/>
             <w:webHidden/>
           </w:rPr>
-          <w:instrText xml:space="preserve"> PAGEREF _Toc237169177 \h </w:instrText>
+          <w:instrText xml:space="preserve"> PAGEREF _Toc237265479 \h </w:instrText>
         </w:r>
         <w:r>
           <w:rPr>
@@ -442,10 +472,16 @@
           <w:tab w:val="right" w:leader="dot" w:pos="9350"/>
         </w:tabs>
         <w:rPr>
+          <w:rFonts w:asciiTheme="minorHAnsi" w:hAnsiTheme="minorHAnsi"/>
           <w:noProof/>
+          <w:color w:val="auto"/>
+          <w:kern w:val="2"/>
+          <w:sz w:val="24"/>
+          <w:szCs w:val="24"/>
+          <w14:ligatures w14:val="standardContextual"/>
         </w:rPr>
       </w:pPr>
-      <w:hyperlink w:anchor="_Toc237169178" w:history="1">
+      <w:hyperlink w:anchor="_Toc237265480" w:history="1">
         <w:r>
           <w:rPr>
             <w:rStyle w:val="Hyperlink"/>
@@ -472,7 +508,7 @@
             <w:noProof/>
             <w:webHidden/>
           </w:rPr>
-          <w:instrText xml:space="preserve"> PAGEREF _Toc237169178 \h </w:instrText>
+          <w:instrText xml:space="preserve"> PAGEREF _Toc237265480 \h </w:instrText>
         </w:r>
         <w:r>
           <w:rPr>
@@ -510,10 +546,16 @@
           <w:tab w:val="right" w:leader="dot" w:pos="9350"/>
         </w:tabs>
         <w:rPr>
+          <w:rFonts w:asciiTheme="minorHAnsi" w:hAnsiTheme="minorHAnsi"/>
           <w:noProof/>
+          <w:color w:val="auto"/>
+          <w:kern w:val="2"/>
+          <w:sz w:val="24"/>
+          <w:szCs w:val="24"/>
+          <w14:ligatures w14:val="standardContextual"/>
         </w:rPr>
       </w:pPr>
-      <w:hyperlink w:anchor="_Toc237169179" w:history="1">
+      <w:hyperlink w:anchor="_Toc237265481" w:history="1">
         <w:r>
           <w:rPr>
             <w:rStyle w:val="Hyperlink"/>
@@ -540,7 +582,7 @@
             <w:noProof/>
             <w:webHidden/>
           </w:rPr>
-          <w:instrText xml:space="preserve"> PAGEREF _Toc237169179 \h </w:instrText>
+          <w:instrText xml:space="preserve"> PAGEREF _Toc237265481 \h </w:instrText>
         </w:r>
         <w:r>
           <w:rPr>
@@ -578,10 +620,16 @@
           <w:tab w:val="right" w:leader="dot" w:pos="9350"/>
         </w:tabs>
         <w:rPr>
+          <w:rFonts w:asciiTheme="minorHAnsi" w:hAnsiTheme="minorHAnsi"/>
           <w:noProof/>
+          <w:color w:val="auto"/>
+          <w:kern w:val="2"/>
+          <w:sz w:val="24"/>
+          <w:szCs w:val="24"/>
+          <w14:ligatures w14:val="standardContextual"/>
         </w:rPr>
       </w:pPr>
-      <w:hyperlink w:anchor="_Toc237169180" w:history="1">
+      <w:hyperlink w:anchor="_Toc237265482" w:history="1">
         <w:r>
           <w:rPr>
             <w:rStyle w:val="Hyperlink"/>
@@ -608,7 +656,7 @@
             <w:noProof/>
             <w:webHidden/>
           </w:rPr>
-          <w:instrText xml:space="preserve"> PAGEREF _Toc237169180 \h </w:instrText>
+          <w:instrText xml:space="preserve"> PAGEREF _Toc237265482 \h </w:instrText>
         </w:r>
         <w:r>
           <w:rPr>
@@ -646,10 +694,16 @@
           <w:tab w:val="right" w:leader="dot" w:pos="9350"/>
         </w:tabs>
         <w:rPr>
+          <w:rFonts w:asciiTheme="minorHAnsi" w:hAnsiTheme="minorHAnsi"/>
           <w:noProof/>
+          <w:color w:val="auto"/>
+          <w:kern w:val="2"/>
+          <w:sz w:val="24"/>
+          <w:szCs w:val="24"/>
+          <w14:ligatures w14:val="standardContextual"/>
         </w:rPr>
       </w:pPr>
-      <w:hyperlink w:anchor="_Toc237169181" w:history="1">
+      <w:hyperlink w:anchor="_Toc237265483" w:history="1">
         <w:r>
           <w:rPr>
             <w:rStyle w:val="Hyperlink"/>
@@ -676,7 +730,7 @@
             <w:noProof/>
             <w:webHidden/>
           </w:rPr>
-          <w:instrText xml:space="preserve"> PAGEREF _Toc237169181 \h </w:instrText>
+          <w:instrText xml:space="preserve"> PAGEREF _Toc237265483 \h </w:instrText>
         </w:r>
         <w:r>
           <w:rPr>
@@ -714,10 +768,16 @@
           <w:tab w:val="right" w:leader="dot" w:pos="9350"/>
         </w:tabs>
         <w:rPr>
+          <w:rFonts w:asciiTheme="minorHAnsi" w:hAnsiTheme="minorHAnsi"/>
           <w:noProof/>
+          <w:color w:val="auto"/>
+          <w:kern w:val="2"/>
+          <w:sz w:val="24"/>
+          <w:szCs w:val="24"/>
+          <w14:ligatures w14:val="standardContextual"/>
         </w:rPr>
       </w:pPr>
-      <w:hyperlink w:anchor="_Toc237169182" w:history="1">
+      <w:hyperlink w:anchor="_Toc237265484" w:history="1">
         <w:r>
           <w:rPr>
             <w:rStyle w:val="Hyperlink"/>
@@ -744,7 +804,7 @@
             <w:noProof/>
             <w:webHidden/>
           </w:rPr>
-          <w:instrText xml:space="preserve"> PAGEREF _Toc237169182 \h </w:instrText>
+          <w:instrText xml:space="preserve"> PAGEREF _Toc237265484 \h </w:instrText>
         </w:r>
         <w:r>
           <w:rPr>
@@ -782,10 +842,16 @@
           <w:tab w:val="right" w:leader="dot" w:pos="9350"/>
         </w:tabs>
         <w:rPr>
+          <w:rFonts w:asciiTheme="minorHAnsi" w:hAnsiTheme="minorHAnsi"/>
           <w:noProof/>
+          <w:color w:val="auto"/>
+          <w:kern w:val="2"/>
+          <w:sz w:val="24"/>
+          <w:szCs w:val="24"/>
+          <w14:ligatures w14:val="standardContextual"/>
         </w:rPr>
       </w:pPr>
-      <w:hyperlink w:anchor="_Toc237169183" w:history="1">
+      <w:hyperlink w:anchor="_Toc237265485" w:history="1">
         <w:r>
           <w:rPr>
             <w:rStyle w:val="Hyperlink"/>
@@ -812,7 +878,7 @@
             <w:noProof/>
             <w:webHidden/>
           </w:rPr>
-          <w:instrText xml:space="preserve"> PAGEREF _Toc237169183 \h </w:instrText>
+          <w:instrText xml:space="preserve"> PAGEREF _Toc237265485 \h </w:instrText>
         </w:r>
         <w:r>
           <w:rPr>
@@ -850,10 +916,16 @@
           <w:tab w:val="right" w:leader="dot" w:pos="9350"/>
         </w:tabs>
         <w:rPr>
+          <w:rFonts w:asciiTheme="minorHAnsi" w:hAnsiTheme="minorHAnsi"/>
           <w:noProof/>
+          <w:color w:val="auto"/>
+          <w:kern w:val="2"/>
+          <w:sz w:val="24"/>
+          <w:szCs w:val="24"/>
+          <w14:ligatures w14:val="standardContextual"/>
         </w:rPr>
       </w:pPr>
-      <w:hyperlink w:anchor="_Toc237169184" w:history="1">
+      <w:hyperlink w:anchor="_Toc237265486" w:history="1">
         <w:r>
           <w:rPr>
             <w:rStyle w:val="Hyperlink"/>
@@ -880,7 +952,7 @@
             <w:noProof/>
             <w:webHidden/>
           </w:rPr>
-          <w:instrText xml:space="preserve"> PAGEREF _Toc237169184 \h </w:instrText>
+          <w:instrText xml:space="preserve"> PAGEREF _Toc237265486 \h </w:instrText>
         </w:r>
         <w:r>
           <w:rPr>
@@ -918,10 +990,16 @@
           <w:tab w:val="right" w:leader="dot" w:pos="9350"/>
         </w:tabs>
         <w:rPr>
+          <w:rFonts w:asciiTheme="minorHAnsi" w:hAnsiTheme="minorHAnsi"/>
           <w:noProof/>
+          <w:color w:val="auto"/>
+          <w:kern w:val="2"/>
+          <w:sz w:val="24"/>
+          <w:szCs w:val="24"/>
+          <w14:ligatures w14:val="standardContextual"/>
         </w:rPr>
       </w:pPr>
-      <w:hyperlink w:anchor="_Toc237169185" w:history="1">
+      <w:hyperlink w:anchor="_Toc237265487" w:history="1">
         <w:r>
           <w:rPr>
             <w:rStyle w:val="Hyperlink"/>
@@ -948,7 +1026,7 @@
             <w:noProof/>
             <w:webHidden/>
           </w:rPr>
-          <w:instrText xml:space="preserve"> PAGEREF _Toc237169185 \h </w:instrText>
+          <w:instrText xml:space="preserve"> PAGEREF _Toc237265487 \h </w:instrText>
         </w:r>
         <w:r>
           <w:rPr>
@@ -986,10 +1064,16 @@
           <w:tab w:val="right" w:leader="dot" w:pos="9350"/>
         </w:tabs>
         <w:rPr>
+          <w:rFonts w:asciiTheme="minorHAnsi" w:hAnsiTheme="minorHAnsi"/>
           <w:noProof/>
+          <w:color w:val="auto"/>
+          <w:kern w:val="2"/>
+          <w:sz w:val="24"/>
+          <w:szCs w:val="24"/>
+          <w14:ligatures w14:val="standardContextual"/>
         </w:rPr>
       </w:pPr>
-      <w:hyperlink w:anchor="_Toc237169186" w:history="1">
+      <w:hyperlink w:anchor="_Toc237265488" w:history="1">
         <w:r>
           <w:rPr>
             <w:rStyle w:val="Hyperlink"/>
@@ -1016,7 +1100,7 @@
             <w:noProof/>
             <w:webHidden/>
           </w:rPr>
-          <w:instrText xml:space="preserve"> PAGEREF _Toc237169186 \h </w:instrText>
+          <w:instrText xml:space="preserve"> PAGEREF _Toc237265488 \h </w:instrText>
         </w:r>
         <w:r>
           <w:rPr>
@@ -1054,10 +1138,16 @@
           <w:tab w:val="right" w:leader="dot" w:pos="9350"/>
         </w:tabs>
         <w:rPr>
+          <w:rFonts w:asciiTheme="minorHAnsi" w:hAnsiTheme="minorHAnsi"/>
           <w:noProof/>
+          <w:color w:val="auto"/>
+          <w:kern w:val="2"/>
+          <w:sz w:val="24"/>
+          <w:szCs w:val="24"/>
+          <w14:ligatures w14:val="standardContextual"/>
         </w:rPr>
       </w:pPr>
-      <w:hyperlink w:anchor="_Toc237169187" w:history="1">
+      <w:hyperlink w:anchor="_Toc237265489" w:history="1">
         <w:r>
           <w:rPr>
             <w:rStyle w:val="Hyperlink"/>
@@ -1084,7 +1174,7 @@
             <w:noProof/>
             <w:webHidden/>
           </w:rPr>
-          <w:instrText xml:space="preserve"> PAGEREF _Toc237169187 \h </w:instrText>
+          <w:instrText xml:space="preserve"> PAGEREF _Toc237265489 \h </w:instrText>
         </w:r>
         <w:r>
           <w:rPr>
@@ -1122,10 +1212,16 @@
           <w:tab w:val="right" w:leader="dot" w:pos="9350"/>
         </w:tabs>
         <w:rPr>
+          <w:rFonts w:asciiTheme="minorHAnsi" w:hAnsiTheme="minorHAnsi"/>
           <w:noProof/>
+          <w:color w:val="auto"/>
+          <w:kern w:val="2"/>
+          <w:sz w:val="24"/>
+          <w:szCs w:val="24"/>
+          <w14:ligatures w14:val="standardContextual"/>
         </w:rPr>
       </w:pPr>
-      <w:hyperlink w:anchor="_Toc237169188" w:history="1">
+      <w:hyperlink w:anchor="_Toc237265490" w:history="1">
         <w:r>
           <w:rPr>
             <w:rStyle w:val="Hyperlink"/>
@@ -1152,7 +1248,7 @@
             <w:noProof/>
             <w:webHidden/>
           </w:rPr>
-          <w:instrText xml:space="preserve"> PAGEREF _Toc237169188 \h </w:instrText>
+          <w:instrText xml:space="preserve"> PAGEREF _Toc237265490 \h </w:instrText>
         </w:r>
         <w:r>
           <w:rPr>
@@ -1190,10 +1286,16 @@
           <w:tab w:val="right" w:leader="dot" w:pos="9350"/>
         </w:tabs>
         <w:rPr>
+          <w:rFonts w:asciiTheme="minorHAnsi" w:hAnsiTheme="minorHAnsi"/>
           <w:noProof/>
+          <w:color w:val="auto"/>
+          <w:kern w:val="2"/>
+          <w:sz w:val="24"/>
+          <w:szCs w:val="24"/>
+          <w14:ligatures w14:val="standardContextual"/>
         </w:rPr>
       </w:pPr>
-      <w:hyperlink w:anchor="_Toc237169189" w:history="1">
+      <w:hyperlink w:anchor="_Toc237265491" w:history="1">
         <w:r>
           <w:rPr>
             <w:rStyle w:val="Hyperlink"/>
@@ -1220,7 +1322,7 @@
             <w:noProof/>
             <w:webHidden/>
           </w:rPr>
-          <w:instrText xml:space="preserve"> PAGEREF _Toc237169189 \h </w:instrText>
+          <w:instrText xml:space="preserve"> PAGEREF _Toc237265491 \h </w:instrText>
         </w:r>
         <w:r>
           <w:rPr>
@@ -1258,10 +1360,16 @@
           <w:tab w:val="right" w:leader="dot" w:pos="9350"/>
         </w:tabs>
         <w:rPr>
+          <w:rFonts w:asciiTheme="minorHAnsi" w:hAnsiTheme="minorHAnsi"/>
           <w:noProof/>
+          <w:color w:val="auto"/>
+          <w:kern w:val="2"/>
+          <w:sz w:val="24"/>
+          <w:szCs w:val="24"/>
+          <w14:ligatures w14:val="standardContextual"/>
         </w:rPr>
       </w:pPr>
-      <w:hyperlink w:anchor="_Toc237169190" w:history="1">
+      <w:hyperlink w:anchor="_Toc237265492" w:history="1">
         <w:r>
           <w:rPr>
             <w:rStyle w:val="Hyperlink"/>
@@ -1288,7 +1396,7 @@
             <w:noProof/>
             <w:webHidden/>
           </w:rPr>
-          <w:instrText xml:space="preserve"> PAGEREF _Toc237169190 \h </w:instrText>
+          <w:instrText xml:space="preserve"> PAGEREF _Toc237265492 \h </w:instrText>
         </w:r>
         <w:r>
           <w:rPr>
@@ -1326,10 +1434,16 @@
           <w:tab w:val="right" w:leader="dot" w:pos="9350"/>
         </w:tabs>
         <w:rPr>
+          <w:rFonts w:asciiTheme="minorHAnsi" w:hAnsiTheme="minorHAnsi"/>
           <w:noProof/>
+          <w:color w:val="auto"/>
+          <w:kern w:val="2"/>
+          <w:sz w:val="24"/>
+          <w:szCs w:val="24"/>
+          <w14:ligatures w14:val="standardContextual"/>
         </w:rPr>
       </w:pPr>
-      <w:hyperlink w:anchor="_Toc237169191" w:history="1">
+      <w:hyperlink w:anchor="_Toc237265493" w:history="1">
         <w:r>
           <w:rPr>
             <w:rStyle w:val="Hyperlink"/>
@@ -1356,7 +1470,7 @@
             <w:noProof/>
             <w:webHidden/>
           </w:rPr>
-          <w:instrText xml:space="preserve"> PAGEREF _Toc237169191 \h </w:instrText>
+          <w:instrText xml:space="preserve"> PAGEREF _Toc237265493 \h </w:instrText>
         </w:r>
         <w:r>
           <w:rPr>
@@ -1394,10 +1508,16 @@
           <w:tab w:val="right" w:leader="dot" w:pos="9350"/>
         </w:tabs>
         <w:rPr>
+          <w:rFonts w:asciiTheme="minorHAnsi" w:hAnsiTheme="minorHAnsi"/>
           <w:noProof/>
+          <w:color w:val="auto"/>
+          <w:kern w:val="2"/>
+          <w:sz w:val="24"/>
+          <w:szCs w:val="24"/>
+          <w14:ligatures w14:val="standardContextual"/>
         </w:rPr>
       </w:pPr>
-      <w:hyperlink w:anchor="_Toc237169192" w:history="1">
+      <w:hyperlink w:anchor="_Toc237265494" w:history="1">
         <w:r>
           <w:rPr>
             <w:rStyle w:val="Hyperlink"/>
@@ -1424,7 +1544,7 @@
             <w:noProof/>
             <w:webHidden/>
           </w:rPr>
-          <w:instrText xml:space="preserve"> PAGEREF _Toc237169192 \h </w:instrText>
+          <w:instrText xml:space="preserve"> PAGEREF _Toc237265494 \h </w:instrText>
         </w:r>
         <w:r>
           <w:rPr>
@@ -1462,10 +1582,16 @@
           <w:tab w:val="right" w:leader="dot" w:pos="9350"/>
         </w:tabs>
         <w:rPr>
+          <w:rFonts w:asciiTheme="minorHAnsi" w:hAnsiTheme="minorHAnsi"/>
           <w:noProof/>
+          <w:color w:val="auto"/>
+          <w:kern w:val="2"/>
+          <w:sz w:val="24"/>
+          <w:szCs w:val="24"/>
+          <w14:ligatures w14:val="standardContextual"/>
         </w:rPr>
       </w:pPr>
-      <w:hyperlink w:anchor="_Toc237169193" w:history="1">
+      <w:hyperlink w:anchor="_Toc237265495" w:history="1">
         <w:r>
           <w:rPr>
             <w:rStyle w:val="Hyperlink"/>
@@ -1492,7 +1618,7 @@
             <w:noProof/>
             <w:webHidden/>
           </w:rPr>
-          <w:instrText xml:space="preserve"> PAGEREF _Toc237169193 \h </w:instrText>
+          <w:instrText xml:space="preserve"> PAGEREF _Toc237265495 \h </w:instrText>
         </w:r>
         <w:r>
           <w:rPr>
@@ -1530,10 +1656,16 @@
           <w:tab w:val="right" w:leader="dot" w:pos="9350"/>
         </w:tabs>
         <w:rPr>
+          <w:rFonts w:asciiTheme="minorHAnsi" w:hAnsiTheme="minorHAnsi"/>
           <w:noProof/>
+          <w:color w:val="auto"/>
+          <w:kern w:val="2"/>
+          <w:sz w:val="24"/>
+          <w:szCs w:val="24"/>
+          <w14:ligatures w14:val="standardContextual"/>
         </w:rPr>
       </w:pPr>
-      <w:hyperlink w:anchor="_Toc237169194" w:history="1">
+      <w:hyperlink w:anchor="_Toc237265496" w:history="1">
         <w:r>
           <w:rPr>
             <w:rStyle w:val="Hyperlink"/>
@@ -1560,7 +1692,7 @@
             <w:noProof/>
             <w:webHidden/>
           </w:rPr>
-          <w:instrText xml:space="preserve"> PAGEREF _Toc237169194 \h </w:instrText>
+          <w:instrText xml:space="preserve"> PAGEREF _Toc237265496 \h </w:instrText>
         </w:r>
         <w:r>
           <w:rPr>
@@ -1598,10 +1730,16 @@
           <w:tab w:val="right" w:leader="dot" w:pos="9350"/>
         </w:tabs>
         <w:rPr>
+          <w:rFonts w:asciiTheme="minorHAnsi" w:hAnsiTheme="minorHAnsi"/>
           <w:noProof/>
+          <w:color w:val="auto"/>
+          <w:kern w:val="2"/>
+          <w:sz w:val="24"/>
+          <w:szCs w:val="24"/>
+          <w14:ligatures w14:val="standardContextual"/>
         </w:rPr>
       </w:pPr>
-      <w:hyperlink w:anchor="_Toc237169195" w:history="1">
+      <w:hyperlink w:anchor="_Toc237265497" w:history="1">
         <w:r>
           <w:rPr>
             <w:rStyle w:val="Hyperlink"/>
@@ -1628,7 +1766,7 @@
             <w:noProof/>
             <w:webHidden/>
           </w:rPr>
-          <w:instrText xml:space="preserve"> PAGEREF _Toc237169195 \h </w:instrText>
+          <w:instrText xml:space="preserve"> PAGEREF _Toc237265497 \h </w:instrText>
         </w:r>
         <w:r>
           <w:rPr>
@@ -1666,10 +1804,16 @@
           <w:tab w:val="right" w:leader="dot" w:pos="9350"/>
         </w:tabs>
         <w:rPr>
+          <w:rFonts w:asciiTheme="minorHAnsi" w:hAnsiTheme="minorHAnsi"/>
           <w:noProof/>
+          <w:color w:val="auto"/>
+          <w:kern w:val="2"/>
+          <w:sz w:val="24"/>
+          <w:szCs w:val="24"/>
+          <w14:ligatures w14:val="standardContextual"/>
         </w:rPr>
       </w:pPr>
-      <w:hyperlink w:anchor="_Toc237169196" w:history="1">
+      <w:hyperlink w:anchor="_Toc237265498" w:history="1">
         <w:r>
           <w:rPr>
             <w:rStyle w:val="Hyperlink"/>
@@ -1696,7 +1840,7 @@
             <w:noProof/>
             <w:webHidden/>
           </w:rPr>
-          <w:instrText xml:space="preserve"> PAGEREF _Toc237169196 \h </w:instrText>
+          <w:instrText xml:space="preserve"> PAGEREF _Toc237265498 \h </w:instrText>
         </w:r>
         <w:r>
           <w:rPr>
@@ -1734,10 +1878,16 @@
           <w:tab w:val="right" w:leader="dot" w:pos="9350"/>
         </w:tabs>
         <w:rPr>
+          <w:rFonts w:asciiTheme="minorHAnsi" w:hAnsiTheme="minorHAnsi"/>
           <w:noProof/>
+          <w:color w:val="auto"/>
+          <w:kern w:val="2"/>
+          <w:sz w:val="24"/>
+          <w:szCs w:val="24"/>
+          <w14:ligatures w14:val="standardContextual"/>
         </w:rPr>
       </w:pPr>
-      <w:hyperlink w:anchor="_Toc237169197" w:history="1">
+      <w:hyperlink w:anchor="_Toc237265499" w:history="1">
         <w:r>
           <w:rPr>
             <w:rStyle w:val="Hyperlink"/>
@@ -1764,7 +1914,7 @@
             <w:noProof/>
             <w:webHidden/>
           </w:rPr>
-          <w:instrText xml:space="preserve"> PAGEREF _Toc237169197 \h </w:instrText>
+          <w:instrText xml:space="preserve"> PAGEREF _Toc237265499 \h </w:instrText>
         </w:r>
         <w:r>
           <w:rPr>
@@ -1802,10 +1952,16 @@
           <w:tab w:val="right" w:leader="dot" w:pos="9350"/>
         </w:tabs>
         <w:rPr>
+          <w:rFonts w:asciiTheme="minorHAnsi" w:hAnsiTheme="minorHAnsi"/>
           <w:noProof/>
+          <w:color w:val="auto"/>
+          <w:kern w:val="2"/>
+          <w:sz w:val="24"/>
+          <w:szCs w:val="24"/>
+          <w14:ligatures w14:val="standardContextual"/>
         </w:rPr>
       </w:pPr>
-      <w:hyperlink w:anchor="_Toc237169198" w:history="1">
+      <w:hyperlink w:anchor="_Toc237265500" w:history="1">
         <w:r>
           <w:rPr>
             <w:rStyle w:val="Hyperlink"/>
@@ -1832,7 +1988,7 @@
             <w:noProof/>
             <w:webHidden/>
           </w:rPr>
-          <w:instrText xml:space="preserve"> PAGEREF _Toc237169198 \h </w:instrText>
+          <w:instrText xml:space="preserve"> PAGEREF _Toc237265500 \h </w:instrText>
         </w:r>
         <w:r>
           <w:rPr>
@@ -1870,10 +2026,16 @@
           <w:tab w:val="right" w:leader="dot" w:pos="9350"/>
         </w:tabs>
         <w:rPr>
+          <w:rFonts w:asciiTheme="minorHAnsi" w:hAnsiTheme="minorHAnsi"/>
           <w:noProof/>
+          <w:color w:val="auto"/>
+          <w:kern w:val="2"/>
+          <w:sz w:val="24"/>
+          <w:szCs w:val="24"/>
+          <w14:ligatures w14:val="standardContextual"/>
         </w:rPr>
       </w:pPr>
-      <w:hyperlink w:anchor="_Toc237169199" w:history="1">
+      <w:hyperlink w:anchor="_Toc237265501" w:history="1">
         <w:r>
           <w:rPr>
             <w:rStyle w:val="Hyperlink"/>
@@ -1900,7 +2062,7 @@
             <w:noProof/>
             <w:webHidden/>
           </w:rPr>
-          <w:instrText xml:space="preserve"> PAGEREF _Toc237169199 \h </w:instrText>
+          <w:instrText xml:space="preserve"> PAGEREF _Toc237265501 \h </w:instrText>
         </w:r>
         <w:r>
           <w:rPr>
@@ -1932,7 +2094,82 @@
       </w:hyperlink>
     </w:p>
     <w:p>
-      <w:r>
+      <w:pPr>
+        <w:pStyle w:val="TOC1"/>
+        <w:tabs>
+          <w:tab w:val="right" w:leader="dot" w:pos="9350"/>
+        </w:tabs>
+        <w:rPr>
+          <w:rFonts w:asciiTheme="minorHAnsi" w:hAnsiTheme="minorHAnsi"/>
+          <w:noProof/>
+          <w:color w:val="auto"/>
+          <w:kern w:val="2"/>
+          <w:sz w:val="24"/>
+          <w:szCs w:val="24"/>
+          <w14:ligatures w14:val="standardContextual"/>
+        </w:rPr>
+      </w:pPr>
+      <w:hyperlink w:anchor="_Toc237265502" w:history="1">
+        <w:r>
+          <w:rPr>
+            <w:rStyle w:val="Hyperlink"/>
+            <w:noProof/>
+          </w:rPr>
+          <w:t>Guided Setup Wizard (Recommended)</w:t>
+        </w:r>
+        <w:r>
+          <w:rPr>
+            <w:noProof/>
+            <w:webHidden/>
+          </w:rPr>
+          <w:tab/>
+        </w:r>
+        <w:r>
+          <w:rPr>
+            <w:noProof/>
+            <w:webHidden/>
+          </w:rPr>
+          <w:fldChar w:fldCharType="begin"/>
+        </w:r>
+        <w:r>
+          <w:rPr>
+            <w:noProof/>
+            <w:webHidden/>
+          </w:rPr>
+          <w:instrText xml:space="preserve"> PAGEREF _Toc237265502 \h </w:instrText>
+        </w:r>
+        <w:r>
+          <w:rPr>
+            <w:noProof/>
+            <w:webHidden/>
+          </w:rPr>
+        </w:r>
+        <w:r>
+          <w:rPr>
+            <w:noProof/>
+            <w:webHidden/>
+          </w:rPr>
+          <w:fldChar w:fldCharType="separate"/>
+        </w:r>
+        <w:r>
+          <w:rPr>
+            <w:noProof/>
+            <w:webHidden/>
+          </w:rPr>
+          <w:t>15</w:t>
+        </w:r>
+        <w:r>
+          <w:rPr>
+            <w:noProof/>
+            <w:webHidden/>
+          </w:rPr>
+          <w:fldChar w:fldCharType="end"/>
+        </w:r>
+      </w:hyperlink>
+    </w:p>
+    <w:p>
+      <w:r>
+        <w:lastRenderedPageBreak/>
         <w:fldChar w:fldCharType="end"/>
       </w:r>
     </w:p>
@@ -1953,9 +2190,8 @@
       <w:pPr>
         <w:pStyle w:val="Heading1"/>
       </w:pPr>
-      <w:bookmarkStart w:id="0" w:name="_Toc237169174"/>
-      <w:r>
-        <w:lastRenderedPageBreak/>
+      <w:bookmarkStart w:id="0" w:name="_Toc237265476"/>
+      <w:r>
         <w:t>1. Welcome</w:t>
       </w:r>
       <w:bookmarkEnd w:id="0"/>
@@ -1999,9 +2235,6 @@
           <w:p>
             <w:pPr>
               <w:pStyle w:val="Callout"/>
-              <w:rPr>
-                <w:rFonts w:hint="eastAsia"/>
-              </w:rPr>
             </w:pPr>
             <w:r>
               <w:rPr>
@@ -2021,7 +2254,7 @@
       <w:pPr>
         <w:pStyle w:val="Heading2"/>
       </w:pPr>
-      <w:bookmarkStart w:id="1" w:name="_Toc237169175"/>
+      <w:bookmarkStart w:id="1" w:name="_Toc237265477"/>
       <w:r>
         <w:t>1.1 What the Studio changes</w:t>
       </w:r>
@@ -2030,6 +2263,10 @@
     <w:p>
       <w:pPr>
         <w:pStyle w:val="ListBullet"/>
+        <w:numPr>
+          <w:ilvl w:val="0"/>
+          <w:numId w:val="24"/>
+        </w:numPr>
       </w:pPr>
       <w:r>
         <w:t>Scanning is read-only and does not alter the selected project.</w:t>
@@ -2038,6 +2275,10 @@
     <w:p>
       <w:pPr>
         <w:pStyle w:val="ListBullet"/>
+        <w:numPr>
+          <w:ilvl w:val="0"/>
+          <w:numId w:val="24"/>
+        </w:numPr>
       </w:pPr>
       <w:r>
         <w:t>Saving creates project-local Localization\Development catalog files.</w:t>
@@ -2046,6 +2287,10 @@
     <w:p>
       <w:pPr>
         <w:pStyle w:val="ListBullet"/>
+        <w:numPr>
+          <w:ilvl w:val="0"/>
+          <w:numId w:val="24"/>
+        </w:numPr>
       </w:pPr>
       <w:r>
         <w:t>Export creates project-local Localization\Languages runtime packs.</w:t>
@@ -2054,6 +2299,10 @@
     <w:p>
       <w:pPr>
         <w:pStyle w:val="ListBullet"/>
+        <w:numPr>
+          <w:ilvl w:val="0"/>
+          <w:numId w:val="24"/>
+        </w:numPr>
       </w:pPr>
       <w:r>
         <w:t>Component Integration generates a setup kit under the Studio export folder and does not write to the selected target project.</w:t>
@@ -2062,6 +2311,10 @@
     <w:p>
       <w:pPr>
         <w:pStyle w:val="ListBullet"/>
+        <w:numPr>
+          <w:ilvl w:val="0"/>
+          <w:numId w:val="24"/>
+        </w:numPr>
       </w:pPr>
       <w:r>
         <w:t>The developer places one manager on the primary form in Delphi; those normal IDE-authored form and uses-clause changes remain visible in source control.</w:t>
@@ -2070,6 +2323,10 @@
     <w:p>
       <w:pPr>
         <w:pStyle w:val="ListBullet"/>
+        <w:numPr>
+          <w:ilvl w:val="0"/>
+          <w:numId w:val="24"/>
+        </w:numPr>
       </w:pPr>
       <w:r>
         <w:t>Automatic Source Integration remains an explicit advanced fallback with preview, verified backup, apply, and restore.</w:t>
@@ -2079,7 +2336,7 @@
       <w:pPr>
         <w:pStyle w:val="Heading1"/>
       </w:pPr>
-      <w:bookmarkStart w:id="2" w:name="_Toc237169176"/>
+      <w:bookmarkStart w:id="2" w:name="_Toc237265478"/>
       <w:r>
         <w:t>2. Installation and Startup</w:t>
       </w:r>
@@ -2099,7 +2356,7 @@
       <w:pPr>
         <w:pStyle w:val="Heading2"/>
       </w:pPr>
-      <w:bookmarkStart w:id="3" w:name="_Toc237169177"/>
+      <w:bookmarkStart w:id="3" w:name="_Toc237265479"/>
       <w:r>
         <w:t>2.1 First launch</w:t>
       </w:r>
@@ -2126,7 +2383,6 @@
         </w:numPr>
       </w:pPr>
       <w:r>
-        <w:lastRenderedPageBreak/>
         <w:t>Confirm that the title reads Delphi App Translation Studio.</w:t>
       </w:r>
     </w:p>
@@ -2146,7 +2402,7 @@
       <w:pPr>
         <w:pStyle w:val="Heading2"/>
       </w:pPr>
-      <w:bookmarkStart w:id="4" w:name="_Toc237169178"/>
+      <w:bookmarkStart w:id="4" w:name="_Toc237265480"/>
       <w:r>
         <w:t>2.2 Install the localization components</w:t>
       </w:r>
@@ -2277,9 +2533,6 @@
           <w:p>
             <w:pPr>
               <w:pStyle w:val="Callout"/>
-              <w:rPr>
-                <w:rFonts w:hint="eastAsia"/>
-              </w:rPr>
             </w:pPr>
             <w:r>
               <w:rPr>
@@ -2299,7 +2552,7 @@
       <w:pPr>
         <w:pStyle w:val="Heading1"/>
       </w:pPr>
-      <w:bookmarkStart w:id="5" w:name="_Toc237169179"/>
+      <w:bookmarkStart w:id="5" w:name="_Toc237265481"/>
       <w:r>
         <w:t>3. The End-to-End Workflow</w:t>
       </w:r>
@@ -2487,7 +2740,6 @@
           </w:tcPr>
           <w:p>
             <w:r>
-              <w:lastRenderedPageBreak/>
               <w:t>3 Translate</w:t>
             </w:r>
           </w:p>
@@ -2712,7 +2964,7 @@
       <w:pPr>
         <w:pStyle w:val="Heading1"/>
       </w:pPr>
-      <w:bookmarkStart w:id="6" w:name="_Toc237169180"/>
+      <w:bookmarkStart w:id="6" w:name="_Toc237265482"/>
       <w:r>
         <w:t>4. Open and Scan a Project</w:t>
       </w:r>
@@ -2807,9 +3059,6 @@
           <w:p>
             <w:pPr>
               <w:pStyle w:val="Callout"/>
-              <w:rPr>
-                <w:rFonts w:hint="eastAsia"/>
-              </w:rPr>
             </w:pPr>
             <w:r>
               <w:rPr>
@@ -2829,7 +3078,7 @@
       <w:pPr>
         <w:pStyle w:val="Heading2"/>
       </w:pPr>
-      <w:bookmarkStart w:id="7" w:name="_Toc237169181"/>
+      <w:bookmarkStart w:id="7" w:name="_Toc237265483"/>
       <w:r>
         <w:t>4.1 Text that is collected</w:t>
       </w:r>
@@ -2838,6 +3087,10 @@
     <w:p>
       <w:pPr>
         <w:pStyle w:val="ListBullet"/>
+        <w:numPr>
+          <w:ilvl w:val="0"/>
+          <w:numId w:val="22"/>
+        </w:numPr>
       </w:pPr>
       <w:r>
         <w:t>Captions, Text values, prompts, hints, headings, and designated list content.</w:t>
@@ -2846,6 +3099,10 @@
     <w:p>
       <w:pPr>
         <w:pStyle w:val="ListBullet"/>
+        <w:numPr>
+          <w:ilvl w:val="0"/>
+          <w:numId w:val="23"/>
+        </w:numPr>
       </w:pPr>
       <w:r>
         <w:t>Memo and string-list content when it represents user-visible text.</w:t>
@@ -2854,6 +3111,10 @@
     <w:p>
       <w:pPr>
         <w:pStyle w:val="ListBullet"/>
+        <w:numPr>
+          <w:ilvl w:val="0"/>
+          <w:numId w:val="23"/>
+        </w:numPr>
       </w:pPr>
       <w:r>
         <w:t>Delphi resourcestring symbols with stable unit-and-symbol keys.</w:t>
@@ -2862,6 +3123,10 @@
     <w:p>
       <w:pPr>
         <w:pStyle w:val="ListBullet"/>
+        <w:numPr>
+          <w:ilvl w:val="0"/>
+          <w:numId w:val="23"/>
+        </w:numPr>
       </w:pPr>
       <w:r>
         <w:t>Locale metadata such as date, time, number, and currency formatting is entered on the Languages page rather than guessed from UI text.</w:t>
@@ -2871,7 +3136,7 @@
       <w:pPr>
         <w:pStyle w:val="Heading1"/>
       </w:pPr>
-      <w:bookmarkStart w:id="8" w:name="_Toc237169182"/>
+      <w:bookmarkStart w:id="8" w:name="_Toc237265484"/>
       <w:r>
         <w:t>5. Create and Edit a Language Catalog</w:t>
       </w:r>
@@ -2898,7 +3163,6 @@
         </w:numPr>
       </w:pPr>
       <w:r>
-        <w:lastRenderedPageBreak/>
         <w:t>Select the source language, normally English (United States) [en-US].</w:t>
       </w:r>
     </w:p>
@@ -2971,7 +3235,7 @@
       <w:pPr>
         <w:pStyle w:val="Heading2"/>
       </w:pPr>
-      <w:bookmarkStart w:id="9" w:name="_Toc237169183"/>
+      <w:bookmarkStart w:id="9" w:name="_Toc237265485"/>
       <w:r>
         <w:t>5.1 Translation statuses</w:t>
       </w:r>
@@ -3397,9 +3661,8 @@
       <w:pPr>
         <w:pStyle w:val="Heading2"/>
       </w:pPr>
-      <w:bookmarkStart w:id="10" w:name="_Toc237169184"/>
-      <w:r>
-        <w:lastRenderedPageBreak/>
+      <w:bookmarkStart w:id="10" w:name="_Toc237265486"/>
+      <w:r>
         <w:t>5.2 Automatic Google or DeepL workflow</w:t>
       </w:r>
       <w:bookmarkEnd w:id="10"/>
@@ -3505,9 +3768,6 @@
           <w:p>
             <w:pPr>
               <w:pStyle w:val="Callout"/>
-              <w:rPr>
-                <w:rFonts w:hint="eastAsia"/>
-              </w:rPr>
             </w:pPr>
             <w:r>
               <w:rPr>
@@ -3527,7 +3787,7 @@
       <w:pPr>
         <w:pStyle w:val="Heading2"/>
       </w:pPr>
-      <w:bookmarkStart w:id="11" w:name="_Toc237169185"/>
+      <w:bookmarkStart w:id="11" w:name="_Toc237265487"/>
       <w:r>
         <w:t>5.3 Safety, context, and focused review</w:t>
       </w:r>
@@ -3536,6 +3796,10 @@
     <w:p>
       <w:pPr>
         <w:pStyle w:val="ListBullet"/>
+        <w:numPr>
+          <w:ilvl w:val="0"/>
+          <w:numId w:val="23"/>
+        </w:numPr>
       </w:pPr>
       <w:r>
         <w:t>Designer-property entries are applied automatically by the VCL or FMX runtime adapter.</w:t>
@@ -3544,6 +3808,10 @@
     <w:p>
       <w:pPr>
         <w:pStyle w:val="ListBullet"/>
+        <w:numPr>
+          <w:ilvl w:val="0"/>
+          <w:numId w:val="23"/>
+        </w:numPr>
       </w:pPr>
       <w:r>
         <w:t>Pascal resourcestring entries require an explicit TranslateText(Key, Fallback) call at the intended code location. Mark Manual wiring confirmed only after adding and reviewing that call.</w:t>
@@ -3552,6 +3820,10 @@
     <w:p>
       <w:pPr>
         <w:pStyle w:val="ListBullet"/>
+        <w:numPr>
+          <w:ilvl w:val="0"/>
+          <w:numId w:val="23"/>
+        </w:numPr>
       </w:pPr>
       <w:r>
         <w:t>Translation origin is independent of Draft, Reviewed, and Approved status. A provider result is never silently approved.</w:t>
@@ -3560,6 +3832,10 @@
     <w:p>
       <w:pPr>
         <w:pStyle w:val="ListBullet"/>
+        <w:numPr>
+          <w:ilvl w:val="0"/>
+          <w:numId w:val="23"/>
+        </w:numPr>
       </w:pPr>
       <w:r>
         <w:t>Only Needs Translation, Source Changed, and Error entries are eligible. Existing Machine-translated, Imported, Edited, Reviewed, Approved, Excluded, and Obsolete work is protected unless the developer changes its status deliberately.</w:t>
@@ -3568,6 +3844,10 @@
     <w:p>
       <w:pPr>
         <w:pStyle w:val="ListBullet"/>
+        <w:numPr>
+          <w:ilvl w:val="0"/>
+          <w:numId w:val="23"/>
+        </w:numPr>
       </w:pPr>
       <w:r>
         <w:t>The terminology profile records application context, audience, tone, formality, protected names, and preferred terminology.</w:t>
@@ -3576,6 +3856,10 @@
     <w:p>
       <w:pPr>
         <w:pStyle w:val="ListBullet"/>
+        <w:numPr>
+          <w:ilvl w:val="0"/>
+          <w:numId w:val="23"/>
+        </w:numPr>
       </w:pPr>
       <w:r>
         <w:t>Validation focuses on placeholders, accelerators, inconsistent repeated terms, source changes, and runtime wiring.</w:t>
@@ -3584,6 +3868,10 @@
     <w:p>
       <w:pPr>
         <w:pStyle w:val="ListBullet"/>
+        <w:numPr>
+          <w:ilvl w:val="0"/>
+          <w:numId w:val="23"/>
+        </w:numPr>
       </w:pPr>
       <w:r>
         <w:t>Exact-source translations from other stable keys are suggestions only. The developer must explicitly accept one, and the accepted target remains Edited rather than inheriting approval.</w:t>
@@ -3593,9 +3881,8 @@
       <w:pPr>
         <w:pStyle w:val="Heading1"/>
       </w:pPr>
-      <w:bookmarkStart w:id="12" w:name="_Toc237169186"/>
-      <w:r>
-        <w:lastRenderedPageBreak/>
+      <w:bookmarkStart w:id="12" w:name="_Toc237265488"/>
+      <w:r>
         <w:t>6. Provider Settings and Secure Key Storage</w:t>
       </w:r>
       <w:bookmarkEnd w:id="12"/>
@@ -3965,7 +4252,7 @@
       <w:pPr>
         <w:pStyle w:val="Heading1"/>
       </w:pPr>
-      <w:bookmarkStart w:id="13" w:name="_Toc237169187"/>
+      <w:bookmarkStart w:id="13" w:name="_Toc237265489"/>
       <w:r>
         <w:t>7. Obtain and Enter a DeepL API Key</w:t>
       </w:r>
@@ -4000,9 +4287,6 @@
           <w:p>
             <w:pPr>
               <w:pStyle w:val="Callout"/>
-              <w:rPr>
-                <w:rFonts w:hint="eastAsia"/>
-              </w:rPr>
             </w:pPr>
             <w:r>
               <w:rPr>
@@ -4051,7 +4335,6 @@
         </w:numPr>
       </w:pPr>
       <w:r>
-        <w:lastRenderedPageBreak/>
         <w:t>Open the account's API Keys tab. Create a separate key for this Studio when the account interface permits multiple keys.</w:t>
       </w:r>
     </w:p>
@@ -4158,7 +4441,7 @@
       <w:pPr>
         <w:pStyle w:val="Heading1"/>
       </w:pPr>
-      <w:bookmarkStart w:id="14" w:name="_Toc237169188"/>
+      <w:bookmarkStart w:id="14" w:name="_Toc237265490"/>
       <w:r>
         <w:t>8. Obtain and Enter a Google API Key</w:t>
       </w:r>
@@ -4193,9 +4476,6 @@
           <w:p>
             <w:pPr>
               <w:pStyle w:val="Callout"/>
-              <w:rPr>
-                <w:rFonts w:hint="eastAsia"/>
-              </w:rPr>
             </w:pPr>
             <w:r>
               <w:rPr>
@@ -4304,11 +4584,7 @@
         </w:numPr>
       </w:pPr>
       <w:r>
-        <w:t>Application restrictions are recommended by Google, but the available types are websites, server IP addresses, Android, and iOS. A native Windows desktop application has no matching signed-</w:t>
-      </w:r>
-      <w:r>
-        <w:lastRenderedPageBreak/>
-        <w:t>application restriction. Use an IP-address restriction only when the developer computer exits through a stable public IP that you control; do not select website, Android, or iOS restrictions for the Studio.</w:t>
+        <w:t>Application restrictions are recommended by Google, but the available types are websites, server IP addresses, Android, and iOS. A native Windows desktop application has no matching signed-application restriction. Use an IP-address restriction only when the developer computer exits through a stable public IP that you control; do not select website, Android, or iOS restrictions for the Studio.</w:t>
       </w:r>
     </w:p>
     <w:p>
@@ -4407,7 +4683,7 @@
       <w:pPr>
         <w:pStyle w:val="Heading1"/>
       </w:pPr>
-      <w:bookmarkStart w:id="15" w:name="_Toc237169189"/>
+      <w:bookmarkStart w:id="15" w:name="_Toc237265491"/>
       <w:r>
         <w:t>9. Direct Provider Translation</w:t>
       </w:r>
@@ -4562,16 +4838,12 @@
           <w:p>
             <w:pPr>
               <w:pStyle w:val="Callout"/>
-              <w:rPr>
-                <w:rFonts w:hint="eastAsia"/>
-              </w:rPr>
             </w:pPr>
             <w:r>
               <w:rPr>
                 <w:b/>
                 <w:color w:val="234C80"/>
               </w:rPr>
-              <w:lastRenderedPageBreak/>
               <w:t xml:space="preserve">Cost control. </w:t>
             </w:r>
             <w:r>
@@ -4585,7 +4857,7 @@
       <w:pPr>
         <w:pStyle w:val="Heading1"/>
       </w:pPr>
-      <w:bookmarkStart w:id="16" w:name="_Toc237169190"/>
+      <w:bookmarkStart w:id="16" w:name="_Toc237265492"/>
       <w:r>
         <w:t>10. Validate and Export</w:t>
       </w:r>
@@ -4660,7 +4932,7 @@
       <w:pPr>
         <w:pStyle w:val="Heading1"/>
       </w:pPr>
-      <w:bookmarkStart w:id="17" w:name="_Toc237169191"/>
+      <w:bookmarkStart w:id="17" w:name="_Toc237265493"/>
       <w:r>
         <w:t>11. Integrate a Target Application</w:t>
       </w:r>
@@ -4745,7 +5017,6 @@
         </w:numPr>
       </w:pPr>
       <w:r>
-        <w:lastRenderedPageBreak/>
         <w:t>Set ApplicationId exactly to the detected Delphi project name. Leave LanguagesFolder as Localization\Languages and set SourceLanguage to the catalog source locale, normally en-US.</w:t>
       </w:r>
     </w:p>
@@ -4801,7 +5072,7 @@
       <w:pPr>
         <w:pStyle w:val="Heading2"/>
       </w:pPr>
-      <w:bookmarkStart w:id="18" w:name="_Toc237169192"/>
+      <w:bookmarkStart w:id="18" w:name="_Toc237265494"/>
       <w:r>
         <w:t>11.1 Component properties and behavior</w:t>
       </w:r>
@@ -5138,7 +5409,6 @@
           </w:tcPr>
           <w:p>
             <w:r>
-              <w:lastRenderedPageBreak/>
               <w:t>Language combo box</w:t>
             </w:r>
           </w:p>
@@ -5163,7 +5433,7 @@
       <w:pPr>
         <w:pStyle w:val="Heading2"/>
       </w:pPr>
-      <w:bookmarkStart w:id="19" w:name="_Toc237169193"/>
+      <w:bookmarkStart w:id="19" w:name="_Toc237265495"/>
       <w:r>
         <w:t>11.2 Runtime files and preferences</w:t>
       </w:r>
@@ -5172,6 +5442,10 @@
     <w:p>
       <w:pPr>
         <w:pStyle w:val="ListBullet"/>
+        <w:numPr>
+          <w:ilvl w:val="0"/>
+          <w:numId w:val="23"/>
+        </w:numPr>
       </w:pPr>
       <w:r>
         <w:t>Deploy JSON packs beside the target executable under Localization\Languages.</w:t>
@@ -5180,6 +5454,10 @@
     <w:p>
       <w:pPr>
         <w:pStyle w:val="ListBullet"/>
+        <w:numPr>
+          <w:ilvl w:val="0"/>
+          <w:numId w:val="23"/>
+        </w:numPr>
       </w:pPr>
       <w:r>
         <w:t>Deploy-LanguagePacks.ps1 and manual copying support custom executable output layouts.</w:t>
@@ -5188,6 +5466,10 @@
     <w:p>
       <w:pPr>
         <w:pStyle w:val="ListBullet"/>
+        <w:numPr>
+          <w:ilvl w:val="0"/>
+          <w:numId w:val="23"/>
+        </w:numPr>
       </w:pPr>
       <w:r>
         <w:t>The selected language is stored in %LOCALAPPDATA%\&lt;ApplicationId&gt;\language.ini.</w:t>
@@ -5196,6 +5478,10 @@
     <w:p>
       <w:pPr>
         <w:pStyle w:val="ListBullet"/>
+        <w:numPr>
+          <w:ilvl w:val="0"/>
+          <w:numId w:val="23"/>
+        </w:numPr>
       </w:pPr>
       <w:r>
         <w:t>The executable folder can therefore remain read-only, as it normally is under Program Files.</w:t>
@@ -5204,6 +5490,10 @@
     <w:p>
       <w:pPr>
         <w:pStyle w:val="ListBullet"/>
+        <w:numPr>
+          <w:ilvl w:val="0"/>
+          <w:numId w:val="23"/>
+        </w:numPr>
       </w:pPr>
       <w:r>
         <w:t>FMX uses additive before-show/release messages. VCL uses additive application idle/modal notifications and direct owner application.</w:t>
@@ -5212,6 +5502,10 @@
     <w:p>
       <w:pPr>
         <w:pStyle w:val="ListBullet"/>
+        <w:numPr>
+          <w:ilvl w:val="0"/>
+          <w:numId w:val="23"/>
+        </w:numPr>
       </w:pPr>
       <w:r>
         <w:t>Selecting or reselecting a language applies the selected pack to every open form immediately. English is a real generated pack, so returning from another language restores all scanned source strings without restarting.</w:t>
@@ -5221,7 +5515,7 @@
       <w:pPr>
         <w:pStyle w:val="Heading2"/>
       </w:pPr>
-      <w:bookmarkStart w:id="20" w:name="_Toc237169194"/>
+      <w:bookmarkStart w:id="20" w:name="_Toc237265496"/>
       <w:r>
         <w:t>11.3 Automatic Source Integration (Advanced)</w:t>
       </w:r>
@@ -5296,7 +5590,7 @@
       <w:pPr>
         <w:pStyle w:val="Heading1"/>
       </w:pPr>
-      <w:bookmarkStart w:id="21" w:name="_Toc237169195"/>
+      <w:bookmarkStart w:id="21" w:name="_Toc237265497"/>
       <w:r>
         <w:t>12. Translate the Studio Itself</w:t>
       </w:r>
@@ -5383,7 +5677,6 @@
         </w:numPr>
       </w:pPr>
       <w:r>
-        <w:lastRenderedPageBreak/>
         <w:t>Select the new language. Open forms change immediately and the preference is retained for the next launch.</w:t>
       </w:r>
     </w:p>
@@ -5396,7 +5689,7 @@
       <w:pPr>
         <w:pStyle w:val="Heading1"/>
       </w:pPr>
-      <w:bookmarkStart w:id="22" w:name="_Toc237169196"/>
+      <w:bookmarkStart w:id="22" w:name="_Toc237265498"/>
       <w:r>
         <w:t>13. Troubleshooting</w:t>
       </w:r>
@@ -5798,7 +6091,6 @@
           </w:tcPr>
           <w:p>
             <w:r>
-              <w:lastRenderedPageBreak/>
               <w:t>Target remains English</w:t>
             </w:r>
           </w:p>
@@ -5823,7 +6115,7 @@
       <w:pPr>
         <w:pStyle w:val="Heading1"/>
       </w:pPr>
-      <w:bookmarkStart w:id="23" w:name="_Toc237169197"/>
+      <w:bookmarkStart w:id="23" w:name="_Toc237265499"/>
       <w:r>
         <w:t>14. Security and Privacy</w:t>
       </w:r>
@@ -5832,6 +6124,10 @@
     <w:p>
       <w:pPr>
         <w:pStyle w:val="ListBullet"/>
+        <w:numPr>
+          <w:ilvl w:val="0"/>
+          <w:numId w:val="23"/>
+        </w:numPr>
       </w:pPr>
       <w:r>
         <w:t>Only confirmed source strings are sent to the selected provider.</w:t>
@@ -5840,6 +6136,10 @@
     <w:p>
       <w:pPr>
         <w:pStyle w:val="ListBullet"/>
+        <w:numPr>
+          <w:ilvl w:val="0"/>
+          <w:numId w:val="23"/>
+        </w:numPr>
       </w:pPr>
       <w:r>
         <w:t>Do not send secrets, personal data, customer data, or regulated information as UI text.</w:t>
@@ -5848,6 +6148,10 @@
     <w:p>
       <w:pPr>
         <w:pStyle w:val="ListBullet"/>
+        <w:numPr>
+          <w:ilvl w:val="0"/>
+          <w:numId w:val="23"/>
+        </w:numPr>
       </w:pPr>
       <w:r>
         <w:t>Remembered keys are Windows Generic Credentials; session keys are not persisted.</w:t>
@@ -5856,6 +6160,10 @@
     <w:p>
       <w:pPr>
         <w:pStyle w:val="ListBullet"/>
+        <w:numPr>
+          <w:ilvl w:val="0"/>
+          <w:numId w:val="23"/>
+        </w:numPr>
       </w:pPr>
       <w:r>
         <w:t>Removing a key affects only the selected provider.</w:t>
@@ -5864,6 +6172,10 @@
     <w:p>
       <w:pPr>
         <w:pStyle w:val="ListBullet"/>
+        <w:numPr>
+          <w:ilvl w:val="0"/>
+          <w:numId w:val="23"/>
+        </w:numPr>
       </w:pPr>
       <w:r>
         <w:t>Provider settings JSON contains no API key.</w:t>
@@ -5872,6 +6184,10 @@
     <w:p>
       <w:pPr>
         <w:pStyle w:val="ListBullet"/>
+        <w:numPr>
+          <w:ilvl w:val="0"/>
+          <w:numId w:val="23"/>
+        </w:numPr>
       </w:pPr>
       <w:r>
         <w:t>Catalogs, runtime packs, deployment packages, logs, backups, and Git should contain no key.</w:t>
@@ -5880,6 +6196,10 @@
     <w:p>
       <w:pPr>
         <w:pStyle w:val="ListBullet"/>
+        <w:numPr>
+          <w:ilvl w:val="0"/>
+          <w:numId w:val="23"/>
+        </w:numPr>
       </w:pPr>
       <w:r>
         <w:t>Rotate a key immediately in the provider console if it may have been exposed, then replace it in the Studio.</w:t>
@@ -5889,7 +6209,7 @@
       <w:pPr>
         <w:pStyle w:val="Heading1"/>
       </w:pPr>
-      <w:bookmarkStart w:id="24" w:name="_Toc237169198"/>
+      <w:bookmarkStart w:id="24" w:name="_Toc237265500"/>
       <w:r>
         <w:t>15. File and Folder Reference</w:t>
       </w:r>
@@ -6193,7 +6513,6 @@
           </w:tcPr>
           <w:p>
             <w:r>
-              <w:lastRenderedPageBreak/>
               <w:t>Windows Credential Manager</w:t>
             </w:r>
           </w:p>
@@ -6251,7 +6570,7 @@
       <w:pPr>
         <w:pStyle w:val="Heading1"/>
       </w:pPr>
-      <w:bookmarkStart w:id="25" w:name="_Toc237169199"/>
+      <w:bookmarkStart w:id="25" w:name="_Toc237265501"/>
       <w:r>
         <w:t>16. Provider Reference and Change Notice</w:t>
       </w:r>
@@ -6267,6 +6586,155 @@
         <w:t>This guide documents the implemented Studio as of August 9, 2026.</w:t>
       </w:r>
     </w:p>
+    <w:p>
+      <w:pPr>
+        <w:spacing w:after="200" w:line="276" w:lineRule="auto"/>
+      </w:pPr>
+      <w:r>
+        <w:br w:type="page"/>
+      </w:r>
+    </w:p>
+    <w:p>
+      <w:pPr>
+        <w:pStyle w:val="Heading1"/>
+      </w:pPr>
+      <w:bookmarkStart w:id="26" w:name="_Toc237265502"/>
+      <w:r>
+        <w:t>Guided Setup Wizard (Recommended)</w:t>
+      </w:r>
+      <w:bookmarkEnd w:id="26"/>
+    </w:p>
+    <w:p>
+      <w:r>
+        <w:t>Guided Setup is the recommended path for a first translation. It combines project selection, language selection, provider setup, scanning, automatic translation, validation, runtime-pack export, component-kit creation, and deployment instructions in one professional FMX wizard.</w:t>
+      </w:r>
+    </w:p>
+    <w:p>
+      <w:pPr>
+        <w:pStyle w:val="ListNumber"/>
+        <w:numPr>
+          <w:ilvl w:val="0"/>
+          <w:numId w:val="26"/>
+        </w:numPr>
+      </w:pPr>
+      <w:r>
+        <w:t>On the Project page, choose Start Guided Setup.</w:t>
+      </w:r>
+    </w:p>
+    <w:p>
+      <w:pPr>
+        <w:pStyle w:val="ListNumber"/>
+        <w:numPr>
+          <w:ilvl w:val="0"/>
+          <w:numId w:val="26"/>
+        </w:numPr>
+      </w:pPr>
+      <w:r>
+        <w:t>Read Welcome, then choose Next. You may select any completed step in the left rail to revisit it.</w:t>
+      </w:r>
+    </w:p>
+    <w:p>
+      <w:pPr>
+        <w:pStyle w:val="ListNumber"/>
+        <w:numPr>
+          <w:ilvl w:val="0"/>
+          <w:numId w:val="26"/>
+        </w:numPr>
+      </w:pPr>
+      <w:r>
+        <w:t>Browse to the target .dproj or .dpr file. The wizard identifies VCL or FireMonkey without changing the project.</w:t>
+      </w:r>
+    </w:p>
+    <w:p>
+      <w:pPr>
+        <w:pStyle w:val="ListNumber"/>
+        <w:numPr>
+          <w:ilvl w:val="0"/>
+          <w:numId w:val="26"/>
+        </w:numPr>
+      </w:pPr>
+      <w:r>
+        <w:t>Choose the source and target languages. Confirm the native language name.</w:t>
+      </w:r>
+    </w:p>
+    <w:p>
+      <w:pPr>
+        <w:pStyle w:val="ListNumber"/>
+        <w:numPr>
+          <w:ilvl w:val="0"/>
+          <w:numId w:val="26"/>
+        </w:numPr>
+      </w:pPr>
+      <w:r>
+        <w:t>Choose Google Cloud Translation or DeepL. Enter or use a saved API key, save it securely or for the session, and test the connection.</w:t>
+      </w:r>
+    </w:p>
+    <w:p>
+      <w:pPr>
+        <w:pStyle w:val="ListNumber"/>
+        <w:numPr>
+          <w:ilvl w:val="0"/>
+          <w:numId w:val="26"/>
+        </w:numPr>
+      </w:pPr>
+      <w:r>
+        <w:t>Run Scan Project. Existing catalog translations are retained and only new or changed source text becomes unresolved.</w:t>
+      </w:r>
+    </w:p>
+    <w:p>
+      <w:pPr>
+        <w:pStyle w:val="ListNumber"/>
+        <w:numPr>
+          <w:ilvl w:val="0"/>
+          <w:numId w:val="26"/>
+        </w:numPr>
+      </w:pPr>
+      <w:r>
+        <w:t>Read the approved RAD Studio package-installation procedure. Show Design BPL opens the exact package in File Explorer.</w:t>
+      </w:r>
+    </w:p>
+    <w:p>
+      <w:pPr>
+        <w:pStyle w:val="ListNumber"/>
+        <w:numPr>
+          <w:ilvl w:val="0"/>
+          <w:numId w:val="26"/>
+        </w:numPr>
+      </w:pPr>
+      <w:r>
+        <w:t>Review the summary, keep the safety backup selected, and authorize final processing. Once processing starts, navigation and cancellation remain disabled until it completes or stops safely.</w:t>
+      </w:r>
+    </w:p>
+    <w:p>
+      <w:pPr>
+        <w:pStyle w:val="ListNumber"/>
+        <w:numPr>
+          <w:ilvl w:val="0"/>
+          <w:numId w:val="26"/>
+        </w:numPr>
+      </w:pPr>
+      <w:r>
+        <w:t>On Finish, review the progress log and open the generated component kit. Complete the manual RAD Studio package and component-placement steps.</w:t>
+      </w:r>
+    </w:p>
+    <w:p>
+      <w:pPr>
+        <w:pStyle w:val="ListNumber"/>
+        <w:numPr>
+          <w:ilvl w:val="0"/>
+          <w:numId w:val="26"/>
+        </w:numPr>
+      </w:pPr>
+      <w:r>
+        <w:t>Build the required target configurations, then choose Run Pack Deployment. The wizard uses PowerShell with NoProfile and ExecutionPolicy Bypass. Copy All Commands remains available as a manual fallback.</w:t>
+      </w:r>
+    </w:p>
+    <w:p>
+      <w:r>
+        <w:t>Cancel before final processing closes the wizard without changing the target project. Final processing creates localization artifacts but does not automatically rewrite Delphi Pascal, form, DPR, or DPROJ files. A timestamped completion report records the generated paths and commands.</w:t>
+      </w:r>
+    </w:p>
+    <w:p/>
     <w:sectPr>
       <w:headerReference w:type="default" r:id="rId13"/>
       <w:footerReference w:type="default" r:id="rId14"/>
@@ -6679,6 +7147,134 @@
       <w:rPr>
         <w:rFonts w:ascii="Symbol" w:hAnsi="Symbol" w:hint="default"/>
       </w:rPr>
+    </w:lvl>
+  </w:abstractNum>
+  <w:abstractNum w:abstractNumId="9" w15:restartNumberingAfterBreak="0">
+    <w:nsid w:val="078701D7"/>
+    <w:multiLevelType w:val="hybridMultilevel"/>
+    <w:tmpl w:val="6CA20136"/>
+    <w:lvl w:ilvl="0" w:tplc="0409000F">
+      <w:start w:val="1"/>
+      <w:numFmt w:val="decimal"/>
+      <w:lvlText w:val="%1."/>
+      <w:lvlJc w:val="left"/>
+      <w:pPr>
+        <w:ind w:left="360" w:hanging="360"/>
+      </w:pPr>
+    </w:lvl>
+    <w:lvl w:ilvl="1" w:tplc="04090019" w:tentative="1">
+      <w:start w:val="1"/>
+      <w:numFmt w:val="lowerLetter"/>
+      <w:lvlText w:val="%2."/>
+      <w:lvlJc w:val="left"/>
+      <w:pPr>
+        <w:ind w:left="1080" w:hanging="360"/>
+      </w:pPr>
+    </w:lvl>
+    <w:lvl w:ilvl="2" w:tplc="0409001B" w:tentative="1">
+      <w:start w:val="1"/>
+      <w:numFmt w:val="lowerRoman"/>
+      <w:lvlText w:val="%3."/>
+      <w:lvlJc w:val="right"/>
+      <w:pPr>
+        <w:ind w:left="1800" w:hanging="180"/>
+      </w:pPr>
+    </w:lvl>
+    <w:lvl w:ilvl="3" w:tplc="0409000F" w:tentative="1">
+      <w:start w:val="1"/>
+      <w:numFmt w:val="decimal"/>
+      <w:lvlText w:val="%4."/>
+      <w:lvlJc w:val="left"/>
+      <w:pPr>
+        <w:ind w:left="2520" w:hanging="360"/>
+      </w:pPr>
+    </w:lvl>
+    <w:lvl w:ilvl="4" w:tplc="04090019" w:tentative="1">
+      <w:start w:val="1"/>
+      <w:numFmt w:val="lowerLetter"/>
+      <w:lvlText w:val="%5."/>
+      <w:lvlJc w:val="left"/>
+      <w:pPr>
+        <w:ind w:left="3240" w:hanging="360"/>
+      </w:pPr>
+    </w:lvl>
+    <w:lvl w:ilvl="5" w:tplc="0409001B" w:tentative="1">
+      <w:start w:val="1"/>
+      <w:numFmt w:val="lowerRoman"/>
+      <w:lvlText w:val="%6."/>
+      <w:lvlJc w:val="right"/>
+      <w:pPr>
+        <w:ind w:left="3960" w:hanging="180"/>
+      </w:pPr>
+    </w:lvl>
+    <w:lvl w:ilvl="6" w:tplc="0409000F" w:tentative="1">
+      <w:start w:val="1"/>
+      <w:numFmt w:val="decimal"/>
+      <w:lvlText w:val="%7."/>
+      <w:lvlJc w:val="left"/>
+      <w:pPr>
+        <w:ind w:left="4680" w:hanging="360"/>
+      </w:pPr>
+    </w:lvl>
+    <w:lvl w:ilvl="7" w:tplc="04090019" w:tentative="1">
+      <w:start w:val="1"/>
+      <w:numFmt w:val="lowerLetter"/>
+      <w:lvlText w:val="%8."/>
+      <w:lvlJc w:val="left"/>
+      <w:pPr>
+        <w:ind w:left="5400" w:hanging="360"/>
+      </w:pPr>
+    </w:lvl>
+    <w:lvl w:ilvl="8" w:tplc="0409001B" w:tentative="1">
+      <w:start w:val="1"/>
+      <w:numFmt w:val="lowerRoman"/>
+      <w:lvlText w:val="%9."/>
+      <w:lvlJc w:val="right"/>
+      <w:pPr>
+        <w:ind w:left="6120" w:hanging="180"/>
+      </w:pPr>
+    </w:lvl>
+  </w:abstractNum>
+  <w:abstractNum w:abstractNumId="10" w15:restartNumberingAfterBreak="0">
+    <w:nsid w:val="48536D4D"/>
+    <w:multiLevelType w:val="singleLevel"/>
+    <w:tmpl w:val="0409000F"/>
+    <w:lvl w:ilvl="0">
+      <w:start w:val="1"/>
+      <w:numFmt w:val="decimal"/>
+      <w:lvlText w:val="%1."/>
+      <w:lvlJc w:val="left"/>
+      <w:pPr>
+        <w:ind w:left="720" w:hanging="360"/>
+      </w:pPr>
+    </w:lvl>
+  </w:abstractNum>
+  <w:abstractNum w:abstractNumId="11" w15:restartNumberingAfterBreak="0">
+    <w:nsid w:val="55F00FD9"/>
+    <w:multiLevelType w:val="singleLevel"/>
+    <w:tmpl w:val="0409000F"/>
+    <w:lvl w:ilvl="0">
+      <w:start w:val="1"/>
+      <w:numFmt w:val="decimal"/>
+      <w:lvlText w:val="%1."/>
+      <w:lvlJc w:val="left"/>
+      <w:pPr>
+        <w:ind w:left="720" w:hanging="360"/>
+      </w:pPr>
+    </w:lvl>
+  </w:abstractNum>
+  <w:abstractNum w:abstractNumId="12" w15:restartNumberingAfterBreak="0">
+    <w:nsid w:val="7F4671DF"/>
+    <w:multiLevelType w:val="singleLevel"/>
+    <w:tmpl w:val="0409000F"/>
+    <w:lvl w:ilvl="0">
+      <w:start w:val="1"/>
+      <w:numFmt w:val="decimal"/>
+      <w:lvlText w:val="%1."/>
+      <w:lvlJc w:val="left"/>
+      <w:pPr>
+        <w:ind w:left="720" w:hanging="360"/>
+      </w:pPr>
     </w:lvl>
   </w:abstractNum>
   <w:num w:numId="1" w16cid:durableId="785008456">
@@ -6779,6 +7375,24 @@
     <w:lvlOverride w:ilvl="0">
       <w:startOverride w:val="1"/>
     </w:lvlOverride>
+  </w:num>
+  <w:num w:numId="22" w16cid:durableId="263224260">
+    <w:abstractNumId w:val="8"/>
+    <w:lvlOverride w:ilvl="0">
+      <w:startOverride w:val="1"/>
+    </w:lvlOverride>
+  </w:num>
+  <w:num w:numId="23" w16cid:durableId="1865358544">
+    <w:abstractNumId w:val="9"/>
+  </w:num>
+  <w:num w:numId="24" w16cid:durableId="316030936">
+    <w:abstractNumId w:val="12"/>
+  </w:num>
+  <w:num w:numId="25" w16cid:durableId="1963488091">
+    <w:abstractNumId w:val="10"/>
+  </w:num>
+  <w:num w:numId="26" w16cid:durableId="1999068124">
+    <w:abstractNumId w:val="11"/>
   </w:num>
 </w:numbering>
 </file>
@@ -7707,7 +8321,6 @@
         <w:numId w:val="1"/>
       </w:numPr>
       <w:spacing w:after="80"/>
-      <w:ind w:left="540" w:hanging="271"/>
       <w:contextualSpacing/>
     </w:pPr>
   </w:style>

--- a/docs/guides/Delphi App Translation Studio User Guide.docx
+++ b/docs/guides/Delphi App Translation Studio User Guide.docx
@@ -13,7 +13,7 @@
           <w:noProof/>
         </w:rPr>
         <w:drawing>
-          <wp:inline distT="0" distB="0" distL="0" distR="0" wp14:anchorId="068B2BD1" wp14:editId="241CADC5">
+          <wp:inline distT="0" distB="0" distL="0" distR="0" wp14:anchorId="29996B63" wp14:editId="7DB98403">
             <wp:extent cx="1371600" cy="1371600"/>
             <wp:effectExtent l="0" t="0" r="0" b="0"/>
             <wp:docPr id="1" name="Picture 1"/>
@@ -122,12 +122,6 @@
           <w:color w:val="5D7693"/>
         </w:rPr>
         <w:br/>
-      </w:r>
-      <w:r>
-        <w:rPr>
-          <w:rFonts w:ascii="Aptos" w:hAnsi="Aptos"/>
-          <w:color w:val="5D7693"/>
-        </w:rPr>
         <w:t>Last changed: August 10, 2026</w:t>
       </w:r>
       <w:r>
@@ -167,13 +161,7 @@
           <w:tab w:val="right" w:leader="dot" w:pos="9350"/>
         </w:tabs>
         <w:rPr>
-          <w:rFonts w:asciiTheme="minorHAnsi" w:hAnsiTheme="minorHAnsi"/>
           <w:noProof/>
-          <w:color w:val="auto"/>
-          <w:kern w:val="2"/>
-          <w:sz w:val="24"/>
-          <w:szCs w:val="24"/>
-          <w14:ligatures w14:val="standardContextual"/>
         </w:rPr>
       </w:pPr>
       <w:r>
@@ -185,13 +173,13 @@
       <w:r>
         <w:fldChar w:fldCharType="separate"/>
       </w:r>
-      <w:hyperlink w:anchor="_Toc237265476" w:history="1">
+      <w:hyperlink w:anchor="_Toc237272014" w:history="1">
         <w:r>
           <w:rPr>
             <w:rStyle w:val="Hyperlink"/>
             <w:noProof/>
           </w:rPr>
-          <w:t>1. Welcome</w:t>
+          <w:t>1. About This Guide</w:t>
         </w:r>
         <w:r>
           <w:rPr>
@@ -212,7 +200,7 @@
             <w:noProof/>
             <w:webHidden/>
           </w:rPr>
-          <w:instrText xml:space="preserve"> PAGEREF _Toc237265476 \h </w:instrText>
+          <w:instrText xml:space="preserve"> PAGEREF _Toc237272014 \h </w:instrText>
         </w:r>
         <w:r>
           <w:rPr>
@@ -250,22 +238,16 @@
           <w:tab w:val="right" w:leader="dot" w:pos="9350"/>
         </w:tabs>
         <w:rPr>
-          <w:rFonts w:asciiTheme="minorHAnsi" w:hAnsiTheme="minorHAnsi"/>
           <w:noProof/>
-          <w:color w:val="auto"/>
-          <w:kern w:val="2"/>
-          <w:sz w:val="24"/>
-          <w:szCs w:val="24"/>
-          <w14:ligatures w14:val="standardContextual"/>
         </w:rPr>
       </w:pPr>
-      <w:hyperlink w:anchor="_Toc237265477" w:history="1">
+      <w:hyperlink w:anchor="_Toc237272015" w:history="1">
         <w:r>
           <w:rPr>
             <w:rStyle w:val="Hyperlink"/>
             <w:noProof/>
           </w:rPr>
-          <w:t>1.1 What the Studio changes</w:t>
+          <w:t>1.1 The Parts of the Localization System</w:t>
         </w:r>
         <w:r>
           <w:rPr>
@@ -286,7 +268,7 @@
             <w:noProof/>
             <w:webHidden/>
           </w:rPr>
-          <w:instrText xml:space="preserve"> PAGEREF _Toc237265477 \h </w:instrText>
+          <w:instrText xml:space="preserve"> PAGEREF _Toc237272015 \h </w:instrText>
         </w:r>
         <w:r>
           <w:rPr>
@@ -307,6 +289,74 @@
             <w:webHidden/>
           </w:rPr>
           <w:t>1</w:t>
+        </w:r>
+        <w:r>
+          <w:rPr>
+            <w:noProof/>
+            <w:webHidden/>
+          </w:rPr>
+          <w:fldChar w:fldCharType="end"/>
+        </w:r>
+      </w:hyperlink>
+    </w:p>
+    <w:p>
+      <w:pPr>
+        <w:pStyle w:val="TOC2"/>
+        <w:tabs>
+          <w:tab w:val="right" w:leader="dot" w:pos="9350"/>
+        </w:tabs>
+        <w:rPr>
+          <w:noProof/>
+        </w:rPr>
+      </w:pPr>
+      <w:hyperlink w:anchor="_Toc237272016" w:history="1">
+        <w:r>
+          <w:rPr>
+            <w:rStyle w:val="Hyperlink"/>
+            <w:noProof/>
+          </w:rPr>
+          <w:t>1.2 What the Studio Changes - and Does Not Change</w:t>
+        </w:r>
+        <w:r>
+          <w:rPr>
+            <w:noProof/>
+            <w:webHidden/>
+          </w:rPr>
+          <w:tab/>
+        </w:r>
+        <w:r>
+          <w:rPr>
+            <w:noProof/>
+            <w:webHidden/>
+          </w:rPr>
+          <w:fldChar w:fldCharType="begin"/>
+        </w:r>
+        <w:r>
+          <w:rPr>
+            <w:noProof/>
+            <w:webHidden/>
+          </w:rPr>
+          <w:instrText xml:space="preserve"> PAGEREF _Toc237272016 \h </w:instrText>
+        </w:r>
+        <w:r>
+          <w:rPr>
+            <w:noProof/>
+            <w:webHidden/>
+          </w:rPr>
+        </w:r>
+        <w:r>
+          <w:rPr>
+            <w:noProof/>
+            <w:webHidden/>
+          </w:rPr>
+          <w:fldChar w:fldCharType="separate"/>
+        </w:r>
+        <w:r>
+          <w:rPr>
+            <w:noProof/>
+            <w:webHidden/>
+          </w:rPr>
+          <w:t>2</w:t>
         </w:r>
         <w:r>
           <w:rPr>
@@ -324,22 +374,16 @@
           <w:tab w:val="right" w:leader="dot" w:pos="9350"/>
         </w:tabs>
         <w:rPr>
-          <w:rFonts w:asciiTheme="minorHAnsi" w:hAnsiTheme="minorHAnsi"/>
           <w:noProof/>
-          <w:color w:val="auto"/>
-          <w:kern w:val="2"/>
-          <w:sz w:val="24"/>
-          <w:szCs w:val="24"/>
-          <w14:ligatures w14:val="standardContextual"/>
         </w:rPr>
       </w:pPr>
-      <w:hyperlink w:anchor="_Toc237265478" w:history="1">
+      <w:hyperlink w:anchor="_Toc237272017" w:history="1">
         <w:r>
           <w:rPr>
             <w:rStyle w:val="Hyperlink"/>
             <w:noProof/>
           </w:rPr>
-          <w:t>2. Installation and Startup</w:t>
+          <w:t>2. Before You Begin</w:t>
         </w:r>
         <w:r>
           <w:rPr>
@@ -360,7 +404,7 @@
             <w:noProof/>
             <w:webHidden/>
           </w:rPr>
-          <w:instrText xml:space="preserve"> PAGEREF _Toc237265478 \h </w:instrText>
+          <w:instrText xml:space="preserve"> PAGEREF _Toc237272017 \h </w:instrText>
         </w:r>
         <w:r>
           <w:rPr>
@@ -380,7 +424,7 @@
             <w:noProof/>
             <w:webHidden/>
           </w:rPr>
-          <w:t>1</w:t>
+          <w:t>3</w:t>
         </w:r>
         <w:r>
           <w:rPr>
@@ -398,22 +442,16 @@
           <w:tab w:val="right" w:leader="dot" w:pos="9350"/>
         </w:tabs>
         <w:rPr>
-          <w:rFonts w:asciiTheme="minorHAnsi" w:hAnsiTheme="minorHAnsi"/>
           <w:noProof/>
-          <w:color w:val="auto"/>
-          <w:kern w:val="2"/>
-          <w:sz w:val="24"/>
-          <w:szCs w:val="24"/>
-          <w14:ligatures w14:val="standardContextual"/>
         </w:rPr>
       </w:pPr>
-      <w:hyperlink w:anchor="_Toc237265479" w:history="1">
+      <w:hyperlink w:anchor="_Toc237272018" w:history="1">
         <w:r>
           <w:rPr>
             <w:rStyle w:val="Hyperlink"/>
             <w:noProof/>
           </w:rPr>
-          <w:t>2.1 First launch</w:t>
+          <w:t>2.1 Choose the Setup Path</w:t>
         </w:r>
         <w:r>
           <w:rPr>
@@ -434,7 +472,7 @@
             <w:noProof/>
             <w:webHidden/>
           </w:rPr>
-          <w:instrText xml:space="preserve"> PAGEREF _Toc237265479 \h </w:instrText>
+          <w:instrText xml:space="preserve"> PAGEREF _Toc237272018 \h </w:instrText>
         </w:r>
         <w:r>
           <w:rPr>
@@ -454,7 +492,7 @@
             <w:noProof/>
             <w:webHidden/>
           </w:rPr>
-          <w:t>1</w:t>
+          <w:t>3</w:t>
         </w:r>
         <w:r>
           <w:rPr>
@@ -472,22 +510,16 @@
           <w:tab w:val="right" w:leader="dot" w:pos="9350"/>
         </w:tabs>
         <w:rPr>
-          <w:rFonts w:asciiTheme="minorHAnsi" w:hAnsiTheme="minorHAnsi"/>
           <w:noProof/>
-          <w:color w:val="auto"/>
-          <w:kern w:val="2"/>
-          <w:sz w:val="24"/>
-          <w:szCs w:val="24"/>
-          <w14:ligatures w14:val="standardContextual"/>
         </w:rPr>
       </w:pPr>
-      <w:hyperlink w:anchor="_Toc237265480" w:history="1">
+      <w:hyperlink w:anchor="_Toc237272019" w:history="1">
         <w:r>
           <w:rPr>
             <w:rStyle w:val="Hyperlink"/>
             <w:noProof/>
           </w:rPr>
-          <w:t>2.2 Install the localization components</w:t>
+          <w:t>2.2 Build or Start the Studio</w:t>
         </w:r>
         <w:r>
           <w:rPr>
@@ -508,7 +540,7 @@
             <w:noProof/>
             <w:webHidden/>
           </w:rPr>
-          <w:instrText xml:space="preserve"> PAGEREF _Toc237265480 \h </w:instrText>
+          <w:instrText xml:space="preserve"> PAGEREF _Toc237272019 \h </w:instrText>
         </w:r>
         <w:r>
           <w:rPr>
@@ -528,7 +560,75 @@
             <w:noProof/>
             <w:webHidden/>
           </w:rPr>
-          <w:t>2</w:t>
+          <w:t>4</w:t>
+        </w:r>
+        <w:r>
+          <w:rPr>
+            <w:noProof/>
+            <w:webHidden/>
+          </w:rPr>
+          <w:fldChar w:fldCharType="end"/>
+        </w:r>
+      </w:hyperlink>
+    </w:p>
+    <w:p>
+      <w:pPr>
+        <w:pStyle w:val="TOC2"/>
+        <w:tabs>
+          <w:tab w:val="right" w:leader="dot" w:pos="9350"/>
+        </w:tabs>
+        <w:rPr>
+          <w:noProof/>
+        </w:rPr>
+      </w:pPr>
+      <w:hyperlink w:anchor="_Toc237272020" w:history="1">
+        <w:r>
+          <w:rPr>
+            <w:rStyle w:val="Hyperlink"/>
+            <w:noProof/>
+          </w:rPr>
+          <w:t>2.3 Install the Localization Components</w:t>
+        </w:r>
+        <w:r>
+          <w:rPr>
+            <w:noProof/>
+            <w:webHidden/>
+          </w:rPr>
+          <w:tab/>
+        </w:r>
+        <w:r>
+          <w:rPr>
+            <w:noProof/>
+            <w:webHidden/>
+          </w:rPr>
+          <w:fldChar w:fldCharType="begin"/>
+        </w:r>
+        <w:r>
+          <w:rPr>
+            <w:noProof/>
+            <w:webHidden/>
+          </w:rPr>
+          <w:instrText xml:space="preserve"> PAGEREF _Toc237272020 \h </w:instrText>
+        </w:r>
+        <w:r>
+          <w:rPr>
+            <w:noProof/>
+            <w:webHidden/>
+          </w:rPr>
+        </w:r>
+        <w:r>
+          <w:rPr>
+            <w:noProof/>
+            <w:webHidden/>
+          </w:rPr>
+          <w:fldChar w:fldCharType="separate"/>
+        </w:r>
+        <w:r>
+          <w:rPr>
+            <w:noProof/>
+            <w:webHidden/>
+          </w:rPr>
+          <w:t>4</w:t>
         </w:r>
         <w:r>
           <w:rPr>
@@ -546,16 +646,10 @@
           <w:tab w:val="right" w:leader="dot" w:pos="9350"/>
         </w:tabs>
         <w:rPr>
-          <w:rFonts w:asciiTheme="minorHAnsi" w:hAnsiTheme="minorHAnsi"/>
           <w:noProof/>
-          <w:color w:val="auto"/>
-          <w:kern w:val="2"/>
-          <w:sz w:val="24"/>
-          <w:szCs w:val="24"/>
-          <w14:ligatures w14:val="standardContextual"/>
         </w:rPr>
       </w:pPr>
-      <w:hyperlink w:anchor="_Toc237265481" w:history="1">
+      <w:hyperlink w:anchor="_Toc237272021" w:history="1">
         <w:r>
           <w:rPr>
             <w:rStyle w:val="Hyperlink"/>
@@ -582,7 +676,7 @@
             <w:noProof/>
             <w:webHidden/>
           </w:rPr>
-          <w:instrText xml:space="preserve"> PAGEREF _Toc237265481 \h </w:instrText>
+          <w:instrText xml:space="preserve"> PAGEREF _Toc237272021 \h </w:instrText>
         </w:r>
         <w:r>
           <w:rPr>
@@ -602,7 +696,7 @@
             <w:noProof/>
             <w:webHidden/>
           </w:rPr>
-          <w:t>2</w:t>
+          <w:t>5</w:t>
         </w:r>
         <w:r>
           <w:rPr>
@@ -620,16 +714,10 @@
           <w:tab w:val="right" w:leader="dot" w:pos="9350"/>
         </w:tabs>
         <w:rPr>
-          <w:rFonts w:asciiTheme="minorHAnsi" w:hAnsiTheme="minorHAnsi"/>
           <w:noProof/>
-          <w:color w:val="auto"/>
-          <w:kern w:val="2"/>
-          <w:sz w:val="24"/>
-          <w:szCs w:val="24"/>
-          <w14:ligatures w14:val="standardContextual"/>
         </w:rPr>
       </w:pPr>
-      <w:hyperlink w:anchor="_Toc237265482" w:history="1">
+      <w:hyperlink w:anchor="_Toc237272022" w:history="1">
         <w:r>
           <w:rPr>
             <w:rStyle w:val="Hyperlink"/>
@@ -656,7 +744,7 @@
             <w:noProof/>
             <w:webHidden/>
           </w:rPr>
-          <w:instrText xml:space="preserve"> PAGEREF _Toc237265482 \h </w:instrText>
+          <w:instrText xml:space="preserve"> PAGEREF _Toc237272022 \h </w:instrText>
         </w:r>
         <w:r>
           <w:rPr>
@@ -676,7 +764,7 @@
             <w:noProof/>
             <w:webHidden/>
           </w:rPr>
-          <w:t>3</w:t>
+          <w:t>6</w:t>
         </w:r>
         <w:r>
           <w:rPr>
@@ -694,16 +782,10 @@
           <w:tab w:val="right" w:leader="dot" w:pos="9350"/>
         </w:tabs>
         <w:rPr>
-          <w:rFonts w:asciiTheme="minorHAnsi" w:hAnsiTheme="minorHAnsi"/>
           <w:noProof/>
-          <w:color w:val="auto"/>
-          <w:kern w:val="2"/>
-          <w:sz w:val="24"/>
-          <w:szCs w:val="24"/>
-          <w14:ligatures w14:val="standardContextual"/>
         </w:rPr>
       </w:pPr>
-      <w:hyperlink w:anchor="_Toc237265483" w:history="1">
+      <w:hyperlink w:anchor="_Toc237272023" w:history="1">
         <w:r>
           <w:rPr>
             <w:rStyle w:val="Hyperlink"/>
@@ -730,7 +812,7 @@
             <w:noProof/>
             <w:webHidden/>
           </w:rPr>
-          <w:instrText xml:space="preserve"> PAGEREF _Toc237265483 \h </w:instrText>
+          <w:instrText xml:space="preserve"> PAGEREF _Toc237272023 \h </w:instrText>
         </w:r>
         <w:r>
           <w:rPr>
@@ -750,7 +832,7 @@
             <w:noProof/>
             <w:webHidden/>
           </w:rPr>
-          <w:t>3</w:t>
+          <w:t>6</w:t>
         </w:r>
         <w:r>
           <w:rPr>
@@ -768,16 +850,10 @@
           <w:tab w:val="right" w:leader="dot" w:pos="9350"/>
         </w:tabs>
         <w:rPr>
-          <w:rFonts w:asciiTheme="minorHAnsi" w:hAnsiTheme="minorHAnsi"/>
           <w:noProof/>
-          <w:color w:val="auto"/>
-          <w:kern w:val="2"/>
-          <w:sz w:val="24"/>
-          <w:szCs w:val="24"/>
-          <w14:ligatures w14:val="standardContextual"/>
         </w:rPr>
       </w:pPr>
-      <w:hyperlink w:anchor="_Toc237265484" w:history="1">
+      <w:hyperlink w:anchor="_Toc237272024" w:history="1">
         <w:r>
           <w:rPr>
             <w:rStyle w:val="Hyperlink"/>
@@ -804,7 +880,7 @@
             <w:noProof/>
             <w:webHidden/>
           </w:rPr>
-          <w:instrText xml:space="preserve"> PAGEREF _Toc237265484 \h </w:instrText>
+          <w:instrText xml:space="preserve"> PAGEREF _Toc237272024 \h </w:instrText>
         </w:r>
         <w:r>
           <w:rPr>
@@ -824,7 +900,7 @@
             <w:noProof/>
             <w:webHidden/>
           </w:rPr>
-          <w:t>3</w:t>
+          <w:t>6</w:t>
         </w:r>
         <w:r>
           <w:rPr>
@@ -842,16 +918,10 @@
           <w:tab w:val="right" w:leader="dot" w:pos="9350"/>
         </w:tabs>
         <w:rPr>
-          <w:rFonts w:asciiTheme="minorHAnsi" w:hAnsiTheme="minorHAnsi"/>
           <w:noProof/>
-          <w:color w:val="auto"/>
-          <w:kern w:val="2"/>
-          <w:sz w:val="24"/>
-          <w:szCs w:val="24"/>
-          <w14:ligatures w14:val="standardContextual"/>
         </w:rPr>
       </w:pPr>
-      <w:hyperlink w:anchor="_Toc237265485" w:history="1">
+      <w:hyperlink w:anchor="_Toc237272025" w:history="1">
         <w:r>
           <w:rPr>
             <w:rStyle w:val="Hyperlink"/>
@@ -878,7 +948,7 @@
             <w:noProof/>
             <w:webHidden/>
           </w:rPr>
-          <w:instrText xml:space="preserve"> PAGEREF _Toc237265485 \h </w:instrText>
+          <w:instrText xml:space="preserve"> PAGEREF _Toc237272025 \h </w:instrText>
         </w:r>
         <w:r>
           <w:rPr>
@@ -898,7 +968,7 @@
             <w:noProof/>
             <w:webHidden/>
           </w:rPr>
-          <w:t>4</w:t>
+          <w:t>7</w:t>
         </w:r>
         <w:r>
           <w:rPr>
@@ -916,16 +986,10 @@
           <w:tab w:val="right" w:leader="dot" w:pos="9350"/>
         </w:tabs>
         <w:rPr>
-          <w:rFonts w:asciiTheme="minorHAnsi" w:hAnsiTheme="minorHAnsi"/>
           <w:noProof/>
-          <w:color w:val="auto"/>
-          <w:kern w:val="2"/>
-          <w:sz w:val="24"/>
-          <w:szCs w:val="24"/>
-          <w14:ligatures w14:val="standardContextual"/>
         </w:rPr>
       </w:pPr>
-      <w:hyperlink w:anchor="_Toc237265486" w:history="1">
+      <w:hyperlink w:anchor="_Toc237272026" w:history="1">
         <w:r>
           <w:rPr>
             <w:rStyle w:val="Hyperlink"/>
@@ -952,7 +1016,7 @@
             <w:noProof/>
             <w:webHidden/>
           </w:rPr>
-          <w:instrText xml:space="preserve"> PAGEREF _Toc237265486 \h </w:instrText>
+          <w:instrText xml:space="preserve"> PAGEREF _Toc237272026 \h </w:instrText>
         </w:r>
         <w:r>
           <w:rPr>
@@ -972,7 +1036,7 @@
             <w:noProof/>
             <w:webHidden/>
           </w:rPr>
-          <w:t>5</w:t>
+          <w:t>7</w:t>
         </w:r>
         <w:r>
           <w:rPr>
@@ -990,16 +1054,10 @@
           <w:tab w:val="right" w:leader="dot" w:pos="9350"/>
         </w:tabs>
         <w:rPr>
-          <w:rFonts w:asciiTheme="minorHAnsi" w:hAnsiTheme="minorHAnsi"/>
           <w:noProof/>
-          <w:color w:val="auto"/>
-          <w:kern w:val="2"/>
-          <w:sz w:val="24"/>
-          <w:szCs w:val="24"/>
-          <w14:ligatures w14:val="standardContextual"/>
         </w:rPr>
       </w:pPr>
-      <w:hyperlink w:anchor="_Toc237265487" w:history="1">
+      <w:hyperlink w:anchor="_Toc237272027" w:history="1">
         <w:r>
           <w:rPr>
             <w:rStyle w:val="Hyperlink"/>
@@ -1026,7 +1084,7 @@
             <w:noProof/>
             <w:webHidden/>
           </w:rPr>
-          <w:instrText xml:space="preserve"> PAGEREF _Toc237265487 \h </w:instrText>
+          <w:instrText xml:space="preserve"> PAGEREF _Toc237272027 \h </w:instrText>
         </w:r>
         <w:r>
           <w:rPr>
@@ -1046,7 +1104,7 @@
             <w:noProof/>
             <w:webHidden/>
           </w:rPr>
-          <w:t>5</w:t>
+          <w:t>8</w:t>
         </w:r>
         <w:r>
           <w:rPr>
@@ -1064,16 +1122,10 @@
           <w:tab w:val="right" w:leader="dot" w:pos="9350"/>
         </w:tabs>
         <w:rPr>
-          <w:rFonts w:asciiTheme="minorHAnsi" w:hAnsiTheme="minorHAnsi"/>
           <w:noProof/>
-          <w:color w:val="auto"/>
-          <w:kern w:val="2"/>
-          <w:sz w:val="24"/>
-          <w:szCs w:val="24"/>
-          <w14:ligatures w14:val="standardContextual"/>
         </w:rPr>
       </w:pPr>
-      <w:hyperlink w:anchor="_Toc237265488" w:history="1">
+      <w:hyperlink w:anchor="_Toc237272028" w:history="1">
         <w:r>
           <w:rPr>
             <w:rStyle w:val="Hyperlink"/>
@@ -1100,7 +1152,7 @@
             <w:noProof/>
             <w:webHidden/>
           </w:rPr>
-          <w:instrText xml:space="preserve"> PAGEREF _Toc237265488 \h </w:instrText>
+          <w:instrText xml:space="preserve"> PAGEREF _Toc237272028 \h </w:instrText>
         </w:r>
         <w:r>
           <w:rPr>
@@ -1120,7 +1172,7 @@
             <w:noProof/>
             <w:webHidden/>
           </w:rPr>
-          <w:t>6</w:t>
+          <w:t>8</w:t>
         </w:r>
         <w:r>
           <w:rPr>
@@ -1138,16 +1190,10 @@
           <w:tab w:val="right" w:leader="dot" w:pos="9350"/>
         </w:tabs>
         <w:rPr>
-          <w:rFonts w:asciiTheme="minorHAnsi" w:hAnsiTheme="minorHAnsi"/>
           <w:noProof/>
-          <w:color w:val="auto"/>
-          <w:kern w:val="2"/>
-          <w:sz w:val="24"/>
-          <w:szCs w:val="24"/>
-          <w14:ligatures w14:val="standardContextual"/>
         </w:rPr>
       </w:pPr>
-      <w:hyperlink w:anchor="_Toc237265489" w:history="1">
+      <w:hyperlink w:anchor="_Toc237272029" w:history="1">
         <w:r>
           <w:rPr>
             <w:rStyle w:val="Hyperlink"/>
@@ -1174,7 +1220,7 @@
             <w:noProof/>
             <w:webHidden/>
           </w:rPr>
-          <w:instrText xml:space="preserve"> PAGEREF _Toc237265489 \h </w:instrText>
+          <w:instrText xml:space="preserve"> PAGEREF _Toc237272029 \h </w:instrText>
         </w:r>
         <w:r>
           <w:rPr>
@@ -1194,7 +1240,7 @@
             <w:noProof/>
             <w:webHidden/>
           </w:rPr>
-          <w:t>6</w:t>
+          <w:t>9</w:t>
         </w:r>
         <w:r>
           <w:rPr>
@@ -1212,16 +1258,10 @@
           <w:tab w:val="right" w:leader="dot" w:pos="9350"/>
         </w:tabs>
         <w:rPr>
-          <w:rFonts w:asciiTheme="minorHAnsi" w:hAnsiTheme="minorHAnsi"/>
           <w:noProof/>
-          <w:color w:val="auto"/>
-          <w:kern w:val="2"/>
-          <w:sz w:val="24"/>
-          <w:szCs w:val="24"/>
-          <w14:ligatures w14:val="standardContextual"/>
         </w:rPr>
       </w:pPr>
-      <w:hyperlink w:anchor="_Toc237265490" w:history="1">
+      <w:hyperlink w:anchor="_Toc237272030" w:history="1">
         <w:r>
           <w:rPr>
             <w:rStyle w:val="Hyperlink"/>
@@ -1248,7 +1288,7 @@
             <w:noProof/>
             <w:webHidden/>
           </w:rPr>
-          <w:instrText xml:space="preserve"> PAGEREF _Toc237265490 \h </w:instrText>
+          <w:instrText xml:space="preserve"> PAGEREF _Toc237272030 \h </w:instrText>
         </w:r>
         <w:r>
           <w:rPr>
@@ -1268,7 +1308,7 @@
             <w:noProof/>
             <w:webHidden/>
           </w:rPr>
-          <w:t>7</w:t>
+          <w:t>10</w:t>
         </w:r>
         <w:r>
           <w:rPr>
@@ -1286,16 +1326,10 @@
           <w:tab w:val="right" w:leader="dot" w:pos="9350"/>
         </w:tabs>
         <w:rPr>
-          <w:rFonts w:asciiTheme="minorHAnsi" w:hAnsiTheme="minorHAnsi"/>
           <w:noProof/>
-          <w:color w:val="auto"/>
-          <w:kern w:val="2"/>
-          <w:sz w:val="24"/>
-          <w:szCs w:val="24"/>
-          <w14:ligatures w14:val="standardContextual"/>
         </w:rPr>
       </w:pPr>
-      <w:hyperlink w:anchor="_Toc237265491" w:history="1">
+      <w:hyperlink w:anchor="_Toc237272031" w:history="1">
         <w:r>
           <w:rPr>
             <w:rStyle w:val="Hyperlink"/>
@@ -1322,7 +1356,7 @@
             <w:noProof/>
             <w:webHidden/>
           </w:rPr>
-          <w:instrText xml:space="preserve"> PAGEREF _Toc237265491 \h </w:instrText>
+          <w:instrText xml:space="preserve"> PAGEREF _Toc237272031 \h </w:instrText>
         </w:r>
         <w:r>
           <w:rPr>
@@ -1342,7 +1376,7 @@
             <w:noProof/>
             <w:webHidden/>
           </w:rPr>
-          <w:t>8</w:t>
+          <w:t>11</w:t>
         </w:r>
         <w:r>
           <w:rPr>
@@ -1360,16 +1394,10 @@
           <w:tab w:val="right" w:leader="dot" w:pos="9350"/>
         </w:tabs>
         <w:rPr>
-          <w:rFonts w:asciiTheme="minorHAnsi" w:hAnsiTheme="minorHAnsi"/>
           <w:noProof/>
-          <w:color w:val="auto"/>
-          <w:kern w:val="2"/>
-          <w:sz w:val="24"/>
-          <w:szCs w:val="24"/>
-          <w14:ligatures w14:val="standardContextual"/>
         </w:rPr>
       </w:pPr>
-      <w:hyperlink w:anchor="_Toc237265492" w:history="1">
+      <w:hyperlink w:anchor="_Toc237272032" w:history="1">
         <w:r>
           <w:rPr>
             <w:rStyle w:val="Hyperlink"/>
@@ -1396,7 +1424,7 @@
             <w:noProof/>
             <w:webHidden/>
           </w:rPr>
-          <w:instrText xml:space="preserve"> PAGEREF _Toc237265492 \h </w:instrText>
+          <w:instrText xml:space="preserve"> PAGEREF _Toc237272032 \h </w:instrText>
         </w:r>
         <w:r>
           <w:rPr>
@@ -1416,7 +1444,7 @@
             <w:noProof/>
             <w:webHidden/>
           </w:rPr>
-          <w:t>9</w:t>
+          <w:t>11</w:t>
         </w:r>
         <w:r>
           <w:rPr>
@@ -1434,16 +1462,10 @@
           <w:tab w:val="right" w:leader="dot" w:pos="9350"/>
         </w:tabs>
         <w:rPr>
-          <w:rFonts w:asciiTheme="minorHAnsi" w:hAnsiTheme="minorHAnsi"/>
           <w:noProof/>
-          <w:color w:val="auto"/>
-          <w:kern w:val="2"/>
-          <w:sz w:val="24"/>
-          <w:szCs w:val="24"/>
-          <w14:ligatures w14:val="standardContextual"/>
         </w:rPr>
       </w:pPr>
-      <w:hyperlink w:anchor="_Toc237265493" w:history="1">
+      <w:hyperlink w:anchor="_Toc237272033" w:history="1">
         <w:r>
           <w:rPr>
             <w:rStyle w:val="Hyperlink"/>
@@ -1470,7 +1492,7 @@
             <w:noProof/>
             <w:webHidden/>
           </w:rPr>
-          <w:instrText xml:space="preserve"> PAGEREF _Toc237265493 \h </w:instrText>
+          <w:instrText xml:space="preserve"> PAGEREF _Toc237272033 \h </w:instrText>
         </w:r>
         <w:r>
           <w:rPr>
@@ -1490,7 +1512,7 @@
             <w:noProof/>
             <w:webHidden/>
           </w:rPr>
-          <w:t>9</w:t>
+          <w:t>12</w:t>
         </w:r>
         <w:r>
           <w:rPr>
@@ -1508,16 +1530,10 @@
           <w:tab w:val="right" w:leader="dot" w:pos="9350"/>
         </w:tabs>
         <w:rPr>
-          <w:rFonts w:asciiTheme="minorHAnsi" w:hAnsiTheme="minorHAnsi"/>
           <w:noProof/>
-          <w:color w:val="auto"/>
-          <w:kern w:val="2"/>
-          <w:sz w:val="24"/>
-          <w:szCs w:val="24"/>
-          <w14:ligatures w14:val="standardContextual"/>
         </w:rPr>
       </w:pPr>
-      <w:hyperlink w:anchor="_Toc237265494" w:history="1">
+      <w:hyperlink w:anchor="_Toc237272034" w:history="1">
         <w:r>
           <w:rPr>
             <w:rStyle w:val="Hyperlink"/>
@@ -1544,7 +1560,7 @@
             <w:noProof/>
             <w:webHidden/>
           </w:rPr>
-          <w:instrText xml:space="preserve"> PAGEREF _Toc237265494 \h </w:instrText>
+          <w:instrText xml:space="preserve"> PAGEREF _Toc237272034 \h </w:instrText>
         </w:r>
         <w:r>
           <w:rPr>
@@ -1564,7 +1580,7 @@
             <w:noProof/>
             <w:webHidden/>
           </w:rPr>
-          <w:t>10</w:t>
+          <w:t>13</w:t>
         </w:r>
         <w:r>
           <w:rPr>
@@ -1582,16 +1598,10 @@
           <w:tab w:val="right" w:leader="dot" w:pos="9350"/>
         </w:tabs>
         <w:rPr>
-          <w:rFonts w:asciiTheme="minorHAnsi" w:hAnsiTheme="minorHAnsi"/>
           <w:noProof/>
-          <w:color w:val="auto"/>
-          <w:kern w:val="2"/>
-          <w:sz w:val="24"/>
-          <w:szCs w:val="24"/>
-          <w14:ligatures w14:val="standardContextual"/>
         </w:rPr>
       </w:pPr>
-      <w:hyperlink w:anchor="_Toc237265495" w:history="1">
+      <w:hyperlink w:anchor="_Toc237272035" w:history="1">
         <w:r>
           <w:rPr>
             <w:rStyle w:val="Hyperlink"/>
@@ -1618,7 +1628,7 @@
             <w:noProof/>
             <w:webHidden/>
           </w:rPr>
-          <w:instrText xml:space="preserve"> PAGEREF _Toc237265495 \h </w:instrText>
+          <w:instrText xml:space="preserve"> PAGEREF _Toc237272035 \h </w:instrText>
         </w:r>
         <w:r>
           <w:rPr>
@@ -1638,7 +1648,7 @@
             <w:noProof/>
             <w:webHidden/>
           </w:rPr>
-          <w:t>11</w:t>
+          <w:t>13</w:t>
         </w:r>
         <w:r>
           <w:rPr>
@@ -1656,16 +1666,10 @@
           <w:tab w:val="right" w:leader="dot" w:pos="9350"/>
         </w:tabs>
         <w:rPr>
-          <w:rFonts w:asciiTheme="minorHAnsi" w:hAnsiTheme="minorHAnsi"/>
           <w:noProof/>
-          <w:color w:val="auto"/>
-          <w:kern w:val="2"/>
-          <w:sz w:val="24"/>
-          <w:szCs w:val="24"/>
-          <w14:ligatures w14:val="standardContextual"/>
         </w:rPr>
       </w:pPr>
-      <w:hyperlink w:anchor="_Toc237265496" w:history="1">
+      <w:hyperlink w:anchor="_Toc237272036" w:history="1">
         <w:r>
           <w:rPr>
             <w:rStyle w:val="Hyperlink"/>
@@ -1692,7 +1696,7 @@
             <w:noProof/>
             <w:webHidden/>
           </w:rPr>
-          <w:instrText xml:space="preserve"> PAGEREF _Toc237265496 \h </w:instrText>
+          <w:instrText xml:space="preserve"> PAGEREF _Toc237272036 \h </w:instrText>
         </w:r>
         <w:r>
           <w:rPr>
@@ -1712,7 +1716,7 @@
             <w:noProof/>
             <w:webHidden/>
           </w:rPr>
-          <w:t>11</w:t>
+          <w:t>14</w:t>
         </w:r>
         <w:r>
           <w:rPr>
@@ -1730,16 +1734,10 @@
           <w:tab w:val="right" w:leader="dot" w:pos="9350"/>
         </w:tabs>
         <w:rPr>
-          <w:rFonts w:asciiTheme="minorHAnsi" w:hAnsiTheme="minorHAnsi"/>
           <w:noProof/>
-          <w:color w:val="auto"/>
-          <w:kern w:val="2"/>
-          <w:sz w:val="24"/>
-          <w:szCs w:val="24"/>
-          <w14:ligatures w14:val="standardContextual"/>
         </w:rPr>
       </w:pPr>
-      <w:hyperlink w:anchor="_Toc237265497" w:history="1">
+      <w:hyperlink w:anchor="_Toc237272037" w:history="1">
         <w:r>
           <w:rPr>
             <w:rStyle w:val="Hyperlink"/>
@@ -1766,7 +1764,7 @@
             <w:noProof/>
             <w:webHidden/>
           </w:rPr>
-          <w:instrText xml:space="preserve"> PAGEREF _Toc237265497 \h </w:instrText>
+          <w:instrText xml:space="preserve"> PAGEREF _Toc237272037 \h </w:instrText>
         </w:r>
         <w:r>
           <w:rPr>
@@ -1786,7 +1784,7 @@
             <w:noProof/>
             <w:webHidden/>
           </w:rPr>
-          <w:t>11</w:t>
+          <w:t>14</w:t>
         </w:r>
         <w:r>
           <w:rPr>
@@ -1804,16 +1802,10 @@
           <w:tab w:val="right" w:leader="dot" w:pos="9350"/>
         </w:tabs>
         <w:rPr>
-          <w:rFonts w:asciiTheme="minorHAnsi" w:hAnsiTheme="minorHAnsi"/>
           <w:noProof/>
-          <w:color w:val="auto"/>
-          <w:kern w:val="2"/>
-          <w:sz w:val="24"/>
-          <w:szCs w:val="24"/>
-          <w14:ligatures w14:val="standardContextual"/>
         </w:rPr>
       </w:pPr>
-      <w:hyperlink w:anchor="_Toc237265498" w:history="1">
+      <w:hyperlink w:anchor="_Toc237272038" w:history="1">
         <w:r>
           <w:rPr>
             <w:rStyle w:val="Hyperlink"/>
@@ -1840,7 +1832,7 @@
             <w:noProof/>
             <w:webHidden/>
           </w:rPr>
-          <w:instrText xml:space="preserve"> PAGEREF _Toc237265498 \h </w:instrText>
+          <w:instrText xml:space="preserve"> PAGEREF _Toc237272038 \h </w:instrText>
         </w:r>
         <w:r>
           <w:rPr>
@@ -1860,7 +1852,7 @@
             <w:noProof/>
             <w:webHidden/>
           </w:rPr>
-          <w:t>12</w:t>
+          <w:t>14</w:t>
         </w:r>
         <w:r>
           <w:rPr>
@@ -1878,16 +1870,10 @@
           <w:tab w:val="right" w:leader="dot" w:pos="9350"/>
         </w:tabs>
         <w:rPr>
-          <w:rFonts w:asciiTheme="minorHAnsi" w:hAnsiTheme="minorHAnsi"/>
           <w:noProof/>
-          <w:color w:val="auto"/>
-          <w:kern w:val="2"/>
-          <w:sz w:val="24"/>
-          <w:szCs w:val="24"/>
-          <w14:ligatures w14:val="standardContextual"/>
         </w:rPr>
       </w:pPr>
-      <w:hyperlink w:anchor="_Toc237265499" w:history="1">
+      <w:hyperlink w:anchor="_Toc237272039" w:history="1">
         <w:r>
           <w:rPr>
             <w:rStyle w:val="Hyperlink"/>
@@ -1914,7 +1900,7 @@
             <w:noProof/>
             <w:webHidden/>
           </w:rPr>
-          <w:instrText xml:space="preserve"> PAGEREF _Toc237265499 \h </w:instrText>
+          <w:instrText xml:space="preserve"> PAGEREF _Toc237272039 \h </w:instrText>
         </w:r>
         <w:r>
           <w:rPr>
@@ -1934,7 +1920,7 @@
             <w:noProof/>
             <w:webHidden/>
           </w:rPr>
-          <w:t>13</w:t>
+          <w:t>15</w:t>
         </w:r>
         <w:r>
           <w:rPr>
@@ -1952,16 +1938,10 @@
           <w:tab w:val="right" w:leader="dot" w:pos="9350"/>
         </w:tabs>
         <w:rPr>
-          <w:rFonts w:asciiTheme="minorHAnsi" w:hAnsiTheme="minorHAnsi"/>
           <w:noProof/>
-          <w:color w:val="auto"/>
-          <w:kern w:val="2"/>
-          <w:sz w:val="24"/>
-          <w:szCs w:val="24"/>
-          <w14:ligatures w14:val="standardContextual"/>
         </w:rPr>
       </w:pPr>
-      <w:hyperlink w:anchor="_Toc237265500" w:history="1">
+      <w:hyperlink w:anchor="_Toc237272040" w:history="1">
         <w:r>
           <w:rPr>
             <w:rStyle w:val="Hyperlink"/>
@@ -1988,7 +1968,7 @@
             <w:noProof/>
             <w:webHidden/>
           </w:rPr>
-          <w:instrText xml:space="preserve"> PAGEREF _Toc237265500 \h </w:instrText>
+          <w:instrText xml:space="preserve"> PAGEREF _Toc237272040 \h </w:instrText>
         </w:r>
         <w:r>
           <w:rPr>
@@ -2008,7 +1988,7 @@
             <w:noProof/>
             <w:webHidden/>
           </w:rPr>
-          <w:t>13</w:t>
+          <w:t>16</w:t>
         </w:r>
         <w:r>
           <w:rPr>
@@ -2026,16 +2006,10 @@
           <w:tab w:val="right" w:leader="dot" w:pos="9350"/>
         </w:tabs>
         <w:rPr>
-          <w:rFonts w:asciiTheme="minorHAnsi" w:hAnsiTheme="minorHAnsi"/>
           <w:noProof/>
-          <w:color w:val="auto"/>
-          <w:kern w:val="2"/>
-          <w:sz w:val="24"/>
-          <w:szCs w:val="24"/>
-          <w14:ligatures w14:val="standardContextual"/>
         </w:rPr>
       </w:pPr>
-      <w:hyperlink w:anchor="_Toc237265501" w:history="1">
+      <w:hyperlink w:anchor="_Toc237272041" w:history="1">
         <w:r>
           <w:rPr>
             <w:rStyle w:val="Hyperlink"/>
@@ -2062,7 +2036,7 @@
             <w:noProof/>
             <w:webHidden/>
           </w:rPr>
-          <w:instrText xml:space="preserve"> PAGEREF _Toc237265501 \h </w:instrText>
+          <w:instrText xml:space="preserve"> PAGEREF _Toc237272041 \h </w:instrText>
         </w:r>
         <w:r>
           <w:rPr>
@@ -2082,7 +2056,7 @@
             <w:noProof/>
             <w:webHidden/>
           </w:rPr>
-          <w:t>14</w:t>
+          <w:t>16</w:t>
         </w:r>
         <w:r>
           <w:rPr>
@@ -2094,82 +2068,7 @@
       </w:hyperlink>
     </w:p>
     <w:p>
-      <w:pPr>
-        <w:pStyle w:val="TOC1"/>
-        <w:tabs>
-          <w:tab w:val="right" w:leader="dot" w:pos="9350"/>
-        </w:tabs>
-        <w:rPr>
-          <w:rFonts w:asciiTheme="minorHAnsi" w:hAnsiTheme="minorHAnsi"/>
-          <w:noProof/>
-          <w:color w:val="auto"/>
-          <w:kern w:val="2"/>
-          <w:sz w:val="24"/>
-          <w:szCs w:val="24"/>
-          <w14:ligatures w14:val="standardContextual"/>
-        </w:rPr>
-      </w:pPr>
-      <w:hyperlink w:anchor="_Toc237265502" w:history="1">
-        <w:r>
-          <w:rPr>
-            <w:rStyle w:val="Hyperlink"/>
-            <w:noProof/>
-          </w:rPr>
-          <w:t>Guided Setup Wizard (Recommended)</w:t>
-        </w:r>
-        <w:r>
-          <w:rPr>
-            <w:noProof/>
-            <w:webHidden/>
-          </w:rPr>
-          <w:tab/>
-        </w:r>
-        <w:r>
-          <w:rPr>
-            <w:noProof/>
-            <w:webHidden/>
-          </w:rPr>
-          <w:fldChar w:fldCharType="begin"/>
-        </w:r>
-        <w:r>
-          <w:rPr>
-            <w:noProof/>
-            <w:webHidden/>
-          </w:rPr>
-          <w:instrText xml:space="preserve"> PAGEREF _Toc237265502 \h </w:instrText>
-        </w:r>
-        <w:r>
-          <w:rPr>
-            <w:noProof/>
-            <w:webHidden/>
-          </w:rPr>
-        </w:r>
-        <w:r>
-          <w:rPr>
-            <w:noProof/>
-            <w:webHidden/>
-          </w:rPr>
-          <w:fldChar w:fldCharType="separate"/>
-        </w:r>
-        <w:r>
-          <w:rPr>
-            <w:noProof/>
-            <w:webHidden/>
-          </w:rPr>
-          <w:t>15</w:t>
-        </w:r>
-        <w:r>
-          <w:rPr>
-            <w:noProof/>
-            <w:webHidden/>
-          </w:rPr>
-          <w:fldChar w:fldCharType="end"/>
-        </w:r>
-      </w:hyperlink>
-    </w:p>
-    <w:p>
       <w:r>
-        <w:lastRenderedPageBreak/>
         <w:fldChar w:fldCharType="end"/>
       </w:r>
     </w:p>
@@ -2190,15 +2089,26 @@
       <w:pPr>
         <w:pStyle w:val="Heading1"/>
       </w:pPr>
-      <w:bookmarkStart w:id="0" w:name="_Toc237265476"/>
+      <w:bookmarkStart w:id="0" w:name="_Toc237272014"/>
       <w:r>
-        <w:t>1. Welcome</w:t>
+        <w:lastRenderedPageBreak/>
+        <w:t>1. About This Guide</w:t>
       </w:r>
       <w:bookmarkEnd w:id="0"/>
     </w:p>
     <w:p>
       <w:r>
-        <w:t>Delphi App Translation Studio is an offline-first Windows developer tool for adding localization to existing Delphi VCL and FireMonkey applications. It scans designer-authored forms and Delphi resourcestring declarations, stores the results in an editable development catalog, automatically translates unresolved text through Google Cloud Translation or DeepL, validates translation safety, and exports a compact JSON pack for the target application.</w:t>
+        <w:t>This guide is the complete product reference for Delphi App Translation Studio. It is written for a Delphi developer who may be new to localization, language packs, design-time components, or translation-provider APIs. It explains what each part does, why it is needed, what files are created, and what result to expect before it gives operating steps.</w:t>
+      </w:r>
+    </w:p>
+    <w:p>
+      <w:r>
+        <w:t>For the shortest first-time path, use the separate Delphi App Translation Studio Setup Wizard Guide. The Wizard Guide leads one project from preparation through translation, component setup, deployment, and final verification. This User Guide remains the authoritative reference for the Studio's full seven-page workflow, catalog editing, providers, validation, export, integration, troubleshooting, security, and file locations.</w:t>
+      </w:r>
+    </w:p>
+    <w:p>
+      <w:r>
+        <w:t>Delphi App Translation Studio is an offline-first Windows developer tool for adding localization to existing Delphi VCL and FireMonkey applications. It scans designer-authored forms and Delphi resourcestring declarations, stores the results in an editable development catalog, automatically translates unresolved text through Google Cloud Translation or DeepL, validates translation safety, and exports compact JSON language packs for the target application.</w:t>
       </w:r>
     </w:p>
     <w:p>
@@ -2235,6 +2145,9 @@
           <w:p>
             <w:pPr>
               <w:pStyle w:val="Callout"/>
+              <w:rPr>
+                <w:rFonts w:hint="eastAsia"/>
+              </w:rPr>
             </w:pPr>
             <w:r>
               <w:rPr>
@@ -2254,256 +2167,368 @@
       <w:pPr>
         <w:pStyle w:val="Heading2"/>
       </w:pPr>
-      <w:bookmarkStart w:id="1" w:name="_Toc237265477"/>
+      <w:bookmarkStart w:id="1" w:name="_Toc237272015"/>
       <w:r>
-        <w:t>1.1 What the Studio changes</w:t>
+        <w:t>1.1 The Parts of the Localization System</w:t>
       </w:r>
       <w:bookmarkEnd w:id="1"/>
     </w:p>
-    <w:p>
-      <w:pPr>
-        <w:pStyle w:val="ListBullet"/>
-        <w:numPr>
-          <w:ilvl w:val="0"/>
-          <w:numId w:val="24"/>
-        </w:numPr>
-      </w:pPr>
-      <w:r>
-        <w:t>Scanning is read-only and does not alter the selected project.</w:t>
-      </w:r>
-    </w:p>
-    <w:p>
-      <w:pPr>
-        <w:pStyle w:val="ListBullet"/>
-        <w:numPr>
-          <w:ilvl w:val="0"/>
-          <w:numId w:val="24"/>
-        </w:numPr>
-      </w:pPr>
-      <w:r>
-        <w:t>Saving creates project-local Localization\Development catalog files.</w:t>
-      </w:r>
-    </w:p>
-    <w:p>
-      <w:pPr>
-        <w:pStyle w:val="ListBullet"/>
-        <w:numPr>
-          <w:ilvl w:val="0"/>
-          <w:numId w:val="24"/>
-        </w:numPr>
-      </w:pPr>
-      <w:r>
-        <w:t>Export creates project-local Localization\Languages runtime packs.</w:t>
-      </w:r>
-    </w:p>
-    <w:p>
-      <w:pPr>
-        <w:pStyle w:val="ListBullet"/>
-        <w:numPr>
-          <w:ilvl w:val="0"/>
-          <w:numId w:val="24"/>
-        </w:numPr>
-      </w:pPr>
-      <w:r>
-        <w:t>Component Integration generates a setup kit under the Studio export folder and does not write to the selected target project.</w:t>
-      </w:r>
-    </w:p>
-    <w:p>
-      <w:pPr>
-        <w:pStyle w:val="ListBullet"/>
-        <w:numPr>
-          <w:ilvl w:val="0"/>
-          <w:numId w:val="24"/>
-        </w:numPr>
-      </w:pPr>
-      <w:r>
-        <w:t>The developer places one manager on the primary form in Delphi; those normal IDE-authored form and uses-clause changes remain visible in source control.</w:t>
-      </w:r>
-    </w:p>
-    <w:p>
-      <w:pPr>
-        <w:pStyle w:val="ListBullet"/>
-        <w:numPr>
-          <w:ilvl w:val="0"/>
-          <w:numId w:val="24"/>
-        </w:numPr>
-      </w:pPr>
-      <w:r>
-        <w:t>Automatic Source Integration remains an explicit advanced fallback with preview, verified backup, apply, and restore.</w:t>
-      </w:r>
-    </w:p>
-    <w:p>
-      <w:pPr>
-        <w:pStyle w:val="Heading1"/>
-      </w:pPr>
-      <w:bookmarkStart w:id="2" w:name="_Toc237265478"/>
-      <w:r>
-        <w:t>2. Installation and Startup</w:t>
-      </w:r>
-      <w:bookmarkEnd w:id="2"/>
-    </w:p>
-    <w:p>
-      <w:r>
-        <w:t>The open-source project can be opened and compiled by anyone with Delphi 13 / RAD Studio 13 Florence. No installer is required for development builds. Open DelphiAppTranslationStudio.dproj, choose Win32 or Win64, and build.</w:t>
-      </w:r>
-    </w:p>
-    <w:p>
-      <w:r>
-        <w:t>Build products are placed under bin\&lt;Platform&gt;\&lt;Configuration&gt;. Compiler units are placed under dcu. The project deliberately does not target mobile or macOS platforms.</w:t>
-      </w:r>
-    </w:p>
-    <w:p>
-      <w:pPr>
-        <w:pStyle w:val="Heading2"/>
-      </w:pPr>
-      <w:bookmarkStart w:id="3" w:name="_Toc237265479"/>
-      <w:r>
-        <w:t>2.1 First launch</w:t>
-      </w:r>
-      <w:bookmarkEnd w:id="3"/>
-    </w:p>
-    <w:p>
-      <w:pPr>
-        <w:pStyle w:val="ListNumber"/>
-        <w:numPr>
-          <w:ilvl w:val="0"/>
-          <w:numId w:val="10"/>
-        </w:numPr>
-      </w:pPr>
-      <w:r>
-        <w:t>Run DelphiAppTranslationStudio.exe.</w:t>
-      </w:r>
-    </w:p>
-    <w:p>
-      <w:pPr>
-        <w:pStyle w:val="ListNumber"/>
-        <w:numPr>
-          <w:ilvl w:val="0"/>
-          <w:numId w:val="10"/>
-        </w:numPr>
-      </w:pPr>
-      <w:r>
-        <w:t>Confirm that the title reads Delphi App Translation Studio.</w:t>
-      </w:r>
-    </w:p>
-    <w:p>
-      <w:pPr>
-        <w:pStyle w:val="ListNumber"/>
-        <w:numPr>
-          <w:ilvl w:val="0"/>
-          <w:numId w:val="10"/>
-        </w:numPr>
-      </w:pPr>
-      <w:r>
-        <w:t>The Studio opens maximized. Use the left workflow panel; every page expands into the available workspace and the blue selection bar follows Project, Scan, Translate, Validation, Export, Integration, and Provider Settings.</w:t>
-      </w:r>
-    </w:p>
-    <w:p>
-      <w:pPr>
-        <w:pStyle w:val="Heading2"/>
-      </w:pPr>
-      <w:bookmarkStart w:id="4" w:name="_Toc237265480"/>
-      <w:r>
-        <w:t>2.2 Install the localization components</w:t>
-      </w:r>
-      <w:bookmarkEnd w:id="4"/>
-    </w:p>
-    <w:p>
-      <w:pPr>
-        <w:pStyle w:val="ListNumber"/>
-        <w:numPr>
-          <w:ilvl w:val="0"/>
-          <w:numId w:val="11"/>
-        </w:numPr>
-      </w:pPr>
-      <w:r>
-        <w:t>In the Translation Studio, open the target project, complete Scan, Translate, Validation, and Export, then open Integration and leave Component Integration selected.</w:t>
-      </w:r>
-    </w:p>
-    <w:p>
-      <w:pPr>
-        <w:pStyle w:val="ListNumber"/>
-        <w:numPr>
-          <w:ilvl w:val="0"/>
-          <w:numId w:val="11"/>
-        </w:numPr>
-      </w:pPr>
-      <w:r>
-        <w:t>Choose Build Integration Plan. The Studio enables Show Design BPL for the detected VCL or FMX framework.</w:t>
-      </w:r>
-    </w:p>
-    <w:p>
-      <w:pPr>
-        <w:pStyle w:val="ListNumber"/>
-        <w:numPr>
-          <w:ilvl w:val="0"/>
-          <w:numId w:val="11"/>
-        </w:numPr>
-      </w:pPr>
-      <w:r>
-        <w:t>Choose Show Design BPL. File Explorer selects DATLanguageManagerVCLDesign.bpl or DATLanguageManagerFMXDesign.bpl in the Studio's stable bin\packages\Win32\Release folder.</w:t>
-      </w:r>
-    </w:p>
-    <w:p>
-      <w:pPr>
-        <w:pStyle w:val="ListNumber"/>
-        <w:numPr>
-          <w:ilvl w:val="0"/>
-          <w:numId w:val="11"/>
-        </w:numPr>
-      </w:pPr>
-      <w:r>
-        <w:t>Start RAD Studio without opening the target form. Choose Component &gt; Install Packages, choose Add, select the exact design .bpl shown by the Studio, and choose Open.</w:t>
-      </w:r>
-    </w:p>
-    <w:p>
-      <w:pPr>
-        <w:pStyle w:val="ListNumber"/>
-        <w:numPr>
-          <w:ilvl w:val="0"/>
-          <w:numId w:val="11"/>
-        </w:numPr>
-      </w:pPr>
-      <w:r>
-        <w:t>Confirm DAT Language Manager VCL design-time package or DAT Language Manager FireMonkey design-time package is listed and checked, then choose OK. Open a form and confirm DAT Localization appears in the Tool Palette.</w:t>
-      </w:r>
-    </w:p>
-    <w:p>
-      <w:pPr>
-        <w:pStyle w:val="ListNumber"/>
-        <w:numPr>
-          <w:ilvl w:val="0"/>
-          <w:numId w:val="11"/>
-        </w:numPr>
-      </w:pPr>
-      <w:r>
-        <w:t>Never choose Component &gt; Install Component and never select a .dpk. A .dpk is package source; Delphi installs the compiled Win32 design .bpl through Install Packages.</w:t>
-      </w:r>
-    </w:p>
-    <w:p>
-      <w:pPr>
-        <w:pStyle w:val="ListNumber"/>
-        <w:numPr>
-          <w:ilvl w:val="0"/>
-          <w:numId w:val="11"/>
-        </w:numPr>
-      </w:pPr>
-      <w:r>
-        <w:t>Return to the Studio and choose Generate Component Kit. The clean kit contains ComponentSource, JSON packs, deployment support, a manifest, and README instructions; it deliberately contains no BPLs or installer scripts.</w:t>
-      </w:r>
-    </w:p>
-    <w:p>
-      <w:pPr>
-        <w:pStyle w:val="ListNumber"/>
-        <w:numPr>
-          <w:ilvl w:val="0"/>
-          <w:numId w:val="11"/>
-        </w:numPr>
-      </w:pPr>
-      <w:r>
-        <w:t>Normally linked applications compile the generated kit's ComponentSource units into the executable. The target does not need DAT runtime BPLs beside it.</w:t>
-      </w:r>
-    </w:p>
+    <w:tbl>
+      <w:tblPr>
+        <w:tblStyle w:val="LightShading-Accent1"/>
+        <w:tblW w:w="9360" w:type="dxa"/>
+        <w:jc w:val="center"/>
+        <w:tblLayout w:type="fixed"/>
+        <w:tblCellMar>
+          <w:top w:w="80" w:type="dxa"/>
+          <w:left w:w="120" w:type="dxa"/>
+          <w:bottom w:w="80" w:type="dxa"/>
+          <w:right w:w="120" w:type="dxa"/>
+        </w:tblCellMar>
+        <w:tblLook w:val="04A0" w:firstRow="1" w:lastRow="0" w:firstColumn="1" w:lastColumn="0" w:noHBand="0" w:noVBand="1"/>
+      </w:tblPr>
+      <w:tblGrid>
+        <w:gridCol w:w="1800"/>
+        <w:gridCol w:w="3900"/>
+        <w:gridCol w:w="3660"/>
+      </w:tblGrid>
+      <w:tr>
+        <w:trPr>
+          <w:cnfStyle w:val="100000000000" w:firstRow="1" w:lastRow="0" w:firstColumn="0" w:lastColumn="0" w:oddVBand="0" w:evenVBand="0" w:oddHBand="0" w:evenHBand="0" w:firstRowFirstColumn="0" w:firstRowLastColumn="0" w:lastRowFirstColumn="0" w:lastRowLastColumn="0"/>
+          <w:tblHeader/>
+          <w:jc w:val="center"/>
+        </w:trPr>
+        <w:tc>
+          <w:tcPr>
+            <w:cnfStyle w:val="001000000000" w:firstRow="0" w:lastRow="0" w:firstColumn="1" w:lastColumn="0" w:oddVBand="0" w:evenVBand="0" w:oddHBand="0" w:evenHBand="0" w:firstRowFirstColumn="0" w:firstRowLastColumn="0" w:lastRowFirstColumn="0" w:lastRowLastColumn="0"/>
+            <w:tcW w:w="1800" w:type="dxa"/>
+            <w:shd w:val="clear" w:color="auto" w:fill="234C80"/>
+          </w:tcPr>
+          <w:p>
+            <w:r>
+              <w:rPr>
+                <w:color w:val="FFFFFF"/>
+              </w:rPr>
+              <w:t>Part</w:t>
+            </w:r>
+          </w:p>
+        </w:tc>
+        <w:tc>
+          <w:tcPr>
+            <w:tcW w:w="3900" w:type="dxa"/>
+            <w:shd w:val="clear" w:color="auto" w:fill="234C80"/>
+          </w:tcPr>
+          <w:p>
+            <w:pPr>
+              <w:cnfStyle w:val="100000000000" w:firstRow="1" w:lastRow="0" w:firstColumn="0" w:lastColumn="0" w:oddVBand="0" w:evenVBand="0" w:oddHBand="0" w:evenHBand="0" w:firstRowFirstColumn="0" w:firstRowLastColumn="0" w:lastRowFirstColumn="0" w:lastRowLastColumn="0"/>
+            </w:pPr>
+            <w:r>
+              <w:rPr>
+                <w:color w:val="FFFFFF"/>
+              </w:rPr>
+              <w:t>What it is</w:t>
+            </w:r>
+          </w:p>
+        </w:tc>
+        <w:tc>
+          <w:tcPr>
+            <w:tcW w:w="3660" w:type="dxa"/>
+            <w:shd w:val="clear" w:color="auto" w:fill="234C80"/>
+          </w:tcPr>
+          <w:p>
+            <w:pPr>
+              <w:cnfStyle w:val="100000000000" w:firstRow="1" w:lastRow="0" w:firstColumn="0" w:lastColumn="0" w:oddVBand="0" w:evenVBand="0" w:oddHBand="0" w:evenHBand="0" w:firstRowFirstColumn="0" w:firstRowLastColumn="0" w:lastRowFirstColumn="0" w:lastRowLastColumn="0"/>
+            </w:pPr>
+            <w:r>
+              <w:rPr>
+                <w:color w:val="FFFFFF"/>
+              </w:rPr>
+              <w:t>Why it exists</w:t>
+            </w:r>
+          </w:p>
+        </w:tc>
+      </w:tr>
+      <w:tr>
+        <w:trPr>
+          <w:cnfStyle w:val="000000100000" w:firstRow="0" w:lastRow="0" w:firstColumn="0" w:lastColumn="0" w:oddVBand="0" w:evenVBand="0" w:oddHBand="1" w:evenHBand="0" w:firstRowFirstColumn="0" w:firstRowLastColumn="0" w:lastRowFirstColumn="0" w:lastRowLastColumn="0"/>
+          <w:cantSplit/>
+          <w:jc w:val="center"/>
+        </w:trPr>
+        <w:tc>
+          <w:tcPr>
+            <w:cnfStyle w:val="001000000000" w:firstRow="0" w:lastRow="0" w:firstColumn="1" w:lastColumn="0" w:oddVBand="0" w:evenVBand="0" w:oddHBand="0" w:evenHBand="0" w:firstRowFirstColumn="0" w:firstRowLastColumn="0" w:lastRowFirstColumn="0" w:lastRowLastColumn="0"/>
+            <w:tcW w:w="1800" w:type="dxa"/>
+            <w:vAlign w:val="center"/>
+          </w:tcPr>
+          <w:p>
+            <w:r>
+              <w:t>Translation Studio</w:t>
+            </w:r>
+          </w:p>
+        </w:tc>
+        <w:tc>
+          <w:tcPr>
+            <w:tcW w:w="3900" w:type="dxa"/>
+            <w:vAlign w:val="center"/>
+          </w:tcPr>
+          <w:p>
+            <w:pPr>
+              <w:cnfStyle w:val="000000100000" w:firstRow="0" w:lastRow="0" w:firstColumn="0" w:lastColumn="0" w:oddVBand="0" w:evenVBand="0" w:oddHBand="1" w:evenHBand="0" w:firstRowFirstColumn="0" w:firstRowLastColumn="0" w:lastRowFirstColumn="0" w:lastRowLastColumn="0"/>
+            </w:pPr>
+            <w:r>
+              <w:t>The developer tool used while preparing a project.</w:t>
+            </w:r>
+          </w:p>
+        </w:tc>
+        <w:tc>
+          <w:tcPr>
+            <w:tcW w:w="3660" w:type="dxa"/>
+            <w:vAlign w:val="center"/>
+          </w:tcPr>
+          <w:p>
+            <w:pPr>
+              <w:cnfStyle w:val="000000100000" w:firstRow="0" w:lastRow="0" w:firstColumn="0" w:lastColumn="0" w:oddVBand="0" w:evenVBand="0" w:oddHBand="1" w:evenHBand="0" w:firstRowFirstColumn="0" w:firstRowLastColumn="0" w:lastRowFirstColumn="0" w:lastRowLastColumn="0"/>
+            </w:pPr>
+            <w:r>
+              <w:t>Scans text, calls Google or DeepL, validates results, and builds deployable files.</w:t>
+            </w:r>
+          </w:p>
+        </w:tc>
+      </w:tr>
+      <w:tr>
+        <w:trPr>
+          <w:cantSplit/>
+          <w:jc w:val="center"/>
+        </w:trPr>
+        <w:tc>
+          <w:tcPr>
+            <w:cnfStyle w:val="001000000000" w:firstRow="0" w:lastRow="0" w:firstColumn="1" w:lastColumn="0" w:oddVBand="0" w:evenVBand="0" w:oddHBand="0" w:evenHBand="0" w:firstRowFirstColumn="0" w:firstRowLastColumn="0" w:lastRowFirstColumn="0" w:lastRowLastColumn="0"/>
+            <w:tcW w:w="1800" w:type="dxa"/>
+            <w:vAlign w:val="center"/>
+          </w:tcPr>
+          <w:p>
+            <w:r>
+              <w:t>Development catalog</w:t>
+            </w:r>
+          </w:p>
+        </w:tc>
+        <w:tc>
+          <w:tcPr>
+            <w:tcW w:w="3900" w:type="dxa"/>
+            <w:vAlign w:val="center"/>
+          </w:tcPr>
+          <w:p>
+            <w:pPr>
+              <w:cnfStyle w:val="000000000000" w:firstRow="0" w:lastRow="0" w:firstColumn="0" w:lastColumn="0" w:oddVBand="0" w:evenVBand="0" w:oddHBand="0" w:evenHBand="0" w:firstRowFirstColumn="0" w:firstRowLastColumn="0" w:lastRowFirstColumn="0" w:lastRowLastColumn="0"/>
+            </w:pPr>
+            <w:r>
+              <w:t>A detailed JSON working file under Localization\Development.</w:t>
+            </w:r>
+          </w:p>
+        </w:tc>
+        <w:tc>
+          <w:tcPr>
+            <w:tcW w:w="3660" w:type="dxa"/>
+            <w:vAlign w:val="center"/>
+          </w:tcPr>
+          <w:p>
+            <w:pPr>
+              <w:cnfStyle w:val="000000000000" w:firstRow="0" w:lastRow="0" w:firstColumn="0" w:lastColumn="0" w:oddVBand="0" w:evenVBand="0" w:oddHBand="0" w:evenHBand="0" w:firstRowFirstColumn="0" w:firstRowLastColumn="0" w:lastRowFirstColumn="0" w:lastRowLastColumn="0"/>
+            </w:pPr>
+            <w:r>
+              <w:t>Preserves source text, translations, review state, origin, runtime classification, and locale settings between scans.</w:t>
+            </w:r>
+          </w:p>
+        </w:tc>
+      </w:tr>
+      <w:tr>
+        <w:trPr>
+          <w:cnfStyle w:val="000000100000" w:firstRow="0" w:lastRow="0" w:firstColumn="0" w:lastColumn="0" w:oddVBand="0" w:evenVBand="0" w:oddHBand="1" w:evenHBand="0" w:firstRowFirstColumn="0" w:firstRowLastColumn="0" w:lastRowFirstColumn="0" w:lastRowLastColumn="0"/>
+          <w:cantSplit/>
+          <w:jc w:val="center"/>
+        </w:trPr>
+        <w:tc>
+          <w:tcPr>
+            <w:cnfStyle w:val="001000000000" w:firstRow="0" w:lastRow="0" w:firstColumn="1" w:lastColumn="0" w:oddVBand="0" w:evenVBand="0" w:oddHBand="0" w:evenHBand="0" w:firstRowFirstColumn="0" w:firstRowLastColumn="0" w:lastRowFirstColumn="0" w:lastRowLastColumn="0"/>
+            <w:tcW w:w="1800" w:type="dxa"/>
+            <w:vAlign w:val="center"/>
+          </w:tcPr>
+          <w:p>
+            <w:r>
+              <w:lastRenderedPageBreak/>
+              <w:t>Runtime language pack</w:t>
+            </w:r>
+          </w:p>
+        </w:tc>
+        <w:tc>
+          <w:tcPr>
+            <w:tcW w:w="3900" w:type="dxa"/>
+            <w:vAlign w:val="center"/>
+          </w:tcPr>
+          <w:p>
+            <w:pPr>
+              <w:cnfStyle w:val="000000100000" w:firstRow="0" w:lastRow="0" w:firstColumn="0" w:lastColumn="0" w:oddVBand="0" w:evenVBand="0" w:oddHBand="1" w:evenHBand="0" w:firstRowFirstColumn="0" w:firstRowLastColumn="0" w:lastRowFirstColumn="0" w:lastRowLastColumn="0"/>
+            </w:pPr>
+            <w:r>
+              <w:t>A compact JSON file under Localization\Languages, such as es-ES.json.</w:t>
+            </w:r>
+          </w:p>
+        </w:tc>
+        <w:tc>
+          <w:tcPr>
+            <w:tcW w:w="3660" w:type="dxa"/>
+            <w:vAlign w:val="center"/>
+          </w:tcPr>
+          <w:p>
+            <w:pPr>
+              <w:cnfStyle w:val="000000100000" w:firstRow="0" w:lastRow="0" w:firstColumn="0" w:lastColumn="0" w:oddVBand="0" w:evenVBand="0" w:oddHBand="1" w:evenHBand="0" w:firstRowFirstColumn="0" w:firstRowLastColumn="0" w:lastRowFirstColumn="0" w:lastRowLastColumn="0"/>
+            </w:pPr>
+            <w:r>
+              <w:t>Supplies translated text to the finished application without Internet access or an API key.</w:t>
+            </w:r>
+          </w:p>
+        </w:tc>
+      </w:tr>
+      <w:tr>
+        <w:trPr>
+          <w:cantSplit/>
+          <w:jc w:val="center"/>
+        </w:trPr>
+        <w:tc>
+          <w:tcPr>
+            <w:cnfStyle w:val="001000000000" w:firstRow="0" w:lastRow="0" w:firstColumn="1" w:lastColumn="0" w:oddVBand="0" w:evenVBand="0" w:oddHBand="0" w:evenHBand="0" w:firstRowFirstColumn="0" w:firstRowLastColumn="0" w:lastRowFirstColumn="0" w:lastRowLastColumn="0"/>
+            <w:tcW w:w="1800" w:type="dxa"/>
+            <w:vAlign w:val="center"/>
+          </w:tcPr>
+          <w:p>
+            <w:r>
+              <w:t>TDAT language manager component</w:t>
+            </w:r>
+          </w:p>
+        </w:tc>
+        <w:tc>
+          <w:tcPr>
+            <w:tcW w:w="3900" w:type="dxa"/>
+            <w:vAlign w:val="center"/>
+          </w:tcPr>
+          <w:p>
+            <w:pPr>
+              <w:cnfStyle w:val="000000000000" w:firstRow="0" w:lastRow="0" w:firstColumn="0" w:lastColumn="0" w:oddVBand="0" w:evenVBand="0" w:oddHBand="0" w:evenHBand="0" w:firstRowFirstColumn="0" w:firstRowLastColumn="0" w:lastRowFirstColumn="0" w:lastRowLastColumn="0"/>
+            </w:pPr>
+            <w:r>
+              <w:t>One nonvisual VCL or FMX component placed on the application's primary form.</w:t>
+            </w:r>
+          </w:p>
+        </w:tc>
+        <w:tc>
+          <w:tcPr>
+            <w:tcW w:w="3660" w:type="dxa"/>
+            <w:vAlign w:val="center"/>
+          </w:tcPr>
+          <w:p>
+            <w:pPr>
+              <w:cnfStyle w:val="000000000000" w:firstRow="0" w:lastRow="0" w:firstColumn="0" w:lastColumn="0" w:oddVBand="0" w:evenVBand="0" w:oddHBand="0" w:evenHBand="0" w:firstRowFirstColumn="0" w:firstRowLastColumn="0" w:lastRowFirstColumn="0" w:lastRowLastColumn="0"/>
+            </w:pPr>
+            <w:r>
+              <w:t>Loads packs, remembers the selected language, translates open forms, and supervises forms opened later.</w:t>
+            </w:r>
+          </w:p>
+        </w:tc>
+      </w:tr>
+      <w:tr>
+        <w:trPr>
+          <w:cnfStyle w:val="000000100000" w:firstRow="0" w:lastRow="0" w:firstColumn="0" w:lastColumn="0" w:oddVBand="0" w:evenVBand="0" w:oddHBand="1" w:evenHBand="0" w:firstRowFirstColumn="0" w:firstRowLastColumn="0" w:lastRowFirstColumn="0" w:lastRowLastColumn="0"/>
+          <w:cantSplit/>
+          <w:jc w:val="center"/>
+        </w:trPr>
+        <w:tc>
+          <w:tcPr>
+            <w:cnfStyle w:val="001000000000" w:firstRow="0" w:lastRow="0" w:firstColumn="1" w:lastColumn="0" w:oddVBand="0" w:evenVBand="0" w:oddHBand="0" w:evenHBand="0" w:firstRowFirstColumn="0" w:firstRowLastColumn="0" w:lastRowFirstColumn="0" w:lastRowLastColumn="0"/>
+            <w:tcW w:w="1800" w:type="dxa"/>
+            <w:vAlign w:val="center"/>
+          </w:tcPr>
+          <w:p>
+            <w:r>
+              <w:t>Language selector</w:t>
+            </w:r>
+          </w:p>
+        </w:tc>
+        <w:tc>
+          <w:tcPr>
+            <w:tcW w:w="3900" w:type="dxa"/>
+            <w:vAlign w:val="center"/>
+          </w:tcPr>
+          <w:p>
+            <w:pPr>
+              <w:cnfStyle w:val="000000100000" w:firstRow="0" w:lastRow="0" w:firstColumn="0" w:lastColumn="0" w:oddVBand="0" w:evenVBand="0" w:oddHBand="1" w:evenHBand="0" w:firstRowFirstColumn="0" w:firstRowLastColumn="0" w:lastRowFirstColumn="0" w:lastRowLastColumn="0"/>
+            </w:pPr>
+            <w:r>
+              <w:t>An optional visual combo-box component linked to the manager.</w:t>
+            </w:r>
+          </w:p>
+        </w:tc>
+        <w:tc>
+          <w:tcPr>
+            <w:tcW w:w="3660" w:type="dxa"/>
+            <w:vAlign w:val="center"/>
+          </w:tcPr>
+          <w:p>
+            <w:pPr>
+              <w:cnfStyle w:val="000000100000" w:firstRow="0" w:lastRow="0" w:firstColumn="0" w:lastColumn="0" w:oddVBand="0" w:evenVBand="0" w:oddHBand="1" w:evenHBand="0" w:firstRowFirstColumn="0" w:firstRowLastColumn="0" w:lastRowFirstColumn="0" w:lastRowLastColumn="0"/>
+            </w:pPr>
+            <w:r>
+              <w:t>Shows the installed languages and lets the user switch language immediately.</w:t>
+            </w:r>
+          </w:p>
+        </w:tc>
+      </w:tr>
+      <w:tr>
+        <w:trPr>
+          <w:cantSplit/>
+          <w:jc w:val="center"/>
+        </w:trPr>
+        <w:tc>
+          <w:tcPr>
+            <w:cnfStyle w:val="001000000000" w:firstRow="0" w:lastRow="0" w:firstColumn="1" w:lastColumn="0" w:oddVBand="0" w:evenVBand="0" w:oddHBand="0" w:evenHBand="0" w:firstRowFirstColumn="0" w:firstRowLastColumn="0" w:lastRowFirstColumn="0" w:lastRowLastColumn="0"/>
+            <w:tcW w:w="1800" w:type="dxa"/>
+            <w:vAlign w:val="center"/>
+          </w:tcPr>
+          <w:p>
+            <w:r>
+              <w:t>Component integration kit</w:t>
+            </w:r>
+          </w:p>
+        </w:tc>
+        <w:tc>
+          <w:tcPr>
+            <w:tcW w:w="3900" w:type="dxa"/>
+            <w:vAlign w:val="center"/>
+          </w:tcPr>
+          <w:p>
+            <w:pPr>
+              <w:cnfStyle w:val="000000000000" w:firstRow="0" w:lastRow="0" w:firstColumn="0" w:lastColumn="0" w:oddVBand="0" w:evenVBand="0" w:oddHBand="0" w:evenHBand="0" w:firstRowFirstColumn="0" w:firstRowLastColumn="0" w:lastRowFirstColumn="0" w:lastRowLastColumn="0"/>
+            </w:pPr>
+            <w:r>
+              <w:t>A generated, project-specific folder under the Studio export tree.</w:t>
+            </w:r>
+          </w:p>
+        </w:tc>
+        <w:tc>
+          <w:tcPr>
+            <w:tcW w:w="3660" w:type="dxa"/>
+            <w:vAlign w:val="center"/>
+          </w:tcPr>
+          <w:p>
+            <w:pPr>
+              <w:cnfStyle w:val="000000000000" w:firstRow="0" w:lastRow="0" w:firstColumn="0" w:lastColumn="0" w:oddVBand="0" w:evenVBand="0" w:oddHBand="0" w:evenHBand="0" w:firstRowFirstColumn="0" w:firstRowLastColumn="0" w:lastRowFirstColumn="0" w:lastRowLastColumn="0"/>
+            </w:pPr>
+            <w:r>
+              <w:t>Provides component source, packs, deployment script, manifest, and exact integration instructions without rewriting the target project.</w:t>
+            </w:r>
+          </w:p>
+        </w:tc>
+      </w:tr>
+    </w:tbl>
     <w:tbl>
       <w:tblPr>
         <w:tblW w:w="9360" w:type="dxa"/>
@@ -2533,6 +2558,810 @@
           <w:p>
             <w:pPr>
               <w:pStyle w:val="Callout"/>
+              <w:rPr>
+                <w:rFonts w:hint="eastAsia"/>
+              </w:rPr>
+            </w:pPr>
+            <w:r>
+              <w:rPr>
+                <w:b/>
+                <w:color w:val="234C80"/>
+              </w:rPr>
+              <w:t xml:space="preserve">What 'manager' means in this guide. </w:t>
+            </w:r>
+            <w:r>
+              <w:t>Manager is shorthand for TDATVCLLanguageManager or TDATFMXLanguageManager. It is a Delphi component installed on the DAT Localization Tool Palette page and placed once on the target application's primary form. It is not a separate program, Windows service, or online account.</w:t>
+            </w:r>
+          </w:p>
+        </w:tc>
+      </w:tr>
+    </w:tbl>
+    <w:p>
+      <w:pPr>
+        <w:pStyle w:val="Heading2"/>
+      </w:pPr>
+      <w:bookmarkStart w:id="2" w:name="_Toc237272016"/>
+      <w:r>
+        <w:t>1.2 What the Studio Changes - and Does Not Change</w:t>
+      </w:r>
+      <w:bookmarkEnd w:id="2"/>
+    </w:p>
+    <w:p>
+      <w:pPr>
+        <w:pStyle w:val="ListBullet"/>
+      </w:pPr>
+      <w:r>
+        <w:t>Scanning is read-only and does not alter the selected project.</w:t>
+      </w:r>
+    </w:p>
+    <w:p>
+      <w:pPr>
+        <w:pStyle w:val="ListBullet"/>
+      </w:pPr>
+      <w:r>
+        <w:t>Saving creates project-local Localization\Development catalog files.</w:t>
+      </w:r>
+    </w:p>
+    <w:p>
+      <w:pPr>
+        <w:pStyle w:val="ListBullet"/>
+      </w:pPr>
+      <w:r>
+        <w:t>Export creates project-local Localization\Languages runtime packs.</w:t>
+      </w:r>
+    </w:p>
+    <w:p>
+      <w:pPr>
+        <w:pStyle w:val="ListBullet"/>
+      </w:pPr>
+      <w:r>
+        <w:t>Component Integration generates a setup kit under the Studio export folder and does not write to the selected target project.</w:t>
+      </w:r>
+    </w:p>
+    <w:p>
+      <w:pPr>
+        <w:pStyle w:val="ListBullet"/>
+      </w:pPr>
+      <w:r>
+        <w:t>The developer places one TDAT language manager component on the primary form in Delphi. Delphi then makes its normal, visible form-resource and unit-reference changes, exactly as it does for any other design-time component.</w:t>
+      </w:r>
+    </w:p>
+    <w:p>
+      <w:pPr>
+        <w:pStyle w:val="ListBullet"/>
+      </w:pPr>
+      <w:r>
+        <w:t>Automatic Source Integration remains an explicit advanced fallback with preview, verified backup, apply, and restore.</w:t>
+      </w:r>
+    </w:p>
+    <w:tbl>
+      <w:tblPr>
+        <w:tblW w:w="9360" w:type="dxa"/>
+        <w:jc w:val="center"/>
+        <w:tblLayout w:type="fixed"/>
+        <w:tblCellMar>
+          <w:top w:w="80" w:type="dxa"/>
+          <w:left w:w="120" w:type="dxa"/>
+          <w:bottom w:w="80" w:type="dxa"/>
+          <w:right w:w="120" w:type="dxa"/>
+        </w:tblCellMar>
+        <w:tblLook w:val="04A0" w:firstRow="1" w:lastRow="0" w:firstColumn="1" w:lastColumn="0" w:noHBand="0" w:noVBand="1"/>
+      </w:tblPr>
+      <w:tblGrid>
+        <w:gridCol w:w="9360"/>
+      </w:tblGrid>
+      <w:tr>
+        <w:trPr>
+          <w:jc w:val="center"/>
+        </w:trPr>
+        <w:tc>
+          <w:tcPr>
+            <w:tcW w:w="9360" w:type="dxa"/>
+            <w:shd w:val="clear" w:color="auto" w:fill="EAF3FF"/>
+            <w:vAlign w:val="center"/>
+          </w:tcPr>
+          <w:p>
+            <w:pPr>
+              <w:pStyle w:val="Callout"/>
+              <w:rPr>
+                <w:rFonts w:hint="eastAsia"/>
+              </w:rPr>
+            </w:pPr>
+            <w:r>
+              <w:rPr>
+                <w:b/>
+                <w:color w:val="234C80"/>
+              </w:rPr>
+              <w:t xml:space="preserve">Protect the original project. </w:t>
+            </w:r>
+            <w:r>
+              <w:t>Use a disposable test copy for the first evaluation. A Git repository is helpful but is not required. If Git is unavailable, copy the complete project to a separately named backup folder, confirm that the copy opens and builds, and run the Studio only against the test copy.</w:t>
+            </w:r>
+          </w:p>
+        </w:tc>
+      </w:tr>
+    </w:tbl>
+    <w:p>
+      <w:pPr>
+        <w:pStyle w:val="Heading1"/>
+      </w:pPr>
+      <w:bookmarkStart w:id="3" w:name="_Toc237272017"/>
+      <w:r>
+        <w:lastRenderedPageBreak/>
+        <w:t>2. Before You Begin</w:t>
+      </w:r>
+      <w:bookmarkEnd w:id="3"/>
+    </w:p>
+    <w:p>
+      <w:r>
+        <w:t>The published source is currently built and release-tested with RAD Studio 13 Florence. The code is intended for modern Delphi VCL and FMX Windows projects; an older RAD Studio release may require source or package adjustments and should be treated as unverified until it passes the included build and smoke tests.</w:t>
+      </w:r>
+    </w:p>
+    <w:p>
+      <w:r>
+        <w:t>No Git installation is required to use the Studio. Git is one convenient safety check for developers who already use it; a verified folder copy or other normal backup system is equally acceptable.</w:t>
+      </w:r>
+    </w:p>
+    <w:p>
+      <w:r>
+        <w:t>Build products are placed under bin\&lt;Platform&gt;\&lt;Configuration&gt;. Compiler units are placed under dcu. The project deliberately does not target mobile or macOS platforms.</w:t>
+      </w:r>
+    </w:p>
+    <w:tbl>
+      <w:tblPr>
+        <w:tblStyle w:val="LightShading-Accent1"/>
+        <w:tblW w:w="9360" w:type="dxa"/>
+        <w:jc w:val="center"/>
+        <w:tblLayout w:type="fixed"/>
+        <w:tblCellMar>
+          <w:top w:w="80" w:type="dxa"/>
+          <w:left w:w="120" w:type="dxa"/>
+          <w:bottom w:w="80" w:type="dxa"/>
+          <w:right w:w="120" w:type="dxa"/>
+        </w:tblCellMar>
+        <w:tblLook w:val="04A0" w:firstRow="1" w:lastRow="0" w:firstColumn="1" w:lastColumn="0" w:noHBand="0" w:noVBand="1"/>
+      </w:tblPr>
+      <w:tblGrid>
+        <w:gridCol w:w="2700"/>
+        <w:gridCol w:w="6660"/>
+      </w:tblGrid>
+      <w:tr>
+        <w:trPr>
+          <w:cnfStyle w:val="100000000000" w:firstRow="1" w:lastRow="0" w:firstColumn="0" w:lastColumn="0" w:oddVBand="0" w:evenVBand="0" w:oddHBand="0" w:evenHBand="0" w:firstRowFirstColumn="0" w:firstRowLastColumn="0" w:lastRowFirstColumn="0" w:lastRowLastColumn="0"/>
+          <w:tblHeader/>
+          <w:jc w:val="center"/>
+        </w:trPr>
+        <w:tc>
+          <w:tcPr>
+            <w:cnfStyle w:val="001000000000" w:firstRow="0" w:lastRow="0" w:firstColumn="1" w:lastColumn="0" w:oddVBand="0" w:evenVBand="0" w:oddHBand="0" w:evenHBand="0" w:firstRowFirstColumn="0" w:firstRowLastColumn="0" w:lastRowFirstColumn="0" w:lastRowLastColumn="0"/>
+            <w:tcW w:w="2700" w:type="dxa"/>
+            <w:shd w:val="clear" w:color="auto" w:fill="234C80"/>
+          </w:tcPr>
+          <w:p>
+            <w:r>
+              <w:rPr>
+                <w:color w:val="FFFFFF"/>
+              </w:rPr>
+              <w:t>Prepare</w:t>
+            </w:r>
+          </w:p>
+        </w:tc>
+        <w:tc>
+          <w:tcPr>
+            <w:tcW w:w="6660" w:type="dxa"/>
+            <w:shd w:val="clear" w:color="auto" w:fill="234C80"/>
+          </w:tcPr>
+          <w:p>
+            <w:pPr>
+              <w:cnfStyle w:val="100000000000" w:firstRow="1" w:lastRow="0" w:firstColumn="0" w:lastColumn="0" w:oddVBand="0" w:evenVBand="0" w:oddHBand="0" w:evenHBand="0" w:firstRowFirstColumn="0" w:firstRowLastColumn="0" w:lastRowFirstColumn="0" w:lastRowLastColumn="0"/>
+            </w:pPr>
+            <w:r>
+              <w:rPr>
+                <w:color w:val="FFFFFF"/>
+              </w:rPr>
+              <w:t>Reason</w:t>
+            </w:r>
+          </w:p>
+        </w:tc>
+      </w:tr>
+      <w:tr>
+        <w:trPr>
+          <w:cnfStyle w:val="000000100000" w:firstRow="0" w:lastRow="0" w:firstColumn="0" w:lastColumn="0" w:oddVBand="0" w:evenVBand="0" w:oddHBand="1" w:evenHBand="0" w:firstRowFirstColumn="0" w:firstRowLastColumn="0" w:lastRowFirstColumn="0" w:lastRowLastColumn="0"/>
+          <w:cantSplit/>
+          <w:jc w:val="center"/>
+        </w:trPr>
+        <w:tc>
+          <w:tcPr>
+            <w:cnfStyle w:val="001000000000" w:firstRow="0" w:lastRow="0" w:firstColumn="1" w:lastColumn="0" w:oddVBand="0" w:evenVBand="0" w:oddHBand="0" w:evenHBand="0" w:firstRowFirstColumn="0" w:firstRowLastColumn="0" w:lastRowFirstColumn="0" w:lastRowLastColumn="0"/>
+            <w:tcW w:w="2700" w:type="dxa"/>
+            <w:vAlign w:val="center"/>
+          </w:tcPr>
+          <w:p>
+            <w:r>
+              <w:t>A clean test copy of the target project</w:t>
+            </w:r>
+          </w:p>
+        </w:tc>
+        <w:tc>
+          <w:tcPr>
+            <w:tcW w:w="6660" w:type="dxa"/>
+            <w:vAlign w:val="center"/>
+          </w:tcPr>
+          <w:p>
+            <w:pPr>
+              <w:cnfStyle w:val="000000100000" w:firstRow="0" w:lastRow="0" w:firstColumn="0" w:lastColumn="0" w:oddVBand="0" w:evenVBand="0" w:oddHBand="1" w:evenHBand="0" w:firstRowFirstColumn="0" w:firstRowLastColumn="0" w:lastRowFirstColumn="0" w:lastRowLastColumn="0"/>
+            </w:pPr>
+            <w:r>
+              <w:t>Keeps the original application available if the evaluation is abandoned.</w:t>
+            </w:r>
+          </w:p>
+        </w:tc>
+      </w:tr>
+      <w:tr>
+        <w:trPr>
+          <w:cantSplit/>
+          <w:jc w:val="center"/>
+        </w:trPr>
+        <w:tc>
+          <w:tcPr>
+            <w:cnfStyle w:val="001000000000" w:firstRow="0" w:lastRow="0" w:firstColumn="1" w:lastColumn="0" w:oddVBand="0" w:evenVBand="0" w:oddHBand="0" w:evenHBand="0" w:firstRowFirstColumn="0" w:firstRowLastColumn="0" w:lastRowFirstColumn="0" w:lastRowLastColumn="0"/>
+            <w:tcW w:w="2700" w:type="dxa"/>
+            <w:vAlign w:val="center"/>
+          </w:tcPr>
+          <w:p>
+            <w:r>
+              <w:t>A successful Win32 or Win64 build</w:t>
+            </w:r>
+          </w:p>
+        </w:tc>
+        <w:tc>
+          <w:tcPr>
+            <w:tcW w:w="6660" w:type="dxa"/>
+            <w:vAlign w:val="center"/>
+          </w:tcPr>
+          <w:p>
+            <w:pPr>
+              <w:cnfStyle w:val="000000000000" w:firstRow="0" w:lastRow="0" w:firstColumn="0" w:lastColumn="0" w:oddVBand="0" w:evenVBand="0" w:oddHBand="0" w:evenHBand="0" w:firstRowFirstColumn="0" w:firstRowLastColumn="0" w:lastRowFirstColumn="0" w:lastRowLastColumn="0"/>
+            </w:pPr>
+            <w:r>
+              <w:t>Confirms the target project is healthy before localization work begins.</w:t>
+            </w:r>
+          </w:p>
+        </w:tc>
+      </w:tr>
+      <w:tr>
+        <w:trPr>
+          <w:cnfStyle w:val="000000100000" w:firstRow="0" w:lastRow="0" w:firstColumn="0" w:lastColumn="0" w:oddVBand="0" w:evenVBand="0" w:oddHBand="1" w:evenHBand="0" w:firstRowFirstColumn="0" w:firstRowLastColumn="0" w:lastRowFirstColumn="0" w:lastRowLastColumn="0"/>
+          <w:cantSplit/>
+          <w:jc w:val="center"/>
+        </w:trPr>
+        <w:tc>
+          <w:tcPr>
+            <w:cnfStyle w:val="001000000000" w:firstRow="0" w:lastRow="0" w:firstColumn="1" w:lastColumn="0" w:oddVBand="0" w:evenVBand="0" w:oddHBand="0" w:evenHBand="0" w:firstRowFirstColumn="0" w:firstRowLastColumn="0" w:lastRowFirstColumn="0" w:lastRowLastColumn="0"/>
+            <w:tcW w:w="2700" w:type="dxa"/>
+            <w:vAlign w:val="center"/>
+          </w:tcPr>
+          <w:p>
+            <w:r>
+              <w:t>Text-based DFM or FMX resources</w:t>
+            </w:r>
+          </w:p>
+        </w:tc>
+        <w:tc>
+          <w:tcPr>
+            <w:tcW w:w="6660" w:type="dxa"/>
+            <w:vAlign w:val="center"/>
+          </w:tcPr>
+          <w:p>
+            <w:pPr>
+              <w:cnfStyle w:val="000000100000" w:firstRow="0" w:lastRow="0" w:firstColumn="0" w:lastColumn="0" w:oddVBand="0" w:evenVBand="0" w:oddHBand="1" w:evenHBand="0" w:firstRowFirstColumn="0" w:firstRowLastColumn="0" w:lastRowFirstColumn="0" w:lastRowLastColumn="0"/>
+            </w:pPr>
+            <w:r>
+              <w:t>The scanner reads designer text resources; binary legacy DFM files must first be converted through Delphi.</w:t>
+            </w:r>
+          </w:p>
+        </w:tc>
+      </w:tr>
+      <w:tr>
+        <w:trPr>
+          <w:cantSplit/>
+          <w:jc w:val="center"/>
+        </w:trPr>
+        <w:tc>
+          <w:tcPr>
+            <w:cnfStyle w:val="001000000000" w:firstRow="0" w:lastRow="0" w:firstColumn="1" w:lastColumn="0" w:oddVBand="0" w:evenVBand="0" w:oddHBand="0" w:evenHBand="0" w:firstRowFirstColumn="0" w:firstRowLastColumn="0" w:lastRowFirstColumn="0" w:lastRowLastColumn="0"/>
+            <w:tcW w:w="2700" w:type="dxa"/>
+            <w:vAlign w:val="center"/>
+          </w:tcPr>
+          <w:p>
+            <w:r>
+              <w:t>A Google Cloud Translation or DeepL API key</w:t>
+            </w:r>
+          </w:p>
+        </w:tc>
+        <w:tc>
+          <w:tcPr>
+            <w:tcW w:w="6660" w:type="dxa"/>
+            <w:vAlign w:val="center"/>
+          </w:tcPr>
+          <w:p>
+            <w:pPr>
+              <w:cnfStyle w:val="000000000000" w:firstRow="0" w:lastRow="0" w:firstColumn="0" w:lastColumn="0" w:oddVBand="0" w:evenVBand="0" w:oddHBand="0" w:evenHBand="0" w:firstRowFirstColumn="0" w:firstRowLastColumn="0" w:lastRowFirstColumn="0" w:lastRowLastColumn="0"/>
+            </w:pPr>
+            <w:r>
+              <w:t>Automatic translation runs on the developer's computer. The deployed application remains offline.</w:t>
+            </w:r>
+          </w:p>
+        </w:tc>
+      </w:tr>
+      <w:tr>
+        <w:trPr>
+          <w:cnfStyle w:val="000000100000" w:firstRow="0" w:lastRow="0" w:firstColumn="0" w:lastColumn="0" w:oddVBand="0" w:evenVBand="0" w:oddHBand="1" w:evenHBand="0" w:firstRowFirstColumn="0" w:firstRowLastColumn="0" w:lastRowFirstColumn="0" w:lastRowLastColumn="0"/>
+          <w:cantSplit/>
+          <w:jc w:val="center"/>
+        </w:trPr>
+        <w:tc>
+          <w:tcPr>
+            <w:cnfStyle w:val="001000000000" w:firstRow="0" w:lastRow="0" w:firstColumn="1" w:lastColumn="0" w:oddVBand="0" w:evenVBand="0" w:oddHBand="0" w:evenHBand="0" w:firstRowFirstColumn="0" w:firstRowLastColumn="0" w:lastRowFirstColumn="0" w:lastRowLastColumn="0"/>
+            <w:tcW w:w="2700" w:type="dxa"/>
+            <w:vAlign w:val="center"/>
+          </w:tcPr>
+          <w:p>
+            <w:r>
+              <w:t>RAD Studio access for one manual component step</w:t>
+            </w:r>
+          </w:p>
+        </w:tc>
+        <w:tc>
+          <w:tcPr>
+            <w:tcW w:w="6660" w:type="dxa"/>
+            <w:vAlign w:val="center"/>
+          </w:tcPr>
+          <w:p>
+            <w:pPr>
+              <w:cnfStyle w:val="000000100000" w:firstRow="0" w:lastRow="0" w:firstColumn="0" w:lastColumn="0" w:oddVBand="0" w:evenVBand="0" w:oddHBand="1" w:evenHBand="0" w:firstRowFirstColumn="0" w:firstRowLastColumn="0" w:lastRowFirstColumn="0" w:lastRowLastColumn="0"/>
+            </w:pPr>
+            <w:r>
+              <w:t>Delphi itself installs the design package and places the manager component on the primary form.</w:t>
+            </w:r>
+          </w:p>
+        </w:tc>
+      </w:tr>
+    </w:tbl>
+    <w:p>
+      <w:pPr>
+        <w:pStyle w:val="Heading2"/>
+      </w:pPr>
+      <w:bookmarkStart w:id="4" w:name="_Toc237272018"/>
+      <w:r>
+        <w:t>2.1 Choose the Setup Path</w:t>
+      </w:r>
+      <w:bookmarkEnd w:id="4"/>
+    </w:p>
+    <w:tbl>
+      <w:tblPr>
+        <w:tblStyle w:val="LightShading-Accent1"/>
+        <w:tblW w:w="9360" w:type="dxa"/>
+        <w:jc w:val="center"/>
+        <w:tblLayout w:type="fixed"/>
+        <w:tblCellMar>
+          <w:top w:w="80" w:type="dxa"/>
+          <w:left w:w="120" w:type="dxa"/>
+          <w:bottom w:w="80" w:type="dxa"/>
+          <w:right w:w="120" w:type="dxa"/>
+        </w:tblCellMar>
+        <w:tblLook w:val="04A0" w:firstRow="1" w:lastRow="0" w:firstColumn="1" w:lastColumn="0" w:noHBand="0" w:noVBand="1"/>
+      </w:tblPr>
+      <w:tblGrid>
+        <w:gridCol w:w="1800"/>
+        <w:gridCol w:w="3900"/>
+        <w:gridCol w:w="3660"/>
+      </w:tblGrid>
+      <w:tr>
+        <w:trPr>
+          <w:cnfStyle w:val="100000000000" w:firstRow="1" w:lastRow="0" w:firstColumn="0" w:lastColumn="0" w:oddVBand="0" w:evenVBand="0" w:oddHBand="0" w:evenHBand="0" w:firstRowFirstColumn="0" w:firstRowLastColumn="0" w:lastRowFirstColumn="0" w:lastRowLastColumn="0"/>
+          <w:tblHeader/>
+          <w:jc w:val="center"/>
+        </w:trPr>
+        <w:tc>
+          <w:tcPr>
+            <w:cnfStyle w:val="001000000000" w:firstRow="0" w:lastRow="0" w:firstColumn="1" w:lastColumn="0" w:oddVBand="0" w:evenVBand="0" w:oddHBand="0" w:evenHBand="0" w:firstRowFirstColumn="0" w:firstRowLastColumn="0" w:lastRowFirstColumn="0" w:lastRowLastColumn="0"/>
+            <w:tcW w:w="1800" w:type="dxa"/>
+            <w:shd w:val="clear" w:color="auto" w:fill="234C80"/>
+          </w:tcPr>
+          <w:p>
+            <w:r>
+              <w:rPr>
+                <w:color w:val="FFFFFF"/>
+              </w:rPr>
+              <w:t>Path</w:t>
+            </w:r>
+          </w:p>
+        </w:tc>
+        <w:tc>
+          <w:tcPr>
+            <w:tcW w:w="3900" w:type="dxa"/>
+            <w:shd w:val="clear" w:color="auto" w:fill="234C80"/>
+          </w:tcPr>
+          <w:p>
+            <w:pPr>
+              <w:cnfStyle w:val="100000000000" w:firstRow="1" w:lastRow="0" w:firstColumn="0" w:lastColumn="0" w:oddVBand="0" w:evenVBand="0" w:oddHBand="0" w:evenHBand="0" w:firstRowFirstColumn="0" w:firstRowLastColumn="0" w:lastRowFirstColumn="0" w:lastRowLastColumn="0"/>
+            </w:pPr>
+            <w:r>
+              <w:rPr>
+                <w:color w:val="FFFFFF"/>
+              </w:rPr>
+              <w:t>Choose it when</w:t>
+            </w:r>
+          </w:p>
+        </w:tc>
+        <w:tc>
+          <w:tcPr>
+            <w:tcW w:w="3660" w:type="dxa"/>
+            <w:shd w:val="clear" w:color="auto" w:fill="234C80"/>
+          </w:tcPr>
+          <w:p>
+            <w:pPr>
+              <w:cnfStyle w:val="100000000000" w:firstRow="1" w:lastRow="0" w:firstColumn="0" w:lastColumn="0" w:oddVBand="0" w:evenVBand="0" w:oddHBand="0" w:evenHBand="0" w:firstRowFirstColumn="0" w:firstRowLastColumn="0" w:lastRowFirstColumn="0" w:lastRowLastColumn="0"/>
+            </w:pPr>
+            <w:r>
+              <w:rPr>
+                <w:color w:val="FFFFFF"/>
+              </w:rPr>
+              <w:t>Where to begin</w:t>
+            </w:r>
+          </w:p>
+        </w:tc>
+      </w:tr>
+      <w:tr>
+        <w:trPr>
+          <w:cnfStyle w:val="000000100000" w:firstRow="0" w:lastRow="0" w:firstColumn="0" w:lastColumn="0" w:oddVBand="0" w:evenVBand="0" w:oddHBand="1" w:evenHBand="0" w:firstRowFirstColumn="0" w:firstRowLastColumn="0" w:lastRowFirstColumn="0" w:lastRowLastColumn="0"/>
+          <w:cantSplit/>
+          <w:jc w:val="center"/>
+        </w:trPr>
+        <w:tc>
+          <w:tcPr>
+            <w:cnfStyle w:val="001000000000" w:firstRow="0" w:lastRow="0" w:firstColumn="1" w:lastColumn="0" w:oddVBand="0" w:evenVBand="0" w:oddHBand="0" w:evenHBand="0" w:firstRowFirstColumn="0" w:firstRowLastColumn="0" w:lastRowFirstColumn="0" w:lastRowLastColumn="0"/>
+            <w:tcW w:w="1800" w:type="dxa"/>
+            <w:vAlign w:val="center"/>
+          </w:tcPr>
+          <w:p>
+            <w:r>
+              <w:t>Setup Wizard - recommended</w:t>
+            </w:r>
+          </w:p>
+        </w:tc>
+        <w:tc>
+          <w:tcPr>
+            <w:tcW w:w="3900" w:type="dxa"/>
+            <w:vAlign w:val="center"/>
+          </w:tcPr>
+          <w:p>
+            <w:pPr>
+              <w:cnfStyle w:val="000000100000" w:firstRow="0" w:lastRow="0" w:firstColumn="0" w:lastColumn="0" w:oddVBand="0" w:evenVBand="0" w:oddHBand="1" w:evenHBand="0" w:firstRowFirstColumn="0" w:firstRowLastColumn="0" w:lastRowFirstColumn="0" w:lastRowLastColumn="0"/>
+            </w:pPr>
+            <w:r>
+              <w:t>This is the first project, or the developer wants the Studio to lead and verify the sequence.</w:t>
+            </w:r>
+          </w:p>
+        </w:tc>
+        <w:tc>
+          <w:tcPr>
+            <w:tcW w:w="3660" w:type="dxa"/>
+            <w:vAlign w:val="center"/>
+          </w:tcPr>
+          <w:p>
+            <w:pPr>
+              <w:cnfStyle w:val="000000100000" w:firstRow="0" w:lastRow="0" w:firstColumn="0" w:lastColumn="0" w:oddVBand="0" w:evenVBand="0" w:oddHBand="1" w:evenHBand="0" w:firstRowFirstColumn="0" w:firstRowLastColumn="0" w:lastRowFirstColumn="0" w:lastRowLastColumn="0"/>
+            </w:pPr>
+            <w:r>
+              <w:t>Select Start Setup Wizard and follow the separate Setup Wizard Guide.</w:t>
+            </w:r>
+          </w:p>
+        </w:tc>
+      </w:tr>
+      <w:tr>
+        <w:trPr>
+          <w:cantSplit/>
+          <w:jc w:val="center"/>
+        </w:trPr>
+        <w:tc>
+          <w:tcPr>
+            <w:cnfStyle w:val="001000000000" w:firstRow="0" w:lastRow="0" w:firstColumn="1" w:lastColumn="0" w:oddVBand="0" w:evenVBand="0" w:oddHBand="0" w:evenHBand="0" w:firstRowFirstColumn="0" w:firstRowLastColumn="0" w:lastRowFirstColumn="0" w:lastRowLastColumn="0"/>
+            <w:tcW w:w="1800" w:type="dxa"/>
+            <w:vAlign w:val="center"/>
+          </w:tcPr>
+          <w:p>
+            <w:r>
+              <w:lastRenderedPageBreak/>
+              <w:t>Manual Studio workflow</w:t>
+            </w:r>
+          </w:p>
+        </w:tc>
+        <w:tc>
+          <w:tcPr>
+            <w:tcW w:w="3900" w:type="dxa"/>
+            <w:vAlign w:val="center"/>
+          </w:tcPr>
+          <w:p>
+            <w:pPr>
+              <w:cnfStyle w:val="000000000000" w:firstRow="0" w:lastRow="0" w:firstColumn="0" w:lastColumn="0" w:oddVBand="0" w:evenVBand="0" w:oddHBand="0" w:evenHBand="0" w:firstRowFirstColumn="0" w:firstRowLastColumn="0" w:lastRowFirstColumn="0" w:lastRowLastColumn="0"/>
+            </w:pPr>
+            <w:r>
+              <w:t>The developer understands catalogs and wants direct access to individual Project, Scan, Translate, Validation, Export, Integration, and Provider Settings pages.</w:t>
+            </w:r>
+          </w:p>
+        </w:tc>
+        <w:tc>
+          <w:tcPr>
+            <w:tcW w:w="3660" w:type="dxa"/>
+            <w:vAlign w:val="center"/>
+          </w:tcPr>
+          <w:p>
+            <w:pPr>
+              <w:cnfStyle w:val="000000000000" w:firstRow="0" w:lastRow="0" w:firstColumn="0" w:lastColumn="0" w:oddVBand="0" w:evenVBand="0" w:oddHBand="0" w:evenHBand="0" w:firstRowFirstColumn="0" w:firstRowLastColumn="0" w:lastRowFirstColumn="0" w:lastRowLastColumn="0"/>
+            </w:pPr>
+            <w:r>
+              <w:t>Continue with Chapter 3 of this User Guide.</w:t>
+            </w:r>
+          </w:p>
+        </w:tc>
+      </w:tr>
+      <w:tr>
+        <w:trPr>
+          <w:cnfStyle w:val="000000100000" w:firstRow="0" w:lastRow="0" w:firstColumn="0" w:lastColumn="0" w:oddVBand="0" w:evenVBand="0" w:oddHBand="1" w:evenHBand="0" w:firstRowFirstColumn="0" w:firstRowLastColumn="0" w:lastRowFirstColumn="0" w:lastRowLastColumn="0"/>
+          <w:cantSplit/>
+          <w:jc w:val="center"/>
+        </w:trPr>
+        <w:tc>
+          <w:tcPr>
+            <w:cnfStyle w:val="001000000000" w:firstRow="0" w:lastRow="0" w:firstColumn="1" w:lastColumn="0" w:oddVBand="0" w:evenVBand="0" w:oddHBand="0" w:evenHBand="0" w:firstRowFirstColumn="0" w:firstRowLastColumn="0" w:lastRowFirstColumn="0" w:lastRowLastColumn="0"/>
+            <w:tcW w:w="1800" w:type="dxa"/>
+            <w:vAlign w:val="center"/>
+          </w:tcPr>
+          <w:p>
+            <w:r>
+              <w:t>Automatic Source Integration - advanced</w:t>
+            </w:r>
+          </w:p>
+        </w:tc>
+        <w:tc>
+          <w:tcPr>
+            <w:tcW w:w="3900" w:type="dxa"/>
+            <w:vAlign w:val="center"/>
+          </w:tcPr>
+          <w:p>
+            <w:pPr>
+              <w:cnfStyle w:val="000000100000" w:firstRow="0" w:lastRow="0" w:firstColumn="0" w:lastColumn="0" w:oddVBand="0" w:evenVBand="0" w:oddHBand="1" w:evenHBand="0" w:firstRowFirstColumn="0" w:firstRowLastColumn="0" w:lastRowFirstColumn="0" w:lastRowLastColumn="0"/>
+            </w:pPr>
+            <w:r>
+              <w:t>The component approach is unsuitable and the developer explicitly accepts reviewed source edits.</w:t>
+            </w:r>
+          </w:p>
+        </w:tc>
+        <w:tc>
+          <w:tcPr>
+            <w:tcW w:w="3660" w:type="dxa"/>
+            <w:vAlign w:val="center"/>
+          </w:tcPr>
+          <w:p>
+            <w:pPr>
+              <w:cnfStyle w:val="000000100000" w:firstRow="0" w:lastRow="0" w:firstColumn="0" w:lastColumn="0" w:oddVBand="0" w:evenVBand="0" w:oddHBand="1" w:evenHBand="0" w:firstRowFirstColumn="0" w:firstRowLastColumn="0" w:lastRowFirstColumn="0" w:lastRowLastColumn="0"/>
+            </w:pPr>
+            <w:r>
+              <w:t>Read Chapter 11.3 and use only a protected project copy.</w:t>
+            </w:r>
+          </w:p>
+        </w:tc>
+      </w:tr>
+    </w:tbl>
+    <w:p>
+      <w:pPr>
+        <w:pStyle w:val="Heading2"/>
+      </w:pPr>
+      <w:bookmarkStart w:id="5" w:name="_Toc237272019"/>
+      <w:r>
+        <w:t>2.2 Build or Start the Studio</w:t>
+      </w:r>
+      <w:bookmarkEnd w:id="5"/>
+    </w:p>
+    <w:p>
+      <w:pPr>
+        <w:pStyle w:val="ListNumber"/>
+        <w:numPr>
+          <w:ilvl w:val="0"/>
+          <w:numId w:val="10"/>
+        </w:numPr>
+      </w:pPr>
+      <w:r>
+        <w:t>To use an existing build, run DelphiAppTranslationStudio.exe from bin\Win32\Release or bin\Win64\Release. Debug builds are intended for diagnosis.</w:t>
+      </w:r>
+    </w:p>
+    <w:p>
+      <w:pPr>
+        <w:pStyle w:val="ListNumber"/>
+        <w:numPr>
+          <w:ilvl w:val="0"/>
+          <w:numId w:val="10"/>
+        </w:numPr>
+      </w:pPr>
+      <w:r>
+        <w:t>To compile from source, open DelphiAppTranslationStudio.dproj in RAD Studio, select Win32 or Win64 and Debug or Release, then choose Project &gt; Build DelphiAppTranslationStudio.</w:t>
+      </w:r>
+    </w:p>
+    <w:p>
+      <w:pPr>
+        <w:pStyle w:val="ListNumber"/>
+        <w:numPr>
+          <w:ilvl w:val="0"/>
+          <w:numId w:val="10"/>
+        </w:numPr>
+      </w:pPr>
+      <w:r>
+        <w:t>Confirm that the build writes the executable under bin\&lt;Platform&gt;\&lt;Configuration&gt; and compiler units under dcu\&lt;Platform&gt;\&lt;Configuration&gt;.</w:t>
+      </w:r>
+    </w:p>
+    <w:p>
+      <w:pPr>
+        <w:pStyle w:val="ListNumber"/>
+        <w:numPr>
+          <w:ilvl w:val="0"/>
+          <w:numId w:val="10"/>
+        </w:numPr>
+      </w:pPr>
+      <w:r>
+        <w:t>Start the executable and confirm that Delphi App Translation Studio opens maximized. The Project page offers Start Setup Wizard for first-time use and Open Project for the manual workflow.</w:t>
+      </w:r>
+    </w:p>
+    <w:p>
+      <w:pPr>
+        <w:pStyle w:val="Heading2"/>
+      </w:pPr>
+      <w:bookmarkStart w:id="6" w:name="_Toc237272020"/>
+      <w:r>
+        <w:t>2.3 Install the Localization Components</w:t>
+      </w:r>
+      <w:bookmarkEnd w:id="6"/>
+    </w:p>
+    <w:p>
+      <w:r>
+        <w:t>The Studio and the target application have different jobs. The Studio prepares the translation files. The target application needs a TDAT language manager component so it can load and apply those files at runtime. Component installation is normally performed once per RAD Studio installation, not once per translated project.</w:t>
+      </w:r>
+    </w:p>
+    <w:p>
+      <w:r>
+        <w:t>The design package must be installed through RAD Studio's Component &gt; Install Packages dialog. Do not use Component &gt; Install Component, and do not try to install a .dpk source file. The correct file is the compiled Win32 Release design-time .bpl selected by the Studio.</w:t>
+      </w:r>
+    </w:p>
+    <w:p>
+      <w:pPr>
+        <w:pStyle w:val="ListNumber"/>
+        <w:numPr>
+          <w:ilvl w:val="0"/>
+          <w:numId w:val="11"/>
+        </w:numPr>
+      </w:pPr>
+      <w:r>
+        <w:t>If this is the first localization project, complete the Setup Wizard through its Delphi Component step. In the manual workflow, open the project and complete Scan, Translate, Validation, and Export, then open Integration and leave Component Integration selected.</w:t>
+      </w:r>
+    </w:p>
+    <w:p>
+      <w:pPr>
+        <w:pStyle w:val="ListNumber"/>
+        <w:numPr>
+          <w:ilvl w:val="0"/>
+          <w:numId w:val="11"/>
+        </w:numPr>
+      </w:pPr>
+      <w:r>
+        <w:t>Choose Build Integration Plan. The Studio enables Show Design BPL for the detected VCL or FMX framework.</w:t>
+      </w:r>
+    </w:p>
+    <w:p>
+      <w:pPr>
+        <w:pStyle w:val="ListNumber"/>
+        <w:numPr>
+          <w:ilvl w:val="0"/>
+          <w:numId w:val="11"/>
+        </w:numPr>
+      </w:pPr>
+      <w:r>
+        <w:lastRenderedPageBreak/>
+        <w:t>Choose Show Design BPL. File Explorer selects DATLanguageManagerVCLDesign.bpl or DATLanguageManagerFMXDesign.bpl in the Studio's stable bin\packages\Win32\Release folder.</w:t>
+      </w:r>
+    </w:p>
+    <w:p>
+      <w:pPr>
+        <w:pStyle w:val="ListNumber"/>
+        <w:numPr>
+          <w:ilvl w:val="0"/>
+          <w:numId w:val="11"/>
+        </w:numPr>
+      </w:pPr>
+      <w:r>
+        <w:t>Start RAD Studio without opening the target form. Choose Component &gt; Install Packages, choose Add, select the exact design .bpl shown by the Studio, and choose Open.</w:t>
+      </w:r>
+    </w:p>
+    <w:p>
+      <w:pPr>
+        <w:pStyle w:val="ListNumber"/>
+        <w:numPr>
+          <w:ilvl w:val="0"/>
+          <w:numId w:val="11"/>
+        </w:numPr>
+      </w:pPr>
+      <w:r>
+        <w:t>Confirm DAT Language Manager VCL design-time package or DAT Language Manager FireMonkey design-time package is listed and checked, then choose OK. Open a form and confirm DAT Localization appears in the Tool Palette.</w:t>
+      </w:r>
+    </w:p>
+    <w:p>
+      <w:pPr>
+        <w:pStyle w:val="ListNumber"/>
+        <w:numPr>
+          <w:ilvl w:val="0"/>
+          <w:numId w:val="11"/>
+        </w:numPr>
+      </w:pPr>
+      <w:r>
+        <w:t>Never choose Component &gt; Install Component and never select a .dpk. A .dpk is package source; Delphi installs the compiled Win32 design .bpl through Install Packages.</w:t>
+      </w:r>
+    </w:p>
+    <w:p>
+      <w:pPr>
+        <w:pStyle w:val="ListNumber"/>
+        <w:numPr>
+          <w:ilvl w:val="0"/>
+          <w:numId w:val="11"/>
+        </w:numPr>
+      </w:pPr>
+      <w:r>
+        <w:t>Return to the Studio and choose Generate Component Kit. The clean kit contains ComponentSource, JSON packs, deployment support, a manifest, and README instructions; it deliberately contains no BPLs or installer scripts.</w:t>
+      </w:r>
+    </w:p>
+    <w:p>
+      <w:pPr>
+        <w:pStyle w:val="ListNumber"/>
+        <w:numPr>
+          <w:ilvl w:val="0"/>
+          <w:numId w:val="11"/>
+        </w:numPr>
+      </w:pPr>
+      <w:r>
+        <w:t>Normally linked applications compile the generated kit's ComponentSource units into the executable. The target does not need DAT runtime BPLs beside it.</w:t>
+      </w:r>
+    </w:p>
+    <w:tbl>
+      <w:tblPr>
+        <w:tblW w:w="9360" w:type="dxa"/>
+        <w:jc w:val="center"/>
+        <w:tblLayout w:type="fixed"/>
+        <w:tblCellMar>
+          <w:top w:w="80" w:type="dxa"/>
+          <w:left w:w="120" w:type="dxa"/>
+          <w:bottom w:w="80" w:type="dxa"/>
+          <w:right w:w="120" w:type="dxa"/>
+        </w:tblCellMar>
+        <w:tblLook w:val="04A0" w:firstRow="1" w:lastRow="0" w:firstColumn="1" w:lastColumn="0" w:noHBand="0" w:noVBand="1"/>
+      </w:tblPr>
+      <w:tblGrid>
+        <w:gridCol w:w="9360"/>
+      </w:tblGrid>
+      <w:tr>
+        <w:trPr>
+          <w:jc w:val="center"/>
+        </w:trPr>
+        <w:tc>
+          <w:tcPr>
+            <w:tcW w:w="9360" w:type="dxa"/>
+            <w:shd w:val="clear" w:color="auto" w:fill="EAF3FF"/>
+            <w:vAlign w:val="center"/>
+          </w:tcPr>
+          <w:p>
+            <w:pPr>
+              <w:pStyle w:val="Callout"/>
+              <w:rPr>
+                <w:rFonts w:hint="eastAsia"/>
+              </w:rPr>
             </w:pPr>
             <w:r>
               <w:rPr>
@@ -2552,11 +3381,11 @@
       <w:pPr>
         <w:pStyle w:val="Heading1"/>
       </w:pPr>
-      <w:bookmarkStart w:id="5" w:name="_Toc237265481"/>
+      <w:bookmarkStart w:id="7" w:name="_Toc237272021"/>
       <w:r>
         <w:t>3. The End-to-End Workflow</w:t>
       </w:r>
-      <w:bookmarkEnd w:id="5"/>
+      <w:bookmarkEnd w:id="7"/>
     </w:p>
     <w:tbl>
       <w:tblPr>
@@ -2879,6 +3708,7 @@
           </w:tcPr>
           <w:p>
             <w:r>
+              <w:lastRenderedPageBreak/>
               <w:t>6 Integration</w:t>
             </w:r>
           </w:p>
@@ -2964,11 +3794,11 @@
       <w:pPr>
         <w:pStyle w:val="Heading1"/>
       </w:pPr>
-      <w:bookmarkStart w:id="6" w:name="_Toc237265482"/>
+      <w:bookmarkStart w:id="8" w:name="_Toc237272022"/>
       <w:r>
         <w:t>4. Open and Scan a Project</w:t>
       </w:r>
-      <w:bookmarkEnd w:id="6"/>
+      <w:bookmarkEnd w:id="8"/>
     </w:p>
     <w:p>
       <w:pPr>
@@ -3059,6 +3889,9 @@
           <w:p>
             <w:pPr>
               <w:pStyle w:val="Callout"/>
+              <w:rPr>
+                <w:rFonts w:hint="eastAsia"/>
+              </w:rPr>
             </w:pPr>
             <w:r>
               <w:rPr>
@@ -3078,19 +3911,15 @@
       <w:pPr>
         <w:pStyle w:val="Heading2"/>
       </w:pPr>
-      <w:bookmarkStart w:id="7" w:name="_Toc237265483"/>
+      <w:bookmarkStart w:id="9" w:name="_Toc237272023"/>
       <w:r>
         <w:t>4.1 Text that is collected</w:t>
       </w:r>
-      <w:bookmarkEnd w:id="7"/>
+      <w:bookmarkEnd w:id="9"/>
     </w:p>
     <w:p>
       <w:pPr>
         <w:pStyle w:val="ListBullet"/>
-        <w:numPr>
-          <w:ilvl w:val="0"/>
-          <w:numId w:val="22"/>
-        </w:numPr>
       </w:pPr>
       <w:r>
         <w:t>Captions, Text values, prompts, hints, headings, and designated list content.</w:t>
@@ -3099,10 +3928,6 @@
     <w:p>
       <w:pPr>
         <w:pStyle w:val="ListBullet"/>
-        <w:numPr>
-          <w:ilvl w:val="0"/>
-          <w:numId w:val="23"/>
-        </w:numPr>
       </w:pPr>
       <w:r>
         <w:t>Memo and string-list content when it represents user-visible text.</w:t>
@@ -3111,10 +3936,6 @@
     <w:p>
       <w:pPr>
         <w:pStyle w:val="ListBullet"/>
-        <w:numPr>
-          <w:ilvl w:val="0"/>
-          <w:numId w:val="23"/>
-        </w:numPr>
       </w:pPr>
       <w:r>
         <w:t>Delphi resourcestring symbols with stable unit-and-symbol keys.</w:t>
@@ -3123,10 +3944,6 @@
     <w:p>
       <w:pPr>
         <w:pStyle w:val="ListBullet"/>
-        <w:numPr>
-          <w:ilvl w:val="0"/>
-          <w:numId w:val="23"/>
-        </w:numPr>
       </w:pPr>
       <w:r>
         <w:t>Locale metadata such as date, time, number, and currency formatting is entered on the Languages page rather than guessed from UI text.</w:t>
@@ -3136,11 +3953,11 @@
       <w:pPr>
         <w:pStyle w:val="Heading1"/>
       </w:pPr>
-      <w:bookmarkStart w:id="8" w:name="_Toc237265484"/>
+      <w:bookmarkStart w:id="10" w:name="_Toc237272024"/>
       <w:r>
         <w:t>5. Create and Edit a Language Catalog</w:t>
       </w:r>
-      <w:bookmarkEnd w:id="8"/>
+      <w:bookmarkEnd w:id="10"/>
     </w:p>
     <w:p>
       <w:pPr>
@@ -3223,6 +4040,7 @@
         </w:numPr>
       </w:pPr>
       <w:r>
+        <w:lastRenderedPageBreak/>
         <w:t>Click the blue catalog path to select the saved JSON file in File Explorer.</w:t>
       </w:r>
     </w:p>
@@ -3235,11 +4053,11 @@
       <w:pPr>
         <w:pStyle w:val="Heading2"/>
       </w:pPr>
-      <w:bookmarkStart w:id="9" w:name="_Toc237265485"/>
+      <w:bookmarkStart w:id="11" w:name="_Toc237272025"/>
       <w:r>
         <w:t>5.1 Translation statuses</w:t>
       </w:r>
-      <w:bookmarkEnd w:id="9"/>
+      <w:bookmarkEnd w:id="11"/>
     </w:p>
     <w:tbl>
       <w:tblPr>
@@ -3661,11 +4479,11 @@
       <w:pPr>
         <w:pStyle w:val="Heading2"/>
       </w:pPr>
-      <w:bookmarkStart w:id="10" w:name="_Toc237265486"/>
+      <w:bookmarkStart w:id="12" w:name="_Toc237272026"/>
       <w:r>
         <w:t>5.2 Automatic Google or DeepL workflow</w:t>
       </w:r>
-      <w:bookmarkEnd w:id="10"/>
+      <w:bookmarkEnd w:id="12"/>
     </w:p>
     <w:p>
       <w:pPr>
@@ -3712,6 +4530,7 @@
         </w:numPr>
       </w:pPr>
       <w:r>
+        <w:lastRenderedPageBreak/>
         <w:t>Return to Translate, select the target language, and choose Translate Automatically.</w:t>
       </w:r>
     </w:p>
@@ -3768,6 +4587,9 @@
           <w:p>
             <w:pPr>
               <w:pStyle w:val="Callout"/>
+              <w:rPr>
+                <w:rFonts w:hint="eastAsia"/>
+              </w:rPr>
             </w:pPr>
             <w:r>
               <w:rPr>
@@ -3787,19 +4609,15 @@
       <w:pPr>
         <w:pStyle w:val="Heading2"/>
       </w:pPr>
-      <w:bookmarkStart w:id="11" w:name="_Toc237265487"/>
+      <w:bookmarkStart w:id="13" w:name="_Toc237272027"/>
       <w:r>
         <w:t>5.3 Safety, context, and focused review</w:t>
       </w:r>
-      <w:bookmarkEnd w:id="11"/>
+      <w:bookmarkEnd w:id="13"/>
     </w:p>
     <w:p>
       <w:pPr>
         <w:pStyle w:val="ListBullet"/>
-        <w:numPr>
-          <w:ilvl w:val="0"/>
-          <w:numId w:val="23"/>
-        </w:numPr>
       </w:pPr>
       <w:r>
         <w:t>Designer-property entries are applied automatically by the VCL or FMX runtime adapter.</w:t>
@@ -3808,10 +4626,6 @@
     <w:p>
       <w:pPr>
         <w:pStyle w:val="ListBullet"/>
-        <w:numPr>
-          <w:ilvl w:val="0"/>
-          <w:numId w:val="23"/>
-        </w:numPr>
       </w:pPr>
       <w:r>
         <w:t>Pascal resourcestring entries require an explicit TranslateText(Key, Fallback) call at the intended code location. Mark Manual wiring confirmed only after adding and reviewing that call.</w:t>
@@ -3820,10 +4634,6 @@
     <w:p>
       <w:pPr>
         <w:pStyle w:val="ListBullet"/>
-        <w:numPr>
-          <w:ilvl w:val="0"/>
-          <w:numId w:val="23"/>
-        </w:numPr>
       </w:pPr>
       <w:r>
         <w:t>Translation origin is independent of Draft, Reviewed, and Approved status. A provider result is never silently approved.</w:t>
@@ -3832,10 +4642,6 @@
     <w:p>
       <w:pPr>
         <w:pStyle w:val="ListBullet"/>
-        <w:numPr>
-          <w:ilvl w:val="0"/>
-          <w:numId w:val="23"/>
-        </w:numPr>
       </w:pPr>
       <w:r>
         <w:t>Only Needs Translation, Source Changed, and Error entries are eligible. Existing Machine-translated, Imported, Edited, Reviewed, Approved, Excluded, and Obsolete work is protected unless the developer changes its status deliberately.</w:t>
@@ -3844,10 +4650,6 @@
     <w:p>
       <w:pPr>
         <w:pStyle w:val="ListBullet"/>
-        <w:numPr>
-          <w:ilvl w:val="0"/>
-          <w:numId w:val="23"/>
-        </w:numPr>
       </w:pPr>
       <w:r>
         <w:t>The terminology profile records application context, audience, tone, formality, protected names, and preferred terminology.</w:t>
@@ -3856,10 +4658,6 @@
     <w:p>
       <w:pPr>
         <w:pStyle w:val="ListBullet"/>
-        <w:numPr>
-          <w:ilvl w:val="0"/>
-          <w:numId w:val="23"/>
-        </w:numPr>
       </w:pPr>
       <w:r>
         <w:t>Validation focuses on placeholders, accelerators, inconsistent repeated terms, source changes, and runtime wiring.</w:t>
@@ -3868,10 +4666,6 @@
     <w:p>
       <w:pPr>
         <w:pStyle w:val="ListBullet"/>
-        <w:numPr>
-          <w:ilvl w:val="0"/>
-          <w:numId w:val="23"/>
-        </w:numPr>
       </w:pPr>
       <w:r>
         <w:t>Exact-source translations from other stable keys are suggestions only. The developer must explicitly accept one, and the accepted target remains Edited rather than inheriting approval.</w:t>
@@ -3881,11 +4675,11 @@
       <w:pPr>
         <w:pStyle w:val="Heading1"/>
       </w:pPr>
-      <w:bookmarkStart w:id="12" w:name="_Toc237265488"/>
+      <w:bookmarkStart w:id="14" w:name="_Toc237272028"/>
       <w:r>
         <w:t>6. Provider Settings and Secure Key Storage</w:t>
       </w:r>
-      <w:bookmarkEnd w:id="12"/>
+      <w:bookmarkEnd w:id="14"/>
     </w:p>
     <w:p>
       <w:r>
@@ -3968,6 +4762,7 @@
           </w:tcPr>
           <w:p>
             <w:r>
+              <w:lastRenderedPageBreak/>
               <w:t>Provider</w:t>
             </w:r>
           </w:p>
@@ -4252,11 +5047,11 @@
       <w:pPr>
         <w:pStyle w:val="Heading1"/>
       </w:pPr>
-      <w:bookmarkStart w:id="13" w:name="_Toc237265489"/>
+      <w:bookmarkStart w:id="15" w:name="_Toc237272029"/>
       <w:r>
         <w:t>7. Obtain and Enter a DeepL API Key</w:t>
       </w:r>
-      <w:bookmarkEnd w:id="13"/>
+      <w:bookmarkEnd w:id="15"/>
     </w:p>
     <w:tbl>
       <w:tblPr>
@@ -4287,6 +5082,9 @@
           <w:p>
             <w:pPr>
               <w:pStyle w:val="Callout"/>
+              <w:rPr>
+                <w:rFonts w:hint="eastAsia"/>
+              </w:rPr>
             </w:pPr>
             <w:r>
               <w:rPr>
@@ -4407,6 +5205,7 @@
         </w:numPr>
       </w:pPr>
       <w:r>
+        <w:lastRenderedPageBreak/>
         <w:t>Choose Replace / Save Key, then Test Connection.</w:t>
       </w:r>
     </w:p>
@@ -4441,11 +5240,11 @@
       <w:pPr>
         <w:pStyle w:val="Heading1"/>
       </w:pPr>
-      <w:bookmarkStart w:id="14" w:name="_Toc237265490"/>
+      <w:bookmarkStart w:id="16" w:name="_Toc237272030"/>
       <w:r>
         <w:t>8. Obtain and Enter a Google API Key</w:t>
       </w:r>
-      <w:bookmarkEnd w:id="14"/>
+      <w:bookmarkEnd w:id="16"/>
     </w:p>
     <w:tbl>
       <w:tblPr>
@@ -4476,6 +5275,9 @@
           <w:p>
             <w:pPr>
               <w:pStyle w:val="Callout"/>
+              <w:rPr>
+                <w:rFonts w:hint="eastAsia"/>
+              </w:rPr>
             </w:pPr>
             <w:r>
               <w:rPr>
@@ -4632,6 +5434,7 @@
         </w:numPr>
       </w:pPr>
       <w:r>
+        <w:lastRenderedPageBreak/>
         <w:t>Paste the key into the masked field. Leave Remember securely checked to store it as a Windows Generic Credential, or clear the check box for session-only use.</w:t>
       </w:r>
     </w:p>
@@ -4683,11 +5486,11 @@
       <w:pPr>
         <w:pStyle w:val="Heading1"/>
       </w:pPr>
-      <w:bookmarkStart w:id="15" w:name="_Toc237265491"/>
+      <w:bookmarkStart w:id="17" w:name="_Toc237272031"/>
       <w:r>
         <w:t>9. Direct Provider Translation</w:t>
       </w:r>
-      <w:bookmarkEnd w:id="15"/>
+      <w:bookmarkEnd w:id="17"/>
     </w:p>
     <w:p>
       <w:pPr>
@@ -4838,6 +5641,9 @@
           <w:p>
             <w:pPr>
               <w:pStyle w:val="Callout"/>
+              <w:rPr>
+                <w:rFonts w:hint="eastAsia"/>
+              </w:rPr>
             </w:pPr>
             <w:r>
               <w:rPr>
@@ -4857,11 +5663,11 @@
       <w:pPr>
         <w:pStyle w:val="Heading1"/>
       </w:pPr>
-      <w:bookmarkStart w:id="16" w:name="_Toc237265492"/>
+      <w:bookmarkStart w:id="18" w:name="_Toc237272032"/>
       <w:r>
         <w:t>10. Validate and Export</w:t>
       </w:r>
-      <w:bookmarkEnd w:id="16"/>
+      <w:bookmarkEnd w:id="18"/>
     </w:p>
     <w:p>
       <w:r>
@@ -4877,6 +5683,7 @@
         </w:numPr>
       </w:pPr>
       <w:r>
+        <w:lastRenderedPageBreak/>
         <w:t>Choose Validation and Run Validation.</w:t>
       </w:r>
     </w:p>
@@ -4932,11 +5739,11 @@
       <w:pPr>
         <w:pStyle w:val="Heading1"/>
       </w:pPr>
-      <w:bookmarkStart w:id="17" w:name="_Toc237265493"/>
+      <w:bookmarkStart w:id="19" w:name="_Toc237272033"/>
       <w:r>
         <w:t>11. Integrate a Target Application</w:t>
       </w:r>
-      <w:bookmarkEnd w:id="17"/>
+      <w:bookmarkEnd w:id="19"/>
     </w:p>
     <w:p>
       <w:r>
@@ -5065,6 +5872,7 @@
         </w:numPr>
       </w:pPr>
       <w:r>
+        <w:lastRenderedPageBreak/>
         <w:t>Build and run the target. The saved language is applied during startup. Choosing another locale from the optional selector immediately retranslates open forms and saves the preference.</w:t>
       </w:r>
     </w:p>
@@ -5072,11 +5880,11 @@
       <w:pPr>
         <w:pStyle w:val="Heading2"/>
       </w:pPr>
-      <w:bookmarkStart w:id="18" w:name="_Toc237265494"/>
+      <w:bookmarkStart w:id="20" w:name="_Toc237272034"/>
       <w:r>
         <w:t>11.1 Component properties and behavior</w:t>
       </w:r>
-      <w:bookmarkEnd w:id="18"/>
+      <w:bookmarkEnd w:id="20"/>
     </w:p>
     <w:tbl>
       <w:tblPr>
@@ -5433,19 +6241,15 @@
       <w:pPr>
         <w:pStyle w:val="Heading2"/>
       </w:pPr>
-      <w:bookmarkStart w:id="19" w:name="_Toc237265495"/>
+      <w:bookmarkStart w:id="21" w:name="_Toc237272035"/>
       <w:r>
         <w:t>11.2 Runtime files and preferences</w:t>
       </w:r>
-      <w:bookmarkEnd w:id="19"/>
+      <w:bookmarkEnd w:id="21"/>
     </w:p>
     <w:p>
       <w:pPr>
         <w:pStyle w:val="ListBullet"/>
-        <w:numPr>
-          <w:ilvl w:val="0"/>
-          <w:numId w:val="23"/>
-        </w:numPr>
       </w:pPr>
       <w:r>
         <w:t>Deploy JSON packs beside the target executable under Localization\Languages.</w:t>
@@ -5454,10 +6258,6 @@
     <w:p>
       <w:pPr>
         <w:pStyle w:val="ListBullet"/>
-        <w:numPr>
-          <w:ilvl w:val="0"/>
-          <w:numId w:val="23"/>
-        </w:numPr>
       </w:pPr>
       <w:r>
         <w:t>Deploy-LanguagePacks.ps1 and manual copying support custom executable output layouts.</w:t>
@@ -5466,10 +6266,6 @@
     <w:p>
       <w:pPr>
         <w:pStyle w:val="ListBullet"/>
-        <w:numPr>
-          <w:ilvl w:val="0"/>
-          <w:numId w:val="23"/>
-        </w:numPr>
       </w:pPr>
       <w:r>
         <w:t>The selected language is stored in %LOCALAPPDATA%\&lt;ApplicationId&gt;\language.ini.</w:t>
@@ -5478,10 +6274,6 @@
     <w:p>
       <w:pPr>
         <w:pStyle w:val="ListBullet"/>
-        <w:numPr>
-          <w:ilvl w:val="0"/>
-          <w:numId w:val="23"/>
-        </w:numPr>
       </w:pPr>
       <w:r>
         <w:t>The executable folder can therefore remain read-only, as it normally is under Program Files.</w:t>
@@ -5490,10 +6282,6 @@
     <w:p>
       <w:pPr>
         <w:pStyle w:val="ListBullet"/>
-        <w:numPr>
-          <w:ilvl w:val="0"/>
-          <w:numId w:val="23"/>
-        </w:numPr>
       </w:pPr>
       <w:r>
         <w:t>FMX uses additive before-show/release messages. VCL uses additive application idle/modal notifications and direct owner application.</w:t>
@@ -5502,12 +6290,9 @@
     <w:p>
       <w:pPr>
         <w:pStyle w:val="ListBullet"/>
-        <w:numPr>
-          <w:ilvl w:val="0"/>
-          <w:numId w:val="23"/>
-        </w:numPr>
       </w:pPr>
       <w:r>
+        <w:lastRenderedPageBreak/>
         <w:t>Selecting or reselecting a language applies the selected pack to every open form immediately. English is a real generated pack, so returning from another language restores all scanned source strings without restarting.</w:t>
       </w:r>
     </w:p>
@@ -5515,11 +6300,11 @@
       <w:pPr>
         <w:pStyle w:val="Heading2"/>
       </w:pPr>
-      <w:bookmarkStart w:id="20" w:name="_Toc237265496"/>
+      <w:bookmarkStart w:id="22" w:name="_Toc237272036"/>
       <w:r>
         <w:t>11.3 Automatic Source Integration (Advanced)</w:t>
       </w:r>
-      <w:bookmarkEnd w:id="20"/>
+      <w:bookmarkEnd w:id="22"/>
     </w:p>
     <w:p>
       <w:r>
@@ -5590,11 +6375,11 @@
       <w:pPr>
         <w:pStyle w:val="Heading1"/>
       </w:pPr>
-      <w:bookmarkStart w:id="21" w:name="_Toc237265497"/>
+      <w:bookmarkStart w:id="23" w:name="_Toc237272037"/>
       <w:r>
         <w:t>12. Translate the Studio Itself</w:t>
       </w:r>
-      <w:bookmarkEnd w:id="21"/>
+      <w:bookmarkEnd w:id="23"/>
     </w:p>
     <w:p>
       <w:pPr>
@@ -5689,11 +6474,11 @@
       <w:pPr>
         <w:pStyle w:val="Heading1"/>
       </w:pPr>
-      <w:bookmarkStart w:id="22" w:name="_Toc237265498"/>
+      <w:bookmarkStart w:id="24" w:name="_Toc237272038"/>
       <w:r>
         <w:t>13. Troubleshooting</w:t>
       </w:r>
-      <w:bookmarkEnd w:id="22"/>
+      <w:bookmarkEnd w:id="24"/>
     </w:p>
     <w:tbl>
       <w:tblPr>
@@ -5798,6 +6583,7 @@
           </w:tcPr>
           <w:p>
             <w:r>
+              <w:lastRenderedPageBreak/>
               <w:t>No scan entries</w:t>
             </w:r>
           </w:p>
@@ -6115,19 +6901,15 @@
       <w:pPr>
         <w:pStyle w:val="Heading1"/>
       </w:pPr>
-      <w:bookmarkStart w:id="23" w:name="_Toc237265499"/>
+      <w:bookmarkStart w:id="25" w:name="_Toc237272039"/>
       <w:r>
         <w:t>14. Security and Privacy</w:t>
       </w:r>
-      <w:bookmarkEnd w:id="23"/>
+      <w:bookmarkEnd w:id="25"/>
     </w:p>
     <w:p>
       <w:pPr>
         <w:pStyle w:val="ListBullet"/>
-        <w:numPr>
-          <w:ilvl w:val="0"/>
-          <w:numId w:val="23"/>
-        </w:numPr>
       </w:pPr>
       <w:r>
         <w:t>Only confirmed source strings are sent to the selected provider.</w:t>
@@ -6136,10 +6918,6 @@
     <w:p>
       <w:pPr>
         <w:pStyle w:val="ListBullet"/>
-        <w:numPr>
-          <w:ilvl w:val="0"/>
-          <w:numId w:val="23"/>
-        </w:numPr>
       </w:pPr>
       <w:r>
         <w:t>Do not send secrets, personal data, customer data, or regulated information as UI text.</w:t>
@@ -6148,10 +6926,6 @@
     <w:p>
       <w:pPr>
         <w:pStyle w:val="ListBullet"/>
-        <w:numPr>
-          <w:ilvl w:val="0"/>
-          <w:numId w:val="23"/>
-        </w:numPr>
       </w:pPr>
       <w:r>
         <w:t>Remembered keys are Windows Generic Credentials; session keys are not persisted.</w:t>
@@ -6160,10 +6934,6 @@
     <w:p>
       <w:pPr>
         <w:pStyle w:val="ListBullet"/>
-        <w:numPr>
-          <w:ilvl w:val="0"/>
-          <w:numId w:val="23"/>
-        </w:numPr>
       </w:pPr>
       <w:r>
         <w:t>Removing a key affects only the selected provider.</w:t>
@@ -6172,10 +6942,6 @@
     <w:p>
       <w:pPr>
         <w:pStyle w:val="ListBullet"/>
-        <w:numPr>
-          <w:ilvl w:val="0"/>
-          <w:numId w:val="23"/>
-        </w:numPr>
       </w:pPr>
       <w:r>
         <w:t>Provider settings JSON contains no API key.</w:t>
@@ -6184,22 +6950,15 @@
     <w:p>
       <w:pPr>
         <w:pStyle w:val="ListBullet"/>
-        <w:numPr>
-          <w:ilvl w:val="0"/>
-          <w:numId w:val="23"/>
-        </w:numPr>
       </w:pPr>
       <w:r>
+        <w:lastRenderedPageBreak/>
         <w:t>Catalogs, runtime packs, deployment packages, logs, backups, and Git should contain no key.</w:t>
       </w:r>
     </w:p>
     <w:p>
       <w:pPr>
         <w:pStyle w:val="ListBullet"/>
-        <w:numPr>
-          <w:ilvl w:val="0"/>
-          <w:numId w:val="23"/>
-        </w:numPr>
       </w:pPr>
       <w:r>
         <w:t>Rotate a key immediately in the provider console if it may have been exposed, then replace it in the Studio.</w:t>
@@ -6209,11 +6968,11 @@
       <w:pPr>
         <w:pStyle w:val="Heading1"/>
       </w:pPr>
-      <w:bookmarkStart w:id="24" w:name="_Toc237265500"/>
+      <w:bookmarkStart w:id="26" w:name="_Toc237272040"/>
       <w:r>
         <w:t>15. File and Folder Reference</w:t>
       </w:r>
-      <w:bookmarkEnd w:id="24"/>
+      <w:bookmarkEnd w:id="26"/>
     </w:p>
     <w:tbl>
       <w:tblPr>
@@ -6570,11 +7329,11 @@
       <w:pPr>
         <w:pStyle w:val="Heading1"/>
       </w:pPr>
-      <w:bookmarkStart w:id="25" w:name="_Toc237265501"/>
+      <w:bookmarkStart w:id="27" w:name="_Toc237272041"/>
       <w:r>
         <w:t>16. Provider Reference and Change Notice</w:t>
       </w:r>
-      <w:bookmarkEnd w:id="25"/>
+      <w:bookmarkEnd w:id="27"/>
     </w:p>
     <w:p>
       <w:r>
@@ -6583,158 +7342,9 @@
     </w:p>
     <w:p>
       <w:r>
-        <w:t>This guide documents the implemented Studio as of August 9, 2026.</w:t>
+        <w:t>This guide documents the implemented Studio as of August 10, 2026.</w:t>
       </w:r>
     </w:p>
-    <w:p>
-      <w:pPr>
-        <w:spacing w:after="200" w:line="276" w:lineRule="auto"/>
-      </w:pPr>
-      <w:r>
-        <w:br w:type="page"/>
-      </w:r>
-    </w:p>
-    <w:p>
-      <w:pPr>
-        <w:pStyle w:val="Heading1"/>
-      </w:pPr>
-      <w:bookmarkStart w:id="26" w:name="_Toc237265502"/>
-      <w:r>
-        <w:t>Guided Setup Wizard (Recommended)</w:t>
-      </w:r>
-      <w:bookmarkEnd w:id="26"/>
-    </w:p>
-    <w:p>
-      <w:r>
-        <w:t>Guided Setup is the recommended path for a first translation. It combines project selection, language selection, provider setup, scanning, automatic translation, validation, runtime-pack export, component-kit creation, and deployment instructions in one professional FMX wizard.</w:t>
-      </w:r>
-    </w:p>
-    <w:p>
-      <w:pPr>
-        <w:pStyle w:val="ListNumber"/>
-        <w:numPr>
-          <w:ilvl w:val="0"/>
-          <w:numId w:val="26"/>
-        </w:numPr>
-      </w:pPr>
-      <w:r>
-        <w:t>On the Project page, choose Start Guided Setup.</w:t>
-      </w:r>
-    </w:p>
-    <w:p>
-      <w:pPr>
-        <w:pStyle w:val="ListNumber"/>
-        <w:numPr>
-          <w:ilvl w:val="0"/>
-          <w:numId w:val="26"/>
-        </w:numPr>
-      </w:pPr>
-      <w:r>
-        <w:t>Read Welcome, then choose Next. You may select any completed step in the left rail to revisit it.</w:t>
-      </w:r>
-    </w:p>
-    <w:p>
-      <w:pPr>
-        <w:pStyle w:val="ListNumber"/>
-        <w:numPr>
-          <w:ilvl w:val="0"/>
-          <w:numId w:val="26"/>
-        </w:numPr>
-      </w:pPr>
-      <w:r>
-        <w:t>Browse to the target .dproj or .dpr file. The wizard identifies VCL or FireMonkey without changing the project.</w:t>
-      </w:r>
-    </w:p>
-    <w:p>
-      <w:pPr>
-        <w:pStyle w:val="ListNumber"/>
-        <w:numPr>
-          <w:ilvl w:val="0"/>
-          <w:numId w:val="26"/>
-        </w:numPr>
-      </w:pPr>
-      <w:r>
-        <w:t>Choose the source and target languages. Confirm the native language name.</w:t>
-      </w:r>
-    </w:p>
-    <w:p>
-      <w:pPr>
-        <w:pStyle w:val="ListNumber"/>
-        <w:numPr>
-          <w:ilvl w:val="0"/>
-          <w:numId w:val="26"/>
-        </w:numPr>
-      </w:pPr>
-      <w:r>
-        <w:t>Choose Google Cloud Translation or DeepL. Enter or use a saved API key, save it securely or for the session, and test the connection.</w:t>
-      </w:r>
-    </w:p>
-    <w:p>
-      <w:pPr>
-        <w:pStyle w:val="ListNumber"/>
-        <w:numPr>
-          <w:ilvl w:val="0"/>
-          <w:numId w:val="26"/>
-        </w:numPr>
-      </w:pPr>
-      <w:r>
-        <w:t>Run Scan Project. Existing catalog translations are retained and only new or changed source text becomes unresolved.</w:t>
-      </w:r>
-    </w:p>
-    <w:p>
-      <w:pPr>
-        <w:pStyle w:val="ListNumber"/>
-        <w:numPr>
-          <w:ilvl w:val="0"/>
-          <w:numId w:val="26"/>
-        </w:numPr>
-      </w:pPr>
-      <w:r>
-        <w:t>Read the approved RAD Studio package-installation procedure. Show Design BPL opens the exact package in File Explorer.</w:t>
-      </w:r>
-    </w:p>
-    <w:p>
-      <w:pPr>
-        <w:pStyle w:val="ListNumber"/>
-        <w:numPr>
-          <w:ilvl w:val="0"/>
-          <w:numId w:val="26"/>
-        </w:numPr>
-      </w:pPr>
-      <w:r>
-        <w:t>Review the summary, keep the safety backup selected, and authorize final processing. Once processing starts, navigation and cancellation remain disabled until it completes or stops safely.</w:t>
-      </w:r>
-    </w:p>
-    <w:p>
-      <w:pPr>
-        <w:pStyle w:val="ListNumber"/>
-        <w:numPr>
-          <w:ilvl w:val="0"/>
-          <w:numId w:val="26"/>
-        </w:numPr>
-      </w:pPr>
-      <w:r>
-        <w:t>On Finish, review the progress log and open the generated component kit. Complete the manual RAD Studio package and component-placement steps.</w:t>
-      </w:r>
-    </w:p>
-    <w:p>
-      <w:pPr>
-        <w:pStyle w:val="ListNumber"/>
-        <w:numPr>
-          <w:ilvl w:val="0"/>
-          <w:numId w:val="26"/>
-        </w:numPr>
-      </w:pPr>
-      <w:r>
-        <w:t>Build the required target configurations, then choose Run Pack Deployment. The wizard uses PowerShell with NoProfile and ExecutionPolicy Bypass. Copy All Commands remains available as a manual fallback.</w:t>
-      </w:r>
-    </w:p>
-    <w:p>
-      <w:r>
-        <w:t>Cancel before final processing closes the wizard without changing the target project. Final processing creates localization artifacts but does not automatically rewrite Delphi Pascal, form, DPR, or DPROJ files. A timestamped completion report records the generated paths and commands.</w:t>
-      </w:r>
-    </w:p>
-    <w:p/>
     <w:sectPr>
       <w:headerReference w:type="default" r:id="rId13"/>
       <w:footerReference w:type="default" r:id="rId14"/>
@@ -7149,250 +7759,104 @@
       </w:rPr>
     </w:lvl>
   </w:abstractNum>
-  <w:abstractNum w:abstractNumId="9" w15:restartNumberingAfterBreak="0">
-    <w:nsid w:val="078701D7"/>
-    <w:multiLevelType w:val="hybridMultilevel"/>
-    <w:tmpl w:val="6CA20136"/>
-    <w:lvl w:ilvl="0" w:tplc="0409000F">
-      <w:start w:val="1"/>
-      <w:numFmt w:val="decimal"/>
-      <w:lvlText w:val="%1."/>
-      <w:lvlJc w:val="left"/>
-      <w:pPr>
-        <w:ind w:left="360" w:hanging="360"/>
-      </w:pPr>
-    </w:lvl>
-    <w:lvl w:ilvl="1" w:tplc="04090019" w:tentative="1">
-      <w:start w:val="1"/>
-      <w:numFmt w:val="lowerLetter"/>
-      <w:lvlText w:val="%2."/>
-      <w:lvlJc w:val="left"/>
-      <w:pPr>
-        <w:ind w:left="1080" w:hanging="360"/>
-      </w:pPr>
-    </w:lvl>
-    <w:lvl w:ilvl="2" w:tplc="0409001B" w:tentative="1">
-      <w:start w:val="1"/>
-      <w:numFmt w:val="lowerRoman"/>
-      <w:lvlText w:val="%3."/>
-      <w:lvlJc w:val="right"/>
-      <w:pPr>
-        <w:ind w:left="1800" w:hanging="180"/>
-      </w:pPr>
-    </w:lvl>
-    <w:lvl w:ilvl="3" w:tplc="0409000F" w:tentative="1">
-      <w:start w:val="1"/>
-      <w:numFmt w:val="decimal"/>
-      <w:lvlText w:val="%4."/>
-      <w:lvlJc w:val="left"/>
-      <w:pPr>
-        <w:ind w:left="2520" w:hanging="360"/>
-      </w:pPr>
-    </w:lvl>
-    <w:lvl w:ilvl="4" w:tplc="04090019" w:tentative="1">
-      <w:start w:val="1"/>
-      <w:numFmt w:val="lowerLetter"/>
-      <w:lvlText w:val="%5."/>
-      <w:lvlJc w:val="left"/>
-      <w:pPr>
-        <w:ind w:left="3240" w:hanging="360"/>
-      </w:pPr>
-    </w:lvl>
-    <w:lvl w:ilvl="5" w:tplc="0409001B" w:tentative="1">
-      <w:start w:val="1"/>
-      <w:numFmt w:val="lowerRoman"/>
-      <w:lvlText w:val="%6."/>
-      <w:lvlJc w:val="right"/>
-      <w:pPr>
-        <w:ind w:left="3960" w:hanging="180"/>
-      </w:pPr>
-    </w:lvl>
-    <w:lvl w:ilvl="6" w:tplc="0409000F" w:tentative="1">
-      <w:start w:val="1"/>
-      <w:numFmt w:val="decimal"/>
-      <w:lvlText w:val="%7."/>
-      <w:lvlJc w:val="left"/>
-      <w:pPr>
-        <w:ind w:left="4680" w:hanging="360"/>
-      </w:pPr>
-    </w:lvl>
-    <w:lvl w:ilvl="7" w:tplc="04090019" w:tentative="1">
-      <w:start w:val="1"/>
-      <w:numFmt w:val="lowerLetter"/>
-      <w:lvlText w:val="%8."/>
-      <w:lvlJc w:val="left"/>
-      <w:pPr>
-        <w:ind w:left="5400" w:hanging="360"/>
-      </w:pPr>
-    </w:lvl>
-    <w:lvl w:ilvl="8" w:tplc="0409001B" w:tentative="1">
-      <w:start w:val="1"/>
-      <w:numFmt w:val="lowerRoman"/>
-      <w:lvlText w:val="%9."/>
-      <w:lvlJc w:val="right"/>
-      <w:pPr>
-        <w:ind w:left="6120" w:hanging="180"/>
-      </w:pPr>
-    </w:lvl>
-  </w:abstractNum>
-  <w:abstractNum w:abstractNumId="10" w15:restartNumberingAfterBreak="0">
-    <w:nsid w:val="48536D4D"/>
-    <w:multiLevelType w:val="singleLevel"/>
-    <w:tmpl w:val="0409000F"/>
-    <w:lvl w:ilvl="0">
-      <w:start w:val="1"/>
-      <w:numFmt w:val="decimal"/>
-      <w:lvlText w:val="%1."/>
-      <w:lvlJc w:val="left"/>
-      <w:pPr>
-        <w:ind w:left="720" w:hanging="360"/>
-      </w:pPr>
-    </w:lvl>
-  </w:abstractNum>
-  <w:abstractNum w:abstractNumId="11" w15:restartNumberingAfterBreak="0">
-    <w:nsid w:val="55F00FD9"/>
-    <w:multiLevelType w:val="singleLevel"/>
-    <w:tmpl w:val="0409000F"/>
-    <w:lvl w:ilvl="0">
-      <w:start w:val="1"/>
-      <w:numFmt w:val="decimal"/>
-      <w:lvlText w:val="%1."/>
-      <w:lvlJc w:val="left"/>
-      <w:pPr>
-        <w:ind w:left="720" w:hanging="360"/>
-      </w:pPr>
-    </w:lvl>
-  </w:abstractNum>
-  <w:abstractNum w:abstractNumId="12" w15:restartNumberingAfterBreak="0">
-    <w:nsid w:val="7F4671DF"/>
-    <w:multiLevelType w:val="singleLevel"/>
-    <w:tmpl w:val="0409000F"/>
-    <w:lvl w:ilvl="0">
-      <w:start w:val="1"/>
-      <w:numFmt w:val="decimal"/>
-      <w:lvlText w:val="%1."/>
-      <w:lvlJc w:val="left"/>
-      <w:pPr>
-        <w:ind w:left="720" w:hanging="360"/>
-      </w:pPr>
-    </w:lvl>
-  </w:abstractNum>
-  <w:num w:numId="1" w16cid:durableId="785008456">
+  <w:num w:numId="1" w16cid:durableId="1776316799">
     <w:abstractNumId w:val="8"/>
   </w:num>
-  <w:num w:numId="2" w16cid:durableId="552739533">
+  <w:num w:numId="2" w16cid:durableId="1325279906">
     <w:abstractNumId w:val="6"/>
   </w:num>
-  <w:num w:numId="3" w16cid:durableId="605499762">
+  <w:num w:numId="3" w16cid:durableId="781728264">
     <w:abstractNumId w:val="5"/>
   </w:num>
-  <w:num w:numId="4" w16cid:durableId="779300391">
+  <w:num w:numId="4" w16cid:durableId="125704999">
     <w:abstractNumId w:val="4"/>
   </w:num>
-  <w:num w:numId="5" w16cid:durableId="827596701">
+  <w:num w:numId="5" w16cid:durableId="414743361">
     <w:abstractNumId w:val="7"/>
   </w:num>
-  <w:num w:numId="6" w16cid:durableId="1053039013">
+  <w:num w:numId="6" w16cid:durableId="1210189110">
     <w:abstractNumId w:val="3"/>
   </w:num>
-  <w:num w:numId="7" w16cid:durableId="1671907617">
+  <w:num w:numId="7" w16cid:durableId="1924950935">
     <w:abstractNumId w:val="2"/>
   </w:num>
-  <w:num w:numId="8" w16cid:durableId="1418667903">
+  <w:num w:numId="8" w16cid:durableId="1679195883">
     <w:abstractNumId w:val="1"/>
   </w:num>
-  <w:num w:numId="9" w16cid:durableId="1133793118">
+  <w:num w:numId="9" w16cid:durableId="1230766533">
     <w:abstractNumId w:val="0"/>
   </w:num>
-  <w:num w:numId="10" w16cid:durableId="1946771588">
+  <w:num w:numId="10" w16cid:durableId="1615744422">
     <w:abstractNumId w:val="7"/>
     <w:lvlOverride w:ilvl="0">
       <w:startOverride w:val="1"/>
     </w:lvlOverride>
   </w:num>
-  <w:num w:numId="11" w16cid:durableId="848644546">
+  <w:num w:numId="11" w16cid:durableId="1644459242">
     <w:abstractNumId w:val="7"/>
     <w:lvlOverride w:ilvl="0">
       <w:startOverride w:val="1"/>
     </w:lvlOverride>
   </w:num>
-  <w:num w:numId="12" w16cid:durableId="135415647">
+  <w:num w:numId="12" w16cid:durableId="1836189626">
     <w:abstractNumId w:val="7"/>
     <w:lvlOverride w:ilvl="0">
       <w:startOverride w:val="1"/>
     </w:lvlOverride>
   </w:num>
-  <w:num w:numId="13" w16cid:durableId="1517453110">
+  <w:num w:numId="13" w16cid:durableId="1156804942">
     <w:abstractNumId w:val="7"/>
     <w:lvlOverride w:ilvl="0">
       <w:startOverride w:val="1"/>
     </w:lvlOverride>
   </w:num>
-  <w:num w:numId="14" w16cid:durableId="980504496">
+  <w:num w:numId="14" w16cid:durableId="948317013">
     <w:abstractNumId w:val="7"/>
     <w:lvlOverride w:ilvl="0">
       <w:startOverride w:val="1"/>
     </w:lvlOverride>
   </w:num>
-  <w:num w:numId="15" w16cid:durableId="332416711">
+  <w:num w:numId="15" w16cid:durableId="451901059">
     <w:abstractNumId w:val="7"/>
     <w:lvlOverride w:ilvl="0">
       <w:startOverride w:val="1"/>
     </w:lvlOverride>
   </w:num>
-  <w:num w:numId="16" w16cid:durableId="184901356">
+  <w:num w:numId="16" w16cid:durableId="329143538">
     <w:abstractNumId w:val="7"/>
     <w:lvlOverride w:ilvl="0">
       <w:startOverride w:val="1"/>
     </w:lvlOverride>
   </w:num>
-  <w:num w:numId="17" w16cid:durableId="709040358">
+  <w:num w:numId="17" w16cid:durableId="1779133513">
     <w:abstractNumId w:val="7"/>
     <w:lvlOverride w:ilvl="0">
       <w:startOverride w:val="1"/>
     </w:lvlOverride>
   </w:num>
-  <w:num w:numId="18" w16cid:durableId="1839690467">
+  <w:num w:numId="18" w16cid:durableId="1062292307">
     <w:abstractNumId w:val="7"/>
     <w:lvlOverride w:ilvl="0">
       <w:startOverride w:val="1"/>
     </w:lvlOverride>
   </w:num>
-  <w:num w:numId="19" w16cid:durableId="118769036">
+  <w:num w:numId="19" w16cid:durableId="619185948">
     <w:abstractNumId w:val="7"/>
     <w:lvlOverride w:ilvl="0">
       <w:startOverride w:val="1"/>
     </w:lvlOverride>
   </w:num>
-  <w:num w:numId="20" w16cid:durableId="2111001939">
+  <w:num w:numId="20" w16cid:durableId="470362828">
     <w:abstractNumId w:val="7"/>
     <w:lvlOverride w:ilvl="0">
       <w:startOverride w:val="1"/>
     </w:lvlOverride>
   </w:num>
-  <w:num w:numId="21" w16cid:durableId="1384674737">
+  <w:num w:numId="21" w16cid:durableId="523714533">
     <w:abstractNumId w:val="7"/>
     <w:lvlOverride w:ilvl="0">
       <w:startOverride w:val="1"/>
     </w:lvlOverride>
-  </w:num>
-  <w:num w:numId="22" w16cid:durableId="263224260">
-    <w:abstractNumId w:val="8"/>
-    <w:lvlOverride w:ilvl="0">
-      <w:startOverride w:val="1"/>
-    </w:lvlOverride>
-  </w:num>
-  <w:num w:numId="23" w16cid:durableId="1865358544">
-    <w:abstractNumId w:val="9"/>
-  </w:num>
-  <w:num w:numId="24" w16cid:durableId="316030936">
-    <w:abstractNumId w:val="12"/>
-  </w:num>
-  <w:num w:numId="25" w16cid:durableId="1963488091">
-    <w:abstractNumId w:val="10"/>
-  </w:num>
-  <w:num w:numId="26" w16cid:durableId="1999068124">
-    <w:abstractNumId w:val="11"/>
   </w:num>
 </w:numbering>
 </file>
@@ -8321,6 +8785,7 @@
         <w:numId w:val="1"/>
       </w:numPr>
       <w:spacing w:after="80"/>
+      <w:ind w:left="540" w:hanging="271"/>
       <w:contextualSpacing/>
     </w:pPr>
   </w:style>
@@ -18817,7 +19282,7 @@
     <w:autoRedefine/>
     <w:uiPriority w:val="39"/>
     <w:unhideWhenUsed/>
-    <w:rsid w:val="003961CD"/>
+    <w:rsid w:val="001D4C32"/>
     <w:pPr>
       <w:spacing w:after="100"/>
     </w:pPr>
@@ -18829,7 +19294,7 @@
     <w:autoRedefine/>
     <w:uiPriority w:val="39"/>
     <w:unhideWhenUsed/>
-    <w:rsid w:val="003961CD"/>
+    <w:rsid w:val="001D4C32"/>
     <w:pPr>
       <w:spacing w:after="100"/>
       <w:ind w:left="220"/>
@@ -18840,7 +19305,7 @@
     <w:basedOn w:val="DefaultParagraphFont"/>
     <w:uiPriority w:val="99"/>
     <w:unhideWhenUsed/>
-    <w:rsid w:val="003961CD"/>
+    <w:rsid w:val="001D4C32"/>
     <w:rPr>
       <w:color w:val="0000FF" w:themeColor="hyperlink"/>
       <w:u w:val="single"/>

--- a/docs/guides/Delphi App Translation Studio User Guide.docx
+++ b/docs/guides/Delphi App Translation Studio User Guide.docx
@@ -1184,7 +1184,7 @@
         </w:numPr>
       </w:pPr>
       <w:r>
-        <w:t>Start the executable and confirm that Delphi App Translation Studio opens maximized. The Project page offers Start Setup Wizard for first-time use and Open Project for the manual workflow.</w:t>
+        <w:t>Start the executable and confirm that Delphi App Translation Studio opens maximized on its landing screen. The landing screen offers Run Setup Wizard for first-time use and Open Maintenance Studio for the manual workflow; the maintenance workflow rail is hidden until that choice is made.</w:t>
       </w:r>
     </w:p>
     <w:p>

--- a/docs/guides/Delphi App Translation Studio User Guide.docx
+++ b/docs/guides/Delphi App Translation Studio User Guide.docx
@@ -4931,6 +4931,39 @@
         <w:t>This guide documents the implemented Studio as of August 10, 2026.</w:t>
       </w:r>
     </w:p>
+    <w:p>
+      <w:r>
+        <w:br w:type="page"/>
+      </w:r>
+    </w:p>
+    <w:p>
+      <w:pPr>
+        <w:pStyle w:val="Heading1"/>
+      </w:pPr>
+      <w:r>
+        <w:t>Current Workflow Update - August 14, 2026</w:t>
+      </w:r>
+    </w:p>
+    <w:p>
+      <w:r>
+        <w:t>The Setup Wizard is the preferred first-run path. Install or confirm the DAT design package first, place the language manager and selector on the target form if needed, save the project, then run the Wizard.</w:t>
+      </w:r>
+    </w:p>
+    <w:p>
+      <w:r>
+        <w:t>The Wizard performs the scan, automatic translation, review, validation, runtime-pack export, component-kit generation, deployment configuration, and optional build/deploy from the finish page.</w:t>
+      </w:r>
+    </w:p>
+    <w:p>
+      <w:r>
+        <w:t>Finish remains disabled while selected build/deploy work is active. Portable destinations can receive JSON packs and, when replace/create is authorized, the executable.</w:t>
+      </w:r>
+    </w:p>
+    <w:p>
+      <w:r>
+        <w:t>The Maintenance Studio remains available for later changes, additional languages, glossary edits, complete reset, and troubleshooting.</w:t>
+      </w:r>
+    </w:p>
     <w:sectPr>
       <w:headerReference w:type="default" r:id="rId14"/>
       <w:footerReference w:type="default" r:id="rId15"/>

--- a/docs/guides/Delphi App Translation Studio User Guide.docx
+++ b/docs/guides/Delphi App Translation Studio User Guide.docx
@@ -4931,39 +4931,6 @@
         <w:t>This guide documents the implemented Studio as of August 10, 2026.</w:t>
       </w:r>
     </w:p>
-    <w:p>
-      <w:r>
-        <w:br w:type="page"/>
-      </w:r>
-    </w:p>
-    <w:p>
-      <w:pPr>
-        <w:pStyle w:val="Heading1"/>
-      </w:pPr>
-      <w:r>
-        <w:t>Current Workflow Update - August 14, 2026</w:t>
-      </w:r>
-    </w:p>
-    <w:p>
-      <w:r>
-        <w:t>The Setup Wizard is the preferred first-run path. Install or confirm the DAT design package first, place the language manager and selector on the target form if needed, save the project, then run the Wizard.</w:t>
-      </w:r>
-    </w:p>
-    <w:p>
-      <w:r>
-        <w:t>The Wizard performs the scan, automatic translation, review, validation, runtime-pack export, component-kit generation, deployment configuration, and optional build/deploy from the finish page.</w:t>
-      </w:r>
-    </w:p>
-    <w:p>
-      <w:r>
-        <w:t>Finish remains disabled while selected build/deploy work is active. Portable destinations can receive JSON packs and, when replace/create is authorized, the executable.</w:t>
-      </w:r>
-    </w:p>
-    <w:p>
-      <w:r>
-        <w:t>The Maintenance Studio remains available for later changes, additional languages, glossary edits, complete reset, and troubleshooting.</w:t>
-      </w:r>
-    </w:p>
     <w:sectPr>
       <w:headerReference w:type="default" r:id="rId14"/>
       <w:footerReference w:type="default" r:id="rId15"/>

--- a/docs/guides/Delphi App Translation Studio User Guide.docx
+++ b/docs/guides/Delphi App Translation Studio User Guide.docx
@@ -184,10 +184,14 @@
         </w:sectPr>
       </w:pPr>
       <w:r>
-        <w:rPr/>
-        <w:t>Version 1.0</w:t>
+        <w:rPr>
+          <w:rFonts w:ascii="Aptos" w:hAnsi="Aptos"/>
+          <w:color w:val="5D7693"/>
+          <w:sz w:val="22"/>
+        </w:rPr>
+        <w:t>Alpha Test - Build 2026.08.22.129</w:t>
         <w:br/>
-        <w:t>Last changed: August 25, 2026</w:t>
+        <w:t>Last changed: August 26, 2026</w:t>
         <w:br/>
         <w:t>Windows • Delphi VCL and FireMonkey • Win32 and Win64</w:t>
       </w:r>
@@ -236,7 +240,7 @@
             </w:rPr>
             <w:fldChar w:fldCharType="separate"/>
           </w:r>
-          <w:hyperlink w:anchor="__RefHeading___Toc8704_2324351978" w:tooltip="1. About This Guide">
+          <w:hyperlink w:anchor="__RefHeading___Toc1618_3462866719" w:tooltip="1. About This Guide">
             <w:r>
               <w:rPr>
                 <w:rStyle w:val="IndexLink"/>
@@ -257,7 +261,7 @@
             </w:tabs>
             <w:rPr/>
           </w:pPr>
-          <w:hyperlink w:anchor="__RefHeading___Toc8706_2324351978" w:tooltip="1.1 The Parts of the Localization System">
+          <w:hyperlink w:anchor="__RefHeading___Toc1620_3462866719" w:tooltip="1.1 The Parts of the Localization System">
             <w:r>
               <w:rPr>
                 <w:rStyle w:val="IndexLink"/>
@@ -265,7 +269,7 @@
               </w:rPr>
               <w:t>1.1 The Parts of the Localization System</w:t>
               <w:tab/>
-              <w:t>1</w:t>
+              <w:t>2</w:t>
             </w:r>
           </w:hyperlink>
         </w:p>
@@ -278,7 +282,7 @@
             </w:tabs>
             <w:rPr/>
           </w:pPr>
-          <w:hyperlink w:anchor="__RefHeading___Toc8708_2324351978" w:tooltip="1.2 What the Studio Changes - and Does Not Change">
+          <w:hyperlink w:anchor="__RefHeading___Toc1622_3462866719" w:tooltip="1.2 What the Studio Changes - and Does Not Change">
             <w:r>
               <w:rPr>
                 <w:rStyle w:val="IndexLink"/>
@@ -299,7 +303,7 @@
             </w:tabs>
             <w:rPr/>
           </w:pPr>
-          <w:hyperlink w:anchor="__RefHeading___Toc8710_2324351978" w:tooltip="2. Before You Begin">
+          <w:hyperlink w:anchor="__RefHeading___Toc1624_3462866719" w:tooltip="2. Before You Begin">
             <w:r>
               <w:rPr>
                 <w:rStyle w:val="IndexLink"/>
@@ -320,13 +324,13 @@
             </w:tabs>
             <w:rPr/>
           </w:pPr>
-          <w:hyperlink w:anchor="__RefHeading___Toc8712_2324351978" w:tooltip="2.1 Choose the Setup Path">
+          <w:hyperlink w:anchor="__RefHeading___Toc1626_3462866719" w:tooltip="2.1 Download or Fork the Alpha Source">
             <w:r>
               <w:rPr>
                 <w:rStyle w:val="IndexLink"/>
                 <w:webHidden/>
               </w:rPr>
-              <w:t>2.1 Choose the Setup Path</w:t>
+              <w:t>2.1 Download or Fork the Alpha Source</w:t>
               <w:tab/>
               <w:t>4</w:t>
             </w:r>
@@ -341,13 +345,13 @@
             </w:tabs>
             <w:rPr/>
           </w:pPr>
-          <w:hyperlink w:anchor="__RefHeading___Toc8714_2324351978" w:tooltip="2.2 Build or Start the Studio">
+          <w:hyperlink w:anchor="__RefHeading___Toc1628_3462866719" w:tooltip="2.2 Choose the Setup Path">
             <w:r>
               <w:rPr>
                 <w:rStyle w:val="IndexLink"/>
                 <w:webHidden/>
               </w:rPr>
-              <w:t>2.2 Build or Start the Studio</w:t>
+              <w:t>2.2 Choose the Setup Path</w:t>
               <w:tab/>
               <w:t>4</w:t>
             </w:r>
@@ -362,34 +366,34 @@
             </w:tabs>
             <w:rPr/>
           </w:pPr>
-          <w:hyperlink w:anchor="__RefHeading___Toc8716_2324351978" w:tooltip="2.3 Install the Localization Components">
+          <w:hyperlink w:anchor="__RefHeading___Toc1630_3462866719" w:tooltip="2.3 Build or Start the Studio">
             <w:r>
               <w:rPr>
                 <w:rStyle w:val="IndexLink"/>
                 <w:webHidden/>
               </w:rPr>
-              <w:t>2.3 Install the Localization Components</w:t>
+              <w:t>2.3 Build or Start the Studio</w:t>
               <w:tab/>
-              <w:t>4</w:t>
+              <w:t>5</w:t>
             </w:r>
           </w:hyperlink>
         </w:p>
         <w:p>
           <w:pPr>
-            <w:pStyle w:val="TOC1"/>
+            <w:pStyle w:val="TOC2"/>
             <w:tabs>
-              <w:tab w:val="clear" w:pos="9360"/>
+              <w:tab w:val="clear" w:pos="9077"/>
               <w:tab w:val="right" w:pos="9359" w:leader="dot"/>
             </w:tabs>
             <w:rPr/>
           </w:pPr>
-          <w:hyperlink w:anchor="__RefHeading___Toc8718_2324351978" w:tooltip="3. The End-to-End Workflow">
+          <w:hyperlink w:anchor="__RefHeading___Toc1632_3462866719" w:tooltip="2.4 Install the Localization Components">
             <w:r>
               <w:rPr>
                 <w:rStyle w:val="IndexLink"/>
                 <w:webHidden/>
               </w:rPr>
-              <w:t>3. The End-to-End Workflow</w:t>
+              <w:t>2.4 Install the Localization Components</w:t>
               <w:tab/>
               <w:t>5</w:t>
             </w:r>
@@ -404,34 +408,13 @@
             </w:tabs>
             <w:rPr/>
           </w:pPr>
-          <w:hyperlink w:anchor="__RefHeading___Toc8720_2324351978" w:tooltip="4. Open and Scan a Project">
+          <w:hyperlink w:anchor="__RefHeading___Toc1634_3462866719" w:tooltip="3. The End-to-End Workflow">
             <w:r>
               <w:rPr>
                 <w:rStyle w:val="IndexLink"/>
                 <w:webHidden/>
               </w:rPr>
-              <w:t>4. Open and Scan a Project</w:t>
-              <w:tab/>
-              <w:t>6</w:t>
-            </w:r>
-          </w:hyperlink>
-        </w:p>
-        <w:p>
-          <w:pPr>
-            <w:pStyle w:val="TOC2"/>
-            <w:tabs>
-              <w:tab w:val="clear" w:pos="9077"/>
-              <w:tab w:val="right" w:pos="9359" w:leader="dot"/>
-            </w:tabs>
-            <w:rPr/>
-          </w:pPr>
-          <w:hyperlink w:anchor="__RefHeading___Toc8722_2324351978" w:tooltip="4.1 Text that is collected">
-            <w:r>
-              <w:rPr>
-                <w:rStyle w:val="IndexLink"/>
-                <w:webHidden/>
-              </w:rPr>
-              <w:t>4.1 Text that is collected</w:t>
+              <w:t>3. The End-to-End Workflow</w:t>
               <w:tab/>
               <w:t>6</w:t>
             </w:r>
@@ -446,7 +429,49 @@
             </w:tabs>
             <w:rPr/>
           </w:pPr>
-          <w:hyperlink w:anchor="__RefHeading___Toc8724_2324351978" w:tooltip="5. Create and Edit a Language Catalog">
+          <w:hyperlink w:anchor="__RefHeading___Toc1636_3462866719" w:tooltip="4. Open and Scan a Project">
+            <w:r>
+              <w:rPr>
+                <w:rStyle w:val="IndexLink"/>
+                <w:webHidden/>
+              </w:rPr>
+              <w:t>4. Open and Scan a Project</w:t>
+              <w:tab/>
+              <w:t>7</w:t>
+            </w:r>
+          </w:hyperlink>
+        </w:p>
+        <w:p>
+          <w:pPr>
+            <w:pStyle w:val="TOC2"/>
+            <w:tabs>
+              <w:tab w:val="clear" w:pos="9077"/>
+              <w:tab w:val="right" w:pos="9359" w:leader="dot"/>
+            </w:tabs>
+            <w:rPr/>
+          </w:pPr>
+          <w:hyperlink w:anchor="__RefHeading___Toc1638_3462866719" w:tooltip="4.1 Text that is collected">
+            <w:r>
+              <w:rPr>
+                <w:rStyle w:val="IndexLink"/>
+                <w:webHidden/>
+              </w:rPr>
+              <w:t>4.1 Text that is collected</w:t>
+              <w:tab/>
+              <w:t>7</w:t>
+            </w:r>
+          </w:hyperlink>
+        </w:p>
+        <w:p>
+          <w:pPr>
+            <w:pStyle w:val="TOC1"/>
+            <w:tabs>
+              <w:tab w:val="clear" w:pos="9360"/>
+              <w:tab w:val="right" w:pos="9359" w:leader="dot"/>
+            </w:tabs>
+            <w:rPr/>
+          </w:pPr>
+          <w:hyperlink w:anchor="__RefHeading___Toc1640_3462866719" w:tooltip="5. Create and Edit a Language Catalog">
             <w:r>
               <w:rPr>
                 <w:rStyle w:val="IndexLink"/>
@@ -467,7 +492,7 @@
             </w:tabs>
             <w:rPr/>
           </w:pPr>
-          <w:hyperlink w:anchor="__RefHeading___Toc8726_2324351978" w:tooltip="5.1 Translation statuses">
+          <w:hyperlink w:anchor="__RefHeading___Toc1642_3462866719" w:tooltip="5.1 Translation statuses">
             <w:r>
               <w:rPr>
                 <w:rStyle w:val="IndexLink"/>
@@ -475,7 +500,7 @@
               </w:rPr>
               <w:t>5.1 Translation statuses</w:t>
               <w:tab/>
-              <w:t>7</w:t>
+              <w:t>8</w:t>
             </w:r>
           </w:hyperlink>
         </w:p>
@@ -488,7 +513,7 @@
             </w:tabs>
             <w:rPr/>
           </w:pPr>
-          <w:hyperlink w:anchor="__RefHeading___Toc8728_2324351978" w:tooltip="5.2 Automatic Google or DeepL workflow">
+          <w:hyperlink w:anchor="__RefHeading___Toc1644_3462866719" w:tooltip="5.2 Automatic Google or DeepL workflow">
             <w:r>
               <w:rPr>
                 <w:rStyle w:val="IndexLink"/>
@@ -509,34 +534,13 @@
             </w:tabs>
             <w:rPr/>
           </w:pPr>
-          <w:hyperlink w:anchor="__RefHeading___Toc8730_2324351978" w:tooltip="5.3 Safety, context, and focused review">
+          <w:hyperlink w:anchor="__RefHeading___Toc1646_3462866719" w:tooltip="5.3 Safety, context, and focused review">
             <w:r>
               <w:rPr>
                 <w:rStyle w:val="IndexLink"/>
                 <w:webHidden/>
               </w:rPr>
               <w:t>5.3 Safety, context, and focused review</w:t>
-              <w:tab/>
-              <w:t>8</w:t>
-            </w:r>
-          </w:hyperlink>
-        </w:p>
-        <w:p>
-          <w:pPr>
-            <w:pStyle w:val="TOC1"/>
-            <w:tabs>
-              <w:tab w:val="clear" w:pos="9360"/>
-              <w:tab w:val="right" w:pos="9359" w:leader="dot"/>
-            </w:tabs>
-            <w:rPr/>
-          </w:pPr>
-          <w:hyperlink w:anchor="__RefHeading___Toc8732_2324351978" w:tooltip="6. Provider Settings and Secure Key Storage">
-            <w:r>
-              <w:rPr>
-                <w:rStyle w:val="IndexLink"/>
-                <w:webHidden/>
-              </w:rPr>
-              <w:t>6. Provider Settings and Secure Key Storage</w:t>
               <w:tab/>
               <w:t>9</w:t>
             </w:r>
@@ -551,7 +555,28 @@
             </w:tabs>
             <w:rPr/>
           </w:pPr>
-          <w:hyperlink w:anchor="__RefHeading___Toc8734_2324351978" w:tooltip="7. Obtain and Enter a DeepL API Key">
+          <w:hyperlink w:anchor="__RefHeading___Toc1648_3462866719" w:tooltip="6. Provider Settings and Secure Key Storage">
+            <w:r>
+              <w:rPr>
+                <w:rStyle w:val="IndexLink"/>
+                <w:webHidden/>
+              </w:rPr>
+              <w:t>6. Provider Settings and Secure Key Storage</w:t>
+              <w:tab/>
+              <w:t>10</w:t>
+            </w:r>
+          </w:hyperlink>
+        </w:p>
+        <w:p>
+          <w:pPr>
+            <w:pStyle w:val="TOC1"/>
+            <w:tabs>
+              <w:tab w:val="clear" w:pos="9360"/>
+              <w:tab w:val="right" w:pos="9359" w:leader="dot"/>
+            </w:tabs>
+            <w:rPr/>
+          </w:pPr>
+          <w:hyperlink w:anchor="__RefHeading___Toc1650_3462866719" w:tooltip="7. Obtain and Enter a DeepL API Key">
             <w:r>
               <w:rPr>
                 <w:rStyle w:val="IndexLink"/>
@@ -572,7 +597,7 @@
             </w:tabs>
             <w:rPr/>
           </w:pPr>
-          <w:hyperlink w:anchor="__RefHeading___Toc8736_2324351978" w:tooltip="8. Obtain and Enter a Google API Key">
+          <w:hyperlink w:anchor="__RefHeading___Toc1652_3462866719" w:tooltip="8. Obtain and Enter a Google API Key">
             <w:r>
               <w:rPr>
                 <w:rStyle w:val="IndexLink"/>
@@ -593,7 +618,7 @@
             </w:tabs>
             <w:rPr/>
           </w:pPr>
-          <w:hyperlink w:anchor="__RefHeading___Toc8738_2324351978" w:tooltip="9. Direct Provider Translation">
+          <w:hyperlink w:anchor="__RefHeading___Toc1654_3462866719" w:tooltip="9. Direct Provider Translation">
             <w:r>
               <w:rPr>
                 <w:rStyle w:val="IndexLink"/>
@@ -614,7 +639,7 @@
             </w:tabs>
             <w:rPr/>
           </w:pPr>
-          <w:hyperlink w:anchor="__RefHeading___Toc8740_2324351978" w:tooltip="10. Validate and Export">
+          <w:hyperlink w:anchor="__RefHeading___Toc1656_3462866719" w:tooltip="10. Validate and Export">
             <w:r>
               <w:rPr>
                 <w:rStyle w:val="IndexLink"/>
@@ -622,7 +647,7 @@
               </w:rPr>
               <w:t>10. Validate and Export</w:t>
               <w:tab/>
-              <w:t>12</w:t>
+              <w:t>13</w:t>
             </w:r>
           </w:hyperlink>
         </w:p>
@@ -635,7 +660,7 @@
             </w:tabs>
             <w:rPr/>
           </w:pPr>
-          <w:hyperlink w:anchor="__RefHeading___Toc8742_2324351978" w:tooltip="11. Integrate a Target Application">
+          <w:hyperlink w:anchor="__RefHeading___Toc1658_3462866719" w:tooltip="11. Integrate a Target Application">
             <w:r>
               <w:rPr>
                 <w:rStyle w:val="IndexLink"/>
@@ -656,34 +681,13 @@
             </w:tabs>
             <w:rPr/>
           </w:pPr>
-          <w:hyperlink w:anchor="__RefHeading___Toc8744_2324351978" w:tooltip="11.1 Component properties and behavior">
+          <w:hyperlink w:anchor="__RefHeading___Toc1660_3462866719" w:tooltip="11.1 Component properties and behavior">
             <w:r>
               <w:rPr>
                 <w:rStyle w:val="IndexLink"/>
                 <w:webHidden/>
               </w:rPr>
               <w:t>11.1 Component properties and behavior</w:t>
-              <w:tab/>
-              <w:t>13</w:t>
-            </w:r>
-          </w:hyperlink>
-        </w:p>
-        <w:p>
-          <w:pPr>
-            <w:pStyle w:val="TOC2"/>
-            <w:tabs>
-              <w:tab w:val="clear" w:pos="9077"/>
-              <w:tab w:val="right" w:pos="9359" w:leader="dot"/>
-            </w:tabs>
-            <w:rPr/>
-          </w:pPr>
-          <w:hyperlink w:anchor="__RefHeading___Toc8746_2324351978" w:tooltip="11.2 Runtime files and preferences">
-            <w:r>
-              <w:rPr>
-                <w:rStyle w:val="IndexLink"/>
-                <w:webHidden/>
-              </w:rPr>
-              <w:t>11.2 Runtime files and preferences</w:t>
               <w:tab/>
               <w:t>14</w:t>
             </w:r>
@@ -698,34 +702,13 @@
             </w:tabs>
             <w:rPr/>
           </w:pPr>
-          <w:hyperlink w:anchor="__RefHeading___Toc8748_2324351978" w:tooltip="11.3 Automatic Source Integration (Advanced)">
+          <w:hyperlink w:anchor="__RefHeading___Toc1662_3462866719" w:tooltip="11.2 Runtime files and preferences">
             <w:r>
               <w:rPr>
                 <w:rStyle w:val="IndexLink"/>
                 <w:webHidden/>
               </w:rPr>
-              <w:t>11.3 Automatic Source Integration (Advanced)</w:t>
-              <w:tab/>
-              <w:t>14</w:t>
-            </w:r>
-          </w:hyperlink>
-        </w:p>
-        <w:p>
-          <w:pPr>
-            <w:pStyle w:val="TOC1"/>
-            <w:tabs>
-              <w:tab w:val="clear" w:pos="9360"/>
-              <w:tab w:val="right" w:pos="9359" w:leader="dot"/>
-            </w:tabs>
-            <w:rPr/>
-          </w:pPr>
-          <w:hyperlink w:anchor="__RefHeading___Toc8750_2324351978" w:tooltip="12. Translate the Studio Itself">
-            <w:r>
-              <w:rPr>
-                <w:rStyle w:val="IndexLink"/>
-                <w:webHidden/>
-              </w:rPr>
-              <w:t>12. Translate the Studio Itself</w:t>
+              <w:t>11.2 Runtime files and preferences</w:t>
               <w:tab/>
               <w:t>15</w:t>
             </w:r>
@@ -733,20 +716,20 @@
         </w:p>
         <w:p>
           <w:pPr>
-            <w:pStyle w:val="TOC1"/>
+            <w:pStyle w:val="TOC2"/>
             <w:tabs>
-              <w:tab w:val="clear" w:pos="9360"/>
+              <w:tab w:val="clear" w:pos="9077"/>
               <w:tab w:val="right" w:pos="9359" w:leader="dot"/>
             </w:tabs>
             <w:rPr/>
           </w:pPr>
-          <w:hyperlink w:anchor="__RefHeading___Toc8752_2324351978" w:tooltip="13. Troubleshooting">
+          <w:hyperlink w:anchor="__RefHeading___Toc1664_3462866719" w:tooltip="11.3 Runtime Translation, Layout, and RTL Behavior">
             <w:r>
               <w:rPr>
                 <w:rStyle w:val="IndexLink"/>
                 <w:webHidden/>
               </w:rPr>
-              <w:t>13. Troubleshooting</w:t>
+              <w:t>11.3 Runtime Translation, Layout, and RTL Behavior</w:t>
               <w:tab/>
               <w:t>15</w:t>
             </w:r>
@@ -754,20 +737,20 @@
         </w:p>
         <w:p>
           <w:pPr>
-            <w:pStyle w:val="TOC1"/>
+            <w:pStyle w:val="TOC2"/>
             <w:tabs>
-              <w:tab w:val="clear" w:pos="9360"/>
+              <w:tab w:val="clear" w:pos="9077"/>
               <w:tab w:val="right" w:pos="9359" w:leader="dot"/>
             </w:tabs>
             <w:rPr/>
           </w:pPr>
-          <w:hyperlink w:anchor="__RefHeading___Toc8754_2324351978" w:tooltip="14. Security and Privacy">
+          <w:hyperlink w:anchor="__RefHeading___Toc1666_3462866719" w:tooltip="11.4 Automatic Source Integration (Advanced)">
             <w:r>
               <w:rPr>
                 <w:rStyle w:val="IndexLink"/>
                 <w:webHidden/>
               </w:rPr>
-              <w:t>14. Security and Privacy</w:t>
+              <w:t>11.4 Automatic Source Integration (Advanced)</w:t>
               <w:tab/>
               <w:t>16</w:t>
             </w:r>
@@ -782,13 +765,34 @@
             </w:tabs>
             <w:rPr/>
           </w:pPr>
-          <w:hyperlink w:anchor="__RefHeading___Toc8756_2324351978" w:tooltip="15. File and Folder Reference">
+          <w:hyperlink w:anchor="__RefHeading___Toc1668_3462866719" w:tooltip="12. Translate the Studio Itself">
             <w:r>
               <w:rPr>
                 <w:rStyle w:val="IndexLink"/>
                 <w:webHidden/>
               </w:rPr>
-              <w:t>15. File and Folder Reference</w:t>
+              <w:t>12. Translate the Studio Itself</w:t>
+              <w:tab/>
+              <w:t>16</w:t>
+            </w:r>
+          </w:hyperlink>
+        </w:p>
+        <w:p>
+          <w:pPr>
+            <w:pStyle w:val="TOC1"/>
+            <w:tabs>
+              <w:tab w:val="clear" w:pos="9360"/>
+              <w:tab w:val="right" w:pos="9359" w:leader="dot"/>
+            </w:tabs>
+            <w:rPr/>
+          </w:pPr>
+          <w:hyperlink w:anchor="__RefHeading___Toc1670_3462866719" w:tooltip="13. Troubleshooting">
+            <w:r>
+              <w:rPr>
+                <w:rStyle w:val="IndexLink"/>
+                <w:webHidden/>
+              </w:rPr>
+              <w:t>13. Troubleshooting</w:t>
               <w:tab/>
               <w:t>17</w:t>
             </w:r>
@@ -803,15 +807,57 @@
             </w:tabs>
             <w:rPr/>
           </w:pPr>
-          <w:hyperlink w:anchor="__RefHeading___Toc8758_2324351978" w:tooltip="16. Provider Reference and Change Notice">
+          <w:hyperlink w:anchor="__RefHeading___Toc1672_3462866719" w:tooltip="14. Security and Privacy">
             <w:r>
               <w:rPr>
                 <w:rStyle w:val="IndexLink"/>
                 <w:webHidden/>
               </w:rPr>
+              <w:t>14. Security and Privacy</w:t>
+              <w:tab/>
+              <w:t>18</w:t>
+            </w:r>
+          </w:hyperlink>
+        </w:p>
+        <w:p>
+          <w:pPr>
+            <w:pStyle w:val="TOC1"/>
+            <w:tabs>
+              <w:tab w:val="clear" w:pos="9360"/>
+              <w:tab w:val="right" w:pos="9359" w:leader="dot"/>
+            </w:tabs>
+            <w:rPr/>
+          </w:pPr>
+          <w:hyperlink w:anchor="__RefHeading___Toc1674_3462866719" w:tooltip="15. File and Folder Reference">
+            <w:r>
+              <w:rPr>
+                <w:rStyle w:val="IndexLink"/>
+                <w:webHidden/>
+              </w:rPr>
+              <w:t>15. File and Folder Reference</w:t>
+              <w:tab/>
+              <w:t>19</w:t>
+            </w:r>
+          </w:hyperlink>
+        </w:p>
+        <w:p>
+          <w:pPr>
+            <w:pStyle w:val="TOC1"/>
+            <w:tabs>
+              <w:tab w:val="clear" w:pos="9360"/>
+              <w:tab w:val="right" w:pos="9359" w:leader="dot"/>
+            </w:tabs>
+            <w:rPr/>
+          </w:pPr>
+          <w:hyperlink w:anchor="__RefHeading___Toc1676_3462866719" w:tooltip="16. Provider Reference and Change Notice">
+            <w:r>
+              <w:rPr>
+                <w:rStyle w:val="IndexLink"/>
+                <w:webHidden/>
+              </w:rPr>
               <w:t>16. Provider Reference and Change Notice</w:t>
               <w:tab/>
-              <w:t>17</w:t>
+              <w:t>19</w:t>
             </w:r>
           </w:hyperlink>
           <w:r>
@@ -847,7 +893,7 @@
         <w:pStyle w:val="Heading1"/>
         <w:rPr/>
       </w:pPr>
-      <w:bookmarkStart w:id="0" w:name="__RefHeading___Toc8704_2324351978"/>
+      <w:bookmarkStart w:id="0" w:name="__RefHeading___Toc1618_3462866719"/>
       <w:bookmarkEnd w:id="0"/>
       <w:r>
         <w:rPr/>
@@ -956,13 +1002,48 @@
           </w:p>
         </w:tc>
       </w:tr>
+      <w:tr>
+        <w:trPr>
+          <w:cantSplit/>
+        </w:trPr>
+        <w:tc>
+          <w:tcPr>
+            <w:tcW w:w="9360" w:type="dxa"/>
+            <w:tcBorders/>
+            <w:shd w:fill="EAF3FF" w:val="clear"/>
+            <w:vAlign w:val="center"/>
+          </w:tcPr>
+          <w:p>
+            <w:pPr>
+              <w:pStyle w:val="Callout"/>
+              <w:widowControl/>
+              <w:bidi w:val="0"/>
+              <w:spacing w:lineRule="auto" w:line="276" w:before="80" w:after="120"/>
+              <w:ind w:start="288" w:end="288"/>
+              <w:jc w:val="start"/>
+              <w:rPr/>
+            </w:pPr>
+            <w:r>
+              <w:rPr>
+                <w:b/>
+                <w:color w:val="234C80"/>
+              </w:rPr>
+              <w:t xml:space="preserve">Alpha software - do not use in production. </w:t>
+            </w:r>
+            <w:r>
+              <w:rPr/>
+              <w:t>Testing, evaluation, feedback, and forks are welcome, but active development is still underway. Work only on disposable project copies, keep a verified backup, inspect every catalog and generated file, and visually test every translated screen. A feature may change or may not behave as an alpha tester expects. Read README.md in the repository before beginning.</w:t>
+            </w:r>
+          </w:p>
+        </w:tc>
+      </w:tr>
     </w:tbl>
     <w:p>
       <w:pPr>
         <w:pStyle w:val="Heading2"/>
         <w:rPr/>
       </w:pPr>
-      <w:bookmarkStart w:id="1" w:name="__RefHeading___Toc8706_2324351978"/>
+      <w:bookmarkStart w:id="1" w:name="__RefHeading___Toc1620_3462866719"/>
       <w:bookmarkEnd w:id="1"/>
       <w:r>
         <w:rPr/>
@@ -985,8 +1066,8 @@
         <w:tblLook w:val="04a0" w:firstRow="1" w:noVBand="1" w:lastRow="0" w:firstColumn="1" w:lastColumn="0" w:noHBand="0"/>
       </w:tblPr>
       <w:tblGrid>
-        <w:gridCol w:w="1798"/>
-        <w:gridCol w:w="3902"/>
+        <w:gridCol w:w="1799"/>
+        <w:gridCol w:w="3901"/>
         <w:gridCol w:w="3660"/>
       </w:tblGrid>
       <w:tr>
@@ -995,7 +1076,7 @@
         </w:trPr>
         <w:tc>
           <w:tcPr>
-            <w:tcW w:w="1798" w:type="dxa"/>
+            <w:tcW w:w="1799" w:type="dxa"/>
             <w:tcBorders/>
             <w:shd w:fill="234C80" w:val="clear"/>
           </w:tcPr>
@@ -1003,7 +1084,6 @@
             <w:pPr>
               <w:pStyle w:val="Normal"/>
               <w:widowControl/>
-              <w:suppressAutoHyphens w:val="true"/>
               <w:spacing w:before="0" w:after="120"/>
               <w:jc w:val="start"/>
               <w:rPr>
@@ -1031,7 +1111,7 @@
         </w:tc>
         <w:tc>
           <w:tcPr>
-            <w:tcW w:w="3902" w:type="dxa"/>
+            <w:tcW w:w="3901" w:type="dxa"/>
             <w:tcBorders/>
             <w:shd w:fill="234C80" w:val="clear"/>
           </w:tcPr>
@@ -1039,7 +1119,6 @@
             <w:pPr>
               <w:pStyle w:val="Normal"/>
               <w:widowControl/>
-              <w:suppressAutoHyphens w:val="true"/>
               <w:spacing w:before="0" w:after="120"/>
               <w:jc w:val="start"/>
               <w:rPr>
@@ -1075,7 +1154,6 @@
             <w:pPr>
               <w:pStyle w:val="Normal"/>
               <w:widowControl/>
-              <w:suppressAutoHyphens w:val="true"/>
               <w:spacing w:before="0" w:after="120"/>
               <w:jc w:val="start"/>
               <w:rPr>
@@ -1108,7 +1186,7 @@
         </w:trPr>
         <w:tc>
           <w:tcPr>
-            <w:tcW w:w="1798" w:type="dxa"/>
+            <w:tcW w:w="1799" w:type="dxa"/>
             <w:tcBorders>
               <w:top w:val="nil"/>
               <w:bottom w:val="nil"/>
@@ -1120,7 +1198,6 @@
             <w:pPr>
               <w:pStyle w:val="Normal"/>
               <w:widowControl/>
-              <w:suppressAutoHyphens w:val="true"/>
               <w:spacing w:before="0" w:after="120"/>
               <w:jc w:val="start"/>
               <w:rPr>
@@ -1147,7 +1224,7 @@
         </w:tc>
         <w:tc>
           <w:tcPr>
-            <w:tcW w:w="3902" w:type="dxa"/>
+            <w:tcW w:w="3901" w:type="dxa"/>
             <w:tcBorders>
               <w:top w:val="nil"/>
               <w:bottom w:val="nil"/>
@@ -1159,7 +1236,6 @@
             <w:pPr>
               <w:pStyle w:val="Normal"/>
               <w:widowControl/>
-              <w:suppressAutoHyphens w:val="true"/>
               <w:spacing w:before="0" w:after="120"/>
               <w:jc w:val="start"/>
               <w:rPr>
@@ -1194,7 +1270,6 @@
             <w:pPr>
               <w:pStyle w:val="Normal"/>
               <w:widowControl/>
-              <w:suppressAutoHyphens w:val="true"/>
               <w:spacing w:before="0" w:after="120"/>
               <w:jc w:val="start"/>
               <w:rPr>
@@ -1222,7 +1297,7 @@
         </w:trPr>
         <w:tc>
           <w:tcPr>
-            <w:tcW w:w="1798" w:type="dxa"/>
+            <w:tcW w:w="1799" w:type="dxa"/>
             <w:tcBorders>
               <w:top w:val="nil"/>
               <w:bottom w:val="nil"/>
@@ -1233,7 +1308,6 @@
             <w:pPr>
               <w:pStyle w:val="Normal"/>
               <w:widowControl/>
-              <w:suppressAutoHyphens w:val="true"/>
               <w:spacing w:before="0" w:after="120"/>
               <w:jc w:val="start"/>
               <w:rPr>
@@ -1260,7 +1334,7 @@
         </w:tc>
         <w:tc>
           <w:tcPr>
-            <w:tcW w:w="3902" w:type="dxa"/>
+            <w:tcW w:w="3901" w:type="dxa"/>
             <w:tcBorders>
               <w:top w:val="nil"/>
               <w:bottom w:val="nil"/>
@@ -1271,7 +1345,6 @@
             <w:pPr>
               <w:pStyle w:val="Normal"/>
               <w:widowControl/>
-              <w:suppressAutoHyphens w:val="true"/>
               <w:spacing w:before="0" w:after="120"/>
               <w:jc w:val="start"/>
               <w:rPr>
@@ -1305,7 +1378,6 @@
             <w:pPr>
               <w:pStyle w:val="Normal"/>
               <w:widowControl/>
-              <w:suppressAutoHyphens w:val="true"/>
               <w:spacing w:before="0" w:after="120"/>
               <w:jc w:val="start"/>
               <w:rPr>
@@ -1333,7 +1405,7 @@
         </w:trPr>
         <w:tc>
           <w:tcPr>
-            <w:tcW w:w="1798" w:type="dxa"/>
+            <w:tcW w:w="1799" w:type="dxa"/>
             <w:tcBorders>
               <w:top w:val="nil"/>
               <w:bottom w:val="nil"/>
@@ -1345,7 +1417,6 @@
             <w:pPr>
               <w:pStyle w:val="Normal"/>
               <w:widowControl/>
-              <w:suppressAutoHyphens w:val="true"/>
               <w:spacing w:before="0" w:after="120"/>
               <w:jc w:val="start"/>
               <w:rPr>
@@ -1372,7 +1443,7 @@
         </w:tc>
         <w:tc>
           <w:tcPr>
-            <w:tcW w:w="3902" w:type="dxa"/>
+            <w:tcW w:w="3901" w:type="dxa"/>
             <w:tcBorders>
               <w:top w:val="nil"/>
               <w:bottom w:val="nil"/>
@@ -1384,7 +1455,6 @@
             <w:pPr>
               <w:pStyle w:val="Normal"/>
               <w:widowControl/>
-              <w:suppressAutoHyphens w:val="true"/>
               <w:spacing w:before="0" w:after="120"/>
               <w:jc w:val="start"/>
               <w:rPr>
@@ -1419,7 +1489,6 @@
             <w:pPr>
               <w:pStyle w:val="Normal"/>
               <w:widowControl/>
-              <w:suppressAutoHyphens w:val="true"/>
               <w:spacing w:before="0" w:after="120"/>
               <w:jc w:val="start"/>
               <w:rPr>
@@ -1447,7 +1516,7 @@
         </w:trPr>
         <w:tc>
           <w:tcPr>
-            <w:tcW w:w="1798" w:type="dxa"/>
+            <w:tcW w:w="1799" w:type="dxa"/>
             <w:tcBorders>
               <w:top w:val="nil"/>
               <w:bottom w:val="nil"/>
@@ -1458,7 +1527,6 @@
             <w:pPr>
               <w:pStyle w:val="Normal"/>
               <w:widowControl/>
-              <w:suppressAutoHyphens w:val="true"/>
               <w:spacing w:before="0" w:after="120"/>
               <w:jc w:val="start"/>
               <w:rPr>
@@ -1485,7 +1553,7 @@
         </w:tc>
         <w:tc>
           <w:tcPr>
-            <w:tcW w:w="3902" w:type="dxa"/>
+            <w:tcW w:w="3901" w:type="dxa"/>
             <w:tcBorders>
               <w:top w:val="nil"/>
               <w:bottom w:val="nil"/>
@@ -1496,7 +1564,6 @@
             <w:pPr>
               <w:pStyle w:val="Normal"/>
               <w:widowControl/>
-              <w:suppressAutoHyphens w:val="true"/>
               <w:spacing w:before="0" w:after="120"/>
               <w:jc w:val="start"/>
               <w:rPr>
@@ -1530,7 +1597,6 @@
             <w:pPr>
               <w:pStyle w:val="Normal"/>
               <w:widowControl/>
-              <w:suppressAutoHyphens w:val="true"/>
               <w:spacing w:before="0" w:after="120"/>
               <w:jc w:val="start"/>
               <w:rPr>
@@ -1558,7 +1624,7 @@
         </w:trPr>
         <w:tc>
           <w:tcPr>
-            <w:tcW w:w="1798" w:type="dxa"/>
+            <w:tcW w:w="1799" w:type="dxa"/>
             <w:tcBorders>
               <w:top w:val="nil"/>
               <w:bottom w:val="nil"/>
@@ -1570,7 +1636,6 @@
             <w:pPr>
               <w:pStyle w:val="Normal"/>
               <w:widowControl/>
-              <w:suppressAutoHyphens w:val="true"/>
               <w:spacing w:before="0" w:after="120"/>
               <w:jc w:val="start"/>
               <w:rPr>
@@ -1597,7 +1662,7 @@
         </w:tc>
         <w:tc>
           <w:tcPr>
-            <w:tcW w:w="3902" w:type="dxa"/>
+            <w:tcW w:w="3901" w:type="dxa"/>
             <w:tcBorders>
               <w:top w:val="nil"/>
               <w:bottom w:val="nil"/>
@@ -1609,7 +1674,6 @@
             <w:pPr>
               <w:pStyle w:val="Normal"/>
               <w:widowControl/>
-              <w:suppressAutoHyphens w:val="true"/>
               <w:spacing w:before="0" w:after="120"/>
               <w:jc w:val="start"/>
               <w:rPr>
@@ -1644,7 +1708,6 @@
             <w:pPr>
               <w:pStyle w:val="Normal"/>
               <w:widowControl/>
-              <w:suppressAutoHyphens w:val="true"/>
               <w:spacing w:before="0" w:after="120"/>
               <w:jc w:val="start"/>
               <w:rPr>
@@ -1672,7 +1735,7 @@
         </w:trPr>
         <w:tc>
           <w:tcPr>
-            <w:tcW w:w="1798" w:type="dxa"/>
+            <w:tcW w:w="1799" w:type="dxa"/>
             <w:tcBorders>
               <w:top w:val="nil"/>
             </w:tcBorders>
@@ -1682,7 +1745,6 @@
             <w:pPr>
               <w:pStyle w:val="Normal"/>
               <w:widowControl/>
-              <w:suppressAutoHyphens w:val="true"/>
               <w:spacing w:before="0" w:after="120"/>
               <w:jc w:val="start"/>
               <w:rPr>
@@ -1709,7 +1771,7 @@
         </w:tc>
         <w:tc>
           <w:tcPr>
-            <w:tcW w:w="3902" w:type="dxa"/>
+            <w:tcW w:w="3901" w:type="dxa"/>
             <w:tcBorders>
               <w:top w:val="nil"/>
             </w:tcBorders>
@@ -1719,7 +1781,6 @@
             <w:pPr>
               <w:pStyle w:val="Normal"/>
               <w:widowControl/>
-              <w:suppressAutoHyphens w:val="true"/>
               <w:spacing w:before="0" w:after="120"/>
               <w:jc w:val="start"/>
               <w:rPr>
@@ -1752,7 +1813,6 @@
             <w:pPr>
               <w:pStyle w:val="Normal"/>
               <w:widowControl/>
-              <w:suppressAutoHyphens w:val="true"/>
               <w:spacing w:before="0" w:after="120"/>
               <w:jc w:val="start"/>
               <w:rPr>
@@ -1833,7 +1893,7 @@
         <w:pStyle w:val="Heading2"/>
         <w:rPr/>
       </w:pPr>
-      <w:bookmarkStart w:id="2" w:name="__RefHeading___Toc8708_2324351978"/>
+      <w:bookmarkStart w:id="2" w:name="__RefHeading___Toc1622_3462866719"/>
       <w:bookmarkEnd w:id="2"/>
       <w:r>
         <w:rPr/>
@@ -1988,7 +2048,7 @@
         <w:pStyle w:val="Heading1"/>
         <w:rPr/>
       </w:pPr>
-      <w:bookmarkStart w:id="3" w:name="__RefHeading___Toc8710_2324351978"/>
+      <w:bookmarkStart w:id="3" w:name="__RefHeading___Toc1624_3462866719"/>
       <w:bookmarkEnd w:id="3"/>
       <w:r>
         <w:rPr/>
@@ -2058,7 +2118,6 @@
             <w:pPr>
               <w:pStyle w:val="Normal"/>
               <w:widowControl/>
-              <w:suppressAutoHyphens w:val="true"/>
               <w:spacing w:before="0" w:after="120"/>
               <w:jc w:val="start"/>
               <w:rPr>
@@ -2094,7 +2153,6 @@
             <w:pPr>
               <w:pStyle w:val="Normal"/>
               <w:widowControl/>
-              <w:suppressAutoHyphens w:val="true"/>
               <w:spacing w:before="0" w:after="120"/>
               <w:jc w:val="start"/>
               <w:rPr>
@@ -2139,7 +2197,6 @@
             <w:pPr>
               <w:pStyle w:val="Normal"/>
               <w:widowControl/>
-              <w:suppressAutoHyphens w:val="true"/>
               <w:spacing w:before="0" w:after="120"/>
               <w:jc w:val="start"/>
               <w:rPr>
@@ -2178,7 +2235,6 @@
             <w:pPr>
               <w:pStyle w:val="Normal"/>
               <w:widowControl/>
-              <w:suppressAutoHyphens w:val="true"/>
               <w:spacing w:before="0" w:after="120"/>
               <w:jc w:val="start"/>
               <w:rPr>
@@ -2217,7 +2273,6 @@
             <w:pPr>
               <w:pStyle w:val="Normal"/>
               <w:widowControl/>
-              <w:suppressAutoHyphens w:val="true"/>
               <w:spacing w:before="0" w:after="120"/>
               <w:jc w:val="start"/>
               <w:rPr>
@@ -2255,7 +2310,6 @@
             <w:pPr>
               <w:pStyle w:val="Normal"/>
               <w:widowControl/>
-              <w:suppressAutoHyphens w:val="true"/>
               <w:spacing w:before="0" w:after="120"/>
               <w:jc w:val="start"/>
               <w:rPr>
@@ -2295,7 +2349,6 @@
             <w:pPr>
               <w:pStyle w:val="Normal"/>
               <w:widowControl/>
-              <w:suppressAutoHyphens w:val="true"/>
               <w:spacing w:before="0" w:after="120"/>
               <w:jc w:val="start"/>
               <w:rPr>
@@ -2334,7 +2387,6 @@
             <w:pPr>
               <w:pStyle w:val="Normal"/>
               <w:widowControl/>
-              <w:suppressAutoHyphens w:val="true"/>
               <w:spacing w:before="0" w:after="120"/>
               <w:jc w:val="start"/>
               <w:rPr>
@@ -2373,7 +2425,6 @@
             <w:pPr>
               <w:pStyle w:val="Normal"/>
               <w:widowControl/>
-              <w:suppressAutoHyphens w:val="true"/>
               <w:spacing w:before="0" w:after="120"/>
               <w:jc w:val="start"/>
               <w:rPr>
@@ -2411,7 +2462,6 @@
             <w:pPr>
               <w:pStyle w:val="Normal"/>
               <w:widowControl/>
-              <w:suppressAutoHyphens w:val="true"/>
               <w:spacing w:before="0" w:after="120"/>
               <w:jc w:val="start"/>
               <w:rPr>
@@ -2450,7 +2500,6 @@
             <w:pPr>
               <w:pStyle w:val="Normal"/>
               <w:widowControl/>
-              <w:suppressAutoHyphens w:val="true"/>
               <w:spacing w:before="0" w:after="120"/>
               <w:jc w:val="start"/>
               <w:rPr>
@@ -2488,7 +2537,6 @@
             <w:pPr>
               <w:pStyle w:val="Normal"/>
               <w:widowControl/>
-              <w:suppressAutoHyphens w:val="true"/>
               <w:spacing w:before="0" w:after="120"/>
               <w:jc w:val="start"/>
               <w:rPr>
@@ -2516,11 +2564,93 @@
         <w:pStyle w:val="Heading2"/>
         <w:rPr/>
       </w:pPr>
-      <w:bookmarkStart w:id="4" w:name="__RefHeading___Toc8712_2324351978"/>
+      <w:bookmarkStart w:id="4" w:name="__RefHeading___Toc1626_3462866719"/>
       <w:bookmarkEnd w:id="4"/>
       <w:r>
         <w:rPr/>
-        <w:t>2.1 Choose the Setup Path</w:t>
+        <w:t>2.1 Download or Fork the Alpha Source</w:t>
+      </w:r>
+    </w:p>
+    <w:p>
+      <w:pPr>
+        <w:pStyle w:val="ListNumber"/>
+        <w:numPr>
+          <w:ilvl w:val="0"/>
+          <w:numId w:val="21"/>
+        </w:numPr>
+        <w:rPr/>
+      </w:pPr>
+      <w:r>
+        <w:rPr/>
+        <w:t>Open https://github.com/tmartindub/DelphiAppTranslationStudio. Choose Code &gt; Download ZIP, or clone with: git clone https://github.com/tmartindub/DelphiAppTranslationStudio.git</w:t>
+      </w:r>
+    </w:p>
+    <w:p>
+      <w:pPr>
+        <w:pStyle w:val="ListNumber"/>
+        <w:numPr>
+          <w:ilvl w:val="0"/>
+          <w:numId w:val="7"/>
+        </w:numPr>
+        <w:rPr/>
+      </w:pPr>
+      <w:r>
+        <w:rPr/>
+        <w:t>Extract the complete ZIP into a normal development folder. Do not build inside the ZIP preview or a temporary extraction view, and do not rearrange the repository folders.</w:t>
+      </w:r>
+    </w:p>
+    <w:p>
+      <w:pPr>
+        <w:pStyle w:val="ListNumber"/>
+        <w:numPr>
+          <w:ilvl w:val="0"/>
+          <w:numId w:val="7"/>
+        </w:numPr>
+        <w:rPr/>
+      </w:pPr>
+      <w:r>
+        <w:rPr/>
+        <w:t>Read README.md before building. It contains the current alpha scope, installation instructions, limitations, feedback address, and safety warnings.</w:t>
+      </w:r>
+    </w:p>
+    <w:p>
+      <w:pPr>
+        <w:pStyle w:val="ListNumber"/>
+        <w:numPr>
+          <w:ilvl w:val="0"/>
+          <w:numId w:val="7"/>
+        </w:numPr>
+        <w:rPr/>
+      </w:pPr>
+      <w:r>
+        <w:rPr/>
+        <w:t>Forking is permitted. Keep experimental work on a separate branch so upstream alpha changes can be reviewed before they are merged.</w:t>
+      </w:r>
+    </w:p>
+    <w:p>
+      <w:pPr>
+        <w:pStyle w:val="ListNumber"/>
+        <w:numPr>
+          <w:ilvl w:val="0"/>
+          <w:numId w:val="7"/>
+        </w:numPr>
+        <w:rPr/>
+      </w:pPr>
+      <w:r>
+        <w:rPr/>
+        <w:t>There is no supported binary installer in this alpha. Build the Studio and required packages from source with RAD Studio 13 Florence.</w:t>
+      </w:r>
+    </w:p>
+    <w:p>
+      <w:pPr>
+        <w:pStyle w:val="Heading2"/>
+        <w:rPr/>
+      </w:pPr>
+      <w:bookmarkStart w:id="5" w:name="__RefHeading___Toc1628_3462866719"/>
+      <w:bookmarkEnd w:id="5"/>
+      <w:r>
+        <w:rPr/>
+        <w:t>2.2 Choose the Setup Path</w:t>
       </w:r>
     </w:p>
     <w:tbl>
@@ -2539,8 +2669,8 @@
         <w:tblLook w:val="04a0" w:firstRow="1" w:noVBand="1" w:lastRow="0" w:firstColumn="1" w:lastColumn="0" w:noHBand="0"/>
       </w:tblPr>
       <w:tblGrid>
-        <w:gridCol w:w="1798"/>
-        <w:gridCol w:w="3902"/>
+        <w:gridCol w:w="1799"/>
+        <w:gridCol w:w="3901"/>
         <w:gridCol w:w="3660"/>
       </w:tblGrid>
       <w:tr>
@@ -2549,7 +2679,7 @@
         </w:trPr>
         <w:tc>
           <w:tcPr>
-            <w:tcW w:w="1798" w:type="dxa"/>
+            <w:tcW w:w="1799" w:type="dxa"/>
             <w:tcBorders/>
             <w:shd w:fill="234C80" w:val="clear"/>
           </w:tcPr>
@@ -2557,7 +2687,6 @@
             <w:pPr>
               <w:pStyle w:val="Normal"/>
               <w:widowControl/>
-              <w:suppressAutoHyphens w:val="true"/>
               <w:spacing w:before="0" w:after="120"/>
               <w:jc w:val="start"/>
               <w:rPr>
@@ -2585,7 +2714,7 @@
         </w:tc>
         <w:tc>
           <w:tcPr>
-            <w:tcW w:w="3902" w:type="dxa"/>
+            <w:tcW w:w="3901" w:type="dxa"/>
             <w:tcBorders/>
             <w:shd w:fill="234C80" w:val="clear"/>
           </w:tcPr>
@@ -2593,7 +2722,6 @@
             <w:pPr>
               <w:pStyle w:val="Normal"/>
               <w:widowControl/>
-              <w:suppressAutoHyphens w:val="true"/>
               <w:spacing w:before="0" w:after="120"/>
               <w:jc w:val="start"/>
               <w:rPr>
@@ -2629,7 +2757,6 @@
             <w:pPr>
               <w:pStyle w:val="Normal"/>
               <w:widowControl/>
-              <w:suppressAutoHyphens w:val="true"/>
               <w:spacing w:before="0" w:after="120"/>
               <w:jc w:val="start"/>
               <w:rPr>
@@ -2662,7 +2789,7 @@
         </w:trPr>
         <w:tc>
           <w:tcPr>
-            <w:tcW w:w="1798" w:type="dxa"/>
+            <w:tcW w:w="1799" w:type="dxa"/>
             <w:tcBorders>
               <w:top w:val="nil"/>
               <w:bottom w:val="nil"/>
@@ -2674,7 +2801,6 @@
             <w:pPr>
               <w:pStyle w:val="Normal"/>
               <w:widowControl/>
-              <w:suppressAutoHyphens w:val="true"/>
               <w:spacing w:before="0" w:after="120"/>
               <w:jc w:val="start"/>
               <w:rPr>
@@ -2701,7 +2827,7 @@
         </w:tc>
         <w:tc>
           <w:tcPr>
-            <w:tcW w:w="3902" w:type="dxa"/>
+            <w:tcW w:w="3901" w:type="dxa"/>
             <w:tcBorders>
               <w:top w:val="nil"/>
               <w:bottom w:val="nil"/>
@@ -2713,7 +2839,6 @@
             <w:pPr>
               <w:pStyle w:val="Normal"/>
               <w:widowControl/>
-              <w:suppressAutoHyphens w:val="true"/>
               <w:spacing w:before="0" w:after="120"/>
               <w:jc w:val="start"/>
               <w:rPr>
@@ -2748,7 +2873,6 @@
             <w:pPr>
               <w:pStyle w:val="Normal"/>
               <w:widowControl/>
-              <w:suppressAutoHyphens w:val="true"/>
               <w:spacing w:before="0" w:after="120"/>
               <w:jc w:val="start"/>
               <w:rPr>
@@ -2776,7 +2900,7 @@
         </w:trPr>
         <w:tc>
           <w:tcPr>
-            <w:tcW w:w="1798" w:type="dxa"/>
+            <w:tcW w:w="1799" w:type="dxa"/>
             <w:tcBorders>
               <w:top w:val="nil"/>
               <w:bottom w:val="nil"/>
@@ -2787,7 +2911,6 @@
             <w:pPr>
               <w:pStyle w:val="Normal"/>
               <w:widowControl/>
-              <w:suppressAutoHyphens w:val="true"/>
               <w:spacing w:before="0" w:after="120"/>
               <w:jc w:val="start"/>
               <w:rPr>
@@ -2814,7 +2937,7 @@
         </w:tc>
         <w:tc>
           <w:tcPr>
-            <w:tcW w:w="3902" w:type="dxa"/>
+            <w:tcW w:w="3901" w:type="dxa"/>
             <w:tcBorders>
               <w:top w:val="nil"/>
               <w:bottom w:val="nil"/>
@@ -2825,7 +2948,6 @@
             <w:pPr>
               <w:pStyle w:val="Normal"/>
               <w:widowControl/>
-              <w:suppressAutoHyphens w:val="true"/>
               <w:spacing w:before="0" w:after="120"/>
               <w:jc w:val="start"/>
               <w:rPr>
@@ -2859,7 +2981,6 @@
             <w:pPr>
               <w:pStyle w:val="Normal"/>
               <w:widowControl/>
-              <w:suppressAutoHyphens w:val="true"/>
               <w:spacing w:before="0" w:after="120"/>
               <w:jc w:val="start"/>
               <w:rPr>
@@ -2887,7 +3008,7 @@
         </w:trPr>
         <w:tc>
           <w:tcPr>
-            <w:tcW w:w="1798" w:type="dxa"/>
+            <w:tcW w:w="1799" w:type="dxa"/>
             <w:tcBorders>
               <w:top w:val="nil"/>
               <w:bottom w:val="nil"/>
@@ -2899,7 +3020,6 @@
             <w:pPr>
               <w:pStyle w:val="Normal"/>
               <w:widowControl/>
-              <w:suppressAutoHyphens w:val="true"/>
               <w:spacing w:before="0" w:after="120"/>
               <w:jc w:val="start"/>
               <w:rPr>
@@ -2926,7 +3046,7 @@
         </w:tc>
         <w:tc>
           <w:tcPr>
-            <w:tcW w:w="3902" w:type="dxa"/>
+            <w:tcW w:w="3901" w:type="dxa"/>
             <w:tcBorders>
               <w:top w:val="nil"/>
               <w:bottom w:val="nil"/>
@@ -2938,7 +3058,6 @@
             <w:pPr>
               <w:pStyle w:val="Normal"/>
               <w:widowControl/>
-              <w:suppressAutoHyphens w:val="true"/>
               <w:spacing w:before="0" w:after="120"/>
               <w:jc w:val="start"/>
               <w:rPr>
@@ -2973,7 +3092,6 @@
             <w:pPr>
               <w:pStyle w:val="Normal"/>
               <w:widowControl/>
-              <w:suppressAutoHyphens w:val="true"/>
               <w:spacing w:before="0" w:after="120"/>
               <w:jc w:val="start"/>
               <w:rPr>
@@ -3001,7 +3119,7 @@
         </w:trPr>
         <w:tc>
           <w:tcPr>
-            <w:tcW w:w="1798" w:type="dxa"/>
+            <w:tcW w:w="1799" w:type="dxa"/>
             <w:tcBorders>
               <w:top w:val="nil"/>
             </w:tcBorders>
@@ -3011,7 +3129,6 @@
             <w:pPr>
               <w:pStyle w:val="Normal"/>
               <w:widowControl/>
-              <w:suppressAutoHyphens w:val="true"/>
               <w:spacing w:before="0" w:after="120"/>
               <w:jc w:val="start"/>
               <w:rPr>
@@ -3038,7 +3155,7 @@
         </w:tc>
         <w:tc>
           <w:tcPr>
-            <w:tcW w:w="3902" w:type="dxa"/>
+            <w:tcW w:w="3901" w:type="dxa"/>
             <w:tcBorders>
               <w:top w:val="nil"/>
             </w:tcBorders>
@@ -3048,7 +3165,6 @@
             <w:pPr>
               <w:pStyle w:val="Normal"/>
               <w:widowControl/>
-              <w:suppressAutoHyphens w:val="true"/>
               <w:spacing w:before="0" w:after="120"/>
               <w:jc w:val="start"/>
               <w:rPr>
@@ -3081,7 +3197,6 @@
             <w:pPr>
               <w:pStyle w:val="Normal"/>
               <w:widowControl/>
-              <w:suppressAutoHyphens w:val="true"/>
               <w:spacing w:before="0" w:after="120"/>
               <w:jc w:val="start"/>
               <w:rPr>
@@ -3098,7 +3213,7 @@
                 <w:szCs w:val="22"/>
                 <w:lang w:val="en-US" w:eastAsia="en-US" w:bidi="ar-SA"/>
               </w:rPr>
-              <w:t>Read Chapter 11.3 and use only a protected project copy.</w:t>
+              <w:t>Read Chapter 11.4 and use only a protected project copy.</w:t>
             </w:r>
           </w:p>
         </w:tc>
@@ -3109,99 +3224,11 @@
         <w:pStyle w:val="Heading2"/>
         <w:rPr/>
       </w:pPr>
-      <w:bookmarkStart w:id="5" w:name="__RefHeading___Toc8714_2324351978"/>
-      <w:bookmarkEnd w:id="5"/>
-      <w:r>
-        <w:rPr/>
-        <w:t>2.2 Build or Start the Studio</w:t>
-      </w:r>
-    </w:p>
-    <w:p>
-      <w:pPr>
-        <w:pStyle w:val="ListNumber"/>
-        <w:numPr>
-          <w:ilvl w:val="0"/>
-          <w:numId w:val="21"/>
-        </w:numPr>
-        <w:rPr/>
-      </w:pPr>
-      <w:r>
-        <w:rPr/>
-        <w:t>To use an existing build, run DelphiAppTranslationStudio.exe from bin\Win32\Release or bin\Win64\Release. Debug builds are intended for diagnosis.</w:t>
-      </w:r>
-    </w:p>
-    <w:p>
-      <w:pPr>
-        <w:pStyle w:val="ListNumber"/>
-        <w:numPr>
-          <w:ilvl w:val="0"/>
-          <w:numId w:val="8"/>
-        </w:numPr>
-        <w:rPr/>
-      </w:pPr>
-      <w:r>
-        <w:rPr/>
-        <w:t>To compile from source, open DelphiAppTranslationStudio.dproj in RAD Studio, select Win32 or Win64 and Debug or Release, then choose Project &gt; Build DelphiAppTranslationStudio.</w:t>
-      </w:r>
-    </w:p>
-    <w:p>
-      <w:pPr>
-        <w:pStyle w:val="ListNumber"/>
-        <w:numPr>
-          <w:ilvl w:val="0"/>
-          <w:numId w:val="8"/>
-        </w:numPr>
-        <w:rPr/>
-      </w:pPr>
-      <w:r>
-        <w:rPr/>
-        <w:t>Confirm that the build writes the executable under bin\&lt;Platform&gt;\&lt;Configuration&gt; and compiler units under dcu\&lt;Platform&gt;\&lt;Configuration&gt;.</w:t>
-      </w:r>
-    </w:p>
-    <w:p>
-      <w:pPr>
-        <w:pStyle w:val="ListNumber"/>
-        <w:numPr>
-          <w:ilvl w:val="0"/>
-          <w:numId w:val="8"/>
-        </w:numPr>
-        <w:rPr/>
-      </w:pPr>
-      <w:r>
-        <w:rPr/>
-        <w:t>Start the executable and confirm that Delphi App Translation Studio opens maximized on its landing screen. The landing screen offers Run Setup Wizard for first-time use and Open Maintenance Studio for the manual workflow; the maintenance workflow rail is hidden until that choice is made.</w:t>
-      </w:r>
-    </w:p>
-    <w:p>
-      <w:pPr>
-        <w:pStyle w:val="Heading2"/>
-        <w:rPr/>
-      </w:pPr>
-      <w:bookmarkStart w:id="6" w:name="__RefHeading___Toc8716_2324351978"/>
+      <w:bookmarkStart w:id="6" w:name="__RefHeading___Toc1630_3462866719"/>
       <w:bookmarkEnd w:id="6"/>
       <w:r>
         <w:rPr/>
-        <w:t>2.3 Install the Localization Components</w:t>
-      </w:r>
-    </w:p>
-    <w:p>
-      <w:pPr>
-        <w:pStyle w:val="Normal"/>
-        <w:rPr/>
-      </w:pPr>
-      <w:r>
-        <w:rPr/>
-        <w:t>The Studio and the target application have different jobs. The Studio prepares the translation files. The target application needs a TDAT language manager component so it can load and apply those files at runtime. Component installation is normally performed once per RAD Studio installation, not once per translated project.</w:t>
-      </w:r>
-    </w:p>
-    <w:p>
-      <w:pPr>
-        <w:pStyle w:val="Normal"/>
-        <w:rPr/>
-      </w:pPr>
-      <w:r>
-        <w:rPr/>
-        <w:t>The design package must be installed through RAD Studio's Component &gt; Install Packages dialog. Do not use Component &gt; Install Component, and do not try to install a .dpk source file. The correct file is the compiled Win32 Release design-time .bpl selected by the Studio.</w:t>
+        <w:t>2.3 Build or Start the Studio</w:t>
       </w:r>
     </w:p>
     <w:p>
@@ -3215,6 +3242,94 @@
       </w:pPr>
       <w:r>
         <w:rPr/>
+        <w:t>To use an existing build, run DelphiAppTranslationStudio.exe from bin\Win32\Release or bin\Win64\Release. Debug builds are intended for diagnosis.</w:t>
+      </w:r>
+    </w:p>
+    <w:p>
+      <w:pPr>
+        <w:pStyle w:val="ListNumber"/>
+        <w:numPr>
+          <w:ilvl w:val="0"/>
+          <w:numId w:val="7"/>
+        </w:numPr>
+        <w:rPr/>
+      </w:pPr>
+      <w:r>
+        <w:rPr/>
+        <w:t>To compile from source, open DelphiAppTranslationStudio.dproj in RAD Studio, select Win32 or Win64 and Debug or Release, then choose Project &gt; Build DelphiAppTranslationStudio.</w:t>
+      </w:r>
+    </w:p>
+    <w:p>
+      <w:pPr>
+        <w:pStyle w:val="ListNumber"/>
+        <w:numPr>
+          <w:ilvl w:val="0"/>
+          <w:numId w:val="7"/>
+        </w:numPr>
+        <w:rPr/>
+      </w:pPr>
+      <w:r>
+        <w:rPr/>
+        <w:t>Confirm that the build writes the executable under bin\&lt;Platform&gt;\&lt;Configuration&gt; and compiler units under dcu\&lt;Platform&gt;\&lt;Configuration&gt;.</w:t>
+      </w:r>
+    </w:p>
+    <w:p>
+      <w:pPr>
+        <w:pStyle w:val="ListNumber"/>
+        <w:numPr>
+          <w:ilvl w:val="0"/>
+          <w:numId w:val="7"/>
+        </w:numPr>
+        <w:rPr/>
+      </w:pPr>
+      <w:r>
+        <w:rPr/>
+        <w:t>Start the executable and confirm that Delphi App Translation Studio opens maximized on its landing screen. The landing screen offers Run Setup Wizard for first-time use and Open Maintenance Studio for the manual workflow; the maintenance workflow rail is hidden until that choice is made.</w:t>
+      </w:r>
+    </w:p>
+    <w:p>
+      <w:pPr>
+        <w:pStyle w:val="Heading2"/>
+        <w:rPr/>
+      </w:pPr>
+      <w:bookmarkStart w:id="7" w:name="__RefHeading___Toc1632_3462866719"/>
+      <w:bookmarkEnd w:id="7"/>
+      <w:r>
+        <w:rPr/>
+        <w:t>2.4 Install the Localization Components</w:t>
+      </w:r>
+    </w:p>
+    <w:p>
+      <w:pPr>
+        <w:pStyle w:val="Normal"/>
+        <w:rPr/>
+      </w:pPr>
+      <w:r>
+        <w:rPr/>
+        <w:t>The Studio and the target application have different jobs. The Studio prepares the translation files. The target application needs a TDAT language manager component so it can load and apply those files at runtime. Component installation is normally performed once per RAD Studio installation, not once per translated project.</w:t>
+      </w:r>
+    </w:p>
+    <w:p>
+      <w:pPr>
+        <w:pStyle w:val="Normal"/>
+        <w:rPr/>
+      </w:pPr>
+      <w:r>
+        <w:rPr/>
+        <w:t>The design package must be installed through RAD Studio's Component &gt; Install Packages dialog. Do not use Component &gt; Install Component, and do not try to install a .dpk source file. The correct file is the compiled Win32 Release design-time .bpl selected by the Studio.</w:t>
+      </w:r>
+    </w:p>
+    <w:p>
+      <w:pPr>
+        <w:pStyle w:val="ListNumber"/>
+        <w:numPr>
+          <w:ilvl w:val="0"/>
+          <w:numId w:val="23"/>
+        </w:numPr>
+        <w:rPr/>
+      </w:pPr>
+      <w:r>
+        <w:rPr/>
         <w:t>If this is the first localization project, complete the Setup Wizard through its Delphi Component step. In the manual workflow, open the project and complete Scan, Translate, Validation, and Export, then open Integration and leave Component Integration selected.</w:t>
       </w:r>
     </w:p>
@@ -3223,7 +3338,7 @@
         <w:pStyle w:val="ListNumber"/>
         <w:numPr>
           <w:ilvl w:val="0"/>
-          <w:numId w:val="8"/>
+          <w:numId w:val="7"/>
         </w:numPr>
         <w:rPr/>
       </w:pPr>
@@ -3237,7 +3352,7 @@
         <w:pStyle w:val="ListNumber"/>
         <w:numPr>
           <w:ilvl w:val="0"/>
-          <w:numId w:val="8"/>
+          <w:numId w:val="7"/>
         </w:numPr>
         <w:rPr/>
       </w:pPr>
@@ -3251,7 +3366,7 @@
         <w:pStyle w:val="ListNumber"/>
         <w:numPr>
           <w:ilvl w:val="0"/>
-          <w:numId w:val="8"/>
+          <w:numId w:val="7"/>
         </w:numPr>
         <w:rPr/>
       </w:pPr>
@@ -3265,7 +3380,7 @@
         <w:pStyle w:val="ListNumber"/>
         <w:numPr>
           <w:ilvl w:val="0"/>
-          <w:numId w:val="8"/>
+          <w:numId w:val="7"/>
         </w:numPr>
         <w:rPr/>
       </w:pPr>
@@ -3279,7 +3394,7 @@
         <w:pStyle w:val="ListNumber"/>
         <w:numPr>
           <w:ilvl w:val="0"/>
-          <w:numId w:val="8"/>
+          <w:numId w:val="7"/>
         </w:numPr>
         <w:rPr/>
       </w:pPr>
@@ -3293,7 +3408,7 @@
         <w:pStyle w:val="ListNumber"/>
         <w:numPr>
           <w:ilvl w:val="0"/>
-          <w:numId w:val="8"/>
+          <w:numId w:val="7"/>
         </w:numPr>
         <w:rPr/>
       </w:pPr>
@@ -3307,7 +3422,7 @@
         <w:pStyle w:val="ListNumber"/>
         <w:numPr>
           <w:ilvl w:val="0"/>
-          <w:numId w:val="8"/>
+          <w:numId w:val="7"/>
         </w:numPr>
         <w:rPr/>
       </w:pPr>
@@ -3374,8 +3489,8 @@
         <w:pStyle w:val="Heading1"/>
         <w:rPr/>
       </w:pPr>
-      <w:bookmarkStart w:id="7" w:name="__RefHeading___Toc8718_2324351978"/>
-      <w:bookmarkEnd w:id="7"/>
+      <w:bookmarkStart w:id="8" w:name="__RefHeading___Toc1634_3462866719"/>
+      <w:bookmarkEnd w:id="8"/>
       <w:r>
         <w:rPr/>
         <w:t>3. The End-to-End Workflow</w:t>
@@ -3397,8 +3512,8 @@
         <w:tblLook w:val="04a0" w:firstRow="1" w:noVBand="1" w:lastRow="0" w:firstColumn="1" w:lastColumn="0" w:noHBand="0"/>
       </w:tblPr>
       <w:tblGrid>
-        <w:gridCol w:w="1798"/>
-        <w:gridCol w:w="3902"/>
+        <w:gridCol w:w="1799"/>
+        <w:gridCol w:w="3901"/>
         <w:gridCol w:w="3660"/>
       </w:tblGrid>
       <w:tr>
@@ -3407,7 +3522,7 @@
         </w:trPr>
         <w:tc>
           <w:tcPr>
-            <w:tcW w:w="1798" w:type="dxa"/>
+            <w:tcW w:w="1799" w:type="dxa"/>
             <w:tcBorders/>
             <w:shd w:fill="234C80" w:val="clear"/>
           </w:tcPr>
@@ -3415,7 +3530,6 @@
             <w:pPr>
               <w:pStyle w:val="Normal"/>
               <w:widowControl/>
-              <w:suppressAutoHyphens w:val="true"/>
               <w:spacing w:before="0" w:after="120"/>
               <w:jc w:val="start"/>
               <w:rPr>
@@ -3443,7 +3557,7 @@
         </w:tc>
         <w:tc>
           <w:tcPr>
-            <w:tcW w:w="3902" w:type="dxa"/>
+            <w:tcW w:w="3901" w:type="dxa"/>
             <w:tcBorders/>
             <w:shd w:fill="234C80" w:val="clear"/>
           </w:tcPr>
@@ -3451,7 +3565,6 @@
             <w:pPr>
               <w:pStyle w:val="Normal"/>
               <w:widowControl/>
-              <w:suppressAutoHyphens w:val="true"/>
               <w:spacing w:before="0" w:after="120"/>
               <w:jc w:val="start"/>
               <w:rPr>
@@ -3487,7 +3600,6 @@
             <w:pPr>
               <w:pStyle w:val="Normal"/>
               <w:widowControl/>
-              <w:suppressAutoHyphens w:val="true"/>
               <w:spacing w:before="0" w:after="120"/>
               <w:jc w:val="start"/>
               <w:rPr>
@@ -3520,7 +3632,7 @@
         </w:trPr>
         <w:tc>
           <w:tcPr>
-            <w:tcW w:w="1798" w:type="dxa"/>
+            <w:tcW w:w="1799" w:type="dxa"/>
             <w:tcBorders>
               <w:top w:val="nil"/>
               <w:bottom w:val="nil"/>
@@ -3532,7 +3644,6 @@
             <w:pPr>
               <w:pStyle w:val="Normal"/>
               <w:widowControl/>
-              <w:suppressAutoHyphens w:val="true"/>
               <w:spacing w:before="0" w:after="120"/>
               <w:jc w:val="start"/>
               <w:rPr>
@@ -3559,7 +3670,7 @@
         </w:tc>
         <w:tc>
           <w:tcPr>
-            <w:tcW w:w="3902" w:type="dxa"/>
+            <w:tcW w:w="3901" w:type="dxa"/>
             <w:tcBorders>
               <w:top w:val="nil"/>
               <w:bottom w:val="nil"/>
@@ -3571,7 +3682,6 @@
             <w:pPr>
               <w:pStyle w:val="Normal"/>
               <w:widowControl/>
-              <w:suppressAutoHyphens w:val="true"/>
               <w:spacing w:before="0" w:after="120"/>
               <w:jc w:val="start"/>
               <w:rPr>
@@ -3606,7 +3716,6 @@
             <w:pPr>
               <w:pStyle w:val="Normal"/>
               <w:widowControl/>
-              <w:suppressAutoHyphens w:val="true"/>
               <w:spacing w:before="0" w:after="120"/>
               <w:jc w:val="start"/>
               <w:rPr>
@@ -3634,7 +3743,7 @@
         </w:trPr>
         <w:tc>
           <w:tcPr>
-            <w:tcW w:w="1798" w:type="dxa"/>
+            <w:tcW w:w="1799" w:type="dxa"/>
             <w:tcBorders>
               <w:top w:val="nil"/>
               <w:bottom w:val="nil"/>
@@ -3645,7 +3754,6 @@
             <w:pPr>
               <w:pStyle w:val="Normal"/>
               <w:widowControl/>
-              <w:suppressAutoHyphens w:val="true"/>
               <w:spacing w:before="0" w:after="120"/>
               <w:jc w:val="start"/>
               <w:rPr>
@@ -3672,7 +3780,7 @@
         </w:tc>
         <w:tc>
           <w:tcPr>
-            <w:tcW w:w="3902" w:type="dxa"/>
+            <w:tcW w:w="3901" w:type="dxa"/>
             <w:tcBorders>
               <w:top w:val="nil"/>
               <w:bottom w:val="nil"/>
@@ -3683,7 +3791,6 @@
             <w:pPr>
               <w:pStyle w:val="Normal"/>
               <w:widowControl/>
-              <w:suppressAutoHyphens w:val="true"/>
               <w:spacing w:before="0" w:after="120"/>
               <w:jc w:val="start"/>
               <w:rPr>
@@ -3717,7 +3824,6 @@
             <w:pPr>
               <w:pStyle w:val="Normal"/>
               <w:widowControl/>
-              <w:suppressAutoHyphens w:val="true"/>
               <w:spacing w:before="0" w:after="120"/>
               <w:jc w:val="start"/>
               <w:rPr>
@@ -3745,7 +3851,7 @@
         </w:trPr>
         <w:tc>
           <w:tcPr>
-            <w:tcW w:w="1798" w:type="dxa"/>
+            <w:tcW w:w="1799" w:type="dxa"/>
             <w:tcBorders>
               <w:top w:val="nil"/>
               <w:bottom w:val="nil"/>
@@ -3757,7 +3863,6 @@
             <w:pPr>
               <w:pStyle w:val="Normal"/>
               <w:widowControl/>
-              <w:suppressAutoHyphens w:val="true"/>
               <w:spacing w:before="0" w:after="120"/>
               <w:jc w:val="start"/>
               <w:rPr>
@@ -3784,7 +3889,7 @@
         </w:tc>
         <w:tc>
           <w:tcPr>
-            <w:tcW w:w="3902" w:type="dxa"/>
+            <w:tcW w:w="3901" w:type="dxa"/>
             <w:tcBorders>
               <w:top w:val="nil"/>
               <w:bottom w:val="nil"/>
@@ -3796,7 +3901,6 @@
             <w:pPr>
               <w:pStyle w:val="Normal"/>
               <w:widowControl/>
-              <w:suppressAutoHyphens w:val="true"/>
               <w:spacing w:before="0" w:after="120"/>
               <w:jc w:val="start"/>
               <w:rPr>
@@ -3831,7 +3935,6 @@
             <w:pPr>
               <w:pStyle w:val="Normal"/>
               <w:widowControl/>
-              <w:suppressAutoHyphens w:val="true"/>
               <w:spacing w:before="0" w:after="120"/>
               <w:jc w:val="start"/>
               <w:rPr>
@@ -3859,7 +3962,7 @@
         </w:trPr>
         <w:tc>
           <w:tcPr>
-            <w:tcW w:w="1798" w:type="dxa"/>
+            <w:tcW w:w="1799" w:type="dxa"/>
             <w:tcBorders>
               <w:top w:val="nil"/>
               <w:bottom w:val="nil"/>
@@ -3870,7 +3973,6 @@
             <w:pPr>
               <w:pStyle w:val="Normal"/>
               <w:widowControl/>
-              <w:suppressAutoHyphens w:val="true"/>
               <w:spacing w:before="0" w:after="120"/>
               <w:jc w:val="start"/>
               <w:rPr>
@@ -3897,7 +3999,7 @@
         </w:tc>
         <w:tc>
           <w:tcPr>
-            <w:tcW w:w="3902" w:type="dxa"/>
+            <w:tcW w:w="3901" w:type="dxa"/>
             <w:tcBorders>
               <w:top w:val="nil"/>
               <w:bottom w:val="nil"/>
@@ -3908,7 +4010,6 @@
             <w:pPr>
               <w:pStyle w:val="Normal"/>
               <w:widowControl/>
-              <w:suppressAutoHyphens w:val="true"/>
               <w:spacing w:before="0" w:after="120"/>
               <w:jc w:val="start"/>
               <w:rPr>
@@ -3942,7 +4043,6 @@
             <w:pPr>
               <w:pStyle w:val="Normal"/>
               <w:widowControl/>
-              <w:suppressAutoHyphens w:val="true"/>
               <w:spacing w:before="0" w:after="120"/>
               <w:jc w:val="start"/>
               <w:rPr>
@@ -3970,7 +4070,7 @@
         </w:trPr>
         <w:tc>
           <w:tcPr>
-            <w:tcW w:w="1798" w:type="dxa"/>
+            <w:tcW w:w="1799" w:type="dxa"/>
             <w:tcBorders>
               <w:top w:val="nil"/>
               <w:bottom w:val="nil"/>
@@ -3982,7 +4082,6 @@
             <w:pPr>
               <w:pStyle w:val="Normal"/>
               <w:widowControl/>
-              <w:suppressAutoHyphens w:val="true"/>
               <w:spacing w:before="0" w:after="120"/>
               <w:jc w:val="start"/>
               <w:rPr>
@@ -4009,7 +4108,7 @@
         </w:tc>
         <w:tc>
           <w:tcPr>
-            <w:tcW w:w="3902" w:type="dxa"/>
+            <w:tcW w:w="3901" w:type="dxa"/>
             <w:tcBorders>
               <w:top w:val="nil"/>
               <w:bottom w:val="nil"/>
@@ -4021,7 +4120,6 @@
             <w:pPr>
               <w:pStyle w:val="Normal"/>
               <w:widowControl/>
-              <w:suppressAutoHyphens w:val="true"/>
               <w:spacing w:before="0" w:after="120"/>
               <w:jc w:val="start"/>
               <w:rPr>
@@ -4056,7 +4154,6 @@
             <w:pPr>
               <w:pStyle w:val="Normal"/>
               <w:widowControl/>
-              <w:suppressAutoHyphens w:val="true"/>
               <w:spacing w:before="0" w:after="120"/>
               <w:jc w:val="start"/>
               <w:rPr>
@@ -4084,7 +4181,7 @@
         </w:trPr>
         <w:tc>
           <w:tcPr>
-            <w:tcW w:w="1798" w:type="dxa"/>
+            <w:tcW w:w="1799" w:type="dxa"/>
             <w:tcBorders>
               <w:top w:val="nil"/>
               <w:bottom w:val="nil"/>
@@ -4095,7 +4192,6 @@
             <w:pPr>
               <w:pStyle w:val="Normal"/>
               <w:widowControl/>
-              <w:suppressAutoHyphens w:val="true"/>
               <w:spacing w:before="0" w:after="120"/>
               <w:jc w:val="start"/>
               <w:rPr>
@@ -4122,7 +4218,7 @@
         </w:tc>
         <w:tc>
           <w:tcPr>
-            <w:tcW w:w="3902" w:type="dxa"/>
+            <w:tcW w:w="3901" w:type="dxa"/>
             <w:tcBorders>
               <w:top w:val="nil"/>
               <w:bottom w:val="nil"/>
@@ -4133,7 +4229,6 @@
             <w:pPr>
               <w:pStyle w:val="Normal"/>
               <w:widowControl/>
-              <w:suppressAutoHyphens w:val="true"/>
               <w:spacing w:before="0" w:after="120"/>
               <w:jc w:val="start"/>
               <w:rPr>
@@ -4167,7 +4262,6 @@
             <w:pPr>
               <w:pStyle w:val="Normal"/>
               <w:widowControl/>
-              <w:suppressAutoHyphens w:val="true"/>
               <w:spacing w:before="0" w:after="120"/>
               <w:jc w:val="start"/>
               <w:rPr>
@@ -4195,7 +4289,7 @@
         </w:trPr>
         <w:tc>
           <w:tcPr>
-            <w:tcW w:w="1798" w:type="dxa"/>
+            <w:tcW w:w="1799" w:type="dxa"/>
             <w:tcBorders>
               <w:top w:val="nil"/>
             </w:tcBorders>
@@ -4206,7 +4300,6 @@
             <w:pPr>
               <w:pStyle w:val="Normal"/>
               <w:widowControl/>
-              <w:suppressAutoHyphens w:val="true"/>
               <w:spacing w:before="0" w:after="120"/>
               <w:jc w:val="start"/>
               <w:rPr>
@@ -4233,7 +4326,7 @@
         </w:tc>
         <w:tc>
           <w:tcPr>
-            <w:tcW w:w="3902" w:type="dxa"/>
+            <w:tcW w:w="3901" w:type="dxa"/>
             <w:tcBorders>
               <w:top w:val="nil"/>
             </w:tcBorders>
@@ -4244,7 +4337,6 @@
             <w:pPr>
               <w:pStyle w:val="Normal"/>
               <w:widowControl/>
-              <w:suppressAutoHyphens w:val="true"/>
               <w:spacing w:before="0" w:after="120"/>
               <w:jc w:val="start"/>
               <w:rPr>
@@ -4278,7 +4370,6 @@
             <w:pPr>
               <w:pStyle w:val="Normal"/>
               <w:widowControl/>
-              <w:suppressAutoHyphens w:val="true"/>
               <w:spacing w:before="0" w:after="120"/>
               <w:jc w:val="start"/>
               <w:rPr>
@@ -4306,8 +4397,8 @@
         <w:pStyle w:val="Heading1"/>
         <w:rPr/>
       </w:pPr>
-      <w:bookmarkStart w:id="8" w:name="__RefHeading___Toc8720_2324351978"/>
-      <w:bookmarkEnd w:id="8"/>
+      <w:bookmarkStart w:id="9" w:name="__RefHeading___Toc1636_3462866719"/>
+      <w:bookmarkEnd w:id="9"/>
       <w:r>
         <w:rPr/>
         <w:t>4. Open and Scan a Project</w:t>
@@ -4318,7 +4409,7 @@
         <w:pStyle w:val="ListNumber"/>
         <w:numPr>
           <w:ilvl w:val="0"/>
-          <w:numId w:val="23"/>
+          <w:numId w:val="24"/>
         </w:numPr>
         <w:rPr/>
       </w:pPr>
@@ -4332,7 +4423,7 @@
         <w:pStyle w:val="ListNumber"/>
         <w:numPr>
           <w:ilvl w:val="0"/>
-          <w:numId w:val="8"/>
+          <w:numId w:val="7"/>
         </w:numPr>
         <w:rPr/>
       </w:pPr>
@@ -4346,7 +4437,7 @@
         <w:pStyle w:val="ListNumber"/>
         <w:numPr>
           <w:ilvl w:val="0"/>
-          <w:numId w:val="8"/>
+          <w:numId w:val="7"/>
         </w:numPr>
         <w:rPr/>
       </w:pPr>
@@ -4360,7 +4451,7 @@
         <w:pStyle w:val="ListNumber"/>
         <w:numPr>
           <w:ilvl w:val="0"/>
-          <w:numId w:val="8"/>
+          <w:numId w:val="7"/>
         </w:numPr>
         <w:rPr/>
       </w:pPr>
@@ -4374,7 +4465,7 @@
         <w:pStyle w:val="ListNumber"/>
         <w:numPr>
           <w:ilvl w:val="0"/>
-          <w:numId w:val="8"/>
+          <w:numId w:val="7"/>
         </w:numPr>
         <w:rPr/>
       </w:pPr>
@@ -4441,8 +4532,8 @@
         <w:pStyle w:val="Heading2"/>
         <w:rPr/>
       </w:pPr>
-      <w:bookmarkStart w:id="9" w:name="__RefHeading___Toc8722_2324351978"/>
-      <w:bookmarkEnd w:id="9"/>
+      <w:bookmarkStart w:id="10" w:name="__RefHeading___Toc1638_3462866719"/>
+      <w:bookmarkEnd w:id="10"/>
       <w:r>
         <w:rPr/>
         <w:t>4.1 Text that is collected</w:t>
@@ -4543,8 +4634,8 @@
         <w:pStyle w:val="Heading1"/>
         <w:rPr/>
       </w:pPr>
-      <w:bookmarkStart w:id="10" w:name="__RefHeading___Toc8724_2324351978"/>
-      <w:bookmarkEnd w:id="10"/>
+      <w:bookmarkStart w:id="11" w:name="__RefHeading___Toc1640_3462866719"/>
+      <w:bookmarkEnd w:id="11"/>
       <w:r>
         <w:rPr/>
         <w:t>5. Create and Edit a Language Catalog</w:t>
@@ -4555,7 +4646,7 @@
         <w:pStyle w:val="ListNumber"/>
         <w:numPr>
           <w:ilvl w:val="0"/>
-          <w:numId w:val="24"/>
+          <w:numId w:val="25"/>
         </w:numPr>
         <w:rPr/>
       </w:pPr>
@@ -4569,7 +4660,7 @@
         <w:pStyle w:val="ListNumber"/>
         <w:numPr>
           <w:ilvl w:val="0"/>
-          <w:numId w:val="8"/>
+          <w:numId w:val="7"/>
         </w:numPr>
         <w:rPr/>
       </w:pPr>
@@ -4583,7 +4674,7 @@
         <w:pStyle w:val="ListNumber"/>
         <w:numPr>
           <w:ilvl w:val="0"/>
-          <w:numId w:val="8"/>
+          <w:numId w:val="7"/>
         </w:numPr>
         <w:rPr/>
       </w:pPr>
@@ -4597,7 +4688,7 @@
         <w:pStyle w:val="ListNumber"/>
         <w:numPr>
           <w:ilvl w:val="0"/>
-          <w:numId w:val="8"/>
+          <w:numId w:val="7"/>
         </w:numPr>
         <w:rPr/>
       </w:pPr>
@@ -4611,7 +4702,7 @@
         <w:pStyle w:val="ListNumber"/>
         <w:numPr>
           <w:ilvl w:val="0"/>
-          <w:numId w:val="8"/>
+          <w:numId w:val="7"/>
         </w:numPr>
         <w:rPr/>
       </w:pPr>
@@ -4625,7 +4716,7 @@
         <w:pStyle w:val="ListNumber"/>
         <w:numPr>
           <w:ilvl w:val="0"/>
-          <w:numId w:val="8"/>
+          <w:numId w:val="7"/>
         </w:numPr>
         <w:rPr/>
       </w:pPr>
@@ -4639,7 +4730,7 @@
         <w:pStyle w:val="ListNumber"/>
         <w:numPr>
           <w:ilvl w:val="0"/>
-          <w:numId w:val="8"/>
+          <w:numId w:val="7"/>
         </w:numPr>
         <w:rPr/>
       </w:pPr>
@@ -4663,8 +4754,8 @@
         <w:pStyle w:val="Heading2"/>
         <w:rPr/>
       </w:pPr>
-      <w:bookmarkStart w:id="11" w:name="__RefHeading___Toc8726_2324351978"/>
-      <w:bookmarkEnd w:id="11"/>
+      <w:bookmarkStart w:id="12" w:name="__RefHeading___Toc1642_3462866719"/>
+      <w:bookmarkEnd w:id="12"/>
       <w:r>
         <w:rPr/>
         <w:t>5.1 Translation statuses</w:t>
@@ -4703,7 +4794,6 @@
             <w:pPr>
               <w:pStyle w:val="Normal"/>
               <w:widowControl/>
-              <w:suppressAutoHyphens w:val="true"/>
               <w:spacing w:before="0" w:after="120"/>
               <w:jc w:val="start"/>
               <w:rPr>
@@ -4739,7 +4829,6 @@
             <w:pPr>
               <w:pStyle w:val="Normal"/>
               <w:widowControl/>
-              <w:suppressAutoHyphens w:val="true"/>
               <w:spacing w:before="0" w:after="120"/>
               <w:jc w:val="start"/>
               <w:rPr>
@@ -4784,7 +4873,6 @@
             <w:pPr>
               <w:pStyle w:val="Normal"/>
               <w:widowControl/>
-              <w:suppressAutoHyphens w:val="true"/>
               <w:spacing w:before="0" w:after="120"/>
               <w:jc w:val="start"/>
               <w:rPr>
@@ -4823,7 +4911,6 @@
             <w:pPr>
               <w:pStyle w:val="Normal"/>
               <w:widowControl/>
-              <w:suppressAutoHyphens w:val="true"/>
               <w:spacing w:before="0" w:after="120"/>
               <w:jc w:val="start"/>
               <w:rPr>
@@ -4862,7 +4949,6 @@
             <w:pPr>
               <w:pStyle w:val="Normal"/>
               <w:widowControl/>
-              <w:suppressAutoHyphens w:val="true"/>
               <w:spacing w:before="0" w:after="120"/>
               <w:jc w:val="start"/>
               <w:rPr>
@@ -4900,7 +4986,6 @@
             <w:pPr>
               <w:pStyle w:val="Normal"/>
               <w:widowControl/>
-              <w:suppressAutoHyphens w:val="true"/>
               <w:spacing w:before="0" w:after="120"/>
               <w:jc w:val="start"/>
               <w:rPr>
@@ -4940,7 +5025,6 @@
             <w:pPr>
               <w:pStyle w:val="Normal"/>
               <w:widowControl/>
-              <w:suppressAutoHyphens w:val="true"/>
               <w:spacing w:before="0" w:after="120"/>
               <w:jc w:val="start"/>
               <w:rPr>
@@ -4979,7 +5063,6 @@
             <w:pPr>
               <w:pStyle w:val="Normal"/>
               <w:widowControl/>
-              <w:suppressAutoHyphens w:val="true"/>
               <w:spacing w:before="0" w:after="120"/>
               <w:jc w:val="start"/>
               <w:rPr>
@@ -5018,7 +5101,6 @@
             <w:pPr>
               <w:pStyle w:val="Normal"/>
               <w:widowControl/>
-              <w:suppressAutoHyphens w:val="true"/>
               <w:spacing w:before="0" w:after="120"/>
               <w:jc w:val="start"/>
               <w:rPr>
@@ -5056,7 +5138,6 @@
             <w:pPr>
               <w:pStyle w:val="Normal"/>
               <w:widowControl/>
-              <w:suppressAutoHyphens w:val="true"/>
               <w:spacing w:before="0" w:after="120"/>
               <w:jc w:val="start"/>
               <w:rPr>
@@ -5096,7 +5177,6 @@
             <w:pPr>
               <w:pStyle w:val="Normal"/>
               <w:widowControl/>
-              <w:suppressAutoHyphens w:val="true"/>
               <w:spacing w:before="0" w:after="120"/>
               <w:jc w:val="start"/>
               <w:rPr>
@@ -5135,7 +5215,6 @@
             <w:pPr>
               <w:pStyle w:val="Normal"/>
               <w:widowControl/>
-              <w:suppressAutoHyphens w:val="true"/>
               <w:spacing w:before="0" w:after="120"/>
               <w:jc w:val="start"/>
               <w:rPr>
@@ -5174,7 +5253,6 @@
             <w:pPr>
               <w:pStyle w:val="Normal"/>
               <w:widowControl/>
-              <w:suppressAutoHyphens w:val="true"/>
               <w:spacing w:before="0" w:after="120"/>
               <w:jc w:val="start"/>
               <w:rPr>
@@ -5212,7 +5290,6 @@
             <w:pPr>
               <w:pStyle w:val="Normal"/>
               <w:widowControl/>
-              <w:suppressAutoHyphens w:val="true"/>
               <w:spacing w:before="0" w:after="120"/>
               <w:jc w:val="start"/>
               <w:rPr>
@@ -5252,7 +5329,6 @@
             <w:pPr>
               <w:pStyle w:val="Normal"/>
               <w:widowControl/>
-              <w:suppressAutoHyphens w:val="true"/>
               <w:spacing w:before="0" w:after="120"/>
               <w:jc w:val="start"/>
               <w:rPr>
@@ -5291,7 +5367,6 @@
             <w:pPr>
               <w:pStyle w:val="Normal"/>
               <w:widowControl/>
-              <w:suppressAutoHyphens w:val="true"/>
               <w:spacing w:before="0" w:after="120"/>
               <w:jc w:val="start"/>
               <w:rPr>
@@ -5330,7 +5405,6 @@
             <w:pPr>
               <w:pStyle w:val="Normal"/>
               <w:widowControl/>
-              <w:suppressAutoHyphens w:val="true"/>
               <w:spacing w:before="0" w:after="120"/>
               <w:jc w:val="start"/>
               <w:rPr>
@@ -5368,7 +5442,6 @@
             <w:pPr>
               <w:pStyle w:val="Normal"/>
               <w:widowControl/>
-              <w:suppressAutoHyphens w:val="true"/>
               <w:spacing w:before="0" w:after="120"/>
               <w:jc w:val="start"/>
               <w:rPr>
@@ -5408,7 +5481,6 @@
             <w:pPr>
               <w:pStyle w:val="Normal"/>
               <w:widowControl/>
-              <w:suppressAutoHyphens w:val="true"/>
               <w:spacing w:before="0" w:after="120"/>
               <w:jc w:val="start"/>
               <w:rPr>
@@ -5447,7 +5519,6 @@
             <w:pPr>
               <w:pStyle w:val="Normal"/>
               <w:widowControl/>
-              <w:suppressAutoHyphens w:val="true"/>
               <w:spacing w:before="0" w:after="120"/>
               <w:jc w:val="start"/>
               <w:rPr>
@@ -5486,7 +5557,6 @@
             <w:pPr>
               <w:pStyle w:val="Normal"/>
               <w:widowControl/>
-              <w:suppressAutoHyphens w:val="true"/>
               <w:spacing w:before="0" w:after="120"/>
               <w:jc w:val="start"/>
               <w:rPr>
@@ -5524,7 +5594,6 @@
             <w:pPr>
               <w:pStyle w:val="Normal"/>
               <w:widowControl/>
-              <w:suppressAutoHyphens w:val="true"/>
               <w:spacing w:before="0" w:after="120"/>
               <w:jc w:val="start"/>
               <w:rPr>
@@ -5563,7 +5632,6 @@
             <w:pPr>
               <w:pStyle w:val="Normal"/>
               <w:widowControl/>
-              <w:suppressAutoHyphens w:val="true"/>
               <w:spacing w:before="0" w:after="120"/>
               <w:jc w:val="start"/>
               <w:rPr>
@@ -5601,7 +5669,6 @@
             <w:pPr>
               <w:pStyle w:val="Normal"/>
               <w:widowControl/>
-              <w:suppressAutoHyphens w:val="true"/>
               <w:spacing w:before="0" w:after="120"/>
               <w:jc w:val="start"/>
               <w:rPr>
@@ -5629,8 +5696,8 @@
         <w:pStyle w:val="Heading2"/>
         <w:rPr/>
       </w:pPr>
-      <w:bookmarkStart w:id="12" w:name="__RefHeading___Toc8728_2324351978"/>
-      <w:bookmarkEnd w:id="12"/>
+      <w:bookmarkStart w:id="13" w:name="__RefHeading___Toc1644_3462866719"/>
+      <w:bookmarkEnd w:id="13"/>
       <w:r>
         <w:rPr/>
         <w:t>5.2 Automatic Google or DeepL workflow</w:t>
@@ -5641,7 +5708,7 @@
         <w:pStyle w:val="ListNumber"/>
         <w:numPr>
           <w:ilvl w:val="0"/>
-          <w:numId w:val="25"/>
+          <w:numId w:val="26"/>
         </w:numPr>
         <w:rPr/>
       </w:pPr>
@@ -5655,7 +5722,7 @@
         <w:pStyle w:val="ListNumber"/>
         <w:numPr>
           <w:ilvl w:val="0"/>
-          <w:numId w:val="8"/>
+          <w:numId w:val="7"/>
         </w:numPr>
         <w:rPr/>
       </w:pPr>
@@ -5669,7 +5736,7 @@
         <w:pStyle w:val="ListNumber"/>
         <w:numPr>
           <w:ilvl w:val="0"/>
-          <w:numId w:val="8"/>
+          <w:numId w:val="7"/>
         </w:numPr>
         <w:rPr/>
       </w:pPr>
@@ -5683,7 +5750,7 @@
         <w:pStyle w:val="ListNumber"/>
         <w:numPr>
           <w:ilvl w:val="0"/>
-          <w:numId w:val="8"/>
+          <w:numId w:val="7"/>
         </w:numPr>
         <w:rPr/>
       </w:pPr>
@@ -5697,7 +5764,7 @@
         <w:pStyle w:val="ListNumber"/>
         <w:numPr>
           <w:ilvl w:val="0"/>
-          <w:numId w:val="8"/>
+          <w:numId w:val="7"/>
         </w:numPr>
         <w:rPr/>
       </w:pPr>
@@ -5711,7 +5778,7 @@
         <w:pStyle w:val="ListNumber"/>
         <w:numPr>
           <w:ilvl w:val="0"/>
-          <w:numId w:val="8"/>
+          <w:numId w:val="7"/>
         </w:numPr>
         <w:rPr/>
       </w:pPr>
@@ -5778,8 +5845,8 @@
         <w:pStyle w:val="Heading2"/>
         <w:rPr/>
       </w:pPr>
-      <w:bookmarkStart w:id="13" w:name="__RefHeading___Toc8730_2324351978"/>
-      <w:bookmarkEnd w:id="13"/>
+      <w:bookmarkStart w:id="14" w:name="__RefHeading___Toc1646_3462866719"/>
+      <w:bookmarkEnd w:id="14"/>
       <w:r>
         <w:rPr/>
         <w:t>5.3 Safety, context, and focused review</w:t>
@@ -5925,8 +5992,8 @@
         <w:pStyle w:val="Heading1"/>
         <w:rPr/>
       </w:pPr>
-      <w:bookmarkStart w:id="14" w:name="__RefHeading___Toc8732_2324351978"/>
-      <w:bookmarkEnd w:id="14"/>
+      <w:bookmarkStart w:id="15" w:name="__RefHeading___Toc1648_3462866719"/>
+      <w:bookmarkEnd w:id="15"/>
       <w:r>
         <w:rPr/>
         <w:t>6. Provider Settings and Secure Key Storage</w:t>
@@ -5985,7 +6052,6 @@
             <w:pPr>
               <w:pStyle w:val="Normal"/>
               <w:widowControl/>
-              <w:suppressAutoHyphens w:val="true"/>
               <w:spacing w:before="0" w:after="120"/>
               <w:jc w:val="start"/>
               <w:rPr>
@@ -6021,7 +6087,6 @@
             <w:pPr>
               <w:pStyle w:val="Normal"/>
               <w:widowControl/>
-              <w:suppressAutoHyphens w:val="true"/>
               <w:spacing w:before="0" w:after="120"/>
               <w:jc w:val="start"/>
               <w:rPr>
@@ -6066,7 +6131,6 @@
             <w:pPr>
               <w:pStyle w:val="Normal"/>
               <w:widowControl/>
-              <w:suppressAutoHyphens w:val="true"/>
               <w:spacing w:before="0" w:after="120"/>
               <w:jc w:val="start"/>
               <w:rPr>
@@ -6105,7 +6169,6 @@
             <w:pPr>
               <w:pStyle w:val="Normal"/>
               <w:widowControl/>
-              <w:suppressAutoHyphens w:val="true"/>
               <w:spacing w:before="0" w:after="120"/>
               <w:jc w:val="start"/>
               <w:rPr>
@@ -6144,7 +6207,6 @@
             <w:pPr>
               <w:pStyle w:val="Normal"/>
               <w:widowControl/>
-              <w:suppressAutoHyphens w:val="true"/>
               <w:spacing w:before="0" w:after="120"/>
               <w:jc w:val="start"/>
               <w:rPr>
@@ -6182,7 +6244,6 @@
             <w:pPr>
               <w:pStyle w:val="Normal"/>
               <w:widowControl/>
-              <w:suppressAutoHyphens w:val="true"/>
               <w:spacing w:before="0" w:after="120"/>
               <w:jc w:val="start"/>
               <w:rPr>
@@ -6222,7 +6283,6 @@
             <w:pPr>
               <w:pStyle w:val="Normal"/>
               <w:widowControl/>
-              <w:suppressAutoHyphens w:val="true"/>
               <w:spacing w:before="0" w:after="120"/>
               <w:jc w:val="start"/>
               <w:rPr>
@@ -6261,7 +6321,6 @@
             <w:pPr>
               <w:pStyle w:val="Normal"/>
               <w:widowControl/>
-              <w:suppressAutoHyphens w:val="true"/>
               <w:spacing w:before="0" w:after="120"/>
               <w:jc w:val="start"/>
               <w:rPr>
@@ -6300,7 +6359,6 @@
             <w:pPr>
               <w:pStyle w:val="Normal"/>
               <w:widowControl/>
-              <w:suppressAutoHyphens w:val="true"/>
               <w:spacing w:before="0" w:after="120"/>
               <w:jc w:val="start"/>
               <w:rPr>
@@ -6338,7 +6396,6 @@
             <w:pPr>
               <w:pStyle w:val="Normal"/>
               <w:widowControl/>
-              <w:suppressAutoHyphens w:val="true"/>
               <w:spacing w:before="0" w:after="120"/>
               <w:jc w:val="start"/>
               <w:rPr>
@@ -6378,7 +6435,6 @@
             <w:pPr>
               <w:pStyle w:val="Normal"/>
               <w:widowControl/>
-              <w:suppressAutoHyphens w:val="true"/>
               <w:spacing w:before="0" w:after="120"/>
               <w:jc w:val="start"/>
               <w:rPr>
@@ -6417,7 +6473,6 @@
             <w:pPr>
               <w:pStyle w:val="Normal"/>
               <w:widowControl/>
-              <w:suppressAutoHyphens w:val="true"/>
               <w:spacing w:before="0" w:after="120"/>
               <w:jc w:val="start"/>
               <w:rPr>
@@ -6456,7 +6511,6 @@
             <w:pPr>
               <w:pStyle w:val="Normal"/>
               <w:widowControl/>
-              <w:suppressAutoHyphens w:val="true"/>
               <w:spacing w:before="0" w:after="120"/>
               <w:jc w:val="start"/>
               <w:rPr>
@@ -6494,7 +6548,6 @@
             <w:pPr>
               <w:pStyle w:val="Normal"/>
               <w:widowControl/>
-              <w:suppressAutoHyphens w:val="true"/>
               <w:spacing w:before="0" w:after="120"/>
               <w:jc w:val="start"/>
               <w:rPr>
@@ -6534,7 +6587,6 @@
             <w:pPr>
               <w:pStyle w:val="Normal"/>
               <w:widowControl/>
-              <w:suppressAutoHyphens w:val="true"/>
               <w:spacing w:before="0" w:after="120"/>
               <w:jc w:val="start"/>
               <w:rPr>
@@ -6573,7 +6625,6 @@
             <w:pPr>
               <w:pStyle w:val="Normal"/>
               <w:widowControl/>
-              <w:suppressAutoHyphens w:val="true"/>
               <w:spacing w:before="0" w:after="120"/>
               <w:jc w:val="start"/>
               <w:rPr>
@@ -6612,7 +6663,6 @@
             <w:pPr>
               <w:pStyle w:val="Normal"/>
               <w:widowControl/>
-              <w:suppressAutoHyphens w:val="true"/>
               <w:spacing w:before="0" w:after="120"/>
               <w:jc w:val="start"/>
               <w:rPr>
@@ -6650,7 +6700,6 @@
             <w:pPr>
               <w:pStyle w:val="Normal"/>
               <w:widowControl/>
-              <w:suppressAutoHyphens w:val="true"/>
               <w:spacing w:before="0" w:after="120"/>
               <w:jc w:val="start"/>
               <w:rPr>
@@ -6689,7 +6738,6 @@
             <w:pPr>
               <w:pStyle w:val="Normal"/>
               <w:widowControl/>
-              <w:suppressAutoHyphens w:val="true"/>
               <w:spacing w:before="0" w:after="120"/>
               <w:jc w:val="start"/>
               <w:rPr>
@@ -6727,7 +6775,6 @@
             <w:pPr>
               <w:pStyle w:val="Normal"/>
               <w:widowControl/>
-              <w:suppressAutoHyphens w:val="true"/>
               <w:spacing w:before="0" w:after="120"/>
               <w:jc w:val="start"/>
               <w:rPr>
@@ -6755,8 +6802,8 @@
         <w:pStyle w:val="Heading1"/>
         <w:rPr/>
       </w:pPr>
-      <w:bookmarkStart w:id="15" w:name="__RefHeading___Toc8734_2324351978"/>
-      <w:bookmarkEnd w:id="15"/>
+      <w:bookmarkStart w:id="16" w:name="__RefHeading___Toc1650_3462866719"/>
+      <w:bookmarkEnd w:id="16"/>
       <w:r>
         <w:rPr/>
         <w:t>7. Obtain and Enter a DeepL API Key</w:t>
@@ -6820,7 +6867,7 @@
         <w:pStyle w:val="ListNumber"/>
         <w:numPr>
           <w:ilvl w:val="0"/>
-          <w:numId w:val="26"/>
+          <w:numId w:val="27"/>
         </w:numPr>
         <w:rPr/>
       </w:pPr>
@@ -6834,7 +6881,7 @@
         <w:pStyle w:val="ListNumber"/>
         <w:numPr>
           <w:ilvl w:val="0"/>
-          <w:numId w:val="8"/>
+          <w:numId w:val="7"/>
         </w:numPr>
         <w:rPr/>
       </w:pPr>
@@ -6848,7 +6895,7 @@
         <w:pStyle w:val="ListNumber"/>
         <w:numPr>
           <w:ilvl w:val="0"/>
-          <w:numId w:val="8"/>
+          <w:numId w:val="7"/>
         </w:numPr>
         <w:rPr/>
       </w:pPr>
@@ -6862,7 +6909,7 @@
         <w:pStyle w:val="ListNumber"/>
         <w:numPr>
           <w:ilvl w:val="0"/>
-          <w:numId w:val="8"/>
+          <w:numId w:val="7"/>
         </w:numPr>
         <w:rPr/>
       </w:pPr>
@@ -6876,7 +6923,7 @@
         <w:pStyle w:val="ListNumber"/>
         <w:numPr>
           <w:ilvl w:val="0"/>
-          <w:numId w:val="8"/>
+          <w:numId w:val="7"/>
         </w:numPr>
         <w:rPr/>
       </w:pPr>
@@ -6890,7 +6937,7 @@
         <w:pStyle w:val="ListNumber"/>
         <w:numPr>
           <w:ilvl w:val="0"/>
-          <w:numId w:val="8"/>
+          <w:numId w:val="7"/>
         </w:numPr>
         <w:rPr/>
       </w:pPr>
@@ -6904,7 +6951,7 @@
         <w:pStyle w:val="ListNumber"/>
         <w:numPr>
           <w:ilvl w:val="0"/>
-          <w:numId w:val="8"/>
+          <w:numId w:val="7"/>
         </w:numPr>
         <w:rPr/>
       </w:pPr>
@@ -6918,7 +6965,7 @@
         <w:pStyle w:val="ListNumber"/>
         <w:numPr>
           <w:ilvl w:val="0"/>
-          <w:numId w:val="8"/>
+          <w:numId w:val="7"/>
         </w:numPr>
         <w:rPr/>
       </w:pPr>
@@ -6932,7 +6979,7 @@
         <w:pStyle w:val="ListNumber"/>
         <w:numPr>
           <w:ilvl w:val="0"/>
-          <w:numId w:val="8"/>
+          <w:numId w:val="7"/>
         </w:numPr>
         <w:rPr/>
       </w:pPr>
@@ -6946,7 +6993,7 @@
         <w:pStyle w:val="ListNumber"/>
         <w:numPr>
           <w:ilvl w:val="0"/>
-          <w:numId w:val="8"/>
+          <w:numId w:val="7"/>
         </w:numPr>
         <w:rPr/>
       </w:pPr>
@@ -6990,8 +7037,8 @@
         <w:pStyle w:val="Heading1"/>
         <w:rPr/>
       </w:pPr>
-      <w:bookmarkStart w:id="16" w:name="__RefHeading___Toc8736_2324351978"/>
-      <w:bookmarkEnd w:id="16"/>
+      <w:bookmarkStart w:id="17" w:name="__RefHeading___Toc1652_3462866719"/>
+      <w:bookmarkEnd w:id="17"/>
       <w:r>
         <w:rPr/>
         <w:t>8. Obtain and Enter a Google API Key</w:t>
@@ -7055,7 +7102,7 @@
         <w:pStyle w:val="ListNumber"/>
         <w:numPr>
           <w:ilvl w:val="0"/>
-          <w:numId w:val="27"/>
+          <w:numId w:val="28"/>
         </w:numPr>
         <w:rPr/>
       </w:pPr>
@@ -7069,7 +7116,7 @@
         <w:pStyle w:val="ListNumber"/>
         <w:numPr>
           <w:ilvl w:val="0"/>
-          <w:numId w:val="8"/>
+          <w:numId w:val="7"/>
         </w:numPr>
         <w:rPr/>
       </w:pPr>
@@ -7083,7 +7130,7 @@
         <w:pStyle w:val="ListNumber"/>
         <w:numPr>
           <w:ilvl w:val="0"/>
-          <w:numId w:val="8"/>
+          <w:numId w:val="7"/>
         </w:numPr>
         <w:rPr/>
       </w:pPr>
@@ -7097,7 +7144,7 @@
         <w:pStyle w:val="ListNumber"/>
         <w:numPr>
           <w:ilvl w:val="0"/>
-          <w:numId w:val="8"/>
+          <w:numId w:val="7"/>
         </w:numPr>
         <w:rPr/>
       </w:pPr>
@@ -7111,7 +7158,7 @@
         <w:pStyle w:val="ListNumber"/>
         <w:numPr>
           <w:ilvl w:val="0"/>
-          <w:numId w:val="8"/>
+          <w:numId w:val="7"/>
         </w:numPr>
         <w:rPr/>
       </w:pPr>
@@ -7125,7 +7172,7 @@
         <w:pStyle w:val="ListNumber"/>
         <w:numPr>
           <w:ilvl w:val="0"/>
-          <w:numId w:val="8"/>
+          <w:numId w:val="7"/>
         </w:numPr>
         <w:rPr/>
       </w:pPr>
@@ -7139,7 +7186,7 @@
         <w:pStyle w:val="ListNumber"/>
         <w:numPr>
           <w:ilvl w:val="0"/>
-          <w:numId w:val="8"/>
+          <w:numId w:val="7"/>
         </w:numPr>
         <w:rPr/>
       </w:pPr>
@@ -7153,7 +7200,7 @@
         <w:pStyle w:val="ListNumber"/>
         <w:numPr>
           <w:ilvl w:val="0"/>
-          <w:numId w:val="8"/>
+          <w:numId w:val="7"/>
         </w:numPr>
         <w:rPr/>
       </w:pPr>
@@ -7167,7 +7214,7 @@
         <w:pStyle w:val="ListNumber"/>
         <w:numPr>
           <w:ilvl w:val="0"/>
-          <w:numId w:val="8"/>
+          <w:numId w:val="7"/>
         </w:numPr>
         <w:rPr/>
       </w:pPr>
@@ -7181,7 +7228,7 @@
         <w:pStyle w:val="ListNumber"/>
         <w:numPr>
           <w:ilvl w:val="0"/>
-          <w:numId w:val="8"/>
+          <w:numId w:val="7"/>
         </w:numPr>
         <w:rPr/>
       </w:pPr>
@@ -7195,7 +7242,7 @@
         <w:pStyle w:val="ListNumber"/>
         <w:numPr>
           <w:ilvl w:val="0"/>
-          <w:numId w:val="8"/>
+          <w:numId w:val="7"/>
         </w:numPr>
         <w:rPr/>
       </w:pPr>
@@ -7209,7 +7256,7 @@
         <w:pStyle w:val="ListNumber"/>
         <w:numPr>
           <w:ilvl w:val="0"/>
-          <w:numId w:val="8"/>
+          <w:numId w:val="7"/>
         </w:numPr>
         <w:rPr/>
       </w:pPr>
@@ -7223,7 +7270,7 @@
         <w:pStyle w:val="ListNumber"/>
         <w:numPr>
           <w:ilvl w:val="0"/>
-          <w:numId w:val="8"/>
+          <w:numId w:val="7"/>
         </w:numPr>
         <w:rPr/>
       </w:pPr>
@@ -7237,7 +7284,7 @@
         <w:pStyle w:val="ListNumber"/>
         <w:numPr>
           <w:ilvl w:val="0"/>
-          <w:numId w:val="8"/>
+          <w:numId w:val="7"/>
         </w:numPr>
         <w:rPr/>
       </w:pPr>
@@ -7291,8 +7338,8 @@
         <w:pStyle w:val="Heading1"/>
         <w:rPr/>
       </w:pPr>
-      <w:bookmarkStart w:id="17" w:name="__RefHeading___Toc8738_2324351978"/>
-      <w:bookmarkEnd w:id="17"/>
+      <w:bookmarkStart w:id="18" w:name="__RefHeading___Toc1654_3462866719"/>
+      <w:bookmarkEnd w:id="18"/>
       <w:r>
         <w:rPr/>
         <w:t>9. Direct Provider Translation</w:t>
@@ -7303,7 +7350,7 @@
         <w:pStyle w:val="ListNumber"/>
         <w:numPr>
           <w:ilvl w:val="0"/>
-          <w:numId w:val="28"/>
+          <w:numId w:val="29"/>
         </w:numPr>
         <w:rPr/>
       </w:pPr>
@@ -7317,7 +7364,7 @@
         <w:pStyle w:val="ListNumber"/>
         <w:numPr>
           <w:ilvl w:val="0"/>
-          <w:numId w:val="8"/>
+          <w:numId w:val="7"/>
         </w:numPr>
         <w:rPr/>
       </w:pPr>
@@ -7331,7 +7378,7 @@
         <w:pStyle w:val="ListNumber"/>
         <w:numPr>
           <w:ilvl w:val="0"/>
-          <w:numId w:val="8"/>
+          <w:numId w:val="7"/>
         </w:numPr>
         <w:rPr/>
       </w:pPr>
@@ -7345,7 +7392,7 @@
         <w:pStyle w:val="ListNumber"/>
         <w:numPr>
           <w:ilvl w:val="0"/>
-          <w:numId w:val="8"/>
+          <w:numId w:val="7"/>
         </w:numPr>
         <w:rPr/>
       </w:pPr>
@@ -7359,7 +7406,7 @@
         <w:pStyle w:val="ListNumber"/>
         <w:numPr>
           <w:ilvl w:val="0"/>
-          <w:numId w:val="8"/>
+          <w:numId w:val="7"/>
         </w:numPr>
         <w:rPr/>
       </w:pPr>
@@ -7373,7 +7420,7 @@
         <w:pStyle w:val="ListNumber"/>
         <w:numPr>
           <w:ilvl w:val="0"/>
-          <w:numId w:val="8"/>
+          <w:numId w:val="7"/>
         </w:numPr>
         <w:rPr/>
       </w:pPr>
@@ -7387,7 +7434,7 @@
         <w:pStyle w:val="ListNumber"/>
         <w:numPr>
           <w:ilvl w:val="0"/>
-          <w:numId w:val="8"/>
+          <w:numId w:val="7"/>
         </w:numPr>
         <w:rPr/>
       </w:pPr>
@@ -7401,7 +7448,7 @@
         <w:pStyle w:val="ListNumber"/>
         <w:numPr>
           <w:ilvl w:val="0"/>
-          <w:numId w:val="8"/>
+          <w:numId w:val="7"/>
         </w:numPr>
         <w:rPr/>
       </w:pPr>
@@ -7415,7 +7462,7 @@
         <w:pStyle w:val="ListNumber"/>
         <w:numPr>
           <w:ilvl w:val="0"/>
-          <w:numId w:val="8"/>
+          <w:numId w:val="7"/>
         </w:numPr>
         <w:rPr/>
       </w:pPr>
@@ -7429,7 +7476,7 @@
         <w:pStyle w:val="ListNumber"/>
         <w:numPr>
           <w:ilvl w:val="0"/>
-          <w:numId w:val="8"/>
+          <w:numId w:val="7"/>
         </w:numPr>
         <w:rPr/>
       </w:pPr>
@@ -7496,8 +7543,8 @@
         <w:pStyle w:val="Heading1"/>
         <w:rPr/>
       </w:pPr>
-      <w:bookmarkStart w:id="18" w:name="__RefHeading___Toc8740_2324351978"/>
-      <w:bookmarkEnd w:id="18"/>
+      <w:bookmarkStart w:id="19" w:name="__RefHeading___Toc1656_3462866719"/>
+      <w:bookmarkEnd w:id="19"/>
       <w:r>
         <w:rPr/>
         <w:t>10. Validate and Export</w:t>
@@ -7511,108 +7558,6 @@
       <w:r>
         <w:rPr/>
         <w:t>Structural validation checks catalog metadata, required translations, duplicate keys, source changes, Delphi indexed/sequential placeholders, accelerator keys, and excluded/obsolete conditions. Errors block export. Manual resourcestring wiring is reported as a runtime-readiness warning. Linguistic Reviewed and Approved states are reported separately and are not inferred from structural validation.</w:t>
-      </w:r>
-    </w:p>
-    <w:p>
-      <w:pPr>
-        <w:pStyle w:val="ListNumber"/>
-        <w:numPr>
-          <w:ilvl w:val="0"/>
-          <w:numId w:val="29"/>
-        </w:numPr>
-        <w:rPr/>
-      </w:pPr>
-      <w:r>
-        <w:rPr/>
-        <w:t>Choose Validation and Run Validation.</w:t>
-      </w:r>
-    </w:p>
-    <w:p>
-      <w:pPr>
-        <w:pStyle w:val="ListNumber"/>
-        <w:numPr>
-          <w:ilvl w:val="0"/>
-          <w:numId w:val="8"/>
-        </w:numPr>
-        <w:rPr/>
-      </w:pPr>
-      <w:r>
-        <w:rPr/>
-        <w:t>Read the summary: errors block export, warnings request review, and information messages require no action. Double-click an entry-specific issue to open that catalog entry on Translate.</w:t>
-      </w:r>
-    </w:p>
-    <w:p>
-      <w:pPr>
-        <w:pStyle w:val="ListNumber"/>
-        <w:numPr>
-          <w:ilvl w:val="0"/>
-          <w:numId w:val="8"/>
-        </w:numPr>
-        <w:rPr/>
-      </w:pPr>
-      <w:r>
-        <w:rPr/>
-        <w:t>Repeat until no errors remain.</w:t>
-      </w:r>
-    </w:p>
-    <w:p>
-      <w:pPr>
-        <w:pStyle w:val="ListNumber"/>
-        <w:numPr>
-          <w:ilvl w:val="0"/>
-          <w:numId w:val="8"/>
-        </w:numPr>
-        <w:rPr/>
-      </w:pPr>
-      <w:r>
-        <w:rPr/>
-        <w:t>Choose Export and Export Runtime Pack.</w:t>
-      </w:r>
-    </w:p>
-    <w:p>
-      <w:pPr>
-        <w:pStyle w:val="ListNumber"/>
-        <w:numPr>
-          <w:ilvl w:val="0"/>
-          <w:numId w:val="8"/>
-        </w:numPr>
-        <w:rPr/>
-      </w:pPr>
-      <w:r>
-        <w:rPr/>
-        <w:t>Record the output path under Localization\Languages.</w:t>
-      </w:r>
-    </w:p>
-    <w:p>
-      <w:pPr>
-        <w:pStyle w:val="Heading1"/>
-        <w:rPr/>
-      </w:pPr>
-      <w:bookmarkStart w:id="19" w:name="__RefHeading___Toc8742_2324351978"/>
-      <w:bookmarkEnd w:id="19"/>
-      <w:r>
-        <w:rPr/>
-        <w:t>11. Integrate a Target Application</w:t>
-      </w:r>
-    </w:p>
-    <w:p>
-      <w:pPr>
-        <w:pStyle w:val="Normal"/>
-        <w:rPr/>
-      </w:pPr>
-      <w:r>
-        <w:rPr/>
-        <w:t>Component Integration is the recommended path. It generates validated JSON packs, an English source pack, the applicable component/runtime source, a machine-readable manifest, deployment script, and exact setup instructions. The Studio writes these files only under export\component-integration and never opens the selected target project for writing.</w:t>
-      </w:r>
-    </w:p>
-    <w:p>
-      <w:pPr>
-        <w:pStyle w:val="Normal"/>
-        <w:rPr/>
-      </w:pPr>
-      <w:r>
-        <w:rPr/>
-        <w:t>The target application remains completely offline. Provider code and API keys are never added to it. One manager on the primary form supervises the application; ordinary forms do not need individual components.</w:t>
       </w:r>
     </w:p>
     <w:p>
@@ -7626,6 +7571,108 @@
       </w:pPr>
       <w:r>
         <w:rPr/>
+        <w:t>Choose Validation and Run Validation.</w:t>
+      </w:r>
+    </w:p>
+    <w:p>
+      <w:pPr>
+        <w:pStyle w:val="ListNumber"/>
+        <w:numPr>
+          <w:ilvl w:val="0"/>
+          <w:numId w:val="7"/>
+        </w:numPr>
+        <w:rPr/>
+      </w:pPr>
+      <w:r>
+        <w:rPr/>
+        <w:t>Read the summary: errors block export, warnings request review, and information messages require no action. Double-click an entry-specific issue to open that catalog entry on Translate.</w:t>
+      </w:r>
+    </w:p>
+    <w:p>
+      <w:pPr>
+        <w:pStyle w:val="ListNumber"/>
+        <w:numPr>
+          <w:ilvl w:val="0"/>
+          <w:numId w:val="7"/>
+        </w:numPr>
+        <w:rPr/>
+      </w:pPr>
+      <w:r>
+        <w:rPr/>
+        <w:t>Repeat until no errors remain.</w:t>
+      </w:r>
+    </w:p>
+    <w:p>
+      <w:pPr>
+        <w:pStyle w:val="ListNumber"/>
+        <w:numPr>
+          <w:ilvl w:val="0"/>
+          <w:numId w:val="7"/>
+        </w:numPr>
+        <w:rPr/>
+      </w:pPr>
+      <w:r>
+        <w:rPr/>
+        <w:t>Choose Export and Export Runtime Pack.</w:t>
+      </w:r>
+    </w:p>
+    <w:p>
+      <w:pPr>
+        <w:pStyle w:val="ListNumber"/>
+        <w:numPr>
+          <w:ilvl w:val="0"/>
+          <w:numId w:val="7"/>
+        </w:numPr>
+        <w:rPr/>
+      </w:pPr>
+      <w:r>
+        <w:rPr/>
+        <w:t>Record the output path under Localization\Languages.</w:t>
+      </w:r>
+    </w:p>
+    <w:p>
+      <w:pPr>
+        <w:pStyle w:val="Heading1"/>
+        <w:rPr/>
+      </w:pPr>
+      <w:bookmarkStart w:id="20" w:name="__RefHeading___Toc1658_3462866719"/>
+      <w:bookmarkEnd w:id="20"/>
+      <w:r>
+        <w:rPr/>
+        <w:t>11. Integrate a Target Application</w:t>
+      </w:r>
+    </w:p>
+    <w:p>
+      <w:pPr>
+        <w:pStyle w:val="Normal"/>
+        <w:rPr/>
+      </w:pPr>
+      <w:r>
+        <w:rPr/>
+        <w:t>Component Integration is the recommended path. It generates validated JSON packs, an English source pack, the applicable component/runtime source, a machine-readable manifest, deployment script, and exact setup instructions. The Studio writes these files only under export\component-integration and never opens the selected target project for writing.</w:t>
+      </w:r>
+    </w:p>
+    <w:p>
+      <w:pPr>
+        <w:pStyle w:val="Normal"/>
+        <w:rPr/>
+      </w:pPr>
+      <w:r>
+        <w:rPr/>
+        <w:t>The target application remains completely offline. Provider code and API keys are never added to it. One manager on the primary form supervises the application; ordinary forms do not need individual components.</w:t>
+      </w:r>
+    </w:p>
+    <w:p>
+      <w:pPr>
+        <w:pStyle w:val="ListNumber"/>
+        <w:numPr>
+          <w:ilvl w:val="0"/>
+          <w:numId w:val="31"/>
+        </w:numPr>
+        <w:rPr/>
+      </w:pPr>
+      <w:r>
+        <w:rPr/>
         <w:t>Select Integration and leave Integration method set to Component Integration (Recommended).</w:t>
       </w:r>
     </w:p>
@@ -7634,7 +7681,7 @@
         <w:pStyle w:val="ListNumber"/>
         <w:numPr>
           <w:ilvl w:val="0"/>
-          <w:numId w:val="8"/>
+          <w:numId w:val="7"/>
         </w:numPr>
         <w:rPr/>
       </w:pPr>
@@ -7648,7 +7695,7 @@
         <w:pStyle w:val="ListNumber"/>
         <w:numPr>
           <w:ilvl w:val="0"/>
-          <w:numId w:val="8"/>
+          <w:numId w:val="7"/>
         </w:numPr>
         <w:rPr/>
       </w:pPr>
@@ -7662,7 +7709,7 @@
         <w:pStyle w:val="ListNumber"/>
         <w:numPr>
           <w:ilvl w:val="0"/>
-          <w:numId w:val="8"/>
+          <w:numId w:val="7"/>
         </w:numPr>
         <w:rPr/>
       </w:pPr>
@@ -7676,7 +7723,7 @@
         <w:pStyle w:val="ListNumber"/>
         <w:numPr>
           <w:ilvl w:val="0"/>
-          <w:numId w:val="8"/>
+          <w:numId w:val="7"/>
         </w:numPr>
         <w:rPr/>
       </w:pPr>
@@ -7690,7 +7737,7 @@
         <w:pStyle w:val="ListNumber"/>
         <w:numPr>
           <w:ilvl w:val="0"/>
-          <w:numId w:val="8"/>
+          <w:numId w:val="7"/>
         </w:numPr>
         <w:rPr/>
       </w:pPr>
@@ -7704,7 +7751,7 @@
         <w:pStyle w:val="ListNumber"/>
         <w:numPr>
           <w:ilvl w:val="0"/>
-          <w:numId w:val="8"/>
+          <w:numId w:val="7"/>
         </w:numPr>
         <w:rPr/>
       </w:pPr>
@@ -7718,13 +7765,13 @@
         <w:pStyle w:val="ListNumber"/>
         <w:numPr>
           <w:ilvl w:val="0"/>
-          <w:numId w:val="8"/>
+          <w:numId w:val="7"/>
         </w:numPr>
         <w:rPr/>
       </w:pPr>
       <w:r>
         <w:rPr/>
-        <w:t>The Setup Wizard adds the kit's ComponentSource folder to the DPROJ Base Search Path, which is inherited by Debug/Release and Win32/Win64.</w:t>
+        <w:t>The Wizard does not edit the DPROJ. For a Wizard-initiated build it passes the generated ComponentSource folder to MSBuild for that build only. For a manual RAD Studio build, add the generated ComponentSource folder to the project's Search Path or use an approved common source location.</w:t>
       </w:r>
     </w:p>
     <w:p>
@@ -7732,13 +7779,13 @@
         <w:pStyle w:val="ListNumber"/>
         <w:numPr>
           <w:ilvl w:val="0"/>
-          <w:numId w:val="8"/>
+          <w:numId w:val="7"/>
         </w:numPr>
         <w:rPr/>
       </w:pPr>
       <w:r>
         <w:rPr/>
-        <w:t>The Setup Wizard adds a post-build command that deploys the kit's Localization folder to the active DCC_ExeOutput directory with PowerShell ExecutionPolicy Bypass.</w:t>
+        <w:t>If a target already has generated DAT.*.pas units beside the DPR or in a DAT_Runtime subfolder, the Wizard refreshes those existing copies before its build so a stale local unit cannot shadow the current component kit. It does not create or rearrange those folders silently.</w:t>
       </w:r>
     </w:p>
     <w:p>
@@ -7746,7 +7793,21 @@
         <w:pStyle w:val="ListNumber"/>
         <w:numPr>
           <w:ilvl w:val="0"/>
-          <w:numId w:val="8"/>
+          <w:numId w:val="7"/>
+        </w:numPr>
+        <w:rPr/>
+      </w:pPr>
+      <w:r>
+        <w:rPr/>
+        <w:t>The Wizard copies current JSON packs to every detected successful build output and every available explicitly configured application destination. Manual builds still require the developer to deploy Localization\Languages beside the executable or use Deploy-LanguagePacks.ps1.</w:t>
+      </w:r>
+    </w:p>
+    <w:p>
+      <w:pPr>
+        <w:pStyle w:val="ListNumber"/>
+        <w:numPr>
+          <w:ilvl w:val="0"/>
+          <w:numId w:val="7"/>
         </w:numPr>
         <w:rPr/>
       </w:pPr>
@@ -7760,8 +7821,8 @@
         <w:pStyle w:val="Heading2"/>
         <w:rPr/>
       </w:pPr>
-      <w:bookmarkStart w:id="20" w:name="__RefHeading___Toc8744_2324351978"/>
-      <w:bookmarkEnd w:id="20"/>
+      <w:bookmarkStart w:id="21" w:name="__RefHeading___Toc1660_3462866719"/>
+      <w:bookmarkEnd w:id="21"/>
       <w:r>
         <w:rPr/>
         <w:t>11.1 Component properties and behavior</w:t>
@@ -7800,7 +7861,6 @@
             <w:pPr>
               <w:pStyle w:val="Normal"/>
               <w:widowControl/>
-              <w:suppressAutoHyphens w:val="true"/>
               <w:spacing w:before="0" w:after="120"/>
               <w:jc w:val="start"/>
               <w:rPr>
@@ -7836,7 +7896,6 @@
             <w:pPr>
               <w:pStyle w:val="Normal"/>
               <w:widowControl/>
-              <w:suppressAutoHyphens w:val="true"/>
               <w:spacing w:before="0" w:after="120"/>
               <w:jc w:val="start"/>
               <w:rPr>
@@ -7881,7 +7940,6 @@
             <w:pPr>
               <w:pStyle w:val="Normal"/>
               <w:widowControl/>
-              <w:suppressAutoHyphens w:val="true"/>
               <w:spacing w:before="0" w:after="120"/>
               <w:jc w:val="start"/>
               <w:rPr>
@@ -7920,7 +7978,6 @@
             <w:pPr>
               <w:pStyle w:val="Normal"/>
               <w:widowControl/>
-              <w:suppressAutoHyphens w:val="true"/>
               <w:spacing w:before="0" w:after="120"/>
               <w:jc w:val="start"/>
               <w:rPr>
@@ -7959,7 +8016,6 @@
             <w:pPr>
               <w:pStyle w:val="Normal"/>
               <w:widowControl/>
-              <w:suppressAutoHyphens w:val="true"/>
               <w:spacing w:before="0" w:after="120"/>
               <w:jc w:val="start"/>
               <w:rPr>
@@ -7997,7 +8053,6 @@
             <w:pPr>
               <w:pStyle w:val="Normal"/>
               <w:widowControl/>
-              <w:suppressAutoHyphens w:val="true"/>
               <w:spacing w:before="0" w:after="120"/>
               <w:jc w:val="start"/>
               <w:rPr>
@@ -8037,7 +8092,6 @@
             <w:pPr>
               <w:pStyle w:val="Normal"/>
               <w:widowControl/>
-              <w:suppressAutoHyphens w:val="true"/>
               <w:spacing w:before="0" w:after="120"/>
               <w:jc w:val="start"/>
               <w:rPr>
@@ -8076,7 +8130,6 @@
             <w:pPr>
               <w:pStyle w:val="Normal"/>
               <w:widowControl/>
-              <w:suppressAutoHyphens w:val="true"/>
               <w:spacing w:before="0" w:after="120"/>
               <w:jc w:val="start"/>
               <w:rPr>
@@ -8115,7 +8168,6 @@
             <w:pPr>
               <w:pStyle w:val="Normal"/>
               <w:widowControl/>
-              <w:suppressAutoHyphens w:val="true"/>
               <w:spacing w:before="0" w:after="120"/>
               <w:jc w:val="start"/>
               <w:rPr>
@@ -8153,7 +8205,6 @@
             <w:pPr>
               <w:pStyle w:val="Normal"/>
               <w:widowControl/>
-              <w:suppressAutoHyphens w:val="true"/>
               <w:spacing w:before="0" w:after="120"/>
               <w:jc w:val="start"/>
               <w:rPr>
@@ -8193,7 +8244,6 @@
             <w:pPr>
               <w:pStyle w:val="Normal"/>
               <w:widowControl/>
-              <w:suppressAutoHyphens w:val="true"/>
               <w:spacing w:before="0" w:after="120"/>
               <w:jc w:val="start"/>
               <w:rPr>
@@ -8232,7 +8282,6 @@
             <w:pPr>
               <w:pStyle w:val="Normal"/>
               <w:widowControl/>
-              <w:suppressAutoHyphens w:val="true"/>
               <w:spacing w:before="0" w:after="120"/>
               <w:jc w:val="start"/>
               <w:rPr>
@@ -8271,7 +8320,6 @@
             <w:pPr>
               <w:pStyle w:val="Normal"/>
               <w:widowControl/>
-              <w:suppressAutoHyphens w:val="true"/>
               <w:spacing w:before="0" w:after="120"/>
               <w:jc w:val="start"/>
               <w:rPr>
@@ -8309,7 +8357,6 @@
             <w:pPr>
               <w:pStyle w:val="Normal"/>
               <w:widowControl/>
-              <w:suppressAutoHyphens w:val="true"/>
               <w:spacing w:before="0" w:after="120"/>
               <w:jc w:val="start"/>
               <w:rPr>
@@ -8349,7 +8396,6 @@
             <w:pPr>
               <w:pStyle w:val="Normal"/>
               <w:widowControl/>
-              <w:suppressAutoHyphens w:val="true"/>
               <w:spacing w:before="0" w:after="120"/>
               <w:jc w:val="start"/>
               <w:rPr>
@@ -8388,7 +8434,6 @@
             <w:pPr>
               <w:pStyle w:val="Normal"/>
               <w:widowControl/>
-              <w:suppressAutoHyphens w:val="true"/>
               <w:spacing w:before="0" w:after="120"/>
               <w:jc w:val="start"/>
               <w:rPr>
@@ -8427,7 +8472,6 @@
             <w:pPr>
               <w:pStyle w:val="Normal"/>
               <w:widowControl/>
-              <w:suppressAutoHyphens w:val="true"/>
               <w:spacing w:before="0" w:after="120"/>
               <w:jc w:val="start"/>
               <w:rPr>
@@ -8465,7 +8509,6 @@
             <w:pPr>
               <w:pStyle w:val="Normal"/>
               <w:widowControl/>
-              <w:suppressAutoHyphens w:val="true"/>
               <w:spacing w:before="0" w:after="120"/>
               <w:jc w:val="start"/>
               <w:rPr>
@@ -8504,7 +8547,6 @@
             <w:pPr>
               <w:pStyle w:val="Normal"/>
               <w:widowControl/>
-              <w:suppressAutoHyphens w:val="true"/>
               <w:spacing w:before="0" w:after="120"/>
               <w:jc w:val="start"/>
               <w:rPr>
@@ -8542,7 +8584,6 @@
             <w:pPr>
               <w:pStyle w:val="Normal"/>
               <w:widowControl/>
-              <w:suppressAutoHyphens w:val="true"/>
               <w:spacing w:before="0" w:after="120"/>
               <w:jc w:val="start"/>
               <w:rPr>
@@ -8570,8 +8611,8 @@
         <w:pStyle w:val="Heading2"/>
         <w:rPr/>
       </w:pPr>
-      <w:bookmarkStart w:id="21" w:name="__RefHeading___Toc8746_2324351978"/>
-      <w:bookmarkEnd w:id="21"/>
+      <w:bookmarkStart w:id="22" w:name="__RefHeading___Toc1662_3462866719"/>
+      <w:bookmarkEnd w:id="22"/>
       <w:r>
         <w:rPr/>
         <w:t>11.2 Runtime files and preferences</w:t>
@@ -8669,106 +8710,141 @@
     </w:p>
     <w:p>
       <w:pPr>
-        <w:pStyle w:val="Heading2"/>
-        <w:rPr/>
-      </w:pPr>
-      <w:bookmarkStart w:id="22" w:name="__RefHeading___Toc8748_2324351978"/>
-      <w:bookmarkEnd w:id="22"/>
+        <w:pStyle w:val="ListBullet"/>
+        <w:numPr>
+          <w:ilvl w:val="0"/>
+          <w:numId w:val="1"/>
+        </w:numPr>
+        <w:ind w:hanging="271" w:start="540"/>
+        <w:rPr/>
+      </w:pPr>
       <w:r>
         <w:rPr/>
-        <w:t>11.3 Automatic Source Integration (Advanced)</w:t>
+        <w:t>FMX native ShowMessage, MessageDialog, and InputQuery calls are translated through the installed FMX dialog service while preserving the original platform service for actual display.</w:t>
       </w:r>
     </w:p>
     <w:p>
       <w:pPr>
-        <w:pStyle w:val="Normal"/>
-        <w:rPr/>
-      </w:pPr>
+        <w:pStyle w:val="Heading2"/>
+        <w:rPr/>
+      </w:pPr>
+      <w:bookmarkStart w:id="23" w:name="__RefHeading___Toc1664_3462866719"/>
+      <w:bookmarkEnd w:id="23"/>
       <w:r>
         <w:rPr/>
-        <w:t>Use the advanced mode only when the component path is unsuitable and after committing or otherwise protecting the target project. It retains the previous generated-unit, menu-resource, preview, verified backup, atomic apply, build/deploy, restore, and Complete Reset workflow.</w:t>
+        <w:t>11.3 Runtime Translation, Layout, and RTL Behavior</w:t>
       </w:r>
     </w:p>
     <w:p>
       <w:pPr>
-        <w:pStyle w:val="ListNumber"/>
+        <w:pStyle w:val="ListBullet"/>
         <w:numPr>
           <w:ilvl w:val="0"/>
-          <w:numId w:val="31"/>
+          <w:numId w:val="1"/>
         </w:numPr>
+        <w:ind w:hanging="271" w:start="540"/>
         <w:rPr/>
       </w:pPr>
       <w:r>
         <w:rPr/>
-        <w:t>Change Integration method to Automatic Source Integration (Advanced).</w:t>
+        <w:t>VCL and FMX use the same language-pack and layout-contract model. The runtime applies translated captions, menus, status text, grid headers, generated browser text, and accepted safe layout overrides without constructing replacement forms or controls.</w:t>
       </w:r>
     </w:p>
     <w:p>
       <w:pPr>
-        <w:pStyle w:val="ListNumber"/>
+        <w:pStyle w:val="ListBullet"/>
         <w:numPr>
           <w:ilvl w:val="0"/>
-          <w:numId w:val="8"/>
+          <w:numId w:val="1"/>
         </w:numPr>
+        <w:ind w:hanging="271" w:start="540"/>
         <w:rPr/>
       </w:pPr>
       <w:r>
         <w:rPr/>
-        <w:t>Enter the designer language-menu component name and build the plan.</w:t>
+        <w:t>Right-to-left packs mirror the live parent geometry, menu and grid order, alignment, anchors, and reading direction. Switching back to a left-to-right language restores the recorded source geometry before applying that language.</w:t>
       </w:r>
     </w:p>
     <w:p>
       <w:pPr>
-        <w:pStyle w:val="ListNumber"/>
+        <w:pStyle w:val="ListBullet"/>
         <w:numPr>
           <w:ilvl w:val="0"/>
-          <w:numId w:val="8"/>
+          <w:numId w:val="1"/>
         </w:numPr>
+        <w:ind w:hanging="271" w:start="540"/>
         <w:rPr/>
       </w:pPr>
       <w:r>
         <w:rPr/>
-        <w:t>Generate the exact preview and inspect any file that needs closer review.</w:t>
+        <w:t>RTL text inputs begin at the reading edge when the framework exposes the capability. Technical values that must remain left-to-right, such as paths, email addresses, host names, numbers, dates, and times, are protected.</w:t>
       </w:r>
     </w:p>
     <w:p>
       <w:pPr>
-        <w:pStyle w:val="ListNumber"/>
+        <w:pStyle w:val="ListBullet"/>
         <w:numPr>
           <w:ilvl w:val="0"/>
-          <w:numId w:val="8"/>
+          <w:numId w:val="1"/>
         </w:numPr>
+        <w:ind w:hanging="271" w:start="540"/>
         <w:rPr/>
       </w:pPr>
       <w:r>
         <w:rPr/>
-        <w:t>Authorize once, optionally select build/deploy, and choose Apply.</w:t>
+        <w:t>Translated headings remain centered. Grid/table headers may reduce font size within the approved minimum when needed, and columns are balanced from the available live width. Composite buttons retain end padding so long translations do not touch rounded edges or icons.</w:t>
       </w:r>
     </w:p>
     <w:p>
       <w:pPr>
-        <w:pStyle w:val="ListNumber"/>
+        <w:pStyle w:val="ListBullet"/>
         <w:numPr>
           <w:ilvl w:val="0"/>
-          <w:numId w:val="8"/>
+          <w:numId w:val="1"/>
         </w:numPr>
+        <w:ind w:hanging="271" w:start="540"/>
         <w:rPr/>
       </w:pPr>
       <w:r>
         <w:rPr/>
-        <w:t>Use Restore for the session backup or Complete Reset for a recorded pre-integration baseline.</w:t>
+        <w:t>Dynamic refresh updates only application-generated text. It does not repeatedly reapply layout, mirror controls, rebuild menus, or create overlapping WebBrowser retry chains; this prevents the high-CPU and sluggish-language-switch failures found during alpha testing.</w:t>
       </w:r>
     </w:p>
     <w:p>
       <w:pPr>
-        <w:pStyle w:val="Heading1"/>
-        <w:rPr/>
-      </w:pPr>
-      <w:bookmarkStart w:id="23" w:name="__RefHeading___Toc8750_2324351978"/>
-      <w:bookmarkEnd w:id="23"/>
+        <w:pStyle w:val="ListBullet"/>
+        <w:numPr>
+          <w:ilvl w:val="0"/>
+          <w:numId w:val="1"/>
+        </w:numPr>
+        <w:ind w:hanging="271" w:start="540"/>
+        <w:rPr/>
+      </w:pPr>
       <w:r>
         <w:rPr/>
-        <w:t>12. Translate the Studio Itself</w:t>
+        <w:t>Browser-generated reference pages use stable keyed translations. Pascal identifiers, class names, property/event names, file paths, and other required technical tokens remain unchanged.</w:t>
+      </w:r>
+    </w:p>
+    <w:p>
+      <w:pPr>
+        <w:pStyle w:val="Heading2"/>
+        <w:rPr/>
+      </w:pPr>
+      <w:bookmarkStart w:id="24" w:name="__RefHeading___Toc1666_3462866719"/>
+      <w:bookmarkEnd w:id="24"/>
+      <w:r>
+        <w:rPr/>
+        <w:t>11.4 Automatic Source Integration (Advanced)</w:t>
+      </w:r>
+    </w:p>
+    <w:p>
+      <w:pPr>
+        <w:pStyle w:val="Normal"/>
+        <w:rPr/>
+      </w:pPr>
+      <w:r>
+        <w:rPr/>
+        <w:t>Use the advanced mode only when the component path is unsuitable and after committing or otherwise protecting the target project. It retains the previous generated-unit, menu-resource, preview, verified backup, atomic apply, build/deploy, restore, and Complete Reset workflow.</w:t>
       </w:r>
     </w:p>
     <w:p>
@@ -8782,6 +8858,88 @@
       </w:pPr>
       <w:r>
         <w:rPr/>
+        <w:t>Change Integration method to Automatic Source Integration (Advanced).</w:t>
+      </w:r>
+    </w:p>
+    <w:p>
+      <w:pPr>
+        <w:pStyle w:val="ListNumber"/>
+        <w:numPr>
+          <w:ilvl w:val="0"/>
+          <w:numId w:val="7"/>
+        </w:numPr>
+        <w:rPr/>
+      </w:pPr>
+      <w:r>
+        <w:rPr/>
+        <w:t>Enter the designer language-menu component name and build the plan.</w:t>
+      </w:r>
+    </w:p>
+    <w:p>
+      <w:pPr>
+        <w:pStyle w:val="ListNumber"/>
+        <w:numPr>
+          <w:ilvl w:val="0"/>
+          <w:numId w:val="7"/>
+        </w:numPr>
+        <w:rPr/>
+      </w:pPr>
+      <w:r>
+        <w:rPr/>
+        <w:t>Generate the exact preview and inspect any file that needs closer review.</w:t>
+      </w:r>
+    </w:p>
+    <w:p>
+      <w:pPr>
+        <w:pStyle w:val="ListNumber"/>
+        <w:numPr>
+          <w:ilvl w:val="0"/>
+          <w:numId w:val="7"/>
+        </w:numPr>
+        <w:rPr/>
+      </w:pPr>
+      <w:r>
+        <w:rPr/>
+        <w:t>Authorize once, optionally select build/deploy, and choose Apply.</w:t>
+      </w:r>
+    </w:p>
+    <w:p>
+      <w:pPr>
+        <w:pStyle w:val="ListNumber"/>
+        <w:numPr>
+          <w:ilvl w:val="0"/>
+          <w:numId w:val="7"/>
+        </w:numPr>
+        <w:rPr/>
+      </w:pPr>
+      <w:r>
+        <w:rPr/>
+        <w:t>Use Restore for the session backup or Complete Reset for a recorded pre-integration baseline.</w:t>
+      </w:r>
+    </w:p>
+    <w:p>
+      <w:pPr>
+        <w:pStyle w:val="Heading1"/>
+        <w:rPr/>
+      </w:pPr>
+      <w:bookmarkStart w:id="25" w:name="__RefHeading___Toc1668_3462866719"/>
+      <w:bookmarkEnd w:id="25"/>
+      <w:r>
+        <w:rPr/>
+        <w:t>12. Translate the Studio Itself</w:t>
+      </w:r>
+    </w:p>
+    <w:p>
+      <w:pPr>
+        <w:pStyle w:val="ListNumber"/>
+        <w:numPr>
+          <w:ilvl w:val="0"/>
+          <w:numId w:val="33"/>
+        </w:numPr>
+        <w:rPr/>
+      </w:pPr>
+      <w:r>
+        <w:rPr/>
         <w:t>Run the English Studio and select DelphiAppTranslationStudio.dproj.</w:t>
       </w:r>
     </w:p>
@@ -8790,7 +8948,7 @@
         <w:pStyle w:val="ListNumber"/>
         <w:numPr>
           <w:ilvl w:val="0"/>
-          <w:numId w:val="8"/>
+          <w:numId w:val="7"/>
         </w:numPr>
         <w:rPr/>
       </w:pPr>
@@ -8804,7 +8962,7 @@
         <w:pStyle w:val="ListNumber"/>
         <w:numPr>
           <w:ilvl w:val="0"/>
-          <w:numId w:val="8"/>
+          <w:numId w:val="7"/>
         </w:numPr>
         <w:rPr/>
       </w:pPr>
@@ -8818,7 +8976,7 @@
         <w:pStyle w:val="ListNumber"/>
         <w:numPr>
           <w:ilvl w:val="0"/>
-          <w:numId w:val="8"/>
+          <w:numId w:val="7"/>
         </w:numPr>
         <w:rPr/>
       </w:pPr>
@@ -8832,7 +8990,7 @@
         <w:pStyle w:val="ListNumber"/>
         <w:numPr>
           <w:ilvl w:val="0"/>
-          <w:numId w:val="8"/>
+          <w:numId w:val="7"/>
         </w:numPr>
         <w:rPr/>
       </w:pPr>
@@ -8846,7 +9004,7 @@
         <w:pStyle w:val="ListNumber"/>
         <w:numPr>
           <w:ilvl w:val="0"/>
-          <w:numId w:val="8"/>
+          <w:numId w:val="7"/>
         </w:numPr>
         <w:rPr/>
       </w:pPr>
@@ -8860,7 +9018,7 @@
         <w:pStyle w:val="ListNumber"/>
         <w:numPr>
           <w:ilvl w:val="0"/>
-          <w:numId w:val="8"/>
+          <w:numId w:val="7"/>
         </w:numPr>
         <w:rPr/>
       </w:pPr>
@@ -8884,8 +9042,8 @@
         <w:pStyle w:val="Heading1"/>
         <w:rPr/>
       </w:pPr>
-      <w:bookmarkStart w:id="24" w:name="__RefHeading___Toc8752_2324351978"/>
-      <w:bookmarkEnd w:id="24"/>
+      <w:bookmarkStart w:id="26" w:name="__RefHeading___Toc1670_3462866719"/>
+      <w:bookmarkEnd w:id="26"/>
       <w:r>
         <w:rPr/>
         <w:t>13. Troubleshooting</w:t>
@@ -8924,7 +9082,6 @@
             <w:pPr>
               <w:pStyle w:val="Normal"/>
               <w:widowControl/>
-              <w:suppressAutoHyphens w:val="true"/>
               <w:spacing w:before="0" w:after="120"/>
               <w:jc w:val="start"/>
               <w:rPr>
@@ -8960,7 +9117,6 @@
             <w:pPr>
               <w:pStyle w:val="Normal"/>
               <w:widowControl/>
-              <w:suppressAutoHyphens w:val="true"/>
               <w:spacing w:before="0" w:after="120"/>
               <w:jc w:val="start"/>
               <w:rPr>
@@ -9005,7 +9161,6 @@
             <w:pPr>
               <w:pStyle w:val="Normal"/>
               <w:widowControl/>
-              <w:suppressAutoHyphens w:val="true"/>
               <w:spacing w:before="0" w:after="120"/>
               <w:jc w:val="start"/>
               <w:rPr>
@@ -9044,7 +9199,6 @@
             <w:pPr>
               <w:pStyle w:val="Normal"/>
               <w:widowControl/>
-              <w:suppressAutoHyphens w:val="true"/>
               <w:spacing w:before="0" w:after="120"/>
               <w:jc w:val="start"/>
               <w:rPr>
@@ -9083,7 +9237,6 @@
             <w:pPr>
               <w:pStyle w:val="Normal"/>
               <w:widowControl/>
-              <w:suppressAutoHyphens w:val="true"/>
               <w:spacing w:before="0" w:after="120"/>
               <w:jc w:val="start"/>
               <w:rPr>
@@ -9121,7 +9274,6 @@
             <w:pPr>
               <w:pStyle w:val="Normal"/>
               <w:widowControl/>
-              <w:suppressAutoHyphens w:val="true"/>
               <w:spacing w:before="0" w:after="120"/>
               <w:jc w:val="start"/>
               <w:rPr>
@@ -9161,7 +9313,6 @@
             <w:pPr>
               <w:pStyle w:val="Normal"/>
               <w:widowControl/>
-              <w:suppressAutoHyphens w:val="true"/>
               <w:spacing w:before="0" w:after="120"/>
               <w:jc w:val="start"/>
               <w:rPr>
@@ -9200,7 +9351,6 @@
             <w:pPr>
               <w:pStyle w:val="Normal"/>
               <w:widowControl/>
-              <w:suppressAutoHyphens w:val="true"/>
               <w:spacing w:before="0" w:after="120"/>
               <w:jc w:val="start"/>
               <w:rPr>
@@ -9239,7 +9389,6 @@
             <w:pPr>
               <w:pStyle w:val="Normal"/>
               <w:widowControl/>
-              <w:suppressAutoHyphens w:val="true"/>
               <w:spacing w:before="0" w:after="120"/>
               <w:jc w:val="start"/>
               <w:rPr>
@@ -9277,7 +9426,6 @@
             <w:pPr>
               <w:pStyle w:val="Normal"/>
               <w:widowControl/>
-              <w:suppressAutoHyphens w:val="true"/>
               <w:spacing w:before="0" w:after="120"/>
               <w:jc w:val="start"/>
               <w:rPr>
@@ -9317,7 +9465,6 @@
             <w:pPr>
               <w:pStyle w:val="Normal"/>
               <w:widowControl/>
-              <w:suppressAutoHyphens w:val="true"/>
               <w:spacing w:before="0" w:after="120"/>
               <w:jc w:val="start"/>
               <w:rPr>
@@ -9356,7 +9503,6 @@
             <w:pPr>
               <w:pStyle w:val="Normal"/>
               <w:widowControl/>
-              <w:suppressAutoHyphens w:val="true"/>
               <w:spacing w:before="0" w:after="120"/>
               <w:jc w:val="start"/>
               <w:rPr>
@@ -9395,7 +9541,6 @@
             <w:pPr>
               <w:pStyle w:val="Normal"/>
               <w:widowControl/>
-              <w:suppressAutoHyphens w:val="true"/>
               <w:spacing w:before="0" w:after="120"/>
               <w:jc w:val="start"/>
               <w:rPr>
@@ -9433,7 +9578,6 @@
             <w:pPr>
               <w:pStyle w:val="Normal"/>
               <w:widowControl/>
-              <w:suppressAutoHyphens w:val="true"/>
               <w:spacing w:before="0" w:after="120"/>
               <w:jc w:val="start"/>
               <w:rPr>
@@ -9473,7 +9617,6 @@
             <w:pPr>
               <w:pStyle w:val="Normal"/>
               <w:widowControl/>
-              <w:suppressAutoHyphens w:val="true"/>
               <w:spacing w:before="0" w:after="120"/>
               <w:jc w:val="start"/>
               <w:rPr>
@@ -9512,7 +9655,6 @@
             <w:pPr>
               <w:pStyle w:val="Normal"/>
               <w:widowControl/>
-              <w:suppressAutoHyphens w:val="true"/>
               <w:spacing w:before="0" w:after="120"/>
               <w:jc w:val="start"/>
               <w:rPr>
@@ -9551,7 +9693,6 @@
             <w:pPr>
               <w:pStyle w:val="Normal"/>
               <w:widowControl/>
-              <w:suppressAutoHyphens w:val="true"/>
               <w:spacing w:before="0" w:after="120"/>
               <w:jc w:val="start"/>
               <w:rPr>
@@ -9589,7 +9730,6 @@
             <w:pPr>
               <w:pStyle w:val="Normal"/>
               <w:widowControl/>
-              <w:suppressAutoHyphens w:val="true"/>
               <w:spacing w:before="0" w:after="120"/>
               <w:jc w:val="start"/>
               <w:rPr>
@@ -9629,7 +9769,6 @@
             <w:pPr>
               <w:pStyle w:val="Normal"/>
               <w:widowControl/>
-              <w:suppressAutoHyphens w:val="true"/>
               <w:spacing w:before="0" w:after="120"/>
               <w:jc w:val="start"/>
               <w:rPr>
@@ -9668,7 +9807,6 @@
             <w:pPr>
               <w:pStyle w:val="Normal"/>
               <w:widowControl/>
-              <w:suppressAutoHyphens w:val="true"/>
               <w:spacing w:before="0" w:after="120"/>
               <w:jc w:val="start"/>
               <w:rPr>
@@ -9707,7 +9845,6 @@
             <w:pPr>
               <w:pStyle w:val="Normal"/>
               <w:widowControl/>
-              <w:suppressAutoHyphens w:val="true"/>
               <w:spacing w:before="0" w:after="120"/>
               <w:jc w:val="start"/>
               <w:rPr>
@@ -9745,7 +9882,6 @@
             <w:pPr>
               <w:pStyle w:val="Normal"/>
               <w:widowControl/>
-              <w:suppressAutoHyphens w:val="true"/>
               <w:spacing w:before="0" w:after="120"/>
               <w:jc w:val="start"/>
               <w:rPr>
@@ -9763,6 +9899,310 @@
                 <w:lang w:val="en-US" w:eastAsia="en-US" w:bidi="ar-SA"/>
               </w:rPr>
               <w:t>Check %LOCALAPPDATA%\&lt;ApplicationId&gt;\language.ini, not the executable folder.</w:t>
+            </w:r>
+          </w:p>
+        </w:tc>
+      </w:tr>
+      <w:tr>
+        <w:trPr>
+          <w:cantSplit/>
+        </w:trPr>
+        <w:tc>
+          <w:tcPr>
+            <w:tcW w:w="2700" w:type="dxa"/>
+            <w:tcBorders>
+              <w:top w:val="nil"/>
+              <w:bottom w:val="nil"/>
+            </w:tcBorders>
+            <w:shd w:color="auto" w:fill="D3DFEE" w:themeFill="accent1" w:themeFillTint="3f" w:val="clear"/>
+            <w:vAlign w:val="center"/>
+          </w:tcPr>
+          <w:p>
+            <w:pPr>
+              <w:pStyle w:val="Normal"/>
+              <w:widowControl/>
+              <w:spacing w:before="0" w:after="120"/>
+              <w:jc w:val="start"/>
+              <w:rPr>
+                <w:rFonts w:eastAsia="ＭＳ 明朝" w:cs=""/>
+                <w:b/>
+                <w:bCs/>
+                <w:kern w:val="0"/>
+                <w:szCs w:val="22"/>
+                <w:lang w:val="en-US" w:eastAsia="en-US" w:bidi="ar-SA"/>
+              </w:rPr>
+            </w:pPr>
+            <w:r>
+              <w:rPr>
+                <w:rFonts w:eastAsia="ＭＳ 明朝" w:cs=""/>
+                <w:b/>
+                <w:bCs/>
+                <w:kern w:val="0"/>
+                <w:szCs w:val="22"/>
+                <w:lang w:val="en-US" w:eastAsia="en-US" w:bidi="ar-SA"/>
+              </w:rPr>
+              <w:t>Target remains English</w:t>
+            </w:r>
+          </w:p>
+        </w:tc>
+        <w:tc>
+          <w:tcPr>
+            <w:tcW w:w="6660" w:type="dxa"/>
+            <w:tcBorders>
+              <w:top w:val="nil"/>
+              <w:bottom w:val="nil"/>
+            </w:tcBorders>
+            <w:shd w:color="auto" w:fill="D3DFEE" w:themeFill="accent1" w:themeFillTint="3f" w:val="clear"/>
+            <w:vAlign w:val="center"/>
+          </w:tcPr>
+          <w:p>
+            <w:pPr>
+              <w:pStyle w:val="Normal"/>
+              <w:widowControl/>
+              <w:spacing w:before="0" w:after="120"/>
+              <w:jc w:val="start"/>
+              <w:rPr>
+                <w:rFonts w:eastAsia="ＭＳ 明朝" w:cs=""/>
+                <w:kern w:val="0"/>
+                <w:szCs w:val="22"/>
+                <w:lang w:val="en-US" w:eastAsia="en-US" w:bidi="ar-SA"/>
+              </w:rPr>
+            </w:pPr>
+            <w:r>
+              <w:rPr>
+                <w:rFonts w:eastAsia="ＭＳ 明朝" w:cs=""/>
+                <w:kern w:val="0"/>
+                <w:szCs w:val="22"/>
+                <w:lang w:val="en-US" w:eastAsia="en-US" w:bidi="ar-SA"/>
+              </w:rPr>
+              <w:t>Confirm manager ApplicationId, JSON applicationId/locale, deployment folder, preference, and manager initialization errors.</w:t>
+            </w:r>
+          </w:p>
+        </w:tc>
+      </w:tr>
+      <w:tr>
+        <w:trPr>
+          <w:cantSplit/>
+        </w:trPr>
+        <w:tc>
+          <w:tcPr>
+            <w:tcW w:w="2700" w:type="dxa"/>
+            <w:tcBorders>
+              <w:top w:val="nil"/>
+              <w:bottom w:val="nil"/>
+            </w:tcBorders>
+            <w:vAlign w:val="center"/>
+          </w:tcPr>
+          <w:p>
+            <w:pPr>
+              <w:pStyle w:val="Normal"/>
+              <w:widowControl/>
+              <w:spacing w:before="0" w:after="120"/>
+              <w:jc w:val="start"/>
+              <w:rPr>
+                <w:rFonts w:eastAsia="ＭＳ 明朝" w:cs=""/>
+                <w:b/>
+                <w:bCs/>
+                <w:kern w:val="0"/>
+                <w:szCs w:val="22"/>
+                <w:lang w:val="en-US" w:eastAsia="en-US" w:bidi="ar-SA"/>
+              </w:rPr>
+            </w:pPr>
+            <w:r>
+              <w:rPr>
+                <w:rFonts w:eastAsia="ＭＳ 明朝" w:cs=""/>
+                <w:b/>
+                <w:bCs/>
+                <w:kern w:val="0"/>
+                <w:szCs w:val="22"/>
+                <w:lang w:val="en-US" w:eastAsia="en-US" w:bidi="ar-SA"/>
+              </w:rPr>
+              <w:t>Old language direction remains after switching</w:t>
+            </w:r>
+          </w:p>
+        </w:tc>
+        <w:tc>
+          <w:tcPr>
+            <w:tcW w:w="6660" w:type="dxa"/>
+            <w:tcBorders>
+              <w:top w:val="nil"/>
+              <w:bottom w:val="nil"/>
+            </w:tcBorders>
+            <w:vAlign w:val="center"/>
+          </w:tcPr>
+          <w:p>
+            <w:pPr>
+              <w:pStyle w:val="Normal"/>
+              <w:widowControl/>
+              <w:spacing w:before="0" w:after="120"/>
+              <w:jc w:val="start"/>
+              <w:rPr>
+                <w:rFonts w:eastAsia="ＭＳ 明朝" w:cs=""/>
+                <w:kern w:val="0"/>
+                <w:szCs w:val="22"/>
+                <w:lang w:val="en-US" w:eastAsia="en-US" w:bidi="ar-SA"/>
+              </w:rPr>
+            </w:pPr>
+            <w:r>
+              <w:rPr>
+                <w:rFonts w:eastAsia="ＭＳ 明朝" w:cs=""/>
+                <w:kern w:val="0"/>
+                <w:szCs w:val="22"/>
+                <w:lang w:val="en-US" w:eastAsia="en-US" w:bidi="ar-SA"/>
+              </w:rPr>
+              <w:t>Confirm the target uses the current DAT runtime units and regenerated language packs. The current runtime restores source geometry and menu/grid order before applying the new direction.</w:t>
+            </w:r>
+          </w:p>
+        </w:tc>
+      </w:tr>
+      <w:tr>
+        <w:trPr>
+          <w:cantSplit/>
+        </w:trPr>
+        <w:tc>
+          <w:tcPr>
+            <w:tcW w:w="2700" w:type="dxa"/>
+            <w:tcBorders>
+              <w:top w:val="nil"/>
+              <w:bottom w:val="nil"/>
+            </w:tcBorders>
+            <w:shd w:color="auto" w:fill="D3DFEE" w:themeFill="accent1" w:themeFillTint="3f" w:val="clear"/>
+            <w:vAlign w:val="center"/>
+          </w:tcPr>
+          <w:p>
+            <w:pPr>
+              <w:pStyle w:val="Normal"/>
+              <w:widowControl/>
+              <w:spacing w:before="0" w:after="120"/>
+              <w:jc w:val="start"/>
+              <w:rPr>
+                <w:rFonts w:eastAsia="ＭＳ 明朝" w:cs=""/>
+                <w:b/>
+                <w:bCs/>
+                <w:kern w:val="0"/>
+                <w:szCs w:val="22"/>
+                <w:lang w:val="en-US" w:eastAsia="en-US" w:bidi="ar-SA"/>
+              </w:rPr>
+            </w:pPr>
+            <w:r>
+              <w:rPr>
+                <w:rFonts w:eastAsia="ＭＳ 明朝" w:cs=""/>
+                <w:b/>
+                <w:bCs/>
+                <w:kern w:val="0"/>
+                <w:szCs w:val="22"/>
+                <w:lang w:val="en-US" w:eastAsia="en-US" w:bidi="ar-SA"/>
+              </w:rPr>
+              <w:t>Language switching or closing takes many seconds</w:t>
+            </w:r>
+          </w:p>
+        </w:tc>
+        <w:tc>
+          <w:tcPr>
+            <w:tcW w:w="6660" w:type="dxa"/>
+            <w:tcBorders>
+              <w:top w:val="nil"/>
+              <w:bottom w:val="nil"/>
+            </w:tcBorders>
+            <w:shd w:color="auto" w:fill="D3DFEE" w:themeFill="accent1" w:themeFillTint="3f" w:val="clear"/>
+            <w:vAlign w:val="center"/>
+          </w:tcPr>
+          <w:p>
+            <w:pPr>
+              <w:pStyle w:val="Normal"/>
+              <w:widowControl/>
+              <w:spacing w:before="0" w:after="120"/>
+              <w:jc w:val="start"/>
+              <w:rPr>
+                <w:rFonts w:eastAsia="ＭＳ 明朝" w:cs=""/>
+                <w:kern w:val="0"/>
+                <w:szCs w:val="22"/>
+                <w:lang w:val="en-US" w:eastAsia="en-US" w:bidi="ar-SA"/>
+              </w:rPr>
+            </w:pPr>
+            <w:r>
+              <w:rPr>
+                <w:rFonts w:eastAsia="ＭＳ 明朝" w:cs=""/>
+                <w:kern w:val="0"/>
+                <w:szCs w:val="22"/>
+                <w:lang w:val="en-US" w:eastAsia="en-US" w:bidi="ar-SA"/>
+              </w:rPr>
+              <w:t>Confirm the target uses the current FMX runtime. Current dynamic refresh separates text refresh from layout work and bounds WebBrowser retries; stale generated DAT units can reintroduce the old loop.</w:t>
+            </w:r>
+          </w:p>
+        </w:tc>
+      </w:tr>
+      <w:tr>
+        <w:trPr>
+          <w:cantSplit/>
+        </w:trPr>
+        <w:tc>
+          <w:tcPr>
+            <w:tcW w:w="2700" w:type="dxa"/>
+            <w:tcBorders>
+              <w:top w:val="nil"/>
+              <w:bottom w:val="nil"/>
+            </w:tcBorders>
+            <w:vAlign w:val="center"/>
+          </w:tcPr>
+          <w:p>
+            <w:pPr>
+              <w:pStyle w:val="Normal"/>
+              <w:widowControl/>
+              <w:spacing w:before="0" w:after="120"/>
+              <w:jc w:val="start"/>
+              <w:rPr>
+                <w:rFonts w:eastAsia="ＭＳ 明朝" w:cs=""/>
+                <w:b/>
+                <w:bCs/>
+                <w:kern w:val="0"/>
+                <w:szCs w:val="22"/>
+                <w:lang w:val="en-US" w:eastAsia="en-US" w:bidi="ar-SA"/>
+              </w:rPr>
+            </w:pPr>
+            <w:r>
+              <w:rPr>
+                <w:rFonts w:eastAsia="ＭＳ 明朝" w:cs=""/>
+                <w:b/>
+                <w:bCs/>
+                <w:kern w:val="0"/>
+                <w:szCs w:val="22"/>
+                <w:lang w:val="en-US" w:eastAsia="en-US" w:bidi="ar-SA"/>
+              </w:rPr>
+              <w:t>Dialog remains in the source language</w:t>
+            </w:r>
+          </w:p>
+        </w:tc>
+        <w:tc>
+          <w:tcPr>
+            <w:tcW w:w="6660" w:type="dxa"/>
+            <w:tcBorders>
+              <w:top w:val="nil"/>
+              <w:bottom w:val="nil"/>
+            </w:tcBorders>
+            <w:vAlign w:val="center"/>
+          </w:tcPr>
+          <w:p>
+            <w:pPr>
+              <w:pStyle w:val="Normal"/>
+              <w:widowControl/>
+              <w:spacing w:before="0" w:after="120"/>
+              <w:jc w:val="start"/>
+              <w:rPr>
+                <w:rFonts w:eastAsia="ＭＳ 明朝" w:cs=""/>
+                <w:kern w:val="0"/>
+                <w:szCs w:val="22"/>
+                <w:lang w:val="en-US" w:eastAsia="en-US" w:bidi="ar-SA"/>
+              </w:rPr>
+            </w:pPr>
+            <w:r>
+              <w:rPr>
+                <w:rFonts w:eastAsia="ＭＳ 明朝" w:cs=""/>
+                <w:kern w:val="0"/>
+                <w:szCs w:val="22"/>
+                <w:lang w:val="en-US" w:eastAsia="en-US" w:bidi="ar-SA"/>
+              </w:rPr>
+              <w:t>Regenerate the catalog/pack with the current scanner and deploy the current FMX component/runtime units. Native FMX dialogs are translated from discovered runtime strings; an undiscovered application string needs DATTranslateText or DATTranslateDynamicText wiring.</w:t>
             </w:r>
           </w:p>
         </w:tc>
@@ -9784,7 +10224,6 @@
             <w:pPr>
               <w:pStyle w:val="Normal"/>
               <w:widowControl/>
-              <w:suppressAutoHyphens w:val="true"/>
               <w:spacing w:before="0" w:after="120"/>
               <w:jc w:val="start"/>
               <w:rPr>
@@ -9805,7 +10244,7 @@
                 <w:szCs w:val="22"/>
                 <w:lang w:val="en-US" w:eastAsia="en-US" w:bidi="ar-SA"/>
               </w:rPr>
-              <w:t>Target remains English</w:t>
+              <w:t>Duplicate scan keys were ignored</w:t>
             </w:r>
           </w:p>
         </w:tc>
@@ -9822,7 +10261,6 @@
             <w:pPr>
               <w:pStyle w:val="Normal"/>
               <w:widowControl/>
-              <w:suppressAutoHyphens w:val="true"/>
               <w:spacing w:before="0" w:after="120"/>
               <w:jc w:val="start"/>
               <w:rPr>
@@ -9839,7 +10277,7 @@
                 <w:szCs w:val="22"/>
                 <w:lang w:val="en-US" w:eastAsia="en-US" w:bidi="ar-SA"/>
               </w:rPr>
-              <w:t>Confirm manager ApplicationId, JSON applicationId/locale, deployment folder, preference, and manager initialization errors.</w:t>
+              <w:t>The scanner found the same stable key more than once and retained one catalog entry. Review the scan summary; repeated source declarations are harmless only when they represent the same UI text. Explicit keys must be unique when their meanings differ.</w:t>
             </w:r>
           </w:p>
         </w:tc>
@@ -9850,8 +10288,8 @@
         <w:pStyle w:val="Heading1"/>
         <w:rPr/>
       </w:pPr>
-      <w:bookmarkStart w:id="25" w:name="__RefHeading___Toc8754_2324351978"/>
-      <w:bookmarkEnd w:id="25"/>
+      <w:bookmarkStart w:id="27" w:name="__RefHeading___Toc1672_3462866719"/>
+      <w:bookmarkEnd w:id="27"/>
       <w:r>
         <w:rPr/>
         <w:t>14. Security and Privacy</w:t>
@@ -9967,8 +10405,8 @@
         <w:pStyle w:val="Heading1"/>
         <w:rPr/>
       </w:pPr>
-      <w:bookmarkStart w:id="26" w:name="__RefHeading___Toc8756_2324351978"/>
-      <w:bookmarkEnd w:id="26"/>
+      <w:bookmarkStart w:id="28" w:name="__RefHeading___Toc1674_3462866719"/>
+      <w:bookmarkEnd w:id="28"/>
       <w:r>
         <w:rPr/>
         <w:t>15. File and Folder Reference</w:t>
@@ -10007,7 +10445,6 @@
             <w:pPr>
               <w:pStyle w:val="Normal"/>
               <w:widowControl/>
-              <w:suppressAutoHyphens w:val="true"/>
               <w:spacing w:before="0" w:after="120"/>
               <w:jc w:val="start"/>
               <w:rPr>
@@ -10043,7 +10480,6 @@
             <w:pPr>
               <w:pStyle w:val="Normal"/>
               <w:widowControl/>
-              <w:suppressAutoHyphens w:val="true"/>
               <w:spacing w:before="0" w:after="120"/>
               <w:jc w:val="start"/>
               <w:rPr>
@@ -10088,7 +10524,6 @@
             <w:pPr>
               <w:pStyle w:val="Normal"/>
               <w:widowControl/>
-              <w:suppressAutoHyphens w:val="true"/>
               <w:spacing w:before="0" w:after="120"/>
               <w:jc w:val="start"/>
               <w:rPr>
@@ -10127,7 +10562,6 @@
             <w:pPr>
               <w:pStyle w:val="Normal"/>
               <w:widowControl/>
-              <w:suppressAutoHyphens w:val="true"/>
               <w:spacing w:before="0" w:after="120"/>
               <w:jc w:val="start"/>
               <w:rPr>
@@ -10166,7 +10600,6 @@
             <w:pPr>
               <w:pStyle w:val="Normal"/>
               <w:widowControl/>
-              <w:suppressAutoHyphens w:val="true"/>
               <w:spacing w:before="0" w:after="120"/>
               <w:jc w:val="start"/>
               <w:rPr>
@@ -10204,7 +10637,6 @@
             <w:pPr>
               <w:pStyle w:val="Normal"/>
               <w:widowControl/>
-              <w:suppressAutoHyphens w:val="true"/>
               <w:spacing w:before="0" w:after="120"/>
               <w:jc w:val="start"/>
               <w:rPr>
@@ -10244,7 +10676,6 @@
             <w:pPr>
               <w:pStyle w:val="Normal"/>
               <w:widowControl/>
-              <w:suppressAutoHyphens w:val="true"/>
               <w:spacing w:before="0" w:after="120"/>
               <w:jc w:val="start"/>
               <w:rPr>
@@ -10283,7 +10714,6 @@
             <w:pPr>
               <w:pStyle w:val="Normal"/>
               <w:widowControl/>
-              <w:suppressAutoHyphens w:val="true"/>
               <w:spacing w:before="0" w:after="120"/>
               <w:jc w:val="start"/>
               <w:rPr>
@@ -10322,7 +10752,6 @@
             <w:pPr>
               <w:pStyle w:val="Normal"/>
               <w:widowControl/>
-              <w:suppressAutoHyphens w:val="true"/>
               <w:spacing w:before="0" w:after="120"/>
               <w:jc w:val="start"/>
               <w:rPr>
@@ -10360,7 +10789,6 @@
             <w:pPr>
               <w:pStyle w:val="Normal"/>
               <w:widowControl/>
-              <w:suppressAutoHyphens w:val="true"/>
               <w:spacing w:before="0" w:after="120"/>
               <w:jc w:val="start"/>
               <w:rPr>
@@ -10400,7 +10828,6 @@
             <w:pPr>
               <w:pStyle w:val="Normal"/>
               <w:widowControl/>
-              <w:suppressAutoHyphens w:val="true"/>
               <w:spacing w:before="0" w:after="120"/>
               <w:jc w:val="start"/>
               <w:rPr>
@@ -10439,7 +10866,6 @@
             <w:pPr>
               <w:pStyle w:val="Normal"/>
               <w:widowControl/>
-              <w:suppressAutoHyphens w:val="true"/>
               <w:spacing w:before="0" w:after="120"/>
               <w:jc w:val="start"/>
               <w:rPr>
@@ -10478,7 +10904,6 @@
             <w:pPr>
               <w:pStyle w:val="Normal"/>
               <w:widowControl/>
-              <w:suppressAutoHyphens w:val="true"/>
               <w:spacing w:before="0" w:after="120"/>
               <w:jc w:val="start"/>
               <w:rPr>
@@ -10516,7 +10941,6 @@
             <w:pPr>
               <w:pStyle w:val="Normal"/>
               <w:widowControl/>
-              <w:suppressAutoHyphens w:val="true"/>
               <w:spacing w:before="0" w:after="120"/>
               <w:jc w:val="start"/>
               <w:rPr>
@@ -10556,7 +10980,6 @@
             <w:pPr>
               <w:pStyle w:val="Normal"/>
               <w:widowControl/>
-              <w:suppressAutoHyphens w:val="true"/>
               <w:spacing w:before="0" w:after="120"/>
               <w:jc w:val="start"/>
               <w:rPr>
@@ -10595,7 +11018,6 @@
             <w:pPr>
               <w:pStyle w:val="Normal"/>
               <w:widowControl/>
-              <w:suppressAutoHyphens w:val="true"/>
               <w:spacing w:before="0" w:after="120"/>
               <w:jc w:val="start"/>
               <w:rPr>
@@ -10634,7 +11056,6 @@
             <w:pPr>
               <w:pStyle w:val="Normal"/>
               <w:widowControl/>
-              <w:suppressAutoHyphens w:val="true"/>
               <w:spacing w:before="0" w:after="120"/>
               <w:jc w:val="start"/>
               <w:rPr>
@@ -10672,7 +11093,6 @@
             <w:pPr>
               <w:pStyle w:val="Normal"/>
               <w:widowControl/>
-              <w:suppressAutoHyphens w:val="true"/>
               <w:spacing w:before="0" w:after="120"/>
               <w:jc w:val="start"/>
               <w:rPr>
@@ -10711,7 +11131,6 @@
             <w:pPr>
               <w:pStyle w:val="Normal"/>
               <w:widowControl/>
-              <w:suppressAutoHyphens w:val="true"/>
               <w:spacing w:before="0" w:after="120"/>
               <w:jc w:val="start"/>
               <w:rPr>
@@ -10749,7 +11168,6 @@
             <w:pPr>
               <w:pStyle w:val="Normal"/>
               <w:widowControl/>
-              <w:suppressAutoHyphens w:val="true"/>
               <w:spacing w:before="0" w:after="120"/>
               <w:jc w:val="start"/>
               <w:rPr>
@@ -10777,8 +11195,8 @@
         <w:pStyle w:val="Heading1"/>
         <w:rPr/>
       </w:pPr>
-      <w:bookmarkStart w:id="27" w:name="__RefHeading___Toc8758_2324351978"/>
-      <w:bookmarkEnd w:id="27"/>
+      <w:bookmarkStart w:id="29" w:name="__RefHeading___Toc1676_3462866719"/>
+      <w:bookmarkEnd w:id="29"/>
       <w:r>
         <w:rPr/>
         <w:t>16. Provider Reference and Change Notice</w:t>
@@ -10805,7 +11223,7 @@
       </w:pPr>
       <w:r>
         <w:rPr/>
-        <w:t>This guide documents the implemented Studio as of August 10, 2026.</w:t>
+        <w:t>This guide documents the implemented alpha Studio as of August 26, 2026.</w:t>
       </w:r>
     </w:p>
     <w:sectPr>
@@ -11009,7 +11427,7 @@
     </w:r>
     <w:r>
       <w:rPr/>
-      <w:t>17</w:t>
+      <w:t>19</w:t>
     </w:r>
     <w:r>
       <w:rPr/>
@@ -11049,7 +11467,7 @@
     </w:r>
     <w:r>
       <w:rPr/>
-      <w:t>17</w:t>
+      <w:t>19</w:t>
     </w:r>
     <w:r>
       <w:rPr/>
@@ -11240,7 +11658,6 @@
         </w:tabs>
         <w:ind w:start="1080" w:hanging="360"/>
       </w:pPr>
-      <w:rPr/>
     </w:lvl>
     <w:lvl w:ilvl="2">
       <w:start w:val="1"/>
@@ -11253,7 +11670,6 @@
         </w:tabs>
         <w:ind w:start="1440" w:hanging="360"/>
       </w:pPr>
-      <w:rPr/>
     </w:lvl>
     <w:lvl w:ilvl="3">
       <w:start w:val="1"/>
@@ -11266,7 +11682,6 @@
         </w:tabs>
         <w:ind w:start="1800" w:hanging="360"/>
       </w:pPr>
-      <w:rPr/>
     </w:lvl>
     <w:lvl w:ilvl="4">
       <w:start w:val="1"/>
@@ -11279,7 +11694,6 @@
         </w:tabs>
         <w:ind w:start="2160" w:hanging="360"/>
       </w:pPr>
-      <w:rPr/>
     </w:lvl>
     <w:lvl w:ilvl="5">
       <w:start w:val="1"/>
@@ -11292,7 +11706,6 @@
         </w:tabs>
         <w:ind w:start="2520" w:hanging="360"/>
       </w:pPr>
-      <w:rPr/>
     </w:lvl>
     <w:lvl w:ilvl="6">
       <w:start w:val="1"/>
@@ -11305,7 +11718,6 @@
         </w:tabs>
         <w:ind w:start="2880" w:hanging="360"/>
       </w:pPr>
-      <w:rPr/>
     </w:lvl>
     <w:lvl w:ilvl="7">
       <w:start w:val="1"/>
@@ -11318,7 +11730,6 @@
         </w:tabs>
         <w:ind w:start="3240" w:hanging="360"/>
       </w:pPr>
-      <w:rPr/>
     </w:lvl>
     <w:lvl w:ilvl="8">
       <w:start w:val="1"/>
@@ -11331,7 +11742,6 @@
         </w:tabs>
         <w:ind w:start="3600" w:hanging="360"/>
       </w:pPr>
-      <w:rPr/>
     </w:lvl>
   </w:abstractNum>
   <w:abstractNum w:abstractNumId="2">
@@ -11361,7 +11771,6 @@
         </w:tabs>
         <w:ind w:start="1080" w:hanging="360"/>
       </w:pPr>
-      <w:rPr/>
     </w:lvl>
     <w:lvl w:ilvl="2">
       <w:start w:val="1"/>
@@ -11374,7 +11783,6 @@
         </w:tabs>
         <w:ind w:start="1440" w:hanging="360"/>
       </w:pPr>
-      <w:rPr/>
     </w:lvl>
     <w:lvl w:ilvl="3">
       <w:start w:val="1"/>
@@ -11387,7 +11795,6 @@
         </w:tabs>
         <w:ind w:start="1800" w:hanging="360"/>
       </w:pPr>
-      <w:rPr/>
     </w:lvl>
     <w:lvl w:ilvl="4">
       <w:start w:val="1"/>
@@ -11400,7 +11807,6 @@
         </w:tabs>
         <w:ind w:start="2160" w:hanging="360"/>
       </w:pPr>
-      <w:rPr/>
     </w:lvl>
     <w:lvl w:ilvl="5">
       <w:start w:val="1"/>
@@ -11413,7 +11819,6 @@
         </w:tabs>
         <w:ind w:start="2520" w:hanging="360"/>
       </w:pPr>
-      <w:rPr/>
     </w:lvl>
     <w:lvl w:ilvl="6">
       <w:start w:val="1"/>
@@ -11426,7 +11831,6 @@
         </w:tabs>
         <w:ind w:start="2880" w:hanging="360"/>
       </w:pPr>
-      <w:rPr/>
     </w:lvl>
     <w:lvl w:ilvl="7">
       <w:start w:val="1"/>
@@ -11439,7 +11843,6 @@
         </w:tabs>
         <w:ind w:start="3240" w:hanging="360"/>
       </w:pPr>
-      <w:rPr/>
     </w:lvl>
     <w:lvl w:ilvl="8">
       <w:start w:val="1"/>
@@ -11452,7 +11855,6 @@
         </w:tabs>
         <w:ind w:start="3600" w:hanging="360"/>
       </w:pPr>
-      <w:rPr/>
     </w:lvl>
   </w:abstractNum>
   <w:abstractNum w:abstractNumId="3">
@@ -11482,7 +11884,6 @@
         </w:tabs>
         <w:ind w:start="1080" w:hanging="360"/>
       </w:pPr>
-      <w:rPr/>
     </w:lvl>
     <w:lvl w:ilvl="2">
       <w:start w:val="1"/>
@@ -11495,7 +11896,6 @@
         </w:tabs>
         <w:ind w:start="1440" w:hanging="360"/>
       </w:pPr>
-      <w:rPr/>
     </w:lvl>
     <w:lvl w:ilvl="3">
       <w:start w:val="1"/>
@@ -11508,7 +11908,6 @@
         </w:tabs>
         <w:ind w:start="1800" w:hanging="360"/>
       </w:pPr>
-      <w:rPr/>
     </w:lvl>
     <w:lvl w:ilvl="4">
       <w:start w:val="1"/>
@@ -11521,7 +11920,6 @@
         </w:tabs>
         <w:ind w:start="2160" w:hanging="360"/>
       </w:pPr>
-      <w:rPr/>
     </w:lvl>
     <w:lvl w:ilvl="5">
       <w:start w:val="1"/>
@@ -11534,7 +11932,6 @@
         </w:tabs>
         <w:ind w:start="2520" w:hanging="360"/>
       </w:pPr>
-      <w:rPr/>
     </w:lvl>
     <w:lvl w:ilvl="6">
       <w:start w:val="1"/>
@@ -11547,7 +11944,6 @@
         </w:tabs>
         <w:ind w:start="2880" w:hanging="360"/>
       </w:pPr>
-      <w:rPr/>
     </w:lvl>
     <w:lvl w:ilvl="7">
       <w:start w:val="1"/>
@@ -11560,7 +11956,6 @@
         </w:tabs>
         <w:ind w:start="3240" w:hanging="360"/>
       </w:pPr>
-      <w:rPr/>
     </w:lvl>
     <w:lvl w:ilvl="8">
       <w:start w:val="1"/>
@@ -11573,7 +11968,6 @@
         </w:tabs>
         <w:ind w:start="3600" w:hanging="360"/>
       </w:pPr>
-      <w:rPr/>
     </w:lvl>
   </w:abstractNum>
   <w:abstractNum w:abstractNumId="4">
@@ -11601,7 +11995,6 @@
         </w:tabs>
         <w:ind w:start="1080" w:hanging="360"/>
       </w:pPr>
-      <w:rPr/>
     </w:lvl>
     <w:lvl w:ilvl="2">
       <w:start w:val="1"/>
@@ -11614,7 +12007,6 @@
         </w:tabs>
         <w:ind w:start="1440" w:hanging="360"/>
       </w:pPr>
-      <w:rPr/>
     </w:lvl>
     <w:lvl w:ilvl="3">
       <w:start w:val="1"/>
@@ -11627,7 +12019,6 @@
         </w:tabs>
         <w:ind w:start="1800" w:hanging="360"/>
       </w:pPr>
-      <w:rPr/>
     </w:lvl>
     <w:lvl w:ilvl="4">
       <w:start w:val="1"/>
@@ -11640,7 +12031,6 @@
         </w:tabs>
         <w:ind w:start="2160" w:hanging="360"/>
       </w:pPr>
-      <w:rPr/>
     </w:lvl>
     <w:lvl w:ilvl="5">
       <w:start w:val="1"/>
@@ -11653,7 +12043,6 @@
         </w:tabs>
         <w:ind w:start="2520" w:hanging="360"/>
       </w:pPr>
-      <w:rPr/>
     </w:lvl>
     <w:lvl w:ilvl="6">
       <w:start w:val="1"/>
@@ -11666,7 +12055,6 @@
         </w:tabs>
         <w:ind w:start="2880" w:hanging="360"/>
       </w:pPr>
-      <w:rPr/>
     </w:lvl>
     <w:lvl w:ilvl="7">
       <w:start w:val="1"/>
@@ -11679,7 +12067,6 @@
         </w:tabs>
         <w:ind w:start="3240" w:hanging="360"/>
       </w:pPr>
-      <w:rPr/>
     </w:lvl>
     <w:lvl w:ilvl="8">
       <w:start w:val="1"/>
@@ -11692,7 +12079,6 @@
         </w:tabs>
         <w:ind w:start="3600" w:hanging="360"/>
       </w:pPr>
-      <w:rPr/>
     </w:lvl>
   </w:abstractNum>
   <w:abstractNum w:abstractNumId="5">
@@ -11720,7 +12106,6 @@
         </w:tabs>
         <w:ind w:start="1080" w:hanging="360"/>
       </w:pPr>
-      <w:rPr/>
     </w:lvl>
     <w:lvl w:ilvl="2">
       <w:start w:val="1"/>
@@ -11733,7 +12118,6 @@
         </w:tabs>
         <w:ind w:start="1440" w:hanging="360"/>
       </w:pPr>
-      <w:rPr/>
     </w:lvl>
     <w:lvl w:ilvl="3">
       <w:start w:val="1"/>
@@ -11746,7 +12130,6 @@
         </w:tabs>
         <w:ind w:start="1800" w:hanging="360"/>
       </w:pPr>
-      <w:rPr/>
     </w:lvl>
     <w:lvl w:ilvl="4">
       <w:start w:val="1"/>
@@ -11759,7 +12142,6 @@
         </w:tabs>
         <w:ind w:start="2160" w:hanging="360"/>
       </w:pPr>
-      <w:rPr/>
     </w:lvl>
     <w:lvl w:ilvl="5">
       <w:start w:val="1"/>
@@ -11772,7 +12154,6 @@
         </w:tabs>
         <w:ind w:start="2520" w:hanging="360"/>
       </w:pPr>
-      <w:rPr/>
     </w:lvl>
     <w:lvl w:ilvl="6">
       <w:start w:val="1"/>
@@ -11785,7 +12166,6 @@
         </w:tabs>
         <w:ind w:start="2880" w:hanging="360"/>
       </w:pPr>
-      <w:rPr/>
     </w:lvl>
     <w:lvl w:ilvl="7">
       <w:start w:val="1"/>
@@ -11798,7 +12178,6 @@
         </w:tabs>
         <w:ind w:start="3240" w:hanging="360"/>
       </w:pPr>
-      <w:rPr/>
     </w:lvl>
     <w:lvl w:ilvl="8">
       <w:start w:val="1"/>
@@ -11811,7 +12190,6 @@
         </w:tabs>
         <w:ind w:start="3600" w:hanging="360"/>
       </w:pPr>
-      <w:rPr/>
     </w:lvl>
   </w:abstractNum>
   <w:abstractNum w:abstractNumId="6">
@@ -11839,7 +12217,6 @@
         </w:tabs>
         <w:ind w:start="1080" w:hanging="360"/>
       </w:pPr>
-      <w:rPr/>
     </w:lvl>
     <w:lvl w:ilvl="2">
       <w:start w:val="1"/>
@@ -11852,7 +12229,6 @@
         </w:tabs>
         <w:ind w:start="1440" w:hanging="360"/>
       </w:pPr>
-      <w:rPr/>
     </w:lvl>
     <w:lvl w:ilvl="3">
       <w:start w:val="1"/>
@@ -11865,7 +12241,6 @@
         </w:tabs>
         <w:ind w:start="1800" w:hanging="360"/>
       </w:pPr>
-      <w:rPr/>
     </w:lvl>
     <w:lvl w:ilvl="4">
       <w:start w:val="1"/>
@@ -11878,7 +12253,6 @@
         </w:tabs>
         <w:ind w:start="2160" w:hanging="360"/>
       </w:pPr>
-      <w:rPr/>
     </w:lvl>
     <w:lvl w:ilvl="5">
       <w:start w:val="1"/>
@@ -11891,7 +12265,6 @@
         </w:tabs>
         <w:ind w:start="2520" w:hanging="360"/>
       </w:pPr>
-      <w:rPr/>
     </w:lvl>
     <w:lvl w:ilvl="6">
       <w:start w:val="1"/>
@@ -11904,7 +12277,6 @@
         </w:tabs>
         <w:ind w:start="2880" w:hanging="360"/>
       </w:pPr>
-      <w:rPr/>
     </w:lvl>
     <w:lvl w:ilvl="7">
       <w:start w:val="1"/>
@@ -11917,7 +12289,6 @@
         </w:tabs>
         <w:ind w:start="3240" w:hanging="360"/>
       </w:pPr>
-      <w:rPr/>
     </w:lvl>
     <w:lvl w:ilvl="8">
       <w:start w:val="1"/>
@@ -11930,7 +12301,6 @@
         </w:tabs>
         <w:ind w:start="3600" w:hanging="360"/>
       </w:pPr>
-      <w:rPr/>
     </w:lvl>
   </w:abstractNum>
   <w:abstractNum w:abstractNumId="7">
@@ -11958,7 +12328,6 @@
         </w:tabs>
         <w:ind w:start="1080" w:hanging="360"/>
       </w:pPr>
-      <w:rPr/>
     </w:lvl>
     <w:lvl w:ilvl="2">
       <w:start w:val="1"/>
@@ -11971,7 +12340,6 @@
         </w:tabs>
         <w:ind w:start="1440" w:hanging="360"/>
       </w:pPr>
-      <w:rPr/>
     </w:lvl>
     <w:lvl w:ilvl="3">
       <w:start w:val="1"/>
@@ -11984,7 +12352,6 @@
         </w:tabs>
         <w:ind w:start="1800" w:hanging="360"/>
       </w:pPr>
-      <w:rPr/>
     </w:lvl>
     <w:lvl w:ilvl="4">
       <w:start w:val="1"/>
@@ -11997,7 +12364,6 @@
         </w:tabs>
         <w:ind w:start="2160" w:hanging="360"/>
       </w:pPr>
-      <w:rPr/>
     </w:lvl>
     <w:lvl w:ilvl="5">
       <w:start w:val="1"/>
@@ -12010,7 +12376,6 @@
         </w:tabs>
         <w:ind w:start="2520" w:hanging="360"/>
       </w:pPr>
-      <w:rPr/>
     </w:lvl>
     <w:lvl w:ilvl="6">
       <w:start w:val="1"/>
@@ -12023,7 +12388,6 @@
         </w:tabs>
         <w:ind w:start="2880" w:hanging="360"/>
       </w:pPr>
-      <w:rPr/>
     </w:lvl>
     <w:lvl w:ilvl="7">
       <w:start w:val="1"/>
@@ -12036,7 +12400,6 @@
         </w:tabs>
         <w:ind w:start="3240" w:hanging="360"/>
       </w:pPr>
-      <w:rPr/>
     </w:lvl>
     <w:lvl w:ilvl="8">
       <w:start w:val="1"/>
@@ -12049,7 +12412,6 @@
         </w:tabs>
         <w:ind w:start="3600" w:hanging="360"/>
       </w:pPr>
-      <w:rPr/>
     </w:lvl>
   </w:abstractNum>
   <w:abstractNum w:abstractNumId="8">
@@ -12077,7 +12439,6 @@
         </w:tabs>
         <w:ind w:start="1080" w:hanging="360"/>
       </w:pPr>
-      <w:rPr/>
     </w:lvl>
     <w:lvl w:ilvl="2">
       <w:start w:val="1"/>
@@ -12090,7 +12451,6 @@
         </w:tabs>
         <w:ind w:start="1440" w:hanging="360"/>
       </w:pPr>
-      <w:rPr/>
     </w:lvl>
     <w:lvl w:ilvl="3">
       <w:start w:val="1"/>
@@ -12103,7 +12463,6 @@
         </w:tabs>
         <w:ind w:start="1800" w:hanging="360"/>
       </w:pPr>
-      <w:rPr/>
     </w:lvl>
     <w:lvl w:ilvl="4">
       <w:start w:val="1"/>
@@ -12116,7 +12475,6 @@
         </w:tabs>
         <w:ind w:start="2160" w:hanging="360"/>
       </w:pPr>
-      <w:rPr/>
     </w:lvl>
     <w:lvl w:ilvl="5">
       <w:start w:val="1"/>
@@ -12129,7 +12487,6 @@
         </w:tabs>
         <w:ind w:start="2520" w:hanging="360"/>
       </w:pPr>
-      <w:rPr/>
     </w:lvl>
     <w:lvl w:ilvl="6">
       <w:start w:val="1"/>
@@ -12142,7 +12499,6 @@
         </w:tabs>
         <w:ind w:start="2880" w:hanging="360"/>
       </w:pPr>
-      <w:rPr/>
     </w:lvl>
     <w:lvl w:ilvl="7">
       <w:start w:val="1"/>
@@ -12155,7 +12511,6 @@
         </w:tabs>
         <w:ind w:start="3240" w:hanging="360"/>
       </w:pPr>
-      <w:rPr/>
     </w:lvl>
     <w:lvl w:ilvl="8">
       <w:start w:val="1"/>
@@ -12168,7 +12523,6 @@
         </w:tabs>
         <w:ind w:start="3600" w:hanging="360"/>
       </w:pPr>
-      <w:rPr/>
     </w:lvl>
   </w:abstractNum>
   <w:abstractNum w:abstractNumId="9">
@@ -12196,7 +12550,6 @@
         </w:tabs>
         <w:ind w:start="1080" w:hanging="360"/>
       </w:pPr>
-      <w:rPr/>
     </w:lvl>
     <w:lvl w:ilvl="2">
       <w:start w:val="1"/>
@@ -12209,7 +12562,6 @@
         </w:tabs>
         <w:ind w:start="1440" w:hanging="360"/>
       </w:pPr>
-      <w:rPr/>
     </w:lvl>
     <w:lvl w:ilvl="3">
       <w:start w:val="1"/>
@@ -12222,7 +12574,6 @@
         </w:tabs>
         <w:ind w:start="1800" w:hanging="360"/>
       </w:pPr>
-      <w:rPr/>
     </w:lvl>
     <w:lvl w:ilvl="4">
       <w:start w:val="1"/>
@@ -12235,7 +12586,6 @@
         </w:tabs>
         <w:ind w:start="2160" w:hanging="360"/>
       </w:pPr>
-      <w:rPr/>
     </w:lvl>
     <w:lvl w:ilvl="5">
       <w:start w:val="1"/>
@@ -12248,7 +12598,6 @@
         </w:tabs>
         <w:ind w:start="2520" w:hanging="360"/>
       </w:pPr>
-      <w:rPr/>
     </w:lvl>
     <w:lvl w:ilvl="6">
       <w:start w:val="1"/>
@@ -12261,7 +12610,6 @@
         </w:tabs>
         <w:ind w:start="2880" w:hanging="360"/>
       </w:pPr>
-      <w:rPr/>
     </w:lvl>
     <w:lvl w:ilvl="7">
       <w:start w:val="1"/>
@@ -12274,7 +12622,6 @@
         </w:tabs>
         <w:ind w:start="3240" w:hanging="360"/>
       </w:pPr>
-      <w:rPr/>
     </w:lvl>
     <w:lvl w:ilvl="8">
       <w:start w:val="1"/>
@@ -12287,7 +12634,6 @@
         </w:tabs>
         <w:ind w:start="3600" w:hanging="360"/>
       </w:pPr>
-      <w:rPr/>
     </w:lvl>
   </w:abstractNum>
   <w:abstractNum w:abstractNumId="10">
@@ -12315,7 +12661,6 @@
         </w:tabs>
         <w:ind w:start="1080" w:hanging="360"/>
       </w:pPr>
-      <w:rPr/>
     </w:lvl>
     <w:lvl w:ilvl="2">
       <w:start w:val="1"/>
@@ -12328,7 +12673,6 @@
         </w:tabs>
         <w:ind w:start="1440" w:hanging="360"/>
       </w:pPr>
-      <w:rPr/>
     </w:lvl>
     <w:lvl w:ilvl="3">
       <w:start w:val="1"/>
@@ -12341,7 +12685,6 @@
         </w:tabs>
         <w:ind w:start="1800" w:hanging="360"/>
       </w:pPr>
-      <w:rPr/>
     </w:lvl>
     <w:lvl w:ilvl="4">
       <w:start w:val="1"/>
@@ -12354,7 +12697,6 @@
         </w:tabs>
         <w:ind w:start="2160" w:hanging="360"/>
       </w:pPr>
-      <w:rPr/>
     </w:lvl>
     <w:lvl w:ilvl="5">
       <w:start w:val="1"/>
@@ -12367,7 +12709,6 @@
         </w:tabs>
         <w:ind w:start="2520" w:hanging="360"/>
       </w:pPr>
-      <w:rPr/>
     </w:lvl>
     <w:lvl w:ilvl="6">
       <w:start w:val="1"/>
@@ -12380,7 +12721,6 @@
         </w:tabs>
         <w:ind w:start="2880" w:hanging="360"/>
       </w:pPr>
-      <w:rPr/>
     </w:lvl>
     <w:lvl w:ilvl="7">
       <w:start w:val="1"/>
@@ -12393,7 +12733,6 @@
         </w:tabs>
         <w:ind w:start="3240" w:hanging="360"/>
       </w:pPr>
-      <w:rPr/>
     </w:lvl>
     <w:lvl w:ilvl="8">
       <w:start w:val="1"/>
@@ -12406,7 +12745,6 @@
         </w:tabs>
         <w:ind w:start="3600" w:hanging="360"/>
       </w:pPr>
-      <w:rPr/>
     </w:lvl>
   </w:abstractNum>
   <w:abstractNum w:abstractNumId="11">
@@ -12434,7 +12772,6 @@
         </w:tabs>
         <w:ind w:start="1080" w:hanging="360"/>
       </w:pPr>
-      <w:rPr/>
     </w:lvl>
     <w:lvl w:ilvl="2">
       <w:start w:val="1"/>
@@ -12447,7 +12784,6 @@
         </w:tabs>
         <w:ind w:start="1440" w:hanging="360"/>
       </w:pPr>
-      <w:rPr/>
     </w:lvl>
     <w:lvl w:ilvl="3">
       <w:start w:val="1"/>
@@ -12460,7 +12796,6 @@
         </w:tabs>
         <w:ind w:start="1800" w:hanging="360"/>
       </w:pPr>
-      <w:rPr/>
     </w:lvl>
     <w:lvl w:ilvl="4">
       <w:start w:val="1"/>
@@ -12473,7 +12808,6 @@
         </w:tabs>
         <w:ind w:start="2160" w:hanging="360"/>
       </w:pPr>
-      <w:rPr/>
     </w:lvl>
     <w:lvl w:ilvl="5">
       <w:start w:val="1"/>
@@ -12486,7 +12820,6 @@
         </w:tabs>
         <w:ind w:start="2520" w:hanging="360"/>
       </w:pPr>
-      <w:rPr/>
     </w:lvl>
     <w:lvl w:ilvl="6">
       <w:start w:val="1"/>
@@ -12499,7 +12832,6 @@
         </w:tabs>
         <w:ind w:start="2880" w:hanging="360"/>
       </w:pPr>
-      <w:rPr/>
     </w:lvl>
     <w:lvl w:ilvl="7">
       <w:start w:val="1"/>
@@ -12512,7 +12844,6 @@
         </w:tabs>
         <w:ind w:start="3240" w:hanging="360"/>
       </w:pPr>
-      <w:rPr/>
     </w:lvl>
     <w:lvl w:ilvl="8">
       <w:start w:val="1"/>
@@ -12525,7 +12856,6 @@
         </w:tabs>
         <w:ind w:start="3600" w:hanging="360"/>
       </w:pPr>
-      <w:rPr/>
     </w:lvl>
   </w:abstractNum>
   <w:abstractNum w:abstractNumId="12">
@@ -12553,7 +12883,6 @@
         </w:tabs>
         <w:ind w:start="1080" w:hanging="360"/>
       </w:pPr>
-      <w:rPr/>
     </w:lvl>
     <w:lvl w:ilvl="2">
       <w:start w:val="1"/>
@@ -12566,7 +12895,6 @@
         </w:tabs>
         <w:ind w:start="1440" w:hanging="360"/>
       </w:pPr>
-      <w:rPr/>
     </w:lvl>
     <w:lvl w:ilvl="3">
       <w:start w:val="1"/>
@@ -12579,7 +12907,6 @@
         </w:tabs>
         <w:ind w:start="1800" w:hanging="360"/>
       </w:pPr>
-      <w:rPr/>
     </w:lvl>
     <w:lvl w:ilvl="4">
       <w:start w:val="1"/>
@@ -12592,7 +12919,6 @@
         </w:tabs>
         <w:ind w:start="2160" w:hanging="360"/>
       </w:pPr>
-      <w:rPr/>
     </w:lvl>
     <w:lvl w:ilvl="5">
       <w:start w:val="1"/>
@@ -12605,7 +12931,6 @@
         </w:tabs>
         <w:ind w:start="2520" w:hanging="360"/>
       </w:pPr>
-      <w:rPr/>
     </w:lvl>
     <w:lvl w:ilvl="6">
       <w:start w:val="1"/>
@@ -12618,7 +12943,6 @@
         </w:tabs>
         <w:ind w:start="2880" w:hanging="360"/>
       </w:pPr>
-      <w:rPr/>
     </w:lvl>
     <w:lvl w:ilvl="7">
       <w:start w:val="1"/>
@@ -12631,7 +12955,6 @@
         </w:tabs>
         <w:ind w:start="3240" w:hanging="360"/>
       </w:pPr>
-      <w:rPr/>
     </w:lvl>
     <w:lvl w:ilvl="8">
       <w:start w:val="1"/>
@@ -12644,7 +12967,6 @@
         </w:tabs>
         <w:ind w:start="3600" w:hanging="360"/>
       </w:pPr>
-      <w:rPr/>
     </w:lvl>
   </w:abstractNum>
   <w:abstractNum w:abstractNumId="13">
@@ -12672,7 +12994,6 @@
         </w:tabs>
         <w:ind w:start="1080" w:hanging="360"/>
       </w:pPr>
-      <w:rPr/>
     </w:lvl>
     <w:lvl w:ilvl="2">
       <w:start w:val="1"/>
@@ -12685,7 +13006,6 @@
         </w:tabs>
         <w:ind w:start="1440" w:hanging="360"/>
       </w:pPr>
-      <w:rPr/>
     </w:lvl>
     <w:lvl w:ilvl="3">
       <w:start w:val="1"/>
@@ -12698,7 +13018,6 @@
         </w:tabs>
         <w:ind w:start="1800" w:hanging="360"/>
       </w:pPr>
-      <w:rPr/>
     </w:lvl>
     <w:lvl w:ilvl="4">
       <w:start w:val="1"/>
@@ -12711,7 +13030,6 @@
         </w:tabs>
         <w:ind w:start="2160" w:hanging="360"/>
       </w:pPr>
-      <w:rPr/>
     </w:lvl>
     <w:lvl w:ilvl="5">
       <w:start w:val="1"/>
@@ -12724,7 +13042,6 @@
         </w:tabs>
         <w:ind w:start="2520" w:hanging="360"/>
       </w:pPr>
-      <w:rPr/>
     </w:lvl>
     <w:lvl w:ilvl="6">
       <w:start w:val="1"/>
@@ -12737,7 +13054,6 @@
         </w:tabs>
         <w:ind w:start="2880" w:hanging="360"/>
       </w:pPr>
-      <w:rPr/>
     </w:lvl>
     <w:lvl w:ilvl="7">
       <w:start w:val="1"/>
@@ -12750,7 +13066,6 @@
         </w:tabs>
         <w:ind w:start="3240" w:hanging="360"/>
       </w:pPr>
-      <w:rPr/>
     </w:lvl>
     <w:lvl w:ilvl="8">
       <w:start w:val="1"/>
@@ -12763,7 +13078,6 @@
         </w:tabs>
         <w:ind w:start="3600" w:hanging="360"/>
       </w:pPr>
-      <w:rPr/>
     </w:lvl>
   </w:abstractNum>
   <w:abstractNum w:abstractNumId="14">
@@ -12791,7 +13105,6 @@
         </w:tabs>
         <w:ind w:start="1080" w:hanging="360"/>
       </w:pPr>
-      <w:rPr/>
     </w:lvl>
     <w:lvl w:ilvl="2">
       <w:start w:val="1"/>
@@ -12804,7 +13117,6 @@
         </w:tabs>
         <w:ind w:start="1440" w:hanging="360"/>
       </w:pPr>
-      <w:rPr/>
     </w:lvl>
     <w:lvl w:ilvl="3">
       <w:start w:val="1"/>
@@ -12817,7 +13129,6 @@
         </w:tabs>
         <w:ind w:start="1800" w:hanging="360"/>
       </w:pPr>
-      <w:rPr/>
     </w:lvl>
     <w:lvl w:ilvl="4">
       <w:start w:val="1"/>
@@ -12830,7 +13141,6 @@
         </w:tabs>
         <w:ind w:start="2160" w:hanging="360"/>
       </w:pPr>
-      <w:rPr/>
     </w:lvl>
     <w:lvl w:ilvl="5">
       <w:start w:val="1"/>
@@ -12843,7 +13153,6 @@
         </w:tabs>
         <w:ind w:start="2520" w:hanging="360"/>
       </w:pPr>
-      <w:rPr/>
     </w:lvl>
     <w:lvl w:ilvl="6">
       <w:start w:val="1"/>
@@ -12856,7 +13165,6 @@
         </w:tabs>
         <w:ind w:start="2880" w:hanging="360"/>
       </w:pPr>
-      <w:rPr/>
     </w:lvl>
     <w:lvl w:ilvl="7">
       <w:start w:val="1"/>
@@ -12869,7 +13177,6 @@
         </w:tabs>
         <w:ind w:start="3240" w:hanging="360"/>
       </w:pPr>
-      <w:rPr/>
     </w:lvl>
     <w:lvl w:ilvl="8">
       <w:start w:val="1"/>
@@ -12882,7 +13189,6 @@
         </w:tabs>
         <w:ind w:start="3600" w:hanging="360"/>
       </w:pPr>
-      <w:rPr/>
     </w:lvl>
   </w:abstractNum>
   <w:abstractNum w:abstractNumId="15">
@@ -12910,7 +13216,6 @@
         </w:tabs>
         <w:ind w:start="1080" w:hanging="360"/>
       </w:pPr>
-      <w:rPr/>
     </w:lvl>
     <w:lvl w:ilvl="2">
       <w:start w:val="1"/>
@@ -12923,7 +13228,6 @@
         </w:tabs>
         <w:ind w:start="1440" w:hanging="360"/>
       </w:pPr>
-      <w:rPr/>
     </w:lvl>
     <w:lvl w:ilvl="3">
       <w:start w:val="1"/>
@@ -12936,7 +13240,6 @@
         </w:tabs>
         <w:ind w:start="1800" w:hanging="360"/>
       </w:pPr>
-      <w:rPr/>
     </w:lvl>
     <w:lvl w:ilvl="4">
       <w:start w:val="1"/>
@@ -12949,7 +13252,6 @@
         </w:tabs>
         <w:ind w:start="2160" w:hanging="360"/>
       </w:pPr>
-      <w:rPr/>
     </w:lvl>
     <w:lvl w:ilvl="5">
       <w:start w:val="1"/>
@@ -12962,7 +13264,6 @@
         </w:tabs>
         <w:ind w:start="2520" w:hanging="360"/>
       </w:pPr>
-      <w:rPr/>
     </w:lvl>
     <w:lvl w:ilvl="6">
       <w:start w:val="1"/>
@@ -12975,7 +13276,6 @@
         </w:tabs>
         <w:ind w:start="2880" w:hanging="360"/>
       </w:pPr>
-      <w:rPr/>
     </w:lvl>
     <w:lvl w:ilvl="7">
       <w:start w:val="1"/>
@@ -12988,7 +13288,6 @@
         </w:tabs>
         <w:ind w:start="3240" w:hanging="360"/>
       </w:pPr>
-      <w:rPr/>
     </w:lvl>
     <w:lvl w:ilvl="8">
       <w:start w:val="1"/>
@@ -13001,7 +13300,6 @@
         </w:tabs>
         <w:ind w:start="3600" w:hanging="360"/>
       </w:pPr>
-      <w:rPr/>
     </w:lvl>
   </w:abstractNum>
   <w:abstractNum w:abstractNumId="16">
@@ -13029,7 +13327,6 @@
         </w:tabs>
         <w:ind w:start="1080" w:hanging="360"/>
       </w:pPr>
-      <w:rPr/>
     </w:lvl>
     <w:lvl w:ilvl="2">
       <w:start w:val="1"/>
@@ -13042,7 +13339,6 @@
         </w:tabs>
         <w:ind w:start="1440" w:hanging="360"/>
       </w:pPr>
-      <w:rPr/>
     </w:lvl>
     <w:lvl w:ilvl="3">
       <w:start w:val="1"/>
@@ -13055,7 +13351,6 @@
         </w:tabs>
         <w:ind w:start="1800" w:hanging="360"/>
       </w:pPr>
-      <w:rPr/>
     </w:lvl>
     <w:lvl w:ilvl="4">
       <w:start w:val="1"/>
@@ -13068,7 +13363,6 @@
         </w:tabs>
         <w:ind w:start="2160" w:hanging="360"/>
       </w:pPr>
-      <w:rPr/>
     </w:lvl>
     <w:lvl w:ilvl="5">
       <w:start w:val="1"/>
@@ -13081,7 +13375,6 @@
         </w:tabs>
         <w:ind w:start="2520" w:hanging="360"/>
       </w:pPr>
-      <w:rPr/>
     </w:lvl>
     <w:lvl w:ilvl="6">
       <w:start w:val="1"/>
@@ -13094,7 +13387,6 @@
         </w:tabs>
         <w:ind w:start="2880" w:hanging="360"/>
       </w:pPr>
-      <w:rPr/>
     </w:lvl>
     <w:lvl w:ilvl="7">
       <w:start w:val="1"/>
@@ -13107,7 +13399,6 @@
         </w:tabs>
         <w:ind w:start="3240" w:hanging="360"/>
       </w:pPr>
-      <w:rPr/>
     </w:lvl>
     <w:lvl w:ilvl="8">
       <w:start w:val="1"/>
@@ -13120,7 +13411,6 @@
         </w:tabs>
         <w:ind w:start="3600" w:hanging="360"/>
       </w:pPr>
-      <w:rPr/>
     </w:lvl>
   </w:abstractNum>
   <w:abstractNum w:abstractNumId="17">
@@ -13148,7 +13438,6 @@
         </w:tabs>
         <w:ind w:start="1080" w:hanging="360"/>
       </w:pPr>
-      <w:rPr/>
     </w:lvl>
     <w:lvl w:ilvl="2">
       <w:start w:val="1"/>
@@ -13161,7 +13450,6 @@
         </w:tabs>
         <w:ind w:start="1440" w:hanging="360"/>
       </w:pPr>
-      <w:rPr/>
     </w:lvl>
     <w:lvl w:ilvl="3">
       <w:start w:val="1"/>
@@ -13174,7 +13462,6 @@
         </w:tabs>
         <w:ind w:start="1800" w:hanging="360"/>
       </w:pPr>
-      <w:rPr/>
     </w:lvl>
     <w:lvl w:ilvl="4">
       <w:start w:val="1"/>
@@ -13187,7 +13474,6 @@
         </w:tabs>
         <w:ind w:start="2160" w:hanging="360"/>
       </w:pPr>
-      <w:rPr/>
     </w:lvl>
     <w:lvl w:ilvl="5">
       <w:start w:val="1"/>
@@ -13200,7 +13486,6 @@
         </w:tabs>
         <w:ind w:start="2520" w:hanging="360"/>
       </w:pPr>
-      <w:rPr/>
     </w:lvl>
     <w:lvl w:ilvl="6">
       <w:start w:val="1"/>
@@ -13213,7 +13498,6 @@
         </w:tabs>
         <w:ind w:start="2880" w:hanging="360"/>
       </w:pPr>
-      <w:rPr/>
     </w:lvl>
     <w:lvl w:ilvl="7">
       <w:start w:val="1"/>
@@ -13226,7 +13510,6 @@
         </w:tabs>
         <w:ind w:start="3240" w:hanging="360"/>
       </w:pPr>
-      <w:rPr/>
     </w:lvl>
     <w:lvl w:ilvl="8">
       <w:start w:val="1"/>
@@ -13239,7 +13522,6 @@
         </w:tabs>
         <w:ind w:start="3600" w:hanging="360"/>
       </w:pPr>
-      <w:rPr/>
     </w:lvl>
   </w:abstractNum>
   <w:abstractNum w:abstractNumId="18">
@@ -13267,7 +13549,6 @@
         </w:tabs>
         <w:ind w:start="1080" w:hanging="360"/>
       </w:pPr>
-      <w:rPr/>
     </w:lvl>
     <w:lvl w:ilvl="2">
       <w:start w:val="1"/>
@@ -13280,7 +13561,6 @@
         </w:tabs>
         <w:ind w:start="1440" w:hanging="360"/>
       </w:pPr>
-      <w:rPr/>
     </w:lvl>
     <w:lvl w:ilvl="3">
       <w:start w:val="1"/>
@@ -13293,7 +13573,6 @@
         </w:tabs>
         <w:ind w:start="1800" w:hanging="360"/>
       </w:pPr>
-      <w:rPr/>
     </w:lvl>
     <w:lvl w:ilvl="4">
       <w:start w:val="1"/>
@@ -13306,7 +13585,6 @@
         </w:tabs>
         <w:ind w:start="2160" w:hanging="360"/>
       </w:pPr>
-      <w:rPr/>
     </w:lvl>
     <w:lvl w:ilvl="5">
       <w:start w:val="1"/>
@@ -13319,7 +13597,6 @@
         </w:tabs>
         <w:ind w:start="2520" w:hanging="360"/>
       </w:pPr>
-      <w:rPr/>
     </w:lvl>
     <w:lvl w:ilvl="6">
       <w:start w:val="1"/>
@@ -13332,7 +13609,6 @@
         </w:tabs>
         <w:ind w:start="2880" w:hanging="360"/>
       </w:pPr>
-      <w:rPr/>
     </w:lvl>
     <w:lvl w:ilvl="7">
       <w:start w:val="1"/>
@@ -13345,7 +13621,6 @@
         </w:tabs>
         <w:ind w:start="3240" w:hanging="360"/>
       </w:pPr>
-      <w:rPr/>
     </w:lvl>
     <w:lvl w:ilvl="8">
       <w:start w:val="1"/>
@@ -13358,7 +13633,6 @@
         </w:tabs>
         <w:ind w:start="3600" w:hanging="360"/>
       </w:pPr>
-      <w:rPr/>
     </w:lvl>
   </w:abstractNum>
   <w:abstractNum w:abstractNumId="19">
@@ -13386,7 +13660,6 @@
         </w:tabs>
         <w:ind w:start="1080" w:hanging="360"/>
       </w:pPr>
-      <w:rPr/>
     </w:lvl>
     <w:lvl w:ilvl="2">
       <w:start w:val="1"/>
@@ -13399,7 +13672,6 @@
         </w:tabs>
         <w:ind w:start="1440" w:hanging="360"/>
       </w:pPr>
-      <w:rPr/>
     </w:lvl>
     <w:lvl w:ilvl="3">
       <w:start w:val="1"/>
@@ -13412,7 +13684,6 @@
         </w:tabs>
         <w:ind w:start="1800" w:hanging="360"/>
       </w:pPr>
-      <w:rPr/>
     </w:lvl>
     <w:lvl w:ilvl="4">
       <w:start w:val="1"/>
@@ -13425,7 +13696,6 @@
         </w:tabs>
         <w:ind w:start="2160" w:hanging="360"/>
       </w:pPr>
-      <w:rPr/>
     </w:lvl>
     <w:lvl w:ilvl="5">
       <w:start w:val="1"/>
@@ -13438,7 +13708,6 @@
         </w:tabs>
         <w:ind w:start="2520" w:hanging="360"/>
       </w:pPr>
-      <w:rPr/>
     </w:lvl>
     <w:lvl w:ilvl="6">
       <w:start w:val="1"/>
@@ -13451,7 +13720,6 @@
         </w:tabs>
         <w:ind w:start="2880" w:hanging="360"/>
       </w:pPr>
-      <w:rPr/>
     </w:lvl>
     <w:lvl w:ilvl="7">
       <w:start w:val="1"/>
@@ -13464,7 +13732,6 @@
         </w:tabs>
         <w:ind w:start="3240" w:hanging="360"/>
       </w:pPr>
-      <w:rPr/>
     </w:lvl>
     <w:lvl w:ilvl="8">
       <w:start w:val="1"/>
@@ -13477,7 +13744,6 @@
         </w:tabs>
         <w:ind w:start="3600" w:hanging="360"/>
       </w:pPr>
-      <w:rPr/>
     </w:lvl>
   </w:abstractNum>
   <w:abstractNum w:abstractNumId="20">
@@ -13660,73 +13926,79 @@
     <w:abstractNumId w:val="20"/>
   </w:num>
   <w:num w:numId="21">
-    <w:abstractNumId w:val="8"/>
+    <w:abstractNumId w:val="7"/>
     <w:lvlOverride w:ilvl="0">
       <w:startOverride w:val="1"/>
     </w:lvlOverride>
   </w:num>
   <w:num w:numId="22">
-    <w:abstractNumId w:val="8"/>
+    <w:abstractNumId w:val="7"/>
     <w:lvlOverride w:ilvl="0">
       <w:startOverride w:val="1"/>
     </w:lvlOverride>
   </w:num>
   <w:num w:numId="23">
-    <w:abstractNumId w:val="8"/>
+    <w:abstractNumId w:val="7"/>
     <w:lvlOverride w:ilvl="0">
       <w:startOverride w:val="1"/>
     </w:lvlOverride>
   </w:num>
   <w:num w:numId="24">
-    <w:abstractNumId w:val="8"/>
+    <w:abstractNumId w:val="7"/>
     <w:lvlOverride w:ilvl="0">
       <w:startOverride w:val="1"/>
     </w:lvlOverride>
   </w:num>
   <w:num w:numId="25">
-    <w:abstractNumId w:val="8"/>
+    <w:abstractNumId w:val="7"/>
     <w:lvlOverride w:ilvl="0">
       <w:startOverride w:val="1"/>
     </w:lvlOverride>
   </w:num>
   <w:num w:numId="26">
-    <w:abstractNumId w:val="8"/>
+    <w:abstractNumId w:val="7"/>
     <w:lvlOverride w:ilvl="0">
       <w:startOverride w:val="1"/>
     </w:lvlOverride>
   </w:num>
   <w:num w:numId="27">
-    <w:abstractNumId w:val="8"/>
+    <w:abstractNumId w:val="7"/>
     <w:lvlOverride w:ilvl="0">
       <w:startOverride w:val="1"/>
     </w:lvlOverride>
   </w:num>
   <w:num w:numId="28">
-    <w:abstractNumId w:val="8"/>
+    <w:abstractNumId w:val="7"/>
     <w:lvlOverride w:ilvl="0">
       <w:startOverride w:val="1"/>
     </w:lvlOverride>
   </w:num>
   <w:num w:numId="29">
-    <w:abstractNumId w:val="8"/>
+    <w:abstractNumId w:val="7"/>
     <w:lvlOverride w:ilvl="0">
       <w:startOverride w:val="1"/>
     </w:lvlOverride>
   </w:num>
   <w:num w:numId="30">
-    <w:abstractNumId w:val="8"/>
+    <w:abstractNumId w:val="7"/>
     <w:lvlOverride w:ilvl="0">
       <w:startOverride w:val="1"/>
     </w:lvlOverride>
   </w:num>
   <w:num w:numId="31">
-    <w:abstractNumId w:val="8"/>
+    <w:abstractNumId w:val="7"/>
     <w:lvlOverride w:ilvl="0">
       <w:startOverride w:val="1"/>
     </w:lvlOverride>
   </w:num>
   <w:num w:numId="32">
-    <w:abstractNumId w:val="8"/>
+    <w:abstractNumId w:val="7"/>
+    <w:lvlOverride w:ilvl="0">
+      <w:startOverride w:val="1"/>
+    </w:lvlOverride>
+  </w:num>
+  <w:num w:numId="33">
+    <w:abstractNumId w:val="7"/>
     <w:lvlOverride w:ilvl="0">
       <w:startOverride w:val="1"/>
     </w:lvlOverride>
@@ -13739,7 +14011,7 @@
   <w:docDefaults>
     <w:rPrDefault>
       <w:rPr>
-        <w:rFonts w:ascii="Cambria" w:hAnsi="Cambria" w:eastAsia="" w:cs="" w:asciiTheme="minorHAnsi" w:cstheme="minorBidi" w:eastAsiaTheme="minorEastAsia" w:hAnsiTheme="minorHAnsi"/>
+        <w:rFonts w:ascii="Cambria" w:hAnsi="Cambria" w:eastAsia="ＭＳ 明朝" w:cs="" w:asciiTheme="minorHAnsi" w:cstheme="minorBidi" w:eastAsiaTheme="minorEastAsia" w:hAnsiTheme="minorHAnsi"/>
         <w:sz w:val="22"/>
         <w:szCs w:val="22"/>
         <w:lang w:val="en-US" w:eastAsia="en-US" w:bidi="ar-SA"/>
@@ -13896,7 +14168,6 @@
     <w:rsid w:val="00fc693f"/>
     <w:pPr>
       <w:widowControl/>
-      <w:suppressAutoHyphens w:val="true"/>
       <w:bidi w:val="0"/>
       <w:spacing w:lineRule="auto" w:line="300" w:before="0" w:after="120"/>
       <w:jc w:val="start"/>
@@ -13925,7 +14196,7 @@
       <w:outlineLvl w:val="0"/>
     </w:pPr>
     <w:rPr>
-      <w:rFonts w:ascii="Calibri" w:hAnsi="Calibri" w:eastAsia="" w:cs="" w:asciiTheme="majorHAnsi" w:cstheme="majorBidi" w:eastAsiaTheme="majorEastAsia" w:hAnsiTheme="majorHAnsi"/>
+      <w:rFonts w:ascii="Calibri" w:hAnsi="Calibri" w:eastAsia="ＭＳ ゴシック" w:cs="" w:asciiTheme="majorHAnsi" w:cstheme="majorBidi" w:eastAsiaTheme="majorEastAsia" w:hAnsiTheme="majorHAnsi"/>
       <w:b/>
       <w:bCs/>
       <w:color w:val="2E74B5"/>
@@ -13949,7 +14220,7 @@
       <w:outlineLvl w:val="1"/>
     </w:pPr>
     <w:rPr>
-      <w:rFonts w:ascii="Calibri" w:hAnsi="Calibri" w:eastAsia="" w:cs="" w:asciiTheme="majorHAnsi" w:cstheme="majorBidi" w:eastAsiaTheme="majorEastAsia" w:hAnsiTheme="majorHAnsi"/>
+      <w:rFonts w:ascii="Calibri" w:hAnsi="Calibri" w:eastAsia="ＭＳ ゴシック" w:cs="" w:asciiTheme="majorHAnsi" w:cstheme="majorBidi" w:eastAsiaTheme="majorEastAsia" w:hAnsiTheme="majorHAnsi"/>
       <w:b/>
       <w:bCs/>
       <w:color w:val="2E74B5"/>
@@ -13973,7 +14244,7 @@
       <w:outlineLvl w:val="2"/>
     </w:pPr>
     <w:rPr>
-      <w:rFonts w:ascii="Calibri" w:hAnsi="Calibri" w:eastAsia="" w:cs="" w:asciiTheme="majorHAnsi" w:cstheme="majorBidi" w:eastAsiaTheme="majorEastAsia" w:hAnsiTheme="majorHAnsi"/>
+      <w:rFonts w:ascii="Calibri" w:hAnsi="Calibri" w:eastAsia="ＭＳ ゴシック" w:cs="" w:asciiTheme="majorHAnsi" w:cstheme="majorBidi" w:eastAsiaTheme="majorEastAsia" w:hAnsiTheme="majorHAnsi"/>
       <w:b/>
       <w:bCs/>
       <w:color w:val="1F4D78"/>
@@ -13997,7 +14268,7 @@
       <w:outlineLvl w:val="3"/>
     </w:pPr>
     <w:rPr>
-      <w:rFonts w:ascii="Calibri" w:hAnsi="Calibri" w:eastAsia="" w:cs="" w:asciiTheme="majorHAnsi" w:cstheme="majorBidi" w:eastAsiaTheme="majorEastAsia" w:hAnsiTheme="majorHAnsi"/>
+      <w:rFonts w:ascii="Calibri" w:hAnsi="Calibri" w:eastAsia="ＭＳ ゴシック" w:cs="" w:asciiTheme="majorHAnsi" w:cstheme="majorBidi" w:eastAsiaTheme="majorEastAsia" w:hAnsiTheme="majorHAnsi"/>
       <w:b/>
       <w:bCs/>
       <w:i/>
@@ -14022,7 +14293,7 @@
       <w:outlineLvl w:val="4"/>
     </w:pPr>
     <w:rPr>
-      <w:rFonts w:ascii="Calibri" w:hAnsi="Calibri" w:eastAsia="" w:cs="" w:asciiTheme="majorHAnsi" w:cstheme="majorBidi" w:eastAsiaTheme="majorEastAsia" w:hAnsiTheme="majorHAnsi"/>
+      <w:rFonts w:ascii="Calibri" w:hAnsi="Calibri" w:eastAsia="ＭＳ ゴシック" w:cs="" w:asciiTheme="majorHAnsi" w:cstheme="majorBidi" w:eastAsiaTheme="majorEastAsia" w:hAnsiTheme="majorHAnsi"/>
       <w:color w:themeColor="accent1" w:themeShade="7f" w:val="243F60"/>
     </w:rPr>
   </w:style>
@@ -14043,7 +14314,7 @@
       <w:outlineLvl w:val="5"/>
     </w:pPr>
     <w:rPr>
-      <w:rFonts w:ascii="Calibri" w:hAnsi="Calibri" w:eastAsia="" w:cs="" w:asciiTheme="majorHAnsi" w:cstheme="majorBidi" w:eastAsiaTheme="majorEastAsia" w:hAnsiTheme="majorHAnsi"/>
+      <w:rFonts w:ascii="Calibri" w:hAnsi="Calibri" w:eastAsia="ＭＳ ゴシック" w:cs="" w:asciiTheme="majorHAnsi" w:cstheme="majorBidi" w:eastAsiaTheme="majorEastAsia" w:hAnsiTheme="majorHAnsi"/>
       <w:i/>
       <w:iCs/>
       <w:color w:themeColor="accent1" w:themeShade="7f" w:val="243F60"/>
@@ -14066,7 +14337,7 @@
       <w:outlineLvl w:val="6"/>
     </w:pPr>
     <w:rPr>
-      <w:rFonts w:ascii="Calibri" w:hAnsi="Calibri" w:eastAsia="" w:cs="" w:asciiTheme="majorHAnsi" w:cstheme="majorBidi" w:eastAsiaTheme="majorEastAsia" w:hAnsiTheme="majorHAnsi"/>
+      <w:rFonts w:ascii="Calibri" w:hAnsi="Calibri" w:eastAsia="ＭＳ ゴシック" w:cs="" w:asciiTheme="majorHAnsi" w:cstheme="majorBidi" w:eastAsiaTheme="majorEastAsia" w:hAnsiTheme="majorHAnsi"/>
       <w:i/>
       <w:iCs/>
       <w:color w:themeColor="text1" w:themeTint="bf" w:val="404040"/>
@@ -14089,7 +14360,7 @@
       <w:outlineLvl w:val="7"/>
     </w:pPr>
     <w:rPr>
-      <w:rFonts w:ascii="Calibri" w:hAnsi="Calibri" w:eastAsia="" w:cs="" w:asciiTheme="majorHAnsi" w:cstheme="majorBidi" w:eastAsiaTheme="majorEastAsia" w:hAnsiTheme="majorHAnsi"/>
+      <w:rFonts w:ascii="Calibri" w:hAnsi="Calibri" w:eastAsia="ＭＳ ゴシック" w:cs="" w:asciiTheme="majorHAnsi" w:cstheme="majorBidi" w:eastAsiaTheme="majorEastAsia" w:hAnsiTheme="majorHAnsi"/>
       <w:color w:themeColor="accent1" w:val="4F81BD"/>
       <w:sz w:val="20"/>
       <w:szCs w:val="20"/>
@@ -14112,7 +14383,7 @@
       <w:outlineLvl w:val="8"/>
     </w:pPr>
     <w:rPr>
-      <w:rFonts w:ascii="Calibri" w:hAnsi="Calibri" w:eastAsia="" w:cs="" w:asciiTheme="majorHAnsi" w:cstheme="majorBidi" w:eastAsiaTheme="majorEastAsia" w:hAnsiTheme="majorHAnsi"/>
+      <w:rFonts w:ascii="Calibri" w:hAnsi="Calibri" w:eastAsia="ＭＳ ゴシック" w:cs="" w:asciiTheme="majorHAnsi" w:cstheme="majorBidi" w:eastAsiaTheme="majorEastAsia" w:hAnsiTheme="majorHAnsi"/>
       <w:i/>
       <w:iCs/>
       <w:color w:themeColor="text1" w:themeTint="bf" w:val="404040"/>
@@ -14154,7 +14425,7 @@
     <w:qFormat/>
     <w:rsid w:val="00fc693f"/>
     <w:rPr>
-      <w:rFonts w:ascii="Calibri" w:hAnsi="Calibri" w:eastAsia="" w:cs="" w:asciiTheme="majorHAnsi" w:cstheme="majorBidi" w:eastAsiaTheme="majorEastAsia" w:hAnsiTheme="majorHAnsi"/>
+      <w:rFonts w:ascii="Calibri" w:hAnsi="Calibri" w:eastAsia="ＭＳ ゴシック" w:cs="" w:asciiTheme="majorHAnsi" w:cstheme="majorBidi" w:eastAsiaTheme="majorEastAsia" w:hAnsiTheme="majorHAnsi"/>
       <w:b/>
       <w:bCs/>
       <w:color w:themeColor="accent1" w:themeShade="bf" w:val="365F91"/>
@@ -14170,7 +14441,7 @@
     <w:qFormat/>
     <w:rsid w:val="00fc693f"/>
     <w:rPr>
-      <w:rFonts w:ascii="Calibri" w:hAnsi="Calibri" w:eastAsia="" w:cs="" w:asciiTheme="majorHAnsi" w:cstheme="majorBidi" w:eastAsiaTheme="majorEastAsia" w:hAnsiTheme="majorHAnsi"/>
+      <w:rFonts w:ascii="Calibri" w:hAnsi="Calibri" w:eastAsia="ＭＳ ゴシック" w:cs="" w:asciiTheme="majorHAnsi" w:cstheme="majorBidi" w:eastAsiaTheme="majorEastAsia" w:hAnsiTheme="majorHAnsi"/>
       <w:b/>
       <w:bCs/>
       <w:color w:themeColor="accent1" w:val="4F81BD"/>
@@ -14186,7 +14457,7 @@
     <w:qFormat/>
     <w:rsid w:val="00fc693f"/>
     <w:rPr>
-      <w:rFonts w:ascii="Calibri" w:hAnsi="Calibri" w:eastAsia="" w:cs="" w:asciiTheme="majorHAnsi" w:cstheme="majorBidi" w:eastAsiaTheme="majorEastAsia" w:hAnsiTheme="majorHAnsi"/>
+      <w:rFonts w:ascii="Calibri" w:hAnsi="Calibri" w:eastAsia="ＭＳ ゴシック" w:cs="" w:asciiTheme="majorHAnsi" w:cstheme="majorBidi" w:eastAsiaTheme="majorEastAsia" w:hAnsiTheme="majorHAnsi"/>
       <w:b/>
       <w:bCs/>
       <w:color w:themeColor="accent1" w:val="4F81BD"/>
@@ -14200,7 +14471,7 @@
     <w:qFormat/>
     <w:rsid w:val="00fc693f"/>
     <w:rPr>
-      <w:rFonts w:ascii="Calibri" w:hAnsi="Calibri" w:eastAsia="" w:cs="" w:asciiTheme="majorHAnsi" w:cstheme="majorBidi" w:eastAsiaTheme="majorEastAsia" w:hAnsiTheme="majorHAnsi"/>
+      <w:rFonts w:ascii="Calibri" w:hAnsi="Calibri" w:eastAsia="ＭＳ ゴシック" w:cs="" w:asciiTheme="majorHAnsi" w:cstheme="majorBidi" w:eastAsiaTheme="majorEastAsia" w:hAnsiTheme="majorHAnsi"/>
       <w:color w:themeColor="text2" w:themeShade="bf" w:val="17365D"/>
       <w:spacing w:val="5"/>
       <w:kern w:val="2"/>
@@ -14216,7 +14487,7 @@
     <w:qFormat/>
     <w:rsid w:val="00fc693f"/>
     <w:rPr>
-      <w:rFonts w:ascii="Calibri" w:hAnsi="Calibri" w:eastAsia="" w:cs="" w:asciiTheme="majorHAnsi" w:cstheme="majorBidi" w:eastAsiaTheme="majorEastAsia" w:hAnsiTheme="majorHAnsi"/>
+      <w:rFonts w:ascii="Calibri" w:hAnsi="Calibri" w:eastAsia="ＭＳ ゴシック" w:cs="" w:asciiTheme="majorHAnsi" w:cstheme="majorBidi" w:eastAsiaTheme="majorEastAsia" w:hAnsiTheme="majorHAnsi"/>
       <w:i/>
       <w:iCs/>
       <w:color w:themeColor="accent1" w:val="4F81BD"/>
@@ -14289,7 +14560,7 @@
     <w:qFormat/>
     <w:rsid w:val="00fc693f"/>
     <w:rPr>
-      <w:rFonts w:ascii="Calibri" w:hAnsi="Calibri" w:eastAsia="" w:cs="" w:asciiTheme="majorHAnsi" w:cstheme="majorBidi" w:eastAsiaTheme="majorEastAsia" w:hAnsiTheme="majorHAnsi"/>
+      <w:rFonts w:ascii="Calibri" w:hAnsi="Calibri" w:eastAsia="ＭＳ ゴシック" w:cs="" w:asciiTheme="majorHAnsi" w:cstheme="majorBidi" w:eastAsiaTheme="majorEastAsia" w:hAnsiTheme="majorHAnsi"/>
       <w:b/>
       <w:bCs/>
       <w:i/>
@@ -14306,7 +14577,7 @@
     <w:qFormat/>
     <w:rsid w:val="00fc693f"/>
     <w:rPr>
-      <w:rFonts w:ascii="Calibri" w:hAnsi="Calibri" w:eastAsia="" w:cs="" w:asciiTheme="majorHAnsi" w:cstheme="majorBidi" w:eastAsiaTheme="majorEastAsia" w:hAnsiTheme="majorHAnsi"/>
+      <w:rFonts w:ascii="Calibri" w:hAnsi="Calibri" w:eastAsia="ＭＳ ゴシック" w:cs="" w:asciiTheme="majorHAnsi" w:cstheme="majorBidi" w:eastAsiaTheme="majorEastAsia" w:hAnsiTheme="majorHAnsi"/>
       <w:color w:themeColor="accent1" w:themeShade="7f" w:val="243F60"/>
     </w:rPr>
   </w:style>
@@ -14319,7 +14590,7 @@
     <w:qFormat/>
     <w:rsid w:val="00fc693f"/>
     <w:rPr>
-      <w:rFonts w:ascii="Calibri" w:hAnsi="Calibri" w:eastAsia="" w:cs="" w:asciiTheme="majorHAnsi" w:cstheme="majorBidi" w:eastAsiaTheme="majorEastAsia" w:hAnsiTheme="majorHAnsi"/>
+      <w:rFonts w:ascii="Calibri" w:hAnsi="Calibri" w:eastAsia="ＭＳ ゴシック" w:cs="" w:asciiTheme="majorHAnsi" w:cstheme="majorBidi" w:eastAsiaTheme="majorEastAsia" w:hAnsiTheme="majorHAnsi"/>
       <w:i/>
       <w:iCs/>
       <w:color w:themeColor="accent1" w:themeShade="7f" w:val="243F60"/>
@@ -14334,7 +14605,7 @@
     <w:qFormat/>
     <w:rsid w:val="00fc693f"/>
     <w:rPr>
-      <w:rFonts w:ascii="Calibri" w:hAnsi="Calibri" w:eastAsia="" w:cs="" w:asciiTheme="majorHAnsi" w:cstheme="majorBidi" w:eastAsiaTheme="majorEastAsia" w:hAnsiTheme="majorHAnsi"/>
+      <w:rFonts w:ascii="Calibri" w:hAnsi="Calibri" w:eastAsia="ＭＳ ゴシック" w:cs="" w:asciiTheme="majorHAnsi" w:cstheme="majorBidi" w:eastAsiaTheme="majorEastAsia" w:hAnsiTheme="majorHAnsi"/>
       <w:i/>
       <w:iCs/>
       <w:color w:themeColor="text1" w:themeTint="bf" w:val="404040"/>
@@ -14349,7 +14620,7 @@
     <w:qFormat/>
     <w:rsid w:val="00fc693f"/>
     <w:rPr>
-      <w:rFonts w:ascii="Calibri" w:hAnsi="Calibri" w:eastAsia="" w:cs="" w:asciiTheme="majorHAnsi" w:cstheme="majorBidi" w:eastAsiaTheme="majorEastAsia" w:hAnsiTheme="majorHAnsi"/>
+      <w:rFonts w:ascii="Calibri" w:hAnsi="Calibri" w:eastAsia="ＭＳ ゴシック" w:cs="" w:asciiTheme="majorHAnsi" w:cstheme="majorBidi" w:eastAsiaTheme="majorEastAsia" w:hAnsiTheme="majorHAnsi"/>
       <w:color w:themeColor="accent1" w:val="4F81BD"/>
       <w:sz w:val="20"/>
       <w:szCs w:val="20"/>
@@ -14364,7 +14635,7 @@
     <w:qFormat/>
     <w:rsid w:val="00fc693f"/>
     <w:rPr>
-      <w:rFonts w:ascii="Calibri" w:hAnsi="Calibri" w:eastAsia="" w:cs="" w:asciiTheme="majorHAnsi" w:cstheme="majorBidi" w:eastAsiaTheme="majorEastAsia" w:hAnsiTheme="majorHAnsi"/>
+      <w:rFonts w:ascii="Calibri" w:hAnsi="Calibri" w:eastAsia="ＭＳ ゴシック" w:cs="" w:asciiTheme="majorHAnsi" w:cstheme="majorBidi" w:eastAsiaTheme="majorEastAsia" w:hAnsiTheme="majorHAnsi"/>
       <w:i/>
       <w:iCs/>
       <w:color w:themeColor="text1" w:themeTint="bf" w:val="404040"/>
@@ -14606,13 +14877,12 @@
     <w:rsid w:val="00fc693f"/>
     <w:pPr>
       <w:widowControl/>
-      <w:suppressAutoHyphens w:val="true"/>
       <w:bidi w:val="0"/>
       <w:spacing w:lineRule="auto" w:line="240" w:before="0" w:after="0"/>
       <w:jc w:val="start"/>
     </w:pPr>
     <w:rPr>
-      <w:rFonts w:ascii="Cambria" w:hAnsi="Cambria" w:eastAsia="" w:cs="" w:asciiTheme="minorHAnsi" w:cstheme="minorBidi" w:eastAsiaTheme="minorEastAsia" w:hAnsiTheme="minorHAnsi"/>
+      <w:rFonts w:ascii="Cambria" w:hAnsi="Cambria" w:eastAsia="ＭＳ 明朝" w:cs="" w:asciiTheme="minorHAnsi" w:cstheme="minorBidi" w:eastAsiaTheme="minorEastAsia" w:hAnsiTheme="minorHAnsi"/>
       <w:color w:val="auto"/>
       <w:kern w:val="0"/>
       <w:sz w:val="22"/>
@@ -14637,7 +14907,7 @@
       <w:contextualSpacing/>
     </w:pPr>
     <w:rPr>
-      <w:rFonts w:ascii="Calibri" w:hAnsi="Calibri" w:eastAsia="" w:cs="" w:asciiTheme="majorHAnsi" w:cstheme="majorBidi" w:eastAsiaTheme="majorEastAsia" w:hAnsiTheme="majorHAnsi"/>
+      <w:rFonts w:ascii="Calibri" w:hAnsi="Calibri" w:eastAsia="ＭＳ ゴシック" w:cs="" w:asciiTheme="majorHAnsi" w:cstheme="majorBidi" w:eastAsiaTheme="majorEastAsia" w:hAnsiTheme="majorHAnsi"/>
       <w:b/>
       <w:color w:val="234C80"/>
       <w:spacing w:val="5"/>
@@ -14659,7 +14929,7 @@
       <w:spacing w:before="0" w:after="160"/>
     </w:pPr>
     <w:rPr>
-      <w:rFonts w:ascii="Calibri" w:hAnsi="Calibri" w:eastAsia="" w:cs="" w:asciiTheme="majorHAnsi" w:cstheme="majorBidi" w:eastAsiaTheme="majorEastAsia" w:hAnsiTheme="majorHAnsi"/>
+      <w:rFonts w:ascii="Calibri" w:hAnsi="Calibri" w:eastAsia="ＭＳ ゴシック" w:cs="" w:asciiTheme="majorHAnsi" w:cstheme="majorBidi" w:eastAsiaTheme="majorEastAsia" w:hAnsiTheme="majorHAnsi"/>
       <w:b w:val="false"/>
       <w:i/>
       <w:iCs/>
@@ -14901,13 +15171,12 @@
         <w:tab w:val="left" w:pos="3456" w:leader="none"/>
         <w:tab w:val="left" w:pos="4032" w:leader="none"/>
       </w:tabs>
-      <w:suppressAutoHyphens w:val="true"/>
       <w:bidi w:val="0"/>
       <w:spacing w:lineRule="auto" w:line="276" w:before="0" w:after="200"/>
       <w:jc w:val="start"/>
     </w:pPr>
     <w:rPr>
-      <w:rFonts w:ascii="Courier" w:hAnsi="Courier" w:eastAsia="" w:cs="" w:cstheme="minorBidi" w:eastAsiaTheme="minorEastAsia"/>
+      <w:rFonts w:ascii="Courier" w:hAnsi="Courier" w:eastAsia="ＭＳ 明朝" w:cs="" w:cstheme="minorBidi" w:eastAsiaTheme="minorEastAsia"/>
       <w:color w:val="auto"/>
       <w:kern w:val="0"/>
       <w:sz w:val="20"/>
@@ -14985,7 +15254,6 @@
     <w:qFormat/>
     <w:pPr>
       <w:widowControl/>
-      <w:suppressAutoHyphens w:val="true"/>
       <w:bidi w:val="0"/>
       <w:spacing w:lineRule="auto" w:line="276" w:before="60" w:after="100"/>
       <w:ind w:start="288" w:end="288"/>
@@ -15005,7 +15273,6 @@
     <w:qFormat/>
     <w:pPr>
       <w:widowControl/>
-      <w:suppressAutoHyphens w:val="true"/>
       <w:bidi w:val="0"/>
       <w:spacing w:lineRule="auto" w:line="276" w:before="80" w:after="120"/>
       <w:ind w:start="288" w:end="288"/>
@@ -18176,6 +18443,7 @@
       <w:pPr>
         <w:spacing w:before="0" w:after="0" w:line="240" w:lineRule="auto"/>
       </w:pPr>
+      <w:rPr/>
       <w:tblPr/>
       <w:tcPr>
         <w:tcBorders>
@@ -18321,6 +18589,7 @@
       <w:pPr>
         <w:spacing w:before="0" w:after="0" w:line="240" w:lineRule="auto"/>
       </w:pPr>
+      <w:rPr/>
       <w:tblPr/>
       <w:tcPr>
         <w:tcBorders>
@@ -18466,6 +18735,7 @@
       <w:pPr>
         <w:spacing w:before="0" w:after="0" w:line="240" w:lineRule="auto"/>
       </w:pPr>
+      <w:rPr/>
       <w:tblPr/>
       <w:tcPr>
         <w:tcBorders>
@@ -18611,6 +18881,7 @@
       <w:pPr>
         <w:spacing w:before="0" w:after="0" w:line="240" w:lineRule="auto"/>
       </w:pPr>
+      <w:rPr/>
       <w:tblPr/>
       <w:tcPr>
         <w:tcBorders>
@@ -18756,6 +19027,7 @@
       <w:pPr>
         <w:spacing w:before="0" w:after="0" w:line="240" w:lineRule="auto"/>
       </w:pPr>
+      <w:rPr/>
       <w:tblPr/>
       <w:tcPr>
         <w:tcBorders>
@@ -18901,6 +19173,7 @@
       <w:pPr>
         <w:spacing w:before="0" w:after="0" w:line="240" w:lineRule="auto"/>
       </w:pPr>
+      <w:rPr/>
       <w:tblPr/>
       <w:tcPr>
         <w:tcBorders>
@@ -19046,6 +19319,7 @@
       <w:pPr>
         <w:spacing w:before="0" w:after="0" w:line="240" w:lineRule="auto"/>
       </w:pPr>
+      <w:rPr/>
       <w:tblPr/>
       <w:tcPr>
         <w:tcBorders>

--- a/docs/guides/Delphi App Translation Studio User Guide.docx
+++ b/docs/guides/Delphi App Translation Studio User Guide.docx
@@ -5341,7 +5341,7 @@
         <w:pStyle w:val="ListBullet"/>
       </w:pPr>
       <w:r>
-        <w:t>RTL/LTR state is reapplied from a stable baseline whenever the language changes; direction does not accumulate across switches.</w:t>
+        <w:t>RTL/LTR state is reapplied from the immutable designer baseline whenever the language changes; direction does not accumulate across switches. Inactive FMX tab pages resolve their layout from the live tab client or its saved designer width rather than from temporary 8- or 50-pixel framework placeholders.</w:t>
       </w:r>
     </w:p>
     <w:p>
@@ -5349,7 +5349,7 @@
         <w:pStyle w:val="ListBullet"/>
       </w:pPr>
       <w:r>
-        <w:t>Automatic layout acceptance is limited to relative, reversible changes. Absolute geometry and grid-column widths remain review decisions.</w:t>
+        <w:t>Automatic fitting is language-neutral and measurement-driven. Buttons retain their designer width when the caption already fits, then grow only into verified free space, reduce the font only to the readable floor, and wrap only as a final fallback. Headings, labels, check boxes, grids, and cards use the same available-space contract in every language.</w:t>
       </w:r>
     </w:p>
     <w:p>
@@ -5357,7 +5357,23 @@
         <w:pStyle w:val="ListBullet"/>
       </w:pPr>
       <w:r>
-        <w:t>HTML localization changes visible prose while preserving comments, scripts, styles, protected nodes, product identifiers, and markup structure.</w:t>
+        <w:t>Cards and other designer-authored containers retain outer gutters and at least 12 pixels below their visible content. Container growth uses a fixed number of passes and never starts a layout replay loop.</w:t>
+      </w:r>
+    </w:p>
+    <w:p>
+      <w:pPr>
+        <w:pStyle w:val="ListBullet"/>
+      </w:pPr>
+      <w:r>
+        <w:t>Automatic layout acceptance is limited to relative, reversible changes. Absolute geometry and grid-column widths remain review decisions. Grid headings may reduce font size to fit, and reviewed column plans balance the available width without language-specific exceptions.</w:t>
+      </w:r>
+    </w:p>
+    <w:p>
+      <w:pPr>
+        <w:pStyle w:val="ListBullet"/>
+      </w:pPr>
+      <w:r>
+        <w:t>HTML localization changes exact visible prose while preserving comments, scripts, styles, protected nodes, product identifiers, technical tokens, and markup structure. The browser contract also applies the pack direction and safe wrapping/padding rules to the document.</w:t>
       </w:r>
     </w:p>
     <w:p>
@@ -5374,6 +5390,54 @@
       </w:pPr>
       <w:r>
         <w:t>The diagnostic log records recovery, rejected packs, fallback decisions, deployment rollback, and cancellation without recording provider credentials.</w:t>
+      </w:r>
+    </w:p>
+    <w:p>
+      <w:pPr>
+        <w:pStyle w:val="Heading2"/>
+      </w:pPr>
+      <w:r>
+        <w:t>17.4 Language selection, progress, and external text</w:t>
+      </w:r>
+    </w:p>
+    <w:p>
+      <w:pPr>
+        <w:pStyle w:val="ListBullet"/>
+      </w:pPr>
+      <w:r>
+        <w:t>A new project does not silently default to German or any other target language. Select the intended locale explicitly. Reopening a development catalog restores its saved source language, target locale, native name, direction, and locale formats without firing a change event that overwrites them.</w:t>
+      </w:r>
+    </w:p>
+    <w:p>
+      <w:pPr>
+        <w:pStyle w:val="ListBullet"/>
+      </w:pPr>
+      <w:r>
+        <w:t>Arabic, Hebrew, Persian, Urdu, Pashto, and any locale Windows identifies as RTL use the same locale-facts and runtime-direction path. Language-specific vocabulary repairs are restricted to exact semantic states, such as On and Off, and never substitute for geometry rules.</w:t>
+      </w:r>
+    </w:p>
+    <w:p>
+      <w:pPr>
+        <w:pStyle w:val="ListBullet"/>
+      </w:pPr>
+      <w:r>
+        <w:t>Long scans and provider translations show a blocking operation card with the current stage, progress, and a safe Cancel action. File &gt; Exit provides the normal application exit path. During the mandatory ZIP backup, cancellation is accepted immediately by the interface and completed after the current archive call returns.</w:t>
+      </w:r>
+    </w:p>
+    <w:p>
+      <w:pPr>
+        <w:pStyle w:val="ListBullet"/>
+      </w:pPr>
+      <w:r>
+        <w:t>The scan summary separates form properties, Delphi resourcestrings, runtime UI assignments, form files, and source files. A larger count therefore has an auditable source instead of appearing as one unexplained total.</w:t>
+      </w:r>
+    </w:p>
+    <w:p>
+      <w:pPr>
+        <w:pStyle w:val="ListBullet"/>
+      </w:pPr>
+      <w:r>
+        <w:t>Operator-facing prose stored in project JSON is scanned only when the project root contains dat-translatable-resources.json. The manifest names a project-contained directory, a file-name pattern, and the exact JSON property names that carry visible prose. Arbitrary JSON is never scanned because it may contain identifiers, settings, or user data.</w:t>
       </w:r>
     </w:p>
     <w:sectPr>

--- a/docs/guides/Delphi App Translation Studio User Guide.docx
+++ b/docs/guides/Delphi App Translation Studio User Guide.docx
@@ -12,7 +12,7 @@
         <w:drawing>
           <wp:inline xmlns:a="http://schemas.openxmlformats.org/drawingml/2006/main" xmlns:pic="http://schemas.openxmlformats.org/drawingml/2006/picture">
             <wp:extent cx="1371600" cy="1371600"/>
-            <wp:docPr id="1" name="Picture 1"/>
+            <wp:docPr id="1" name="Picture 1" descr="Delphi App Translation Studio application icon" title="Delphi App Translation Studio application icon"/>
             <wp:cNvGraphicFramePr>
               <a:graphicFrameLocks noChangeAspect="1"/>
             </wp:cNvGraphicFramePr>

--- a/docs/guides/Delphi App Translation Studio User Guide.docx
+++ b/docs/guides/Delphi App Translation Studio User Guide.docx
@@ -109,7 +109,7 @@
         </w:rPr>
         <w:t>Version 1.0</w:t>
         <w:br/>
-        <w:t>Last changed: August 27, 2026</w:t>
+        <w:t>Last changed: August 30, 2026</w:t>
         <w:br/>
         <w:t>Windows • Delphi VCL and FireMonkey • Win32 and Win64</w:t>
       </w:r>
@@ -1535,7 +1535,7 @@
         </w:numPr>
       </w:pPr>
       <w:r>
-        <w:t>If this is the first localization project, complete the Setup Wizard through its Delphi Component step. In the manual workflow, open the project and complete Scan, Translate, Validation, and Export, then open Integration and leave Component Integration selected.</w:t>
+        <w:t>If this is the first localization project, complete the component preparation in the Setup Wizard Guide before starting the Wizard. In the manual workflow, open the project and complete Scan, Translate, Validation, and Export, then open Integration and leave Component Integration selected.</w:t>
       </w:r>
     </w:p>
     <w:p>
@@ -5249,7 +5249,7 @@
     </w:p>
     <w:p>
       <w:r>
-        <w:t>This guide documents the implemented Studio as of August 27, 2026.</w:t>
+        <w:t>This guide documents the implemented Studio as of August 30, 2026.</w:t>
       </w:r>
     </w:p>
     <w:p>

--- a/docs/guides/Delphi App Translation Studio User Guide.docx
+++ b/docs/guides/Delphi App Translation Studio User Guide.docx
@@ -112,7 +112,7 @@
         </w:rPr>
         <w:t>Version 1.0</w:t>
         <w:br/>
-        <w:t>Last changed: August 30, 2026</w:t>
+        <w:t>Last changed: August 31, 2026</w:t>
         <w:br/>
         <w:t>Windows • Delphi VCL and FireMonkey • Win32 and Win64</w:t>
       </w:r>
@@ -174,7 +174,7 @@
                 <w:color w:val="234C80"/>
                 <w:sz w:val="18"/>
               </w:rPr>
-              <w:t>1. About This Guide</w:t>
+              <w:t>1. Welcome - How This Guide Will Help You</w:t>
             </w:r>
           </w:p>
         </w:tc>
@@ -216,49 +216,7 @@
                 <w:color w:val="234C80"/>
                 <w:sz w:val="18"/>
               </w:rPr>
-              <w:t>2. System and Developer Prerequisites</w:t>
-            </w:r>
-          </w:p>
-        </w:tc>
-        <w:tc>
-          <w:tcPr>
-            <w:tcW w:type="dxa" w:w="1160"/>
-          </w:tcPr>
-          <w:p>
-            <w:pPr>
-              <w:keepLines/>
-              <w:spacing w:after="20"/>
-              <w:jc w:val="right"/>
-            </w:pPr>
-            <w:r>
-              <w:rPr>
-                <w:rFonts w:ascii="Aptos" w:hAnsi="Aptos"/>
-                <w:b/>
-                <w:color w:val="5D7693"/>
-                <w:sz w:val="18"/>
-              </w:rPr>
-              <w:t>2</w:t>
-            </w:r>
-          </w:p>
-        </w:tc>
-      </w:tr>
-      <w:tr>
-        <w:tc>
-          <w:tcPr>
-            <w:tcW w:type="dxa" w:w="8200"/>
-          </w:tcPr>
-          <w:p>
-            <w:pPr>
-              <w:keepLines/>
-              <w:spacing w:after="20"/>
-            </w:pPr>
-            <w:r>
-              <w:rPr>
-                <w:rFonts w:ascii="Aptos" w:hAnsi="Aptos"/>
-                <w:color w:val="234C80"/>
-                <w:sz w:val="18"/>
-              </w:rPr>
-              <w:t>3. Download the Studio from GitHub</w:t>
+              <w:t>2. Before You Begin</w:t>
             </w:r>
           </w:p>
         </w:tc>
@@ -300,7 +258,7 @@
                 <w:color w:val="234C80"/>
                 <w:sz w:val="18"/>
               </w:rPr>
-              <w:t>4. Build and Start the Studio</w:t>
+              <w:t>3. Get the Studio from GitHub</w:t>
             </w:r>
           </w:p>
         </w:tc>
@@ -342,49 +300,7 @@
                 <w:color w:val="234C80"/>
                 <w:sz w:val="18"/>
               </w:rPr>
-              <w:t>5. Prepare the Target Delphi Application</w:t>
-            </w:r>
-          </w:p>
-        </w:tc>
-        <w:tc>
-          <w:tcPr>
-            <w:tcW w:type="dxa" w:w="1160"/>
-          </w:tcPr>
-          <w:p>
-            <w:pPr>
-              <w:keepLines/>
-              <w:spacing w:after="20"/>
-              <w:jc w:val="right"/>
-            </w:pPr>
-            <w:r>
-              <w:rPr>
-                <w:rFonts w:ascii="Aptos" w:hAnsi="Aptos"/>
-                <w:b/>
-                <w:color w:val="5D7693"/>
-                <w:sz w:val="18"/>
-              </w:rPr>
-              <w:t>4</w:t>
-            </w:r>
-          </w:p>
-        </w:tc>
-      </w:tr>
-      <w:tr>
-        <w:tc>
-          <w:tcPr>
-            <w:tcW w:type="dxa" w:w="8200"/>
-          </w:tcPr>
-          <w:p>
-            <w:pPr>
-              <w:keepLines/>
-              <w:spacing w:after="20"/>
-            </w:pPr>
-            <w:r>
-              <w:rPr>
-                <w:rFonts w:ascii="Aptos" w:hAnsi="Aptos"/>
-                <w:color w:val="234C80"/>
-                <w:sz w:val="18"/>
-              </w:rPr>
-              <w:t>6. The dependencies Folder and Delphi Search Path</w:t>
+              <w:t>4. Build and Open the Studio</w:t>
             </w:r>
           </w:p>
         </w:tc>
@@ -426,7 +342,7 @@
                 <w:color w:val="234C80"/>
                 <w:sz w:val="18"/>
               </w:rPr>
-              <w:t>7. Files Stored Under %LOCALAPPDATA%</w:t>
+              <w:t>5. Prepare Your Delphi Application</w:t>
             </w:r>
           </w:p>
         </w:tc>
@@ -447,7 +363,7 @@
                 <w:color w:val="5D7693"/>
                 <w:sz w:val="18"/>
               </w:rPr>
-              <w:t>7</w:t>
+              <w:t>5</w:t>
             </w:r>
           </w:p>
         </w:tc>
@@ -468,7 +384,91 @@
                 <w:color w:val="234C80"/>
                 <w:sz w:val="18"/>
               </w:rPr>
-              <w:t>8. Starting the Studio and Keyboard Operation</w:t>
+              <w:t>6. Give Delphi Access to the DAT Dependencies</w:t>
+            </w:r>
+          </w:p>
+        </w:tc>
+        <w:tc>
+          <w:tcPr>
+            <w:tcW w:type="dxa" w:w="1160"/>
+          </w:tcPr>
+          <w:p>
+            <w:pPr>
+              <w:keepLines/>
+              <w:spacing w:after="20"/>
+              <w:jc w:val="right"/>
+            </w:pPr>
+            <w:r>
+              <w:rPr>
+                <w:rFonts w:ascii="Aptos" w:hAnsi="Aptos"/>
+                <w:b/>
+                <w:color w:val="5D7693"/>
+                <w:sz w:val="18"/>
+              </w:rPr>
+              <w:t>6</w:t>
+            </w:r>
+          </w:p>
+        </w:tc>
+      </w:tr>
+      <w:tr>
+        <w:tc>
+          <w:tcPr>
+            <w:tcW w:type="dxa" w:w="8200"/>
+          </w:tcPr>
+          <w:p>
+            <w:pPr>
+              <w:keepLines/>
+              <w:spacing w:after="20"/>
+            </w:pPr>
+            <w:r>
+              <w:rPr>
+                <w:rFonts w:ascii="Aptos" w:hAnsi="Aptos"/>
+                <w:color w:val="234C80"/>
+                <w:sz w:val="18"/>
+              </w:rPr>
+              <w:t>7. Understand the Files Under %LOCALAPPDATA%</w:t>
+            </w:r>
+          </w:p>
+        </w:tc>
+        <w:tc>
+          <w:tcPr>
+            <w:tcW w:type="dxa" w:w="1160"/>
+          </w:tcPr>
+          <w:p>
+            <w:pPr>
+              <w:keepLines/>
+              <w:spacing w:after="20"/>
+              <w:jc w:val="right"/>
+            </w:pPr>
+            <w:r>
+              <w:rPr>
+                <w:rFonts w:ascii="Aptos" w:hAnsi="Aptos"/>
+                <w:b/>
+                <w:color w:val="5D7693"/>
+                <w:sz w:val="18"/>
+              </w:rPr>
+              <w:t>8</w:t>
+            </w:r>
+          </w:p>
+        </w:tc>
+      </w:tr>
+      <w:tr>
+        <w:tc>
+          <w:tcPr>
+            <w:tcW w:type="dxa" w:w="8200"/>
+          </w:tcPr>
+          <w:p>
+            <w:pPr>
+              <w:keepLines/>
+              <w:spacing w:after="20"/>
+            </w:pPr>
+            <w:r>
+              <w:rPr>
+                <w:rFonts w:ascii="Aptos" w:hAnsi="Aptos"/>
+                <w:color w:val="234C80"/>
+                <w:sz w:val="18"/>
+              </w:rPr>
+              <w:t>8. Meet the Start Screen and Keyboard Controls</w:t>
             </w:r>
           </w:p>
         </w:tc>
@@ -510,7 +510,7 @@
                 <w:color w:val="234C80"/>
                 <w:sz w:val="18"/>
               </w:rPr>
-              <w:t>9. Setup Wizard Navigation and Safety</w:t>
+              <w:t>9. Move Through the Setup Wizard with Confidence</w:t>
             </w:r>
           </w:p>
         </w:tc>
@@ -573,7 +573,7 @@
                 <w:color w:val="5D7693"/>
                 <w:sz w:val="18"/>
               </w:rPr>
-              <w:t>12</w:t>
+              <w:t>13</w:t>
             </w:r>
           </w:p>
         </w:tc>
@@ -595,48 +595,6 @@
                 <w:sz w:val="18"/>
               </w:rPr>
               <w:t>11. Wizard Step 2 - Delphi Project</w:t>
-            </w:r>
-          </w:p>
-        </w:tc>
-        <w:tc>
-          <w:tcPr>
-            <w:tcW w:type="dxa" w:w="1160"/>
-          </w:tcPr>
-          <w:p>
-            <w:pPr>
-              <w:keepLines/>
-              <w:spacing w:after="20"/>
-              <w:jc w:val="right"/>
-            </w:pPr>
-            <w:r>
-              <w:rPr>
-                <w:rFonts w:ascii="Aptos" w:hAnsi="Aptos"/>
-                <w:b/>
-                <w:color w:val="5D7693"/>
-                <w:sz w:val="18"/>
-              </w:rPr>
-              <w:t>13</w:t>
-            </w:r>
-          </w:p>
-        </w:tc>
-      </w:tr>
-      <w:tr>
-        <w:tc>
-          <w:tcPr>
-            <w:tcW w:type="dxa" w:w="8200"/>
-          </w:tcPr>
-          <w:p>
-            <w:pPr>
-              <w:keepLines/>
-              <w:spacing w:after="20"/>
-            </w:pPr>
-            <w:r>
-              <w:rPr>
-                <w:rFonts w:ascii="Aptos" w:hAnsi="Aptos"/>
-                <w:color w:val="234C80"/>
-                <w:sz w:val="18"/>
-              </w:rPr>
-              <w:t>12. Wizard Step 3 - Deployment</w:t>
             </w:r>
           </w:p>
         </w:tc>
@@ -678,7 +636,7 @@
                 <w:color w:val="234C80"/>
                 <w:sz w:val="18"/>
               </w:rPr>
-              <w:t>13. Wizard Step 4 - Languages</w:t>
+              <w:t>12. Wizard Step 3 - Deployment</w:t>
             </w:r>
           </w:p>
         </w:tc>
@@ -699,7 +657,7 @@
                 <w:color w:val="5D7693"/>
                 <w:sz w:val="18"/>
               </w:rPr>
-              <w:t>16</w:t>
+              <w:t>15</w:t>
             </w:r>
           </w:p>
         </w:tc>
@@ -720,7 +678,7 @@
                 <w:color w:val="234C80"/>
                 <w:sz w:val="18"/>
               </w:rPr>
-              <w:t>14. Wizard Step 5 - Translation Service</w:t>
+              <w:t>13. Wizard Step 4 - Languages</w:t>
             </w:r>
           </w:p>
         </w:tc>
@@ -762,7 +720,7 @@
                 <w:color w:val="234C80"/>
                 <w:sz w:val="18"/>
               </w:rPr>
-              <w:t>15. Wizard Step 6 - Scan Project</w:t>
+              <w:t>14. Wizard Step 5 - Translation Service</w:t>
             </w:r>
           </w:p>
         </w:tc>
@@ -783,7 +741,7 @@
                 <w:color w:val="5D7693"/>
                 <w:sz w:val="18"/>
               </w:rPr>
-              <w:t>19</w:t>
+              <w:t>18</w:t>
             </w:r>
           </w:p>
         </w:tc>
@@ -804,7 +762,7 @@
                 <w:color w:val="234C80"/>
                 <w:sz w:val="18"/>
               </w:rPr>
-              <w:t>16. Wizard Step 7 - Review and Authorize</w:t>
+              <w:t>15. Wizard Step 6 - Scan Project</w:t>
             </w:r>
           </w:p>
         </w:tc>
@@ -846,7 +804,7 @@
                 <w:color w:val="234C80"/>
                 <w:sz w:val="18"/>
               </w:rPr>
-              <w:t>17. Localization Review Window</w:t>
+              <w:t>16. Wizard Step 7 - Review and Authorize</w:t>
             </w:r>
           </w:p>
         </w:tc>
@@ -888,7 +846,7 @@
                 <w:color w:val="234C80"/>
                 <w:sz w:val="18"/>
               </w:rPr>
-              <w:t>18. Wizard Step 8 - Process and Finish</w:t>
+              <w:t>17. Localization Review Window</w:t>
             </w:r>
           </w:p>
         </w:tc>
@@ -930,7 +888,7 @@
                 <w:color w:val="234C80"/>
                 <w:sz w:val="18"/>
               </w:rPr>
-              <w:t>19. Maintenance Studio Overview</w:t>
+              <w:t>18. Wizard Step 8 - Process and Finish</w:t>
             </w:r>
           </w:p>
         </w:tc>
@@ -972,7 +930,7 @@
                 <w:color w:val="234C80"/>
                 <w:sz w:val="18"/>
               </w:rPr>
-              <w:t>20. Maintenance Page 1 - Project</w:t>
+              <w:t>19. Maintenance Studio Overview</w:t>
             </w:r>
           </w:p>
         </w:tc>
@@ -1014,7 +972,7 @@
                 <w:color w:val="234C80"/>
                 <w:sz w:val="18"/>
               </w:rPr>
-              <w:t>21. Maintenance Page 2 - Scan</w:t>
+              <w:t>20. Maintenance Page 1 - Project</w:t>
             </w:r>
           </w:p>
         </w:tc>
@@ -1056,7 +1014,7 @@
                 <w:color w:val="234C80"/>
                 <w:sz w:val="18"/>
               </w:rPr>
-              <w:t>22. Maintenance Page 3 - Translate</w:t>
+              <w:t>21. Maintenance Page 2 - Scan</w:t>
             </w:r>
           </w:p>
         </w:tc>
@@ -1098,7 +1056,7 @@
                 <w:color w:val="234C80"/>
                 <w:sz w:val="18"/>
               </w:rPr>
-              <w:t>23. Maintenance Page 4 - Validation</w:t>
+              <w:t>22. Maintenance Page 3 - Translate</w:t>
             </w:r>
           </w:p>
         </w:tc>
@@ -1140,49 +1098,7 @@
                 <w:color w:val="234C80"/>
                 <w:sz w:val="18"/>
               </w:rPr>
-              <w:t>24. Maintenance Page 5 - Export</w:t>
-            </w:r>
-          </w:p>
-        </w:tc>
-        <w:tc>
-          <w:tcPr>
-            <w:tcW w:type="dxa" w:w="1160"/>
-          </w:tcPr>
-          <w:p>
-            <w:pPr>
-              <w:keepLines/>
-              <w:spacing w:after="20"/>
-              <w:jc w:val="right"/>
-            </w:pPr>
-            <w:r>
-              <w:rPr>
-                <w:rFonts w:ascii="Aptos" w:hAnsi="Aptos"/>
-                <w:b/>
-                <w:color w:val="5D7693"/>
-                <w:sz w:val="18"/>
-              </w:rPr>
-              <w:t>28</w:t>
-            </w:r>
-          </w:p>
-        </w:tc>
-      </w:tr>
-      <w:tr>
-        <w:tc>
-          <w:tcPr>
-            <w:tcW w:type="dxa" w:w="8200"/>
-          </w:tcPr>
-          <w:p>
-            <w:pPr>
-              <w:keepLines/>
-              <w:spacing w:after="20"/>
-            </w:pPr>
-            <w:r>
-              <w:rPr>
-                <w:rFonts w:ascii="Aptos" w:hAnsi="Aptos"/>
-                <w:color w:val="234C80"/>
-                <w:sz w:val="18"/>
-              </w:rPr>
-              <w:t>25. Maintenance Page 6 - Integration</w:t>
+              <w:t>23. Maintenance Page 4 - Validation</w:t>
             </w:r>
           </w:p>
         </w:tc>
@@ -1224,6 +1140,90 @@
                 <w:color w:val="234C80"/>
                 <w:sz w:val="18"/>
               </w:rPr>
+              <w:t>24. Maintenance Page 5 - Export</w:t>
+            </w:r>
+          </w:p>
+        </w:tc>
+        <w:tc>
+          <w:tcPr>
+            <w:tcW w:type="dxa" w:w="1160"/>
+          </w:tcPr>
+          <w:p>
+            <w:pPr>
+              <w:keepLines/>
+              <w:spacing w:after="20"/>
+              <w:jc w:val="right"/>
+            </w:pPr>
+            <w:r>
+              <w:rPr>
+                <w:rFonts w:ascii="Aptos" w:hAnsi="Aptos"/>
+                <w:b/>
+                <w:color w:val="5D7693"/>
+                <w:sz w:val="18"/>
+              </w:rPr>
+              <w:t>29</w:t>
+            </w:r>
+          </w:p>
+        </w:tc>
+      </w:tr>
+      <w:tr>
+        <w:tc>
+          <w:tcPr>
+            <w:tcW w:type="dxa" w:w="8200"/>
+          </w:tcPr>
+          <w:p>
+            <w:pPr>
+              <w:keepLines/>
+              <w:spacing w:after="20"/>
+            </w:pPr>
+            <w:r>
+              <w:rPr>
+                <w:rFonts w:ascii="Aptos" w:hAnsi="Aptos"/>
+                <w:color w:val="234C80"/>
+                <w:sz w:val="18"/>
+              </w:rPr>
+              <w:t>25. Maintenance Page 6 - Integration</w:t>
+            </w:r>
+          </w:p>
+        </w:tc>
+        <w:tc>
+          <w:tcPr>
+            <w:tcW w:type="dxa" w:w="1160"/>
+          </w:tcPr>
+          <w:p>
+            <w:pPr>
+              <w:keepLines/>
+              <w:spacing w:after="20"/>
+              <w:jc w:val="right"/>
+            </w:pPr>
+            <w:r>
+              <w:rPr>
+                <w:rFonts w:ascii="Aptos" w:hAnsi="Aptos"/>
+                <w:b/>
+                <w:color w:val="5D7693"/>
+                <w:sz w:val="18"/>
+              </w:rPr>
+              <w:t>30</w:t>
+            </w:r>
+          </w:p>
+        </w:tc>
+      </w:tr>
+      <w:tr>
+        <w:tc>
+          <w:tcPr>
+            <w:tcW w:type="dxa" w:w="8200"/>
+          </w:tcPr>
+          <w:p>
+            <w:pPr>
+              <w:keepLines/>
+              <w:spacing w:after="20"/>
+            </w:pPr>
+            <w:r>
+              <w:rPr>
+                <w:rFonts w:ascii="Aptos" w:hAnsi="Aptos"/>
+                <w:color w:val="234C80"/>
+                <w:sz w:val="18"/>
+              </w:rPr>
               <w:t>26. Maintenance Page 7 - Provider Settings</w:t>
             </w:r>
           </w:p>
@@ -1287,7 +1287,7 @@
                 <w:color w:val="5D7693"/>
                 <w:sz w:val="18"/>
               </w:rPr>
-              <w:t>32</w:t>
+              <w:t>33</w:t>
             </w:r>
           </w:p>
         </w:tc>
@@ -1309,90 +1309,6 @@
                 <w:sz w:val="18"/>
               </w:rPr>
               <w:t>28. Runtime Integration in VCL and FMX</w:t>
-            </w:r>
-          </w:p>
-        </w:tc>
-        <w:tc>
-          <w:tcPr>
-            <w:tcW w:type="dxa" w:w="1160"/>
-          </w:tcPr>
-          <w:p>
-            <w:pPr>
-              <w:keepLines/>
-              <w:spacing w:after="20"/>
-              <w:jc w:val="right"/>
-            </w:pPr>
-            <w:r>
-              <w:rPr>
-                <w:rFonts w:ascii="Aptos" w:hAnsi="Aptos"/>
-                <w:b/>
-                <w:color w:val="5D7693"/>
-                <w:sz w:val="18"/>
-              </w:rPr>
-              <w:t>33</w:t>
-            </w:r>
-          </w:p>
-        </w:tc>
-      </w:tr>
-      <w:tr>
-        <w:tc>
-          <w:tcPr>
-            <w:tcW w:type="dxa" w:w="8200"/>
-          </w:tcPr>
-          <w:p>
-            <w:pPr>
-              <w:keepLines/>
-              <w:spacing w:after="20"/>
-            </w:pPr>
-            <w:r>
-              <w:rPr>
-                <w:rFonts w:ascii="Aptos" w:hAnsi="Aptos"/>
-                <w:color w:val="234C80"/>
-                <w:sz w:val="18"/>
-              </w:rPr>
-              <w:t>29. Build, Deploy, and Verify</w:t>
-            </w:r>
-          </w:p>
-        </w:tc>
-        <w:tc>
-          <w:tcPr>
-            <w:tcW w:type="dxa" w:w="1160"/>
-          </w:tcPr>
-          <w:p>
-            <w:pPr>
-              <w:keepLines/>
-              <w:spacing w:after="20"/>
-              <w:jc w:val="right"/>
-            </w:pPr>
-            <w:r>
-              <w:rPr>
-                <w:rFonts w:ascii="Aptos" w:hAnsi="Aptos"/>
-                <w:b/>
-                <w:color w:val="5D7693"/>
-                <w:sz w:val="18"/>
-              </w:rPr>
-              <w:t>33</w:t>
-            </w:r>
-          </w:p>
-        </w:tc>
-      </w:tr>
-      <w:tr>
-        <w:tc>
-          <w:tcPr>
-            <w:tcW w:type="dxa" w:w="8200"/>
-          </w:tcPr>
-          <w:p>
-            <w:pPr>
-              <w:keepLines/>
-              <w:spacing w:after="20"/>
-            </w:pPr>
-            <w:r>
-              <w:rPr>
-                <w:rFonts w:ascii="Aptos" w:hAnsi="Aptos"/>
-                <w:color w:val="234C80"/>
-                <w:sz w:val="18"/>
-              </w:rPr>
-              <w:t>30. RTL, Layout, HTML, and Dynamic Text</w:t>
             </w:r>
           </w:p>
         </w:tc>
@@ -1434,49 +1350,7 @@
                 <w:color w:val="234C80"/>
                 <w:sz w:val="18"/>
               </w:rPr>
-              <w:t>31. Security, Privacy, and Recovery</w:t>
-            </w:r>
-          </w:p>
-        </w:tc>
-        <w:tc>
-          <w:tcPr>
-            <w:tcW w:type="dxa" w:w="1160"/>
-          </w:tcPr>
-          <w:p>
-            <w:pPr>
-              <w:keepLines/>
-              <w:spacing w:after="20"/>
-              <w:jc w:val="right"/>
-            </w:pPr>
-            <w:r>
-              <w:rPr>
-                <w:rFonts w:ascii="Aptos" w:hAnsi="Aptos"/>
-                <w:b/>
-                <w:color w:val="5D7693"/>
-                <w:sz w:val="18"/>
-              </w:rPr>
-              <w:t>34</w:t>
-            </w:r>
-          </w:p>
-        </w:tc>
-      </w:tr>
-      <w:tr>
-        <w:tc>
-          <w:tcPr>
-            <w:tcW w:type="dxa" w:w="8200"/>
-          </w:tcPr>
-          <w:p>
-            <w:pPr>
-              <w:keepLines/>
-              <w:spacing w:after="20"/>
-            </w:pPr>
-            <w:r>
-              <w:rPr>
-                <w:rFonts w:ascii="Aptos" w:hAnsi="Aptos"/>
-                <w:color w:val="234C80"/>
-                <w:sz w:val="18"/>
-              </w:rPr>
-              <w:t>32. Troubleshooting</w:t>
+              <w:t>29. Build, Deploy, and Verify</w:t>
             </w:r>
           </w:p>
         </w:tc>
@@ -1518,7 +1392,49 @@
                 <w:color w:val="234C80"/>
                 <w:sz w:val="18"/>
               </w:rPr>
-              <w:t>33. Complete First-Time Checklist</w:t>
+              <w:t>30. RTL, Layout, HTML, and Dynamic Text</w:t>
+            </w:r>
+          </w:p>
+        </w:tc>
+        <w:tc>
+          <w:tcPr>
+            <w:tcW w:type="dxa" w:w="1160"/>
+          </w:tcPr>
+          <w:p>
+            <w:pPr>
+              <w:keepLines/>
+              <w:spacing w:after="20"/>
+              <w:jc w:val="right"/>
+            </w:pPr>
+            <w:r>
+              <w:rPr>
+                <w:rFonts w:ascii="Aptos" w:hAnsi="Aptos"/>
+                <w:b/>
+                <w:color w:val="5D7693"/>
+                <w:sz w:val="18"/>
+              </w:rPr>
+              <w:t>35</w:t>
+            </w:r>
+          </w:p>
+        </w:tc>
+      </w:tr>
+      <w:tr>
+        <w:tc>
+          <w:tcPr>
+            <w:tcW w:type="dxa" w:w="8200"/>
+          </w:tcPr>
+          <w:p>
+            <w:pPr>
+              <w:keepLines/>
+              <w:spacing w:after="20"/>
+            </w:pPr>
+            <w:r>
+              <w:rPr>
+                <w:rFonts w:ascii="Aptos" w:hAnsi="Aptos"/>
+                <w:color w:val="234C80"/>
+                <w:sz w:val="18"/>
+              </w:rPr>
+              <w:t>31. Security, Privacy, and Recovery</w:t>
             </w:r>
           </w:p>
         </w:tc>
@@ -1560,7 +1476,49 @@
                 <w:color w:val="234C80"/>
                 <w:sz w:val="18"/>
               </w:rPr>
-              <w:t>34. Quick Path Reference</w:t>
+              <w:t>32. Troubleshooting</w:t>
+            </w:r>
+          </w:p>
+        </w:tc>
+        <w:tc>
+          <w:tcPr>
+            <w:tcW w:type="dxa" w:w="1160"/>
+          </w:tcPr>
+          <w:p>
+            <w:pPr>
+              <w:keepLines/>
+              <w:spacing w:after="20"/>
+              <w:jc w:val="right"/>
+            </w:pPr>
+            <w:r>
+              <w:rPr>
+                <w:rFonts w:ascii="Aptos" w:hAnsi="Aptos"/>
+                <w:b/>
+                <w:color w:val="5D7693"/>
+                <w:sz w:val="18"/>
+              </w:rPr>
+              <w:t>36</w:t>
+            </w:r>
+          </w:p>
+        </w:tc>
+      </w:tr>
+      <w:tr>
+        <w:tc>
+          <w:tcPr>
+            <w:tcW w:type="dxa" w:w="8200"/>
+          </w:tcPr>
+          <w:p>
+            <w:pPr>
+              <w:keepLines/>
+              <w:spacing w:after="20"/>
+            </w:pPr>
+            <w:r>
+              <w:rPr>
+                <w:rFonts w:ascii="Aptos" w:hAnsi="Aptos"/>
+                <w:color w:val="234C80"/>
+                <w:sz w:val="18"/>
+              </w:rPr>
+              <w:t>33. Complete First-Time Checklist</w:t>
             </w:r>
           </w:p>
         </w:tc>
@@ -1582,6 +1540,48 @@
                 <w:sz w:val="18"/>
               </w:rPr>
               <w:t>38</w:t>
+            </w:r>
+          </w:p>
+        </w:tc>
+      </w:tr>
+      <w:tr>
+        <w:tc>
+          <w:tcPr>
+            <w:tcW w:type="dxa" w:w="8200"/>
+          </w:tcPr>
+          <w:p>
+            <w:pPr>
+              <w:keepLines/>
+              <w:spacing w:after="20"/>
+            </w:pPr>
+            <w:r>
+              <w:rPr>
+                <w:rFonts w:ascii="Aptos" w:hAnsi="Aptos"/>
+                <w:color w:val="234C80"/>
+                <w:sz w:val="18"/>
+              </w:rPr>
+              <w:t>34. Quick Path Reference</w:t>
+            </w:r>
+          </w:p>
+        </w:tc>
+        <w:tc>
+          <w:tcPr>
+            <w:tcW w:type="dxa" w:w="1160"/>
+          </w:tcPr>
+          <w:p>
+            <w:pPr>
+              <w:keepLines/>
+              <w:spacing w:after="20"/>
+              <w:jc w:val="right"/>
+            </w:pPr>
+            <w:r>
+              <w:rPr>
+                <w:rFonts w:ascii="Aptos" w:hAnsi="Aptos"/>
+                <w:b/>
+                <w:color w:val="5D7693"/>
+                <w:sz w:val="18"/>
+              </w:rPr>
+              <w:t>40</w:t>
             </w:r>
           </w:p>
         </w:tc>
@@ -1605,22 +1605,22 @@
         <w:pStyle w:val="Heading1"/>
       </w:pPr>
       <w:r>
-        <w:t>1. About This Guide</w:t>
+        <w:t>1. Welcome - How This Guide Will Help You</w:t>
       </w:r>
     </w:p>
     <w:p>
       <w:r>
-        <w:t>This is the complete operating guide for Delphi App Translation Studio. It is written from the current Pascal source, FMX form definitions, package projects, scanner contracts, provider code, workspace code, and the verified application behavior as of August 30, 2026. It covers both VCL and FireMonkey target applications.</w:t>
+        <w:t>Welcome to Delphi App Translation Studio. This guide is here to help you take a Delphi application from its original language to a tested, offline multilingual build without making you guess what happens next. It follows the current Pascal source, FMX form definitions, package projects, scanner contracts, provider code, workspace code, and verified application behavior as of August 31, 2026. The same workflow supports VCL and FireMonkey applications.</w:t>
       </w:r>
     </w:p>
     <w:p>
       <w:r>
-        <w:t>The guide explains installation, project preparation, every Studio and Setup Wizard screen, every visible operating control, provider security, catalogs, offline packs, component integration, compiler paths, deployment, verification, right-to-left behavior, recovery, and troubleshooting. A developer should be able to start with a GitHub download and finish with a translated Win32 or Win64 application without relying on undocumented steps.</w:t>
+        <w:t>You can read the guide from beginning to end for your first project, or jump directly to the screen or task you need. Along the way, you will learn how to install the Studio, prepare a safe project copy, connect a translation provider, review translations, build language packs, add the runtime components, set Delphi's compiler path, deploy the result, and test both left-to-right and right-to-left languages.</w:t>
       </w:r>
     </w:p>
     <w:p>
       <w:r>
-        <w:t>The product is currently distributed as source. There is no supported binary installer. Use a disposable copy of a target application until the translated result has passed the verification checklist in Chapter 33.</w:t>
+        <w:t>The Studio is currently distributed as source rather than through an installer. That gives you full visibility into what you are building, but it also means the first setup includes a few Delphi steps. They are all explained here. For your first run, work with a disposable copy of your application until it passes the verification checklist in Chapter 33.</w:t>
       </w:r>
     </w:p>
     <w:tbl>
@@ -1660,10 +1660,10 @@
                 <w:b/>
                 <w:color w:val="234C80"/>
               </w:rPr>
-              <w:t xml:space="preserve">Core safety rule. </w:t>
-            </w:r>
-            <w:r>
-              <w:t>Scanning reads the selected Delphi project. Final Setup Wizard processing creates a safety ZIP, workspace files, runtime packs, review artifacts, and a component kit, but the current recommended workflow does not rewrite the target Pascal, DFM, FMX, DPR, or DPROJ files.</w:t>
+              <w:t xml:space="preserve">Your project remains yours. </w:t>
+            </w:r>
+            <w:r>
+              <w:t>Scanning reads the Delphi project you select. Final Setup Wizard processing creates a safety ZIP, workspace files, runtime packs, review artifacts, and a component kit. In the recommended workflow, it does not rewrite your Pascal, DFM, FMX, DPR, or DPROJ files.</w:t>
             </w:r>
           </w:p>
         </w:tc>
@@ -1674,7 +1674,52 @@
         <w:pStyle w:val="Heading2"/>
       </w:pPr>
       <w:r>
-        <w:t>1.1 What the Studio produces</w:t>
+        <w:t>1.1 Choose the path that fits your work</w:t>
+      </w:r>
+    </w:p>
+    <w:p>
+      <w:pPr>
+        <w:pStyle w:val="ListBullet"/>
+      </w:pPr>
+      <w:r>
+        <w:t>First project or first language: begin with Chapter 2 and follow the Setup Wizard chapters in order.</w:t>
+      </w:r>
+    </w:p>
+    <w:p>
+      <w:pPr>
+        <w:pStyle w:val="ListBullet"/>
+      </w:pPr>
+      <w:r>
+        <w:t>Returning to an existing translation: open Maintenance Studio and use Chapters 19-27 as your working reference.</w:t>
+      </w:r>
+    </w:p>
+    <w:p>
+      <w:pPr>
+        <w:pStyle w:val="ListBullet"/>
+      </w:pPr>
+      <w:r>
+        <w:t>Preparing a Delphi project to compile: go directly to Chapters 5 and 6 for components, dependencies, and the compiler Search Path.</w:t>
+      </w:r>
+    </w:p>
+    <w:p>
+      <w:pPr>
+        <w:pStyle w:val="ListBullet"/>
+      </w:pPr>
+      <w:r>
+        <w:t>Something is not working: start with Chapter 32, then use the path and file reference in Chapter 34.</w:t>
+      </w:r>
+    </w:p>
+    <w:p>
+      <w:pPr>
+        <w:pStyle w:val="Heading2"/>
+      </w:pPr>
+      <w:r>
+        <w:t>1.2 What you will have when you finish</w:t>
+      </w:r>
+    </w:p>
+    <w:p>
+      <w:r>
+        <w:t>The Studio keeps development work separate from the files your finished application uses. The following items are created during the workflow; later chapters explain each one in context.</w:t>
       </w:r>
     </w:p>
     <w:tbl>
@@ -1712,7 +1757,7 @@
                 <w:b/>
                 <w:color w:val="FFFFFF"/>
               </w:rPr>
-              <w:t>Product</w:t>
+              <w:t>What is created</w:t>
             </w:r>
           </w:p>
         </w:tc>
@@ -1727,7 +1772,7 @@
                 <w:b/>
                 <w:color w:val="FFFFFF"/>
               </w:rPr>
-              <w:t>Purpose</w:t>
+              <w:t>Why you need it</w:t>
             </w:r>
           </w:p>
         </w:tc>
@@ -1742,7 +1787,7 @@
                 <w:b/>
                 <w:color w:val="FFFFFF"/>
               </w:rPr>
-              <w:t>Primary location</w:t>
+              <w:t>Where to find it</w:t>
             </w:r>
           </w:p>
         </w:tc>
@@ -1981,7 +2026,7 @@
         <w:pStyle w:val="Heading2"/>
       </w:pPr>
       <w:r>
-        <w:t>1.2 Supported and excluded scope</w:t>
+        <w:t>1.3 What this release supports</w:t>
       </w:r>
     </w:p>
     <w:p>
@@ -2037,7 +2082,12 @@
         <w:pStyle w:val="Heading1"/>
       </w:pPr>
       <w:r>
-        <w:t>2. System and Developer Prerequisites</w:t>
+        <w:t>2. Before You Begin</w:t>
+      </w:r>
+    </w:p>
+    <w:p>
+      <w:r>
+        <w:t>A little preparation makes the rest of the process straightforward. Gather the items below before you open the Studio. If your Delphi project does not already build cleanly, fix that first; translation should not be asked to hide an unrelated compiler problem.</w:t>
       </w:r>
     </w:p>
     <w:tbl>
@@ -2074,7 +2124,7 @@
                 <w:b/>
                 <w:color w:val="FFFFFF"/>
               </w:rPr>
-              <w:t>Requirement</w:t>
+              <w:t>You will need</w:t>
             </w:r>
           </w:p>
         </w:tc>
@@ -2089,7 +2139,7 @@
                 <w:b/>
                 <w:color w:val="FFFFFF"/>
               </w:rPr>
-              <w:t>Required state</w:t>
+              <w:t>What to have ready</w:t>
             </w:r>
           </w:p>
         </w:tc>
@@ -2321,10 +2371,10 @@
                 <w:b/>
                 <w:color w:val="234C80"/>
               </w:rPr>
-              <w:t xml:space="preserve">Do not start with the production copy. </w:t>
-            </w:r>
-            <w:r>
-              <w:t>Make a pristine backup and a separate test copy of the Delphi application. Confirm the test copy compiles before adding DAT components or language packs.</w:t>
+              <w:t xml:space="preserve">Start safely. </w:t>
+            </w:r>
+            <w:r>
+              <w:t>Keep a pristine backup and make a separate test copy of the Delphi application. Build that test copy successfully before you add DAT components or language packs. This gives you a clean point of comparison at every stage.</w:t>
             </w:r>
           </w:p>
         </w:tc>
@@ -2335,17 +2385,17 @@
         <w:pStyle w:val="Heading1"/>
       </w:pPr>
       <w:r>
-        <w:t>3. Download the Studio from GitHub</w:t>
+        <w:t>3. Get the Studio from GitHub</w:t>
       </w:r>
     </w:p>
     <w:p>
       <w:r>
-        <w:t>The official repository is https://github.com/tmartindub/DelphiAppTranslationStudio. The entire repository is the required source distribution because the project, packages, runtime units, images, localization files, tests, tools, and documentation use its folder structure.</w:t>
+        <w:t>The official repository is https://github.com/tmartindub/DelphiAppTranslationStudio. Download the whole repository so the Delphi projects, packages, runtime units, images, localization files, tests, tools, and documentation stay together in the folder structure they expect.</w:t>
       </w:r>
     </w:p>
     <w:p>
       <w:r>
-        <w:t>Do not download one .pas file, one .dproj, or a component BPL by itself. A partial download omits package dependencies, runtime units, localization resources, and build output paths.</w:t>
+        <w:t>A single .pas file, .dproj, or component BPL is not enough. Those files rely on neighboring source and package files, and a partial download is the most common way to end up with missing-unit or missing-resource errors.</w:t>
       </w:r>
     </w:p>
     <w:p>
@@ -2365,7 +2415,7 @@
         </w:numPr>
       </w:pPr>
       <w:r>
-        <w:t>Open the repository URL in a browser.</w:t>
+        <w:t>Open the repository URL in your browser.</w:t>
       </w:r>
     </w:p>
     <w:p>
@@ -2401,7 +2451,7 @@
         </w:numPr>
       </w:pPr>
       <w:r>
-        <w:t>Save the ZIP to a normal download folder. Do not run or build from the browser preview or from inside the ZIP.</w:t>
+        <w:t>Save the ZIP to your normal Downloads folder. Extract it before opening anything; Delphi cannot build the project correctly from inside the compressed ZIP.</w:t>
       </w:r>
     </w:p>
     <w:p>
@@ -2425,7 +2475,7 @@
         </w:numPr>
       </w:pPr>
       <w:r>
-        <w:t>Open the extracted root and confirm that DelphiAppTranslationStudio.dproj, source, packages, Localization, docs, tools, and images and icons are present.</w:t>
+        <w:t>Open the extracted root and make sure you can see DelphiAppTranslationStudio.dproj together with the source, packages, Localization, docs, tools, and images and icons folders. If those are present, you have the complete source tree.</w:t>
       </w:r>
     </w:p>
     <w:p>
@@ -2446,7 +2496,7 @@
     </w:p>
     <w:p>
       <w:r>
-        <w:t>Cloning is preferred for developers who will receive updates. Keep local work on a separate branch, review upstream changes, and never commit provider credentials or proprietary target catalogs.</w:t>
+        <w:t>Cloning is the easiest choice if you expect to receive updates. Keep your local work on a separate branch, review incoming changes before merging them, and never commit provider credentials or proprietary application catalogs.</w:t>
       </w:r>
     </w:p>
     <w:p>
@@ -2454,7 +2504,7 @@
         <w:pStyle w:val="Heading2"/>
       </w:pPr>
       <w:r>
-        <w:t>3.3 What not to download</w:t>
+        <w:t>3.3 Avoid these partial-install shortcuts</w:t>
       </w:r>
     </w:p>
     <w:p>
@@ -2486,7 +2536,12 @@
         <w:pStyle w:val="Heading1"/>
       </w:pPr>
       <w:r>
-        <w:t>4. Build and Start the Studio</w:t>
+        <w:t>4. Build and Open the Studio</w:t>
+      </w:r>
+    </w:p>
+    <w:p>
+      <w:r>
+        <w:t>Once the repository is extracted, building the Studio is a normal Delphi project build. Win32 Release is the friendliest first choice because the design-time packages also use Win32.</w:t>
       </w:r>
     </w:p>
     <w:p>
@@ -2534,7 +2589,7 @@
         </w:numPr>
       </w:pPr>
       <w:r>
-        <w:t>Choose Project &gt; Build DelphiAppTranslationStudio.</w:t>
+        <w:t>Choose Project &gt; Build DelphiAppTranslationStudio and wait for a successful build message.</w:t>
       </w:r>
     </w:p>
     <w:p>
@@ -2551,7 +2606,7 @@
     </w:p>
     <w:p>
       <w:r>
-        <w:t>The verified command-line environment is initialized by C:\Program Files (x86)\Embarcadero\Studio\37.0\bin\rsvars.bat. The Win32 compiler is C:\Program Files (x86)\Embarcadero\Studio\37.0\bin\dcc32.exe. These toolchain paths identify Delphi itself; they are different from the target project's DAT unit Search Path described in Chapter 6.</w:t>
+        <w:t>If you prefer a command-line build, initialize Delphi with C:\Program Files (x86)\Embarcadero\Studio\37.0\bin\rsvars.bat. The Win32 compiler is C:\Program Files (x86)\Embarcadero\Studio\37.0\bin\dcc32.exe. These paths point to Delphi itself. They are separate from the DAT unit Search Path you will add to your application in Chapter 6.</w:t>
       </w:r>
     </w:p>
     <w:tbl>
@@ -2591,10 +2646,10 @@
                 <w:b/>
                 <w:color w:val="234C80"/>
               </w:rPr>
-              <w:t xml:space="preserve">Build output. </w:t>
-            </w:r>
-            <w:r>
-              <w:t>Executables go to bin\&lt;Platform&gt;\&lt;Configuration&gt;; DCUs go under dcu. Keep the repository folder structure intact so relative package, localization, export, and documentation paths remain valid.</w:t>
+              <w:t xml:space="preserve">Where did the build go? </w:t>
+            </w:r>
+            <w:r>
+              <w:t>The executable is placed in bin\&lt;Platform&gt;\&lt;Configuration&gt;, and compiled DCUs go under dcu. Keep the repository folder structure intact so packages, localization files, exports, and documentation continue to resolve correctly.</w:t>
             </w:r>
           </w:p>
         </w:tc>
@@ -2605,7 +2660,12 @@
         <w:pStyle w:val="Heading1"/>
       </w:pPr>
       <w:r>
-        <w:t>5. Prepare the Target Delphi Application</w:t>
+        <w:t>5. Prepare Your Delphi Application</w:t>
+      </w:r>
+    </w:p>
+    <w:p>
+      <w:r>
+        <w:t>The Studio calls the application being translated the target application. You only need to prepare it once: install the matching DAT design package, place a language manager and selector on the primary form, and save their properties in the Form Designer.</w:t>
       </w:r>
     </w:p>
     <w:p>
@@ -2617,7 +2677,7 @@
         </w:numPr>
       </w:pPr>
       <w:r>
-        <w:t>Create a pristine backup and a separate test copy of the target application.</w:t>
+        <w:t>Create a pristine backup, then make a separate test copy of the application for localization work.</w:t>
       </w:r>
     </w:p>
     <w:p>
@@ -2677,7 +2737,7 @@
         </w:numPr>
       </w:pPr>
       <w:r>
-        <w:t>Place one TDATVCLLanguageManager or TDATFMXLanguageManager on the primary form.</w:t>
+        <w:t>Place one TDATVCLLanguageManager or TDATFMXLanguageManager on the primary form. It is nonvisual, so it will appear in the designer's component tray.</w:t>
       </w:r>
     </w:p>
     <w:p>
@@ -2713,7 +2773,7 @@
         </w:numPr>
       </w:pPr>
       <w:r>
-        <w:t>Add any supporting Language label or menu captions in the designer, then choose File &gt; Save All.</w:t>
+        <w:t>Add any supporting Language label or menu captions in the designer, then choose File &gt; Save All. Keeping these controls in the designer makes them easy to see and maintain in the Object Inspector.</w:t>
       </w:r>
     </w:p>
     <w:p>
@@ -2765,10 +2825,10 @@
                 <w:b/>
                 <w:color w:val="234C80"/>
               </w:rPr>
-              <w:t xml:space="preserve">One manager. </w:t>
-            </w:r>
-            <w:r>
-              <w:t>The primary form owns the single language manager. Ordinary forms do not need another manager. The manager retranslates open forms and applies the active pack to later forms through the framework-appropriate lifecycle.</w:t>
+              <w:t xml:space="preserve">One manager is enough. </w:t>
+            </w:r>
+            <w:r>
+              <w:t>The primary form owns the application's single language manager. You do not need another manager on every form. The manager retranslates forms that are already open and applies the active language to forms opened later.</w:t>
             </w:r>
           </w:p>
         </w:tc>
@@ -2779,17 +2839,17 @@
         <w:pStyle w:val="Heading1"/>
       </w:pPr>
       <w:r>
-        <w:t>6. The dependencies Folder and Delphi Search Path</w:t>
+        <w:t>6. Give Delphi Access to the DAT Dependencies</w:t>
       </w:r>
     </w:p>
     <w:p>
       <w:r>
-        <w:t>The Studio's generated component kit contains a ComponentSource folder. The Studio does not silently create a dependencies folder inside every target project. A project-local dependencies\DelphiAppTranslation\source folder is an optional, recommended vendoring arrangement when the developer wants the target project to compile independently of the Studio export folder.</w:t>
+        <w:t>The component kit generated by the Studio contains a ComponentSource folder. For a dependable, portable build, copy that complete source set into dependencies\DelphiAppTranslation\source inside your application. The Studio does not create this project-local folder automatically because you, not the Studio, control your application's source tree.</w:t>
       </w:r>
     </w:p>
     <w:p>
       <w:r>
-        <w:t>Create the dependencies folder only in the disposable/controlled target project. Populate it by copying the complete current ComponentSource set generated for that target framework. Do not copy a hand-picked subset: a set that compiles today may fail after another runtime unit begins using a shared dependency.</w:t>
+        <w:t>Copy the complete set rather than choosing individual units. The files are designed and versioned as one dependency set; a partial mixture can compile in one configuration and fail in another when a shared unit is needed.</w:t>
       </w:r>
     </w:p>
     <w:p>
@@ -2797,7 +2857,7 @@
         <w:pStyle w:val="Heading2"/>
       </w:pPr>
       <w:r>
-        <w:t>6.1 Recommended target layout</w:t>
+        <w:t>6.1 The recommended folder layout</w:t>
       </w:r>
     </w:p>
     <w:p>
@@ -2825,7 +2885,7 @@
         </w:numPr>
       </w:pPr>
       <w:r>
-        <w:t>Complete the Wizard or generate a component kit from Maintenance Studio.</w:t>
+        <w:t>Complete the Setup Wizard, or generate a component kit from Maintenance Studio.</w:t>
       </w:r>
     </w:p>
     <w:p>
@@ -2912,9 +2972,8 @@
         </w:tblCellMar>
       </w:tblPr>
       <w:tblGrid>
-        <w:gridCol w:w="1800"/>
-        <w:gridCol w:w="3900"/>
-        <w:gridCol w:w="3660"/>
+        <w:gridCol w:w="2100"/>
+        <w:gridCol w:w="7260"/>
       </w:tblGrid>
       <w:tr>
         <w:trPr>
@@ -2922,7 +2981,7 @@
         </w:trPr>
         <w:tc>
           <w:tcPr>
-            <w:tcW w:type="dxa" w:w="1800"/>
+            <w:tcW w:type="dxa" w:w="2100"/>
             <w:shd w:fill="234C80"/>
           </w:tcPr>
           <w:p>
@@ -2931,13 +2990,13 @@
                 <w:b/>
                 <w:color w:val="FFFFFF"/>
               </w:rPr>
-              <w:t>Shared units</w:t>
-            </w:r>
-          </w:p>
-        </w:tc>
-        <w:tc>
-          <w:tcPr>
-            <w:tcW w:type="dxa" w:w="3900"/>
+              <w:t>Used by</w:t>
+            </w:r>
+          </w:p>
+        </w:tc>
+        <w:tc>
+          <w:tcPr>
+            <w:tcW w:type="dxa" w:w="7260"/>
             <w:shd w:fill="234C80"/>
           </w:tcPr>
           <w:p>
@@ -2946,22 +3005,7 @@
                 <w:b/>
                 <w:color w:val="FFFFFF"/>
               </w:rPr>
-              <w:t>VCL target adds</w:t>
-            </w:r>
-          </w:p>
-        </w:tc>
-        <w:tc>
-          <w:tcPr>
-            <w:tcW w:type="dxa" w:w="3660"/>
-            <w:shd w:fill="234C80"/>
-          </w:tcPr>
-          <w:p>
-            <w:r>
-              <w:rPr>
-                <w:b/>
-                <w:color w:val="FFFFFF"/>
-              </w:rPr>
-              <w:t>FMX target adds</w:t>
+              <w:t>Units to copy</w:t>
             </w:r>
           </w:p>
         </w:tc>
@@ -2972,7 +3016,18 @@
         </w:trPr>
         <w:tc>
           <w:tcPr>
-            <w:tcW w:type="dxa" w:w="1800"/>
+            <w:tcW w:type="dxa" w:w="2100"/>
+            <w:vAlign w:val="center"/>
+          </w:tcPr>
+          <w:p>
+            <w:r>
+              <w:t>Every target</w:t>
+            </w:r>
+          </w:p>
+        </w:tc>
+        <w:tc>
+          <w:tcPr>
+            <w:tcW w:type="dxa" w:w="7260"/>
             <w:vAlign w:val="center"/>
           </w:tcPr>
           <w:p>
@@ -2981,9 +3036,25 @@
             </w:r>
           </w:p>
         </w:tc>
-        <w:tc>
-          <w:tcPr>
-            <w:tcW w:type="dxa" w:w="3900"/>
+      </w:tr>
+      <w:tr>
+        <w:trPr>
+          <w:cantSplit/>
+        </w:trPr>
+        <w:tc>
+          <w:tcPr>
+            <w:tcW w:type="dxa" w:w="2100"/>
+            <w:vAlign w:val="center"/>
+          </w:tcPr>
+          <w:p>
+            <w:r>
+              <w:t>VCL target</w:t>
+            </w:r>
+          </w:p>
+        </w:tc>
+        <w:tc>
+          <w:tcPr>
+            <w:tcW w:type="dxa" w:w="7260"/>
             <w:vAlign w:val="center"/>
           </w:tcPr>
           <w:p>
@@ -2992,9 +3063,25 @@
             </w:r>
           </w:p>
         </w:tc>
-        <w:tc>
-          <w:tcPr>
-            <w:tcW w:type="dxa" w:w="3660"/>
+      </w:tr>
+      <w:tr>
+        <w:trPr>
+          <w:cantSplit/>
+        </w:trPr>
+        <w:tc>
+          <w:tcPr>
+            <w:tcW w:type="dxa" w:w="2100"/>
+            <w:vAlign w:val="center"/>
+          </w:tcPr>
+          <w:p>
+            <w:r>
+              <w:t>FireMonkey target</w:t>
+            </w:r>
+          </w:p>
+        </w:tc>
+        <w:tc>
+          <w:tcPr>
+            <w:tcW w:type="dxa" w:w="7260"/>
             <w:vAlign w:val="center"/>
           </w:tcPr>
           <w:p>
@@ -3010,7 +3097,12 @@
         <w:pStyle w:val="Heading2"/>
       </w:pPr>
       <w:r>
-        <w:t>6.3 Set the exact compiler Search Path</w:t>
+        <w:t>6.3 Tell Delphi where the units are</w:t>
+      </w:r>
+    </w:p>
+    <w:p>
+      <w:r>
+        <w:t>Copying the files is only half of the setup. Delphi also needs the folder on the project's compiler Search Path. Set it for all configurations and platforms so Debug, Release, Win32, and Win64 do not quietly use different unit locations.</w:t>
       </w:r>
     </w:p>
     <w:p>
@@ -3162,10 +3254,10 @@
                 <w:b/>
                 <w:color w:val="234C80"/>
               </w:rPr>
-              <w:t xml:space="preserve">Alternative. </w:t>
-            </w:r>
-            <w:r>
-              <w:t>A project may point directly to export\component-integration\&lt;ApplicationId&gt;\ComponentSource. That works, but the target then depends on a generated Studio export path. The project-local dependency folder is easier to archive, clone, and build on another development system.</w:t>
+              <w:t xml:space="preserve">You can point to the export folder, but... </w:t>
+            </w:r>
+            <w:r>
+              <w:t>A project may use export\component-integration\&lt;ApplicationId&gt;\ComponentSource directly. That works, but it ties the application to a generated Studio location. The project-local dependencies folder is easier to archive, clone, and build on another computer.</w:t>
             </w:r>
           </w:p>
         </w:tc>
@@ -3176,12 +3268,17 @@
         <w:pStyle w:val="Heading1"/>
       </w:pPr>
       <w:r>
-        <w:t>7. Files Stored Under %LOCALAPPDATA%</w:t>
+        <w:t>7. Understand the Files Under %LOCALAPPDATA%</w:t>
       </w:r>
     </w:p>
     <w:p>
       <w:r>
-        <w:t>%LOCALAPPDATA% expands to the current Windows user's Local AppData folder, normally C:\Users\&lt;WindowsUser&gt;\AppData\Local. These files are per-user working state. They are deliberately outside Program Files and outside the target project so normal Windows permissions do not require the executable folder to be writable.</w:t>
+        <w:t>The Studio keeps your working settings and translation workspace under %LOCALAPPDATA%, normally C:\Users\&lt;WindowsUser&gt;\AppData\Local. These are per-user files. Keeping them outside Program Files and outside your application lets the Studio save normal working state without asking Windows for permission to rewrite an installed program folder.</w:t>
+      </w:r>
+    </w:p>
+    <w:p>
+      <w:r>
+        <w:t>Most of the time, you will not need to open these files yourself. They become important when you are moving work to another computer, diagnosing a recovery, checking which catalog is active, or removing a remembered preference.</w:t>
       </w:r>
     </w:p>
     <w:tbl>
@@ -3200,8 +3297,8 @@
         </w:tblCellMar>
       </w:tblPr>
       <w:tblGrid>
-        <w:gridCol w:w="1800"/>
-        <w:gridCol w:w="3900"/>
+        <w:gridCol w:w="3000"/>
+        <w:gridCol w:w="2700"/>
         <w:gridCol w:w="3660"/>
       </w:tblGrid>
       <w:tr>
@@ -3210,7 +3307,7 @@
         </w:trPr>
         <w:tc>
           <w:tcPr>
-            <w:tcW w:type="dxa" w:w="1800"/>
+            <w:tcW w:type="dxa" w:w="3000"/>
             <w:shd w:fill="234C80"/>
           </w:tcPr>
           <w:p>
@@ -3225,7 +3322,7 @@
         </w:tc>
         <w:tc>
           <w:tcPr>
-            <w:tcW w:type="dxa" w:w="3900"/>
+            <w:tcW w:type="dxa" w:w="2700"/>
             <w:shd w:fill="234C80"/>
           </w:tcPr>
           <w:p>
@@ -3260,7 +3357,7 @@
         </w:trPr>
         <w:tc>
           <w:tcPr>
-            <w:tcW w:type="dxa" w:w="1800"/>
+            <w:tcW w:type="dxa" w:w="3000"/>
             <w:vAlign w:val="center"/>
           </w:tcPr>
           <w:p>
@@ -3271,7 +3368,7 @@
         </w:tc>
         <w:tc>
           <w:tcPr>
-            <w:tcW w:type="dxa" w:w="3900"/>
+            <w:tcW w:type="dxa" w:w="2700"/>
             <w:vAlign w:val="center"/>
           </w:tcPr>
           <w:p>
@@ -3298,7 +3395,7 @@
         </w:trPr>
         <w:tc>
           <w:tcPr>
-            <w:tcW w:type="dxa" w:w="1800"/>
+            <w:tcW w:type="dxa" w:w="3000"/>
             <w:vAlign w:val="center"/>
           </w:tcPr>
           <w:p>
@@ -3309,7 +3406,7 @@
         </w:tc>
         <w:tc>
           <w:tcPr>
-            <w:tcW w:type="dxa" w:w="3900"/>
+            <w:tcW w:type="dxa" w:w="2700"/>
             <w:vAlign w:val="center"/>
           </w:tcPr>
           <w:p>
@@ -3336,7 +3433,7 @@
         </w:trPr>
         <w:tc>
           <w:tcPr>
-            <w:tcW w:type="dxa" w:w="1800"/>
+            <w:tcW w:type="dxa" w:w="3000"/>
             <w:vAlign w:val="center"/>
           </w:tcPr>
           <w:p>
@@ -3347,7 +3444,7 @@
         </w:tc>
         <w:tc>
           <w:tcPr>
-            <w:tcW w:type="dxa" w:w="3900"/>
+            <w:tcW w:type="dxa" w:w="2700"/>
             <w:vAlign w:val="center"/>
           </w:tcPr>
           <w:p>
@@ -3374,7 +3471,7 @@
         </w:trPr>
         <w:tc>
           <w:tcPr>
-            <w:tcW w:type="dxa" w:w="1800"/>
+            <w:tcW w:type="dxa" w:w="3000"/>
             <w:vAlign w:val="center"/>
           </w:tcPr>
           <w:p>
@@ -3385,7 +3482,7 @@
         </w:tc>
         <w:tc>
           <w:tcPr>
-            <w:tcW w:type="dxa" w:w="3900"/>
+            <w:tcW w:type="dxa" w:w="2700"/>
             <w:vAlign w:val="center"/>
           </w:tcPr>
           <w:p>
@@ -3412,7 +3509,7 @@
         </w:trPr>
         <w:tc>
           <w:tcPr>
-            <w:tcW w:type="dxa" w:w="1800"/>
+            <w:tcW w:type="dxa" w:w="3000"/>
             <w:vAlign w:val="center"/>
           </w:tcPr>
           <w:p>
@@ -3423,7 +3520,7 @@
         </w:tc>
         <w:tc>
           <w:tcPr>
-            <w:tcW w:type="dxa" w:w="3900"/>
+            <w:tcW w:type="dxa" w:w="2700"/>
             <w:vAlign w:val="center"/>
           </w:tcPr>
           <w:p>
@@ -3450,7 +3547,7 @@
         </w:trPr>
         <w:tc>
           <w:tcPr>
-            <w:tcW w:type="dxa" w:w="1800"/>
+            <w:tcW w:type="dxa" w:w="3000"/>
             <w:vAlign w:val="center"/>
           </w:tcPr>
           <w:p>
@@ -3461,7 +3558,7 @@
         </w:tc>
         <w:tc>
           <w:tcPr>
-            <w:tcW w:type="dxa" w:w="3900"/>
+            <w:tcW w:type="dxa" w:w="2700"/>
             <w:vAlign w:val="center"/>
           </w:tcPr>
           <w:p>
@@ -3488,7 +3585,7 @@
         </w:trPr>
         <w:tc>
           <w:tcPr>
-            <w:tcW w:type="dxa" w:w="1800"/>
+            <w:tcW w:type="dxa" w:w="3000"/>
             <w:vAlign w:val="center"/>
           </w:tcPr>
           <w:p>
@@ -3499,7 +3596,7 @@
         </w:tc>
         <w:tc>
           <w:tcPr>
-            <w:tcW w:type="dxa" w:w="3900"/>
+            <w:tcW w:type="dxa" w:w="2700"/>
             <w:vAlign w:val="center"/>
           </w:tcPr>
           <w:p>
@@ -3526,7 +3623,7 @@
         </w:trPr>
         <w:tc>
           <w:tcPr>
-            <w:tcW w:type="dxa" w:w="1800"/>
+            <w:tcW w:type="dxa" w:w="3000"/>
             <w:vAlign w:val="center"/>
           </w:tcPr>
           <w:p>
@@ -3537,7 +3634,7 @@
         </w:tc>
         <w:tc>
           <w:tcPr>
-            <w:tcW w:type="dxa" w:w="3900"/>
+            <w:tcW w:type="dxa" w:w="2700"/>
             <w:vAlign w:val="center"/>
           </w:tcPr>
           <w:p>
@@ -3564,7 +3661,7 @@
         <w:pStyle w:val="Heading2"/>
       </w:pPr>
       <w:r>
-        <w:t>7.1 Atomic recovery files</w:t>
+        <w:t>7.1 Recovery files you may see</w:t>
       </w:r>
     </w:p>
     <w:p>
@@ -3604,17 +3701,17 @@
         <w:pStyle w:val="Heading2"/>
       </w:pPr>
       <w:r>
-        <w:t>7.2 Where API keys are stored</w:t>
+        <w:t>7.2 Where your API keys are kept</w:t>
       </w:r>
     </w:p>
     <w:p>
       <w:r>
-        <w:t>Remembered keys are Windows Generic Credentials, not JSON files. The target names are DelphiAppTranslationStudio/Providers/DeepL and DelphiAppTranslationStudio/Providers/Google Cloud Translation. An unchecked Remember option keeps the key for the current process only and removes any stored credential for that provider.</w:t>
+        <w:t>When you choose Remember, the key is stored as a Windows Generic Credential, not in a JSON file. The credential names are DelphiAppTranslationStudio/Providers/DeepL and DelphiAppTranslationStudio/Providers/Google Cloud Translation. If Remember is clear, the key stays in memory only for the current Studio session, and saving that choice removes any stored credential for that provider.</w:t>
       </w:r>
     </w:p>
     <w:p>
       <w:r>
-        <w:t>Use Windows Credential Manager to confirm or remove remembered credentials. Never paste a key into source, catalogs, bug reports, screenshots, documentation, logs, deployment scripts, or Git.</w:t>
+        <w:t>You can confirm or remove a saved key in Windows Credential Manager. Treat the key like a password: never paste it into source code, catalogs, bug reports, screenshots, documentation, logs, deployment scripts, or Git.</w:t>
       </w:r>
     </w:p>
     <w:p>
@@ -3622,7 +3719,7 @@
         <w:pStyle w:val="Heading1"/>
       </w:pPr>
       <w:r>
-        <w:t>8. Starting the Studio and Keyboard Operation</w:t>
+        <w:t>8. Meet the Start Screen and Keyboard Controls</w:t>
       </w:r>
     </w:p>
     <w:p>
@@ -3682,7 +3779,7 @@
     </w:p>
     <w:p>
       <w:r>
-        <w:t>The landing screen separates first-time setup from maintenance. Run Setup Wizard is the default action, so Enter starts the guided path. Tab and Shift+Tab move between controls; Space activates a focused button or check box; Alt+Down or F4 opens a focused combo box; arrow keys move through its choices; Enter accepts; Escape closes a list or cancels the current dialog where safe.</w:t>
+        <w:t>The start screen gives you two clear choices: a guided first-time setup or direct maintenance of work that already exists. Run Setup Wizard is the default button, so pressing Enter starts the guided path without reaching for the mouse. Use Tab and Shift+Tab to move between controls, Space to activate a focused button or check box, Alt+Down or F4 to open a combo box, the arrow keys to move through choices, Enter to accept, and Escape to close a list or cancel a dialog when it is safe to do so.</w:t>
       </w:r>
     </w:p>
     <w:tbl>
@@ -3720,7 +3817,7 @@
                 <w:b/>
                 <w:color w:val="FFFFFF"/>
               </w:rPr>
-              <w:t>Control or area</w:t>
+              <w:t>On the screen</w:t>
             </w:r>
           </w:p>
         </w:tc>
@@ -3735,7 +3832,7 @@
                 <w:b/>
                 <w:color w:val="FFFFFF"/>
               </w:rPr>
-              <w:t>What it does</w:t>
+              <w:t>How it helps you</w:t>
             </w:r>
           </w:p>
         </w:tc>
@@ -3750,7 +3847,7 @@
                 <w:b/>
                 <w:color w:val="FFFFFF"/>
               </w:rPr>
-              <w:t>When to use it</w:t>
+              <w:t>When you will use it</w:t>
             </w:r>
           </w:p>
         </w:tc>
@@ -3777,7 +3874,7 @@
           </w:tcPr>
           <w:p>
             <w:r>
-              <w:t>Opens the eight-step guided workflow for a new or updated localization setup.</w:t>
+              <w:t>Walks you through the complete eight-step setup.</w:t>
             </w:r>
           </w:p>
         </w:tc>
@@ -3788,7 +3885,7 @@
           </w:tcPr>
           <w:p>
             <w:r>
-              <w:t>Use for the first language or when you want one controlled scan-to-kit pass.</w:t>
+              <w:t>Choose this for your first language or whenever you want one guided scan-to-kit pass.</w:t>
             </w:r>
           </w:p>
         </w:tc>
@@ -4007,17 +4104,17 @@
         <w:pStyle w:val="Heading1"/>
       </w:pPr>
       <w:r>
-        <w:t>9. Setup Wizard Navigation and Safety</w:t>
+        <w:t>9. Move Through the Setup Wizard with Confidence</w:t>
       </w:r>
     </w:p>
     <w:p>
       <w:r>
-        <w:t>The Setup Wizard has eight steps: Welcome, Delphi Project, Deployment, Languages, Translation Service, Scan Project, Review Authorize, and Process Finish. Completed steps may be revisited from the left rail until final processing begins.</w:t>
+        <w:t>The Setup Wizard divides the job into eight manageable steps: Welcome, Delphi Project, Deployment, Languages, Translation Service, Scan Project, Review Authorize, and Process Finish. Until final processing begins, you can click any completed step in the left rail to review or correct an earlier choice.</w:t>
       </w:r>
     </w:p>
     <w:p>
       <w:r>
-        <w:t>Next is the default button on ordinary pages; Enter therefore advances only when the current page is valid. Back returns to the previous page. Cancel closes before processing. During processing it becomes Stop and requests cancellation at a safe boundary. After successful completion Back and Cancel are hidden, leaving Finish as the clear completion action. If processing stops, Cancel remains available so the developer can close after reading the STOPPED result.</w:t>
+        <w:t>On ordinary pages, Next is the default button, so Enter advances after the current page passes its checks. Back returns to the previous page without throwing away your entries. Cancel closes the Wizard before processing. Once processing starts, Cancel becomes Stop and waits for a safe stopping point rather than interrupting a file write. After a successful finish, Back and Cancel disappear so the only action left is Finish. If processing stops with a problem, Cancel remains available after you read the STOPPED message.</w:t>
       </w:r>
     </w:p>
     <w:tbl>
@@ -4055,7 +4152,7 @@
                 <w:b/>
                 <w:color w:val="FFFFFF"/>
               </w:rPr>
-              <w:t>Control or area</w:t>
+              <w:t>On the screen</w:t>
             </w:r>
           </w:p>
         </w:tc>
@@ -4070,7 +4167,7 @@
                 <w:b/>
                 <w:color w:val="FFFFFF"/>
               </w:rPr>
-              <w:t>What it does</w:t>
+              <w:t>How it helps you</w:t>
             </w:r>
           </w:p>
         </w:tc>
@@ -4085,7 +4182,7 @@
                 <w:b/>
                 <w:color w:val="FFFFFF"/>
               </w:rPr>
-              <w:t>When to use it</w:t>
+              <w:t>When you will use it</w:t>
             </w:r>
           </w:p>
         </w:tc>
@@ -4384,7 +4481,7 @@
     </w:p>
     <w:p>
       <w:r>
-        <w:t>Welcome summarizes the controlled workflow and the safety boundary. It makes no project change. Press Enter or choose Next to continue. Back is disabled because there is no earlier Wizard page; Cancel returns to the Studio.</w:t>
+        <w:t>This first page lets you know what the Wizard will do and, just as importantly, what it will not do. Nothing is changed here. Read the safety note, then press Enter or choose Next. Back is disabled because you are already at the beginning; Cancel returns you to the Studio.</w:t>
       </w:r>
     </w:p>
     <w:p>
@@ -4486,7 +4583,7 @@
                 <w:b/>
                 <w:color w:val="FFFFFF"/>
               </w:rPr>
-              <w:t>Control or area</w:t>
+              <w:t>On the screen</w:t>
             </w:r>
           </w:p>
         </w:tc>
@@ -4501,7 +4598,7 @@
                 <w:b/>
                 <w:color w:val="FFFFFF"/>
               </w:rPr>
-              <w:t>What it does</w:t>
+              <w:t>How it helps you</w:t>
             </w:r>
           </w:p>
         </w:tc>
@@ -4516,7 +4613,7 @@
                 <w:b/>
                 <w:color w:val="FFFFFF"/>
               </w:rPr>
-              <w:t>When to use it</w:t>
+              <w:t>When you will use it</w:t>
             </w:r>
           </w:p>
         </w:tc>
@@ -4543,7 +4640,7 @@
           </w:tcPr>
           <w:p>
             <w:r>
-              <w:t>Displays the selected .dproj or .dpr.</w:t>
+              <w:t>Shows the .dproj or .dpr you selected.</w:t>
             </w:r>
           </w:p>
         </w:tc>
@@ -4554,7 +4651,7 @@
           </w:tcPr>
           <w:p>
             <w:r>
-              <w:t>Treat it as read-only confirmation after Browse.</w:t>
+              <w:t>Use it as a final visual check that you opened the intended test copy.</w:t>
             </w:r>
           </w:p>
         </w:tc>
@@ -4581,7 +4678,7 @@
           </w:tcPr>
           <w:p>
             <w:r>
-              <w:t>Selects the Delphi project.</w:t>
+              <w:t>Opens the file picker for your Delphi project.</w:t>
             </w:r>
           </w:p>
         </w:tc>
@@ -4619,7 +4716,7 @@
           </w:tcPr>
           <w:p>
             <w:r>
-              <w:t>Shows the exact project identity used by catalogs and packs.</w:t>
+              <w:t>Shows the identity shared by catalogs, packs, and the runtime manager.</w:t>
             </w:r>
           </w:p>
         </w:tc>
@@ -4630,7 +4727,7 @@
           </w:tcPr>
           <w:p>
             <w:r>
-              <w:t>It must match the manager component's ApplicationId.</w:t>
+              <w:t>Make sure it matches the manager component's ApplicationId.</w:t>
             </w:r>
           </w:p>
         </w:tc>
@@ -4657,7 +4754,7 @@
           </w:tcPr>
           <w:p>
             <w:r>
-              <w:t>Copies the detected ID.</w:t>
+              <w:t>Copies the detected ID to the Clipboard.</w:t>
             </w:r>
           </w:p>
         </w:tc>
@@ -4668,7 +4765,7 @@
           </w:tcPr>
           <w:p>
             <w:r>
-              <w:t>Use when setting the manager in Delphi's Object Inspector.</w:t>
+              <w:t>Paste it into the manager's ApplicationId property in the Object Inspector.</w:t>
             </w:r>
           </w:p>
         </w:tc>
@@ -4695,7 +4792,7 @@
           </w:tcPr>
           <w:p>
             <w:r>
-              <w:t>Reports framework, targets, form resources, and source units.</w:t>
+              <w:t>Summarizes the framework, Windows targets, form resources, and source units the Studio found.</w:t>
             </w:r>
           </w:p>
         </w:tc>
@@ -4706,7 +4803,7 @@
           </w:tcPr>
           <w:p>
             <w:r>
-              <w:t>Verify VCL/FMX and expected project scale before continuing.</w:t>
+              <w:t>Pause here and confirm VCL or FMX and the expected project size before continuing.</w:t>
             </w:r>
           </w:p>
         </w:tc>
@@ -4733,7 +4830,7 @@
           </w:tcPr>
           <w:p>
             <w:r>
-              <w:t>Automatic recommends create/update based on existing workspace state; explicit choices can create or update.</w:t>
+              <w:t>Lets the Studio recommend a new or update workflow, or lets you choose explicitly.</w:t>
             </w:r>
           </w:p>
         </w:tc>
@@ -4744,7 +4841,7 @@
           </w:tcPr>
           <w:p>
             <w:r>
-              <w:t>Use Update Existing Translation to preserve reviewed/approved entries when a compatible catalog exists.</w:t>
+              <w:t>Choose Update Existing Translation when you want compatible reviewed and approved work to carry forward.</w:t>
             </w:r>
           </w:p>
         </w:tc>
@@ -4787,10 +4884,10 @@
                 <w:b/>
                 <w:color w:val="234C80"/>
               </w:rPr>
-              <w:t xml:space="preserve">Application identity is a contract. </w:t>
-            </w:r>
-            <w:r>
-              <w:t>Catalog applicationId, runtime-pack applicationId, manager ApplicationId, workspace folder, and generated kit identity must agree. Changing the identity creates a different localization workspace.</w:t>
+              <w:t xml:space="preserve">Keep the Application ID consistent. </w:t>
+            </w:r>
+            <w:r>
+              <w:t>The catalog applicationId, runtime-pack applicationId, manager ApplicationId, workspace folder, and generated kit identity must all agree. If you change the ID, the Studio correctly treats it as a different localization workspace.</w:t>
             </w:r>
           </w:p>
         </w:tc>
@@ -4895,7 +4992,7 @@
                 <w:b/>
                 <w:color w:val="FFFFFF"/>
               </w:rPr>
-              <w:t>Control or area</w:t>
+              <w:t>On the screen</w:t>
             </w:r>
           </w:p>
         </w:tc>
@@ -4910,7 +5007,7 @@
                 <w:b/>
                 <w:color w:val="FFFFFF"/>
               </w:rPr>
-              <w:t>What it does</w:t>
+              <w:t>How it helps you</w:t>
             </w:r>
           </w:p>
         </w:tc>
@@ -4925,7 +5022,7 @@
                 <w:b/>
                 <w:color w:val="FFFFFF"/>
               </w:rPr>
-              <w:t>When to use it</w:t>
+              <w:t>When you will use it</w:t>
             </w:r>
           </w:p>
         </w:tc>
@@ -4952,7 +5049,7 @@
           </w:tcPr>
           <w:p>
             <w:r>
-              <w:t>Stores separate installed, portable, network, or USB application folders.</w:t>
+              <w:t>Remembers extra installed, portable, network, or USB application folders.</w:t>
             </w:r>
           </w:p>
         </w:tc>
@@ -4963,7 +5060,7 @@
           </w:tcPr>
           <w:p>
             <w:r>
-              <w:t>Leave empty when normal detected build outputs are sufficient.</w:t>
+              <w:t>Leave it empty if the normal detected build folders are all you need.</w:t>
             </w:r>
           </w:p>
         </w:tc>
@@ -4990,7 +5087,7 @@
           </w:tcPr>
           <w:p>
             <w:r>
-              <w:t>Adds one full application destination.</w:t>
+              <w:t>Adds one optional deployment destination.</w:t>
             </w:r>
           </w:p>
         </w:tc>
@@ -5001,7 +5098,7 @@
           </w:tcPr>
           <w:p>
             <w:r>
-              <w:t>Select the folder containing or intended to contain the deployed executable.</w:t>
+              <w:t>Choose the folder that contains, or will contain, the deployed executable.</w:t>
             </w:r>
           </w:p>
         </w:tc>
@@ -5028,7 +5125,7 @@
           </w:tcPr>
           <w:p>
             <w:r>
-              <w:t>Removes only the selected optional destination.</w:t>
+              <w:t>Removes the selected destination from this list.</w:t>
             </w:r>
           </w:p>
         </w:tc>
@@ -5039,7 +5136,7 @@
           </w:tcPr>
           <w:p>
             <w:r>
-              <w:t>Does not delete the folder or application.</w:t>
+              <w:t>It does not delete the folder or anything inside it.</w:t>
             </w:r>
           </w:p>
         </w:tc>
@@ -5066,7 +5163,7 @@
           </w:tcPr>
           <w:p>
             <w:r>
-              <w:t>Allows the optional build/deploy action to place an executable in listed destinations.</w:t>
+              <w:t>Allows the optional build/deploy step to place an executable in the listed destinations.</w:t>
             </w:r>
           </w:p>
         </w:tc>
@@ -5077,7 +5174,7 @@
           </w:tcPr>
           <w:p>
             <w:r>
-              <w:t>Leave clear when only JSON packs should be deployed.</w:t>
+              <w:t>Leave it clear when you only want the JSON language packs copied.</w:t>
             </w:r>
           </w:p>
         </w:tc>
@@ -5085,7 +5182,7 @@
     </w:tbl>
     <w:p>
       <w:r>
-        <w:t>Final processing always attempts pack deployment to existing detected build outputs. Separate destinations are optional. A removable or network destination that is unavailable is reported; it is not silently treated as a successful deployment.</w:t>
+        <w:t>You can safely leave this page empty for a normal local build. Final processing still looks for existing Delphi output folders and deploys language packs where appropriate. Add a separate destination only when you also need an installed, portable, network, or USB copy. If that location is unavailable, the Studio tells you instead of reporting a false success.</w:t>
       </w:r>
     </w:p>
     <w:p>
@@ -5187,7 +5284,7 @@
                 <w:b/>
                 <w:color w:val="FFFFFF"/>
               </w:rPr>
-              <w:t>Control or area</w:t>
+              <w:t>On the screen</w:t>
             </w:r>
           </w:p>
         </w:tc>
@@ -5202,7 +5299,7 @@
                 <w:b/>
                 <w:color w:val="FFFFFF"/>
               </w:rPr>
-              <w:t>What it does</w:t>
+              <w:t>How it helps you</w:t>
             </w:r>
           </w:p>
         </w:tc>
@@ -5217,7 +5314,7 @@
                 <w:b/>
                 <w:color w:val="FFFFFF"/>
               </w:rPr>
-              <w:t>When to use it</w:t>
+              <w:t>When you will use it</w:t>
             </w:r>
           </w:p>
         </w:tc>
@@ -5244,7 +5341,7 @@
           </w:tcPr>
           <w:p>
             <w:r>
-              <w:t>The language of the saved Delphi UI text.</w:t>
+              <w:t>Identifies the language already saved in your Delphi forms and source.</w:t>
             </w:r>
           </w:p>
         </w:tc>
@@ -5255,7 +5352,7 @@
           </w:tcPr>
           <w:p>
             <w:r>
-              <w:t>Normally English (United States) [en-US]. Do not use the desired output language here.</w:t>
+              <w:t>For most projects this is English (United States) [en-US]. Do not choose the language you want to create here.</w:t>
             </w:r>
           </w:p>
         </w:tc>
@@ -5282,7 +5379,7 @@
           </w:tcPr>
           <w:p>
             <w:r>
-              <w:t>The locale being created or updated.</w:t>
+              <w:t>Selects the locale you are creating or updating.</w:t>
             </w:r>
           </w:p>
         </w:tc>
@@ -5293,7 +5390,7 @@
           </w:tcPr>
           <w:p>
             <w:r>
-              <w:t>Select explicitly; the Studio does not silently assume German or another target.</w:t>
+              <w:t>Choose it explicitly so the catalog receives the correct regional rules.</w:t>
             </w:r>
           </w:p>
         </w:tc>
@@ -5320,7 +5417,7 @@
           </w:tcPr>
           <w:p>
             <w:r>
-              <w:t>The display name shown to users in that language.</w:t>
+              <w:t>Controls the language name your users will see.</w:t>
             </w:r>
           </w:p>
         </w:tc>
@@ -5331,7 +5428,7 @@
           </w:tcPr>
           <w:p>
             <w:r>
-              <w:t>Auto-filled from locale facts and editable when the product requires a preferred name.</w:t>
+              <w:t>The Studio fills it automatically; edit it only when your product prefers different wording.</w:t>
             </w:r>
           </w:p>
         </w:tc>
@@ -5358,7 +5455,7 @@
           </w:tcPr>
           <w:p>
             <w:r>
-              <w:t>Derived from locale facts in the catalog/runtime contract.</w:t>
+              <w:t>Comes from the locale's shared language facts.</w:t>
             </w:r>
           </w:p>
         </w:tc>
@@ -5369,7 +5466,7 @@
           </w:tcPr>
           <w:p>
             <w:r>
-              <w:t>Arabic, Hebrew, Persian, Urdu, Pashto, and other RTL locales follow the common RTL path.</w:t>
+              <w:t>Arabic, Hebrew, Persian, Urdu, Pashto, and other RTL locales automatically use the common right-to-left path.</w:t>
             </w:r>
           </w:p>
         </w:tc>
@@ -5377,7 +5474,7 @@
     </w:tbl>
     <w:p>
       <w:r>
-        <w:t>Selecting the target locale also establishes date, time, decimal, thousands, currency, and direction facts. Existing compatible catalogs restore their saved locale facts without a programmatic combo-box event overwriting them.</w:t>
+        <w:t>A locale is more than a language name. Your selection also establishes date and time formats, decimal and thousands separators, currency facts, and reading direction. When you reopen a compatible catalog, its saved locale facts are restored rather than being overwritten by a default selection.</w:t>
       </w:r>
     </w:p>
     <w:p>
@@ -5479,7 +5576,7 @@
                 <w:b/>
                 <w:color w:val="FFFFFF"/>
               </w:rPr>
-              <w:t>Control or area</w:t>
+              <w:t>On the screen</w:t>
             </w:r>
           </w:p>
         </w:tc>
@@ -5494,7 +5591,7 @@
                 <w:b/>
                 <w:color w:val="FFFFFF"/>
               </w:rPr>
-              <w:t>What it does</w:t>
+              <w:t>How it helps you</w:t>
             </w:r>
           </w:p>
         </w:tc>
@@ -5509,7 +5606,7 @@
                 <w:b/>
                 <w:color w:val="FFFFFF"/>
               </w:rPr>
-              <w:t>When to use it</w:t>
+              <w:t>When you will use it</w:t>
             </w:r>
           </w:p>
         </w:tc>
@@ -5536,7 +5633,7 @@
           </w:tcPr>
           <w:p>
             <w:r>
-              <w:t>Selects DeepL or Google Cloud Translation.</w:t>
+              <w:t>Chooses DeepL or Google Cloud Translation.</w:t>
             </w:r>
           </w:p>
         </w:tc>
@@ -5547,7 +5644,7 @@
           </w:tcPr>
           <w:p>
             <w:r>
-              <w:t>DeepL is the recommended and default provider.</w:t>
+              <w:t>DeepL is selected by default and is the recommended starting point.</w:t>
             </w:r>
           </w:p>
         </w:tc>
@@ -5574,7 +5671,7 @@
           </w:tcPr>
           <w:p>
             <w:r>
-              <w:t>Selects API Free or API Pro endpoint.</w:t>
+              <w:t>Chooses the API Free or API Pro endpoint.</w:t>
             </w:r>
           </w:p>
         </w:tc>
@@ -5585,7 +5682,7 @@
           </w:tcPr>
           <w:p>
             <w:r>
-              <w:t>Must match the DeepL key/account plan; ignored for Google.</w:t>
+              <w:t>Match this to your DeepL account; Google ignores this setting.</w:t>
             </w:r>
           </w:p>
         </w:tc>
@@ -5612,7 +5709,7 @@
           </w:tcPr>
           <w:p>
             <w:r>
-              <w:t>Accepts a new key; it is masked.</w:t>
+              <w:t>Accepts a new provider key and masks it on screen.</w:t>
             </w:r>
           </w:p>
         </w:tc>
@@ -5623,7 +5720,7 @@
           </w:tcPr>
           <w:p>
             <w:r>
-              <w:t>A saved key need not be retyped.</w:t>
+              <w:t>Leave it blank when the Studio reports that a saved key is already available.</w:t>
             </w:r>
           </w:p>
         </w:tc>
@@ -5650,7 +5747,7 @@
           </w:tcPr>
           <w:p>
             <w:r>
-              <w:t>Writes a Windows Generic Credential for the selected provider.</w:t>
+              <w:t>Stores the key in Windows Credential Manager for this provider.</w:t>
             </w:r>
           </w:p>
         </w:tc>
@@ -5661,7 +5758,7 @@
           </w:tcPr>
           <w:p>
             <w:r>
-              <w:t>Clear it for session-only use; clearing also removes that provider's stored key when saved.</w:t>
+              <w:t>Clear it for session-only use. Saving the cleared choice also removes that provider's stored credential.</w:t>
             </w:r>
           </w:p>
         </w:tc>
@@ -5688,7 +5785,7 @@
           </w:tcPr>
           <w:p>
             <w:r>
-              <w:t>Stores the new key or keeps it for the session according to Remember.</w:t>
+              <w:t>Saves the pasted key according to your Remember choice.</w:t>
             </w:r>
           </w:p>
         </w:tc>
@@ -5699,7 +5796,7 @@
           </w:tcPr>
           <w:p>
             <w:r>
-              <w:t>Use after pasting or replacing a key.</w:t>
+              <w:t>Choose it whenever you add or rotate a key.</w:t>
             </w:r>
           </w:p>
         </w:tc>
@@ -5726,7 +5823,7 @@
           </w:tcPr>
           <w:p>
             <w:r>
-              <w:t>Performs a bounded provider request using the selected plan/settings.</w:t>
+              <w:t>Makes a small, time-limited provider request.</w:t>
             </w:r>
           </w:p>
         </w:tc>
@@ -5737,7 +5834,7 @@
           </w:tcPr>
           <w:p>
             <w:r>
-              <w:t>A result or timeout is reported; the UI remains cancellable.</w:t>
+              <w:t>Use it before a long translation run; you will receive either a result or a timeout, and the UI remains responsive.</w:t>
             </w:r>
           </w:p>
         </w:tc>
@@ -5764,7 +5861,7 @@
           </w:tcPr>
           <w:p>
             <w:r>
-              <w:t>States whether a saved key exists and reports test results.</w:t>
+              <w:t>Tells you whether a saved key exists and reports connection results.</w:t>
             </w:r>
           </w:p>
         </w:tc>
@@ -5775,7 +5872,7 @@
           </w:tcPr>
           <w:p>
             <w:r>
-              <w:t>A saved-key message does not reveal the key.</w:t>
+              <w:t>It confirms availability without ever displaying the saved key.</w:t>
             </w:r>
           </w:p>
         </w:tc>
@@ -5818,10 +5915,10 @@
                 <w:b/>
                 <w:color w:val="234C80"/>
               </w:rPr>
-              <w:t xml:space="preserve">Keys are provider-specific. </w:t>
-            </w:r>
-            <w:r>
-              <w:t>Switching provider does not reuse the other provider's key. A DeepL credential can exist at the same time as a Google credential.</w:t>
+              <w:t xml:space="preserve">Each provider keeps its own key. </w:t>
+            </w:r>
+            <w:r>
+              <w:t>Switching providers does not copy or reuse the other provider's credential. You can safely have a DeepL key and a Google key stored at the same time.</w:t>
             </w:r>
           </w:p>
         </w:tc>
@@ -5893,12 +5990,12 @@
     </w:p>
     <w:p>
       <w:r>
-        <w:t>Scan Project reads saved forms and supported source/resource contracts. The current summary distinguishes unique catalog entries from raw observations. Equivalent duplicate occurrences are collapsed; semantic contracts recovered from compatible prior work remain identified; conflicting duplicate keys remain visible for correction.</w:t>
+        <w:t>This is where the Studio discovers the text your users can see. Scan Project reads saved forms and supported source/resource contracts, then reports both unique catalog entries and the raw observations that produced them. Equivalent duplicates are collapsed so you do not translate the same semantic entry repeatedly. Compatible semantic contracts recovered from earlier work remain identified, while conflicting duplicate keys stay visible for correction.</w:t>
       </w:r>
     </w:p>
     <w:p>
       <w:r>
-        <w:t>The list is evidence, not a second catalog editor. Review project/form/source counts and sample entries. If the count is unexpectedly small, confirm that the correct project copy was selected, forms are saved, expected source directories are in the project, and any external JSON prose has an explicit dat-translatable-resources.json manifest.</w:t>
+        <w:t>Treat the list as a confidence check rather than a second catalog editor. Look at the project, form, and source counts, then read a few familiar entries. If the result seems too small, first confirm that you selected the correct project copy and saved every form. Then check that expected source directories belong to the project and that external JSON prose is declared through dat-translatable-resources.json.</w:t>
       </w:r>
     </w:p>
     <w:tbl>
@@ -5936,7 +6033,7 @@
                 <w:b/>
                 <w:color w:val="FFFFFF"/>
               </w:rPr>
-              <w:t>Control or area</w:t>
+              <w:t>On the screen</w:t>
             </w:r>
           </w:p>
         </w:tc>
@@ -5951,7 +6048,7 @@
                 <w:b/>
                 <w:color w:val="FFFFFF"/>
               </w:rPr>
-              <w:t>What it does</w:t>
+              <w:t>How it helps you</w:t>
             </w:r>
           </w:p>
         </w:tc>
@@ -5966,7 +6063,7 @@
                 <w:b/>
                 <w:color w:val="FFFFFF"/>
               </w:rPr>
-              <w:t>When to use it</w:t>
+              <w:t>When you will use it</w:t>
             </w:r>
           </w:p>
         </w:tc>
@@ -5993,7 +6090,7 @@
           </w:tcPr>
           <w:p>
             <w:r>
-              <w:t>Runs or reruns the inventory.</w:t>
+              <w:t>Runs the inventory again.</w:t>
             </w:r>
           </w:p>
         </w:tc>
@@ -6004,7 +6101,7 @@
           </w:tcPr>
           <w:p>
             <w:r>
-              <w:t>Rerun after saving target UI/source changes.</w:t>
+              <w:t>Rerun it after you save changes to forms, UI source, or declared resources.</w:t>
             </w:r>
           </w:p>
         </w:tc>
@@ -6031,7 +6128,7 @@
           </w:tcPr>
           <w:p>
             <w:r>
-              <w:t>Reports unique entries, raw occurrences, recovered semantic contracts, and collapsed duplicates.</w:t>
+              <w:t>Separates unique entries, raw occurrences, recovered semantic contracts, and collapsed duplicates.</w:t>
             </w:r>
           </w:p>
         </w:tc>
@@ -6042,7 +6139,7 @@
           </w:tcPr>
           <w:p>
             <w:r>
-              <w:t>Use these categories when comparing Maintenance and Wizard scans.</w:t>
+              <w:t>Use the same categories when you compare Wizard and Maintenance scans.</w:t>
             </w:r>
           </w:p>
         </w:tc>
@@ -6069,7 +6166,7 @@
           </w:tcPr>
           <w:p>
             <w:r>
-              <w:t>Lists key, source text, and representative observations.</w:t>
+              <w:t>Shows keys, source wording, and representative places where the wording was found.</w:t>
             </w:r>
           </w:p>
         </w:tc>
@@ -6080,7 +6177,7 @@
           </w:tcPr>
           <w:p>
             <w:r>
-              <w:t>Spot-check the first entries and search later in the development catalog for full details.</w:t>
+              <w:t>Spot-check familiar entries here; the development catalog contains the complete record.</w:t>
             </w:r>
           </w:p>
         </w:tc>
@@ -6107,7 +6204,7 @@
           </w:tcPr>
           <w:p>
             <w:r>
-              <w:t>Continues to Review Authorize after a successful scan.</w:t>
+              <w:t>Moves to the final review after a successful scan.</w:t>
             </w:r>
           </w:p>
         </w:tc>
@@ -6118,7 +6215,7 @@
           </w:tcPr>
           <w:p>
             <w:r>
-              <w:t>Automatic translation and Localization Review occur during final processing, not while merely viewing this page.</w:t>
+              <w:t>Translation and Localization Review happen later, during final processing.</w:t>
             </w:r>
           </w:p>
         </w:tc>
@@ -6223,7 +6320,7 @@
                 <w:b/>
                 <w:color w:val="FFFFFF"/>
               </w:rPr>
-              <w:t>Control or area</w:t>
+              <w:t>On the screen</w:t>
             </w:r>
           </w:p>
         </w:tc>
@@ -6238,7 +6335,7 @@
                 <w:b/>
                 <w:color w:val="FFFFFF"/>
               </w:rPr>
-              <w:t>What it does</w:t>
+              <w:t>How it helps you</w:t>
             </w:r>
           </w:p>
         </w:tc>
@@ -6253,7 +6350,7 @@
                 <w:b/>
                 <w:color w:val="FFFFFF"/>
               </w:rPr>
-              <w:t>When to use it</w:t>
+              <w:t>When you will use it</w:t>
             </w:r>
           </w:p>
         </w:tc>
@@ -6280,7 +6377,7 @@
           </w:tcPr>
           <w:p>
             <w:r>
-              <w:t>Summarizes project, application ID, framework, target locale, workflow, provider, scan count, unresolved entries, integration mode, and destinations.</w:t>
+              <w:t>Brings your project, application ID, framework, locale, workflow, provider, counts, integration mode, and destinations together in one place.</w:t>
             </w:r>
           </w:p>
         </w:tc>
@@ -6291,7 +6388,7 @@
           </w:tcPr>
           <w:p>
             <w:r>
-              <w:t>Read it from top to bottom before authorizing.</w:t>
+              <w:t>Read it from top to bottom; it is your chance to catch a wrong project or locale before work begins.</w:t>
             </w:r>
           </w:p>
         </w:tc>
@@ -6318,7 +6415,7 @@
           </w:tcPr>
           <w:p>
             <w:r>
-              <w:t>Confirms the mandatory pre-processing safety archive.</w:t>
+              <w:t>Confirms that the Wizard will create its pre-processing safety archive.</w:t>
             </w:r>
           </w:p>
         </w:tc>
@@ -6329,7 +6426,7 @@
           </w:tcPr>
           <w:p>
             <w:r>
-              <w:t>Required and selected by design.</w:t>
+              <w:t>It is required and selected by design.</w:t>
             </w:r>
           </w:p>
         </w:tc>
@@ -6356,7 +6453,7 @@
           </w:tcPr>
           <w:p>
             <w:r>
-              <w:t>Confirms RAD Studio is not holding the target project during the controlled pass.</w:t>
+              <w:t>Confirms RAD Studio is no longer holding the application open.</w:t>
             </w:r>
           </w:p>
         </w:tc>
@@ -6367,7 +6464,7 @@
           </w:tcPr>
           <w:p>
             <w:r>
-              <w:t>Close the target project, then check it.</w:t>
+              <w:t>Close the target project, then select this confirmation.</w:t>
             </w:r>
           </w:p>
         </w:tc>
@@ -6394,7 +6491,7 @@
           </w:tcPr>
           <w:p>
             <w:r>
-              <w:t>Records the developer's explicit approval.</w:t>
+              <w:t>Records your explicit approval for the controlled processing pass.</w:t>
             </w:r>
           </w:p>
         </w:tc>
@@ -6405,7 +6502,7 @@
           </w:tcPr>
           <w:p>
             <w:r>
-              <w:t>Check only after all earlier choices are correct.</w:t>
+              <w:t>Select it only after the summary is correct.</w:t>
             </w:r>
           </w:p>
         </w:tc>
@@ -6432,7 +6529,7 @@
           </w:tcPr>
           <w:p>
             <w:r>
-              <w:t>Starts backup, translation, review, validation, export, kit generation, builds/deployment where configured, and the completion report.</w:t>
+              <w:t>Starts the backup, translation, review, validation, export, kit generation, configured builds/deployment, and completion report.</w:t>
             </w:r>
           </w:p>
         </w:tc>
@@ -6443,7 +6540,7 @@
           </w:tcPr>
           <w:p>
             <w:r>
-              <w:t>After this click, Back and the rail are disabled; Stop remains available at safe boundaries.</w:t>
+              <w:t>After you choose it, Back and the step rail are disabled; Stop is still honored at safe boundaries.</w:t>
             </w:r>
           </w:p>
         </w:tc>
@@ -6459,7 +6556,7 @@
     </w:p>
     <w:p>
       <w:r>
-        <w:t>Localization Review opens automatically after provider translation and before the final runtime pack is exported. It is part of the same Wizard processing pass. Closing it resumes validation, export, component-kit generation, and deployment.</w:t>
+        <w:t>After machine translation, the Wizard pauses and opens Localization Review so you can look at wording and layout before the runtime pack is finalized. This is where human judgment matters most: short button captions and product terms can be technically translated yet still sound wrong in context. When you close the review window, the same Wizard pass continues with validation, export, component-kit generation, and deployment.</w:t>
       </w:r>
     </w:p>
     <w:tbl>
@@ -6722,10 +6819,10 @@
                 <w:b/>
                 <w:color w:val="234C80"/>
               </w:rPr>
-              <w:t xml:space="preserve">Review is not optional quality theater. </w:t>
-            </w:r>
-            <w:r>
-              <w:t>Provider output may be grammatically valid but wrong for a short UI word. Use source context, project glossary, placeholders, and visual layout before approving terminology.</w:t>
+              <w:t xml:space="preserve">Give short UI text special attention. </w:t>
+            </w:r>
+            <w:r>
+              <w:t>A provider can produce grammatically correct wording that is still wrong for a button, tab, or status label. Check the source context, glossary, placeholders, and visual fit before you approve it.</w:t>
             </w:r>
           </w:p>
         </w:tc>
@@ -6797,12 +6894,12 @@
     </w:p>
     <w:p>
       <w:r>
-        <w:t>The progress memo records the safety backup, catalog work, translation, review return, validation, runtime-pack export, component-kit generation, detected-output deployment, optional destination deployment, and completion report. A failure is prefixed STOPPED and leaves Finish unavailable until the developer has a result to close or retry safely.</w:t>
+        <w:t>The progress memo lets you follow the work without having to interpret a console window. It records the safety backup, catalog work, translation, return from review, validation, runtime-pack export, component-kit generation, detected-output deployment, optional destination deployment, and completion report. If something cannot continue safely, the final diagnostic begins with STOPPED and Finish remains unavailable until you have a result you can close or retry.</w:t>
       </w:r>
     </w:p>
     <w:p>
       <w:r>
-        <w:t>On success the page states that target Pascal, form, DPR, and DPROJ files were not edited. Back and Cancel disappear; choose Finish. The optional deployment card can deploy the application to Step 3 destinations. Leave Rebuild before deploying clear to deploy what final processing just built; select it only when another compile is actually required.</w:t>
+        <w:t>After success, the page confirms that your Pascal, form, DPR, and DPROJ files were not edited. Back and Cancel disappear; choose Finish when you are ready to return to the Studio. The optional deployment card can send the application to the destinations from Step 3. Normally leave Rebuild before deploying clear, because final processing has already built the available target. Select it only when you truly need another compile.</w:t>
       </w:r>
     </w:p>
     <w:tbl>
@@ -6840,7 +6937,7 @@
                 <w:b/>
                 <w:color w:val="FFFFFF"/>
               </w:rPr>
-              <w:t>Control or area</w:t>
+              <w:t>On the screen</w:t>
             </w:r>
           </w:p>
         </w:tc>
@@ -6855,7 +6952,7 @@
                 <w:b/>
                 <w:color w:val="FFFFFF"/>
               </w:rPr>
-              <w:t>What it does</w:t>
+              <w:t>How it helps you</w:t>
             </w:r>
           </w:p>
         </w:tc>
@@ -6870,7 +6967,7 @@
                 <w:b/>
                 <w:color w:val="FFFFFF"/>
               </w:rPr>
-              <w:t>When to use it</w:t>
+              <w:t>When you will use it</w:t>
             </w:r>
           </w:p>
         </w:tc>
@@ -6897,7 +6994,7 @@
           </w:tcPr>
           <w:p>
             <w:r>
-              <w:t>Timestamped operation and diagnostic sequence.</w:t>
+              <w:t>Shows each operation and diagnostic with a time stamp.</w:t>
             </w:r>
           </w:p>
         </w:tc>
@@ -6908,7 +7005,7 @@
           </w:tcPr>
           <w:p>
             <w:r>
-              <w:t>Read the last lines first when processing stops.</w:t>
+              <w:t>If processing stops, begin with the last few lines; they normally contain the cause and next action.</w:t>
             </w:r>
           </w:p>
         </w:tc>
@@ -6935,7 +7032,7 @@
           </w:tcPr>
           <w:p>
             <w:r>
-              <w:t>Copies packs to a manually chosen application folder.</w:t>
+              <w:t>Copies packs to a folder you choose now.</w:t>
             </w:r>
           </w:p>
         </w:tc>
@@ -6946,7 +7043,7 @@
           </w:tcPr>
           <w:p>
             <w:r>
-              <w:t>Use for a one-off destination not saved in Step 3.</w:t>
+              <w:t>Use it for a one-time destination that was not saved in Step 3.</w:t>
             </w:r>
           </w:p>
         </w:tc>
@@ -7087,7 +7184,7 @@
           </w:tcPr>
           <w:p>
             <w:r>
-              <w:t>Closes after successful completion.</w:t>
+              <w:t>Closes the successfully completed Wizard.</w:t>
             </w:r>
           </w:p>
         </w:tc>
@@ -7098,7 +7195,7 @@
           </w:tcPr>
           <w:p>
             <w:r>
-              <w:t>Use even if no optional blue-card deployment was requested.</w:t>
+              <w:t>Choose it even when you did not request the optional blue-card deployment.</w:t>
             </w:r>
           </w:p>
         </w:tc>
@@ -7125,7 +7222,7 @@
           </w:tcPr>
           <w:p>
             <w:r>
-              <w:t>Closes an unsuccessful Wizard after the diagnostic is read.</w:t>
+              <w:t>Closes an unsuccessful Wizard after you have read the diagnostic.</w:t>
             </w:r>
           </w:p>
         </w:tc>
@@ -7136,7 +7233,7 @@
           </w:tcPr>
           <w:p>
             <w:r>
-              <w:t>It is hidden/disabled after success because Finish is the correct action.</w:t>
+              <w:t>It disappears after success because Finish is then the correct action.</w:t>
             </w:r>
           </w:p>
         </w:tc>
@@ -7152,7 +7249,7 @@
     </w:p>
     <w:p>
       <w:r>
-        <w:t>Maintenance Studio is the direct seven-page workflow: Project, Scan, Translate, Validation, Export, Integration, and Provider Settings. The left rail changes pages without rerunning completed work. Status text at the bottom reports the last action and often supplies the next required step.</w:t>
+        <w:t>Maintenance Studio is your workspace after the guided setup. Its seven pages - Project, Scan, Translate, Validation, Export, Integration, and Provider Settings - let you go directly to the part of the translation you want to maintain. Moving through the left rail does not rerun completed work. Keep an eye on the status line at the bottom; it confirms the last action and often tells you exactly what to do next.</w:t>
       </w:r>
     </w:p>
     <w:p>
@@ -7254,7 +7351,7 @@
                 <w:b/>
                 <w:color w:val="FFFFFF"/>
               </w:rPr>
-              <w:t>Control or area</w:t>
+              <w:t>On the screen</w:t>
             </w:r>
           </w:p>
         </w:tc>
@@ -7269,7 +7366,7 @@
                 <w:b/>
                 <w:color w:val="FFFFFF"/>
               </w:rPr>
-              <w:t>What it does</w:t>
+              <w:t>How it helps you</w:t>
             </w:r>
           </w:p>
         </w:tc>
@@ -7284,7 +7381,7 @@
                 <w:b/>
                 <w:color w:val="FFFFFF"/>
               </w:rPr>
-              <w:t>When to use it</w:t>
+              <w:t>When you will use it</w:t>
             </w:r>
           </w:p>
         </w:tc>
@@ -7311,7 +7408,7 @@
           </w:tcPr>
           <w:p>
             <w:r>
-              <w:t>Opens the guided workflow while retaining the current project context where applicable.</w:t>
+              <w:t>Returns you to the guided workflow and keeps current project context where possible.</w:t>
             </w:r>
           </w:p>
         </w:tc>
@@ -7322,7 +7419,7 @@
           </w:tcPr>
           <w:p>
             <w:r>
-              <w:t>Use when maintenance reveals that a complete controlled pass is preferable.</w:t>
+              <w:t>Use it when the maintenance task has grown into a complete scan-to-kit update.</w:t>
             </w:r>
           </w:p>
         </w:tc>
@@ -7349,7 +7446,7 @@
           </w:tcPr>
           <w:p>
             <w:r>
-              <w:t>Selects a .dproj or .dpr and inventories project metadata without editing it.</w:t>
+              <w:t>Selects a .dproj or .dpr and reads its project facts without editing it.</w:t>
             </w:r>
           </w:p>
         </w:tc>
@@ -7360,7 +7457,7 @@
           </w:tcPr>
           <w:p>
             <w:r>
-              <w:t>Use before Scan on a new Maintenance session.</w:t>
+              <w:t>Use it at the beginning of a Maintenance session.</w:t>
             </w:r>
           </w:p>
         </w:tc>
@@ -7387,7 +7484,7 @@
           </w:tcPr>
           <w:p>
             <w:r>
-              <w:t>Shows project name, framework, Windows targets, form-resource count, and source-unit count.</w:t>
+              <w:t>Shows the project name, framework, Windows targets, form count, and source-unit count.</w:t>
             </w:r>
           </w:p>
         </w:tc>
@@ -7398,7 +7495,7 @@
           </w:tcPr>
           <w:p>
             <w:r>
-              <w:t>Verify all values before comparing scan counts.</w:t>
+              <w:t>Confirm these values before you compare scans or open a catalog.</w:t>
             </w:r>
           </w:p>
         </w:tc>
@@ -7425,7 +7522,7 @@
           </w:tcPr>
           <w:p>
             <w:r>
-              <w:t>Runs the same canonical scanner used by the Wizard.</w:t>
+              <w:t>Runs the same scanner used by the Setup Wizard.</w:t>
             </w:r>
           </w:p>
         </w:tc>
@@ -7436,7 +7533,7 @@
           </w:tcPr>
           <w:p>
             <w:r>
-              <w:t>Use after opening or saving changes.</w:t>
+              <w:t>Use it after opening the project or saving UI/source changes.</w:t>
             </w:r>
           </w:p>
         </w:tc>
@@ -7463,7 +7560,7 @@
           </w:tcPr>
           <w:p>
             <w:r>
-              <w:t>Shows unique entries, elapsed time, category breakdown, and observations.</w:t>
+              <w:t>Shows unique entries, elapsed time, category totals, and observations.</w:t>
             </w:r>
           </w:p>
         </w:tc>
@@ -7474,7 +7571,7 @@
           </w:tcPr>
           <w:p>
             <w:r>
-              <w:t>Maintenance and Wizard totals should agree when project, source state, and merge basis agree.</w:t>
+              <w:t>Wizard and Maintenance totals should agree when the project, saved source, and merge basis are the same.</w:t>
             </w:r>
           </w:p>
         </w:tc>
@@ -7546,12 +7643,12 @@
     </w:p>
     <w:p>
       <w:r>
-        <w:t>The canonical scanner is shared by Maintenance and Wizard. A difference is valid only when the opened project, saved source, scanner rules, catalog merge state, or displayed category differs. The current display uses unique catalog entries as the headline and separately reports raw scanned occurrences, recovered semantic contracts, and duplicate occurrences.</w:t>
+        <w:t>Maintenance Studio and the Setup Wizard use the same scanner. When both are looking at the same saved project with the same catalog basis, their totals should agree. The large headline is the number of unique catalog entries; raw occurrences, recovered semantic contracts, and duplicates are shown separately so you can understand where that total came from.</w:t>
       </w:r>
     </w:p>
     <w:p>
       <w:r>
-        <w:t>A scan is read-only with respect to the selected Delphi project. Saving or merging the resulting catalog writes the Studio workspace, not target Pascal or forms.</w:t>
+        <w:t>Scanning does not edit the Delphi project. When you later save or merge the catalog, the Studio writes to its own workspace, not to your Pascal units or forms.</w:t>
       </w:r>
     </w:p>
     <w:p>
@@ -7560,6 +7657,11 @@
       </w:pPr>
       <w:r>
         <w:t>22. Maintenance Page 3 - Translate</w:t>
+      </w:r>
+    </w:p>
+    <w:p>
+      <w:r>
+        <w:t>This is the page you will spend the most time on when refining a language. It combines locale settings, the catalog entry list, source context, translated text, suggestions, review state, approval, CSV exchange, and automatic provider translation. Work one entry at a time when wording is delicate; use bulk actions only after you understand exactly which records they will affect.</w:t>
       </w:r>
     </w:p>
     <w:p>
@@ -7652,7 +7754,7 @@
                 <w:b/>
                 <w:color w:val="FFFFFF"/>
               </w:rPr>
-              <w:t>Control or area</w:t>
+              <w:t>On the screen</w:t>
             </w:r>
           </w:p>
         </w:tc>
@@ -7667,7 +7769,7 @@
                 <w:b/>
                 <w:color w:val="FFFFFF"/>
               </w:rPr>
-              <w:t>What it does</w:t>
+              <w:t>How it helps you</w:t>
             </w:r>
           </w:p>
         </w:tc>
@@ -7682,7 +7784,7 @@
                 <w:b/>
                 <w:color w:val="FFFFFF"/>
               </w:rPr>
-              <w:t>When to use it</w:t>
+              <w:t>When you will use it</w:t>
             </w:r>
           </w:p>
         </w:tc>
@@ -7709,7 +7811,7 @@
           </w:tcPr>
           <w:p>
             <w:r>
-              <w:t>Select catalog locales.</w:t>
+              <w:t>Identifies the catalog's original and translated locales.</w:t>
             </w:r>
           </w:p>
         </w:tc>
@@ -7720,7 +7822,7 @@
           </w:tcPr>
           <w:p>
             <w:r>
-              <w:t>Target selection is required before a new catalog is created.</w:t>
+              <w:t>Choose the target before you create a new catalog.</w:t>
             </w:r>
           </w:p>
         </w:tc>
@@ -7861,7 +7963,7 @@
           </w:tcPr>
           <w:p>
             <w:r>
-              <w:t>Shows key plus translation/review status.</w:t>
+              <w:t>Shows each stable key and its translation/review state.</w:t>
             </w:r>
           </w:p>
         </w:tc>
@@ -7872,7 +7974,7 @@
           </w:tcPr>
           <w:p>
             <w:r>
-              <w:t>Select an entry for context and editing.</w:t>
+              <w:t>Select an entry to see its source context and edit its translation.</w:t>
             </w:r>
           </w:p>
         </w:tc>
@@ -7899,7 +8001,7 @@
           </w:tcPr>
           <w:p>
             <w:r>
-              <w:t>Read-only source wording and context.</w:t>
+              <w:t>Shows the original wording and context without allowing accidental changes.</w:t>
             </w:r>
           </w:p>
         </w:tc>
@@ -7910,7 +8012,7 @@
           </w:tcPr>
           <w:p>
             <w:r>
-              <w:t>Use it to judge ambiguous machine output.</w:t>
+              <w:t>Read it before deciding between two plausible translations.</w:t>
             </w:r>
           </w:p>
         </w:tc>
@@ -7937,7 +8039,7 @@
           </w:tcPr>
           <w:p>
             <w:r>
-              <w:t>Offers translation-memory or terminology suggestions.</w:t>
+              <w:t>Offers wording from translation memory or terminology rules.</w:t>
             </w:r>
           </w:p>
         </w:tc>
@@ -7948,7 +8050,7 @@
           </w:tcPr>
           <w:p>
             <w:r>
-              <w:t>Accept only after checking the exact UI meaning.</w:t>
+              <w:t>Accept it only after checking what this text means on the actual screen.</w:t>
             </w:r>
           </w:p>
         </w:tc>
@@ -8089,7 +8191,7 @@
           </w:tcPr>
           <w:p>
             <w:r>
-              <w:t>Translates unresolved eligible entries through the configured provider.</w:t>
+              <w:t>Sends only unresolved eligible entries to your configured provider.</w:t>
             </w:r>
           </w:p>
         </w:tc>
@@ -8100,7 +8202,7 @@
           </w:tcPr>
           <w:p>
             <w:r>
-              <w:t>Existing unchanged translations are preserved and stable-key/source-text recovery avoids unnecessary retranslating.</w:t>
+              <w:t>Existing unchanged work is preserved, and stable keys plus matching source text recover prior translations whenever possible.</w:t>
             </w:r>
           </w:p>
         </w:tc>
@@ -8116,7 +8218,7 @@
     </w:p>
     <w:p>
       <w:r>
-        <w:t>The Validation page contains Validate the language catalog, an explanation, Run Validation, a summary, and an issue list. Double-clicking an entry-specific issue returns to the corresponding Translate entry.</w:t>
+        <w:t>Validation is the Studio's preflight check. It catches structural problems that would make a runtime pack unsafe or incomplete and separates them from items that need your linguistic judgment. Double-click an entry-specific issue to return directly to that record on the Translate page.</w:t>
       </w:r>
     </w:p>
     <w:tbl>
@@ -8154,7 +8256,7 @@
                 <w:b/>
                 <w:color w:val="FFFFFF"/>
               </w:rPr>
-              <w:t>Control or area</w:t>
+              <w:t>On the screen</w:t>
             </w:r>
           </w:p>
         </w:tc>
@@ -8169,7 +8271,7 @@
                 <w:b/>
                 <w:color w:val="FFFFFF"/>
               </w:rPr>
-              <w:t>What it does</w:t>
+              <w:t>How it helps you</w:t>
             </w:r>
           </w:p>
         </w:tc>
@@ -8184,7 +8286,7 @@
                 <w:b/>
                 <w:color w:val="FFFFFF"/>
               </w:rPr>
-              <w:t>When to use it</w:t>
+              <w:t>When you will use it</w:t>
             </w:r>
           </w:p>
         </w:tc>
@@ -8341,10 +8443,10 @@
                 <w:b/>
                 <w:color w:val="234C80"/>
               </w:rPr>
-              <w:t xml:space="preserve">Structural versus linguistic status. </w:t>
-            </w:r>
-            <w:r>
-              <w:t>Validation can prove that a pack is structurally safe; it cannot prove that a translation is idiomatic or correct for the product. Reviewed and Approved remain separate states.</w:t>
+              <w:t xml:space="preserve">Validation cannot replace a human reader. </w:t>
+            </w:r>
+            <w:r>
+              <w:t>The Studio can prove that a pack is structurally safe, but it cannot decide whether every sentence sounds natural or uses the right product language. Reviewed and Approved therefore remain separate human decisions.</w:t>
             </w:r>
           </w:p>
         </w:tc>
@@ -8360,7 +8462,7 @@
     </w:p>
     <w:p>
       <w:r>
-        <w:t>The Export page contains Build the offline runtime pack, the current validation/readiness summary, a clickable output path, and Export Runtime Pack. The button is disabled until the catalog passes required structural validation.</w:t>
+        <w:t>Export turns the development catalog into the compact JSON pack your application reads at runtime. The page shows current readiness and the exact output location. Export Runtime Pack remains disabled until the catalog passes the required structural checks, so an unsafe pack cannot be published by accident.</w:t>
       </w:r>
     </w:p>
     <w:tbl>
@@ -8398,7 +8500,7 @@
                 <w:b/>
                 <w:color w:val="FFFFFF"/>
               </w:rPr>
-              <w:t>Control or area</w:t>
+              <w:t>On the screen</w:t>
             </w:r>
           </w:p>
         </w:tc>
@@ -8413,7 +8515,7 @@
                 <w:b/>
                 <w:color w:val="FFFFFF"/>
               </w:rPr>
-              <w:t>What it does</w:t>
+              <w:t>How it helps you</w:t>
             </w:r>
           </w:p>
         </w:tc>
@@ -8428,7 +8530,7 @@
                 <w:b/>
                 <w:color w:val="FFFFFF"/>
               </w:rPr>
-              <w:t>When to use it</w:t>
+              <w:t>When you will use it</w:t>
             </w:r>
           </w:p>
         </w:tc>
@@ -8646,7 +8748,7 @@
                 <w:b/>
                 <w:color w:val="FFFFFF"/>
               </w:rPr>
-              <w:t>Control or area</w:t>
+              <w:t>On the screen</w:t>
             </w:r>
           </w:p>
         </w:tc>
@@ -8661,7 +8763,7 @@
                 <w:b/>
                 <w:color w:val="FFFFFF"/>
               </w:rPr>
-              <w:t>What it does</w:t>
+              <w:t>How it helps you</w:t>
             </w:r>
           </w:p>
         </w:tc>
@@ -8676,7 +8778,7 @@
                 <w:b/>
                 <w:color w:val="FFFFFF"/>
               </w:rPr>
-              <w:t>When to use it</w:t>
+              <w:t>When you will use it</w:t>
             </w:r>
           </w:p>
         </w:tc>
@@ -8703,7 +8805,7 @@
           </w:tcPr>
           <w:p>
             <w:r>
-              <w:t>Chooses Component Integration (recommended) or Automatic Source Integration (advanced).</w:t>
+              <w:t>Chooses the normal component kit or the advanced source-integration path.</w:t>
             </w:r>
           </w:p>
         </w:tc>
@@ -8714,7 +8816,7 @@
           </w:tcPr>
           <w:p>
             <w:r>
-              <w:t>Use Component Integration for normal projects.</w:t>
+              <w:t>Use Component Integration unless you have a specific, reviewed reason to modify source automatically.</w:t>
             </w:r>
           </w:p>
         </w:tc>
@@ -8779,7 +8881,7 @@
           </w:tcPr>
           <w:p>
             <w:r>
-              <w:t>Calculates framework, available packs, generated units/files, and intended actions without changing the target.</w:t>
+              <w:t>Previews the framework, packs, generated files, and intended actions without changing your application.</w:t>
             </w:r>
           </w:p>
         </w:tc>
@@ -8790,7 +8892,7 @@
           </w:tcPr>
           <w:p>
             <w:r>
-              <w:t>Always inspect the plan first.</w:t>
+              <w:t>Always read the plan before you generate or authorize anything.</w:t>
             </w:r>
           </w:p>
         </w:tc>
@@ -8855,7 +8957,7 @@
           </w:tcPr>
           <w:p>
             <w:r>
-              <w:t>Publishes the non-mutating component kit under export.</w:t>
+              <w:t>Publishes the safe, non-mutating kit under export.</w:t>
             </w:r>
           </w:p>
         </w:tc>
@@ -8866,7 +8968,7 @@
           </w:tcPr>
           <w:p>
             <w:r>
-              <w:t>Recommended action.</w:t>
+              <w:t>This is the recommended action for normal projects.</w:t>
             </w:r>
           </w:p>
         </w:tc>
@@ -8992,6 +9094,11 @@
       </w:pPr>
       <w:r>
         <w:t>26. Maintenance Page 7 - Provider Settings</w:t>
+      </w:r>
+    </w:p>
+    <w:p>
+      <w:r>
+        <w:t>Use this page when you need to change providers, rotate a key, adjust the timeout, or tune the number of strings sent in one request. Provider settings affect translation performed by the Studio; they are never placed in the application you deploy.</w:t>
       </w:r>
     </w:p>
     <w:p>
@@ -9085,7 +9192,7 @@
                 <w:b/>
                 <w:color w:val="FFFFFF"/>
               </w:rPr>
-              <w:t>Control or area</w:t>
+              <w:t>On the screen</w:t>
             </w:r>
           </w:p>
         </w:tc>
@@ -9100,7 +9207,7 @@
                 <w:b/>
                 <w:color w:val="FFFFFF"/>
               </w:rPr>
-              <w:t>What it does</w:t>
+              <w:t>How it helps you</w:t>
             </w:r>
           </w:p>
         </w:tc>
@@ -9115,7 +9222,7 @@
                 <w:b/>
                 <w:color w:val="FFFFFF"/>
               </w:rPr>
-              <w:t>When to use it</w:t>
+              <w:t>When you will use it</w:t>
             </w:r>
           </w:p>
         </w:tc>
@@ -9218,7 +9325,7 @@
           </w:tcPr>
           <w:p>
             <w:r>
-              <w:t>Maximum bounded provider request time; values below 5 are corrected to 5.</w:t>
+              <w:t>Limits how long one provider request may wait; values below 5 are raised to 5.</w:t>
             </w:r>
           </w:p>
         </w:tc>
@@ -9229,7 +9336,7 @@
           </w:tcPr>
           <w:p>
             <w:r>
-              <w:t>Increase only for a demonstrably slow connection; the default is 30.</w:t>
+              <w:t>Keep the 30-second default unless a known slow connection needs more time.</w:t>
             </w:r>
           </w:p>
         </w:tc>
@@ -9408,7 +9515,7 @@
           </w:tcPr>
           <w:p>
             <w:r>
-              <w:t>Tests the selected provider through the bounded asynchronous operation contract.</w:t>
+              <w:t>Checks the selected provider without freezing the Studio indefinitely.</w:t>
             </w:r>
           </w:p>
         </w:tc>
@@ -9419,7 +9526,7 @@
           </w:tcPr>
           <w:p>
             <w:r>
-              <w:t>A failure reports authentication, quota, endpoint, network, or timeout context.</w:t>
+              <w:t>A failure explains whether to look at authentication, quota, endpoint, network, or timeout settings.</w:t>
             </w:r>
           </w:p>
         </w:tc>
@@ -9469,6 +9576,11 @@
       </w:pPr>
       <w:r>
         <w:t>27. DeepL and Google Setup</w:t>
+      </w:r>
+    </w:p>
+    <w:p>
+      <w:r>
+        <w:t>You only need one provider. DeepL is the recommended default, while Google Cloud Translation is available when it better fits your account, language coverage, or quota. In either case, create a dedicated API key for the Studio rather than reusing a broad key from another application.</w:t>
       </w:r>
     </w:p>
     <w:p>
@@ -9639,6 +9751,11 @@
         <w:t>28. Runtime Integration in VCL and FMX</w:t>
       </w:r>
     </w:p>
+    <w:p>
+      <w:r>
+        <w:t>At runtime, the DAT manager connects the language packs to your application's forms. VCL and FMX use different framework adapters, but you work with them in the same way: one manager on the primary form, one connected selector, and validated packs under Localization\Languages.</w:t>
+      </w:r>
+    </w:p>
     <w:tbl>
       <w:tblPr>
         <w:tblStyle w:val="LightShading-Accent1"/>
@@ -9655,9 +9772,9 @@
         </w:tblCellMar>
       </w:tblPr>
       <w:tblGrid>
-        <w:gridCol w:w="1800"/>
-        <w:gridCol w:w="3900"/>
-        <w:gridCol w:w="3660"/>
+        <w:gridCol w:w="2100"/>
+        <w:gridCol w:w="3630"/>
+        <w:gridCol w:w="3630"/>
       </w:tblGrid>
       <w:tr>
         <w:trPr>
@@ -9665,7 +9782,7 @@
         </w:trPr>
         <w:tc>
           <w:tcPr>
-            <w:tcW w:type="dxa" w:w="1800"/>
+            <w:tcW w:type="dxa" w:w="2100"/>
             <w:shd w:fill="234C80"/>
           </w:tcPr>
           <w:p>
@@ -9680,7 +9797,7 @@
         </w:tc>
         <w:tc>
           <w:tcPr>
-            <w:tcW w:type="dxa" w:w="3900"/>
+            <w:tcW w:type="dxa" w:w="3630"/>
             <w:shd w:fill="234C80"/>
           </w:tcPr>
           <w:p>
@@ -9695,7 +9812,7 @@
         </w:tc>
         <w:tc>
           <w:tcPr>
-            <w:tcW w:type="dxa" w:w="3660"/>
+            <w:tcW w:type="dxa" w:w="3630"/>
             <w:shd w:fill="234C80"/>
           </w:tcPr>
           <w:p>
@@ -9715,7 +9832,7 @@
         </w:trPr>
         <w:tc>
           <w:tcPr>
-            <w:tcW w:type="dxa" w:w="1800"/>
+            <w:tcW w:type="dxa" w:w="2100"/>
             <w:vAlign w:val="center"/>
           </w:tcPr>
           <w:p>
@@ -9726,7 +9843,7 @@
         </w:tc>
         <w:tc>
           <w:tcPr>
-            <w:tcW w:type="dxa" w:w="3900"/>
+            <w:tcW w:type="dxa" w:w="3630"/>
             <w:vAlign w:val="center"/>
           </w:tcPr>
           <w:p>
@@ -9737,7 +9854,7 @@
         </w:tc>
         <w:tc>
           <w:tcPr>
-            <w:tcW w:type="dxa" w:w="3660"/>
+            <w:tcW w:type="dxa" w:w="3630"/>
             <w:vAlign w:val="center"/>
           </w:tcPr>
           <w:p>
@@ -9753,7 +9870,7 @@
         </w:trPr>
         <w:tc>
           <w:tcPr>
-            <w:tcW w:type="dxa" w:w="1800"/>
+            <w:tcW w:type="dxa" w:w="2100"/>
             <w:vAlign w:val="center"/>
           </w:tcPr>
           <w:p>
@@ -9764,7 +9881,7 @@
         </w:tc>
         <w:tc>
           <w:tcPr>
-            <w:tcW w:type="dxa" w:w="3900"/>
+            <w:tcW w:type="dxa" w:w="3630"/>
             <w:vAlign w:val="center"/>
           </w:tcPr>
           <w:p>
@@ -9775,7 +9892,7 @@
         </w:tc>
         <w:tc>
           <w:tcPr>
-            <w:tcW w:type="dxa" w:w="3660"/>
+            <w:tcW w:type="dxa" w:w="3630"/>
             <w:vAlign w:val="center"/>
           </w:tcPr>
           <w:p>
@@ -9791,7 +9908,7 @@
         </w:trPr>
         <w:tc>
           <w:tcPr>
-            <w:tcW w:type="dxa" w:w="1800"/>
+            <w:tcW w:type="dxa" w:w="2100"/>
             <w:vAlign w:val="center"/>
           </w:tcPr>
           <w:p>
@@ -9802,7 +9919,7 @@
         </w:tc>
         <w:tc>
           <w:tcPr>
-            <w:tcW w:type="dxa" w:w="3900"/>
+            <w:tcW w:type="dxa" w:w="3630"/>
             <w:vAlign w:val="center"/>
           </w:tcPr>
           <w:p>
@@ -9813,7 +9930,7 @@
         </w:tc>
         <w:tc>
           <w:tcPr>
-            <w:tcW w:type="dxa" w:w="3660"/>
+            <w:tcW w:type="dxa" w:w="3630"/>
             <w:vAlign w:val="center"/>
           </w:tcPr>
           <w:p>
@@ -9829,7 +9946,7 @@
         </w:trPr>
         <w:tc>
           <w:tcPr>
-            <w:tcW w:type="dxa" w:w="1800"/>
+            <w:tcW w:type="dxa" w:w="2100"/>
             <w:vAlign w:val="center"/>
           </w:tcPr>
           <w:p>
@@ -9840,7 +9957,7 @@
         </w:tc>
         <w:tc>
           <w:tcPr>
-            <w:tcW w:type="dxa" w:w="3900"/>
+            <w:tcW w:type="dxa" w:w="3630"/>
             <w:vAlign w:val="center"/>
           </w:tcPr>
           <w:p>
@@ -9851,7 +9968,7 @@
         </w:tc>
         <w:tc>
           <w:tcPr>
-            <w:tcW w:type="dxa" w:w="3660"/>
+            <w:tcW w:type="dxa" w:w="3630"/>
             <w:vAlign w:val="center"/>
           </w:tcPr>
           <w:p>
@@ -9867,7 +9984,7 @@
         </w:trPr>
         <w:tc>
           <w:tcPr>
-            <w:tcW w:type="dxa" w:w="1800"/>
+            <w:tcW w:type="dxa" w:w="2100"/>
             <w:vAlign w:val="center"/>
           </w:tcPr>
           <w:p>
@@ -9878,7 +9995,7 @@
         </w:tc>
         <w:tc>
           <w:tcPr>
-            <w:tcW w:type="dxa" w:w="3900"/>
+            <w:tcW w:type="dxa" w:w="3630"/>
             <w:vAlign w:val="center"/>
           </w:tcPr>
           <w:p>
@@ -9889,7 +10006,7 @@
         </w:tc>
         <w:tc>
           <w:tcPr>
-            <w:tcW w:type="dxa" w:w="3660"/>
+            <w:tcW w:type="dxa" w:w="3630"/>
             <w:vAlign w:val="center"/>
           </w:tcPr>
           <w:p>
@@ -9902,12 +10019,12 @@
     </w:tbl>
     <w:p>
       <w:r>
-        <w:t>The manager discovers validated packs in Localization\Languages, checks application ID/framework/version/locale/checksum/source-pack compatibility, loads the saved preference, and falls back to the validated source language when a stale preference cannot be admitted.</w:t>
+        <w:t>When the application starts, the manager discovers validated packs in Localization\Languages. It checks the application ID, framework, version, locale, checksum, and source-pack compatibility before admitting a pack. It then loads the user's saved preference. If that preference is stale or invalid, the manager safely returns to the validated source language.</w:t>
       </w:r>
     </w:p>
     <w:p>
       <w:r>
-        <w:t>Selecting a language retranslates open forms immediately and persists the locale. English is a generated source pack, so switching back restores scanned English text without restarting. Writable control state, focus, selections, list selection, and live data are preserved by the runtime contract.</w:t>
+        <w:t>Choosing another language retranslates open forms immediately and remembers the selection. English is generated as a real source pack, so switching back restores the scanned English text without restarting. The runtime is designed to preserve writable control contents, focus, selections, list state, and live data while visible language text changes.</w:t>
       </w:r>
     </w:p>
     <w:p>
@@ -9916,6 +10033,11 @@
       </w:pPr>
       <w:r>
         <w:t>29. Build, Deploy, and Verify</w:t>
+      </w:r>
+    </w:p>
+    <w:p>
+      <w:r>
+        <w:t>A successful build is not the end of localization; it is the beginning of visual verification. Follow this sequence so you always know which executable, dependency set, and pack folder you are testing.</w:t>
       </w:r>
     </w:p>
     <w:p>
@@ -9999,7 +10121,7 @@
         </w:numPr>
       </w:pPr>
       <w:r>
-        <w:t>Run from the actual output folder, not an older copy elsewhere.</w:t>
+        <w:t>Run the executable from the actual output folder. If Windows has another copy elsewhere, close it so you do not accidentally test stale code or stale packs.</w:t>
       </w:r>
     </w:p>
     <w:p>
@@ -10044,6 +10166,11 @@
       </w:pPr>
       <w:r>
         <w:t>30. RTL, Layout, HTML, and Dynamic Text</w:t>
+      </w:r>
+    </w:p>
+    <w:p>
+      <w:r>
+        <w:t>Translation changes more than words. A longer label may need space, Arabic or Hebrew changes reading direction, and generated HTML must preserve its markup while translating visible prose. The shared DAT contracts handle these concerns consistently, but every shipped screen still deserves a visual review.</w:t>
       </w:r>
     </w:p>
     <w:p>
@@ -10111,6 +10238,11 @@
       </w:r>
     </w:p>
     <w:p>
+      <w:r>
+        <w:t>The Studio is designed so the online provider is part of development, not part of your deployed application. Keep the following habits in place and you can translate without putting credentials or customer information into the deliverable.</w:t>
+      </w:r>
+    </w:p>
+    <w:p>
       <w:pPr>
         <w:pStyle w:val="ListBullet"/>
       </w:pPr>
@@ -10166,6 +10298,11 @@
         <w:t>32. Troubleshooting</w:t>
       </w:r>
     </w:p>
+    <w:p>
+      <w:r>
+        <w:t>When something looks wrong, resist the urge to make several changes at once. Start with the symptom below, check the most likely cause, make one correction, and rebuild or rerun the affected step. That keeps a small configuration issue from turning into a hard-to-explain project change.</w:t>
+      </w:r>
+    </w:p>
     <w:tbl>
       <w:tblPr>
         <w:tblStyle w:val="LightShading-Accent1"/>
@@ -10201,7 +10338,7 @@
                 <w:b/>
                 <w:color w:val="FFFFFF"/>
               </w:rPr>
-              <w:t>Symptom</w:t>
+              <w:t>What you see</w:t>
             </w:r>
           </w:p>
         </w:tc>
@@ -10216,7 +10353,7 @@
                 <w:b/>
                 <w:color w:val="FFFFFF"/>
               </w:rPr>
-              <w:t>Cause to check</w:t>
+              <w:t>What to check first</w:t>
             </w:r>
           </w:p>
         </w:tc>
@@ -10231,7 +10368,7 @@
                 <w:b/>
                 <w:color w:val="FFFFFF"/>
               </w:rPr>
-              <w:t>Corrective action</w:t>
+              <w:t>What to do next</w:t>
             </w:r>
           </w:p>
         </w:tc>
@@ -10737,6 +10874,11 @@
       </w:pPr>
       <w:r>
         <w:t>33. Complete First-Time Checklist</w:t>
+      </w:r>
+    </w:p>
+    <w:p>
+      <w:r>
+        <w:t>Use this checklist before you call the first localized build complete. It is deliberately thorough; checking each item once is faster than trying to reconstruct a missing setup step later.</w:t>
       </w:r>
     </w:p>
     <w:p>
@@ -10886,6 +11028,11 @@
       </w:pPr>
       <w:r>
         <w:t>34. Quick Path Reference</w:t>
+      </w:r>
+    </w:p>
+    <w:p>
+      <w:r>
+        <w:t>These are the paths you are most likely to need while building, troubleshooting, or moving the project to another computer.</w:t>
       </w:r>
     </w:p>
     <w:tbl>

--- a/docs/guides/Delphi App Translation Studio User Guide.docx
+++ b/docs/guides/Delphi App Translation Studio User Guide.docx
@@ -363,7 +363,7 @@
                 <w:color w:val="5D7693"/>
                 <w:sz w:val="18"/>
               </w:rPr>
-              <w:t>5</w:t>
+              <w:t>6</w:t>
             </w:r>
           </w:p>
         </w:tc>
@@ -489,7 +489,7 @@
                 <w:color w:val="5D7693"/>
                 <w:sz w:val="18"/>
               </w:rPr>
-              <w:t>10</w:t>
+              <w:t>11</w:t>
             </w:r>
           </w:p>
         </w:tc>
@@ -531,7 +531,7 @@
                 <w:color w:val="5D7693"/>
                 <w:sz w:val="18"/>
               </w:rPr>
-              <w:t>11</w:t>
+              <w:t>12</w:t>
             </w:r>
           </w:p>
         </w:tc>
@@ -553,48 +553,6 @@
                 <w:sz w:val="18"/>
               </w:rPr>
               <w:t>10. Wizard Step 1 - Welcome</w:t>
-            </w:r>
-          </w:p>
-        </w:tc>
-        <w:tc>
-          <w:tcPr>
-            <w:tcW w:type="dxa" w:w="1160"/>
-          </w:tcPr>
-          <w:p>
-            <w:pPr>
-              <w:keepLines/>
-              <w:spacing w:after="20"/>
-              <w:jc w:val="right"/>
-            </w:pPr>
-            <w:r>
-              <w:rPr>
-                <w:rFonts w:ascii="Aptos" w:hAnsi="Aptos"/>
-                <w:b/>
-                <w:color w:val="5D7693"/>
-                <w:sz w:val="18"/>
-              </w:rPr>
-              <w:t>13</w:t>
-            </w:r>
-          </w:p>
-        </w:tc>
-      </w:tr>
-      <w:tr>
-        <w:tc>
-          <w:tcPr>
-            <w:tcW w:type="dxa" w:w="8200"/>
-          </w:tcPr>
-          <w:p>
-            <w:pPr>
-              <w:keepLines/>
-              <w:spacing w:after="20"/>
-            </w:pPr>
-            <w:r>
-              <w:rPr>
-                <w:rFonts w:ascii="Aptos" w:hAnsi="Aptos"/>
-                <w:color w:val="234C80"/>
-                <w:sz w:val="18"/>
-              </w:rPr>
-              <w:t>11. Wizard Step 2 - Delphi Project</w:t>
             </w:r>
           </w:p>
         </w:tc>
@@ -636,7 +594,7 @@
                 <w:color w:val="234C80"/>
                 <w:sz w:val="18"/>
               </w:rPr>
-              <w:t>12. Wizard Step 3 - Deployment</w:t>
+              <w:t>11. Wizard Step 2 - Delphi Project</w:t>
             </w:r>
           </w:p>
         </w:tc>
@@ -678,7 +636,7 @@
                 <w:color w:val="234C80"/>
                 <w:sz w:val="18"/>
               </w:rPr>
-              <w:t>13. Wizard Step 4 - Languages</w:t>
+              <w:t>12. Wizard Step 3 - Deployment</w:t>
             </w:r>
           </w:p>
         </w:tc>
@@ -699,7 +657,7 @@
                 <w:color w:val="5D7693"/>
                 <w:sz w:val="18"/>
               </w:rPr>
-              <w:t>17</w:t>
+              <w:t>16</w:t>
             </w:r>
           </w:p>
         </w:tc>
@@ -720,7 +678,7 @@
                 <w:color w:val="234C80"/>
                 <w:sz w:val="18"/>
               </w:rPr>
-              <w:t>14. Wizard Step 5 - Translation Service</w:t>
+              <w:t>13. Wizard Step 4 - Languages</w:t>
             </w:r>
           </w:p>
         </w:tc>
@@ -762,7 +720,7 @@
                 <w:color w:val="234C80"/>
                 <w:sz w:val="18"/>
               </w:rPr>
-              <w:t>15. Wizard Step 6 - Scan Project</w:t>
+              <w:t>14. Wizard Step 5 - Translation Service</w:t>
             </w:r>
           </w:p>
         </w:tc>
@@ -783,7 +741,7 @@
                 <w:color w:val="5D7693"/>
                 <w:sz w:val="18"/>
               </w:rPr>
-              <w:t>20</w:t>
+              <w:t>19</w:t>
             </w:r>
           </w:p>
         </w:tc>
@@ -804,7 +762,7 @@
                 <w:color w:val="234C80"/>
                 <w:sz w:val="18"/>
               </w:rPr>
-              <w:t>16. Wizard Step 7 - Review and Authorize</w:t>
+              <w:t>15. Wizard Step 6 - Scan Project</w:t>
             </w:r>
           </w:p>
         </w:tc>
@@ -846,7 +804,7 @@
                 <w:color w:val="234C80"/>
                 <w:sz w:val="18"/>
               </w:rPr>
-              <w:t>17. Localization Review Window</w:t>
+              <w:t>16. Wizard Step 7 - Review and Authorize</w:t>
             </w:r>
           </w:p>
         </w:tc>
@@ -888,7 +846,7 @@
                 <w:color w:val="234C80"/>
                 <w:sz w:val="18"/>
               </w:rPr>
-              <w:t>18. Wizard Step 8 - Process and Finish</w:t>
+              <w:t>17. Localization Review Window</w:t>
             </w:r>
           </w:p>
         </w:tc>
@@ -930,7 +888,7 @@
                 <w:color w:val="234C80"/>
                 <w:sz w:val="18"/>
               </w:rPr>
-              <w:t>19. Maintenance Studio Overview</w:t>
+              <w:t>18. Wizard Step 8 - Process and Finish</w:t>
             </w:r>
           </w:p>
         </w:tc>
@@ -972,7 +930,7 @@
                 <w:color w:val="234C80"/>
                 <w:sz w:val="18"/>
               </w:rPr>
-              <w:t>20. Maintenance Page 1 - Project</w:t>
+              <w:t>19. Maintenance Studio Overview</w:t>
             </w:r>
           </w:p>
         </w:tc>
@@ -1014,7 +972,7 @@
                 <w:color w:val="234C80"/>
                 <w:sz w:val="18"/>
               </w:rPr>
-              <w:t>21. Maintenance Page 2 - Scan</w:t>
+              <w:t>20. Maintenance Page 1 - Project</w:t>
             </w:r>
           </w:p>
         </w:tc>
@@ -1056,7 +1014,7 @@
                 <w:color w:val="234C80"/>
                 <w:sz w:val="18"/>
               </w:rPr>
-              <w:t>22. Maintenance Page 3 - Translate</w:t>
+              <w:t>21. Maintenance Page 2 - Scan</w:t>
             </w:r>
           </w:p>
         </w:tc>
@@ -1098,7 +1056,7 @@
                 <w:color w:val="234C80"/>
                 <w:sz w:val="18"/>
               </w:rPr>
-              <w:t>23. Maintenance Page 4 - Validation</w:t>
+              <w:t>22. Maintenance Page 3 - Translate</w:t>
             </w:r>
           </w:p>
         </w:tc>
@@ -1119,7 +1077,7 @@
                 <w:color w:val="5D7693"/>
                 <w:sz w:val="18"/>
               </w:rPr>
-              <w:t>29</w:t>
+              <w:t>28</w:t>
             </w:r>
           </w:p>
         </w:tc>
@@ -1140,49 +1098,7 @@
                 <w:color w:val="234C80"/>
                 <w:sz w:val="18"/>
               </w:rPr>
-              <w:t>24. Maintenance Page 5 - Export</w:t>
-            </w:r>
-          </w:p>
-        </w:tc>
-        <w:tc>
-          <w:tcPr>
-            <w:tcW w:type="dxa" w:w="1160"/>
-          </w:tcPr>
-          <w:p>
-            <w:pPr>
-              <w:keepLines/>
-              <w:spacing w:after="20"/>
-              <w:jc w:val="right"/>
-            </w:pPr>
-            <w:r>
-              <w:rPr>
-                <w:rFonts w:ascii="Aptos" w:hAnsi="Aptos"/>
-                <w:b/>
-                <w:color w:val="5D7693"/>
-                <w:sz w:val="18"/>
-              </w:rPr>
-              <w:t>29</w:t>
-            </w:r>
-          </w:p>
-        </w:tc>
-      </w:tr>
-      <w:tr>
-        <w:tc>
-          <w:tcPr>
-            <w:tcW w:type="dxa" w:w="8200"/>
-          </w:tcPr>
-          <w:p>
-            <w:pPr>
-              <w:keepLines/>
-              <w:spacing w:after="20"/>
-            </w:pPr>
-            <w:r>
-              <w:rPr>
-                <w:rFonts w:ascii="Aptos" w:hAnsi="Aptos"/>
-                <w:color w:val="234C80"/>
-                <w:sz w:val="18"/>
-              </w:rPr>
-              <w:t>25. Maintenance Page 6 - Integration</w:t>
+              <w:t>23. Maintenance Page 4 - Validation</w:t>
             </w:r>
           </w:p>
         </w:tc>
@@ -1224,7 +1140,49 @@
                 <w:color w:val="234C80"/>
                 <w:sz w:val="18"/>
               </w:rPr>
-              <w:t>26. Maintenance Page 7 - Provider Settings</w:t>
+              <w:t>24. Maintenance Page 5 - Export</w:t>
+            </w:r>
+          </w:p>
+        </w:tc>
+        <w:tc>
+          <w:tcPr>
+            <w:tcW w:type="dxa" w:w="1160"/>
+          </w:tcPr>
+          <w:p>
+            <w:pPr>
+              <w:keepLines/>
+              <w:spacing w:after="20"/>
+              <w:jc w:val="right"/>
+            </w:pPr>
+            <w:r>
+              <w:rPr>
+                <w:rFonts w:ascii="Aptos" w:hAnsi="Aptos"/>
+                <w:b/>
+                <w:color w:val="5D7693"/>
+                <w:sz w:val="18"/>
+              </w:rPr>
+              <w:t>30</w:t>
+            </w:r>
+          </w:p>
+        </w:tc>
+      </w:tr>
+      <w:tr>
+        <w:tc>
+          <w:tcPr>
+            <w:tcW w:type="dxa" w:w="8200"/>
+          </w:tcPr>
+          <w:p>
+            <w:pPr>
+              <w:keepLines/>
+              <w:spacing w:after="20"/>
+            </w:pPr>
+            <w:r>
+              <w:rPr>
+                <w:rFonts w:ascii="Aptos" w:hAnsi="Aptos"/>
+                <w:color w:val="234C80"/>
+                <w:sz w:val="18"/>
+              </w:rPr>
+              <w:t>25. Maintenance Page 6 - Integration</w:t>
             </w:r>
           </w:p>
         </w:tc>
@@ -1266,7 +1224,7 @@
                 <w:color w:val="234C80"/>
                 <w:sz w:val="18"/>
               </w:rPr>
-              <w:t>27. DeepL and Google Setup</w:t>
+              <w:t>26. Maintenance Page 7 - Provider Settings</w:t>
             </w:r>
           </w:p>
         </w:tc>
@@ -1287,7 +1245,7 @@
                 <w:color w:val="5D7693"/>
                 <w:sz w:val="18"/>
               </w:rPr>
-              <w:t>33</w:t>
+              <w:t>32</w:t>
             </w:r>
           </w:p>
         </w:tc>
@@ -1308,7 +1266,7 @@
                 <w:color w:val="234C80"/>
                 <w:sz w:val="18"/>
               </w:rPr>
-              <w:t>28. Runtime Integration in VCL and FMX</w:t>
+              <w:t>27. DeepL and Google Setup</w:t>
             </w:r>
           </w:p>
         </w:tc>
@@ -1350,7 +1308,7 @@
                 <w:color w:val="234C80"/>
                 <w:sz w:val="18"/>
               </w:rPr>
-              <w:t>29. Build, Deploy, and Verify</w:t>
+              <w:t>28. Runtime Integration in VCL and FMX</w:t>
             </w:r>
           </w:p>
         </w:tc>
@@ -1392,49 +1350,7 @@
                 <w:color w:val="234C80"/>
                 <w:sz w:val="18"/>
               </w:rPr>
-              <w:t>30. RTL, Layout, HTML, and Dynamic Text</w:t>
-            </w:r>
-          </w:p>
-        </w:tc>
-        <w:tc>
-          <w:tcPr>
-            <w:tcW w:type="dxa" w:w="1160"/>
-          </w:tcPr>
-          <w:p>
-            <w:pPr>
-              <w:keepLines/>
-              <w:spacing w:after="20"/>
-              <w:jc w:val="right"/>
-            </w:pPr>
-            <w:r>
-              <w:rPr>
-                <w:rFonts w:ascii="Aptos" w:hAnsi="Aptos"/>
-                <w:b/>
-                <w:color w:val="5D7693"/>
-                <w:sz w:val="18"/>
-              </w:rPr>
-              <w:t>35</w:t>
-            </w:r>
-          </w:p>
-        </w:tc>
-      </w:tr>
-      <w:tr>
-        <w:tc>
-          <w:tcPr>
-            <w:tcW w:type="dxa" w:w="8200"/>
-          </w:tcPr>
-          <w:p>
-            <w:pPr>
-              <w:keepLines/>
-              <w:spacing w:after="20"/>
-            </w:pPr>
-            <w:r>
-              <w:rPr>
-                <w:rFonts w:ascii="Aptos" w:hAnsi="Aptos"/>
-                <w:color w:val="234C80"/>
-                <w:sz w:val="18"/>
-              </w:rPr>
-              <w:t>31. Security, Privacy, and Recovery</w:t>
+              <w:t>29. Build, Deploy, and Verify</w:t>
             </w:r>
           </w:p>
         </w:tc>
@@ -1476,7 +1392,7 @@
                 <w:color w:val="234C80"/>
                 <w:sz w:val="18"/>
               </w:rPr>
-              <w:t>32. Troubleshooting</w:t>
+              <w:t>30. RTL, Layout, HTML, and Dynamic Text</w:t>
             </w:r>
           </w:p>
         </w:tc>
@@ -1518,7 +1434,7 @@
                 <w:color w:val="234C80"/>
                 <w:sz w:val="18"/>
               </w:rPr>
-              <w:t>33. Complete First-Time Checklist</w:t>
+              <w:t>31. Security, Privacy, and Recovery</w:t>
             </w:r>
           </w:p>
         </w:tc>
@@ -1539,7 +1455,91 @@
                 <w:color w:val="5D7693"/>
                 <w:sz w:val="18"/>
               </w:rPr>
-              <w:t>38</w:t>
+              <w:t>37</w:t>
+            </w:r>
+          </w:p>
+        </w:tc>
+      </w:tr>
+      <w:tr>
+        <w:tc>
+          <w:tcPr>
+            <w:tcW w:type="dxa" w:w="8200"/>
+          </w:tcPr>
+          <w:p>
+            <w:pPr>
+              <w:keepLines/>
+              <w:spacing w:after="20"/>
+            </w:pPr>
+            <w:r>
+              <w:rPr>
+                <w:rFonts w:ascii="Aptos" w:hAnsi="Aptos"/>
+                <w:color w:val="234C80"/>
+                <w:sz w:val="18"/>
+              </w:rPr>
+              <w:t>32. Troubleshooting</w:t>
+            </w:r>
+          </w:p>
+        </w:tc>
+        <w:tc>
+          <w:tcPr>
+            <w:tcW w:type="dxa" w:w="1160"/>
+          </w:tcPr>
+          <w:p>
+            <w:pPr>
+              <w:keepLines/>
+              <w:spacing w:after="20"/>
+              <w:jc w:val="right"/>
+            </w:pPr>
+            <w:r>
+              <w:rPr>
+                <w:rFonts w:ascii="Aptos" w:hAnsi="Aptos"/>
+                <w:b/>
+                <w:color w:val="5D7693"/>
+                <w:sz w:val="18"/>
+              </w:rPr>
+              <w:t>37</w:t>
+            </w:r>
+          </w:p>
+        </w:tc>
+      </w:tr>
+      <w:tr>
+        <w:tc>
+          <w:tcPr>
+            <w:tcW w:type="dxa" w:w="8200"/>
+          </w:tcPr>
+          <w:p>
+            <w:pPr>
+              <w:keepLines/>
+              <w:spacing w:after="20"/>
+            </w:pPr>
+            <w:r>
+              <w:rPr>
+                <w:rFonts w:ascii="Aptos" w:hAnsi="Aptos"/>
+                <w:color w:val="234C80"/>
+                <w:sz w:val="18"/>
+              </w:rPr>
+              <w:t>33. Complete First-Time Checklist</w:t>
+            </w:r>
+          </w:p>
+        </w:tc>
+        <w:tc>
+          <w:tcPr>
+            <w:tcW w:type="dxa" w:w="1160"/>
+          </w:tcPr>
+          <w:p>
+            <w:pPr>
+              <w:keepLines/>
+              <w:spacing w:after="20"/>
+              <w:jc w:val="right"/>
+            </w:pPr>
+            <w:r>
+              <w:rPr>
+                <w:rFonts w:ascii="Aptos" w:hAnsi="Aptos"/>
+                <w:b/>
+                <w:color w:val="5D7693"/>
+                <w:sz w:val="18"/>
+              </w:rPr>
+              <w:t>39</w:t>
             </w:r>
           </w:p>
         </w:tc>
@@ -1581,7 +1581,7 @@
                 <w:color w:val="5D7693"/>
                 <w:sz w:val="18"/>
               </w:rPr>
-              <w:t>40</w:t>
+              <w:t>41</w:t>
             </w:r>
           </w:p>
         </w:tc>
@@ -1674,7 +1674,35 @@
         <w:pStyle w:val="Heading2"/>
       </w:pPr>
       <w:r>
-        <w:t>1.1 Choose the path that fits your work</w:t>
+        <w:t>1.1 Translation Is Part of Development</w:t>
+      </w:r>
+    </w:p>
+    <w:p>
+      <w:r>
+        <w:t>Delphi App Translation Studio is a development tool, not a utility that is run against a finished executable. Use it while the Delphi application is under active development, when its forms, resources, runtime messages, and language behavior can still be reviewed and adjusted by the developer. Run the Studio again as the application changes so that new or revised text becomes part of the same controlled translation workflow.</w:t>
+      </w:r>
+    </w:p>
+    <w:p>
+      <w:r>
+        <w:t>Machine translation from DeepL or Google can provide a strong, useful result, but no automatic translation service can guarantee perfect wording in every language or every application context. A provider translates the text and context it is given; it cannot always know the developer's intended meaning, a specialized industry term, the purpose of a short caption, or how translated text will fit a particular control when the application is running.</w:t>
+      </w:r>
+    </w:p>
+    <w:p>
+      <w:r>
+        <w:t>The developer therefore remains an active part of localization. Review terminology, dynamic and assembled messages, custom or third-party controls, right-to-left and mixed-direction paragraphs, control sizing, wrapping, and the screens that matter most to users. A small, simple project may require little or no manual adjustment. A larger or more specialized application will usually need at least a few developer decisions or small corrections before release.</w:t>
+      </w:r>
+    </w:p>
+    <w:p>
+      <w:r>
+        <w:t>The goal of the Studio is to automate the translation work and give the best translation possible, preserve the developer’s project, identify the remaining work clearly, and make professional multilingual development practical—not to remove the developer from the process.</w:t>
+      </w:r>
+    </w:p>
+    <w:p>
+      <w:pPr>
+        <w:pStyle w:val="Heading2"/>
+      </w:pPr>
+      <w:r>
+        <w:t>1.2 Choose the path that fits your work</w:t>
       </w:r>
     </w:p>
     <w:p>
@@ -1714,7 +1742,7 @@
         <w:pStyle w:val="Heading2"/>
       </w:pPr>
       <w:r>
-        <w:t>1.2 What you will have when you finish</w:t>
+        <w:t>1.3 What you will have when you finish</w:t>
       </w:r>
     </w:p>
     <w:p>
@@ -2026,7 +2054,7 @@
         <w:pStyle w:val="Heading2"/>
       </w:pPr>
       <w:r>
-        <w:t>1.3 What this release supports</w:t>
+        <w:t>1.4 What this release supports</w:t>
       </w:r>
     </w:p>
     <w:p>
@@ -9118,11 +9146,11 @@
               <a:graphicData uri="http://schemas.openxmlformats.org/drawingml/2006/picture">
                 <pic:pic>
                   <pic:nvPicPr>
-                    <pic:cNvPr id="0" name="11-wizard-translation-service.png"/>
+                    <pic:cNvPr id="0" name="06-wizard-provider.png"/>
                     <pic:cNvPicPr/>
                   </pic:nvPicPr>
                   <pic:blipFill>
-                    <a:blip r:embed="rId21"/>
+                    <a:blip r:embed="rId29"/>
                     <a:srcRect l="16875" t="8444" r="16875" b="13778"/>
                     <a:stretch>
                       <a:fillRect/>

--- a/docs/guides/Delphi App Translation Studio User Guide.docx
+++ b/docs/guides/Delphi App Translation Studio User Guide.docx
@@ -2491,7 +2491,7 @@
         </w:numPr>
       </w:pPr>
       <w:r>
-        <w:t>Extract the complete archive to a short, writable development path such as C:\New Delphi Projects\Delphi App Translation.</w:t>
+        <w:t>Extract the complete archive to a short, writable development path such as C:\DelphiProjects\Delphi App Translation.</w:t>
       </w:r>
     </w:p>
     <w:p>
@@ -3242,7 +3242,7 @@
         <w:pStyle w:val="CodeBlock"/>
       </w:pPr>
       <w:r>
-        <w:t>Example absolute entry: C:\New Delphi Projects\VCL2FMXConverterV5 - Test\dependencies\DelphiAppTranslation\source</w:t>
+        <w:t>Example absolute entry: C:\DelphiProjects\MyApplication\dependencies\DelphiAppTranslation\source</w:t>
       </w:r>
     </w:p>
     <w:tbl>
@@ -7288,8 +7288,8 @@
       <w:r>
         <w:drawing>
           <wp:inline xmlns:a="http://schemas.openxmlformats.org/drawingml/2006/main" xmlns:pic="http://schemas.openxmlformats.org/drawingml/2006/picture">
-            <wp:extent cx="5897880" cy="3859869"/>
-            <wp:docPr id="12" name="Picture 12" descr="Maintenance Studio Project page showing VCL2FMXConverter project details" title="Maintenance Studio Project page showing VCL2FMXConverter project details"/>
+            <wp:extent cx="5897880" cy="3773435"/>
+            <wp:docPr id="12" name="Picture 12" descr="Maintenance Studio Project page showing project details" title="Maintenance Studio Project page showing project details"/>
             <wp:cNvGraphicFramePr>
               <a:graphicFrameLocks noChangeAspect="1"/>
             </wp:cNvGraphicFramePr>
@@ -7302,7 +7302,6 @@
                   </pic:nvPicPr>
                   <pic:blipFill>
                     <a:blip r:embed="rId25"/>
-                    <a:srcRect l="11875" t="2889" r="11812" b="8333"/>
                     <a:stretch>
                       <a:fillRect/>
                     </a:stretch>
@@ -7310,7 +7309,7 @@
                   <pic:spPr>
                     <a:xfrm>
                       <a:off x="0" y="0"/>
-                      <a:ext cx="5897880" cy="3859869"/>
+                      <a:ext cx="5897880" cy="3773435"/>
                     </a:xfrm>
                     <a:prstGeom prst="rect"/>
                   </pic:spPr>
@@ -7621,8 +7620,8 @@
       <w:r>
         <w:drawing>
           <wp:inline xmlns:a="http://schemas.openxmlformats.org/drawingml/2006/main" xmlns:pic="http://schemas.openxmlformats.org/drawingml/2006/picture">
-            <wp:extent cx="5897880" cy="3859869"/>
-            <wp:docPr id="13" name="Picture 13" descr="Maintenance Studio scan results for the VCL2FMXConverter project" title="Maintenance Studio scan results for the VCL2FMXConverter project"/>
+            <wp:extent cx="5897880" cy="3916254"/>
+            <wp:docPr id="13" name="Picture 13" descr="Maintenance Studio scan results for a Delphi project" title="Maintenance Studio scan results for a Delphi project"/>
             <wp:cNvGraphicFramePr>
               <a:graphicFrameLocks noChangeAspect="1"/>
             </wp:cNvGraphicFramePr>
@@ -7635,7 +7634,6 @@
                   </pic:nvPicPr>
                   <pic:blipFill>
                     <a:blip r:embed="rId26"/>
-                    <a:srcRect l="11875" t="2889" r="11812" b="8333"/>
                     <a:stretch>
                       <a:fillRect/>
                     </a:stretch>
@@ -7643,7 +7641,7 @@
                   <pic:spPr>
                     <a:xfrm>
                       <a:off x="0" y="0"/>
-                      <a:ext cx="5897880" cy="3859869"/>
+                      <a:ext cx="5897880" cy="3916254"/>
                     </a:xfrm>
                     <a:prstGeom prst="rect"/>
                   </pic:spPr>
@@ -9146,12 +9144,11 @@
               <a:graphicData uri="http://schemas.openxmlformats.org/drawingml/2006/picture">
                 <pic:pic>
                   <pic:nvPicPr>
-                    <pic:cNvPr id="0" name="06-wizard-provider.png"/>
+                    <pic:cNvPr id="0" name="11-wizard-translation-service.png"/>
                     <pic:cNvPicPr/>
                   </pic:nvPicPr>
                   <pic:blipFill>
-                    <a:blip r:embed="rId29"/>
-                    <a:srcRect l="16875" t="8444" r="16875" b="13778"/>
+                    <a:blip r:embed="rId21"/>
                     <a:stretch>
                       <a:fillRect/>
                     </a:stretch>
@@ -11139,7 +11136,7 @@
           </w:tcPr>
           <w:p>
             <w:r>
-              <w:t>C:\New Delphi Projects\Delphi App Translation (example)</w:t>
+              <w:t>C:\DelphiProjects\Delphi App Translation (example)</w:t>
             </w:r>
           </w:p>
         </w:tc>

--- a/docs/guides/Delphi App Translation Studio User Guide.docx
+++ b/docs/guides/Delphi App Translation Studio User Guide.docx
@@ -1582,6 +1582,49 @@
                 <w:sz w:val="18"/>
               </w:rPr>
               <w:t>41</w:t>
+            </w:r>
+          </w:p>
+        </w:tc>
+      </w:tr>
+      <w:tr>
+        <w:tc>
+          <w:tcPr>
+            <w:tcW w:type="dxa" w:w="8200"/>
+          </w:tcPr>
+          <w:p>
+            <w:pPr>
+              <w:keepLines/>
+              <w:spacing w:after="20"/>
+            </w:pPr>
+            <w:r>
+              <w:rPr>
+                <w:rFonts w:ascii="Aptos" w:hAnsi="Aptos"/>
+                <w:b w:val="0"/>
+                <w:color w:val="1F4E79"/>
+                <w:sz w:val="18"/>
+              </w:rPr>
+              <w:t>35. Appendix A - License Information</w:t>
+            </w:r>
+          </w:p>
+        </w:tc>
+        <w:tc>
+          <w:tcPr>
+            <w:tcW w:type="dxa" w:w="1160"/>
+          </w:tcPr>
+          <w:p>
+            <w:pPr>
+              <w:keepLines/>
+              <w:spacing w:after="20"/>
+              <w:jc w:val="right"/>
+            </w:pPr>
+            <w:r>
+              <w:rPr>
+                <w:rFonts w:ascii="Aptos" w:hAnsi="Aptos"/>
+                <w:b/>
+                <w:color w:val="5D6D7E"/>
+                <w:sz w:val="18"/>
+              </w:rPr>
+              <w:t>42</w:t>
             </w:r>
           </w:p>
         </w:tc>
@@ -11385,6 +11428,202 @@
         </w:tc>
       </w:tr>
     </w:tbl>
+    <w:p>
+      <w:r>
+        <w:br w:type="page"/>
+      </w:r>
+    </w:p>
+    <w:p>
+      <w:pPr>
+        <w:pStyle w:val="Heading1"/>
+        <w:keepNext/>
+        <w:spacing w:before="0" w:after="140"/>
+      </w:pPr>
+      <w:r>
+        <w:t>35. Appendix A - License Information</w:t>
+      </w:r>
+    </w:p>
+    <w:p>
+      <w:pPr>
+        <w:spacing w:before="0" w:after="40" w:line="240" w:lineRule="auto"/>
+      </w:pPr>
+      <w:r>
+        <w:rPr>
+          <w:sz w:val="17"/>
+        </w:rPr>
+        <w:t>Unless a particular file or third-party component states otherwise, Delphi App Translation Studio and its project documentation are licensed under the Apache License, Version 2.0. The license permits broad use while preserving attribution, notices, and the stated warranty limitations.</w:t>
+      </w:r>
+    </w:p>
+    <w:p>
+      <w:pPr>
+        <w:pStyle w:val="Heading2"/>
+        <w:keepNext/>
+        <w:spacing w:before="100" w:after="40"/>
+      </w:pPr>
+      <w:r>
+        <w:rPr>
+          <w:sz w:val="21"/>
+        </w:rPr>
+        <w:t>License grant</w:t>
+      </w:r>
+    </w:p>
+    <w:p>
+      <w:pPr>
+        <w:spacing w:before="0" w:after="40" w:line="240" w:lineRule="auto"/>
+      </w:pPr>
+      <w:r>
+        <w:rPr>
+          <w:sz w:val="17"/>
+        </w:rPr>
+        <w:t>Subject to the complete license terms, you may use, reproduce, modify, prepare derivative works from, publicly display, publicly perform, sublicense, and distribute the licensed material. The Apache License 2.0 also includes an express patent license from contributors for their applicable contributions.</w:t>
+      </w:r>
+    </w:p>
+    <w:p>
+      <w:pPr>
+        <w:pStyle w:val="Heading2"/>
+        <w:keepNext/>
+        <w:spacing w:before="100" w:after="40"/>
+      </w:pPr>
+      <w:r>
+        <w:rPr>
+          <w:sz w:val="21"/>
+        </w:rPr>
+        <w:t>Important conditions</w:t>
+      </w:r>
+    </w:p>
+    <w:p>
+      <w:pPr>
+        <w:pStyle w:val="ListBullet"/>
+        <w:spacing w:before="0" w:after="40" w:line="240" w:lineRule="auto"/>
+      </w:pPr>
+      <w:r>
+        <w:rPr>
+          <w:sz w:val="17"/>
+        </w:rPr>
+        <w:t>Give recipients a copy of the Apache License 2.0 when distributing covered material.</w:t>
+      </w:r>
+    </w:p>
+    <w:p>
+      <w:pPr>
+        <w:pStyle w:val="ListBullet"/>
+        <w:spacing w:before="0" w:after="40" w:line="240" w:lineRule="auto"/>
+      </w:pPr>
+      <w:r>
+        <w:rPr>
+          <w:sz w:val="17"/>
+        </w:rPr>
+        <w:t>State significant changes made to modified files.</w:t>
+      </w:r>
+    </w:p>
+    <w:p>
+      <w:pPr>
+        <w:pStyle w:val="ListBullet"/>
+        <w:spacing w:before="0" w:after="40" w:line="240" w:lineRule="auto"/>
+      </w:pPr>
+      <w:r>
+        <w:rPr>
+          <w:sz w:val="17"/>
+        </w:rPr>
+        <w:t>Retain applicable copyright, patent, trademark, attribution, and NOTICE information.</w:t>
+      </w:r>
+    </w:p>
+    <w:p>
+      <w:pPr>
+        <w:pStyle w:val="ListBullet"/>
+        <w:spacing w:before="0" w:after="40" w:line="240" w:lineRule="auto"/>
+      </w:pPr>
+      <w:r>
+        <w:rPr>
+          <w:sz w:val="17"/>
+        </w:rPr>
+        <w:t>Do not use project or contributor names and trademarks as an endorsement except as the license permits.</w:t>
+      </w:r>
+    </w:p>
+    <w:p>
+      <w:pPr>
+        <w:pStyle w:val="Heading2"/>
+        <w:keepNext/>
+        <w:spacing w:before="100" w:after="40"/>
+      </w:pPr>
+      <w:r>
+        <w:rPr>
+          <w:sz w:val="21"/>
+        </w:rPr>
+        <w:t>Warranty and liability</w:t>
+      </w:r>
+    </w:p>
+    <w:p>
+      <w:pPr>
+        <w:spacing w:before="0" w:after="40" w:line="240" w:lineRule="auto"/>
+      </w:pPr>
+      <w:r>
+        <w:rPr>
+          <w:sz w:val="17"/>
+        </w:rPr>
+        <w:t>The licensed material is provided on an AS IS basis, without warranties or conditions of any kind. The complete Apache License 2.0 controls the warranty, liability, contribution, redistribution, and patent provisions.</w:t>
+      </w:r>
+    </w:p>
+    <w:p>
+      <w:pPr>
+        <w:pStyle w:val="Heading2"/>
+        <w:keepNext/>
+        <w:spacing w:before="100" w:after="40"/>
+      </w:pPr>
+      <w:r>
+        <w:rPr>
+          <w:sz w:val="21"/>
+        </w:rPr>
+        <w:t>Your applications and generated output</w:t>
+      </w:r>
+    </w:p>
+    <w:p>
+      <w:pPr>
+        <w:spacing w:before="0" w:after="40" w:line="240" w:lineRule="auto"/>
+      </w:pPr>
+      <w:r>
+        <w:rPr>
+          <w:sz w:val="17"/>
+        </w:rPr>
+        <w:t>Using the Studio does not transfer ownership of the Delphi application being translated. The application developer remains responsible for the license and distribution terms of the target application, translated content, generated language packs, and any third-party components. Studio runtime or component source included with a project remains subject to the Apache License 2.0 unless its file states different terms. Third-party software retains its own license.</w:t>
+      </w:r>
+    </w:p>
+    <w:p>
+      <w:pPr>
+        <w:pStyle w:val="Heading2"/>
+        <w:keepNext/>
+        <w:spacing w:before="100" w:after="40"/>
+      </w:pPr>
+      <w:r>
+        <w:rPr>
+          <w:sz w:val="21"/>
+        </w:rPr>
+        <w:t>Full legal text</w:t>
+      </w:r>
+    </w:p>
+    <w:p>
+      <w:pPr>
+        <w:spacing w:before="0" w:after="40" w:line="240" w:lineRule="auto"/>
+      </w:pPr>
+      <w:r>
+        <w:rPr>
+          <w:sz w:val="17"/>
+        </w:rPr>
+        <w:t>The complete controlling license is the LICENSE file in the repository and source distribution root. An official reference copy is available at https://www.apache.org/licenses/LICENSE-2.0. If this summary and the complete license differ, the complete Apache License 2.0 text controls.</w:t>
+      </w:r>
+    </w:p>
+    <w:p>
+      <w:pPr>
+        <w:spacing w:before="0" w:after="40" w:line="240" w:lineRule="auto"/>
+        <w:ind w:left="360" w:right="360"/>
+      </w:pPr>
+      <w:r>
+        <w:rPr>
+          <w:i/>
+          <w:sz w:val="17"/>
+        </w:rPr>
+        <w:t>Licensed under the Apache License, Version 2.0 (the "License"); you may not use this work except in compliance with the License. Unless required by applicable law or agreed to in writing, software distributed under the License is distributed on an AS IS BASIS, WITHOUT WARRANTIES OR CONDITIONS OF ANY KIND, either express or implied.</w:t>
+      </w:r>
+    </w:p>
     <w:sectPr>
       <w:headerReference w:type="default" r:id="rId14"/>
       <w:footerReference w:type="default" r:id="rId15"/>

--- a/docs/guides/Delphi App Translation Studio User Guide.docx
+++ b/docs/guides/Delphi App Translation Studio User Guide.docx
@@ -489,7 +489,7 @@
                 <w:color w:val="5D7693"/>
                 <w:sz w:val="18"/>
               </w:rPr>
-              <w:t>11</w:t>
+              <w:t>10</w:t>
             </w:r>
           </w:p>
         </w:tc>
@@ -531,7 +531,7 @@
                 <w:color w:val="5D7693"/>
                 <w:sz w:val="18"/>
               </w:rPr>
-              <w:t>12</w:t>
+              <w:t>11</w:t>
             </w:r>
           </w:p>
         </w:tc>
@@ -553,6 +553,48 @@
                 <w:sz w:val="18"/>
               </w:rPr>
               <w:t>10. Wizard Step 1 - Welcome</w:t>
+            </w:r>
+          </w:p>
+        </w:tc>
+        <w:tc>
+          <w:tcPr>
+            <w:tcW w:type="dxa" w:w="1160"/>
+          </w:tcPr>
+          <w:p>
+            <w:pPr>
+              <w:keepLines/>
+              <w:spacing w:after="20"/>
+              <w:jc w:val="right"/>
+            </w:pPr>
+            <w:r>
+              <w:rPr>
+                <w:rFonts w:ascii="Aptos" w:hAnsi="Aptos"/>
+                <w:b/>
+                <w:color w:val="5D7693"/>
+                <w:sz w:val="18"/>
+              </w:rPr>
+              <w:t>13</w:t>
+            </w:r>
+          </w:p>
+        </w:tc>
+      </w:tr>
+      <w:tr>
+        <w:tc>
+          <w:tcPr>
+            <w:tcW w:type="dxa" w:w="8200"/>
+          </w:tcPr>
+          <w:p>
+            <w:pPr>
+              <w:keepLines/>
+              <w:spacing w:after="20"/>
+            </w:pPr>
+            <w:r>
+              <w:rPr>
+                <w:rFonts w:ascii="Aptos" w:hAnsi="Aptos"/>
+                <w:color w:val="234C80"/>
+                <w:sz w:val="18"/>
+              </w:rPr>
+              <w:t>11. Wizard Step 2 - Delphi Project</w:t>
             </w:r>
           </w:p>
         </w:tc>
@@ -594,7 +636,7 @@
                 <w:color w:val="234C80"/>
                 <w:sz w:val="18"/>
               </w:rPr>
-              <w:t>11. Wizard Step 2 - Delphi Project</w:t>
+              <w:t>12. Wizard Step 3 - Deployment</w:t>
             </w:r>
           </w:p>
         </w:tc>
@@ -636,7 +678,7 @@
                 <w:color w:val="234C80"/>
                 <w:sz w:val="18"/>
               </w:rPr>
-              <w:t>12. Wizard Step 3 - Deployment</w:t>
+              <w:t>13. Wizard Step 4 - Languages</w:t>
             </w:r>
           </w:p>
         </w:tc>
@@ -657,7 +699,7 @@
                 <w:color w:val="5D7693"/>
                 <w:sz w:val="18"/>
               </w:rPr>
-              <w:t>16</w:t>
+              <w:t>17</w:t>
             </w:r>
           </w:p>
         </w:tc>
@@ -678,7 +720,7 @@
                 <w:color w:val="234C80"/>
                 <w:sz w:val="18"/>
               </w:rPr>
-              <w:t>13. Wizard Step 4 - Languages</w:t>
+              <w:t>14. Wizard Step 5 - Translation Service</w:t>
             </w:r>
           </w:p>
         </w:tc>
@@ -720,7 +762,7 @@
                 <w:color w:val="234C80"/>
                 <w:sz w:val="18"/>
               </w:rPr>
-              <w:t>14. Wizard Step 5 - Translation Service</w:t>
+              <w:t>15. Wizard Step 6 - Scan Project</w:t>
             </w:r>
           </w:p>
         </w:tc>
@@ -741,7 +783,7 @@
                 <w:color w:val="5D7693"/>
                 <w:sz w:val="18"/>
               </w:rPr>
-              <w:t>19</w:t>
+              <w:t>20</w:t>
             </w:r>
           </w:p>
         </w:tc>
@@ -762,7 +804,7 @@
                 <w:color w:val="234C80"/>
                 <w:sz w:val="18"/>
               </w:rPr>
-              <w:t>15. Wizard Step 6 - Scan Project</w:t>
+              <w:t>16. Wizard Step 7 - Review and Authorize</w:t>
             </w:r>
           </w:p>
         </w:tc>
@@ -804,7 +846,7 @@
                 <w:color w:val="234C80"/>
                 <w:sz w:val="18"/>
               </w:rPr>
-              <w:t>16. Wizard Step 7 - Review and Authorize</w:t>
+              <w:t>17. Localization Review Window</w:t>
             </w:r>
           </w:p>
         </w:tc>
@@ -846,7 +888,7 @@
                 <w:color w:val="234C80"/>
                 <w:sz w:val="18"/>
               </w:rPr>
-              <w:t>17. Localization Review Window</w:t>
+              <w:t>18. Wizard Step 8 - Process and Finish</w:t>
             </w:r>
           </w:p>
         </w:tc>
@@ -888,7 +930,7 @@
                 <w:color w:val="234C80"/>
                 <w:sz w:val="18"/>
               </w:rPr>
-              <w:t>18. Wizard Step 8 - Process and Finish</w:t>
+              <w:t>19. Maintenance Studio Overview</w:t>
             </w:r>
           </w:p>
         </w:tc>
@@ -930,7 +972,7 @@
                 <w:color w:val="234C80"/>
                 <w:sz w:val="18"/>
               </w:rPr>
-              <w:t>19. Maintenance Studio Overview</w:t>
+              <w:t>20. Maintenance Page 1 - Project</w:t>
             </w:r>
           </w:p>
         </w:tc>
@@ -972,7 +1014,7 @@
                 <w:color w:val="234C80"/>
                 <w:sz w:val="18"/>
               </w:rPr>
-              <w:t>20. Maintenance Page 1 - Project</w:t>
+              <w:t>21. Maintenance Page 2 - Scan</w:t>
             </w:r>
           </w:p>
         </w:tc>
@@ -1014,7 +1056,7 @@
                 <w:color w:val="234C80"/>
                 <w:sz w:val="18"/>
               </w:rPr>
-              <w:t>21. Maintenance Page 2 - Scan</w:t>
+              <w:t>22. Maintenance Page 3 - Translate</w:t>
             </w:r>
           </w:p>
         </w:tc>
@@ -1056,7 +1098,7 @@
                 <w:color w:val="234C80"/>
                 <w:sz w:val="18"/>
               </w:rPr>
-              <w:t>22. Maintenance Page 3 - Translate</w:t>
+              <w:t>23. Maintenance Page 4 - Validation</w:t>
             </w:r>
           </w:p>
         </w:tc>
@@ -1098,7 +1140,49 @@
                 <w:color w:val="234C80"/>
                 <w:sz w:val="18"/>
               </w:rPr>
-              <w:t>23. Maintenance Page 4 - Validation</w:t>
+              <w:t>24. Maintenance Page 5 - Export</w:t>
+            </w:r>
+          </w:p>
+        </w:tc>
+        <w:tc>
+          <w:tcPr>
+            <w:tcW w:type="dxa" w:w="1160"/>
+          </w:tcPr>
+          <w:p>
+            <w:pPr>
+              <w:keepLines/>
+              <w:spacing w:after="20"/>
+              <w:jc w:val="right"/>
+            </w:pPr>
+            <w:r>
+              <w:rPr>
+                <w:rFonts w:ascii="Aptos" w:hAnsi="Aptos"/>
+                <w:b/>
+                <w:color w:val="5D7693"/>
+                <w:sz w:val="18"/>
+              </w:rPr>
+              <w:t>29</w:t>
+            </w:r>
+          </w:p>
+        </w:tc>
+      </w:tr>
+      <w:tr>
+        <w:tc>
+          <w:tcPr>
+            <w:tcW w:type="dxa" w:w="8200"/>
+          </w:tcPr>
+          <w:p>
+            <w:pPr>
+              <w:keepLines/>
+              <w:spacing w:after="20"/>
+            </w:pPr>
+            <w:r>
+              <w:rPr>
+                <w:rFonts w:ascii="Aptos" w:hAnsi="Aptos"/>
+                <w:color w:val="234C80"/>
+                <w:sz w:val="18"/>
+              </w:rPr>
+              <w:t>25. Maintenance Page 6 - Integration</w:t>
             </w:r>
           </w:p>
         </w:tc>
@@ -1140,49 +1224,7 @@
                 <w:color w:val="234C80"/>
                 <w:sz w:val="18"/>
               </w:rPr>
-              <w:t>24. Maintenance Page 5 - Export</w:t>
-            </w:r>
-          </w:p>
-        </w:tc>
-        <w:tc>
-          <w:tcPr>
-            <w:tcW w:type="dxa" w:w="1160"/>
-          </w:tcPr>
-          <w:p>
-            <w:pPr>
-              <w:keepLines/>
-              <w:spacing w:after="20"/>
-              <w:jc w:val="right"/>
-            </w:pPr>
-            <w:r>
-              <w:rPr>
-                <w:rFonts w:ascii="Aptos" w:hAnsi="Aptos"/>
-                <w:b/>
-                <w:color w:val="5D7693"/>
-                <w:sz w:val="18"/>
-              </w:rPr>
-              <w:t>30</w:t>
-            </w:r>
-          </w:p>
-        </w:tc>
-      </w:tr>
-      <w:tr>
-        <w:tc>
-          <w:tcPr>
-            <w:tcW w:type="dxa" w:w="8200"/>
-          </w:tcPr>
-          <w:p>
-            <w:pPr>
-              <w:keepLines/>
-              <w:spacing w:after="20"/>
-            </w:pPr>
-            <w:r>
-              <w:rPr>
-                <w:rFonts w:ascii="Aptos" w:hAnsi="Aptos"/>
-                <w:color w:val="234C80"/>
-                <w:sz w:val="18"/>
-              </w:rPr>
-              <w:t>25. Maintenance Page 6 - Integration</w:t>
+              <w:t>26. Maintenance Page 7 - Provider Settings</w:t>
             </w:r>
           </w:p>
         </w:tc>
@@ -1224,7 +1266,7 @@
                 <w:color w:val="234C80"/>
                 <w:sz w:val="18"/>
               </w:rPr>
-              <w:t>26. Maintenance Page 7 - Provider Settings</w:t>
+              <w:t>27. DeepL and Google Setup</w:t>
             </w:r>
           </w:p>
         </w:tc>
@@ -1245,7 +1287,7 @@
                 <w:color w:val="5D7693"/>
                 <w:sz w:val="18"/>
               </w:rPr>
-              <w:t>32</w:t>
+              <w:t>33</w:t>
             </w:r>
           </w:p>
         </w:tc>
@@ -1266,7 +1308,7 @@
                 <w:color w:val="234C80"/>
                 <w:sz w:val="18"/>
               </w:rPr>
-              <w:t>27. DeepL and Google Setup</w:t>
+              <w:t>28. Runtime Integration in VCL and FMX</w:t>
             </w:r>
           </w:p>
         </w:tc>
@@ -1308,7 +1350,49 @@
                 <w:color w:val="234C80"/>
                 <w:sz w:val="18"/>
               </w:rPr>
-              <w:t>28. Runtime Integration in VCL and FMX</w:t>
+              <w:t>29. Build, Deploy, and Verify</w:t>
+            </w:r>
+          </w:p>
+        </w:tc>
+        <w:tc>
+          <w:tcPr>
+            <w:tcW w:type="dxa" w:w="1160"/>
+          </w:tcPr>
+          <w:p>
+            <w:pPr>
+              <w:keepLines/>
+              <w:spacing w:after="20"/>
+              <w:jc w:val="right"/>
+            </w:pPr>
+            <w:r>
+              <w:rPr>
+                <w:rFonts w:ascii="Aptos" w:hAnsi="Aptos"/>
+                <w:b/>
+                <w:color w:val="5D7693"/>
+                <w:sz w:val="18"/>
+              </w:rPr>
+              <w:t>34</w:t>
+            </w:r>
+          </w:p>
+        </w:tc>
+      </w:tr>
+      <w:tr>
+        <w:tc>
+          <w:tcPr>
+            <w:tcW w:type="dxa" w:w="8200"/>
+          </w:tcPr>
+          <w:p>
+            <w:pPr>
+              <w:keepLines/>
+              <w:spacing w:after="20"/>
+            </w:pPr>
+            <w:r>
+              <w:rPr>
+                <w:rFonts w:ascii="Aptos" w:hAnsi="Aptos"/>
+                <w:color w:val="234C80"/>
+                <w:sz w:val="18"/>
+              </w:rPr>
+              <w:t>30. RTL, Layout, HTML, and Dynamic Text</w:t>
             </w:r>
           </w:p>
         </w:tc>
@@ -1350,7 +1434,7 @@
                 <w:color w:val="234C80"/>
                 <w:sz w:val="18"/>
               </w:rPr>
-              <w:t>29. Build, Deploy, and Verify</w:t>
+              <w:t>31. Security, Privacy, and Recovery</w:t>
             </w:r>
           </w:p>
         </w:tc>
@@ -1392,7 +1476,7 @@
                 <w:color w:val="234C80"/>
                 <w:sz w:val="18"/>
               </w:rPr>
-              <w:t>30. RTL, Layout, HTML, and Dynamic Text</w:t>
+              <w:t>32. Troubleshooting</w:t>
             </w:r>
           </w:p>
         </w:tc>
@@ -1434,7 +1518,7 @@
                 <w:color w:val="234C80"/>
                 <w:sz w:val="18"/>
               </w:rPr>
-              <w:t>31. Security, Privacy, and Recovery</w:t>
+              <w:t>33. Complete First-Time Checklist</w:t>
             </w:r>
           </w:p>
         </w:tc>
@@ -1455,7 +1539,7 @@
                 <w:color w:val="5D7693"/>
                 <w:sz w:val="18"/>
               </w:rPr>
-              <w:t>37</w:t>
+              <w:t>38</w:t>
             </w:r>
           </w:p>
         </w:tc>
@@ -1476,7 +1560,7 @@
                 <w:color w:val="234C80"/>
                 <w:sz w:val="18"/>
               </w:rPr>
-              <w:t>32. Troubleshooting</w:t>
+              <w:t>34. Quick Path Reference</w:t>
             </w:r>
           </w:p>
         </w:tc>
@@ -1497,7 +1581,7 @@
                 <w:color w:val="5D7693"/>
                 <w:sz w:val="18"/>
               </w:rPr>
-              <w:t>37</w:t>
+              <w:t>40</w:t>
             </w:r>
           </w:p>
         </w:tc>
@@ -1518,49 +1602,7 @@
                 <w:color w:val="234C80"/>
                 <w:sz w:val="18"/>
               </w:rPr>
-              <w:t>33. Complete First-Time Checklist</w:t>
-            </w:r>
-          </w:p>
-        </w:tc>
-        <w:tc>
-          <w:tcPr>
-            <w:tcW w:type="dxa" w:w="1160"/>
-          </w:tcPr>
-          <w:p>
-            <w:pPr>
-              <w:keepLines/>
-              <w:spacing w:after="20"/>
-              <w:jc w:val="right"/>
-            </w:pPr>
-            <w:r>
-              <w:rPr>
-                <w:rFonts w:ascii="Aptos" w:hAnsi="Aptos"/>
-                <w:b/>
-                <w:color w:val="5D7693"/>
-                <w:sz w:val="18"/>
-              </w:rPr>
-              <w:t>39</w:t>
-            </w:r>
-          </w:p>
-        </w:tc>
-      </w:tr>
-      <w:tr>
-        <w:tc>
-          <w:tcPr>
-            <w:tcW w:type="dxa" w:w="8200"/>
-          </w:tcPr>
-          <w:p>
-            <w:pPr>
-              <w:keepLines/>
-              <w:spacing w:after="20"/>
-            </w:pPr>
-            <w:r>
-              <w:rPr>
-                <w:rFonts w:ascii="Aptos" w:hAnsi="Aptos"/>
-                <w:color w:val="234C80"/>
-                <w:sz w:val="18"/>
-              </w:rPr>
-              <w:t>34. Quick Path Reference</w:t>
+              <w:t>35. Appendix A - License Information</w:t>
             </w:r>
           </w:p>
         </w:tc>
@@ -1582,49 +1624,6 @@
                 <w:sz w:val="18"/>
               </w:rPr>
               <w:t>41</w:t>
-            </w:r>
-          </w:p>
-        </w:tc>
-      </w:tr>
-      <w:tr>
-        <w:tc>
-          <w:tcPr>
-            <w:tcW w:type="dxa" w:w="8200"/>
-          </w:tcPr>
-          <w:p>
-            <w:pPr>
-              <w:keepLines/>
-              <w:spacing w:after="20"/>
-            </w:pPr>
-            <w:r>
-              <w:rPr>
-                <w:rFonts w:ascii="Aptos" w:hAnsi="Aptos"/>
-                <w:b w:val="0"/>
-                <w:color w:val="1F4E79"/>
-                <w:sz w:val="18"/>
-              </w:rPr>
-              <w:t>35. Appendix A - License Information</w:t>
-            </w:r>
-          </w:p>
-        </w:tc>
-        <w:tc>
-          <w:tcPr>
-            <w:tcW w:type="dxa" w:w="1160"/>
-          </w:tcPr>
-          <w:p>
-            <w:pPr>
-              <w:keepLines/>
-              <w:spacing w:after="20"/>
-              <w:jc w:val="right"/>
-            </w:pPr>
-            <w:r>
-              <w:rPr>
-                <w:rFonts w:ascii="Aptos" w:hAnsi="Aptos"/>
-                <w:b/>
-                <w:color w:val="5D6D7E"/>
-                <w:sz w:val="18"/>
-              </w:rPr>
-              <w:t>42</w:t>
             </w:r>
           </w:p>
         </w:tc>
@@ -3796,12 +3795,13 @@
     <w:p>
       <w:pPr>
         <w:keepNext/>
+        <w:spacing w:before="120" w:after="60"/>
         <w:jc w:val="center"/>
       </w:pPr>
       <w:r>
         <w:drawing>
           <wp:inline xmlns:a="http://schemas.openxmlformats.org/drawingml/2006/main" xmlns:pic="http://schemas.openxmlformats.org/drawingml/2006/picture">
-            <wp:extent cx="5897880" cy="3812462"/>
+            <wp:extent cx="5349240" cy="3457963"/>
             <wp:docPr id="2" name="Picture 2" descr="Delphi App Translation Studio landing screen with Setup Wizard, Maintenance Studio, and Close buttons" title="Delphi App Translation Studio landing screen with Setup Wizard, Maintenance Studio, and Close buttons"/>
             <wp:cNvGraphicFramePr>
               <a:graphicFrameLocks noChangeAspect="1"/>
@@ -3822,7 +3822,7 @@
                   <pic:spPr>
                     <a:xfrm>
                       <a:off x="0" y="0"/>
-                      <a:ext cx="5897880" cy="3812462"/>
+                      <a:ext cx="5349240" cy="3457963"/>
                     </a:xfrm>
                     <a:prstGeom prst="rect"/>
                   </pic:spPr>
@@ -3835,6 +3835,7 @@
     </w:p>
     <w:p>
       <w:pPr>
+        <w:keepLines/>
         <w:spacing w:after="200"/>
         <w:jc w:val="center"/>
       </w:pPr>
@@ -4117,12 +4118,13 @@
     <w:p>
       <w:pPr>
         <w:keepNext/>
+        <w:spacing w:before="120" w:after="60"/>
         <w:jc w:val="center"/>
       </w:pPr>
       <w:r>
         <w:drawing>
           <wp:inline xmlns:a="http://schemas.openxmlformats.org/drawingml/2006/main" xmlns:pic="http://schemas.openxmlformats.org/drawingml/2006/picture">
-            <wp:extent cx="5394960" cy="1198880"/>
+            <wp:extent cx="5394960" cy="1199853"/>
             <wp:docPr id="3" name="Picture 3" descr="Focused crop showing the Run Setup Wizard, Open Maintenance Studio, and Close buttons" title="Focused crop showing the Run Setup Wizard, Open Maintenance Studio, and Close buttons"/>
             <wp:cNvGraphicFramePr>
               <a:graphicFrameLocks noChangeAspect="1"/>
@@ -4131,12 +4133,11 @@
               <a:graphicData uri="http://schemas.openxmlformats.org/drawingml/2006/picture">
                 <pic:pic>
                   <pic:nvPicPr>
-                    <pic:cNvPr id="0" name="01-landing-screen.png"/>
+                    <pic:cNvPr id="0" name="tmpk0qu_5v8.png"/>
                     <pic:cNvPicPr/>
                   </pic:nvPicPr>
                   <pic:blipFill>
-                    <a:blip r:embed="rId16"/>
-                    <a:srcRect l="15858" t="53442" r="34304" b="29412"/>
+                    <a:blip r:embed="rId17"/>
                     <a:stretch>
                       <a:fillRect/>
                     </a:stretch>
@@ -4144,7 +4145,7 @@
                   <pic:spPr>
                     <a:xfrm>
                       <a:off x="0" y="0"/>
-                      <a:ext cx="5394960" cy="1198880"/>
+                      <a:ext cx="5394960" cy="1199853"/>
                     </a:xfrm>
                     <a:prstGeom prst="rect"/>
                   </pic:spPr>
@@ -4157,6 +4158,7 @@
     </w:p>
     <w:p>
       <w:pPr>
+        <w:keepLines/>
         <w:spacing w:after="200"/>
         <w:jc w:val="center"/>
       </w:pPr>
@@ -4498,12 +4500,13 @@
     <w:p>
       <w:pPr>
         <w:keepNext/>
+        <w:spacing w:before="120" w:after="60"/>
         <w:jc w:val="center"/>
       </w:pPr>
       <w:r>
         <w:drawing>
           <wp:inline xmlns:a="http://schemas.openxmlformats.org/drawingml/2006/main" xmlns:pic="http://schemas.openxmlformats.org/drawingml/2006/picture">
-            <wp:extent cx="5897880" cy="3958308"/>
+            <wp:extent cx="5349240" cy="3504846"/>
             <wp:docPr id="4" name="Picture 4" descr="Setup Wizard Welcome page with safety explanation and Back, Next, Cancel buttons" title="Setup Wizard Welcome page with safety explanation and Back, Next, Cancel buttons"/>
             <wp:cNvGraphicFramePr>
               <a:graphicFrameLocks noChangeAspect="1"/>
@@ -4516,7 +4519,7 @@
                     <pic:cNvPicPr/>
                   </pic:nvPicPr>
                   <pic:blipFill>
-                    <a:blip r:embed="rId17"/>
+                    <a:blip r:embed="rId18"/>
                     <a:stretch>
                       <a:fillRect/>
                     </a:stretch>
@@ -4524,7 +4527,7 @@
                   <pic:spPr>
                     <a:xfrm>
                       <a:off x="0" y="0"/>
-                      <a:ext cx="5897880" cy="3958308"/>
+                      <a:ext cx="5349240" cy="3504846"/>
                     </a:xfrm>
                     <a:prstGeom prst="rect"/>
                   </pic:spPr>
@@ -4537,6 +4540,7 @@
     </w:p>
     <w:p>
       <w:pPr>
+        <w:keepLines/>
         <w:spacing w:after="200"/>
         <w:jc w:val="center"/>
       </w:pPr>
@@ -4566,12 +4570,13 @@
     <w:p>
       <w:pPr>
         <w:keepNext/>
+        <w:spacing w:before="120" w:after="60"/>
         <w:jc w:val="center"/>
       </w:pPr>
       <w:r>
         <w:drawing>
           <wp:inline xmlns:a="http://schemas.openxmlformats.org/drawingml/2006/main" xmlns:pic="http://schemas.openxmlformats.org/drawingml/2006/picture">
-            <wp:extent cx="5897880" cy="3895561"/>
+            <wp:extent cx="5349240" cy="4145280"/>
             <wp:docPr id="5" name="Picture 5" descr="Setup Wizard Delphi Project page with project path, detected Application ID, and workflow selection" title="Setup Wizard Delphi Project page with project path, detected Application ID, and workflow selection"/>
             <wp:cNvGraphicFramePr>
               <a:graphicFrameLocks noChangeAspect="1"/>
@@ -4580,12 +4585,11 @@
               <a:graphicData uri="http://schemas.openxmlformats.org/drawingml/2006/picture">
                 <pic:pic>
                   <pic:nvPicPr>
-                    <pic:cNvPr id="0" name="08-wizard-project.png"/>
+                    <pic:cNvPr id="0" name="tmphenmi83p.png"/>
                     <pic:cNvPicPr/>
                   </pic:nvPicPr>
                   <pic:blipFill>
-                    <a:blip r:embed="rId18"/>
-                    <a:srcRect l="16875" t="8444" r="16875" b="13778"/>
+                    <a:blip r:embed="rId19"/>
                     <a:stretch>
                       <a:fillRect/>
                     </a:stretch>
@@ -4593,7 +4597,7 @@
                   <pic:spPr>
                     <a:xfrm>
                       <a:off x="0" y="0"/>
-                      <a:ext cx="5897880" cy="3895561"/>
+                      <a:ext cx="5349240" cy="4145280"/>
                     </a:xfrm>
                     <a:prstGeom prst="rect"/>
                   </pic:spPr>
@@ -4606,6 +4610,7 @@
     </w:p>
     <w:p>
       <w:pPr>
+        <w:keepLines/>
         <w:spacing w:after="200"/>
         <w:jc w:val="center"/>
       </w:pPr>
@@ -4975,12 +4980,13 @@
     <w:p>
       <w:pPr>
         <w:keepNext/>
+        <w:spacing w:before="120" w:after="60"/>
         <w:jc w:val="center"/>
       </w:pPr>
       <w:r>
         <w:drawing>
           <wp:inline xmlns:a="http://schemas.openxmlformats.org/drawingml/2006/main" xmlns:pic="http://schemas.openxmlformats.org/drawingml/2006/picture">
-            <wp:extent cx="5897880" cy="3895561"/>
+            <wp:extent cx="5349240" cy="4145280"/>
             <wp:docPr id="6" name="Picture 6" descr="Setup Wizard Deployment page with optional destinations and executable authorization" title="Setup Wizard Deployment page with optional destinations and executable authorization"/>
             <wp:cNvGraphicFramePr>
               <a:graphicFrameLocks noChangeAspect="1"/>
@@ -4989,12 +4995,11 @@
               <a:graphicData uri="http://schemas.openxmlformats.org/drawingml/2006/picture">
                 <pic:pic>
                   <pic:nvPicPr>
-                    <pic:cNvPr id="0" name="09-wizard-deployment.png"/>
+                    <pic:cNvPr id="0" name="tmpqwxw3a_5.png"/>
                     <pic:cNvPicPr/>
                   </pic:nvPicPr>
                   <pic:blipFill>
-                    <a:blip r:embed="rId19"/>
-                    <a:srcRect l="16875" t="8444" r="16875" b="13778"/>
+                    <a:blip r:embed="rId20"/>
                     <a:stretch>
                       <a:fillRect/>
                     </a:stretch>
@@ -5002,7 +5007,7 @@
                   <pic:spPr>
                     <a:xfrm>
                       <a:off x="0" y="0"/>
-                      <a:ext cx="5897880" cy="3895561"/>
+                      <a:ext cx="5349240" cy="4145280"/>
                     </a:xfrm>
                     <a:prstGeom prst="rect"/>
                   </pic:spPr>
@@ -5015,6 +5020,7 @@
     </w:p>
     <w:p>
       <w:pPr>
+        <w:keepLines/>
         <w:spacing w:after="200"/>
         <w:jc w:val="center"/>
       </w:pPr>
@@ -5267,12 +5273,13 @@
     <w:p>
       <w:pPr>
         <w:keepNext/>
+        <w:spacing w:before="120" w:after="60"/>
         <w:jc w:val="center"/>
       </w:pPr>
       <w:r>
         <w:drawing>
           <wp:inline xmlns:a="http://schemas.openxmlformats.org/drawingml/2006/main" xmlns:pic="http://schemas.openxmlformats.org/drawingml/2006/picture">
-            <wp:extent cx="5897880" cy="3895561"/>
+            <wp:extent cx="5349240" cy="4145280"/>
             <wp:docPr id="7" name="Picture 7" descr="Setup Wizard Languages page with source language, target language, and native language name" title="Setup Wizard Languages page with source language, target language, and native language name"/>
             <wp:cNvGraphicFramePr>
               <a:graphicFrameLocks noChangeAspect="1"/>
@@ -5281,12 +5288,11 @@
               <a:graphicData uri="http://schemas.openxmlformats.org/drawingml/2006/picture">
                 <pic:pic>
                   <pic:nvPicPr>
-                    <pic:cNvPr id="0" name="10-wizard-languages.png"/>
+                    <pic:cNvPr id="0" name="tmplnepfx2t.png"/>
                     <pic:cNvPicPr/>
                   </pic:nvPicPr>
                   <pic:blipFill>
-                    <a:blip r:embed="rId20"/>
-                    <a:srcRect l="16875" t="8444" r="16875" b="13778"/>
+                    <a:blip r:embed="rId21"/>
                     <a:stretch>
                       <a:fillRect/>
                     </a:stretch>
@@ -5294,7 +5300,7 @@
                   <pic:spPr>
                     <a:xfrm>
                       <a:off x="0" y="0"/>
-                      <a:ext cx="5897880" cy="3895561"/>
+                      <a:ext cx="5349240" cy="4145280"/>
                     </a:xfrm>
                     <a:prstGeom prst="rect"/>
                   </pic:spPr>
@@ -5307,6 +5313,7 @@
     </w:p>
     <w:p>
       <w:pPr>
+        <w:keepLines/>
         <w:spacing w:after="200"/>
         <w:jc w:val="center"/>
       </w:pPr>
@@ -5559,12 +5566,13 @@
     <w:p>
       <w:pPr>
         <w:keepNext/>
+        <w:spacing w:before="120" w:after="60"/>
         <w:jc w:val="center"/>
       </w:pPr>
       <w:r>
         <w:drawing>
           <wp:inline xmlns:a="http://schemas.openxmlformats.org/drawingml/2006/main" xmlns:pic="http://schemas.openxmlformats.org/drawingml/2006/picture">
-            <wp:extent cx="5897880" cy="3895561"/>
+            <wp:extent cx="5349240" cy="4145280"/>
             <wp:docPr id="8" name="Picture 8" descr="Setup Wizard Translation Service page showing DeepL API Free, masked key field, remember option, and connection buttons" title="Setup Wizard Translation Service page showing DeepL API Free, masked key field, remember option, and connection buttons"/>
             <wp:cNvGraphicFramePr>
               <a:graphicFrameLocks noChangeAspect="1"/>
@@ -5573,12 +5581,11 @@
               <a:graphicData uri="http://schemas.openxmlformats.org/drawingml/2006/picture">
                 <pic:pic>
                   <pic:nvPicPr>
-                    <pic:cNvPr id="0" name="11-wizard-translation-service.png"/>
+                    <pic:cNvPr id="0" name="tmpwp_s7p9h.png"/>
                     <pic:cNvPicPr/>
                   </pic:nvPicPr>
                   <pic:blipFill>
-                    <a:blip r:embed="rId21"/>
-                    <a:srcRect l="16875" t="8444" r="16875" b="13778"/>
+                    <a:blip r:embed="rId22"/>
                     <a:stretch>
                       <a:fillRect/>
                     </a:stretch>
@@ -5586,7 +5593,7 @@
                   <pic:spPr>
                     <a:xfrm>
                       <a:off x="0" y="0"/>
-                      <a:ext cx="5897880" cy="3895561"/>
+                      <a:ext cx="5349240" cy="4145280"/>
                     </a:xfrm>
                     <a:prstGeom prst="rect"/>
                   </pic:spPr>
@@ -5599,6 +5606,7 @@
     </w:p>
     <w:p>
       <w:pPr>
+        <w:keepLines/>
         <w:spacing w:after="200"/>
         <w:jc w:val="center"/>
       </w:pPr>
@@ -6006,12 +6014,13 @@
     <w:p>
       <w:pPr>
         <w:keepNext/>
+        <w:spacing w:before="120" w:after="60"/>
         <w:jc w:val="center"/>
       </w:pPr>
       <w:r>
         <w:drawing>
           <wp:inline xmlns:a="http://schemas.openxmlformats.org/drawingml/2006/main" xmlns:pic="http://schemas.openxmlformats.org/drawingml/2006/picture">
-            <wp:extent cx="5897880" cy="3895561"/>
+            <wp:extent cx="5349240" cy="4145280"/>
             <wp:docPr id="9" name="Picture 9" descr="Setup Wizard Scan page showing 1012 unique catalog entries, 880 raw scanned occurrences, recovered semantic contracts, and duplicates collapsed" title="Setup Wizard Scan page showing 1012 unique catalog entries, 880 raw scanned occurrences, recovered semantic contracts, and duplicates collapsed"/>
             <wp:cNvGraphicFramePr>
               <a:graphicFrameLocks noChangeAspect="1"/>
@@ -6020,12 +6029,11 @@
               <a:graphicData uri="http://schemas.openxmlformats.org/drawingml/2006/picture">
                 <pic:pic>
                   <pic:nvPicPr>
-                    <pic:cNvPr id="0" name="12-wizard-scan.png"/>
+                    <pic:cNvPr id="0" name="tmp28b4vbz5.png"/>
                     <pic:cNvPicPr/>
                   </pic:nvPicPr>
                   <pic:blipFill>
-                    <a:blip r:embed="rId22"/>
-                    <a:srcRect l="16875" t="8444" r="16875" b="13778"/>
+                    <a:blip r:embed="rId23"/>
                     <a:stretch>
                       <a:fillRect/>
                     </a:stretch>
@@ -6033,7 +6041,7 @@
                   <pic:spPr>
                     <a:xfrm>
                       <a:off x="0" y="0"/>
-                      <a:ext cx="5897880" cy="3895561"/>
+                      <a:ext cx="5349240" cy="4145280"/>
                     </a:xfrm>
                     <a:prstGeom prst="rect"/>
                   </pic:spPr>
@@ -6046,6 +6054,7 @@
     </w:p>
     <w:p>
       <w:pPr>
+        <w:keepLines/>
         <w:spacing w:after="200"/>
         <w:jc w:val="center"/>
       </w:pPr>
@@ -6303,12 +6312,13 @@
     <w:p>
       <w:pPr>
         <w:keepNext/>
+        <w:spacing w:before="120" w:after="60"/>
         <w:jc w:val="center"/>
       </w:pPr>
       <w:r>
         <w:drawing>
           <wp:inline xmlns:a="http://schemas.openxmlformats.org/drawingml/2006/main" xmlns:pic="http://schemas.openxmlformats.org/drawingml/2006/picture">
-            <wp:extent cx="5897880" cy="3880184"/>
+            <wp:extent cx="5349240" cy="2965568"/>
             <wp:docPr id="10" name="Picture 10" descr="Review and Authorize page showing project summary and required backup, project-closed, and authorization confirmations" title="Review and Authorize page showing project summary and required backup, project-closed, and authorization confirmations"/>
             <wp:cNvGraphicFramePr>
               <a:graphicFrameLocks noChangeAspect="1"/>
@@ -6317,12 +6327,11 @@
               <a:graphicData uri="http://schemas.openxmlformats.org/drawingml/2006/picture">
                 <pic:pic>
                   <pic:nvPicPr>
-                    <pic:cNvPr id="0" name="13-wizard-review.png"/>
+                    <pic:cNvPr id="0" name="tmp1ur09k84.png"/>
                     <pic:cNvPicPr/>
                   </pic:nvPicPr>
                   <pic:blipFill>
-                    <a:blip r:embed="rId23"/>
-                    <a:srcRect l="26415" t="16992" r="1887" b="24095"/>
+                    <a:blip r:embed="rId24"/>
                     <a:stretch>
                       <a:fillRect/>
                     </a:stretch>
@@ -6330,7 +6339,7 @@
                   <pic:spPr>
                     <a:xfrm>
                       <a:off x="0" y="0"/>
-                      <a:ext cx="5897880" cy="3880184"/>
+                      <a:ext cx="5349240" cy="2965568"/>
                     </a:xfrm>
                     <a:prstGeom prst="rect"/>
                   </pic:spPr>
@@ -6343,6 +6352,7 @@
     </w:p>
     <w:p>
       <w:pPr>
+        <w:keepLines/>
         <w:spacing w:after="200"/>
         <w:jc w:val="center"/>
       </w:pPr>
@@ -6910,12 +6920,13 @@
     <w:p>
       <w:pPr>
         <w:keepNext/>
+        <w:spacing w:before="120" w:after="60"/>
         <w:jc w:val="center"/>
       </w:pPr>
       <w:r>
         <w:drawing>
           <wp:inline xmlns:a="http://schemas.openxmlformats.org/drawingml/2006/main" xmlns:pic="http://schemas.openxmlformats.org/drawingml/2006/picture">
-            <wp:extent cx="5897880" cy="2098889"/>
+            <wp:extent cx="5349240" cy="1889639"/>
             <wp:docPr id="11" name="Picture 11" descr="Processing and completion page showing current operation text and progress memo" title="Processing and completion page showing current operation text and progress memo"/>
             <wp:cNvGraphicFramePr>
               <a:graphicFrameLocks noChangeAspect="1"/>
@@ -6924,12 +6935,11 @@
               <a:graphicData uri="http://schemas.openxmlformats.org/drawingml/2006/picture">
                 <pic:pic>
                   <pic:nvPicPr>
-                    <pic:cNvPr id="0" name="14-wizard-processing.png"/>
+                    <pic:cNvPr id="0" name="tmp5zv_ew5t.png"/>
                     <pic:cNvPicPr/>
                   </pic:nvPicPr>
                   <pic:blipFill>
-                    <a:blip r:embed="rId24"/>
-                    <a:srcRect l="27400" t="18600" r="1800" b="43600"/>
+                    <a:blip r:embed="rId25"/>
                     <a:stretch>
                       <a:fillRect/>
                     </a:stretch>
@@ -6937,7 +6947,7 @@
                   <pic:spPr>
                     <a:xfrm>
                       <a:off x="0" y="0"/>
-                      <a:ext cx="5897880" cy="2098889"/>
+                      <a:ext cx="5349240" cy="1889639"/>
                     </a:xfrm>
                     <a:prstGeom prst="rect"/>
                   </pic:spPr>
@@ -6950,6 +6960,7 @@
     </w:p>
     <w:p>
       <w:pPr>
+        <w:keepLines/>
         <w:spacing w:after="200"/>
         <w:jc w:val="center"/>
       </w:pPr>
@@ -7326,12 +7337,13 @@
     <w:p>
       <w:pPr>
         <w:keepNext/>
+        <w:spacing w:before="120" w:after="60"/>
         <w:jc w:val="center"/>
       </w:pPr>
       <w:r>
         <w:drawing>
           <wp:inline xmlns:a="http://schemas.openxmlformats.org/drawingml/2006/main" xmlns:pic="http://schemas.openxmlformats.org/drawingml/2006/picture">
-            <wp:extent cx="5897880" cy="3773435"/>
+            <wp:extent cx="5349240" cy="3457963"/>
             <wp:docPr id="12" name="Picture 12" descr="Maintenance Studio Project page showing project details" title="Maintenance Studio Project page showing project details"/>
             <wp:cNvGraphicFramePr>
               <a:graphicFrameLocks noChangeAspect="1"/>
@@ -7344,7 +7356,7 @@
                     <pic:cNvPicPr/>
                   </pic:nvPicPr>
                   <pic:blipFill>
-                    <a:blip r:embed="rId25"/>
+                    <a:blip r:embed="rId26"/>
                     <a:stretch>
                       <a:fillRect/>
                     </a:stretch>
@@ -7352,7 +7364,7 @@
                   <pic:spPr>
                     <a:xfrm>
                       <a:off x="0" y="0"/>
-                      <a:ext cx="5897880" cy="3773435"/>
+                      <a:ext cx="5349240" cy="3457963"/>
                     </a:xfrm>
                     <a:prstGeom prst="rect"/>
                   </pic:spPr>
@@ -7365,6 +7377,7 @@
     </w:p>
     <w:p>
       <w:pPr>
+        <w:keepLines/>
         <w:spacing w:after="200"/>
         <w:jc w:val="center"/>
       </w:pPr>
@@ -7658,12 +7671,13 @@
     <w:p>
       <w:pPr>
         <w:keepNext/>
+        <w:spacing w:before="120" w:after="60"/>
         <w:jc w:val="center"/>
       </w:pPr>
       <w:r>
         <w:drawing>
           <wp:inline xmlns:a="http://schemas.openxmlformats.org/drawingml/2006/main" xmlns:pic="http://schemas.openxmlformats.org/drawingml/2006/picture">
-            <wp:extent cx="5897880" cy="3916254"/>
+            <wp:extent cx="5349240" cy="3552681"/>
             <wp:docPr id="13" name="Picture 13" descr="Maintenance Studio scan results for a Delphi project" title="Maintenance Studio scan results for a Delphi project"/>
             <wp:cNvGraphicFramePr>
               <a:graphicFrameLocks noChangeAspect="1"/>
@@ -7676,7 +7690,7 @@
                     <pic:cNvPicPr/>
                   </pic:nvPicPr>
                   <pic:blipFill>
-                    <a:blip r:embed="rId26"/>
+                    <a:blip r:embed="rId27"/>
                     <a:stretch>
                       <a:fillRect/>
                     </a:stretch>
@@ -7684,7 +7698,7 @@
                   <pic:spPr>
                     <a:xfrm>
                       <a:off x="0" y="0"/>
-                      <a:ext cx="5897880" cy="3916254"/>
+                      <a:ext cx="5349240" cy="3552681"/>
                     </a:xfrm>
                     <a:prstGeom prst="rect"/>
                   </pic:spPr>
@@ -7697,6 +7711,7 @@
     </w:p>
     <w:p>
       <w:pPr>
+        <w:keepLines/>
         <w:spacing w:after="200"/>
         <w:jc w:val="center"/>
       </w:pPr>
@@ -7736,12 +7751,13 @@
     <w:p>
       <w:pPr>
         <w:keepNext/>
+        <w:spacing w:before="120" w:after="60"/>
         <w:jc w:val="center"/>
       </w:pPr>
       <w:r>
         <w:drawing>
           <wp:inline xmlns:a="http://schemas.openxmlformats.org/drawingml/2006/main" xmlns:pic="http://schemas.openxmlformats.org/drawingml/2006/picture">
-            <wp:extent cx="5897880" cy="3812462"/>
+            <wp:extent cx="5349240" cy="3457963"/>
             <wp:docPr id="14" name="Picture 14" descr="Maintenance Studio Translate page with locale fields, entry list, source text, translated text, review, approval, CSV, and automatic translation controls" title="Maintenance Studio Translate page with locale fields, entry list, source text, translated text, review, approval, CSV, and automatic translation controls"/>
             <wp:cNvGraphicFramePr>
               <a:graphicFrameLocks noChangeAspect="1"/>
@@ -7754,7 +7770,7 @@
                     <pic:cNvPicPr/>
                   </pic:nvPicPr>
                   <pic:blipFill>
-                    <a:blip r:embed="rId27"/>
+                    <a:blip r:embed="rId28"/>
                     <a:stretch>
                       <a:fillRect/>
                     </a:stretch>
@@ -7762,7 +7778,7 @@
                   <pic:spPr>
                     <a:xfrm>
                       <a:off x="0" y="0"/>
-                      <a:ext cx="5897880" cy="3812462"/>
+                      <a:ext cx="5349240" cy="3457963"/>
                     </a:xfrm>
                     <a:prstGeom prst="rect"/>
                   </pic:spPr>
@@ -7775,6 +7791,7 @@
     </w:p>
     <w:p>
       <w:pPr>
+        <w:keepLines/>
         <w:spacing w:after="200"/>
         <w:jc w:val="center"/>
       </w:pPr>
@@ -8730,12 +8747,13 @@
     <w:p>
       <w:pPr>
         <w:keepNext/>
+        <w:spacing w:before="120" w:after="60"/>
         <w:jc w:val="center"/>
       </w:pPr>
       <w:r>
         <w:drawing>
           <wp:inline xmlns:a="http://schemas.openxmlformats.org/drawingml/2006/main" xmlns:pic="http://schemas.openxmlformats.org/drawingml/2006/picture">
-            <wp:extent cx="5897880" cy="3812462"/>
+            <wp:extent cx="5349240" cy="3457963"/>
             <wp:docPr id="15" name="Picture 15" descr="Maintenance Studio Integration page with component integration mode, plan, preview, generated files, and kit actions" title="Maintenance Studio Integration page with component integration mode, plan, preview, generated files, and kit actions"/>
             <wp:cNvGraphicFramePr>
               <a:graphicFrameLocks noChangeAspect="1"/>
@@ -8748,7 +8766,7 @@
                     <pic:cNvPicPr/>
                   </pic:nvPicPr>
                   <pic:blipFill>
-                    <a:blip r:embed="rId28"/>
+                    <a:blip r:embed="rId29"/>
                     <a:stretch>
                       <a:fillRect/>
                     </a:stretch>
@@ -8756,7 +8774,7 @@
                   <pic:spPr>
                     <a:xfrm>
                       <a:off x="0" y="0"/>
-                      <a:ext cx="5897880" cy="3812462"/>
+                      <a:ext cx="5349240" cy="3457963"/>
                     </a:xfrm>
                     <a:prstGeom prst="rect"/>
                   </pic:spPr>
@@ -8769,6 +8787,7 @@
     </w:p>
     <w:p>
       <w:pPr>
+        <w:keepLines/>
         <w:spacing w:after="200"/>
         <w:jc w:val="center"/>
       </w:pPr>
@@ -9173,12 +9192,13 @@
     <w:p>
       <w:pPr>
         <w:keepNext/>
+        <w:spacing w:before="120" w:after="60"/>
         <w:jc w:val="center"/>
       </w:pPr>
       <w:r>
         <w:drawing>
           <wp:inline xmlns:a="http://schemas.openxmlformats.org/drawingml/2006/main" xmlns:pic="http://schemas.openxmlformats.org/drawingml/2006/picture">
-            <wp:extent cx="5897880" cy="3895561"/>
+            <wp:extent cx="5349240" cy="3527471"/>
             <wp:docPr id="16" name="Picture 16" descr="Provider settings showing DeepL, API Free, masked API key, remember option, save and test connection controls" title="Provider settings showing DeepL, API Free, masked API key, remember option, save and test connection controls"/>
             <wp:cNvGraphicFramePr>
               <a:graphicFrameLocks noChangeAspect="1"/>
@@ -9191,7 +9211,7 @@
                     <pic:cNvPicPr/>
                   </pic:nvPicPr>
                   <pic:blipFill>
-                    <a:blip r:embed="rId21"/>
+                    <a:blip r:embed="rId30"/>
                     <a:stretch>
                       <a:fillRect/>
                     </a:stretch>
@@ -9199,7 +9219,7 @@
                   <pic:spPr>
                     <a:xfrm>
                       <a:off x="0" y="0"/>
-                      <a:ext cx="5897880" cy="3895561"/>
+                      <a:ext cx="5349240" cy="3527471"/>
                     </a:xfrm>
                     <a:prstGeom prst="rect"/>
                   </pic:spPr>
@@ -9212,6 +9232,7 @@
     </w:p>
     <w:p>
       <w:pPr>
+        <w:keepLines/>
         <w:spacing w:after="200"/>
         <w:jc w:val="center"/>
       </w:pPr>
@@ -11436,191 +11457,115 @@
     <w:p>
       <w:pPr>
         <w:pStyle w:val="Heading1"/>
-        <w:keepNext/>
-        <w:spacing w:before="0" w:after="140"/>
       </w:pPr>
       <w:r>
         <w:t>35. Appendix A - License Information</w:t>
       </w:r>
     </w:p>
     <w:p>
-      <w:pPr>
-        <w:spacing w:before="0" w:after="40" w:line="240" w:lineRule="auto"/>
-      </w:pPr>
       <w:r>
-        <w:rPr>
-          <w:sz w:val="17"/>
-        </w:rPr>
         <w:t>Unless a particular file or third-party component states otherwise, Delphi App Translation Studio and its project documentation are licensed under the Apache License, Version 2.0. The license permits broad use while preserving attribution, notices, and the stated warranty limitations.</w:t>
       </w:r>
     </w:p>
     <w:p>
       <w:pPr>
         <w:pStyle w:val="Heading2"/>
-        <w:keepNext/>
-        <w:spacing w:before="100" w:after="40"/>
       </w:pPr>
       <w:r>
-        <w:rPr>
-          <w:sz w:val="21"/>
-        </w:rPr>
         <w:t>License grant</w:t>
       </w:r>
     </w:p>
     <w:p>
-      <w:pPr>
-        <w:spacing w:before="0" w:after="40" w:line="240" w:lineRule="auto"/>
-      </w:pPr>
       <w:r>
-        <w:rPr>
-          <w:sz w:val="17"/>
-        </w:rPr>
         <w:t>Subject to the complete license terms, you may use, reproduce, modify, prepare derivative works from, publicly display, publicly perform, sublicense, and distribute the licensed material. The Apache License 2.0 also includes an express patent license from contributors for their applicable contributions.</w:t>
       </w:r>
     </w:p>
     <w:p>
       <w:pPr>
         <w:pStyle w:val="Heading2"/>
-        <w:keepNext/>
-        <w:spacing w:before="100" w:after="40"/>
       </w:pPr>
       <w:r>
-        <w:rPr>
-          <w:sz w:val="21"/>
-        </w:rPr>
         <w:t>Important conditions</w:t>
       </w:r>
     </w:p>
     <w:p>
       <w:pPr>
         <w:pStyle w:val="ListBullet"/>
-        <w:spacing w:before="0" w:after="40" w:line="240" w:lineRule="auto"/>
       </w:pPr>
       <w:r>
-        <w:rPr>
-          <w:sz w:val="17"/>
-        </w:rPr>
         <w:t>Give recipients a copy of the Apache License 2.0 when distributing covered material.</w:t>
       </w:r>
     </w:p>
     <w:p>
       <w:pPr>
         <w:pStyle w:val="ListBullet"/>
-        <w:spacing w:before="0" w:after="40" w:line="240" w:lineRule="auto"/>
       </w:pPr>
       <w:r>
-        <w:rPr>
-          <w:sz w:val="17"/>
-        </w:rPr>
         <w:t>State significant changes made to modified files.</w:t>
       </w:r>
     </w:p>
     <w:p>
       <w:pPr>
         <w:pStyle w:val="ListBullet"/>
-        <w:spacing w:before="0" w:after="40" w:line="240" w:lineRule="auto"/>
       </w:pPr>
       <w:r>
-        <w:rPr>
-          <w:sz w:val="17"/>
-        </w:rPr>
         <w:t>Retain applicable copyright, patent, trademark, attribution, and NOTICE information.</w:t>
       </w:r>
     </w:p>
     <w:p>
       <w:pPr>
         <w:pStyle w:val="ListBullet"/>
-        <w:spacing w:before="0" w:after="40" w:line="240" w:lineRule="auto"/>
       </w:pPr>
       <w:r>
-        <w:rPr>
-          <w:sz w:val="17"/>
-        </w:rPr>
         <w:t>Do not use project or contributor names and trademarks as an endorsement except as the license permits.</w:t>
       </w:r>
     </w:p>
     <w:p>
       <w:pPr>
         <w:pStyle w:val="Heading2"/>
-        <w:keepNext/>
-        <w:spacing w:before="100" w:after="40"/>
       </w:pPr>
       <w:r>
-        <w:rPr>
-          <w:sz w:val="21"/>
-        </w:rPr>
         <w:t>Warranty and liability</w:t>
       </w:r>
     </w:p>
     <w:p>
-      <w:pPr>
-        <w:spacing w:before="0" w:after="40" w:line="240" w:lineRule="auto"/>
-      </w:pPr>
       <w:r>
-        <w:rPr>
-          <w:sz w:val="17"/>
-        </w:rPr>
         <w:t>The licensed material is provided on an AS IS basis, without warranties or conditions of any kind. The complete Apache License 2.0 controls the warranty, liability, contribution, redistribution, and patent provisions.</w:t>
       </w:r>
     </w:p>
     <w:p>
       <w:pPr>
         <w:pStyle w:val="Heading2"/>
-        <w:keepNext/>
-        <w:spacing w:before="100" w:after="40"/>
       </w:pPr>
       <w:r>
-        <w:rPr>
-          <w:sz w:val="21"/>
-        </w:rPr>
         <w:t>Your applications and generated output</w:t>
       </w:r>
     </w:p>
     <w:p>
-      <w:pPr>
-        <w:spacing w:before="0" w:after="40" w:line="240" w:lineRule="auto"/>
-      </w:pPr>
       <w:r>
-        <w:rPr>
-          <w:sz w:val="17"/>
-        </w:rPr>
-        <w:t>Using the Studio does not transfer ownership of the Delphi application being translated. The application developer remains responsible for the license and distribution terms of the target application, translated content, generated language packs, and any third-party components. Studio runtime or component source included with a project remains subject to the Apache License 2.0 unless its file states different terms. Third-party software retains its own license.</w:t>
+        <w:t>Using the Studio does not transfer ownership of the Delphi application being translated. The application developer remains responsible for the license and distribution terms of the target application, translated content, generated language packs, and any third-party components.</w:t>
+      </w:r>
+    </w:p>
+    <w:p>
+      <w:r>
+        <w:t>Studio runtime or component source included with a project remains subject to the Apache License 2.0 unless its file states different terms. Third-party software retains its own license.</w:t>
       </w:r>
     </w:p>
     <w:p>
       <w:pPr>
         <w:pStyle w:val="Heading2"/>
-        <w:keepNext/>
-        <w:spacing w:before="100" w:after="40"/>
       </w:pPr>
       <w:r>
-        <w:rPr>
-          <w:sz w:val="21"/>
-        </w:rPr>
         <w:t>Full legal text</w:t>
       </w:r>
     </w:p>
     <w:p>
-      <w:pPr>
-        <w:spacing w:before="0" w:after="40" w:line="240" w:lineRule="auto"/>
-      </w:pPr>
       <w:r>
-        <w:rPr>
-          <w:sz w:val="17"/>
-        </w:rPr>
         <w:t>The complete controlling license is the LICENSE file in the repository and source distribution root. An official reference copy is available at https://www.apache.org/licenses/LICENSE-2.0. If this summary and the complete license differ, the complete Apache License 2.0 text controls.</w:t>
       </w:r>
     </w:p>
     <w:p>
-      <w:pPr>
-        <w:spacing w:before="0" w:after="40" w:line="240" w:lineRule="auto"/>
-        <w:ind w:left="360" w:right="360"/>
-      </w:pPr>
       <w:r>
-        <w:rPr>
-          <w:i/>
-          <w:sz w:val="17"/>
-        </w:rPr>
         <w:t>Licensed under the Apache License, Version 2.0 (the "License"); you may not use this work except in compliance with the License. Unless required by applicable law or agreed to in writing, software distributed under the License is distributed on an AS IS BASIS, WITHOUT WARRANTIES OR CONDITIONS OF ANY KIND, either express or implied.</w:t>
       </w:r>
     </w:p>

--- a/docs/guides/Delphi App Translation Studio User Guide.docx
+++ b/docs/guides/Delphi App Translation Studio User Guide.docx
@@ -993,7 +993,7 @@
                 <w:color w:val="5D7693"/>
                 <w:sz w:val="18"/>
               </w:rPr>
-              <w:t>25</w:t>
+              <w:t>26</w:t>
             </w:r>
           </w:p>
         </w:tc>
@@ -1015,48 +1015,6 @@
                 <w:sz w:val="18"/>
               </w:rPr>
               <w:t>21. Maintenance Page 2 - Scan</w:t>
-            </w:r>
-          </w:p>
-        </w:tc>
-        <w:tc>
-          <w:tcPr>
-            <w:tcW w:type="dxa" w:w="1160"/>
-          </w:tcPr>
-          <w:p>
-            <w:pPr>
-              <w:keepLines/>
-              <w:spacing w:after="20"/>
-              <w:jc w:val="right"/>
-            </w:pPr>
-            <w:r>
-              <w:rPr>
-                <w:rFonts w:ascii="Aptos" w:hAnsi="Aptos"/>
-                <w:b/>
-                <w:color w:val="5D7693"/>
-                <w:sz w:val="18"/>
-              </w:rPr>
-              <w:t>26</w:t>
-            </w:r>
-          </w:p>
-        </w:tc>
-      </w:tr>
-      <w:tr>
-        <w:tc>
-          <w:tcPr>
-            <w:tcW w:type="dxa" w:w="8200"/>
-          </w:tcPr>
-          <w:p>
-            <w:pPr>
-              <w:keepLines/>
-              <w:spacing w:after="20"/>
-            </w:pPr>
-            <w:r>
-              <w:rPr>
-                <w:rFonts w:ascii="Aptos" w:hAnsi="Aptos"/>
-                <w:color w:val="234C80"/>
-                <w:sz w:val="18"/>
-              </w:rPr>
-              <w:t>22. Maintenance Page 3 - Translate</w:t>
             </w:r>
           </w:p>
         </w:tc>
@@ -1098,7 +1056,7 @@
                 <w:color w:val="234C80"/>
                 <w:sz w:val="18"/>
               </w:rPr>
-              <w:t>23. Maintenance Page 4 - Validation</w:t>
+              <w:t>22. Maintenance Page 3 - Translate</w:t>
             </w:r>
           </w:p>
         </w:tc>
@@ -1119,7 +1077,7 @@
                 <w:color w:val="5D7693"/>
                 <w:sz w:val="18"/>
               </w:rPr>
-              <w:t>28</w:t>
+              <w:t>27</w:t>
             </w:r>
           </w:p>
         </w:tc>
@@ -1140,7 +1098,7 @@
                 <w:color w:val="234C80"/>
                 <w:sz w:val="18"/>
               </w:rPr>
-              <w:t>24. Maintenance Page 5 - Export</w:t>
+              <w:t>23. Maintenance Page 4 - Glossary</w:t>
             </w:r>
           </w:p>
         </w:tc>
@@ -1182,7 +1140,7 @@
                 <w:color w:val="234C80"/>
                 <w:sz w:val="18"/>
               </w:rPr>
-              <w:t>25. Maintenance Page 6 - Integration</w:t>
+              <w:t>24. Maintenance Page 5 - Validation</w:t>
             </w:r>
           </w:p>
         </w:tc>
@@ -1203,7 +1161,7 @@
                 <w:color w:val="5D7693"/>
                 <w:sz w:val="18"/>
               </w:rPr>
-              <w:t>30</w:t>
+              <w:t>32</w:t>
             </w:r>
           </w:p>
         </w:tc>
@@ -1224,7 +1182,7 @@
                 <w:color w:val="234C80"/>
                 <w:sz w:val="18"/>
               </w:rPr>
-              <w:t>26. Maintenance Page 7 - Provider Settings</w:t>
+              <w:t>25. Maintenance Page 6 - Export</w:t>
             </w:r>
           </w:p>
         </w:tc>
@@ -1245,7 +1203,7 @@
                 <w:color w:val="5D7693"/>
                 <w:sz w:val="18"/>
               </w:rPr>
-              <w:t>31</w:t>
+              <w:t>32</w:t>
             </w:r>
           </w:p>
         </w:tc>
@@ -1266,7 +1224,7 @@
                 <w:color w:val="234C80"/>
                 <w:sz w:val="18"/>
               </w:rPr>
-              <w:t>27. DeepL and Google Setup</w:t>
+              <w:t>26. Maintenance Page 7 - Integration</w:t>
             </w:r>
           </w:p>
         </w:tc>
@@ -1308,7 +1266,7 @@
                 <w:color w:val="234C80"/>
                 <w:sz w:val="18"/>
               </w:rPr>
-              <w:t>28. Runtime Integration in VCL and FMX</w:t>
+              <w:t>27. Maintenance Page 8 - Provider Settings</w:t>
             </w:r>
           </w:p>
         </w:tc>
@@ -1350,91 +1308,7 @@
                 <w:color w:val="234C80"/>
                 <w:sz w:val="18"/>
               </w:rPr>
-              <w:t>29. Build, Deploy, and Verify</w:t>
-            </w:r>
-          </w:p>
-        </w:tc>
-        <w:tc>
-          <w:tcPr>
-            <w:tcW w:type="dxa" w:w="1160"/>
-          </w:tcPr>
-          <w:p>
-            <w:pPr>
-              <w:keepLines/>
-              <w:spacing w:after="20"/>
-              <w:jc w:val="right"/>
-            </w:pPr>
-            <w:r>
-              <w:rPr>
-                <w:rFonts w:ascii="Aptos" w:hAnsi="Aptos"/>
-                <w:b/>
-                <w:color w:val="5D7693"/>
-                <w:sz w:val="18"/>
-              </w:rPr>
-              <w:t>34</w:t>
-            </w:r>
-          </w:p>
-        </w:tc>
-      </w:tr>
-      <w:tr>
-        <w:tc>
-          <w:tcPr>
-            <w:tcW w:type="dxa" w:w="8200"/>
-          </w:tcPr>
-          <w:p>
-            <w:pPr>
-              <w:keepLines/>
-              <w:spacing w:after="20"/>
-            </w:pPr>
-            <w:r>
-              <w:rPr>
-                <w:rFonts w:ascii="Aptos" w:hAnsi="Aptos"/>
-                <w:color w:val="234C80"/>
-                <w:sz w:val="18"/>
-              </w:rPr>
-              <w:t>30. RTL, Layout, HTML, and Dynamic Text</w:t>
-            </w:r>
-          </w:p>
-        </w:tc>
-        <w:tc>
-          <w:tcPr>
-            <w:tcW w:type="dxa" w:w="1160"/>
-          </w:tcPr>
-          <w:p>
-            <w:pPr>
-              <w:keepLines/>
-              <w:spacing w:after="20"/>
-              <w:jc w:val="right"/>
-            </w:pPr>
-            <w:r>
-              <w:rPr>
-                <w:rFonts w:ascii="Aptos" w:hAnsi="Aptos"/>
-                <w:b/>
-                <w:color w:val="5D7693"/>
-                <w:sz w:val="18"/>
-              </w:rPr>
-              <w:t>35</w:t>
-            </w:r>
-          </w:p>
-        </w:tc>
-      </w:tr>
-      <w:tr>
-        <w:tc>
-          <w:tcPr>
-            <w:tcW w:type="dxa" w:w="8200"/>
-          </w:tcPr>
-          <w:p>
-            <w:pPr>
-              <w:keepLines/>
-              <w:spacing w:after="20"/>
-            </w:pPr>
-            <w:r>
-              <w:rPr>
-                <w:rFonts w:ascii="Aptos" w:hAnsi="Aptos"/>
-                <w:color w:val="234C80"/>
-                <w:sz w:val="18"/>
-              </w:rPr>
-              <w:t>31. Security, Privacy, and Recovery</w:t>
+              <w:t>28. DeepL and Google Setup</w:t>
             </w:r>
           </w:p>
         </w:tc>
@@ -1476,7 +1350,7 @@
                 <w:color w:val="234C80"/>
                 <w:sz w:val="18"/>
               </w:rPr>
-              <w:t>32. Troubleshooting</w:t>
+              <w:t>29. Runtime Integration in VCL and FMX</w:t>
             </w:r>
           </w:p>
         </w:tc>
@@ -1497,7 +1371,7 @@
                 <w:color w:val="5D7693"/>
                 <w:sz w:val="18"/>
               </w:rPr>
-              <w:t>36</w:t>
+              <w:t>37</w:t>
             </w:r>
           </w:p>
         </w:tc>
@@ -1518,7 +1392,49 @@
                 <w:color w:val="234C80"/>
                 <w:sz w:val="18"/>
               </w:rPr>
-              <w:t>33. Complete First-Time Checklist</w:t>
+              <w:t>30. Build, Deploy, and Verify</w:t>
+            </w:r>
+          </w:p>
+        </w:tc>
+        <w:tc>
+          <w:tcPr>
+            <w:tcW w:type="dxa" w:w="1160"/>
+          </w:tcPr>
+          <w:p>
+            <w:pPr>
+              <w:keepLines/>
+              <w:spacing w:after="20"/>
+              <w:jc w:val="right"/>
+            </w:pPr>
+            <w:r>
+              <w:rPr>
+                <w:rFonts w:ascii="Aptos" w:hAnsi="Aptos"/>
+                <w:b/>
+                <w:color w:val="5D7693"/>
+                <w:sz w:val="18"/>
+              </w:rPr>
+              <w:t>37</w:t>
+            </w:r>
+          </w:p>
+        </w:tc>
+      </w:tr>
+      <w:tr>
+        <w:tc>
+          <w:tcPr>
+            <w:tcW w:type="dxa" w:w="8200"/>
+          </w:tcPr>
+          <w:p>
+            <w:pPr>
+              <w:keepLines/>
+              <w:spacing w:after="20"/>
+            </w:pPr>
+            <w:r>
+              <w:rPr>
+                <w:rFonts w:ascii="Aptos" w:hAnsi="Aptos"/>
+                <w:color w:val="234C80"/>
+                <w:sz w:val="18"/>
+              </w:rPr>
+              <w:t>31. RTL, Layout, HTML, and Dynamic Text</w:t>
             </w:r>
           </w:p>
         </w:tc>
@@ -1560,7 +1476,7 @@
                 <w:color w:val="234C80"/>
                 <w:sz w:val="18"/>
               </w:rPr>
-              <w:t>34. Quick Path Reference</w:t>
+              <w:t>32. Security, Privacy, and Recovery</w:t>
             </w:r>
           </w:p>
         </w:tc>
@@ -1581,7 +1497,7 @@
                 <w:color w:val="5D7693"/>
                 <w:sz w:val="18"/>
               </w:rPr>
-              <w:t>40</w:t>
+              <w:t>39</w:t>
             </w:r>
           </w:p>
         </w:tc>
@@ -1602,7 +1518,49 @@
                 <w:color w:val="234C80"/>
                 <w:sz w:val="18"/>
               </w:rPr>
-              <w:t>35. Appendix A - License Information</w:t>
+              <w:t>33. Troubleshooting</w:t>
+            </w:r>
+          </w:p>
+        </w:tc>
+        <w:tc>
+          <w:tcPr>
+            <w:tcW w:type="dxa" w:w="1160"/>
+          </w:tcPr>
+          <w:p>
+            <w:pPr>
+              <w:keepLines/>
+              <w:spacing w:after="20"/>
+              <w:jc w:val="right"/>
+            </w:pPr>
+            <w:r>
+              <w:rPr>
+                <w:rFonts w:ascii="Aptos" w:hAnsi="Aptos"/>
+                <w:b/>
+                <w:color w:val="5D7693"/>
+                <w:sz w:val="18"/>
+              </w:rPr>
+              <w:t>39</w:t>
+            </w:r>
+          </w:p>
+        </w:tc>
+      </w:tr>
+      <w:tr>
+        <w:tc>
+          <w:tcPr>
+            <w:tcW w:type="dxa" w:w="8200"/>
+          </w:tcPr>
+          <w:p>
+            <w:pPr>
+              <w:keepLines/>
+              <w:spacing w:after="20"/>
+            </w:pPr>
+            <w:r>
+              <w:rPr>
+                <w:rFonts w:ascii="Aptos" w:hAnsi="Aptos"/>
+                <w:color w:val="234C80"/>
+                <w:sz w:val="18"/>
+              </w:rPr>
+              <w:t>34. Complete First-Time Checklist</w:t>
             </w:r>
           </w:p>
         </w:tc>
@@ -1624,6 +1582,90 @@
                 <w:sz w:val="18"/>
               </w:rPr>
               <w:t>41</w:t>
+            </w:r>
+          </w:p>
+        </w:tc>
+      </w:tr>
+      <w:tr>
+        <w:tc>
+          <w:tcPr>
+            <w:tcW w:type="dxa" w:w="8200"/>
+          </w:tcPr>
+          <w:p>
+            <w:pPr>
+              <w:keepLines/>
+              <w:spacing w:after="20"/>
+            </w:pPr>
+            <w:r>
+              <w:rPr>
+                <w:rFonts w:ascii="Aptos" w:hAnsi="Aptos"/>
+                <w:color w:val="234C80"/>
+                <w:sz w:val="18"/>
+              </w:rPr>
+              <w:t>35. Quick Path Reference</w:t>
+            </w:r>
+          </w:p>
+        </w:tc>
+        <w:tc>
+          <w:tcPr>
+            <w:tcW w:type="dxa" w:w="1160"/>
+          </w:tcPr>
+          <w:p>
+            <w:pPr>
+              <w:keepLines/>
+              <w:spacing w:after="20"/>
+              <w:jc w:val="right"/>
+            </w:pPr>
+            <w:r>
+              <w:rPr>
+                <w:rFonts w:ascii="Aptos" w:hAnsi="Aptos"/>
+                <w:b/>
+                <w:color w:val="5D7693"/>
+                <w:sz w:val="18"/>
+              </w:rPr>
+              <w:t>43</w:t>
+            </w:r>
+          </w:p>
+        </w:tc>
+      </w:tr>
+      <w:tr>
+        <w:tc>
+          <w:tcPr>
+            <w:tcW w:type="dxa" w:w="8200"/>
+          </w:tcPr>
+          <w:p>
+            <w:pPr>
+              <w:keepLines/>
+              <w:spacing w:after="20"/>
+            </w:pPr>
+            <w:r>
+              <w:rPr>
+                <w:rFonts w:ascii="Aptos" w:hAnsi="Aptos"/>
+                <w:color w:val="234C80"/>
+                <w:sz w:val="18"/>
+              </w:rPr>
+              <w:t>36. Appendix A - License Information</w:t>
+            </w:r>
+          </w:p>
+        </w:tc>
+        <w:tc>
+          <w:tcPr>
+            <w:tcW w:type="dxa" w:w="1160"/>
+          </w:tcPr>
+          <w:p>
+            <w:pPr>
+              <w:keepLines/>
+              <w:spacing w:after="20"/>
+              <w:jc w:val="right"/>
+            </w:pPr>
+            <w:r>
+              <w:rPr>
+                <w:rFonts w:ascii="Aptos" w:hAnsi="Aptos"/>
+                <w:b/>
+                <w:color w:val="5D7693"/>
+                <w:sz w:val="18"/>
+              </w:rPr>
+              <w:t>44</w:t>
             </w:r>
           </w:p>
         </w:tc>
@@ -1662,7 +1704,7 @@
     </w:p>
     <w:p>
       <w:r>
-        <w:t>The Studio is currently distributed as source rather than through an installer. That gives you full visibility into what you are building, but it also means the first setup includes a few Delphi steps. They are all explained here. For your first run, work with a disposable copy of your application until it passes the verification checklist in Chapter 33.</w:t>
+        <w:t>The Studio is currently distributed as source rather than through an installer. That gives you full visibility into what you are building, but it also means the first setup includes a few Delphi steps. They are all explained here. For your first run, work with a disposable copy of your application until it passes the verification checklist in Chapter 34.</w:t>
       </w:r>
     </w:p>
     <w:tbl>
@@ -1760,7 +1802,7 @@
         <w:pStyle w:val="ListBullet"/>
       </w:pPr>
       <w:r>
-        <w:t>Returning to an existing translation: open Maintenance Studio and use Chapters 19-27 as your working reference.</w:t>
+        <w:t>Returning to an existing translation: open Maintenance Studio and use Chapters 19-28 as your working reference.</w:t>
       </w:r>
     </w:p>
     <w:p>
@@ -1776,7 +1818,7 @@
         <w:pStyle w:val="ListBullet"/>
       </w:pPr>
       <w:r>
-        <w:t>Something is not working: start with Chapter 32, then use the path and file reference in Chapter 34.</w:t>
+        <w:t>Something is not working: start with Chapter 33, then use the path and file reference in Chapter 35.</w:t>
       </w:r>
     </w:p>
     <w:p>
@@ -2497,7 +2539,7 @@
         </w:numPr>
       </w:pPr>
       <w:r>
-        <w:t>Use the branch selector to choose the published beta/release branch specified by the project owner. For the current stabilization candidate, that branch is codex/total-stabilization-release; after it is merged or released, use the published release tag or main branch named by the repository.</w:t>
+        <w:t>Use the branch selector to choose the published beta or release branch specified on the repository page. If a signed release is available, prefer its release tag; otherwise use the public beta branch or main branch identified by the project owner.</w:t>
       </w:r>
     </w:p>
     <w:p>
@@ -3984,7 +4026,7 @@
           </w:tcPr>
           <w:p>
             <w:r>
-              <w:t>Opens the seven-page direct workflow.</w:t>
+              <w:t>Opens the eight-page direct workflow.</w:t>
             </w:r>
           </w:p>
         </w:tc>
@@ -3995,7 +4037,7 @@
           </w:tcPr>
           <w:p>
             <w:r>
-              <w:t>Use for existing catalogs, manual review, validation, export, integration, or provider settings.</w:t>
+              <w:t>Use for existing catalogs, manual review, glossary work, validation, export, integration, or provider settings.</w:t>
             </w:r>
           </w:p>
         </w:tc>
@@ -4133,7 +4175,7 @@
               <a:graphicData uri="http://schemas.openxmlformats.org/drawingml/2006/picture">
                 <pic:pic>
                   <pic:nvPicPr>
-                    <pic:cNvPr id="0" name="tmpk0qu_5v8.png"/>
+                    <pic:cNvPr id="0" name="tmp1tqabz13.png"/>
                     <pic:cNvPicPr/>
                   </pic:nvPicPr>
                   <pic:blipFill>
@@ -4585,7 +4627,7 @@
               <a:graphicData uri="http://schemas.openxmlformats.org/drawingml/2006/picture">
                 <pic:pic>
                   <pic:nvPicPr>
-                    <pic:cNvPr id="0" name="tmphenmi83p.png"/>
+                    <pic:cNvPr id="0" name="tmp2xsdaw3y.png"/>
                     <pic:cNvPicPr/>
                   </pic:nvPicPr>
                   <pic:blipFill>
@@ -4995,7 +5037,7 @@
               <a:graphicData uri="http://schemas.openxmlformats.org/drawingml/2006/picture">
                 <pic:pic>
                   <pic:nvPicPr>
-                    <pic:cNvPr id="0" name="tmpqwxw3a_5.png"/>
+                    <pic:cNvPr id="0" name="tmpz31raykx.png"/>
                     <pic:cNvPicPr/>
                   </pic:nvPicPr>
                   <pic:blipFill>
@@ -5288,7 +5330,7 @@
               <a:graphicData uri="http://schemas.openxmlformats.org/drawingml/2006/picture">
                 <pic:pic>
                   <pic:nvPicPr>
-                    <pic:cNvPr id="0" name="tmplnepfx2t.png"/>
+                    <pic:cNvPr id="0" name="tmpx76qdvf8.png"/>
                     <pic:cNvPicPr/>
                   </pic:nvPicPr>
                   <pic:blipFill>
@@ -5581,7 +5623,7 @@
               <a:graphicData uri="http://schemas.openxmlformats.org/drawingml/2006/picture">
                 <pic:pic>
                   <pic:nvPicPr>
-                    <pic:cNvPr id="0" name="tmpwp_s7p9h.png"/>
+                    <pic:cNvPr id="0" name="tmpf1a65pbh.png"/>
                     <pic:cNvPicPr/>
                   </pic:nvPicPr>
                   <pic:blipFill>
@@ -6029,7 +6071,7 @@
               <a:graphicData uri="http://schemas.openxmlformats.org/drawingml/2006/picture">
                 <pic:pic>
                   <pic:nvPicPr>
-                    <pic:cNvPr id="0" name="tmp28b4vbz5.png"/>
+                    <pic:cNvPr id="0" name="tmpii3tbkv2.png"/>
                     <pic:cNvPicPr/>
                   </pic:nvPicPr>
                   <pic:blipFill>
@@ -6327,7 +6369,7 @@
               <a:graphicData uri="http://schemas.openxmlformats.org/drawingml/2006/picture">
                 <pic:pic>
                   <pic:nvPicPr>
-                    <pic:cNvPr id="0" name="tmp1ur09k84.png"/>
+                    <pic:cNvPr id="0" name="tmpp125k2tc.png"/>
                     <pic:cNvPicPr/>
                   </pic:nvPicPr>
                   <pic:blipFill>
@@ -6770,7 +6812,7 @@
           </w:tcPr>
           <w:p>
             <w:r>
-              <w:t>Creates, edits, deletes, and saves exact source-to-target terminology for this application/locale.</w:t>
+              <w:t>Creates, edits, deletes, and saves exact source-to-target terminology for this application/locale during this review pass.</w:t>
             </w:r>
           </w:p>
         </w:tc>
@@ -6781,7 +6823,7 @@
           </w:tcPr>
           <w:p>
             <w:r>
-              <w:t>New Term; Add Term; Delete Term; Save Project Glossary.</w:t>
+              <w:t>New Term; Add Term; Delete Term; Save Project Glossary. For later corrections without rerunning the Wizard, use Maintenance Studio &gt; Glossary (Chapter 23).</w:t>
             </w:r>
           </w:p>
         </w:tc>
@@ -6935,7 +6977,7 @@
               <a:graphicData uri="http://schemas.openxmlformats.org/drawingml/2006/picture">
                 <pic:pic>
                   <pic:nvPicPr>
-                    <pic:cNvPr id="0" name="tmp5zv_ew5t.png"/>
+                    <pic:cNvPr id="0" name="tmpdreppe8t.png"/>
                     <pic:cNvPicPr/>
                   </pic:nvPicPr>
                   <pic:blipFill>
@@ -7331,7 +7373,12 @@
     </w:p>
     <w:p>
       <w:r>
-        <w:t>Maintenance Studio is your workspace after the guided setup. Its seven pages - Project, Scan, Translate, Validation, Export, Integration, and Provider Settings - let you go directly to the part of the translation you want to maintain. Moving through the left rail does not rerun completed work. Keep an eye on the status line at the bottom; it confirms the last action and often tells you exactly what to do next.</w:t>
+        <w:t>Maintenance Studio is your workspace after the guided setup. Its eight pages - Project, Scan, Translate, Glossary, Validation, Export, Integration, and Provider Settings - let you go directly to the part of the translation you want to maintain. Moving through the left rail does not rerun completed work. Keep an eye on the status line at the bottom; it confirms the last action and often tells you exactly what to do next.</w:t>
+      </w:r>
+    </w:p>
+    <w:p>
+      <w:r>
+        <w:t>A persistent Cancel button is available throughout Maintenance Studio. It is the normal way to leave the Maintenance workflow; pressing Esc invokes the same action. If a scan or provider request is active, the Studio requests cancellation and waits for that operation to reach a safe boundary before closing. If a glossary has unsaved changes, you are offered Save, Discard, or Cancel so closing cannot silently lose terminology work.</w:t>
       </w:r>
     </w:p>
     <w:p>
@@ -7343,8 +7390,8 @@
       <w:r>
         <w:drawing>
           <wp:inline xmlns:a="http://schemas.openxmlformats.org/drawingml/2006/main" xmlns:pic="http://schemas.openxmlformats.org/drawingml/2006/picture">
-            <wp:extent cx="5349240" cy="3457963"/>
-            <wp:docPr id="12" name="Picture 12" descr="Maintenance Studio Project page showing project details" title="Maintenance Studio Project page showing project details"/>
+            <wp:extent cx="5349240" cy="4461423"/>
+            <wp:docPr id="12" name="Picture 12" descr="Maintenance Studio Project workspace showing project details; the rail is omitted because the current rail now contains eight pages including Glossary" title="Maintenance Studio Project workspace showing project details; the rail is omitted because the current rail now contains eight pages including Glossary"/>
             <wp:cNvGraphicFramePr>
               <a:graphicFrameLocks noChangeAspect="1"/>
             </wp:cNvGraphicFramePr>
@@ -7352,7 +7399,7 @@
               <a:graphicData uri="http://schemas.openxmlformats.org/drawingml/2006/picture">
                 <pic:pic>
                   <pic:nvPicPr>
-                    <pic:cNvPr id="0" name="02-maintenance-project-loaded.png"/>
+                    <pic:cNvPr id="0" name="tmp_jbrj_zo.png"/>
                     <pic:cNvPicPr/>
                   </pic:nvPicPr>
                   <pic:blipFill>
@@ -7364,7 +7411,7 @@
                   <pic:spPr>
                     <a:xfrm>
                       <a:off x="0" y="0"/>
-                      <a:ext cx="5349240" cy="3457963"/>
+                      <a:ext cx="5349240" cy="4461423"/>
                     </a:xfrm>
                     <a:prstGeom prst="rect"/>
                   </pic:spPr>
@@ -7388,7 +7435,7 @@
           <w:color w:val="5D7693"/>
           <w:sz w:val="18"/>
         </w:rPr>
-        <w:t>Figure 19-1. Maintenance Studio with a Delphi project loaded.</w:t>
+        <w:t>Figure 19-1. Maintenance Studio project workspace with a Delphi project loaded.</w:t>
       </w:r>
     </w:p>
     <w:p>
@@ -8299,7 +8346,772 @@
         <w:pStyle w:val="Heading1"/>
       </w:pPr>
       <w:r>
-        <w:t>23. Maintenance Page 4 - Validation</w:t>
+        <w:t>23. Maintenance Page 4 - Glossary</w:t>
+      </w:r>
+    </w:p>
+    <w:p>
+      <w:r>
+        <w:t>Glossary is the direct terminology workspace requested for day-to-day development. It sits immediately below Translate on the left rail and lets you create, correct, approve, save, and apply project terminology without rerunning the Setup Wizard. A glossary belongs to one opened Delphi application and one target language. You can create it before a development catalog exists; only the optional Apply to Open Catalog action requires a matching catalog.</w:t>
+      </w:r>
+    </w:p>
+    <w:p>
+      <w:r>
+        <w:t>The authoritative file is %LOCALAPPDATA%\DelphiAppTranslationStudio\Workspaces\&lt;ApplicationId&gt;\Glossaries\&lt;ApplicationId&gt;.&lt;locale&gt;.glossary.json. The Studio displays the resolved path on the page. Saving is atomic: the new JSON is validated before it replaces the active file, and the normal .previous/.tmp/.corrupt recovery contract protects the last usable copy.</w:t>
+      </w:r>
+    </w:p>
+    <w:tbl>
+      <w:tblPr>
+        <w:tblStyle w:val="LightShading-Accent1"/>
+        <w:jc w:val="center"/>
+        <w:tblLook w:firstColumn="1" w:firstRow="1" w:lastColumn="0" w:lastRow="0" w:noHBand="0" w:noVBand="1" w:val="04A0"/>
+        <w:tblW w:w="9360" w:type="dxa"/>
+        <w:tblInd w:w="120" w:type="dxa"/>
+        <w:tblLayout w:type="fixed"/>
+        <w:tblCellMar>
+          <w:top w:w="80" w:type="dxa"/>
+          <w:bottom w:w="80" w:type="dxa"/>
+          <w:start w:w="120" w:type="dxa"/>
+          <w:end w:w="120" w:type="dxa"/>
+        </w:tblCellMar>
+      </w:tblPr>
+      <w:tblGrid>
+        <w:gridCol w:w="1800"/>
+        <w:gridCol w:w="3900"/>
+        <w:gridCol w:w="3660"/>
+      </w:tblGrid>
+      <w:tr>
+        <w:trPr>
+          <w:tblHeader w:val="true"/>
+        </w:trPr>
+        <w:tc>
+          <w:tcPr>
+            <w:tcW w:type="dxa" w:w="1800"/>
+            <w:shd w:fill="234C80"/>
+          </w:tcPr>
+          <w:p>
+            <w:r>
+              <w:rPr>
+                <w:b/>
+                <w:color w:val="FFFFFF"/>
+              </w:rPr>
+              <w:t>On the screen</w:t>
+            </w:r>
+          </w:p>
+        </w:tc>
+        <w:tc>
+          <w:tcPr>
+            <w:tcW w:type="dxa" w:w="3900"/>
+            <w:shd w:fill="234C80"/>
+          </w:tcPr>
+          <w:p>
+            <w:r>
+              <w:rPr>
+                <w:b/>
+                <w:color w:val="FFFFFF"/>
+              </w:rPr>
+              <w:t>How it helps you</w:t>
+            </w:r>
+          </w:p>
+        </w:tc>
+        <w:tc>
+          <w:tcPr>
+            <w:tcW w:type="dxa" w:w="3660"/>
+            <w:shd w:fill="234C80"/>
+          </w:tcPr>
+          <w:p>
+            <w:r>
+              <w:rPr>
+                <w:b/>
+                <w:color w:val="FFFFFF"/>
+              </w:rPr>
+              <w:t>When you will use it</w:t>
+            </w:r>
+          </w:p>
+        </w:tc>
+      </w:tr>
+      <w:tr>
+        <w:trPr>
+          <w:cantSplit/>
+        </w:trPr>
+        <w:tc>
+          <w:tcPr>
+            <w:tcW w:type="dxa" w:w="1800"/>
+            <w:vAlign w:val="center"/>
+          </w:tcPr>
+          <w:p>
+            <w:r>
+              <w:t>Target language</w:t>
+            </w:r>
+          </w:p>
+        </w:tc>
+        <w:tc>
+          <w:tcPr>
+            <w:tcW w:type="dxa" w:w="3900"/>
+            <w:vAlign w:val="center"/>
+          </w:tcPr>
+          <w:p>
+            <w:r>
+              <w:t>Chooses the application/locale glossary to open or create.</w:t>
+            </w:r>
+          </w:p>
+        </w:tc>
+        <w:tc>
+          <w:tcPr>
+            <w:tcW w:type="dxa" w:w="3660"/>
+            <w:vAlign w:val="center"/>
+          </w:tcPr>
+          <w:p>
+            <w:r>
+              <w:t>Changing language first offers Save, Discard, or Cancel when the current glossary has unsaved changes.</w:t>
+            </w:r>
+          </w:p>
+        </w:tc>
+      </w:tr>
+      <w:tr>
+        <w:trPr>
+          <w:cantSplit/>
+        </w:trPr>
+        <w:tc>
+          <w:tcPr>
+            <w:tcW w:type="dxa" w:w="1800"/>
+            <w:vAlign w:val="center"/>
+          </w:tcPr>
+          <w:p>
+            <w:r>
+              <w:t>Glossary file</w:t>
+            </w:r>
+          </w:p>
+        </w:tc>
+        <w:tc>
+          <w:tcPr>
+            <w:tcW w:type="dxa" w:w="3900"/>
+            <w:vAlign w:val="center"/>
+          </w:tcPr>
+          <w:p>
+            <w:r>
+              <w:t>Shows the exact authoritative workspace JSON path.</w:t>
+            </w:r>
+          </w:p>
+        </w:tc>
+        <w:tc>
+          <w:tcPr>
+            <w:tcW w:type="dxa" w:w="3660"/>
+            <w:vAlign w:val="center"/>
+          </w:tcPr>
+          <w:p>
+            <w:r>
+              <w:t>Use it to confirm the application identity and locale before editing.</w:t>
+            </w:r>
+          </w:p>
+        </w:tc>
+      </w:tr>
+      <w:tr>
+        <w:trPr>
+          <w:cantSplit/>
+        </w:trPr>
+        <w:tc>
+          <w:tcPr>
+            <w:tcW w:type="dxa" w:w="1800"/>
+            <w:vAlign w:val="center"/>
+          </w:tcPr>
+          <w:p>
+            <w:r>
+              <w:t>Saved and pending terms</w:t>
+            </w:r>
+          </w:p>
+        </w:tc>
+        <w:tc>
+          <w:tcPr>
+            <w:tcW w:type="dxa" w:w="3900"/>
+            <w:vAlign w:val="center"/>
+          </w:tcPr>
+          <w:p>
+            <w:r>
+              <w:t>Lists each source term and preferred translation.</w:t>
+            </w:r>
+          </w:p>
+        </w:tc>
+        <w:tc>
+          <w:tcPr>
+            <w:tcW w:type="dxa" w:w="3660"/>
+            <w:vAlign w:val="center"/>
+          </w:tcPr>
+          <w:p>
+            <w:r>
+              <w:t>Select a row to load it into the editor; saved and unsaved terms are shown together until you save or cancel edits.</w:t>
+            </w:r>
+          </w:p>
+        </w:tc>
+      </w:tr>
+      <w:tr>
+        <w:trPr>
+          <w:cantSplit/>
+        </w:trPr>
+        <w:tc>
+          <w:tcPr>
+            <w:tcW w:type="dxa" w:w="1800"/>
+            <w:vAlign w:val="center"/>
+          </w:tcPr>
+          <w:p>
+            <w:r>
+              <w:t>Source term</w:t>
+            </w:r>
+          </w:p>
+        </w:tc>
+        <w:tc>
+          <w:tcPr>
+            <w:tcW w:type="dxa" w:w="3900"/>
+            <w:vAlign w:val="center"/>
+          </w:tcPr>
+          <w:p>
+            <w:r>
+              <w:t>The exact wording in the authored application.</w:t>
+            </w:r>
+          </w:p>
+        </w:tc>
+        <w:tc>
+          <w:tcPr>
+            <w:tcW w:type="dxa" w:w="3660"/>
+            <w:vAlign w:val="center"/>
+          </w:tcPr>
+          <w:p>
+            <w:r>
+              <w:t>Enter the full source wording. Matching ignores surrounding whitespace; case is controlled separately.</w:t>
+            </w:r>
+          </w:p>
+        </w:tc>
+      </w:tr>
+      <w:tr>
+        <w:trPr>
+          <w:cantSplit/>
+        </w:trPr>
+        <w:tc>
+          <w:tcPr>
+            <w:tcW w:type="dxa" w:w="1800"/>
+            <w:vAlign w:val="center"/>
+          </w:tcPr>
+          <w:p>
+            <w:r>
+              <w:t>Preferred translation</w:t>
+            </w:r>
+          </w:p>
+        </w:tc>
+        <w:tc>
+          <w:tcPr>
+            <w:tcW w:type="dxa" w:w="3900"/>
+            <w:vAlign w:val="center"/>
+          </w:tcPr>
+          <w:p>
+            <w:r>
+              <w:t>The approved target-language wording.</w:t>
+            </w:r>
+          </w:p>
+        </w:tc>
+        <w:tc>
+          <w:tcPr>
+            <w:tcW w:type="dxa" w:w="3660"/>
+            <w:vAlign w:val="center"/>
+          </w:tcPr>
+          <w:p>
+            <w:r>
+              <w:t>Both source and target are required before Add / Update Term can accept the record.</w:t>
+            </w:r>
+          </w:p>
+        </w:tc>
+      </w:tr>
+      <w:tr>
+        <w:trPr>
+          <w:cantSplit/>
+        </w:trPr>
+        <w:tc>
+          <w:tcPr>
+            <w:tcW w:type="dxa" w:w="1800"/>
+            <w:vAlign w:val="center"/>
+          </w:tcPr>
+          <w:p>
+            <w:r>
+              <w:t>Semantic concept</w:t>
+            </w:r>
+          </w:p>
+        </w:tc>
+        <w:tc>
+          <w:tcPr>
+            <w:tcW w:type="dxa" w:w="3900"/>
+            <w:vAlign w:val="center"/>
+          </w:tcPr>
+          <w:p>
+            <w:r>
+              <w:t>Optional meaning label such as close-window or play-media.</w:t>
+            </w:r>
+          </w:p>
+        </w:tc>
+        <w:tc>
+          <w:tcPr>
+            <w:tcW w:type="dxa" w:w="3660"/>
+            <w:vAlign w:val="center"/>
+          </w:tcPr>
+          <w:p>
+            <w:r>
+              <w:t>Use it to prefer the most context-appropriate term when identical source wording has more than one approved meaning.</w:t>
+            </w:r>
+          </w:p>
+        </w:tc>
+      </w:tr>
+      <w:tr>
+        <w:trPr>
+          <w:cantSplit/>
+        </w:trPr>
+        <w:tc>
+          <w:tcPr>
+            <w:tcW w:type="dxa" w:w="1800"/>
+            <w:vAlign w:val="center"/>
+          </w:tcPr>
+          <w:p>
+            <w:r>
+              <w:t>Developer note</w:t>
+            </w:r>
+          </w:p>
+        </w:tc>
+        <w:tc>
+          <w:tcPr>
+            <w:tcW w:type="dxa" w:w="3900"/>
+            <w:vAlign w:val="center"/>
+          </w:tcPr>
+          <w:p>
+            <w:r>
+              <w:t>Optional reason or usage guidance for the term.</w:t>
+            </w:r>
+          </w:p>
+        </w:tc>
+        <w:tc>
+          <w:tcPr>
+            <w:tcW w:type="dxa" w:w="3660"/>
+            <w:vAlign w:val="center"/>
+          </w:tcPr>
+          <w:p>
+            <w:r>
+              <w:t>Explain product wording, capitalization, or domain restrictions for the next reviewer.</w:t>
+            </w:r>
+          </w:p>
+        </w:tc>
+      </w:tr>
+      <w:tr>
+        <w:trPr>
+          <w:cantSplit/>
+        </w:trPr>
+        <w:tc>
+          <w:tcPr>
+            <w:tcW w:type="dxa" w:w="1800"/>
+            <w:vAlign w:val="center"/>
+          </w:tcPr>
+          <w:p>
+            <w:r>
+              <w:t>Case-sensitive match</w:t>
+            </w:r>
+          </w:p>
+        </w:tc>
+        <w:tc>
+          <w:tcPr>
+            <w:tcW w:type="dxa" w:w="3900"/>
+            <w:vAlign w:val="center"/>
+          </w:tcPr>
+          <w:p>
+            <w:r>
+              <w:t>Requires exact source capitalization.</w:t>
+            </w:r>
+          </w:p>
+        </w:tc>
+        <w:tc>
+          <w:tcPr>
+            <w:tcW w:type="dxa" w:w="3660"/>
+            <w:vAlign w:val="center"/>
+          </w:tcPr>
+          <w:p>
+            <w:r>
+              <w:t>Leave clear for normal case-insensitive UI matching; select only when capitalization changes meaning.</w:t>
+            </w:r>
+          </w:p>
+        </w:tc>
+      </w:tr>
+      <w:tr>
+        <w:trPr>
+          <w:cantSplit/>
+        </w:trPr>
+        <w:tc>
+          <w:tcPr>
+            <w:tcW w:type="dxa" w:w="1800"/>
+            <w:vAlign w:val="center"/>
+          </w:tcPr>
+          <w:p>
+            <w:r>
+              <w:t>Approved terminology</w:t>
+            </w:r>
+          </w:p>
+        </w:tc>
+        <w:tc>
+          <w:tcPr>
+            <w:tcW w:type="dxa" w:w="3900"/>
+            <w:vAlign w:val="center"/>
+          </w:tcPr>
+          <w:p>
+            <w:r>
+              <w:t>Makes the term eligible to change unresolved catalog entries.</w:t>
+            </w:r>
+          </w:p>
+        </w:tc>
+        <w:tc>
+          <w:tcPr>
+            <w:tcW w:type="dxa" w:w="3660"/>
+            <w:vAlign w:val="center"/>
+          </w:tcPr>
+          <w:p>
+            <w:r>
+              <w:t>Clear it to keep a draft/reference term without applying it.</w:t>
+            </w:r>
+          </w:p>
+        </w:tc>
+      </w:tr>
+      <w:tr>
+        <w:trPr>
+          <w:cantSplit/>
+        </w:trPr>
+        <w:tc>
+          <w:tcPr>
+            <w:tcW w:type="dxa" w:w="1800"/>
+            <w:vAlign w:val="center"/>
+          </w:tcPr>
+          <w:p>
+            <w:r>
+              <w:t>New</w:t>
+            </w:r>
+          </w:p>
+        </w:tc>
+        <w:tc>
+          <w:tcPr>
+            <w:tcW w:type="dxa" w:w="3900"/>
+            <w:vAlign w:val="center"/>
+          </w:tcPr>
+          <w:p>
+            <w:r>
+              <w:t>Clears the editor for another record.</w:t>
+            </w:r>
+          </w:p>
+        </w:tc>
+        <w:tc>
+          <w:tcPr>
+            <w:tcW w:type="dxa" w:w="3660"/>
+            <w:vAlign w:val="center"/>
+          </w:tcPr>
+          <w:p>
+            <w:r>
+              <w:t>It does not erase the glossary or save anything.</w:t>
+            </w:r>
+          </w:p>
+        </w:tc>
+      </w:tr>
+      <w:tr>
+        <w:trPr>
+          <w:cantSplit/>
+        </w:trPr>
+        <w:tc>
+          <w:tcPr>
+            <w:tcW w:type="dxa" w:w="1800"/>
+            <w:vAlign w:val="center"/>
+          </w:tcPr>
+          <w:p>
+            <w:r>
+              <w:t>Add / Update Term</w:t>
+            </w:r>
+          </w:p>
+        </w:tc>
+        <w:tc>
+          <w:tcPr>
+            <w:tcW w:type="dxa" w:w="3900"/>
+            <w:vAlign w:val="center"/>
+          </w:tcPr>
+          <w:p>
+            <w:r>
+              <w:t>Adds a new term or updates the selected term in memory.</w:t>
+            </w:r>
+          </w:p>
+        </w:tc>
+        <w:tc>
+          <w:tcPr>
+            <w:tcW w:type="dxa" w:w="3660"/>
+            <w:vAlign w:val="center"/>
+          </w:tcPr>
+          <w:p>
+            <w:r>
+              <w:t>Choose Save Glossary afterward; the status line reports that the change is still pending.</w:t>
+            </w:r>
+          </w:p>
+        </w:tc>
+      </w:tr>
+      <w:tr>
+        <w:trPr>
+          <w:cantSplit/>
+        </w:trPr>
+        <w:tc>
+          <w:tcPr>
+            <w:tcW w:type="dxa" w:w="1800"/>
+            <w:vAlign w:val="center"/>
+          </w:tcPr>
+          <w:p>
+            <w:r>
+              <w:t>Delete</w:t>
+            </w:r>
+          </w:p>
+        </w:tc>
+        <w:tc>
+          <w:tcPr>
+            <w:tcW w:type="dxa" w:w="3900"/>
+            <w:vAlign w:val="center"/>
+          </w:tcPr>
+          <w:p>
+            <w:r>
+              <w:t>Removes the selected term after confirmation.</w:t>
+            </w:r>
+          </w:p>
+        </w:tc>
+        <w:tc>
+          <w:tcPr>
+            <w:tcW w:type="dxa" w:w="3660"/>
+            <w:vAlign w:val="center"/>
+          </w:tcPr>
+          <w:p>
+            <w:r>
+              <w:t>The deletion remains pending until Save Glossary; Cancel Edits restores the saved file.</w:t>
+            </w:r>
+          </w:p>
+        </w:tc>
+      </w:tr>
+      <w:tr>
+        <w:trPr>
+          <w:cantSplit/>
+        </w:trPr>
+        <w:tc>
+          <w:tcPr>
+            <w:tcW w:type="dxa" w:w="1800"/>
+            <w:vAlign w:val="center"/>
+          </w:tcPr>
+          <w:p>
+            <w:r>
+              <w:t>Cancel Edits</w:t>
+            </w:r>
+          </w:p>
+        </w:tc>
+        <w:tc>
+          <w:tcPr>
+            <w:tcW w:type="dxa" w:w="3900"/>
+            <w:vAlign w:val="center"/>
+          </w:tcPr>
+          <w:p>
+            <w:r>
+              <w:t>Discards every unsaved change to the selected language glossary after confirmation.</w:t>
+            </w:r>
+          </w:p>
+        </w:tc>
+        <w:tc>
+          <w:tcPr>
+            <w:tcW w:type="dxa" w:w="3660"/>
+            <w:vAlign w:val="center"/>
+          </w:tcPr>
+          <w:p>
+            <w:r>
+              <w:t>Use it to reload the last saved file. It does not close Maintenance Studio or cancel a scan/provider operation.</w:t>
+            </w:r>
+          </w:p>
+        </w:tc>
+      </w:tr>
+      <w:tr>
+        <w:trPr>
+          <w:cantSplit/>
+        </w:trPr>
+        <w:tc>
+          <w:tcPr>
+            <w:tcW w:type="dxa" w:w="1800"/>
+            <w:vAlign w:val="center"/>
+          </w:tcPr>
+          <w:p>
+            <w:r>
+              <w:t>Save Glossary</w:t>
+            </w:r>
+          </w:p>
+        </w:tc>
+        <w:tc>
+          <w:tcPr>
+            <w:tcW w:type="dxa" w:w="3900"/>
+            <w:vAlign w:val="center"/>
+          </w:tcPr>
+          <w:p>
+            <w:r>
+              <w:t>Atomically writes the complete glossary JSON.</w:t>
+            </w:r>
+          </w:p>
+        </w:tc>
+        <w:tc>
+          <w:tcPr>
+            <w:tcW w:type="dxa" w:w="3660"/>
+            <w:vAlign w:val="center"/>
+          </w:tcPr>
+          <w:p>
+            <w:r>
+              <w:t>Save before leaving the page or applying terms. Closing, opening another project, or changing glossary language also protects dirty work with a prompt.</w:t>
+            </w:r>
+          </w:p>
+        </w:tc>
+      </w:tr>
+      <w:tr>
+        <w:trPr>
+          <w:cantSplit/>
+        </w:trPr>
+        <w:tc>
+          <w:tcPr>
+            <w:tcW w:type="dxa" w:w="1800"/>
+            <w:vAlign w:val="center"/>
+          </w:tcPr>
+          <w:p>
+            <w:r>
+              <w:t>Apply to Open Catalog</w:t>
+            </w:r>
+          </w:p>
+        </w:tc>
+        <w:tc>
+          <w:tcPr>
+            <w:tcW w:type="dxa" w:w="3900"/>
+            <w:vAlign w:val="center"/>
+          </w:tcPr>
+          <w:p>
+            <w:r>
+              <w:t>Applies approved matching terms to the currently open catalog for the same target language.</w:t>
+            </w:r>
+          </w:p>
+        </w:tc>
+        <w:tc>
+          <w:tcPr>
+            <w:tcW w:type="dxa" w:w="3660"/>
+            <w:vAlign w:val="center"/>
+          </w:tcPr>
+          <w:p>
+            <w:r>
+              <w:t>The Studio first saves dirty glossary work, skips Reviewed and Approved entries, records Project Glossary origin, saves the development catalog, and invalidates prior validation. Revalidate and re-export afterward.</w:t>
+            </w:r>
+          </w:p>
+        </w:tc>
+      </w:tr>
+    </w:tbl>
+    <w:p>
+      <w:pPr>
+        <w:pStyle w:val="ListNumber"/>
+        <w:numPr>
+          <w:ilvl w:val="0"/>
+          <w:numId w:val="15"/>
+        </w:numPr>
+      </w:pPr>
+      <w:r>
+        <w:t>Open Maintenance Studio, open the Delphi project, and select Glossary on the left rail.</w:t>
+      </w:r>
+    </w:p>
+    <w:p>
+      <w:pPr>
+        <w:pStyle w:val="ListNumber"/>
+        <w:numPr>
+          <w:ilvl w:val="0"/>
+          <w:numId w:val="15"/>
+        </w:numPr>
+      </w:pPr>
+      <w:r>
+        <w:t>Choose the target language. An existing glossary loads automatically; otherwise a new in-memory glossary is ready immediately and no Wizard run is required.</w:t>
+      </w:r>
+    </w:p>
+    <w:p>
+      <w:pPr>
+        <w:pStyle w:val="ListNumber"/>
+        <w:numPr>
+          <w:ilvl w:val="0"/>
+          <w:numId w:val="15"/>
+        </w:numPr>
+      </w:pPr>
+      <w:r>
+        <w:t>Choose New, enter the required source term and preferred translation, add optional concept/note information, set Case-sensitive and Approved deliberately, then choose Add / Update Term.</w:t>
+      </w:r>
+    </w:p>
+    <w:p>
+      <w:pPr>
+        <w:pStyle w:val="ListNumber"/>
+        <w:numPr>
+          <w:ilvl w:val="0"/>
+          <w:numId w:val="15"/>
+        </w:numPr>
+      </w:pPr>
+      <w:r>
+        <w:t>Repeat for additional terms and choose Save Glossary. To revise a term later, select it in the list, edit the fields, choose Add / Update Term, and save again.</w:t>
+      </w:r>
+    </w:p>
+    <w:p>
+      <w:pPr>
+        <w:pStyle w:val="ListNumber"/>
+        <w:numPr>
+          <w:ilvl w:val="0"/>
+          <w:numId w:val="15"/>
+        </w:numPr>
+      </w:pPr>
+      <w:r>
+        <w:t>If the matching development catalog is open on Translate, choose Apply to Open Catalog for immediate corrections. Then run Validation and export a fresh runtime pack before deploying it.</w:t>
+      </w:r>
+    </w:p>
+    <w:tbl>
+      <w:tblPr>
+        <w:jc w:val="center"/>
+        <w:tblLook w:firstColumn="1" w:firstRow="1" w:lastColumn="0" w:lastRow="0" w:noHBand="0" w:noVBand="1" w:val="04A0"/>
+        <w:tblW w:w="9360" w:type="dxa"/>
+        <w:tblInd w:w="120" w:type="dxa"/>
+        <w:tblLayout w:type="fixed"/>
+        <w:tblCellMar>
+          <w:top w:w="80" w:type="dxa"/>
+          <w:bottom w:w="80" w:type="dxa"/>
+          <w:start w:w="120" w:type="dxa"/>
+          <w:end w:w="120" w:type="dxa"/>
+        </w:tblCellMar>
+      </w:tblPr>
+      <w:tblGrid>
+        <w:gridCol w:w="9360"/>
+      </w:tblGrid>
+      <w:tr>
+        <w:trPr>
+          <w:cantSplit/>
+          <w:tblHeader w:val="true"/>
+        </w:trPr>
+        <w:tc>
+          <w:tcPr>
+            <w:tcW w:type="dxa" w:w="9360"/>
+            <w:shd w:fill="EAF3FF"/>
+            <w:vAlign w:val="center"/>
+          </w:tcPr>
+          <w:p>
+            <w:pPr>
+              <w:pStyle w:val="Callout"/>
+            </w:pPr>
+            <w:r>
+              <w:rPr>
+                <w:b/>
+                <w:color w:val="234C80"/>
+              </w:rPr>
+              <w:t xml:space="preserve">What Apply does not do. </w:t>
+            </w:r>
+            <w:r>
+              <w:t>It does not call DeepL or Google, rerun the Wizard, rescan the project, approve entries, export a runtime pack, deploy files, or edit Pascal/DFM/FMX/DPR/DPROJ. It updates only eligible unresolved records in the matching open development catalog.</w:t>
+            </w:r>
+          </w:p>
+        </w:tc>
+      </w:tr>
+    </w:tbl>
+    <w:p>
+      <w:pPr>
+        <w:pStyle w:val="Heading1"/>
+      </w:pPr>
+      <w:r>
+        <w:t>24. Maintenance Page 5 - Validation</w:t>
       </w:r>
     </w:p>
     <w:p>
@@ -8543,7 +9355,7 @@
         <w:pStyle w:val="Heading1"/>
       </w:pPr>
       <w:r>
-        <w:t>24. Maintenance Page 5 - Export</w:t>
+        <w:t>25. Maintenance Page 6 - Export</w:t>
       </w:r>
     </w:p>
     <w:p>
@@ -8741,7 +9553,7 @@
         <w:pStyle w:val="Heading1"/>
       </w:pPr>
       <w:r>
-        <w:t>25. Maintenance Page 6 - Integration</w:t>
+        <w:t>26. Maintenance Page 7 - Integration</w:t>
       </w:r>
     </w:p>
     <w:p>
@@ -8798,7 +9610,7 @@
           <w:color w:val="5D7693"/>
           <w:sz w:val="18"/>
         </w:rPr>
-        <w:t>Figure 25-1. Integration page before generating a kit.</w:t>
+        <w:t>Figure 26-1. Integration page before generating a kit.</w:t>
       </w:r>
     </w:p>
     <w:tbl>
@@ -9181,7 +9993,7 @@
         <w:pStyle w:val="Heading1"/>
       </w:pPr>
       <w:r>
-        <w:t>26. Maintenance Page 7 - Provider Settings</w:t>
+        <w:t>27. Maintenance Page 8 - Provider Settings</w:t>
       </w:r>
     </w:p>
     <w:p>
@@ -9243,7 +10055,7 @@
           <w:color w:val="5D7693"/>
           <w:sz w:val="18"/>
         </w:rPr>
-        <w:t>Figure 26-1. Provider controls; the Maintenance page additionally exposes timeout, batch size, and Remove Key.</w:t>
+        <w:t>Figure 27-1. Provider controls; the Maintenance page additionally exposes timeout, batch size, and Remove Key.</w:t>
       </w:r>
     </w:p>
     <w:tbl>
@@ -9664,7 +10476,7 @@
         <w:pStyle w:val="Heading1"/>
       </w:pPr>
       <w:r>
-        <w:t>27. DeepL and Google Setup</w:t>
+        <w:t>28. DeepL and Google Setup</w:t>
       </w:r>
     </w:p>
     <w:p>
@@ -9677,7 +10489,7 @@
         <w:pStyle w:val="Heading2"/>
       </w:pPr>
       <w:r>
-        <w:t>27.1 DeepL</w:t>
+        <w:t>28.1 DeepL</w:t>
       </w:r>
     </w:p>
     <w:p>
@@ -9685,7 +10497,7 @@
         <w:pStyle w:val="ListNumber"/>
         <w:numPr>
           <w:ilvl w:val="0"/>
-          <w:numId w:val="15"/>
+          <w:numId w:val="16"/>
         </w:numPr>
       </w:pPr>
       <w:r>
@@ -9697,7 +10509,7 @@
         <w:pStyle w:val="ListNumber"/>
         <w:numPr>
           <w:ilvl w:val="0"/>
-          <w:numId w:val="15"/>
+          <w:numId w:val="16"/>
         </w:numPr>
       </w:pPr>
       <w:r>
@@ -9709,7 +10521,7 @@
         <w:pStyle w:val="ListNumber"/>
         <w:numPr>
           <w:ilvl w:val="0"/>
-          <w:numId w:val="15"/>
+          <w:numId w:val="16"/>
         </w:numPr>
       </w:pPr>
       <w:r>
@@ -9721,7 +10533,7 @@
         <w:pStyle w:val="ListNumber"/>
         <w:numPr>
           <w:ilvl w:val="0"/>
-          <w:numId w:val="15"/>
+          <w:numId w:val="16"/>
         </w:numPr>
       </w:pPr>
       <w:r>
@@ -9733,7 +10545,7 @@
         <w:pStyle w:val="ListNumber"/>
         <w:numPr>
           <w:ilvl w:val="0"/>
-          <w:numId w:val="15"/>
+          <w:numId w:val="16"/>
         </w:numPr>
       </w:pPr>
       <w:r>
@@ -9745,7 +10557,7 @@
         <w:pStyle w:val="ListNumber"/>
         <w:numPr>
           <w:ilvl w:val="0"/>
-          <w:numId w:val="15"/>
+          <w:numId w:val="16"/>
         </w:numPr>
       </w:pPr>
       <w:r>
@@ -9757,7 +10569,7 @@
         <w:pStyle w:val="Heading2"/>
       </w:pPr>
       <w:r>
-        <w:t>27.2 Google Cloud Translation</w:t>
+        <w:t>28.2 Google Cloud Translation</w:t>
       </w:r>
     </w:p>
     <w:p>
@@ -9765,7 +10577,7 @@
         <w:pStyle w:val="ListNumber"/>
         <w:numPr>
           <w:ilvl w:val="0"/>
-          <w:numId w:val="16"/>
+          <w:numId w:val="17"/>
         </w:numPr>
       </w:pPr>
       <w:r>
@@ -9777,7 +10589,7 @@
         <w:pStyle w:val="ListNumber"/>
         <w:numPr>
           <w:ilvl w:val="0"/>
-          <w:numId w:val="16"/>
+          <w:numId w:val="17"/>
         </w:numPr>
       </w:pPr>
       <w:r>
@@ -9789,7 +10601,7 @@
         <w:pStyle w:val="ListNumber"/>
         <w:numPr>
           <w:ilvl w:val="0"/>
-          <w:numId w:val="16"/>
+          <w:numId w:val="17"/>
         </w:numPr>
       </w:pPr>
       <w:r>
@@ -9801,7 +10613,7 @@
         <w:pStyle w:val="ListNumber"/>
         <w:numPr>
           <w:ilvl w:val="0"/>
-          <w:numId w:val="16"/>
+          <w:numId w:val="17"/>
         </w:numPr>
       </w:pPr>
       <w:r>
@@ -9813,7 +10625,7 @@
         <w:pStyle w:val="ListNumber"/>
         <w:numPr>
           <w:ilvl w:val="0"/>
-          <w:numId w:val="16"/>
+          <w:numId w:val="17"/>
         </w:numPr>
       </w:pPr>
       <w:r>
@@ -9825,7 +10637,7 @@
         <w:pStyle w:val="ListNumber"/>
         <w:numPr>
           <w:ilvl w:val="0"/>
-          <w:numId w:val="16"/>
+          <w:numId w:val="17"/>
         </w:numPr>
       </w:pPr>
       <w:r>
@@ -9837,7 +10649,7 @@
         <w:pStyle w:val="Heading1"/>
       </w:pPr>
       <w:r>
-        <w:t>28. Runtime Integration in VCL and FMX</w:t>
+        <w:t>29. Runtime Integration in VCL and FMX</w:t>
       </w:r>
     </w:p>
     <w:p>
@@ -10121,7 +10933,7 @@
         <w:pStyle w:val="Heading1"/>
       </w:pPr>
       <w:r>
-        <w:t>29. Build, Deploy, and Verify</w:t>
+        <w:t>30. Build, Deploy, and Verify</w:t>
       </w:r>
     </w:p>
     <w:p>
@@ -10134,7 +10946,7 @@
         <w:pStyle w:val="ListNumber"/>
         <w:numPr>
           <w:ilvl w:val="0"/>
-          <w:numId w:val="17"/>
+          <w:numId w:val="18"/>
         </w:numPr>
       </w:pPr>
       <w:r>
@@ -10146,7 +10958,7 @@
         <w:pStyle w:val="ListNumber"/>
         <w:numPr>
           <w:ilvl w:val="0"/>
-          <w:numId w:val="17"/>
+          <w:numId w:val="18"/>
         </w:numPr>
       </w:pPr>
       <w:r>
@@ -10158,7 +10970,7 @@
         <w:pStyle w:val="ListNumber"/>
         <w:numPr>
           <w:ilvl w:val="0"/>
-          <w:numId w:val="17"/>
+          <w:numId w:val="18"/>
         </w:numPr>
       </w:pPr>
       <w:r>
@@ -10170,7 +10982,7 @@
         <w:pStyle w:val="ListNumber"/>
         <w:numPr>
           <w:ilvl w:val="0"/>
-          <w:numId w:val="17"/>
+          <w:numId w:val="18"/>
         </w:numPr>
       </w:pPr>
       <w:r>
@@ -10182,7 +10994,7 @@
         <w:pStyle w:val="ListNumber"/>
         <w:numPr>
           <w:ilvl w:val="0"/>
-          <w:numId w:val="17"/>
+          <w:numId w:val="18"/>
         </w:numPr>
       </w:pPr>
       <w:r>
@@ -10194,7 +11006,7 @@
         <w:pStyle w:val="ListNumber"/>
         <w:numPr>
           <w:ilvl w:val="0"/>
-          <w:numId w:val="17"/>
+          <w:numId w:val="18"/>
         </w:numPr>
       </w:pPr>
       <w:r>
@@ -10206,7 +11018,7 @@
         <w:pStyle w:val="ListNumber"/>
         <w:numPr>
           <w:ilvl w:val="0"/>
-          <w:numId w:val="17"/>
+          <w:numId w:val="18"/>
         </w:numPr>
       </w:pPr>
       <w:r>
@@ -10218,7 +11030,7 @@
         <w:pStyle w:val="ListNumber"/>
         <w:numPr>
           <w:ilvl w:val="0"/>
-          <w:numId w:val="17"/>
+          <w:numId w:val="18"/>
         </w:numPr>
       </w:pPr>
       <w:r>
@@ -10230,7 +11042,7 @@
         <w:pStyle w:val="ListNumber"/>
         <w:numPr>
           <w:ilvl w:val="0"/>
-          <w:numId w:val="17"/>
+          <w:numId w:val="18"/>
         </w:numPr>
       </w:pPr>
       <w:r>
@@ -10242,7 +11054,7 @@
         <w:pStyle w:val="ListNumber"/>
         <w:numPr>
           <w:ilvl w:val="0"/>
-          <w:numId w:val="17"/>
+          <w:numId w:val="18"/>
         </w:numPr>
       </w:pPr>
       <w:r>
@@ -10254,7 +11066,7 @@
         <w:pStyle w:val="Heading1"/>
       </w:pPr>
       <w:r>
-        <w:t>30. RTL, Layout, HTML, and Dynamic Text</w:t>
+        <w:t>31. RTL, Layout, HTML, and Dynamic Text</w:t>
       </w:r>
     </w:p>
     <w:p>
@@ -10323,7 +11135,7 @@
         <w:pStyle w:val="Heading1"/>
       </w:pPr>
       <w:r>
-        <w:t>31. Security, Privacy, and Recovery</w:t>
+        <w:t>32. Security, Privacy, and Recovery</w:t>
       </w:r>
     </w:p>
     <w:p>
@@ -10384,7 +11196,7 @@
         <w:pStyle w:val="Heading1"/>
       </w:pPr>
       <w:r>
-        <w:t>32. Troubleshooting</w:t>
+        <w:t>33. Troubleshooting</w:t>
       </w:r>
     </w:p>
     <w:p>
@@ -10962,7 +11774,7 @@
         <w:pStyle w:val="Heading1"/>
       </w:pPr>
       <w:r>
-        <w:t>33. Complete First-Time Checklist</w:t>
+        <w:t>34. Complete First-Time Checklist</w:t>
       </w:r>
     </w:p>
     <w:p>
@@ -11116,7 +11928,7 @@
         <w:pStyle w:val="Heading1"/>
       </w:pPr>
       <w:r>
-        <w:t>34. Quick Path Reference</w:t>
+        <w:t>35. Quick Path Reference</w:t>
       </w:r>
     </w:p>
     <w:p>
@@ -11459,7 +12271,7 @@
         <w:pStyle w:val="Heading1"/>
       </w:pPr>
       <w:r>
-        <w:t>35. Appendix A - License Information</w:t>
+        <w:t>36. Appendix A - License Information</w:t>
       </w:r>
     </w:p>
     <w:p>
@@ -11954,6 +12766,12 @@
     </w:lvlOverride>
   </w:num>
   <w:num w:numId="17">
+    <w:abstractNumId w:val="7"/>
+    <w:lvlOverride w:ilvl="0">
+      <w:startOverride w:val="1"/>
+    </w:lvlOverride>
+  </w:num>
+  <w:num w:numId="18">
     <w:abstractNumId w:val="7"/>
     <w:lvlOverride w:ilvl="0">
       <w:startOverride w:val="1"/>

--- a/docs/guides/Delphi App Translation Studio User Guide.docx
+++ b/docs/guides/Delphi App Translation Studio User Guide.docx
@@ -112,7 +112,7 @@
         </w:rPr>
         <w:t>Version 1.0</w:t>
         <w:br/>
-        <w:t>Last changed: August 31, 2026</w:t>
+        <w:t>Last changed: September 1, 2026</w:t>
         <w:br/>
         <w:t>Windows • Delphi VCL and FireMonkey • Win32 and Win64</w:t>
       </w:r>
@@ -1694,7 +1694,7 @@
     </w:p>
     <w:p>
       <w:r>
-        <w:t>Welcome to Delphi App Translation Studio. This guide is here to help you take a Delphi application from its original language to a tested, offline multilingual build without making you guess what happens next. It follows the current Pascal source, FMX form definitions, package projects, scanner contracts, provider code, workspace code, and verified application behavior as of August 31, 2026. The same workflow supports VCL and FireMonkey applications.</w:t>
+        <w:t>Welcome to Delphi App Translation Studio. This guide is here to help you take a Delphi application from its original language to a tested, offline multilingual build without making you guess what happens next. It follows the current Pascal source, FMX form definitions, package projects, scanner contracts, provider code, workspace code, and verified application behavior as of September 1, 2026. The same workflow supports VCL and FireMonkey applications.</w:t>
       </w:r>
     </w:p>
     <w:p>
@@ -2278,7 +2278,7 @@
           </w:tcPr>
           <w:p>
             <w:r>
-              <w:t>A current 64-bit Windows development system with permission to write the selected project copy, Local AppData, and the Studio export folder.</w:t>
+              <w:t>A current 32- or 64-bit Windows development system with permission to write the selected project copy, Local AppData, and the Studio export folder.</w:t>
             </w:r>
           </w:p>
         </w:tc>
@@ -2305,7 +2305,7 @@
           </w:tcPr>
           <w:p>
             <w:r>
-              <w:t>RAD Studio 13 Florence. The verified toolchain is under C:\Program Files (x86)\Embarcadero\Studio\37.0\bin.</w:t>
+              <w:t>RAD Studio 12 Athens or RAD Studio 13 Florence. The verified RAD Studio 13 toolchain is under C:\Program Files (x86)\Embarcadero\Studio\37.0\bin.</w:t>
             </w:r>
           </w:p>
         </w:tc>
@@ -2413,7 +2413,7 @@
           </w:tcPr>
           <w:p>
             <w:r>
-              <w:t>A DeepL API Free/Pro key or Google Cloud Translation API key. DeepL is the recommended default.</w:t>
+              <w:t>A DeepL API Free/Pro key or Google Cloud Translation API key. DeepL is the recommended default. Obtaining a provider key is outside this guide; consult the provider's current account and API documentation.</w:t>
             </w:r>
           </w:p>
         </w:tc>
@@ -2440,7 +2440,7 @@
           </w:tcPr>
           <w:p>
             <w:r>
-              <w:t>Git or an equivalent recoverable baseline for both the Studio source and the disposable target copy.</w:t>
+              <w:t>Git or an equivalent recoverable baseline for both the Studio source and the disposable target copy. Git and GitHub are essential to this workflow because they provide the authoritative recoverable backup source.</w:t>
             </w:r>
           </w:p>
         </w:tc>
@@ -2653,7 +2653,7 @@
     </w:p>
     <w:p>
       <w:r>
-        <w:t>Once the repository is extracted, building the Studio is a normal Delphi project build. Win32 Release is the friendliest first choice because the design-time packages also use Win32.</w:t>
+        <w:t>Once the repository is extracted, building the Studio is a normal Delphi project build. Win32 Release is the friendliest first choice because the design-time packages also use Win32. All examples that follow use RAD Studio 13 Florence.</w:t>
       </w:r>
     </w:p>
     <w:p>
@@ -2718,7 +2718,7 @@
     </w:p>
     <w:p>
       <w:r>
-        <w:t>If you prefer a command-line build, initialize Delphi with C:\Program Files (x86)\Embarcadero\Studio\37.0\bin\rsvars.bat. The Win32 compiler is C:\Program Files (x86)\Embarcadero\Studio\37.0\bin\dcc32.exe. These paths point to Delphi itself. They are separate from the DAT unit Search Path you will add to your application in Chapter 6.</w:t>
+        <w:t>If you prefer a command-line build, initialize Delphi with C:\Program Files (x86)\Embarcadero\Studio\37.0\bin\rsvars.bat. The Win32 compiler is C:\Program Files (x86)\Embarcadero\Studio\37.0\bin\dcc32.exe. These paths point to Delphi itself. The Studio later adds the project-local DAT Search Path automatically.</w:t>
       </w:r>
     </w:p>
     <w:tbl>
@@ -2956,12 +2956,12 @@
     </w:p>
     <w:p>
       <w:r>
-        <w:t>The component kit generated by the Studio contains a ComponentSource folder. For a dependable, portable build, copy that complete source set into dependencies\DelphiAppTranslation\source inside your application. The Studio does not create this project-local folder automatically because you, not the Studio, control your application's source tree.</w:t>
+        <w:t>The Wizard and Maintenance Studio now prepare this dependency automatically. They stage and verify the complete framework-specific ComponentSource set, then install it as one versioned unit under dependencies\DelphiAppTranslation\source in the target project. You do not create the folder or copy individual PAS files.</w:t>
       </w:r>
     </w:p>
     <w:p>
       <w:r>
-        <w:t>Copy the complete set rather than choosing individual units. The files are designed and versioned as one dependency set; a partial mixture can compile in one configuration and fail in another when a shared unit is needed.</w:t>
+        <w:t>The transaction also saves the original DPROJ, adds one clearly marked inherited Search Path and post-build deployment import, and writes an integration manifest. Repeating Prepare / Update Target Project replaces the managed set cleanly instead of mixing files from different Studio builds.</w:t>
       </w:r>
     </w:p>
     <w:p>
@@ -2985,7 +2985,7 @@
         <w:pStyle w:val="CodeBlock"/>
       </w:pPr>
       <w:r>
-        <w:t>&lt;Target Project&gt;\Localization\Languages</w:t>
+        <w:t>&lt;Target Project&gt;\dependencies\DelphiAppTranslation\deployment\Languages</w:t>
       </w:r>
     </w:p>
     <w:p>
@@ -2997,7 +2997,7 @@
         </w:numPr>
       </w:pPr>
       <w:r>
-        <w:t>Complete the Setup Wizard, or generate a component kit from Maintenance Studio.</w:t>
+        <w:t>Complete the Setup Wizard, or choose Prepare / Update Target Project on Maintenance Studio &gt; Integration.</w:t>
       </w:r>
     </w:p>
     <w:p>
@@ -3009,7 +3009,7 @@
         </w:numPr>
       </w:pPr>
       <w:r>
-        <w:t>Open export\component-integration\&lt;ApplicationId&gt;\ComponentSource.</w:t>
+        <w:t>The Studio creates a dated transaction backup before writing the managed dependency folder or DPROJ block.</w:t>
       </w:r>
     </w:p>
     <w:p>
@@ -3021,7 +3021,7 @@
         </w:numPr>
       </w:pPr>
       <w:r>
-        <w:t>Create &lt;Target Project&gt;\dependencies\DelphiAppTranslation\source if it does not exist.</w:t>
+        <w:t>The Studio stages and hash-checks ComponentSource, language packs, Apache license, manifest, and deployment target before promoting dependencies\DelphiAppTranslation.</w:t>
       </w:r>
     </w:p>
     <w:p>
@@ -3033,7 +3033,7 @@
         </w:numPr>
       </w:pPr>
       <w:r>
-        <w:t>Copy every .pas file from ComponentSource into that source folder, replacing the previous DAT set as one versioned unit.</w:t>
+        <w:t>The Studio performs the baseline Release build and deploys the current pack set. Future RAD Studio builds run the managed post-build target automatically.</w:t>
       </w:r>
     </w:p>
     <w:p>
@@ -3045,19 +3045,7 @@
         </w:numPr>
       </w:pPr>
       <w:r>
-        <w:t>Commit the dependency units with the target test project if the project's licensing/distribution policy permits vendoring them.</w:t>
-      </w:r>
-    </w:p>
-    <w:p>
-      <w:pPr>
-        <w:pStyle w:val="ListNumber"/>
-        <w:numPr>
-          <w:ilvl w:val="0"/>
-          <w:numId w:val="13"/>
-        </w:numPr>
-      </w:pPr>
-      <w:r>
-        <w:t>Whenever the Studio runtime is updated, regenerate the kit and refresh the whole set together; do not mix files from different builds.</w:t>
+        <w:t>Commit the managed dependency folder and marked DPROJ block with the target project when the project's licensing/distribution policy permits vendoring Apache-2.0 source.</w:t>
       </w:r>
     </w:p>
     <w:p>
@@ -3214,119 +3202,7 @@
     </w:p>
     <w:p>
       <w:r>
-        <w:t>Copying the files is only half of the setup. Delphi also needs the folder on the project's compiler Search Path. Set it for all configurations and platforms so Debug, Release, Win32, and Win64 do not quietly use different unit locations.</w:t>
-      </w:r>
-    </w:p>
-    <w:p>
-      <w:pPr>
-        <w:pStyle w:val="ListNumber"/>
-        <w:numPr>
-          <w:ilvl w:val="0"/>
-          <w:numId w:val="14"/>
-        </w:numPr>
-      </w:pPr>
-      <w:r>
-        <w:t>Open the target project in RAD Studio.</w:t>
-      </w:r>
-    </w:p>
-    <w:p>
-      <w:pPr>
-        <w:pStyle w:val="ListNumber"/>
-        <w:numPr>
-          <w:ilvl w:val="0"/>
-          <w:numId w:val="14"/>
-        </w:numPr>
-      </w:pPr>
-      <w:r>
-        <w:t>Choose Project &gt; Options.</w:t>
-      </w:r>
-    </w:p>
-    <w:p>
-      <w:pPr>
-        <w:pStyle w:val="ListNumber"/>
-        <w:numPr>
-          <w:ilvl w:val="0"/>
-          <w:numId w:val="14"/>
-        </w:numPr>
-      </w:pPr>
-      <w:r>
-        <w:t>At the top of the Options dialog choose All configurations and All platforms unless a platform intentionally uses a different dependency copy.</w:t>
-      </w:r>
-    </w:p>
-    <w:p>
-      <w:pPr>
-        <w:pStyle w:val="ListNumber"/>
-        <w:numPr>
-          <w:ilvl w:val="0"/>
-          <w:numId w:val="14"/>
-        </w:numPr>
-      </w:pPr>
-      <w:r>
-        <w:t>Open Building &gt; Delphi Compiler.</w:t>
-      </w:r>
-    </w:p>
-    <w:p>
-      <w:pPr>
-        <w:pStyle w:val="ListNumber"/>
-        <w:numPr>
-          <w:ilvl w:val="0"/>
-          <w:numId w:val="14"/>
-        </w:numPr>
-      </w:pPr>
-      <w:r>
-        <w:t>Locate Search path.</w:t>
-      </w:r>
-    </w:p>
-    <w:p>
-      <w:pPr>
-        <w:pStyle w:val="ListNumber"/>
-        <w:numPr>
-          <w:ilvl w:val="0"/>
-          <w:numId w:val="14"/>
-        </w:numPr>
-      </w:pPr>
-      <w:r>
-        <w:t>Append .\dependencies\DelphiAppTranslation\source. Preserve every existing entry and preserve inherited macros such as $(DCC_UnitSearchPath).</w:t>
-      </w:r>
-    </w:p>
-    <w:p>
-      <w:pPr>
-        <w:pStyle w:val="ListNumber"/>
-        <w:numPr>
-          <w:ilvl w:val="0"/>
-          <w:numId w:val="14"/>
-        </w:numPr>
-      </w:pPr>
-      <w:r>
-        <w:t>Choose Save, then OK.</w:t>
-      </w:r>
-    </w:p>
-    <w:p>
-      <w:pPr>
-        <w:pStyle w:val="ListNumber"/>
-        <w:numPr>
-          <w:ilvl w:val="0"/>
-          <w:numId w:val="14"/>
-        </w:numPr>
-      </w:pPr>
-      <w:r>
-        <w:t>Build Win32 Debug, Win32 Release, and any supported Win64 configurations. A clean build verifies that no DAT unit is being found accidentally from an unrelated global path.</w:t>
-      </w:r>
-    </w:p>
-    <w:p>
-      <w:pPr>
-        <w:pStyle w:val="CodeBlock"/>
-      </w:pPr>
-      <w:r>
-        <w:t>Recommended portable entry: .\dependencies\DelphiAppTranslation\source</w:t>
-      </w:r>
-    </w:p>
-    <w:p>
-      <w:pPr>
-        <w:pStyle w:val="CodeBlock"/>
-      </w:pPr>
-      <w:r>
-        <w:t>Example absolute entry: C:\DelphiProjects\MyApplication\dependencies\DelphiAppTranslation\source</w:t>
+        <w:t>No manual Project Options work is required. The Studio adds one idempotent managed block to the DPROJ. Its DCC_UnitSearchPath begins with $(MSBuildProjectDirectory)\dependencies\DelphiAppTranslation\source and then preserves $(DCC_UnitSearchPath), so existing and inherited paths remain available.</w:t>
       </w:r>
     </w:p>
     <w:tbl>
@@ -3366,10 +3242,10 @@
                 <w:b/>
                 <w:color w:val="234C80"/>
               </w:rPr>
-              <w:t xml:space="preserve">You can point to the export folder, but... </w:t>
-            </w:r>
-            <w:r>
-              <w:t>A project may use export\component-integration\&lt;ApplicationId&gt;\ComponentSource directly. That works, but it ties the application to a generated Studio location. The project-local dependencies folder is easier to archive, clone, and build on another computer.</w:t>
+              <w:t xml:space="preserve">What remains manual? </w:t>
+            </w:r>
+            <w:r>
+              <w:t>RAD Studio package registration remains deliberate: choose Component &gt; Install Packages &gt; Add and select the exact design BPL shown by the Studio. The verified bundle is in &lt;Kit&gt;\DesignPackages\Win32\Release; the required core and framework runtime BPLs are beside it. Component placement and Object Inspector values remain designer-owned decisions. Folder creation, source refresh, Search Path, builds, and pack deployment are automatic.</w:t>
             </w:r>
           </w:p>
         </w:tc>
@@ -4175,7 +4051,7 @@
               <a:graphicData uri="http://schemas.openxmlformats.org/drawingml/2006/picture">
                 <pic:pic>
                   <pic:nvPicPr>
-                    <pic:cNvPr id="0" name="tmp1tqabz13.png"/>
+                    <pic:cNvPr id="0" name="tmpeb7710sn.png"/>
                     <pic:cNvPicPr/>
                   </pic:nvPicPr>
                   <pic:blipFill>
@@ -4627,7 +4503,7 @@
               <a:graphicData uri="http://schemas.openxmlformats.org/drawingml/2006/picture">
                 <pic:pic>
                   <pic:nvPicPr>
-                    <pic:cNvPr id="0" name="tmp2xsdaw3y.png"/>
+                    <pic:cNvPr id="0" name="tmpvyddey74.png"/>
                     <pic:cNvPicPr/>
                   </pic:nvPicPr>
                   <pic:blipFill>
@@ -5037,7 +4913,7 @@
               <a:graphicData uri="http://schemas.openxmlformats.org/drawingml/2006/picture">
                 <pic:pic>
                   <pic:nvPicPr>
-                    <pic:cNvPr id="0" name="tmpz31raykx.png"/>
+                    <pic:cNvPr id="0" name="tmpphgzz0iy.png"/>
                     <pic:cNvPicPr/>
                   </pic:nvPicPr>
                   <pic:blipFill>
@@ -5330,7 +5206,7 @@
               <a:graphicData uri="http://schemas.openxmlformats.org/drawingml/2006/picture">
                 <pic:pic>
                   <pic:nvPicPr>
-                    <pic:cNvPr id="0" name="tmpx76qdvf8.png"/>
+                    <pic:cNvPr id="0" name="tmpuwhoj960.png"/>
                     <pic:cNvPicPr/>
                   </pic:nvPicPr>
                   <pic:blipFill>
@@ -5623,7 +5499,7 @@
               <a:graphicData uri="http://schemas.openxmlformats.org/drawingml/2006/picture">
                 <pic:pic>
                   <pic:nvPicPr>
-                    <pic:cNvPr id="0" name="tmpf1a65pbh.png"/>
+                    <pic:cNvPr id="0" name="tmpp6rn6v7x.png"/>
                     <pic:cNvPicPr/>
                   </pic:nvPicPr>
                   <pic:blipFill>
@@ -6071,7 +5947,7 @@
               <a:graphicData uri="http://schemas.openxmlformats.org/drawingml/2006/picture">
                 <pic:pic>
                   <pic:nvPicPr>
-                    <pic:cNvPr id="0" name="tmpii3tbkv2.png"/>
+                    <pic:cNvPr id="0" name="tmp536og6u6.png"/>
                     <pic:cNvPicPr/>
                   </pic:nvPicPr>
                   <pic:blipFill>
@@ -6369,7 +6245,7 @@
               <a:graphicData uri="http://schemas.openxmlformats.org/drawingml/2006/picture">
                 <pic:pic>
                   <pic:nvPicPr>
-                    <pic:cNvPr id="0" name="tmpp125k2tc.png"/>
+                    <pic:cNvPr id="0" name="tmpfct3v2nj.png"/>
                     <pic:cNvPicPr/>
                   </pic:nvPicPr>
                   <pic:blipFill>
@@ -6977,7 +6853,7 @@
               <a:graphicData uri="http://schemas.openxmlformats.org/drawingml/2006/picture">
                 <pic:pic>
                   <pic:nvPicPr>
-                    <pic:cNvPr id="0" name="tmpdreppe8t.png"/>
+                    <pic:cNvPr id="0" name="tmpujqm2kh2.png"/>
                     <pic:cNvPicPr/>
                   </pic:nvPicPr>
                   <pic:blipFill>
@@ -7023,7 +6899,7 @@
     </w:p>
     <w:p>
       <w:r>
-        <w:t>After success, the page confirms that your Pascal, form, DPR, and DPROJ files were not edited. Back and Cancel disappear; choose Finish when you are ready to return to the Studio. The optional deployment card can send the application to the destinations from Step 3. Normally leave Rebuild before deploying clear, because final processing has already built the available target. Select it only when you truly need another compile.</w:t>
+        <w:t>After success, the page confirms that Pascal, DPR, DFM, and FMX source files were not edited. It also identifies the DPROJ transaction backup and the managed project-local dependency. Back and Cancel disappear; choose Finish when you are ready to return to the Studio. Win32 Release, existing target outputs, and available destinations have already been built or deployed automatically.</w:t>
       </w:r>
     </w:p>
     <w:tbl>
@@ -7399,7 +7275,7 @@
               <a:graphicData uri="http://schemas.openxmlformats.org/drawingml/2006/picture">
                 <pic:pic>
                   <pic:nvPicPr>
-                    <pic:cNvPr id="0" name="tmp_jbrj_zo.png"/>
+                    <pic:cNvPr id="0" name="tmp54ggo5ft.png"/>
                     <pic:cNvPicPr/>
                   </pic:nvPicPr>
                   <pic:blipFill>
@@ -9005,7 +8881,7 @@
         <w:pStyle w:val="ListNumber"/>
         <w:numPr>
           <w:ilvl w:val="0"/>
-          <w:numId w:val="15"/>
+          <w:numId w:val="14"/>
         </w:numPr>
       </w:pPr>
       <w:r>
@@ -9017,7 +8893,7 @@
         <w:pStyle w:val="ListNumber"/>
         <w:numPr>
           <w:ilvl w:val="0"/>
-          <w:numId w:val="15"/>
+          <w:numId w:val="14"/>
         </w:numPr>
       </w:pPr>
       <w:r>
@@ -9029,7 +8905,7 @@
         <w:pStyle w:val="ListNumber"/>
         <w:numPr>
           <w:ilvl w:val="0"/>
-          <w:numId w:val="15"/>
+          <w:numId w:val="14"/>
         </w:numPr>
       </w:pPr>
       <w:r>
@@ -9041,7 +8917,7 @@
         <w:pStyle w:val="ListNumber"/>
         <w:numPr>
           <w:ilvl w:val="0"/>
-          <w:numId w:val="15"/>
+          <w:numId w:val="14"/>
         </w:numPr>
       </w:pPr>
       <w:r>
@@ -9053,7 +8929,7 @@
         <w:pStyle w:val="ListNumber"/>
         <w:numPr>
           <w:ilvl w:val="0"/>
-          <w:numId w:val="15"/>
+          <w:numId w:val="14"/>
         </w:numPr>
       </w:pPr>
       <w:r>
@@ -9846,7 +9722,7 @@
           </w:tcPr>
           <w:p>
             <w:r>
-              <w:t>Generate Component Kit</w:t>
+              <w:t>Prepare / Update Target Project</w:t>
             </w:r>
           </w:p>
         </w:tc>
@@ -9857,7 +9733,7 @@
           </w:tcPr>
           <w:p>
             <w:r>
-              <w:t>Publishes the safe, non-mutating kit under export.</w:t>
+              <w:t>Publishes the verified kit, creates a transaction backup, installs the complete project-local dependency, updates the marked DPROJ automation block, builds Release, and deploys packs.</w:t>
             </w:r>
           </w:p>
         </w:tc>
@@ -9868,7 +9744,7 @@
           </w:tcPr>
           <w:p>
             <w:r>
-              <w:t>This is the recommended action for normal projects.</w:t>
+              <w:t>This is repeatable and is the recommended action for normal projects.</w:t>
             </w:r>
           </w:p>
         </w:tc>
@@ -9895,7 +9771,7 @@
           </w:tcPr>
           <w:p>
             <w:r>
-              <w:t>Selects the matching compiled Win32 design BPL in File Explorer.</w:t>
+              <w:t>Selects &lt;Kit&gt;\DesignPackages\Win32\Release\&lt;framework design package&gt;; its required runtime BPLs are beside it.</w:t>
             </w:r>
           </w:p>
         </w:tc>
@@ -9906,7 +9782,7 @@
           </w:tcPr>
           <w:p>
             <w:r>
-              <w:t>Use before RAD Studio Component &gt; Install Packages &gt; Add.</w:t>
+              <w:t>Use RAD Studio Component &gt; Install Packages &gt; Add. The Studio does not register IDE packages automatically.</w:t>
             </w:r>
           </w:p>
         </w:tc>
@@ -9944,7 +9820,7 @@
           </w:tcPr>
           <w:p>
             <w:r>
-              <w:t>Use to copy ComponentSource or inspect README/manifest/completion report.</w:t>
+              <w:t>Use to inspect ComponentSource, DesignPackages, README, license, manifests, and completion report; copying is not required.</w:t>
             </w:r>
           </w:p>
         </w:tc>
@@ -10497,7 +10373,7 @@
         <w:pStyle w:val="ListNumber"/>
         <w:numPr>
           <w:ilvl w:val="0"/>
-          <w:numId w:val="16"/>
+          <w:numId w:val="15"/>
         </w:numPr>
       </w:pPr>
       <w:r>
@@ -10509,7 +10385,7 @@
         <w:pStyle w:val="ListNumber"/>
         <w:numPr>
           <w:ilvl w:val="0"/>
-          <w:numId w:val="16"/>
+          <w:numId w:val="15"/>
         </w:numPr>
       </w:pPr>
       <w:r>
@@ -10521,7 +10397,7 @@
         <w:pStyle w:val="ListNumber"/>
         <w:numPr>
           <w:ilvl w:val="0"/>
-          <w:numId w:val="16"/>
+          <w:numId w:val="15"/>
         </w:numPr>
       </w:pPr>
       <w:r>
@@ -10533,7 +10409,7 @@
         <w:pStyle w:val="ListNumber"/>
         <w:numPr>
           <w:ilvl w:val="0"/>
-          <w:numId w:val="16"/>
+          <w:numId w:val="15"/>
         </w:numPr>
       </w:pPr>
       <w:r>
@@ -10545,7 +10421,7 @@
         <w:pStyle w:val="ListNumber"/>
         <w:numPr>
           <w:ilvl w:val="0"/>
-          <w:numId w:val="16"/>
+          <w:numId w:val="15"/>
         </w:numPr>
       </w:pPr>
       <w:r>
@@ -10557,7 +10433,7 @@
         <w:pStyle w:val="ListNumber"/>
         <w:numPr>
           <w:ilvl w:val="0"/>
-          <w:numId w:val="16"/>
+          <w:numId w:val="15"/>
         </w:numPr>
       </w:pPr>
       <w:r>
@@ -10577,7 +10453,7 @@
         <w:pStyle w:val="ListNumber"/>
         <w:numPr>
           <w:ilvl w:val="0"/>
-          <w:numId w:val="17"/>
+          <w:numId w:val="16"/>
         </w:numPr>
       </w:pPr>
       <w:r>
@@ -10589,7 +10465,7 @@
         <w:pStyle w:val="ListNumber"/>
         <w:numPr>
           <w:ilvl w:val="0"/>
-          <w:numId w:val="17"/>
+          <w:numId w:val="16"/>
         </w:numPr>
       </w:pPr>
       <w:r>
@@ -10601,7 +10477,7 @@
         <w:pStyle w:val="ListNumber"/>
         <w:numPr>
           <w:ilvl w:val="0"/>
-          <w:numId w:val="17"/>
+          <w:numId w:val="16"/>
         </w:numPr>
       </w:pPr>
       <w:r>
@@ -10613,7 +10489,7 @@
         <w:pStyle w:val="ListNumber"/>
         <w:numPr>
           <w:ilvl w:val="0"/>
-          <w:numId w:val="17"/>
+          <w:numId w:val="16"/>
         </w:numPr>
       </w:pPr>
       <w:r>
@@ -10625,7 +10501,7 @@
         <w:pStyle w:val="ListNumber"/>
         <w:numPr>
           <w:ilvl w:val="0"/>
-          <w:numId w:val="17"/>
+          <w:numId w:val="16"/>
         </w:numPr>
       </w:pPr>
       <w:r>
@@ -10637,7 +10513,7 @@
         <w:pStyle w:val="ListNumber"/>
         <w:numPr>
           <w:ilvl w:val="0"/>
-          <w:numId w:val="17"/>
+          <w:numId w:val="16"/>
         </w:numPr>
       </w:pPr>
       <w:r>
@@ -10946,7 +10822,7 @@
         <w:pStyle w:val="ListNumber"/>
         <w:numPr>
           <w:ilvl w:val="0"/>
-          <w:numId w:val="18"/>
+          <w:numId w:val="17"/>
         </w:numPr>
       </w:pPr>
       <w:r>
@@ -10958,7 +10834,7 @@
         <w:pStyle w:val="ListNumber"/>
         <w:numPr>
           <w:ilvl w:val="0"/>
-          <w:numId w:val="18"/>
+          <w:numId w:val="17"/>
         </w:numPr>
       </w:pPr>
       <w:r>
@@ -10970,11 +10846,11 @@
         <w:pStyle w:val="ListNumber"/>
         <w:numPr>
           <w:ilvl w:val="0"/>
-          <w:numId w:val="18"/>
+          <w:numId w:val="17"/>
         </w:numPr>
       </w:pPr>
       <w:r>
-        <w:t>Confirm the complete current dependency set is in the selected ComponentSource or project-local dependencies folder.</w:t>
+        <w:t>Confirm the Studio reports the managed dependency at &lt;Target&gt;\dependencies\DelphiAppTranslation and the dated transaction backup.</w:t>
       </w:r>
     </w:p>
     <w:p>
@@ -10982,11 +10858,11 @@
         <w:pStyle w:val="ListNumber"/>
         <w:numPr>
           <w:ilvl w:val="0"/>
-          <w:numId w:val="18"/>
+          <w:numId w:val="17"/>
         </w:numPr>
       </w:pPr>
       <w:r>
-        <w:t>Confirm the Delphi Compiler Search Path resolves that exact folder for every supported configuration/platform.</w:t>
+        <w:t>Confirm the DPROJ contains exactly one marked DAT integration block; do not hand-edit or duplicate it.</w:t>
       </w:r>
     </w:p>
     <w:p>
@@ -10994,11 +10870,11 @@
         <w:pStyle w:val="ListNumber"/>
         <w:numPr>
           <w:ilvl w:val="0"/>
-          <w:numId w:val="18"/>
+          <w:numId w:val="17"/>
         </w:numPr>
       </w:pPr>
       <w:r>
-        <w:t>Copy or deploy the canonical English source pack and every translated pack to &lt;Executable Folder&gt;\Localization\Languages.</w:t>
+        <w:t>Confirm the automatic build log reports language-pack deployment to &lt;Executable Folder&gt;\Localization\Languages.</w:t>
       </w:r>
     </w:p>
     <w:p>
@@ -11006,7 +10882,7 @@
         <w:pStyle w:val="ListNumber"/>
         <w:numPr>
           <w:ilvl w:val="0"/>
-          <w:numId w:val="18"/>
+          <w:numId w:val="17"/>
         </w:numPr>
       </w:pPr>
       <w:r>
@@ -11018,7 +10894,7 @@
         <w:pStyle w:val="ListNumber"/>
         <w:numPr>
           <w:ilvl w:val="0"/>
-          <w:numId w:val="18"/>
+          <w:numId w:val="17"/>
         </w:numPr>
       </w:pPr>
       <w:r>
@@ -11030,7 +10906,7 @@
         <w:pStyle w:val="ListNumber"/>
         <w:numPr>
           <w:ilvl w:val="0"/>
-          <w:numId w:val="18"/>
+          <w:numId w:val="17"/>
         </w:numPr>
       </w:pPr>
       <w:r>
@@ -11042,7 +10918,7 @@
         <w:pStyle w:val="ListNumber"/>
         <w:numPr>
           <w:ilvl w:val="0"/>
-          <w:numId w:val="18"/>
+          <w:numId w:val="17"/>
         </w:numPr>
       </w:pPr>
       <w:r>
@@ -11054,7 +10930,7 @@
         <w:pStyle w:val="ListNumber"/>
         <w:numPr>
           <w:ilvl w:val="0"/>
-          <w:numId w:val="18"/>
+          <w:numId w:val="17"/>
         </w:numPr>
       </w:pPr>
       <w:r>
@@ -11296,7 +11172,7 @@
           </w:tcPr>
           <w:p>
             <w:r>
-              <w:t>Search Path points to no ComponentSource/dependency folder or an incomplete set.</w:t>
+              <w:t>Managed dependency or DPROJ block is missing, damaged, or shadowed by an old DAT unit beside the DPR.</w:t>
             </w:r>
           </w:p>
         </w:tc>
@@ -11307,7 +11183,7 @@
           </w:tcPr>
           <w:p>
             <w:r>
-              <w:t>Populate the complete framework set and add the exact folder under All configurations/All platforms.</w:t>
+              <w:t>Run Prepare / Update Target Project again, inspect the transaction report, and remove/refresh only confirmed stale duplicate DAT copies.</w:t>
             </w:r>
           </w:p>
         </w:tc>
@@ -11334,7 +11210,7 @@
           </w:tcPr>
           <w:p>
             <w:r>
-              <w:t>Wrong RAD Studio version, wrong platform, stale BPL, or .dpk selected through the wrong dialog.</w:t>
+              <w:t>Wrong RAD Studio version, wrong framework bundle, stale BPL, or DPK selected through the wrong dialog.</w:t>
             </w:r>
           </w:p>
         </w:tc>
@@ -11345,7 +11221,7 @@
           </w:tcPr>
           <w:p>
             <w:r>
-              <w:t>Rebuild with Studio 37.0; use Component &gt; Install Packages &gt; Add and the Win32 Release design BPL.</w:t>
+              <w:t>Use Show Design BPL, keep its adjacent runtime BPLs in place, then use Component &gt; Install Packages &gt; Add on the selected design BPL.</w:t>
             </w:r>
           </w:p>
         </w:tc>
@@ -11883,7 +11759,7 @@
         <w:pStyle w:val="ListBullet"/>
       </w:pPr>
       <w:r>
-        <w:t>[ ] Component kit generated; complete ComponentSource vendored if using dependencies.</w:t>
+        <w:t>[ ] Prepare / Update Target Project completed; dated DPROJ/dependency backup recorded.</w:t>
       </w:r>
     </w:p>
     <w:p>
@@ -11891,7 +11767,7 @@
         <w:pStyle w:val="ListBullet"/>
       </w:pPr>
       <w:r>
-        <w:t>[ ] Delphi Search Path contains the exact dependency source folder for all shipped targets.</w:t>
+        <w:t>[ ] Complete dependency installed under dependencies\DelphiAppTranslation; one marked DPROJ block present.</w:t>
       </w:r>
     </w:p>
     <w:p>
@@ -11899,7 +11775,7 @@
         <w:pStyle w:val="ListBullet"/>
       </w:pPr>
       <w:r>
-        <w:t>[ ] Canonical English and every translated JSON pack deployed beside each executable.</w:t>
+        <w:t>[ ] Baseline Release build passed; canonical source and translated packs deployed automatically beside each executable.</w:t>
       </w:r>
     </w:p>
     <w:p>
@@ -12190,7 +12066,7 @@
           </w:tcPr>
           <w:p>
             <w:r>
-              <w:t>Optional vendored dependencies</w:t>
+              <w:t>Managed target dependency</w:t>
             </w:r>
           </w:p>
         </w:tc>
@@ -12201,7 +12077,34 @@
           </w:tcPr>
           <w:p>
             <w:r>
-              <w:t>&lt;Target Project&gt;\dependencies\DelphiAppTranslation\source</w:t>
+              <w:t>&lt;Target Project&gt;\dependencies\DelphiAppTranslation</w:t>
+            </w:r>
+          </w:p>
+        </w:tc>
+      </w:tr>
+      <w:tr>
+        <w:trPr>
+          <w:cantSplit/>
+        </w:trPr>
+        <w:tc>
+          <w:tcPr>
+            <w:tcW w:type="dxa" w:w="2700"/>
+            <w:vAlign w:val="center"/>
+          </w:tcPr>
+          <w:p>
+            <w:r>
+              <w:t>Verified BPL bundle</w:t>
+            </w:r>
+          </w:p>
+        </w:tc>
+        <w:tc>
+          <w:tcPr>
+            <w:tcW w:type="dxa" w:w="6660"/>
+            <w:vAlign w:val="center"/>
+          </w:tcPr>
+          <w:p>
+            <w:r>
+              <w:t>&lt;Studio&gt;\export\component-integration\&lt;ApplicationId&gt;\DesignPackages\Win32\Release</w:t>
             </w:r>
           </w:p>
         </w:tc>
@@ -12766,12 +12669,6 @@
     </w:lvlOverride>
   </w:num>
   <w:num w:numId="17">
-    <w:abstractNumId w:val="7"/>
-    <w:lvlOverride w:ilvl="0">
-      <w:startOverride w:val="1"/>
-    </w:lvlOverride>
-  </w:num>
-  <w:num w:numId="18">
     <w:abstractNumId w:val="7"/>
     <w:lvlOverride w:ilvl="0">
       <w:startOverride w:val="1"/>

--- a/docs/guides/Delphi App Translation Studio User Guide.docx
+++ b/docs/guides/Delphi App Translation Studio User Guide.docx
@@ -2718,7 +2718,7 @@
     </w:p>
     <w:p>
       <w:r>
-        <w:t>If you prefer a command-line build, initialize Delphi with C:\Program Files (x86)\Embarcadero\Studio\37.0\bin\rsvars.bat. The Win32 compiler is C:\Program Files (x86)\Embarcadero\Studio\37.0\bin\dcc32.exe. These paths point to Delphi itself. The Studio later adds the project-local DAT Search Path automatically.</w:t>
+        <w:t>If you prefer a command-line build, initialize Delphi with C:\Program Files (x86)\Embarcadero\Studio\37.0\bin\rsvars.bat. The Win32 compiler is C:\Program Files (x86)\Embarcadero\Studio\37.0\bin\dcc32.exe. These paths point to Delphi itself. Studio-initiated target builds pass the project-local DAT Search Path temporarily; the developer adds the same stable dependency path once through RAD Studio Project Options for normal IDE builds.</w:t>
       </w:r>
     </w:p>
     <w:tbl>
@@ -2897,7 +2897,7 @@
         </w:numPr>
       </w:pPr>
       <w:r>
-        <w:t>Close the target project before the Setup Wizard's final-processing step.</w:t>
+        <w:t>Choose File &gt; Save All and close the running target application before the Setup Wizard's final-processing step. The RAD Studio project may remain open because the Studio never writes its project files.</w:t>
       </w:r>
     </w:p>
     <w:tbl>
@@ -2961,7 +2961,7 @@
     </w:p>
     <w:p>
       <w:r>
-        <w:t>The transaction also saves the original DPROJ, adds one clearly marked inherited Search Path and post-build deployment import, and writes an integration manifest. Repeating Prepare / Update Target Project replaces the managed set cleanly instead of mixing files from different Studio builds.</w:t>
+        <w:t>The dependency transaction stages and hash-checks the complete set, writes an integration manifest, and atomically promotes only dependencies\DelphiAppTranslation. Repeating Prepare / Update Dependencies replaces that one managed set cleanly instead of mixing files from different Studio builds. Target Pascal, form, DPR, and DPROJ files remain read-only.</w:t>
       </w:r>
     </w:p>
     <w:p>
@@ -2997,7 +2997,7 @@
         </w:numPr>
       </w:pPr>
       <w:r>
-        <w:t>Complete the Setup Wizard, or choose Prepare / Update Target Project on Maintenance Studio &gt; Integration.</w:t>
+        <w:t>Complete the Setup Wizard, or choose Prepare / Update Dependencies on Maintenance Studio &gt; Integration.</w:t>
       </w:r>
     </w:p>
     <w:p>
@@ -3009,7 +3009,7 @@
         </w:numPr>
       </w:pPr>
       <w:r>
-        <w:t>The Studio creates a dated transaction backup before writing the managed dependency folder or DPROJ block.</w:t>
+        <w:t>The Studio creates a dated previous-dependency snapshot before replacing the managed dependency folder. It does not write the DPROJ.</w:t>
       </w:r>
     </w:p>
     <w:p>
@@ -3033,7 +3033,7 @@
         </w:numPr>
       </w:pPr>
       <w:r>
-        <w:t>The Studio performs the baseline Release build and deploys the current pack set. Future RAD Studio builds run the managed post-build target automatically.</w:t>
+        <w:t>The Studio performs the baseline Release build with a temporary compiler Search Path and directly deploys the current pack set. Later Studio-initiated builds repeat this safely; ordinary RAD Studio builds do not invoke the Studio.</w:t>
       </w:r>
     </w:p>
     <w:p>
@@ -3045,7 +3045,7 @@
         </w:numPr>
       </w:pPr>
       <w:r>
-        <w:t>Commit the managed dependency folder and marked DPROJ block with the target project when the project's licensing/distribution policy permits vendoring Apache-2.0 source.</w:t>
+        <w:t>Commit the managed dependency folder with the target project when the project's licensing/distribution policy permits vendoring Apache-2.0 source.</w:t>
       </w:r>
     </w:p>
     <w:p>
@@ -3202,7 +3202,7 @@
     </w:p>
     <w:p>
       <w:r>
-        <w:t>No manual Project Options work is required. The Studio adds one idempotent managed block to the DPROJ. Its DCC_UnitSearchPath begins with $(MSBuildProjectDirectory)\dependencies\DelphiAppTranslation\source and then preserves $(DCC_UnitSearchPath), so existing and inherited paths remain available.</w:t>
+        <w:t>The Studio never writes the DPROJ. For normal IDE builds, open Project &gt; Options &gt; Building &gt; Delphi Compiler, select All configurations and All platforms, and add $(PROJECTDIR)\dependencies\DelphiAppTranslation\source to Search path without removing any existing entry. Do this once per target project. Repeated Studio runs refresh the same dependency folder and do not add duplicate paths.</w:t>
       </w:r>
     </w:p>
     <w:tbl>
@@ -3245,7 +3245,7 @@
               <w:t xml:space="preserve">What remains manual? </w:t>
             </w:r>
             <w:r>
-              <w:t>RAD Studio package registration remains deliberate: choose Component &gt; Install Packages &gt; Add and select the exact design BPL shown by the Studio. The verified bundle is in &lt;Kit&gt;\DesignPackages\Win32\Release; the required core and framework runtime BPLs are beside it. Component placement and Object Inspector values remain designer-owned decisions. Folder creation, source refresh, Search Path, builds, and pack deployment are automatic.</w:t>
+              <w:t>RAD Studio package registration remains deliberate: choose Component &gt; Install Packages &gt; Add and select the exact design BPL shown by the Studio. The verified bundle is in &lt;Kit&gt;\DesignPackages\Win32\Release; the required core and framework runtime BPLs are beside it. Component placement, Object Inspector values, and the one developer-owned Project Options Search path remain deliberate IDE actions. Folder creation, dependency refresh, Studio builds, and pack deployment are automatic.</w:t>
             </w:r>
           </w:p>
         </w:tc>
@@ -4051,7 +4051,7 @@
               <a:graphicData uri="http://schemas.openxmlformats.org/drawingml/2006/picture">
                 <pic:pic>
                   <pic:nvPicPr>
-                    <pic:cNvPr id="0" name="tmpeb7710sn.png"/>
+                    <pic:cNvPr id="0" name="tmpfqj_5t3q.png"/>
                     <pic:cNvPicPr/>
                   </pic:nvPicPr>
                   <pic:blipFill>
@@ -4503,7 +4503,7 @@
               <a:graphicData uri="http://schemas.openxmlformats.org/drawingml/2006/picture">
                 <pic:pic>
                   <pic:nvPicPr>
-                    <pic:cNvPr id="0" name="tmpvyddey74.png"/>
+                    <pic:cNvPr id="0" name="tmp5sgs9ksr.png"/>
                     <pic:cNvPicPr/>
                   </pic:nvPicPr>
                   <pic:blipFill>
@@ -4913,7 +4913,7 @@
               <a:graphicData uri="http://schemas.openxmlformats.org/drawingml/2006/picture">
                 <pic:pic>
                   <pic:nvPicPr>
-                    <pic:cNvPr id="0" name="tmpphgzz0iy.png"/>
+                    <pic:cNvPr id="0" name="tmpjykxtzti.png"/>
                     <pic:cNvPicPr/>
                   </pic:nvPicPr>
                   <pic:blipFill>
@@ -5206,7 +5206,7 @@
               <a:graphicData uri="http://schemas.openxmlformats.org/drawingml/2006/picture">
                 <pic:pic>
                   <pic:nvPicPr>
-                    <pic:cNvPr id="0" name="tmpuwhoj960.png"/>
+                    <pic:cNvPr id="0" name="tmp0pku2aq_.png"/>
                     <pic:cNvPicPr/>
                   </pic:nvPicPr>
                   <pic:blipFill>
@@ -5499,7 +5499,7 @@
               <a:graphicData uri="http://schemas.openxmlformats.org/drawingml/2006/picture">
                 <pic:pic>
                   <pic:nvPicPr>
-                    <pic:cNvPr id="0" name="tmpp6rn6v7x.png"/>
+                    <pic:cNvPr id="0" name="tmpf39yftjq.png"/>
                     <pic:cNvPicPr/>
                   </pic:nvPicPr>
                   <pic:blipFill>
@@ -5947,7 +5947,7 @@
               <a:graphicData uri="http://schemas.openxmlformats.org/drawingml/2006/picture">
                 <pic:pic>
                   <pic:nvPicPr>
-                    <pic:cNvPr id="0" name="tmp536og6u6.png"/>
+                    <pic:cNvPr id="0" name="tmpror6z1zt.png"/>
                     <pic:cNvPicPr/>
                   </pic:nvPicPr>
                   <pic:blipFill>
@@ -6236,8 +6236,8 @@
       <w:r>
         <w:drawing>
           <wp:inline xmlns:a="http://schemas.openxmlformats.org/drawingml/2006/main" xmlns:pic="http://schemas.openxmlformats.org/drawingml/2006/picture">
-            <wp:extent cx="5349240" cy="2965568"/>
-            <wp:docPr id="10" name="Picture 10" descr="Review and Authorize page showing project summary and required backup, project-closed, and authorization confirmations" title="Review and Authorize page showing project summary and required backup, project-closed, and authorization confirmations"/>
+            <wp:extent cx="5349240" cy="2967997"/>
+            <wp:docPr id="10" name="Picture 10" descr="Review and Authorize page showing project summary and required backup, saved-files/application-closed, and authorization confirmations" title="Review and Authorize page showing project summary and required backup, saved-files/application-closed, and authorization confirmations"/>
             <wp:cNvGraphicFramePr>
               <a:graphicFrameLocks noChangeAspect="1"/>
             </wp:cNvGraphicFramePr>
@@ -6245,7 +6245,7 @@
               <a:graphicData uri="http://schemas.openxmlformats.org/drawingml/2006/picture">
                 <pic:pic>
                   <pic:nvPicPr>
-                    <pic:cNvPr id="0" name="tmpfct3v2nj.png"/>
+                    <pic:cNvPr id="0" name="tmpmjdvdvn6.png"/>
                     <pic:cNvPicPr/>
                   </pic:nvPicPr>
                   <pic:blipFill>
@@ -6257,7 +6257,7 @@
                   <pic:spPr>
                     <a:xfrm>
                       <a:off x="0" y="0"/>
-                      <a:ext cx="5349240" cy="2965568"/>
+                      <a:ext cx="5349240" cy="2967997"/>
                     </a:xfrm>
                     <a:prstGeom prst="rect"/>
                   </pic:spPr>
@@ -6441,7 +6441,7 @@
           </w:tcPr>
           <w:p>
             <w:r>
-              <w:t>Target project is closed</w:t>
+              <w:t>Target files saved; application closed</w:t>
             </w:r>
           </w:p>
         </w:tc>
@@ -6452,7 +6452,7 @@
           </w:tcPr>
           <w:p>
             <w:r>
-              <w:t>Confirms RAD Studio is no longer holding the application open.</w:t>
+              <w:t>Confirms the scanner sees the saved project and the executable is not locking a rebuild.</w:t>
             </w:r>
           </w:p>
         </w:tc>
@@ -6463,7 +6463,7 @@
           </w:tcPr>
           <w:p>
             <w:r>
-              <w:t>Close the target project, then select this confirmation.</w:t>
+              <w:t>Choose File &gt; Save All, close the running target application, then select this confirmation.</w:t>
             </w:r>
           </w:p>
         </w:tc>
@@ -6853,7 +6853,7 @@
               <a:graphicData uri="http://schemas.openxmlformats.org/drawingml/2006/picture">
                 <pic:pic>
                   <pic:nvPicPr>
-                    <pic:cNvPr id="0" name="tmpujqm2kh2.png"/>
+                    <pic:cNvPr id="0" name="tmppy3n91zp.png"/>
                     <pic:cNvPicPr/>
                   </pic:nvPicPr>
                   <pic:blipFill>
@@ -6899,7 +6899,7 @@
     </w:p>
     <w:p>
       <w:r>
-        <w:t>After success, the page confirms that Pascal, DPR, DFM, and FMX source files were not edited. It also identifies the DPROJ transaction backup and the managed project-local dependency. Back and Cancel disappear; choose Finish when you are ready to return to the Studio. Win32 Release, existing target outputs, and available destinations have already been built or deployed automatically.</w:t>
+        <w:t>After success, the page confirms that Pascal, DPR, DPROJ, DFM, and FMX files were not edited. It also identifies the previous-dependency snapshot and the managed project-local dependency. Back and Cancel disappear; choose Finish when you are ready to return to the Studio. Win32 Release, existing target outputs, and available destinations have already been built or deployed automatically.</w:t>
       </w:r>
     </w:p>
     <w:tbl>
@@ -7275,7 +7275,7 @@
               <a:graphicData uri="http://schemas.openxmlformats.org/drawingml/2006/picture">
                 <pic:pic>
                   <pic:nvPicPr>
-                    <pic:cNvPr id="0" name="tmp54ggo5ft.png"/>
+                    <pic:cNvPr id="0" name="tmpwxfaeh02.png"/>
                     <pic:cNvPicPr/>
                   </pic:nvPicPr>
                   <pic:blipFill>
@@ -9722,7 +9722,7 @@
           </w:tcPr>
           <w:p>
             <w:r>
-              <w:t>Prepare / Update Target Project</w:t>
+              <w:t>Prepare / Update Dependencies</w:t>
             </w:r>
           </w:p>
         </w:tc>
@@ -9733,7 +9733,7 @@
           </w:tcPr>
           <w:p>
             <w:r>
-              <w:t>Publishes the verified kit, creates a transaction backup, installs the complete project-local dependency, updates the marked DPROJ automation block, builds Release, and deploys packs.</w:t>
+              <w:t>Publishes the verified kit, snapshots the previous managed dependency, installs the complete project-local dependency, builds Release with a temporary Search Path, and deploys packs without editing project files.</w:t>
             </w:r>
           </w:p>
         </w:tc>
@@ -10862,7 +10862,7 @@
         </w:numPr>
       </w:pPr>
       <w:r>
-        <w:t>Confirm the DPROJ contains exactly one marked DAT integration block; do not hand-edit or duplicate it.</w:t>
+        <w:t>Confirm Project Options contains $(PROJECTDIR)\dependencies\DelphiAppTranslation\source exactly once in the Delphi Compiler Search path, and confirm the DPROJ remains unchanged by the Studio.</w:t>
       </w:r>
     </w:p>
     <w:p>
@@ -11172,7 +11172,7 @@
           </w:tcPr>
           <w:p>
             <w:r>
-              <w:t>Managed dependency or DPROJ block is missing, damaged, or shadowed by an old DAT unit beside the DPR.</w:t>
+              <w:t>The managed dependency is missing, damaged, not present in the developer-owned Search path, or shadowed by an old DAT unit beside the DPR.</w:t>
             </w:r>
           </w:p>
         </w:tc>
@@ -11183,7 +11183,7 @@
           </w:tcPr>
           <w:p>
             <w:r>
-              <w:t>Run Prepare / Update Target Project again, inspect the transaction report, and remove/refresh only confirmed stale duplicate DAT copies.</w:t>
+              <w:t>Run Prepare / Update Dependencies again, verify $(PROJECTDIR)\dependencies\DelphiAppTranslation\source in Project Options, and remove only confirmed stale duplicate DAT copies.</w:t>
             </w:r>
           </w:p>
         </w:tc>
@@ -11711,7 +11711,7 @@
         <w:pStyle w:val="ListBullet"/>
       </w:pPr>
       <w:r>
-        <w:t>[ ] Target project closed before final processing.</w:t>
+        <w:t>[ ] Target files saved and running target application closed before final processing.</w:t>
       </w:r>
     </w:p>
     <w:p>
@@ -11735,7 +11735,7 @@
         <w:pStyle w:val="ListBullet"/>
       </w:pPr>
       <w:r>
-        <w:t>[ ] Required safety ZIP, project-closed confirmation, and authorization reviewed.</w:t>
+        <w:t>[ ] Required safety ZIP, saved-project/application-closed confirmation, and authorization reviewed.</w:t>
       </w:r>
     </w:p>
     <w:p>
@@ -11759,7 +11759,7 @@
         <w:pStyle w:val="ListBullet"/>
       </w:pPr>
       <w:r>
-        <w:t>[ ] Prepare / Update Target Project completed; dated DPROJ/dependency backup recorded.</w:t>
+        <w:t>[ ] Prepare / Update Dependencies completed; dated previous-dependency snapshot recorded.</w:t>
       </w:r>
     </w:p>
     <w:p>
@@ -11767,7 +11767,7 @@
         <w:pStyle w:val="ListBullet"/>
       </w:pPr>
       <w:r>
-        <w:t>[ ] Complete dependency installed under dependencies\DelphiAppTranslation; one marked DPROJ block present.</w:t>
+        <w:t>[ ] Complete dependency installed under dependencies\DelphiAppTranslation; target DPROJ hash unchanged.</w:t>
       </w:r>
     </w:p>
     <w:p>

--- a/docs/guides/Delphi App Translation Studio User Guide.docx
+++ b/docs/guides/Delphi App Translation Studio User Guide.docx
@@ -405,7 +405,7 @@
                 <w:color w:val="5D7693"/>
                 <w:sz w:val="18"/>
               </w:rPr>
-              <w:t>6</w:t>
+              <w:t>7</w:t>
             </w:r>
           </w:p>
         </w:tc>
@@ -447,7 +447,7 @@
                 <w:color w:val="5D7693"/>
                 <w:sz w:val="18"/>
               </w:rPr>
-              <w:t>8</w:t>
+              <w:t>9</w:t>
             </w:r>
           </w:p>
         </w:tc>
@@ -469,48 +469,6 @@
                 <w:sz w:val="18"/>
               </w:rPr>
               <w:t>8. Meet the Start Screen and Keyboard Controls</w:t>
-            </w:r>
-          </w:p>
-        </w:tc>
-        <w:tc>
-          <w:tcPr>
-            <w:tcW w:type="dxa" w:w="1160"/>
-          </w:tcPr>
-          <w:p>
-            <w:pPr>
-              <w:keepLines/>
-              <w:spacing w:after="20"/>
-              <w:jc w:val="right"/>
-            </w:pPr>
-            <w:r>
-              <w:rPr>
-                <w:rFonts w:ascii="Aptos" w:hAnsi="Aptos"/>
-                <w:b/>
-                <w:color w:val="5D7693"/>
-                <w:sz w:val="18"/>
-              </w:rPr>
-              <w:t>10</w:t>
-            </w:r>
-          </w:p>
-        </w:tc>
-      </w:tr>
-      <w:tr>
-        <w:tc>
-          <w:tcPr>
-            <w:tcW w:type="dxa" w:w="8200"/>
-          </w:tcPr>
-          <w:p>
-            <w:pPr>
-              <w:keepLines/>
-              <w:spacing w:after="20"/>
-            </w:pPr>
-            <w:r>
-              <w:rPr>
-                <w:rFonts w:ascii="Aptos" w:hAnsi="Aptos"/>
-                <w:color w:val="234C80"/>
-                <w:sz w:val="18"/>
-              </w:rPr>
-              <w:t>9. Move Through the Setup Wizard with Confidence</w:t>
             </w:r>
           </w:p>
         </w:tc>
@@ -552,6 +510,48 @@
                 <w:color w:val="234C80"/>
                 <w:sz w:val="18"/>
               </w:rPr>
+              <w:t>9. Move Through the Setup Wizard with Confidence</w:t>
+            </w:r>
+          </w:p>
+        </w:tc>
+        <w:tc>
+          <w:tcPr>
+            <w:tcW w:type="dxa" w:w="1160"/>
+          </w:tcPr>
+          <w:p>
+            <w:pPr>
+              <w:keepLines/>
+              <w:spacing w:after="20"/>
+              <w:jc w:val="right"/>
+            </w:pPr>
+            <w:r>
+              <w:rPr>
+                <w:rFonts w:ascii="Aptos" w:hAnsi="Aptos"/>
+                <w:b/>
+                <w:color w:val="5D7693"/>
+                <w:sz w:val="18"/>
+              </w:rPr>
+              <w:t>12</w:t>
+            </w:r>
+          </w:p>
+        </w:tc>
+      </w:tr>
+      <w:tr>
+        <w:tc>
+          <w:tcPr>
+            <w:tcW w:type="dxa" w:w="8200"/>
+          </w:tcPr>
+          <w:p>
+            <w:pPr>
+              <w:keepLines/>
+              <w:spacing w:after="20"/>
+            </w:pPr>
+            <w:r>
+              <w:rPr>
+                <w:rFonts w:ascii="Aptos" w:hAnsi="Aptos"/>
+                <w:color w:val="234C80"/>
+                <w:sz w:val="18"/>
+              </w:rPr>
               <w:t>10. Wizard Step 1 - Welcome</w:t>
             </w:r>
           </w:p>
@@ -993,7 +993,7 @@
                 <w:color w:val="5D7693"/>
                 <w:sz w:val="18"/>
               </w:rPr>
-              <w:t>26</w:t>
+              <w:t>25</w:t>
             </w:r>
           </w:p>
         </w:tc>
@@ -1015,6 +1015,48 @@
                 <w:sz w:val="18"/>
               </w:rPr>
               <w:t>21. Maintenance Page 2 - Scan</w:t>
+            </w:r>
+          </w:p>
+        </w:tc>
+        <w:tc>
+          <w:tcPr>
+            <w:tcW w:type="dxa" w:w="1160"/>
+          </w:tcPr>
+          <w:p>
+            <w:pPr>
+              <w:keepLines/>
+              <w:spacing w:after="20"/>
+              <w:jc w:val="right"/>
+            </w:pPr>
+            <w:r>
+              <w:rPr>
+                <w:rFonts w:ascii="Aptos" w:hAnsi="Aptos"/>
+                <w:b/>
+                <w:color w:val="5D7693"/>
+                <w:sz w:val="18"/>
+              </w:rPr>
+              <w:t>26</w:t>
+            </w:r>
+          </w:p>
+        </w:tc>
+      </w:tr>
+      <w:tr>
+        <w:tc>
+          <w:tcPr>
+            <w:tcW w:type="dxa" w:w="8200"/>
+          </w:tcPr>
+          <w:p>
+            <w:pPr>
+              <w:keepLines/>
+              <w:spacing w:after="20"/>
+            </w:pPr>
+            <w:r>
+              <w:rPr>
+                <w:rFonts w:ascii="Aptos" w:hAnsi="Aptos"/>
+                <w:color w:val="234C80"/>
+                <w:sz w:val="18"/>
+              </w:rPr>
+              <w:t>22. Maintenance Page 3 - Translate</w:t>
             </w:r>
           </w:p>
         </w:tc>
@@ -1056,48 +1098,6 @@
                 <w:color w:val="234C80"/>
                 <w:sz w:val="18"/>
               </w:rPr>
-              <w:t>22. Maintenance Page 3 - Translate</w:t>
-            </w:r>
-          </w:p>
-        </w:tc>
-        <w:tc>
-          <w:tcPr>
-            <w:tcW w:type="dxa" w:w="1160"/>
-          </w:tcPr>
-          <w:p>
-            <w:pPr>
-              <w:keepLines/>
-              <w:spacing w:after="20"/>
-              <w:jc w:val="right"/>
-            </w:pPr>
-            <w:r>
-              <w:rPr>
-                <w:rFonts w:ascii="Aptos" w:hAnsi="Aptos"/>
-                <w:b/>
-                <w:color w:val="5D7693"/>
-                <w:sz w:val="18"/>
-              </w:rPr>
-              <w:t>27</w:t>
-            </w:r>
-          </w:p>
-        </w:tc>
-      </w:tr>
-      <w:tr>
-        <w:tc>
-          <w:tcPr>
-            <w:tcW w:type="dxa" w:w="8200"/>
-          </w:tcPr>
-          <w:p>
-            <w:pPr>
-              <w:keepLines/>
-              <w:spacing w:after="20"/>
-            </w:pPr>
-            <w:r>
-              <w:rPr>
-                <w:rFonts w:ascii="Aptos" w:hAnsi="Aptos"/>
-                <w:color w:val="234C80"/>
-                <w:sz w:val="18"/>
-              </w:rPr>
               <w:t>23. Maintenance Page 4 - Glossary</w:t>
             </w:r>
           </w:p>
@@ -1161,7 +1161,7 @@
                 <w:color w:val="5D7693"/>
                 <w:sz w:val="18"/>
               </w:rPr>
-              <w:t>32</w:t>
+              <w:t>31</w:t>
             </w:r>
           </w:p>
         </w:tc>
@@ -3200,9 +3200,108 @@
         <w:t>6.3 Tell Delphi where the units are</w:t>
       </w:r>
     </w:p>
+    <w:tbl>
+      <w:tblPr>
+        <w:jc w:val="center"/>
+        <w:tblLook w:firstColumn="1" w:firstRow="1" w:lastColumn="0" w:lastRow="0" w:noHBand="0" w:noVBand="1" w:val="04A0"/>
+        <w:tblW w:w="9360" w:type="dxa"/>
+        <w:tblInd w:w="120" w:type="dxa"/>
+        <w:tblLayout w:type="fixed"/>
+        <w:tblCellMar>
+          <w:top w:w="80" w:type="dxa"/>
+          <w:bottom w:w="80" w:type="dxa"/>
+          <w:start w:w="120" w:type="dxa"/>
+          <w:end w:w="120" w:type="dxa"/>
+        </w:tblCellMar>
+      </w:tblPr>
+      <w:tblGrid>
+        <w:gridCol w:w="9360"/>
+      </w:tblGrid>
+      <w:tr>
+        <w:trPr>
+          <w:cantSplit/>
+          <w:tblHeader w:val="true"/>
+        </w:trPr>
+        <w:tc>
+          <w:tcPr>
+            <w:tcW w:type="dxa" w:w="9360"/>
+            <w:shd w:fill="EAF3FF"/>
+            <w:vAlign w:val="center"/>
+          </w:tcPr>
+          <w:p>
+            <w:pPr>
+              <w:pStyle w:val="Callout"/>
+            </w:pPr>
+            <w:r>
+              <w:rPr>
+                <w:b/>
+                <w:color w:val="234C80"/>
+              </w:rPr>
+              <w:t xml:space="preserve">Exact compiler Search Path to enter </w:t>
+            </w:r>
+            <w:r>
+              <w:t>$(PROJECTDIR)\dependencies\DelphiAppTranslation\source</w:t>
+            </w:r>
+          </w:p>
+        </w:tc>
+      </w:tr>
+    </w:tbl>
+    <w:p>
+      <w:pPr>
+        <w:pStyle w:val="ListNumber"/>
+        <w:numPr>
+          <w:ilvl w:val="0"/>
+          <w:numId w:val="14"/>
+        </w:numPr>
+      </w:pPr>
+      <w:r>
+        <w:t>Open the target project in RAD Studio, then choose Project &gt; Options &gt; Building &gt; Delphi Compiler.</w:t>
+      </w:r>
+    </w:p>
+    <w:p>
+      <w:pPr>
+        <w:pStyle w:val="ListNumber"/>
+        <w:numPr>
+          <w:ilvl w:val="0"/>
+          <w:numId w:val="14"/>
+        </w:numPr>
+      </w:pPr>
+      <w:r>
+        <w:t>At the top of Project Options, select All configurations and All platforms so the setting applies to every normal IDE build of this project.</w:t>
+      </w:r>
+    </w:p>
+    <w:p>
+      <w:pPr>
+        <w:pStyle w:val="ListNumber"/>
+        <w:numPr>
+          <w:ilvl w:val="0"/>
+          <w:numId w:val="14"/>
+        </w:numPr>
+      </w:pPr>
+      <w:r>
+        <w:t>Locate Search path. Keep every existing entry and add the exact relative path shown above as one additional entry, separated from other entries by a semicolon when necessary.</w:t>
+      </w:r>
+    </w:p>
+    <w:p>
+      <w:pPr>
+        <w:pStyle w:val="ListNumber"/>
+        <w:numPr>
+          <w:ilvl w:val="0"/>
+          <w:numId w:val="14"/>
+        </w:numPr>
+      </w:pPr>
+      <w:r>
+        <w:t>Save Project Options. Enter this path once per target project; do not add it again when the Studio refreshes the managed dependency folder.</w:t>
+      </w:r>
+    </w:p>
     <w:p>
       <w:r>
-        <w:t>The Studio never writes the DPROJ. For normal IDE builds, open Project &gt; Options &gt; Building &gt; Delphi Compiler, select All configurations and All platforms, and add $(PROJECTDIR)\dependencies\DelphiAppTranslation\source to Search path without removing any existing entry. Do this once per target project. Repeated Studio runs refresh the same dependency folder and do not add duplicate paths.</w:t>
+        <w:t>The path is relative to the folder containing the target project file. It points to the PAS units automatically maintained under the target project's dependencies folder. Do not substitute the Studio repository path, the export\component-integration path, or the deployment\Languages path.</w:t>
+      </w:r>
+    </w:p>
+    <w:p>
+      <w:r>
+        <w:t>The Studio never writes the DPROJ. Studio-initiated builds pass the same dependency directory to MSBuild temporarily for that build process only. The persistent Project Options value above is the developer-owned setting used by ordinary RAD Studio builds.</w:t>
       </w:r>
     </w:p>
     <w:tbl>
@@ -4051,7 +4150,7 @@
               <a:graphicData uri="http://schemas.openxmlformats.org/drawingml/2006/picture">
                 <pic:pic>
                   <pic:nvPicPr>
-                    <pic:cNvPr id="0" name="tmpfqj_5t3q.png"/>
+                    <pic:cNvPr id="0" name="tmphlnfvpim.png"/>
                     <pic:cNvPicPr/>
                   </pic:nvPicPr>
                   <pic:blipFill>
@@ -4503,7 +4602,7 @@
               <a:graphicData uri="http://schemas.openxmlformats.org/drawingml/2006/picture">
                 <pic:pic>
                   <pic:nvPicPr>
-                    <pic:cNvPr id="0" name="tmp5sgs9ksr.png"/>
+                    <pic:cNvPr id="0" name="tmpaax6h1dn.png"/>
                     <pic:cNvPicPr/>
                   </pic:nvPicPr>
                   <pic:blipFill>
@@ -4913,7 +5012,7 @@
               <a:graphicData uri="http://schemas.openxmlformats.org/drawingml/2006/picture">
                 <pic:pic>
                   <pic:nvPicPr>
-                    <pic:cNvPr id="0" name="tmpjykxtzti.png"/>
+                    <pic:cNvPr id="0" name="tmp4j09f0jw.png"/>
                     <pic:cNvPicPr/>
                   </pic:nvPicPr>
                   <pic:blipFill>
@@ -5206,7 +5305,7 @@
               <a:graphicData uri="http://schemas.openxmlformats.org/drawingml/2006/picture">
                 <pic:pic>
                   <pic:nvPicPr>
-                    <pic:cNvPr id="0" name="tmp0pku2aq_.png"/>
+                    <pic:cNvPr id="0" name="tmpfif0blm4.png"/>
                     <pic:cNvPicPr/>
                   </pic:nvPicPr>
                   <pic:blipFill>
@@ -5499,7 +5598,7 @@
               <a:graphicData uri="http://schemas.openxmlformats.org/drawingml/2006/picture">
                 <pic:pic>
                   <pic:nvPicPr>
-                    <pic:cNvPr id="0" name="tmpf39yftjq.png"/>
+                    <pic:cNvPr id="0" name="tmp3uiutsbb.png"/>
                     <pic:cNvPicPr/>
                   </pic:nvPicPr>
                   <pic:blipFill>
@@ -5947,7 +6046,7 @@
               <a:graphicData uri="http://schemas.openxmlformats.org/drawingml/2006/picture">
                 <pic:pic>
                   <pic:nvPicPr>
-                    <pic:cNvPr id="0" name="tmpror6z1zt.png"/>
+                    <pic:cNvPr id="0" name="tmptkdpxg0_.png"/>
                     <pic:cNvPicPr/>
                   </pic:nvPicPr>
                   <pic:blipFill>
@@ -6245,7 +6344,7 @@
               <a:graphicData uri="http://schemas.openxmlformats.org/drawingml/2006/picture">
                 <pic:pic>
                   <pic:nvPicPr>
-                    <pic:cNvPr id="0" name="tmpmjdvdvn6.png"/>
+                    <pic:cNvPr id="0" name="tmplm80ayia.png"/>
                     <pic:cNvPicPr/>
                   </pic:nvPicPr>
                   <pic:blipFill>
@@ -6853,7 +6952,7 @@
               <a:graphicData uri="http://schemas.openxmlformats.org/drawingml/2006/picture">
                 <pic:pic>
                   <pic:nvPicPr>
-                    <pic:cNvPr id="0" name="tmppy3n91zp.png"/>
+                    <pic:cNvPr id="0" name="tmp07ukka_b.png"/>
                     <pic:cNvPicPr/>
                   </pic:nvPicPr>
                   <pic:blipFill>
@@ -7275,7 +7374,7 @@
               <a:graphicData uri="http://schemas.openxmlformats.org/drawingml/2006/picture">
                 <pic:pic>
                   <pic:nvPicPr>
-                    <pic:cNvPr id="0" name="tmpwxfaeh02.png"/>
+                    <pic:cNvPr id="0" name="tmp6so6rt73.png"/>
                     <pic:cNvPicPr/>
                   </pic:nvPicPr>
                   <pic:blipFill>
@@ -8881,7 +8980,7 @@
         <w:pStyle w:val="ListNumber"/>
         <w:numPr>
           <w:ilvl w:val="0"/>
-          <w:numId w:val="14"/>
+          <w:numId w:val="15"/>
         </w:numPr>
       </w:pPr>
       <w:r>
@@ -8893,7 +8992,7 @@
         <w:pStyle w:val="ListNumber"/>
         <w:numPr>
           <w:ilvl w:val="0"/>
-          <w:numId w:val="14"/>
+          <w:numId w:val="15"/>
         </w:numPr>
       </w:pPr>
       <w:r>
@@ -8905,7 +9004,7 @@
         <w:pStyle w:val="ListNumber"/>
         <w:numPr>
           <w:ilvl w:val="0"/>
-          <w:numId w:val="14"/>
+          <w:numId w:val="15"/>
         </w:numPr>
       </w:pPr>
       <w:r>
@@ -8917,7 +9016,7 @@
         <w:pStyle w:val="ListNumber"/>
         <w:numPr>
           <w:ilvl w:val="0"/>
-          <w:numId w:val="14"/>
+          <w:numId w:val="15"/>
         </w:numPr>
       </w:pPr>
       <w:r>
@@ -8929,7 +9028,7 @@
         <w:pStyle w:val="ListNumber"/>
         <w:numPr>
           <w:ilvl w:val="0"/>
-          <w:numId w:val="14"/>
+          <w:numId w:val="15"/>
         </w:numPr>
       </w:pPr>
       <w:r>
@@ -10373,7 +10472,7 @@
         <w:pStyle w:val="ListNumber"/>
         <w:numPr>
           <w:ilvl w:val="0"/>
-          <w:numId w:val="15"/>
+          <w:numId w:val="16"/>
         </w:numPr>
       </w:pPr>
       <w:r>
@@ -10385,7 +10484,7 @@
         <w:pStyle w:val="ListNumber"/>
         <w:numPr>
           <w:ilvl w:val="0"/>
-          <w:numId w:val="15"/>
+          <w:numId w:val="16"/>
         </w:numPr>
       </w:pPr>
       <w:r>
@@ -10397,7 +10496,7 @@
         <w:pStyle w:val="ListNumber"/>
         <w:numPr>
           <w:ilvl w:val="0"/>
-          <w:numId w:val="15"/>
+          <w:numId w:val="16"/>
         </w:numPr>
       </w:pPr>
       <w:r>
@@ -10409,7 +10508,7 @@
         <w:pStyle w:val="ListNumber"/>
         <w:numPr>
           <w:ilvl w:val="0"/>
-          <w:numId w:val="15"/>
+          <w:numId w:val="16"/>
         </w:numPr>
       </w:pPr>
       <w:r>
@@ -10421,7 +10520,7 @@
         <w:pStyle w:val="ListNumber"/>
         <w:numPr>
           <w:ilvl w:val="0"/>
-          <w:numId w:val="15"/>
+          <w:numId w:val="16"/>
         </w:numPr>
       </w:pPr>
       <w:r>
@@ -10433,7 +10532,7 @@
         <w:pStyle w:val="ListNumber"/>
         <w:numPr>
           <w:ilvl w:val="0"/>
-          <w:numId w:val="15"/>
+          <w:numId w:val="16"/>
         </w:numPr>
       </w:pPr>
       <w:r>
@@ -10453,7 +10552,7 @@
         <w:pStyle w:val="ListNumber"/>
         <w:numPr>
           <w:ilvl w:val="0"/>
-          <w:numId w:val="16"/>
+          <w:numId w:val="17"/>
         </w:numPr>
       </w:pPr>
       <w:r>
@@ -10465,7 +10564,7 @@
         <w:pStyle w:val="ListNumber"/>
         <w:numPr>
           <w:ilvl w:val="0"/>
-          <w:numId w:val="16"/>
+          <w:numId w:val="17"/>
         </w:numPr>
       </w:pPr>
       <w:r>
@@ -10477,7 +10576,7 @@
         <w:pStyle w:val="ListNumber"/>
         <w:numPr>
           <w:ilvl w:val="0"/>
-          <w:numId w:val="16"/>
+          <w:numId w:val="17"/>
         </w:numPr>
       </w:pPr>
       <w:r>
@@ -10489,7 +10588,7 @@
         <w:pStyle w:val="ListNumber"/>
         <w:numPr>
           <w:ilvl w:val="0"/>
-          <w:numId w:val="16"/>
+          <w:numId w:val="17"/>
         </w:numPr>
       </w:pPr>
       <w:r>
@@ -10501,7 +10600,7 @@
         <w:pStyle w:val="ListNumber"/>
         <w:numPr>
           <w:ilvl w:val="0"/>
-          <w:numId w:val="16"/>
+          <w:numId w:val="17"/>
         </w:numPr>
       </w:pPr>
       <w:r>
@@ -10513,7 +10612,7 @@
         <w:pStyle w:val="ListNumber"/>
         <w:numPr>
           <w:ilvl w:val="0"/>
-          <w:numId w:val="16"/>
+          <w:numId w:val="17"/>
         </w:numPr>
       </w:pPr>
       <w:r>
@@ -10822,7 +10921,7 @@
         <w:pStyle w:val="ListNumber"/>
         <w:numPr>
           <w:ilvl w:val="0"/>
-          <w:numId w:val="17"/>
+          <w:numId w:val="18"/>
         </w:numPr>
       </w:pPr>
       <w:r>
@@ -10834,7 +10933,7 @@
         <w:pStyle w:val="ListNumber"/>
         <w:numPr>
           <w:ilvl w:val="0"/>
-          <w:numId w:val="17"/>
+          <w:numId w:val="18"/>
         </w:numPr>
       </w:pPr>
       <w:r>
@@ -10846,7 +10945,7 @@
         <w:pStyle w:val="ListNumber"/>
         <w:numPr>
           <w:ilvl w:val="0"/>
-          <w:numId w:val="17"/>
+          <w:numId w:val="18"/>
         </w:numPr>
       </w:pPr>
       <w:r>
@@ -10858,7 +10957,7 @@
         <w:pStyle w:val="ListNumber"/>
         <w:numPr>
           <w:ilvl w:val="0"/>
-          <w:numId w:val="17"/>
+          <w:numId w:val="18"/>
         </w:numPr>
       </w:pPr>
       <w:r>
@@ -10870,7 +10969,7 @@
         <w:pStyle w:val="ListNumber"/>
         <w:numPr>
           <w:ilvl w:val="0"/>
-          <w:numId w:val="17"/>
+          <w:numId w:val="18"/>
         </w:numPr>
       </w:pPr>
       <w:r>
@@ -10882,7 +10981,7 @@
         <w:pStyle w:val="ListNumber"/>
         <w:numPr>
           <w:ilvl w:val="0"/>
-          <w:numId w:val="17"/>
+          <w:numId w:val="18"/>
         </w:numPr>
       </w:pPr>
       <w:r>
@@ -10894,7 +10993,7 @@
         <w:pStyle w:val="ListNumber"/>
         <w:numPr>
           <w:ilvl w:val="0"/>
-          <w:numId w:val="17"/>
+          <w:numId w:val="18"/>
         </w:numPr>
       </w:pPr>
       <w:r>
@@ -10906,7 +11005,7 @@
         <w:pStyle w:val="ListNumber"/>
         <w:numPr>
           <w:ilvl w:val="0"/>
-          <w:numId w:val="17"/>
+          <w:numId w:val="18"/>
         </w:numPr>
       </w:pPr>
       <w:r>
@@ -10918,7 +11017,7 @@
         <w:pStyle w:val="ListNumber"/>
         <w:numPr>
           <w:ilvl w:val="0"/>
-          <w:numId w:val="17"/>
+          <w:numId w:val="18"/>
         </w:numPr>
       </w:pPr>
       <w:r>
@@ -10930,7 +11029,7 @@
         <w:pStyle w:val="ListNumber"/>
         <w:numPr>
           <w:ilvl w:val="0"/>
-          <w:numId w:val="17"/>
+          <w:numId w:val="18"/>
         </w:numPr>
       </w:pPr>
       <w:r>
@@ -12669,6 +12768,12 @@
     </w:lvlOverride>
   </w:num>
   <w:num w:numId="17">
+    <w:abstractNumId w:val="7"/>
+    <w:lvlOverride w:ilvl="0">
+      <w:startOverride w:val="1"/>
+    </w:lvlOverride>
+  </w:num>
+  <w:num w:numId="18">
     <w:abstractNumId w:val="7"/>
     <w:lvlOverride w:ilvl="0">
       <w:startOverride w:val="1"/>

--- a/docs/guides/Delphi App Translation Studio User Guide.docx
+++ b/docs/guides/Delphi App Translation Studio User Guide.docx
@@ -4150,7 +4150,7 @@
               <a:graphicData uri="http://schemas.openxmlformats.org/drawingml/2006/picture">
                 <pic:pic>
                   <pic:nvPicPr>
-                    <pic:cNvPr id="0" name="tmphlnfvpim.png"/>
+                    <pic:cNvPr id="0" name="tmpg8j8v3rx.png"/>
                     <pic:cNvPicPr/>
                   </pic:nvPicPr>
                   <pic:blipFill>
@@ -4523,7 +4523,7 @@
       <w:r>
         <w:drawing>
           <wp:inline xmlns:a="http://schemas.openxmlformats.org/drawingml/2006/main" xmlns:pic="http://schemas.openxmlformats.org/drawingml/2006/picture">
-            <wp:extent cx="5349240" cy="3504846"/>
+            <wp:extent cx="5349240" cy="3532517"/>
             <wp:docPr id="4" name="Picture 4" descr="Setup Wizard Welcome page with safety explanation and Back, Next, Cancel buttons" title="Setup Wizard Welcome page with safety explanation and Back, Next, Cancel buttons"/>
             <wp:cNvGraphicFramePr>
               <a:graphicFrameLocks noChangeAspect="1"/>
@@ -4544,7 +4544,7 @@
                   <pic:spPr>
                     <a:xfrm>
                       <a:off x="0" y="0"/>
-                      <a:ext cx="5349240" cy="3504846"/>
+                      <a:ext cx="5349240" cy="3532517"/>
                     </a:xfrm>
                     <a:prstGeom prst="rect"/>
                   </pic:spPr>
@@ -4602,7 +4602,7 @@
               <a:graphicData uri="http://schemas.openxmlformats.org/drawingml/2006/picture">
                 <pic:pic>
                   <pic:nvPicPr>
-                    <pic:cNvPr id="0" name="tmpaax6h1dn.png"/>
+                    <pic:cNvPr id="0" name="tmp0vbge8di.png"/>
                     <pic:cNvPicPr/>
                   </pic:nvPicPr>
                   <pic:blipFill>
@@ -5012,7 +5012,7 @@
               <a:graphicData uri="http://schemas.openxmlformats.org/drawingml/2006/picture">
                 <pic:pic>
                   <pic:nvPicPr>
-                    <pic:cNvPr id="0" name="tmp4j09f0jw.png"/>
+                    <pic:cNvPr id="0" name="tmpzqighqam.png"/>
                     <pic:cNvPicPr/>
                   </pic:nvPicPr>
                   <pic:blipFill>
@@ -5305,7 +5305,7 @@
               <a:graphicData uri="http://schemas.openxmlformats.org/drawingml/2006/picture">
                 <pic:pic>
                   <pic:nvPicPr>
-                    <pic:cNvPr id="0" name="tmpfif0blm4.png"/>
+                    <pic:cNvPr id="0" name="tmpepc_m1js.png"/>
                     <pic:cNvPicPr/>
                   </pic:nvPicPr>
                   <pic:blipFill>
@@ -5598,7 +5598,7 @@
               <a:graphicData uri="http://schemas.openxmlformats.org/drawingml/2006/picture">
                 <pic:pic>
                   <pic:nvPicPr>
-                    <pic:cNvPr id="0" name="tmp3uiutsbb.png"/>
+                    <pic:cNvPr id="0" name="tmpmjcsy5va.png"/>
                     <pic:cNvPicPr/>
                   </pic:nvPicPr>
                   <pic:blipFill>
@@ -6046,7 +6046,7 @@
               <a:graphicData uri="http://schemas.openxmlformats.org/drawingml/2006/picture">
                 <pic:pic>
                   <pic:nvPicPr>
-                    <pic:cNvPr id="0" name="tmptkdpxg0_.png"/>
+                    <pic:cNvPr id="0" name="tmpddpikeni.png"/>
                     <pic:cNvPicPr/>
                   </pic:nvPicPr>
                   <pic:blipFill>
@@ -6344,7 +6344,7 @@
               <a:graphicData uri="http://schemas.openxmlformats.org/drawingml/2006/picture">
                 <pic:pic>
                   <pic:nvPicPr>
-                    <pic:cNvPr id="0" name="tmplm80ayia.png"/>
+                    <pic:cNvPr id="0" name="tmpb_39exoe.png"/>
                     <pic:cNvPicPr/>
                   </pic:nvPicPr>
                   <pic:blipFill>
@@ -6952,7 +6952,7 @@
               <a:graphicData uri="http://schemas.openxmlformats.org/drawingml/2006/picture">
                 <pic:pic>
                   <pic:nvPicPr>
-                    <pic:cNvPr id="0" name="tmp07ukka_b.png"/>
+                    <pic:cNvPr id="0" name="tmp6nlhvese.png"/>
                     <pic:cNvPicPr/>
                   </pic:nvPicPr>
                   <pic:blipFill>
@@ -7374,7 +7374,7 @@
               <a:graphicData uri="http://schemas.openxmlformats.org/drawingml/2006/picture">
                 <pic:pic>
                   <pic:nvPicPr>
-                    <pic:cNvPr id="0" name="tmp6so6rt73.png"/>
+                    <pic:cNvPr id="0" name="tmp5ggv67ev.png"/>
                     <pic:cNvPicPr/>
                   </pic:nvPicPr>
                   <pic:blipFill>
@@ -8326,12 +8326,17 @@
     </w:p>
     <w:p>
       <w:r>
-        <w:t>Glossary is the direct terminology workspace requested for day-to-day development. It sits immediately below Translate on the left rail and lets you create, correct, approve, save, and apply project terminology without rerunning the Setup Wizard. A glossary belongs to one opened Delphi application and one target language. You can create it before a development catalog exists; only the optional Apply to Open Catalog action requires a matching catalog.</w:t>
+        <w:t>Glossary is the direct terminology workspace requested for day-to-day development. It sits immediately below Translate on the left rail and lets you create, correct, approve, save, publish, and deploy project terminology without rerunning the Setup Wizard. A glossary belongs to one opened Delphi application and one target language. You may create and save it before a development catalog exists. Publishing requires that the Setup Wizard has completed at least once for that project and language, because the Studio must have a matching development catalog and managed dependency pack folder to update safely.</w:t>
       </w:r>
     </w:p>
     <w:p>
       <w:r>
         <w:t>The authoritative file is %LOCALAPPDATA%\DelphiAppTranslationStudio\Workspaces\&lt;ApplicationId&gt;\Glossaries\&lt;ApplicationId&gt;.&lt;locale&gt;.glossary.json. The Studio displays the resolved path on the page. Saving is atomic: the new JSON is validated before it replaces the active file, and the normal .previous/.tmp/.corrupt recovery contract protects the last usable copy.</w:t>
+      </w:r>
+    </w:p>
+    <w:p>
+      <w:r>
+        <w:t>Runtime language packs are external JSON files beside the executable; glossary terms are not compiled into the EXE. Apply and Deploy updates those pack files directly. No target rebuild is required for a terminology-only correction, although you must restart a running target application or otherwise cause it to reload the updated pack before judging the result.</w:t>
       </w:r>
     </w:p>
     <w:tbl>
@@ -8947,7 +8952,7 @@
           </w:tcPr>
           <w:p>
             <w:r>
-              <w:t>Apply to Open Catalog</w:t>
+              <w:t>Apply and Deploy</w:t>
             </w:r>
           </w:p>
         </w:tc>
@@ -8958,7 +8963,7 @@
           </w:tcPr>
           <w:p>
             <w:r>
-              <w:t>Applies approved matching terms to the currently open catalog for the same target language.</w:t>
+              <w:t>Publishes approved matching terms through the matching development catalog and current runtime pack, then deploys the verified pack set.</w:t>
             </w:r>
           </w:p>
         </w:tc>
@@ -8969,7 +8974,7 @@
           </w:tcPr>
           <w:p>
             <w:r>
-              <w:t>The Studio first saves dirty glossary work, skips Reviewed and Approved entries, records Project Glossary origin, saves the development catalog, and invalidates prior validation. Revalidate and re-export afterward.</w:t>
+              <w:t>The Studio saves dirty work, loads the matching catalog automatically, skips protected Reviewed and Approved entries, validates the result, atomically refreshes the canonical and managed dependency packs, and deploys the complete pack set to every detected existing build output and remembered destination. It reports every updated, unavailable, or failed destination.</w:t>
             </w:r>
           </w:p>
         </w:tc>
@@ -9032,7 +9037,7 @@
         </w:numPr>
       </w:pPr>
       <w:r>
-        <w:t>If the matching development catalog is open on Translate, choose Apply to Open Catalog for immediate corrections. Then run Validation and export a fresh runtime pack before deploying it.</w:t>
+        <w:t>Choose Apply and Deploy. The matching catalog is loaded automatically; it does not have to be open on Translate. Read the completion report and confirm that the intended existing Win32/Win64 Debug/Release output folders and remembered application destinations were updated.</w:t>
       </w:r>
     </w:p>
     <w:tbl>
@@ -9072,10 +9077,10 @@
                 <w:b/>
                 <w:color w:val="234C80"/>
               </w:rPr>
-              <w:t xml:space="preserve">What Apply does not do. </w:t>
-            </w:r>
-            <w:r>
-              <w:t>It does not call DeepL or Google, rerun the Wizard, rescan the project, approve entries, export a runtime pack, deploy files, or edit Pascal/DFM/FMX/DPR/DPROJ. It updates only eligible unresolved records in the matching open development catalog.</w:t>
+              <w:t xml:space="preserve">Safe terminology-only publication. </w:t>
+            </w:r>
+            <w:r>
+              <w:t>Apply and Deploy does not call DeepL or Google, rerun the Wizard, rescan source, approve entries, rebuild an executable, replace an executable, or edit Pascal/DFM/FMX/DPR/DPROJ. It updates only eligible unprotected catalog records, validates and exports the affected external JSON pack, refreshes the managed dependency copy, and atomically deploys the complete pack set to destinations that already exist.</w:t>
             </w:r>
           </w:p>
         </w:tc>
@@ -11743,6 +11748,44 @@
           </w:p>
         </w:tc>
       </w:tr>
+      <w:tr>
+        <w:trPr>
+          <w:cantSplit/>
+        </w:trPr>
+        <w:tc>
+          <w:tcPr>
+            <w:tcW w:type="dxa" w:w="1800"/>
+            <w:vAlign w:val="center"/>
+          </w:tcPr>
+          <w:p>
+            <w:r>
+              <w:t>A saved glossary correction is absent at runtime</w:t>
+            </w:r>
+          </w:p>
+        </w:tc>
+        <w:tc>
+          <w:tcPr>
+            <w:tcW w:type="dxa" w:w="3900"/>
+            <w:vAlign w:val="center"/>
+          </w:tcPr>
+          <w:p>
+            <w:r>
+              <w:t>Save Glossary persisted the terminology JSON but did not publish it, the matching Wizard catalog/dependency does not exist yet, or the running application has not reloaded its pack.</w:t>
+            </w:r>
+          </w:p>
+        </w:tc>
+        <w:tc>
+          <w:tcPr>
+            <w:tcW w:type="dxa" w:w="3660"/>
+            <w:vAlign w:val="center"/>
+          </w:tcPr>
+          <w:p>
+            <w:r>
+              <w:t>Choose Glossary &gt; Apply and Deploy, read the destination report, then restart the target from the reported output folder and select the corrected language.</w:t>
+            </w:r>
+          </w:p>
+        </w:tc>
+      </w:tr>
     </w:tbl>
     <w:p>
       <w:pPr>
@@ -11843,6 +11886,14 @@
       </w:pPr>
       <w:r>
         <w:t>[ ] Localization Review completed; glossary and layout decisions saved.</w:t>
+      </w:r>
+    </w:p>
+    <w:p>
+      <w:pPr>
+        <w:pStyle w:val="ListBullet"/>
+      </w:pPr>
+      <w:r>
+        <w:t>[ ] Any later terminology-only correction was published with Glossary &gt; Apply and Deploy; the destination report names the intended outputs.</w:t>
       </w:r>
     </w:p>
     <w:p>

--- a/docs/guides/Delphi App Translation Studio User Guide.docx
+++ b/docs/guides/Delphi App Translation Studio User Guide.docx
@@ -4150,7 +4150,7 @@
               <a:graphicData uri="http://schemas.openxmlformats.org/drawingml/2006/picture">
                 <pic:pic>
                   <pic:nvPicPr>
-                    <pic:cNvPr id="0" name="tmpg8j8v3rx.png"/>
+                    <pic:cNvPr id="0" name="tmprk5_v2yd.png"/>
                     <pic:cNvPicPr/>
                   </pic:nvPicPr>
                   <pic:blipFill>
@@ -4602,7 +4602,7 @@
               <a:graphicData uri="http://schemas.openxmlformats.org/drawingml/2006/picture">
                 <pic:pic>
                   <pic:nvPicPr>
-                    <pic:cNvPr id="0" name="tmp0vbge8di.png"/>
+                    <pic:cNvPr id="0" name="tmpf8tb0ayu.png"/>
                     <pic:cNvPicPr/>
                   </pic:nvPicPr>
                   <pic:blipFill>
@@ -5012,7 +5012,7 @@
               <a:graphicData uri="http://schemas.openxmlformats.org/drawingml/2006/picture">
                 <pic:pic>
                   <pic:nvPicPr>
-                    <pic:cNvPr id="0" name="tmpzqighqam.png"/>
+                    <pic:cNvPr id="0" name="tmpgotif_s0.png"/>
                     <pic:cNvPicPr/>
                   </pic:nvPicPr>
                   <pic:blipFill>
@@ -5305,7 +5305,7 @@
               <a:graphicData uri="http://schemas.openxmlformats.org/drawingml/2006/picture">
                 <pic:pic>
                   <pic:nvPicPr>
-                    <pic:cNvPr id="0" name="tmpepc_m1js.png"/>
+                    <pic:cNvPr id="0" name="tmprh8mrrf0.png"/>
                     <pic:cNvPicPr/>
                   </pic:nvPicPr>
                   <pic:blipFill>
@@ -5598,7 +5598,7 @@
               <a:graphicData uri="http://schemas.openxmlformats.org/drawingml/2006/picture">
                 <pic:pic>
                   <pic:nvPicPr>
-                    <pic:cNvPr id="0" name="tmpmjcsy5va.png"/>
+                    <pic:cNvPr id="0" name="tmp4ylfe0yd.png"/>
                     <pic:cNvPicPr/>
                   </pic:nvPicPr>
                   <pic:blipFill>
@@ -6046,7 +6046,7 @@
               <a:graphicData uri="http://schemas.openxmlformats.org/drawingml/2006/picture">
                 <pic:pic>
                   <pic:nvPicPr>
-                    <pic:cNvPr id="0" name="tmpddpikeni.png"/>
+                    <pic:cNvPr id="0" name="tmphxt6v0m8.png"/>
                     <pic:cNvPicPr/>
                   </pic:nvPicPr>
                   <pic:blipFill>
@@ -6344,7 +6344,7 @@
               <a:graphicData uri="http://schemas.openxmlformats.org/drawingml/2006/picture">
                 <pic:pic>
                   <pic:nvPicPr>
-                    <pic:cNvPr id="0" name="tmpb_39exoe.png"/>
+                    <pic:cNvPr id="0" name="tmpfric7qt5.png"/>
                     <pic:cNvPicPr/>
                   </pic:nvPicPr>
                   <pic:blipFill>
@@ -6952,7 +6952,7 @@
               <a:graphicData uri="http://schemas.openxmlformats.org/drawingml/2006/picture">
                 <pic:pic>
                   <pic:nvPicPr>
-                    <pic:cNvPr id="0" name="tmp6nlhvese.png"/>
+                    <pic:cNvPr id="0" name="tmppyhif8uf.png"/>
                     <pic:cNvPicPr/>
                   </pic:nvPicPr>
                   <pic:blipFill>
@@ -7374,7 +7374,7 @@
               <a:graphicData uri="http://schemas.openxmlformats.org/drawingml/2006/picture">
                 <pic:pic>
                   <pic:nvPicPr>
-                    <pic:cNvPr id="0" name="tmp5ggv67ev.png"/>
+                    <pic:cNvPr id="0" name="tmp9_rxih1t.png"/>
                     <pic:cNvPicPr/>
                   </pic:nvPicPr>
                   <pic:blipFill>

--- a/docs/guides/Delphi App Translation Studio User Guide.docx
+++ b/docs/guides/Delphi App Translation Studio User Guide.docx
@@ -112,7 +112,7 @@
         </w:rPr>
         <w:t>Version 1.0</w:t>
         <w:br/>
-        <w:t>Last changed: September 1, 2026</w:t>
+        <w:t>Last changed: September 3, 2026</w:t>
         <w:br/>
         <w:t>Windows • Delphi VCL and FireMonkey • Win32 and Win64</w:t>
       </w:r>
@@ -1694,7 +1694,7 @@
     </w:p>
     <w:p>
       <w:r>
-        <w:t>Welcome to Delphi App Translation Studio. This guide is here to help you take a Delphi application from its original language to a tested, offline multilingual build without making you guess what happens next. It follows the current Pascal source, FMX form definitions, package projects, scanner contracts, provider code, workspace code, and verified application behavior as of September 1, 2026. The same workflow supports VCL and FireMonkey applications.</w:t>
+        <w:t>Welcome to Delphi App Translation Studio. This guide is here to help you take a Delphi application from its original language to a tested, offline multilingual build without making you guess what happens next. It follows the current Pascal source, FMX form definitions, package projects, scanner contracts, provider code, workspace code, and verified application behavior as of September 3, 2026. The same workflow supports VCL and FireMonkey applications.</w:t>
       </w:r>
     </w:p>
     <w:p>
@@ -2502,7 +2502,7 @@
     </w:p>
     <w:p>
       <w:r>
-        <w:t>The official repository is https://github.com/tmartindub/DelphiAppTranslationStudio. Download the whole repository so the Delphi projects, packages, runtime units, images, localization files, tests, tools, and documentation stay together in the folder structure they expect.</w:t>
+        <w:t>Start at https://delphitranslate.github.io/downloads.html, where the current Beta source ZIP and matching guides are kept together. The official repository is https://github.com/delphitranslate/delphitranslate.github.io. Download the whole repository so the Delphi projects, packages, runtime units, images, localization files, tests, tools, and documentation stay together in the folder structure they expect.</w:t>
       </w:r>
     </w:p>
     <w:p>
@@ -2603,7 +2603,7 @@
         <w:pStyle w:val="CodeBlock"/>
       </w:pPr>
       <w:r>
-        <w:t>git clone https://github.com/tmartindub/DelphiAppTranslationStudio.git</w:t>
+        <w:t>git clone https://github.com/delphitranslate/delphitranslate.github.io.git</w:t>
       </w:r>
     </w:p>
     <w:p>
